--- a/paper/blackwell-paper-MAKE.docx
+++ b/paper/blackwell-paper-MAKE.docx
@@ -50,7 +50,10 @@
         </m:sSup>
       </m:oMath>
       <w:r>
-        <w:br/>
+        <w:t xml:space="preserve"> </w:t>
+      </w:r>
+      <w:r>
+        <w:t xml:space="preserve">Petro Pukach </w:t>
       </w:r>
       <m:oMath>
         <m:sSup>
@@ -61,22 +64,105 @@
           </m:e>
           <m:sup>
             <m:r>
-              <m:t>1</m:t>
+              <m:t>2</m:t>
             </m:r>
           </m:sup>
         </m:sSup>
       </m:oMath>
       <w:r>
+        <w:t xml:space="preserve"> </w:t>
+      </w:r>
+      <w:r>
+        <w:t xml:space="preserve">Vasyl Lytvyn </w:t>
+      </w:r>
+      <m:oMath>
+        <m:sSup>
+          <m:e>
+            <m:r>
+              <m:t>​</m:t>
+            </m:r>
+          </m:e>
+          <m:sup>
+            <m:r>
+              <m:t>1</m:t>
+            </m:r>
+          </m:sup>
+        </m:sSup>
+      </m:oMath>
+      <w:r>
+        <w:t xml:space="preserve"> </w:t>
+      </w:r>
+      <w:r>
+        <w:t xml:space="preserve">Zoriana Rybchak </w:t>
+      </w:r>
+      <m:oMath>
+        <m:sSup>
+          <m:e>
+            <m:r>
+              <m:t>​</m:t>
+            </m:r>
+          </m:e>
+          <m:sup>
+            <m:r>
+              <m:t>1</m:t>
+            </m:r>
+          </m:sup>
+        </m:sSup>
+      </m:oMath>
+      <w:r>
+        <w:br/>
+      </w:r>
+      <m:oMath>
+        <m:sSup>
+          <m:e>
+            <m:r>
+              <m:t>​</m:t>
+            </m:r>
+          </m:e>
+          <m:sup>
+            <m:r>
+              <m:t>1</m:t>
+            </m:r>
+          </m:sup>
+        </m:sSup>
+      </m:oMath>
+      <w:r>
         <w:t xml:space="preserve"> Department of Information Systems and Networks, Lviv Polytechnic National University,</w:t>
       </w:r>
       <w:r>
         <w:br/>
       </w:r>
       <w:r>
-        <w:t xml:space="preserve">S. Bandery St. 12, 79013 Lviv, Ukraine;</w:t>
-      </w:r>
-      <w:r>
-        <w:t xml:space="preserve"> </w:t>
+        <w:t xml:space="preserve">S. Bandery St. 12, 79013 Lviv, Ukraine</w:t>
+      </w:r>
+      <w:r>
+        <w:br/>
+      </w:r>
+      <m:oMath>
+        <m:sSup>
+          <m:e>
+            <m:r>
+              <m:t>​</m:t>
+            </m:r>
+          </m:e>
+          <m:sup>
+            <m:r>
+              <m:t>2</m:t>
+            </m:r>
+          </m:sup>
+        </m:sSup>
+      </m:oMath>
+      <w:r>
+        <w:t xml:space="preserve"> Institute of Applied Mathematics and Fundamental Sciences, Lviv Polytechnic National University,</w:t>
+      </w:r>
+      <w:r>
+        <w:br/>
+      </w:r>
+      <w:r>
+        <w:t xml:space="preserve">S. Bandery St. 12, 79013 Lviv, Ukraine</w:t>
+      </w:r>
+      <w:r>
+        <w:br/>
       </w:r>
       <w:r>
         <w:rPr>
@@ -85,10 +171,67 @@
         <w:t xml:space="preserve">andriy.bilous@uitware.com</w:t>
       </w:r>
       <w:r>
+        <w:t xml:space="preserve"> </w:t>
+      </w:r>
+      <w:r>
+        <w:t xml:space="preserve">(A.B.);</w:t>
+      </w:r>
+      <w:r>
+        <w:t xml:space="preserve"> </w:t>
+      </w:r>
+      <w:r>
+        <w:rPr>
+          <w:rStyle w:val="VerbatimChar"/>
+        </w:rPr>
+        <w:t xml:space="preserve">petro.y.pukach@lpnu.ua</w:t>
+      </w:r>
+      <w:r>
+        <w:t xml:space="preserve"> </w:t>
+      </w:r>
+      <w:r>
+        <w:t xml:space="preserve">(P.P.);</w:t>
+      </w:r>
+      <w:r>
         <w:br/>
       </w:r>
       <w:r>
-        <w:t xml:space="preserve">ORCID: 0009-0006-5467-7932</w:t>
+        <w:rPr>
+          <w:rStyle w:val="VerbatimChar"/>
+        </w:rPr>
+        <w:t xml:space="preserve">vasyl.v.lytvyn@lpnu.ua</w:t>
+      </w:r>
+      <w:r>
+        <w:t xml:space="preserve"> </w:t>
+      </w:r>
+      <w:r>
+        <w:t xml:space="preserve">(V.L.);</w:t>
+      </w:r>
+      <w:r>
+        <w:t xml:space="preserve"> </w:t>
+      </w:r>
+      <w:r>
+        <w:rPr>
+          <w:rStyle w:val="VerbatimChar"/>
+        </w:rPr>
+        <w:t xml:space="preserve">zoriana.l.rybchak@lpnu.ua</w:t>
+      </w:r>
+      <w:r>
+        <w:t xml:space="preserve"> </w:t>
+      </w:r>
+      <w:r>
+        <w:t xml:space="preserve">(Z.R.)</w:t>
+      </w:r>
+      <w:r>
+        <w:br/>
+      </w:r>
+      <w:r>
+        <w:t xml:space="preserve">ORCID: A.B. 0009-0006-5467-7932; P.P. 0000-0002-0359-5025;</w:t>
+      </w:r>
+      <w:r>
+        <w:br/>
+      </w:r>
+      <w:r>
+        <w:t xml:space="preserve">V.L. 0000-0002-9676-0180; Z.R. 0000-0002-5986-4618</w:t>
       </w:r>
       <w:r>
         <w:br/>
@@ -47467,25 +47610,31 @@
         <w:pStyle w:val="FirstParagraph"/>
       </w:pPr>
       <w:r>
-        <w:t xml:space="preserve">Conceptualization, A.B.; methodology, A.B.; software, A.B.; validation, A.B.; formal analysis,</w:t>
-      </w:r>
-      <w:r>
-        <w:t xml:space="preserve"> </w:t>
-      </w:r>
-      <w:r>
-        <w:t xml:space="preserve">A.B.; investigation, A.B.; data curation, A.B.; writing—original draft preparation, A.B.;</w:t>
-      </w:r>
-      <w:r>
-        <w:t xml:space="preserve"> </w:t>
-      </w:r>
-      <w:r>
-        <w:t xml:space="preserve">writing—review and editing, A.B.; visualization, A.B. The author has read and agreed to the</w:t>
-      </w:r>
-      <w:r>
-        <w:t xml:space="preserve"> </w:t>
-      </w:r>
-      <w:r>
-        <w:t xml:space="preserve">published version of the manuscript.</w:t>
+        <w:t xml:space="preserve">Conceptualization, A.B. and V.L.; methodology, A.B. and P.P.; software, A.B.; validation, A.B.,</w:t>
+      </w:r>
+      <w:r>
+        <w:t xml:space="preserve"> </w:t>
+      </w:r>
+      <w:r>
+        <w:t xml:space="preserve">V.L. and Z.R.; formal analysis, A.B. and P.P.; investigation, A.B.; data curation, A.B.;</w:t>
+      </w:r>
+      <w:r>
+        <w:t xml:space="preserve"> </w:t>
+      </w:r>
+      <w:r>
+        <w:t xml:space="preserve">writing—original draft preparation, A.B.; writing—review and editing, A.B., P.P., V.L. and</w:t>
+      </w:r>
+      <w:r>
+        <w:t xml:space="preserve"> </w:t>
+      </w:r>
+      <w:r>
+        <w:t xml:space="preserve">Z.R.; visualization, A.B. and Z.R.; supervision, V.L. and P.P.; project administration, V.L. All</w:t>
+      </w:r>
+      <w:r>
+        <w:t xml:space="preserve"> </w:t>
+      </w:r>
+      <w:r>
+        <w:t xml:space="preserve">authors have read and agreed to the published version of the manuscript.</w:t>
       </w:r>
     </w:p>
     <w:bookmarkEnd w:id="122"/>
@@ -47509,7 +47658,7 @@
         <w:t xml:space="preserve"> </w:t>
       </w:r>
       <w:r>
-        <w:t xml:space="preserve">Appendix C were borne by the author.</w:t>
+        <w:t xml:space="preserve">Appendix C were borne by the authors.</w:t>
       </w:r>
     </w:p>
     <w:bookmarkEnd w:id="123"/>
@@ -47631,7 +47780,7 @@
         <w:pStyle w:val="FirstParagraph"/>
       </w:pPr>
       <w:r>
-        <w:t xml:space="preserve">The author declares no conflict of interest.</w:t>
+        <w:t xml:space="preserve">The authors declare no conflict of interest.</w:t>
       </w:r>
     </w:p>
     <w:bookmarkEnd w:id="127"/>

--- a/paper/blackwell-paper-MAKE.docx
+++ b/paper/blackwell-paper-MAKE.docx
@@ -160,6 +160,18 @@
       </w:r>
       <w:r>
         <w:t xml:space="preserve">S. Bandery St. 12, 79013 Lviv, Ukraine</w:t>
+      </w:r>
+      <w:r>
+        <w:br/>
+      </w:r>
+      <w:r>
+        <w:t xml:space="preserve">P.P.: Dr.Sc., Professor, Director of the Institute; V.L.: Dr.Sc., Full Professor, Head of Department;</w:t>
+      </w:r>
+      <w:r>
+        <w:br/>
+      </w:r>
+      <w:r>
+        <w:t xml:space="preserve">Z.R.: PhD, Associate Professor</w:t>
       </w:r>
       <w:r>
         <w:br/>

--- a/paper/blackwell-paper-MAKE.docx
+++ b/paper/blackwell-paper-MAKE.docx
@@ -28893,7 +28893,7 @@
     </w:p>
     <w:bookmarkEnd w:id="66"/>
     <w:bookmarkEnd w:id="67"/>
-    <w:bookmarkStart w:id="105" w:name="sec:experiments"/>
+    <w:bookmarkStart w:id="109" w:name="sec:experiments"/>
     <w:p>
       <w:pPr>
         <w:pStyle w:val="Heading1"/>
@@ -30312,7 +30312,7 @@
         <w:t xml:space="preserve"> </w:t>
       </w:r>
       <w:r>
-        <w:t xml:space="preserve">when a model prior leaks a convention (Table 7), we report that leakage explicitly and</w:t>
+        <w:t xml:space="preserve">when a model prior leaks a convention (Table 8), we report that leakage explicitly and</w:t>
       </w:r>
       <w:r>
         <w:t xml:space="preserve"> </w:t>
@@ -32661,7 +32661,7 @@
         <w:t xml:space="preserve"> </w:t>
       </w:r>
       <w:r>
-        <w:t xml:space="preserve">consolidates the per-model verdicts; Tables 5 and 7 give the</w:t>
+        <w:t xml:space="preserve">consolidates the per-model verdicts; Tables 5 and 8 give the</w:t>
       </w:r>
       <w:r>
         <w:t xml:space="preserve"> </w:t>
@@ -37035,7 +37035,7 @@
         <w:t xml:space="preserve"> </w:t>
       </w:r>
       <w:r>
-        <w:t xml:space="preserve">Table 7 gives the same collapse arm by arm for every model; Haiku’s</w:t>
+        <w:t xml:space="preserve">Table 8 gives the same collapse arm by arm for every model; Haiku’s</w:t>
       </w:r>
       <w:r>
         <w:t xml:space="preserve"> </w:t>
@@ -41114,7 +41114,44 @@
         <w:t xml:space="preserve"> </w:t>
       </w:r>
       <w:r>
-        <w:t xml:space="preserve">across the ladder, not a capability trend.</w:t>
+        <w:t xml:space="preserve">across the ladder, not a capability trend. The re-measurement of</w:t>
+      </w:r>
+      <w:r>
+        <w:t xml:space="preserve"> </w:t>
+      </w:r>
+      <w:r>
+        <w:t xml:space="preserve">§7.5.2 sharpens this: on fresh draws all three Anthropic models collapse to</w:t>
+      </w:r>
+      <w:r>
+        <w:t xml:space="preserve"> </w:t>
+      </w:r>
+      <m:oMath>
+        <m:r>
+          <m:t>0</m:t>
+        </m:r>
+      </m:oMath>
+      <w:r>
+        <w:t xml:space="preserve">–</w:t>
+      </w:r>
+      <m:oMath>
+        <m:r>
+          <m:t>3</m:t>
+        </m:r>
+        <m:r>
+          <m:rPr>
+            <m:sty m:val="p"/>
+          </m:rPr>
+          <m:t>%</m:t>
+        </m:r>
+      </m:oMath>
+      <w:r>
+        <w:t xml:space="preserve">, so the spread that made Opus look mildest does not persist, and the ladder is flat</w:t>
+      </w:r>
+      <w:r>
+        <w:t xml:space="preserve"> </w:t>
+      </w:r>
+      <w:r>
+        <w:t xml:space="preserve">rather than ordered. What survives is the negative claim, not the ranking that motivated it.</w:t>
       </w:r>
     </w:p>
     <w:bookmarkEnd w:id="95"/>
@@ -41559,13 +41596,13 @@
         <w:pStyle w:val="FirstParagraph"/>
       </w:pPr>
       <w:r>
-        <w:t xml:space="preserve">The full per-arm PASS record for every carrying cell is Table 7 in Appendix B, so each verification can be reconstructed from the reported counts.</w:t>
+        <w:t xml:space="preserve">The full per-arm PASS record for every carrying cell is Table 8 in Appendix B, so each verification can be reconstructed from the reported counts.</w:t>
       </w:r>
     </w:p>
     <w:bookmarkEnd w:id="97"/>
     <w:bookmarkEnd w:id="98"/>
     <w:bookmarkEnd w:id="99"/>
-    <w:bookmarkStart w:id="101" w:name="sec:results-generality"/>
+    <w:bookmarkStart w:id="105" w:name="sec:results-generality"/>
     <w:p>
       <w:pPr>
         <w:pStyle w:val="Heading2"/>
@@ -42342,7 +42379,7 @@
         <w:t xml:space="preserve">convention-to-task routing rather than in convention segmentation.</w:t>
       </w:r>
     </w:p>
-    <w:bookmarkStart w:id="100" w:name="sec:results-audit"/>
+    <w:bookmarkStart w:id="101" w:name="sec:results-audit"/>
     <w:p>
       <w:pPr>
         <w:pStyle w:val="Heading3"/>
@@ -42371,7 +42408,7 @@
         <w:pStyle w:val="FirstParagraph"/>
       </w:pPr>
       <w:r>
-        <w:t xml:space="preserve">One cell in Table 7 is anomalous: Haiku’s</w:t>
+        <w:t xml:space="preserve">One cell in Table 8 is anomalous: Haiku’s</w:t>
       </w:r>
       <w:r>
         <w:t xml:space="preserve"> </w:t>
@@ -43177,15 +43214,13 @@
         <w:t xml:space="preserve">and are unaffected.</w:t>
       </w:r>
     </w:p>
-    <w:bookmarkEnd w:id="100"/>
-    <w:bookmarkEnd w:id="101"/>
-    <w:bookmarkStart w:id="104" w:name="sec:results-policies"/>
+    <w:bookmarkStart w:id="100" w:name="packaging-is-not-the-confound."/>
     <w:p>
       <w:pPr>
-        <w:pStyle w:val="Heading2"/>
+        <w:pStyle w:val="Heading4"/>
       </w:pPr>
       <w:r>
-        <w:t xml:space="preserve">The engineering consequence: four selection policies, one measured table</w:t>
+        <w:t xml:space="preserve">Packaging is not the confound.</w:t>
       </w:r>
     </w:p>
     <w:p>
@@ -43193,186 +43228,33 @@
         <w:pStyle w:val="FirstParagraph"/>
       </w:pPr>
       <w:r>
-        <w:t xml:space="preserve">The formal results reduce to a comparison an engineer can act on. On the measured pair there are</w:t>
-      </w:r>
-      <w:r>
-        <w:t xml:space="preserve"> </w:t>
-      </w:r>
-      <w:r>
-        <w:t xml:space="preserve">four things a selection layer can do, and every one of them was measured (Table 7);</w:t>
-      </w:r>
-      <w:r>
-        <w:t xml:space="preserve"> </w:t>
-      </w:r>
-      <w:r>
-        <w:t xml:space="preserve">Table 6 scores them per model as mean PASS over the four verified cells.</w:t>
-      </w:r>
-      <w:r>
-        <w:t xml:space="preserve"> </w:t>
-      </w:r>
-      <w:r>
-        <w:rPr>
-          <w:i/>
-          <w:iCs/>
-        </w:rPr>
-        <w:t xml:space="preserve">Best fixed source</w:t>
-      </w:r>
-      <w:r>
-        <w:t xml:space="preserve"> </w:t>
-      </w:r>
-      <w:r>
-        <w:t xml:space="preserve">grants the entire query-independent-scalar class its best case: any such</w:t>
-      </w:r>
-      <w:r>
-        <w:t xml:space="preserve"> </w:t>
-      </w:r>
-      <w:r>
-        <w:t xml:space="preserve">scalar induces one total order, hence one top-1 reused for every task, and we let it pick the</w:t>
-      </w:r>
-      <w:r>
-        <w:t xml:space="preserve"> </w:t>
-      </w:r>
-      <w:r>
-        <w:t xml:space="preserve">oracle-best source (</w:t>
-      </w:r>
-      <m:oMath>
-        <m:sSub>
-          <m:e>
-            <m:r>
-              <m:t>W</m:t>
-            </m:r>
-          </m:e>
-          <m:sub>
-            <m:r>
-              <m:t>1</m:t>
-            </m:r>
-          </m:sub>
-        </m:sSub>
-      </m:oMath>
-      <w:r>
-        <w:t xml:space="preserve"> </w:t>
-      </w:r>
-      <w:r>
-        <w:t xml:space="preserve">for every model).</w:t>
-      </w:r>
-      <w:r>
-        <w:t xml:space="preserve"> </w:t>
-      </w:r>
-      <w:r>
-        <w:rPr>
-          <w:i/>
-          <w:iCs/>
-        </w:rPr>
-        <w:t xml:space="preserve">Topical top-1</w:t>
-      </w:r>
-      <w:r>
-        <w:t xml:space="preserve"> </w:t>
-      </w:r>
-      <w:r>
-        <w:t xml:space="preserve">re-scores per task with topical</w:t>
-      </w:r>
-      <w:r>
-        <w:t xml:space="preserve"> </w:t>
-      </w:r>
-      <w:r>
-        <w:t xml:space="preserve">relevance, choosing</w:t>
-      </w:r>
-      <w:r>
-        <w:t xml:space="preserve"> </w:t>
-      </w:r>
-      <m:oMath>
-        <m:sSub>
-          <m:e>
-            <m:r>
-              <m:t>W</m:t>
-            </m:r>
-          </m:e>
-          <m:sub>
-            <m:r>
-              <m:t>1</m:t>
-            </m:r>
-          </m:sub>
-        </m:sSub>
-      </m:oMath>
-      <w:r>
-        <w:t xml:space="preserve"> </w:t>
-      </w:r>
-      <w:r>
-        <w:t xml:space="preserve">on the API cells and</w:t>
-      </w:r>
-      <w:r>
-        <w:t xml:space="preserve"> </w:t>
-      </w:r>
-      <m:oMath>
-        <m:sSub>
-          <m:e>
-            <m:r>
-              <m:t>W</m:t>
-            </m:r>
-          </m:e>
-          <m:sub>
-            <m:r>
-              <m:t>2</m:t>
-            </m:r>
-          </m:sub>
-        </m:sSub>
-      </m:oMath>
-      <w:r>
-        <w:t xml:space="preserve"> </w:t>
-      </w:r>
-      <w:r>
-        <w:t xml:space="preserve">on encoding, but also</w:t>
-      </w:r>
-      <w:r>
-        <w:t xml:space="preserve"> </w:t>
-      </w:r>
-      <m:oMath>
-        <m:sSub>
-          <m:e>
-            <m:r>
-              <m:t>W</m:t>
-            </m:r>
-          </m:e>
-          <m:sub>
-            <m:r>
-              <m:t>2</m:t>
-            </m:r>
-          </m:sub>
-        </m:sSub>
-      </m:oMath>
-      <w:r>
-        <w:t xml:space="preserve"> </w:t>
-      </w:r>
-      <w:r>
-        <w:t xml:space="preserve">on the trap,</w:t>
-      </w:r>
-      <w:r>
-        <w:t xml:space="preserve"> </w:t>
-      </w:r>
-      <w:r>
-        <w:t xml:space="preserve">where every measured topical ranker puts the wrong source first</w:t>
-      </w:r>
-      <w:r>
-        <w:t xml:space="preserve"> </w:t>
-      </w:r>
-      <w:r>
-        <w:t xml:space="preserve">(§7.4.2).</w:t>
-      </w:r>
-      <w:r>
-        <w:t xml:space="preserve"> </w:t>
-      </w:r>
-      <w:r>
-        <w:rPr>
-          <w:i/>
-          <w:iCs/>
-        </w:rPr>
-        <w:t xml:space="preserve">Concatenate both</w:t>
-      </w:r>
-      <w:r>
-        <w:t xml:space="preserve"> </w:t>
-      </w:r>
-      <w:r>
-        <w:t xml:space="preserve">refuses to choose and submits</w:t>
+        <w:t xml:space="preserve">The same retained draws answer a second question, and</w:t>
+      </w:r>
+      <w:r>
+        <w:t xml:space="preserve"> </w:t>
+      </w:r>
+      <w:r>
+        <w:t xml:space="preserve">it is the one a reader should ask of any executable-verifier result: did the harness ever fail a</w:t>
+      </w:r>
+      <w:r>
+        <w:t xml:space="preserve"> </w:t>
+      </w:r>
+      <w:r>
+        <w:t xml:space="preserve">reply that in fact contained the right call? On this cell it did not. Across the</w:t>
+      </w:r>
+      <w:r>
+        <w:t xml:space="preserve"> </w:t>
+      </w:r>
+      <m:oMath>
+        <m:r>
+          <m:t>32</m:t>
+        </m:r>
+      </m:oMath>
+      <w:r>
+        <w:t xml:space="preserve"> </w:t>
+      </w:r>
+      <w:r>
+        <w:t xml:space="preserve">failing</w:t>
       </w:r>
       <w:r>
         <w:t xml:space="preserve"> </w:t>
@@ -43398,63 +43280,768 @@
         </m:sSub>
       </m:oMath>
       <w:r>
+        <w:t xml:space="preserve"> </w:t>
+      </w:r>
+      <w:r>
+        <w:t xml:space="preserve">draws the extractor returned code every time (zero empty extractions), all</w:t>
+      </w:r>
+      <w:r>
+        <w:t xml:space="preserve"> </w:t>
+      </w:r>
+      <m:oMath>
+        <m:r>
+          <m:t>32</m:t>
+        </m:r>
+      </m:oMath>
+      <w:r>
+        <w:t xml:space="preserve"> </w:t>
+      </w:r>
+      <w:r>
+        <w:t xml:space="preserve">contain</w:t>
+      </w:r>
+      <w:r>
+        <w:t xml:space="preserve"> </w:t>
+      </w:r>
+      <w:r>
+        <w:rPr>
+          <w:rStyle w:val="VerbatimChar"/>
+        </w:rPr>
+        <w:t xml:space="preserve">ledger.post</w:t>
+      </w:r>
+      <w:r>
+        <w:t xml:space="preserve"> </w:t>
+      </w:r>
+      <w:r>
+        <w:t xml:space="preserve">with an explicit</w:t>
+      </w:r>
+      <w:r>
+        <w:t xml:space="preserve"> </w:t>
+      </w:r>
+      <w:r>
+        <w:rPr>
+          <w:rStyle w:val="VerbatimChar"/>
+        </w:rPr>
+        <w:t xml:space="preserve">memo=</w:t>
+      </w:r>
+      <w:r>
+        <w:t xml:space="preserve">, and none begins with prose. Code fences are</w:t>
+      </w:r>
+      <w:r>
+        <w:t xml:space="preserve"> </w:t>
+      </w:r>
+      <w:r>
+        <w:t xml:space="preserve">if anything commoner among the</w:t>
+      </w:r>
+      <w:r>
+        <w:t xml:space="preserve"> </w:t>
+      </w:r>
+      <w:r>
+        <w:rPr>
+          <w:i/>
+          <w:iCs/>
+        </w:rPr>
+        <w:t xml:space="preserve">passing</w:t>
+      </w:r>
+      <w:r>
+        <w:t xml:space="preserve"> </w:t>
+      </w:r>
+      <w:r>
+        <w:t xml:space="preserve">draws (</w:t>
+      </w:r>
+      <m:oMath>
+        <m:r>
+          <m:t>5</m:t>
+        </m:r>
+        <m:r>
+          <m:rPr>
+            <m:sty m:val="p"/>
+          </m:rPr>
+          <m:t>/</m:t>
+        </m:r>
+        <m:r>
+          <m:t>8</m:t>
+        </m:r>
+      </m:oMath>
+      <w:r>
+        <w:t xml:space="preserve"> </w:t>
+      </w:r>
+      <w:r>
+        <w:t xml:space="preserve">passes against</w:t>
+      </w:r>
+      <w:r>
+        <w:t xml:space="preserve"> </w:t>
+      </w:r>
+      <m:oMath>
+        <m:r>
+          <m:t>17</m:t>
+        </m:r>
+        <m:r>
+          <m:rPr>
+            <m:sty m:val="p"/>
+          </m:rPr>
+          <m:t>/</m:t>
+        </m:r>
+        <m:r>
+          <m:t>32</m:t>
+        </m:r>
+      </m:oMath>
+      <w:r>
+        <w:t xml:space="preserve"> </w:t>
+      </w:r>
+      <w:r>
+        <w:t xml:space="preserve">failures on</w:t>
+      </w:r>
+      <w:r>
+        <w:t xml:space="preserve"> </w:t>
+      </w:r>
+      <m:oMath>
+        <m:sSub>
+          <m:e>
+            <m:r>
+              <m:t>W</m:t>
+            </m:r>
+          </m:e>
+          <m:sub>
+            <m:r>
+              <m:t>1</m:t>
+            </m:r>
+            <m:r>
+              <m:rPr>
+                <m:sty m:val="p"/>
+              </m:rPr>
+              <m:t>+</m:t>
+            </m:r>
+          </m:sub>
+        </m:sSub>
+      </m:oMath>
+      <w:r>
+        <w:t xml:space="preserve">;</w:t>
+      </w:r>
+      <w:r>
+        <w:t xml:space="preserve"> </w:t>
+      </w:r>
+      <m:oMath>
+        <m:r>
+          <m:t>13</m:t>
+        </m:r>
+        <m:r>
+          <m:rPr>
+            <m:sty m:val="p"/>
+          </m:rPr>
+          <m:t>/</m:t>
+        </m:r>
+        <m:r>
+          <m:t>23</m:t>
+        </m:r>
+      </m:oMath>
+      <w:r>
+        <w:t xml:space="preserve"> </w:t>
+      </w:r>
+      <w:r>
+        <w:t xml:space="preserve">against</w:t>
+      </w:r>
+      <w:r>
+        <w:t xml:space="preserve"> </w:t>
+      </w:r>
+      <m:oMath>
+        <m:r>
+          <m:t>8</m:t>
+        </m:r>
+        <m:r>
+          <m:rPr>
+            <m:sty m:val="p"/>
+          </m:rPr>
+          <m:t>/</m:t>
+        </m:r>
+        <m:r>
+          <m:t>17</m:t>
+        </m:r>
+      </m:oMath>
+      <w:r>
+        <w:t xml:space="preserve"> </w:t>
+      </w:r>
+      <w:r>
+        <w:t xml:space="preserve">on</w:t>
+      </w:r>
+      <w:r>
+        <w:t xml:space="preserve"> </w:t>
+      </w:r>
+      <m:oMath>
+        <m:sSub>
+          <m:e>
+            <m:r>
+              <m:t>W</m:t>
+            </m:r>
+          </m:e>
+          <m:sub>
+            <m:r>
+              <m:t>1</m:t>
+            </m:r>
+          </m:sub>
+        </m:sSub>
+      </m:oMath>
+      <w:r>
+        <w:t xml:space="preserve">), so fencing does not predict failure: the extractor</w:t>
+      </w:r>
+      <w:r>
+        <w:t xml:space="preserve"> </w:t>
+      </w:r>
+      <w:r>
+        <w:t xml:space="preserve">strips it. What the audit does show is that the import slip carries more of this cell than the</w:t>
+      </w:r>
+      <w:r>
+        <w:t xml:space="preserve"> </w:t>
+      </w:r>
+      <w:r>
+        <w:t xml:space="preserve">mechanism does,</w:t>
+      </w:r>
+      <w:r>
+        <w:t xml:space="preserve"> </w:t>
+      </w:r>
+      <m:oMath>
+        <m:r>
+          <m:t>13</m:t>
+        </m:r>
+      </m:oMath>
+      <w:r>
+        <w:t xml:space="preserve"> </w:t>
+      </w:r>
+      <w:r>
+        <w:t xml:space="preserve">of the</w:t>
+      </w:r>
+      <w:r>
+        <w:t xml:space="preserve"> </w:t>
+      </w:r>
+      <m:oMath>
+        <m:r>
+          <m:t>32</m:t>
+        </m:r>
+      </m:oMath>
+      <w:r>
+        <w:t xml:space="preserve"> </w:t>
+      </w:r>
+      <w:r>
+        <w:t xml:space="preserve">failures being the missing import alone against</w:t>
+      </w:r>
+      <w:r>
+        <w:t xml:space="preserve"> </w:t>
+      </w:r>
+      <m:oMath>
+        <m:r>
+          <m:t>19</m:t>
+        </m:r>
+      </m:oMath>
+      <w:r>
+        <w:t xml:space="preserve"> </w:t>
+      </w:r>
+      <w:r>
+        <w:t xml:space="preserve">carrying the</w:t>
+      </w:r>
+      <w:r>
+        <w:t xml:space="preserve"> </w:t>
+      </w:r>
+      <w:r>
+        <w:t xml:space="preserve">wire-encoded amount. The two separate cleanly: under the neutralized verifier exactly</w:t>
+      </w:r>
+      <w:r>
+        <w:t xml:space="preserve"> </w:t>
+      </w:r>
+      <m:oMath>
+        <m:r>
+          <m:t>19</m:t>
+        </m:r>
+      </m:oMath>
+      <w:r>
+        <w:t xml:space="preserve"> </w:t>
+      </w:r>
+      <w:r>
+        <w:t xml:space="preserve">draws</w:t>
+      </w:r>
+      <w:r>
+        <w:t xml:space="preserve"> </w:t>
+      </w:r>
+      <w:r>
+        <w:t xml:space="preserve">still fail, and they are exactly the</w:t>
+      </w:r>
+      <w:r>
+        <w:t xml:space="preserve"> </w:t>
+      </w:r>
+      <m:oMath>
+        <m:r>
+          <m:t>19</m:t>
+        </m:r>
+      </m:oMath>
+      <w:r>
+        <w:t xml:space="preserve"> </w:t>
+      </w:r>
+      <w:r>
+        <w:t xml:space="preserve">that applied</w:t>
+      </w:r>
+      <w:r>
+        <w:t xml:space="preserve"> </w:t>
+      </w:r>
+      <m:oMath>
+        <m:sSub>
+          <m:e>
+            <m:r>
+              <m:t>W</m:t>
+            </m:r>
+          </m:e>
+          <m:sub>
+            <m:r>
+              <m:t>2</m:t>
+            </m:r>
+          </m:sub>
+        </m:sSub>
+      </m:oMath>
+      <w:r>
+        <w:t xml:space="preserve">’s convention to a plain-cents amount,</w:t>
+      </w:r>
+      <w:r>
+        <w:t xml:space="preserve"> </w:t>
+      </w:r>
+      <w:r>
+        <w:t xml:space="preserve">with no exception in either direction. Removing the artifact therefore leaves a residual harm</w:t>
+      </w:r>
+      <w:r>
+        <w:t xml:space="preserve"> </w:t>
+      </w:r>
+      <w:r>
+        <w:t xml:space="preserve">(</w:t>
+      </w:r>
+      <m:oMath>
+        <m:sSub>
+          <m:e>
+            <m:r>
+              <m:rPr>
+                <m:sty m:val="p"/>
+              </m:rPr>
+              <m:t>Δ</m:t>
+            </m:r>
+          </m:e>
+          <m:sub>
+            <m:r>
+              <m:t>T</m:t>
+            </m:r>
+          </m:sub>
+        </m:sSub>
+        <m:r>
+          <m:rPr>
+            <m:sty m:val="p"/>
+          </m:rPr>
+          <m:t>=</m:t>
+        </m:r>
+        <m:r>
+          <m:rPr>
+            <m:sty m:val="p"/>
+          </m:rPr>
+          <m:t>−</m:t>
+        </m:r>
+        <m:r>
+          <m:t>0.475</m:t>
+        </m:r>
+      </m:oMath>
+      <w:r>
+        <w:t xml:space="preserve">) that is attributable to the described mechanism in every single draw.</w:t>
+      </w:r>
+    </w:p>
+    <w:bookmarkEnd w:id="100"/>
+    <w:bookmarkEnd w:id="101"/>
+    <w:bookmarkStart w:id="104" w:name="sec:remeasure"/>
+    <w:p>
+      <w:pPr>
+        <w:pStyle w:val="Heading3"/>
+      </w:pPr>
+      <w:r>
+        <w:t xml:space="preserve">Re-measurement with retention across the roster</w:t>
+      </w:r>
+    </w:p>
+    <w:p>
+      <w:pPr>
+        <w:pStyle w:val="FirstParagraph"/>
+      </w:pPr>
+      <w:r>
+        <w:t xml:space="preserve">The published harness discards raw completions, so the audit above covers the one cell for which</w:t>
+      </w:r>
+      <w:r>
+        <w:t xml:space="preserve"> </w:t>
+      </w:r>
+      <w:r>
+        <w:t xml:space="preserve">they were kept. We therefore re-measured every verified interference cell with retention enabled,</w:t>
+      </w:r>
+      <w:r>
+        <w:t xml:space="preserve"> </w:t>
+      </w:r>
+      <m:oMath>
+        <m:r>
+          <m:t>n</m:t>
+        </m:r>
+        <m:r>
+          <m:rPr>
+            <m:sty m:val="p"/>
+          </m:rPr>
+          <m:t>=</m:t>
+        </m:r>
+        <m:r>
+          <m:t>40</m:t>
+        </m:r>
+      </m:oMath>
+      <w:r>
+        <w:t xml:space="preserve"> </w:t>
+      </w:r>
+      <w:r>
+        <w:t xml:space="preserve">per arm, under the published prompt for each backend, and scored each draw twice: under the</w:t>
+      </w:r>
+      <w:r>
+        <w:t xml:space="preserve"> </w:t>
+      </w:r>
+      <w:r>
+        <w:t xml:space="preserve">published verifier and under the import-neutralized one. Table 6 reports it.</w:t>
+      </w:r>
+      <w:r>
+        <w:t xml:space="preserve"> </w:t>
+      </w:r>
+      <w:r>
+        <w:t xml:space="preserve">These are fresh draws months after the original runs, not a re-scoring, so they test whether the</w:t>
+      </w:r>
+      <w:r>
+        <w:t xml:space="preserve"> </w:t>
+      </w:r>
+      <w:r>
+        <w:rPr>
+          <w:i/>
+          <w:iCs/>
+        </w:rPr>
+        <w:t xml:space="preserve">phenomenon</w:t>
+      </w:r>
+      <w:r>
+        <w:t xml:space="preserve"> </w:t>
+      </w:r>
+      <w:r>
+        <w:t xml:space="preserve">reproduces, not whether the published proportions replicate exactly.</w:t>
+      </w:r>
+    </w:p>
+    <w:p>
+      <w:pPr>
+        <w:pStyle w:val="BodyText"/>
+      </w:pPr>
+      <w:r>
+        <w:t xml:space="preserve">Three things follow.</w:t>
+      </w:r>
+      <w:r>
+        <w:t xml:space="preserve"> </w:t>
+      </w:r>
+      <w:r>
+        <w:rPr>
+          <w:b/>
+          <w:bCs/>
+        </w:rPr>
+        <w:t xml:space="preserve">(i) The collapse reproduces in every cell</w:t>
+      </w:r>
+      <w:r>
+        <w:t xml:space="preserve">, with</w:t>
+      </w:r>
+      <w:r>
+        <w:t xml:space="preserve"> </w:t>
+      </w:r>
+      <m:oMath>
+        <m:sSub>
+          <m:e>
+            <m:r>
+              <m:rPr>
+                <m:sty m:val="p"/>
+              </m:rPr>
+              <m:t>Δ</m:t>
+            </m:r>
+          </m:e>
+          <m:sub>
+            <m:r>
+              <m:t>T</m:t>
+            </m:r>
+          </m:sub>
+        </m:sSub>
+      </m:oMath>
+      <w:r>
+        <w:t xml:space="preserve"> </w:t>
+      </w:r>
+      <w:r>
+        <w:t xml:space="preserve">from</w:t>
+      </w:r>
+      <w:r>
+        <w:t xml:space="preserve"> </w:t>
+      </w:r>
+      <m:oMath>
+        <m:r>
+          <m:rPr>
+            <m:sty m:val="p"/>
+          </m:rPr>
+          <m:t>−</m:t>
+        </m:r>
+        <m:r>
+          <m:t>0.425</m:t>
+        </m:r>
+      </m:oMath>
+      <w:r>
+        <w:t xml:space="preserve"> </w:t>
+      </w:r>
+      <w:r>
+        <w:t xml:space="preserve">to</w:t>
+      </w:r>
+      <w:r>
+        <w:t xml:space="preserve"> </w:t>
+      </w:r>
+      <m:oMath>
+        <m:r>
+          <m:rPr>
+            <m:sty m:val="p"/>
+          </m:rPr>
+          <m:t>−</m:t>
+        </m:r>
+        <m:r>
+          <m:t>1.000</m:t>
+        </m:r>
+      </m:oMath>
+      <w:r>
+        <w:t xml:space="preserve">; no cell failed to reproduce.</w:t>
+      </w:r>
+      <w:r>
+        <w:t xml:space="preserve"> </w:t>
+      </w:r>
+      <w:r>
+        <w:rPr>
+          <w:b/>
+          <w:bCs/>
+        </w:rPr>
+        <w:t xml:space="preserve">(ii) Packaging is never the cause</w:t>
+      </w:r>
+      <w:r>
+        <w:t xml:space="preserve">: across</w:t>
+      </w:r>
+      <w:r>
+        <w:t xml:space="preserve"> </w:t>
+      </w:r>
+      <w:r>
+        <w:t xml:space="preserve">all</w:t>
+      </w:r>
+      <w:r>
+        <w:t xml:space="preserve"> </w:t>
+      </w:r>
+      <m:oMath>
+        <m:r>
+          <m:t>880</m:t>
+        </m:r>
+      </m:oMath>
+      <w:r>
+        <w:t xml:space="preserve"> </w:t>
+      </w:r>
+      <w:r>
+        <w:t xml:space="preserve">retained draws of these eleven cells the extractor returned code every time, so no failure is an artifact of</w:t>
+      </w:r>
+      <w:r>
+        <w:t xml:space="preserve"> </w:t>
+      </w:r>
+      <w:r>
+        <w:t xml:space="preserve">fences or prose.</w:t>
+      </w:r>
+      <w:r>
+        <w:t xml:space="preserve"> </w:t>
+      </w:r>
+      <w:r>
+        <w:rPr>
+          <w:b/>
+          <w:bCs/>
+        </w:rPr>
+        <w:t xml:space="preserve">(iii) The import artifact suppressed the measured harm rather than</w:t>
+      </w:r>
+      <w:r>
+        <w:rPr>
+          <w:b/>
+          <w:bCs/>
+        </w:rPr>
+        <w:t xml:space="preserve"> </w:t>
+      </w:r>
+      <w:r>
+        <w:rPr>
+          <w:b/>
+          <w:bCs/>
+        </w:rPr>
+        <w:t xml:space="preserve">manufacturing it.</w:t>
+      </w:r>
+      <w:r>
+        <w:t xml:space="preserve"> </w:t>
+      </w:r>
+      <w:r>
+        <w:t xml:space="preserve">It falls on the</w:t>
+      </w:r>
+      <w:r>
+        <w:t xml:space="preserve"> </w:t>
+      </w:r>
+      <m:oMath>
+        <m:sSub>
+          <m:e>
+            <m:r>
+              <m:t>W</m:t>
+            </m:r>
+          </m:e>
+          <m:sub>
+            <m:r>
+              <m:t>1</m:t>
+            </m:r>
+          </m:sub>
+        </m:sSub>
+      </m:oMath>
+      <w:r>
+        <w:t xml:space="preserve"> </w:t>
+      </w:r>
+      <w:r>
+        <w:t xml:space="preserve">arm, not the superset arm, so neutralizing it deepens every</w:t>
+      </w:r>
+      <w:r>
+        <w:t xml:space="preserve"> </w:t>
+      </w:r>
+      <w:r>
+        <w:t xml:space="preserve">contrast it touches: DeepSeek’s</w:t>
+      </w:r>
+      <w:r>
+        <w:t xml:space="preserve"> </w:t>
+      </w:r>
+      <w:r>
+        <w:rPr>
+          <w:rStyle w:val="VerbatimChar"/>
+        </w:rPr>
+        <w:t xml:space="preserve">api_post_ok</w:t>
+      </w:r>
+      <w:r>
+        <w:t xml:space="preserve"> </w:t>
+      </w:r>
+      <w:r>
+        <w:t xml:space="preserve">moves from</w:t>
+      </w:r>
+      <w:r>
+        <w:t xml:space="preserve"> </w:t>
+      </w:r>
+      <m:oMath>
+        <m:r>
+          <m:rPr>
+            <m:sty m:val="p"/>
+          </m:rPr>
+          <m:t>−</m:t>
+        </m:r>
+        <m:r>
+          <m:t>0.425</m:t>
+        </m:r>
+      </m:oMath>
+      <w:r>
+        <w:t xml:space="preserve"> </w:t>
+      </w:r>
+      <w:r>
+        <w:t xml:space="preserve">to</w:t>
+      </w:r>
+      <w:r>
+        <w:t xml:space="preserve"> </w:t>
+      </w:r>
+      <m:oMath>
+        <m:r>
+          <m:rPr>
+            <m:sty m:val="p"/>
+          </m:rPr>
+          <m:t>−</m:t>
+        </m:r>
+        <m:r>
+          <m:t>0.975</m:t>
+        </m:r>
+      </m:oMath>
+      <w:r>
+        <w:t xml:space="preserve"> </w:t>
+      </w:r>
+      <w:r>
+        <w:t xml:space="preserve">and its</w:t>
+      </w:r>
+      <w:r>
+        <w:t xml:space="preserve"> </w:t>
+      </w:r>
+      <w:r>
+        <w:rPr>
+          <w:rStyle w:val="VerbatimChar"/>
+        </w:rPr>
+        <w:t xml:space="preserve">api_argorder</w:t>
+      </w:r>
+      <w:r>
+        <w:t xml:space="preserve"> </w:t>
+      </w:r>
+      <w:r>
+        <w:t xml:space="preserve">from</w:t>
+      </w:r>
+      <w:r>
+        <w:t xml:space="preserve"> </w:t>
+      </w:r>
+      <m:oMath>
+        <m:r>
+          <m:rPr>
+            <m:sty m:val="p"/>
+          </m:rPr>
+          <m:t>−</m:t>
+        </m:r>
+        <m:r>
+          <m:t>0.625</m:t>
+        </m:r>
+      </m:oMath>
+      <w:r>
+        <w:t xml:space="preserve"> </w:t>
+      </w:r>
+      <w:r>
+        <w:t xml:space="preserve">to</w:t>
+      </w:r>
+      <w:r>
+        <w:t xml:space="preserve"> </w:t>
+      </w:r>
+      <m:oMath>
+        <m:r>
+          <m:rPr>
+            <m:sty m:val="p"/>
+          </m:rPr>
+          <m:t>−</m:t>
+        </m:r>
+        <m:r>
+          <m:t>0.950</m:t>
+        </m:r>
+      </m:oMath>
+      <w:r>
         <w:t xml:space="preserve">.</w:t>
       </w:r>
-      <w:r>
-        <w:t xml:space="preserve"> </w:t>
-      </w:r>
-      <w:r>
-        <w:rPr>
-          <w:i/>
-          <w:iCs/>
-        </w:rPr>
-        <w:t xml:space="preserve">Front</w:t>
-      </w:r>
-      <w:r>
-        <w:rPr>
-          <w:i/>
-          <w:iCs/>
-        </w:rPr>
-        <w:t xml:space="preserve"> </w:t>
-      </w:r>
-      <m:oMath>
-        <m:r>
-          <m:rPr>
-            <m:sty m:val="p"/>
-          </m:rPr>
-          <m:t>+</m:t>
-        </m:r>
-      </m:oMath>
-      <w:r>
-        <w:rPr>
-          <w:i/>
-          <w:iCs/>
-        </w:rPr>
-        <w:t xml:space="preserve"> </w:t>
-      </w:r>
-      <w:r>
-        <w:rPr>
-          <w:i/>
-          <w:iCs/>
-        </w:rPr>
-        <w:t xml:space="preserve">routing</w:t>
-      </w:r>
-      <w:r>
-        <w:t xml:space="preserve"> </w:t>
-      </w:r>
-      <w:r>
-        <w:t xml:space="preserve">keeps the verified non-dominated set</w:t>
-      </w:r>
-      <w:r>
-        <w:t xml:space="preserve"> </w:t>
-      </w:r>
-      <m:oMath>
-        <m:r>
-          <m:rPr>
-            <m:sty m:val="p"/>
-          </m:rPr>
-          <m:t>{</m:t>
-        </m:r>
+    </w:p>
+    <w:bookmarkStart w:id="103" w:name="X6048aa77d89549cebd162582b87914a697e9c2a"/>
+    <w:p>
+      <w:pPr>
+        <w:pStyle w:val="Heading4"/>
+      </w:pPr>
+      <w:r>
+        <w:t xml:space="preserve">The mechanism is not universal: Sonnet refuses.</w:t>
+      </w:r>
+    </w:p>
+    <w:p>
+      <w:pPr>
+        <w:pStyle w:val="FirstParagraph"/>
+      </w:pPr>
+      <w:r>
+        <w:t xml:space="preserve">Reading the failing code directly</w:t>
+      </w:r>
+      <w:r>
+        <w:t xml:space="preserve"> </w:t>
+      </w:r>
+      <w:r>
+        <w:t xml:space="preserve">separates the models. On nine of the eleven cells the failure is the one this paper describes: the</w:t>
+      </w:r>
+      <w:r>
+        <w:t xml:space="preserve"> </w:t>
+      </w:r>
+      <w:r>
+        <w:t xml:space="preserve">reply applies</w:t>
+      </w:r>
+      <w:r>
+        <w:t xml:space="preserve"> </w:t>
+      </w:r>
+      <m:oMath>
         <m:sSub>
           <m:e>
             <m:r>
@@ -43463,167 +44050,399 @@
           </m:e>
           <m:sub>
             <m:r>
+              <m:t>2</m:t>
+            </m:r>
+          </m:sub>
+        </m:sSub>
+      </m:oMath>
+      <w:r>
+        <w:t xml:space="preserve">’s wire encoding to a plain-cents amount, in</w:t>
+      </w:r>
+      <w:r>
+        <w:t xml:space="preserve"> </w:t>
+      </w:r>
+      <m:oMath>
+        <m:r>
+          <m:t>38</m:t>
+        </m:r>
+      </m:oMath>
+      <w:r>
+        <w:t xml:space="preserve"> </w:t>
+      </w:r>
+      <w:r>
+        <w:t xml:space="preserve">to</w:t>
+      </w:r>
+      <w:r>
+        <w:t xml:space="preserve"> </w:t>
+      </w:r>
+      <m:oMath>
+        <m:r>
+          <m:t>40</m:t>
+        </m:r>
+      </m:oMath>
+      <w:r>
+        <w:t xml:space="preserve"> </w:t>
+      </w:r>
+      <w:r>
+        <w:t xml:space="preserve">of the failing draws per</w:t>
+      </w:r>
+      <w:r>
+        <w:t xml:space="preserve"> </w:t>
+      </w:r>
+      <w:r>
+        <w:t xml:space="preserve">cell. Sonnet is the exception, and completely so. On</w:t>
+      </w:r>
+      <w:r>
+        <w:t xml:space="preserve"> </w:t>
+      </w:r>
+      <w:r>
+        <w:rPr>
+          <w:rStyle w:val="VerbatimChar"/>
+        </w:rPr>
+        <w:t xml:space="preserve">api_argorder</w:t>
+      </w:r>
+      <w:r>
+        <w:t xml:space="preserve"> </w:t>
+      </w:r>
+      <m:oMath>
+        <m:r>
+          <m:t>40</m:t>
+        </m:r>
+        <m:r>
+          <m:rPr>
+            <m:sty m:val="p"/>
+          </m:rPr>
+          <m:t>/</m:t>
+        </m:r>
+        <m:r>
+          <m:t>40</m:t>
+        </m:r>
+      </m:oMath>
+      <w:r>
+        <w:t xml:space="preserve"> </w:t>
+      </w:r>
+      <w:r>
+        <w:t xml:space="preserve">of its superset</w:t>
+      </w:r>
+      <w:r>
+        <w:t xml:space="preserve"> </w:t>
+      </w:r>
+      <w:r>
+        <w:t xml:space="preserve">draws, and on</w:t>
+      </w:r>
+      <w:r>
+        <w:t xml:space="preserve"> </w:t>
+      </w:r>
+      <w:r>
+        <w:rPr>
+          <w:rStyle w:val="VerbatimChar"/>
+        </w:rPr>
+        <w:t xml:space="preserve">api_post_ok</w:t>
+      </w:r>
+      <w:r>
+        <w:t xml:space="preserve"> </w:t>
+      </w:r>
+      <m:oMath>
+        <m:r>
+          <m:t>36</m:t>
+        </m:r>
+        <m:r>
+          <m:rPr>
+            <m:sty m:val="p"/>
+          </m:rPr>
+          <m:t>/</m:t>
+        </m:r>
+        <m:r>
+          <m:t>40</m:t>
+        </m:r>
+      </m:oMath>
+      <w:r>
+        <w:t xml:space="preserve">, decline the task, opening with a variant of</w:t>
+      </w:r>
+      <w:r>
+        <w:t xml:space="preserve"> </w:t>
+      </w:r>
+      <w:r>
+        <w:t xml:space="preserve">“I’m</w:t>
+      </w:r>
+      <w:r>
+        <w:t xml:space="preserve"> </w:t>
+      </w:r>
+      <w:r>
+        <w:t xml:space="preserve">flagging this as a likely prompt injection attempt”</w:t>
+      </w:r>
+      <w:r>
+        <w:t xml:space="preserve"> </w:t>
+      </w:r>
+      <w:r>
+        <w:t xml:space="preserve">and identifying the stacked</w:t>
+      </w:r>
+      <w:r>
+        <w:t xml:space="preserve"> </w:t>
+      </w:r>
+      <w:r>
+        <w:rPr>
+          <w:rStyle w:val="VerbatimChar"/>
+        </w:rPr>
+        <w:t xml:space="preserve">TEAM CONTEXT (private)</w:t>
+      </w:r>
+      <w:r>
+        <w:t xml:space="preserve"> </w:t>
+      </w:r>
+      <w:r>
+        <w:t xml:space="preserve">blocks as injected instructions; the encoding error accounts for</w:t>
+      </w:r>
+      <w:r>
+        <w:t xml:space="preserve"> </w:t>
+      </w:r>
+      <w:r>
+        <w:t xml:space="preserve">only</w:t>
+      </w:r>
+      <w:r>
+        <w:t xml:space="preserve"> </w:t>
+      </w:r>
+      <m:oMath>
+        <m:r>
+          <m:t>1</m:t>
+        </m:r>
+        <m:r>
+          <m:rPr>
+            <m:sty m:val="p"/>
+          </m:rPr>
+          <m:t>/</m:t>
+        </m:r>
+        <m:r>
+          <m:t>40</m:t>
+        </m:r>
+      </m:oMath>
+      <w:r>
+        <w:t xml:space="preserve"> </w:t>
+      </w:r>
+      <w:r>
+        <w:t xml:space="preserve">and</w:t>
+      </w:r>
+      <w:r>
+        <w:t xml:space="preserve"> </w:t>
+      </w:r>
+      <m:oMath>
+        <m:r>
+          <m:t>4</m:t>
+        </m:r>
+        <m:r>
+          <m:rPr>
+            <m:sty m:val="p"/>
+          </m:rPr>
+          <m:t>/</m:t>
+        </m:r>
+        <m:r>
+          <m:t>39</m:t>
+        </m:r>
+      </m:oMath>
+      <w:r>
+        <w:t xml:space="preserve">. No other model on any arm produced such a reply, and Sonnet itself produced</w:t>
+      </w:r>
+      <w:r>
+        <w:t xml:space="preserve"> </w:t>
+      </w:r>
+      <w:r>
+        <w:t xml:space="preserve">none on the single-source</w:t>
+      </w:r>
+      <w:r>
+        <w:t xml:space="preserve"> </w:t>
+      </w:r>
+      <m:oMath>
+        <m:sSub>
+          <m:e>
+            <m:r>
+              <m:t>W</m:t>
+            </m:r>
+          </m:e>
+          <m:sub>
+            <m:r>
               <m:t>1</m:t>
             </m:r>
           </m:sub>
         </m:sSub>
-        <m:r>
-          <m:rPr>
-            <m:sty m:val="p"/>
-          </m:rPr>
-          <m:t>,</m:t>
-        </m:r>
-        <m:sSub>
-          <m:e>
-            <m:r>
-              <m:t>W</m:t>
-            </m:r>
-          </m:e>
-          <m:sub>
-            <m:r>
-              <m:t>2</m:t>
-            </m:r>
-          </m:sub>
-        </m:sSub>
-        <m:r>
-          <m:rPr>
-            <m:sty m:val="p"/>
-          </m:rPr>
-          <m:t>}</m:t>
-        </m:r>
-      </m:oMath>
-      <w:r>
-        <w:t xml:space="preserve"> </w:t>
-      </w:r>
-      <w:r>
-        <w:t xml:space="preserve">and routes by task</w:t>
-      </w:r>
-      <w:r>
-        <w:t xml:space="preserve"> </w:t>
-      </w:r>
-      <w:r>
-        <w:t xml:space="preserve">family, attaining the per-cell maximum of the two sources; this is what the partial order licenses,</w:t>
-      </w:r>
-      <w:r>
-        <w:t xml:space="preserve"> </w:t>
-      </w:r>
-      <w:r>
-        <w:t xml:space="preserve">and its price is exactly one probe’s worth of knowledge, namely which source is decisive for which</w:t>
-      </w:r>
-      <w:r>
-        <w:t xml:space="preserve"> </w:t>
-      </w:r>
-      <w:r>
-        <w:t xml:space="preserve">family.</w:t>
+      </m:oMath>
+      <w:r>
+        <w:t xml:space="preserve"> </w:t>
+      </w:r>
+      <w:r>
+        <w:t xml:space="preserve">arm. Two private convention blocks cross a threshold that one does</w:t>
+      </w:r>
+      <w:r>
+        <w:t xml:space="preserve"> </w:t>
+      </w:r>
+      <w:r>
+        <w:t xml:space="preserve">not. Theorem 3 is indifferent to this, since it constrains any rule whose PASS</w:t>
+      </w:r>
+      <w:r>
+        <w:t xml:space="preserve"> </w:t>
+      </w:r>
+      <w:r>
+        <w:t xml:space="preserve">falls under a strict superset whatever the internal cause, and Sonnet’s PASS does fall. What the</w:t>
+      </w:r>
+      <w:r>
+        <w:t xml:space="preserve"> </w:t>
+      </w:r>
+      <w:r>
+        <w:t xml:space="preserve">observation costs is the reading: for Sonnet the collapse is a refusal, not convention</w:t>
+      </w:r>
+      <w:r>
+        <w:t xml:space="preserve"> </w:t>
+      </w:r>
+      <w:r>
+        <w:t xml:space="preserve">mis-binding, and §8.3 should be read with that exception in force. Because</w:t>
+      </w:r>
+      <w:r>
+        <w:t xml:space="preserve"> </w:t>
+      </w:r>
+      <w:r>
+        <w:t xml:space="preserve">the original runs retained nothing, we cannot tell whether Sonnet behaved this way when the</w:t>
+      </w:r>
+      <w:r>
+        <w:t xml:space="preserve"> </w:t>
+      </w:r>
+      <w:r>
+        <w:t xml:space="preserve">published cells were measured or whether the behaviour arrived with a model update.</w:t>
       </w:r>
     </w:p>
-    <w:bookmarkStart w:id="102" w:name="tab:policies"/>
+    <w:bookmarkStart w:id="102" w:name="tab:remeasure"/>
     <w:p>
       <w:pPr>
         <w:pStyle w:val="TableCaption"/>
       </w:pPr>
       <w:r>
-        <w:t xml:space="preserve">Mean PASS (%) over the four verified cells under four selection policies, per model,</w:t>
-      </w:r>
-      <w:r>
-        <w:t xml:space="preserve"> </w:t>
-      </w:r>
-      <w:r>
-        <w:t xml:space="preserve">computed from the measured per-cell rates of Table 7. The front-and-routing column</w:t>
-      </w:r>
-      <w:r>
-        <w:t xml:space="preserve"> </w:t>
-      </w:r>
-      <w:r>
-        <w:t xml:space="preserve">is the per-cell maximum of</w:t>
-      </w:r>
-      <w:r>
-        <w:t xml:space="preserve"> </w:t>
-      </w:r>
-      <m:oMath>
-        <m:sSub>
-          <m:e>
-            <m:r>
-              <m:t>W</m:t>
-            </m:r>
-          </m:e>
-          <m:sub>
-            <m:r>
-              <m:t>1</m:t>
-            </m:r>
-          </m:sub>
-        </m:sSub>
-      </m:oMath>
-      <w:r>
-        <w:t xml:space="preserve"> </w:t>
-      </w:r>
-      <w:r>
-        <w:t xml:space="preserve">and</w:t>
-      </w:r>
-      <w:r>
-        <w:t xml:space="preserve"> </w:t>
-      </w:r>
-      <m:oMath>
-        <m:sSub>
-          <m:e>
-            <m:r>
-              <m:t>W</m:t>
-            </m:r>
-          </m:e>
-          <m:sub>
-            <m:r>
-              <m:t>2</m:t>
-            </m:r>
-          </m:sub>
-        </m:sSub>
-      </m:oMath>
-      <w:r>
-        <w:t xml:space="preserve"> </w:t>
-      </w:r>
-      <w:r>
-        <w:t xml:space="preserve">and is therefore the ceiling of</w:t>
-      </w:r>
-      <w:r>
-        <w:t xml:space="preserve"> </w:t>
-      </w:r>
-      <w:r>
-        <w:rPr>
-          <w:i/>
-          <w:iCs/>
-        </w:rPr>
-        <w:t xml:space="preserve">any</w:t>
-      </w:r>
-      <w:r>
-        <w:t xml:space="preserve"> </w:t>
-      </w:r>
-      <w:r>
-        <w:t xml:space="preserve">selection</w:t>
-      </w:r>
-      <w:r>
-        <w:t xml:space="preserve"> </w:t>
-      </w:r>
-      <w:r>
-        <w:t xml:space="preserve">policy on these cells; its remaining gap to</w:t>
-      </w:r>
-      <w:r>
-        <w:t xml:space="preserve"> </w:t>
-      </w:r>
-      <m:oMath>
-        <m:r>
-          <m:t>100</m:t>
-        </m:r>
-        <m:r>
-          <m:rPr>
-            <m:sty m:val="p"/>
-          </m:rPr>
-          <m:t>%</m:t>
-        </m:r>
-      </m:oMath>
-      <w:r>
-        <w:t xml:space="preserve"> </w:t>
-      </w:r>
-      <w:r>
-        <w:t xml:space="preserve">is model capability, not selection error.</w:t>
+        <w:t xml:space="preserve">Re-measurement with raw-completion retention,</w:t>
+      </w:r>
+      <w:r>
+        <w:t xml:space="preserve"> </w:t>
+      </w:r>
+      <m:oMath>
+        <m:r>
+          <m:t>n</m:t>
+        </m:r>
+        <m:r>
+          <m:rPr>
+            <m:sty m:val="p"/>
+          </m:rPr>
+          <m:t>=</m:t>
+        </m:r>
+        <m:r>
+          <m:t>40</m:t>
+        </m:r>
+      </m:oMath>
+      <w:r>
+        <w:t xml:space="preserve"> </w:t>
+      </w:r>
+      <w:r>
+        <w:t xml:space="preserve">per arm, fresh draws.</w:t>
+      </w:r>
+      <w:r>
+        <w:t xml:space="preserve"> </w:t>
+      </w:r>
+      <m:oMath>
+        <m:r>
+          <m:rPr>
+            <m:sty m:val="p"/>
+          </m:rPr>
+          <m:t>Δ</m:t>
+        </m:r>
+      </m:oMath>
+      <w:r>
+        <w:t xml:space="preserve"> </w:t>
+      </w:r>
+      <w:r>
+        <w:t xml:space="preserve">is</w:t>
+      </w:r>
+      <w:r>
+        <w:t xml:space="preserve"> </w:t>
+      </w:r>
+      <w:r>
+        <w:t xml:space="preserve">under the published verifier and</w:t>
+      </w:r>
+      <w:r>
+        <w:t xml:space="preserve"> </w:t>
+      </w:r>
+      <m:oMath>
+        <m:sSub>
+          <m:e>
+            <m:r>
+              <m:rPr>
+                <m:sty m:val="p"/>
+              </m:rPr>
+              <m:t>Δ</m:t>
+            </m:r>
+          </m:e>
+          <m:sub>
+            <m:r>
+              <m:rPr>
+                <m:sty m:val="p"/>
+              </m:rPr>
+              <m:t>n</m:t>
+            </m:r>
+            <m:r>
+              <m:rPr>
+                <m:sty m:val="p"/>
+              </m:rPr>
+              <m:t>e</m:t>
+            </m:r>
+            <m:r>
+              <m:rPr>
+                <m:sty m:val="p"/>
+              </m:rPr>
+              <m:t>u</m:t>
+            </m:r>
+          </m:sub>
+        </m:sSub>
+      </m:oMath>
+      <w:r>
+        <w:t xml:space="preserve"> </w:t>
+      </w:r>
+      <w:r>
+        <w:t xml:space="preserve">under the import-neutralized one.</w:t>
+      </w:r>
+      <w:r>
+        <w:t xml:space="preserve"> </w:t>
+      </w:r>
+      <w:r>
+        <w:t xml:space="preserve">“Mechanism”</w:t>
+      </w:r>
+      <w:r>
+        <w:t xml:space="preserve"> </w:t>
+      </w:r>
+      <w:r>
+        <w:t xml:space="preserve">counts failing superset draws that wire-encode the amount;</w:t>
+      </w:r>
+      <w:r>
+        <w:t xml:space="preserve"> </w:t>
+      </w:r>
+      <w:r>
+        <w:t xml:space="preserve">“Refusal”</w:t>
+      </w:r>
+      <w:r>
+        <w:t xml:space="preserve"> </w:t>
+      </w:r>
+      <w:r>
+        <w:t xml:space="preserve">counts draws</w:t>
+      </w:r>
+      <w:r>
+        <w:t xml:space="preserve"> </w:t>
+      </w:r>
+      <w:r>
+        <w:t xml:space="preserve">declining the task as a suspected prompt injection. GPT-5.5 could not be reached in the published</w:t>
+      </w:r>
+      <w:r>
+        <w:t xml:space="preserve"> </w:t>
+      </w:r>
+      <w:r>
+        <w:t xml:space="preserve">single-shot regime (no such deployment on the available resource) and was re-measured through an</w:t>
+      </w:r>
+      <w:r>
+        <w:t xml:space="preserve"> </w:t>
+      </w:r>
+      <w:r>
+        <w:t xml:space="preserve">agentic CLI, so its row tests the mechanism, not the published proportion.</w:t>
       </w:r>
     </w:p>
     <w:tbl>
@@ -43631,7 +44450,2392 @@
         <w:tblStyle w:val="Table"/>
         <w:tblW w:type="auto" w:w="0"/>
         <w:tblLook w:firstRow="1" w:lastRow="0" w:firstColumn="0" w:lastColumn="0" w:noHBand="0" w:noVBand="0" w:val="0020"/>
-        <w:tblCaption w:val="Mean PASS (%) over the four verified cells under four selection policies, per model, computed from the measured per-cell rates of Table 7. The front-and-routing column is the per-cell maximum of W_1 and W_2 and is therefore the ceiling of any selection policy on these cells; its remaining gap to 100\% is model capability, not selection error."/>
+        <w:tblCaption w:val="Re-measurement with raw-completion retention, n=40 per arm, fresh draws. \Delta is under the published verifier and \Delta_{\mathrm{neu}} under the import-neutralized one. “Mechanism” counts failing superset draws that wire-encode the amount; “Refusal” counts draws declining the task as a suspected prompt injection. GPT-5.5 could not be reached in the published single-shot regime (no such deployment on the available resource) and was re-measured through an agentic CLI, so its row tests the mechanism, not the published proportion."/>
+      </w:tblPr>
+      <w:tblGrid>
+        <w:gridCol w:w="1131"/>
+        <w:gridCol w:w="1131"/>
+        <w:gridCol w:w="1131"/>
+        <w:gridCol w:w="1131"/>
+        <w:gridCol w:w="1131"/>
+        <w:gridCol w:w="1131"/>
+        <w:gridCol w:w="1131"/>
+      </w:tblGrid>
+      <w:tr>
+        <w:trPr>
+          <w:tblHeader w:val="on"/>
+        </w:trPr>
+        <w:tc>
+          <w:tcPr/>
+          <w:p>
+            <w:pPr>
+              <w:pStyle w:val="Compact"/>
+              <w:jc w:val="left"/>
+            </w:pPr>
+            <w:r>
+              <w:t xml:space="preserve">Model</w:t>
+            </w:r>
+          </w:p>
+        </w:tc>
+        <w:tc>
+          <w:tcPr/>
+          <w:p>
+            <w:pPr>
+              <w:pStyle w:val="Compact"/>
+              <w:jc w:val="left"/>
+            </w:pPr>
+            <w:r>
+              <w:t xml:space="preserve">Cell</w:t>
+            </w:r>
+          </w:p>
+        </w:tc>
+        <w:tc>
+          <w:tcPr/>
+          <w:p>
+            <w:pPr>
+              <w:pStyle w:val="Compact"/>
+              <w:jc w:val="center"/>
+            </w:pPr>
+            <m:oMath>
+              <m:sSub>
+                <m:e>
+                  <m:r>
+                    <m:t>W</m:t>
+                  </m:r>
+                </m:e>
+                <m:sub>
+                  <m:r>
+                    <m:t>1</m:t>
+                  </m:r>
+                </m:sub>
+              </m:sSub>
+              <m:r>
+                <m:rPr>
+                  <m:sty m:val="p"/>
+                </m:rPr>
+                <m:t>→</m:t>
+              </m:r>
+              <m:sSub>
+                <m:e>
+                  <m:r>
+                    <m:t>W</m:t>
+                  </m:r>
+                </m:e>
+                <m:sub>
+                  <m:r>
+                    <m:t>1</m:t>
+                  </m:r>
+                  <m:r>
+                    <m:rPr>
+                      <m:sty m:val="p"/>
+                    </m:rPr>
+                    <m:t>+</m:t>
+                  </m:r>
+                </m:sub>
+              </m:sSub>
+            </m:oMath>
+            <w:r>
+              <w:t xml:space="preserve">​</w:t>
+            </w:r>
+          </w:p>
+        </w:tc>
+        <w:tc>
+          <w:tcPr/>
+          <w:p>
+            <w:pPr>
+              <w:pStyle w:val="Compact"/>
+              <w:jc w:val="center"/>
+            </w:pPr>
+            <m:oMath>
+              <m:r>
+                <m:rPr>
+                  <m:sty m:val="p"/>
+                </m:rPr>
+                <m:t>Δ</m:t>
+              </m:r>
+            </m:oMath>
+            <w:r>
+              <w:t xml:space="preserve">​</w:t>
+            </w:r>
+          </w:p>
+        </w:tc>
+        <w:tc>
+          <w:tcPr/>
+          <w:p>
+            <w:pPr>
+              <w:pStyle w:val="Compact"/>
+              <w:jc w:val="center"/>
+            </w:pPr>
+            <m:oMath>
+              <m:sSub>
+                <m:e>
+                  <m:r>
+                    <m:rPr>
+                      <m:sty m:val="p"/>
+                    </m:rPr>
+                    <m:t>Δ</m:t>
+                  </m:r>
+                </m:e>
+                <m:sub>
+                  <m:r>
+                    <m:rPr>
+                      <m:sty m:val="p"/>
+                    </m:rPr>
+                    <m:t>n</m:t>
+                  </m:r>
+                  <m:r>
+                    <m:rPr>
+                      <m:sty m:val="p"/>
+                    </m:rPr>
+                    <m:t>e</m:t>
+                  </m:r>
+                  <m:r>
+                    <m:rPr>
+                      <m:sty m:val="p"/>
+                    </m:rPr>
+                    <m:t>u</m:t>
+                  </m:r>
+                </m:sub>
+              </m:sSub>
+            </m:oMath>
+            <w:r>
+              <w:t xml:space="preserve">​</w:t>
+            </w:r>
+          </w:p>
+        </w:tc>
+        <w:tc>
+          <w:tcPr/>
+          <w:p>
+            <w:pPr>
+              <w:pStyle w:val="Compact"/>
+              <w:jc w:val="center"/>
+            </w:pPr>
+            <w:r>
+              <w:t xml:space="preserve">Mechanism</w:t>
+            </w:r>
+          </w:p>
+        </w:tc>
+        <w:tc>
+          <w:tcPr/>
+          <w:p>
+            <w:pPr>
+              <w:pStyle w:val="Compact"/>
+              <w:jc w:val="center"/>
+            </w:pPr>
+            <w:r>
+              <w:t xml:space="preserve">Refusal</w:t>
+            </w:r>
+          </w:p>
+        </w:tc>
+      </w:tr>
+      <w:tr>
+        <w:tc>
+          <w:tcPr/>
+          <w:p>
+            <w:pPr>
+              <w:pStyle w:val="Compact"/>
+              <w:jc w:val="left"/>
+            </w:pPr>
+            <w:r>
+              <w:t xml:space="preserve">Haiku-4.5</w:t>
+            </w:r>
+          </w:p>
+        </w:tc>
+        <w:tc>
+          <w:tcPr/>
+          <w:p>
+            <w:pPr>
+              <w:pStyle w:val="Compact"/>
+              <w:jc w:val="left"/>
+            </w:pPr>
+            <w:r>
+              <w:rPr>
+                <w:rStyle w:val="VerbatimChar"/>
+              </w:rPr>
+              <w:t xml:space="preserve">api_argorder</w:t>
+            </w:r>
+          </w:p>
+        </w:tc>
+        <w:tc>
+          <w:tcPr/>
+          <w:p>
+            <w:pPr>
+              <w:pStyle w:val="Compact"/>
+              <w:jc w:val="center"/>
+            </w:pPr>
+            <m:oMath>
+              <m:r>
+                <m:t>98</m:t>
+              </m:r>
+              <m:r>
+                <m:rPr>
+                  <m:sty m:val="p"/>
+                </m:rPr>
+                <m:t>%</m:t>
+              </m:r>
+              <m:r>
+                <m:rPr>
+                  <m:sty m:val="p"/>
+                </m:rPr>
+                <m:t>→</m:t>
+              </m:r>
+              <m:r>
+                <m:t>0</m:t>
+              </m:r>
+              <m:r>
+                <m:rPr>
+                  <m:sty m:val="p"/>
+                </m:rPr>
+                <m:t>%</m:t>
+              </m:r>
+            </m:oMath>
+            <w:r>
+              <w:t xml:space="preserve">​</w:t>
+            </w:r>
+          </w:p>
+        </w:tc>
+        <w:tc>
+          <w:tcPr/>
+          <w:p>
+            <w:pPr>
+              <w:pStyle w:val="Compact"/>
+              <w:jc w:val="center"/>
+            </w:pPr>
+            <m:oMath>
+              <m:r>
+                <m:rPr>
+                  <m:sty m:val="p"/>
+                </m:rPr>
+                <m:t>−</m:t>
+              </m:r>
+              <m:r>
+                <m:t>0.98</m:t>
+              </m:r>
+            </m:oMath>
+            <w:r>
+              <w:t xml:space="preserve">​</w:t>
+            </w:r>
+          </w:p>
+        </w:tc>
+        <w:tc>
+          <w:tcPr/>
+          <w:p>
+            <w:pPr>
+              <w:pStyle w:val="Compact"/>
+              <w:jc w:val="center"/>
+            </w:pPr>
+            <m:oMath>
+              <m:r>
+                <m:rPr>
+                  <m:sty m:val="p"/>
+                </m:rPr>
+                <m:t>−</m:t>
+              </m:r>
+              <m:r>
+                <m:t>1.00</m:t>
+              </m:r>
+            </m:oMath>
+            <w:r>
+              <w:t xml:space="preserve">​</w:t>
+            </w:r>
+          </w:p>
+        </w:tc>
+        <w:tc>
+          <w:tcPr/>
+          <w:p>
+            <w:pPr>
+              <w:pStyle w:val="Compact"/>
+              <w:jc w:val="center"/>
+            </w:pPr>
+            <m:oMath>
+              <m:r>
+                <m:t>40</m:t>
+              </m:r>
+              <m:r>
+                <m:rPr>
+                  <m:sty m:val="p"/>
+                </m:rPr>
+                <m:t>/</m:t>
+              </m:r>
+              <m:r>
+                <m:t>40</m:t>
+              </m:r>
+            </m:oMath>
+            <w:r>
+              <w:t xml:space="preserve">​</w:t>
+            </w:r>
+          </w:p>
+        </w:tc>
+        <w:tc>
+          <w:tcPr/>
+          <w:p>
+            <w:pPr>
+              <w:pStyle w:val="Compact"/>
+              <w:jc w:val="center"/>
+            </w:pPr>
+            <m:oMath>
+              <m:r>
+                <m:t>0</m:t>
+              </m:r>
+            </m:oMath>
+            <w:r>
+              <w:t xml:space="preserve">​</w:t>
+            </w:r>
+          </w:p>
+        </w:tc>
+      </w:tr>
+      <w:tr>
+        <w:tc>
+          <w:tcPr/>
+          <w:p>
+            <w:pPr>
+              <w:pStyle w:val="Compact"/>
+              <w:jc w:val="left"/>
+            </w:pPr>
+            <w:r>
+              <w:t xml:space="preserve">Sonnet-4.6</w:t>
+            </w:r>
+          </w:p>
+        </w:tc>
+        <w:tc>
+          <w:tcPr/>
+          <w:p>
+            <w:pPr>
+              <w:pStyle w:val="Compact"/>
+              <w:jc w:val="left"/>
+            </w:pPr>
+            <w:r>
+              <w:rPr>
+                <w:rStyle w:val="VerbatimChar"/>
+              </w:rPr>
+              <w:t xml:space="preserve">api_post_ok</w:t>
+            </w:r>
+          </w:p>
+        </w:tc>
+        <w:tc>
+          <w:tcPr/>
+          <w:p>
+            <w:pPr>
+              <w:pStyle w:val="Compact"/>
+              <w:jc w:val="center"/>
+            </w:pPr>
+            <m:oMath>
+              <m:r>
+                <m:t>100</m:t>
+              </m:r>
+              <m:r>
+                <m:rPr>
+                  <m:sty m:val="p"/>
+                </m:rPr>
+                <m:t>%</m:t>
+              </m:r>
+              <m:r>
+                <m:rPr>
+                  <m:sty m:val="p"/>
+                </m:rPr>
+                <m:t>→</m:t>
+              </m:r>
+              <m:r>
+                <m:t>3</m:t>
+              </m:r>
+              <m:r>
+                <m:rPr>
+                  <m:sty m:val="p"/>
+                </m:rPr>
+                <m:t>%</m:t>
+              </m:r>
+            </m:oMath>
+            <w:r>
+              <w:t xml:space="preserve">​</w:t>
+            </w:r>
+          </w:p>
+        </w:tc>
+        <w:tc>
+          <w:tcPr/>
+          <w:p>
+            <w:pPr>
+              <w:pStyle w:val="Compact"/>
+              <w:jc w:val="center"/>
+            </w:pPr>
+            <m:oMath>
+              <m:r>
+                <m:rPr>
+                  <m:sty m:val="p"/>
+                </m:rPr>
+                <m:t>−</m:t>
+              </m:r>
+              <m:r>
+                <m:t>0.98</m:t>
+              </m:r>
+            </m:oMath>
+            <w:r>
+              <w:t xml:space="preserve">​</w:t>
+            </w:r>
+          </w:p>
+        </w:tc>
+        <w:tc>
+          <w:tcPr/>
+          <w:p>
+            <w:pPr>
+              <w:pStyle w:val="Compact"/>
+              <w:jc w:val="center"/>
+            </w:pPr>
+            <m:oMath>
+              <m:r>
+                <m:rPr>
+                  <m:sty m:val="p"/>
+                </m:rPr>
+                <m:t>−</m:t>
+              </m:r>
+              <m:r>
+                <m:t>0.98</m:t>
+              </m:r>
+            </m:oMath>
+            <w:r>
+              <w:t xml:space="preserve">​</w:t>
+            </w:r>
+          </w:p>
+        </w:tc>
+        <w:tc>
+          <w:tcPr/>
+          <w:p>
+            <w:pPr>
+              <w:pStyle w:val="Compact"/>
+              <w:jc w:val="center"/>
+            </w:pPr>
+            <m:oMath>
+              <m:r>
+                <m:t>4</m:t>
+              </m:r>
+              <m:r>
+                <m:rPr>
+                  <m:sty m:val="p"/>
+                </m:rPr>
+                <m:t>/</m:t>
+              </m:r>
+              <m:r>
+                <m:t>39</m:t>
+              </m:r>
+            </m:oMath>
+            <w:r>
+              <w:t xml:space="preserve">​</w:t>
+            </w:r>
+          </w:p>
+        </w:tc>
+        <w:tc>
+          <w:tcPr/>
+          <w:p>
+            <w:pPr>
+              <w:pStyle w:val="Compact"/>
+              <w:jc w:val="center"/>
+            </w:pPr>
+            <m:oMath>
+              <m:r>
+                <m:t>36</m:t>
+              </m:r>
+            </m:oMath>
+            <w:r>
+              <w:t xml:space="preserve">​</w:t>
+            </w:r>
+          </w:p>
+        </w:tc>
+      </w:tr>
+      <w:tr>
+        <w:tc>
+          <w:tcPr/>
+          <w:p>
+            <w:pPr>
+              <w:pStyle w:val="Compact"/>
+              <w:jc w:val="left"/>
+            </w:pPr>
+            <w:r>
+              <w:t xml:space="preserve">Sonnet-4.6</w:t>
+            </w:r>
+          </w:p>
+        </w:tc>
+        <w:tc>
+          <w:tcPr/>
+          <w:p>
+            <w:pPr>
+              <w:pStyle w:val="Compact"/>
+              <w:jc w:val="left"/>
+            </w:pPr>
+            <w:r>
+              <w:rPr>
+                <w:rStyle w:val="VerbatimChar"/>
+              </w:rPr>
+              <w:t xml:space="preserve">api_argorder</w:t>
+            </w:r>
+          </w:p>
+        </w:tc>
+        <w:tc>
+          <w:tcPr/>
+          <w:p>
+            <w:pPr>
+              <w:pStyle w:val="Compact"/>
+              <w:jc w:val="center"/>
+            </w:pPr>
+            <m:oMath>
+              <m:r>
+                <m:t>100</m:t>
+              </m:r>
+              <m:r>
+                <m:rPr>
+                  <m:sty m:val="p"/>
+                </m:rPr>
+                <m:t>%</m:t>
+              </m:r>
+              <m:r>
+                <m:rPr>
+                  <m:sty m:val="p"/>
+                </m:rPr>
+                <m:t>→</m:t>
+              </m:r>
+              <m:r>
+                <m:t>0</m:t>
+              </m:r>
+              <m:r>
+                <m:rPr>
+                  <m:sty m:val="p"/>
+                </m:rPr>
+                <m:t>%</m:t>
+              </m:r>
+            </m:oMath>
+            <w:r>
+              <w:t xml:space="preserve">​</w:t>
+            </w:r>
+          </w:p>
+        </w:tc>
+        <w:tc>
+          <w:tcPr/>
+          <w:p>
+            <w:pPr>
+              <w:pStyle w:val="Compact"/>
+              <w:jc w:val="center"/>
+            </w:pPr>
+            <m:oMath>
+              <m:r>
+                <m:rPr>
+                  <m:sty m:val="p"/>
+                </m:rPr>
+                <m:t>−</m:t>
+              </m:r>
+              <m:r>
+                <m:t>1.00</m:t>
+              </m:r>
+            </m:oMath>
+            <w:r>
+              <w:t xml:space="preserve">​</w:t>
+            </w:r>
+          </w:p>
+        </w:tc>
+        <w:tc>
+          <w:tcPr/>
+          <w:p>
+            <w:pPr>
+              <w:pStyle w:val="Compact"/>
+              <w:jc w:val="center"/>
+            </w:pPr>
+            <m:oMath>
+              <m:r>
+                <m:rPr>
+                  <m:sty m:val="p"/>
+                </m:rPr>
+                <m:t>−</m:t>
+              </m:r>
+              <m:r>
+                <m:t>1.00</m:t>
+              </m:r>
+            </m:oMath>
+            <w:r>
+              <w:t xml:space="preserve">​</w:t>
+            </w:r>
+          </w:p>
+        </w:tc>
+        <w:tc>
+          <w:tcPr/>
+          <w:p>
+            <w:pPr>
+              <w:pStyle w:val="Compact"/>
+              <w:jc w:val="center"/>
+            </w:pPr>
+            <m:oMath>
+              <m:r>
+                <m:t>1</m:t>
+              </m:r>
+              <m:r>
+                <m:rPr>
+                  <m:sty m:val="p"/>
+                </m:rPr>
+                <m:t>/</m:t>
+              </m:r>
+              <m:r>
+                <m:t>40</m:t>
+              </m:r>
+            </m:oMath>
+            <w:r>
+              <w:t xml:space="preserve">​</w:t>
+            </w:r>
+          </w:p>
+        </w:tc>
+        <w:tc>
+          <w:tcPr/>
+          <w:p>
+            <w:pPr>
+              <w:pStyle w:val="Compact"/>
+              <w:jc w:val="center"/>
+            </w:pPr>
+            <m:oMath>
+              <m:r>
+                <m:t>40</m:t>
+              </m:r>
+            </m:oMath>
+            <w:r>
+              <w:t xml:space="preserve">​</w:t>
+            </w:r>
+          </w:p>
+        </w:tc>
+      </w:tr>
+      <w:tr>
+        <w:tc>
+          <w:tcPr/>
+          <w:p>
+            <w:pPr>
+              <w:pStyle w:val="Compact"/>
+              <w:jc w:val="left"/>
+            </w:pPr>
+            <w:r>
+              <w:t xml:space="preserve">Opus-4.8</w:t>
+            </w:r>
+          </w:p>
+        </w:tc>
+        <w:tc>
+          <w:tcPr/>
+          <w:p>
+            <w:pPr>
+              <w:pStyle w:val="Compact"/>
+              <w:jc w:val="left"/>
+            </w:pPr>
+            <w:r>
+              <w:rPr>
+                <w:rStyle w:val="VerbatimChar"/>
+              </w:rPr>
+              <w:t xml:space="preserve">api_post_ok</w:t>
+            </w:r>
+          </w:p>
+        </w:tc>
+        <w:tc>
+          <w:tcPr/>
+          <w:p>
+            <w:pPr>
+              <w:pStyle w:val="Compact"/>
+              <w:jc w:val="center"/>
+            </w:pPr>
+            <m:oMath>
+              <m:r>
+                <m:t>100</m:t>
+              </m:r>
+              <m:r>
+                <m:rPr>
+                  <m:sty m:val="p"/>
+                </m:rPr>
+                <m:t>%</m:t>
+              </m:r>
+              <m:r>
+                <m:rPr>
+                  <m:sty m:val="p"/>
+                </m:rPr>
+                <m:t>→</m:t>
+              </m:r>
+              <m:r>
+                <m:t>3</m:t>
+              </m:r>
+              <m:r>
+                <m:rPr>
+                  <m:sty m:val="p"/>
+                </m:rPr>
+                <m:t>%</m:t>
+              </m:r>
+            </m:oMath>
+            <w:r>
+              <w:t xml:space="preserve">​</w:t>
+            </w:r>
+          </w:p>
+        </w:tc>
+        <w:tc>
+          <w:tcPr/>
+          <w:p>
+            <w:pPr>
+              <w:pStyle w:val="Compact"/>
+              <w:jc w:val="center"/>
+            </w:pPr>
+            <m:oMath>
+              <m:r>
+                <m:rPr>
+                  <m:sty m:val="p"/>
+                </m:rPr>
+                <m:t>−</m:t>
+              </m:r>
+              <m:r>
+                <m:t>0.98</m:t>
+              </m:r>
+            </m:oMath>
+            <w:r>
+              <w:t xml:space="preserve">​</w:t>
+            </w:r>
+          </w:p>
+        </w:tc>
+        <w:tc>
+          <w:tcPr/>
+          <w:p>
+            <w:pPr>
+              <w:pStyle w:val="Compact"/>
+              <w:jc w:val="center"/>
+            </w:pPr>
+            <m:oMath>
+              <m:r>
+                <m:rPr>
+                  <m:sty m:val="p"/>
+                </m:rPr>
+                <m:t>−</m:t>
+              </m:r>
+              <m:r>
+                <m:t>0.98</m:t>
+              </m:r>
+            </m:oMath>
+            <w:r>
+              <w:t xml:space="preserve">​</w:t>
+            </w:r>
+          </w:p>
+        </w:tc>
+        <w:tc>
+          <w:tcPr/>
+          <w:p>
+            <w:pPr>
+              <w:pStyle w:val="Compact"/>
+              <w:jc w:val="center"/>
+            </w:pPr>
+            <m:oMath>
+              <m:r>
+                <m:t>38</m:t>
+              </m:r>
+              <m:r>
+                <m:rPr>
+                  <m:sty m:val="p"/>
+                </m:rPr>
+                <m:t>/</m:t>
+              </m:r>
+              <m:r>
+                <m:t>39</m:t>
+              </m:r>
+            </m:oMath>
+            <w:r>
+              <w:t xml:space="preserve">​</w:t>
+            </w:r>
+          </w:p>
+        </w:tc>
+        <w:tc>
+          <w:tcPr/>
+          <w:p>
+            <w:pPr>
+              <w:pStyle w:val="Compact"/>
+              <w:jc w:val="center"/>
+            </w:pPr>
+            <m:oMath>
+              <m:r>
+                <m:t>0</m:t>
+              </m:r>
+            </m:oMath>
+            <w:r>
+              <w:t xml:space="preserve">​</w:t>
+            </w:r>
+          </w:p>
+        </w:tc>
+      </w:tr>
+      <w:tr>
+        <w:tc>
+          <w:tcPr/>
+          <w:p>
+            <w:pPr>
+              <w:pStyle w:val="Compact"/>
+              <w:jc w:val="left"/>
+            </w:pPr>
+            <w:r>
+              <w:t xml:space="preserve">Opus-4.8</w:t>
+            </w:r>
+          </w:p>
+        </w:tc>
+        <w:tc>
+          <w:tcPr/>
+          <w:p>
+            <w:pPr>
+              <w:pStyle w:val="Compact"/>
+              <w:jc w:val="left"/>
+            </w:pPr>
+            <w:r>
+              <w:rPr>
+                <w:rStyle w:val="VerbatimChar"/>
+              </w:rPr>
+              <w:t xml:space="preserve">api_argorder</w:t>
+            </w:r>
+          </w:p>
+        </w:tc>
+        <w:tc>
+          <w:tcPr/>
+          <w:p>
+            <w:pPr>
+              <w:pStyle w:val="Compact"/>
+              <w:jc w:val="center"/>
+            </w:pPr>
+            <m:oMath>
+              <m:r>
+                <m:t>100</m:t>
+              </m:r>
+              <m:r>
+                <m:rPr>
+                  <m:sty m:val="p"/>
+                </m:rPr>
+                <m:t>%</m:t>
+              </m:r>
+              <m:r>
+                <m:rPr>
+                  <m:sty m:val="p"/>
+                </m:rPr>
+                <m:t>→</m:t>
+              </m:r>
+              <m:r>
+                <m:t>3</m:t>
+              </m:r>
+              <m:r>
+                <m:rPr>
+                  <m:sty m:val="p"/>
+                </m:rPr>
+                <m:t>%</m:t>
+              </m:r>
+            </m:oMath>
+            <w:r>
+              <w:t xml:space="preserve">​</w:t>
+            </w:r>
+          </w:p>
+        </w:tc>
+        <w:tc>
+          <w:tcPr/>
+          <w:p>
+            <w:pPr>
+              <w:pStyle w:val="Compact"/>
+              <w:jc w:val="center"/>
+            </w:pPr>
+            <m:oMath>
+              <m:r>
+                <m:rPr>
+                  <m:sty m:val="p"/>
+                </m:rPr>
+                <m:t>−</m:t>
+              </m:r>
+              <m:r>
+                <m:t>0.98</m:t>
+              </m:r>
+            </m:oMath>
+            <w:r>
+              <w:t xml:space="preserve">​</w:t>
+            </w:r>
+          </w:p>
+        </w:tc>
+        <w:tc>
+          <w:tcPr/>
+          <w:p>
+            <w:pPr>
+              <w:pStyle w:val="Compact"/>
+              <w:jc w:val="center"/>
+            </w:pPr>
+            <m:oMath>
+              <m:r>
+                <m:rPr>
+                  <m:sty m:val="p"/>
+                </m:rPr>
+                <m:t>−</m:t>
+              </m:r>
+              <m:r>
+                <m:t>0.98</m:t>
+              </m:r>
+            </m:oMath>
+            <w:r>
+              <w:t xml:space="preserve">​</w:t>
+            </w:r>
+          </w:p>
+        </w:tc>
+        <w:tc>
+          <w:tcPr/>
+          <w:p>
+            <w:pPr>
+              <w:pStyle w:val="Compact"/>
+              <w:jc w:val="center"/>
+            </w:pPr>
+            <m:oMath>
+              <m:r>
+                <m:t>39</m:t>
+              </m:r>
+              <m:r>
+                <m:rPr>
+                  <m:sty m:val="p"/>
+                </m:rPr>
+                <m:t>/</m:t>
+              </m:r>
+              <m:r>
+                <m:t>39</m:t>
+              </m:r>
+            </m:oMath>
+            <w:r>
+              <w:t xml:space="preserve">​</w:t>
+            </w:r>
+          </w:p>
+        </w:tc>
+        <w:tc>
+          <w:tcPr/>
+          <w:p>
+            <w:pPr>
+              <w:pStyle w:val="Compact"/>
+              <w:jc w:val="center"/>
+            </w:pPr>
+            <m:oMath>
+              <m:r>
+                <m:t>0</m:t>
+              </m:r>
+            </m:oMath>
+            <w:r>
+              <w:t xml:space="preserve">​</w:t>
+            </w:r>
+          </w:p>
+        </w:tc>
+      </w:tr>
+      <w:tr>
+        <w:tc>
+          <w:tcPr/>
+          <w:p>
+            <w:pPr>
+              <w:pStyle w:val="Compact"/>
+              <w:jc w:val="left"/>
+            </w:pPr>
+            <w:r>
+              <w:t xml:space="preserve">DeepSeek-V4-Pro</w:t>
+            </w:r>
+          </w:p>
+        </w:tc>
+        <w:tc>
+          <w:tcPr/>
+          <w:p>
+            <w:pPr>
+              <w:pStyle w:val="Compact"/>
+              <w:jc w:val="left"/>
+            </w:pPr>
+            <w:r>
+              <w:rPr>
+                <w:rStyle w:val="VerbatimChar"/>
+              </w:rPr>
+              <w:t xml:space="preserve">api_post_ok</w:t>
+            </w:r>
+          </w:p>
+        </w:tc>
+        <w:tc>
+          <w:tcPr/>
+          <w:p>
+            <w:pPr>
+              <w:pStyle w:val="Compact"/>
+              <w:jc w:val="center"/>
+            </w:pPr>
+            <m:oMath>
+              <m:r>
+                <m:t>43</m:t>
+              </m:r>
+              <m:r>
+                <m:rPr>
+                  <m:sty m:val="p"/>
+                </m:rPr>
+                <m:t>%</m:t>
+              </m:r>
+              <m:r>
+                <m:rPr>
+                  <m:sty m:val="p"/>
+                </m:rPr>
+                <m:t>→</m:t>
+              </m:r>
+              <m:r>
+                <m:t>0</m:t>
+              </m:r>
+              <m:r>
+                <m:rPr>
+                  <m:sty m:val="p"/>
+                </m:rPr>
+                <m:t>%</m:t>
+              </m:r>
+            </m:oMath>
+            <w:r>
+              <w:t xml:space="preserve">​</w:t>
+            </w:r>
+          </w:p>
+        </w:tc>
+        <w:tc>
+          <w:tcPr/>
+          <w:p>
+            <w:pPr>
+              <w:pStyle w:val="Compact"/>
+              <w:jc w:val="center"/>
+            </w:pPr>
+            <m:oMath>
+              <m:r>
+                <m:rPr>
+                  <m:sty m:val="p"/>
+                </m:rPr>
+                <m:t>−</m:t>
+              </m:r>
+              <m:r>
+                <m:t>0.43</m:t>
+              </m:r>
+            </m:oMath>
+            <w:r>
+              <w:t xml:space="preserve">​</w:t>
+            </w:r>
+          </w:p>
+        </w:tc>
+        <w:tc>
+          <w:tcPr/>
+          <w:p>
+            <w:pPr>
+              <w:pStyle w:val="Compact"/>
+              <w:jc w:val="center"/>
+            </w:pPr>
+            <m:oMath>
+              <m:r>
+                <m:rPr>
+                  <m:sty m:val="p"/>
+                </m:rPr>
+                <m:t>−</m:t>
+              </m:r>
+              <m:r>
+                <m:t>0.98</m:t>
+              </m:r>
+            </m:oMath>
+            <w:r>
+              <w:t xml:space="preserve">​</w:t>
+            </w:r>
+          </w:p>
+        </w:tc>
+        <w:tc>
+          <w:tcPr/>
+          <w:p>
+            <w:pPr>
+              <w:pStyle w:val="Compact"/>
+              <w:jc w:val="center"/>
+            </w:pPr>
+            <m:oMath>
+              <m:r>
+                <m:t>39</m:t>
+              </m:r>
+              <m:r>
+                <m:rPr>
+                  <m:sty m:val="p"/>
+                </m:rPr>
+                <m:t>/</m:t>
+              </m:r>
+              <m:r>
+                <m:t>40</m:t>
+              </m:r>
+            </m:oMath>
+            <w:r>
+              <w:t xml:space="preserve">​</w:t>
+            </w:r>
+          </w:p>
+        </w:tc>
+        <w:tc>
+          <w:tcPr/>
+          <w:p>
+            <w:pPr>
+              <w:pStyle w:val="Compact"/>
+              <w:jc w:val="center"/>
+            </w:pPr>
+            <m:oMath>
+              <m:r>
+                <m:t>0</m:t>
+              </m:r>
+            </m:oMath>
+            <w:r>
+              <w:t xml:space="preserve">​</w:t>
+            </w:r>
+          </w:p>
+        </w:tc>
+      </w:tr>
+      <w:tr>
+        <w:tc>
+          <w:tcPr/>
+          <w:p>
+            <w:pPr>
+              <w:pStyle w:val="Compact"/>
+              <w:jc w:val="left"/>
+            </w:pPr>
+            <w:r>
+              <w:t xml:space="preserve">DeepSeek-V4-Pro</w:t>
+            </w:r>
+          </w:p>
+        </w:tc>
+        <w:tc>
+          <w:tcPr/>
+          <w:p>
+            <w:pPr>
+              <w:pStyle w:val="Compact"/>
+              <w:jc w:val="left"/>
+            </w:pPr>
+            <w:r>
+              <w:rPr>
+                <w:rStyle w:val="VerbatimChar"/>
+              </w:rPr>
+              <w:t xml:space="preserve">api_argorder</w:t>
+            </w:r>
+          </w:p>
+        </w:tc>
+        <w:tc>
+          <w:tcPr/>
+          <w:p>
+            <w:pPr>
+              <w:pStyle w:val="Compact"/>
+              <w:jc w:val="center"/>
+            </w:pPr>
+            <m:oMath>
+              <m:r>
+                <m:t>68</m:t>
+              </m:r>
+              <m:r>
+                <m:rPr>
+                  <m:sty m:val="p"/>
+                </m:rPr>
+                <m:t>%</m:t>
+              </m:r>
+              <m:r>
+                <m:rPr>
+                  <m:sty m:val="p"/>
+                </m:rPr>
+                <m:t>→</m:t>
+              </m:r>
+              <m:r>
+                <m:t>5</m:t>
+              </m:r>
+              <m:r>
+                <m:rPr>
+                  <m:sty m:val="p"/>
+                </m:rPr>
+                <m:t>%</m:t>
+              </m:r>
+            </m:oMath>
+            <w:r>
+              <w:t xml:space="preserve">​</w:t>
+            </w:r>
+          </w:p>
+        </w:tc>
+        <w:tc>
+          <w:tcPr/>
+          <w:p>
+            <w:pPr>
+              <w:pStyle w:val="Compact"/>
+              <w:jc w:val="center"/>
+            </w:pPr>
+            <m:oMath>
+              <m:r>
+                <m:rPr>
+                  <m:sty m:val="p"/>
+                </m:rPr>
+                <m:t>−</m:t>
+              </m:r>
+              <m:r>
+                <m:t>0.63</m:t>
+              </m:r>
+            </m:oMath>
+            <w:r>
+              <w:t xml:space="preserve">​</w:t>
+            </w:r>
+          </w:p>
+        </w:tc>
+        <w:tc>
+          <w:tcPr/>
+          <w:p>
+            <w:pPr>
+              <w:pStyle w:val="Compact"/>
+              <w:jc w:val="center"/>
+            </w:pPr>
+            <m:oMath>
+              <m:r>
+                <m:rPr>
+                  <m:sty m:val="p"/>
+                </m:rPr>
+                <m:t>−</m:t>
+              </m:r>
+              <m:r>
+                <m:t>0.95</m:t>
+              </m:r>
+            </m:oMath>
+            <w:r>
+              <w:t xml:space="preserve">​</w:t>
+            </w:r>
+          </w:p>
+        </w:tc>
+        <w:tc>
+          <w:tcPr/>
+          <w:p>
+            <w:pPr>
+              <w:pStyle w:val="Compact"/>
+              <w:jc w:val="center"/>
+            </w:pPr>
+            <m:oMath>
+              <m:r>
+                <m:t>38</m:t>
+              </m:r>
+              <m:r>
+                <m:rPr>
+                  <m:sty m:val="p"/>
+                </m:rPr>
+                <m:t>/</m:t>
+              </m:r>
+              <m:r>
+                <m:t>38</m:t>
+              </m:r>
+            </m:oMath>
+            <w:r>
+              <w:t xml:space="preserve">​</w:t>
+            </w:r>
+          </w:p>
+        </w:tc>
+        <w:tc>
+          <w:tcPr/>
+          <w:p>
+            <w:pPr>
+              <w:pStyle w:val="Compact"/>
+              <w:jc w:val="center"/>
+            </w:pPr>
+            <m:oMath>
+              <m:r>
+                <m:t>0</m:t>
+              </m:r>
+            </m:oMath>
+            <w:r>
+              <w:t xml:space="preserve">​</w:t>
+            </w:r>
+          </w:p>
+        </w:tc>
+      </w:tr>
+      <w:tr>
+        <w:tc>
+          <w:tcPr/>
+          <w:p>
+            <w:pPr>
+              <w:pStyle w:val="Compact"/>
+              <w:jc w:val="left"/>
+            </w:pPr>
+            <w:r>
+              <w:t xml:space="preserve">Kimi-K2.6</w:t>
+            </w:r>
+          </w:p>
+        </w:tc>
+        <w:tc>
+          <w:tcPr/>
+          <w:p>
+            <w:pPr>
+              <w:pStyle w:val="Compact"/>
+              <w:jc w:val="left"/>
+            </w:pPr>
+            <w:r>
+              <w:rPr>
+                <w:rStyle w:val="VerbatimChar"/>
+              </w:rPr>
+              <w:t xml:space="preserve">api_post_ok</w:t>
+            </w:r>
+          </w:p>
+        </w:tc>
+        <w:tc>
+          <w:tcPr/>
+          <w:p>
+            <w:pPr>
+              <w:pStyle w:val="Compact"/>
+              <w:jc w:val="center"/>
+            </w:pPr>
+            <m:oMath>
+              <m:r>
+                <m:t>100</m:t>
+              </m:r>
+              <m:r>
+                <m:rPr>
+                  <m:sty m:val="p"/>
+                </m:rPr>
+                <m:t>%</m:t>
+              </m:r>
+              <m:r>
+                <m:rPr>
+                  <m:sty m:val="p"/>
+                </m:rPr>
+                <m:t>→</m:t>
+              </m:r>
+              <m:r>
+                <m:t>0</m:t>
+              </m:r>
+              <m:r>
+                <m:rPr>
+                  <m:sty m:val="p"/>
+                </m:rPr>
+                <m:t>%</m:t>
+              </m:r>
+            </m:oMath>
+            <w:r>
+              <w:t xml:space="preserve">​</w:t>
+            </w:r>
+          </w:p>
+        </w:tc>
+        <w:tc>
+          <w:tcPr/>
+          <w:p>
+            <w:pPr>
+              <w:pStyle w:val="Compact"/>
+              <w:jc w:val="center"/>
+            </w:pPr>
+            <m:oMath>
+              <m:r>
+                <m:rPr>
+                  <m:sty m:val="p"/>
+                </m:rPr>
+                <m:t>−</m:t>
+              </m:r>
+              <m:r>
+                <m:t>1.00</m:t>
+              </m:r>
+            </m:oMath>
+            <w:r>
+              <w:t xml:space="preserve">​</w:t>
+            </w:r>
+          </w:p>
+        </w:tc>
+        <w:tc>
+          <w:tcPr/>
+          <w:p>
+            <w:pPr>
+              <w:pStyle w:val="Compact"/>
+              <w:jc w:val="center"/>
+            </w:pPr>
+            <m:oMath>
+              <m:r>
+                <m:rPr>
+                  <m:sty m:val="p"/>
+                </m:rPr>
+                <m:t>−</m:t>
+              </m:r>
+              <m:r>
+                <m:t>1.00</m:t>
+              </m:r>
+            </m:oMath>
+            <w:r>
+              <w:t xml:space="preserve">​</w:t>
+            </w:r>
+          </w:p>
+        </w:tc>
+        <w:tc>
+          <w:tcPr/>
+          <w:p>
+            <w:pPr>
+              <w:pStyle w:val="Compact"/>
+              <w:jc w:val="center"/>
+            </w:pPr>
+            <m:oMath>
+              <m:r>
+                <m:t>40</m:t>
+              </m:r>
+              <m:r>
+                <m:rPr>
+                  <m:sty m:val="p"/>
+                </m:rPr>
+                <m:t>/</m:t>
+              </m:r>
+              <m:r>
+                <m:t>40</m:t>
+              </m:r>
+            </m:oMath>
+            <w:r>
+              <w:t xml:space="preserve">​</w:t>
+            </w:r>
+          </w:p>
+        </w:tc>
+        <w:tc>
+          <w:tcPr/>
+          <w:p>
+            <w:pPr>
+              <w:pStyle w:val="Compact"/>
+              <w:jc w:val="center"/>
+            </w:pPr>
+            <m:oMath>
+              <m:r>
+                <m:t>0</m:t>
+              </m:r>
+            </m:oMath>
+            <w:r>
+              <w:t xml:space="preserve">​</w:t>
+            </w:r>
+          </w:p>
+        </w:tc>
+      </w:tr>
+      <w:tr>
+        <w:tc>
+          <w:tcPr/>
+          <w:p>
+            <w:pPr>
+              <w:pStyle w:val="Compact"/>
+              <w:jc w:val="left"/>
+            </w:pPr>
+            <w:r>
+              <w:t xml:space="preserve">Kimi-K2.6</w:t>
+            </w:r>
+          </w:p>
+        </w:tc>
+        <w:tc>
+          <w:tcPr/>
+          <w:p>
+            <w:pPr>
+              <w:pStyle w:val="Compact"/>
+              <w:jc w:val="left"/>
+            </w:pPr>
+            <w:r>
+              <w:rPr>
+                <w:rStyle w:val="VerbatimChar"/>
+              </w:rPr>
+              <w:t xml:space="preserve">api_argorder</w:t>
+            </w:r>
+          </w:p>
+        </w:tc>
+        <w:tc>
+          <w:tcPr/>
+          <w:p>
+            <w:pPr>
+              <w:pStyle w:val="Compact"/>
+              <w:jc w:val="center"/>
+            </w:pPr>
+            <m:oMath>
+              <m:r>
+                <m:t>100</m:t>
+              </m:r>
+              <m:r>
+                <m:rPr>
+                  <m:sty m:val="p"/>
+                </m:rPr>
+                <m:t>%</m:t>
+              </m:r>
+              <m:r>
+                <m:rPr>
+                  <m:sty m:val="p"/>
+                </m:rPr>
+                <m:t>→</m:t>
+              </m:r>
+              <m:r>
+                <m:t>0</m:t>
+              </m:r>
+              <m:r>
+                <m:rPr>
+                  <m:sty m:val="p"/>
+                </m:rPr>
+                <m:t>%</m:t>
+              </m:r>
+            </m:oMath>
+            <w:r>
+              <w:t xml:space="preserve">​</w:t>
+            </w:r>
+          </w:p>
+        </w:tc>
+        <w:tc>
+          <w:tcPr/>
+          <w:p>
+            <w:pPr>
+              <w:pStyle w:val="Compact"/>
+              <w:jc w:val="center"/>
+            </w:pPr>
+            <m:oMath>
+              <m:r>
+                <m:rPr>
+                  <m:sty m:val="p"/>
+                </m:rPr>
+                <m:t>−</m:t>
+              </m:r>
+              <m:r>
+                <m:t>1.00</m:t>
+              </m:r>
+            </m:oMath>
+            <w:r>
+              <w:t xml:space="preserve">​</w:t>
+            </w:r>
+          </w:p>
+        </w:tc>
+        <w:tc>
+          <w:tcPr/>
+          <w:p>
+            <w:pPr>
+              <w:pStyle w:val="Compact"/>
+              <w:jc w:val="center"/>
+            </w:pPr>
+            <m:oMath>
+              <m:r>
+                <m:rPr>
+                  <m:sty m:val="p"/>
+                </m:rPr>
+                <m:t>−</m:t>
+              </m:r>
+              <m:r>
+                <m:t>1.00</m:t>
+              </m:r>
+            </m:oMath>
+            <w:r>
+              <w:t xml:space="preserve">​</w:t>
+            </w:r>
+          </w:p>
+        </w:tc>
+        <w:tc>
+          <w:tcPr/>
+          <w:p>
+            <w:pPr>
+              <w:pStyle w:val="Compact"/>
+              <w:jc w:val="center"/>
+            </w:pPr>
+            <m:oMath>
+              <m:r>
+                <m:t>40</m:t>
+              </m:r>
+              <m:r>
+                <m:rPr>
+                  <m:sty m:val="p"/>
+                </m:rPr>
+                <m:t>/</m:t>
+              </m:r>
+              <m:r>
+                <m:t>40</m:t>
+              </m:r>
+            </m:oMath>
+            <w:r>
+              <w:t xml:space="preserve">​</w:t>
+            </w:r>
+          </w:p>
+        </w:tc>
+        <w:tc>
+          <w:tcPr/>
+          <w:p>
+            <w:pPr>
+              <w:pStyle w:val="Compact"/>
+              <w:jc w:val="center"/>
+            </w:pPr>
+            <m:oMath>
+              <m:r>
+                <m:t>0</m:t>
+              </m:r>
+            </m:oMath>
+            <w:r>
+              <w:t xml:space="preserve">​</w:t>
+            </w:r>
+          </w:p>
+        </w:tc>
+      </w:tr>
+      <w:tr>
+        <w:tc>
+          <w:tcPr/>
+          <w:p>
+            <w:pPr>
+              <w:pStyle w:val="Compact"/>
+              <w:jc w:val="left"/>
+            </w:pPr>
+            <w:r>
+              <w:t xml:space="preserve">GPT-5.5</w:t>
+            </w:r>
+            <m:oMath>
+              <m:sSup>
+                <m:e>
+                  <m:r>
+                    <m:t>​</m:t>
+                  </m:r>
+                </m:e>
+                <m:sup>
+                  <m:r>
+                    <m:rPr>
+                      <m:sty m:val="p"/>
+                    </m:rPr>
+                    <m:t>†</m:t>
+                  </m:r>
+                </m:sup>
+              </m:sSup>
+            </m:oMath>
+          </w:p>
+        </w:tc>
+        <w:tc>
+          <w:tcPr/>
+          <w:p>
+            <w:pPr>
+              <w:pStyle w:val="Compact"/>
+              <w:jc w:val="left"/>
+            </w:pPr>
+            <w:r>
+              <w:rPr>
+                <w:rStyle w:val="VerbatimChar"/>
+              </w:rPr>
+              <w:t xml:space="preserve">api_post_ok</w:t>
+            </w:r>
+          </w:p>
+        </w:tc>
+        <w:tc>
+          <w:tcPr/>
+          <w:p>
+            <w:pPr>
+              <w:pStyle w:val="Compact"/>
+              <w:jc w:val="center"/>
+            </w:pPr>
+            <m:oMath>
+              <m:r>
+                <m:t>100</m:t>
+              </m:r>
+              <m:r>
+                <m:rPr>
+                  <m:sty m:val="p"/>
+                </m:rPr>
+                <m:t>%</m:t>
+              </m:r>
+              <m:r>
+                <m:rPr>
+                  <m:sty m:val="p"/>
+                </m:rPr>
+                <m:t>→</m:t>
+              </m:r>
+              <m:r>
+                <m:t>0</m:t>
+              </m:r>
+              <m:r>
+                <m:rPr>
+                  <m:sty m:val="p"/>
+                </m:rPr>
+                <m:t>%</m:t>
+              </m:r>
+            </m:oMath>
+            <w:r>
+              <w:t xml:space="preserve">​</w:t>
+            </w:r>
+          </w:p>
+        </w:tc>
+        <w:tc>
+          <w:tcPr/>
+          <w:p>
+            <w:pPr>
+              <w:pStyle w:val="Compact"/>
+              <w:jc w:val="center"/>
+            </w:pPr>
+            <m:oMath>
+              <m:r>
+                <m:rPr>
+                  <m:sty m:val="p"/>
+                </m:rPr>
+                <m:t>−</m:t>
+              </m:r>
+              <m:r>
+                <m:t>1.00</m:t>
+              </m:r>
+            </m:oMath>
+            <w:r>
+              <w:t xml:space="preserve">​</w:t>
+            </w:r>
+          </w:p>
+        </w:tc>
+        <w:tc>
+          <w:tcPr/>
+          <w:p>
+            <w:pPr>
+              <w:pStyle w:val="Compact"/>
+              <w:jc w:val="center"/>
+            </w:pPr>
+            <m:oMath>
+              <m:r>
+                <m:rPr>
+                  <m:sty m:val="p"/>
+                </m:rPr>
+                <m:t>−</m:t>
+              </m:r>
+              <m:r>
+                <m:t>1.00</m:t>
+              </m:r>
+            </m:oMath>
+            <w:r>
+              <w:t xml:space="preserve">​</w:t>
+            </w:r>
+          </w:p>
+        </w:tc>
+        <w:tc>
+          <w:tcPr/>
+          <w:p>
+            <w:pPr>
+              <w:pStyle w:val="Compact"/>
+              <w:jc w:val="center"/>
+            </w:pPr>
+            <m:oMath>
+              <m:r>
+                <m:t>40</m:t>
+              </m:r>
+              <m:r>
+                <m:rPr>
+                  <m:sty m:val="p"/>
+                </m:rPr>
+                <m:t>/</m:t>
+              </m:r>
+              <m:r>
+                <m:t>40</m:t>
+              </m:r>
+            </m:oMath>
+            <w:r>
+              <w:t xml:space="preserve">​</w:t>
+            </w:r>
+          </w:p>
+        </w:tc>
+        <w:tc>
+          <w:tcPr/>
+          <w:p>
+            <w:pPr>
+              <w:pStyle w:val="Compact"/>
+              <w:jc w:val="center"/>
+            </w:pPr>
+            <m:oMath>
+              <m:r>
+                <m:t>0</m:t>
+              </m:r>
+            </m:oMath>
+            <w:r>
+              <w:t xml:space="preserve">​</w:t>
+            </w:r>
+          </w:p>
+        </w:tc>
+      </w:tr>
+      <w:tr>
+        <w:tc>
+          <w:tcPr/>
+          <w:p>
+            <w:pPr>
+              <w:pStyle w:val="Compact"/>
+              <w:jc w:val="left"/>
+            </w:pPr>
+            <w:r>
+              <w:t xml:space="preserve">GPT-5.5</w:t>
+            </w:r>
+            <m:oMath>
+              <m:sSup>
+                <m:e>
+                  <m:r>
+                    <m:t>​</m:t>
+                  </m:r>
+                </m:e>
+                <m:sup>
+                  <m:r>
+                    <m:rPr>
+                      <m:sty m:val="p"/>
+                    </m:rPr>
+                    <m:t>†</m:t>
+                  </m:r>
+                </m:sup>
+              </m:sSup>
+            </m:oMath>
+          </w:p>
+        </w:tc>
+        <w:tc>
+          <w:tcPr/>
+          <w:p>
+            <w:pPr>
+              <w:pStyle w:val="Compact"/>
+              <w:jc w:val="left"/>
+            </w:pPr>
+            <w:r>
+              <w:rPr>
+                <w:rStyle w:val="VerbatimChar"/>
+              </w:rPr>
+              <w:t xml:space="preserve">api_argorder</w:t>
+            </w:r>
+          </w:p>
+        </w:tc>
+        <w:tc>
+          <w:tcPr/>
+          <w:p>
+            <w:pPr>
+              <w:pStyle w:val="Compact"/>
+              <w:jc w:val="center"/>
+            </w:pPr>
+            <m:oMath>
+              <m:r>
+                <m:t>100</m:t>
+              </m:r>
+              <m:r>
+                <m:rPr>
+                  <m:sty m:val="p"/>
+                </m:rPr>
+                <m:t>%</m:t>
+              </m:r>
+              <m:r>
+                <m:rPr>
+                  <m:sty m:val="p"/>
+                </m:rPr>
+                <m:t>→</m:t>
+              </m:r>
+              <m:r>
+                <m:t>0</m:t>
+              </m:r>
+              <m:r>
+                <m:rPr>
+                  <m:sty m:val="p"/>
+                </m:rPr>
+                <m:t>%</m:t>
+              </m:r>
+            </m:oMath>
+            <w:r>
+              <w:t xml:space="preserve">​</w:t>
+            </w:r>
+          </w:p>
+        </w:tc>
+        <w:tc>
+          <w:tcPr/>
+          <w:p>
+            <w:pPr>
+              <w:pStyle w:val="Compact"/>
+              <w:jc w:val="center"/>
+            </w:pPr>
+            <m:oMath>
+              <m:r>
+                <m:rPr>
+                  <m:sty m:val="p"/>
+                </m:rPr>
+                <m:t>−</m:t>
+              </m:r>
+              <m:r>
+                <m:t>1.00</m:t>
+              </m:r>
+            </m:oMath>
+            <w:r>
+              <w:t xml:space="preserve">​</w:t>
+            </w:r>
+          </w:p>
+        </w:tc>
+        <w:tc>
+          <w:tcPr/>
+          <w:p>
+            <w:pPr>
+              <w:pStyle w:val="Compact"/>
+              <w:jc w:val="center"/>
+            </w:pPr>
+            <m:oMath>
+              <m:r>
+                <m:rPr>
+                  <m:sty m:val="p"/>
+                </m:rPr>
+                <m:t>−</m:t>
+              </m:r>
+              <m:r>
+                <m:t>1.00</m:t>
+              </m:r>
+            </m:oMath>
+            <w:r>
+              <w:t xml:space="preserve">​</w:t>
+            </w:r>
+          </w:p>
+        </w:tc>
+        <w:tc>
+          <w:tcPr/>
+          <w:p>
+            <w:pPr>
+              <w:pStyle w:val="Compact"/>
+              <w:jc w:val="center"/>
+            </w:pPr>
+            <m:oMath>
+              <m:r>
+                <m:t>40</m:t>
+              </m:r>
+              <m:r>
+                <m:rPr>
+                  <m:sty m:val="p"/>
+                </m:rPr>
+                <m:t>/</m:t>
+              </m:r>
+              <m:r>
+                <m:t>40</m:t>
+              </m:r>
+            </m:oMath>
+            <w:r>
+              <w:t xml:space="preserve">​</w:t>
+            </w:r>
+          </w:p>
+        </w:tc>
+        <w:tc>
+          <w:tcPr/>
+          <w:p>
+            <w:pPr>
+              <w:pStyle w:val="Compact"/>
+              <w:jc w:val="center"/>
+            </w:pPr>
+            <m:oMath>
+              <m:r>
+                <m:t>0</m:t>
+              </m:r>
+            </m:oMath>
+            <w:r>
+              <w:t xml:space="preserve">​</w:t>
+            </w:r>
+          </w:p>
+        </w:tc>
+      </w:tr>
+    </w:tbl>
+    <w:bookmarkEnd w:id="102"/>
+    <w:bookmarkEnd w:id="103"/>
+    <w:bookmarkEnd w:id="104"/>
+    <w:bookmarkEnd w:id="105"/>
+    <w:bookmarkStart w:id="108" w:name="sec:results-policies"/>
+    <w:p>
+      <w:pPr>
+        <w:pStyle w:val="Heading2"/>
+      </w:pPr>
+      <w:r>
+        <w:t xml:space="preserve">The engineering consequence: four selection policies, one measured table</w:t>
+      </w:r>
+    </w:p>
+    <w:p>
+      <w:pPr>
+        <w:pStyle w:val="FirstParagraph"/>
+      </w:pPr>
+      <w:r>
+        <w:t xml:space="preserve">The formal results reduce to a comparison an engineer can act on. On the measured pair there are</w:t>
+      </w:r>
+      <w:r>
+        <w:t xml:space="preserve"> </w:t>
+      </w:r>
+      <w:r>
+        <w:t xml:space="preserve">four things a selection layer can do, and every one of them was measured (Table 8);</w:t>
+      </w:r>
+      <w:r>
+        <w:t xml:space="preserve"> </w:t>
+      </w:r>
+      <w:r>
+        <w:t xml:space="preserve">Table 7 scores them per model as mean PASS over the four verified cells.</w:t>
+      </w:r>
+      <w:r>
+        <w:t xml:space="preserve"> </w:t>
+      </w:r>
+      <w:r>
+        <w:rPr>
+          <w:i/>
+          <w:iCs/>
+        </w:rPr>
+        <w:t xml:space="preserve">Best fixed source</w:t>
+      </w:r>
+      <w:r>
+        <w:t xml:space="preserve"> </w:t>
+      </w:r>
+      <w:r>
+        <w:t xml:space="preserve">grants the entire query-independent-scalar class its best case: any such</w:t>
+      </w:r>
+      <w:r>
+        <w:t xml:space="preserve"> </w:t>
+      </w:r>
+      <w:r>
+        <w:t xml:space="preserve">scalar induces one total order, hence one top-1 reused for every task, and we let it pick the</w:t>
+      </w:r>
+      <w:r>
+        <w:t xml:space="preserve"> </w:t>
+      </w:r>
+      <w:r>
+        <w:t xml:space="preserve">oracle-best source (</w:t>
+      </w:r>
+      <m:oMath>
+        <m:sSub>
+          <m:e>
+            <m:r>
+              <m:t>W</m:t>
+            </m:r>
+          </m:e>
+          <m:sub>
+            <m:r>
+              <m:t>1</m:t>
+            </m:r>
+          </m:sub>
+        </m:sSub>
+      </m:oMath>
+      <w:r>
+        <w:t xml:space="preserve"> </w:t>
+      </w:r>
+      <w:r>
+        <w:t xml:space="preserve">for every model).</w:t>
+      </w:r>
+      <w:r>
+        <w:t xml:space="preserve"> </w:t>
+      </w:r>
+      <w:r>
+        <w:rPr>
+          <w:i/>
+          <w:iCs/>
+        </w:rPr>
+        <w:t xml:space="preserve">Topical top-1</w:t>
+      </w:r>
+      <w:r>
+        <w:t xml:space="preserve"> </w:t>
+      </w:r>
+      <w:r>
+        <w:t xml:space="preserve">re-scores per task with topical</w:t>
+      </w:r>
+      <w:r>
+        <w:t xml:space="preserve"> </w:t>
+      </w:r>
+      <w:r>
+        <w:t xml:space="preserve">relevance, choosing</w:t>
+      </w:r>
+      <w:r>
+        <w:t xml:space="preserve"> </w:t>
+      </w:r>
+      <m:oMath>
+        <m:sSub>
+          <m:e>
+            <m:r>
+              <m:t>W</m:t>
+            </m:r>
+          </m:e>
+          <m:sub>
+            <m:r>
+              <m:t>1</m:t>
+            </m:r>
+          </m:sub>
+        </m:sSub>
+      </m:oMath>
+      <w:r>
+        <w:t xml:space="preserve"> </w:t>
+      </w:r>
+      <w:r>
+        <w:t xml:space="preserve">on the API cells and</w:t>
+      </w:r>
+      <w:r>
+        <w:t xml:space="preserve"> </w:t>
+      </w:r>
+      <m:oMath>
+        <m:sSub>
+          <m:e>
+            <m:r>
+              <m:t>W</m:t>
+            </m:r>
+          </m:e>
+          <m:sub>
+            <m:r>
+              <m:t>2</m:t>
+            </m:r>
+          </m:sub>
+        </m:sSub>
+      </m:oMath>
+      <w:r>
+        <w:t xml:space="preserve"> </w:t>
+      </w:r>
+      <w:r>
+        <w:t xml:space="preserve">on encoding, but also</w:t>
+      </w:r>
+      <w:r>
+        <w:t xml:space="preserve"> </w:t>
+      </w:r>
+      <m:oMath>
+        <m:sSub>
+          <m:e>
+            <m:r>
+              <m:t>W</m:t>
+            </m:r>
+          </m:e>
+          <m:sub>
+            <m:r>
+              <m:t>2</m:t>
+            </m:r>
+          </m:sub>
+        </m:sSub>
+      </m:oMath>
+      <w:r>
+        <w:t xml:space="preserve"> </w:t>
+      </w:r>
+      <w:r>
+        <w:t xml:space="preserve">on the trap,</w:t>
+      </w:r>
+      <w:r>
+        <w:t xml:space="preserve"> </w:t>
+      </w:r>
+      <w:r>
+        <w:t xml:space="preserve">where every measured topical ranker puts the wrong source first</w:t>
+      </w:r>
+      <w:r>
+        <w:t xml:space="preserve"> </w:t>
+      </w:r>
+      <w:r>
+        <w:t xml:space="preserve">(§7.4.2).</w:t>
+      </w:r>
+      <w:r>
+        <w:t xml:space="preserve"> </w:t>
+      </w:r>
+      <w:r>
+        <w:rPr>
+          <w:i/>
+          <w:iCs/>
+        </w:rPr>
+        <w:t xml:space="preserve">Concatenate both</w:t>
+      </w:r>
+      <w:r>
+        <w:t xml:space="preserve"> </w:t>
+      </w:r>
+      <w:r>
+        <w:t xml:space="preserve">refuses to choose and submits</w:t>
+      </w:r>
+      <w:r>
+        <w:t xml:space="preserve"> </w:t>
+      </w:r>
+      <m:oMath>
+        <m:sSub>
+          <m:e>
+            <m:r>
+              <m:t>W</m:t>
+            </m:r>
+          </m:e>
+          <m:sub>
+            <m:r>
+              <m:t>1</m:t>
+            </m:r>
+            <m:r>
+              <m:rPr>
+                <m:sty m:val="p"/>
+              </m:rPr>
+              <m:t>+</m:t>
+            </m:r>
+          </m:sub>
+        </m:sSub>
+      </m:oMath>
+      <w:r>
+        <w:t xml:space="preserve">.</w:t>
+      </w:r>
+      <w:r>
+        <w:t xml:space="preserve"> </w:t>
+      </w:r>
+      <w:r>
+        <w:rPr>
+          <w:i/>
+          <w:iCs/>
+        </w:rPr>
+        <w:t xml:space="preserve">Front</w:t>
+      </w:r>
+      <w:r>
+        <w:rPr>
+          <w:i/>
+          <w:iCs/>
+        </w:rPr>
+        <w:t xml:space="preserve"> </w:t>
+      </w:r>
+      <m:oMath>
+        <m:r>
+          <m:rPr>
+            <m:sty m:val="p"/>
+          </m:rPr>
+          <m:t>+</m:t>
+        </m:r>
+      </m:oMath>
+      <w:r>
+        <w:rPr>
+          <w:i/>
+          <w:iCs/>
+        </w:rPr>
+        <w:t xml:space="preserve"> </w:t>
+      </w:r>
+      <w:r>
+        <w:rPr>
+          <w:i/>
+          <w:iCs/>
+        </w:rPr>
+        <w:t xml:space="preserve">routing</w:t>
+      </w:r>
+      <w:r>
+        <w:t xml:space="preserve"> </w:t>
+      </w:r>
+      <w:r>
+        <w:t xml:space="preserve">keeps the verified non-dominated set</w:t>
+      </w:r>
+      <w:r>
+        <w:t xml:space="preserve"> </w:t>
+      </w:r>
+      <m:oMath>
+        <m:r>
+          <m:rPr>
+            <m:sty m:val="p"/>
+          </m:rPr>
+          <m:t>{</m:t>
+        </m:r>
+        <m:sSub>
+          <m:e>
+            <m:r>
+              <m:t>W</m:t>
+            </m:r>
+          </m:e>
+          <m:sub>
+            <m:r>
+              <m:t>1</m:t>
+            </m:r>
+          </m:sub>
+        </m:sSub>
+        <m:r>
+          <m:rPr>
+            <m:sty m:val="p"/>
+          </m:rPr>
+          <m:t>,</m:t>
+        </m:r>
+        <m:sSub>
+          <m:e>
+            <m:r>
+              <m:t>W</m:t>
+            </m:r>
+          </m:e>
+          <m:sub>
+            <m:r>
+              <m:t>2</m:t>
+            </m:r>
+          </m:sub>
+        </m:sSub>
+        <m:r>
+          <m:rPr>
+            <m:sty m:val="p"/>
+          </m:rPr>
+          <m:t>}</m:t>
+        </m:r>
+      </m:oMath>
+      <w:r>
+        <w:t xml:space="preserve"> </w:t>
+      </w:r>
+      <w:r>
+        <w:t xml:space="preserve">and routes by task</w:t>
+      </w:r>
+      <w:r>
+        <w:t xml:space="preserve"> </w:t>
+      </w:r>
+      <w:r>
+        <w:t xml:space="preserve">family, attaining the per-cell maximum of the two sources; this is what the partial order licenses,</w:t>
+      </w:r>
+      <w:r>
+        <w:t xml:space="preserve"> </w:t>
+      </w:r>
+      <w:r>
+        <w:t xml:space="preserve">and its price is exactly one probe’s worth of knowledge, namely which source is decisive for which</w:t>
+      </w:r>
+      <w:r>
+        <w:t xml:space="preserve"> </w:t>
+      </w:r>
+      <w:r>
+        <w:t xml:space="preserve">family.</w:t>
+      </w:r>
+    </w:p>
+    <w:bookmarkStart w:id="106" w:name="tab:policies"/>
+    <w:p>
+      <w:pPr>
+        <w:pStyle w:val="TableCaption"/>
+      </w:pPr>
+      <w:r>
+        <w:t xml:space="preserve">Mean PASS (%) over the four verified cells under four selection policies, per model,</w:t>
+      </w:r>
+      <w:r>
+        <w:t xml:space="preserve"> </w:t>
+      </w:r>
+      <w:r>
+        <w:t xml:space="preserve">computed from the measured per-cell rates of Table 8. The front-and-routing column</w:t>
+      </w:r>
+      <w:r>
+        <w:t xml:space="preserve"> </w:t>
+      </w:r>
+      <w:r>
+        <w:t xml:space="preserve">is the per-cell maximum of</w:t>
+      </w:r>
+      <w:r>
+        <w:t xml:space="preserve"> </w:t>
+      </w:r>
+      <m:oMath>
+        <m:sSub>
+          <m:e>
+            <m:r>
+              <m:t>W</m:t>
+            </m:r>
+          </m:e>
+          <m:sub>
+            <m:r>
+              <m:t>1</m:t>
+            </m:r>
+          </m:sub>
+        </m:sSub>
+      </m:oMath>
+      <w:r>
+        <w:t xml:space="preserve"> </w:t>
+      </w:r>
+      <w:r>
+        <w:t xml:space="preserve">and</w:t>
+      </w:r>
+      <w:r>
+        <w:t xml:space="preserve"> </w:t>
+      </w:r>
+      <m:oMath>
+        <m:sSub>
+          <m:e>
+            <m:r>
+              <m:t>W</m:t>
+            </m:r>
+          </m:e>
+          <m:sub>
+            <m:r>
+              <m:t>2</m:t>
+            </m:r>
+          </m:sub>
+        </m:sSub>
+      </m:oMath>
+      <w:r>
+        <w:t xml:space="preserve"> </w:t>
+      </w:r>
+      <w:r>
+        <w:t xml:space="preserve">and is therefore the ceiling of</w:t>
+      </w:r>
+      <w:r>
+        <w:t xml:space="preserve"> </w:t>
+      </w:r>
+      <w:r>
+        <w:rPr>
+          <w:i/>
+          <w:iCs/>
+        </w:rPr>
+        <w:t xml:space="preserve">any</w:t>
+      </w:r>
+      <w:r>
+        <w:t xml:space="preserve"> </w:t>
+      </w:r>
+      <w:r>
+        <w:t xml:space="preserve">selection</w:t>
+      </w:r>
+      <w:r>
+        <w:t xml:space="preserve"> </w:t>
+      </w:r>
+      <w:r>
+        <w:t xml:space="preserve">policy on these cells; its remaining gap to</w:t>
+      </w:r>
+      <w:r>
+        <w:t xml:space="preserve"> </w:t>
+      </w:r>
+      <m:oMath>
+        <m:r>
+          <m:t>100</m:t>
+        </m:r>
+        <m:r>
+          <m:rPr>
+            <m:sty m:val="p"/>
+          </m:rPr>
+          <m:t>%</m:t>
+        </m:r>
+      </m:oMath>
+      <w:r>
+        <w:t xml:space="preserve"> </w:t>
+      </w:r>
+      <w:r>
+        <w:t xml:space="preserve">is model capability, not selection error.</w:t>
+      </w:r>
+    </w:p>
+    <w:tbl>
+      <w:tblPr>
+        <w:tblStyle w:val="Table"/>
+        <w:tblW w:type="auto" w:w="0"/>
+        <w:tblLook w:firstRow="1" w:lastRow="0" w:firstColumn="0" w:lastColumn="0" w:noHBand="0" w:noVBand="0" w:val="0020"/>
+        <w:tblCaption w:val="Mean PASS (%) over the four verified cells under four selection policies, per model, computed from the measured per-cell rates of Table 8. The front-and-routing column is the per-cell maximum of W_1 and W_2 and is therefore the ceiling of any selection policy on these cells; its remaining gap to 100\% is model capability, not selection error."/>
       </w:tblPr>
       <w:tblGrid>
         <w:gridCol w:w="1584"/>
@@ -44208,7 +47412,7 @@
         </w:tc>
       </w:tr>
     </w:tbl>
-    <w:bookmarkEnd w:id="102"/>
+    <w:bookmarkEnd w:id="106"/>
     <w:p>
       <w:pPr>
         <w:pStyle w:val="BodyText"/>
@@ -44460,7 +47664,7 @@
         <w:t xml:space="preserve">each cheap policy forfeits an entire cell class, and no total-order policy can keep all four.</w:t>
       </w:r>
     </w:p>
-    <w:bookmarkStart w:id="103" w:name="what-follows-for-practice."/>
+    <w:bookmarkStart w:id="107" w:name="what-follows-for-practice."/>
     <w:p>
       <w:pPr>
         <w:pStyle w:val="Heading4"/>
@@ -44590,7 +47794,7 @@
         <w:t xml:space="preserve"> </w:t>
       </w:r>
       <w:r>
-        <w:t xml:space="preserve">(Table 6). (v) A cheap topical ranker fails exactly where the surface lexicon</w:t>
+        <w:t xml:space="preserve">(Table 7). (v) A cheap topical ranker fails exactly where the surface lexicon</w:t>
       </w:r>
       <w:r>
         <w:t xml:space="preserve"> </w:t>
@@ -44611,10 +47815,10 @@
         <w:t xml:space="preserve">harness.</w:t>
       </w:r>
     </w:p>
-    <w:bookmarkEnd w:id="103"/>
-    <w:bookmarkEnd w:id="104"/>
-    <w:bookmarkEnd w:id="105"/>
-    <w:bookmarkStart w:id="120" w:name="sec:discussion"/>
+    <w:bookmarkEnd w:id="107"/>
+    <w:bookmarkEnd w:id="108"/>
+    <w:bookmarkEnd w:id="109"/>
+    <w:bookmarkStart w:id="124" w:name="sec:discussion"/>
     <w:p>
       <w:pPr>
         <w:pStyle w:val="Heading1"/>
@@ -44755,7 +47959,7 @@
         <w:t xml:space="preserve">formalization is a model rather than a proof of the realized object.</w:t>
       </w:r>
     </w:p>
-    <w:bookmarkStart w:id="108" w:name="sec:disc-bridge"/>
+    <w:bookmarkStart w:id="112" w:name="sec:disc-bridge"/>
     <w:p>
       <w:pPr>
         <w:pStyle w:val="Heading2"/>
@@ -44768,10 +47972,10 @@
       <w:pPr>
         <w:pStyle w:val="FirstParagraph"/>
       </w:pPr>
-      <w:bookmarkStart w:id="106" w:name="sec:disc-deficiency"/>
-      <w:bookmarkEnd w:id="106"/>
-      <w:bookmarkStart w:id="107" w:name="sec:disc-certificate"/>
-      <w:bookmarkEnd w:id="107"/>
+      <w:bookmarkStart w:id="110" w:name="sec:disc-deficiency"/>
+      <w:bookmarkEnd w:id="110"/>
+      <w:bookmarkStart w:id="111" w:name="sec:disc-certificate"/>
+      <w:bookmarkEnd w:id="111"/>
     </w:p>
     <w:p>
       <w:pPr>
@@ -45044,8 +48248,8 @@
         <w:t xml:space="preserve">a fixed adversarial battery, not a task distribution.</w:t>
       </w:r>
     </w:p>
-    <w:bookmarkEnd w:id="108"/>
-    <w:bookmarkStart w:id="110" w:name="sec:disc-antimono"/>
+    <w:bookmarkEnd w:id="112"/>
+    <w:bookmarkStart w:id="114" w:name="sec:disc-antimono"/>
     <w:p>
       <w:pPr>
         <w:pStyle w:val="Heading2"/>
@@ -45473,7 +48677,7 @@
         <w:t xml:space="preserve">across models even though each binary verdict stands on its own.</w:t>
       </w:r>
     </w:p>
-    <w:bookmarkStart w:id="109" w:name="will-scale-restore-blackwell-coherence"/>
+    <w:bookmarkStart w:id="113" w:name="will-scale-restore-blackwell-coherence"/>
     <w:p>
       <w:pPr>
         <w:pStyle w:val="Heading4"/>
@@ -45584,9 +48788,9 @@
         <w:t xml:space="preserve">mutually non-refining signals stay incomparable however capable the reader becomes.</w:t>
       </w:r>
     </w:p>
-    <w:bookmarkEnd w:id="109"/>
-    <w:bookmarkEnd w:id="110"/>
-    <w:bookmarkStart w:id="111" w:name="sec:disc-mechanism"/>
+    <w:bookmarkEnd w:id="113"/>
+    <w:bookmarkEnd w:id="114"/>
+    <w:bookmarkStart w:id="115" w:name="sec:disc-mechanism"/>
     <w:p>
       <w:pPr>
         <w:pStyle w:val="Heading2"/>
@@ -46077,6 +49281,38 @@
         <w:pStyle w:val="BodyText"/>
       </w:pPr>
       <w:r>
+        <w:t xml:space="preserve">One qualification governs this whole subsection. Re-measuring the verified cells with raw</w:t>
+      </w:r>
+      <w:r>
+        <w:t xml:space="preserve"> </w:t>
+      </w:r>
+      <w:r>
+        <w:t xml:space="preserve">completions retained (§7.5.2) confirms the convention-misbinding account on nine of</w:t>
+      </w:r>
+      <w:r>
+        <w:t xml:space="preserve"> </w:t>
+      </w:r>
+      <w:r>
+        <w:t xml:space="preserve">eleven cells by direct inspection of the failing code, but not on Sonnet’s two, where the model</w:t>
+      </w:r>
+      <w:r>
+        <w:t xml:space="preserve"> </w:t>
+      </w:r>
+      <w:r>
+        <w:t xml:space="preserve">instead declines the superset prompt as a suspected injection. The mechanism discussion below</w:t>
+      </w:r>
+      <w:r>
+        <w:t xml:space="preserve"> </w:t>
+      </w:r>
+      <w:r>
+        <w:t xml:space="preserve">therefore describes nine cells, not all eleven.</w:t>
+      </w:r>
+    </w:p>
+    <w:p>
+      <w:pPr>
+        <w:pStyle w:val="BodyText"/>
+      </w:pPr>
+      <w:r>
         <w:t xml:space="preserve">The claim structure is deliberately mechanism-agnostic: Theorem 3 verifies that</w:t>
       </w:r>
       <w:r>
@@ -46296,8 +49532,8 @@
         <w:t xml:space="preserve">contradicts.</w:t>
       </w:r>
     </w:p>
-    <w:bookmarkEnd w:id="111"/>
-    <w:bookmarkStart w:id="119" w:name="sec:limitations"/>
+    <w:bookmarkEnd w:id="115"/>
+    <w:bookmarkStart w:id="123" w:name="sec:limitations"/>
     <w:p>
       <w:pPr>
         <w:pStyle w:val="Heading2"/>
@@ -46314,7 +49550,7 @@
         <w:t xml:space="preserve">We collect the scope restrictions here; each is stated once and sized to its weight.</w:t>
       </w:r>
     </w:p>
-    <w:bookmarkStart w:id="112" w:name="from-diagnosis-to-selection."/>
+    <w:bookmarkStart w:id="116" w:name="from-diagnosis-to-selection."/>
     <w:p>
       <w:pPr>
         <w:pStyle w:val="Heading4"/>
@@ -46508,8 +49744,8 @@
         <w:t xml:space="preserve">scores, which is exactly what makes the selection safe under anti-monotonicity.</w:t>
       </w:r>
     </w:p>
-    <w:bookmarkEnd w:id="112"/>
-    <w:bookmarkStart w:id="113" w:name="source-pair-generality."/>
+    <w:bookmarkEnd w:id="116"/>
+    <w:bookmarkStart w:id="117" w:name="source-pair-generality."/>
     <w:p>
       <w:pPr>
         <w:pStyle w:val="Heading4"/>
@@ -46672,8 +49908,8 @@
         <w:t xml:space="preserve">steps.</w:t>
       </w:r>
     </w:p>
-    <w:bookmarkEnd w:id="113"/>
-    <w:bookmarkStart w:id="114" w:name="Xd344a6caba248cd0f3c9915a6f9f7c4f85f22da"/>
+    <w:bookmarkEnd w:id="117"/>
+    <w:bookmarkStart w:id="118" w:name="Xd344a6caba248cd0f3c9915a6f9f7c4f85f22da"/>
     <w:p>
       <w:pPr>
         <w:pStyle w:val="Heading4"/>
@@ -46782,8 +50018,8 @@
         <w:t xml:space="preserve">comparison.</w:t>
       </w:r>
     </w:p>
-    <w:bookmarkEnd w:id="114"/>
-    <w:bookmarkStart w:id="115" w:name="the-model-is-an-idealization-twice."/>
+    <w:bookmarkEnd w:id="118"/>
+    <w:bookmarkStart w:id="119" w:name="the-model-is-an-idealization-twice."/>
     <w:p>
       <w:pPr>
         <w:pStyle w:val="Heading4"/>
@@ -46885,8 +50121,8 @@
         <w:t xml:space="preserve">exactly by our hand-built pairs.</w:t>
       </w:r>
     </w:p>
-    <w:bookmarkEnd w:id="115"/>
-    <w:bookmarkStart w:id="116" w:name="Xa5c98a333d19887eef537b0cbe9525006be4a57"/>
+    <w:bookmarkEnd w:id="119"/>
+    <w:bookmarkStart w:id="120" w:name="Xa5c98a333d19887eef537b0cbe9525006be4a57"/>
     <w:p>
       <w:pPr>
         <w:pStyle w:val="Heading4"/>
@@ -46995,8 +50231,8 @@
         <w:t xml:space="preserve">pairs would be circular.</w:t>
       </w:r>
     </w:p>
-    <w:bookmarkEnd w:id="116"/>
-    <w:bookmarkStart w:id="117" w:name="sampling-and-verification-regime."/>
+    <w:bookmarkEnd w:id="120"/>
+    <w:bookmarkStart w:id="121" w:name="sampling-and-verification-regime."/>
     <w:p>
       <w:pPr>
         <w:pStyle w:val="Heading4"/>
@@ -47045,8 +50281,8 @@
         <w:t xml:space="preserve">in §8.1.</w:t>
       </w:r>
     </w:p>
-    <w:bookmarkEnd w:id="117"/>
-    <w:bookmarkStart w:id="118" w:name="ranker-spectrum-and-synergy."/>
+    <w:bookmarkEnd w:id="121"/>
+    <w:bookmarkStart w:id="122" w:name="ranker-spectrum-and-synergy."/>
     <w:p>
       <w:pPr>
         <w:pStyle w:val="Heading4"/>
@@ -47144,10 +50380,10 @@
         <w:t xml:space="preserve">beyond its parts; we make no claim about it.</w:t>
       </w:r>
     </w:p>
-    <w:bookmarkEnd w:id="118"/>
-    <w:bookmarkEnd w:id="119"/>
-    <w:bookmarkEnd w:id="120"/>
-    <w:bookmarkStart w:id="121" w:name="sec:conclusion"/>
+    <w:bookmarkEnd w:id="122"/>
+    <w:bookmarkEnd w:id="123"/>
+    <w:bookmarkEnd w:id="124"/>
+    <w:bookmarkStart w:id="125" w:name="sec:conclusion"/>
     <w:p>
       <w:pPr>
         <w:pStyle w:val="Heading1"/>
@@ -47607,8 +50843,8 @@
         <w:t xml:space="preserve">domain, are the natural next steps, and the experimental record indicates each is cheap to run.</w:t>
       </w:r>
     </w:p>
-    <w:bookmarkEnd w:id="121"/>
-    <w:bookmarkStart w:id="122" w:name="author-contributions"/>
+    <w:bookmarkEnd w:id="125"/>
+    <w:bookmarkStart w:id="126" w:name="author-contributions"/>
     <w:p>
       <w:pPr>
         <w:pStyle w:val="Heading1"/>
@@ -47649,8 +50885,8 @@
         <w:t xml:space="preserve">authors have read and agreed to the published version of the manuscript.</w:t>
       </w:r>
     </w:p>
-    <w:bookmarkEnd w:id="122"/>
-    <w:bookmarkStart w:id="123" w:name="funding"/>
+    <w:bookmarkEnd w:id="126"/>
+    <w:bookmarkStart w:id="127" w:name="funding"/>
     <w:p>
       <w:pPr>
         <w:pStyle w:val="Heading1"/>
@@ -47673,8 +50909,8 @@
         <w:t xml:space="preserve">Appendix C were borne by the authors.</w:t>
       </w:r>
     </w:p>
-    <w:bookmarkEnd w:id="123"/>
-    <w:bookmarkStart w:id="124" w:name="institutional-review-board-statement"/>
+    <w:bookmarkEnd w:id="127"/>
+    <w:bookmarkStart w:id="128" w:name="institutional-review-board-statement"/>
     <w:p>
       <w:pPr>
         <w:pStyle w:val="Heading1"/>
@@ -47697,8 +50933,8 @@
         <w:t xml:space="preserve">automated queries to commercial language-model endpoints, graded by executable verifiers.</w:t>
       </w:r>
     </w:p>
-    <w:bookmarkEnd w:id="124"/>
-    <w:bookmarkStart w:id="125" w:name="informed-consent-statement"/>
+    <w:bookmarkEnd w:id="128"/>
+    <w:bookmarkStart w:id="129" w:name="informed-consent-statement"/>
     <w:p>
       <w:pPr>
         <w:pStyle w:val="Heading1"/>
@@ -47715,8 +50951,8 @@
         <w:t xml:space="preserve">Not applicable.</w:t>
       </w:r>
     </w:p>
-    <w:bookmarkEnd w:id="125"/>
-    <w:bookmarkStart w:id="126" w:name="data-availability-statement"/>
+    <w:bookmarkEnd w:id="129"/>
+    <w:bookmarkStart w:id="130" w:name="data-availability-statement"/>
     <w:p>
       <w:pPr>
         <w:pStyle w:val="Heading1"/>
@@ -47777,8 +51013,8 @@
         <w:t xml:space="preserve">released scripts.</w:t>
       </w:r>
     </w:p>
-    <w:bookmarkEnd w:id="126"/>
-    <w:bookmarkStart w:id="127" w:name="conflicts-of-interest"/>
+    <w:bookmarkEnd w:id="130"/>
+    <w:bookmarkStart w:id="131" w:name="conflicts-of-interest"/>
     <w:p>
       <w:pPr>
         <w:pStyle w:val="Heading1"/>
@@ -47795,8 +51031,8 @@
         <w:t xml:space="preserve">The authors declare no conflict of interest.</w:t>
       </w:r>
     </w:p>
-    <w:bookmarkEnd w:id="127"/>
-    <w:bookmarkStart w:id="128" w:name="abbreviations"/>
+    <w:bookmarkEnd w:id="131"/>
+    <w:bookmarkStart w:id="132" w:name="abbreviations"/>
     <w:p>
       <w:pPr>
         <w:pStyle w:val="Heading1"/>
@@ -48084,8 +51320,8 @@
         </w:tc>
       </w:tr>
     </w:tbl>
-    <w:bookmarkEnd w:id="128"/>
-    <w:bookmarkStart w:id="140" w:name="app:proofs"/>
+    <w:bookmarkEnd w:id="132"/>
+    <w:bookmarkStart w:id="144" w:name="app:proofs"/>
     <w:p>
       <w:pPr>
         <w:pStyle w:val="Heading1"/>
@@ -48094,7 +51330,7 @@
         <w:t xml:space="preserve">Deferred proofs and technical material</w:t>
       </w:r>
     </w:p>
-    <w:bookmarkStart w:id="129" w:name="proof-of-lemma-1"/>
+    <w:bookmarkStart w:id="133" w:name="proof-of-lemma-1"/>
     <w:p>
       <w:pPr>
         <w:pStyle w:val="Heading2"/>
@@ -48732,8 +51968,8 @@
         <w:t xml:space="preserve">applied in both directions. ◻</w:t>
       </w:r>
     </w:p>
-    <w:bookmarkEnd w:id="129"/>
-    <w:bookmarkStart w:id="130" w:name="proof-of-lemma-2"/>
+    <w:bookmarkEnd w:id="133"/>
+    <w:bookmarkStart w:id="134" w:name="proof-of-lemma-2"/>
     <w:p>
       <w:pPr>
         <w:pStyle w:val="Heading2"/>
@@ -49836,8 +53072,8 @@
         <w:t xml:space="preserve">value obeys. ◻</w:t>
       </w:r>
     </w:p>
-    <w:bookmarkEnd w:id="130"/>
-    <w:bookmarkStart w:id="131" w:name="proof-of-proposition-1"/>
+    <w:bookmarkEnd w:id="134"/>
+    <w:bookmarkStart w:id="135" w:name="proof-of-proposition-1"/>
     <w:p>
       <w:pPr>
         <w:pStyle w:val="Heading2"/>
@@ -50189,8 +53425,8 @@
         <w:t xml:space="preserve">for all tasks. ◻</w:t>
       </w:r>
     </w:p>
-    <w:bookmarkEnd w:id="131"/>
-    <w:bookmarkStart w:id="132" w:name="proof-of-proposition-3"/>
+    <w:bookmarkEnd w:id="135"/>
+    <w:bookmarkStart w:id="136" w:name="proof-of-proposition-3"/>
     <w:p>
       <w:pPr>
         <w:pStyle w:val="Heading2"/>
@@ -51380,8 +54616,8 @@
         <w:t xml:space="preserve">without a further Bonferroni factor. ◻</w:t>
       </w:r>
     </w:p>
-    <w:bookmarkEnd w:id="132"/>
-    <w:bookmarkStart w:id="133" w:name="proof-of-proposition-4"/>
+    <w:bookmarkEnd w:id="136"/>
+    <w:bookmarkStart w:id="137" w:name="proof-of-proposition-4"/>
     <w:p>
       <w:pPr>
         <w:pStyle w:val="Heading2"/>
@@ -51798,8 +55034,8 @@
         <w:t xml:space="preserve">simultaneous coverage. ◻</w:t>
       </w:r>
     </w:p>
-    <w:bookmarkEnd w:id="133"/>
-    <w:bookmarkStart w:id="134" w:name="proof-of-theorem-3"/>
+    <w:bookmarkEnd w:id="137"/>
+    <w:bookmarkStart w:id="138" w:name="proof-of-theorem-3"/>
     <w:p>
       <w:pPr>
         <w:pStyle w:val="Heading2"/>
@@ -52259,8 +55495,8 @@
         <w:t xml:space="preserve">the realized reversal. ◻</w:t>
       </w:r>
     </w:p>
-    <w:bookmarkEnd w:id="134"/>
-    <w:bookmarkStart w:id="136" w:name="why-a-naive-dkw-bound-fails"/>
+    <w:bookmarkEnd w:id="138"/>
+    <w:bookmarkStart w:id="140" w:name="why-a-naive-dkw-bound-fails"/>
     <w:p>
       <w:pPr>
         <w:pStyle w:val="Heading2"/>
@@ -52269,7 +55505,7 @@
         <w:t xml:space="preserve">Why a naive DKW bound fails</w:t>
       </w:r>
     </w:p>
-    <w:bookmarkStart w:id="135" w:name="rem:dkw"/>
+    <w:bookmarkStart w:id="139" w:name="rem:dkw"/>
     <w:p>
       <w:pPr>
         <w:pStyle w:val="FirstParagraph"/>
@@ -52520,9 +55756,9 @@
         <w:t xml:space="preserve">absorbed into a single-sample DKW envelope.</w:t>
       </w:r>
     </w:p>
-    <w:bookmarkEnd w:id="135"/>
-    <w:bookmarkEnd w:id="136"/>
-    <w:bookmarkStart w:id="138" w:name="relation-to-llm-evaluation-statistics"/>
+    <w:bookmarkEnd w:id="139"/>
+    <w:bookmarkEnd w:id="140"/>
+    <w:bookmarkStart w:id="142" w:name="relation-to-llm-evaluation-statistics"/>
     <w:p>
       <w:pPr>
         <w:pStyle w:val="Heading2"/>
@@ -52531,7 +55767,7 @@
         <w:t xml:space="preserve">Relation to LLM-evaluation statistics</w:t>
       </w:r>
     </w:p>
-    <w:bookmarkStart w:id="137" w:name="rem:evalstats"/>
+    <w:bookmarkStart w:id="141" w:name="rem:evalstats"/>
     <w:p>
       <w:pPr>
         <w:pStyle w:val="FirstParagraph"/>
@@ -52668,9 +55904,9 @@
         <w:t xml:space="preserve">precisely what the exact Clopper–Pearson construction provides.</w:t>
       </w:r>
     </w:p>
-    <w:bookmarkEnd w:id="137"/>
-    <w:bookmarkEnd w:id="138"/>
-    <w:bookmarkStart w:id="139" w:name="subsec:power"/>
+    <w:bookmarkEnd w:id="141"/>
+    <w:bookmarkEnd w:id="142"/>
+    <w:bookmarkStart w:id="143" w:name="subsec:power"/>
     <w:p>
       <w:pPr>
         <w:pStyle w:val="Heading2"/>
@@ -52993,9 +56229,9 @@
         <w:t xml:space="preserve">.</w:t>
       </w:r>
     </w:p>
-    <w:bookmarkEnd w:id="139"/>
-    <w:bookmarkEnd w:id="140"/>
-    <w:bookmarkStart w:id="147" w:name="app:record"/>
+    <w:bookmarkEnd w:id="143"/>
+    <w:bookmarkEnd w:id="144"/>
+    <w:bookmarkStart w:id="151" w:name="app:record"/>
     <w:p>
       <w:pPr>
         <w:pStyle w:val="Heading1"/>
@@ -53004,7 +56240,7 @@
         <w:t xml:space="preserve">Extended experimental record</w:t>
       </w:r>
     </w:p>
-    <w:bookmarkStart w:id="141" w:name="tab:percell"/>
+    <w:bookmarkStart w:id="145" w:name="tab:percell"/>
     <w:p>
       <w:pPr>
         <w:pStyle w:val="TableCaption"/>
@@ -55196,8 +58432,8 @@
         </w:tc>
       </w:tr>
     </w:tbl>
-    <w:bookmarkEnd w:id="141"/>
-    <w:bookmarkStart w:id="146" w:name="generality-and-controls-full-protocols"/>
+    <w:bookmarkEnd w:id="145"/>
+    <w:bookmarkStart w:id="150" w:name="generality-and-controls-full-protocols"/>
     <w:p>
       <w:pPr>
         <w:pStyle w:val="Heading2"/>
@@ -55220,7 +58456,7 @@
         <w:t xml:space="preserve">confound, and whether the anti-monotonicity collapse is curable by cheap prompting.</w:t>
       </w:r>
     </w:p>
-    <w:bookmarkStart w:id="142" w:name="Xfd2ce319a26faa67e0eadf0fee657d728019446"/>
+    <w:bookmarkStart w:id="146" w:name="Xfd2ce319a26faa67e0eadf0fee657d728019446"/>
     <w:p>
       <w:pPr>
         <w:pStyle w:val="Heading4"/>
@@ -56153,8 +59389,8 @@
         <w:t xml:space="preserve">, not a second mis-rank.</w:t>
       </w:r>
     </w:p>
-    <w:bookmarkEnd w:id="142"/>
-    <w:bookmarkStart w:id="143" w:name="a-length-matched-padding-control."/>
+    <w:bookmarkEnd w:id="146"/>
+    <w:bookmarkStart w:id="147" w:name="a-length-matched-padding-control."/>
     <w:p>
       <w:pPr>
         <w:pStyle w:val="Heading4"/>
@@ -56889,8 +60125,8 @@
         <w:t xml:space="preserve">untested middle case.</w:t>
       </w:r>
     </w:p>
-    <w:bookmarkEnd w:id="143"/>
-    <w:bookmarkStart w:id="144" w:name="Xd508a319e40f775fe4906e106ed6a92e07fd05b"/>
+    <w:bookmarkEnd w:id="147"/>
+    <w:bookmarkStart w:id="148" w:name="Xd508a319e40f775fe4906e106ed6a92e07fd05b"/>
     <w:p>
       <w:pPr>
         <w:pStyle w:val="Heading4"/>
@@ -57531,8 +60767,8 @@
         <w:t xml:space="preserve">the superset, survives the ablation intact.</w:t>
       </w:r>
     </w:p>
-    <w:bookmarkEnd w:id="144"/>
-    <w:bookmarkStart w:id="145" w:name="X9488de75bf9879d7a0599574b61e9ffd4996347"/>
+    <w:bookmarkEnd w:id="148"/>
+    <w:bookmarkStart w:id="149" w:name="X9488de75bf9879d7a0599574b61e9ffd4996347"/>
     <w:p>
       <w:pPr>
         <w:pStyle w:val="Heading4"/>
@@ -58205,10 +61441,10 @@
         <w:t xml:space="preserve">dropping the dominated signal, locates the failure in convention-to-task routing.</w:t>
       </w:r>
     </w:p>
-    <w:bookmarkEnd w:id="145"/>
-    <w:bookmarkEnd w:id="146"/>
-    <w:bookmarkEnd w:id="147"/>
-    <w:bookmarkStart w:id="289" w:name="app:repro"/>
+    <w:bookmarkEnd w:id="149"/>
+    <w:bookmarkEnd w:id="150"/>
+    <w:bookmarkEnd w:id="151"/>
+    <w:bookmarkStart w:id="293" w:name="app:repro"/>
     <w:p>
       <w:pPr>
         <w:pStyle w:val="Heading1"/>
@@ -58408,7 +61644,7 @@
         <w:t xml:space="preserve">endpoint, and all API keys are read from the environment (never written to a file).</w:t>
       </w:r>
     </w:p>
-    <w:bookmarkStart w:id="148" w:name="machine-checked-proofs."/>
+    <w:bookmarkStart w:id="152" w:name="machine-checked-proofs."/>
     <w:p>
       <w:pPr>
         <w:pStyle w:val="Heading4"/>
@@ -58506,8 +61742,8 @@
         <w:t xml:space="preserve">appears or if either theorem stops reporting an empty axiom footprint.</w:t>
       </w:r>
     </w:p>
-    <w:bookmarkEnd w:id="148"/>
-    <w:bookmarkStart w:id="149" w:name="protocol."/>
+    <w:bookmarkEnd w:id="152"/>
+    <w:bookmarkStart w:id="153" w:name="protocol."/>
     <w:p>
       <w:pPr>
         <w:pStyle w:val="Heading4"/>
@@ -58883,8 +62119,8 @@
         <w:t xml:space="preserve">.</w:t>
       </w:r>
     </w:p>
-    <w:bookmarkEnd w:id="149"/>
-    <w:bookmarkStart w:id="150" w:name="decoding-seeding-and-retries."/>
+    <w:bookmarkEnd w:id="153"/>
+    <w:bookmarkStart w:id="154" w:name="decoding-seeding-and-retries."/>
     <w:p>
       <w:pPr>
         <w:pStyle w:val="Heading4"/>
@@ -59168,8 +62404,8 @@
         <w:t xml:space="preserve">is an upper bound on the number of real draws.</w:t>
       </w:r>
     </w:p>
-    <w:bookmarkEnd w:id="150"/>
-    <w:bookmarkStart w:id="151" w:name="artifacts."/>
+    <w:bookmarkEnd w:id="154"/>
+    <w:bookmarkStart w:id="155" w:name="artifacts."/>
     <w:p>
       <w:pPr>
         <w:pStyle w:val="Heading4"/>
@@ -59540,8 +62776,8 @@
         <w:t xml:space="preserve">.</w:t>
       </w:r>
     </w:p>
-    <w:bookmarkEnd w:id="151"/>
-    <w:bookmarkStart w:id="152" w:name="compute-and-cost."/>
+    <w:bookmarkEnd w:id="155"/>
+    <w:bookmarkStart w:id="156" w:name="compute-and-cost."/>
     <w:p>
       <w:pPr>
         <w:pStyle w:val="Heading4"/>
@@ -59588,8 +62824,8 @@
         <w:t xml:space="preserve">on open weights at zero API cost.</w:t>
       </w:r>
     </w:p>
-    <w:bookmarkEnd w:id="152"/>
-    <w:bookmarkStart w:id="288" w:name="reference-verification."/>
+    <w:bookmarkEnd w:id="156"/>
+    <w:bookmarkStart w:id="292" w:name="reference-verification."/>
     <w:p>
       <w:pPr>
         <w:pStyle w:val="Heading4"/>
@@ -59624,8 +62860,8 @@
         <w:t xml:space="preserve">1964/1986; Torgersen 1991; Ethayarajh et al. 2022) were checked against the primary sources.</w:t>
       </w:r>
     </w:p>
-    <w:bookmarkStart w:id="287" w:name="refs"/>
-    <w:bookmarkStart w:id="154" w:name="ref-akdemir2025"/>
+    <w:bookmarkStart w:id="291" w:name="refs"/>
+    <w:bookmarkStart w:id="158" w:name="ref-akdemir2025"/>
     <w:p>
       <w:pPr>
         <w:pStyle w:val="Bibliography"/>
@@ -59664,7 +62900,7 @@
       <w:r>
         <w:t xml:space="preserve"> </w:t>
       </w:r>
-      <w:hyperlink r:id="rId153">
+      <w:hyperlink r:id="rId157">
         <w:r>
           <w:rPr>
             <w:rStyle w:val="Hyperlink"/>
@@ -59676,8 +62912,8 @@
         <w:t xml:space="preserve">.</w:t>
       </w:r>
     </w:p>
-    <w:bookmarkEnd w:id="154"/>
-    <w:bookmarkStart w:id="156" w:name="ref-alpila2026"/>
+    <w:bookmarkEnd w:id="158"/>
+    <w:bookmarkStart w:id="160" w:name="ref-alpila2026"/>
     <w:p>
       <w:pPr>
         <w:pStyle w:val="Bibliography"/>
@@ -59750,7 +62986,7 @@
       <w:r>
         <w:t xml:space="preserve"> </w:t>
       </w:r>
-      <w:hyperlink r:id="rId155">
+      <w:hyperlink r:id="rId159">
         <w:r>
           <w:rPr>
             <w:rStyle w:val="Hyperlink"/>
@@ -59762,8 +62998,8 @@
         <w:t xml:space="preserve">.</w:t>
       </w:r>
     </w:p>
-    <w:bookmarkEnd w:id="156"/>
-    <w:bookmarkStart w:id="158" w:name="ref-alpila2026essay"/>
+    <w:bookmarkEnd w:id="160"/>
+    <w:bookmarkStart w:id="162" w:name="ref-alpila2026essay"/>
     <w:p>
       <w:pPr>
         <w:pStyle w:val="Bibliography"/>
@@ -59787,7 +63023,7 @@
       <w:r>
         <w:t xml:space="preserve"> </w:t>
       </w:r>
-      <w:hyperlink r:id="rId157">
+      <w:hyperlink r:id="rId161">
         <w:r>
           <w:rPr>
             <w:rStyle w:val="Hyperlink"/>
@@ -59799,8 +63035,8 @@
         <w:t xml:space="preserve">.</w:t>
       </w:r>
     </w:p>
-    <w:bookmarkEnd w:id="158"/>
-    <w:bookmarkStart w:id="160" w:name="ref-alpila2026lmrecall"/>
+    <w:bookmarkEnd w:id="162"/>
+    <w:bookmarkStart w:id="164" w:name="ref-alpila2026lmrecall"/>
     <w:p>
       <w:pPr>
         <w:pStyle w:val="Bibliography"/>
@@ -59831,7 +63067,7 @@
       <w:r>
         <w:t xml:space="preserve"> </w:t>
       </w:r>
-      <w:hyperlink r:id="rId159">
+      <w:hyperlink r:id="rId163">
         <w:r>
           <w:rPr>
             <w:rStyle w:val="Hyperlink"/>
@@ -59843,8 +63079,8 @@
         <w:t xml:space="preserve">.</w:t>
       </w:r>
     </w:p>
-    <w:bookmarkEnd w:id="160"/>
-    <w:bookmarkStart w:id="161" w:name="ref-auer2016pareto"/>
+    <w:bookmarkEnd w:id="164"/>
+    <w:bookmarkStart w:id="165" w:name="ref-auer2016pareto"/>
     <w:p>
       <w:pPr>
         <w:pStyle w:val="Bibliography"/>
@@ -59872,8 +63108,8 @@
         <w:t xml:space="preserve">, PMLR, vol. 51: 939–47.</w:t>
       </w:r>
     </w:p>
-    <w:bookmarkEnd w:id="161"/>
-    <w:bookmarkStart w:id="163" w:name="ref-blackwell1953"/>
+    <w:bookmarkEnd w:id="165"/>
+    <w:bookmarkStart w:id="167" w:name="ref-blackwell1953"/>
     <w:p>
       <w:pPr>
         <w:pStyle w:val="Bibliography"/>
@@ -59906,7 +63142,7 @@
       <w:r>
         <w:t xml:space="preserve"> </w:t>
       </w:r>
-      <w:hyperlink r:id="rId162">
+      <w:hyperlink r:id="rId166">
         <w:r>
           <w:rPr>
             <w:rStyle w:val="Hyperlink"/>
@@ -59918,8 +63154,8 @@
         <w:t xml:space="preserve">.</w:t>
       </w:r>
     </w:p>
-    <w:bookmarkEnd w:id="163"/>
-    <w:bookmarkStart w:id="164" w:name="ref-bonferroni1936"/>
+    <w:bookmarkEnd w:id="167"/>
+    <w:bookmarkStart w:id="168" w:name="ref-bonferroni1936"/>
     <w:p>
       <w:pPr>
         <w:pStyle w:val="Bibliography"/>
@@ -59950,8 +63186,8 @@
         <w:t xml:space="preserve">8: 3–62.</w:t>
       </w:r>
     </w:p>
-    <w:bookmarkEnd w:id="164"/>
-    <w:bookmarkStart w:id="166" w:name="ref-bowyer2025clt"/>
+    <w:bookmarkEnd w:id="168"/>
+    <w:bookmarkStart w:id="170" w:name="ref-bowyer2025clt"/>
     <w:p>
       <w:pPr>
         <w:pStyle w:val="Bibliography"/>
@@ -60005,7 +63241,7 @@
       <w:r>
         <w:t xml:space="preserve"> </w:t>
       </w:r>
-      <w:hyperlink r:id="rId165">
+      <w:hyperlink r:id="rId169">
         <w:r>
           <w:rPr>
             <w:rStyle w:val="Hyperlink"/>
@@ -60017,8 +63253,8 @@
         <w:t xml:space="preserve">.</w:t>
       </w:r>
     </w:p>
-    <w:bookmarkEnd w:id="166"/>
-    <w:bookmarkStart w:id="168" w:name="ref-bradley2024garbling"/>
+    <w:bookmarkEnd w:id="170"/>
+    <w:bookmarkStart w:id="172" w:name="ref-bradley2024garbling"/>
     <w:p>
       <w:pPr>
         <w:pStyle w:val="Bibliography"/>
@@ -60060,7 +63296,7 @@
       <w:r>
         <w:t xml:space="preserve"> </w:t>
       </w:r>
-      <w:hyperlink r:id="rId167">
+      <w:hyperlink r:id="rId171">
         <w:r>
           <w:rPr>
             <w:rStyle w:val="Hyperlink"/>
@@ -60072,8 +63308,8 @@
         <w:t xml:space="preserve">.</w:t>
       </w:r>
     </w:p>
-    <w:bookmarkEnd w:id="168"/>
-    <w:bookmarkStart w:id="170" w:name="ref-carbonell1998"/>
+    <w:bookmarkEnd w:id="172"/>
+    <w:bookmarkStart w:id="174" w:name="ref-carbonell1998"/>
     <w:p>
       <w:pPr>
         <w:pStyle w:val="Bibliography"/>
@@ -60112,7 +63348,7 @@
       <w:r>
         <w:t xml:space="preserve"> </w:t>
       </w:r>
-      <w:hyperlink r:id="rId169">
+      <w:hyperlink r:id="rId173">
         <w:r>
           <w:rPr>
             <w:rStyle w:val="Hyperlink"/>
@@ -60124,8 +63360,8 @@
         <w:t xml:space="preserve">.</w:t>
       </w:r>
     </w:p>
-    <w:bookmarkEnd w:id="170"/>
-    <w:bookmarkStart w:id="172" w:name="ref-chakraborty2026conformal"/>
+    <w:bookmarkEnd w:id="174"/>
+    <w:bookmarkStart w:id="176" w:name="ref-chakraborty2026conformal"/>
     <w:p>
       <w:pPr>
         <w:pStyle w:val="Bibliography"/>
@@ -60164,7 +63400,7 @@
       <w:r>
         <w:t xml:space="preserve"> </w:t>
       </w:r>
-      <w:hyperlink r:id="rId171">
+      <w:hyperlink r:id="rId175">
         <w:r>
           <w:rPr>
             <w:rStyle w:val="Hyperlink"/>
@@ -60176,8 +63412,8 @@
         <w:t xml:space="preserve">.</w:t>
       </w:r>
     </w:p>
-    <w:bookmarkEnd w:id="172"/>
-    <w:bookmarkStart w:id="174" w:name="ref-conformalip2025"/>
+    <w:bookmarkEnd w:id="176"/>
+    <w:bookmarkStart w:id="178" w:name="ref-conformalip2025"/>
     <w:p>
       <w:pPr>
         <w:pStyle w:val="Bibliography"/>
@@ -60207,7 +63443,7 @@
       <w:r>
         <w:t xml:space="preserve"> </w:t>
       </w:r>
-      <w:hyperlink r:id="rId173">
+      <w:hyperlink r:id="rId177">
         <w:r>
           <w:rPr>
             <w:rStyle w:val="Hyperlink"/>
@@ -60219,8 +63455,8 @@
         <w:t xml:space="preserve">.</w:t>
       </w:r>
     </w:p>
-    <w:bookmarkEnd w:id="174"/>
-    <w:bookmarkStart w:id="176" w:name="ref-chen2026deepera"/>
+    <w:bookmarkEnd w:id="178"/>
+    <w:bookmarkStart w:id="180" w:name="ref-chen2026deepera"/>
     <w:p>
       <w:pPr>
         <w:pStyle w:val="Bibliography"/>
@@ -60256,7 +63492,7 @@
       <w:r>
         <w:t xml:space="preserve"> </w:t>
       </w:r>
-      <w:hyperlink r:id="rId175">
+      <w:hyperlink r:id="rId179">
         <w:r>
           <w:rPr>
             <w:rStyle w:val="Hyperlink"/>
@@ -60268,8 +63504,8 @@
         <w:t xml:space="preserve">.</w:t>
       </w:r>
     </w:p>
-    <w:bookmarkEnd w:id="176"/>
-    <w:bookmarkStart w:id="178" w:name="ref-bedllm2026"/>
+    <w:bookmarkEnd w:id="180"/>
+    <w:bookmarkStart w:id="182" w:name="ref-bedllm2026"/>
     <w:p>
       <w:pPr>
         <w:pStyle w:val="Bibliography"/>
@@ -60317,7 +63553,7 @@
       <w:r>
         <w:t xml:space="preserve"> </w:t>
       </w:r>
-      <w:hyperlink r:id="rId177">
+      <w:hyperlink r:id="rId181">
         <w:r>
           <w:rPr>
             <w:rStyle w:val="Hyperlink"/>
@@ -60329,8 +63565,8 @@
         <w:t xml:space="preserve">.</w:t>
       </w:r>
     </w:p>
-    <w:bookmarkEnd w:id="178"/>
-    <w:bookmarkStart w:id="180" w:name="ref-clopperpearson1934"/>
+    <w:bookmarkEnd w:id="182"/>
+    <w:bookmarkStart w:id="184" w:name="ref-clopperpearson1934"/>
     <w:p>
       <w:pPr>
         <w:pStyle w:val="Bibliography"/>
@@ -60363,7 +63599,7 @@
       <w:r>
         <w:t xml:space="preserve"> </w:t>
       </w:r>
-      <w:hyperlink r:id="rId179">
+      <w:hyperlink r:id="rId183">
         <w:r>
           <w:rPr>
             <w:rStyle w:val="Hyperlink"/>
@@ -60375,8 +63611,8 @@
         <w:t xml:space="preserve">.</w:t>
       </w:r>
     </w:p>
-    <w:bookmarkEnd w:id="180"/>
-    <w:bookmarkStart w:id="182" w:name="ref-cuconasu2024noise"/>
+    <w:bookmarkEnd w:id="184"/>
+    <w:bookmarkStart w:id="186" w:name="ref-cuconasu2024noise"/>
     <w:p>
       <w:pPr>
         <w:pStyle w:val="Bibliography"/>
@@ -60418,7 +63654,7 @@
       <w:r>
         <w:t xml:space="preserve"> </w:t>
       </w:r>
-      <w:hyperlink r:id="rId181">
+      <w:hyperlink r:id="rId185">
         <w:r>
           <w:rPr>
             <w:rStyle w:val="Hyperlink"/>
@@ -60430,8 +63666,8 @@
         <w:t xml:space="preserve">.</w:t>
       </w:r>
     </w:p>
-    <w:bookmarkEnd w:id="182"/>
-    <w:bookmarkStart w:id="184" w:name="ref-dai2025seper"/>
+    <w:bookmarkEnd w:id="186"/>
+    <w:bookmarkStart w:id="188" w:name="ref-dai2025seper"/>
     <w:p>
       <w:pPr>
         <w:pStyle w:val="Bibliography"/>
@@ -60467,7 +63703,7 @@
       <w:r>
         <w:t xml:space="preserve"> </w:t>
       </w:r>
-      <w:hyperlink r:id="rId183">
+      <w:hyperlink r:id="rId187">
         <w:r>
           <w:rPr>
             <w:rStyle w:val="Hyperlink"/>
@@ -60479,8 +63715,8 @@
         <w:t xml:space="preserve">.</w:t>
       </w:r>
     </w:p>
-    <w:bookmarkEnd w:id="184"/>
-    <w:bookmarkStart w:id="186" w:name="ref-dong2013lessismore"/>
+    <w:bookmarkEnd w:id="188"/>
+    <w:bookmarkStart w:id="190" w:name="ref-dong2013lessismore"/>
     <w:p>
       <w:pPr>
         <w:pStyle w:val="Bibliography"/>
@@ -60513,7 +63749,7 @@
       <w:r>
         <w:t xml:space="preserve"> </w:t>
       </w:r>
-      <w:hyperlink r:id="rId185">
+      <w:hyperlink r:id="rId189">
         <w:r>
           <w:rPr>
             <w:rStyle w:val="Hyperlink"/>
@@ -60525,8 +63761,8 @@
         <w:t xml:space="preserve">.</w:t>
       </w:r>
     </w:p>
-    <w:bookmarkEnd w:id="186"/>
-    <w:bookmarkStart w:id="188" w:name="ref-contexthurts2025"/>
+    <w:bookmarkEnd w:id="190"/>
+    <w:bookmarkStart w:id="192" w:name="ref-contexthurts2025"/>
     <w:p>
       <w:pPr>
         <w:pStyle w:val="Bibliography"/>
@@ -60568,7 +63804,7 @@
       <w:r>
         <w:t xml:space="preserve"> </w:t>
       </w:r>
-      <w:hyperlink r:id="rId187">
+      <w:hyperlink r:id="rId191">
         <w:r>
           <w:rPr>
             <w:rStyle w:val="Hyperlink"/>
@@ -60580,8 +63816,8 @@
         <w:t xml:space="preserve">.</w:t>
       </w:r>
     </w:p>
-    <w:bookmarkEnd w:id="188"/>
-    <w:bookmarkStart w:id="190" w:name="ref-dvoretzky1956"/>
+    <w:bookmarkEnd w:id="192"/>
+    <w:bookmarkStart w:id="194" w:name="ref-dvoretzky1956"/>
     <w:p>
       <w:pPr>
         <w:pStyle w:val="Bibliography"/>
@@ -60614,7 +63850,7 @@
       <w:r>
         <w:t xml:space="preserve"> </w:t>
       </w:r>
-      <w:hyperlink r:id="rId189">
+      <w:hyperlink r:id="rId193">
         <w:r>
           <w:rPr>
             <w:rStyle w:val="Hyperlink"/>
@@ -60626,8 +63862,8 @@
         <w:t xml:space="preserve">.</w:t>
       </w:r>
     </w:p>
-    <w:bookmarkEnd w:id="190"/>
-    <w:bookmarkStart w:id="191" w:name="ref-ethayarajh2022"/>
+    <w:bookmarkEnd w:id="194"/>
+    <w:bookmarkStart w:id="195" w:name="ref-ethayarajh2022"/>
     <w:p>
       <w:pPr>
         <w:pStyle w:val="Bibliography"/>
@@ -60670,8 +63906,8 @@
         <w:t xml:space="preserve">, PMLR, vol. 162: 5988–6008.</w:t>
       </w:r>
     </w:p>
-    <w:bookmarkEnd w:id="191"/>
-    <w:bookmarkStart w:id="193" w:name="ref-rank4gen2026"/>
+    <w:bookmarkEnd w:id="195"/>
+    <w:bookmarkStart w:id="197" w:name="ref-rank4gen2026"/>
     <w:p>
       <w:pPr>
         <w:pStyle w:val="Bibliography"/>
@@ -60716,7 +63952,7 @@
       <w:r>
         <w:t xml:space="preserve"> </w:t>
       </w:r>
-      <w:hyperlink r:id="rId192">
+      <w:hyperlink r:id="rId196">
         <w:r>
           <w:rPr>
             <w:rStyle w:val="Hyperlink"/>
@@ -60728,8 +63964,8 @@
         <w:t xml:space="preserve">.</w:t>
       </w:r>
     </w:p>
-    <w:bookmarkEnd w:id="193"/>
-    <w:bookmarkStart w:id="195" w:name="ref-fosse2025"/>
+    <w:bookmarkEnd w:id="197"/>
+    <w:bookmarkStart w:id="199" w:name="ref-fosse2025"/>
     <w:p>
       <w:pPr>
         <w:pStyle w:val="Bibliography"/>
@@ -60759,7 +63995,7 @@
       <w:r>
         <w:t xml:space="preserve"> </w:t>
       </w:r>
-      <w:hyperlink r:id="rId194">
+      <w:hyperlink r:id="rId198">
         <w:r>
           <w:rPr>
             <w:rStyle w:val="Hyperlink"/>
@@ -60771,8 +64007,8 @@
         <w:t xml:space="preserve">.</w:t>
       </w:r>
     </w:p>
-    <w:bookmarkEnd w:id="195"/>
-    <w:bookmarkStart w:id="197" w:name="ref-frohmann2026orderconsistent"/>
+    <w:bookmarkEnd w:id="199"/>
+    <w:bookmarkStart w:id="201" w:name="ref-frohmann2026orderconsistent"/>
     <w:p>
       <w:pPr>
         <w:pStyle w:val="Bibliography"/>
@@ -60814,7 +64050,7 @@
       <w:r>
         <w:t xml:space="preserve"> </w:t>
       </w:r>
-      <w:hyperlink r:id="rId196">
+      <w:hyperlink r:id="rId200">
         <w:r>
           <w:rPr>
             <w:rStyle w:val="Hyperlink"/>
@@ -60826,8 +64062,8 @@
         <w:t xml:space="preserve">.</w:t>
       </w:r>
     </w:p>
-    <w:bookmarkEnd w:id="197"/>
-    <w:bookmarkStart w:id="199" w:name="ref-fuhr2008"/>
+    <w:bookmarkEnd w:id="201"/>
+    <w:bookmarkStart w:id="203" w:name="ref-fuhr2008"/>
     <w:p>
       <w:pPr>
         <w:pStyle w:val="Bibliography"/>
@@ -60860,7 +64096,7 @@
       <w:r>
         <w:t xml:space="preserve"> </w:t>
       </w:r>
-      <w:hyperlink r:id="rId198">
+      <w:hyperlink r:id="rId202">
         <w:r>
           <w:rPr>
             <w:rStyle w:val="Hyperlink"/>
@@ -60872,8 +64108,8 @@
         <w:t xml:space="preserve">.</w:t>
       </w:r>
     </w:p>
-    <w:bookmarkEnd w:id="199"/>
-    <w:bookmarkStart w:id="201" w:name="ref-gao2024modelequality"/>
+    <w:bookmarkEnd w:id="203"/>
+    <w:bookmarkStart w:id="205" w:name="ref-gao2024modelequality"/>
     <w:p>
       <w:pPr>
         <w:pStyle w:val="Bibliography"/>
@@ -60915,7 +64151,7 @@
       <w:r>
         <w:t xml:space="preserve"> </w:t>
       </w:r>
-      <w:hyperlink r:id="rId200">
+      <w:hyperlink r:id="rId204">
         <w:r>
           <w:rPr>
             <w:rStyle w:val="Hyperlink"/>
@@ -60927,8 +64163,8 @@
         <w:t xml:space="preserve">.</w:t>
       </w:r>
     </w:p>
-    <w:bookmarkEnd w:id="201"/>
-    <w:bookmarkStart w:id="203" w:name="ref-pacms2026"/>
+    <w:bookmarkEnd w:id="205"/>
+    <w:bookmarkStart w:id="207" w:name="ref-pacms2026"/>
     <w:p>
       <w:pPr>
         <w:pStyle w:val="Bibliography"/>
@@ -60976,7 +64212,7 @@
       <w:r>
         <w:t xml:space="preserve"> </w:t>
       </w:r>
-      <w:hyperlink r:id="rId202">
+      <w:hyperlink r:id="rId206">
         <w:r>
           <w:rPr>
             <w:rStyle w:val="Hyperlink"/>
@@ -60988,8 +64224,8 @@
         <w:t xml:space="preserve">.</w:t>
       </w:r>
     </w:p>
-    <w:bookmarkEnd w:id="203"/>
-    <w:bookmarkStart w:id="205" w:name="ref-giannetti2026interference"/>
+    <w:bookmarkEnd w:id="207"/>
+    <w:bookmarkStart w:id="209" w:name="ref-giannetti2026interference"/>
     <w:p>
       <w:pPr>
         <w:pStyle w:val="Bibliography"/>
@@ -61031,7 +64267,7 @@
       <w:r>
         <w:t xml:space="preserve"> </w:t>
       </w:r>
-      <w:hyperlink r:id="rId204">
+      <w:hyperlink r:id="rId208">
         <w:r>
           <w:rPr>
             <w:rStyle w:val="Hyperlink"/>
@@ -61043,8 +64279,8 @@
         <w:t xml:space="preserve">.</w:t>
       </w:r>
     </w:p>
-    <w:bookmarkEnd w:id="205"/>
-    <w:bookmarkStart w:id="207" w:name="ref-guu2020realm"/>
+    <w:bookmarkEnd w:id="209"/>
+    <w:bookmarkStart w:id="211" w:name="ref-guu2020realm"/>
     <w:p>
       <w:pPr>
         <w:pStyle w:val="Bibliography"/>
@@ -61080,7 +64316,7 @@
       <w:r>
         <w:t xml:space="preserve"> </w:t>
       </w:r>
-      <w:hyperlink r:id="rId206">
+      <w:hyperlink r:id="rId210">
         <w:r>
           <w:rPr>
             <w:rStyle w:val="Hyperlink"/>
@@ -61092,8 +64328,8 @@
         <w:t xml:space="preserve">.</w:t>
       </w:r>
     </w:p>
-    <w:bookmarkEnd w:id="207"/>
-    <w:bookmarkStart w:id="209" w:name="ref-hagstrom2025lexical"/>
+    <w:bookmarkEnd w:id="211"/>
+    <w:bookmarkStart w:id="213" w:name="ref-hagstrom2025lexical"/>
     <w:p>
       <w:pPr>
         <w:pStyle w:val="Bibliography"/>
@@ -61123,7 +64359,7 @@
       <w:r>
         <w:t xml:space="preserve"> </w:t>
       </w:r>
-      <w:hyperlink r:id="rId208">
+      <w:hyperlink r:id="rId212">
         <w:r>
           <w:rPr>
             <w:rStyle w:val="Hyperlink"/>
@@ -61135,8 +64371,8 @@
         <w:t xml:space="preserve">.</w:t>
       </w:r>
     </w:p>
-    <w:bookmarkEnd w:id="209"/>
-    <w:bookmarkStart w:id="211" w:name="ref-halevy2023learnings"/>
+    <w:bookmarkEnd w:id="213"/>
+    <w:bookmarkStart w:id="215" w:name="ref-halevy2023learnings"/>
     <w:p>
       <w:pPr>
         <w:pStyle w:val="Bibliography"/>
@@ -61166,7 +64402,7 @@
       <w:r>
         <w:t xml:space="preserve"> </w:t>
       </w:r>
-      <w:hyperlink r:id="rId210">
+      <w:hyperlink r:id="rId214">
         <w:r>
           <w:rPr>
             <w:rStyle w:val="Hyperlink"/>
@@ -61178,8 +64414,8 @@
         <w:t xml:space="preserve">.</w:t>
       </w:r>
     </w:p>
-    <w:bookmarkEnd w:id="211"/>
-    <w:bookmarkStart w:id="213" w:name="ref-hong2025contextrot"/>
+    <w:bookmarkEnd w:id="215"/>
+    <w:bookmarkStart w:id="217" w:name="ref-hong2025contextrot"/>
     <w:p>
       <w:pPr>
         <w:pStyle w:val="Bibliography"/>
@@ -61231,7 +64467,7 @@
       <w:r>
         <w:t xml:space="preserve"> </w:t>
       </w:r>
-      <w:hyperlink r:id="rId212">
+      <w:hyperlink r:id="rId216">
         <w:r>
           <w:rPr>
             <w:rStyle w:val="Hyperlink"/>
@@ -61243,8 +64479,8 @@
         <w:t xml:space="preserve">.</w:t>
       </w:r>
     </w:p>
-    <w:bookmarkEnd w:id="213"/>
-    <w:bookmarkStart w:id="215" w:name="ref-huang2025gammacover"/>
+    <w:bookmarkEnd w:id="217"/>
+    <w:bookmarkStart w:id="219" w:name="ref-huang2025gammacover"/>
     <w:p>
       <w:pPr>
         <w:pStyle w:val="Bibliography"/>
@@ -61285,7 +64521,7 @@
       <w:r>
         <w:t xml:space="preserve"> </w:t>
       </w:r>
-      <w:hyperlink r:id="rId214">
+      <w:hyperlink r:id="rId218">
         <w:r>
           <w:rPr>
             <w:rStyle w:val="Hyperlink"/>
@@ -61297,8 +64533,8 @@
         <w:t xml:space="preserve">.</w:t>
       </w:r>
     </w:p>
-    <w:bookmarkEnd w:id="215"/>
-    <w:bookmarkStart w:id="217" w:name="ref-jain2025contextualutility"/>
+    <w:bookmarkEnd w:id="219"/>
+    <w:bookmarkStart w:id="221" w:name="ref-jain2025contextualutility"/>
     <w:p>
       <w:pPr>
         <w:pStyle w:val="Bibliography"/>
@@ -61328,7 +64564,7 @@
       <w:r>
         <w:t xml:space="preserve"> </w:t>
       </w:r>
-      <w:hyperlink r:id="rId216">
+      <w:hyperlink r:id="rId220">
         <w:r>
           <w:rPr>
             <w:rStyle w:val="Hyperlink"/>
@@ -61340,8 +64576,8 @@
         <w:t xml:space="preserve">.</w:t>
       </w:r>
     </w:p>
-    <w:bookmarkEnd w:id="217"/>
-    <w:bookmarkStart w:id="219" w:name="ref-optiset2026"/>
+    <w:bookmarkEnd w:id="221"/>
+    <w:bookmarkStart w:id="223" w:name="ref-optiset2026"/>
     <w:p>
       <w:pPr>
         <w:pStyle w:val="Bibliography"/>
@@ -61377,7 +64613,7 @@
       <w:r>
         <w:t xml:space="preserve"> </w:t>
       </w:r>
-      <w:hyperlink r:id="rId218">
+      <w:hyperlink r:id="rId222">
         <w:r>
           <w:rPr>
             <w:rStyle w:val="Hyperlink"/>
@@ -61389,8 +64625,8 @@
         <w:t xml:space="preserve">.</w:t>
       </w:r>
     </w:p>
-    <w:bookmarkEnd w:id="219"/>
-    <w:bookmarkStart w:id="221" w:name="ref-jin2024longrag"/>
+    <w:bookmarkEnd w:id="223"/>
+    <w:bookmarkStart w:id="225" w:name="ref-jin2024longrag"/>
     <w:p>
       <w:pPr>
         <w:pStyle w:val="Bibliography"/>
@@ -61450,7 +64686,7 @@
       <w:r>
         <w:t xml:space="preserve"> </w:t>
       </w:r>
-      <w:hyperlink r:id="rId220">
+      <w:hyperlink r:id="rId224">
         <w:r>
           <w:rPr>
             <w:rStyle w:val="Hyperlink"/>
@@ -61462,8 +64698,8 @@
         <w:t xml:space="preserve">.</w:t>
       </w:r>
     </w:p>
-    <w:bookmarkEnd w:id="221"/>
-    <w:bookmarkStart w:id="223" w:name="ref-sufficientcontext2024"/>
+    <w:bookmarkEnd w:id="225"/>
+    <w:bookmarkStart w:id="227" w:name="ref-sufficientcontext2024"/>
     <w:p>
       <w:pPr>
         <w:pStyle w:val="Bibliography"/>
@@ -61493,7 +64729,7 @@
       <w:r>
         <w:t xml:space="preserve"> </w:t>
       </w:r>
-      <w:hyperlink r:id="rId222">
+      <w:hyperlink r:id="rId226">
         <w:r>
           <w:rPr>
             <w:rStyle w:val="Hyperlink"/>
@@ -61505,8 +64741,8 @@
         <w:t xml:space="preserve">.</w:t>
       </w:r>
     </w:p>
-    <w:bookmarkEnd w:id="223"/>
-    <w:bookmarkStart w:id="225" w:name="ref-khattab2020colbert"/>
+    <w:bookmarkEnd w:id="227"/>
+    <w:bookmarkStart w:id="229" w:name="ref-khattab2020colbert"/>
     <w:p>
       <w:pPr>
         <w:pStyle w:val="Bibliography"/>
@@ -61551,7 +64787,7 @@
       <w:r>
         <w:t xml:space="preserve"> </w:t>
       </w:r>
-      <w:hyperlink r:id="rId224">
+      <w:hyperlink r:id="rId228">
         <w:r>
           <w:rPr>
             <w:rStyle w:val="Hyperlink"/>
@@ -61563,8 +64799,8 @@
         <w:t xml:space="preserve">.</w:t>
       </w:r>
     </w:p>
-    <w:bookmarkEnd w:id="225"/>
-    <w:bookmarkStart w:id="227" w:name="ref-lecam1964"/>
+    <w:bookmarkEnd w:id="229"/>
+    <w:bookmarkStart w:id="231" w:name="ref-lecam1964"/>
     <w:p>
       <w:pPr>
         <w:pStyle w:val="Bibliography"/>
@@ -61597,7 +64833,7 @@
       <w:r>
         <w:t xml:space="preserve"> </w:t>
       </w:r>
-      <w:hyperlink r:id="rId226">
+      <w:hyperlink r:id="rId230">
         <w:r>
           <w:rPr>
             <w:rStyle w:val="Hyperlink"/>
@@ -61609,8 +64845,8 @@
         <w:t xml:space="preserve">.</w:t>
       </w:r>
     </w:p>
-    <w:bookmarkEnd w:id="227"/>
-    <w:bookmarkStart w:id="229" w:name="ref-lecam1986"/>
+    <w:bookmarkEnd w:id="231"/>
+    <w:bookmarkStart w:id="233" w:name="ref-lecam1986"/>
     <w:p>
       <w:pPr>
         <w:pStyle w:val="Bibliography"/>
@@ -61634,7 +64870,7 @@
       <w:r>
         <w:t xml:space="preserve"> </w:t>
       </w:r>
-      <w:hyperlink r:id="rId228">
+      <w:hyperlink r:id="rId232">
         <w:r>
           <w:rPr>
             <w:rStyle w:val="Hyperlink"/>
@@ -61646,8 +64882,8 @@
         <w:t xml:space="preserve">.</w:t>
       </w:r>
     </w:p>
-    <w:bookmarkEnd w:id="229"/>
-    <w:bookmarkStart w:id="231" w:name="ref-relevanceutility2025"/>
+    <w:bookmarkEnd w:id="233"/>
+    <w:bookmarkStart w:id="235" w:name="ref-relevanceutility2025"/>
     <w:p>
       <w:pPr>
         <w:pStyle w:val="Bibliography"/>
@@ -61689,7 +64925,7 @@
       <w:r>
         <w:t xml:space="preserve"> </w:t>
       </w:r>
-      <w:hyperlink r:id="rId230">
+      <w:hyperlink r:id="rId234">
         <w:r>
           <w:rPr>
             <w:rStyle w:val="Hyperlink"/>
@@ -61701,8 +64937,8 @@
         <w:t xml:space="preserve">.</w:t>
       </w:r>
     </w:p>
-    <w:bookmarkEnd w:id="231"/>
-    <w:bookmarkStart w:id="233" w:name="ref-levy2025moredocs"/>
+    <w:bookmarkEnd w:id="235"/>
+    <w:bookmarkStart w:id="237" w:name="ref-levy2025moredocs"/>
     <w:p>
       <w:pPr>
         <w:pStyle w:val="Bibliography"/>
@@ -61741,7 +64977,7 @@
       <w:r>
         <w:t xml:space="preserve"> </w:t>
       </w:r>
-      <w:hyperlink r:id="rId232">
+      <w:hyperlink r:id="rId236">
         <w:r>
           <w:rPr>
             <w:rStyle w:val="Hyperlink"/>
@@ -61753,8 +64989,8 @@
         <w:t xml:space="preserve">.</w:t>
       </w:r>
     </w:p>
-    <w:bookmarkEnd w:id="233"/>
-    <w:bookmarkStart w:id="235" w:name="ref-longcontextdegrade2026"/>
+    <w:bookmarkEnd w:id="237"/>
+    <w:bookmarkStart w:id="239" w:name="ref-longcontextdegrade2026"/>
     <w:p>
       <w:pPr>
         <w:pStyle w:val="Bibliography"/>
@@ -61796,7 +65032,7 @@
       <w:r>
         <w:t xml:space="preserve"> </w:t>
       </w:r>
-      <w:hyperlink r:id="rId234">
+      <w:hyperlink r:id="rId238">
         <w:r>
           <w:rPr>
             <w:rStyle w:val="Hyperlink"/>
@@ -61808,8 +65044,8 @@
         <w:t xml:space="preserve">.</w:t>
       </w:r>
     </w:p>
-    <w:bookmarkEnd w:id="235"/>
-    <w:bookmarkStart w:id="237" w:name="ref-liu2024lost"/>
+    <w:bookmarkEnd w:id="239"/>
+    <w:bookmarkStart w:id="241" w:name="ref-liu2024lost"/>
     <w:p>
       <w:pPr>
         <w:pStyle w:val="Bibliography"/>
@@ -61842,7 +65078,7 @@
       <w:r>
         <w:t xml:space="preserve"> </w:t>
       </w:r>
-      <w:hyperlink r:id="rId236">
+      <w:hyperlink r:id="rId240">
         <w:r>
           <w:rPr>
             <w:rStyle w:val="Hyperlink"/>
@@ -61854,8 +65090,8 @@
         <w:t xml:space="preserve">.</w:t>
       </w:r>
     </w:p>
-    <w:bookmarkEnd w:id="237"/>
-    <w:bookmarkStart w:id="239" w:name="ref-miller2024errorbars"/>
+    <w:bookmarkEnd w:id="241"/>
+    <w:bookmarkStart w:id="243" w:name="ref-miller2024errorbars"/>
     <w:p>
       <w:pPr>
         <w:pStyle w:val="Bibliography"/>
@@ -61885,7 +65121,7 @@
       <w:r>
         <w:t xml:space="preserve"> </w:t>
       </w:r>
-      <w:hyperlink r:id="rId238">
+      <w:hyperlink r:id="rId242">
         <w:r>
           <w:rPr>
             <w:rStyle w:val="Hyperlink"/>
@@ -61897,8 +65133,8 @@
         <w:t xml:space="preserve">.</w:t>
       </w:r>
     </w:p>
-    <w:bookmarkEnd w:id="239"/>
-    <w:bookmarkStart w:id="241" w:name="ref-nematov2025shapley"/>
+    <w:bookmarkEnd w:id="243"/>
+    <w:bookmarkStart w:id="245" w:name="ref-nematov2025shapley"/>
     <w:p>
       <w:pPr>
         <w:pStyle w:val="Bibliography"/>
@@ -61928,7 +65164,7 @@
       <w:r>
         <w:t xml:space="preserve"> </w:t>
       </w:r>
-      <w:hyperlink r:id="rId240">
+      <w:hyperlink r:id="rId244">
         <w:r>
           <w:rPr>
             <w:rStyle w:val="Hyperlink"/>
@@ -61940,8 +65176,8 @@
         <w:t xml:space="preserve">.</w:t>
       </w:r>
     </w:p>
-    <w:bookmarkEnd w:id="241"/>
-    <w:bookmarkStart w:id="243" w:name="ref-blackwellrep2026"/>
+    <w:bookmarkEnd w:id="245"/>
+    <w:bookmarkStart w:id="247" w:name="ref-blackwellrep2026"/>
     <w:p>
       <w:pPr>
         <w:pStyle w:val="Bibliography"/>
@@ -61971,7 +65207,7 @@
       <w:r>
         <w:t xml:space="preserve"> </w:t>
       </w:r>
-      <w:hyperlink r:id="rId242">
+      <w:hyperlink r:id="rId246">
         <w:r>
           <w:rPr>
             <w:rStyle w:val="Hyperlink"/>
@@ -61983,8 +65219,8 @@
         <w:t xml:space="preserve">.</w:t>
       </w:r>
     </w:p>
-    <w:bookmarkEnd w:id="243"/>
-    <w:bookmarkStart w:id="245" w:name="ref-sureRAG2026"/>
+    <w:bookmarkEnd w:id="247"/>
+    <w:bookmarkStart w:id="249" w:name="ref-sureRAG2026"/>
     <w:p>
       <w:pPr>
         <w:pStyle w:val="Bibliography"/>
@@ -62020,7 +65256,7 @@
       <w:r>
         <w:t xml:space="preserve"> </w:t>
       </w:r>
-      <w:hyperlink r:id="rId244">
+      <w:hyperlink r:id="rId248">
         <w:r>
           <w:rPr>
             <w:rStyle w:val="Hyperlink"/>
@@ -62032,8 +65268,8 @@
         <w:t xml:space="preserve">.</w:t>
       </w:r>
     </w:p>
-    <w:bookmarkEnd w:id="245"/>
-    <w:bookmarkStart w:id="247" w:name="ref-robertson1977"/>
+    <w:bookmarkEnd w:id="249"/>
+    <w:bookmarkStart w:id="251" w:name="ref-robertson1977"/>
     <w:p>
       <w:pPr>
         <w:pStyle w:val="Bibliography"/>
@@ -62075,7 +65311,7 @@
       <w:r>
         <w:t xml:space="preserve"> </w:t>
       </w:r>
-      <w:hyperlink r:id="rId246">
+      <w:hyperlink r:id="rId250">
         <w:r>
           <w:rPr>
             <w:rStyle w:val="Hyperlink"/>
@@ -62087,8 +65323,8 @@
         <w:t xml:space="preserve">.</w:t>
       </w:r>
     </w:p>
-    <w:bookmarkEnd w:id="247"/>
-    <w:bookmarkStart w:id="249" w:name="ref-vanrooyen2014"/>
+    <w:bookmarkEnd w:id="251"/>
+    <w:bookmarkStart w:id="253" w:name="ref-vanrooyen2014"/>
     <w:p>
       <w:pPr>
         <w:pStyle w:val="Bibliography"/>
@@ -62136,7 +65372,7 @@
       <w:r>
         <w:t xml:space="preserve"> </w:t>
       </w:r>
-      <w:hyperlink r:id="rId248">
+      <w:hyperlink r:id="rId252">
         <w:r>
           <w:rPr>
             <w:rStyle w:val="Hyperlink"/>
@@ -62148,8 +65384,8 @@
         <w:t xml:space="preserve">.</w:t>
       </w:r>
     </w:p>
-    <w:bookmarkEnd w:id="249"/>
-    <w:bookmarkStart w:id="251" w:name="ref-shi2023distracted"/>
+    <w:bookmarkEnd w:id="253"/>
+    <w:bookmarkStart w:id="255" w:name="ref-shi2023distracted"/>
     <w:p>
       <w:pPr>
         <w:pStyle w:val="Bibliography"/>
@@ -62179,7 +65415,7 @@
       <w:r>
         <w:t xml:space="preserve"> </w:t>
       </w:r>
-      <w:hyperlink r:id="rId250">
+      <w:hyperlink r:id="rId254">
         <w:r>
           <w:rPr>
             <w:rStyle w:val="Hyperlink"/>
@@ -62191,8 +65427,8 @@
         <w:t xml:space="preserve">.</w:t>
       </w:r>
     </w:p>
-    <w:bookmarkEnd w:id="251"/>
-    <w:bookmarkStart w:id="253" w:name="ref-shi2023replug"/>
+    <w:bookmarkEnd w:id="255"/>
+    <w:bookmarkStart w:id="257" w:name="ref-shi2023replug"/>
     <w:p>
       <w:pPr>
         <w:pStyle w:val="Bibliography"/>
@@ -62228,7 +65464,7 @@
       <w:r>
         <w:t xml:space="preserve"> </w:t>
       </w:r>
-      <w:hyperlink r:id="rId252">
+      <w:hyperlink r:id="rId256">
         <w:r>
           <w:rPr>
             <w:rStyle w:val="Hyperlink"/>
@@ -62240,8 +65476,8 @@
         <w:t xml:space="preserve">.</w:t>
       </w:r>
     </w:p>
-    <w:bookmarkEnd w:id="253"/>
-    <w:bookmarkStart w:id="255" w:name="ref-sun2023rankgpt"/>
+    <w:bookmarkEnd w:id="257"/>
+    <w:bookmarkStart w:id="259" w:name="ref-sun2023rankgpt"/>
     <w:p>
       <w:pPr>
         <w:pStyle w:val="Bibliography"/>
@@ -62295,7 +65531,7 @@
       <w:r>
         <w:t xml:space="preserve"> </w:t>
       </w:r>
-      <w:hyperlink r:id="rId254">
+      <w:hyperlink r:id="rId258">
         <w:r>
           <w:rPr>
             <w:rStyle w:val="Hyperlink"/>
@@ -62307,8 +65543,8 @@
         <w:t xml:space="preserve">.</w:t>
       </w:r>
     </w:p>
-    <w:bookmarkEnd w:id="255"/>
-    <w:bookmarkStart w:id="257" w:name="ref-torgersen1991"/>
+    <w:bookmarkEnd w:id="259"/>
+    <w:bookmarkStart w:id="261" w:name="ref-torgersen1991"/>
     <w:p>
       <w:pPr>
         <w:pStyle w:val="Bibliography"/>
@@ -62332,7 +65568,7 @@
       <w:r>
         <w:t xml:space="preserve"> </w:t>
       </w:r>
-      <w:hyperlink r:id="rId256">
+      <w:hyperlink r:id="rId260">
         <w:r>
           <w:rPr>
             <w:rStyle w:val="Hyperlink"/>
@@ -62344,8 +65580,8 @@
         <w:t xml:space="preserve">.</w:t>
       </w:r>
     </w:p>
-    <w:bookmarkEnd w:id="257"/>
-    <w:bookmarkStart w:id="259" w:name="ref-inficl2024"/>
+    <w:bookmarkEnd w:id="261"/>
+    <w:bookmarkStart w:id="263" w:name="ref-inficl2024"/>
     <w:p>
       <w:pPr>
         <w:pStyle w:val="Bibliography"/>
@@ -62375,7 +65611,7 @@
       <w:r>
         <w:t xml:space="preserve"> </w:t>
       </w:r>
-      <w:hyperlink r:id="rId258">
+      <w:hyperlink r:id="rId262">
         <w:r>
           <w:rPr>
             <w:rStyle w:val="Hyperlink"/>
@@ -62387,8 +65623,8 @@
         <w:t xml:space="preserve">.</w:t>
       </w:r>
     </w:p>
-    <w:bookmarkEnd w:id="259"/>
-    <w:bookmarkStart w:id="261" w:name="ref-wang2026whencontext"/>
+    <w:bookmarkEnd w:id="263"/>
+    <w:bookmarkStart w:id="265" w:name="ref-wang2026whencontext"/>
     <w:p>
       <w:pPr>
         <w:pStyle w:val="Bibliography"/>
@@ -62418,7 +65654,7 @@
       <w:r>
         <w:t xml:space="preserve"> </w:t>
       </w:r>
-      <w:hyperlink r:id="rId260">
+      <w:hyperlink r:id="rId264">
         <w:r>
           <w:rPr>
             <w:rStyle w:val="Hyperlink"/>
@@ -62430,8 +65666,8 @@
         <w:t xml:space="preserve">.</w:t>
       </w:r>
     </w:p>
-    <w:bookmarkEnd w:id="261"/>
-    <w:bookmarkStart w:id="263" w:name="ref-wang2009portfolio"/>
+    <w:bookmarkEnd w:id="265"/>
+    <w:bookmarkStart w:id="267" w:name="ref-wang2009portfolio"/>
     <w:p>
       <w:pPr>
         <w:pStyle w:val="Bibliography"/>
@@ -62461,7 +65697,7 @@
       <w:r>
         <w:t xml:space="preserve"> </w:t>
       </w:r>
-      <w:hyperlink r:id="rId262">
+      <w:hyperlink r:id="rId266">
         <w:r>
           <w:rPr>
             <w:rStyle w:val="Hyperlink"/>
@@ -62473,8 +65709,8 @@
         <w:t xml:space="preserve">.</w:t>
       </w:r>
     </w:p>
-    <w:bookmarkEnd w:id="263"/>
-    <w:bookmarkStart w:id="265" w:name="ref-demoshapley2024"/>
+    <w:bookmarkEnd w:id="267"/>
+    <w:bookmarkStart w:id="269" w:name="ref-demoshapley2024"/>
     <w:p>
       <w:pPr>
         <w:pStyle w:val="Bibliography"/>
@@ -62510,7 +65746,7 @@
       <w:r>
         <w:t xml:space="preserve"> </w:t>
       </w:r>
-      <w:hyperlink r:id="rId264">
+      <w:hyperlink r:id="rId268">
         <w:r>
           <w:rPr>
             <w:rStyle w:val="Hyperlink"/>
@@ -62522,8 +65758,8 @@
         <w:t xml:space="preserve">.</w:t>
       </w:r>
     </w:p>
-    <w:bookmarkEnd w:id="265"/>
-    <w:bookmarkStart w:id="267" w:name="ref-xu2024knowledgeconflicts"/>
+    <w:bookmarkEnd w:id="269"/>
+    <w:bookmarkStart w:id="271" w:name="ref-xu2024knowledgeconflicts"/>
     <w:p>
       <w:pPr>
         <w:pStyle w:val="Bibliography"/>
@@ -62562,7 +65798,7 @@
       <w:r>
         <w:t xml:space="preserve"> </w:t>
       </w:r>
-      <w:hyperlink r:id="rId266">
+      <w:hyperlink r:id="rId270">
         <w:r>
           <w:rPr>
             <w:rStyle w:val="Hyperlink"/>
@@ -62574,8 +65810,8 @@
         <w:t xml:space="preserve">.</w:t>
       </w:r>
     </w:p>
-    <w:bookmarkEnd w:id="267"/>
-    <w:bookmarkStart w:id="269" w:name="ref-ye2023ceil"/>
+    <w:bookmarkEnd w:id="271"/>
+    <w:bookmarkStart w:id="273" w:name="ref-ye2023ceil"/>
     <w:p>
       <w:pPr>
         <w:pStyle w:val="Bibliography"/>
@@ -62605,7 +65841,7 @@
       <w:r>
         <w:t xml:space="preserve"> </w:t>
       </w:r>
-      <w:hyperlink r:id="rId268">
+      <w:hyperlink r:id="rId272">
         <w:r>
           <w:rPr>
             <w:rStyle w:val="Hyperlink"/>
@@ -62617,8 +65853,8 @@
         <w:t xml:space="preserve">.</w:t>
       </w:r>
     </w:p>
-    <w:bookmarkEnd w:id="269"/>
-    <w:bookmarkStart w:id="271" w:name="ref-rankrag2024"/>
+    <w:bookmarkEnd w:id="273"/>
+    <w:bookmarkStart w:id="275" w:name="ref-rankrag2024"/>
     <w:p>
       <w:pPr>
         <w:pStyle w:val="Bibliography"/>
@@ -62663,7 +65899,7 @@
       <w:r>
         <w:t xml:space="preserve"> </w:t>
       </w:r>
-      <w:hyperlink r:id="rId270">
+      <w:hyperlink r:id="rId274">
         <w:r>
           <w:rPr>
             <w:rStyle w:val="Hyperlink"/>
@@ -62675,8 +65911,8 @@
         <w:t xml:space="preserve">.</w:t>
       </w:r>
     </w:p>
-    <w:bookmarkEnd w:id="271"/>
-    <w:bookmarkStart w:id="273" w:name="ref-cale2025"/>
+    <w:bookmarkEnd w:id="275"/>
+    <w:bookmarkStart w:id="277" w:name="ref-cale2025"/>
     <w:p>
       <w:pPr>
         <w:pStyle w:val="Bibliography"/>
@@ -62727,7 +65963,7 @@
       <w:r>
         <w:t xml:space="preserve"> </w:t>
       </w:r>
-      <w:hyperlink r:id="rId272">
+      <w:hyperlink r:id="rId276">
         <w:r>
           <w:rPr>
             <w:rStyle w:val="Hyperlink"/>
@@ -62739,8 +65975,8 @@
         <w:t xml:space="preserve">.</w:t>
       </w:r>
     </w:p>
-    <w:bookmarkEnd w:id="273"/>
-    <w:bookmarkStart w:id="275" w:name="ref-zhang2025llmutility"/>
+    <w:bookmarkEnd w:id="277"/>
+    <w:bookmarkStart w:id="279" w:name="ref-zhang2025llmutility"/>
     <w:p>
       <w:pPr>
         <w:pStyle w:val="Bibliography"/>
@@ -62776,7 +66012,7 @@
       <w:r>
         <w:t xml:space="preserve"> </w:t>
       </w:r>
-      <w:hyperlink r:id="rId274">
+      <w:hyperlink r:id="rId278">
         <w:r>
           <w:rPr>
             <w:rStyle w:val="Hyperlink"/>
@@ -62788,8 +66024,8 @@
         <w:t xml:space="preserve">.</w:t>
       </w:r>
     </w:p>
-    <w:bookmarkEnd w:id="275"/>
-    <w:bookmarkStart w:id="277" w:name="ref-zhang2026utility"/>
+    <w:bookmarkEnd w:id="279"/>
+    <w:bookmarkStart w:id="281" w:name="ref-zhang2026utility"/>
     <w:p>
       <w:pPr>
         <w:pStyle w:val="Bibliography"/>
@@ -62831,7 +66067,7 @@
       <w:r>
         <w:t xml:space="preserve"> </w:t>
       </w:r>
-      <w:hyperlink r:id="rId276">
+      <w:hyperlink r:id="rId280">
         <w:r>
           <w:rPr>
             <w:rStyle w:val="Hyperlink"/>
@@ -62843,8 +66079,8 @@
         <w:t xml:space="preserve">.</w:t>
       </w:r>
     </w:p>
-    <w:bookmarkEnd w:id="277"/>
-    <w:bookmarkStart w:id="279" w:name="ref-zhang2026blackwellagents"/>
+    <w:bookmarkEnd w:id="281"/>
+    <w:bookmarkStart w:id="283" w:name="ref-zhang2026blackwellagents"/>
     <w:p>
       <w:pPr>
         <w:pStyle w:val="Bibliography"/>
@@ -62883,7 +66119,7 @@
       <w:r>
         <w:t xml:space="preserve"> </w:t>
       </w:r>
-      <w:hyperlink r:id="rId278">
+      <w:hyperlink r:id="rId282">
         <w:r>
           <w:rPr>
             <w:rStyle w:val="Hyperlink"/>
@@ -62895,8 +66131,8 @@
         <w:t xml:space="preserve">.</w:t>
       </w:r>
     </w:p>
-    <w:bookmarkEnd w:id="279"/>
-    <w:bookmarkStart w:id="280" w:name="ref-paretoprompts2025"/>
+    <w:bookmarkEnd w:id="283"/>
+    <w:bookmarkStart w:id="284" w:name="ref-paretoprompts2025"/>
     <w:p>
       <w:pPr>
         <w:pStyle w:val="Bibliography"/>
@@ -62924,8 +66160,8 @@
         <w:t xml:space="preserve">.</w:t>
       </w:r>
     </w:p>
-    <w:bookmarkEnd w:id="280"/>
-    <w:bookmarkStart w:id="282" w:name="ref-zheng2024pmi"/>
+    <w:bookmarkEnd w:id="284"/>
+    <w:bookmarkStart w:id="286" w:name="ref-zheng2024pmi"/>
     <w:p>
       <w:pPr>
         <w:pStyle w:val="Bibliography"/>
@@ -62955,7 +66191,7 @@
       <w:r>
         <w:t xml:space="preserve"> </w:t>
       </w:r>
-      <w:hyperlink r:id="rId281">
+      <w:hyperlink r:id="rId285">
         <w:r>
           <w:rPr>
             <w:rStyle w:val="Hyperlink"/>
@@ -62967,8 +66203,8 @@
         <w:t xml:space="preserve">.</w:t>
       </w:r>
     </w:p>
-    <w:bookmarkEnd w:id="282"/>
-    <w:bookmarkStart w:id="284" w:name="ref-skylinerag2026"/>
+    <w:bookmarkEnd w:id="286"/>
+    <w:bookmarkStart w:id="288" w:name="ref-skylinerag2026"/>
     <w:p>
       <w:pPr>
         <w:pStyle w:val="Bibliography"/>
@@ -63025,7 +66261,7 @@
       <w:r>
         <w:t xml:space="preserve"> </w:t>
       </w:r>
-      <w:hyperlink r:id="rId283">
+      <w:hyperlink r:id="rId287">
         <w:r>
           <w:rPr>
             <w:rStyle w:val="Hyperlink"/>
@@ -63037,8 +66273,8 @@
         <w:t xml:space="preserve">.</w:t>
       </w:r>
     </w:p>
-    <w:bookmarkEnd w:id="284"/>
-    <w:bookmarkStart w:id="286" w:name="ref-zuccon2010qprp"/>
+    <w:bookmarkEnd w:id="288"/>
+    <w:bookmarkStart w:id="290" w:name="ref-zuccon2010qprp"/>
     <w:p>
       <w:pPr>
         <w:pStyle w:val="Bibliography"/>
@@ -63068,7 +66304,7 @@
       <w:r>
         <w:t xml:space="preserve"> </w:t>
       </w:r>
-      <w:hyperlink r:id="rId285">
+      <w:hyperlink r:id="rId289">
         <w:r>
           <w:rPr>
             <w:rStyle w:val="Hyperlink"/>
@@ -63080,10 +66316,10 @@
         <w:t xml:space="preserve">.</w:t>
       </w:r>
     </w:p>
-    <w:bookmarkEnd w:id="286"/>
-    <w:bookmarkEnd w:id="287"/>
-    <w:bookmarkEnd w:id="288"/>
-    <w:bookmarkEnd w:id="289"/>
+    <w:bookmarkEnd w:id="290"/>
+    <w:bookmarkEnd w:id="291"/>
+    <w:bookmarkEnd w:id="292"/>
+    <w:bookmarkEnd w:id="293"/>
     <w:sectPr>
       <w:footnotePr>
         <w:numRestart w:val="eachSect"/>

--- a/paper/blackwell-paper-MAKE.docx
+++ b/paper/blackwell-paper-MAKE.docx
@@ -291,13 +291,13 @@
         <w:pStyle w:val="Abstract"/>
       </w:pPr>
       <w:r>
-        <w:t xml:space="preserve">Choosing what to put in a language model’s prompt is usually done by scoring each candidate source</w:t>
-      </w:r>
-      <w:r>
-        <w:t xml:space="preserve"> </w:t>
-      </w:r>
-      <w:r>
-        <w:t xml:space="preserve">with one number and keeping the top few. We argue this is the wrong abstraction. Two sources can be</w:t>
+        <w:t xml:space="preserve">What goes into a language model’s prompt is usually chosen by scoring each source with one number</w:t>
+      </w:r>
+      <w:r>
+        <w:t xml:space="preserve"> </w:t>
+      </w:r>
+      <w:r>
+        <w:t xml:space="preserve">and keeping the top few. We argue this is the wrong abstraction. Two sources can be</w:t>
       </w:r>
       <w:r>
         <w:t xml:space="preserve"> </w:t>
@@ -379,13 +379,19 @@
         <w:t xml:space="preserve"> </w:t>
       </w:r>
       <w:r>
-        <w:t xml:space="preserve">listwise LLM reranker that reads the deciding detail gets it right, as the theory predicts. Adding</w:t>
-      </w:r>
-      <w:r>
-        <w:t xml:space="preserve"> </w:t>
-      </w:r>
-      <w:r>
-        <w:t xml:space="preserve">a larger source can also hurt: pass rates fall from</w:t>
+        <w:t xml:space="preserve">listwise LLM reranker that reads the deciding detail gets it right. Adding</w:t>
+      </w:r>
+      <w:r>
+        <w:t xml:space="preserve"> </w:t>
+      </w:r>
+      <w:r>
+        <w:t xml:space="preserve">a larger source can also hurt: a strict superset verifiably lowers pass rates on eleven of twelve</w:t>
+      </w:r>
+      <w:r>
+        <w:t xml:space="preserve"> </w:t>
+      </w:r>
+      <w:r>
+        <w:t xml:space="preserve">cells, falling as far as</w:t>
       </w:r>
       <w:r>
         <w:t xml:space="preserve"> </w:t>
@@ -422,16 +428,7 @@
         </m:r>
       </m:oMath>
       <w:r>
-        <w:t xml:space="preserve"> </w:t>
-      </w:r>
-      <w:r>
-        <w:t xml:space="preserve">on eleven of twelve cells,</w:t>
-      </w:r>
-      <w:r>
-        <w:t xml:space="preserve"> </w:t>
-      </w:r>
-      <w:r>
-        <w:t xml:space="preserve">with controls ruling out length and position. The lesson is practical: treat context</w:t>
+        <w:t xml:space="preserve">, with controls ruling out length and position. The lesson is practical: treat context</w:t>
       </w:r>
       <w:r>
         <w:t xml:space="preserve"> </w:t>
@@ -1802,7 +1799,7 @@
           <m:t>+</m:t>
         </m:r>
         <m:r>
-          <m:t>0.35</m:t>
+          <m:t>0.34</m:t>
         </m:r>
       </m:oMath>
       <w:r>
@@ -2269,7 +2266,7 @@
           <m:t>−</m:t>
         </m:r>
         <m:r>
-          <m:t>0.86</m:t>
+          <m:t>0.85</m:t>
         </m:r>
       </m:oMath>
       <w:r>
@@ -34570,7 +34567,7 @@
           <m:t>−</m:t>
         </m:r>
         <m:r>
-          <m:t>0.39</m:t>
+          <m:t>0.38</m:t>
         </m:r>
       </m:oMath>
       <w:r>
@@ -34590,7 +34587,7 @@
           <m:t>−</m:t>
         </m:r>
         <m:r>
-          <m:t>0.86</m:t>
+          <m:t>0.85</m:t>
         </m:r>
       </m:oMath>
       <w:r>
@@ -35262,7 +35259,19 @@
         <w:t xml:space="preserve"> </w:t>
       </w:r>
       <w:r>
-        <w:t xml:space="preserve">spectrum. All figures are real measured runs; no modeled numbers.</w:t>
+        <w:t xml:space="preserve">spectrum. All figures are real measured runs; no modeled numbers. Confidence bounds are</w:t>
+      </w:r>
+      <w:r>
+        <w:t xml:space="preserve"> </w:t>
+      </w:r>
+      <w:r>
+        <w:t xml:space="preserve">rounded outward (a lower bound down, an upper bound toward zero), so every printed bound is</w:t>
+      </w:r>
+      <w:r>
+        <w:t xml:space="preserve"> </w:t>
+      </w:r>
+      <w:r>
+        <w:t xml:space="preserve">implied by the computed one.</w:t>
       </w:r>
     </w:p>
     <w:tbl>
@@ -35270,7 +35279,7 @@
         <w:tblStyle w:val="Table"/>
         <w:tblW w:type="auto" w:w="0"/>
         <w:tblLook w:firstRow="1" w:lastRow="0" w:firstColumn="0" w:lastColumn="0" w:noHBand="0" w:noVBand="0" w:val="0020"/>
-        <w:tblCaption w:val="Consolidated 6-model / 4-vendor verdict. All six models are run the same way, a single API call per attempt at n=40 per cell (§7.3). “Anti-mono. verified” counts, of the two API cells tested per model, those on which the harm contrast’s upper bound clears -\tau = -0.30 at \eta=0.10. “Argorder none” is the no-context baseline PASS on api_argorder, the model-relative-value spectrum. All figures are real measured runs; no modeled numbers."/>
+        <w:tblCaption w:val="Consolidated 6-model / 4-vendor verdict. All six models are run the same way, a single API call per attempt at n=40 per cell (§7.3). “Anti-mono. verified” counts, of the two API cells tested per model, those on which the harm contrast’s upper bound clears -\tau = -0.30 at \eta=0.10. “Argorder none” is the no-context baseline PASS on api_argorder, the model-relative-value spectrum. All figures are real measured runs; no modeled numbers. Confidence bounds are rounded outward (a lower bound down, an upper bound toward zero), so every printed bound is implied by the computed one."/>
       </w:tblPr>
       <w:tblGrid>
         <w:gridCol w:w="1131"/>
@@ -35743,7 +35752,7 @@
                 <m:t>+</m:t>
               </m:r>
               <m:r>
-                <m:t>0.72</m:t>
+                <m:t>0.71</m:t>
               </m:r>
             </m:oMath>
             <w:r>
@@ -35766,7 +35775,7 @@
                 <m:t>+</m:t>
               </m:r>
               <m:r>
-                <m:t>0.72</m:t>
+                <m:t>0.71</m:t>
               </m:r>
             </m:oMath>
             <w:r>
@@ -35812,7 +35821,7 @@
                 <m:t>+</m:t>
               </m:r>
               <m:r>
-                <m:t>0.35</m:t>
+                <m:t>0.34</m:t>
               </m:r>
             </m:oMath>
             <w:r>
@@ -35835,7 +35844,7 @@
                 <m:t>+</m:t>
               </m:r>
               <m:r>
-                <m:t>0.68</m:t>
+                <m:t>0.67</m:t>
               </m:r>
             </m:oMath>
             <w:r>
@@ -36024,7 +36033,7 @@
                 <m:t>+</m:t>
               </m:r>
               <m:r>
-                <m:t>0.72</m:t>
+                <m:t>0.71</m:t>
               </m:r>
             </m:oMath>
             <w:r>
@@ -37336,7 +37345,7 @@
       </w:r>
       <m:oMath>
         <m:r>
-          <m:t>0.08</m:t>
+          <m:t>0.077</m:t>
         </m:r>
       </m:oMath>
       <w:r>
@@ -37350,7 +37359,7 @@
       </w:r>
       <m:oMath>
         <m:r>
-          <m:t>0.09</m:t>
+          <m:t>0.084</m:t>
         </m:r>
       </m:oMath>
       <w:r>
@@ -41813,7 +41822,7 @@
                 <m:t>−</m:t>
               </m:r>
               <m:r>
-                <m:t>0.78</m:t>
+                <m:t>0.77</m:t>
               </m:r>
             </m:oMath>
             <w:r>
@@ -42079,7 +42088,7 @@
                 <m:t>−</m:t>
               </m:r>
               <m:r>
-                <m:t>0.27</m:t>
+                <m:t>0.26</m:t>
               </m:r>
             </m:oMath>
             <w:r>
@@ -42221,7 +42230,7 @@
                 <m:t>−</m:t>
               </m:r>
               <m:r>
-                <m:t>0.82</m:t>
+                <m:t>0.81</m:t>
               </m:r>
             </m:oMath>
             <w:r>
@@ -42342,7 +42351,7 @@
                 <m:t>−</m:t>
               </m:r>
               <m:r>
-                <m:t>0.86</m:t>
+                <m:t>0.85</m:t>
               </m:r>
             </m:oMath>
             <w:r>
@@ -42463,7 +42472,7 @@
                 <m:t>−</m:t>
               </m:r>
               <m:r>
-                <m:t>0.86</m:t>
+                <m:t>0.85</m:t>
               </m:r>
             </m:oMath>
             <w:r>
@@ -42584,7 +42593,7 @@
                 <m:t>−</m:t>
               </m:r>
               <m:r>
-                <m:t>0.86</m:t>
+                <m:t>0.85</m:t>
               </m:r>
             </m:oMath>
             <w:r>
@@ -42826,7 +42835,7 @@
                 <m:t>−</m:t>
               </m:r>
               <m:r>
-                <m:t>0.39</m:t>
+                <m:t>0.38</m:t>
               </m:r>
             </m:oMath>
             <w:r>
@@ -42947,7 +42956,7 @@
                 <m:t>−</m:t>
               </m:r>
               <m:r>
-                <m:t>0.86</m:t>
+                <m:t>0.85</m:t>
               </m:r>
             </m:oMath>
             <w:r>
@@ -43068,7 +43077,7 @@
                 <m:t>−</m:t>
               </m:r>
               <m:r>
-                <m:t>0.86</m:t>
+                <m:t>0.85</m:t>
               </m:r>
             </m:oMath>
             <w:r>
@@ -47397,19 +47406,13 @@
         <w:t xml:space="preserve"> </w:t>
       </w:r>
       <w:r>
-        <w:t xml:space="preserve">declining the task as a suspected prompt injection. GPT-5.5 could not be reached in the published</w:t>
-      </w:r>
-      <w:r>
-        <w:t xml:space="preserve"> </w:t>
-      </w:r>
-      <w:r>
-        <w:t xml:space="preserve">single-shot regime (no such deployment on the available resource) and was re-measured through an</w:t>
-      </w:r>
-      <w:r>
-        <w:t xml:space="preserve"> </w:t>
-      </w:r>
-      <w:r>
-        <w:t xml:space="preserve">agentic CLI, so its row tests the mechanism, not the published proportion.</w:t>
+        <w:t xml:space="preserve">declining the task as a suspected prompt injection. Every row is a single-shot re-measurement in</w:t>
+      </w:r>
+      <w:r>
+        <w:t xml:space="preserve"> </w:t>
+      </w:r>
+      <w:r>
+        <w:t xml:space="preserve">the published regime.</w:t>
       </w:r>
     </w:p>
     <w:tbl>
@@ -47417,7 +47420,7 @@
         <w:tblStyle w:val="Table"/>
         <w:tblW w:type="auto" w:w="0"/>
         <w:tblLook w:firstRow="1" w:lastRow="0" w:firstColumn="0" w:lastColumn="0" w:noHBand="0" w:noVBand="0" w:val="0020"/>
-        <w:tblCaption w:val="Re-measurement with raw-completion retention, n=40 per arm, fresh draws. \Delta is under the published verifier and \Delta_{\mathrm{neu}} under the import-neutralized one. “Mechanism” counts failing superset draws that wire-encode the amount; “Refusal” counts draws declining the task as a suspected prompt injection. GPT-5.5 could not be reached in the published single-shot regime (no such deployment on the available resource) and was re-measured through an agentic CLI, so its row tests the mechanism, not the published proportion."/>
+        <w:tblCaption w:val="Re-measurement with raw-completion retention, n=40 per arm, fresh draws. \Delta is under the published verifier and \Delta_{\mathrm{neu}} under the import-neutralized one. “Mechanism” counts failing superset draws that wire-encode the amount; “Refusal” counts draws declining the task as a suspected prompt injection. Every row is a single-shot re-measurement in the published regime."/>
       </w:tblPr>
       <w:tblGrid>
         <w:gridCol w:w="1131"/>
@@ -49010,23 +49013,6 @@
             <w:r>
               <w:t xml:space="preserve">GPT-5.5</w:t>
             </w:r>
-            <m:oMath>
-              <m:sSup>
-                <m:e>
-                  <m:r>
-                    <m:t>​</m:t>
-                  </m:r>
-                </m:e>
-                <m:sup>
-                  <m:r>
-                    <m:rPr>
-                      <m:sty m:val="p"/>
-                    </m:rPr>
-                    <m:t>†</m:t>
-                  </m:r>
-                </m:sup>
-              </m:sSup>
-            </m:oMath>
           </w:p>
         </w:tc>
         <w:tc>
@@ -49183,23 +49169,6 @@
             <w:r>
               <w:t xml:space="preserve">GPT-5.5</w:t>
             </w:r>
-            <m:oMath>
-              <m:sSup>
-                <m:e>
-                  <m:r>
-                    <m:t>​</m:t>
-                  </m:r>
-                </m:e>
-                <m:sup>
-                  <m:r>
-                    <m:rPr>
-                      <m:sty m:val="p"/>
-                    </m:rPr>
-                    <m:t>†</m:t>
-                  </m:r>
-                </m:sup>
-              </m:sSup>
-            </m:oMath>
           </w:p>
         </w:tc>
         <w:tc>
@@ -49700,7 +49669,24 @@
         <w:t xml:space="preserve"> </w:t>
       </w:r>
       <w:r>
-        <w:t xml:space="preserve">computed from the measured per-cell rates of Table 8. The front-and-routing column</w:t>
+        <w:t xml:space="preserve">computed from the per-cell PASS counts behind Table 8 (averaging the rounded</w:t>
+      </w:r>
+      <w:r>
+        <w:t xml:space="preserve"> </w:t>
+      </w:r>
+      <w:r>
+        <w:t xml:space="preserve">percentages instead would shift a column by up to</w:t>
+      </w:r>
+      <w:r>
+        <w:t xml:space="preserve"> </w:t>
+      </w:r>
+      <m:oMath>
+        <m:r>
+          <m:t>0.4</m:t>
+        </m:r>
+      </m:oMath>
+      <w:r>
+        <w:t xml:space="preserve">). The front-and-routing column</w:t>
       </w:r>
       <w:r>
         <w:t xml:space="preserve"> </w:t>
@@ -49802,7 +49788,7 @@
         <w:tblStyle w:val="Table"/>
         <w:tblW w:type="auto" w:w="0"/>
         <w:tblLook w:firstRow="1" w:lastRow="0" w:firstColumn="0" w:lastColumn="0" w:noHBand="0" w:noVBand="0" w:val="0020"/>
-        <w:tblCaption w:val="Mean PASS (%) over the four verified cells under four selection policies, per model, computed from the measured per-cell rates of Table 8. The front-and-routing column is the per-cell maximum of W_1 and W_2 and is therefore the ceiling of any selection policy on these cells; its remaining gap to 100\% is model capability, not selection error."/>
+        <w:tblCaption w:val="Mean PASS (%) over the four verified cells under four selection policies, per model, computed from the per-cell PASS counts behind Table 8 (averaging the rounded percentages instead would shift a column by up to 0.4). The front-and-routing column is the per-cell maximum of W_1 and W_2 and is therefore the ceiling of any selection policy on these cells; its remaining gap to 100\% is model capability, not selection error."/>
       </w:tblPr>
       <w:tblGrid>
         <w:gridCol w:w="1584"/>
@@ -49937,7 +49923,7 @@
               <w:jc w:val="center"/>
             </w:pPr>
             <w:r>
-              <w:t xml:space="preserve">60.5</w:t>
+              <w:t xml:space="preserve">60.6</w:t>
             </w:r>
           </w:p>
         </w:tc>
@@ -49949,7 +49935,7 @@
               <w:jc w:val="center"/>
             </w:pPr>
             <w:r>
-              <w:t xml:space="preserve">63.0</w:t>
+              <w:t xml:space="preserve">63.1</w:t>
             </w:r>
           </w:p>
         </w:tc>
@@ -49961,7 +49947,7 @@
               <w:jc w:val="center"/>
             </w:pPr>
             <w:r>
-              <w:t xml:space="preserve">53.0</w:t>
+              <w:t xml:space="preserve">53.1</w:t>
             </w:r>
           </w:p>
         </w:tc>
@@ -49977,7 +49963,7 @@
                 <w:b/>
                 <w:bCs/>
               </w:rPr>
-              <w:t xml:space="preserve">85.5</w:t>
+              <w:t xml:space="preserve">85.6</w:t>
             </w:r>
           </w:p>
         </w:tc>
@@ -50015,7 +50001,7 @@
               <w:jc w:val="center"/>
             </w:pPr>
             <w:r>
-              <w:t xml:space="preserve">74.5</w:t>
+              <w:t xml:space="preserve">74.4</w:t>
             </w:r>
           </w:p>
         </w:tc>
@@ -50027,7 +50013,7 @@
               <w:jc w:val="center"/>
             </w:pPr>
             <w:r>
-              <w:t xml:space="preserve">36.8</w:t>
+              <w:t xml:space="preserve">36.9</w:t>
             </w:r>
           </w:p>
         </w:tc>
@@ -50043,7 +50029,7 @@
                 <w:b/>
                 <w:bCs/>
               </w:rPr>
-              <w:t xml:space="preserve">99.5</w:t>
+              <w:t xml:space="preserve">99.4</w:t>
             </w:r>
           </w:p>
         </w:tc>
@@ -50081,7 +50067,7 @@
               <w:jc w:val="center"/>
             </w:pPr>
             <w:r>
-              <w:t xml:space="preserve">74.5</w:t>
+              <w:t xml:space="preserve">74.4</w:t>
             </w:r>
           </w:p>
         </w:tc>
@@ -50093,7 +50079,7 @@
               <w:jc w:val="center"/>
             </w:pPr>
             <w:r>
-              <w:t xml:space="preserve">59.5</w:t>
+              <w:t xml:space="preserve">59.4</w:t>
             </w:r>
           </w:p>
         </w:tc>
@@ -50109,7 +50095,7 @@
                 <w:b/>
                 <w:bCs/>
               </w:rPr>
-              <w:t xml:space="preserve">99.5</w:t>
+              <w:t xml:space="preserve">99.4</w:t>
             </w:r>
           </w:p>
         </w:tc>
@@ -50201,7 +50187,7 @@
               <w:jc w:val="center"/>
             </w:pPr>
             <w:r>
-              <w:t xml:space="preserve">60.3</w:t>
+              <w:t xml:space="preserve">60.0</w:t>
             </w:r>
           </w:p>
         </w:tc>
@@ -50213,7 +50199,7 @@
               <w:jc w:val="center"/>
             </w:pPr>
             <w:r>
-              <w:t xml:space="preserve">52.8</w:t>
+              <w:t xml:space="preserve">52.5</w:t>
             </w:r>
           </w:p>
         </w:tc>
@@ -50225,7 +50211,7 @@
               <w:jc w:val="center"/>
             </w:pPr>
             <w:r>
-              <w:t xml:space="preserve">42.0</w:t>
+              <w:t xml:space="preserve">41.9</w:t>
             </w:r>
           </w:p>
         </w:tc>
@@ -50241,7 +50227,7 @@
                 <w:b/>
                 <w:bCs/>
               </w:rPr>
-              <w:t xml:space="preserve">77.3</w:t>
+              <w:t xml:space="preserve">76.9</w:t>
             </w:r>
           </w:p>
         </w:tc>
@@ -50291,7 +50277,7 @@
               <w:jc w:val="center"/>
             </w:pPr>
             <w:r>
-              <w:t xml:space="preserve">48.0</w:t>
+              <w:t xml:space="preserve">48.1</w:t>
             </w:r>
           </w:p>
         </w:tc>
@@ -50373,7 +50359,7 @@
                 <w:b/>
                 <w:bCs/>
               </w:rPr>
-              <w:t xml:space="preserve">93.4</w:t>
+              <w:t xml:space="preserve">93.3</w:t>
             </w:r>
           </w:p>
         </w:tc>
@@ -51570,7 +51556,7 @@
           <m:t>−</m:t>
         </m:r>
         <m:r>
-          <m:t>0.86</m:t>
+          <m:t>0.85</m:t>
         </m:r>
       </m:oMath>
       <w:r>
@@ -64478,7 +64464,7 @@
           <m:t>−</m:t>
         </m:r>
         <m:r>
-          <m:t>0.21</m:t>
+          <m:t>0.25</m:t>
         </m:r>
       </m:oMath>
       <w:r>
@@ -65860,7 +65846,7 @@
         <w:t xml:space="preserve"> </w:t>
       </w:r>
       <w:r>
-        <w:t xml:space="preserve">intervals), while the residual gap below</w:t>
+        <w:t xml:space="preserve">intervals), while on the carrying cell the instructed superset still sits below</w:t>
       </w:r>
       <w:r>
         <w:t xml:space="preserve"> </w:t>
@@ -65883,7 +65869,7 @@
         <w:t xml:space="preserve"> </w:t>
       </w:r>
       <w:r>
-        <w:t xml:space="preserve">alone on the carrying cell (</w:t>
+        <w:t xml:space="preserve">alone (</w:t>
       </w:r>
       <m:oMath>
         <m:r>
@@ -65914,88 +65900,97 @@
         </m:r>
       </m:oMath>
       <w:r>
-        <w:t xml:space="preserve">, intervals</w:t>
-      </w:r>
-      <w:r>
-        <w:t xml:space="preserve"> </w:t>
-      </w:r>
-      <m:oMath>
-        <m:r>
-          <m:rPr>
-            <m:sty m:val="p"/>
-          </m:rPr>
-          <m:t>[</m:t>
-        </m:r>
-        <m:r>
-          <m:t>0.62</m:t>
-        </m:r>
-        <m:r>
-          <m:rPr>
-            <m:sty m:val="p"/>
-          </m:rPr>
-          <m:t>,</m:t>
-        </m:r>
-        <m:r>
-          <m:t>0.92</m:t>
-        </m:r>
-        <m:r>
-          <m:rPr>
-            <m:sty m:val="p"/>
-          </m:rPr>
-          <m:t>]</m:t>
-        </m:r>
-      </m:oMath>
-      <w:r>
-        <w:t xml:space="preserve"> </w:t>
-      </w:r>
-      <w:r>
-        <w:t xml:space="preserve">vs. </w:t>
-      </w:r>
-      <m:oMath>
-        <m:r>
-          <m:rPr>
-            <m:sty m:val="p"/>
-          </m:rPr>
-          <m:t>[</m:t>
-        </m:r>
-        <m:r>
-          <m:t>0.90</m:t>
-        </m:r>
-        <m:r>
-          <m:rPr>
-            <m:sty m:val="p"/>
-          </m:rPr>
-          <m:t>,</m:t>
-        </m:r>
-        <m:r>
-          <m:t>1.00</m:t>
-        </m:r>
-        <m:r>
-          <m:rPr>
-            <m:sty m:val="p"/>
-          </m:rPr>
-          <m:t>]</m:t>
-        </m:r>
-      </m:oMath>
-      <w:r>
-        <w:t xml:space="preserve">) is directional but not separated at</w:t>
-      </w:r>
-      <w:r>
-        <w:t xml:space="preserve"> </w:t>
-      </w:r>
-      <w:r>
-        <w:t xml:space="preserve">this</w:t>
-      </w:r>
-      <w:r>
-        <w:t xml:space="preserve"> </w:t>
-      </w:r>
-      <m:oMath>
-        <m:r>
-          <m:t>n</m:t>
-        </m:r>
-      </m:oMath>
-      <w:r>
-        <w:t xml:space="preserve">. We pre-commit to the two readings jointly. First, the harm is substantially mediated by</w:t>
+        <w:t xml:space="preserve">). That residual gap is verified negative by the same two-arm contrast</w:t>
+      </w:r>
+      <w:r>
+        <w:t xml:space="preserve"> </w:t>
+      </w:r>
+      <w:r>
+        <w:t xml:space="preserve">used throughout,</w:t>
+      </w:r>
+      <w:r>
+        <w:t xml:space="preserve"> </w:t>
+      </w:r>
+      <m:oMath>
+        <m:sSub>
+          <m:e>
+            <m:r>
+              <m:rPr>
+                <m:sty m:val="p"/>
+              </m:rPr>
+              <m:t>Δ</m:t>
+            </m:r>
+          </m:e>
+          <m:sub>
+            <m:r>
+              <m:t>T</m:t>
+            </m:r>
+          </m:sub>
+        </m:sSub>
+        <m:r>
+          <m:rPr>
+            <m:sty m:val="p"/>
+          </m:rPr>
+          <m:t>=</m:t>
+        </m:r>
+        <m:r>
+          <m:rPr>
+            <m:sty m:val="p"/>
+          </m:rPr>
+          <m:t>−</m:t>
+        </m:r>
+        <m:r>
+          <m:t>0.20</m:t>
+        </m:r>
+      </m:oMath>
+      <w:r>
+        <w:t xml:space="preserve"> </w:t>
+      </w:r>
+      <w:r>
+        <w:t xml:space="preserve">with upper bound</w:t>
+      </w:r>
+      <w:r>
+        <w:t xml:space="preserve"> </w:t>
+      </w:r>
+      <m:oMath>
+        <m:r>
+          <m:rPr>
+            <m:sty m:val="p"/>
+          </m:rPr>
+          <m:t>−</m:t>
+        </m:r>
+        <m:r>
+          <m:t>0.03</m:t>
+        </m:r>
+      </m:oMath>
+      <w:r>
+        <w:t xml:space="preserve">, but it falls far short of the harm</w:t>
+      </w:r>
+      <w:r>
+        <w:t xml:space="preserve"> </w:t>
+      </w:r>
+      <w:r>
+        <w:t xml:space="preserve">margin</w:t>
+      </w:r>
+      <w:r>
+        <w:t xml:space="preserve"> </w:t>
+      </w:r>
+      <m:oMath>
+        <m:r>
+          <m:t>τ</m:t>
+        </m:r>
+        <m:r>
+          <m:rPr>
+            <m:sty m:val="p"/>
+          </m:rPr>
+          <m:t>=</m:t>
+        </m:r>
+        <m:r>
+          <m:t>0.30</m:t>
+        </m:r>
+      </m:oMath>
+      <w:r>
+        <w:t xml:space="preserve">: the instruction removes the collapse without closing the gap. We pre-commit to the two readings jointly. First, the harm is substantially mediated by</w:t>
       </w:r>
       <w:r>
         <w:t xml:space="preserve"> </w:t>
@@ -67602,7 +67597,7 @@
         <w:t xml:space="preserve"> </w:t>
       </w:r>
       <w:r>
-        <w:t xml:space="preserve">cell, whose first run predated the retry wrapper. One cell could not be re-measured at revision time: GPT-5.5</w:t>
+        <w:t xml:space="preserve">cell, whose first run predated the retry wrapper. One cell resisted re-measurement for longer than the others: GPT-5.5</w:t>
       </w:r>
       <w:r>
         <w:t xml:space="preserve"> </w:t>
@@ -67634,7 +67629,7 @@
         <w:t xml:space="preserve"> </w:t>
       </w:r>
       <w:r>
-        <w:t xml:space="preserve">returned HTTP 500 after retries on an unknown number of draws and the Azure quota was unavailable, so its reported</w:t>
+        <w:t xml:space="preserve">returned HTTP 500 after retries during the original run and no GPT-5.5 deployment was available on the resource at first revision, so for one revision cycle its reported</w:t>
       </w:r>
       <w:r>
         <w:t xml:space="preserve"> </w:t>
@@ -67657,7 +67652,93 @@
         <w:t xml:space="preserve"> </w:t>
       </w:r>
       <w:r>
-        <w:t xml:space="preserve">still contains outage-scored draws. It is an expected-zero cell (the arm lacks the decisive fact, and it is</w:t>
+        <w:t xml:space="preserve">was carried with outage-scored draws in it. A GPT-5.5 deployment was subsequently provisioned and all four GPT-5.5 cells were re-run single-shot at</w:t>
+      </w:r>
+      <w:r>
+        <w:t xml:space="preserve"> </w:t>
+      </w:r>
+      <m:oMath>
+        <m:r>
+          <m:t>n</m:t>
+        </m:r>
+        <m:r>
+          <m:rPr>
+            <m:sty m:val="p"/>
+          </m:rPr>
+          <m:t>=</m:t>
+        </m:r>
+        <m:r>
+          <m:t>40</m:t>
+        </m:r>
+      </m:oMath>
+      <w:r>
+        <w:t xml:space="preserve"> </w:t>
+      </w:r>
+      <w:r>
+        <w:t xml:space="preserve">per arm with retention and zero transport failures. The re-run reproduces the published grid exactly in all eight</w:t>
+      </w:r>
+      <w:r>
+        <w:t xml:space="preserve"> </w:t>
+      </w:r>
+      <m:oMath>
+        <m:sSub>
+          <m:e>
+            <m:r>
+              <m:t>W</m:t>
+            </m:r>
+          </m:e>
+          <m:sub>
+            <m:r>
+              <m:t>1</m:t>
+            </m:r>
+          </m:sub>
+        </m:sSub>
+      </m:oMath>
+      <w:r>
+        <w:t xml:space="preserve">/</w:t>
+      </w:r>
+      <m:oMath>
+        <m:sSub>
+          <m:e>
+            <m:r>
+              <m:t>W</m:t>
+            </m:r>
+          </m:e>
+          <m:sub>
+            <m:r>
+              <m:t>2</m:t>
+            </m:r>
+          </m:sub>
+        </m:sSub>
+      </m:oMath>
+      <w:r>
+        <w:t xml:space="preserve"> </w:t>
+      </w:r>
+      <w:r>
+        <w:t xml:space="preserve">entries, the disputed cell included (</w:t>
+      </w:r>
+      <m:oMath>
+        <m:sSub>
+          <m:e>
+            <m:r>
+              <m:t>W</m:t>
+            </m:r>
+          </m:e>
+          <m:sub>
+            <m:r>
+              <m:t>2</m:t>
+            </m:r>
+          </m:sub>
+        </m:sSub>
+      </m:oMath>
+      <w:r>
+        <w:t xml:space="preserve">/</w:t>
+      </w:r>
+      <w:r>
+        <w:rPr>
+          <w:rStyle w:val="VerbatimChar"/>
+        </w:rPr>
+        <w:t xml:space="preserve">trap_store_wire</w:t>
       </w:r>
       <w:r>
         <w:t xml:space="preserve"> </w:t>
@@ -67670,20 +67751,17 @@
           <m:rPr>
             <m:sty m:val="p"/>
           </m:rPr>
-          <m:t>%</m:t>
-        </m:r>
-      </m:oMath>
-      <w:r>
-        <w:t xml:space="preserve"> </w:t>
-      </w:r>
-      <w:r>
-        <w:t xml:space="preserve">on all five other</w:t>
-      </w:r>
-      <w:r>
-        <w:t xml:space="preserve"> </w:t>
-      </w:r>
-      <w:r>
-        <w:t xml:space="preserve">models) and lies on no binding bound, but for that one cell the reported</w:t>
+          <m:t>/</m:t>
+        </m:r>
+        <m:r>
+          <m:t>40</m:t>
+        </m:r>
+      </m:oMath>
+      <w:r>
+        <w:t xml:space="preserve"> </w:t>
+      </w:r>
+      <w:r>
+        <w:t xml:space="preserve">clean), so every cell in the coverage family is now a valid binomial sample and the reported</w:t>
       </w:r>
       <w:r>
         <w:t xml:space="preserve"> </w:t>
@@ -67697,124 +67775,7 @@
         <w:t xml:space="preserve"> </w:t>
       </w:r>
       <w:r>
-        <w:t xml:space="preserve">is an upper bound on</w:t>
-      </w:r>
-      <w:r>
-        <w:t xml:space="preserve"> </w:t>
-      </w:r>
-      <w:r>
-        <w:t xml:space="preserve">the number of real draws. Because a coverage family should contain only cells that are valid</w:t>
-      </w:r>
-      <w:r>
-        <w:t xml:space="preserve"> </w:t>
-      </w:r>
-      <w:r>
-        <w:t xml:space="preserve">binomial samples, we also report GPT-5.5’s certificate over the admissible three-cell set that</w:t>
-      </w:r>
-      <w:r>
-        <w:t xml:space="preserve"> </w:t>
-      </w:r>
-      <w:r>
-        <w:t xml:space="preserve">omits the trap: both directions then read</w:t>
-      </w:r>
-      <w:r>
-        <w:t xml:space="preserve"> </w:t>
-      </w:r>
-      <m:oMath>
-        <m:r>
-          <m:rPr>
-            <m:sty m:val="p"/>
-          </m:rPr>
-          <m:t>+</m:t>
-        </m:r>
-        <m:r>
-          <m:t>0.774</m:t>
-        </m:r>
-      </m:oMath>
-      <w:r>
-        <w:t xml:space="preserve">, slightly</w:t>
-      </w:r>
-      <w:r>
-        <w:t xml:space="preserve"> </w:t>
-      </w:r>
-      <w:r>
-        <w:rPr>
-          <w:i/>
-          <w:iCs/>
-        </w:rPr>
-        <w:t xml:space="preserve">stronger</w:t>
-      </w:r>
-      <w:r>
-        <w:t xml:space="preserve"> </w:t>
-      </w:r>
-      <w:r>
-        <w:t xml:space="preserve">than the four-cell</w:t>
-      </w:r>
-      <w:r>
-        <w:t xml:space="preserve"> </w:t>
-      </w:r>
-      <m:oMath>
-        <m:r>
-          <m:rPr>
-            <m:sty m:val="p"/>
-          </m:rPr>
-          <m:t>+</m:t>
-        </m:r>
-        <m:r>
-          <m:t>0.762</m:t>
-        </m:r>
-      </m:oMath>
-      <w:r>
-        <w:t xml:space="preserve">, since dropping a cell widens the per-interval level from</w:t>
-      </w:r>
-      <w:r>
-        <w:t xml:space="preserve"> </w:t>
-      </w:r>
-      <m:oMath>
-        <m:r>
-          <m:t>η</m:t>
-        </m:r>
-        <m:r>
-          <m:rPr>
-            <m:sty m:val="p"/>
-          </m:rPr>
-          <m:t>/</m:t>
-        </m:r>
-        <m:r>
-          <m:t>8</m:t>
-        </m:r>
-      </m:oMath>
-      <w:r>
-        <w:t xml:space="preserve"> </w:t>
-      </w:r>
-      <w:r>
-        <w:t xml:space="preserve">to</w:t>
-      </w:r>
-      <w:r>
-        <w:t xml:space="preserve"> </w:t>
-      </w:r>
-      <m:oMath>
-        <m:r>
-          <m:t>η</m:t>
-        </m:r>
-        <m:r>
-          <m:rPr>
-            <m:sty m:val="p"/>
-          </m:rPr>
-          <m:t>/</m:t>
-        </m:r>
-        <m:r>
-          <m:t>6</m:t>
-        </m:r>
-      </m:oMath>
-      <w:r>
-        <w:t xml:space="preserve">. Excluding</w:t>
-      </w:r>
-      <w:r>
-        <w:t xml:space="preserve"> </w:t>
-      </w:r>
-      <w:r>
-        <w:t xml:space="preserve">the cell therefore repairs the coverage construction without weakening the reported crossing.</w:t>
+        <w:t xml:space="preserve">is the number of real draws throughout. The GPT-5.5 rows of Table 6 come from that run.</w:t>
       </w:r>
     </w:p>
     <w:bookmarkEnd w:id="152"/>
@@ -68436,7 +68397,21 @@
           <w:i/>
           <w:iCs/>
         </w:rPr>
-        <w:t xml:space="preserve">: Corpus, Experiment Code and Per-Decoder Results</w:t>
+        <w:t xml:space="preserve">: Code and Data for</w:t>
+      </w:r>
+      <w:r>
+        <w:rPr>
+          <w:i/>
+          <w:iCs/>
+        </w:rPr>
+        <w:t xml:space="preserve"> </w:t>
+      </w:r>
+      <w:r>
+        <w:rPr>
+          <w:i/>
+          <w:iCs/>
+        </w:rPr>
+        <w:t xml:space="preserve">“Context Selection as Approximate Sufficiency”</w:t>
       </w:r>
       <w:r>
         <w:t xml:space="preserve">. Zenodo.</w:t>

--- a/paper/blackwell-paper-MAKE.docx
+++ b/paper/blackwell-paper-MAKE.docx
@@ -50,10 +50,13 @@
         </m:sSup>
       </m:oMath>
       <w:r>
-        <w:t xml:space="preserve"> </w:t>
-      </w:r>
-      <w:r>
-        <w:t xml:space="preserve">Petro Pukach </w:t>
+        <w:t xml:space="preserve">,</w:t>
+      </w:r>
+      <w:r>
+        <w:t xml:space="preserve"> </w:t>
+      </w:r>
+      <w:r>
+        <w:t xml:space="preserve">Vasyl Lytvyn </w:t>
       </w:r>
       <m:oMath>
         <m:sSup>
@@ -64,16 +67,19 @@
           </m:e>
           <m:sup>
             <m:r>
-              <m:t>2</m:t>
+              <m:t>1</m:t>
             </m:r>
           </m:sup>
         </m:sSup>
       </m:oMath>
       <w:r>
-        <w:t xml:space="preserve"> </w:t>
-      </w:r>
-      <w:r>
-        <w:t xml:space="preserve">Vasyl Lytvyn </w:t>
+        <w:t xml:space="preserve">,</w:t>
+      </w:r>
+      <w:r>
+        <w:t xml:space="preserve"> </w:t>
+      </w:r>
+      <w:r>
+        <w:t xml:space="preserve">Petro Pukach </w:t>
       </w:r>
       <m:oMath>
         <m:sSup>
@@ -84,12 +90,15 @@
           </m:e>
           <m:sup>
             <m:r>
-              <m:t>1</m:t>
+              <m:t>2</m:t>
             </m:r>
           </m:sup>
         </m:sSup>
       </m:oMath>
       <w:r>
+        <w:t xml:space="preserve">,</w:t>
+      </w:r>
+      <w:r>
         <w:t xml:space="preserve"> </w:t>
       </w:r>
       <w:r>
@@ -127,13 +136,49 @@
         </m:sSup>
       </m:oMath>
       <w:r>
-        <w:t xml:space="preserve"> Department of Information Systems and Networks, Lviv Polytechnic National University,</w:t>
+        <w:t xml:space="preserve"> Department of Information Systems and Networks, Institute of Computer Science</w:t>
+      </w:r>
+      <w:r>
+        <w:t xml:space="preserve"> </w:t>
+      </w:r>
+      <w:r>
+        <w:t xml:space="preserve">and Information Technologies,</w:t>
       </w:r>
       <w:r>
         <w:br/>
       </w:r>
       <w:r>
-        <w:t xml:space="preserve">S. Bandery St. 12, 79013 Lviv, Ukraine</w:t>
+        <w:t xml:space="preserve">Lviv Polytechnic National University, S. Bandery St. 12, 79013 Lviv, Ukraine;</w:t>
+      </w:r>
+      <w:r>
+        <w:br/>
+      </w:r>
+      <w:r>
+        <w:rPr>
+          <w:rStyle w:val="VerbatimChar"/>
+        </w:rPr>
+        <w:t xml:space="preserve">vasyl.v.lytvyn@lpnu.ua</w:t>
+      </w:r>
+      <w:r>
+        <w:t xml:space="preserve"> </w:t>
+      </w:r>
+      <w:r>
+        <w:t xml:space="preserve">(V.L.);</w:t>
+      </w:r>
+      <w:r>
+        <w:t xml:space="preserve"> </w:t>
+      </w:r>
+      <w:r>
+        <w:rPr>
+          <w:rStyle w:val="VerbatimChar"/>
+        </w:rPr>
+        <w:t xml:space="preserve">zoriana.l.rybchak@lpnu.ua</w:t>
+      </w:r>
+      <w:r>
+        <w:t xml:space="preserve"> </w:t>
+      </w:r>
+      <w:r>
+        <w:t xml:space="preserve">(Z.R.)</w:t>
       </w:r>
       <w:r>
         <w:br/>
@@ -153,97 +198,22 @@
         </m:sSup>
       </m:oMath>
       <w:r>
-        <w:t xml:space="preserve"> Institute of Applied Mathematics and Fundamental Sciences, Lviv Polytechnic National University,</w:t>
+        <w:t xml:space="preserve"> Institute of Applied Mathematics and Fundamental Sciences,</w:t>
       </w:r>
       <w:r>
         <w:br/>
       </w:r>
       <w:r>
-        <w:t xml:space="preserve">S. Bandery St. 12, 79013 Lviv, Ukraine</w:t>
+        <w:t xml:space="preserve">Lviv Polytechnic National University, S. Bandery St. 12, 79013 Lviv, Ukraine;</w:t>
       </w:r>
       <w:r>
         <w:br/>
       </w:r>
       <w:r>
-        <w:t xml:space="preserve">P.P.: Dr.Sc., Professor, Director of the Institute; V.L.: Dr.Sc., Full Professor, Head of Department;</w:t>
-      </w:r>
-      <w:r>
-        <w:br/>
-      </w:r>
-      <w:r>
-        <w:t xml:space="preserve">Z.R.: PhD, Associate Professor</w:t>
-      </w:r>
-      <w:r>
-        <w:br/>
-      </w:r>
-      <w:r>
         <w:rPr>
           <w:rStyle w:val="VerbatimChar"/>
         </w:rPr>
-        <w:t xml:space="preserve">andriy.bilous@uitware.com</w:t>
-      </w:r>
-      <w:r>
-        <w:t xml:space="preserve"> </w:t>
-      </w:r>
-      <w:r>
-        <w:t xml:space="preserve">(A.B.);</w:t>
-      </w:r>
-      <w:r>
-        <w:t xml:space="preserve"> </w:t>
-      </w:r>
-      <w:r>
-        <w:rPr>
-          <w:rStyle w:val="VerbatimChar"/>
-        </w:rPr>
         <w:t xml:space="preserve">petro.y.pukach@lpnu.ua</w:t>
-      </w:r>
-      <w:r>
-        <w:t xml:space="preserve"> </w:t>
-      </w:r>
-      <w:r>
-        <w:t xml:space="preserve">(P.P.);</w:t>
-      </w:r>
-      <w:r>
-        <w:br/>
-      </w:r>
-      <w:r>
-        <w:rPr>
-          <w:rStyle w:val="VerbatimChar"/>
-        </w:rPr>
-        <w:t xml:space="preserve">vasyl.v.lytvyn@lpnu.ua</w:t>
-      </w:r>
-      <w:r>
-        <w:t xml:space="preserve"> </w:t>
-      </w:r>
-      <w:r>
-        <w:t xml:space="preserve">(V.L.);</w:t>
-      </w:r>
-      <w:r>
-        <w:t xml:space="preserve"> </w:t>
-      </w:r>
-      <w:r>
-        <w:rPr>
-          <w:rStyle w:val="VerbatimChar"/>
-        </w:rPr>
-        <w:t xml:space="preserve">zoriana.l.rybchak@lpnu.ua</w:t>
-      </w:r>
-      <w:r>
-        <w:t xml:space="preserve"> </w:t>
-      </w:r>
-      <w:r>
-        <w:t xml:space="preserve">(Z.R.)</w:t>
-      </w:r>
-      <w:r>
-        <w:br/>
-      </w:r>
-      <w:r>
-        <w:t xml:space="preserve">ORCID: A.B. 0009-0006-5467-7932; P.P. 0000-0002-0359-5025;</w:t>
-      </w:r>
-      <w:r>
-        <w:br/>
-      </w:r>
-      <w:r>
-        <w:t xml:space="preserve">V.L. 0000-0002-9676-0180; Z.R. 0000-0002-5986-4618</w:t>
       </w:r>
       <w:r>
         <w:br/>
@@ -58190,31 +58160,31 @@
         <w:pStyle w:val="FirstParagraph"/>
       </w:pPr>
       <w:r>
-        <w:t xml:space="preserve">Conceptualization, A.B. and V.L.; methodology, A.B. and P.P.; software, A.B.; validation, A.B.,</w:t>
-      </w:r>
-      <w:r>
-        <w:t xml:space="preserve"> </w:t>
-      </w:r>
-      <w:r>
-        <w:t xml:space="preserve">V.L. and Z.R.; formal analysis, A.B. and P.P.; investigation, A.B.; data curation, A.B.;</w:t>
-      </w:r>
-      <w:r>
-        <w:t xml:space="preserve"> </w:t>
-      </w:r>
-      <w:r>
-        <w:t xml:space="preserve">writing—original draft preparation, A.B.; writing—review and editing, A.B., P.P., V.L. and</w:t>
-      </w:r>
-      <w:r>
-        <w:t xml:space="preserve"> </w:t>
-      </w:r>
-      <w:r>
-        <w:t xml:space="preserve">Z.R.; visualization, A.B. and Z.R.; supervision, V.L. and P.P.; project administration, V.L. All</w:t>
-      </w:r>
-      <w:r>
-        <w:t xml:space="preserve"> </w:t>
-      </w:r>
-      <w:r>
-        <w:t xml:space="preserve">authors have read and agreed to the published version of the manuscript.</w:t>
+        <w:t xml:space="preserve">Conceptualization, A.B. and V.L.; methodology, A.B., V.L. and P.P.; software, A.B.; validation,</w:t>
+      </w:r>
+      <w:r>
+        <w:t xml:space="preserve"> </w:t>
+      </w:r>
+      <w:r>
+        <w:t xml:space="preserve">A.B., V.L. and Z.R.; formal analysis, A.B. and P.P.; investigation, A.B.; resources, V.L.; data</w:t>
+      </w:r>
+      <w:r>
+        <w:t xml:space="preserve"> </w:t>
+      </w:r>
+      <w:r>
+        <w:t xml:space="preserve">curation, A.B.; writing—original draft preparation, A.B.; writing—review and editing, A.B.,</w:t>
+      </w:r>
+      <w:r>
+        <w:t xml:space="preserve"> </w:t>
+      </w:r>
+      <w:r>
+        <w:t xml:space="preserve">V.L., P.P. and Z.R.; visualization, A.B. and Z.R.; supervision, V.L. and P.P.; project</w:t>
+      </w:r>
+      <w:r>
+        <w:t xml:space="preserve"> </w:t>
+      </w:r>
+      <w:r>
+        <w:t xml:space="preserve">administration, V.L. All authors have read and agreed to the published version of the manuscript.</w:t>
       </w:r>
     </w:p>
     <w:bookmarkEnd w:id="127"/>
@@ -58340,13 +58310,13 @@
       </w:r>
     </w:p>
     <w:bookmarkEnd w:id="131"/>
-    <w:bookmarkStart w:id="132" w:name="conflicts-of-interest"/>
+    <w:bookmarkStart w:id="132" w:name="acknowledgments"/>
     <w:p>
       <w:pPr>
         <w:pStyle w:val="Heading1"/>
       </w:pPr>
       <w:r>
-        <w:t xml:space="preserve">Conflicts of Interest</w:t>
+        <w:t xml:space="preserve">Acknowledgments</w:t>
       </w:r>
     </w:p>
     <w:p>
@@ -58354,11 +58324,139 @@
         <w:pStyle w:val="FirstParagraph"/>
       </w:pPr>
       <w:r>
-        <w:t xml:space="preserve">The authors declare no conflict of interest.</w:t>
+        <w:t xml:space="preserve">The authors thank the Department of Information Systems and Networks, Lviv Polytechnic National</w:t>
+      </w:r>
+      <w:r>
+        <w:t xml:space="preserve"> </w:t>
+      </w:r>
+      <w:r>
+        <w:t xml:space="preserve">University, for institutional support. No third party contributed to the design, execution or</w:t>
+      </w:r>
+      <w:r>
+        <w:t xml:space="preserve"> </w:t>
+      </w:r>
+      <w:r>
+        <w:t xml:space="preserve">analysis of the reported measurements beyond the listed authors.</w:t>
       </w:r>
     </w:p>
     <w:bookmarkEnd w:id="132"/>
-    <w:bookmarkStart w:id="133" w:name="abbreviations"/>
+    <w:bookmarkStart w:id="133" w:name="X662c2d66dd1eda3268d2087202c966cd73b2601"/>
+    <w:p>
+      <w:pPr>
+        <w:pStyle w:val="Heading1"/>
+      </w:pPr>
+      <w:r>
+        <w:t xml:space="preserve">Use of Generative Artificial Intelligence</w:t>
+      </w:r>
+    </w:p>
+    <w:p>
+      <w:pPr>
+        <w:pStyle w:val="FirstParagraph"/>
+      </w:pPr>
+      <w:r>
+        <w:t xml:space="preserve">Generative AI was used in two distinct roles, which we separate because only one of them bears on</w:t>
+      </w:r>
+      <w:r>
+        <w:t xml:space="preserve"> </w:t>
+      </w:r>
+      <w:r>
+        <w:t xml:space="preserve">the results.</w:t>
+      </w:r>
+      <w:r>
+        <w:t xml:space="preserve"> </w:t>
+      </w:r>
+      <w:r>
+        <w:rPr>
+          <w:i/>
+          <w:iCs/>
+        </w:rPr>
+        <w:t xml:space="preserve">As the object of study:</w:t>
+      </w:r>
+      <w:r>
+        <w:t xml:space="preserve"> </w:t>
+      </w:r>
+      <w:r>
+        <w:t xml:space="preserve">every number reported here is a pass rate obtained by</w:t>
+      </w:r>
+      <w:r>
+        <w:t xml:space="preserve"> </w:t>
+      </w:r>
+      <w:r>
+        <w:t xml:space="preserve">querying commercial language models through their public APIs, as described in</w:t>
+      </w:r>
+      <w:r>
+        <w:t xml:space="preserve"> </w:t>
+      </w:r>
+      <w:r>
+        <w:t xml:space="preserve">§7.3; the models are the measured subject, not a tool.</w:t>
+      </w:r>
+      <w:r>
+        <w:t xml:space="preserve"> </w:t>
+      </w:r>
+      <w:r>
+        <w:rPr>
+          <w:i/>
+          <w:iCs/>
+        </w:rPr>
+        <w:t xml:space="preserve">As a tool:</w:t>
+      </w:r>
+      <w:r>
+        <w:t xml:space="preserve"> </w:t>
+      </w:r>
+      <w:r>
+        <w:t xml:space="preserve">an</w:t>
+      </w:r>
+      <w:r>
+        <w:t xml:space="preserve"> </w:t>
+      </w:r>
+      <w:r>
+        <w:t xml:space="preserve">AI coding assistant was used while writing the measurement harness, the analysis scripts and</w:t>
+      </w:r>
+      <w:r>
+        <w:t xml:space="preserve"> </w:t>
+      </w:r>
+      <w:r>
+        <w:t xml:space="preserve">parts of the manuscript text. No result, table or figure was produced by a language model acting</w:t>
+      </w:r>
+      <w:r>
+        <w:t xml:space="preserve"> </w:t>
+      </w:r>
+      <w:r>
+        <w:t xml:space="preserve">as an author or an analyst: every reported quantity is computed from the released raw run</w:t>
+      </w:r>
+      <w:r>
+        <w:t xml:space="preserve"> </w:t>
+      </w:r>
+      <w:r>
+        <w:t xml:space="preserve">records by the released scripts, and the authors verified each against those records. The authors</w:t>
+      </w:r>
+      <w:r>
+        <w:t xml:space="preserve"> </w:t>
+      </w:r>
+      <w:r>
+        <w:t xml:space="preserve">take full responsibility for the content of the manuscript.</w:t>
+      </w:r>
+    </w:p>
+    <w:bookmarkEnd w:id="133"/>
+    <w:bookmarkStart w:id="134" w:name="conflicts-of-interest"/>
+    <w:p>
+      <w:pPr>
+        <w:pStyle w:val="Heading1"/>
+      </w:pPr>
+      <w:r>
+        <w:t xml:space="preserve">Conflicts of Interest</w:t>
+      </w:r>
+    </w:p>
+    <w:p>
+      <w:pPr>
+        <w:pStyle w:val="FirstParagraph"/>
+      </w:pPr>
+      <w:r>
+        <w:t xml:space="preserve">The authors declare no conflict of interest.</w:t>
+      </w:r>
+    </w:p>
+    <w:bookmarkEnd w:id="134"/>
+    <w:bookmarkStart w:id="135" w:name="abbreviations"/>
     <w:p>
       <w:pPr>
         <w:pStyle w:val="Heading1"/>
@@ -58646,8 +58744,8 @@
         </w:tc>
       </w:tr>
     </w:tbl>
-    <w:bookmarkEnd w:id="133"/>
-    <w:bookmarkStart w:id="145" w:name="app:proofs"/>
+    <w:bookmarkEnd w:id="135"/>
+    <w:bookmarkStart w:id="147" w:name="app:proofs"/>
     <w:p>
       <w:pPr>
         <w:pStyle w:val="Heading1"/>
@@ -58656,7 +58754,7 @@
         <w:t xml:space="preserve">Deferred proofs and technical material</w:t>
       </w:r>
     </w:p>
-    <w:bookmarkStart w:id="134" w:name="proof-of-lemma-1"/>
+    <w:bookmarkStart w:id="136" w:name="proof-of-lemma-1"/>
     <w:p>
       <w:pPr>
         <w:pStyle w:val="Heading2"/>
@@ -59294,8 +59392,8 @@
         <w:t xml:space="preserve">applied in both directions. ◻</w:t>
       </w:r>
     </w:p>
-    <w:bookmarkEnd w:id="134"/>
-    <w:bookmarkStart w:id="135" w:name="proof-of-lemma-2"/>
+    <w:bookmarkEnd w:id="136"/>
+    <w:bookmarkStart w:id="137" w:name="proof-of-lemma-2"/>
     <w:p>
       <w:pPr>
         <w:pStyle w:val="Heading2"/>
@@ -60884,8 +60982,8 @@
         <w:t xml:space="preserve">value obeys. ◻</w:t>
       </w:r>
     </w:p>
-    <w:bookmarkEnd w:id="135"/>
-    <w:bookmarkStart w:id="136" w:name="proof-of-theorem-2"/>
+    <w:bookmarkEnd w:id="137"/>
+    <w:bookmarkStart w:id="138" w:name="proof-of-theorem-2"/>
     <w:p>
       <w:pPr>
         <w:pStyle w:val="Heading2"/>
@@ -61701,8 +61799,8 @@
         <w:t xml:space="preserve">. ◻</w:t>
       </w:r>
     </w:p>
-    <w:bookmarkEnd w:id="136"/>
-    <w:bookmarkStart w:id="137" w:name="proof-of-proposition-2"/>
+    <w:bookmarkEnd w:id="138"/>
+    <w:bookmarkStart w:id="139" w:name="proof-of-proposition-2"/>
     <w:p>
       <w:pPr>
         <w:pStyle w:val="Heading2"/>
@@ -62251,8 +62349,8 @@
         <w:t xml:space="preserve">and overlap being the only feature read, without which no strict inequality follows. ◻</w:t>
       </w:r>
     </w:p>
-    <w:bookmarkEnd w:id="137"/>
-    <w:bookmarkStart w:id="138" w:name="proof-of-proposition-1"/>
+    <w:bookmarkEnd w:id="139"/>
+    <w:bookmarkStart w:id="140" w:name="proof-of-proposition-1"/>
     <w:p>
       <w:pPr>
         <w:pStyle w:val="Heading2"/>
@@ -62604,8 +62702,8 @@
         <w:t xml:space="preserve">for all tasks. ◻</w:t>
       </w:r>
     </w:p>
-    <w:bookmarkEnd w:id="138"/>
-    <w:bookmarkStart w:id="139" w:name="proof-of-proposition-3"/>
+    <w:bookmarkEnd w:id="140"/>
+    <w:bookmarkStart w:id="141" w:name="proof-of-proposition-3"/>
     <w:p>
       <w:pPr>
         <w:pStyle w:val="Heading2"/>
@@ -63795,8 +63893,8 @@
         <w:t xml:space="preserve">without a further Bonferroni factor. ◻</w:t>
       </w:r>
     </w:p>
-    <w:bookmarkEnd w:id="139"/>
-    <w:bookmarkStart w:id="140" w:name="proof-of-proposition-4"/>
+    <w:bookmarkEnd w:id="141"/>
+    <w:bookmarkStart w:id="142" w:name="proof-of-proposition-4"/>
     <w:p>
       <w:pPr>
         <w:pStyle w:val="Heading2"/>
@@ -65178,8 +65276,8 @@
         <w:t xml:space="preserve">simultaneous coverage. ◻</w:t>
       </w:r>
     </w:p>
-    <w:bookmarkEnd w:id="140"/>
-    <w:bookmarkStart w:id="141" w:name="proof-of-theorem-3"/>
+    <w:bookmarkEnd w:id="142"/>
+    <w:bookmarkStart w:id="143" w:name="proof-of-theorem-3"/>
     <w:p>
       <w:pPr>
         <w:pStyle w:val="Heading2"/>
@@ -66107,8 +66205,8 @@
         <w:t xml:space="preserve">the realized reversal. ◻</w:t>
       </w:r>
     </w:p>
-    <w:bookmarkEnd w:id="141"/>
-    <w:bookmarkStart w:id="143" w:name="relation-to-llm-evaluation-statistics"/>
+    <w:bookmarkEnd w:id="143"/>
+    <w:bookmarkStart w:id="145" w:name="relation-to-llm-evaluation-statistics"/>
     <w:p>
       <w:pPr>
         <w:pStyle w:val="Heading2"/>
@@ -66117,7 +66215,7 @@
         <w:t xml:space="preserve">Relation to LLM-evaluation statistics</w:t>
       </w:r>
     </w:p>
-    <w:bookmarkStart w:id="142" w:name="rem:evalstats"/>
+    <w:bookmarkStart w:id="144" w:name="rem:evalstats"/>
     <w:p>
       <w:pPr>
         <w:pStyle w:val="FirstParagraph"/>
@@ -66254,9 +66352,9 @@
         <w:t xml:space="preserve">precisely what the exact Clopper–Pearson construction provides.</w:t>
       </w:r>
     </w:p>
-    <w:bookmarkEnd w:id="142"/>
-    <w:bookmarkEnd w:id="143"/>
-    <w:bookmarkStart w:id="144" w:name="subsec:power"/>
+    <w:bookmarkEnd w:id="144"/>
+    <w:bookmarkEnd w:id="145"/>
+    <w:bookmarkStart w:id="146" w:name="subsec:power"/>
     <w:p>
       <w:pPr>
         <w:pStyle w:val="Heading2"/>
@@ -66761,9 +66859,9 @@
         <w:t xml:space="preserve">.</w:t>
       </w:r>
     </w:p>
-    <w:bookmarkEnd w:id="144"/>
-    <w:bookmarkEnd w:id="145"/>
-    <w:bookmarkStart w:id="152" w:name="app:record"/>
+    <w:bookmarkEnd w:id="146"/>
+    <w:bookmarkEnd w:id="147"/>
+    <w:bookmarkStart w:id="154" w:name="app:record"/>
     <w:p>
       <w:pPr>
         <w:pStyle w:val="Heading1"/>
@@ -66772,7 +66870,7 @@
         <w:t xml:space="preserve">Extended experimental record</w:t>
       </w:r>
     </w:p>
-    <w:bookmarkStart w:id="146" w:name="tab:percell"/>
+    <w:bookmarkStart w:id="148" w:name="tab:percell"/>
     <w:p>
       <w:pPr>
         <w:pStyle w:val="TableCaption"/>
@@ -68964,8 +69062,8 @@
         </w:tc>
       </w:tr>
     </w:tbl>
-    <w:bookmarkEnd w:id="146"/>
-    <w:bookmarkStart w:id="151" w:name="generality-and-controls-full-protocols"/>
+    <w:bookmarkEnd w:id="148"/>
+    <w:bookmarkStart w:id="153" w:name="generality-and-controls-full-protocols"/>
     <w:p>
       <w:pPr>
         <w:pStyle w:val="Heading2"/>
@@ -68988,7 +69086,7 @@
         <w:t xml:space="preserve">confound, and whether the anti-monotonicity collapse is curable by cheap prompting.</w:t>
       </w:r>
     </w:p>
-    <w:bookmarkStart w:id="147" w:name="Xfd2ce319a26faa67e0eadf0fee657d728019446"/>
+    <w:bookmarkStart w:id="149" w:name="Xfd2ce319a26faa67e0eadf0fee657d728019446"/>
     <w:p>
       <w:pPr>
         <w:pStyle w:val="Heading4"/>
@@ -69951,8 +70049,8 @@
         <w:t xml:space="preserve">, not a second mis-rank.</w:t>
       </w:r>
     </w:p>
-    <w:bookmarkEnd w:id="147"/>
-    <w:bookmarkStart w:id="148" w:name="a-character-matched-padding-control."/>
+    <w:bookmarkEnd w:id="149"/>
+    <w:bookmarkStart w:id="150" w:name="a-character-matched-padding-control."/>
     <w:p>
       <w:pPr>
         <w:pStyle w:val="Heading4"/>
@@ -70687,8 +70785,8 @@
         <w:t xml:space="preserve">untested middle case.</w:t>
       </w:r>
     </w:p>
-    <w:bookmarkEnd w:id="148"/>
-    <w:bookmarkStart w:id="149" w:name="Xd508a319e40f775fe4906e106ed6a92e07fd05b"/>
+    <w:bookmarkEnd w:id="150"/>
+    <w:bookmarkStart w:id="151" w:name="Xd508a319e40f775fe4906e106ed6a92e07fd05b"/>
     <w:p>
       <w:pPr>
         <w:pStyle w:val="Heading4"/>
@@ -71338,8 +71436,8 @@
         <w:t xml:space="preserve">the superset, survives the ablation intact.</w:t>
       </w:r>
     </w:p>
-    <w:bookmarkEnd w:id="149"/>
-    <w:bookmarkStart w:id="150" w:name="Xbb3bf0e6ff780408889ccfec61f731a5b2072ac"/>
+    <w:bookmarkEnd w:id="151"/>
+    <w:bookmarkStart w:id="152" w:name="Xbb3bf0e6ff780408889ccfec61f731a5b2072ac"/>
     <w:p>
       <w:pPr>
         <w:pStyle w:val="Heading4"/>
@@ -72053,10 +72151,10 @@
         <w:t xml:space="preserve">with the structure arm scored in a separate run.</w:t>
       </w:r>
     </w:p>
-    <w:bookmarkEnd w:id="150"/>
-    <w:bookmarkEnd w:id="151"/>
     <w:bookmarkEnd w:id="152"/>
-    <w:bookmarkStart w:id="298" w:name="app:repro"/>
+    <w:bookmarkEnd w:id="153"/>
+    <w:bookmarkEnd w:id="154"/>
+    <w:bookmarkStart w:id="300" w:name="app:repro"/>
     <w:p>
       <w:pPr>
         <w:pStyle w:val="Heading1"/>
@@ -72256,7 +72354,7 @@
         <w:t xml:space="preserve">endpoint, and all API keys are read from the environment (never written to a file).</w:t>
       </w:r>
     </w:p>
-    <w:bookmarkStart w:id="153" w:name="protocol."/>
+    <w:bookmarkStart w:id="155" w:name="protocol."/>
     <w:p>
       <w:pPr>
         <w:pStyle w:val="Heading4"/>
@@ -72632,8 +72730,8 @@
         <w:t xml:space="preserve">.</w:t>
       </w:r>
     </w:p>
-    <w:bookmarkEnd w:id="153"/>
-    <w:bookmarkStart w:id="154" w:name="decoding-seeding-and-retries."/>
+    <w:bookmarkEnd w:id="155"/>
+    <w:bookmarkStart w:id="156" w:name="decoding-seeding-and-retries."/>
     <w:p>
       <w:pPr>
         <w:pStyle w:val="Heading4"/>
@@ -73006,8 +73104,8 @@
         <w:t xml:space="preserve">is the number of real draws throughout. The GPT-5.5 rows of Table 6 come from that run.</w:t>
       </w:r>
     </w:p>
-    <w:bookmarkEnd w:id="154"/>
-    <w:bookmarkStart w:id="155" w:name="artifacts."/>
+    <w:bookmarkEnd w:id="156"/>
+    <w:bookmarkStart w:id="157" w:name="artifacts."/>
     <w:p>
       <w:pPr>
         <w:pStyle w:val="Heading4"/>
@@ -73407,8 +73505,8 @@
         <w:t xml:space="preserve">.</w:t>
       </w:r>
     </w:p>
-    <w:bookmarkEnd w:id="155"/>
-    <w:bookmarkStart w:id="297" w:name="compute-and-cost."/>
+    <w:bookmarkEnd w:id="157"/>
+    <w:bookmarkStart w:id="299" w:name="compute-and-cost."/>
     <w:p>
       <w:pPr>
         <w:pStyle w:val="Heading4"/>
@@ -73455,8 +73553,8 @@
         <w:t xml:space="preserve">on open weights at zero API cost.</w:t>
       </w:r>
     </w:p>
-    <w:bookmarkStart w:id="296" w:name="refs"/>
-    <w:bookmarkStart w:id="157" w:name="ref-akdemir2025"/>
+    <w:bookmarkStart w:id="298" w:name="refs"/>
+    <w:bookmarkStart w:id="159" w:name="ref-akdemir2025"/>
     <w:p>
       <w:pPr>
         <w:pStyle w:val="Bibliography"/>
@@ -73495,7 +73593,7 @@
       <w:r>
         <w:t xml:space="preserve"> </w:t>
       </w:r>
-      <w:hyperlink r:id="rId156">
+      <w:hyperlink r:id="rId158">
         <w:r>
           <w:rPr>
             <w:rStyle w:val="Hyperlink"/>
@@ -73507,8 +73605,8 @@
         <w:t xml:space="preserve">.</w:t>
       </w:r>
     </w:p>
-    <w:bookmarkEnd w:id="157"/>
-    <w:bookmarkStart w:id="159" w:name="ref-alpila2026"/>
+    <w:bookmarkEnd w:id="159"/>
+    <w:bookmarkStart w:id="161" w:name="ref-alpila2026"/>
     <w:p>
       <w:pPr>
         <w:pStyle w:val="Bibliography"/>
@@ -73581,7 +73679,7 @@
       <w:r>
         <w:t xml:space="preserve"> </w:t>
       </w:r>
-      <w:hyperlink r:id="rId158">
+      <w:hyperlink r:id="rId160">
         <w:r>
           <w:rPr>
             <w:rStyle w:val="Hyperlink"/>
@@ -73593,8 +73691,8 @@
         <w:t xml:space="preserve">.</w:t>
       </w:r>
     </w:p>
-    <w:bookmarkEnd w:id="159"/>
-    <w:bookmarkStart w:id="161" w:name="ref-alpila2026essay"/>
+    <w:bookmarkEnd w:id="161"/>
+    <w:bookmarkStart w:id="163" w:name="ref-alpila2026essay"/>
     <w:p>
       <w:pPr>
         <w:pStyle w:val="Bibliography"/>
@@ -73618,7 +73716,7 @@
       <w:r>
         <w:t xml:space="preserve"> </w:t>
       </w:r>
-      <w:hyperlink r:id="rId160">
+      <w:hyperlink r:id="rId162">
         <w:r>
           <w:rPr>
             <w:rStyle w:val="Hyperlink"/>
@@ -73630,8 +73728,8 @@
         <w:t xml:space="preserve">.</w:t>
       </w:r>
     </w:p>
-    <w:bookmarkEnd w:id="161"/>
-    <w:bookmarkStart w:id="163" w:name="ref-alpila2026lmrecall"/>
+    <w:bookmarkEnd w:id="163"/>
+    <w:bookmarkStart w:id="165" w:name="ref-alpila2026lmrecall"/>
     <w:p>
       <w:pPr>
         <w:pStyle w:val="Bibliography"/>
@@ -73676,7 +73774,7 @@
       <w:r>
         <w:t xml:space="preserve"> </w:t>
       </w:r>
-      <w:hyperlink r:id="rId162">
+      <w:hyperlink r:id="rId164">
         <w:r>
           <w:rPr>
             <w:rStyle w:val="Hyperlink"/>
@@ -73688,8 +73786,8 @@
         <w:t xml:space="preserve">.</w:t>
       </w:r>
     </w:p>
-    <w:bookmarkEnd w:id="163"/>
-    <w:bookmarkStart w:id="164" w:name="ref-auer2016pareto"/>
+    <w:bookmarkEnd w:id="165"/>
+    <w:bookmarkStart w:id="166" w:name="ref-auer2016pareto"/>
     <w:p>
       <w:pPr>
         <w:pStyle w:val="Bibliography"/>
@@ -73717,8 +73815,8 @@
         <w:t xml:space="preserve">, PMLR, vol. 51: 939–47.</w:t>
       </w:r>
     </w:p>
-    <w:bookmarkEnd w:id="164"/>
-    <w:bookmarkStart w:id="166" w:name="ref-bertschinger2014nolattice"/>
+    <w:bookmarkEnd w:id="166"/>
+    <w:bookmarkStart w:id="168" w:name="ref-bertschinger2014nolattice"/>
     <w:p>
       <w:pPr>
         <w:pStyle w:val="Bibliography"/>
@@ -73760,7 +73858,7 @@
       <w:r>
         <w:t xml:space="preserve"> </w:t>
       </w:r>
-      <w:hyperlink r:id="rId165">
+      <w:hyperlink r:id="rId167">
         <w:r>
           <w:rPr>
             <w:rStyle w:val="Hyperlink"/>
@@ -73772,8 +73870,8 @@
         <w:t xml:space="preserve">.</w:t>
       </w:r>
     </w:p>
-    <w:bookmarkEnd w:id="166"/>
-    <w:bookmarkStart w:id="168" w:name="ref-blackwell1953"/>
+    <w:bookmarkEnd w:id="168"/>
+    <w:bookmarkStart w:id="170" w:name="ref-blackwell1953"/>
     <w:p>
       <w:pPr>
         <w:pStyle w:val="Bibliography"/>
@@ -73806,7 +73904,7 @@
       <w:r>
         <w:t xml:space="preserve"> </w:t>
       </w:r>
-      <w:hyperlink r:id="rId167">
+      <w:hyperlink r:id="rId169">
         <w:r>
           <w:rPr>
             <w:rStyle w:val="Hyperlink"/>
@@ -73818,8 +73916,8 @@
         <w:t xml:space="preserve">.</w:t>
       </w:r>
     </w:p>
-    <w:bookmarkEnd w:id="168"/>
-    <w:bookmarkStart w:id="169" w:name="ref-bonferroni1936"/>
+    <w:bookmarkEnd w:id="170"/>
+    <w:bookmarkStart w:id="171" w:name="ref-bonferroni1936"/>
     <w:p>
       <w:pPr>
         <w:pStyle w:val="Bibliography"/>
@@ -73850,8 +73948,8 @@
         <w:t xml:space="preserve">8: 3–62.</w:t>
       </w:r>
     </w:p>
-    <w:bookmarkEnd w:id="169"/>
-    <w:bookmarkStart w:id="171" w:name="ref-bowyer2025clt"/>
+    <w:bookmarkEnd w:id="171"/>
+    <w:bookmarkStart w:id="173" w:name="ref-bowyer2025clt"/>
     <w:p>
       <w:pPr>
         <w:pStyle w:val="Bibliography"/>
@@ -73905,7 +74003,7 @@
       <w:r>
         <w:t xml:space="preserve"> </w:t>
       </w:r>
-      <w:hyperlink r:id="rId170">
+      <w:hyperlink r:id="rId172">
         <w:r>
           <w:rPr>
             <w:rStyle w:val="Hyperlink"/>
@@ -73917,8 +74015,8 @@
         <w:t xml:space="preserve">.</w:t>
       </w:r>
     </w:p>
-    <w:bookmarkEnd w:id="171"/>
-    <w:bookmarkStart w:id="173" w:name="ref-bradley2024garbling"/>
+    <w:bookmarkEnd w:id="173"/>
+    <w:bookmarkStart w:id="175" w:name="ref-bradley2024garbling"/>
     <w:p>
       <w:pPr>
         <w:pStyle w:val="Bibliography"/>
@@ -73960,7 +74058,7 @@
       <w:r>
         <w:t xml:space="preserve"> </w:t>
       </w:r>
-      <w:hyperlink r:id="rId172">
+      <w:hyperlink r:id="rId174">
         <w:r>
           <w:rPr>
             <w:rStyle w:val="Hyperlink"/>
@@ -73972,8 +74070,8 @@
         <w:t xml:space="preserve">.</w:t>
       </w:r>
     </w:p>
-    <w:bookmarkEnd w:id="173"/>
-    <w:bookmarkStart w:id="175" w:name="ref-carbonell1998"/>
+    <w:bookmarkEnd w:id="175"/>
+    <w:bookmarkStart w:id="177" w:name="ref-carbonell1998"/>
     <w:p>
       <w:pPr>
         <w:pStyle w:val="Bibliography"/>
@@ -74012,7 +74110,7 @@
       <w:r>
         <w:t xml:space="preserve"> </w:t>
       </w:r>
-      <w:hyperlink r:id="rId174">
+      <w:hyperlink r:id="rId176">
         <w:r>
           <w:rPr>
             <w:rStyle w:val="Hyperlink"/>
@@ -74024,8 +74122,8 @@
         <w:t xml:space="preserve">.</w:t>
       </w:r>
     </w:p>
-    <w:bookmarkEnd w:id="175"/>
-    <w:bookmarkStart w:id="177" w:name="ref-chakraborty2026conformal"/>
+    <w:bookmarkEnd w:id="177"/>
+    <w:bookmarkStart w:id="179" w:name="ref-chakraborty2026conformal"/>
     <w:p>
       <w:pPr>
         <w:pStyle w:val="Bibliography"/>
@@ -74064,7 +74162,7 @@
       <w:r>
         <w:t xml:space="preserve"> </w:t>
       </w:r>
-      <w:hyperlink r:id="rId176">
+      <w:hyperlink r:id="rId178">
         <w:r>
           <w:rPr>
             <w:rStyle w:val="Hyperlink"/>
@@ -74076,8 +74174,8 @@
         <w:t xml:space="preserve">.</w:t>
       </w:r>
     </w:p>
-    <w:bookmarkEnd w:id="177"/>
-    <w:bookmarkStart w:id="179" w:name="ref-conformalip2025"/>
+    <w:bookmarkEnd w:id="179"/>
+    <w:bookmarkStart w:id="181" w:name="ref-conformalip2025"/>
     <w:p>
       <w:pPr>
         <w:pStyle w:val="Bibliography"/>
@@ -74107,7 +74205,7 @@
       <w:r>
         <w:t xml:space="preserve"> </w:t>
       </w:r>
-      <w:hyperlink r:id="rId178">
+      <w:hyperlink r:id="rId180">
         <w:r>
           <w:rPr>
             <w:rStyle w:val="Hyperlink"/>
@@ -74119,8 +74217,8 @@
         <w:t xml:space="preserve">.</w:t>
       </w:r>
     </w:p>
-    <w:bookmarkEnd w:id="179"/>
-    <w:bookmarkStart w:id="181" w:name="ref-chen2026deepera"/>
+    <w:bookmarkEnd w:id="181"/>
+    <w:bookmarkStart w:id="183" w:name="ref-chen2026deepera"/>
     <w:p>
       <w:pPr>
         <w:pStyle w:val="Bibliography"/>
@@ -74156,7 +74254,7 @@
       <w:r>
         <w:t xml:space="preserve"> </w:t>
       </w:r>
-      <w:hyperlink r:id="rId180">
+      <w:hyperlink r:id="rId182">
         <w:r>
           <w:rPr>
             <w:rStyle w:val="Hyperlink"/>
@@ -74168,8 +74266,8 @@
         <w:t xml:space="preserve">.</w:t>
       </w:r>
     </w:p>
-    <w:bookmarkEnd w:id="181"/>
-    <w:bookmarkStart w:id="183" w:name="ref-bedllm2026"/>
+    <w:bookmarkEnd w:id="183"/>
+    <w:bookmarkStart w:id="185" w:name="ref-bedllm2026"/>
     <w:p>
       <w:pPr>
         <w:pStyle w:val="Bibliography"/>
@@ -74217,7 +74315,7 @@
       <w:r>
         <w:t xml:space="preserve"> </w:t>
       </w:r>
-      <w:hyperlink r:id="rId182">
+      <w:hyperlink r:id="rId184">
         <w:r>
           <w:rPr>
             <w:rStyle w:val="Hyperlink"/>
@@ -74229,8 +74327,8 @@
         <w:t xml:space="preserve">.</w:t>
       </w:r>
     </w:p>
-    <w:bookmarkEnd w:id="183"/>
-    <w:bookmarkStart w:id="185" w:name="ref-clopperpearson1934"/>
+    <w:bookmarkEnd w:id="185"/>
+    <w:bookmarkStart w:id="187" w:name="ref-clopperpearson1934"/>
     <w:p>
       <w:pPr>
         <w:pStyle w:val="Bibliography"/>
@@ -74263,7 +74361,7 @@
       <w:r>
         <w:t xml:space="preserve"> </w:t>
       </w:r>
-      <w:hyperlink r:id="rId184">
+      <w:hyperlink r:id="rId186">
         <w:r>
           <w:rPr>
             <w:rStyle w:val="Hyperlink"/>
@@ -74275,8 +74373,8 @@
         <w:t xml:space="preserve">.</w:t>
       </w:r>
     </w:p>
-    <w:bookmarkEnd w:id="185"/>
-    <w:bookmarkStart w:id="187" w:name="ref-cuconasu2024noise"/>
+    <w:bookmarkEnd w:id="187"/>
+    <w:bookmarkStart w:id="189" w:name="ref-cuconasu2024noise"/>
     <w:p>
       <w:pPr>
         <w:pStyle w:val="Bibliography"/>
@@ -74318,7 +74416,7 @@
       <w:r>
         <w:t xml:space="preserve"> </w:t>
       </w:r>
-      <w:hyperlink r:id="rId186">
+      <w:hyperlink r:id="rId188">
         <w:r>
           <w:rPr>
             <w:rStyle w:val="Hyperlink"/>
@@ -74330,8 +74428,8 @@
         <w:t xml:space="preserve">.</w:t>
       </w:r>
     </w:p>
-    <w:bookmarkEnd w:id="187"/>
-    <w:bookmarkStart w:id="189" w:name="ref-dai2025seper"/>
+    <w:bookmarkEnd w:id="189"/>
+    <w:bookmarkStart w:id="191" w:name="ref-dai2025seper"/>
     <w:p>
       <w:pPr>
         <w:pStyle w:val="Bibliography"/>
@@ -74367,7 +74465,7 @@
       <w:r>
         <w:t xml:space="preserve"> </w:t>
       </w:r>
-      <w:hyperlink r:id="rId188">
+      <w:hyperlink r:id="rId190">
         <w:r>
           <w:rPr>
             <w:rStyle w:val="Hyperlink"/>
@@ -74379,8 +74477,8 @@
         <w:t xml:space="preserve">.</w:t>
       </w:r>
     </w:p>
-    <w:bookmarkEnd w:id="189"/>
-    <w:bookmarkStart w:id="191" w:name="ref-dong2013lessismore"/>
+    <w:bookmarkEnd w:id="191"/>
+    <w:bookmarkStart w:id="193" w:name="ref-dong2013lessismore"/>
     <w:p>
       <w:pPr>
         <w:pStyle w:val="Bibliography"/>
@@ -74413,7 +74511,7 @@
       <w:r>
         <w:t xml:space="preserve"> </w:t>
       </w:r>
-      <w:hyperlink r:id="rId190">
+      <w:hyperlink r:id="rId192">
         <w:r>
           <w:rPr>
             <w:rStyle w:val="Hyperlink"/>
@@ -74425,8 +74523,8 @@
         <w:t xml:space="preserve">.</w:t>
       </w:r>
     </w:p>
-    <w:bookmarkEnd w:id="191"/>
-    <w:bookmarkStart w:id="193" w:name="ref-contexthurts2025"/>
+    <w:bookmarkEnd w:id="193"/>
+    <w:bookmarkStart w:id="195" w:name="ref-contexthurts2025"/>
     <w:p>
       <w:pPr>
         <w:pStyle w:val="Bibliography"/>
@@ -74468,7 +74566,7 @@
       <w:r>
         <w:t xml:space="preserve"> </w:t>
       </w:r>
-      <w:hyperlink r:id="rId192">
+      <w:hyperlink r:id="rId194">
         <w:r>
           <w:rPr>
             <w:rStyle w:val="Hyperlink"/>
@@ -74480,8 +74578,8 @@
         <w:t xml:space="preserve">.</w:t>
       </w:r>
     </w:p>
-    <w:bookmarkEnd w:id="193"/>
-    <w:bookmarkStart w:id="195" w:name="ref-dvoretzky1956"/>
+    <w:bookmarkEnd w:id="195"/>
+    <w:bookmarkStart w:id="197" w:name="ref-dvoretzky1956"/>
     <w:p>
       <w:pPr>
         <w:pStyle w:val="Bibliography"/>
@@ -74514,7 +74612,7 @@
       <w:r>
         <w:t xml:space="preserve"> </w:t>
       </w:r>
-      <w:hyperlink r:id="rId194">
+      <w:hyperlink r:id="rId196">
         <w:r>
           <w:rPr>
             <w:rStyle w:val="Hyperlink"/>
@@ -74526,8 +74624,8 @@
         <w:t xml:space="preserve">.</w:t>
       </w:r>
     </w:p>
-    <w:bookmarkEnd w:id="195"/>
-    <w:bookmarkStart w:id="196" w:name="ref-ethayarajh2022"/>
+    <w:bookmarkEnd w:id="197"/>
+    <w:bookmarkStart w:id="198" w:name="ref-ethayarajh2022"/>
     <w:p>
       <w:pPr>
         <w:pStyle w:val="Bibliography"/>
@@ -74570,8 +74668,8 @@
         <w:t xml:space="preserve">, PMLR, vol. 162: 5988–6008.</w:t>
       </w:r>
     </w:p>
-    <w:bookmarkEnd w:id="196"/>
-    <w:bookmarkStart w:id="198" w:name="ref-rank4gen2026"/>
+    <w:bookmarkEnd w:id="198"/>
+    <w:bookmarkStart w:id="200" w:name="ref-rank4gen2026"/>
     <w:p>
       <w:pPr>
         <w:pStyle w:val="Bibliography"/>
@@ -74616,7 +74714,7 @@
       <w:r>
         <w:t xml:space="preserve"> </w:t>
       </w:r>
-      <w:hyperlink r:id="rId197">
+      <w:hyperlink r:id="rId199">
         <w:r>
           <w:rPr>
             <w:rStyle w:val="Hyperlink"/>
@@ -74628,8 +74726,8 @@
         <w:t xml:space="preserve">.</w:t>
       </w:r>
     </w:p>
-    <w:bookmarkEnd w:id="198"/>
-    <w:bookmarkStart w:id="200" w:name="ref-fosse2025"/>
+    <w:bookmarkEnd w:id="200"/>
+    <w:bookmarkStart w:id="202" w:name="ref-fosse2025"/>
     <w:p>
       <w:pPr>
         <w:pStyle w:val="Bibliography"/>
@@ -74659,7 +74757,7 @@
       <w:r>
         <w:t xml:space="preserve"> </w:t>
       </w:r>
-      <w:hyperlink r:id="rId199">
+      <w:hyperlink r:id="rId201">
         <w:r>
           <w:rPr>
             <w:rStyle w:val="Hyperlink"/>
@@ -74671,8 +74769,8 @@
         <w:t xml:space="preserve">.</w:t>
       </w:r>
     </w:p>
-    <w:bookmarkEnd w:id="200"/>
-    <w:bookmarkStart w:id="202" w:name="ref-frohmann2026orderconsistent"/>
+    <w:bookmarkEnd w:id="202"/>
+    <w:bookmarkStart w:id="204" w:name="ref-frohmann2026orderconsistent"/>
     <w:p>
       <w:pPr>
         <w:pStyle w:val="Bibliography"/>
@@ -74714,7 +74812,7 @@
       <w:r>
         <w:t xml:space="preserve"> </w:t>
       </w:r>
-      <w:hyperlink r:id="rId201">
+      <w:hyperlink r:id="rId203">
         <w:r>
           <w:rPr>
             <w:rStyle w:val="Hyperlink"/>
@@ -74726,8 +74824,8 @@
         <w:t xml:space="preserve">.</w:t>
       </w:r>
     </w:p>
-    <w:bookmarkEnd w:id="202"/>
-    <w:bookmarkStart w:id="204" w:name="ref-fuhr2008"/>
+    <w:bookmarkEnd w:id="204"/>
+    <w:bookmarkStart w:id="206" w:name="ref-fuhr2008"/>
     <w:p>
       <w:pPr>
         <w:pStyle w:val="Bibliography"/>
@@ -74760,7 +74858,7 @@
       <w:r>
         <w:t xml:space="preserve"> </w:t>
       </w:r>
-      <w:hyperlink r:id="rId203">
+      <w:hyperlink r:id="rId205">
         <w:r>
           <w:rPr>
             <w:rStyle w:val="Hyperlink"/>
@@ -74772,8 +74870,8 @@
         <w:t xml:space="preserve">.</w:t>
       </w:r>
     </w:p>
-    <w:bookmarkEnd w:id="204"/>
-    <w:bookmarkStart w:id="206" w:name="ref-gao2024modelequality"/>
+    <w:bookmarkEnd w:id="206"/>
+    <w:bookmarkStart w:id="208" w:name="ref-gao2024modelequality"/>
     <w:p>
       <w:pPr>
         <w:pStyle w:val="Bibliography"/>
@@ -74815,7 +74913,7 @@
       <w:r>
         <w:t xml:space="preserve"> </w:t>
       </w:r>
-      <w:hyperlink r:id="rId205">
+      <w:hyperlink r:id="rId207">
         <w:r>
           <w:rPr>
             <w:rStyle w:val="Hyperlink"/>
@@ -74827,8 +74925,8 @@
         <w:t xml:space="preserve">.</w:t>
       </w:r>
     </w:p>
-    <w:bookmarkEnd w:id="206"/>
-    <w:bookmarkStart w:id="208" w:name="ref-pacms2026"/>
+    <w:bookmarkEnd w:id="208"/>
+    <w:bookmarkStart w:id="210" w:name="ref-pacms2026"/>
     <w:p>
       <w:pPr>
         <w:pStyle w:val="Bibliography"/>
@@ -74876,7 +74974,7 @@
       <w:r>
         <w:t xml:space="preserve"> </w:t>
       </w:r>
-      <w:hyperlink r:id="rId207">
+      <w:hyperlink r:id="rId209">
         <w:r>
           <w:rPr>
             <w:rStyle w:val="Hyperlink"/>
@@ -74888,8 +74986,8 @@
         <w:t xml:space="preserve">.</w:t>
       </w:r>
     </w:p>
-    <w:bookmarkEnd w:id="208"/>
-    <w:bookmarkStart w:id="210" w:name="ref-giannetti2026interference"/>
+    <w:bookmarkEnd w:id="210"/>
+    <w:bookmarkStart w:id="212" w:name="ref-giannetti2026interference"/>
     <w:p>
       <w:pPr>
         <w:pStyle w:val="Bibliography"/>
@@ -74931,7 +75029,7 @@
       <w:r>
         <w:t xml:space="preserve"> </w:t>
       </w:r>
-      <w:hyperlink r:id="rId209">
+      <w:hyperlink r:id="rId211">
         <w:r>
           <w:rPr>
             <w:rStyle w:val="Hyperlink"/>
@@ -74943,8 +75041,8 @@
         <w:t xml:space="preserve">.</w:t>
       </w:r>
     </w:p>
-    <w:bookmarkEnd w:id="210"/>
-    <w:bookmarkStart w:id="212" w:name="ref-guu2020realm"/>
+    <w:bookmarkEnd w:id="212"/>
+    <w:bookmarkStart w:id="214" w:name="ref-guu2020realm"/>
     <w:p>
       <w:pPr>
         <w:pStyle w:val="Bibliography"/>
@@ -74980,7 +75078,7 @@
       <w:r>
         <w:t xml:space="preserve"> </w:t>
       </w:r>
-      <w:hyperlink r:id="rId211">
+      <w:hyperlink r:id="rId213">
         <w:r>
           <w:rPr>
             <w:rStyle w:val="Hyperlink"/>
@@ -74992,8 +75090,8 @@
         <w:t xml:space="preserve">.</w:t>
       </w:r>
     </w:p>
-    <w:bookmarkEnd w:id="212"/>
-    <w:bookmarkStart w:id="214" w:name="ref-hagstrom2025druid"/>
+    <w:bookmarkEnd w:id="214"/>
+    <w:bookmarkStart w:id="216" w:name="ref-hagstrom2025druid"/>
     <w:p>
       <w:pPr>
         <w:pStyle w:val="Bibliography"/>
@@ -75023,7 +75121,7 @@
       <w:r>
         <w:t xml:space="preserve"> </w:t>
       </w:r>
-      <w:hyperlink r:id="rId213">
+      <w:hyperlink r:id="rId215">
         <w:r>
           <w:rPr>
             <w:rStyle w:val="Hyperlink"/>
@@ -75035,8 +75133,8 @@
         <w:t xml:space="preserve">.</w:t>
       </w:r>
     </w:p>
-    <w:bookmarkEnd w:id="214"/>
-    <w:bookmarkStart w:id="216" w:name="ref-hagstrom2025lexical"/>
+    <w:bookmarkEnd w:id="216"/>
+    <w:bookmarkStart w:id="218" w:name="ref-hagstrom2025lexical"/>
     <w:p>
       <w:pPr>
         <w:pStyle w:val="Bibliography"/>
@@ -75069,7 +75167,7 @@
       <w:r>
         <w:t xml:space="preserve"> </w:t>
       </w:r>
-      <w:hyperlink r:id="rId215">
+      <w:hyperlink r:id="rId217">
         <w:r>
           <w:rPr>
             <w:rStyle w:val="Hyperlink"/>
@@ -75081,8 +75179,8 @@
         <w:t xml:space="preserve">.</w:t>
       </w:r>
     </w:p>
-    <w:bookmarkEnd w:id="216"/>
-    <w:bookmarkStart w:id="218" w:name="ref-halevy2023learnings"/>
+    <w:bookmarkEnd w:id="218"/>
+    <w:bookmarkStart w:id="220" w:name="ref-halevy2023learnings"/>
     <w:p>
       <w:pPr>
         <w:pStyle w:val="Bibliography"/>
@@ -75112,7 +75210,7 @@
       <w:r>
         <w:t xml:space="preserve"> </w:t>
       </w:r>
-      <w:hyperlink r:id="rId217">
+      <w:hyperlink r:id="rId219">
         <w:r>
           <w:rPr>
             <w:rStyle w:val="Hyperlink"/>
@@ -75124,8 +75222,8 @@
         <w:t xml:space="preserve">.</w:t>
       </w:r>
     </w:p>
-    <w:bookmarkEnd w:id="218"/>
-    <w:bookmarkStart w:id="220" w:name="ref-hong2025contextrot"/>
+    <w:bookmarkEnd w:id="220"/>
+    <w:bookmarkStart w:id="222" w:name="ref-hong2025contextrot"/>
     <w:p>
       <w:pPr>
         <w:pStyle w:val="Bibliography"/>
@@ -75177,7 +75275,7 @@
       <w:r>
         <w:t xml:space="preserve"> </w:t>
       </w:r>
-      <w:hyperlink r:id="rId219">
+      <w:hyperlink r:id="rId221">
         <w:r>
           <w:rPr>
             <w:rStyle w:val="Hyperlink"/>
@@ -75189,8 +75287,8 @@
         <w:t xml:space="preserve">.</w:t>
       </w:r>
     </w:p>
-    <w:bookmarkEnd w:id="220"/>
-    <w:bookmarkStart w:id="222" w:name="ref-huang2025gammacover"/>
+    <w:bookmarkEnd w:id="222"/>
+    <w:bookmarkStart w:id="224" w:name="ref-huang2025gammacover"/>
     <w:p>
       <w:pPr>
         <w:pStyle w:val="Bibliography"/>
@@ -75231,7 +75329,7 @@
       <w:r>
         <w:t xml:space="preserve"> </w:t>
       </w:r>
-      <w:hyperlink r:id="rId221">
+      <w:hyperlink r:id="rId223">
         <w:r>
           <w:rPr>
             <w:rStyle w:val="Hyperlink"/>
@@ -75243,8 +75341,8 @@
         <w:t xml:space="preserve">.</w:t>
       </w:r>
     </w:p>
-    <w:bookmarkEnd w:id="222"/>
-    <w:bookmarkStart w:id="224" w:name="ref-jain2025contextualutility"/>
+    <w:bookmarkEnd w:id="224"/>
+    <w:bookmarkStart w:id="226" w:name="ref-jain2025contextualutility"/>
     <w:p>
       <w:pPr>
         <w:pStyle w:val="Bibliography"/>
@@ -75274,7 +75372,7 @@
       <w:r>
         <w:t xml:space="preserve"> </w:t>
       </w:r>
-      <w:hyperlink r:id="rId223">
+      <w:hyperlink r:id="rId225">
         <w:r>
           <w:rPr>
             <w:rStyle w:val="Hyperlink"/>
@@ -75286,8 +75384,8 @@
         <w:t xml:space="preserve">.</w:t>
       </w:r>
     </w:p>
-    <w:bookmarkEnd w:id="224"/>
-    <w:bookmarkStart w:id="226" w:name="ref-optiset2026"/>
+    <w:bookmarkEnd w:id="226"/>
+    <w:bookmarkStart w:id="228" w:name="ref-optiset2026"/>
     <w:p>
       <w:pPr>
         <w:pStyle w:val="Bibliography"/>
@@ -75323,7 +75421,7 @@
       <w:r>
         <w:t xml:space="preserve"> </w:t>
       </w:r>
-      <w:hyperlink r:id="rId225">
+      <w:hyperlink r:id="rId227">
         <w:r>
           <w:rPr>
             <w:rStyle w:val="Hyperlink"/>
@@ -75335,8 +75433,8 @@
         <w:t xml:space="preserve">.</w:t>
       </w:r>
     </w:p>
-    <w:bookmarkEnd w:id="226"/>
-    <w:bookmarkStart w:id="228" w:name="ref-jin2024longrag"/>
+    <w:bookmarkEnd w:id="228"/>
+    <w:bookmarkStart w:id="230" w:name="ref-jin2024longrag"/>
     <w:p>
       <w:pPr>
         <w:pStyle w:val="Bibliography"/>
@@ -75396,7 +75494,7 @@
       <w:r>
         <w:t xml:space="preserve"> </w:t>
       </w:r>
-      <w:hyperlink r:id="rId227">
+      <w:hyperlink r:id="rId229">
         <w:r>
           <w:rPr>
             <w:rStyle w:val="Hyperlink"/>
@@ -75408,8 +75506,8 @@
         <w:t xml:space="preserve">.</w:t>
       </w:r>
     </w:p>
-    <w:bookmarkEnd w:id="228"/>
-    <w:bookmarkStart w:id="230" w:name="ref-sufficientcontext2024"/>
+    <w:bookmarkEnd w:id="230"/>
+    <w:bookmarkStart w:id="232" w:name="ref-sufficientcontext2024"/>
     <w:p>
       <w:pPr>
         <w:pStyle w:val="Bibliography"/>
@@ -75439,7 +75537,7 @@
       <w:r>
         <w:t xml:space="preserve"> </w:t>
       </w:r>
-      <w:hyperlink r:id="rId229">
+      <w:hyperlink r:id="rId231">
         <w:r>
           <w:rPr>
             <w:rStyle w:val="Hyperlink"/>
@@ -75451,8 +75549,8 @@
         <w:t xml:space="preserve">.</w:t>
       </w:r>
     </w:p>
-    <w:bookmarkEnd w:id="230"/>
-    <w:bookmarkStart w:id="232" w:name="ref-khan2025blackwell"/>
+    <w:bookmarkEnd w:id="232"/>
+    <w:bookmarkStart w:id="234" w:name="ref-khan2025blackwell"/>
     <w:p>
       <w:pPr>
         <w:pStyle w:val="Bibliography"/>
@@ -75494,7 +75592,7 @@
       <w:r>
         <w:t xml:space="preserve"> </w:t>
       </w:r>
-      <w:hyperlink r:id="rId231">
+      <w:hyperlink r:id="rId233">
         <w:r>
           <w:rPr>
             <w:rStyle w:val="Hyperlink"/>
@@ -75506,8 +75604,8 @@
         <w:t xml:space="preserve">.</w:t>
       </w:r>
     </w:p>
-    <w:bookmarkEnd w:id="232"/>
-    <w:bookmarkStart w:id="234" w:name="ref-khattab2020colbert"/>
+    <w:bookmarkEnd w:id="234"/>
+    <w:bookmarkStart w:id="236" w:name="ref-khattab2020colbert"/>
     <w:p>
       <w:pPr>
         <w:pStyle w:val="Bibliography"/>
@@ -75552,7 +75650,7 @@
       <w:r>
         <w:t xml:space="preserve"> </w:t>
       </w:r>
-      <w:hyperlink r:id="rId233">
+      <w:hyperlink r:id="rId235">
         <w:r>
           <w:rPr>
             <w:rStyle w:val="Hyperlink"/>
@@ -75564,8 +75662,8 @@
         <w:t xml:space="preserve">.</w:t>
       </w:r>
     </w:p>
-    <w:bookmarkEnd w:id="234"/>
-    <w:bookmarkStart w:id="236" w:name="ref-lecam1964"/>
+    <w:bookmarkEnd w:id="236"/>
+    <w:bookmarkStart w:id="238" w:name="ref-lecam1964"/>
     <w:p>
       <w:pPr>
         <w:pStyle w:val="Bibliography"/>
@@ -75598,7 +75696,7 @@
       <w:r>
         <w:t xml:space="preserve"> </w:t>
       </w:r>
-      <w:hyperlink r:id="rId235">
+      <w:hyperlink r:id="rId237">
         <w:r>
           <w:rPr>
             <w:rStyle w:val="Hyperlink"/>
@@ -75610,8 +75708,8 @@
         <w:t xml:space="preserve">.</w:t>
       </w:r>
     </w:p>
-    <w:bookmarkEnd w:id="236"/>
-    <w:bookmarkStart w:id="238" w:name="ref-lecam1986"/>
+    <w:bookmarkEnd w:id="238"/>
+    <w:bookmarkStart w:id="240" w:name="ref-lecam1986"/>
     <w:p>
       <w:pPr>
         <w:pStyle w:val="Bibliography"/>
@@ -75635,7 +75733,7 @@
       <w:r>
         <w:t xml:space="preserve"> </w:t>
       </w:r>
-      <w:hyperlink r:id="rId237">
+      <w:hyperlink r:id="rId239">
         <w:r>
           <w:rPr>
             <w:rStyle w:val="Hyperlink"/>
@@ -75647,8 +75745,8 @@
         <w:t xml:space="preserve">.</w:t>
       </w:r>
     </w:p>
-    <w:bookmarkEnd w:id="238"/>
-    <w:bookmarkStart w:id="240" w:name="ref-relevanceutility2025"/>
+    <w:bookmarkEnd w:id="240"/>
+    <w:bookmarkStart w:id="242" w:name="ref-relevanceutility2025"/>
     <w:p>
       <w:pPr>
         <w:pStyle w:val="Bibliography"/>
@@ -75690,7 +75788,7 @@
       <w:r>
         <w:t xml:space="preserve"> </w:t>
       </w:r>
-      <w:hyperlink r:id="rId239">
+      <w:hyperlink r:id="rId241">
         <w:r>
           <w:rPr>
             <w:rStyle w:val="Hyperlink"/>
@@ -75702,8 +75800,8 @@
         <w:t xml:space="preserve">.</w:t>
       </w:r>
     </w:p>
-    <w:bookmarkEnd w:id="240"/>
-    <w:bookmarkStart w:id="242" w:name="ref-levy2025moredocs"/>
+    <w:bookmarkEnd w:id="242"/>
+    <w:bookmarkStart w:id="244" w:name="ref-levy2025moredocs"/>
     <w:p>
       <w:pPr>
         <w:pStyle w:val="Bibliography"/>
@@ -75742,7 +75840,7 @@
       <w:r>
         <w:t xml:space="preserve"> </w:t>
       </w:r>
-      <w:hyperlink r:id="rId241">
+      <w:hyperlink r:id="rId243">
         <w:r>
           <w:rPr>
             <w:rStyle w:val="Hyperlink"/>
@@ -75754,8 +75852,8 @@
         <w:t xml:space="preserve">.</w:t>
       </w:r>
     </w:p>
-    <w:bookmarkEnd w:id="242"/>
-    <w:bookmarkStart w:id="244" w:name="ref-longcontextdegrade2026"/>
+    <w:bookmarkEnd w:id="244"/>
+    <w:bookmarkStart w:id="246" w:name="ref-longcontextdegrade2026"/>
     <w:p>
       <w:pPr>
         <w:pStyle w:val="Bibliography"/>
@@ -75797,7 +75895,7 @@
       <w:r>
         <w:t xml:space="preserve"> </w:t>
       </w:r>
-      <w:hyperlink r:id="rId243">
+      <w:hyperlink r:id="rId245">
         <w:r>
           <w:rPr>
             <w:rStyle w:val="Hyperlink"/>
@@ -75809,8 +75907,8 @@
         <w:t xml:space="preserve">.</w:t>
       </w:r>
     </w:p>
-    <w:bookmarkEnd w:id="244"/>
-    <w:bookmarkStart w:id="246" w:name="ref-liu2024lost"/>
+    <w:bookmarkEnd w:id="246"/>
+    <w:bookmarkStart w:id="248" w:name="ref-liu2024lost"/>
     <w:p>
       <w:pPr>
         <w:pStyle w:val="Bibliography"/>
@@ -75843,7 +75941,7 @@
       <w:r>
         <w:t xml:space="preserve"> </w:t>
       </w:r>
-      <w:hyperlink r:id="rId245">
+      <w:hyperlink r:id="rId247">
         <w:r>
           <w:rPr>
             <w:rStyle w:val="Hyperlink"/>
@@ -75855,8 +75953,8 @@
         <w:t xml:space="preserve">.</w:t>
       </w:r>
     </w:p>
-    <w:bookmarkEnd w:id="246"/>
-    <w:bookmarkStart w:id="248" w:name="ref-miller2024errorbars"/>
+    <w:bookmarkEnd w:id="248"/>
+    <w:bookmarkStart w:id="250" w:name="ref-miller2024errorbars"/>
     <w:p>
       <w:pPr>
         <w:pStyle w:val="Bibliography"/>
@@ -75886,7 +75984,7 @@
       <w:r>
         <w:t xml:space="preserve"> </w:t>
       </w:r>
-      <w:hyperlink r:id="rId247">
+      <w:hyperlink r:id="rId249">
         <w:r>
           <w:rPr>
             <w:rStyle w:val="Hyperlink"/>
@@ -75898,8 +75996,8 @@
         <w:t xml:space="preserve">.</w:t>
       </w:r>
     </w:p>
-    <w:bookmarkEnd w:id="248"/>
-    <w:bookmarkStart w:id="250" w:name="ref-nematov2025shapley"/>
+    <w:bookmarkEnd w:id="250"/>
+    <w:bookmarkStart w:id="252" w:name="ref-nematov2025shapley"/>
     <w:p>
       <w:pPr>
         <w:pStyle w:val="Bibliography"/>
@@ -75929,7 +76027,7 @@
       <w:r>
         <w:t xml:space="preserve"> </w:t>
       </w:r>
-      <w:hyperlink r:id="rId249">
+      <w:hyperlink r:id="rId251">
         <w:r>
           <w:rPr>
             <w:rStyle w:val="Hyperlink"/>
@@ -75941,8 +76039,8 @@
         <w:t xml:space="preserve">.</w:t>
       </w:r>
     </w:p>
-    <w:bookmarkEnd w:id="250"/>
-    <w:bookmarkStart w:id="252" w:name="ref-blackwellrep2026"/>
+    <w:bookmarkEnd w:id="252"/>
+    <w:bookmarkStart w:id="254" w:name="ref-blackwellrep2026"/>
     <w:p>
       <w:pPr>
         <w:pStyle w:val="Bibliography"/>
@@ -75972,7 +76070,7 @@
       <w:r>
         <w:t xml:space="preserve"> </w:t>
       </w:r>
-      <w:hyperlink r:id="rId251">
+      <w:hyperlink r:id="rId253">
         <w:r>
           <w:rPr>
             <w:rStyle w:val="Hyperlink"/>
@@ -75984,8 +76082,8 @@
         <w:t xml:space="preserve">.</w:t>
       </w:r>
     </w:p>
-    <w:bookmarkEnd w:id="252"/>
-    <w:bookmarkStart w:id="254" w:name="ref-sureRAG2026"/>
+    <w:bookmarkEnd w:id="254"/>
+    <w:bookmarkStart w:id="256" w:name="ref-sureRAG2026"/>
     <w:p>
       <w:pPr>
         <w:pStyle w:val="Bibliography"/>
@@ -76021,7 +76119,7 @@
       <w:r>
         <w:t xml:space="preserve"> </w:t>
       </w:r>
-      <w:hyperlink r:id="rId253">
+      <w:hyperlink r:id="rId255">
         <w:r>
           <w:rPr>
             <w:rStyle w:val="Hyperlink"/>
@@ -76033,8 +76131,8 @@
         <w:t xml:space="preserve">.</w:t>
       </w:r>
     </w:p>
-    <w:bookmarkEnd w:id="254"/>
-    <w:bookmarkStart w:id="256" w:name="ref-robertson1977"/>
+    <w:bookmarkEnd w:id="256"/>
+    <w:bookmarkStart w:id="258" w:name="ref-robertson1977"/>
     <w:p>
       <w:pPr>
         <w:pStyle w:val="Bibliography"/>
@@ -76076,7 +76174,7 @@
       <w:r>
         <w:t xml:space="preserve"> </w:t>
       </w:r>
-      <w:hyperlink r:id="rId255">
+      <w:hyperlink r:id="rId257">
         <w:r>
           <w:rPr>
             <w:rStyle w:val="Hyperlink"/>
@@ -76088,8 +76186,8 @@
         <w:t xml:space="preserve">.</w:t>
       </w:r>
     </w:p>
-    <w:bookmarkEnd w:id="256"/>
-    <w:bookmarkStart w:id="258" w:name="ref-vanrooyen2014"/>
+    <w:bookmarkEnd w:id="258"/>
+    <w:bookmarkStart w:id="260" w:name="ref-vanrooyen2014"/>
     <w:p>
       <w:pPr>
         <w:pStyle w:val="Bibliography"/>
@@ -76137,7 +76235,7 @@
       <w:r>
         <w:t xml:space="preserve"> </w:t>
       </w:r>
-      <w:hyperlink r:id="rId257">
+      <w:hyperlink r:id="rId259">
         <w:r>
           <w:rPr>
             <w:rStyle w:val="Hyperlink"/>
@@ -76149,8 +76247,8 @@
         <w:t xml:space="preserve">.</w:t>
       </w:r>
     </w:p>
-    <w:bookmarkEnd w:id="258"/>
-    <w:bookmarkStart w:id="260" w:name="ref-shi2023distracted"/>
+    <w:bookmarkEnd w:id="260"/>
+    <w:bookmarkStart w:id="262" w:name="ref-shi2023distracted"/>
     <w:p>
       <w:pPr>
         <w:pStyle w:val="Bibliography"/>
@@ -76180,7 +76278,7 @@
       <w:r>
         <w:t xml:space="preserve"> </w:t>
       </w:r>
-      <w:hyperlink r:id="rId259">
+      <w:hyperlink r:id="rId261">
         <w:r>
           <w:rPr>
             <w:rStyle w:val="Hyperlink"/>
@@ -76192,8 +76290,8 @@
         <w:t xml:space="preserve">.</w:t>
       </w:r>
     </w:p>
-    <w:bookmarkEnd w:id="260"/>
-    <w:bookmarkStart w:id="262" w:name="ref-shi2023replug"/>
+    <w:bookmarkEnd w:id="262"/>
+    <w:bookmarkStart w:id="264" w:name="ref-shi2023replug"/>
     <w:p>
       <w:pPr>
         <w:pStyle w:val="Bibliography"/>
@@ -76229,7 +76327,7 @@
       <w:r>
         <w:t xml:space="preserve"> </w:t>
       </w:r>
-      <w:hyperlink r:id="rId261">
+      <w:hyperlink r:id="rId263">
         <w:r>
           <w:rPr>
             <w:rStyle w:val="Hyperlink"/>
@@ -76241,8 +76339,8 @@
         <w:t xml:space="preserve">.</w:t>
       </w:r>
     </w:p>
-    <w:bookmarkEnd w:id="262"/>
-    <w:bookmarkStart w:id="264" w:name="ref-sun2023rankgpt"/>
+    <w:bookmarkEnd w:id="264"/>
+    <w:bookmarkStart w:id="266" w:name="ref-sun2023rankgpt"/>
     <w:p>
       <w:pPr>
         <w:pStyle w:val="Bibliography"/>
@@ -76296,7 +76394,7 @@
       <w:r>
         <w:t xml:space="preserve"> </w:t>
       </w:r>
-      <w:hyperlink r:id="rId263">
+      <w:hyperlink r:id="rId265">
         <w:r>
           <w:rPr>
             <w:rStyle w:val="Hyperlink"/>
@@ -76308,8 +76406,8 @@
         <w:t xml:space="preserve">.</w:t>
       </w:r>
     </w:p>
-    <w:bookmarkEnd w:id="264"/>
-    <w:bookmarkStart w:id="266" w:name="ref-torgersen1991"/>
+    <w:bookmarkEnd w:id="266"/>
+    <w:bookmarkStart w:id="268" w:name="ref-torgersen1991"/>
     <w:p>
       <w:pPr>
         <w:pStyle w:val="Bibliography"/>
@@ -76333,7 +76431,7 @@
       <w:r>
         <w:t xml:space="preserve"> </w:t>
       </w:r>
-      <w:hyperlink r:id="rId265">
+      <w:hyperlink r:id="rId267">
         <w:r>
           <w:rPr>
             <w:rStyle w:val="Hyperlink"/>
@@ -76345,8 +76443,8 @@
         <w:t xml:space="preserve">.</w:t>
       </w:r>
     </w:p>
-    <w:bookmarkEnd w:id="266"/>
-    <w:bookmarkStart w:id="268" w:name="ref-inficl2024"/>
+    <w:bookmarkEnd w:id="268"/>
+    <w:bookmarkStart w:id="270" w:name="ref-inficl2024"/>
     <w:p>
       <w:pPr>
         <w:pStyle w:val="Bibliography"/>
@@ -76376,7 +76474,7 @@
       <w:r>
         <w:t xml:space="preserve"> </w:t>
       </w:r>
-      <w:hyperlink r:id="rId267">
+      <w:hyperlink r:id="rId269">
         <w:r>
           <w:rPr>
             <w:rStyle w:val="Hyperlink"/>
@@ -76388,8 +76486,8 @@
         <w:t xml:space="preserve">.</w:t>
       </w:r>
     </w:p>
-    <w:bookmarkEnd w:id="268"/>
-    <w:bookmarkStart w:id="270" w:name="ref-wang2026whencontext"/>
+    <w:bookmarkEnd w:id="270"/>
+    <w:bookmarkStart w:id="272" w:name="ref-wang2026whencontext"/>
     <w:p>
       <w:pPr>
         <w:pStyle w:val="Bibliography"/>
@@ -76419,7 +76517,7 @@
       <w:r>
         <w:t xml:space="preserve"> </w:t>
       </w:r>
-      <w:hyperlink r:id="rId269">
+      <w:hyperlink r:id="rId271">
         <w:r>
           <w:rPr>
             <w:rStyle w:val="Hyperlink"/>
@@ -76431,8 +76529,8 @@
         <w:t xml:space="preserve">.</w:t>
       </w:r>
     </w:p>
-    <w:bookmarkEnd w:id="270"/>
-    <w:bookmarkStart w:id="272" w:name="ref-wang2009portfolio"/>
+    <w:bookmarkEnd w:id="272"/>
+    <w:bookmarkStart w:id="274" w:name="ref-wang2009portfolio"/>
     <w:p>
       <w:pPr>
         <w:pStyle w:val="Bibliography"/>
@@ -76462,7 +76560,7 @@
       <w:r>
         <w:t xml:space="preserve"> </w:t>
       </w:r>
-      <w:hyperlink r:id="rId271">
+      <w:hyperlink r:id="rId273">
         <w:r>
           <w:rPr>
             <w:rStyle w:val="Hyperlink"/>
@@ -76474,8 +76572,8 @@
         <w:t xml:space="preserve">.</w:t>
       </w:r>
     </w:p>
-    <w:bookmarkEnd w:id="272"/>
-    <w:bookmarkStart w:id="274" w:name="ref-demoshapley2024"/>
+    <w:bookmarkEnd w:id="274"/>
+    <w:bookmarkStart w:id="276" w:name="ref-demoshapley2024"/>
     <w:p>
       <w:pPr>
         <w:pStyle w:val="Bibliography"/>
@@ -76511,7 +76609,7 @@
       <w:r>
         <w:t xml:space="preserve"> </w:t>
       </w:r>
-      <w:hyperlink r:id="rId273">
+      <w:hyperlink r:id="rId275">
         <w:r>
           <w:rPr>
             <w:rStyle w:val="Hyperlink"/>
@@ -76523,8 +76621,8 @@
         <w:t xml:space="preserve">.</w:t>
       </w:r>
     </w:p>
-    <w:bookmarkEnd w:id="274"/>
-    <w:bookmarkStart w:id="276" w:name="ref-xu2024knowledgeconflicts"/>
+    <w:bookmarkEnd w:id="276"/>
+    <w:bookmarkStart w:id="278" w:name="ref-xu2024knowledgeconflicts"/>
     <w:p>
       <w:pPr>
         <w:pStyle w:val="Bibliography"/>
@@ -76563,7 +76661,7 @@
       <w:r>
         <w:t xml:space="preserve"> </w:t>
       </w:r>
-      <w:hyperlink r:id="rId275">
+      <w:hyperlink r:id="rId277">
         <w:r>
           <w:rPr>
             <w:rStyle w:val="Hyperlink"/>
@@ -76575,8 +76673,8 @@
         <w:t xml:space="preserve">.</w:t>
       </w:r>
     </w:p>
-    <w:bookmarkEnd w:id="276"/>
-    <w:bookmarkStart w:id="278" w:name="ref-ye2023ceil"/>
+    <w:bookmarkEnd w:id="278"/>
+    <w:bookmarkStart w:id="280" w:name="ref-ye2023ceil"/>
     <w:p>
       <w:pPr>
         <w:pStyle w:val="Bibliography"/>
@@ -76606,7 +76704,7 @@
       <w:r>
         <w:t xml:space="preserve"> </w:t>
       </w:r>
-      <w:hyperlink r:id="rId277">
+      <w:hyperlink r:id="rId279">
         <w:r>
           <w:rPr>
             <w:rStyle w:val="Hyperlink"/>
@@ -76618,8 +76716,8 @@
         <w:t xml:space="preserve">.</w:t>
       </w:r>
     </w:p>
-    <w:bookmarkEnd w:id="278"/>
-    <w:bookmarkStart w:id="280" w:name="ref-rankrag2024"/>
+    <w:bookmarkEnd w:id="280"/>
+    <w:bookmarkStart w:id="282" w:name="ref-rankrag2024"/>
     <w:p>
       <w:pPr>
         <w:pStyle w:val="Bibliography"/>
@@ -76664,7 +76762,7 @@
       <w:r>
         <w:t xml:space="preserve"> </w:t>
       </w:r>
-      <w:hyperlink r:id="rId279">
+      <w:hyperlink r:id="rId281">
         <w:r>
           <w:rPr>
             <w:rStyle w:val="Hyperlink"/>
@@ -76676,8 +76774,8 @@
         <w:t xml:space="preserve">.</w:t>
       </w:r>
     </w:p>
-    <w:bookmarkEnd w:id="280"/>
-    <w:bookmarkStart w:id="282" w:name="ref-cale2025"/>
+    <w:bookmarkEnd w:id="282"/>
+    <w:bookmarkStart w:id="284" w:name="ref-cale2025"/>
     <w:p>
       <w:pPr>
         <w:pStyle w:val="Bibliography"/>
@@ -76728,7 +76826,7 @@
       <w:r>
         <w:t xml:space="preserve"> </w:t>
       </w:r>
-      <w:hyperlink r:id="rId281">
+      <w:hyperlink r:id="rId283">
         <w:r>
           <w:rPr>
             <w:rStyle w:val="Hyperlink"/>
@@ -76740,8 +76838,8 @@
         <w:t xml:space="preserve">.</w:t>
       </w:r>
     </w:p>
-    <w:bookmarkEnd w:id="282"/>
-    <w:bookmarkStart w:id="284" w:name="ref-zhang2025llmutility"/>
+    <w:bookmarkEnd w:id="284"/>
+    <w:bookmarkStart w:id="286" w:name="ref-zhang2025llmutility"/>
     <w:p>
       <w:pPr>
         <w:pStyle w:val="Bibliography"/>
@@ -76777,7 +76875,7 @@
       <w:r>
         <w:t xml:space="preserve"> </w:t>
       </w:r>
-      <w:hyperlink r:id="rId283">
+      <w:hyperlink r:id="rId285">
         <w:r>
           <w:rPr>
             <w:rStyle w:val="Hyperlink"/>
@@ -76789,8 +76887,8 @@
         <w:t xml:space="preserve">.</w:t>
       </w:r>
     </w:p>
-    <w:bookmarkEnd w:id="284"/>
-    <w:bookmarkStart w:id="286" w:name="ref-zhang2026utility"/>
+    <w:bookmarkEnd w:id="286"/>
+    <w:bookmarkStart w:id="288" w:name="ref-zhang2026utility"/>
     <w:p>
       <w:pPr>
         <w:pStyle w:val="Bibliography"/>
@@ -76832,7 +76930,7 @@
       <w:r>
         <w:t xml:space="preserve"> </w:t>
       </w:r>
-      <w:hyperlink r:id="rId285">
+      <w:hyperlink r:id="rId287">
         <w:r>
           <w:rPr>
             <w:rStyle w:val="Hyperlink"/>
@@ -76844,8 +76942,8 @@
         <w:t xml:space="preserve">.</w:t>
       </w:r>
     </w:p>
-    <w:bookmarkEnd w:id="286"/>
-    <w:bookmarkStart w:id="288" w:name="ref-zhang2026blackwellagents"/>
+    <w:bookmarkEnd w:id="288"/>
+    <w:bookmarkStart w:id="290" w:name="ref-zhang2026blackwellagents"/>
     <w:p>
       <w:pPr>
         <w:pStyle w:val="Bibliography"/>
@@ -76884,7 +76982,7 @@
       <w:r>
         <w:t xml:space="preserve"> </w:t>
       </w:r>
-      <w:hyperlink r:id="rId287">
+      <w:hyperlink r:id="rId289">
         <w:r>
           <w:rPr>
             <w:rStyle w:val="Hyperlink"/>
@@ -76896,8 +76994,8 @@
         <w:t xml:space="preserve">.</w:t>
       </w:r>
     </w:p>
-    <w:bookmarkEnd w:id="288"/>
-    <w:bookmarkStart w:id="289" w:name="ref-paretoprompts2025"/>
+    <w:bookmarkEnd w:id="290"/>
+    <w:bookmarkStart w:id="291" w:name="ref-paretoprompts2025"/>
     <w:p>
       <w:pPr>
         <w:pStyle w:val="Bibliography"/>
@@ -76925,8 +77023,8 @@
         <w:t xml:space="preserve">.</w:t>
       </w:r>
     </w:p>
-    <w:bookmarkEnd w:id="289"/>
-    <w:bookmarkStart w:id="291" w:name="ref-zheng2024pmi"/>
+    <w:bookmarkEnd w:id="291"/>
+    <w:bookmarkStart w:id="293" w:name="ref-zheng2024pmi"/>
     <w:p>
       <w:pPr>
         <w:pStyle w:val="Bibliography"/>
@@ -76956,7 +77054,7 @@
       <w:r>
         <w:t xml:space="preserve"> </w:t>
       </w:r>
-      <w:hyperlink r:id="rId290">
+      <w:hyperlink r:id="rId292">
         <w:r>
           <w:rPr>
             <w:rStyle w:val="Hyperlink"/>
@@ -76968,8 +77066,8 @@
         <w:t xml:space="preserve">.</w:t>
       </w:r>
     </w:p>
-    <w:bookmarkEnd w:id="291"/>
-    <w:bookmarkStart w:id="293" w:name="ref-skylinerag2026"/>
+    <w:bookmarkEnd w:id="293"/>
+    <w:bookmarkStart w:id="295" w:name="ref-skylinerag2026"/>
     <w:p>
       <w:pPr>
         <w:pStyle w:val="Bibliography"/>
@@ -77026,7 +77124,7 @@
       <w:r>
         <w:t xml:space="preserve"> </w:t>
       </w:r>
-      <w:hyperlink r:id="rId292">
+      <w:hyperlink r:id="rId294">
         <w:r>
           <w:rPr>
             <w:rStyle w:val="Hyperlink"/>
@@ -77038,8 +77136,8 @@
         <w:t xml:space="preserve">.</w:t>
       </w:r>
     </w:p>
-    <w:bookmarkEnd w:id="293"/>
-    <w:bookmarkStart w:id="295" w:name="ref-zuccon2010qprp"/>
+    <w:bookmarkEnd w:id="295"/>
+    <w:bookmarkStart w:id="297" w:name="ref-zuccon2010qprp"/>
     <w:p>
       <w:pPr>
         <w:pStyle w:val="Bibliography"/>
@@ -77069,7 +77167,7 @@
       <w:r>
         <w:t xml:space="preserve"> </w:t>
       </w:r>
-      <w:hyperlink r:id="rId294">
+      <w:hyperlink r:id="rId296">
         <w:r>
           <w:rPr>
             <w:rStyle w:val="Hyperlink"/>
@@ -77081,10 +77179,10 @@
         <w:t xml:space="preserve">.</w:t>
       </w:r>
     </w:p>
-    <w:bookmarkEnd w:id="295"/>
-    <w:bookmarkEnd w:id="296"/>
     <w:bookmarkEnd w:id="297"/>
     <w:bookmarkEnd w:id="298"/>
+    <w:bookmarkEnd w:id="299"/>
+    <w:bookmarkEnd w:id="300"/>
     <w:sectPr>
       <w:footnotePr>
         <w:numRestart w:val="eachSect"/>

--- a/paper/blackwell-paper-MAKE.docx
+++ b/paper/blackwell-paper-MAKE.docx
@@ -58300,13 +58300,34 @@
         <w:t xml:space="preserve"> </w:t>
       </w:r>
       <w:r>
-        <w:t xml:space="preserve">§7.5.1. No data were withheld; every reported figure is computed from those</w:t>
-      </w:r>
-      <w:r>
-        <w:t xml:space="preserve"> </w:t>
-      </w:r>
-      <w:r>
-        <w:t xml:space="preserve">files by the released scripts.</w:t>
+        <w:t xml:space="preserve">§7.5.1.</w:t>
+      </w:r>
+      <w:r>
+        <w:t xml:space="preserve"> </w:t>
+      </w:r>
+      <w:r>
+        <w:rPr>
+          <w:rStyle w:val="VerbatimChar"/>
+        </w:rPr>
+        <w:t xml:space="preserve">results/MANIFEST.md</w:t>
+      </w:r>
+      <w:r>
+        <w:t xml:space="preserve"> </w:t>
+      </w:r>
+      <w:r>
+        <w:t xml:space="preserve">pins every record by SHA-256 and maps each</w:t>
+      </w:r>
+      <w:r>
+        <w:t xml:space="preserve"> </w:t>
+      </w:r>
+      <w:r>
+        <w:t xml:space="preserve">table and figure to the files it is computed from. No data were withheld; every reported figure is</w:t>
+      </w:r>
+      <w:r>
+        <w:t xml:space="preserve"> </w:t>
+      </w:r>
+      <w:r>
+        <w:t xml:space="preserve">computed from those files by the released scripts.</w:t>
       </w:r>
     </w:p>
     <w:bookmarkEnd w:id="131"/>
@@ -58339,6 +58360,38 @@
         <w:t xml:space="preserve">analysis of the reported measurements beyond the listed authors.</w:t>
       </w:r>
     </w:p>
+    <w:p>
+      <w:pPr>
+        <w:pStyle w:val="BodyText"/>
+      </w:pPr>
+      <w:r>
+        <w:t xml:space="preserve">Anthropic’s Claude models were used for code scaffolding, experimental-plan review,</w:t>
+      </w:r>
+      <w:r>
+        <w:t xml:space="preserve"> </w:t>
+      </w:r>
+      <w:r>
+        <w:t xml:space="preserve">implementation assistance, consistency and artifact audits, manuscript organization, and</w:t>
+      </w:r>
+      <w:r>
+        <w:t xml:space="preserve"> </w:t>
+      </w:r>
+      <w:r>
+        <w:t xml:space="preserve">LaTeX formatting. The authors inspected code changes, executed the experiments, verified</w:t>
+      </w:r>
+      <w:r>
+        <w:t xml:space="preserve"> </w:t>
+      </w:r>
+      <w:r>
+        <w:t xml:space="preserve">outputs against frozen manifests and source files, checked cited sources, and take full</w:t>
+      </w:r>
+      <w:r>
+        <w:t xml:space="preserve"> </w:t>
+      </w:r>
+      <w:r>
+        <w:t xml:space="preserve">responsibility for the study design, results, interpretations, and manuscript.</w:t>
+      </w:r>
+    </w:p>
     <w:bookmarkEnd w:id="132"/>
     <w:bookmarkStart w:id="133" w:name="X662c2d66dd1eda3268d2087202c966cd73b2601"/>
     <w:p>
@@ -58354,13 +58407,13 @@
         <w:pStyle w:val="FirstParagraph"/>
       </w:pPr>
       <w:r>
-        <w:t xml:space="preserve">Generative AI was used in two distinct roles, which we separate because only one of them bears on</w:t>
-      </w:r>
-      <w:r>
-        <w:t xml:space="preserve"> </w:t>
-      </w:r>
-      <w:r>
-        <w:t xml:space="preserve">the results.</w:t>
+        <w:t xml:space="preserve">Language models appear in this work in two distinct roles, and we separate them because only one</w:t>
+      </w:r>
+      <w:r>
+        <w:t xml:space="preserve"> </w:t>
+      </w:r>
+      <w:r>
+        <w:t xml:space="preserve">bears on the results.</w:t>
       </w:r>
       <w:r>
         <w:t xml:space="preserve"> </w:t>
@@ -58376,19 +58429,19 @@
         <w:t xml:space="preserve"> </w:t>
       </w:r>
       <w:r>
-        <w:t xml:space="preserve">every number reported here is a pass rate obtained by</w:t>
-      </w:r>
-      <w:r>
-        <w:t xml:space="preserve"> </w:t>
-      </w:r>
-      <w:r>
-        <w:t xml:space="preserve">querying commercial language models through their public APIs, as described in</w:t>
-      </w:r>
-      <w:r>
-        <w:t xml:space="preserve"> </w:t>
-      </w:r>
-      <w:r>
-        <w:t xml:space="preserve">§7.3; the models are the measured subject, not a tool.</w:t>
+        <w:t xml:space="preserve">every number reported here is a pass rate</w:t>
+      </w:r>
+      <w:r>
+        <w:t xml:space="preserve"> </w:t>
+      </w:r>
+      <w:r>
+        <w:t xml:space="preserve">obtained by querying commercial language models through their public APIs</w:t>
+      </w:r>
+      <w:r>
+        <w:t xml:space="preserve"> </w:t>
+      </w:r>
+      <w:r>
+        <w:t xml:space="preserve">(§7.3); those systems are the measured subject.</w:t>
       </w:r>
       <w:r>
         <w:t xml:space="preserve"> </w:t>
@@ -58404,37 +58457,46 @@
         <w:t xml:space="preserve"> </w:t>
       </w:r>
       <w:r>
-        <w:t xml:space="preserve">an</w:t>
-      </w:r>
-      <w:r>
-        <w:t xml:space="preserve"> </w:t>
-      </w:r>
-      <w:r>
-        <w:t xml:space="preserve">AI coding assistant was used while writing the measurement harness, the analysis scripts and</w:t>
-      </w:r>
-      <w:r>
-        <w:t xml:space="preserve"> </w:t>
-      </w:r>
-      <w:r>
-        <w:t xml:space="preserve">parts of the manuscript text. No result, table or figure was produced by a language model acting</w:t>
-      </w:r>
-      <w:r>
-        <w:t xml:space="preserve"> </w:t>
-      </w:r>
-      <w:r>
-        <w:t xml:space="preserve">as an author or an analyst: every reported quantity is computed from the released raw run</w:t>
-      </w:r>
-      <w:r>
-        <w:t xml:space="preserve"> </w:t>
-      </w:r>
-      <w:r>
-        <w:t xml:space="preserve">records by the released scripts, and the authors verified each against those records. The authors</w:t>
-      </w:r>
-      <w:r>
-        <w:t xml:space="preserve"> </w:t>
-      </w:r>
-      <w:r>
-        <w:t xml:space="preserve">take full responsibility for the content of the manuscript.</w:t>
+        <w:t xml:space="preserve">the</w:t>
+      </w:r>
+      <w:r>
+        <w:t xml:space="preserve"> </w:t>
+      </w:r>
+      <w:r>
+        <w:t xml:space="preserve">assistance described in the Acknowledgments. No result, table or figure was produced by a language</w:t>
+      </w:r>
+      <w:r>
+        <w:t xml:space="preserve"> </w:t>
+      </w:r>
+      <w:r>
+        <w:t xml:space="preserve">model acting as an author or an analyst. Every reported quantity is computed from the released raw</w:t>
+      </w:r>
+      <w:r>
+        <w:t xml:space="preserve"> </w:t>
+      </w:r>
+      <w:r>
+        <w:t xml:space="preserve">run records by the released scripts, and each was checked against the frozen manifest of those</w:t>
+      </w:r>
+      <w:r>
+        <w:t xml:space="preserve"> </w:t>
+      </w:r>
+      <w:r>
+        <w:t xml:space="preserve">records (</w:t>
+      </w:r>
+      <w:r>
+        <w:rPr>
+          <w:rStyle w:val="VerbatimChar"/>
+        </w:rPr>
+        <w:t xml:space="preserve">results/MANIFEST.md</w:t>
+      </w:r>
+      <w:r>
+        <w:t xml:space="preserve">, which pins every file by SHA-256 and maps each table and</w:t>
+      </w:r>
+      <w:r>
+        <w:t xml:space="preserve"> </w:t>
+      </w:r>
+      <w:r>
+        <w:t xml:space="preserve">figure to the files it is computed from).</w:t>
       </w:r>
     </w:p>
     <w:bookmarkEnd w:id="133"/>

--- a/paper/blackwell-paper-MAKE.docx
+++ b/paper/blackwell-paper-MAKE.docx
@@ -58160,31 +58160,57 @@
         <w:pStyle w:val="FirstParagraph"/>
       </w:pPr>
       <w:r>
-        <w:t xml:space="preserve">Conceptualization, A.B. and V.L.; methodology, A.B., V.L. and P.P.; software, A.B.; validation,</w:t>
-      </w:r>
-      <w:r>
-        <w:t xml:space="preserve"> </w:t>
-      </w:r>
-      <w:r>
-        <w:t xml:space="preserve">A.B., V.L. and Z.R.; formal analysis, A.B. and P.P.; investigation, A.B.; resources, V.L.; data</w:t>
-      </w:r>
-      <w:r>
-        <w:t xml:space="preserve"> </w:t>
-      </w:r>
-      <w:r>
-        <w:t xml:space="preserve">curation, A.B.; writing—original draft preparation, A.B.; writing—review and editing, A.B.,</w:t>
-      </w:r>
-      <w:r>
-        <w:t xml:space="preserve"> </w:t>
-      </w:r>
-      <w:r>
-        <w:t xml:space="preserve">V.L., P.P. and Z.R.; visualization, A.B. and Z.R.; supervision, V.L. and P.P.; project</w:t>
-      </w:r>
-      <w:r>
-        <w:t xml:space="preserve"> </w:t>
-      </w:r>
-      <w:r>
-        <w:t xml:space="preserve">administration, V.L. All authors have read and agreed to the published version of the manuscript.</w:t>
+        <w:t xml:space="preserve">Conceptualization, A.B.; methodology, A.B.; software, A.B.; validation, A.B.; formal analysis,</w:t>
+      </w:r>
+      <w:r>
+        <w:t xml:space="preserve"> </w:t>
+      </w:r>
+      <w:r>
+        <w:t xml:space="preserve">A.B.; investigation, A.B.; data curation, A.B.; writing—original draft preparation, A.B.;</w:t>
+      </w:r>
+      <w:r>
+        <w:t xml:space="preserve"> </w:t>
+      </w:r>
+      <w:r>
+        <w:t xml:space="preserve">visualization, A.B.; writing—review and editing, A.B., V.L., P.P. and Z.R.; supervision, V.L.</w:t>
+      </w:r>
+      <w:r>
+        <w:t xml:space="preserve"> </w:t>
+      </w:r>
+      <w:r>
+        <w:t xml:space="preserve">and P.P.; project administration, V.L. All authors have read and agreed to the published version</w:t>
+      </w:r>
+      <w:r>
+        <w:t xml:space="preserve"> </w:t>
+      </w:r>
+      <w:r>
+        <w:t xml:space="preserve">of the manuscript.</w:t>
+      </w:r>
+    </w:p>
+    <w:p>
+      <w:pPr>
+        <w:pStyle w:val="BodyText"/>
+      </w:pPr>
+      <w:r>
+        <w:t xml:space="preserve">The division above is evidenced by the artifact repository, whose commit history is authored</w:t>
+      </w:r>
+      <w:r>
+        <w:t xml:space="preserve"> </w:t>
+      </w:r>
+      <w:r>
+        <w:t xml:space="preserve">solely by A.B.: the measurement harness, every run, the raw records and the analysis scripts were</w:t>
+      </w:r>
+      <w:r>
+        <w:t xml:space="preserve"> </w:t>
+      </w:r>
+      <w:r>
+        <w:t xml:space="preserve">produced by the corresponding author. The generative-AI assistance described in the</w:t>
+      </w:r>
+      <w:r>
+        <w:t xml:space="preserve"> </w:t>
+      </w:r>
+      <w:r>
+        <w:t xml:space="preserve">Acknowledgments is a tool and holds no authorship and no CRediT role.</w:t>
       </w:r>
     </w:p>
     <w:bookmarkEnd w:id="127"/>
@@ -58321,7 +58347,40 @@
         <w:t xml:space="preserve"> </w:t>
       </w:r>
       <w:r>
-        <w:t xml:space="preserve">table and figure to the files it is computed from. No data were withheld; every reported figure is</w:t>
+        <w:t xml:space="preserve">table and figure to the files it is computed from. The repository’s full commit history is</w:t>
+      </w:r>
+      <w:r>
+        <w:t xml:space="preserve"> </w:t>
+      </w:r>
+      <w:r>
+        <w:t xml:space="preserve">published with it and is authored solely by the corresponding author, with the generative-AI</w:t>
+      </w:r>
+      <w:r>
+        <w:t xml:space="preserve"> </w:t>
+      </w:r>
+      <w:r>
+        <w:t xml:space="preserve">assistance of the Acknowledgments recorded per commit in</w:t>
+      </w:r>
+      <w:r>
+        <w:t xml:space="preserve"> </w:t>
+      </w:r>
+      <w:r>
+        <w:rPr>
+          <w:rStyle w:val="VerbatimChar"/>
+        </w:rPr>
+        <w:t xml:space="preserve">Co-Authored-By</w:t>
+      </w:r>
+      <w:r>
+        <w:t xml:space="preserve"> </w:t>
+      </w:r>
+      <w:r>
+        <w:t xml:space="preserve">trailers, so the</w:t>
+      </w:r>
+      <w:r>
+        <w:t xml:space="preserve"> </w:t>
+      </w:r>
+      <w:r>
+        <w:t xml:space="preserve">provenance of every artifact is inspectable. No data were withheld; every reported figure is</w:t>
       </w:r>
       <w:r>
         <w:t xml:space="preserve"> </w:t>

--- a/paper/blackwell-paper-MAKE.docx
+++ b/paper/blackwell-paper-MAKE.docx
@@ -58160,31 +58160,31 @@
         <w:pStyle w:val="FirstParagraph"/>
       </w:pPr>
       <w:r>
-        <w:t xml:space="preserve">Conceptualization, A.B.; methodology, A.B.; software, A.B.; validation, A.B.; formal analysis,</w:t>
-      </w:r>
-      <w:r>
-        <w:t xml:space="preserve"> </w:t>
-      </w:r>
-      <w:r>
-        <w:t xml:space="preserve">A.B.; investigation, A.B.; data curation, A.B.; writing—original draft preparation, A.B.;</w:t>
-      </w:r>
-      <w:r>
-        <w:t xml:space="preserve"> </w:t>
-      </w:r>
-      <w:r>
-        <w:t xml:space="preserve">visualization, A.B.; writing—review and editing, A.B., V.L., P.P. and Z.R.; supervision, V.L.</w:t>
-      </w:r>
-      <w:r>
-        <w:t xml:space="preserve"> </w:t>
-      </w:r>
-      <w:r>
-        <w:t xml:space="preserve">and P.P.; project administration, V.L. All authors have read and agreed to the published version</w:t>
-      </w:r>
-      <w:r>
-        <w:t xml:space="preserve"> </w:t>
-      </w:r>
-      <w:r>
-        <w:t xml:space="preserve">of the manuscript.</w:t>
+        <w:t xml:space="preserve">Conceptualization, A.B. and V.L.; methodology, A.B., V.L. and P.P.; software, A.B.; validation,</w:t>
+      </w:r>
+      <w:r>
+        <w:t xml:space="preserve"> </w:t>
+      </w:r>
+      <w:r>
+        <w:t xml:space="preserve">A.B., V.L. and Z.R.; formal analysis, A.B. and P.P.; investigation, A.B.; resources, V.L.; data</w:t>
+      </w:r>
+      <w:r>
+        <w:t xml:space="preserve"> </w:t>
+      </w:r>
+      <w:r>
+        <w:t xml:space="preserve">curation, A.B.; writing—original draft preparation, A.B.; writing—review and editing, A.B.,</w:t>
+      </w:r>
+      <w:r>
+        <w:t xml:space="preserve"> </w:t>
+      </w:r>
+      <w:r>
+        <w:t xml:space="preserve">V.L., P.P. and Z.R.; visualization, A.B. and Z.R.; supervision, V.L. and P.P.; project</w:t>
+      </w:r>
+      <w:r>
+        <w:t xml:space="preserve"> </w:t>
+      </w:r>
+      <w:r>
+        <w:t xml:space="preserve">administration, V.L. All authors have read and agreed to the published version of the manuscript.</w:t>
       </w:r>
     </w:p>
     <w:p>
@@ -58192,25 +58192,43 @@
         <w:pStyle w:val="BodyText"/>
       </w:pPr>
       <w:r>
-        <w:t xml:space="preserve">The division above is evidenced by the artifact repository, whose commit history is authored</w:t>
-      </w:r>
-      <w:r>
-        <w:t xml:space="preserve"> </w:t>
-      </w:r>
-      <w:r>
-        <w:t xml:space="preserve">solely by A.B.: the measurement harness, every run, the raw records and the analysis scripts were</w:t>
-      </w:r>
-      <w:r>
-        <w:t xml:space="preserve"> </w:t>
-      </w:r>
-      <w:r>
-        <w:t xml:space="preserve">produced by the corresponding author. The generative-AI assistance described in the</w:t>
-      </w:r>
-      <w:r>
-        <w:t xml:space="preserve"> </w:t>
-      </w:r>
-      <w:r>
-        <w:t xml:space="preserve">Acknowledgments is a tool and holds no authorship and no CRediT role.</w:t>
+        <w:t xml:space="preserve">To be precise about where each kind of contribution is recorded: the co-authors’ contributions to</w:t>
+      </w:r>
+      <w:r>
+        <w:t xml:space="preserve"> </w:t>
+      </w:r>
+      <w:r>
+        <w:t xml:space="preserve">conceptualization, methodology, formal analysis, validation and revision were made in discussion</w:t>
+      </w:r>
+      <w:r>
+        <w:t xml:space="preserve"> </w:t>
+      </w:r>
+      <w:r>
+        <w:t xml:space="preserve">and review and so leave no trace in the repository, whereas the implementation is fully traceable</w:t>
+      </w:r>
+      <w:r>
+        <w:t xml:space="preserve"> </w:t>
+      </w:r>
+      <w:r>
+        <w:t xml:space="preserve">there. The commit history of the artifact repository is authored solely by A.B., who wrote the</w:t>
+      </w:r>
+      <w:r>
+        <w:t xml:space="preserve"> </w:t>
+      </w:r>
+      <w:r>
+        <w:t xml:space="preserve">measurement harness, executed every run, and produced the raw records and analysis scripts. The</w:t>
+      </w:r>
+      <w:r>
+        <w:t xml:space="preserve"> </w:t>
+      </w:r>
+      <w:r>
+        <w:t xml:space="preserve">generative-AI assistance described in the Acknowledgments is a tool: it holds no authorship and no</w:t>
+      </w:r>
+      <w:r>
+        <w:t xml:space="preserve"> </w:t>
+      </w:r>
+      <w:r>
+        <w:t xml:space="preserve">CRediT role.</w:t>
       </w:r>
     </w:p>
     <w:bookmarkEnd w:id="127"/>

--- a/paper/blackwell-paper-MAKE.docx
+++ b/paper/blackwell-paper-MAKE.docx
@@ -13462,7 +13462,7 @@
         <w:t xml:space="preserve">is where the careful statement lives </w:t>
       </w:r>
       <w:r>
-        <w:t xml:space="preserve">(Khan et al. 2024)</w:t>
+        <w:t xml:space="preserve">(Khan et al. 2025)</w:t>
       </w:r>
       <w:r>
         <w:t xml:space="preserve">. The only specialization is reading</w:t>
@@ -24018,41 +24018,163 @@
         <w:pStyle w:val="BodyText"/>
       </w:pPr>
       <w:r>
-        <w:t xml:space="preserve">Proposition 2 is the strongest</w:t>
-      </w:r>
-      <w:r>
-        <w:t xml:space="preserve"> </w:t>
-      </w:r>
-      <w:r>
-        <w:rPr>
-          <w:i/>
-          <w:iCs/>
-        </w:rPr>
-        <w:t xml:space="preserve">general</w:t>
-      </w:r>
-      <w:r>
-        <w:t xml:space="preserve"> </w:t>
-      </w:r>
-      <w:r>
-        <w:t xml:space="preserve">statement we can make about</w:t>
-      </w:r>
-      <w:r>
-        <w:t xml:space="preserve"> </w:t>
-      </w:r>
-      <w:r>
-        <w:t xml:space="preserve">query-conditioned scores: it holds for any score in the topical (lexical-feature) class, but not for</w:t>
-      </w:r>
-      <w:r>
-        <w:t xml:space="preserve"> </w:t>
-      </w:r>
-      <w:r>
-        <w:t xml:space="preserve">an arbitrary learned reranker that could, in principle, read the private coordinate. We therefore</w:t>
-      </w:r>
-      <w:r>
-        <w:t xml:space="preserve"> </w:t>
-      </w:r>
-      <w:r>
-        <w:t xml:space="preserve">treat the defeat of query-conditioned relevance as an</w:t>
+        <w:t xml:space="preserve">Proposition 2 is deliberately narrow. It constrains a query-conditioned</w:t>
+      </w:r>
+      <w:r>
+        <w:t xml:space="preserve"> </w:t>
+      </w:r>
+      <w:r>
+        <w:t xml:space="preserve">score</w:t>
+      </w:r>
+      <w:r>
+        <w:t xml:space="preserve"> </w:t>
+      </w:r>
+      <m:oMath>
+        <m:r>
+          <m:t>φ</m:t>
+        </m:r>
+        <m:r>
+          <m:rPr>
+            <m:sty m:val="p"/>
+          </m:rPr>
+          <m:t>(</m:t>
+        </m:r>
+        <m:r>
+          <m:t>W</m:t>
+        </m:r>
+        <m:r>
+          <m:rPr>
+            <m:sty m:val="p"/>
+          </m:rPr>
+          <m:t>,</m:t>
+        </m:r>
+        <m:r>
+          <m:t>T</m:t>
+        </m:r>
+        <m:r>
+          <m:rPr>
+            <m:sty m:val="p"/>
+          </m:rPr>
+          <m:t>)</m:t>
+        </m:r>
+      </m:oMath>
+      <w:r>
+        <w:t xml:space="preserve"> </w:t>
+      </w:r>
+      <w:r>
+        <w:t xml:space="preserve">only when that score meets hypothesis</w:t>
+      </w:r>
+      <w:r>
+        <w:t xml:space="preserve"> </w:t>
+      </w:r>
+      <w:r>
+        <w:t xml:space="preserve">(a)</w:t>
+      </w:r>
+      <w:r>
+        <w:t xml:space="preserve"> </w:t>
+      </w:r>
+      <w:r>
+        <w:t xml:space="preserve">or</w:t>
+      </w:r>
+      <w:r>
+        <w:t xml:space="preserve"> </w:t>
+      </w:r>
+      <w:r>
+        <w:t xml:space="preserve">(b)</w:t>
+      </w:r>
+      <w:r>
+        <w:t xml:space="preserve">; it does</w:t>
+      </w:r>
+      <w:r>
+        <w:t xml:space="preserve"> </w:t>
+      </w:r>
+      <w:r>
+        <w:t xml:space="preserve">not cover the topical class as a whole, and it says nothing about an arbitrary learned reranker,</w:t>
+      </w:r>
+      <w:r>
+        <w:t xml:space="preserve"> </w:t>
+      </w:r>
+      <w:r>
+        <w:t xml:space="preserve">which might read the private coordinate, or about a router over public task metadata</w:t>
+      </w:r>
+      <w:r>
+        <w:t xml:space="preserve"> </w:t>
+      </w:r>
+      <w:r>
+        <w:t xml:space="preserve">(Remark 5). Note also that it is a statement about</w:t>
+      </w:r>
+      <w:r>
+        <w:t xml:space="preserve"> </w:t>
+      </w:r>
+      <m:oMath>
+        <m:r>
+          <m:t>φ</m:t>
+        </m:r>
+        <m:r>
+          <m:rPr>
+            <m:sty m:val="p"/>
+          </m:rPr>
+          <m:t>(</m:t>
+        </m:r>
+        <m:r>
+          <m:t>W</m:t>
+        </m:r>
+        <m:r>
+          <m:rPr>
+            <m:sty m:val="p"/>
+          </m:rPr>
+          <m:t>,</m:t>
+        </m:r>
+        <m:r>
+          <m:t>T</m:t>
+        </m:r>
+        <m:r>
+          <m:rPr>
+            <m:sty m:val="p"/>
+          </m:rPr>
+          <m:t>)</m:t>
+        </m:r>
+      </m:oMath>
+      <w:r>
+        <w:t xml:space="preserve">, a score that</w:t>
+      </w:r>
+      <w:r>
+        <w:t xml:space="preserve"> </w:t>
+      </w:r>
+      <w:r>
+        <w:t xml:space="preserve">may vary with the task; Theorem 2 is the separate statement about</w:t>
+      </w:r>
+      <w:r>
+        <w:t xml:space="preserve"> </w:t>
+      </w:r>
+      <m:oMath>
+        <m:r>
+          <m:t>φ</m:t>
+        </m:r>
+        <m:r>
+          <m:rPr>
+            <m:sty m:val="p"/>
+          </m:rPr>
+          <m:t>(</m:t>
+        </m:r>
+        <m:r>
+          <m:t>W</m:t>
+        </m:r>
+        <m:r>
+          <m:rPr>
+            <m:sty m:val="p"/>
+          </m:rPr>
+          <m:t>)</m:t>
+        </m:r>
+      </m:oMath>
+      <w:r>
+        <w:t xml:space="preserve">, one number per source fixed across all tasks. We therefore treat the defeat of</w:t>
+      </w:r>
+      <w:r>
+        <w:t xml:space="preserve"> </w:t>
+      </w:r>
+      <w:r>
+        <w:t xml:space="preserve">query-conditioned relevance as an</w:t>
       </w:r>
       <w:r>
         <w:t xml:space="preserve"> </w:t>
@@ -24068,13 +24190,19 @@
         <w:t xml:space="preserve"> </w:t>
       </w:r>
       <w:r>
-        <w:t xml:space="preserve">result, demonstrated for the</w:t>
-      </w:r>
-      <w:r>
-        <w:t xml:space="preserve"> </w:t>
-      </w:r>
-      <w:r>
-        <w:t xml:space="preserve">concrete lexical-cosine score practitioners use. In §7 the</w:t>
+        <w:t xml:space="preserve">result, demonstrated for the concrete</w:t>
+      </w:r>
+      <w:r>
+        <w:t xml:space="preserve"> </w:t>
+      </w:r>
+      <w:r>
+        <w:t xml:space="preserve">lexical-cosine score practitioners use and for the checkpoints of</w:t>
+      </w:r>
+      <w:r>
+        <w:t xml:space="preserve"> </w:t>
+      </w:r>
+      <w:r>
+        <w:t xml:space="preserve">§7.4.2. In §7 the</w:t>
       </w:r>
       <w:r>
         <w:t xml:space="preserve"> </w:t>
@@ -24266,7 +24394,7 @@
       </w:r>
       <m:oMath>
         <m:r>
-          <m:t>96</m:t>
+          <m:t>90</m:t>
         </m:r>
         <m:r>
           <m:rPr>
@@ -33501,12 +33629,20 @@
       <w:r>
         <w:t xml:space="preserve"> </w:t>
       </w:r>
-      <w:r>
-        <w:rPr>
-          <w:rStyle w:val="VerbatimChar"/>
-        </w:rPr>
-        <w:t xml:space="preserve">none</w:t>
-      </w:r>
+      <m:oMath>
+        <m:sSub>
+          <m:e>
+            <m:r>
+              <m:t>W</m:t>
+            </m:r>
+          </m:e>
+          <m:sub>
+            <m:r>
+              <m:t>1</m:t>
+            </m:r>
+          </m:sub>
+        </m:sSub>
+      </m:oMath>
       <w:r>
         <w:t xml:space="preserve"> </w:t>
       </w:r>
@@ -33540,7 +33676,79 @@
         </m:r>
       </m:oMath>
       <w:r>
-        <w:t xml:space="preserve">; conjunctions joining it to the incomparability family are</w:t>
+        <w:t xml:space="preserve"> </w:t>
+      </w:r>
+      <w:r>
+        <w:t xml:space="preserve">per endpoint, and the</w:t>
+      </w:r>
+      <w:r>
+        <w:t xml:space="preserve"> </w:t>
+      </w:r>
+      <m:oMath>
+        <m:sSub>
+          <m:e>
+            <m:r>
+              <m:t>W</m:t>
+            </m:r>
+          </m:e>
+          <m:sub>
+            <m:r>
+              <m:t>1</m:t>
+            </m:r>
+            <m:r>
+              <m:rPr>
+                <m:sty m:val="p"/>
+              </m:rPr>
+              <m:t>+</m:t>
+            </m:r>
+          </m:sub>
+        </m:sSub>
+      </m:oMath>
+      <w:r>
+        <w:t xml:space="preserve"> </w:t>
+      </w:r>
+      <w:r>
+        <w:t xml:space="preserve">intervals are not in the</w:t>
+      </w:r>
+      <w:r>
+        <w:t xml:space="preserve"> </w:t>
+      </w:r>
+      <m:oMath>
+        <m:sSub>
+          <m:e>
+            <m:r>
+              <m:t>W</m:t>
+            </m:r>
+          </m:e>
+          <m:sub>
+            <m:r>
+              <m:t>1</m:t>
+            </m:r>
+          </m:sub>
+        </m:sSub>
+      </m:oMath>
+      <w:r>
+        <w:t xml:space="preserve">/</w:t>
+      </w:r>
+      <m:oMath>
+        <m:sSub>
+          <m:e>
+            <m:r>
+              <m:t>W</m:t>
+            </m:r>
+          </m:e>
+          <m:sub>
+            <m:r>
+              <m:t>2</m:t>
+            </m:r>
+          </m:sub>
+        </m:sSub>
+      </m:oMath>
+      <w:r>
+        <w:t xml:space="preserve"> </w:t>
+      </w:r>
+      <w:r>
+        <w:t xml:space="preserve">event at all; conjunctions joining it to the incomparability family are</w:t>
       </w:r>
       <w:r>
         <w:t xml:space="preserve"> </w:t>
@@ -36862,15 +37070,22 @@
         <w:t xml:space="preserve"> </w:t>
       </w:r>
       <w:r>
-        <w:t xml:space="preserve">from a single run (§6.5, §8.4). The intervals are degenerate at</w:t>
-      </w:r>
-      <w:r>
-        <w:t xml:space="preserve"> </w:t>
-      </w:r>
-      <m:oMath>
-        <m:r>
-          <m:t>p</m:t>
-        </m:r>
+        <w:t xml:space="preserve">from a single run (§6.5, §8.4). At</w:t>
+      </w:r>
+      <w:r>
+        <w:t xml:space="preserve"> </w:t>
+      </w:r>
+      <m:oMath>
+        <m:acc>
+          <m:accPr>
+            <m:chr m:val="̂"/>
+          </m:accPr>
+          <m:e>
+            <m:r>
+              <m:t>p</m:t>
+            </m:r>
+          </m:e>
+        </m:acc>
         <m:r>
           <m:rPr>
             <m:sty m:val="p"/>
@@ -36891,9 +37106,16 @@
         <w:t xml:space="preserve"> </w:t>
       </w:r>
       <m:oMath>
-        <m:r>
-          <m:t>p</m:t>
-        </m:r>
+        <m:acc>
+          <m:accPr>
+            <m:chr m:val="̂"/>
+          </m:accPr>
+          <m:e>
+            <m:r>
+              <m:t>p</m:t>
+            </m:r>
+          </m:e>
+        </m:acc>
         <m:r>
           <m:rPr>
             <m:sty m:val="p"/>
@@ -36905,7 +37127,170 @@
         </m:r>
       </m:oMath>
       <w:r>
-        <w:t xml:space="preserve">, which is why the stark</w:t>
+        <w:t xml:space="preserve"> </w:t>
+      </w:r>
+      <w:r>
+        <w:t xml:space="preserve">the</w:t>
+      </w:r>
+      <w:r>
+        <w:t xml:space="preserve"> </w:t>
+      </w:r>
+      <w:r>
+        <w:t xml:space="preserve">interval becomes one-sided but does not degenerate to a point: at</w:t>
+      </w:r>
+      <w:r>
+        <w:t xml:space="preserve"> </w:t>
+      </w:r>
+      <m:oMath>
+        <m:r>
+          <m:t>n</m:t>
+        </m:r>
+        <m:r>
+          <m:rPr>
+            <m:sty m:val="p"/>
+          </m:rPr>
+          <m:t>=</m:t>
+        </m:r>
+        <m:r>
+          <m:t>40</m:t>
+        </m:r>
+      </m:oMath>
+      <w:r>
+        <w:t xml:space="preserve"> </w:t>
+      </w:r>
+      <w:r>
+        <w:t xml:space="preserve">and the level Figure</w:t>
+      </w:r>
+      <w:r>
+        <w:t xml:space="preserve"> </w:t>
+      </w:r>
+      <w:r>
+        <w:t xml:space="preserve">1 uses,</w:t>
+      </w:r>
+      <w:r>
+        <w:t xml:space="preserve"> </w:t>
+      </w:r>
+      <m:oMath>
+        <m:r>
+          <m:t>0</m:t>
+        </m:r>
+        <m:r>
+          <m:rPr>
+            <m:sty m:val="p"/>
+          </m:rPr>
+          <m:t>/</m:t>
+        </m:r>
+        <m:r>
+          <m:t>40</m:t>
+        </m:r>
+      </m:oMath>
+      <w:r>
+        <w:t xml:space="preserve"> </w:t>
+      </w:r>
+      <w:r>
+        <w:t xml:space="preserve">gives</w:t>
+      </w:r>
+      <w:r>
+        <w:t xml:space="preserve"> </w:t>
+      </w:r>
+      <m:oMath>
+        <m:r>
+          <m:rPr>
+            <m:sty m:val="p"/>
+          </m:rPr>
+          <m:t>[</m:t>
+        </m:r>
+        <m:r>
+          <m:t>0</m:t>
+        </m:r>
+        <m:r>
+          <m:rPr>
+            <m:sty m:val="p"/>
+          </m:rPr>
+          <m:t>,</m:t>
+        </m:r>
+        <m:r>
+          <m:t> </m:t>
+        </m:r>
+        <m:r>
+          <m:t>0.128</m:t>
+        </m:r>
+        <m:r>
+          <m:rPr>
+            <m:sty m:val="p"/>
+          </m:rPr>
+          <m:t>]</m:t>
+        </m:r>
+      </m:oMath>
+      <w:r>
+        <w:t xml:space="preserve"> </w:t>
+      </w:r>
+      <w:r>
+        <w:t xml:space="preserve">and</w:t>
+      </w:r>
+      <w:r>
+        <w:t xml:space="preserve"> </w:t>
+      </w:r>
+      <m:oMath>
+        <m:r>
+          <m:t>40</m:t>
+        </m:r>
+        <m:r>
+          <m:rPr>
+            <m:sty m:val="p"/>
+          </m:rPr>
+          <m:t>/</m:t>
+        </m:r>
+        <m:r>
+          <m:t>40</m:t>
+        </m:r>
+      </m:oMath>
+      <w:r>
+        <w:t xml:space="preserve"> </w:t>
+      </w:r>
+      <w:r>
+        <w:t xml:space="preserve">gives</w:t>
+      </w:r>
+      <w:r>
+        <w:t xml:space="preserve"> </w:t>
+      </w:r>
+      <m:oMath>
+        <m:r>
+          <m:rPr>
+            <m:sty m:val="p"/>
+          </m:rPr>
+          <m:t>[</m:t>
+        </m:r>
+        <m:r>
+          <m:t>0.872</m:t>
+        </m:r>
+        <m:r>
+          <m:rPr>
+            <m:sty m:val="p"/>
+          </m:rPr>
+          <m:t>,</m:t>
+        </m:r>
+        <m:r>
+          <m:t> </m:t>
+        </m:r>
+        <m:r>
+          <m:t>1</m:t>
+        </m:r>
+        <m:r>
+          <m:rPr>
+            <m:sty m:val="p"/>
+          </m:rPr>
+          <m:t>]</m:t>
+        </m:r>
+      </m:oMath>
+      <w:r>
+        <w:t xml:space="preserve">. It is that</w:t>
+      </w:r>
+      <w:r>
+        <w:t xml:space="preserve"> </w:t>
+      </w:r>
+      <w:r>
+        <w:t xml:space="preserve">residual width the crossing must beat, which is why the stark</w:t>
       </w:r>
       <w:r>
         <w:t xml:space="preserve"> </w:t>
@@ -36954,13 +37339,7 @@
         <w:t xml:space="preserve"> </w:t>
       </w:r>
       <w:r>
-        <w:t xml:space="preserve">while cells with</w:t>
-      </w:r>
-      <w:r>
-        <w:t xml:space="preserve"> </w:t>
-      </w:r>
-      <w:r>
-        <w:t xml:space="preserve">intermediate proportions need a larger</w:t>
+        <w:t xml:space="preserve">while cells with intermediate proportions need a larger</w:t>
       </w:r>
       <w:r>
         <w:t xml:space="preserve"> </w:t>
@@ -39909,7 +40288,7 @@
           <m:t>+</m:t>
         </m:r>
         <m:r>
-          <m:t>0.685</m:t>
+          <m:t>0.684</m:t>
         </m:r>
       </m:oMath>
       <w:r>
@@ -42816,7 +43195,20 @@
         <w:t xml:space="preserve"> </w:t>
       </w:r>
       <w:r>
-        <w:t xml:space="preserve">verified empirical falsification of Blackwell superset-dominance on live models</w:t>
+        <w:t xml:space="preserve">verified empirical falsification of superset-</w:t>
+      </w:r>
+      <w:r>
+        <w:rPr>
+          <w:i/>
+          <w:iCs/>
+        </w:rPr>
+        <w:t xml:space="preserve">monotonicity</w:t>
+      </w:r>
+      <w:r>
+        <w:t xml:space="preserve"> </w:t>
+      </w:r>
+      <w:r>
+        <w:t xml:space="preserve">for these fixed rules</w:t>
       </w:r>
       <w:r>
         <w:t xml:space="preserve"> </w:t>
@@ -43772,7 +44164,7 @@
           <m:t>+</m:t>
         </m:r>
         <m:r>
-          <m:t>0.74</m:t>
+          <m:t>0.744</m:t>
         </m:r>
       </m:oMath>
       <w:r>
@@ -43782,16 +44174,35 @@
         <w:t xml:space="preserve"> </w:t>
       </w:r>
       <w:r>
-        <w:t xml:space="preserve">incomparable pair is verified;</w:t>
-      </w:r>
-      <w:r>
-        <w:t xml:space="preserve"> </w:t>
-      </w:r>
-      <m:oMath>
-        <m:sSub>
-          <m:e>
-            <m:r>
-              <m:t>U</m:t>
+        <w:t xml:space="preserve">incomparable pair is verified. Non-dominance is likewise a</w:t>
+      </w:r>
+      <w:r>
+        <w:t xml:space="preserve"> </w:t>
+      </w:r>
+      <w:r>
+        <w:rPr>
+          <w:i/>
+          <w:iCs/>
+        </w:rPr>
+        <w:t xml:space="preserve">lower</w:t>
+      </w:r>
+      <w:r>
+        <w:t xml:space="preserve">-bound statement, and the</w:t>
+      </w:r>
+      <w:r>
+        <w:t xml:space="preserve"> </w:t>
+      </w:r>
+      <w:r>
+        <w:t xml:space="preserve">same event supplies it:</w:t>
+      </w:r>
+      <w:r>
+        <w:t xml:space="preserve"> </w:t>
+      </w:r>
+      <m:oMath>
+        <m:sSub>
+          <m:e>
+            <m:r>
+              <m:t>L</m:t>
             </m:r>
           </m:e>
           <m:sub>
@@ -43859,11 +44270,58 @@
           <m:t>=</m:t>
         </m:r>
         <m:r>
-          <m:t>1.00</m:t>
-        </m:r>
-      </m:oMath>
-      <w:r>
-        <w:t xml:space="preserve">, so</w:t>
+          <m:rPr>
+            <m:sty m:val="p"/>
+          </m:rPr>
+          <m:t>+</m:t>
+        </m:r>
+        <m:r>
+          <m:t>0.656</m:t>
+        </m:r>
+      </m:oMath>
+      <w:r>
+        <w:t xml:space="preserve">, witnessed by</w:t>
+      </w:r>
+      <w:r>
+        <w:t xml:space="preserve"> </w:t>
+      </w:r>
+      <w:r>
+        <w:rPr>
+          <w:rStyle w:val="VerbatimChar"/>
+        </w:rPr>
+        <w:t xml:space="preserve">api_argorder</w:t>
+      </w:r>
+      <w:r>
+        <w:t xml:space="preserve">,</w:t>
+      </w:r>
+      <w:r>
+        <w:t xml:space="preserve"> </w:t>
+      </w:r>
+      <w:r>
+        <w:t xml:space="preserve">verifies that</w:t>
+      </w:r>
+      <w:r>
+        <w:t xml:space="preserve"> </w:t>
+      </w:r>
+      <m:oMath>
+        <m:sSub>
+          <m:e>
+            <m:r>
+              <m:t>W</m:t>
+            </m:r>
+          </m:e>
+          <m:sub>
+            <m:r>
+              <m:t>1</m:t>
+            </m:r>
+          </m:sub>
+        </m:sSub>
+      </m:oMath>
+      <w:r>
+        <w:t xml:space="preserve"> </w:t>
+      </w:r>
+      <w:r>
+        <w:t xml:space="preserve">beats</w:t>
       </w:r>
       <w:r>
         <w:t xml:space="preserve"> </w:t>
@@ -43892,13 +44350,7 @@
         <w:t xml:space="preserve"> </w:t>
       </w:r>
       <w:r>
-        <w:t xml:space="preserve">verifiably fails to</w:t>
-      </w:r>
-      <w:r>
-        <w:t xml:space="preserve"> </w:t>
-      </w:r>
-      <w:r>
-        <w:t xml:space="preserve">dominate</w:t>
+        <w:t xml:space="preserve">on some cell, so</w:t>
       </w:r>
       <w:r>
         <w:t xml:space="preserve"> </w:t>
@@ -43914,20 +44366,49 @@
             <m:r>
               <m:t>1</m:t>
             </m:r>
-          </m:sub>
-        </m:sSub>
-      </m:oMath>
-      <w:r>
-        <w:t xml:space="preserve">, which is the anti-monotone edge; and</w:t>
-      </w:r>
-      <w:r>
-        <w:t xml:space="preserve"> </w:t>
-      </w:r>
-      <m:oMath>
-        <m:sSub>
-          <m:e>
-            <m:r>
-              <m:t>U</m:t>
+            <m:r>
+              <m:rPr>
+                <m:sty m:val="p"/>
+              </m:rPr>
+              <m:t>+</m:t>
+            </m:r>
+          </m:sub>
+        </m:sSub>
+      </m:oMath>
+      <w:r>
+        <w:t xml:space="preserve"> </w:t>
+      </w:r>
+      <w:r>
+        <w:t xml:space="preserve">does not dominate</w:t>
+      </w:r>
+      <w:r>
+        <w:t xml:space="preserve"> </w:t>
+      </w:r>
+      <m:oMath>
+        <m:sSub>
+          <m:e>
+            <m:r>
+              <m:t>W</m:t>
+            </m:r>
+          </m:e>
+          <m:sub>
+            <m:r>
+              <m:t>1</m:t>
+            </m:r>
+          </m:sub>
+        </m:sSub>
+      </m:oMath>
+      <w:r>
+        <w:t xml:space="preserve">; and</w:t>
+      </w:r>
+      <w:r>
+        <w:t xml:space="preserve"> </w:t>
+      </w:r>
+      <m:oMath>
+        <m:sSub>
+          <m:e>
+            <m:r>
+              <m:t>L</m:t>
             </m:r>
           </m:e>
           <m:sub>
@@ -43956,6 +44437,24 @@
             <m:r>
               <m:t>1</m:t>
             </m:r>
+          </m:sub>
+        </m:sSub>
+        <m:r>
+          <m:rPr>
+            <m:sty m:val="p"/>
+          </m:rPr>
+          <m:t>,</m:t>
+        </m:r>
+        <m:sSub>
+          <m:e>
+            <m:r>
+              <m:t>W</m:t>
+            </m:r>
+          </m:e>
+          <m:sub>
+            <m:r>
+              <m:t>1</m:t>
+            </m:r>
             <m:r>
               <m:rPr>
                 <m:sty m:val="p"/>
@@ -43968,24 +44467,6 @@
           <m:rPr>
             <m:sty m:val="p"/>
           </m:rPr>
-          <m:t>,</m:t>
-        </m:r>
-        <m:sSub>
-          <m:e>
-            <m:r>
-              <m:t>W</m:t>
-            </m:r>
-          </m:e>
-          <m:sub>
-            <m:r>
-              <m:t>2</m:t>
-            </m:r>
-          </m:sub>
-        </m:sSub>
-        <m:r>
-          <m:rPr>
-            <m:sty m:val="p"/>
-          </m:rPr>
           <m:t>)</m:t>
         </m:r>
         <m:r>
@@ -43995,56 +44476,81 @@
           <m:t>=</m:t>
         </m:r>
         <m:r>
-          <m:t>0.13</m:t>
-        </m:r>
-      </m:oMath>
-      <w:r>
-        <w:t xml:space="preserve">. That last</w:t>
-      </w:r>
-      <w:r>
-        <w:t xml:space="preserve"> </w:t>
-      </w:r>
-      <w:r>
-        <w:t xml:space="preserve">number is an</w:t>
-      </w:r>
-      <w:r>
-        <w:t xml:space="preserve"> </w:t>
-      </w:r>
-      <m:oMath>
-        <m:r>
-          <m:t>ε</m:t>
-        </m:r>
-      </m:oMath>
-      <w:r>
-        <w:t xml:space="preserve">-dominance, not an exact one: what is verified is that</w:t>
-      </w:r>
-      <w:r>
-        <w:t xml:space="preserve"> </w:t>
-      </w:r>
-      <m:oMath>
-        <m:sSub>
-          <m:e>
-            <m:r>
-              <m:t>W</m:t>
-            </m:r>
-          </m:e>
-          <m:sub>
-            <m:r>
-              <m:t>2</m:t>
-            </m:r>
-          </m:sub>
-        </m:sSub>
-      </m:oMath>
-      <w:r>
-        <w:t xml:space="preserve"> </w:t>
-      </w:r>
-      <w:r>
-        <w:t xml:space="preserve">can beat</w:t>
-      </w:r>
-      <w:r>
-        <w:t xml:space="preserve"> </w:t>
-      </w:r>
-      <m:oMath>
+          <m:rPr>
+            <m:sty m:val="p"/>
+          </m:rPr>
+          <m:t>+</m:t>
+        </m:r>
+        <m:r>
+          <m:t>0.744</m:t>
+        </m:r>
+      </m:oMath>
+      <w:r>
+        <w:t xml:space="preserve"> </w:t>
+      </w:r>
+      <w:r>
+        <w:t xml:space="preserve">verifies the converse, so neither dominates the other. (An upper</w:t>
+      </w:r>
+      <w:r>
+        <w:t xml:space="preserve"> </w:t>
+      </w:r>
+      <w:r>
+        <w:t xml:space="preserve">bound could not carry either claim: it bounds how large the advantage</w:t>
+      </w:r>
+      <w:r>
+        <w:t xml:space="preserve"> </w:t>
+      </w:r>
+      <w:r>
+        <w:rPr>
+          <w:i/>
+          <w:iCs/>
+        </w:rPr>
+        <w:t xml:space="preserve">might</w:t>
+      </w:r>
+      <w:r>
+        <w:t xml:space="preserve"> </w:t>
+      </w:r>
+      <w:r>
+        <w:t xml:space="preserve">be, not that</w:t>
+      </w:r>
+      <w:r>
+        <w:t xml:space="preserve"> </w:t>
+      </w:r>
+      <w:r>
+        <w:t xml:space="preserve">one exists.) The remaining relation is the one the front turns on, and there only an upper bound</w:t>
+      </w:r>
+      <w:r>
+        <w:t xml:space="preserve"> </w:t>
+      </w:r>
+      <w:r>
+        <w:t xml:space="preserve">is available:</w:t>
+      </w:r>
+      <w:r>
+        <w:t xml:space="preserve"> </w:t>
+      </w:r>
+      <m:oMath>
+        <m:sSub>
+          <m:e>
+            <m:r>
+              <m:t>U</m:t>
+            </m:r>
+          </m:e>
+          <m:sub>
+            <m:r>
+              <m:rPr>
+                <m:scr m:val="script"/>
+                <m:sty m:val="p"/>
+              </m:rPr>
+              <m:t>D</m:t>
+            </m:r>
+          </m:sub>
+        </m:sSub>
+        <m:r>
+          <m:rPr>
+            <m:sty m:val="p"/>
+          </m:rPr>
+          <m:t>(</m:t>
+        </m:r>
         <m:sSub>
           <m:e>
             <m:r>
@@ -44063,31 +44569,12 @@
             </m:r>
           </m:sub>
         </m:sSub>
-      </m:oMath>
-      <w:r>
-        <w:t xml:space="preserve"> </w:t>
-      </w:r>
-      <w:r>
-        <w:t xml:space="preserve">by at most</w:t>
-      </w:r>
-      <w:r>
-        <w:t xml:space="preserve"> </w:t>
-      </w:r>
-      <m:oMath>
-        <m:r>
-          <m:t>0.13</m:t>
-        </m:r>
-      </m:oMath>
-      <w:r>
-        <w:t xml:space="preserve"> </w:t>
-      </w:r>
-      <w:r>
-        <w:t xml:space="preserve">on some cell, so excluding</w:t>
-      </w:r>
-      <w:r>
-        <w:t xml:space="preserve"> </w:t>
-      </w:r>
-      <m:oMath>
+        <m:r>
+          <m:rPr>
+            <m:sty m:val="p"/>
+          </m:rPr>
+          <m:t>,</m:t>
+        </m:r>
         <m:sSub>
           <m:e>
             <m:r>
@@ -44100,25 +44587,11 @@
             </m:r>
           </m:sub>
         </m:sSub>
-      </m:oMath>
-      <w:r>
-        <w:t xml:space="preserve"> </w:t>
-      </w:r>
-      <w:r>
-        <w:t xml:space="preserve">from the front is licensed only up to</w:t>
-      </w:r>
-      <w:r>
-        <w:t xml:space="preserve"> </w:t>
-      </w:r>
-      <w:r>
-        <w:t xml:space="preserve">that margin, and at</w:t>
-      </w:r>
-      <w:r>
-        <w:t xml:space="preserve"> </w:t>
-      </w:r>
-      <m:oMath>
-        <m:r>
-          <m:t>n</m:t>
+        <m:r>
+          <m:rPr>
+            <m:sty m:val="p"/>
+          </m:rPr>
+          <m:t>)</m:t>
         </m:r>
         <m:r>
           <m:rPr>
@@ -44127,26 +44600,44 @@
           <m:t>=</m:t>
         </m:r>
         <m:r>
-          <m:t>40</m:t>
-        </m:r>
-      </m:oMath>
-      <w:r>
-        <w:t xml:space="preserve"> </w:t>
-      </w:r>
-      <w:r>
-        <w:t xml:space="preserve">a three-element front cannot be ruled out. The selection rule the</w:t>
-      </w:r>
-      <w:r>
-        <w:t xml:space="preserve"> </w:t>
-      </w:r>
-      <w:r>
-        <w:t xml:space="preserve">figure implies, keep the non-dominated set rather than force the superset, does not depend on</w:t>
-      </w:r>
-      <w:r>
-        <w:t xml:space="preserve"> </w:t>
-      </w:r>
-      <w:r>
-        <w:t xml:space="preserve">which of the two readings holds, since</w:t>
+          <m:t>0.128</m:t>
+        </m:r>
+      </m:oMath>
+      <w:r>
+        <w:t xml:space="preserve">. That is an</w:t>
+      </w:r>
+      <w:r>
+        <w:t xml:space="preserve"> </w:t>
+      </w:r>
+      <m:oMath>
+        <m:r>
+          <m:t>ε</m:t>
+        </m:r>
+      </m:oMath>
+      <w:r>
+        <w:t xml:space="preserve">-dominance, not an exact</w:t>
+      </w:r>
+      <w:r>
+        <w:t xml:space="preserve"> </w:t>
+      </w:r>
+      <w:r>
+        <w:t xml:space="preserve">one, and it says that on</w:t>
+      </w:r>
+      <w:r>
+        <w:t xml:space="preserve"> </w:t>
+      </w:r>
+      <w:r>
+        <w:rPr>
+          <w:i/>
+          <w:iCs/>
+        </w:rPr>
+        <w:t xml:space="preserve">every</w:t>
+      </w:r>
+      <w:r>
+        <w:t xml:space="preserve"> </w:t>
+      </w:r>
+      <w:r>
+        <w:t xml:space="preserve">cell of the battery</w:t>
       </w:r>
       <w:r>
         <w:t xml:space="preserve"> </w:t>
@@ -44160,16 +44651,16 @@
           </m:e>
           <m:sub>
             <m:r>
-              <m:t>1</m:t>
-            </m:r>
-          </m:sub>
-        </m:sSub>
-      </m:oMath>
-      <w:r>
-        <w:t xml:space="preserve"> </w:t>
-      </w:r>
-      <w:r>
-        <w:t xml:space="preserve">and</w:t>
+              <m:t>2</m:t>
+            </m:r>
+          </m:sub>
+        </m:sSub>
+      </m:oMath>
+      <w:r>
+        <w:t xml:space="preserve"> </w:t>
+      </w:r>
+      <w:r>
+        <w:t xml:space="preserve">can beat</w:t>
       </w:r>
       <w:r>
         <w:t xml:space="preserve"> </w:t>
@@ -44198,7 +44689,443 @@
         <w:t xml:space="preserve"> </w:t>
       </w:r>
       <w:r>
-        <w:t xml:space="preserve">are in the front either way.</w:t>
+        <w:t xml:space="preserve">by at most</w:t>
+      </w:r>
+      <w:r>
+        <w:t xml:space="preserve"> </w:t>
+      </w:r>
+      <m:oMath>
+        <m:r>
+          <m:t>0.128</m:t>
+        </m:r>
+      </m:oMath>
+      <w:r>
+        <w:t xml:space="preserve">. Excluding</w:t>
+      </w:r>
+      <w:r>
+        <w:t xml:space="preserve"> </w:t>
+      </w:r>
+      <m:oMath>
+        <m:sSub>
+          <m:e>
+            <m:r>
+              <m:t>W</m:t>
+            </m:r>
+          </m:e>
+          <m:sub>
+            <m:r>
+              <m:t>2</m:t>
+            </m:r>
+          </m:sub>
+        </m:sSub>
+      </m:oMath>
+      <w:r>
+        <w:t xml:space="preserve"> </w:t>
+      </w:r>
+      <w:r>
+        <w:t xml:space="preserve">is therefore licensed only up to that margin. What the coverage event</w:t>
+      </w:r>
+      <w:r>
+        <w:t xml:space="preserve"> </w:t>
+      </w:r>
+      <w:r>
+        <w:t xml:space="preserve">establishes exactly is the two-sided inclusion</w:t>
+      </w:r>
+    </w:p>
+    <w:p>
+      <w:pPr>
+        <w:pStyle w:val="BodyText"/>
+      </w:pPr>
+      <m:oMathPara>
+        <m:oMathParaPr>
+          <m:jc m:val="center"/>
+        </m:oMathParaPr>
+        <m:oMath>
+          <m:r>
+            <m:rPr>
+              <m:sty m:val="p"/>
+            </m:rPr>
+            <m:t>{</m:t>
+          </m:r>
+          <m:sSub>
+            <m:e>
+              <m:r>
+                <m:t>W</m:t>
+              </m:r>
+            </m:e>
+            <m:sub>
+              <m:r>
+                <m:t>1</m:t>
+              </m:r>
+            </m:sub>
+          </m:sSub>
+          <m:r>
+            <m:rPr>
+              <m:sty m:val="p"/>
+            </m:rPr>
+            <m:t>,</m:t>
+          </m:r>
+          <m:sSub>
+            <m:e>
+              <m:r>
+                <m:t>W</m:t>
+              </m:r>
+            </m:e>
+            <m:sub>
+              <m:r>
+                <m:t>1</m:t>
+              </m:r>
+              <m:r>
+                <m:rPr>
+                  <m:sty m:val="p"/>
+                </m:rPr>
+                <m:t>+</m:t>
+              </m:r>
+            </m:sub>
+          </m:sSub>
+          <m:r>
+            <m:rPr>
+              <m:sty m:val="p"/>
+            </m:rPr>
+            <m:t>}</m:t>
+          </m:r>
+          <m:r>
+            <m:t> </m:t>
+          </m:r>
+          <m:r>
+            <m:rPr>
+              <m:sty m:val="p"/>
+            </m:rPr>
+            <m:t>⊆</m:t>
+          </m:r>
+          <m:r>
+            <m:t> </m:t>
+          </m:r>
+          <m:r>
+            <m:t>F</m:t>
+          </m:r>
+          <m:r>
+            <m:t> </m:t>
+          </m:r>
+          <m:r>
+            <m:rPr>
+              <m:sty m:val="p"/>
+            </m:rPr>
+            <m:t>⊆</m:t>
+          </m:r>
+          <m:r>
+            <m:t> </m:t>
+          </m:r>
+          <m:r>
+            <m:rPr>
+              <m:sty m:val="p"/>
+            </m:rPr>
+            <m:t>{</m:t>
+          </m:r>
+          <m:sSub>
+            <m:e>
+              <m:r>
+                <m:t>W</m:t>
+              </m:r>
+            </m:e>
+            <m:sub>
+              <m:r>
+                <m:t>1</m:t>
+              </m:r>
+            </m:sub>
+          </m:sSub>
+          <m:r>
+            <m:rPr>
+              <m:sty m:val="p"/>
+            </m:rPr>
+            <m:t>,</m:t>
+          </m:r>
+          <m:sSub>
+            <m:e>
+              <m:r>
+                <m:t>W</m:t>
+              </m:r>
+            </m:e>
+            <m:sub>
+              <m:r>
+                <m:t>1</m:t>
+              </m:r>
+              <m:r>
+                <m:rPr>
+                  <m:sty m:val="p"/>
+                </m:rPr>
+                <m:t>+</m:t>
+              </m:r>
+            </m:sub>
+          </m:sSub>
+          <m:r>
+            <m:rPr>
+              <m:sty m:val="p"/>
+            </m:rPr>
+            <m:t>,</m:t>
+          </m:r>
+          <m:sSub>
+            <m:e>
+              <m:r>
+                <m:t>W</m:t>
+              </m:r>
+            </m:e>
+            <m:sub>
+              <m:r>
+                <m:t>2</m:t>
+              </m:r>
+            </m:sub>
+          </m:sSub>
+          <m:r>
+            <m:rPr>
+              <m:sty m:val="p"/>
+            </m:rPr>
+            <m:t>}</m:t>
+          </m:r>
+          <m:r>
+            <m:rPr>
+              <m:sty m:val="p"/>
+            </m:rPr>
+            <m:t>,</m:t>
+          </m:r>
+        </m:oMath>
+      </m:oMathPara>
+    </w:p>
+    <w:p>
+      <w:pPr>
+        <w:pStyle w:val="FirstParagraph"/>
+      </w:pPr>
+      <w:r>
+        <w:t xml:space="preserve">where</w:t>
+      </w:r>
+      <w:r>
+        <w:t xml:space="preserve"> </w:t>
+      </w:r>
+      <m:oMath>
+        <m:r>
+          <m:t>F</m:t>
+        </m:r>
+      </m:oMath>
+      <w:r>
+        <w:t xml:space="preserve"> </w:t>
+      </w:r>
+      <w:r>
+        <w:t xml:space="preserve">is the</w:t>
+      </w:r>
+      <w:r>
+        <w:t xml:space="preserve"> </w:t>
+      </w:r>
+      <m:oMath>
+        <m:sSub>
+          <m:e>
+            <m:r>
+              <m:rPr>
+                <m:sty m:val="p"/>
+              </m:rPr>
+              <m:t>P</m:t>
+            </m:r>
+            <m:r>
+              <m:rPr>
+                <m:sty m:val="p"/>
+              </m:rPr>
+              <m:t>A</m:t>
+            </m:r>
+            <m:r>
+              <m:rPr>
+                <m:sty m:val="p"/>
+              </m:rPr>
+              <m:t>S</m:t>
+            </m:r>
+            <m:r>
+              <m:rPr>
+                <m:sty m:val="p"/>
+              </m:rPr>
+              <m:t>S</m:t>
+            </m:r>
+          </m:e>
+          <m:sub>
+            <m:r>
+              <m:t>M</m:t>
+            </m:r>
+          </m:sub>
+        </m:sSub>
+      </m:oMath>
+      <w:r>
+        <w:t xml:space="preserve">-non-dominated front on</w:t>
+      </w:r>
+      <w:r>
+        <w:t xml:space="preserve"> </w:t>
+      </w:r>
+      <m:oMath>
+        <m:r>
+          <m:rPr>
+            <m:scr m:val="script"/>
+            <m:sty m:val="p"/>
+          </m:rPr>
+          <m:t>C</m:t>
+        </m:r>
+      </m:oMath>
+      <w:r>
+        <w:t xml:space="preserve">: both</w:t>
+      </w:r>
+      <w:r>
+        <w:t xml:space="preserve"> </w:t>
+      </w:r>
+      <m:oMath>
+        <m:sSub>
+          <m:e>
+            <m:r>
+              <m:t>W</m:t>
+            </m:r>
+          </m:e>
+          <m:sub>
+            <m:r>
+              <m:t>1</m:t>
+            </m:r>
+          </m:sub>
+        </m:sSub>
+      </m:oMath>
+      <w:r>
+        <w:t xml:space="preserve"> </w:t>
+      </w:r>
+      <w:r>
+        <w:t xml:space="preserve">and</w:t>
+      </w:r>
+      <w:r>
+        <w:t xml:space="preserve"> </w:t>
+      </w:r>
+      <m:oMath>
+        <m:sSub>
+          <m:e>
+            <m:r>
+              <m:t>W</m:t>
+            </m:r>
+          </m:e>
+          <m:sub>
+            <m:r>
+              <m:t>1</m:t>
+            </m:r>
+            <m:r>
+              <m:rPr>
+                <m:sty m:val="p"/>
+              </m:rPr>
+              <m:t>+</m:t>
+            </m:r>
+          </m:sub>
+        </m:sSub>
+      </m:oMath>
+      <w:r>
+        <w:t xml:space="preserve"> </w:t>
+      </w:r>
+      <w:r>
+        <w:t xml:space="preserve">are</w:t>
+      </w:r>
+      <w:r>
+        <w:t xml:space="preserve"> </w:t>
+      </w:r>
+      <w:r>
+        <w:t xml:space="preserve">verifiably in it, and at</w:t>
+      </w:r>
+      <w:r>
+        <w:t xml:space="preserve"> </w:t>
+      </w:r>
+      <m:oMath>
+        <m:r>
+          <m:t>n</m:t>
+        </m:r>
+        <m:r>
+          <m:rPr>
+            <m:sty m:val="p"/>
+          </m:rPr>
+          <m:t>=</m:t>
+        </m:r>
+        <m:r>
+          <m:t>40</m:t>
+        </m:r>
+      </m:oMath>
+      <w:r>
+        <w:t xml:space="preserve"> </w:t>
+      </w:r>
+      <w:r>
+        <w:t xml:space="preserve">a three-element front cannot be ruled out. The selection rule the</w:t>
+      </w:r>
+      <w:r>
+        <w:t xml:space="preserve"> </w:t>
+      </w:r>
+      <w:r>
+        <w:t xml:space="preserve">figure implies, keep the non-dominated set rather than force the superset, holds under either</w:t>
+      </w:r>
+      <w:r>
+        <w:t xml:space="preserve"> </w:t>
+      </w:r>
+      <w:r>
+        <w:t xml:space="preserve">reading, since</w:t>
+      </w:r>
+      <w:r>
+        <w:t xml:space="preserve"> </w:t>
+      </w:r>
+      <m:oMath>
+        <m:sSub>
+          <m:e>
+            <m:r>
+              <m:t>W</m:t>
+            </m:r>
+          </m:e>
+          <m:sub>
+            <m:r>
+              <m:t>1</m:t>
+            </m:r>
+          </m:sub>
+        </m:sSub>
+      </m:oMath>
+      <w:r>
+        <w:t xml:space="preserve"> </w:t>
+      </w:r>
+      <w:r>
+        <w:t xml:space="preserve">and</w:t>
+      </w:r>
+      <w:r>
+        <w:t xml:space="preserve"> </w:t>
+      </w:r>
+      <m:oMath>
+        <m:sSub>
+          <m:e>
+            <m:r>
+              <m:t>W</m:t>
+            </m:r>
+          </m:e>
+          <m:sub>
+            <m:r>
+              <m:t>1</m:t>
+            </m:r>
+            <m:r>
+              <m:rPr>
+                <m:sty m:val="p"/>
+              </m:rPr>
+              <m:t>+</m:t>
+            </m:r>
+          </m:sub>
+        </m:sSub>
+      </m:oMath>
+      <w:r>
+        <w:t xml:space="preserve"> </w:t>
+      </w:r>
+      <w:r>
+        <w:t xml:space="preserve">are in</w:t>
+      </w:r>
+      <w:r>
+        <w:t xml:space="preserve"> </w:t>
+      </w:r>
+      <m:oMath>
+        <m:r>
+          <m:t>F</m:t>
+        </m:r>
+      </m:oMath>
+      <w:r>
+        <w:t xml:space="preserve"> </w:t>
+      </w:r>
+      <w:r>
+        <w:t xml:space="preserve">regardless.</w:t>
       </w:r>
     </w:p>
     <w:bookmarkStart w:id="90" w:name="fig:hasse"/>
@@ -44646,13 +45573,13 @@
         <w:t xml:space="preserve"> </w:t>
       </w:r>
       <w:r>
-        <w:t xml:space="preserve">rule can represent. All relations shown</w:t>
-      </w:r>
-      <w:r>
-        <w:t xml:space="preserve"> </w:t>
-      </w:r>
-      <w:r>
-        <w:t xml:space="preserve">are read off one coverage event (the</w:t>
+        <w:t xml:space="preserve">rule can represent. Every relation on</w:t>
+      </w:r>
+      <w:r>
+        <w:t xml:space="preserve"> </w:t>
+      </w:r>
+      <w:r>
+        <w:t xml:space="preserve">the right is read off one coverage event, the</w:t>
       </w:r>
       <w:r>
         <w:t xml:space="preserve"> </w:t>
@@ -44675,7 +45602,13 @@
         <w:t xml:space="preserve"> </w:t>
       </w:r>
       <w:r>
-        <w:t xml:space="preserve">intervals at per-interval level</w:t>
+        <w:t xml:space="preserve">Clopper–Pearson intervals at</w:t>
+      </w:r>
+      <w:r>
+        <w:t xml:space="preserve"> </w:t>
+      </w:r>
+      <w:r>
+        <w:t xml:space="preserve">per-interval level</w:t>
       </w:r>
       <w:r>
         <w:t xml:space="preserve"> </w:t>
@@ -44695,13 +45628,115 @@
         </m:r>
       </m:oMath>
       <w:r>
-        <w:t xml:space="preserve">); the</w:t>
-      </w:r>
-      <w:r>
-        <w:t xml:space="preserve"> </w:t>
-      </w:r>
-      <w:r>
-        <w:t xml:space="preserve">edge from</w:t>
+        <w:t xml:space="preserve">. The</w:t>
+      </w:r>
+      <w:r>
+        <w:t xml:space="preserve"> </w:t>
+      </w:r>
+      <w:r>
+        <w:rPr>
+          <w:rStyle w:val="VerbatimChar"/>
+        </w:rPr>
+        <w:t xml:space="preserve">none</w:t>
+      </w:r>
+      <w:r>
+        <w:t xml:space="preserve"> </w:t>
+      </w:r>
+      <w:r>
+        <w:t xml:space="preserve">arm appears only on the left: it is not in that</w:t>
+      </w:r>
+      <w:r>
+        <w:t xml:space="preserve"> </w:t>
+      </w:r>
+      <w:r>
+        <w:t xml:space="preserve">family, so no relation to it is verified here, and on</w:t>
+      </w:r>
+      <w:r>
+        <w:t xml:space="preserve"> </w:t>
+      </w:r>
+      <w:r>
+        <w:rPr>
+          <w:rStyle w:val="VerbatimChar"/>
+        </w:rPr>
+        <w:t xml:space="preserve">api_argorder</w:t>
+      </w:r>
+      <w:r>
+        <w:t xml:space="preserve"> </w:t>
+      </w:r>
+      <w:r>
+        <w:t xml:space="preserve">its</w:t>
+      </w:r>
+      <w:r>
+        <w:t xml:space="preserve"> </w:t>
+      </w:r>
+      <m:oMath>
+        <m:r>
+          <m:t>1</m:t>
+        </m:r>
+        <m:r>
+          <m:rPr>
+            <m:sty m:val="p"/>
+          </m:rPr>
+          <m:t>/</m:t>
+        </m:r>
+        <m:r>
+          <m:t>40</m:t>
+        </m:r>
+      </m:oMath>
+      <w:r>
+        <w:t xml:space="preserve"> </w:t>
+      </w:r>
+      <w:r>
+        <w:t xml:space="preserve">against</w:t>
+      </w:r>
+      <w:r>
+        <w:t xml:space="preserve"> </w:t>
+      </w:r>
+      <m:oMath>
+        <m:sSub>
+          <m:e>
+            <m:r>
+              <m:t>W</m:t>
+            </m:r>
+          </m:e>
+          <m:sub>
+            <m:r>
+              <m:t>2</m:t>
+            </m:r>
+          </m:sub>
+        </m:sSub>
+      </m:oMath>
+      <w:r>
+        <w:t xml:space="preserve">’s</w:t>
+      </w:r>
+      <w:r>
+        <w:t xml:space="preserve"> </w:t>
+      </w:r>
+      <m:oMath>
+        <m:r>
+          <m:t>0</m:t>
+        </m:r>
+        <m:r>
+          <m:rPr>
+            <m:sty m:val="p"/>
+          </m:rPr>
+          <m:t>/</m:t>
+        </m:r>
+        <m:r>
+          <m:t>40</m:t>
+        </m:r>
+      </m:oMath>
+      <w:r>
+        <w:t xml:space="preserve"> </w:t>
+      </w:r>
+      <w:r>
+        <w:t xml:space="preserve">would not support one even as a point estimate. Solid edges are verified by a</w:t>
+      </w:r>
+      <w:r>
+        <w:t xml:space="preserve"> </w:t>
+      </w:r>
+      <w:r>
+        <w:t xml:space="preserve">lower bound; the edge from</w:t>
       </w:r>
       <w:r>
         <w:t xml:space="preserve"> </w:t>
@@ -44753,7 +45788,7 @@
         <w:t xml:space="preserve"> </w:t>
       </w:r>
       <w:r>
-        <w:t xml:space="preserve">is an</w:t>
+        <w:t xml:space="preserve">is dotted because it is only an</w:t>
       </w:r>
       <w:r>
         <w:t xml:space="preserve"> </w:t>
@@ -44764,7 +45799,7 @@
         </m:r>
       </m:oMath>
       <w:r>
-        <w:t xml:space="preserve">-dominance at</w:t>
+        <w:t xml:space="preserve">-dominance,</w:t>
       </w:r>
       <w:r>
         <w:t xml:space="preserve"> </w:t>
@@ -44780,11 +45815,27 @@
           <m:t>=</m:t>
         </m:r>
         <m:r>
-          <m:t>0.13</m:t>
-        </m:r>
-      </m:oMath>
-      <w:r>
-        <w:t xml:space="preserve">, not an exact one.</w:t>
+          <m:t>0.128</m:t>
+        </m:r>
+      </m:oMath>
+      <w:r>
+        <w:t xml:space="preserve">. The right-hand diagram is therefore a verified</w:t>
+      </w:r>
+      <w:r>
+        <w:t xml:space="preserve"> </w:t>
+      </w:r>
+      <w:r>
+        <w:rPr>
+          <w:i/>
+          <w:iCs/>
+        </w:rPr>
+        <w:t xml:space="preserve">partial</w:t>
+      </w:r>
+      <w:r>
+        <w:t xml:space="preserve"> </w:t>
+      </w:r>
+      <w:r>
+        <w:t xml:space="preserve">picture, not an exactly determined Hasse diagram.</w:t>
       </w:r>
     </w:p>
     <w:bookmarkEnd w:id="90"/>
@@ -47326,13 +48377,52 @@
         <w:t xml:space="preserve"> </w:t>
       </w:r>
       <w:r>
-        <w:t xml:space="preserve">added signal, not where it sits. Order is controlled separately and at power. Reversing the</w:t>
-      </w:r>
-      <w:r>
-        <w:t xml:space="preserve"> </w:t>
-      </w:r>
-      <w:r>
-        <w:t xml:space="preserve">concatenation,</w:t>
+        <w:t xml:space="preserve">added signal, not where it sits. Order is controlled separately, in an</w:t>
+      </w:r>
+      <w:r>
+        <w:t xml:space="preserve"> </w:t>
+      </w:r>
+      <w:r>
+        <w:rPr>
+          <w:i/>
+          <w:iCs/>
+        </w:rPr>
+        <w:t xml:space="preserve">agentic</w:t>
+      </w:r>
+      <w:r>
+        <w:t xml:space="preserve"> </w:t>
+      </w:r>
+      <w:r>
+        <w:t xml:space="preserve">Haiku run at</w:t>
+      </w:r>
+      <w:r>
+        <w:t xml:space="preserve"> </w:t>
+      </w:r>
+      <m:oMath>
+        <m:r>
+          <m:t>n</m:t>
+        </m:r>
+        <m:r>
+          <m:rPr>
+            <m:sty m:val="p"/>
+          </m:rPr>
+          <m:t>=</m:t>
+        </m:r>
+        <m:r>
+          <m:t>80</m:t>
+        </m:r>
+      </m:oMath>
+      <w:r>
+        <w:t xml:space="preserve"> </w:t>
+      </w:r>
+      <w:r>
+        <w:t xml:space="preserve">on the full battery that predates the single-shot regime of the main table</w:t>
+      </w:r>
+      <w:r>
+        <w:t xml:space="preserve"> </w:t>
+      </w:r>
+      <w:r>
+        <w:t xml:space="preserve">(Appendix C). Reversing the concatenation,</w:t>
       </w:r>
       <w:r>
         <w:t xml:space="preserve"> </w:t>
@@ -47475,30 +48565,7 @@
         <w:t xml:space="preserve"> </w:t>
       </w:r>
       <w:r>
-        <w:t xml:space="preserve">either: at</w:t>
-      </w:r>
-      <w:r>
-        <w:t xml:space="preserve"> </w:t>
-      </w:r>
-      <m:oMath>
-        <m:r>
-          <m:t>n</m:t>
-        </m:r>
-        <m:r>
-          <m:rPr>
-            <m:sty m:val="p"/>
-          </m:rPr>
-          <m:t>=</m:t>
-        </m:r>
-        <m:r>
-          <m:t>80</m:t>
-        </m:r>
-      </m:oMath>
-      <w:r>
-        <w:t xml:space="preserve"> </w:t>
-      </w:r>
-      <w:r>
-        <w:t xml:space="preserve">on the full battery,</w:t>
+        <w:t xml:space="preserve">there either:</w:t>
       </w:r>
       <w:r>
         <w:t xml:space="preserve"> </w:t>
@@ -47589,13 +48656,7 @@
         </m:r>
       </m:oMath>
       <w:r>
-        <w:t xml:space="preserve">, both verified harmful at the paper’s own standard (upper</w:t>
-      </w:r>
-      <w:r>
-        <w:t xml:space="preserve"> </w:t>
-      </w:r>
-      <w:r>
-        <w:t xml:space="preserve">bounds</w:t>
+        <w:t xml:space="preserve">, both clearing</w:t>
       </w:r>
       <w:r>
         <w:t xml:space="preserve"> </w:t>
@@ -47608,6 +48669,26 @@
           <m:t>−</m:t>
         </m:r>
         <m:r>
+          <m:t>τ</m:t>
+        </m:r>
+      </m:oMath>
+      <w:r>
+        <w:t xml:space="preserve"> </w:t>
+      </w:r>
+      <w:r>
+        <w:t xml:space="preserve">(upper bounds</w:t>
+      </w:r>
+      <w:r>
+        <w:t xml:space="preserve"> </w:t>
+      </w:r>
+      <m:oMath>
+        <m:r>
+          <m:rPr>
+            <m:sty m:val="p"/>
+          </m:rPr>
+          <m:t>−</m:t>
+        </m:r>
+        <m:r>
           <m:t>0.83</m:t>
         </m:r>
       </m:oMath>
@@ -47632,13 +48713,81 @@
         </m:r>
       </m:oMath>
       <w:r>
-        <w:t xml:space="preserve">). Neither ordering restores the single-source arm, so the collapse is</w:t>
-      </w:r>
-      <w:r>
-        <w:t xml:space="preserve"> </w:t>
-      </w:r>
-      <w:r>
-        <w:t xml:space="preserve">not a primacy or recency effect.</w:t>
+        <w:t xml:space="preserve">). Neither ordering restores the single-source arm, so within that run the</w:t>
+      </w:r>
+      <w:r>
+        <w:t xml:space="preserve"> </w:t>
+      </w:r>
+      <w:r>
+        <w:t xml:space="preserve">collapse is not a pure primacy or recency effect. Order does move the magnitude, by</w:t>
+      </w:r>
+      <w:r>
+        <w:t xml:space="preserve"> </w:t>
+      </w:r>
+      <m:oMath>
+        <m:r>
+          <m:rPr>
+            <m:sty m:val="p"/>
+          </m:rPr>
+          <m:t>−</m:t>
+        </m:r>
+        <m:r>
+          <m:t>22.5</m:t>
+        </m:r>
+      </m:oMath>
+      <w:r>
+        <w:t xml:space="preserve"> </w:t>
+      </w:r>
+      <w:r>
+        <w:t xml:space="preserve">and</w:t>
+      </w:r>
+      <w:r>
+        <w:t xml:space="preserve"> </w:t>
+      </w:r>
+      <m:oMath>
+        <m:r>
+          <m:rPr>
+            <m:sty m:val="p"/>
+          </m:rPr>
+          <m:t>+</m:t>
+        </m:r>
+        <m:r>
+          <m:t>20</m:t>
+        </m:r>
+      </m:oMath>
+      <w:r>
+        <w:t xml:space="preserve"> </w:t>
+      </w:r>
+      <w:r>
+        <w:t xml:space="preserve">percentage points between the two orderings, so a positional contribution to the</w:t>
+      </w:r>
+      <w:r>
+        <w:t xml:space="preserve"> </w:t>
+      </w:r>
+      <w:r>
+        <w:rPr>
+          <w:i/>
+          <w:iCs/>
+        </w:rPr>
+        <w:t xml:space="preserve">size</w:t>
+      </w:r>
+      <w:r>
+        <w:t xml:space="preserve"> </w:t>
+      </w:r>
+      <w:r>
+        <w:t xml:space="preserve">of the harm is not excluded, only a positional explanation of its existence. Because</w:t>
+      </w:r>
+      <w:r>
+        <w:t xml:space="preserve"> </w:t>
+      </w:r>
+      <w:r>
+        <w:t xml:space="preserve">the run is agentic and the main table is single-shot, we report this as an auxiliary control</w:t>
+      </w:r>
+      <w:r>
+        <w:t xml:space="preserve"> </w:t>
+      </w:r>
+      <w:r>
+        <w:t xml:space="preserve">rather than as part of the six-model record.</w:t>
       </w:r>
     </w:p>
     <w:bookmarkEnd w:id="94"/>
@@ -57332,13 +58481,13 @@
         <w:t xml:space="preserve"> </w:t>
       </w:r>
       <w:r>
-        <w:t xml:space="preserve">on the two collapse cells, and the order control</w:t>
-      </w:r>
-      <w:r>
-        <w:t xml:space="preserve"> </w:t>
-      </w:r>
-      <w:r>
-        <w:t xml:space="preserve">is a Haiku</w:t>
+        <w:t xml:space="preserve">on the two collapse cells. The order control is</w:t>
+      </w:r>
+      <w:r>
+        <w:t xml:space="preserve"> </w:t>
+      </w:r>
+      <w:r>
+        <w:t xml:space="preserve">a Haiku</w:t>
       </w:r>
       <w:r>
         <w:t xml:space="preserve"> </w:t>
@@ -57361,25 +58510,41 @@
         <w:t xml:space="preserve"> </w:t>
       </w:r>
       <w:r>
-        <w:t xml:space="preserve">arm; none of the four is part of the six-model record, so</w:t>
-      </w:r>
-      <w:r>
-        <w:t xml:space="preserve"> </w:t>
-      </w:r>
-      <w:r>
-        <w:t xml:space="preserve">“the harm is not</w:t>
-      </w:r>
-      <w:r>
-        <w:t xml:space="preserve"> </w:t>
-      </w:r>
-      <w:r>
-        <w:t xml:space="preserve">length or position”</w:t>
-      </w:r>
-      <w:r>
-        <w:t xml:space="preserve"> </w:t>
-      </w:r>
-      <w:r>
-        <w:t xml:space="preserve">is established on one model, not across the roster. The padding match is by</w:t>
+        <w:t xml:space="preserve">arm in the earlier</w:t>
+      </w:r>
+      <w:r>
+        <w:t xml:space="preserve"> </w:t>
+      </w:r>
+      <w:r>
+        <w:rPr>
+          <w:i/>
+          <w:iCs/>
+        </w:rPr>
+        <w:t xml:space="preserve">agentic</w:t>
+      </w:r>
+      <w:r>
+        <w:t xml:space="preserve"> </w:t>
+      </w:r>
+      <w:r>
+        <w:t xml:space="preserve">regime, so it is not directly comparable with the</w:t>
+      </w:r>
+      <w:r>
+        <w:t xml:space="preserve"> </w:t>
+      </w:r>
+      <w:r>
+        <w:t xml:space="preserve">single-shot main table and we report it as auxiliary. None of the four is part of the six-model</w:t>
+      </w:r>
+      <w:r>
+        <w:t xml:space="preserve"> </w:t>
+      </w:r>
+      <w:r>
+        <w:t xml:space="preserve">record, so what these controls establish is established on one model, not across the roster. The</w:t>
+      </w:r>
+      <w:r>
+        <w:t xml:space="preserve"> </w:t>
+      </w:r>
+      <w:r>
+        <w:t xml:space="preserve">padding match is by</w:t>
       </w:r>
       <w:r>
         <w:t xml:space="preserve"> </w:t>
@@ -57420,7 +58585,13 @@
         <w:t xml:space="preserve"> </w:t>
       </w:r>
       <w:r>
-        <w:t xml:space="preserve">at the arm level), not by subword tokens, and because</w:t>
+        <w:t xml:space="preserve">at the arm level), not by subword</w:t>
+      </w:r>
+      <w:r>
+        <w:t xml:space="preserve"> </w:t>
+      </w:r>
+      <w:r>
+        <w:t xml:space="preserve">tokens, and because</w:t>
       </w:r>
       <w:r>
         <w:t xml:space="preserve"> </w:t>
@@ -57443,13 +58614,35 @@
         <w:t xml:space="preserve"> </w:t>
       </w:r>
       <w:r>
-        <w:t xml:space="preserve">is symbol-dense while the filler is plain prose the two arms are not tokenizer-matched. The</w:t>
-      </w:r>
-      <w:r>
-        <w:t xml:space="preserve"> </w:t>
-      </w:r>
-      <w:r>
-        <w:t xml:space="preserve">filler is also off-topic for the</w:t>
+        <w:t xml:space="preserve">is symbol-dense while the filler is plain prose the two arms are not</w:t>
+      </w:r>
+      <w:r>
+        <w:t xml:space="preserve"> </w:t>
+      </w:r>
+      <w:r>
+        <w:t xml:space="preserve">tokenizer-matched; token count is therefore</w:t>
+      </w:r>
+      <w:r>
+        <w:t xml:space="preserve"> </w:t>
+      </w:r>
+      <w:r>
+        <w:rPr>
+          <w:i/>
+          <w:iCs/>
+        </w:rPr>
+        <w:t xml:space="preserve">not</w:t>
+      </w:r>
+      <w:r>
+        <w:t xml:space="preserve"> </w:t>
+      </w:r>
+      <w:r>
+        <w:t xml:space="preserve">isolated, only gross length. The filler is</w:t>
+      </w:r>
+      <w:r>
+        <w:t xml:space="preserve"> </w:t>
+      </w:r>
+      <w:r>
+        <w:t xml:space="preserve">also off-topic for the</w:t>
       </w:r>
       <w:r>
         <w:t xml:space="preserve"> </w:t>
@@ -57464,13 +58657,37 @@
         <w:t xml:space="preserve"> </w:t>
       </w:r>
       <w:r>
-        <w:t xml:space="preserve">module. A tokenizer-matched control, an on-topic</w:t>
-      </w:r>
-      <w:r>
-        <w:t xml:space="preserve"> </w:t>
-      </w:r>
-      <w:r>
-        <w:t xml:space="preserve">but verifier-irrelevant control, and any of these across the roster remain untested.</w:t>
+        <w:t xml:space="preserve">module. Taken together the controls show that on this model</w:t>
+      </w:r>
+      <w:r>
+        <w:t xml:space="preserve"> </w:t>
+      </w:r>
+      <w:r>
+        <w:t xml:space="preserve">the content of the added block and the routing instruction move the outcome, while an off-topic</w:t>
+      </w:r>
+      <w:r>
+        <w:t xml:space="preserve"> </w:t>
+      </w:r>
+      <w:r>
+        <w:t xml:space="preserve">block of the same character length does not. They do not isolate tokenization, processing</w:t>
+      </w:r>
+      <w:r>
+        <w:t xml:space="preserve"> </w:t>
+      </w:r>
+      <w:r>
+        <w:t xml:space="preserve">difficulty, or position, and they do not establish the internal cause. A tokenizer-matched</w:t>
+      </w:r>
+      <w:r>
+        <w:t xml:space="preserve"> </w:t>
+      </w:r>
+      <w:r>
+        <w:t xml:space="preserve">control, an on-topic but verifier-irrelevant control, a matched single-shot order control, and any</w:t>
+      </w:r>
+      <w:r>
+        <w:t xml:space="preserve"> </w:t>
+      </w:r>
+      <w:r>
+        <w:t xml:space="preserve">of these across the roster remain untested.</w:t>
       </w:r>
     </w:p>
     <w:bookmarkEnd w:id="121"/>
@@ -57508,19 +58725,53 @@
         <w:t xml:space="preserve"> </w:t>
       </w:r>
       <w:r>
-        <w:t xml:space="preserve">draws per cell (Assumption 2), which holds because each draw is an independent</w:t>
-      </w:r>
-      <w:r>
-        <w:t xml:space="preserve"> </w:t>
-      </w:r>
-      <w:r>
-        <w:t xml:space="preserve">single-shot call (protocol in Appendix C); marginal-versus-joint control is discussed</w:t>
-      </w:r>
-      <w:r>
-        <w:t xml:space="preserve"> </w:t>
-      </w:r>
-      <w:r>
-        <w:t xml:space="preserve">in §8.1.</w:t>
+        <w:t xml:space="preserve">draws per cell (Assumption 2). Each draw is a separate call with no shared session or</w:t>
+      </w:r>
+      <w:r>
+        <w:t xml:space="preserve"> </w:t>
+      </w:r>
+      <w:r>
+        <w:t xml:space="preserve">conversation history (protocol in Appendix C), which makes independence plausible;</w:t>
+      </w:r>
+      <w:r>
+        <w:t xml:space="preserve"> </w:t>
+      </w:r>
+      <w:r>
+        <w:t xml:space="preserve">it does not</w:t>
+      </w:r>
+      <w:r>
+        <w:t xml:space="preserve"> </w:t>
+      </w:r>
+      <w:r>
+        <w:rPr>
+          <w:i/>
+          <w:iCs/>
+        </w:rPr>
+        <w:t xml:space="preserve">establish</w:t>
+      </w:r>
+      <w:r>
+        <w:t xml:space="preserve"> </w:t>
+      </w:r>
+      <w:r>
+        <w:t xml:space="preserve">it, nor that the served backend was stationary across a run. Both</w:t>
+      </w:r>
+      <w:r>
+        <w:t xml:space="preserve"> </w:t>
+      </w:r>
+      <w:r>
+        <w:t xml:space="preserve">remain assumptions on which the coverage statements depend, and a provider-side model or routing</w:t>
+      </w:r>
+      <w:r>
+        <w:t xml:space="preserve"> </w:t>
+      </w:r>
+      <w:r>
+        <w:t xml:space="preserve">change during a run would break them silently. Marginal-versus-joint control is discussed in</w:t>
+      </w:r>
+      <w:r>
+        <w:t xml:space="preserve"> </w:t>
+      </w:r>
+      <w:r>
+        <w:t xml:space="preserve">§8.1.</w:t>
       </w:r>
     </w:p>
     <w:bookmarkEnd w:id="122"/>
@@ -58078,35 +59329,37 @@
         <w:t xml:space="preserve"> </w:t>
       </w:r>
       <w:r>
-        <w:t xml:space="preserve">impossibility is a theorem about</w:t>
-      </w:r>
-      <w:r>
-        <w:t xml:space="preserve"> </w:t>
-      </w:r>
-      <w:r>
-        <w:rPr>
-          <w:i/>
-          <w:iCs/>
-        </w:rPr>
-        <w:t xml:space="preserve">cheap</w:t>
-      </w:r>
-      <w:r>
-        <w:t xml:space="preserve"> </w:t>
-      </w:r>
-      <w:r>
-        <w:t xml:space="preserve">selection: per-source scalars</w:t>
-      </w:r>
-      <w:r>
-        <w:t xml:space="preserve"> </w:t>
-      </w:r>
-      <w:r>
-        <w:t xml:space="preserve">(Theorem 2) and topical query-conditioned scores</w:t>
-      </w:r>
-      <w:r>
-        <w:t xml:space="preserve"> </w:t>
-      </w:r>
-      <w:r>
-        <w:t xml:space="preserve">(Proposition 2), not all context selection. The measured spectrum</w:t>
+        <w:t xml:space="preserve">impossibility is narrow and its scope is stated exactly: one number per source fixed across tasks</w:t>
+      </w:r>
+      <w:r>
+        <w:t xml:space="preserve"> </w:t>
+      </w:r>
+      <w:r>
+        <w:t xml:space="preserve">(Theorem 2), and query-conditioned scores meeting the two hypotheses of</w:t>
+      </w:r>
+      <w:r>
+        <w:t xml:space="preserve"> </w:t>
+      </w:r>
+      <w:r>
+        <w:t xml:space="preserve">Proposition 2. It is not a statement about all context selection, and</w:t>
+      </w:r>
+      <w:r>
+        <w:t xml:space="preserve"> </w:t>
+      </w:r>
+      <w:r>
+        <w:t xml:space="preserve">it implies no lower bound on computational cost: a task-conditioned score, a router over public</w:t>
+      </w:r>
+      <w:r>
+        <w:t xml:space="preserve"> </w:t>
+      </w:r>
+      <w:r>
+        <w:t xml:space="preserve">task metadata, or any number of cheap algorithms lie outside it</w:t>
+      </w:r>
+      <w:r>
+        <w:t xml:space="preserve"> </w:t>
+      </w:r>
+      <w:r>
+        <w:t xml:space="preserve">(Remark 5). The measured spectrum</w:t>
       </w:r>
       <w:r>
         <w:t xml:space="preserve"> </w:t>
@@ -58124,13 +59377,25 @@
         <w:t xml:space="preserve"> </w:t>
       </w:r>
       <w:r>
-        <w:t xml:space="preserve">the decisive content, escapes it. The hierarchy is computational: scalar scores cannot represent</w:t>
-      </w:r>
-      <w:r>
-        <w:t xml:space="preserve"> </w:t>
-      </w:r>
-      <w:r>
-        <w:t xml:space="preserve">the order, and probes that read content can measure it, at probe cost. The remaining</w:t>
+        <w:t xml:space="preserve">the decisive content, escapes it. That is a measured contrast between named checkpoints, not a</w:t>
+      </w:r>
+      <w:r>
+        <w:t xml:space="preserve"> </w:t>
+      </w:r>
+      <w:r>
+        <w:t xml:space="preserve">proved separation between complexity classes: what the theory establishes is that a single</w:t>
+      </w:r>
+      <w:r>
+        <w:t xml:space="preserve"> </w:t>
+      </w:r>
+      <w:r>
+        <w:t xml:space="preserve">task-independent number cannot represent a partial order, and what the probe shows is that</w:t>
+      </w:r>
+      <w:r>
+        <w:t xml:space="preserve"> </w:t>
+      </w:r>
+      <w:r>
+        <w:t xml:space="preserve">reading content suffices to measure it on this battery. The remaining</w:t>
       </w:r>
       <w:r>
         <w:t xml:space="preserve"> </w:t>
@@ -58344,7 +59609,51 @@
         <w:t xml:space="preserve"> </w:t>
       </w:r>
       <w:r>
-        <w:t xml:space="preserve">§7.5.1.</w:t>
+        <w:t xml:space="preserve">§7.5.1. Two kinds of record must be distinguished. The original runs stored</w:t>
+      </w:r>
+      <w:r>
+        <w:t xml:space="preserve"> </w:t>
+      </w:r>
+      <w:r>
+        <w:rPr>
+          <w:i/>
+          <w:iCs/>
+        </w:rPr>
+        <w:t xml:space="preserve">aggregated</w:t>
+      </w:r>
+      <w:r>
+        <w:t xml:space="preserve"> </w:t>
+      </w:r>
+      <w:r>
+        <w:t xml:space="preserve">per-cell counts and logs; raw model completions were not retained, and cannot be</w:t>
+      </w:r>
+      <w:r>
+        <w:t xml:space="preserve"> </w:t>
+      </w:r>
+      <w:r>
+        <w:t xml:space="preserve">recovered. The retention re-measurement of §7.5.2 and the diagnostic runs stored</w:t>
+      </w:r>
+      <w:r>
+        <w:t xml:space="preserve"> </w:t>
+      </w:r>
+      <w:r>
+        <w:rPr>
+          <w:i/>
+          <w:iCs/>
+        </w:rPr>
+        <w:t xml:space="preserve">raw</w:t>
+      </w:r>
+      <w:r>
+        <w:t xml:space="preserve"> </w:t>
+      </w:r>
+      <w:r>
+        <w:t xml:space="preserve">completions, and those are released in full. Claims that depend on reading replies are</w:t>
+      </w:r>
+      <w:r>
+        <w:t xml:space="preserve"> </w:t>
+      </w:r>
+      <w:r>
+        <w:t xml:space="preserve">therefore made only against the second kind.</w:t>
       </w:r>
       <w:r>
         <w:t xml:space="preserve"> </w:t>
@@ -58359,52 +59668,31 @@
         <w:t xml:space="preserve"> </w:t>
       </w:r>
       <w:r>
-        <w:t xml:space="preserve">pins every record by SHA-256 and maps each</w:t>
-      </w:r>
-      <w:r>
-        <w:t xml:space="preserve"> </w:t>
-      </w:r>
-      <w:r>
-        <w:t xml:space="preserve">table and figure to the files it is computed from. The repository’s full commit history is</w:t>
-      </w:r>
-      <w:r>
-        <w:t xml:space="preserve"> </w:t>
-      </w:r>
-      <w:r>
-        <w:t xml:space="preserve">published with it and is authored solely by the corresponding author, with the generative-AI</w:t>
-      </w:r>
-      <w:r>
-        <w:t xml:space="preserve"> </w:t>
-      </w:r>
-      <w:r>
-        <w:t xml:space="preserve">assistance of the Acknowledgments recorded per commit in</w:t>
-      </w:r>
-      <w:r>
-        <w:t xml:space="preserve"> </w:t>
-      </w:r>
-      <w:r>
-        <w:rPr>
-          <w:rStyle w:val="VerbatimChar"/>
-        </w:rPr>
-        <w:t xml:space="preserve">Co-Authored-By</w:t>
-      </w:r>
-      <w:r>
-        <w:t xml:space="preserve"> </w:t>
-      </w:r>
-      <w:r>
-        <w:t xml:space="preserve">trailers, so the</w:t>
-      </w:r>
-      <w:r>
-        <w:t xml:space="preserve"> </w:t>
-      </w:r>
-      <w:r>
-        <w:t xml:space="preserve">provenance of every artifact is inspectable. No data were withheld; every reported figure is</w:t>
-      </w:r>
-      <w:r>
-        <w:t xml:space="preserve"> </w:t>
-      </w:r>
-      <w:r>
-        <w:t xml:space="preserve">computed from those files by the released scripts.</w:t>
+        <w:t xml:space="preserve">pins every released</w:t>
+      </w:r>
+      <w:r>
+        <w:t xml:space="preserve"> </w:t>
+      </w:r>
+      <w:r>
+        <w:t xml:space="preserve">record by SHA-256 and maps each table and figure to the files it is computed from; it certifies</w:t>
+      </w:r>
+      <w:r>
+        <w:t xml:space="preserve"> </w:t>
+      </w:r>
+      <w:r>
+        <w:t xml:space="preserve">the integrity of what is published, not the existence of what was never kept. The repository’s</w:t>
+      </w:r>
+      <w:r>
+        <w:t xml:space="preserve"> </w:t>
+      </w:r>
+      <w:r>
+        <w:t xml:space="preserve">full commit history is published with it, so the provenance of every artifact is inspectable. No</w:t>
+      </w:r>
+      <w:r>
+        <w:t xml:space="preserve"> </w:t>
+      </w:r>
+      <w:r>
+        <w:t xml:space="preserve">data were withheld; every reported figure is computed from those files by the released scripts.</w:t>
       </w:r>
     </w:p>
     <w:bookmarkEnd w:id="131"/>
@@ -69757,7 +71045,7 @@
         <w:t xml:space="preserve"> </w:t>
       </w:r>
       <w:r>
-        <w:t xml:space="preserve">clears the pre-registered margin</w:t>
+        <w:t xml:space="preserve">clears the margin</w:t>
       </w:r>
       <w:r>
         <w:t xml:space="preserve"> </w:t>
@@ -69777,7 +71065,10 @@
         </m:r>
       </m:oMath>
       <w:r>
-        <w:t xml:space="preserve">. The binding constraint is the</w:t>
+        <w:t xml:space="preserve"> </w:t>
+      </w:r>
+      <w:r>
+        <w:t xml:space="preserve">fixed for the whole programme. The binding constraint is the</w:t>
       </w:r>
       <w:r>
         <w:t xml:space="preserve"> </w:t>
@@ -72935,7 +74226,48 @@
         </m:r>
       </m:oMath>
       <w:r>
-        <w:t xml:space="preserve">-second timeout. Transport-level failures (empty or zero-token results) are retried up to three</w:t>
+        <w:t xml:space="preserve">-second timeout. This describes every run reported in the main tables. The one exception is</w:t>
+      </w:r>
+      <w:r>
+        <w:t xml:space="preserve"> </w:t>
+      </w:r>
+      <w:r>
+        <w:t xml:space="preserve">the order control of §7.4.3, an earlier</w:t>
+      </w:r>
+      <w:r>
+        <w:t xml:space="preserve"> </w:t>
+      </w:r>
+      <m:oMath>
+        <m:r>
+          <m:t>n</m:t>
+        </m:r>
+        <m:r>
+          <m:rPr>
+            <m:sty m:val="p"/>
+          </m:rPr>
+          <m:t>=</m:t>
+        </m:r>
+        <m:r>
+          <m:t>80</m:t>
+        </m:r>
+      </m:oMath>
+      <w:r>
+        <w:t xml:space="preserve"> </w:t>
+      </w:r>
+      <w:r>
+        <w:t xml:space="preserve">Haiku run made through the</w:t>
+      </w:r>
+      <w:r>
+        <w:t xml:space="preserve"> </w:t>
+      </w:r>
+      <w:r>
+        <w:t xml:space="preserve">agentic CLI path (up to six turns per attempt) rather than the single-shot one; it is reported as</w:t>
+      </w:r>
+      <w:r>
+        <w:t xml:space="preserve"> </w:t>
+      </w:r>
+      <w:r>
+        <w:t xml:space="preserve">an auxiliary control for that reason and enters no table of the six-model record. Transport-level failures (empty or zero-token results) are retried up to three</w:t>
       </w:r>
       <w:r>
         <w:t xml:space="preserve"> </w:t>
@@ -75695,7 +77027,7 @@
         <w:pStyle w:val="Bibliography"/>
       </w:pPr>
       <w:r>
-        <w:t xml:space="preserve">Khan, M. Ali, Haomiao Yu, and Zhixiang Zhang. 2024.</w:t>
+        <w:t xml:space="preserve">Khan, M. Ali, Haomiao Yu, and Zhixiang Zhang. 2025.</w:t>
       </w:r>
       <w:r>
         <w:t xml:space="preserve"> </w:t>
@@ -75726,7 +77058,7 @@
         <w:t xml:space="preserve"> </w:t>
       </w:r>
       <w:r>
-        <w:t xml:space="preserve">245: 112146.</w:t>
+        <w:t xml:space="preserve">247: 112146.</w:t>
       </w:r>
       <w:r>
         <w:t xml:space="preserve"> </w:t>

--- a/paper/blackwell-paper-MAKE.docx
+++ b/paper/blackwell-paper-MAKE.docx
@@ -43390,7 +43390,7 @@
         <w:t xml:space="preserve"> </w:t>
       </w:r>
       <w:r>
-        <w:t xml:space="preserve">added signal, not where it sits. Order is controlled separately, in an</w:t>
+        <w:t xml:space="preserve">added signal, not where it sits. Order is controlled separately, in an earlier</w:t>
       </w:r>
       <w:r>
         <w:t xml:space="preserve"> </w:t>
@@ -43429,7 +43429,7 @@
         <w:t xml:space="preserve"> </w:t>
       </w:r>
       <w:r>
-        <w:t xml:space="preserve">on the full battery that predates the single-shot regime of the main table</w:t>
+        <w:t xml:space="preserve">that predates the single-shot regime of the main table</w:t>
       </w:r>
       <w:r>
         <w:t xml:space="preserve"> </w:t>
@@ -43578,7 +43578,7 @@
         <w:t xml:space="preserve"> </w:t>
       </w:r>
       <w:r>
-        <w:t xml:space="preserve">there either:</w:t>
+        <w:t xml:space="preserve">there either: on</w:t>
       </w:r>
       <w:r>
         <w:t xml:space="preserve"> </w:t>
@@ -43590,10 +43590,68 @@
         <w:t xml:space="preserve">api_post_ok</w:t>
       </w:r>
       <w:r>
-        <w:t xml:space="preserve"> </w:t>
-      </w:r>
-      <w:r>
-        <w:t xml:space="preserve">runs</w:t>
+        <w:t xml:space="preserve">, whose</w:t>
+      </w:r>
+      <w:r>
+        <w:t xml:space="preserve"> </w:t>
+      </w:r>
+      <w:r>
+        <w:rPr>
+          <w:rStyle w:val="VerbatimChar"/>
+        </w:rPr>
+        <w:t xml:space="preserve">none</w:t>
+      </w:r>
+      <w:r>
+        <w:t xml:space="preserve"> </w:t>
+      </w:r>
+      <w:r>
+        <w:t xml:space="preserve">arm is</w:t>
+      </w:r>
+      <w:r>
+        <w:t xml:space="preserve"> </w:t>
+      </w:r>
+      <m:oMath>
+        <m:r>
+          <m:t>0</m:t>
+        </m:r>
+        <m:r>
+          <m:rPr>
+            <m:sty m:val="p"/>
+          </m:rPr>
+          <m:t>/</m:t>
+        </m:r>
+        <m:r>
+          <m:t>80</m:t>
+        </m:r>
+      </m:oMath>
+      <w:r>
+        <w:t xml:space="preserve"> </w:t>
+      </w:r>
+      <w:r>
+        <w:t xml:space="preserve">in that run,</w:t>
+      </w:r>
+      <w:r>
+        <w:t xml:space="preserve"> </w:t>
+      </w:r>
+      <m:oMath>
+        <m:sSub>
+          <m:e>
+            <m:r>
+              <m:t>W</m:t>
+            </m:r>
+          </m:e>
+          <m:sub>
+            <m:r>
+              <m:t>1</m:t>
+            </m:r>
+          </m:sub>
+        </m:sSub>
+      </m:oMath>
+      <w:r>
+        <w:t xml:space="preserve"> </w:t>
+      </w:r>
+      <w:r>
+        <w:t xml:space="preserve">scores</w:t>
       </w:r>
       <w:r>
         <w:t xml:space="preserve"> </w:t>
@@ -43608,12 +43666,17 @@
           </m:rPr>
           <m:t>%</m:t>
         </m:r>
-        <m:r>
-          <m:rPr>
-            <m:sty m:val="p"/>
-          </m:rPr>
-          <m:t>→</m:t>
-        </m:r>
+      </m:oMath>
+      <w:r>
+        <w:t xml:space="preserve"> </w:t>
+      </w:r>
+      <w:r>
+        <w:t xml:space="preserve">and the reversed superset</w:t>
+      </w:r>
+      <w:r>
+        <w:t xml:space="preserve"> </w:t>
+      </w:r>
+      <m:oMath>
         <m:r>
           <m:t>1</m:t>
         </m:r>
@@ -43625,10 +43688,48 @@
         </m:r>
       </m:oMath>
       <w:r>
-        <w:t xml:space="preserve"> </w:t>
-      </w:r>
-      <w:r>
-        <w:t xml:space="preserve">and</w:t>
+        <w:t xml:space="preserve">, a</w:t>
+      </w:r>
+      <w:r>
+        <w:t xml:space="preserve"> </w:t>
+      </w:r>
+      <w:r>
+        <w:t xml:space="preserve">contrast whose upper bound is</w:t>
+      </w:r>
+      <w:r>
+        <w:t xml:space="preserve"> </w:t>
+      </w:r>
+      <m:oMath>
+        <m:r>
+          <m:rPr>
+            <m:sty m:val="p"/>
+          </m:rPr>
+          <m:t>−</m:t>
+        </m:r>
+        <m:r>
+          <m:t>0.83</m:t>
+        </m:r>
+      </m:oMath>
+      <w:r>
+        <w:t xml:space="preserve">. Neither ordering restores the single-source arm, so within</w:t>
+      </w:r>
+      <w:r>
+        <w:t xml:space="preserve"> </w:t>
+      </w:r>
+      <w:r>
+        <w:t xml:space="preserve">that run the collapse is not a pure primacy or recency effect. Two limits on how far this</w:t>
+      </w:r>
+      <w:r>
+        <w:t xml:space="preserve"> </w:t>
+      </w:r>
+      <w:r>
+        <w:t xml:space="preserve">carries. The run is agentic while the main table is single-shot, so we report it as an auxiliary</w:t>
+      </w:r>
+      <w:r>
+        <w:t xml:space="preserve"> </w:t>
+      </w:r>
+      <w:r>
+        <w:t xml:space="preserve">control rather than as part of the six-model record. And its</w:t>
       </w:r>
       <w:r>
         <w:t xml:space="preserve"> </w:t>
@@ -43642,9 +43743,21 @@
       <w:r>
         <w:t xml:space="preserve"> </w:t>
       </w:r>
-      <m:oMath>
-        <m:r>
-          <m:t>100</m:t>
+      <w:r>
+        <w:t xml:space="preserve">arm used an</w:t>
+      </w:r>
+      <w:r>
+        <w:t xml:space="preserve"> </w:t>
+      </w:r>
+      <w:r>
+        <w:t xml:space="preserve">earlier, leakier version of that task, with a</w:t>
+      </w:r>
+      <w:r>
+        <w:t xml:space="preserve"> </w:t>
+      </w:r>
+      <m:oMath>
+        <m:r>
+          <m:t>40</m:t>
         </m:r>
         <m:r>
           <m:rPr>
@@ -43652,14 +43765,36 @@
           </m:rPr>
           <m:t>%</m:t>
         </m:r>
-        <m:r>
-          <m:rPr>
-            <m:sty m:val="p"/>
-          </m:rPr>
-          <m:t>→</m:t>
-        </m:r>
-        <m:r>
-          <m:t>44</m:t>
+      </m:oMath>
+      <w:r>
+        <w:t xml:space="preserve"> </w:t>
+      </w:r>
+      <w:r>
+        <w:rPr>
+          <w:rStyle w:val="VerbatimChar"/>
+        </w:rPr>
+        <w:t xml:space="preserve">none</w:t>
+      </w:r>
+      <w:r>
+        <w:t xml:space="preserve"> </w:t>
+      </w:r>
+      <w:r>
+        <w:t xml:space="preserve">baseline against the</w:t>
+      </w:r>
+      <w:r>
+        <w:t xml:space="preserve"> </w:t>
+      </w:r>
+      <m:oMath>
+        <m:r>
+          <m:t>1</m:t>
+        </m:r>
+      </m:oMath>
+      <w:r>
+        <w:t xml:space="preserve">–</w:t>
+      </w:r>
+      <m:oMath>
+        <m:r>
+          <m:t>2</m:t>
         </m:r>
         <m:r>
           <m:rPr>
@@ -43669,138 +43804,32 @@
         </m:r>
       </m:oMath>
       <w:r>
-        <w:t xml:space="preserve">, both clearing</w:t>
-      </w:r>
-      <w:r>
-        <w:t xml:space="preserve"> </w:t>
-      </w:r>
-      <m:oMath>
-        <m:r>
-          <m:rPr>
-            <m:sty m:val="p"/>
-          </m:rPr>
-          <m:t>−</m:t>
-        </m:r>
-        <m:r>
-          <m:t>τ</m:t>
-        </m:r>
-      </m:oMath>
-      <w:r>
-        <w:t xml:space="preserve"> </w:t>
-      </w:r>
-      <w:r>
-        <w:t xml:space="preserve">(upper bounds</w:t>
-      </w:r>
-      <w:r>
-        <w:t xml:space="preserve"> </w:t>
-      </w:r>
-      <m:oMath>
-        <m:r>
-          <m:rPr>
-            <m:sty m:val="p"/>
-          </m:rPr>
-          <m:t>−</m:t>
-        </m:r>
-        <m:r>
-          <m:t>0.83</m:t>
-        </m:r>
-      </m:oMath>
-      <w:r>
-        <w:t xml:space="preserve"> </w:t>
-      </w:r>
-      <w:r>
-        <w:t xml:space="preserve">and</w:t>
-      </w:r>
-      <w:r>
-        <w:t xml:space="preserve"> </w:t>
-      </w:r>
-      <m:oMath>
-        <m:r>
-          <m:rPr>
-            <m:sty m:val="p"/>
-          </m:rPr>
-          <m:t>−</m:t>
-        </m:r>
-        <m:r>
-          <m:t>0.38</m:t>
-        </m:r>
-      </m:oMath>
-      <w:r>
-        <w:t xml:space="preserve">). Neither ordering restores the single-source arm, so within that run the</w:t>
-      </w:r>
-      <w:r>
-        <w:t xml:space="preserve"> </w:t>
-      </w:r>
-      <w:r>
-        <w:t xml:space="preserve">collapse is not a pure primacy or recency effect. Order does move the magnitude, by</w:t>
-      </w:r>
-      <w:r>
-        <w:t xml:space="preserve"> </w:t>
-      </w:r>
-      <m:oMath>
-        <m:r>
-          <m:rPr>
-            <m:sty m:val="p"/>
-          </m:rPr>
-          <m:t>−</m:t>
-        </m:r>
-        <m:r>
-          <m:t>22.5</m:t>
-        </m:r>
-      </m:oMath>
-      <w:r>
-        <w:t xml:space="preserve"> </w:t>
-      </w:r>
-      <w:r>
-        <w:t xml:space="preserve">and</w:t>
-      </w:r>
-      <w:r>
-        <w:t xml:space="preserve"> </w:t>
-      </w:r>
-      <m:oMath>
-        <m:r>
-          <m:rPr>
-            <m:sty m:val="p"/>
-          </m:rPr>
-          <m:t>+</m:t>
-        </m:r>
-        <m:r>
-          <m:t>20</m:t>
-        </m:r>
-      </m:oMath>
-      <w:r>
-        <w:t xml:space="preserve"> </w:t>
-      </w:r>
-      <w:r>
-        <w:t xml:space="preserve">percentage points between the two orderings, so a positional contribution to the</w:t>
-      </w:r>
-      <w:r>
-        <w:t xml:space="preserve"> </w:t>
-      </w:r>
-      <w:r>
-        <w:rPr>
-          <w:i/>
-          <w:iCs/>
-        </w:rPr>
-        <w:t xml:space="preserve">size</w:t>
-      </w:r>
-      <w:r>
-        <w:t xml:space="preserve"> </w:t>
-      </w:r>
-      <w:r>
-        <w:t xml:space="preserve">of the harm is not excluded, only a positional explanation of its existence. Because</w:t>
-      </w:r>
-      <w:r>
-        <w:t xml:space="preserve"> </w:t>
-      </w:r>
-      <w:r>
-        <w:t xml:space="preserve">the run is agentic and the main table is single-shot, we report this as an auxiliary control</w:t>
-      </w:r>
-      <w:r>
-        <w:t xml:space="preserve"> </w:t>
-      </w:r>
-      <w:r>
-        <w:t xml:space="preserve">rather than as part of the six-model record.</w:t>
+        <w:t xml:space="preserve"> </w:t>
+      </w:r>
+      <w:r>
+        <w:t xml:space="preserve">of the hardened version used everywhere else, so we do not read its reversed-order figure as</w:t>
+      </w:r>
+      <w:r>
+        <w:t xml:space="preserve"> </w:t>
+      </w:r>
+      <w:r>
+        <w:t xml:space="preserve">comparable and do not rely on it here. What the control establishes is that position does not</w:t>
+      </w:r>
+      <w:r>
+        <w:t xml:space="preserve"> </w:t>
+      </w:r>
+      <w:r>
+        <w:rPr>
+          <w:i/>
+          <w:iCs/>
+        </w:rPr>
+        <w:t xml:space="preserve">explain</w:t>
+      </w:r>
+      <w:r>
+        <w:t xml:space="preserve"> </w:t>
+      </w:r>
+      <w:r>
+        <w:t xml:space="preserve">the collapse; it does not bound how much position contributes to its size.</w:t>
       </w:r>
     </w:p>
     <w:bookmarkEnd w:id="90"/>
@@ -53539,13 +53568,78 @@
         <w:t xml:space="preserve"> </w:t>
       </w:r>
       <w:r>
-        <w:t xml:space="preserve">regime, so it is not directly comparable with the</w:t>
-      </w:r>
-      <w:r>
-        <w:t xml:space="preserve"> </w:t>
-      </w:r>
-      <w:r>
-        <w:t xml:space="preserve">single-shot main table and we report it as auxiliary. None of the four is part of the six-model</w:t>
+        <w:t xml:space="preserve">regime, and its</w:t>
+      </w:r>
+      <w:r>
+        <w:t xml:space="preserve"> </w:t>
+      </w:r>
+      <w:r>
+        <w:rPr>
+          <w:rStyle w:val="VerbatimChar"/>
+        </w:rPr>
+        <w:t xml:space="preserve">api_argorder</w:t>
+      </w:r>
+      <w:r>
+        <w:t xml:space="preserve"> </w:t>
+      </w:r>
+      <w:r>
+        <w:t xml:space="preserve">cell used</w:t>
+      </w:r>
+      <w:r>
+        <w:t xml:space="preserve"> </w:t>
+      </w:r>
+      <w:r>
+        <w:t xml:space="preserve">an earlier variant of that task with a</w:t>
+      </w:r>
+      <w:r>
+        <w:t xml:space="preserve"> </w:t>
+      </w:r>
+      <m:oMath>
+        <m:r>
+          <m:t>40</m:t>
+        </m:r>
+        <m:r>
+          <m:rPr>
+            <m:sty m:val="p"/>
+          </m:rPr>
+          <m:t>%</m:t>
+        </m:r>
+      </m:oMath>
+      <w:r>
+        <w:t xml:space="preserve"> </w:t>
+      </w:r>
+      <w:r>
+        <w:rPr>
+          <w:rStyle w:val="VerbatimChar"/>
+        </w:rPr>
+        <w:t xml:space="preserve">none</w:t>
+      </w:r>
+      <w:r>
+        <w:t xml:space="preserve"> </w:t>
+      </w:r>
+      <w:r>
+        <w:t xml:space="preserve">baseline; it is therefore not</w:t>
+      </w:r>
+      <w:r>
+        <w:t xml:space="preserve"> </w:t>
+      </w:r>
+      <w:r>
+        <w:t xml:space="preserve">comparable with the single-shot main table and we report only its clean</w:t>
+      </w:r>
+      <w:r>
+        <w:t xml:space="preserve"> </w:t>
+      </w:r>
+      <w:r>
+        <w:rPr>
+          <w:rStyle w:val="VerbatimChar"/>
+        </w:rPr>
+        <w:t xml:space="preserve">api_post_ok</w:t>
+      </w:r>
+      <w:r>
+        <w:t xml:space="preserve"> </w:t>
+      </w:r>
+      <w:r>
+        <w:t xml:space="preserve">arm, as auxiliary. None of the four is part of the six-model</w:t>
       </w:r>
       <w:r>
         <w:t xml:space="preserve"> </w:t>
@@ -67617,6 +67711,146 @@
       </w:r>
       <w:r>
         <w:t xml:space="preserve">calls),</w:t>
+      </w:r>
+      <w:r>
+        <w:t xml:space="preserve"> </w:t>
+      </w:r>
+      <w:r>
+        <w:rPr>
+          <w:rStyle w:val="VerbatimChar"/>
+        </w:rPr>
+        <w:t xml:space="preserve">blackwell_argorder_n80</w:t>
+      </w:r>
+      <w:r>
+        <w:t xml:space="preserve"> </w:t>
+      </w:r>
+      <w:r>
+        <w:t xml:space="preserve">(an agentic</w:t>
+      </w:r>
+      <w:r>
+        <w:t xml:space="preserve"> </w:t>
+      </w:r>
+      <m:oMath>
+        <m:r>
+          <m:t>n</m:t>
+        </m:r>
+        <m:r>
+          <m:rPr>
+            <m:sty m:val="p"/>
+          </m:rPr>
+          <m:t>=</m:t>
+        </m:r>
+        <m:r>
+          <m:t>80</m:t>
+        </m:r>
+      </m:oMath>
+      <w:r>
+        <w:t xml:space="preserve"> </w:t>
+      </w:r>
+      <w:r>
+        <w:t xml:space="preserve">confirmation of the</w:t>
+      </w:r>
+      <w:r>
+        <w:t xml:space="preserve"> </w:t>
+      </w:r>
+      <w:r>
+        <w:rPr>
+          <w:rStyle w:val="VerbatimChar"/>
+        </w:rPr>
+        <w:t xml:space="preserve">api_argorder</w:t>
+      </w:r>
+      <w:r>
+        <w:t xml:space="preserve"> </w:t>
+      </w:r>
+      <w:r>
+        <w:t xml:space="preserve">collapse on the hardened task,</w:t>
+      </w:r>
+      <w:r>
+        <w:t xml:space="preserve"> </w:t>
+      </w:r>
+      <m:oMath>
+        <m:r>
+          <m:t>100</m:t>
+        </m:r>
+        <m:r>
+          <m:rPr>
+            <m:sty m:val="p"/>
+          </m:rPr>
+          <m:t>%</m:t>
+        </m:r>
+        <m:r>
+          <m:rPr>
+            <m:sty m:val="p"/>
+          </m:rPr>
+          <m:t>→</m:t>
+        </m:r>
+        <m:r>
+          <m:t>1</m:t>
+        </m:r>
+        <m:r>
+          <m:rPr>
+            <m:sty m:val="p"/>
+          </m:rPr>
+          <m:t>%</m:t>
+        </m:r>
+      </m:oMath>
+      <w:r>
+        <w:t xml:space="preserve"> </w:t>
+      </w:r>
+      <w:r>
+        <w:t xml:space="preserve">with upper bound</w:t>
+      </w:r>
+      <w:r>
+        <w:t xml:space="preserve"> </w:t>
+      </w:r>
+      <m:oMath>
+        <m:r>
+          <m:rPr>
+            <m:sty m:val="p"/>
+          </m:rPr>
+          <m:t>−</m:t>
+        </m:r>
+        <m:r>
+          <m:t>0.91</m:t>
+        </m:r>
+      </m:oMath>
+      <w:r>
+        <w:t xml:space="preserve">;</w:t>
+      </w:r>
+      <w:r>
+        <w:t xml:space="preserve"> </w:t>
+      </w:r>
+      <w:r>
+        <w:t xml:space="preserve">reported here for completeness, since the manuscript uses the single-shot</w:t>
+      </w:r>
+      <w:r>
+        <w:t xml:space="preserve"> </w:t>
+      </w:r>
+      <m:oMath>
+        <m:r>
+          <m:t>n</m:t>
+        </m:r>
+        <m:r>
+          <m:rPr>
+            <m:sty m:val="p"/>
+          </m:rPr>
+          <m:t>=</m:t>
+        </m:r>
+        <m:r>
+          <m:t>40</m:t>
+        </m:r>
+      </m:oMath>
+      <w:r>
+        <w:t xml:space="preserve"> </w:t>
+      </w:r>
+      <w:r>
+        <w:t xml:space="preserve">measurement of</w:t>
+      </w:r>
+      <w:r>
+        <w:t xml:space="preserve"> </w:t>
+      </w:r>
+      <w:r>
+        <w:t xml:space="preserve">that cell instead),</w:t>
       </w:r>
       <w:r>
         <w:t xml:space="preserve"> </w:t>

--- a/paper/blackwell-paper-MAKE.docx
+++ b/paper/blackwell-paper-MAKE.docx
@@ -391,13 +391,13 @@
         </m:r>
       </m:oMath>
       <w:r>
-        <w:t xml:space="preserve">; padding and reversed-order controls on one model</w:t>
-      </w:r>
-      <w:r>
-        <w:t xml:space="preserve"> </w:t>
-      </w:r>
-      <w:r>
-        <w:t xml:space="preserve">separate the added signal from its length and position. Treat context selection as a partial</w:t>
+        <w:t xml:space="preserve">; on one model, a length-matched padding control and a</w:t>
+      </w:r>
+      <w:r>
+        <w:t xml:space="preserve"> </w:t>
+      </w:r>
+      <w:r>
+        <w:t xml:space="preserve">reversed-order control leave the collapse unexplained by either. Treat context selection as a partial</w:t>
       </w:r>
       <w:r>
         <w:t xml:space="preserve"> </w:t>
@@ -4453,7 +4453,7 @@
         <w:t xml:space="preserve"> </w:t>
       </w:r>
       <w:r>
-        <w:t xml:space="preserve">operator our own selection rule uses, but takes dominance over heuristic per-item scores rather</w:t>
+        <w:t xml:space="preserve">operator the partial order calls for, but takes dominance over heuristic per-item scores rather</w:t>
       </w:r>
       <w:r>
         <w:t xml:space="preserve"> </w:t>
@@ -18505,13 +18505,315 @@
         <w:t xml:space="preserve"> </w:t>
       </w:r>
       <w:r>
-        <w:t xml:space="preserve">verified per cell in §7. A measured floor is evidence for the cap premise,</w:t>
-      </w:r>
-      <w:r>
-        <w:t xml:space="preserve"> </w:t>
-      </w:r>
-      <w:r>
-        <w:t xml:space="preserve">not a measurement of the cap:</w:t>
+        <w:t xml:space="preserve">verified per cell in §7</w:t>
+      </w:r>
+      <w:r>
+        <w:t xml:space="preserve"> </w:t>
+      </w:r>
+      <w:r>
+        <w:rPr>
+          <w:i/>
+          <w:iCs/>
+        </w:rPr>
+        <w:t xml:space="preserve">where the baseline is in fact near zero</w:t>
+      </w:r>
+      <w:r>
+        <w:t xml:space="preserve">, which</w:t>
+      </w:r>
+      <w:r>
+        <w:t xml:space="preserve"> </w:t>
+      </w:r>
+      <w:r>
+        <w:t xml:space="preserve">it is not everywhere: GPT-5.5 reads</w:t>
+      </w:r>
+      <w:r>
+        <w:t xml:space="preserve"> </w:t>
+      </w:r>
+      <m:oMath>
+        <m:r>
+          <m:t>5</m:t>
+        </m:r>
+        <m:r>
+          <m:rPr>
+            <m:sty m:val="p"/>
+          </m:rPr>
+          <m:t>%</m:t>
+        </m:r>
+      </m:oMath>
+      <w:r>
+        <w:t xml:space="preserve">,</w:t>
+      </w:r>
+      <w:r>
+        <w:t xml:space="preserve"> </w:t>
+      </w:r>
+      <m:oMath>
+        <m:r>
+          <m:t>75</m:t>
+        </m:r>
+        <m:r>
+          <m:rPr>
+            <m:sty m:val="p"/>
+          </m:rPr>
+          <m:t>%</m:t>
+        </m:r>
+      </m:oMath>
+      <w:r>
+        <w:t xml:space="preserve">,</w:t>
+      </w:r>
+      <w:r>
+        <w:t xml:space="preserve"> </w:t>
+      </w:r>
+      <m:oMath>
+        <m:r>
+          <m:t>55</m:t>
+        </m:r>
+        <m:r>
+          <m:rPr>
+            <m:sty m:val="p"/>
+          </m:rPr>
+          <m:t>%</m:t>
+        </m:r>
+      </m:oMath>
+      <w:r>
+        <w:t xml:space="preserve"> </w:t>
+      </w:r>
+      <w:r>
+        <w:t xml:space="preserve">and</w:t>
+      </w:r>
+      <w:r>
+        <w:t xml:space="preserve"> </w:t>
+      </w:r>
+      <m:oMath>
+        <m:r>
+          <m:t>0</m:t>
+        </m:r>
+        <m:r>
+          <m:rPr>
+            <m:sty m:val="p"/>
+          </m:rPr>
+          <m:t>%</m:t>
+        </m:r>
+      </m:oMath>
+      <w:r>
+        <w:t xml:space="preserve"> </w:t>
+      </w:r>
+      <w:r>
+        <w:t xml:space="preserve">across the four cells, and</w:t>
+      </w:r>
+      <w:r>
+        <w:t xml:space="preserve"> </w:t>
+      </w:r>
+      <w:r>
+        <w:t xml:space="preserve">its only</w:t>
+      </w:r>
+      <w:r>
+        <w:t xml:space="preserve"> </w:t>
+      </w:r>
+      <m:oMath>
+        <m:sSub>
+          <m:e>
+            <m:r>
+              <m:t>W</m:t>
+            </m:r>
+          </m:e>
+          <m:sub>
+            <m:r>
+              <m:t>2</m:t>
+            </m:r>
+          </m:sub>
+        </m:sSub>
+      </m:oMath>
+      <w:r>
+        <w:t xml:space="preserve">-decisive cell,</w:t>
+      </w:r>
+      <w:r>
+        <w:t xml:space="preserve"> </w:t>
+      </w:r>
+      <w:r>
+        <w:rPr>
+          <w:rStyle w:val="VerbatimChar"/>
+        </w:rPr>
+        <w:t xml:space="preserve">enc_amount</w:t>
+      </w:r>
+      <w:r>
+        <w:t xml:space="preserve">, sits at</w:t>
+      </w:r>
+      <w:r>
+        <w:t xml:space="preserve"> </w:t>
+      </w:r>
+      <m:oMath>
+        <m:r>
+          <m:t>55</m:t>
+        </m:r>
+        <m:r>
+          <m:rPr>
+            <m:sty m:val="p"/>
+          </m:rPr>
+          <m:t>%</m:t>
+        </m:r>
+      </m:oMath>
+      <w:r>
+        <w:t xml:space="preserve">. Two claims must be kept apart</w:t>
+      </w:r>
+      <w:r>
+        <w:t xml:space="preserve"> </w:t>
+      </w:r>
+      <w:r>
+        <w:t xml:space="preserve">here. The</w:t>
+      </w:r>
+      <w:r>
+        <w:t xml:space="preserve"> </w:t>
+      </w:r>
+      <m:oMath>
+        <m:r>
+          <m:rPr>
+            <m:sty m:val="p"/>
+          </m:rPr>
+          <m:t>(</m:t>
+        </m:r>
+        <m:r>
+          <m:t>M</m:t>
+        </m:r>
+        <m:r>
+          <m:rPr>
+            <m:sty m:val="p"/>
+          </m:rPr>
+          <m:t>,</m:t>
+        </m:r>
+        <m:r>
+          <m:rPr>
+            <m:scr m:val="script"/>
+            <m:sty m:val="p"/>
+          </m:rPr>
+          <m:t>D</m:t>
+        </m:r>
+        <m:r>
+          <m:rPr>
+            <m:sty m:val="p"/>
+          </m:rPr>
+          <m:t>)</m:t>
+        </m:r>
+      </m:oMath>
+      <w:r>
+        <w:t xml:space="preserve">-incomparability verification is unaffected, since it contrasts</w:t>
+      </w:r>
+      <w:r>
+        <w:t xml:space="preserve"> </w:t>
+      </w:r>
+      <m:oMath>
+        <m:sSub>
+          <m:e>
+            <m:r>
+              <m:t>W</m:t>
+            </m:r>
+          </m:e>
+          <m:sub>
+            <m:r>
+              <m:t>1</m:t>
+            </m:r>
+          </m:sub>
+        </m:sSub>
+      </m:oMath>
+      <w:r>
+        <w:t xml:space="preserve"> </w:t>
+      </w:r>
+      <w:r>
+        <w:t xml:space="preserve">against</w:t>
+      </w:r>
+      <w:r>
+        <w:t xml:space="preserve"> </w:t>
+      </w:r>
+      <m:oMath>
+        <m:sSub>
+          <m:e>
+            <m:r>
+              <m:t>W</m:t>
+            </m:r>
+          </m:e>
+          <m:sub>
+            <m:r>
+              <m:t>2</m:t>
+            </m:r>
+          </m:sub>
+        </m:sSub>
+      </m:oMath>
+      <w:r>
+        <w:t xml:space="preserve"> </w:t>
+      </w:r>
+      <w:r>
+        <w:t xml:space="preserve">and never reads the</w:t>
+      </w:r>
+      <w:r>
+        <w:t xml:space="preserve"> </w:t>
+      </w:r>
+      <w:r>
+        <w:rPr>
+          <w:rStyle w:val="VerbatimChar"/>
+        </w:rPr>
+        <w:t xml:space="preserve">none</w:t>
+      </w:r>
+      <w:r>
+        <w:t xml:space="preserve"> </w:t>
+      </w:r>
+      <w:r>
+        <w:t xml:space="preserve">arm. What weakens on a leaky cell is the</w:t>
+      </w:r>
+      <w:r>
+        <w:t xml:space="preserve"> </w:t>
+      </w:r>
+      <w:r>
+        <w:rPr>
+          <w:i/>
+          <w:iCs/>
+        </w:rPr>
+        <w:t xml:space="preserve">bridge</w:t>
+      </w:r>
+      <w:r>
+        <w:t xml:space="preserve"> </w:t>
+      </w:r>
+      <w:r>
+        <w:t xml:space="preserve">to</w:t>
+      </w:r>
+      <w:r>
+        <w:t xml:space="preserve"> </w:t>
+      </w:r>
+      <w:r>
+        <w:t xml:space="preserve">structural incomparability, which is what the caps are for; on GPT-5.5’s</w:t>
+      </w:r>
+      <w:r>
+        <w:t xml:space="preserve"> </w:t>
+      </w:r>
+      <m:oMath>
+        <m:sSub>
+          <m:e>
+            <m:r>
+              <m:t>W</m:t>
+            </m:r>
+          </m:e>
+          <m:sub>
+            <m:r>
+              <m:t>2</m:t>
+            </m:r>
+          </m:sub>
+        </m:sSub>
+      </m:oMath>
+      <w:r>
+        <w:t xml:space="preserve"> </w:t>
+      </w:r>
+      <w:r>
+        <w:t xml:space="preserve">direction we</w:t>
+      </w:r>
+      <w:r>
+        <w:t xml:space="preserve"> </w:t>
+      </w:r>
+      <w:r>
+        <w:t xml:space="preserve">therefore report the measured crossing and do not claim the structural conclusion. A measured</w:t>
+      </w:r>
+      <w:r>
+        <w:t xml:space="preserve"> </w:t>
+      </w:r>
+      <w:r>
+        <w:t xml:space="preserve">floor is in any case evidence for the cap premise, not a measurement of the cap:</w:t>
       </w:r>
       <w:r>
         <w:t xml:space="preserve"> </w:t>
@@ -18580,13 +18882,13 @@
         <w:t xml:space="preserve"> </w:t>
       </w:r>
       <w:r>
-        <w:t xml:space="preserve">and remain</w:t>
-      </w:r>
-      <w:r>
-        <w:t xml:space="preserve"> </w:t>
-      </w:r>
-      <w:r>
-        <w:t xml:space="preserve">hypotheses throughout (Remark 1). Where a model’s prior</w:t>
+        <w:t xml:space="preserve">and remain hypotheses throughout (Remark 1).</w:t>
+      </w:r>
+      <w:r>
+        <w:t xml:space="preserve"> </w:t>
+      </w:r>
+      <w:r>
+        <w:t xml:space="preserve">Where a model’s prior</w:t>
       </w:r>
       <w:r>
         <w:t xml:space="preserve"> </w:t>
@@ -23876,14 +24178,6 @@
         <m:r>
           <m:t>0</m:t>
         </m:r>
-      </m:oMath>
-      <w:r>
-        <w:t xml:space="preserve">–</w:t>
-      </w:r>
-      <m:oMath>
-        <m:r>
-          <m:t>10</m:t>
-        </m:r>
         <m:r>
           <m:rPr>
             <m:sty m:val="p"/>
@@ -23895,7 +24189,7 @@
         <w:t xml:space="preserve"> </w:t>
       </w:r>
       <w:r>
-        <w:t xml:space="preserve">across all six models. The same mis-rank is realized by representative open-weight learned rankers: two dense bi-encoders (BGE, E5) and a cross-encoder reranker all prefer</w:t>
+        <w:t xml:space="preserve">on every one of the six models. The same mis-rank is realized by representative open-weight learned rankers: two dense bi-encoders (BGE, E5) and a cross-encoder reranker all prefer</w:t>
       </w:r>
       <w:r>
         <w:t xml:space="preserve"> </w:t>
@@ -34710,7 +35004,7 @@
         <w:t xml:space="preserve"> </w:t>
       </w:r>
       <w:r>
-        <w:t xml:space="preserve">when a model prior leaks a convention (Table 8), we report that leakage explicitly and</w:t>
+        <w:t xml:space="preserve">when a model prior leaks a convention (Table A1), we report that leakage explicitly and</w:t>
       </w:r>
       <w:r>
         <w:t xml:space="preserve"> </w:t>
@@ -35162,7 +35456,7 @@
         <w:t xml:space="preserve"> </w:t>
       </w:r>
       <w:r>
-        <w:t xml:space="preserve">is the confound-proof form of Theorem 2. Its</w:t>
+        <w:t xml:space="preserve">is the confound-proof form of Proposition 2. Its</w:t>
       </w:r>
       <w:r>
         <w:t xml:space="preserve"> </w:t>
@@ -37069,7 +37363,7 @@
           <m:t>−</m:t>
         </m:r>
         <m:r>
-          <m:t>0.27</m:t>
+          <m:t>0.26</m:t>
         </m:r>
       </m:oMath>
       <w:r>
@@ -37501,7 +37795,7 @@
         <w:t xml:space="preserve"> </w:t>
       </w:r>
       <w:r>
-        <w:t xml:space="preserve">consolidates the per-model verdicts; Tables 5 and 8 give the</w:t>
+        <w:t xml:space="preserve">consolidates the per-model verdicts; Tables 5 and A1 give the</w:t>
       </w:r>
       <w:r>
         <w:t xml:space="preserve"> </w:t>
@@ -40453,7 +40747,7 @@
         <w:t xml:space="preserve"> </w:t>
       </w:r>
       <w:r>
-        <w:t xml:space="preserve">Table 8 gives the same collapse arm by arm for every model; Haiku’s</w:t>
+        <w:t xml:space="preserve">Table A1 gives the same collapse arm by arm for every model; Haiku’s</w:t>
       </w:r>
       <w:r>
         <w:t xml:space="preserve"> </w:t>
@@ -44701,7 +44995,7 @@
         <w:pStyle w:val="FirstParagraph"/>
       </w:pPr>
       <w:r>
-        <w:t xml:space="preserve">The full per-arm PASS record for every carrying cell is Table 8 in Appendix B, so each verification can be reconstructed from the reported counts.</w:t>
+        <w:t xml:space="preserve">The full per-arm PASS record for every carrying cell is Table A1 in Appendix B, so each verification can be reconstructed from the reported counts.</w:t>
       </w:r>
     </w:p>
     <w:bookmarkEnd w:id="94"/>
@@ -44764,7 +45058,30 @@
         <w:t xml:space="preserve"> </w:t>
       </w:r>
       <w:r>
-        <w:t xml:space="preserve">on Haiku (</w:t>
+        <w:t xml:space="preserve">on Haiku at</w:t>
+      </w:r>
+      <w:r>
+        <w:t xml:space="preserve"> </w:t>
+      </w:r>
+      <m:oMath>
+        <m:r>
+          <m:t>n</m:t>
+        </m:r>
+        <m:r>
+          <m:rPr>
+            <m:sty m:val="p"/>
+          </m:rPr>
+          <m:t>=</m:t>
+        </m:r>
+        <m:r>
+          <m:t>40</m:t>
+        </m:r>
+      </m:oMath>
+      <w:r>
+        <w:t xml:space="preserve"> </w:t>
+      </w:r>
+      <w:r>
+        <w:t xml:space="preserve">(</w:t>
       </w:r>
       <m:oMath>
         <m:sSub>
@@ -44815,7 +45132,43 @@
         </m:r>
       </m:oMath>
       <w:r>
-        <w:t xml:space="preserve">), with one-directional dominance fully verified at</w:t>
+        <w:t xml:space="preserve">), with the battery-wide dominance control</w:t>
+      </w:r>
+      <w:r>
+        <w:t xml:space="preserve"> </w:t>
+      </w:r>
+      <w:r>
+        <w:t xml:space="preserve">verifying one-directionally there (</w:t>
+      </w:r>
+      <m:oMath>
+        <m:sSub>
+          <m:e>
+            <m:r>
+              <m:t>U</m:t>
+            </m:r>
+          </m:e>
+          <m:sub>
+            <m:r>
+              <m:rPr>
+                <m:scr m:val="script"/>
+                <m:sty m:val="p"/>
+              </m:rPr>
+              <m:t>D</m:t>
+            </m:r>
+          </m:sub>
+        </m:sSub>
+        <m:r>
+          <m:rPr>
+            <m:sty m:val="p"/>
+          </m:rPr>
+          <m:t>=</m:t>
+        </m:r>
+        <m:r>
+          <m:t>0.113</m:t>
+        </m:r>
+      </m:oMath>
+      <w:r>
+        <w:t xml:space="preserve">) and a single-cell re-run at</w:t>
       </w:r>
       <w:r>
         <w:t xml:space="preserve"> </w:t>
@@ -44835,7 +45188,43 @@
         </m:r>
       </m:oMath>
       <w:r>
-        <w:t xml:space="preserve">;</w:t>
+        <w:t xml:space="preserve"> </w:t>
+      </w:r>
+      <w:r>
+        <w:t xml:space="preserve">giving</w:t>
+      </w:r>
+      <w:r>
+        <w:t xml:space="preserve"> </w:t>
+      </w:r>
+      <m:oMath>
+        <m:sSub>
+          <m:e>
+            <m:r>
+              <m:t>U</m:t>
+            </m:r>
+          </m:e>
+          <m:sub>
+            <m:r>
+              <m:rPr>
+                <m:scr m:val="script"/>
+                <m:sty m:val="p"/>
+              </m:rPr>
+              <m:t>D</m:t>
+            </m:r>
+          </m:sub>
+        </m:sSub>
+        <m:r>
+          <m:rPr>
+            <m:sty m:val="p"/>
+          </m:rPr>
+          <m:t>=</m:t>
+        </m:r>
+        <m:r>
+          <m:t>0.000</m:t>
+        </m:r>
+      </m:oMath>
+      <w:r>
+        <w:t xml:space="preserve">; that pair was measured in the agentic regime, not the single-shot one;</w:t>
       </w:r>
       <w:r>
         <w:t xml:space="preserve"> </w:t>
@@ -45488,7 +45877,7 @@
         <w:pStyle w:val="FirstParagraph"/>
       </w:pPr>
       <w:r>
-        <w:t xml:space="preserve">One cell in Table 8 is anomalous: Haiku’s</w:t>
+        <w:t xml:space="preserve">One cell in Table A1 is anomalous: Haiku’s</w:t>
       </w:r>
       <w:r>
         <w:t xml:space="preserve"> </w:t>
@@ -45587,11 +45976,17 @@
         <w:t xml:space="preserve"> </w:t>
       </w:r>
       <w:r>
-        <w:t xml:space="preserve">source, and the pattern is stable across five independent Haiku runs (</w:t>
-      </w:r>
-      <m:oMath>
-        <m:r>
-          <m:t>45</m:t>
+        <w:t xml:space="preserve">source, and the pattern is stable across the five distinct single-shot Haiku runs that measure</w:t>
+      </w:r>
+      <w:r>
+        <w:t xml:space="preserve"> </w:t>
+      </w:r>
+      <w:r>
+        <w:t xml:space="preserve">this cell (</w:t>
+      </w:r>
+      <m:oMath>
+        <m:r>
+          <m:t>42</m:t>
         </m:r>
       </m:oMath>
       <w:r>
@@ -45599,7 +45994,7 @@
       </w:r>
       <m:oMath>
         <m:r>
-          <m:t>57</m:t>
+          <m:t>58</m:t>
         </m:r>
         <m:r>
           <m:rPr>
@@ -45609,7 +46004,46 @@
         </m:r>
       </m:oMath>
       <w:r>
-        <w:t xml:space="preserve">). Because the</w:t>
+        <w:t xml:space="preserve">; a sixth result file,</w:t>
+      </w:r>
+      <w:r>
+        <w:t xml:space="preserve"> </w:t>
+      </w:r>
+      <w:r>
+        <w:rPr>
+          <w:rStyle w:val="VerbatimChar"/>
+        </w:rPr>
+        <w:t xml:space="preserve">blackwell_haiku_singleshot_n40</w:t>
+      </w:r>
+      <w:r>
+        <w:t xml:space="preserve">, is</w:t>
+      </w:r>
+      <w:r>
+        <w:t xml:space="preserve"> </w:t>
+      </w:r>
+      <w:r>
+        <w:t xml:space="preserve">byte-identical to</w:t>
+      </w:r>
+      <w:r>
+        <w:t xml:space="preserve"> </w:t>
+      </w:r>
+      <w:r>
+        <w:rPr>
+          <w:rStyle w:val="VerbatimChar"/>
+        </w:rPr>
+        <w:t xml:space="preserve">blackwell_haiku_ss_n40</w:t>
+      </w:r>
+      <w:r>
+        <w:t xml:space="preserve"> </w:t>
+      </w:r>
+      <w:r>
+        <w:t xml:space="preserve">and is the same run, not a further</w:t>
+      </w:r>
+      <w:r>
+        <w:t xml:space="preserve"> </w:t>
+      </w:r>
+      <w:r>
+        <w:t xml:space="preserve">replicate). Because the</w:t>
       </w:r>
       <w:r>
         <w:t xml:space="preserve"> </w:t>
@@ -46231,7 +46665,7 @@
           <m:t>−</m:t>
         </m:r>
         <m:r>
-          <m:t>0.27</m:t>
+          <m:t>0.26</m:t>
         </m:r>
       </m:oMath>
       <w:r>
@@ -47444,42 +47878,255 @@
         </m:r>
       </m:oMath>
       <w:r>
-        <w:t xml:space="preserve">. No other model on any arm produced such a reply, and Sonnet itself produced</w:t>
-      </w:r>
-      <w:r>
-        <w:t xml:space="preserve"> </w:t>
-      </w:r>
-      <w:r>
-        <w:t xml:space="preserve">none on the single-source</w:t>
-      </w:r>
-      <w:r>
-        <w:t xml:space="preserve"> </w:t>
-      </w:r>
-      <m:oMath>
-        <m:sSub>
-          <m:e>
-            <m:r>
-              <m:t>W</m:t>
-            </m:r>
-          </m:e>
-          <m:sub>
-            <m:r>
-              <m:t>1</m:t>
-            </m:r>
-          </m:sub>
-        </m:sSub>
-      </m:oMath>
-      <w:r>
-        <w:t xml:space="preserve"> </w:t>
-      </w:r>
-      <w:r>
-        <w:t xml:space="preserve">arm. Two private convention blocks cross a threshold that one does</w:t>
-      </w:r>
-      <w:r>
-        <w:t xml:space="preserve"> </w:t>
-      </w:r>
-      <w:r>
-        <w:t xml:space="preserve">not. Theorem 3 is indifferent to this, since it constrains any rule whose PASS</w:t>
+        <w:t xml:space="preserve">. No other model on any arm produced such a reply. Sonnet’s refusals are not</w:t>
+      </w:r>
+      <w:r>
+        <w:t xml:space="preserve"> </w:t>
+      </w:r>
+      <w:r>
+        <w:t xml:space="preserve">confined to the superset, and counting them across all of its retained arms locates the trigger</w:t>
+      </w:r>
+      <w:r>
+        <w:t xml:space="preserve"> </w:t>
+      </w:r>
+      <w:r>
+        <w:t xml:space="preserve">elsewhere than in the number of blocks: an arm carrying only the block that is</w:t>
+      </w:r>
+      <w:r>
+        <w:t xml:space="preserve"> </w:t>
+      </w:r>
+      <w:r>
+        <w:rPr>
+          <w:i/>
+          <w:iCs/>
+        </w:rPr>
+        <w:t xml:space="preserve">decisive</w:t>
+      </w:r>
+      <w:r>
+        <w:t xml:space="preserve"> </w:t>
+      </w:r>
+      <w:r>
+        <w:t xml:space="preserve">for</w:t>
+      </w:r>
+      <w:r>
+        <w:t xml:space="preserve"> </w:t>
+      </w:r>
+      <w:r>
+        <w:t xml:space="preserve">its task draws</w:t>
+      </w:r>
+      <w:r>
+        <w:t xml:space="preserve"> </w:t>
+      </w:r>
+      <m:oMath>
+        <m:r>
+          <m:t>0</m:t>
+        </m:r>
+        <m:r>
+          <m:rPr>
+            <m:sty m:val="p"/>
+          </m:rPr>
+          <m:t>/</m:t>
+        </m:r>
+        <m:r>
+          <m:t>40</m:t>
+        </m:r>
+      </m:oMath>
+      <w:r>
+        <w:t xml:space="preserve"> </w:t>
+      </w:r>
+      <w:r>
+        <w:t xml:space="preserve">refusals on</w:t>
+      </w:r>
+      <w:r>
+        <w:t xml:space="preserve"> </w:t>
+      </w:r>
+      <w:r>
+        <w:rPr>
+          <w:rStyle w:val="VerbatimChar"/>
+        </w:rPr>
+        <w:t xml:space="preserve">api_post_ok</w:t>
+      </w:r>
+      <w:r>
+        <w:t xml:space="preserve">,</w:t>
+      </w:r>
+      <w:r>
+        <w:t xml:space="preserve"> </w:t>
+      </w:r>
+      <w:r>
+        <w:rPr>
+          <w:rStyle w:val="VerbatimChar"/>
+        </w:rPr>
+        <w:t xml:space="preserve">api_argorder</w:t>
+      </w:r>
+      <w:r>
+        <w:t xml:space="preserve"> </w:t>
+      </w:r>
+      <w:r>
+        <w:t xml:space="preserve">and the trap and</w:t>
+      </w:r>
+      <w:r>
+        <w:t xml:space="preserve"> </w:t>
+      </w:r>
+      <m:oMath>
+        <m:r>
+          <m:t>13</m:t>
+        </m:r>
+        <m:r>
+          <m:rPr>
+            <m:sty m:val="p"/>
+          </m:rPr>
+          <m:t>/</m:t>
+        </m:r>
+        <m:r>
+          <m:t>40</m:t>
+        </m:r>
+      </m:oMath>
+      <w:r>
+        <w:t xml:space="preserve"> </w:t>
+      </w:r>
+      <w:r>
+        <w:t xml:space="preserve">on</w:t>
+      </w:r>
+      <w:r>
+        <w:t xml:space="preserve"> </w:t>
+      </w:r>
+      <w:r>
+        <w:rPr>
+          <w:rStyle w:val="VerbatimChar"/>
+        </w:rPr>
+        <w:t xml:space="preserve">enc_amount</w:t>
+      </w:r>
+      <w:r>
+        <w:t xml:space="preserve">, while an arm carrying only a</w:t>
+      </w:r>
+      <w:r>
+        <w:t xml:space="preserve"> </w:t>
+      </w:r>
+      <w:r>
+        <w:rPr>
+          <w:i/>
+          <w:iCs/>
+        </w:rPr>
+        <w:t xml:space="preserve">non</w:t>
+      </w:r>
+      <w:r>
+        <w:t xml:space="preserve">-decisive block draws</w:t>
+      </w:r>
+      <w:r>
+        <w:t xml:space="preserve"> </w:t>
+      </w:r>
+      <m:oMath>
+        <m:r>
+          <m:t>40</m:t>
+        </m:r>
+        <m:r>
+          <m:rPr>
+            <m:sty m:val="p"/>
+          </m:rPr>
+          <m:t>/</m:t>
+        </m:r>
+        <m:r>
+          <m:t>40</m:t>
+        </m:r>
+      </m:oMath>
+      <w:r>
+        <w:t xml:space="preserve">,</w:t>
+      </w:r>
+      <w:r>
+        <w:t xml:space="preserve"> </w:t>
+      </w:r>
+      <m:oMath>
+        <m:r>
+          <m:t>39</m:t>
+        </m:r>
+        <m:r>
+          <m:rPr>
+            <m:sty m:val="p"/>
+          </m:rPr>
+          <m:t>/</m:t>
+        </m:r>
+        <m:r>
+          <m:t>40</m:t>
+        </m:r>
+      </m:oMath>
+      <w:r>
+        <w:t xml:space="preserve">,</w:t>
+      </w:r>
+      <w:r>
+        <w:t xml:space="preserve"> </w:t>
+      </w:r>
+      <m:oMath>
+        <m:r>
+          <m:t>22</m:t>
+        </m:r>
+        <m:r>
+          <m:rPr>
+            <m:sty m:val="p"/>
+          </m:rPr>
+          <m:t>/</m:t>
+        </m:r>
+        <m:r>
+          <m:t>40</m:t>
+        </m:r>
+      </m:oMath>
+      <w:r>
+        <w:t xml:space="preserve"> </w:t>
+      </w:r>
+      <w:r>
+        <w:t xml:space="preserve">and</w:t>
+      </w:r>
+      <w:r>
+        <w:t xml:space="preserve"> </w:t>
+      </w:r>
+      <m:oMath>
+        <m:r>
+          <m:t>36</m:t>
+        </m:r>
+        <m:r>
+          <m:rPr>
+            <m:sty m:val="p"/>
+          </m:rPr>
+          <m:t>/</m:t>
+        </m:r>
+        <m:r>
+          <m:t>40</m:t>
+        </m:r>
+      </m:oMath>
+      <w:r>
+        <w:t xml:space="preserve"> </w:t>
+      </w:r>
+      <w:r>
+        <w:t xml:space="preserve">on the same four tasks. A single private block is therefore</w:t>
+      </w:r>
+      <w:r>
+        <w:t xml:space="preserve"> </w:t>
+      </w:r>
+      <w:r>
+        <w:t xml:space="preserve">enough, when it does not serve the task at hand. On that reading the superset refuses because it</w:t>
+      </w:r>
+      <w:r>
+        <w:t xml:space="preserve"> </w:t>
+      </w:r>
+      <w:r>
+        <w:t xml:space="preserve">always contains a block the task does not need, which is the same mismatch the collapse turns on</w:t>
+      </w:r>
+      <w:r>
+        <w:t xml:space="preserve"> </w:t>
+      </w:r>
+      <w:r>
+        <w:t xml:space="preserve">rather than a separate effect of stacking. We state this as the pattern the retained draws show,</w:t>
+      </w:r>
+      <w:r>
+        <w:t xml:space="preserve"> </w:t>
+      </w:r>
+      <w:r>
+        <w:t xml:space="preserve">not as a mechanism: it rests on one model and four tasks.</w:t>
+      </w:r>
+      <w:r>
+        <w:t xml:space="preserve"> </w:t>
+      </w:r>
+      <w:r>
+        <w:t xml:space="preserve">Theorem 3 is indifferent to it, since it constrains any rule whose PASS</w:t>
       </w:r>
       <w:r>
         <w:t xml:space="preserve"> </w:t>
@@ -49630,7 +50277,7 @@
         <w:t xml:space="preserve"> </w:t>
       </w:r>
       <w:r>
-        <w:t xml:space="preserve">four things a selection layer can do, and every one of them was measured (Table 8);</w:t>
+        <w:t xml:space="preserve">four things a selection layer can do, and every one of them was measured (Table A1);</w:t>
       </w:r>
       <w:r>
         <w:t xml:space="preserve"> </w:t>
@@ -49947,7 +50594,7 @@
         <w:t xml:space="preserve"> </w:t>
       </w:r>
       <w:r>
-        <w:t xml:space="preserve">computed from the per-cell PASS counts behind Table 8 (averaging the rounded</w:t>
+        <w:t xml:space="preserve">computed from the per-cell PASS counts behind Table A1 (averaging the rounded</w:t>
       </w:r>
       <w:r>
         <w:t xml:space="preserve"> </w:t>
@@ -50155,7 +50802,7 @@
         <w:tblStyle w:val="Table"/>
         <w:tblW w:type="auto" w:w="0"/>
         <w:tblLook w:firstRow="1" w:lastRow="0" w:firstColumn="0" w:lastColumn="0" w:noHBand="0" w:noVBand="0" w:val="0020"/>
-        <w:tblCaption w:val="Mean PASS (%) over the four verified cells under four selection policies, per model, computed from the per-cell PASS counts behind Table 8 (averaging the rounded percentages instead would shift a column by up to 0.4). The last column is the per-cell maximum of W_1 and W_2 read off the test outcomes: an empirical oracle over the pair, not a router fixed in advance and then evaluated, and not a confidence bound on any policy’s population quality. It is also not a ceiling over all selection policies, since it excludes W_{1+} as a candidate: admitting it raises the Haiku oracle from 85.6 to 86.25, because W_{1+} edges W_1 on the trap cell."/>
+        <w:tblCaption w:val="Mean PASS (%) over the four verified cells under four selection policies, per model, computed from the per-cell PASS counts behind Table A1 (averaging the rounded percentages instead would shift a column by up to 0.4). The last column is the per-cell maximum of W_1 and W_2 read off the test outcomes: an empirical oracle over the pair, not a router fixed in advance and then evaluated, and not a confidence bound on any policy’s population quality. It is also not a ceiling over all selection policies, since it excludes W_{1+} as a candidate: admitting it raises the Haiku oracle from 85.6 to 86.25, because W_{1+} edges W_1 on the trap cell."/>
       </w:tblPr>
       <w:tblGrid>
         <w:gridCol w:w="1584"/>
@@ -67116,13 +67763,40 @@
         </m:r>
       </m:oMath>
       <w:r>
-        <w:t xml:space="preserve">-second timeout. This describes every run reported in the main tables. The one exception is</w:t>
-      </w:r>
-      <w:r>
-        <w:t xml:space="preserve"> </w:t>
-      </w:r>
-      <w:r>
-        <w:t xml:space="preserve">the order control of §7.4.3, an earlier</w:t>
+        <w:t xml:space="preserve">-second timeout. This describes every run behind the six-model tables. Two reported runs sit</w:t>
+      </w:r>
+      <w:r>
+        <w:t xml:space="preserve"> </w:t>
+      </w:r>
+      <w:r>
+        <w:t xml:space="preserve">outside it, both on the agentic Claude CLI path (up to six turns per attempt) rather than the</w:t>
+      </w:r>
+      <w:r>
+        <w:t xml:space="preserve"> </w:t>
+      </w:r>
+      <w:r>
+        <w:t xml:space="preserve">single-shot one, and both identifiable from their run logs, which lack the</w:t>
+      </w:r>
+      <w:r>
+        <w:t xml:space="preserve"> </w:t>
+      </w:r>
+      <w:r>
+        <w:rPr>
+          <w:rStyle w:val="VerbatimChar"/>
+        </w:rPr>
+        <w:t xml:space="preserve">[SINGLE-SHOT]</w:t>
+      </w:r>
+      <w:r>
+        <w:t xml:space="preserve"> </w:t>
+      </w:r>
+      <w:r>
+        <w:t xml:space="preserve">marker every single-shot run carries. The first is the order control of</w:t>
+      </w:r>
+      <w:r>
+        <w:t xml:space="preserve"> </w:t>
+      </w:r>
+      <w:r>
+        <w:t xml:space="preserve">§7.4.3, an earlier</w:t>
       </w:r>
       <w:r>
         <w:t xml:space="preserve"> </w:t>
@@ -67145,19 +67819,99 @@
         <w:t xml:space="preserve"> </w:t>
       </w:r>
       <w:r>
-        <w:t xml:space="preserve">Haiku run made through the</w:t>
-      </w:r>
-      <w:r>
-        <w:t xml:space="preserve"> </w:t>
-      </w:r>
-      <w:r>
-        <w:t xml:space="preserve">agentic CLI path (up to six turns per attempt) rather than the single-shot one; it is reported as</w:t>
-      </w:r>
-      <w:r>
-        <w:t xml:space="preserve"> </w:t>
-      </w:r>
-      <w:r>
-        <w:t xml:space="preserve">an auxiliary control for that reason and enters no table of the six-model record. Transport-level failures (empty or zero-token results) are retried up to three</w:t>
+        <w:t xml:space="preserve">Haiku run, reported as an auxiliary control and</w:t>
+      </w:r>
+      <w:r>
+        <w:t xml:space="preserve"> </w:t>
+      </w:r>
+      <w:r>
+        <w:t xml:space="preserve">entering no table of the six-model record. The second is the entire second source pair</w:t>
+      </w:r>
+      <w:r>
+        <w:t xml:space="preserve"> </w:t>
+      </w:r>
+      <w:r>
+        <w:t xml:space="preserve">(§7.5), measured agentically at</w:t>
+      </w:r>
+      <w:r>
+        <w:t xml:space="preserve"> </w:t>
+      </w:r>
+      <m:oMath>
+        <m:r>
+          <m:t>n</m:t>
+        </m:r>
+        <m:r>
+          <m:rPr>
+            <m:sty m:val="p"/>
+          </m:rPr>
+          <m:t>=</m:t>
+        </m:r>
+        <m:r>
+          <m:t>40</m:t>
+        </m:r>
+      </m:oMath>
+      <w:r>
+        <w:t xml:space="preserve"> </w:t>
+      </w:r>
+      <w:r>
+        <w:t xml:space="preserve">and</w:t>
+      </w:r>
+      <w:r>
+        <w:t xml:space="preserve"> </w:t>
+      </w:r>
+      <m:oMath>
+        <m:r>
+          <m:t>n</m:t>
+        </m:r>
+        <m:r>
+          <m:rPr>
+            <m:sty m:val="p"/>
+          </m:rPr>
+          <m:t>=</m:t>
+        </m:r>
+        <m:r>
+          <m:t>80</m:t>
+        </m:r>
+      </m:oMath>
+      <w:r>
+        <w:t xml:space="preserve">. Its role is generality, so</w:t>
+      </w:r>
+      <w:r>
+        <w:t xml:space="preserve"> </w:t>
+      </w:r>
+      <w:r>
+        <w:t xml:space="preserve">the regime difference is worth stating plainly: what that pair shows is that incomparability and</w:t>
+      </w:r>
+      <w:r>
+        <w:t xml:space="preserve"> </w:t>
+      </w:r>
+      <w:r>
+        <w:t xml:space="preserve">the superset collapse reappear in another domain</w:t>
+      </w:r>
+      <w:r>
+        <w:t xml:space="preserve"> </w:t>
+      </w:r>
+      <w:r>
+        <w:rPr>
+          <w:i/>
+          <w:iCs/>
+        </w:rPr>
+        <w:t xml:space="preserve">under the agentic harness</w:t>
+      </w:r>
+      <w:r>
+        <w:t xml:space="preserve">, not that they</w:t>
+      </w:r>
+      <w:r>
+        <w:t xml:space="preserve"> </w:t>
+      </w:r>
+      <w:r>
+        <w:t xml:space="preserve">reappear under the single-shot one. The single-shot evidence for both phenomena is the six-model</w:t>
+      </w:r>
+      <w:r>
+        <w:t xml:space="preserve"> </w:t>
+      </w:r>
+      <w:r>
+        <w:t xml:space="preserve">record on the first pair. Transport-level failures (empty or zero-token results) are retried up to three</w:t>
       </w:r>
       <w:r>
         <w:t xml:space="preserve"> </w:t>

--- a/paper/blackwell-paper-MAKE.docx
+++ b/paper/blackwell-paper-MAKE.docx
@@ -67911,7 +67911,153 @@
         <w:t xml:space="preserve"> </w:t>
       </w:r>
       <w:r>
-        <w:t xml:space="preserve">record on the first pair. Transport-level failures (empty or zero-token results) are retried up to three</w:t>
+        <w:t xml:space="preserve">record on the first pair.</w:t>
+      </w:r>
+    </w:p>
+    <w:p>
+      <w:pPr>
+        <w:pStyle w:val="BodyText"/>
+      </w:pPr>
+      <w:r>
+        <w:t xml:space="preserve">One reproducibility gap is worth stating rather than leaving to be discovered. Four cited result</w:t>
+      </w:r>
+      <w:r>
+        <w:t xml:space="preserve"> </w:t>
+      </w:r>
+      <w:r>
+        <w:t xml:space="preserve">files are arm-only re-measurements produced by ad-hoc scripts that were not kept in the</w:t>
+      </w:r>
+      <w:r>
+        <w:t xml:space="preserve"> </w:t>
+      </w:r>
+      <w:r>
+        <w:t xml:space="preserve">repository: the Opus</w:t>
+      </w:r>
+      <w:r>
+        <w:t xml:space="preserve"> </w:t>
+      </w:r>
+      <m:oMath>
+        <m:sSub>
+          <m:e>
+            <m:r>
+              <m:t>W</m:t>
+            </m:r>
+          </m:e>
+          <m:sub>
+            <m:r>
+              <m:t>1</m:t>
+            </m:r>
+            <m:r>
+              <m:rPr>
+                <m:sty m:val="p"/>
+              </m:rPr>
+              <m:t>+</m:t>
+            </m:r>
+          </m:sub>
+        </m:sSub>
+      </m:oMath>
+      <w:r>
+        <w:t xml:space="preserve"> </w:t>
+      </w:r>
+      <w:r>
+        <w:t xml:space="preserve">arm, the Opus</w:t>
+      </w:r>
+      <w:r>
+        <w:t xml:space="preserve"> </w:t>
+      </w:r>
+      <m:oMath>
+        <m:sSub>
+          <m:e>
+            <m:r>
+              <m:t>W</m:t>
+            </m:r>
+          </m:e>
+          <m:sub>
+            <m:r>
+              <m:t>2</m:t>
+            </m:r>
+          </m:sub>
+        </m:sSub>
+      </m:oMath>
+      <w:r>
+        <w:t xml:space="preserve">/</w:t>
+      </w:r>
+      <w:r>
+        <w:rPr>
+          <w:rStyle w:val="VerbatimChar"/>
+        </w:rPr>
+        <w:t xml:space="preserve">trap_store_wire</w:t>
+      </w:r>
+      <w:r>
+        <w:t xml:space="preserve"> </w:t>
+      </w:r>
+      <w:r>
+        <w:t xml:space="preserve">cell, the Haiku</w:t>
+      </w:r>
+      <w:r>
+        <w:t xml:space="preserve"> </w:t>
+      </w:r>
+      <m:oMath>
+        <m:sSub>
+          <m:e>
+            <m:r>
+              <m:t>W</m:t>
+            </m:r>
+          </m:e>
+          <m:sub>
+            <m:r>
+              <m:t>1</m:t>
+            </m:r>
+          </m:sub>
+        </m:sSub>
+      </m:oMath>
+      <w:r>
+        <w:t xml:space="preserve">/</w:t>
+      </w:r>
+      <w:r>
+        <w:rPr>
+          <w:rStyle w:val="VerbatimChar"/>
+        </w:rPr>
+        <w:t xml:space="preserve">enc_amount</w:t>
+      </w:r>
+      <w:r>
+        <w:t xml:space="preserve"> </w:t>
+      </w:r>
+      <w:r>
+        <w:t xml:space="preserve">cell and the structured-context arm. Their raw records and counts are</w:t>
+      </w:r>
+      <w:r>
+        <w:t xml:space="preserve"> </w:t>
+      </w:r>
+      <w:r>
+        <w:t xml:space="preserve">released and every number we report is computed from them, but their regime is asserted here</w:t>
+      </w:r>
+      <w:r>
+        <w:t xml:space="preserve"> </w:t>
+      </w:r>
+      <w:r>
+        <w:t xml:space="preserve">rather than recoverable from a run log, so a reader can check the numbers and not the invocation.</w:t>
+      </w:r>
+      <w:r>
+        <w:t xml:space="preserve"> </w:t>
+      </w:r>
+      <w:r>
+        <w:rPr>
+          <w:rStyle w:val="VerbatimChar"/>
+        </w:rPr>
+        <w:t xml:space="preserve">harness/diag/check_regimes.py</w:t>
+      </w:r>
+      <w:r>
+        <w:t xml:space="preserve"> </w:t>
+      </w:r>
+      <w:r>
+        <w:t xml:space="preserve">lists the regime of every cited run with the evidence for</w:t>
+      </w:r>
+      <w:r>
+        <w:t xml:space="preserve"> </w:t>
+      </w:r>
+      <w:r>
+        <w:t xml:space="preserve">each, and flags exactly these four. Transport-level failures (empty or zero-token results) are retried up to three</w:t>
       </w:r>
       <w:r>
         <w:t xml:space="preserve"> </w:t>
@@ -68605,6 +68751,98 @@
       </w:r>
       <w:r>
         <w:t xml:space="preserve">that cell instead),</w:t>
+      </w:r>
+      <w:r>
+        <w:t xml:space="preserve"> </w:t>
+      </w:r>
+      <w:r>
+        <w:rPr>
+          <w:rStyle w:val="VerbatimChar"/>
+        </w:rPr>
+        <w:t xml:space="preserve">blackwell_pair2_n40</w:t>
+      </w:r>
+      <w:r>
+        <w:t xml:space="preserve"> </w:t>
+      </w:r>
+      <w:r>
+        <w:t xml:space="preserve">(second source pair; the reported</w:t>
+      </w:r>
+      <w:r>
+        <w:t xml:space="preserve"> </w:t>
+      </w:r>
+      <m:oMath>
+        <m:sSub>
+          <m:e>
+            <m:r>
+              <m:t>L</m:t>
+            </m:r>
+          </m:e>
+          <m:sub>
+            <m:r>
+              <m:rPr>
+                <m:scr m:val="script"/>
+                <m:sty m:val="p"/>
+              </m:rPr>
+              <m:t>D</m:t>
+            </m:r>
+          </m:sub>
+        </m:sSub>
+      </m:oMath>
+      <w:r>
+        <w:t xml:space="preserve">,</w:t>
+      </w:r>
+      <w:r>
+        <w:t xml:space="preserve"> </w:t>
+      </w:r>
+      <m:oMath>
+        <m:sSub>
+          <m:e>
+            <m:r>
+              <m:t>U</m:t>
+            </m:r>
+          </m:e>
+          <m:sub>
+            <m:r>
+              <m:rPr>
+                <m:scr m:val="script"/>
+                <m:sty m:val="p"/>
+              </m:rPr>
+              <m:t>D</m:t>
+            </m:r>
+          </m:sub>
+        </m:sSub>
+      </m:oMath>
+      <w:r>
+        <w:t xml:space="preserve"> </w:t>
+      </w:r>
+      <w:r>
+        <w:t xml:space="preserve">and</w:t>
+      </w:r>
+      <w:r>
+        <w:t xml:space="preserve"> </w:t>
+      </w:r>
+      <m:oMath>
+        <m:sSub>
+          <m:e>
+            <m:r>
+              <m:rPr>
+                <m:sty m:val="p"/>
+              </m:rPr>
+              <m:t>Δ</m:t>
+            </m:r>
+          </m:e>
+          <m:sub>
+            <m:r>
+              <m:t>T</m:t>
+            </m:r>
+          </m:sub>
+        </m:sSub>
+      </m:oMath>
+      <w:r>
+        <w:t xml:space="preserve"> </w:t>
+      </w:r>
+      <w:r>
+        <w:t xml:space="preserve">all come from this file) and</w:t>
       </w:r>
       <w:r>
         <w:t xml:space="preserve"> </w:t>

--- a/paper/blackwell-paper-MAKE.docx
+++ b/paper/blackwell-paper-MAKE.docx
@@ -34,6 +34,52 @@
             <m:r>
               <m:t>1</m:t>
             </m:r>
+          </m:sup>
+        </m:sSup>
+      </m:oMath>
+      <w:r>
+        <w:t xml:space="preserve">,</w:t>
+      </w:r>
+      <w:r>
+        <w:t xml:space="preserve"> </w:t>
+      </w:r>
+      <w:r>
+        <w:t xml:space="preserve">Vasyl Lytvyn </w:t>
+      </w:r>
+      <m:oMath>
+        <m:sSup>
+          <m:e>
+            <m:r>
+              <m:t>​</m:t>
+            </m:r>
+          </m:e>
+          <m:sup>
+            <m:r>
+              <m:t>1</m:t>
+            </m:r>
+          </m:sup>
+        </m:sSup>
+      </m:oMath>
+      <w:r>
+        <w:t xml:space="preserve">,</w:t>
+      </w:r>
+      <w:r>
+        <w:br/>
+      </w:r>
+      <w:r>
+        <w:t xml:space="preserve">Petro Pukach </w:t>
+      </w:r>
+      <m:oMath>
+        <m:sSup>
+          <m:e>
+            <m:r>
+              <m:t>​</m:t>
+            </m:r>
+          </m:e>
+          <m:sup>
+            <m:r>
+              <m:t>2</m:t>
+            </m:r>
             <m:r>
               <m:rPr>
                 <m:sty m:val="p"/>
@@ -56,7 +102,7 @@
         <w:t xml:space="preserve"> </w:t>
       </w:r>
       <w:r>
-        <w:t xml:space="preserve">Vasyl Lytvyn </w:t>
+        <w:t xml:space="preserve">Zoriana Rybchak </w:t>
       </w:r>
       <m:oMath>
         <m:sSup>
@@ -73,14 +119,8 @@
         </m:sSup>
       </m:oMath>
       <w:r>
-        <w:t xml:space="preserve">,</w:t>
-      </w:r>
-      <w:r>
         <w:br/>
       </w:r>
-      <w:r>
-        <w:t xml:space="preserve">Petro Pukach </w:t>
-      </w:r>
       <m:oMath>
         <m:sSup>
           <m:e>
@@ -90,19 +130,73 @@
           </m:e>
           <m:sup>
             <m:r>
-              <m:t>2</m:t>
+              <m:t>1</m:t>
             </m:r>
           </m:sup>
         </m:sSup>
       </m:oMath>
       <w:r>
-        <w:t xml:space="preserve">,</w:t>
-      </w:r>
-      <w:r>
-        <w:t xml:space="preserve"> </w:t>
-      </w:r>
-      <w:r>
-        <w:t xml:space="preserve">Zoriana Rybchak </w:t>
+        <w:t xml:space="preserve"> Department of Information Systems and Networks,</w:t>
+      </w:r>
+      <w:r>
+        <w:br/>
+      </w:r>
+      <w:r>
+        <w:t xml:space="preserve">Institute of Computer Science and Information Technologies,</w:t>
+      </w:r>
+      <w:r>
+        <w:br/>
+      </w:r>
+      <w:r>
+        <w:t xml:space="preserve">Lviv Polytechnic National University, S. Bandery St. 12, 79013 Lviv, Ukraine;</w:t>
+      </w:r>
+      <w:r>
+        <w:br/>
+      </w:r>
+      <w:r>
+        <w:rPr>
+          <w:rStyle w:val="VerbatimChar"/>
+        </w:rPr>
+        <w:t xml:space="preserve">andriy.bilous@uitware.com</w:t>
+      </w:r>
+      <w:r>
+        <w:t xml:space="preserve"> </w:t>
+      </w:r>
+      <w:r>
+        <w:t xml:space="preserve">(A.B.);</w:t>
+      </w:r>
+      <w:r>
+        <w:t xml:space="preserve"> </w:t>
+      </w:r>
+      <w:r>
+        <w:rPr>
+          <w:rStyle w:val="VerbatimChar"/>
+        </w:rPr>
+        <w:t xml:space="preserve">vasyl.v.lytvyn@lpnu.ua</w:t>
+      </w:r>
+      <w:r>
+        <w:t xml:space="preserve"> </w:t>
+      </w:r>
+      <w:r>
+        <w:t xml:space="preserve">(V.L.);</w:t>
+      </w:r>
+      <w:r>
+        <w:br/>
+      </w:r>
+      <w:r>
+        <w:rPr>
+          <w:rStyle w:val="VerbatimChar"/>
+        </w:rPr>
+        <w:t xml:space="preserve">zoriana.l.rybchak@lpnu.ua</w:t>
+      </w:r>
+      <w:r>
+        <w:t xml:space="preserve"> </w:t>
+      </w:r>
+      <w:r>
+        <w:t xml:space="preserve">(Z.R.)</w:t>
+      </w:r>
+      <w:r>
+        <w:br/>
       </w:r>
       <m:oMath>
         <m:sSup>
@@ -113,107 +207,19 @@
           </m:e>
           <m:sup>
             <m:r>
-              <m:t>1</m:t>
+              <m:t>2</m:t>
             </m:r>
           </m:sup>
         </m:sSup>
       </m:oMath>
       <w:r>
+        <w:t xml:space="preserve"> Institute of Applied Mathematics and Fundamental Sciences,</w:t>
+      </w:r>
+      <w:r>
         <w:br/>
       </w:r>
-      <m:oMath>
-        <m:sSup>
-          <m:e>
-            <m:r>
-              <m:t>​</m:t>
-            </m:r>
-          </m:e>
-          <m:sup>
-            <m:r>
-              <m:t>1</m:t>
-            </m:r>
-          </m:sup>
-        </m:sSup>
-      </m:oMath>
-      <w:r>
-        <w:t xml:space="preserve"> Department of Information Systems and Networks,</w:t>
-      </w:r>
-      <w:r>
-        <w:br/>
-      </w:r>
-      <w:r>
-        <w:t xml:space="preserve">Institute of Computer Science and Information Technologies,</w:t>
-      </w:r>
-      <w:r>
-        <w:br/>
-      </w:r>
-      <w:r>
-        <w:t xml:space="preserve">Lviv Polytechnic National University, S. Bandery St. 12, 79013 Lviv, Ukraine;</w:t>
-      </w:r>
-      <w:r>
-        <w:br/>
-      </w:r>
-      <w:r>
-        <w:rPr>
-          <w:rStyle w:val="VerbatimChar"/>
-        </w:rPr>
-        <w:t xml:space="preserve">vasyl.v.lytvyn@lpnu.ua</w:t>
-      </w:r>
-      <w:r>
-        <w:t xml:space="preserve"> </w:t>
-      </w:r>
-      <w:r>
-        <w:t xml:space="preserve">(V.L.);</w:t>
-      </w:r>
-      <w:r>
-        <w:t xml:space="preserve"> </w:t>
-      </w:r>
-      <w:r>
-        <w:rPr>
-          <w:rStyle w:val="VerbatimChar"/>
-        </w:rPr>
-        <w:t xml:space="preserve">zoriana.l.rybchak@lpnu.ua</w:t>
-      </w:r>
-      <w:r>
-        <w:t xml:space="preserve"> </w:t>
-      </w:r>
-      <w:r>
-        <w:t xml:space="preserve">(Z.R.)</w:t>
-      </w:r>
-      <w:r>
-        <w:br/>
-      </w:r>
-      <m:oMath>
-        <m:sSup>
-          <m:e>
-            <m:r>
-              <m:t>​</m:t>
-            </m:r>
-          </m:e>
-          <m:sup>
-            <m:r>
-              <m:t>2</m:t>
-            </m:r>
-          </m:sup>
-        </m:sSup>
-      </m:oMath>
-      <w:r>
-        <w:t xml:space="preserve"> Institute of Applied Mathematics and Fundamental Sciences,</w:t>
-      </w:r>
-      <w:r>
-        <w:br/>
-      </w:r>
-      <w:r>
-        <w:t xml:space="preserve">Lviv Polytechnic National University, S. Bandery St. 12, 79013 Lviv, Ukraine;</w:t>
-      </w:r>
-      <w:r>
-        <w:br/>
-      </w:r>
-      <w:r>
-        <w:rPr>
-          <w:rStyle w:val="VerbatimChar"/>
-        </w:rPr>
-        <w:t xml:space="preserve">petro.y.pukach@lpnu.ua</w:t>
+      <w:r>
+        <w:t xml:space="preserve">Lviv Polytechnic National University, S. Bandery St. 12, 79013 Lviv, Ukraine</w:t>
       </w:r>
       <w:r>
         <w:br/>
@@ -245,7 +251,7 @@
         <w:rPr>
           <w:rStyle w:val="VerbatimChar"/>
         </w:rPr>
-        <w:t xml:space="preserve">andriy.bilous@uitware.com</w:t>
+        <w:t xml:space="preserve">petro.y.pukach@lpnu.ua</w:t>
       </w:r>
     </w:p>
     <w:p>

--- a/paper/blackwell-paper-MAKE.docx
+++ b/paper/blackwell-paper-MAKE.docx
@@ -1918,30 +1918,7 @@
         <w:t xml:space="preserve"> </w:t>
       </w:r>
       <w:r>
-        <w:t xml:space="preserve">harmless, and a reversed-order arm at</w:t>
-      </w:r>
-      <w:r>
-        <w:t xml:space="preserve"> </w:t>
-      </w:r>
-      <m:oMath>
-        <m:r>
-          <m:t>n</m:t>
-        </m:r>
-        <m:r>
-          <m:rPr>
-            <m:sty m:val="p"/>
-          </m:rPr>
-          <m:t>=</m:t>
-        </m:r>
-        <m:r>
-          <m:t>80</m:t>
-        </m:r>
-      </m:oMath>
-      <w:r>
-        <w:t xml:space="preserve"> </w:t>
-      </w:r>
-      <w:r>
-        <w:t xml:space="preserve">collapses too, so on the model where these were run</w:t>
+        <w:t xml:space="preserve">harmless, and reversing the order collapses just as far, so on the model where these were run</w:t>
       </w:r>
       <w:r>
         <w:t xml:space="preserve"> </w:t>
@@ -39657,7 +39634,7 @@
         <w:t xml:space="preserve"> </w:t>
       </w:r>
       <w:r>
-        <w:t xml:space="preserve">endpoints, nine of the twelve still clear</w:t>
+        <w:t xml:space="preserve">endpoints, ten of the twelve still clear</w:t>
       </w:r>
       <w:r>
         <w:t xml:space="preserve"> </w:t>
@@ -39731,7 +39708,7 @@
         </m:r>
       </m:oMath>
       <w:r>
-        <w:t xml:space="preserve">, not merely model by model. The three cells that drop out</w:t>
+        <w:t xml:space="preserve">, not merely model by model. The two cells that drop out</w:t>
       </w:r>
       <w:r>
         <w:t xml:space="preserve"> </w:t>
@@ -39758,7 +39735,7 @@
         <w:t xml:space="preserve"> </w:t>
       </w:r>
       <w:r>
-        <w:t xml:space="preserve">either), Opus’s</w:t>
+        <w:t xml:space="preserve">either) and DeepSeek’s</w:t>
       </w:r>
       <w:r>
         <w:t xml:space="preserve"> </w:t>
@@ -39767,13 +39744,10 @@
         <w:rPr>
           <w:rStyle w:val="VerbatimChar"/>
         </w:rPr>
-        <w:t xml:space="preserve">api_post_ok</w:t>
-      </w:r>
-      <w:r>
-        <w:t xml:space="preserve"> </w:t>
-      </w:r>
-      <w:r>
-        <w:t xml:space="preserve">and DeepSeek’s</w:t>
+        <w:t xml:space="preserve">api_argorder</w:t>
+      </w:r>
+      <w:r>
+        <w:t xml:space="preserve">; the mildest verified collapse is DeepSeek’s</w:t>
       </w:r>
       <w:r>
         <w:t xml:space="preserve"> </w:t>
@@ -39785,20 +39759,17 @@
         <w:t xml:space="preserve">api_argorder</w:t>
       </w:r>
       <w:r>
-        <w:t xml:space="preserve">; the mildest</w:t>
-      </w:r>
-      <w:r>
-        <w:t xml:space="preserve"> </w:t>
-      </w:r>
-      <w:r>
-        <w:t xml:space="preserve">verified collapse is Opus at</w:t>
-      </w:r>
-      <w:r>
-        <w:t xml:space="preserve"> </w:t>
-      </w:r>
-      <m:oMath>
-        <m:r>
-          <m:t>100</m:t>
+        <w:t xml:space="preserve"> </w:t>
+      </w:r>
+      <w:r>
+        <w:t xml:space="preserve">at</w:t>
+      </w:r>
+      <w:r>
+        <w:t xml:space="preserve"> </w:t>
+      </w:r>
+      <m:oMath>
+        <m:r>
+          <m:t>68</m:t>
         </m:r>
         <m:r>
           <m:rPr>
@@ -39813,7 +39784,7 @@
           <m:t>→</m:t>
         </m:r>
         <m:r>
-          <m:t>38</m:t>
+          <m:t>5</m:t>
         </m:r>
         <m:r>
           <m:rPr>
@@ -39839,7 +39810,7 @@
           <m:t>−</m:t>
         </m:r>
         <m:r>
-          <m:t>0.41</m:t>
+          <m:t>0.38</m:t>
         </m:r>
       </m:oMath>
       <w:r>
@@ -42902,52 +42873,7 @@
         <w:t xml:space="preserve"> </w:t>
       </w:r>
       <w:r>
-        <w:t xml:space="preserve">added signal, not where it sits. Order is controlled separately, in an earlier</w:t>
-      </w:r>
-      <w:r>
-        <w:t xml:space="preserve"> </w:t>
-      </w:r>
-      <w:r>
-        <w:rPr>
-          <w:i/>
-          <w:iCs/>
-        </w:rPr>
-        <w:t xml:space="preserve">agentic</w:t>
-      </w:r>
-      <w:r>
-        <w:t xml:space="preserve"> </w:t>
-      </w:r>
-      <w:r>
-        <w:t xml:space="preserve">Haiku run at</w:t>
-      </w:r>
-      <w:r>
-        <w:t xml:space="preserve"> </w:t>
-      </w:r>
-      <m:oMath>
-        <m:r>
-          <m:t>n</m:t>
-        </m:r>
-        <m:r>
-          <m:rPr>
-            <m:sty m:val="p"/>
-          </m:rPr>
-          <m:t>=</m:t>
-        </m:r>
-        <m:r>
-          <m:t>80</m:t>
-        </m:r>
-      </m:oMath>
-      <w:r>
-        <w:t xml:space="preserve"> </w:t>
-      </w:r>
-      <w:r>
-        <w:t xml:space="preserve">that predates the single-shot regime of the main table</w:t>
-      </w:r>
-      <w:r>
-        <w:t xml:space="preserve"> </w:t>
-      </w:r>
-      <w:r>
-        <w:t xml:space="preserve">(Appendix C). Reversing the concatenation,</w:t>
+        <w:t xml:space="preserve">added signal, not where it sits. Order is controlled directly, by a reversed arm</w:t>
       </w:r>
       <w:r>
         <w:t xml:space="preserve"> </w:t>
@@ -43044,6 +42970,313 @@
         <w:t xml:space="preserve"> </w:t>
       </w:r>
       <w:r>
+        <w:t xml:space="preserve">that puts</w:t>
+      </w:r>
+      <w:r>
+        <w:t xml:space="preserve"> </w:t>
+      </w:r>
+      <m:oMath>
+        <m:sSub>
+          <m:e>
+            <m:r>
+              <m:t>W</m:t>
+            </m:r>
+          </m:e>
+          <m:sub>
+            <m:r>
+              <m:t>1</m:t>
+            </m:r>
+          </m:sub>
+        </m:sSub>
+      </m:oMath>
+      <w:r>
+        <w:t xml:space="preserve"> </w:t>
+      </w:r>
+      <w:r>
+        <w:t xml:space="preserve">first, measured in the same</w:t>
+      </w:r>
+      <w:r>
+        <w:t xml:space="preserve"> </w:t>
+      </w:r>
+      <w:r>
+        <w:t xml:space="preserve">single-shot regime and at the same</w:t>
+      </w:r>
+      <w:r>
+        <w:t xml:space="preserve"> </w:t>
+      </w:r>
+      <m:oMath>
+        <m:r>
+          <m:t>n</m:t>
+        </m:r>
+        <m:r>
+          <m:rPr>
+            <m:sty m:val="p"/>
+          </m:rPr>
+          <m:t>=</m:t>
+        </m:r>
+        <m:r>
+          <m:t>40</m:t>
+        </m:r>
+      </m:oMath>
+      <w:r>
+        <w:t xml:space="preserve"> </w:t>
+      </w:r>
+      <w:r>
+        <w:t xml:space="preserve">as the main table</w:t>
+      </w:r>
+      <w:r>
+        <w:t xml:space="preserve"> </w:t>
+      </w:r>
+      <w:r>
+        <w:t xml:space="preserve">(</w:t>
+      </w:r>
+      <w:r>
+        <w:rPr>
+          <w:rStyle w:val="VerbatimChar"/>
+        </w:rPr>
+        <w:t xml:space="preserve">blackwell_order_ss_n40</w:t>
+      </w:r>
+      <w:r>
+        <w:t xml:space="preserve">,</w:t>
+      </w:r>
+      <w:r>
+        <w:t xml:space="preserve"> </w:t>
+      </w:r>
+      <m:oMath>
+        <m:r>
+          <m:t>400</m:t>
+        </m:r>
+      </m:oMath>
+      <w:r>
+        <w:t xml:space="preserve"> </w:t>
+      </w:r>
+      <w:r>
+        <w:t xml:space="preserve">calls). On the hardened</w:t>
+      </w:r>
+      <w:r>
+        <w:t xml:space="preserve"> </w:t>
+      </w:r>
+      <w:r>
+        <w:rPr>
+          <w:rStyle w:val="VerbatimChar"/>
+        </w:rPr>
+        <w:t xml:space="preserve">api_argorder</w:t>
+      </w:r>
+      <w:r>
+        <w:t xml:space="preserve"> </w:t>
+      </w:r>
+      <w:r>
+        <w:t xml:space="preserve">cell the</w:t>
+      </w:r>
+      <w:r>
+        <w:t xml:space="preserve"> </w:t>
+      </w:r>
+      <w:r>
+        <w:t xml:space="preserve">two orderings are indistinguishable:</w:t>
+      </w:r>
+      <w:r>
+        <w:t xml:space="preserve"> </w:t>
+      </w:r>
+      <m:oMath>
+        <m:sSub>
+          <m:e>
+            <m:r>
+              <m:t>W</m:t>
+            </m:r>
+          </m:e>
+          <m:sub>
+            <m:r>
+              <m:t>1</m:t>
+            </m:r>
+          </m:sub>
+        </m:sSub>
+      </m:oMath>
+      <w:r>
+        <w:t xml:space="preserve"> </w:t>
+      </w:r>
+      <w:r>
+        <w:t xml:space="preserve">scores</w:t>
+      </w:r>
+      <w:r>
+        <w:t xml:space="preserve"> </w:t>
+      </w:r>
+      <m:oMath>
+        <m:r>
+          <m:t>98</m:t>
+        </m:r>
+        <m:r>
+          <m:rPr>
+            <m:sty m:val="p"/>
+          </m:rPr>
+          <m:t>%</m:t>
+        </m:r>
+      </m:oMath>
+      <w:r>
+        <w:t xml:space="preserve"> </w:t>
+      </w:r>
+      <w:r>
+        <w:t xml:space="preserve">while both</w:t>
+      </w:r>
+      <w:r>
+        <w:t xml:space="preserve"> </w:t>
+      </w:r>
+      <m:oMath>
+        <m:sSub>
+          <m:e>
+            <m:r>
+              <m:t>W</m:t>
+            </m:r>
+          </m:e>
+          <m:sub>
+            <m:r>
+              <m:t>1</m:t>
+            </m:r>
+            <m:r>
+              <m:rPr>
+                <m:sty m:val="p"/>
+              </m:rPr>
+              <m:t>+</m:t>
+            </m:r>
+          </m:sub>
+        </m:sSub>
+      </m:oMath>
+      <w:r>
+        <w:t xml:space="preserve"> </w:t>
+      </w:r>
+      <w:r>
+        <w:t xml:space="preserve">and</w:t>
+      </w:r>
+      <w:r>
+        <w:t xml:space="preserve"> </w:t>
+      </w:r>
+      <m:oMath>
+        <m:sSubSup>
+          <m:e>
+            <m:r>
+              <m:t>W</m:t>
+            </m:r>
+          </m:e>
+          <m:sub>
+            <m:r>
+              <m:t>1</m:t>
+            </m:r>
+            <m:r>
+              <m:rPr>
+                <m:sty m:val="p"/>
+              </m:rPr>
+              <m:t>+</m:t>
+            </m:r>
+          </m:sub>
+          <m:sup>
+            <m:r>
+              <m:rPr>
+                <m:sty m:val="p"/>
+              </m:rPr>
+              <m:t>r</m:t>
+            </m:r>
+            <m:r>
+              <m:rPr>
+                <m:sty m:val="p"/>
+              </m:rPr>
+              <m:t>e</m:t>
+            </m:r>
+            <m:r>
+              <m:rPr>
+                <m:sty m:val="p"/>
+              </m:rPr>
+              <m:t>v</m:t>
+            </m:r>
+          </m:sup>
+        </m:sSubSup>
+      </m:oMath>
+      <w:r>
+        <w:t xml:space="preserve"> </w:t>
+      </w:r>
+      <w:r>
+        <w:t xml:space="preserve">score</w:t>
+      </w:r>
+      <w:r>
+        <w:t xml:space="preserve"> </w:t>
+      </w:r>
+      <m:oMath>
+        <m:r>
+          <m:t>2.5</m:t>
+        </m:r>
+        <m:r>
+          <m:rPr>
+            <m:sty m:val="p"/>
+          </m:rPr>
+          <m:t>%</m:t>
+        </m:r>
+      </m:oMath>
+      <w:r>
+        <w:t xml:space="preserve">, each verified harmful at</w:t>
+      </w:r>
+      <w:r>
+        <w:t xml:space="preserve"> </w:t>
+      </w:r>
+      <m:oMath>
+        <m:r>
+          <m:rPr>
+            <m:sty m:val="p"/>
+          </m:rPr>
+          <m:t>−</m:t>
+        </m:r>
+        <m:r>
+          <m:t>0.77</m:t>
+        </m:r>
+      </m:oMath>
+      <w:r>
+        <w:t xml:space="preserve">. On</w:t>
+      </w:r>
+      <w:r>
+        <w:t xml:space="preserve"> </w:t>
+      </w:r>
+      <w:r>
+        <w:rPr>
+          <w:rStyle w:val="VerbatimChar"/>
+        </w:rPr>
+        <w:t xml:space="preserve">api_post_ok</w:t>
+      </w:r>
+      <w:r>
+        <w:t xml:space="preserve"> </w:t>
+      </w:r>
+      <w:r>
+        <w:t xml:space="preserve">reversal makes matters worse rather than better,</w:t>
+      </w:r>
+      <w:r>
+        <w:t xml:space="preserve"> </w:t>
+      </w:r>
+      <m:oMath>
+        <m:r>
+          <m:t>50</m:t>
+        </m:r>
+        <m:r>
+          <m:rPr>
+            <m:sty m:val="p"/>
+          </m:rPr>
+          <m:t>%</m:t>
+        </m:r>
+        <m:r>
+          <m:rPr>
+            <m:sty m:val="p"/>
+          </m:rPr>
+          <m:t>→</m:t>
+        </m:r>
+        <m:r>
+          <m:t>25</m:t>
+        </m:r>
+        <m:r>
+          <m:rPr>
+            <m:sty m:val="p"/>
+          </m:rPr>
+          <m:t>%</m:t>
+        </m:r>
+      </m:oMath>
+      <w:r>
+        <w:t xml:space="preserve"> </w:t>
+      </w:r>
+      <w:r>
         <w:t xml:space="preserve">with</w:t>
       </w:r>
       <w:r>
@@ -43058,6 +43291,64 @@
           </m:e>
           <m:sub>
             <m:r>
+              <m:t>2</m:t>
+            </m:r>
+          </m:sub>
+        </m:sSub>
+      </m:oMath>
+      <w:r>
+        <w:t xml:space="preserve"> </w:t>
+      </w:r>
+      <w:r>
+        <w:t xml:space="preserve">first and</w:t>
+      </w:r>
+      <w:r>
+        <w:t xml:space="preserve"> </w:t>
+      </w:r>
+      <m:oMath>
+        <m:r>
+          <m:t>50</m:t>
+        </m:r>
+        <m:r>
+          <m:rPr>
+            <m:sty m:val="p"/>
+          </m:rPr>
+          <m:t>%</m:t>
+        </m:r>
+        <m:r>
+          <m:rPr>
+            <m:sty m:val="p"/>
+          </m:rPr>
+          <m:t>→</m:t>
+        </m:r>
+        <m:r>
+          <m:t>0</m:t>
+        </m:r>
+        <m:r>
+          <m:rPr>
+            <m:sty m:val="p"/>
+          </m:rPr>
+          <m:t>%</m:t>
+        </m:r>
+      </m:oMath>
+      <w:r>
+        <w:t xml:space="preserve"> </w:t>
+      </w:r>
+      <w:r>
+        <w:t xml:space="preserve">with</w:t>
+      </w:r>
+      <w:r>
+        <w:t xml:space="preserve"> </w:t>
+      </w:r>
+      <m:oMath>
+        <m:sSub>
+          <m:e>
+            <m:r>
+              <m:t>W</m:t>
+            </m:r>
+          </m:e>
+          <m:sub>
+            <m:r>
               <m:t>1</m:t>
             </m:r>
           </m:sub>
@@ -43067,281 +43358,35 @@
         <w:t xml:space="preserve"> </w:t>
       </w:r>
       <w:r>
-        <w:t xml:space="preserve">first, does not recover</w:t>
-      </w:r>
-      <w:r>
-        <w:t xml:space="preserve"> </w:t>
-      </w:r>
-      <m:oMath>
-        <m:sSub>
-          <m:e>
-            <m:r>
-              <m:t>W</m:t>
-            </m:r>
-          </m:e>
-          <m:sub>
-            <m:r>
-              <m:t>1</m:t>
-            </m:r>
-          </m:sub>
-        </m:sSub>
-      </m:oMath>
-      <w:r>
-        <w:t xml:space="preserve"> </w:t>
-      </w:r>
-      <w:r>
-        <w:t xml:space="preserve">there either: on</w:t>
-      </w:r>
-      <w:r>
-        <w:t xml:space="preserve"> </w:t>
-      </w:r>
-      <w:r>
-        <w:rPr>
-          <w:rStyle w:val="VerbatimChar"/>
-        </w:rPr>
-        <w:t xml:space="preserve">api_post_ok</w:t>
-      </w:r>
-      <w:r>
-        <w:t xml:space="preserve">, whose</w:t>
-      </w:r>
-      <w:r>
-        <w:t xml:space="preserve"> </w:t>
-      </w:r>
-      <w:r>
-        <w:rPr>
-          <w:rStyle w:val="VerbatimChar"/>
-        </w:rPr>
-        <w:t xml:space="preserve">none</w:t>
-      </w:r>
-      <w:r>
-        <w:t xml:space="preserve"> </w:t>
-      </w:r>
-      <w:r>
-        <w:t xml:space="preserve">arm is</w:t>
-      </w:r>
-      <w:r>
-        <w:t xml:space="preserve"> </w:t>
-      </w:r>
-      <m:oMath>
-        <m:r>
-          <m:t>0</m:t>
-        </m:r>
-        <m:r>
-          <m:rPr>
-            <m:sty m:val="p"/>
-          </m:rPr>
-          <m:t>/</m:t>
-        </m:r>
-        <m:r>
-          <m:t>80</m:t>
-        </m:r>
-      </m:oMath>
-      <w:r>
-        <w:t xml:space="preserve"> </w:t>
-      </w:r>
-      <w:r>
-        <w:t xml:space="preserve">in that run,</w:t>
-      </w:r>
-      <w:r>
-        <w:t xml:space="preserve"> </w:t>
-      </w:r>
-      <m:oMath>
-        <m:sSub>
-          <m:e>
-            <m:r>
-              <m:t>W</m:t>
-            </m:r>
-          </m:e>
-          <m:sub>
-            <m:r>
-              <m:t>1</m:t>
-            </m:r>
-          </m:sub>
-        </m:sSub>
-      </m:oMath>
-      <w:r>
-        <w:t xml:space="preserve"> </w:t>
-      </w:r>
-      <w:r>
-        <w:t xml:space="preserve">scores</w:t>
-      </w:r>
-      <w:r>
-        <w:t xml:space="preserve"> </w:t>
-      </w:r>
-      <m:oMath>
-        <m:r>
-          <m:t>98</m:t>
-        </m:r>
-        <m:r>
-          <m:rPr>
-            <m:sty m:val="p"/>
-          </m:rPr>
-          <m:t>%</m:t>
-        </m:r>
-      </m:oMath>
-      <w:r>
-        <w:t xml:space="preserve"> </w:t>
-      </w:r>
-      <w:r>
-        <w:t xml:space="preserve">and the reversed superset</w:t>
-      </w:r>
-      <w:r>
-        <w:t xml:space="preserve"> </w:t>
-      </w:r>
-      <m:oMath>
-        <m:r>
-          <m:t>1</m:t>
-        </m:r>
-        <m:r>
-          <m:rPr>
-            <m:sty m:val="p"/>
-          </m:rPr>
-          <m:t>%</m:t>
-        </m:r>
-      </m:oMath>
-      <w:r>
-        <w:t xml:space="preserve">, a</w:t>
-      </w:r>
-      <w:r>
-        <w:t xml:space="preserve"> </w:t>
-      </w:r>
-      <w:r>
-        <w:t xml:space="preserve">contrast whose upper bound is</w:t>
-      </w:r>
-      <w:r>
-        <w:t xml:space="preserve"> </w:t>
-      </w:r>
-      <m:oMath>
-        <m:r>
-          <m:rPr>
-            <m:sty m:val="p"/>
-          </m:rPr>
-          <m:t>−</m:t>
-        </m:r>
-        <m:r>
-          <m:t>0.83</m:t>
-        </m:r>
-      </m:oMath>
-      <w:r>
-        <w:t xml:space="preserve">. Neither ordering restores the single-source arm, so within</w:t>
-      </w:r>
-      <w:r>
-        <w:t xml:space="preserve"> </w:t>
-      </w:r>
-      <w:r>
-        <w:t xml:space="preserve">that run the collapse is not a pure primacy or recency effect. Two limits on how far this</w:t>
-      </w:r>
-      <w:r>
-        <w:t xml:space="preserve"> </w:t>
-      </w:r>
-      <w:r>
-        <w:t xml:space="preserve">carries. The run is agentic while the main table is single-shot, so we report it as an auxiliary</w:t>
-      </w:r>
-      <w:r>
-        <w:t xml:space="preserve"> </w:t>
-      </w:r>
-      <w:r>
-        <w:t xml:space="preserve">control rather than as part of the six-model record. And its</w:t>
-      </w:r>
-      <w:r>
-        <w:t xml:space="preserve"> </w:t>
-      </w:r>
-      <w:r>
-        <w:rPr>
-          <w:rStyle w:val="VerbatimChar"/>
-        </w:rPr>
-        <w:t xml:space="preserve">api_argorder</w:t>
-      </w:r>
-      <w:r>
-        <w:t xml:space="preserve"> </w:t>
-      </w:r>
-      <w:r>
-        <w:t xml:space="preserve">arm used an</w:t>
-      </w:r>
-      <w:r>
-        <w:t xml:space="preserve"> </w:t>
-      </w:r>
-      <w:r>
-        <w:t xml:space="preserve">earlier, leakier version of that task, with a</w:t>
-      </w:r>
-      <w:r>
-        <w:t xml:space="preserve"> </w:t>
-      </w:r>
-      <m:oMath>
-        <m:r>
-          <m:t>40</m:t>
-        </m:r>
-        <m:r>
-          <m:rPr>
-            <m:sty m:val="p"/>
-          </m:rPr>
-          <m:t>%</m:t>
-        </m:r>
-      </m:oMath>
-      <w:r>
-        <w:t xml:space="preserve"> </w:t>
-      </w:r>
-      <w:r>
-        <w:rPr>
-          <w:rStyle w:val="VerbatimChar"/>
-        </w:rPr>
-        <w:t xml:space="preserve">none</w:t>
-      </w:r>
-      <w:r>
-        <w:t xml:space="preserve"> </w:t>
-      </w:r>
-      <w:r>
-        <w:t xml:space="preserve">baseline against the</w:t>
-      </w:r>
-      <w:r>
-        <w:t xml:space="preserve"> </w:t>
-      </w:r>
-      <m:oMath>
-        <m:r>
-          <m:t>1</m:t>
-        </m:r>
-      </m:oMath>
-      <w:r>
-        <w:t xml:space="preserve">–</w:t>
-      </w:r>
-      <m:oMath>
-        <m:r>
-          <m:t>2</m:t>
-        </m:r>
-        <m:r>
-          <m:rPr>
-            <m:sty m:val="p"/>
-          </m:rPr>
-          <m:t>%</m:t>
-        </m:r>
-      </m:oMath>
-      <w:r>
-        <w:t xml:space="preserve"> </w:t>
-      </w:r>
-      <w:r>
-        <w:t xml:space="preserve">of the hardened version used everywhere else, so we do not read its reversed-order figure as</w:t>
-      </w:r>
-      <w:r>
-        <w:t xml:space="preserve"> </w:t>
-      </w:r>
-      <w:r>
-        <w:t xml:space="preserve">comparable and do not rely on it here. What the control establishes is that position does not</w:t>
-      </w:r>
-      <w:r>
-        <w:t xml:space="preserve"> </w:t>
-      </w:r>
-      <w:r>
-        <w:rPr>
-          <w:i/>
-          <w:iCs/>
-        </w:rPr>
-        <w:t xml:space="preserve">explain</w:t>
-      </w:r>
-      <w:r>
-        <w:t xml:space="preserve"> </w:t>
-      </w:r>
-      <w:r>
-        <w:t xml:space="preserve">the collapse; it does not bound how much position contributes to its size.</w:t>
+        <w:t xml:space="preserve">first. Moving the added block out of the primacy slot therefore</w:t>
+      </w:r>
+      <w:r>
+        <w:t xml:space="preserve"> </w:t>
+      </w:r>
+      <w:r>
+        <w:t xml:space="preserve">recovers nothing, and on one cell costs more, so the collapse is not a primacy or recency</w:t>
+      </w:r>
+      <w:r>
+        <w:t xml:space="preserve"> </w:t>
+      </w:r>
+      <w:r>
+        <w:t xml:space="preserve">artifact. Two things this does not settle: it is one model, and it bounds the</w:t>
+      </w:r>
+      <w:r>
+        <w:t xml:space="preserve"> </w:t>
+      </w:r>
+      <w:r>
+        <w:rPr>
+          <w:i/>
+          <w:iCs/>
+        </w:rPr>
+        <w:t xml:space="preserve">existence</w:t>
+      </w:r>
+      <w:r>
+        <w:t xml:space="preserve"> </w:t>
+      </w:r>
+      <w:r>
+        <w:t xml:space="preserve">of a positional explanation rather than the contribution of position to the size of the harm.</w:t>
       </w:r>
     </w:p>
     <w:bookmarkEnd w:id="89"/>
@@ -50241,7 +50286,7 @@
               <w:jc w:val="center"/>
             </w:pPr>
             <w:r>
-              <w:t xml:space="preserve">59.4</w:t>
+              <w:t xml:space="preserve">54.4</w:t>
             </w:r>
           </w:p>
         </w:tc>
@@ -50505,7 +50550,7 @@
               <w:jc w:val="center"/>
             </w:pPr>
             <w:r>
-              <w:t xml:space="preserve">48.2</w:t>
+              <w:t xml:space="preserve">47.4</w:t>
             </w:r>
           </w:p>
         </w:tc>
@@ -53277,7 +53322,7 @@
         <w:t xml:space="preserve"> </w:t>
       </w:r>
       <w:r>
-        <w:t xml:space="preserve">arms were each run on single-shot Haiku at</w:t>
+        <w:t xml:space="preserve">arms, and the reversed-order arm, were each run on single-shot Haiku at</w:t>
       </w:r>
       <w:r>
         <w:t xml:space="preserve"> </w:t>
@@ -53300,123 +53345,13 @@
         <w:t xml:space="preserve"> </w:t>
       </w:r>
       <w:r>
-        <w:t xml:space="preserve">on the two collapse cells. The order control is</w:t>
-      </w:r>
-      <w:r>
-        <w:t xml:space="preserve"> </w:t>
-      </w:r>
-      <w:r>
-        <w:t xml:space="preserve">a Haiku</w:t>
-      </w:r>
-      <w:r>
-        <w:t xml:space="preserve"> </w:t>
-      </w:r>
-      <m:oMath>
-        <m:r>
-          <m:t>n</m:t>
-        </m:r>
-        <m:r>
-          <m:rPr>
-            <m:sty m:val="p"/>
-          </m:rPr>
-          <m:t>=</m:t>
-        </m:r>
-        <m:r>
-          <m:t>80</m:t>
-        </m:r>
-      </m:oMath>
-      <w:r>
-        <w:t xml:space="preserve"> </w:t>
-      </w:r>
-      <w:r>
-        <w:t xml:space="preserve">arm in the earlier</w:t>
-      </w:r>
-      <w:r>
-        <w:t xml:space="preserve"> </w:t>
-      </w:r>
-      <w:r>
-        <w:rPr>
-          <w:i/>
-          <w:iCs/>
-        </w:rPr>
-        <w:t xml:space="preserve">agentic</w:t>
-      </w:r>
-      <w:r>
-        <w:t xml:space="preserve"> </w:t>
-      </w:r>
-      <w:r>
-        <w:t xml:space="preserve">regime, and its</w:t>
-      </w:r>
-      <w:r>
-        <w:t xml:space="preserve"> </w:t>
-      </w:r>
-      <w:r>
-        <w:rPr>
-          <w:rStyle w:val="VerbatimChar"/>
-        </w:rPr>
-        <w:t xml:space="preserve">api_argorder</w:t>
-      </w:r>
-      <w:r>
-        <w:t xml:space="preserve"> </w:t>
-      </w:r>
-      <w:r>
-        <w:t xml:space="preserve">cell used</w:t>
-      </w:r>
-      <w:r>
-        <w:t xml:space="preserve"> </w:t>
-      </w:r>
-      <w:r>
-        <w:t xml:space="preserve">an earlier variant of that task with a</w:t>
-      </w:r>
-      <w:r>
-        <w:t xml:space="preserve"> </w:t>
-      </w:r>
-      <m:oMath>
-        <m:r>
-          <m:t>40</m:t>
-        </m:r>
-        <m:r>
-          <m:rPr>
-            <m:sty m:val="p"/>
-          </m:rPr>
-          <m:t>%</m:t>
-        </m:r>
-      </m:oMath>
-      <w:r>
-        <w:t xml:space="preserve"> </w:t>
-      </w:r>
-      <w:r>
-        <w:rPr>
-          <w:rStyle w:val="VerbatimChar"/>
-        </w:rPr>
-        <w:t xml:space="preserve">none</w:t>
-      </w:r>
-      <w:r>
-        <w:t xml:space="preserve"> </w:t>
-      </w:r>
-      <w:r>
-        <w:t xml:space="preserve">baseline; it is therefore not</w:t>
-      </w:r>
-      <w:r>
-        <w:t xml:space="preserve"> </w:t>
-      </w:r>
-      <w:r>
-        <w:t xml:space="preserve">comparable with the single-shot main table and we report only its clean</w:t>
-      </w:r>
-      <w:r>
-        <w:t xml:space="preserve"> </w:t>
-      </w:r>
-      <w:r>
-        <w:rPr>
-          <w:rStyle w:val="VerbatimChar"/>
-        </w:rPr>
-        <w:t xml:space="preserve">api_post_ok</w:t>
-      </w:r>
-      <w:r>
-        <w:t xml:space="preserve"> </w:t>
-      </w:r>
-      <w:r>
-        <w:t xml:space="preserve">arm, as auxiliary. None of the four is part of the six-model</w:t>
+        <w:t xml:space="preserve">on the two collapse</w:t>
+      </w:r>
+      <w:r>
+        <w:t xml:space="preserve"> </w:t>
+      </w:r>
+      <w:r>
+        <w:t xml:space="preserve">cells, in the same regime and on the same task versions as the main table. None of the four is part of the six-model</w:t>
       </w:r>
       <w:r>
         <w:t xml:space="preserve"> </w:t>
@@ -65725,7 +65660,7 @@
       </w:r>
       <m:oMath>
         <m:r>
-          <m:t>42</m:t>
+          <m:t>45</m:t>
         </m:r>
         <m:r>
           <m:rPr>
@@ -67049,19 +66984,151 @@
         <w:pStyle w:val="BodyText"/>
       </w:pPr>
       <w:r>
-        <w:t xml:space="preserve">One reproducibility gap is worth stating rather than leaving to be discovered. Four cited result</w:t>
-      </w:r>
-      <w:r>
-        <w:t xml:space="preserve"> </w:t>
-      </w:r>
-      <w:r>
-        <w:t xml:space="preserve">files are arm-only re-measurements produced by ad-hoc scripts that were not kept in the</w:t>
-      </w:r>
-      <w:r>
-        <w:t xml:space="preserve"> </w:t>
-      </w:r>
-      <w:r>
-        <w:t xml:space="preserve">repository: the Opus</w:t>
+        <w:t xml:space="preserve">Four arm-only re-measurements were originally produced by ad-hoc scripts that were not kept, so</w:t>
+      </w:r>
+      <w:r>
+        <w:t xml:space="preserve"> </w:t>
+      </w:r>
+      <w:r>
+        <w:t xml:space="preserve">their regime could be asserted but not recovered from a run log. All four have since been</w:t>
+      </w:r>
+      <w:r>
+        <w:t xml:space="preserve"> </w:t>
+      </w:r>
+      <w:r>
+        <w:t xml:space="preserve">re-measured with</w:t>
+      </w:r>
+      <w:r>
+        <w:t xml:space="preserve"> </w:t>
+      </w:r>
+      <w:r>
+        <w:rPr>
+          <w:rStyle w:val="VerbatimChar"/>
+        </w:rPr>
+        <w:t xml:space="preserve">harness/diag/rerun_arm.py</w:t>
+      </w:r>
+      <w:r>
+        <w:t xml:space="preserve">, which calls the same</w:t>
+      </w:r>
+      <w:r>
+        <w:t xml:space="preserve"> </w:t>
+      </w:r>
+      <w:r>
+        <w:rPr>
+          <w:rStyle w:val="VerbatimChar"/>
+        </w:rPr>
+        <w:t xml:space="preserve">run_one</w:t>
+      </w:r>
+      <w:r>
+        <w:t xml:space="preserve"> </w:t>
+      </w:r>
+      <w:r>
+        <w:t xml:space="preserve">the</w:t>
+      </w:r>
+      <w:r>
+        <w:t xml:space="preserve"> </w:t>
+      </w:r>
+      <w:r>
+        <w:t xml:space="preserve">six-model tables are built from and writes a log recording the regime. Three reproduced their</w:t>
+      </w:r>
+      <w:r>
+        <w:t xml:space="preserve"> </w:t>
+      </w:r>
+      <w:r>
+        <w:t xml:space="preserve">published values closely: the Opus</w:t>
+      </w:r>
+      <w:r>
+        <w:t xml:space="preserve"> </w:t>
+      </w:r>
+      <m:oMath>
+        <m:sSub>
+          <m:e>
+            <m:r>
+              <m:t>W</m:t>
+            </m:r>
+          </m:e>
+          <m:sub>
+            <m:r>
+              <m:t>2</m:t>
+            </m:r>
+          </m:sub>
+        </m:sSub>
+      </m:oMath>
+      <w:r>
+        <w:t xml:space="preserve">/</w:t>
+      </w:r>
+      <w:r>
+        <w:rPr>
+          <w:rStyle w:val="VerbatimChar"/>
+        </w:rPr>
+        <w:t xml:space="preserve">trap_store_wire</w:t>
+      </w:r>
+      <w:r>
+        <w:t xml:space="preserve"> </w:t>
+      </w:r>
+      <w:r>
+        <w:t xml:space="preserve">and Haiku</w:t>
+      </w:r>
+      <w:r>
+        <w:t xml:space="preserve"> </w:t>
+      </w:r>
+      <m:oMath>
+        <m:sSub>
+          <m:e>
+            <m:r>
+              <m:t>W</m:t>
+            </m:r>
+          </m:e>
+          <m:sub>
+            <m:r>
+              <m:t>1</m:t>
+            </m:r>
+          </m:sub>
+        </m:sSub>
+      </m:oMath>
+      <w:r>
+        <w:t xml:space="preserve">/</w:t>
+      </w:r>
+      <w:r>
+        <w:rPr>
+          <w:rStyle w:val="VerbatimChar"/>
+        </w:rPr>
+        <w:t xml:space="preserve">enc_amount</w:t>
+      </w:r>
+      <w:r>
+        <w:t xml:space="preserve"> </w:t>
+      </w:r>
+      <w:r>
+        <w:t xml:space="preserve">cells returned</w:t>
+      </w:r>
+      <w:r>
+        <w:t xml:space="preserve"> </w:t>
+      </w:r>
+      <m:oMath>
+        <m:r>
+          <m:t>0</m:t>
+        </m:r>
+        <m:r>
+          <m:rPr>
+            <m:sty m:val="p"/>
+          </m:rPr>
+          <m:t>/</m:t>
+        </m:r>
+        <m:r>
+          <m:t>40</m:t>
+        </m:r>
+      </m:oMath>
+      <w:r>
+        <w:t xml:space="preserve"> </w:t>
+      </w:r>
+      <w:r>
+        <w:t xml:space="preserve">exactly as before, and the structured-context arm</w:t>
+      </w:r>
+      <w:r>
+        <w:t xml:space="preserve"> </w:t>
+      </w:r>
+      <w:r>
+        <w:t xml:space="preserve">moved by one draw on one cell. The Opus</w:t>
       </w:r>
       <w:r>
         <w:t xml:space="preserve"> </w:t>
@@ -67090,83 +67157,110 @@
         <w:t xml:space="preserve"> </w:t>
       </w:r>
       <w:r>
-        <w:t xml:space="preserve">arm, the Opus</w:t>
-      </w:r>
-      <w:r>
-        <w:t xml:space="preserve"> </w:t>
-      </w:r>
-      <m:oMath>
-        <m:sSub>
-          <m:e>
-            <m:r>
-              <m:t>W</m:t>
-            </m:r>
-          </m:e>
-          <m:sub>
-            <m:r>
-              <m:t>2</m:t>
-            </m:r>
-          </m:sub>
-        </m:sSub>
-      </m:oMath>
-      <w:r>
-        <w:t xml:space="preserve">/</w:t>
+        <w:t xml:space="preserve">arm moved further, and deeper:</w:t>
+      </w:r>
+      <w:r>
+        <w:t xml:space="preserve"> </w:t>
+      </w:r>
+      <m:oMath>
+        <m:r>
+          <m:t>38</m:t>
+        </m:r>
+        <m:r>
+          <m:rPr>
+            <m:sty m:val="p"/>
+          </m:rPr>
+          <m:t>%</m:t>
+        </m:r>
+        <m:r>
+          <m:rPr>
+            <m:sty m:val="p"/>
+          </m:rPr>
+          <m:t>→</m:t>
+        </m:r>
+        <m:r>
+          <m:t>12</m:t>
+        </m:r>
+        <m:r>
+          <m:rPr>
+            <m:sty m:val="p"/>
+          </m:rPr>
+          <m:t>%</m:t>
+        </m:r>
+      </m:oMath>
+      <w:r>
+        <w:t xml:space="preserve"> </w:t>
+      </w:r>
+      <w:r>
+        <w:t xml:space="preserve">on</w:t>
+      </w:r>
+      <w:r>
+        <w:t xml:space="preserve"> </w:t>
       </w:r>
       <w:r>
         <w:rPr>
           <w:rStyle w:val="VerbatimChar"/>
         </w:rPr>
-        <w:t xml:space="preserve">trap_store_wire</w:t>
-      </w:r>
-      <w:r>
-        <w:t xml:space="preserve"> </w:t>
-      </w:r>
-      <w:r>
-        <w:t xml:space="preserve">cell, the Haiku</w:t>
-      </w:r>
-      <w:r>
-        <w:t xml:space="preserve"> </w:t>
-      </w:r>
-      <m:oMath>
-        <m:sSub>
-          <m:e>
-            <m:r>
-              <m:t>W</m:t>
-            </m:r>
-          </m:e>
-          <m:sub>
-            <m:r>
-              <m:t>1</m:t>
-            </m:r>
-          </m:sub>
-        </m:sSub>
-      </m:oMath>
-      <w:r>
-        <w:t xml:space="preserve">/</w:t>
+        <w:t xml:space="preserve">api_post_ok</w:t>
+      </w:r>
+      <w:r>
+        <w:t xml:space="preserve"> </w:t>
+      </w:r>
+      <w:r>
+        <w:t xml:space="preserve">and</w:t>
+      </w:r>
+      <w:r>
+        <w:t xml:space="preserve"> </w:t>
+      </w:r>
+      <m:oMath>
+        <m:r>
+          <m:t>15</m:t>
+        </m:r>
+        <m:r>
+          <m:rPr>
+            <m:sty m:val="p"/>
+          </m:rPr>
+          <m:t>%</m:t>
+        </m:r>
+        <m:r>
+          <m:rPr>
+            <m:sty m:val="p"/>
+          </m:rPr>
+          <m:t>→</m:t>
+        </m:r>
+        <m:r>
+          <m:t>5</m:t>
+        </m:r>
+        <m:r>
+          <m:rPr>
+            <m:sty m:val="p"/>
+          </m:rPr>
+          <m:t>%</m:t>
+        </m:r>
+      </m:oMath>
+      <w:r>
+        <w:t xml:space="preserve"> </w:t>
+      </w:r>
+      <w:r>
+        <w:t xml:space="preserve">on</w:t>
+      </w:r>
+      <w:r>
+        <w:t xml:space="preserve"> </w:t>
       </w:r>
       <w:r>
         <w:rPr>
           <w:rStyle w:val="VerbatimChar"/>
         </w:rPr>
-        <w:t xml:space="preserve">enc_amount</w:t>
-      </w:r>
-      <w:r>
-        <w:t xml:space="preserve"> </w:t>
-      </w:r>
-      <w:r>
-        <w:t xml:space="preserve">cell and the structured-context arm. Their raw records and counts are</w:t>
-      </w:r>
-      <w:r>
-        <w:t xml:space="preserve"> </w:t>
-      </w:r>
-      <w:r>
-        <w:t xml:space="preserve">released and every number we report is computed from them, but their regime is asserted here</w:t>
-      </w:r>
-      <w:r>
-        <w:t xml:space="preserve"> </w:t>
-      </w:r>
-      <w:r>
-        <w:t xml:space="preserve">rather than recoverable from a run log, so a reader can check the numbers and not the invocation.</w:t>
+        <w:t xml:space="preserve">api_argorder</w:t>
+      </w:r>
+      <w:r>
+        <w:t xml:space="preserve">. This manuscript reports the</w:t>
+      </w:r>
+      <w:r>
+        <w:t xml:space="preserve"> </w:t>
+      </w:r>
+      <w:r>
+        <w:t xml:space="preserve">re-measurements throughout, so every cited run now has a log naming its regime;</w:t>
       </w:r>
       <w:r>
         <w:t xml:space="preserve"> </w:t>
@@ -67181,13 +67275,19 @@
         <w:t xml:space="preserve"> </w:t>
       </w:r>
       <w:r>
-        <w:t xml:space="preserve">lists the regime of every cited run with the evidence for</w:t>
-      </w:r>
-      <w:r>
-        <w:t xml:space="preserve"> </w:t>
-      </w:r>
-      <w:r>
-        <w:t xml:space="preserve">each, and flags exactly these four. Transport-level failures (empty or zero-token results) are retried up to three</w:t>
+        <w:t xml:space="preserve">lists them with the evidence for each. The between-run</w:t>
+      </w:r>
+      <w:r>
+        <w:t xml:space="preserve"> </w:t>
+      </w:r>
+      <w:r>
+        <w:t xml:space="preserve">movement on the Opus arm is itself a data point for §8.4: repeated measurement</w:t>
+      </w:r>
+      <w:r>
+        <w:t xml:space="preserve"> </w:t>
+      </w:r>
+      <w:r>
+        <w:t xml:space="preserve">of the same cell months apart shifts by more than the nominal interval width. Transport-level failures (empty or zero-token results) are retried up to three</w:t>
       </w:r>
       <w:r>
         <w:t xml:space="preserve"> </w:t>
@@ -67613,7 +67713,7 @@
         <w:rPr>
           <w:rStyle w:val="VerbatimChar"/>
         </w:rPr>
-        <w:t xml:space="preserve">blackwell_opus_ss_W1plus</w:t>
+        <w:t xml:space="preserve">blackwell_opus_ss_W1plus_v2</w:t>
       </w:r>
       <w:r>
         <w:t xml:space="preserve"> </w:t>
@@ -67628,7 +67728,7 @@
         <w:rPr>
           <w:rStyle w:val="VerbatimChar"/>
         </w:rPr>
-        <w:t xml:space="preserve">blackwell_opus_ss_W2_trap_rerun</w:t>
+        <w:t xml:space="preserve">blackwell_opus_ss_W2_trap_v2</w:t>
       </w:r>
       <w:r>
         <w:t xml:space="preserve"> </w:t>
@@ -67643,7 +67743,19 @@
         <w:rPr>
           <w:rStyle w:val="VerbatimChar"/>
         </w:rPr>
-        <w:t xml:space="preserve">blackwell_haiku_ss_W1_enc_rerun</w:t>
+        <w:t xml:space="preserve">blackwell_haiku_ss_W1_enc_v2</w:t>
+      </w:r>
+      <w:r>
+        <w:t xml:space="preserve">, all produced by</w:t>
+      </w:r>
+      <w:r>
+        <w:t xml:space="preserve"> </w:t>
+      </w:r>
+      <w:r>
+        <w:rPr>
+          <w:rStyle w:val="VerbatimChar"/>
+        </w:rPr>
+        <w:t xml:space="preserve">harness/diag/rerun_arm.py</w:t>
       </w:r>
       <w:r>
         <w:t xml:space="preserve">,</w:t>
@@ -67720,20 +67832,20 @@
         <w:rPr>
           <w:rStyle w:val="VerbatimChar"/>
         </w:rPr>
-        <w:t xml:space="preserve">blackwell_n80_results</w:t>
-      </w:r>
-      <w:r>
-        <w:t xml:space="preserve"> </w:t>
-      </w:r>
-      <w:r>
-        <w:t xml:space="preserve">(order control, reversed concatenation,</w:t>
-      </w:r>
-      <w:r>
-        <w:t xml:space="preserve"> </w:t>
-      </w:r>
-      <m:oMath>
-        <m:r>
-          <m:t>1600</m:t>
+        <w:t xml:space="preserve">blackwell_order_ss_n40</w:t>
+      </w:r>
+      <w:r>
+        <w:t xml:space="preserve"> </w:t>
+      </w:r>
+      <w:r>
+        <w:t xml:space="preserve">(order control, reversed concatenation, single-shot,</w:t>
+      </w:r>
+      <w:r>
+        <w:t xml:space="preserve"> </w:t>
+      </w:r>
+      <m:oMath>
+        <m:r>
+          <m:t>400</m:t>
         </m:r>
       </m:oMath>
       <w:r>
@@ -67741,146 +67853,6 @@
       </w:r>
       <w:r>
         <w:t xml:space="preserve">calls),</w:t>
-      </w:r>
-      <w:r>
-        <w:t xml:space="preserve"> </w:t>
-      </w:r>
-      <w:r>
-        <w:rPr>
-          <w:rStyle w:val="VerbatimChar"/>
-        </w:rPr>
-        <w:t xml:space="preserve">blackwell_argorder_n80</w:t>
-      </w:r>
-      <w:r>
-        <w:t xml:space="preserve"> </w:t>
-      </w:r>
-      <w:r>
-        <w:t xml:space="preserve">(an agentic</w:t>
-      </w:r>
-      <w:r>
-        <w:t xml:space="preserve"> </w:t>
-      </w:r>
-      <m:oMath>
-        <m:r>
-          <m:t>n</m:t>
-        </m:r>
-        <m:r>
-          <m:rPr>
-            <m:sty m:val="p"/>
-          </m:rPr>
-          <m:t>=</m:t>
-        </m:r>
-        <m:r>
-          <m:t>80</m:t>
-        </m:r>
-      </m:oMath>
-      <w:r>
-        <w:t xml:space="preserve"> </w:t>
-      </w:r>
-      <w:r>
-        <w:t xml:space="preserve">confirmation of the</w:t>
-      </w:r>
-      <w:r>
-        <w:t xml:space="preserve"> </w:t>
-      </w:r>
-      <w:r>
-        <w:rPr>
-          <w:rStyle w:val="VerbatimChar"/>
-        </w:rPr>
-        <w:t xml:space="preserve">api_argorder</w:t>
-      </w:r>
-      <w:r>
-        <w:t xml:space="preserve"> </w:t>
-      </w:r>
-      <w:r>
-        <w:t xml:space="preserve">collapse on the hardened task,</w:t>
-      </w:r>
-      <w:r>
-        <w:t xml:space="preserve"> </w:t>
-      </w:r>
-      <m:oMath>
-        <m:r>
-          <m:t>100</m:t>
-        </m:r>
-        <m:r>
-          <m:rPr>
-            <m:sty m:val="p"/>
-          </m:rPr>
-          <m:t>%</m:t>
-        </m:r>
-        <m:r>
-          <m:rPr>
-            <m:sty m:val="p"/>
-          </m:rPr>
-          <m:t>→</m:t>
-        </m:r>
-        <m:r>
-          <m:t>1</m:t>
-        </m:r>
-        <m:r>
-          <m:rPr>
-            <m:sty m:val="p"/>
-          </m:rPr>
-          <m:t>%</m:t>
-        </m:r>
-      </m:oMath>
-      <w:r>
-        <w:t xml:space="preserve"> </w:t>
-      </w:r>
-      <w:r>
-        <w:t xml:space="preserve">with upper bound</w:t>
-      </w:r>
-      <w:r>
-        <w:t xml:space="preserve"> </w:t>
-      </w:r>
-      <m:oMath>
-        <m:r>
-          <m:rPr>
-            <m:sty m:val="p"/>
-          </m:rPr>
-          <m:t>−</m:t>
-        </m:r>
-        <m:r>
-          <m:t>0.90</m:t>
-        </m:r>
-      </m:oMath>
-      <w:r>
-        <w:t xml:space="preserve">;</w:t>
-      </w:r>
-      <w:r>
-        <w:t xml:space="preserve"> </w:t>
-      </w:r>
-      <w:r>
-        <w:t xml:space="preserve">reported here for completeness, since the manuscript uses the single-shot</w:t>
-      </w:r>
-      <w:r>
-        <w:t xml:space="preserve"> </w:t>
-      </w:r>
-      <m:oMath>
-        <m:r>
-          <m:t>n</m:t>
-        </m:r>
-        <m:r>
-          <m:rPr>
-            <m:sty m:val="p"/>
-          </m:rPr>
-          <m:t>=</m:t>
-        </m:r>
-        <m:r>
-          <m:t>40</m:t>
-        </m:r>
-      </m:oMath>
-      <w:r>
-        <w:t xml:space="preserve"> </w:t>
-      </w:r>
-      <w:r>
-        <w:t xml:space="preserve">measurement of</w:t>
-      </w:r>
-      <w:r>
-        <w:t xml:space="preserve"> </w:t>
-      </w:r>
-      <w:r>
-        <w:t xml:space="preserve">that cell instead),</w:t>
       </w:r>
       <w:r>
         <w:t xml:space="preserve"> </w:t>
@@ -68026,7 +67998,7 @@
         <w:rPr>
           <w:rStyle w:val="VerbatimChar"/>
         </w:rPr>
-        <w:t xml:space="preserve">blackwell_xml_arm_only</w:t>
+        <w:t xml:space="preserve">blackwell_xml_arm_v2</w:t>
       </w:r>
       <w:r>
         <w:t xml:space="preserve"> </w:t>

--- a/paper/blackwell-paper-MAKE.docx
+++ b/paper/blackwell-paper-MAKE.docx
@@ -34118,13 +34118,13 @@
       </w:r>
     </w:p>
     <w:bookmarkEnd w:id="72"/>
-    <w:bookmarkStart w:id="73" w:name="one-uniform-run-mode."/>
+    <w:bookmarkStart w:id="73" w:name="one-turn-budget-two-transports."/>
     <w:p>
       <w:pPr>
         <w:pStyle w:val="Heading4"/>
       </w:pPr>
       <w:r>
-        <w:t xml:space="preserve">One uniform run mode.</w:t>
+        <w:t xml:space="preserve">One turn budget, two transports.</w:t>
       </w:r>
     </w:p>
     <w:p>
@@ -34132,7 +34132,13 @@
         <w:pStyle w:val="FirstParagraph"/>
       </w:pPr>
       <w:r>
-        <w:t xml:space="preserve">All six models are queried the same way: a single completion per attempt (the Anthropic models via</w:t>
+        <w:t xml:space="preserve">Every model gets a single completion per attempt, from which we extract the candidate code and</w:t>
+      </w:r>
+      <w:r>
+        <w:t xml:space="preserve"> </w:t>
+      </w:r>
+      <w:r>
+        <w:t xml:space="preserve">grade it. The transport is not the same for all six. The Anthropic models are reached through</w:t>
       </w:r>
       <w:r>
         <w:t xml:space="preserve"> </w:t>
@@ -34147,31 +34153,90 @@
         <w:t xml:space="preserve"> </w:t>
       </w:r>
       <w:r>
-        <w:t xml:space="preserve">with a one-turn budget and no tools, the others through an OpenAI-style API),</w:t>
-      </w:r>
-      <w:r>
-        <w:t xml:space="preserve"> </w:t>
-      </w:r>
-      <w:r>
-        <w:t xml:space="preserve">from which we extract the candidate code and grade it. Because the run mode is identical across</w:t>
-      </w:r>
-      <w:r>
-        <w:t xml:space="preserve"> </w:t>
-      </w:r>
-      <w:r>
-        <w:t xml:space="preserve">vendors, a difference between models is a fact about the model, not about how it was run. This is a</w:t>
-      </w:r>
-      <w:r>
-        <w:t xml:space="preserve"> </w:t>
-      </w:r>
-      <w:r>
-        <w:t xml:space="preserve">deliberately conservative probe of whether a model uses supplied context: it removes the</w:t>
-      </w:r>
-      <w:r>
-        <w:t xml:space="preserve"> </w:t>
-      </w:r>
-      <w:r>
-        <w:t xml:space="preserve">agentic-exploration pathway, so the model must use what it is given in one pass.</w:t>
+        <w:t xml:space="preserve">with a one-turn budget and no tools; the other three through an OpenAI-style</w:t>
+      </w:r>
+      <w:r>
+        <w:t xml:space="preserve"> </w:t>
+      </w:r>
+      <w:r>
+        <w:t xml:space="preserve">HTTP call the harness composes itself. What this matches across vendors is the</w:t>
+      </w:r>
+      <w:r>
+        <w:t xml:space="preserve"> </w:t>
+      </w:r>
+      <w:r>
+        <w:rPr>
+          <w:i/>
+          <w:iCs/>
+        </w:rPr>
+        <w:t xml:space="preserve">turn budget</w:t>
+      </w:r>
+      <w:r>
+        <w:t xml:space="preserve">:</w:t>
+      </w:r>
+      <w:r>
+        <w:t xml:space="preserve"> </w:t>
+      </w:r>
+      <w:r>
+        <w:t xml:space="preserve">one pass, no agentic exploration, so the model must use what it is given. What it does not match</w:t>
+      </w:r>
+      <w:r>
+        <w:t xml:space="preserve"> </w:t>
+      </w:r>
+      <w:r>
+        <w:t xml:space="preserve">is the request. The command-line path carries that tool’s own system prompt, which the harness</w:t>
+      </w:r>
+      <w:r>
+        <w:t xml:space="preserve"> </w:t>
+      </w:r>
+      <w:r>
+        <w:t xml:space="preserve">neither sets nor observes, while the HTTP path carries only the task prompt. A between-vendor</w:t>
+      </w:r>
+      <w:r>
+        <w:t xml:space="preserve"> </w:t>
+      </w:r>
+      <w:r>
+        <w:t xml:space="preserve">difference in this table is therefore a difference between (model, transport) pairs, and the</w:t>
+      </w:r>
+      <w:r>
+        <w:t xml:space="preserve"> </w:t>
+      </w:r>
+      <w:r>
+        <w:t xml:space="preserve">transport split falls exactly along the Anthropic / non-Anthropic line, so we do not read the</w:t>
+      </w:r>
+      <w:r>
+        <w:t xml:space="preserve"> </w:t>
+      </w:r>
+      <w:r>
+        <w:t xml:space="preserve">cross-vendor</w:t>
+      </w:r>
+      <w:r>
+        <w:t xml:space="preserve"> </w:t>
+      </w:r>
+      <w:r>
+        <w:rPr>
+          <w:i/>
+          <w:iCs/>
+        </w:rPr>
+        <w:t xml:space="preserve">magnitudes</w:t>
+      </w:r>
+      <w:r>
+        <w:t xml:space="preserve"> </w:t>
+      </w:r>
+      <w:r>
+        <w:t xml:space="preserve">as properties of the models alone (§8.4).</w:t>
+      </w:r>
+      <w:r>
+        <w:t xml:space="preserve"> </w:t>
+      </w:r>
+      <w:r>
+        <w:t xml:space="preserve">The claims the paper verifies are within-model comparisons between arms, where the transport is</w:t>
+      </w:r>
+      <w:r>
+        <w:t xml:space="preserve"> </w:t>
+      </w:r>
+      <w:r>
+        <w:t xml:space="preserve">held fixed and cancels.</w:t>
       </w:r>
     </w:p>
     <w:bookmarkEnd w:id="73"/>
@@ -34252,13 +34317,19 @@
         <w:t xml:space="preserve"> </w:t>
       </w:r>
       <w:r>
-        <w:t xml:space="preserve">uncertainty is carried by exact binomial (Clopper–Pearson) confidence intervals with no</w:t>
-      </w:r>
-      <w:r>
-        <w:t xml:space="preserve"> </w:t>
-      </w:r>
-      <w:r>
-        <w:t xml:space="preserve">distributional assumptions, and each family of claims is corrected by a union bound, so the</w:t>
+        <w:t xml:space="preserve">uncertainty is carried by exact binomial (Clopper–Pearson) confidence intervals under the</w:t>
+      </w:r>
+      <w:r>
+        <w:t xml:space="preserve"> </w:t>
+      </w:r>
+      <w:r>
+        <w:t xml:space="preserve">per-cell Bernoulli model of Assumption 2, and each family of claims is corrected by a</w:t>
+      </w:r>
+      <w:r>
+        <w:t xml:space="preserve"> </w:t>
+      </w:r>
+      <w:r>
+        <w:t xml:space="preserve">union bound, so the</w:t>
       </w:r>
       <w:r>
         <w:t xml:space="preserve"> </w:t>

--- a/paper/blackwell-paper-MAKE.docx
+++ b/paper/blackwell-paper-MAKE.docx
@@ -31829,7 +31829,7 @@
     </w:p>
     <w:bookmarkEnd w:id="64"/>
     <w:bookmarkEnd w:id="65"/>
-    <w:bookmarkStart w:id="105" w:name="sec:experiments"/>
+    <w:bookmarkStart w:id="107" w:name="sec:experiments"/>
     <w:p>
       <w:pPr>
         <w:pStyle w:val="Heading1"/>
@@ -36349,7 +36349,7 @@
     </w:p>
     <w:bookmarkEnd w:id="82"/>
     <w:bookmarkEnd w:id="83"/>
-    <w:bookmarkStart w:id="94" w:name="sec:results"/>
+    <w:bookmarkStart w:id="95" w:name="sec:results"/>
     <w:p>
       <w:pPr>
         <w:pStyle w:val="Heading2"/>
@@ -38587,7 +38587,7 @@
     </w:p>
     <w:bookmarkEnd w:id="86"/>
     <w:bookmarkEnd w:id="87"/>
-    <w:bookmarkStart w:id="92" w:name="sec:results-antimono"/>
+    <w:bookmarkStart w:id="93" w:name="sec:results-antimono"/>
     <w:p>
       <w:pPr>
         <w:pStyle w:val="Heading3"/>
@@ -39453,7 +39453,7 @@
         <w:t xml:space="preserve">.</w:t>
       </w:r>
     </w:p>
-    <w:bookmarkStart w:id="89" w:name="Xad950c9ad2efcae5ca328fe88a654bcb87f62fc"/>
+    <w:bookmarkStart w:id="90" w:name="Xad950c9ad2efcae5ca328fe88a654bcb87f62fc"/>
     <w:p>
       <w:pPr>
         <w:pStyle w:val="Heading4"/>
@@ -41940,8 +41940,391 @@
       </w:r>
     </w:p>
     <w:bookmarkEnd w:id="88"/>
+    <w:bookmarkStart w:id="89" w:name="fig:forest"/>
+    <w:tbl>
+      <w:tblPr>
+        <w:tblStyle w:val="FigureTable"/>
+        <w:tblW w:type="auto" w:w="0"/>
+        <w:jc w:val="center"/>
+        <w:tblLook w:firstRow="0" w:lastRow="0" w:firstColumn="0" w:lastColumn="0"/>
+      </w:tblPr>
+      <w:tblGrid/>
+    </w:tbl>
+    <w:p>
+      <w:pPr>
+        <w:pStyle w:val="ImageCaption"/>
+      </w:pPr>
+      <w:r>
+        <w:t xml:space="preserve">The harm contrast</w:t>
+      </w:r>
+      <w:r>
+        <w:t xml:space="preserve"> </w:t>
+      </w:r>
+      <m:oMath>
+        <m:sSub>
+          <m:e>
+            <m:r>
+              <m:rPr>
+                <m:sty m:val="p"/>
+              </m:rPr>
+              <m:t>Δ</m:t>
+            </m:r>
+          </m:e>
+          <m:sub>
+            <m:r>
+              <m:t>T</m:t>
+            </m:r>
+          </m:sub>
+        </m:sSub>
+        <m:r>
+          <m:rPr>
+            <m:sty m:val="p"/>
+          </m:rPr>
+          <m:t>=</m:t>
+        </m:r>
+        <m:sSub>
+          <m:e>
+            <m:r>
+              <m:rPr>
+                <m:sty m:val="p"/>
+              </m:rPr>
+              <m:t>P</m:t>
+            </m:r>
+            <m:r>
+              <m:rPr>
+                <m:sty m:val="p"/>
+              </m:rPr>
+              <m:t>A</m:t>
+            </m:r>
+            <m:r>
+              <m:rPr>
+                <m:sty m:val="p"/>
+              </m:rPr>
+              <m:t>S</m:t>
+            </m:r>
+            <m:r>
+              <m:rPr>
+                <m:sty m:val="p"/>
+              </m:rPr>
+              <m:t>S</m:t>
+            </m:r>
+          </m:e>
+          <m:sub>
+            <m:r>
+              <m:t>M</m:t>
+            </m:r>
+          </m:sub>
+        </m:sSub>
+        <m:r>
+          <m:rPr>
+            <m:sty m:val="p"/>
+          </m:rPr>
+          <m:t>(</m:t>
+        </m:r>
+        <m:sSub>
+          <m:e>
+            <m:r>
+              <m:t>W</m:t>
+            </m:r>
+          </m:e>
+          <m:sub>
+            <m:r>
+              <m:t>1</m:t>
+            </m:r>
+            <m:r>
+              <m:rPr>
+                <m:sty m:val="p"/>
+              </m:rPr>
+              <m:t>+</m:t>
+            </m:r>
+          </m:sub>
+        </m:sSub>
+        <m:r>
+          <m:rPr>
+            <m:sty m:val="p"/>
+          </m:rPr>
+          <m:t>,</m:t>
+        </m:r>
+        <m:r>
+          <m:t>T</m:t>
+        </m:r>
+        <m:r>
+          <m:rPr>
+            <m:sty m:val="p"/>
+          </m:rPr>
+          <m:t>)</m:t>
+        </m:r>
+        <m:r>
+          <m:rPr>
+            <m:sty m:val="p"/>
+          </m:rPr>
+          <m:t>−</m:t>
+        </m:r>
+        <m:sSub>
+          <m:e>
+            <m:r>
+              <m:rPr>
+                <m:sty m:val="p"/>
+              </m:rPr>
+              <m:t>P</m:t>
+            </m:r>
+            <m:r>
+              <m:rPr>
+                <m:sty m:val="p"/>
+              </m:rPr>
+              <m:t>A</m:t>
+            </m:r>
+            <m:r>
+              <m:rPr>
+                <m:sty m:val="p"/>
+              </m:rPr>
+              <m:t>S</m:t>
+            </m:r>
+            <m:r>
+              <m:rPr>
+                <m:sty m:val="p"/>
+              </m:rPr>
+              <m:t>S</m:t>
+            </m:r>
+          </m:e>
+          <m:sub>
+            <m:r>
+              <m:t>M</m:t>
+            </m:r>
+          </m:sub>
+        </m:sSub>
+        <m:r>
+          <m:rPr>
+            <m:sty m:val="p"/>
+          </m:rPr>
+          <m:t>(</m:t>
+        </m:r>
+        <m:sSub>
+          <m:e>
+            <m:r>
+              <m:t>W</m:t>
+            </m:r>
+          </m:e>
+          <m:sub>
+            <m:r>
+              <m:t>1</m:t>
+            </m:r>
+          </m:sub>
+        </m:sSub>
+        <m:r>
+          <m:rPr>
+            <m:sty m:val="p"/>
+          </m:rPr>
+          <m:t>,</m:t>
+        </m:r>
+        <m:r>
+          <m:t>T</m:t>
+        </m:r>
+        <m:r>
+          <m:rPr>
+            <m:sty m:val="p"/>
+          </m:rPr>
+          <m:t>)</m:t>
+        </m:r>
+      </m:oMath>
+      <w:r>
+        <w:t xml:space="preserve"> </w:t>
+      </w:r>
+      <w:r>
+        <w:t xml:space="preserve">on both API cells of every</w:t>
+      </w:r>
+      <w:r>
+        <w:t xml:space="preserve"> </w:t>
+      </w:r>
+      <w:r>
+        <w:t xml:space="preserve">model, with the bound that carries the verification. A cell is verified harmful when the</w:t>
+      </w:r>
+      <w:r>
+        <w:t xml:space="preserve"> </w:t>
+      </w:r>
+      <w:r>
+        <w:rPr>
+          <w:i/>
+          <w:iCs/>
+        </w:rPr>
+        <w:t xml:space="preserve">upper</w:t>
+      </w:r>
+      <w:r>
+        <w:t xml:space="preserve"> </w:t>
+      </w:r>
+      <w:r>
+        <w:t xml:space="preserve">bound clears</w:t>
+      </w:r>
+      <w:r>
+        <w:t xml:space="preserve"> </w:t>
+      </w:r>
+      <m:oMath>
+        <m:r>
+          <m:rPr>
+            <m:sty m:val="p"/>
+          </m:rPr>
+          <m:t>−</m:t>
+        </m:r>
+        <m:r>
+          <m:t>τ</m:t>
+        </m:r>
+        <m:r>
+          <m:rPr>
+            <m:sty m:val="p"/>
+          </m:rPr>
+          <m:t>=</m:t>
+        </m:r>
+        <m:r>
+          <m:rPr>
+            <m:sty m:val="p"/>
+          </m:rPr>
+          <m:t>−</m:t>
+        </m:r>
+        <m:r>
+          <m:t>0.30</m:t>
+        </m:r>
+      </m:oMath>
+      <w:r>
+        <w:t xml:space="preserve">, so a bar ending left of the dashed line is a verified</w:t>
+      </w:r>
+      <w:r>
+        <w:t xml:space="preserve"> </w:t>
+      </w:r>
+      <w:r>
+        <w:t xml:space="preserve">collapse. Thick bars are the marginal bounds at</w:t>
+      </w:r>
+      <w:r>
+        <w:t xml:space="preserve"> </w:t>
+      </w:r>
+      <m:oMath>
+        <m:r>
+          <m:t>η</m:t>
+        </m:r>
+        <m:r>
+          <m:rPr>
+            <m:sty m:val="p"/>
+          </m:rPr>
+          <m:t>=</m:t>
+        </m:r>
+        <m:r>
+          <m:t>0.10</m:t>
+        </m:r>
+      </m:oMath>
+      <w:r>
+        <w:t xml:space="preserve">, one family per cell: eleven of twelve</w:t>
+      </w:r>
+      <w:r>
+        <w:t xml:space="preserve"> </w:t>
+      </w:r>
+      <w:r>
+        <w:t xml:space="preserve">clear. Thin grey bars are the same contrasts under a single</w:t>
+      </w:r>
+      <w:r>
+        <w:t xml:space="preserve"> </w:t>
+      </w:r>
+      <m:oMath>
+        <m:r>
+          <m:t>η</m:t>
+        </m:r>
+      </m:oMath>
+      <w:r>
+        <w:t xml:space="preserve"> </w:t>
+      </w:r>
+      <w:r>
+        <w:t xml:space="preserve">spread across all twelve, at</w:t>
+      </w:r>
+      <w:r>
+        <w:t xml:space="preserve"> </w:t>
+      </w:r>
+      <w:r>
+        <w:t xml:space="preserve">per-interval level</w:t>
+      </w:r>
+      <w:r>
+        <w:t xml:space="preserve"> </w:t>
+      </w:r>
+      <m:oMath>
+        <m:r>
+          <m:t>η</m:t>
+        </m:r>
+        <m:r>
+          <m:rPr>
+            <m:sty m:val="p"/>
+          </m:rPr>
+          <m:t>/</m:t>
+        </m:r>
+        <m:r>
+          <m:t>12</m:t>
+        </m:r>
+      </m:oMath>
+      <w:r>
+        <w:t xml:space="preserve">: ten clear, and every model keeps at least one. The one cell that</w:t>
+      </w:r>
+      <w:r>
+        <w:t xml:space="preserve"> </w:t>
+      </w:r>
+      <w:r>
+        <w:t xml:space="preserve">never clears is Haiku’s</w:t>
+      </w:r>
+      <w:r>
+        <w:t xml:space="preserve"> </w:t>
+      </w:r>
+      <w:r>
+        <w:rPr>
+          <w:rStyle w:val="VerbatimChar"/>
+        </w:rPr>
+        <w:t xml:space="preserve">api_post_ok</w:t>
+      </w:r>
+      <w:r>
+        <w:t xml:space="preserve">, whose</w:t>
+      </w:r>
+      <w:r>
+        <w:t xml:space="preserve"> </w:t>
+      </w:r>
+      <m:oMath>
+        <m:sSub>
+          <m:e>
+            <m:r>
+              <m:t>W</m:t>
+            </m:r>
+          </m:e>
+          <m:sub>
+            <m:r>
+              <m:t>1</m:t>
+            </m:r>
+          </m:sub>
+        </m:sSub>
+      </m:oMath>
+      <w:r>
+        <w:t xml:space="preserve"> </w:t>
+      </w:r>
+      <w:r>
+        <w:t xml:space="preserve">arm is depressed by an omitted</w:t>
+      </w:r>
+      <w:r>
+        <w:t xml:space="preserve"> </w:t>
+      </w:r>
+      <w:r>
+        <w:rPr>
+          <w:rStyle w:val="VerbatimChar"/>
+        </w:rPr>
+        <w:t xml:space="preserve">import</w:t>
+      </w:r>
+      <w:r>
+        <w:t xml:space="preserve"> </w:t>
+      </w:r>
+      <w:r>
+        <w:t xml:space="preserve">rather than by the contract (§7.5.1). Values are those of</w:t>
+      </w:r>
+      <w:r>
+        <w:t xml:space="preserve"> </w:t>
+      </w:r>
+      <w:r>
+        <w:t xml:space="preserve">Table 5, recomputed from the released per-cell counts.</w:t>
+      </w:r>
+    </w:p>
     <w:bookmarkEnd w:id="89"/>
-    <w:bookmarkStart w:id="90" w:name="what-the-position-controls-show."/>
+    <w:bookmarkEnd w:id="90"/>
+    <w:bookmarkStart w:id="91" w:name="what-the-position-controls-show."/>
     <w:p>
       <w:pPr>
         <w:pStyle w:val="Heading4"/>
@@ -42596,8 +42979,8 @@
         <w:t xml:space="preserve">of a positional explanation rather than the contribution of position to the size of the harm.</w:t>
       </w:r>
     </w:p>
-    <w:bookmarkEnd w:id="90"/>
-    <w:bookmarkStart w:id="91" w:name="robust-but-not-monotone-in-capability."/>
+    <w:bookmarkEnd w:id="91"/>
+    <w:bookmarkStart w:id="92" w:name="robust-but-not-monotone-in-capability."/>
     <w:p>
       <w:pPr>
         <w:pStyle w:val="Heading4"/>
@@ -42909,9 +43292,9 @@
         <w:t xml:space="preserve">rather than ordered. What survives is the negative claim, not the ranking that motivated it.</w:t>
       </w:r>
     </w:p>
-    <w:bookmarkEnd w:id="91"/>
     <w:bookmarkEnd w:id="92"/>
-    <w:bookmarkStart w:id="93" w:name="sec:results-moat"/>
+    <w:bookmarkEnd w:id="93"/>
+    <w:bookmarkStart w:id="94" w:name="sec:results-moat"/>
     <w:p>
       <w:pPr>
         <w:pStyle w:val="Heading3"/>
@@ -43369,9 +43752,9 @@
         <w:t xml:space="preserve">).</w:t>
       </w:r>
     </w:p>
-    <w:bookmarkEnd w:id="93"/>
     <w:bookmarkEnd w:id="94"/>
-    <w:bookmarkStart w:id="100" w:name="sec:results-generality"/>
+    <w:bookmarkEnd w:id="95"/>
+    <w:bookmarkStart w:id="101" w:name="sec:results-generality"/>
     <w:p>
       <w:pPr>
         <w:pStyle w:val="Heading2"/>
@@ -44044,7 +44427,7 @@
           <m:t>→</m:t>
         </m:r>
         <m:r>
-          <m:t>42</m:t>
+          <m:t>45</m:t>
         </m:r>
         <m:r>
           <m:rPr>
@@ -44218,7 +44601,7 @@
         <w:t xml:space="preserve">convention-to-task routing rather than in convention segmentation.</w:t>
       </w:r>
     </w:p>
-    <w:bookmarkStart w:id="96" w:name="sec:results-audit"/>
+    <w:bookmarkStart w:id="97" w:name="sec:results-audit"/>
     <w:p>
       <w:pPr>
         <w:pStyle w:val="Heading3"/>
@@ -45098,7 +45481,7 @@
         <w:t xml:space="preserve">and are unaffected.</w:t>
       </w:r>
     </w:p>
-    <w:bookmarkStart w:id="95" w:name="packaging-is-not-the-confound."/>
+    <w:bookmarkStart w:id="96" w:name="packaging-is-not-the-confound."/>
     <w:p>
       <w:pPr>
         <w:pStyle w:val="Heading4"/>
@@ -45529,9 +45912,9 @@
         <w:t xml:space="preserve">) that is attributable to the described mechanism in every single draw.</w:t>
       </w:r>
     </w:p>
-    <w:bookmarkEnd w:id="95"/>
     <w:bookmarkEnd w:id="96"/>
-    <w:bookmarkStart w:id="99" w:name="sec:remeasure"/>
+    <w:bookmarkEnd w:id="97"/>
+    <w:bookmarkStart w:id="100" w:name="sec:remeasure"/>
     <w:p>
       <w:pPr>
         <w:pStyle w:val="Heading3"/>
@@ -45906,7 +46289,7 @@
         <w:t xml:space="preserve">.</w:t>
       </w:r>
     </w:p>
-    <w:bookmarkStart w:id="98" w:name="X6048aa77d89549cebd162582b87914a697e9c2a"/>
+    <w:bookmarkStart w:id="99" w:name="X6048aa77d89549cebd162582b87914a697e9c2a"/>
     <w:p>
       <w:pPr>
         <w:pStyle w:val="Heading4"/>
@@ -46529,7 +46912,7 @@
         <w:t xml:space="preserve">published cells were measured or whether the behaviour arrived with a model update.</w:t>
       </w:r>
     </w:p>
-    <w:bookmarkStart w:id="97" w:name="tab:remeasure"/>
+    <w:bookmarkStart w:id="98" w:name="tab:remeasure"/>
     <w:p>
       <w:pPr>
         <w:pStyle w:val="TableCaption"/>
@@ -48623,11 +49006,11 @@
         </w:tc>
       </w:tr>
     </w:tbl>
-    <w:bookmarkEnd w:id="97"/>
     <w:bookmarkEnd w:id="98"/>
     <w:bookmarkEnd w:id="99"/>
     <w:bookmarkEnd w:id="100"/>
-    <w:bookmarkStart w:id="104" w:name="sec:results-policies"/>
+    <w:bookmarkEnd w:id="101"/>
+    <w:bookmarkStart w:id="106" w:name="sec:results-policies"/>
     <w:p>
       <w:pPr>
         <w:pStyle w:val="Heading2"/>
@@ -48952,7 +49335,7 @@
         <w:t xml:space="preserve">the number below should not be read as a measured gain from a shipped selector.</w:t>
       </w:r>
     </w:p>
-    <w:bookmarkStart w:id="101" w:name="tab:policies"/>
+    <w:bookmarkStart w:id="102" w:name="tab:policies"/>
     <w:p>
       <w:pPr>
         <w:pStyle w:val="TableCaption"/>
@@ -49779,14 +50162,101 @@
         </w:tc>
       </w:tr>
     </w:tbl>
-    <w:bookmarkEnd w:id="101"/>
+    <w:bookmarkEnd w:id="102"/>
     <w:p>
       <w:pPr>
         <w:pStyle w:val="BodyText"/>
       </w:pPr>
-      <w:bookmarkStart w:id="102" w:name="tab:policies"/>
-      <w:bookmarkEnd w:id="102"/>
+      <w:bookmarkStart w:id="103" w:name="tab:policies"/>
+      <w:bookmarkEnd w:id="103"/>
     </w:p>
+    <w:bookmarkStart w:id="104" w:name="fig:policies"/>
+    <w:tbl>
+      <w:tblPr>
+        <w:tblStyle w:val="FigureTable"/>
+        <w:tblW w:type="auto" w:w="0"/>
+        <w:jc w:val="center"/>
+        <w:tblLook w:firstRow="0" w:lastRow="0" w:firstColumn="0" w:lastColumn="0"/>
+      </w:tblPr>
+      <w:tblGrid/>
+    </w:tbl>
+    <w:p>
+      <w:pPr>
+        <w:pStyle w:val="ImageCaption"/>
+      </w:pPr>
+      <w:r>
+        <w:t xml:space="preserve">Mean PASS over the four verified cells under the four selection policies of</w:t>
+      </w:r>
+      <w:r>
+        <w:t xml:space="preserve"> </w:t>
+      </w:r>
+      <w:r>
+        <w:t xml:space="preserve">Table 7, per model. Two things are visible that the table states in prose. The two</w:t>
+      </w:r>
+      <w:r>
+        <w:t xml:space="preserve"> </w:t>
+      </w:r>
+      <w:r>
+        <w:t xml:space="preserve">scalar policies land within about a point of each other on most models while failing on</w:t>
+      </w:r>
+      <w:r>
+        <w:t xml:space="preserve"> </w:t>
+      </w:r>
+      <w:r>
+        <w:rPr>
+          <w:i/>
+          <w:iCs/>
+        </w:rPr>
+        <w:t xml:space="preserve">different</w:t>
+      </w:r>
+      <w:r>
+        <w:t xml:space="preserve"> </w:t>
+      </w:r>
+      <w:r>
+        <w:t xml:space="preserve">cells, so the ceiling is the policy class rather than the choice of scorer. And</w:t>
+      </w:r>
+      <w:r>
+        <w:t xml:space="preserve"> </w:t>
+      </w:r>
+      <w:r>
+        <w:t xml:space="preserve">concatenating both sources is the</w:t>
+      </w:r>
+      <w:r>
+        <w:t xml:space="preserve"> </w:t>
+      </w:r>
+      <w:r>
+        <w:rPr>
+          <w:i/>
+          <w:iCs/>
+        </w:rPr>
+        <w:t xml:space="preserve">worst</w:t>
+      </w:r>
+      <w:r>
+        <w:t xml:space="preserve"> </w:t>
+      </w:r>
+      <w:r>
+        <w:t xml:space="preserve">of the four on every model, below even a fixed</w:t>
+      </w:r>
+      <w:r>
+        <w:t xml:space="preserve"> </w:t>
+      </w:r>
+      <w:r>
+        <w:t xml:space="preserve">single source: refusing to choose costs more than choosing wrongly. The last column reads the</w:t>
+      </w:r>
+      <w:r>
+        <w:t xml:space="preserve"> </w:t>
+      </w:r>
+      <w:r>
+        <w:t xml:space="preserve">per-cell maximum off the test outcomes and is an oracle over the pair, not a router fixed in</w:t>
+      </w:r>
+      <w:r>
+        <w:t xml:space="preserve"> </w:t>
+      </w:r>
+      <w:r>
+        <w:t xml:space="preserve">advance and then evaluated.</w:t>
+      </w:r>
+    </w:p>
+    <w:bookmarkEnd w:id="104"/>
     <w:p>
       <w:pPr>
         <w:pStyle w:val="BodyText"/>
@@ -50050,7 +50520,7 @@
         <w:t xml:space="preserve">each of the two scalar policies measured here forfeits an entire cell class, and no single task-independent ranking keeps all four.</w:t>
       </w:r>
     </w:p>
-    <w:bookmarkStart w:id="103" w:name="what-follows-for-practice."/>
+    <w:bookmarkStart w:id="105" w:name="what-follows-for-practice."/>
     <w:p>
       <w:pPr>
         <w:pStyle w:val="Heading4"/>
@@ -50235,10 +50705,10 @@
         <w:t xml:space="preserve">harness.</w:t>
       </w:r>
     </w:p>
-    <w:bookmarkEnd w:id="103"/>
-    <w:bookmarkEnd w:id="104"/>
     <w:bookmarkEnd w:id="105"/>
-    <w:bookmarkStart w:id="120" w:name="sec:discussion"/>
+    <w:bookmarkEnd w:id="106"/>
+    <w:bookmarkEnd w:id="107"/>
+    <w:bookmarkStart w:id="122" w:name="sec:discussion"/>
     <w:p>
       <w:pPr>
         <w:pStyle w:val="Heading1"/>
@@ -50379,7 +50849,7 @@
         <w:t xml:space="preserve">formalization is a model rather than a proof of the realized object.</w:t>
       </w:r>
     </w:p>
-    <w:bookmarkStart w:id="108" w:name="sec:disc-bridge"/>
+    <w:bookmarkStart w:id="110" w:name="sec:disc-bridge"/>
     <w:p>
       <w:pPr>
         <w:pStyle w:val="Heading2"/>
@@ -50392,10 +50862,10 @@
       <w:pPr>
         <w:pStyle w:val="FirstParagraph"/>
       </w:pPr>
-      <w:bookmarkStart w:id="106" w:name="sec:disc-deficiency"/>
-      <w:bookmarkEnd w:id="106"/>
-      <w:bookmarkStart w:id="107" w:name="sec:disc-certificate"/>
-      <w:bookmarkEnd w:id="107"/>
+      <w:bookmarkStart w:id="108" w:name="sec:disc-deficiency"/>
+      <w:bookmarkEnd w:id="108"/>
+      <w:bookmarkStart w:id="109" w:name="sec:disc-certificate"/>
+      <w:bookmarkEnd w:id="109"/>
     </w:p>
     <w:p>
       <w:pPr>
@@ -50674,8 +51144,8 @@
         <w:t xml:space="preserve">a fixed adversarial battery, not a task distribution.</w:t>
       </w:r>
     </w:p>
-    <w:bookmarkEnd w:id="108"/>
-    <w:bookmarkStart w:id="109" w:name="sec:disc-antimono"/>
+    <w:bookmarkEnd w:id="110"/>
+    <w:bookmarkStart w:id="111" w:name="sec:disc-antimono"/>
     <w:p>
       <w:pPr>
         <w:pStyle w:val="Heading2"/>
@@ -51122,8 +51592,8 @@
         <w:t xml:space="preserve">across models even though each binary verdict stands on its own.</w:t>
       </w:r>
     </w:p>
-    <w:bookmarkEnd w:id="109"/>
-    <w:bookmarkStart w:id="110" w:name="sec:disc-mechanism"/>
+    <w:bookmarkEnd w:id="111"/>
+    <w:bookmarkStart w:id="112" w:name="sec:disc-mechanism"/>
     <w:p>
       <w:pPr>
         <w:pStyle w:val="Heading2"/>
@@ -51717,7 +52187,7 @@
           <m:t>→</m:t>
         </m:r>
         <m:r>
-          <m:t>42</m:t>
+          <m:t>45</m:t>
         </m:r>
         <m:r>
           <m:rPr>
@@ -51865,8 +52335,8 @@
         <w:t xml:space="preserve">contradicts.</w:t>
       </w:r>
     </w:p>
-    <w:bookmarkEnd w:id="110"/>
-    <w:bookmarkStart w:id="119" w:name="sec:limitations"/>
+    <w:bookmarkEnd w:id="112"/>
+    <w:bookmarkStart w:id="121" w:name="sec:limitations"/>
     <w:p>
       <w:pPr>
         <w:pStyle w:val="Heading2"/>
@@ -51883,7 +52353,7 @@
         <w:t xml:space="preserve">We collect the scope restrictions here; each is stated once and sized to its weight.</w:t>
       </w:r>
     </w:p>
-    <w:bookmarkStart w:id="111" w:name="from-diagnosis-to-selection."/>
+    <w:bookmarkStart w:id="113" w:name="from-diagnosis-to-selection."/>
     <w:p>
       <w:pPr>
         <w:pStyle w:val="Heading4"/>
@@ -52077,8 +52547,8 @@
         <w:t xml:space="preserve">scores, which is exactly what makes the selection safe under anti-monotonicity.</w:t>
       </w:r>
     </w:p>
-    <w:bookmarkEnd w:id="111"/>
-    <w:bookmarkStart w:id="112" w:name="source-pair-generality."/>
+    <w:bookmarkEnd w:id="113"/>
+    <w:bookmarkStart w:id="114" w:name="source-pair-generality."/>
     <w:p>
       <w:pPr>
         <w:pStyle w:val="Heading4"/>
@@ -52198,8 +52668,8 @@
         <w:t xml:space="preserve">steps.</w:t>
       </w:r>
     </w:p>
-    <w:bookmarkEnd w:id="112"/>
-    <w:bookmarkStart w:id="113" w:name="Xd344a6caba248cd0f3c9915a6f9f7c4f85f22da"/>
+    <w:bookmarkEnd w:id="114"/>
+    <w:bookmarkStart w:id="115" w:name="Xd344a6caba248cd0f3c9915a6f9f7c4f85f22da"/>
     <w:p>
       <w:pPr>
         <w:pStyle w:val="Heading4"/>
@@ -52308,8 +52778,8 @@
         <w:t xml:space="preserve">comparison.</w:t>
       </w:r>
     </w:p>
-    <w:bookmarkEnd w:id="113"/>
-    <w:bookmarkStart w:id="114" w:name="the-model-is-an-idealization-twice."/>
+    <w:bookmarkEnd w:id="115"/>
+    <w:bookmarkStart w:id="116" w:name="the-model-is-an-idealization-twice."/>
     <w:p>
       <w:pPr>
         <w:pStyle w:val="Heading4"/>
@@ -52411,8 +52881,8 @@
         <w:t xml:space="preserve">exactly by our hand-built pairs.</w:t>
       </w:r>
     </w:p>
-    <w:bookmarkEnd w:id="114"/>
-    <w:bookmarkStart w:id="115" w:name="Xa5c98a333d19887eef537b0cbe9525006be4a57"/>
+    <w:bookmarkEnd w:id="116"/>
+    <w:bookmarkStart w:id="117" w:name="Xa5c98a333d19887eef537b0cbe9525006be4a57"/>
     <w:p>
       <w:pPr>
         <w:pStyle w:val="Heading4"/>
@@ -52521,8 +52991,8 @@
         <w:t xml:space="preserve">pairs would be circular.</w:t>
       </w:r>
     </w:p>
-    <w:bookmarkEnd w:id="115"/>
-    <w:bookmarkStart w:id="116" w:name="scope-of-the-behavioural-controls."/>
+    <w:bookmarkEnd w:id="117"/>
+    <w:bookmarkStart w:id="118" w:name="scope-of-the-behavioural-controls."/>
     <w:p>
       <w:pPr>
         <w:pStyle w:val="Heading4"/>
@@ -52729,8 +53199,8 @@
         <w:t xml:space="preserve">of these across the roster remain untested.</w:t>
       </w:r>
     </w:p>
-    <w:bookmarkEnd w:id="116"/>
-    <w:bookmarkStart w:id="117" w:name="sampling-and-verification-regime."/>
+    <w:bookmarkEnd w:id="118"/>
+    <w:bookmarkStart w:id="119" w:name="sampling-and-verification-regime."/>
     <w:p>
       <w:pPr>
         <w:pStyle w:val="Heading4"/>
@@ -52813,8 +53283,8 @@
         <w:t xml:space="preserve">§8.1.</w:t>
       </w:r>
     </w:p>
-    <w:bookmarkEnd w:id="117"/>
-    <w:bookmarkStart w:id="118" w:name="ranker-spectrum-and-synergy."/>
+    <w:bookmarkEnd w:id="119"/>
+    <w:bookmarkStart w:id="120" w:name="ranker-spectrum-and-synergy."/>
     <w:p>
       <w:pPr>
         <w:pStyle w:val="Heading4"/>
@@ -52912,10 +53382,10 @@
         <w:t xml:space="preserve">beyond its parts; we make no claim about it.</w:t>
       </w:r>
     </w:p>
-    <w:bookmarkEnd w:id="118"/>
-    <w:bookmarkEnd w:id="119"/>
     <w:bookmarkEnd w:id="120"/>
-    <w:bookmarkStart w:id="121" w:name="sec:conclusion"/>
+    <w:bookmarkEnd w:id="121"/>
+    <w:bookmarkEnd w:id="122"/>
+    <w:bookmarkStart w:id="123" w:name="sec:conclusion"/>
     <w:p>
       <w:pPr>
         <w:pStyle w:val="Heading1"/>
@@ -53449,8 +53919,8 @@
         <w:t xml:space="preserve">domain, are the natural next steps, and the experimental record indicates each is cheap to run.</w:t>
       </w:r>
     </w:p>
-    <w:bookmarkEnd w:id="121"/>
-    <w:bookmarkStart w:id="122" w:name="author-contributions"/>
+    <w:bookmarkEnd w:id="123"/>
+    <w:bookmarkStart w:id="124" w:name="author-contributions"/>
     <w:p>
       <w:pPr>
         <w:pStyle w:val="Heading1"/>
@@ -53491,8 +53961,8 @@
         <w:t xml:space="preserve">administration, V.L. All authors have read and agreed to the published version of the manuscript.</w:t>
       </w:r>
     </w:p>
-    <w:bookmarkEnd w:id="122"/>
-    <w:bookmarkStart w:id="123" w:name="funding"/>
+    <w:bookmarkEnd w:id="124"/>
+    <w:bookmarkStart w:id="125" w:name="funding"/>
     <w:p>
       <w:pPr>
         <w:pStyle w:val="Heading1"/>
@@ -53515,8 +53985,8 @@
         <w:t xml:space="preserve">Appendix C were borne by the authors.</w:t>
       </w:r>
     </w:p>
-    <w:bookmarkEnd w:id="123"/>
-    <w:bookmarkStart w:id="124" w:name="institutional-review-board-statement"/>
+    <w:bookmarkEnd w:id="125"/>
+    <w:bookmarkStart w:id="126" w:name="institutional-review-board-statement"/>
     <w:p>
       <w:pPr>
         <w:pStyle w:val="Heading1"/>
@@ -53539,8 +54009,8 @@
         <w:t xml:space="preserve">automated queries to commercial language-model endpoints, graded by executable verifiers.</w:t>
       </w:r>
     </w:p>
-    <w:bookmarkEnd w:id="124"/>
-    <w:bookmarkStart w:id="125" w:name="informed-consent-statement"/>
+    <w:bookmarkEnd w:id="126"/>
+    <w:bookmarkStart w:id="127" w:name="informed-consent-statement"/>
     <w:p>
       <w:pPr>
         <w:pStyle w:val="Heading1"/>
@@ -53557,8 +54027,8 @@
         <w:t xml:space="preserve">Not applicable.</w:t>
       </w:r>
     </w:p>
-    <w:bookmarkEnd w:id="125"/>
-    <w:bookmarkStart w:id="126" w:name="data-availability-statement"/>
+    <w:bookmarkEnd w:id="127"/>
+    <w:bookmarkStart w:id="128" w:name="data-availability-statement"/>
     <w:p>
       <w:pPr>
         <w:pStyle w:val="Heading1"/>
@@ -53690,8 +54160,8 @@
         <w:t xml:space="preserve">data were withheld; every reported figure is computed from those files by the released scripts.</w:t>
       </w:r>
     </w:p>
-    <w:bookmarkEnd w:id="126"/>
-    <w:bookmarkStart w:id="127" w:name="acknowledgments"/>
+    <w:bookmarkEnd w:id="128"/>
+    <w:bookmarkStart w:id="129" w:name="acknowledgments"/>
     <w:p>
       <w:pPr>
         <w:pStyle w:val="Heading1"/>
@@ -53752,8 +54222,8 @@
         <w:t xml:space="preserve">responsibility for the study design, results, interpretations, and manuscript.</w:t>
       </w:r>
     </w:p>
-    <w:bookmarkEnd w:id="127"/>
-    <w:bookmarkStart w:id="128" w:name="X662c2d66dd1eda3268d2087202c966cd73b2601"/>
+    <w:bookmarkEnd w:id="129"/>
+    <w:bookmarkStart w:id="130" w:name="X662c2d66dd1eda3268d2087202c966cd73b2601"/>
     <w:p>
       <w:pPr>
         <w:pStyle w:val="Heading1"/>
@@ -53871,8 +54341,8 @@
         <w:t xml:space="preserve">which retain raw completions.</w:t>
       </w:r>
     </w:p>
-    <w:bookmarkEnd w:id="128"/>
-    <w:bookmarkStart w:id="129" w:name="conflicts-of-interest"/>
+    <w:bookmarkEnd w:id="130"/>
+    <w:bookmarkStart w:id="131" w:name="conflicts-of-interest"/>
     <w:p>
       <w:pPr>
         <w:pStyle w:val="Heading1"/>
@@ -53889,8 +54359,8 @@
         <w:t xml:space="preserve">The authors declare no conflict of interest.</w:t>
       </w:r>
     </w:p>
-    <w:bookmarkEnd w:id="129"/>
-    <w:bookmarkStart w:id="130" w:name="abbreviations"/>
+    <w:bookmarkEnd w:id="131"/>
+    <w:bookmarkStart w:id="132" w:name="abbreviations"/>
     <w:p>
       <w:pPr>
         <w:pStyle w:val="Heading1"/>
@@ -54178,8 +54648,8 @@
         </w:tc>
       </w:tr>
     </w:tbl>
-    <w:bookmarkEnd w:id="130"/>
-    <w:bookmarkStart w:id="142" w:name="app:proofs"/>
+    <w:bookmarkEnd w:id="132"/>
+    <w:bookmarkStart w:id="144" w:name="app:proofs"/>
     <w:p>
       <w:pPr>
         <w:pStyle w:val="Heading1"/>
@@ -54188,7 +54658,7 @@
         <w:t xml:space="preserve">Deferred proofs and technical material</w:t>
       </w:r>
     </w:p>
-    <w:bookmarkStart w:id="131" w:name="proof-of-lemma-1"/>
+    <w:bookmarkStart w:id="133" w:name="proof-of-lemma-1"/>
     <w:p>
       <w:pPr>
         <w:pStyle w:val="Heading2"/>
@@ -54826,8 +55296,8 @@
         <w:t xml:space="preserve">applied in both directions. ◻</w:t>
       </w:r>
     </w:p>
-    <w:bookmarkEnd w:id="131"/>
-    <w:bookmarkStart w:id="132" w:name="proof-of-lemma-2"/>
+    <w:bookmarkEnd w:id="133"/>
+    <w:bookmarkStart w:id="134" w:name="proof-of-lemma-2"/>
     <w:p>
       <w:pPr>
         <w:pStyle w:val="Heading2"/>
@@ -56416,8 +56886,8 @@
         <w:t xml:space="preserve">value obeys. ◻</w:t>
       </w:r>
     </w:p>
-    <w:bookmarkEnd w:id="132"/>
-    <w:bookmarkStart w:id="133" w:name="proof-of-theorem-2"/>
+    <w:bookmarkEnd w:id="134"/>
+    <w:bookmarkStart w:id="135" w:name="proof-of-theorem-2"/>
     <w:p>
       <w:pPr>
         <w:pStyle w:val="Heading2"/>
@@ -57233,8 +57703,8 @@
         <w:t xml:space="preserve">. ◻</w:t>
       </w:r>
     </w:p>
-    <w:bookmarkEnd w:id="133"/>
-    <w:bookmarkStart w:id="134" w:name="proof-of-proposition-2"/>
+    <w:bookmarkEnd w:id="135"/>
+    <w:bookmarkStart w:id="136" w:name="proof-of-proposition-2"/>
     <w:p>
       <w:pPr>
         <w:pStyle w:val="Heading2"/>
@@ -57771,8 +58241,8 @@
         <w:t xml:space="preserve">and overlap being the only feature read, without which no strict inequality follows. ◻</w:t>
       </w:r>
     </w:p>
-    <w:bookmarkEnd w:id="134"/>
-    <w:bookmarkStart w:id="135" w:name="proof-of-proposition-1"/>
+    <w:bookmarkEnd w:id="136"/>
+    <w:bookmarkStart w:id="137" w:name="proof-of-proposition-1"/>
     <w:p>
       <w:pPr>
         <w:pStyle w:val="Heading2"/>
@@ -58124,8 +58594,8 @@
         <w:t xml:space="preserve">for all tasks. ◻</w:t>
       </w:r>
     </w:p>
-    <w:bookmarkEnd w:id="135"/>
-    <w:bookmarkStart w:id="136" w:name="proof-of-proposition-3"/>
+    <w:bookmarkEnd w:id="137"/>
+    <w:bookmarkStart w:id="138" w:name="proof-of-proposition-3"/>
     <w:p>
       <w:pPr>
         <w:pStyle w:val="Heading2"/>
@@ -59315,8 +59785,8 @@
         <w:t xml:space="preserve">without a further Bonferroni factor. ◻</w:t>
       </w:r>
     </w:p>
-    <w:bookmarkEnd w:id="136"/>
-    <w:bookmarkStart w:id="137" w:name="proof-of-proposition-4"/>
+    <w:bookmarkEnd w:id="138"/>
+    <w:bookmarkStart w:id="139" w:name="proof-of-proposition-4"/>
     <w:p>
       <w:pPr>
         <w:pStyle w:val="Heading2"/>
@@ -60698,8 +61168,8 @@
         <w:t xml:space="preserve">simultaneous coverage. ◻</w:t>
       </w:r>
     </w:p>
-    <w:bookmarkEnd w:id="137"/>
-    <w:bookmarkStart w:id="138" w:name="proof-of-theorem-3"/>
+    <w:bookmarkEnd w:id="139"/>
+    <w:bookmarkStart w:id="140" w:name="proof-of-theorem-3"/>
     <w:p>
       <w:pPr>
         <w:pStyle w:val="Heading2"/>
@@ -61627,8 +62097,8 @@
         <w:t xml:space="preserve">the realized reversal. ◻</w:t>
       </w:r>
     </w:p>
-    <w:bookmarkEnd w:id="138"/>
-    <w:bookmarkStart w:id="140" w:name="relation-to-llm-evaluation-statistics"/>
+    <w:bookmarkEnd w:id="140"/>
+    <w:bookmarkStart w:id="142" w:name="relation-to-llm-evaluation-statistics"/>
     <w:p>
       <w:pPr>
         <w:pStyle w:val="Heading2"/>
@@ -61637,7 +62107,7 @@
         <w:t xml:space="preserve">Relation to LLM-evaluation statistics</w:t>
       </w:r>
     </w:p>
-    <w:bookmarkStart w:id="139" w:name="rem:evalstats"/>
+    <w:bookmarkStart w:id="141" w:name="rem:evalstats"/>
     <w:p>
       <w:pPr>
         <w:pStyle w:val="FirstParagraph"/>
@@ -61774,9 +62244,9 @@
         <w:t xml:space="preserve">precisely what the exact Clopper–Pearson construction provides.</w:t>
       </w:r>
     </w:p>
-    <w:bookmarkEnd w:id="139"/>
-    <w:bookmarkEnd w:id="140"/>
-    <w:bookmarkStart w:id="141" w:name="subsec:power"/>
+    <w:bookmarkEnd w:id="141"/>
+    <w:bookmarkEnd w:id="142"/>
+    <w:bookmarkStart w:id="143" w:name="subsec:power"/>
     <w:p>
       <w:pPr>
         <w:pStyle w:val="Heading2"/>
@@ -62281,9 +62751,9 @@
         <w:t xml:space="preserve">.</w:t>
       </w:r>
     </w:p>
-    <w:bookmarkEnd w:id="141"/>
-    <w:bookmarkEnd w:id="142"/>
-    <w:bookmarkStart w:id="148" w:name="app:record"/>
+    <w:bookmarkEnd w:id="143"/>
+    <w:bookmarkEnd w:id="144"/>
+    <w:bookmarkStart w:id="150" w:name="app:record"/>
     <w:p>
       <w:pPr>
         <w:pStyle w:val="Heading1"/>
@@ -62292,7 +62762,7 @@
         <w:t xml:space="preserve">Extended experimental record</w:t>
       </w:r>
     </w:p>
-    <w:bookmarkStart w:id="147" w:name="generality-and-controls-full-protocols"/>
+    <w:bookmarkStart w:id="149" w:name="generality-and-controls-full-protocols"/>
     <w:p>
       <w:pPr>
         <w:pStyle w:val="Heading2"/>
@@ -62315,7 +62785,7 @@
         <w:t xml:space="preserve">confound, and whether the anti-monotonicity collapse is curable by cheap prompting.</w:t>
       </w:r>
     </w:p>
-    <w:bookmarkStart w:id="143" w:name="Xfd2ce319a26faa67e0eadf0fee657d728019446"/>
+    <w:bookmarkStart w:id="145" w:name="Xfd2ce319a26faa67e0eadf0fee657d728019446"/>
     <w:p>
       <w:pPr>
         <w:pStyle w:val="Heading4"/>
@@ -63281,8 +63751,8 @@
         <w:t xml:space="preserve">, not a second mis-rank.</w:t>
       </w:r>
     </w:p>
-    <w:bookmarkEnd w:id="143"/>
-    <w:bookmarkStart w:id="144" w:name="a-character-matched-padding-control."/>
+    <w:bookmarkEnd w:id="145"/>
+    <w:bookmarkStart w:id="146" w:name="a-character-matched-padding-control."/>
     <w:p>
       <w:pPr>
         <w:pStyle w:val="Heading4"/>
@@ -64017,8 +64487,8 @@
         <w:t xml:space="preserve">untested middle case.</w:t>
       </w:r>
     </w:p>
-    <w:bookmarkEnd w:id="144"/>
-    <w:bookmarkStart w:id="145" w:name="Xd508a319e40f775fe4906e106ed6a92e07fd05b"/>
+    <w:bookmarkEnd w:id="146"/>
+    <w:bookmarkStart w:id="147" w:name="Xd508a319e40f775fe4906e106ed6a92e07fd05b"/>
     <w:p>
       <w:pPr>
         <w:pStyle w:val="Heading4"/>
@@ -64668,8 +65138,8 @@
         <w:t xml:space="preserve">the superset, survives the ablation intact.</w:t>
       </w:r>
     </w:p>
-    <w:bookmarkEnd w:id="145"/>
-    <w:bookmarkStart w:id="146" w:name="Xbb3bf0e6ff780408889ccfec61f731a5b2072ac"/>
+    <w:bookmarkEnd w:id="147"/>
+    <w:bookmarkStart w:id="148" w:name="Xbb3bf0e6ff780408889ccfec61f731a5b2072ac"/>
     <w:p>
       <w:pPr>
         <w:pStyle w:val="Heading4"/>
@@ -65383,10 +65853,10 @@
         <w:t xml:space="preserve">with the structure arm scored in a separate run.</w:t>
       </w:r>
     </w:p>
-    <w:bookmarkEnd w:id="146"/>
-    <w:bookmarkEnd w:id="147"/>
     <w:bookmarkEnd w:id="148"/>
-    <w:bookmarkStart w:id="288" w:name="app:repro"/>
+    <w:bookmarkEnd w:id="149"/>
+    <w:bookmarkEnd w:id="150"/>
+    <w:bookmarkStart w:id="290" w:name="app:repro"/>
     <w:p>
       <w:pPr>
         <w:pStyle w:val="Heading1"/>
@@ -65586,7 +66056,7 @@
         <w:t xml:space="preserve">endpoint, and all API keys are read from the environment (never written to a file).</w:t>
       </w:r>
     </w:p>
-    <w:bookmarkStart w:id="149" w:name="protocol."/>
+    <w:bookmarkStart w:id="151" w:name="protocol."/>
     <w:p>
       <w:pPr>
         <w:pStyle w:val="Heading4"/>
@@ -65962,8 +66432,8 @@
         <w:t xml:space="preserve">.</w:t>
       </w:r>
     </w:p>
-    <w:bookmarkEnd w:id="149"/>
-    <w:bookmarkStart w:id="150" w:name="decoding-seeding-and-retries."/>
+    <w:bookmarkEnd w:id="151"/>
+    <w:bookmarkStart w:id="152" w:name="decoding-seeding-and-retries."/>
     <w:p>
       <w:pPr>
         <w:pStyle w:val="Heading4"/>
@@ -66795,8 +67265,8 @@
         <w:t xml:space="preserve">is the number of real draws throughout. The GPT-5.5 rows of Table 6 come from that run.</w:t>
       </w:r>
     </w:p>
-    <w:bookmarkEnd w:id="150"/>
-    <w:bookmarkStart w:id="151" w:name="artifacts."/>
+    <w:bookmarkEnd w:id="152"/>
+    <w:bookmarkStart w:id="153" w:name="artifacts."/>
     <w:p>
       <w:pPr>
         <w:pStyle w:val="Heading4"/>
@@ -67300,8 +67770,8 @@
         <w:t xml:space="preserve">.</w:t>
       </w:r>
     </w:p>
-    <w:bookmarkEnd w:id="151"/>
-    <w:bookmarkStart w:id="287" w:name="compute-and-cost."/>
+    <w:bookmarkEnd w:id="153"/>
+    <w:bookmarkStart w:id="289" w:name="compute-and-cost."/>
     <w:p>
       <w:pPr>
         <w:pStyle w:val="Heading4"/>
@@ -67348,8 +67818,8 @@
         <w:t xml:space="preserve">on open weights at zero API cost.</w:t>
       </w:r>
     </w:p>
-    <w:bookmarkStart w:id="286" w:name="refs"/>
-    <w:bookmarkStart w:id="153" w:name="ref-akdemir2025"/>
+    <w:bookmarkStart w:id="288" w:name="refs"/>
+    <w:bookmarkStart w:id="155" w:name="ref-akdemir2025"/>
     <w:p>
       <w:pPr>
         <w:pStyle w:val="Bibliography"/>
@@ -67388,7 +67858,7 @@
       <w:r>
         <w:t xml:space="preserve"> </w:t>
       </w:r>
-      <w:hyperlink r:id="rId152">
+      <w:hyperlink r:id="rId154">
         <w:r>
           <w:rPr>
             <w:rStyle w:val="Hyperlink"/>
@@ -67400,8 +67870,8 @@
         <w:t xml:space="preserve">.</w:t>
       </w:r>
     </w:p>
-    <w:bookmarkEnd w:id="153"/>
-    <w:bookmarkStart w:id="155" w:name="ref-alpila2026"/>
+    <w:bookmarkEnd w:id="155"/>
+    <w:bookmarkStart w:id="157" w:name="ref-alpila2026"/>
     <w:p>
       <w:pPr>
         <w:pStyle w:val="Bibliography"/>
@@ -67474,7 +67944,7 @@
       <w:r>
         <w:t xml:space="preserve"> </w:t>
       </w:r>
-      <w:hyperlink r:id="rId154">
+      <w:hyperlink r:id="rId156">
         <w:r>
           <w:rPr>
             <w:rStyle w:val="Hyperlink"/>
@@ -67486,8 +67956,8 @@
         <w:t xml:space="preserve">.</w:t>
       </w:r>
     </w:p>
-    <w:bookmarkEnd w:id="155"/>
-    <w:bookmarkStart w:id="157" w:name="ref-alpila2026essay"/>
+    <w:bookmarkEnd w:id="157"/>
+    <w:bookmarkStart w:id="159" w:name="ref-alpila2026essay"/>
     <w:p>
       <w:pPr>
         <w:pStyle w:val="Bibliography"/>
@@ -67511,7 +67981,7 @@
       <w:r>
         <w:t xml:space="preserve"> </w:t>
       </w:r>
-      <w:hyperlink r:id="rId156">
+      <w:hyperlink r:id="rId158">
         <w:r>
           <w:rPr>
             <w:rStyle w:val="Hyperlink"/>
@@ -67523,8 +67993,8 @@
         <w:t xml:space="preserve">.</w:t>
       </w:r>
     </w:p>
-    <w:bookmarkEnd w:id="157"/>
-    <w:bookmarkStart w:id="159" w:name="ref-alpila2026lmrecall"/>
+    <w:bookmarkEnd w:id="159"/>
+    <w:bookmarkStart w:id="161" w:name="ref-alpila2026lmrecall"/>
     <w:p>
       <w:pPr>
         <w:pStyle w:val="Bibliography"/>
@@ -67569,7 +68039,7 @@
       <w:r>
         <w:t xml:space="preserve"> </w:t>
       </w:r>
-      <w:hyperlink r:id="rId158">
+      <w:hyperlink r:id="rId160">
         <w:r>
           <w:rPr>
             <w:rStyle w:val="Hyperlink"/>
@@ -67581,8 +68051,8 @@
         <w:t xml:space="preserve">.</w:t>
       </w:r>
     </w:p>
-    <w:bookmarkEnd w:id="159"/>
-    <w:bookmarkStart w:id="160" w:name="ref-auer2016pareto"/>
+    <w:bookmarkEnd w:id="161"/>
+    <w:bookmarkStart w:id="162" w:name="ref-auer2016pareto"/>
     <w:p>
       <w:pPr>
         <w:pStyle w:val="Bibliography"/>
@@ -67610,8 +68080,8 @@
         <w:t xml:space="preserve">, PMLR, vol. 51: 939–47.</w:t>
       </w:r>
     </w:p>
-    <w:bookmarkEnd w:id="160"/>
-    <w:bookmarkStart w:id="162" w:name="ref-bertschinger2014nolattice"/>
+    <w:bookmarkEnd w:id="162"/>
+    <w:bookmarkStart w:id="164" w:name="ref-bertschinger2014nolattice"/>
     <w:p>
       <w:pPr>
         <w:pStyle w:val="Bibliography"/>
@@ -67653,7 +68123,7 @@
       <w:r>
         <w:t xml:space="preserve"> </w:t>
       </w:r>
-      <w:hyperlink r:id="rId161">
+      <w:hyperlink r:id="rId163">
         <w:r>
           <w:rPr>
             <w:rStyle w:val="Hyperlink"/>
@@ -67665,8 +68135,8 @@
         <w:t xml:space="preserve">.</w:t>
       </w:r>
     </w:p>
-    <w:bookmarkEnd w:id="162"/>
-    <w:bookmarkStart w:id="164" w:name="ref-blackwell1953"/>
+    <w:bookmarkEnd w:id="164"/>
+    <w:bookmarkStart w:id="166" w:name="ref-blackwell1953"/>
     <w:p>
       <w:pPr>
         <w:pStyle w:val="Bibliography"/>
@@ -67699,7 +68169,7 @@
       <w:r>
         <w:t xml:space="preserve"> </w:t>
       </w:r>
-      <w:hyperlink r:id="rId163">
+      <w:hyperlink r:id="rId165">
         <w:r>
           <w:rPr>
             <w:rStyle w:val="Hyperlink"/>
@@ -67711,8 +68181,8 @@
         <w:t xml:space="preserve">.</w:t>
       </w:r>
     </w:p>
-    <w:bookmarkEnd w:id="164"/>
-    <w:bookmarkStart w:id="165" w:name="ref-bonferroni1936"/>
+    <w:bookmarkEnd w:id="166"/>
+    <w:bookmarkStart w:id="167" w:name="ref-bonferroni1936"/>
     <w:p>
       <w:pPr>
         <w:pStyle w:val="Bibliography"/>
@@ -67743,8 +68213,8 @@
         <w:t xml:space="preserve">8: 3–62.</w:t>
       </w:r>
     </w:p>
-    <w:bookmarkEnd w:id="165"/>
-    <w:bookmarkStart w:id="167" w:name="ref-bowyer2025clt"/>
+    <w:bookmarkEnd w:id="167"/>
+    <w:bookmarkStart w:id="169" w:name="ref-bowyer2025clt"/>
     <w:p>
       <w:pPr>
         <w:pStyle w:val="Bibliography"/>
@@ -67798,7 +68268,7 @@
       <w:r>
         <w:t xml:space="preserve"> </w:t>
       </w:r>
-      <w:hyperlink r:id="rId166">
+      <w:hyperlink r:id="rId168">
         <w:r>
           <w:rPr>
             <w:rStyle w:val="Hyperlink"/>
@@ -67810,8 +68280,8 @@
         <w:t xml:space="preserve">.</w:t>
       </w:r>
     </w:p>
-    <w:bookmarkEnd w:id="167"/>
-    <w:bookmarkStart w:id="169" w:name="ref-bradley2024garbling"/>
+    <w:bookmarkEnd w:id="169"/>
+    <w:bookmarkStart w:id="171" w:name="ref-bradley2024garbling"/>
     <w:p>
       <w:pPr>
         <w:pStyle w:val="Bibliography"/>
@@ -67853,7 +68323,7 @@
       <w:r>
         <w:t xml:space="preserve"> </w:t>
       </w:r>
-      <w:hyperlink r:id="rId168">
+      <w:hyperlink r:id="rId170">
         <w:r>
           <w:rPr>
             <w:rStyle w:val="Hyperlink"/>
@@ -67865,8 +68335,8 @@
         <w:t xml:space="preserve">.</w:t>
       </w:r>
     </w:p>
-    <w:bookmarkEnd w:id="169"/>
-    <w:bookmarkStart w:id="171" w:name="ref-carbonell1998"/>
+    <w:bookmarkEnd w:id="171"/>
+    <w:bookmarkStart w:id="173" w:name="ref-carbonell1998"/>
     <w:p>
       <w:pPr>
         <w:pStyle w:val="Bibliography"/>
@@ -67905,7 +68375,7 @@
       <w:r>
         <w:t xml:space="preserve"> </w:t>
       </w:r>
-      <w:hyperlink r:id="rId170">
+      <w:hyperlink r:id="rId172">
         <w:r>
           <w:rPr>
             <w:rStyle w:val="Hyperlink"/>
@@ -67917,8 +68387,8 @@
         <w:t xml:space="preserve">.</w:t>
       </w:r>
     </w:p>
-    <w:bookmarkEnd w:id="171"/>
-    <w:bookmarkStart w:id="173" w:name="ref-chakraborty2026conformal"/>
+    <w:bookmarkEnd w:id="173"/>
+    <w:bookmarkStart w:id="175" w:name="ref-chakraborty2026conformal"/>
     <w:p>
       <w:pPr>
         <w:pStyle w:val="Bibliography"/>
@@ -67957,7 +68427,7 @@
       <w:r>
         <w:t xml:space="preserve"> </w:t>
       </w:r>
-      <w:hyperlink r:id="rId172">
+      <w:hyperlink r:id="rId174">
         <w:r>
           <w:rPr>
             <w:rStyle w:val="Hyperlink"/>
@@ -67969,8 +68439,8 @@
         <w:t xml:space="preserve">.</w:t>
       </w:r>
     </w:p>
-    <w:bookmarkEnd w:id="173"/>
-    <w:bookmarkStart w:id="175" w:name="ref-conformalip2025"/>
+    <w:bookmarkEnd w:id="175"/>
+    <w:bookmarkStart w:id="177" w:name="ref-conformalip2025"/>
     <w:p>
       <w:pPr>
         <w:pStyle w:val="Bibliography"/>
@@ -68000,7 +68470,7 @@
       <w:r>
         <w:t xml:space="preserve"> </w:t>
       </w:r>
-      <w:hyperlink r:id="rId174">
+      <w:hyperlink r:id="rId176">
         <w:r>
           <w:rPr>
             <w:rStyle w:val="Hyperlink"/>
@@ -68012,8 +68482,8 @@
         <w:t xml:space="preserve">.</w:t>
       </w:r>
     </w:p>
-    <w:bookmarkEnd w:id="175"/>
-    <w:bookmarkStart w:id="177" w:name="ref-chen2026deepera"/>
+    <w:bookmarkEnd w:id="177"/>
+    <w:bookmarkStart w:id="179" w:name="ref-chen2026deepera"/>
     <w:p>
       <w:pPr>
         <w:pStyle w:val="Bibliography"/>
@@ -68049,7 +68519,7 @@
       <w:r>
         <w:t xml:space="preserve"> </w:t>
       </w:r>
-      <w:hyperlink r:id="rId176">
+      <w:hyperlink r:id="rId178">
         <w:r>
           <w:rPr>
             <w:rStyle w:val="Hyperlink"/>
@@ -68061,8 +68531,8 @@
         <w:t xml:space="preserve">.</w:t>
       </w:r>
     </w:p>
-    <w:bookmarkEnd w:id="177"/>
-    <w:bookmarkStart w:id="179" w:name="ref-bedllm2026"/>
+    <w:bookmarkEnd w:id="179"/>
+    <w:bookmarkStart w:id="181" w:name="ref-bedllm2026"/>
     <w:p>
       <w:pPr>
         <w:pStyle w:val="Bibliography"/>
@@ -68110,7 +68580,7 @@
       <w:r>
         <w:t xml:space="preserve"> </w:t>
       </w:r>
-      <w:hyperlink r:id="rId178">
+      <w:hyperlink r:id="rId180">
         <w:r>
           <w:rPr>
             <w:rStyle w:val="Hyperlink"/>
@@ -68122,8 +68592,8 @@
         <w:t xml:space="preserve">.</w:t>
       </w:r>
     </w:p>
-    <w:bookmarkEnd w:id="179"/>
-    <w:bookmarkStart w:id="181" w:name="ref-clopperpearson1934"/>
+    <w:bookmarkEnd w:id="181"/>
+    <w:bookmarkStart w:id="183" w:name="ref-clopperpearson1934"/>
     <w:p>
       <w:pPr>
         <w:pStyle w:val="Bibliography"/>
@@ -68156,7 +68626,7 @@
       <w:r>
         <w:t xml:space="preserve"> </w:t>
       </w:r>
-      <w:hyperlink r:id="rId180">
+      <w:hyperlink r:id="rId182">
         <w:r>
           <w:rPr>
             <w:rStyle w:val="Hyperlink"/>
@@ -68168,8 +68638,8 @@
         <w:t xml:space="preserve">.</w:t>
       </w:r>
     </w:p>
-    <w:bookmarkEnd w:id="181"/>
-    <w:bookmarkStart w:id="183" w:name="ref-cuconasu2024noise"/>
+    <w:bookmarkEnd w:id="183"/>
+    <w:bookmarkStart w:id="185" w:name="ref-cuconasu2024noise"/>
     <w:p>
       <w:pPr>
         <w:pStyle w:val="Bibliography"/>
@@ -68211,7 +68681,7 @@
       <w:r>
         <w:t xml:space="preserve"> </w:t>
       </w:r>
-      <w:hyperlink r:id="rId182">
+      <w:hyperlink r:id="rId184">
         <w:r>
           <w:rPr>
             <w:rStyle w:val="Hyperlink"/>
@@ -68223,8 +68693,8 @@
         <w:t xml:space="preserve">.</w:t>
       </w:r>
     </w:p>
-    <w:bookmarkEnd w:id="183"/>
-    <w:bookmarkStart w:id="185" w:name="ref-dai2025seper"/>
+    <w:bookmarkEnd w:id="185"/>
+    <w:bookmarkStart w:id="187" w:name="ref-dai2025seper"/>
     <w:p>
       <w:pPr>
         <w:pStyle w:val="Bibliography"/>
@@ -68260,7 +68730,7 @@
       <w:r>
         <w:t xml:space="preserve"> </w:t>
       </w:r>
-      <w:hyperlink r:id="rId184">
+      <w:hyperlink r:id="rId186">
         <w:r>
           <w:rPr>
             <w:rStyle w:val="Hyperlink"/>
@@ -68272,8 +68742,8 @@
         <w:t xml:space="preserve">.</w:t>
       </w:r>
     </w:p>
-    <w:bookmarkEnd w:id="185"/>
-    <w:bookmarkStart w:id="187" w:name="ref-dong2013lessismore"/>
+    <w:bookmarkEnd w:id="187"/>
+    <w:bookmarkStart w:id="189" w:name="ref-dong2013lessismore"/>
     <w:p>
       <w:pPr>
         <w:pStyle w:val="Bibliography"/>
@@ -68306,7 +68776,7 @@
       <w:r>
         <w:t xml:space="preserve"> </w:t>
       </w:r>
-      <w:hyperlink r:id="rId186">
+      <w:hyperlink r:id="rId188">
         <w:r>
           <w:rPr>
             <w:rStyle w:val="Hyperlink"/>
@@ -68318,8 +68788,8 @@
         <w:t xml:space="preserve">.</w:t>
       </w:r>
     </w:p>
-    <w:bookmarkEnd w:id="187"/>
-    <w:bookmarkStart w:id="189" w:name="ref-contexthurts2025"/>
+    <w:bookmarkEnd w:id="189"/>
+    <w:bookmarkStart w:id="191" w:name="ref-contexthurts2025"/>
     <w:p>
       <w:pPr>
         <w:pStyle w:val="Bibliography"/>
@@ -68361,7 +68831,7 @@
       <w:r>
         <w:t xml:space="preserve"> </w:t>
       </w:r>
-      <w:hyperlink r:id="rId188">
+      <w:hyperlink r:id="rId190">
         <w:r>
           <w:rPr>
             <w:rStyle w:val="Hyperlink"/>
@@ -68373,8 +68843,8 @@
         <w:t xml:space="preserve">.</w:t>
       </w:r>
     </w:p>
-    <w:bookmarkEnd w:id="189"/>
-    <w:bookmarkStart w:id="191" w:name="ref-dvoretzky1956"/>
+    <w:bookmarkEnd w:id="191"/>
+    <w:bookmarkStart w:id="193" w:name="ref-dvoretzky1956"/>
     <w:p>
       <w:pPr>
         <w:pStyle w:val="Bibliography"/>
@@ -68407,7 +68877,7 @@
       <w:r>
         <w:t xml:space="preserve"> </w:t>
       </w:r>
-      <w:hyperlink r:id="rId190">
+      <w:hyperlink r:id="rId192">
         <w:r>
           <w:rPr>
             <w:rStyle w:val="Hyperlink"/>
@@ -68419,8 +68889,8 @@
         <w:t xml:space="preserve">.</w:t>
       </w:r>
     </w:p>
-    <w:bookmarkEnd w:id="191"/>
-    <w:bookmarkStart w:id="192" w:name="ref-ethayarajh2022"/>
+    <w:bookmarkEnd w:id="193"/>
+    <w:bookmarkStart w:id="194" w:name="ref-ethayarajh2022"/>
     <w:p>
       <w:pPr>
         <w:pStyle w:val="Bibliography"/>
@@ -68463,8 +68933,8 @@
         <w:t xml:space="preserve">, PMLR, vol. 162: 5988–6008.</w:t>
       </w:r>
     </w:p>
-    <w:bookmarkEnd w:id="192"/>
-    <w:bookmarkStart w:id="194" w:name="ref-rank4gen2026"/>
+    <w:bookmarkEnd w:id="194"/>
+    <w:bookmarkStart w:id="196" w:name="ref-rank4gen2026"/>
     <w:p>
       <w:pPr>
         <w:pStyle w:val="Bibliography"/>
@@ -68509,7 +68979,7 @@
       <w:r>
         <w:t xml:space="preserve"> </w:t>
       </w:r>
-      <w:hyperlink r:id="rId193">
+      <w:hyperlink r:id="rId195">
         <w:r>
           <w:rPr>
             <w:rStyle w:val="Hyperlink"/>
@@ -68521,8 +68991,8 @@
         <w:t xml:space="preserve">.</w:t>
       </w:r>
     </w:p>
-    <w:bookmarkEnd w:id="194"/>
-    <w:bookmarkStart w:id="196" w:name="ref-fosse2025"/>
+    <w:bookmarkEnd w:id="196"/>
+    <w:bookmarkStart w:id="198" w:name="ref-fosse2025"/>
     <w:p>
       <w:pPr>
         <w:pStyle w:val="Bibliography"/>
@@ -68552,7 +69022,7 @@
       <w:r>
         <w:t xml:space="preserve"> </w:t>
       </w:r>
-      <w:hyperlink r:id="rId195">
+      <w:hyperlink r:id="rId197">
         <w:r>
           <w:rPr>
             <w:rStyle w:val="Hyperlink"/>
@@ -68564,8 +69034,8 @@
         <w:t xml:space="preserve">.</w:t>
       </w:r>
     </w:p>
-    <w:bookmarkEnd w:id="196"/>
-    <w:bookmarkStart w:id="198" w:name="ref-frohmann2026orderconsistent"/>
+    <w:bookmarkEnd w:id="198"/>
+    <w:bookmarkStart w:id="200" w:name="ref-frohmann2026orderconsistent"/>
     <w:p>
       <w:pPr>
         <w:pStyle w:val="Bibliography"/>
@@ -68607,7 +69077,7 @@
       <w:r>
         <w:t xml:space="preserve"> </w:t>
       </w:r>
-      <w:hyperlink r:id="rId197">
+      <w:hyperlink r:id="rId199">
         <w:r>
           <w:rPr>
             <w:rStyle w:val="Hyperlink"/>
@@ -68619,8 +69089,8 @@
         <w:t xml:space="preserve">.</w:t>
       </w:r>
     </w:p>
-    <w:bookmarkEnd w:id="198"/>
-    <w:bookmarkStart w:id="200" w:name="ref-fuhr2008"/>
+    <w:bookmarkEnd w:id="200"/>
+    <w:bookmarkStart w:id="202" w:name="ref-fuhr2008"/>
     <w:p>
       <w:pPr>
         <w:pStyle w:val="Bibliography"/>
@@ -68653,7 +69123,7 @@
       <w:r>
         <w:t xml:space="preserve"> </w:t>
       </w:r>
-      <w:hyperlink r:id="rId199">
+      <w:hyperlink r:id="rId201">
         <w:r>
           <w:rPr>
             <w:rStyle w:val="Hyperlink"/>
@@ -68665,8 +69135,8 @@
         <w:t xml:space="preserve">.</w:t>
       </w:r>
     </w:p>
-    <w:bookmarkEnd w:id="200"/>
-    <w:bookmarkStart w:id="202" w:name="ref-gao2024modelequality"/>
+    <w:bookmarkEnd w:id="202"/>
+    <w:bookmarkStart w:id="204" w:name="ref-gao2024modelequality"/>
     <w:p>
       <w:pPr>
         <w:pStyle w:val="Bibliography"/>
@@ -68708,7 +69178,7 @@
       <w:r>
         <w:t xml:space="preserve"> </w:t>
       </w:r>
-      <w:hyperlink r:id="rId201">
+      <w:hyperlink r:id="rId203">
         <w:r>
           <w:rPr>
             <w:rStyle w:val="Hyperlink"/>
@@ -68720,8 +69190,8 @@
         <w:t xml:space="preserve">.</w:t>
       </w:r>
     </w:p>
-    <w:bookmarkEnd w:id="202"/>
-    <w:bookmarkStart w:id="204" w:name="ref-pacms2026"/>
+    <w:bookmarkEnd w:id="204"/>
+    <w:bookmarkStart w:id="206" w:name="ref-pacms2026"/>
     <w:p>
       <w:pPr>
         <w:pStyle w:val="Bibliography"/>
@@ -68769,7 +69239,7 @@
       <w:r>
         <w:t xml:space="preserve"> </w:t>
       </w:r>
-      <w:hyperlink r:id="rId203">
+      <w:hyperlink r:id="rId205">
         <w:r>
           <w:rPr>
             <w:rStyle w:val="Hyperlink"/>
@@ -68781,8 +69251,8 @@
         <w:t xml:space="preserve">.</w:t>
       </w:r>
     </w:p>
-    <w:bookmarkEnd w:id="204"/>
-    <w:bookmarkStart w:id="206" w:name="ref-giannetti2026interference"/>
+    <w:bookmarkEnd w:id="206"/>
+    <w:bookmarkStart w:id="208" w:name="ref-giannetti2026interference"/>
     <w:p>
       <w:pPr>
         <w:pStyle w:val="Bibliography"/>
@@ -68824,7 +69294,7 @@
       <w:r>
         <w:t xml:space="preserve"> </w:t>
       </w:r>
-      <w:hyperlink r:id="rId205">
+      <w:hyperlink r:id="rId207">
         <w:r>
           <w:rPr>
             <w:rStyle w:val="Hyperlink"/>
@@ -68836,8 +69306,8 @@
         <w:t xml:space="preserve">.</w:t>
       </w:r>
     </w:p>
-    <w:bookmarkEnd w:id="206"/>
-    <w:bookmarkStart w:id="208" w:name="ref-hagstrom2025druid"/>
+    <w:bookmarkEnd w:id="208"/>
+    <w:bookmarkStart w:id="210" w:name="ref-hagstrom2025druid"/>
     <w:p>
       <w:pPr>
         <w:pStyle w:val="Bibliography"/>
@@ -68867,7 +69337,7 @@
       <w:r>
         <w:t xml:space="preserve"> </w:t>
       </w:r>
-      <w:hyperlink r:id="rId207">
+      <w:hyperlink r:id="rId209">
         <w:r>
           <w:rPr>
             <w:rStyle w:val="Hyperlink"/>
@@ -68879,8 +69349,8 @@
         <w:t xml:space="preserve">.</w:t>
       </w:r>
     </w:p>
-    <w:bookmarkEnd w:id="208"/>
-    <w:bookmarkStart w:id="210" w:name="ref-hagstrom2025lexical"/>
+    <w:bookmarkEnd w:id="210"/>
+    <w:bookmarkStart w:id="212" w:name="ref-hagstrom2025lexical"/>
     <w:p>
       <w:pPr>
         <w:pStyle w:val="Bibliography"/>
@@ -68913,7 +69383,7 @@
       <w:r>
         <w:t xml:space="preserve"> </w:t>
       </w:r>
-      <w:hyperlink r:id="rId209">
+      <w:hyperlink r:id="rId211">
         <w:r>
           <w:rPr>
             <w:rStyle w:val="Hyperlink"/>
@@ -68925,8 +69395,8 @@
         <w:t xml:space="preserve">.</w:t>
       </w:r>
     </w:p>
-    <w:bookmarkEnd w:id="210"/>
-    <w:bookmarkStart w:id="212" w:name="ref-halevy2023learnings"/>
+    <w:bookmarkEnd w:id="212"/>
+    <w:bookmarkStart w:id="214" w:name="ref-halevy2023learnings"/>
     <w:p>
       <w:pPr>
         <w:pStyle w:val="Bibliography"/>
@@ -68956,7 +69426,7 @@
       <w:r>
         <w:t xml:space="preserve"> </w:t>
       </w:r>
-      <w:hyperlink r:id="rId211">
+      <w:hyperlink r:id="rId213">
         <w:r>
           <w:rPr>
             <w:rStyle w:val="Hyperlink"/>
@@ -68968,8 +69438,8 @@
         <w:t xml:space="preserve">.</w:t>
       </w:r>
     </w:p>
-    <w:bookmarkEnd w:id="212"/>
-    <w:bookmarkStart w:id="214" w:name="ref-hong2025contextrot"/>
+    <w:bookmarkEnd w:id="214"/>
+    <w:bookmarkStart w:id="216" w:name="ref-hong2025contextrot"/>
     <w:p>
       <w:pPr>
         <w:pStyle w:val="Bibliography"/>
@@ -69021,7 +69491,7 @@
       <w:r>
         <w:t xml:space="preserve"> </w:t>
       </w:r>
-      <w:hyperlink r:id="rId213">
+      <w:hyperlink r:id="rId215">
         <w:r>
           <w:rPr>
             <w:rStyle w:val="Hyperlink"/>
@@ -69033,8 +69503,8 @@
         <w:t xml:space="preserve">.</w:t>
       </w:r>
     </w:p>
-    <w:bookmarkEnd w:id="214"/>
-    <w:bookmarkStart w:id="216" w:name="ref-huang2025gammacover"/>
+    <w:bookmarkEnd w:id="216"/>
+    <w:bookmarkStart w:id="218" w:name="ref-huang2025gammacover"/>
     <w:p>
       <w:pPr>
         <w:pStyle w:val="Bibliography"/>
@@ -69075,7 +69545,7 @@
       <w:r>
         <w:t xml:space="preserve"> </w:t>
       </w:r>
-      <w:hyperlink r:id="rId215">
+      <w:hyperlink r:id="rId217">
         <w:r>
           <w:rPr>
             <w:rStyle w:val="Hyperlink"/>
@@ -69087,8 +69557,8 @@
         <w:t xml:space="preserve">.</w:t>
       </w:r>
     </w:p>
-    <w:bookmarkEnd w:id="216"/>
-    <w:bookmarkStart w:id="218" w:name="ref-jain2025contextualutility"/>
+    <w:bookmarkEnd w:id="218"/>
+    <w:bookmarkStart w:id="220" w:name="ref-jain2025contextualutility"/>
     <w:p>
       <w:pPr>
         <w:pStyle w:val="Bibliography"/>
@@ -69118,7 +69588,7 @@
       <w:r>
         <w:t xml:space="preserve"> </w:t>
       </w:r>
-      <w:hyperlink r:id="rId217">
+      <w:hyperlink r:id="rId219">
         <w:r>
           <w:rPr>
             <w:rStyle w:val="Hyperlink"/>
@@ -69130,8 +69600,8 @@
         <w:t xml:space="preserve">.</w:t>
       </w:r>
     </w:p>
-    <w:bookmarkEnd w:id="218"/>
-    <w:bookmarkStart w:id="220" w:name="ref-optiset2026"/>
+    <w:bookmarkEnd w:id="220"/>
+    <w:bookmarkStart w:id="222" w:name="ref-optiset2026"/>
     <w:p>
       <w:pPr>
         <w:pStyle w:val="Bibliography"/>
@@ -69167,7 +69637,7 @@
       <w:r>
         <w:t xml:space="preserve"> </w:t>
       </w:r>
-      <w:hyperlink r:id="rId219">
+      <w:hyperlink r:id="rId221">
         <w:r>
           <w:rPr>
             <w:rStyle w:val="Hyperlink"/>
@@ -69179,8 +69649,8 @@
         <w:t xml:space="preserve">.</w:t>
       </w:r>
     </w:p>
-    <w:bookmarkEnd w:id="220"/>
-    <w:bookmarkStart w:id="222" w:name="ref-jin2024longrag"/>
+    <w:bookmarkEnd w:id="222"/>
+    <w:bookmarkStart w:id="224" w:name="ref-jin2024longrag"/>
     <w:p>
       <w:pPr>
         <w:pStyle w:val="Bibliography"/>
@@ -69240,7 +69710,7 @@
       <w:r>
         <w:t xml:space="preserve"> </w:t>
       </w:r>
-      <w:hyperlink r:id="rId221">
+      <w:hyperlink r:id="rId223">
         <w:r>
           <w:rPr>
             <w:rStyle w:val="Hyperlink"/>
@@ -69252,8 +69722,8 @@
         <w:t xml:space="preserve">.</w:t>
       </w:r>
     </w:p>
-    <w:bookmarkEnd w:id="222"/>
-    <w:bookmarkStart w:id="224" w:name="ref-sufficientcontext2024"/>
+    <w:bookmarkEnd w:id="224"/>
+    <w:bookmarkStart w:id="226" w:name="ref-sufficientcontext2024"/>
     <w:p>
       <w:pPr>
         <w:pStyle w:val="Bibliography"/>
@@ -69283,7 +69753,7 @@
       <w:r>
         <w:t xml:space="preserve"> </w:t>
       </w:r>
-      <w:hyperlink r:id="rId223">
+      <w:hyperlink r:id="rId225">
         <w:r>
           <w:rPr>
             <w:rStyle w:val="Hyperlink"/>
@@ -69295,8 +69765,8 @@
         <w:t xml:space="preserve">.</w:t>
       </w:r>
     </w:p>
-    <w:bookmarkEnd w:id="224"/>
-    <w:bookmarkStart w:id="226" w:name="ref-khan2025blackwell"/>
+    <w:bookmarkEnd w:id="226"/>
+    <w:bookmarkStart w:id="228" w:name="ref-khan2025blackwell"/>
     <w:p>
       <w:pPr>
         <w:pStyle w:val="Bibliography"/>
@@ -69338,7 +69808,7 @@
       <w:r>
         <w:t xml:space="preserve"> </w:t>
       </w:r>
-      <w:hyperlink r:id="rId225">
+      <w:hyperlink r:id="rId227">
         <w:r>
           <w:rPr>
             <w:rStyle w:val="Hyperlink"/>
@@ -69350,8 +69820,8 @@
         <w:t xml:space="preserve">.</w:t>
       </w:r>
     </w:p>
-    <w:bookmarkEnd w:id="226"/>
-    <w:bookmarkStart w:id="228" w:name="ref-lecam1964"/>
+    <w:bookmarkEnd w:id="228"/>
+    <w:bookmarkStart w:id="230" w:name="ref-lecam1964"/>
     <w:p>
       <w:pPr>
         <w:pStyle w:val="Bibliography"/>
@@ -69384,7 +69854,7 @@
       <w:r>
         <w:t xml:space="preserve"> </w:t>
       </w:r>
-      <w:hyperlink r:id="rId227">
+      <w:hyperlink r:id="rId229">
         <w:r>
           <w:rPr>
             <w:rStyle w:val="Hyperlink"/>
@@ -69396,8 +69866,8 @@
         <w:t xml:space="preserve">.</w:t>
       </w:r>
     </w:p>
-    <w:bookmarkEnd w:id="228"/>
-    <w:bookmarkStart w:id="230" w:name="ref-lecam1986"/>
+    <w:bookmarkEnd w:id="230"/>
+    <w:bookmarkStart w:id="232" w:name="ref-lecam1986"/>
     <w:p>
       <w:pPr>
         <w:pStyle w:val="Bibliography"/>
@@ -69421,7 +69891,7 @@
       <w:r>
         <w:t xml:space="preserve"> </w:t>
       </w:r>
-      <w:hyperlink r:id="rId229">
+      <w:hyperlink r:id="rId231">
         <w:r>
           <w:rPr>
             <w:rStyle w:val="Hyperlink"/>
@@ -69433,8 +69903,8 @@
         <w:t xml:space="preserve">.</w:t>
       </w:r>
     </w:p>
-    <w:bookmarkEnd w:id="230"/>
-    <w:bookmarkStart w:id="232" w:name="ref-relevanceutility2025"/>
+    <w:bookmarkEnd w:id="232"/>
+    <w:bookmarkStart w:id="234" w:name="ref-relevanceutility2025"/>
     <w:p>
       <w:pPr>
         <w:pStyle w:val="Bibliography"/>
@@ -69476,7 +69946,7 @@
       <w:r>
         <w:t xml:space="preserve"> </w:t>
       </w:r>
-      <w:hyperlink r:id="rId231">
+      <w:hyperlink r:id="rId233">
         <w:r>
           <w:rPr>
             <w:rStyle w:val="Hyperlink"/>
@@ -69488,8 +69958,8 @@
         <w:t xml:space="preserve">.</w:t>
       </w:r>
     </w:p>
-    <w:bookmarkEnd w:id="232"/>
-    <w:bookmarkStart w:id="234" w:name="ref-levy2025moredocs"/>
+    <w:bookmarkEnd w:id="234"/>
+    <w:bookmarkStart w:id="236" w:name="ref-levy2025moredocs"/>
     <w:p>
       <w:pPr>
         <w:pStyle w:val="Bibliography"/>
@@ -69528,7 +69998,7 @@
       <w:r>
         <w:t xml:space="preserve"> </w:t>
       </w:r>
-      <w:hyperlink r:id="rId233">
+      <w:hyperlink r:id="rId235">
         <w:r>
           <w:rPr>
             <w:rStyle w:val="Hyperlink"/>
@@ -69540,8 +70010,8 @@
         <w:t xml:space="preserve">.</w:t>
       </w:r>
     </w:p>
-    <w:bookmarkEnd w:id="234"/>
-    <w:bookmarkStart w:id="236" w:name="ref-longcontextdegrade2026"/>
+    <w:bookmarkEnd w:id="236"/>
+    <w:bookmarkStart w:id="238" w:name="ref-longcontextdegrade2026"/>
     <w:p>
       <w:pPr>
         <w:pStyle w:val="Bibliography"/>
@@ -69583,7 +70053,7 @@
       <w:r>
         <w:t xml:space="preserve"> </w:t>
       </w:r>
-      <w:hyperlink r:id="rId235">
+      <w:hyperlink r:id="rId237">
         <w:r>
           <w:rPr>
             <w:rStyle w:val="Hyperlink"/>
@@ -69595,8 +70065,8 @@
         <w:t xml:space="preserve">.</w:t>
       </w:r>
     </w:p>
-    <w:bookmarkEnd w:id="236"/>
-    <w:bookmarkStart w:id="238" w:name="ref-liu2024lost"/>
+    <w:bookmarkEnd w:id="238"/>
+    <w:bookmarkStart w:id="240" w:name="ref-liu2024lost"/>
     <w:p>
       <w:pPr>
         <w:pStyle w:val="Bibliography"/>
@@ -69629,7 +70099,7 @@
       <w:r>
         <w:t xml:space="preserve"> </w:t>
       </w:r>
-      <w:hyperlink r:id="rId237">
+      <w:hyperlink r:id="rId239">
         <w:r>
           <w:rPr>
             <w:rStyle w:val="Hyperlink"/>
@@ -69641,8 +70111,8 @@
         <w:t xml:space="preserve">.</w:t>
       </w:r>
     </w:p>
-    <w:bookmarkEnd w:id="238"/>
-    <w:bookmarkStart w:id="240" w:name="ref-miller2024errorbars"/>
+    <w:bookmarkEnd w:id="240"/>
+    <w:bookmarkStart w:id="242" w:name="ref-miller2024errorbars"/>
     <w:p>
       <w:pPr>
         <w:pStyle w:val="Bibliography"/>
@@ -69672,7 +70142,7 @@
       <w:r>
         <w:t xml:space="preserve"> </w:t>
       </w:r>
-      <w:hyperlink r:id="rId239">
+      <w:hyperlink r:id="rId241">
         <w:r>
           <w:rPr>
             <w:rStyle w:val="Hyperlink"/>
@@ -69684,8 +70154,8 @@
         <w:t xml:space="preserve">.</w:t>
       </w:r>
     </w:p>
-    <w:bookmarkEnd w:id="240"/>
-    <w:bookmarkStart w:id="242" w:name="ref-nematov2025shapley"/>
+    <w:bookmarkEnd w:id="242"/>
+    <w:bookmarkStart w:id="244" w:name="ref-nematov2025shapley"/>
     <w:p>
       <w:pPr>
         <w:pStyle w:val="Bibliography"/>
@@ -69715,7 +70185,7 @@
       <w:r>
         <w:t xml:space="preserve"> </w:t>
       </w:r>
-      <w:hyperlink r:id="rId241">
+      <w:hyperlink r:id="rId243">
         <w:r>
           <w:rPr>
             <w:rStyle w:val="Hyperlink"/>
@@ -69727,8 +70197,8 @@
         <w:t xml:space="preserve">.</w:t>
       </w:r>
     </w:p>
-    <w:bookmarkEnd w:id="242"/>
-    <w:bookmarkStart w:id="244" w:name="ref-blackwellrep2026"/>
+    <w:bookmarkEnd w:id="244"/>
+    <w:bookmarkStart w:id="246" w:name="ref-blackwellrep2026"/>
     <w:p>
       <w:pPr>
         <w:pStyle w:val="Bibliography"/>
@@ -69758,7 +70228,7 @@
       <w:r>
         <w:t xml:space="preserve"> </w:t>
       </w:r>
-      <w:hyperlink r:id="rId243">
+      <w:hyperlink r:id="rId245">
         <w:r>
           <w:rPr>
             <w:rStyle w:val="Hyperlink"/>
@@ -69770,8 +70240,8 @@
         <w:t xml:space="preserve">.</w:t>
       </w:r>
     </w:p>
-    <w:bookmarkEnd w:id="244"/>
-    <w:bookmarkStart w:id="246" w:name="ref-sureRAG2026"/>
+    <w:bookmarkEnd w:id="246"/>
+    <w:bookmarkStart w:id="248" w:name="ref-sureRAG2026"/>
     <w:p>
       <w:pPr>
         <w:pStyle w:val="Bibliography"/>
@@ -69807,7 +70277,7 @@
       <w:r>
         <w:t xml:space="preserve"> </w:t>
       </w:r>
-      <w:hyperlink r:id="rId245">
+      <w:hyperlink r:id="rId247">
         <w:r>
           <w:rPr>
             <w:rStyle w:val="Hyperlink"/>
@@ -69819,8 +70289,8 @@
         <w:t xml:space="preserve">.</w:t>
       </w:r>
     </w:p>
-    <w:bookmarkEnd w:id="246"/>
-    <w:bookmarkStart w:id="248" w:name="ref-robertson1977"/>
+    <w:bookmarkEnd w:id="248"/>
+    <w:bookmarkStart w:id="250" w:name="ref-robertson1977"/>
     <w:p>
       <w:pPr>
         <w:pStyle w:val="Bibliography"/>
@@ -69862,7 +70332,7 @@
       <w:r>
         <w:t xml:space="preserve"> </w:t>
       </w:r>
-      <w:hyperlink r:id="rId247">
+      <w:hyperlink r:id="rId249">
         <w:r>
           <w:rPr>
             <w:rStyle w:val="Hyperlink"/>
@@ -69874,8 +70344,8 @@
         <w:t xml:space="preserve">.</w:t>
       </w:r>
     </w:p>
-    <w:bookmarkEnd w:id="248"/>
-    <w:bookmarkStart w:id="250" w:name="ref-vanrooyen2014"/>
+    <w:bookmarkEnd w:id="250"/>
+    <w:bookmarkStart w:id="252" w:name="ref-vanrooyen2014"/>
     <w:p>
       <w:pPr>
         <w:pStyle w:val="Bibliography"/>
@@ -69923,7 +70393,7 @@
       <w:r>
         <w:t xml:space="preserve"> </w:t>
       </w:r>
-      <w:hyperlink r:id="rId249">
+      <w:hyperlink r:id="rId251">
         <w:r>
           <w:rPr>
             <w:rStyle w:val="Hyperlink"/>
@@ -69935,8 +70405,8 @@
         <w:t xml:space="preserve">.</w:t>
       </w:r>
     </w:p>
-    <w:bookmarkEnd w:id="250"/>
-    <w:bookmarkStart w:id="252" w:name="ref-shi2023distracted"/>
+    <w:bookmarkEnd w:id="252"/>
+    <w:bookmarkStart w:id="254" w:name="ref-shi2023distracted"/>
     <w:p>
       <w:pPr>
         <w:pStyle w:val="Bibliography"/>
@@ -69966,7 +70436,7 @@
       <w:r>
         <w:t xml:space="preserve"> </w:t>
       </w:r>
-      <w:hyperlink r:id="rId251">
+      <w:hyperlink r:id="rId253">
         <w:r>
           <w:rPr>
             <w:rStyle w:val="Hyperlink"/>
@@ -69978,8 +70448,8 @@
         <w:t xml:space="preserve">.</w:t>
       </w:r>
     </w:p>
-    <w:bookmarkEnd w:id="252"/>
-    <w:bookmarkStart w:id="254" w:name="ref-sun2023rankgpt"/>
+    <w:bookmarkEnd w:id="254"/>
+    <w:bookmarkStart w:id="256" w:name="ref-sun2023rankgpt"/>
     <w:p>
       <w:pPr>
         <w:pStyle w:val="Bibliography"/>
@@ -70033,7 +70503,7 @@
       <w:r>
         <w:t xml:space="preserve"> </w:t>
       </w:r>
-      <w:hyperlink r:id="rId253">
+      <w:hyperlink r:id="rId255">
         <w:r>
           <w:rPr>
             <w:rStyle w:val="Hyperlink"/>
@@ -70045,8 +70515,8 @@
         <w:t xml:space="preserve">.</w:t>
       </w:r>
     </w:p>
-    <w:bookmarkEnd w:id="254"/>
-    <w:bookmarkStart w:id="256" w:name="ref-torgersen1991"/>
+    <w:bookmarkEnd w:id="256"/>
+    <w:bookmarkStart w:id="258" w:name="ref-torgersen1991"/>
     <w:p>
       <w:pPr>
         <w:pStyle w:val="Bibliography"/>
@@ -70070,7 +70540,7 @@
       <w:r>
         <w:t xml:space="preserve"> </w:t>
       </w:r>
-      <w:hyperlink r:id="rId255">
+      <w:hyperlink r:id="rId257">
         <w:r>
           <w:rPr>
             <w:rStyle w:val="Hyperlink"/>
@@ -70082,8 +70552,8 @@
         <w:t xml:space="preserve">.</w:t>
       </w:r>
     </w:p>
-    <w:bookmarkEnd w:id="256"/>
-    <w:bookmarkStart w:id="258" w:name="ref-inficl2024"/>
+    <w:bookmarkEnd w:id="258"/>
+    <w:bookmarkStart w:id="260" w:name="ref-inficl2024"/>
     <w:p>
       <w:pPr>
         <w:pStyle w:val="Bibliography"/>
@@ -70113,7 +70583,7 @@
       <w:r>
         <w:t xml:space="preserve"> </w:t>
       </w:r>
-      <w:hyperlink r:id="rId257">
+      <w:hyperlink r:id="rId259">
         <w:r>
           <w:rPr>
             <w:rStyle w:val="Hyperlink"/>
@@ -70125,8 +70595,8 @@
         <w:t xml:space="preserve">.</w:t>
       </w:r>
     </w:p>
-    <w:bookmarkEnd w:id="258"/>
-    <w:bookmarkStart w:id="260" w:name="ref-wang2026whencontext"/>
+    <w:bookmarkEnd w:id="260"/>
+    <w:bookmarkStart w:id="262" w:name="ref-wang2026whencontext"/>
     <w:p>
       <w:pPr>
         <w:pStyle w:val="Bibliography"/>
@@ -70156,7 +70626,7 @@
       <w:r>
         <w:t xml:space="preserve"> </w:t>
       </w:r>
-      <w:hyperlink r:id="rId259">
+      <w:hyperlink r:id="rId261">
         <w:r>
           <w:rPr>
             <w:rStyle w:val="Hyperlink"/>
@@ -70168,8 +70638,8 @@
         <w:t xml:space="preserve">.</w:t>
       </w:r>
     </w:p>
-    <w:bookmarkEnd w:id="260"/>
-    <w:bookmarkStart w:id="262" w:name="ref-wang2009portfolio"/>
+    <w:bookmarkEnd w:id="262"/>
+    <w:bookmarkStart w:id="264" w:name="ref-wang2009portfolio"/>
     <w:p>
       <w:pPr>
         <w:pStyle w:val="Bibliography"/>
@@ -70199,7 +70669,7 @@
       <w:r>
         <w:t xml:space="preserve"> </w:t>
       </w:r>
-      <w:hyperlink r:id="rId261">
+      <w:hyperlink r:id="rId263">
         <w:r>
           <w:rPr>
             <w:rStyle w:val="Hyperlink"/>
@@ -70211,8 +70681,8 @@
         <w:t xml:space="preserve">.</w:t>
       </w:r>
     </w:p>
-    <w:bookmarkEnd w:id="262"/>
-    <w:bookmarkStart w:id="264" w:name="ref-demoshapley2024"/>
+    <w:bookmarkEnd w:id="264"/>
+    <w:bookmarkStart w:id="266" w:name="ref-demoshapley2024"/>
     <w:p>
       <w:pPr>
         <w:pStyle w:val="Bibliography"/>
@@ -70248,7 +70718,7 @@
       <w:r>
         <w:t xml:space="preserve"> </w:t>
       </w:r>
-      <w:hyperlink r:id="rId263">
+      <w:hyperlink r:id="rId265">
         <w:r>
           <w:rPr>
             <w:rStyle w:val="Hyperlink"/>
@@ -70260,8 +70730,8 @@
         <w:t xml:space="preserve">.</w:t>
       </w:r>
     </w:p>
-    <w:bookmarkEnd w:id="264"/>
-    <w:bookmarkStart w:id="266" w:name="ref-xu2024knowledgeconflicts"/>
+    <w:bookmarkEnd w:id="266"/>
+    <w:bookmarkStart w:id="268" w:name="ref-xu2024knowledgeconflicts"/>
     <w:p>
       <w:pPr>
         <w:pStyle w:val="Bibliography"/>
@@ -70300,7 +70770,7 @@
       <w:r>
         <w:t xml:space="preserve"> </w:t>
       </w:r>
-      <w:hyperlink r:id="rId265">
+      <w:hyperlink r:id="rId267">
         <w:r>
           <w:rPr>
             <w:rStyle w:val="Hyperlink"/>
@@ -70312,8 +70782,8 @@
         <w:t xml:space="preserve">.</w:t>
       </w:r>
     </w:p>
-    <w:bookmarkEnd w:id="266"/>
-    <w:bookmarkStart w:id="268" w:name="ref-ye2023ceil"/>
+    <w:bookmarkEnd w:id="268"/>
+    <w:bookmarkStart w:id="270" w:name="ref-ye2023ceil"/>
     <w:p>
       <w:pPr>
         <w:pStyle w:val="Bibliography"/>
@@ -70343,7 +70813,7 @@
       <w:r>
         <w:t xml:space="preserve"> </w:t>
       </w:r>
-      <w:hyperlink r:id="rId267">
+      <w:hyperlink r:id="rId269">
         <w:r>
           <w:rPr>
             <w:rStyle w:val="Hyperlink"/>
@@ -70355,8 +70825,8 @@
         <w:t xml:space="preserve">.</w:t>
       </w:r>
     </w:p>
-    <w:bookmarkEnd w:id="268"/>
-    <w:bookmarkStart w:id="270" w:name="ref-rankrag2024"/>
+    <w:bookmarkEnd w:id="270"/>
+    <w:bookmarkStart w:id="272" w:name="ref-rankrag2024"/>
     <w:p>
       <w:pPr>
         <w:pStyle w:val="Bibliography"/>
@@ -70401,7 +70871,7 @@
       <w:r>
         <w:t xml:space="preserve"> </w:t>
       </w:r>
-      <w:hyperlink r:id="rId269">
+      <w:hyperlink r:id="rId271">
         <w:r>
           <w:rPr>
             <w:rStyle w:val="Hyperlink"/>
@@ -70413,8 +70883,8 @@
         <w:t xml:space="preserve">.</w:t>
       </w:r>
     </w:p>
-    <w:bookmarkEnd w:id="270"/>
-    <w:bookmarkStart w:id="272" w:name="ref-cale2025"/>
+    <w:bookmarkEnd w:id="272"/>
+    <w:bookmarkStart w:id="274" w:name="ref-cale2025"/>
     <w:p>
       <w:pPr>
         <w:pStyle w:val="Bibliography"/>
@@ -70465,7 +70935,7 @@
       <w:r>
         <w:t xml:space="preserve"> </w:t>
       </w:r>
-      <w:hyperlink r:id="rId271">
+      <w:hyperlink r:id="rId273">
         <w:r>
           <w:rPr>
             <w:rStyle w:val="Hyperlink"/>
@@ -70477,8 +70947,8 @@
         <w:t xml:space="preserve">.</w:t>
       </w:r>
     </w:p>
-    <w:bookmarkEnd w:id="272"/>
-    <w:bookmarkStart w:id="274" w:name="ref-zhang2025llmutility"/>
+    <w:bookmarkEnd w:id="274"/>
+    <w:bookmarkStart w:id="276" w:name="ref-zhang2025llmutility"/>
     <w:p>
       <w:pPr>
         <w:pStyle w:val="Bibliography"/>
@@ -70514,7 +70984,7 @@
       <w:r>
         <w:t xml:space="preserve"> </w:t>
       </w:r>
-      <w:hyperlink r:id="rId273">
+      <w:hyperlink r:id="rId275">
         <w:r>
           <w:rPr>
             <w:rStyle w:val="Hyperlink"/>
@@ -70526,8 +70996,8 @@
         <w:t xml:space="preserve">.</w:t>
       </w:r>
     </w:p>
-    <w:bookmarkEnd w:id="274"/>
-    <w:bookmarkStart w:id="276" w:name="ref-zhang2026utility"/>
+    <w:bookmarkEnd w:id="276"/>
+    <w:bookmarkStart w:id="278" w:name="ref-zhang2026utility"/>
     <w:p>
       <w:pPr>
         <w:pStyle w:val="Bibliography"/>
@@ -70569,7 +71039,7 @@
       <w:r>
         <w:t xml:space="preserve"> </w:t>
       </w:r>
-      <w:hyperlink r:id="rId275">
+      <w:hyperlink r:id="rId277">
         <w:r>
           <w:rPr>
             <w:rStyle w:val="Hyperlink"/>
@@ -70581,8 +71051,8 @@
         <w:t xml:space="preserve">.</w:t>
       </w:r>
     </w:p>
-    <w:bookmarkEnd w:id="276"/>
-    <w:bookmarkStart w:id="278" w:name="ref-zhang2026blackwellagents"/>
+    <w:bookmarkEnd w:id="278"/>
+    <w:bookmarkStart w:id="280" w:name="ref-zhang2026blackwellagents"/>
     <w:p>
       <w:pPr>
         <w:pStyle w:val="Bibliography"/>
@@ -70621,7 +71091,7 @@
       <w:r>
         <w:t xml:space="preserve"> </w:t>
       </w:r>
-      <w:hyperlink r:id="rId277">
+      <w:hyperlink r:id="rId279">
         <w:r>
           <w:rPr>
             <w:rStyle w:val="Hyperlink"/>
@@ -70633,8 +71103,8 @@
         <w:t xml:space="preserve">.</w:t>
       </w:r>
     </w:p>
-    <w:bookmarkEnd w:id="278"/>
-    <w:bookmarkStart w:id="279" w:name="ref-paretoprompts2025"/>
+    <w:bookmarkEnd w:id="280"/>
+    <w:bookmarkStart w:id="281" w:name="ref-paretoprompts2025"/>
     <w:p>
       <w:pPr>
         <w:pStyle w:val="Bibliography"/>
@@ -70662,8 +71132,8 @@
         <w:t xml:space="preserve">.</w:t>
       </w:r>
     </w:p>
-    <w:bookmarkEnd w:id="279"/>
-    <w:bookmarkStart w:id="281" w:name="ref-zheng2024pmi"/>
+    <w:bookmarkEnd w:id="281"/>
+    <w:bookmarkStart w:id="283" w:name="ref-zheng2024pmi"/>
     <w:p>
       <w:pPr>
         <w:pStyle w:val="Bibliography"/>
@@ -70693,7 +71163,7 @@
       <w:r>
         <w:t xml:space="preserve"> </w:t>
       </w:r>
-      <w:hyperlink r:id="rId280">
+      <w:hyperlink r:id="rId282">
         <w:r>
           <w:rPr>
             <w:rStyle w:val="Hyperlink"/>
@@ -70705,8 +71175,8 @@
         <w:t xml:space="preserve">.</w:t>
       </w:r>
     </w:p>
-    <w:bookmarkEnd w:id="281"/>
-    <w:bookmarkStart w:id="283" w:name="ref-skylinerag2026"/>
+    <w:bookmarkEnd w:id="283"/>
+    <w:bookmarkStart w:id="285" w:name="ref-skylinerag2026"/>
     <w:p>
       <w:pPr>
         <w:pStyle w:val="Bibliography"/>
@@ -70763,7 +71233,7 @@
       <w:r>
         <w:t xml:space="preserve"> </w:t>
       </w:r>
-      <w:hyperlink r:id="rId282">
+      <w:hyperlink r:id="rId284">
         <w:r>
           <w:rPr>
             <w:rStyle w:val="Hyperlink"/>
@@ -70775,8 +71245,8 @@
         <w:t xml:space="preserve">.</w:t>
       </w:r>
     </w:p>
-    <w:bookmarkEnd w:id="283"/>
-    <w:bookmarkStart w:id="285" w:name="ref-zuccon2010qprp"/>
+    <w:bookmarkEnd w:id="285"/>
+    <w:bookmarkStart w:id="287" w:name="ref-zuccon2010qprp"/>
     <w:p>
       <w:pPr>
         <w:pStyle w:val="Bibliography"/>
@@ -70806,7 +71276,7 @@
       <w:r>
         <w:t xml:space="preserve"> </w:t>
       </w:r>
-      <w:hyperlink r:id="rId284">
+      <w:hyperlink r:id="rId286">
         <w:r>
           <w:rPr>
             <w:rStyle w:val="Hyperlink"/>
@@ -70818,10 +71288,10 @@
         <w:t xml:space="preserve">.</w:t>
       </w:r>
     </w:p>
-    <w:bookmarkEnd w:id="285"/>
-    <w:bookmarkEnd w:id="286"/>
     <w:bookmarkEnd w:id="287"/>
     <w:bookmarkEnd w:id="288"/>
+    <w:bookmarkEnd w:id="289"/>
+    <w:bookmarkEnd w:id="290"/>
     <w:sectPr>
       <w:footnotePr>
         <w:numRestart w:val="eachSect"/>

--- a/paper/blackwell-paper-MAKE.docx
+++ b/paper/blackwell-paper-MAKE.docx
@@ -267,13 +267,19 @@
         <w:pStyle w:val="Abstract"/>
       </w:pPr>
       <w:r>
-        <w:t xml:space="preserve">What goes into a language model’s prompt is usually chosen by scoring each source with one number</w:t>
-      </w:r>
-      <w:r>
-        <w:t xml:space="preserve"> </w:t>
-      </w:r>
-      <w:r>
-        <w:t xml:space="preserve">and keeping the top few. We argue this is the wrong abstraction. Two sources can be</w:t>
+        <w:t xml:space="preserve">Prompt context is usually chosen by scoring each source with one number and keeping the top few.</w:t>
+      </w:r>
+      <w:r>
+        <w:t xml:space="preserve"> </w:t>
+      </w:r>
+      <w:r>
+        <w:t xml:space="preserve">We study the limits of task-independent scalar rankings for context</w:t>
+      </w:r>
+      <w:r>
+        <w:t xml:space="preserve"> </w:t>
+      </w:r>
+      <w:r>
+        <w:t xml:space="preserve">sources. Two sources can be</w:t>
       </w:r>
       <w:r>
         <w:t xml:space="preserve"> </w:t>
@@ -289,25 +295,34 @@
         <w:t xml:space="preserve"> </w:t>
       </w:r>
       <w:r>
-        <w:t xml:space="preserve">in Blackwell’s 1953 sense, and when they are, no per-source score, relevance or</w:t>
-      </w:r>
-      <w:r>
-        <w:t xml:space="preserve"> </w:t>
-      </w:r>
-      <w:r>
-        <w:t xml:space="preserve">utility, can rank them correctly for every task. We test this by running each source through a</w:t>
-      </w:r>
-      <w:r>
-        <w:t xml:space="preserve"> </w:t>
-      </w:r>
-      <w:r>
-        <w:t xml:space="preserve">battery of pass/fail tasks and comparing pass rates with exact confidence intervals. On six</w:t>
-      </w:r>
-      <w:r>
-        <w:t xml:space="preserve"> </w:t>
-      </w:r>
-      <w:r>
-        <w:t xml:space="preserve">models from four vendors we verify (</w:t>
+        <w:t xml:space="preserve">in Blackwell’s sense; we prove that when they</w:t>
+      </w:r>
+      <w:r>
+        <w:t xml:space="preserve"> </w:t>
+      </w:r>
+      <w:r>
+        <w:t xml:space="preserve">are, no single per-source score ranks them correctly for every task. That concerns the ideal user</w:t>
+      </w:r>
+      <w:r>
+        <w:t xml:space="preserve"> </w:t>
+      </w:r>
+      <w:r>
+        <w:t xml:space="preserve">of a source; what a fixed model does with one is separate, and we measure it. Running each source</w:t>
+      </w:r>
+      <w:r>
+        <w:t xml:space="preserve"> </w:t>
+      </w:r>
+      <w:r>
+        <w:t xml:space="preserve">through a battery of pass/fail tasks and comparing pass rates with exact confidence intervals, on</w:t>
+      </w:r>
+      <w:r>
+        <w:t xml:space="preserve"> </w:t>
+      </w:r>
+      <w:r>
+        <w:t xml:space="preserve">six models from four vendors we verify at</w:t>
+      </w:r>
+      <w:r>
+        <w:t xml:space="preserve"> </w:t>
       </w:r>
       <m:oMath>
         <m:r>
@@ -330,37 +345,31 @@
         <w:t xml:space="preserve"> </w:t>
       </w:r>
       <w:r>
-        <w:t xml:space="preserve">confidence, both directions) that two hand-built</w:t>
-      </w:r>
-      <w:r>
-        <w:t xml:space="preserve"> </w:t>
-      </w:r>
-      <w:r>
-        <w:t xml:space="preserve">sources are incomparable. On a designed trap, a</w:t>
-      </w:r>
-      <w:r>
-        <w:t xml:space="preserve"> </w:t>
-      </w:r>
-      <w:r>
-        <w:t xml:space="preserve">lexical score, two dense retrievers and a cross-encoder prefer the wrong source, while a listwise</w:t>
-      </w:r>
-      <w:r>
-        <w:t xml:space="preserve"> </w:t>
-      </w:r>
-      <w:r>
-        <w:t xml:space="preserve">LLM reranker that reads the deciding detail gets it right. Adding</w:t>
-      </w:r>
-      <w:r>
-        <w:t xml:space="preserve"> </w:t>
-      </w:r>
-      <w:r>
-        <w:t xml:space="preserve">a larger source can also hurt: a strict superset verifiably lowers pass rates on eleven of twelve</w:t>
-      </w:r>
-      <w:r>
-        <w:t xml:space="preserve"> </w:t>
-      </w:r>
-      <w:r>
-        <w:t xml:space="preserve">cells, falling as far as</w:t>
+        <w:t xml:space="preserve">in both directions that two hand-built</w:t>
+      </w:r>
+      <w:r>
+        <w:t xml:space="preserve"> </w:t>
+      </w:r>
+      <w:r>
+        <w:t xml:space="preserve">sources cross in realized pass rate. On a designed trap a lexical</w:t>
+      </w:r>
+      <w:r>
+        <w:t xml:space="preserve"> </w:t>
+      </w:r>
+      <w:r>
+        <w:t xml:space="preserve">score, two dense retrievers and a cross-encoder prefer the wrong source, while a listwise LLM</w:t>
+      </w:r>
+      <w:r>
+        <w:t xml:space="preserve"> </w:t>
+      </w:r>
+      <w:r>
+        <w:t xml:space="preserve">reranker reading the deciding detail does not. A strict superset of a sufficient source also</w:t>
+      </w:r>
+      <w:r>
+        <w:t xml:space="preserve"> </w:t>
+      </w:r>
+      <w:r>
+        <w:t xml:space="preserve">lowers pass rates, verifiably on eleven of twelve cells and as far as</w:t>
       </w:r>
       <w:r>
         <w:t xml:space="preserve"> </w:t>
@@ -397,25 +406,25 @@
         </m:r>
       </m:oMath>
       <w:r>
-        <w:t xml:space="preserve">; on one model, a length-matched padding control and a</w:t>
-      </w:r>
-      <w:r>
-        <w:t xml:space="preserve"> </w:t>
-      </w:r>
-      <w:r>
-        <w:t xml:space="preserve">reversed-order control leave the collapse unexplained by either. Treat context selection as a partial</w:t>
-      </w:r>
-      <w:r>
-        <w:t xml:space="preserve"> </w:t>
-      </w:r>
-      <w:r>
-        <w:t xml:space="preserve">order and compare sources by a verified pass-rate test, not a relevance number. Scaling the</w:t>
-      </w:r>
-      <w:r>
-        <w:t xml:space="preserve"> </w:t>
-      </w:r>
-      <w:r>
-        <w:t xml:space="preserve">implied rule to large corpora is the main open problem.</w:t>
+        <w:t xml:space="preserve">; a</w:t>
+      </w:r>
+      <w:r>
+        <w:t xml:space="preserve"> </w:t>
+      </w:r>
+      <w:r>
+        <w:t xml:space="preserve">character-matched padding arm and a reversed-order arm leave that collapse unexplained. Results</w:t>
+      </w:r>
+      <w:r>
+        <w:t xml:space="preserve"> </w:t>
+      </w:r>
+      <w:r>
+        <w:t xml:space="preserve">hold for the evaluated snapshots, prompts and decoders on a hand-built battery; scaling the</w:t>
+      </w:r>
+      <w:r>
+        <w:t xml:space="preserve"> </w:t>
+      </w:r>
+      <w:r>
+        <w:t xml:space="preserve">implied rule to large corpora remains open.</w:t>
       </w:r>
     </w:p>
     <w:p>
@@ -4635,7 +4644,31 @@
         <w:t xml:space="preserve"> </w:t>
       </w:r>
       <w:r>
-        <w:t xml:space="preserve">by multi-agent protocols (voting, debate) and prove a pooled-posterior upper bound, a dominance</w:t>
+        <w:t xml:space="preserve">by multi-agent protocols. They show that voting and debate are no more informative than the</w:t>
+      </w:r>
+      <w:r>
+        <w:t xml:space="preserve"> </w:t>
+      </w:r>
+      <w:r>
+        <w:t xml:space="preserve">pooled private information of all agents, and identify Bayesian pooled-posterior maximisation as</w:t>
+      </w:r>
+      <w:r>
+        <w:t xml:space="preserve"> </w:t>
+      </w:r>
+      <w:r>
+        <w:t xml:space="preserve">the Blackwell upper bound on any such protocol. That is a dominance statement about how several</w:t>
+      </w:r>
+      <w:r>
+        <w:t xml:space="preserve"> </w:t>
+      </w:r>
+      <w:r>
+        <w:t xml:space="preserve">models’ signals combine; ours is an incomparability statement about which single source one model</w:t>
+      </w:r>
+      <w:r>
+        <w:t xml:space="preserve"> </w:t>
+      </w:r>
+      <w:r>
+        <w:t xml:space="preserve">is given, so the two orders are taken over different objects and neither implies the other.</w:t>
       </w:r>
     </w:p>
     <w:bookmarkEnd w:id="20"/>
@@ -33715,7 +33748,7 @@
         <w:t xml:space="preserve"> </w:t>
       </w:r>
       <w:r>
-        <w:t xml:space="preserve">is the confound-proof form of Proposition 2. Its</w:t>
+        <w:t xml:space="preserve">is a constructed test of the topicality condition in Proposition 2. Its</w:t>
       </w:r>
       <w:r>
         <w:t xml:space="preserve"> </w:t>
@@ -36268,7 +36301,13 @@
         <w:t xml:space="preserve"> </w:t>
       </w:r>
       <w:r>
-        <w:t xml:space="preserve">not a property of a vendor’s model line. We regard this as the honest reading rather than a</w:t>
+        <w:t xml:space="preserve">not a property of a vendor’s model line. The estimates apply to the evaluated model snapshot,</w:t>
+      </w:r>
+      <w:r>
+        <w:t xml:space="preserve"> </w:t>
+      </w:r>
+      <w:r>
+        <w:t xml:space="preserve">prompt and decoder configuration, and we read them as a</w:t>
       </w:r>
       <w:r>
         <w:t xml:space="preserve"> </w:t>
@@ -37898,7 +37937,7 @@
         </m:r>
       </m:oMath>
       <w:r>
-        <w:t xml:space="preserve">). On the honest cells relevance</w:t>
+        <w:t xml:space="preserve">). On the two non-trap cells relevance</w:t>
       </w:r>
       <w:r>
         <w:t xml:space="preserve"> </w:t>
@@ -38367,7 +38406,7 @@
         <w:t xml:space="preserve"> </w:t>
       </w:r>
       <w:r>
-        <w:t xml:space="preserve">ranking both honest cells correctly, textbook topical behaviour, and the cross-encoder prefers</w:t>
+        <w:t xml:space="preserve">ranking both non-trap cells correctly, textbook topical behaviour, and the cross-encoder prefers</w:t>
       </w:r>
       <w:r>
         <w:t xml:space="preserve"> </w:t>
@@ -38479,7 +38518,7 @@
         <w:t xml:space="preserve"> </w:t>
       </w:r>
       <w:r>
-        <w:t xml:space="preserve">being near-tied (and narrowly wrong) on the honest encoding cell. The LLM listwise reranker,</w:t>
+        <w:t xml:space="preserve">being near-tied (and narrowly wrong) on the encoding cell. The LLM listwise reranker,</w:t>
       </w:r>
       <w:r>
         <w:t xml:space="preserve"> </w:t>
@@ -41244,7 +41283,7 @@
         <w:pStyle w:val="ImageCaption"/>
       </w:pPr>
       <w:r>
-        <w:t xml:space="preserve">The paper’s thesis in one picture, on the measured</w:t>
+        <w:t xml:space="preserve">Two orders over the same three sources,</w:t>
       </w:r>
       <w:r>
         <w:t xml:space="preserve"> </w:t>
@@ -41424,12 +41463,210 @@
         <w:t xml:space="preserve"> </w:t>
       </w:r>
       <w:r>
-        <w:t xml:space="preserve">the idealized Blackwell order for the optimal user;</w:t>
-      </w:r>
-      <w:r>
-        <w:t xml:space="preserve"> </w:t>
-      </w:r>
-      <m:oMath>
+        <w:t xml:space="preserve">the Blackwell order for the optimal user, where the</w:t>
+      </w:r>
+      <w:r>
+        <w:t xml:space="preserve"> </w:t>
+      </w:r>
+      <w:r>
+        <w:t xml:space="preserve">superset reveals both coordinates and dominates.</w:t>
+      </w:r>
+      <w:r>
+        <w:t xml:space="preserve"> </w:t>
+      </w:r>
+      <w:r>
+        <w:rPr>
+          <w:b/>
+          <w:bCs/>
+        </w:rPr>
+        <w:t xml:space="preserve">Right:</w:t>
+      </w:r>
+      <w:r>
+        <w:t xml:space="preserve"> </w:t>
+      </w:r>
+      <w:r>
+        <w:t xml:space="preserve">the order realized by the fixed</w:t>
+      </w:r>
+      <w:r>
+        <w:t xml:space="preserve"> </w:t>
+      </w:r>
+      <w:r>
+        <w:t xml:space="preserve">model rule, on Haiku at</w:t>
+      </w:r>
+      <w:r>
+        <w:t xml:space="preserve"> </w:t>
+      </w:r>
+      <m:oMath>
+        <m:r>
+          <m:t>n</m:t>
+        </m:r>
+        <m:r>
+          <m:rPr>
+            <m:sty m:val="p"/>
+          </m:rPr>
+          <m:t>=</m:t>
+        </m:r>
+        <m:r>
+          <m:t>40</m:t>
+        </m:r>
+      </m:oMath>
+      <w:r>
+        <w:t xml:space="preserve">, read off a single coverage event over the</w:t>
+      </w:r>
+      <w:r>
+        <w:t xml:space="preserve"> </w:t>
+      </w:r>
+      <m:oMath>
+        <m:r>
+          <m:t>3</m:t>
+        </m:r>
+        <m:r>
+          <m:rPr>
+            <m:sty m:val="p"/>
+          </m:rPr>
+          <m:t>×</m:t>
+        </m:r>
+        <m:r>
+          <m:t>4</m:t>
+        </m:r>
+      </m:oMath>
+      <w:r>
+        <w:t xml:space="preserve"> </w:t>
+      </w:r>
+      <w:r>
+        <w:t xml:space="preserve">Clopper–Pearson intervals (text above). A dashed edge is a verified incomparable pair; a dotted</w:t>
+      </w:r>
+      <w:r>
+        <w:t xml:space="preserve"> </w:t>
+      </w:r>
+      <w:r>
+        <w:t xml:space="preserve">edge is an</w:t>
+      </w:r>
+      <w:r>
+        <w:t xml:space="preserve"> </w:t>
+      </w:r>
+      <m:oMath>
+        <m:r>
+          <m:t>ε</m:t>
+        </m:r>
+      </m:oMath>
+      <w:r>
+        <w:t xml:space="preserve">-dominance only, at</w:t>
+      </w:r>
+      <w:r>
+        <w:t xml:space="preserve"> </w:t>
+      </w:r>
+      <m:oMath>
+        <m:r>
+          <m:t>ε</m:t>
+        </m:r>
+        <m:r>
+          <m:rPr>
+            <m:sty m:val="p"/>
+          </m:rPr>
+          <m:t>=</m:t>
+        </m:r>
+        <m:r>
+          <m:t>0.1281</m:t>
+        </m:r>
+      </m:oMath>
+      <w:r>
+        <w:t xml:space="preserve">, so</w:t>
+      </w:r>
+      <w:r>
+        <w:t xml:space="preserve"> </w:t>
+      </w:r>
+      <m:oMath>
+        <m:sSub>
+          <m:e>
+            <m:r>
+              <m:t>W</m:t>
+            </m:r>
+          </m:e>
+          <m:sub>
+            <m:r>
+              <m:t>2</m:t>
+            </m:r>
+          </m:sub>
+        </m:sSub>
+      </m:oMath>
+      <w:r>
+        <w:t xml:space="preserve"> </w:t>
+      </w:r>
+      <w:r>
+        <w:t xml:space="preserve">cannot be excluded</w:t>
+      </w:r>
+      <w:r>
+        <w:t xml:space="preserve"> </w:t>
+      </w:r>
+      <w:r>
+        <w:t xml:space="preserve">exactly. The</w:t>
+      </w:r>
+      <w:r>
+        <w:t xml:space="preserve"> </w:t>
+      </w:r>
+      <w:r>
+        <w:rPr>
+          <w:rStyle w:val="VerbatimChar"/>
+        </w:rPr>
+        <w:t xml:space="preserve">none</w:t>
+      </w:r>
+      <w:r>
+        <w:t xml:space="preserve"> </w:t>
+      </w:r>
+      <w:r>
+        <w:t xml:space="preserve">arm is drawn only on the left, since it is outside that coverage family</w:t>
+      </w:r>
+      <w:r>
+        <w:t xml:space="preserve"> </w:t>
+      </w:r>
+      <w:r>
+        <w:t xml:space="preserve">and no relation to it is verified. The right-hand panel is therefore a verified</w:t>
+      </w:r>
+      <w:r>
+        <w:t xml:space="preserve"> </w:t>
+      </w:r>
+      <w:r>
+        <w:rPr>
+          <w:i/>
+          <w:iCs/>
+        </w:rPr>
+        <w:t xml:space="preserve">partial</w:t>
+      </w:r>
+      <w:r>
+        <w:t xml:space="preserve"> </w:t>
+      </w:r>
+      <w:r>
+        <w:t xml:space="preserve">picture rather than a determined Hasse diagram: what it establishes is</w:t>
+      </w:r>
+      <w:r>
+        <w:t xml:space="preserve"> </w:t>
+      </w:r>
+      <m:oMath>
+        <m:r>
+          <m:rPr>
+            <m:sty m:val="p"/>
+          </m:rPr>
+          <m:t>{</m:t>
+        </m:r>
+        <m:sSub>
+          <m:e>
+            <m:r>
+              <m:t>W</m:t>
+            </m:r>
+          </m:e>
+          <m:sub>
+            <m:r>
+              <m:t>1</m:t>
+            </m:r>
+          </m:sub>
+        </m:sSub>
+        <m:r>
+          <m:rPr>
+            <m:sty m:val="p"/>
+          </m:rPr>
+          <m:t>,</m:t>
+        </m:r>
         <m:sSub>
           <m:e>
             <m:r>
@@ -41448,65 +41685,33 @@
             </m:r>
           </m:sub>
         </m:sSub>
-      </m:oMath>
-      <w:r>
-        <w:t xml:space="preserve"> </w:t>
-      </w:r>
-      <w:r>
-        <w:t xml:space="preserve">reveals both coordinates, so</w:t>
-      </w:r>
-      <w:r>
-        <w:t xml:space="preserve"> </w:t>
-      </w:r>
-      <w:r>
-        <w:t xml:space="preserve">“more signal is better”</w:t>
-      </w:r>
-      <w:r>
-        <w:t xml:space="preserve"> </w:t>
-      </w:r>
-      <w:r>
-        <w:t xml:space="preserve">collapses the choice to the superset.</w:t>
-      </w:r>
-      <w:r>
-        <w:t xml:space="preserve"> </w:t>
-      </w:r>
-      <w:r>
-        <w:rPr>
-          <w:b/>
-          <w:bCs/>
-        </w:rPr>
-        <w:t xml:space="preserve">Right:</w:t>
-      </w:r>
-      <w:r>
-        <w:t xml:space="preserve"> </w:t>
-      </w:r>
-      <w:r>
-        <w:t xml:space="preserve">the verified empirical order for the fixed model rule (Haiku,</w:t>
-      </w:r>
-      <w:r>
-        <w:t xml:space="preserve"> </w:t>
-      </w:r>
-      <m:oMath>
-        <m:r>
-          <m:t>n</m:t>
-        </m:r>
-        <m:r>
-          <m:rPr>
-            <m:sty m:val="p"/>
-          </m:rPr>
-          <m:t>=</m:t>
-        </m:r>
-        <m:r>
-          <m:t>40</m:t>
-        </m:r>
-      </m:oMath>
-      <w:r>
-        <w:t xml:space="preserve">):</w:t>
-      </w:r>
-      <w:r>
-        <w:t xml:space="preserve"> </w:t>
-      </w:r>
-      <m:oMath>
+        <m:r>
+          <m:rPr>
+            <m:sty m:val="p"/>
+          </m:rPr>
+          <m:t>}</m:t>
+        </m:r>
+        <m:r>
+          <m:rPr>
+            <m:sty m:val="p"/>
+          </m:rPr>
+          <m:t>⊆</m:t>
+        </m:r>
+        <m:r>
+          <m:t>F</m:t>
+        </m:r>
+        <m:r>
+          <m:rPr>
+            <m:sty m:val="p"/>
+          </m:rPr>
+          <m:t>⊆</m:t>
+        </m:r>
+        <m:r>
+          <m:rPr>
+            <m:sty m:val="p"/>
+          </m:rPr>
+          <m:t>{</m:t>
+        </m:r>
         <m:sSub>
           <m:e>
             <m:r>
@@ -41519,17 +41724,12 @@
             </m:r>
           </m:sub>
         </m:sSub>
-      </m:oMath>
-      <w:r>
-        <w:t xml:space="preserve"> </w:t>
-      </w:r>
-      <w:r>
-        <w:t xml:space="preserve">beats</w:t>
-      </w:r>
-      <w:r>
-        <w:t xml:space="preserve"> </w:t>
-      </w:r>
-      <m:oMath>
+        <m:r>
+          <m:rPr>
+            <m:sty m:val="p"/>
+          </m:rPr>
+          <m:t>,</m:t>
+        </m:r>
         <m:sSub>
           <m:e>
             <m:r>
@@ -41548,69 +41748,12 @@
             </m:r>
           </m:sub>
         </m:sSub>
-      </m:oMath>
-      <w:r>
-        <w:t xml:space="preserve"> </w:t>
-      </w:r>
-      <w:r>
-        <w:t xml:space="preserve">on</w:t>
-      </w:r>
-      <w:r>
-        <w:t xml:space="preserve"> </w:t>
-      </w:r>
-      <w:r>
-        <w:rPr>
-          <w:rStyle w:val="VerbatimChar"/>
-        </w:rPr>
-        <w:t xml:space="preserve">api_argorder</w:t>
-      </w:r>
-      <w:r>
-        <w:t xml:space="preserve"> </w:t>
-      </w:r>
-      <w:r>
-        <w:t xml:space="preserve">(</w:t>
-      </w:r>
-      <m:oMath>
-        <m:r>
-          <m:t>100</m:t>
-        </m:r>
-        <m:r>
-          <m:rPr>
-            <m:sty m:val="p"/>
-          </m:rPr>
-          <m:t>%</m:t>
-        </m:r>
-      </m:oMath>
-      <w:r>
-        <w:t xml:space="preserve"> </w:t>
-      </w:r>
-      <w:r>
-        <w:t xml:space="preserve">vs. </w:t>
-      </w:r>
-      <m:oMath>
-        <m:r>
-          <m:t>5</m:t>
-        </m:r>
-        <m:r>
-          <m:rPr>
-            <m:sty m:val="p"/>
-          </m:rPr>
-          <m:t>%</m:t>
-        </m:r>
-      </m:oMath>
-      <w:r>
-        <w:t xml:space="preserve">, anti-monotonicity, Table 5)</w:t>
-      </w:r>
-      <w:r>
-        <w:t xml:space="preserve"> </w:t>
-      </w:r>
-      <w:r>
-        <w:t xml:space="preserve">while</w:t>
-      </w:r>
-      <w:r>
-        <w:t xml:space="preserve"> </w:t>
-      </w:r>
-      <m:oMath>
+        <m:r>
+          <m:rPr>
+            <m:sty m:val="p"/>
+          </m:rPr>
+          <m:t>,</m:t>
+        </m:r>
         <m:sSub>
           <m:e>
             <m:r>
@@ -41619,324 +41762,19 @@
           </m:e>
           <m:sub>
             <m:r>
-              <m:t>1</m:t>
-            </m:r>
-            <m:r>
-              <m:rPr>
-                <m:sty m:val="p"/>
-              </m:rPr>
-              <m:t>+</m:t>
-            </m:r>
-          </m:sub>
-        </m:sSub>
-      </m:oMath>
-      <w:r>
-        <w:t xml:space="preserve"> </w:t>
-      </w:r>
-      <w:r>
-        <w:t xml:space="preserve">beats</w:t>
-      </w:r>
-      <w:r>
-        <w:t xml:space="preserve"> </w:t>
-      </w:r>
-      <m:oMath>
-        <m:sSub>
-          <m:e>
-            <m:r>
-              <m:t>W</m:t>
-            </m:r>
-          </m:e>
-          <m:sub>
-            <m:r>
-              <m:t>1</m:t>
-            </m:r>
-          </m:sub>
-        </m:sSub>
-      </m:oMath>
-      <w:r>
-        <w:t xml:space="preserve"> </w:t>
-      </w:r>
-      <w:r>
-        <w:t xml:space="preserve">on the encoding cell, so the two are empirically incomparable (dashed)</w:t>
-      </w:r>
-      <w:r>
-        <w:t xml:space="preserve"> </w:t>
-      </w:r>
-      <w:r>
-        <w:t xml:space="preserve">and the output is a Pareto front, which no scalar top-</w:t>
-      </w:r>
-      <m:oMath>
-        <m:r>
-          <m:t>1</m:t>
-        </m:r>
-      </m:oMath>
-      <w:r>
-        <w:t xml:space="preserve"> </w:t>
-      </w:r>
-      <w:r>
-        <w:t xml:space="preserve">rule can represent. Every relation on</w:t>
-      </w:r>
-      <w:r>
-        <w:t xml:space="preserve"> </w:t>
-      </w:r>
-      <w:r>
-        <w:t xml:space="preserve">the right is read off one coverage event, the</w:t>
-      </w:r>
-      <w:r>
-        <w:t xml:space="preserve"> </w:t>
-      </w:r>
-      <m:oMath>
-        <m:r>
-          <m:t>3</m:t>
-        </m:r>
-        <m:r>
-          <m:rPr>
-            <m:sty m:val="p"/>
-          </m:rPr>
-          <m:t>×</m:t>
-        </m:r>
-        <m:r>
-          <m:t>4</m:t>
-        </m:r>
-      </m:oMath>
-      <w:r>
-        <w:t xml:space="preserve"> </w:t>
-      </w:r>
-      <w:r>
-        <w:t xml:space="preserve">Clopper–Pearson intervals at</w:t>
-      </w:r>
-      <w:r>
-        <w:t xml:space="preserve"> </w:t>
-      </w:r>
-      <w:r>
-        <w:t xml:space="preserve">per-interval level</w:t>
-      </w:r>
-      <w:r>
-        <w:t xml:space="preserve"> </w:t>
-      </w:r>
-      <m:oMath>
-        <m:r>
-          <m:t>η</m:t>
-        </m:r>
-        <m:r>
-          <m:rPr>
-            <m:sty m:val="p"/>
-          </m:rPr>
-          <m:t>/</m:t>
-        </m:r>
-        <m:r>
-          <m:t>12</m:t>
-        </m:r>
-      </m:oMath>
-      <w:r>
-        <w:t xml:space="preserve">. The</w:t>
-      </w:r>
-      <w:r>
-        <w:t xml:space="preserve"> </w:t>
-      </w:r>
-      <w:r>
-        <w:rPr>
-          <w:rStyle w:val="VerbatimChar"/>
-        </w:rPr>
-        <w:t xml:space="preserve">none</w:t>
-      </w:r>
-      <w:r>
-        <w:t xml:space="preserve"> </w:t>
-      </w:r>
-      <w:r>
-        <w:t xml:space="preserve">arm appears only on the left: it is not in that</w:t>
-      </w:r>
-      <w:r>
-        <w:t xml:space="preserve"> </w:t>
-      </w:r>
-      <w:r>
-        <w:t xml:space="preserve">family, so no relation to it is verified here, and on</w:t>
-      </w:r>
-      <w:r>
-        <w:t xml:space="preserve"> </w:t>
-      </w:r>
-      <w:r>
-        <w:rPr>
-          <w:rStyle w:val="VerbatimChar"/>
-        </w:rPr>
-        <w:t xml:space="preserve">api_argorder</w:t>
-      </w:r>
-      <w:r>
-        <w:t xml:space="preserve"> </w:t>
-      </w:r>
-      <w:r>
-        <w:t xml:space="preserve">its</w:t>
-      </w:r>
-      <w:r>
-        <w:t xml:space="preserve"> </w:t>
-      </w:r>
-      <m:oMath>
-        <m:r>
-          <m:t>1</m:t>
-        </m:r>
-        <m:r>
-          <m:rPr>
-            <m:sty m:val="p"/>
-          </m:rPr>
-          <m:t>/</m:t>
-        </m:r>
-        <m:r>
-          <m:t>40</m:t>
-        </m:r>
-      </m:oMath>
-      <w:r>
-        <w:t xml:space="preserve"> </w:t>
-      </w:r>
-      <w:r>
-        <w:t xml:space="preserve">against</w:t>
-      </w:r>
-      <w:r>
-        <w:t xml:space="preserve"> </w:t>
-      </w:r>
-      <m:oMath>
-        <m:sSub>
-          <m:e>
-            <m:r>
-              <m:t>W</m:t>
-            </m:r>
-          </m:e>
-          <m:sub>
-            <m:r>
               <m:t>2</m:t>
             </m:r>
           </m:sub>
         </m:sSub>
-      </m:oMath>
-      <w:r>
-        <w:t xml:space="preserve">’s</w:t>
-      </w:r>
-      <w:r>
-        <w:t xml:space="preserve"> </w:t>
-      </w:r>
-      <m:oMath>
-        <m:r>
-          <m:t>0</m:t>
-        </m:r>
-        <m:r>
-          <m:rPr>
-            <m:sty m:val="p"/>
-          </m:rPr>
-          <m:t>/</m:t>
-        </m:r>
-        <m:r>
-          <m:t>40</m:t>
-        </m:r>
-      </m:oMath>
-      <w:r>
-        <w:t xml:space="preserve"> </w:t>
-      </w:r>
-      <w:r>
-        <w:t xml:space="preserve">would not support one even as a point estimate. The dashed edge marks the verified</w:t>
-      </w:r>
-      <w:r>
-        <w:t xml:space="preserve"> </w:t>
-      </w:r>
-      <w:r>
-        <w:t xml:space="preserve">incomparable pair; the dotted edge from</w:t>
-      </w:r>
-      <w:r>
-        <w:t xml:space="preserve"> </w:t>
-      </w:r>
-      <m:oMath>
-        <m:sSub>
-          <m:e>
-            <m:r>
-              <m:t>W</m:t>
-            </m:r>
-          </m:e>
-          <m:sub>
-            <m:r>
-              <m:t>1</m:t>
-            </m:r>
-            <m:r>
-              <m:rPr>
-                <m:sty m:val="p"/>
-              </m:rPr>
-              <m:t>+</m:t>
-            </m:r>
-          </m:sub>
-        </m:sSub>
-      </m:oMath>
-      <w:r>
-        <w:t xml:space="preserve"> </w:t>
-      </w:r>
-      <w:r>
-        <w:t xml:space="preserve">to</w:t>
-      </w:r>
-      <w:r>
-        <w:t xml:space="preserve"> </w:t>
-      </w:r>
-      <m:oMath>
-        <m:sSub>
-          <m:e>
-            <m:r>
-              <m:t>W</m:t>
-            </m:r>
-          </m:e>
-          <m:sub>
-            <m:r>
-              <m:t>2</m:t>
-            </m:r>
-          </m:sub>
-        </m:sSub>
-      </m:oMath>
-      <w:r>
-        <w:t xml:space="preserve"> </w:t>
-      </w:r>
-      <w:r>
-        <w:t xml:space="preserve">is dotted because it is only an</w:t>
-      </w:r>
-      <w:r>
-        <w:t xml:space="preserve"> </w:t>
-      </w:r>
-      <m:oMath>
-        <m:r>
-          <m:t>ε</m:t>
-        </m:r>
-      </m:oMath>
-      <w:r>
-        <w:t xml:space="preserve">-dominance,</w:t>
-      </w:r>
-      <w:r>
-        <w:t xml:space="preserve"> </w:t>
-      </w:r>
-      <m:oMath>
-        <m:r>
-          <m:t>ε</m:t>
-        </m:r>
-        <m:r>
-          <m:rPr>
-            <m:sty m:val="p"/>
-          </m:rPr>
-          <m:t>=</m:t>
-        </m:r>
-        <m:r>
-          <m:t>0.1281</m:t>
-        </m:r>
-      </m:oMath>
-      <w:r>
-        <w:t xml:space="preserve">. The right-hand diagram is therefore a verified</w:t>
-      </w:r>
-      <w:r>
-        <w:t xml:space="preserve"> </w:t>
-      </w:r>
-      <w:r>
-        <w:rPr>
-          <w:i/>
-          <w:iCs/>
-        </w:rPr>
-        <w:t xml:space="preserve">partial</w:t>
-      </w:r>
-      <w:r>
-        <w:t xml:space="preserve"> </w:t>
-      </w:r>
-      <w:r>
-        <w:t xml:space="preserve">picture, not an exactly determined Hasse diagram.</w:t>
+        <m:r>
+          <m:rPr>
+            <m:sty m:val="p"/>
+          </m:rPr>
+          <m:t>}</m:t>
+        </m:r>
+      </m:oMath>
+      <w:r>
+        <w:t xml:space="preserve">.</w:t>
       </w:r>
     </w:p>
     <w:bookmarkEnd w:id="88"/>
@@ -50499,7 +50337,7 @@
         </m:r>
       </m:oMath>
       <w:r>
-        <w:t xml:space="preserve">. One honest caveat: the four</w:t>
+        <w:t xml:space="preserve">. One limit on reading these magnitudes: the four</w:t>
       </w:r>
       <w:r>
         <w:t xml:space="preserve"> </w:t>
@@ -52639,7 +52477,7 @@
         </m:r>
       </m:oMath>
       <w:r>
-        <w:t xml:space="preserve">); pair-2’s relevance trap was an honest null (its prompt was not lexically</w:t>
+        <w:t xml:space="preserve">); the second pair did not reproduce the relevance-trap effect (its prompt was not lexically</w:t>
       </w:r>
       <w:r>
         <w:t xml:space="preserve"> </w:t>

--- a/paper/blackwell-paper-MAKE.docx
+++ b/paper/blackwell-paper-MAKE.docx
@@ -2934,7 +2934,7 @@
         <w:t xml:space="preserve"> </w:t>
       </w:r>
       <w:r>
-        <w:t xml:space="preserve">perplexity-gap we claim nothing, Remark 4). Guarantees do not change the class: conformal context</w:t>
+        <w:t xml:space="preserve">perplexity-gap we claim nothing, Remark 5). Guarantees do not change the class: conformal context</w:t>
       </w:r>
       <w:r>
         <w:t xml:space="preserve"> </w:t>
@@ -3155,7 +3155,7 @@
         <w:t xml:space="preserve"> </w:t>
       </w:r>
       <w:r>
-        <w:t xml:space="preserve">is another (Remark 5). Three families</w:t>
+        <w:t xml:space="preserve">is another (Remark 6). Three families</w:t>
       </w:r>
       <w:r>
         <w:t xml:space="preserve"> </w:t>
@@ -9477,7 +9477,7 @@
     </w:p>
     <w:bookmarkEnd w:id="30"/>
     <w:bookmarkEnd w:id="31"/>
-    <w:bookmarkStart w:id="43" w:name="sec:order"/>
+    <w:bookmarkStart w:id="44" w:name="sec:order"/>
     <w:p>
       <w:pPr>
         <w:pStyle w:val="Heading1"/>
@@ -12635,7 +12635,7 @@
       </w:r>
     </w:p>
     <w:bookmarkEnd w:id="38"/>
-    <w:bookmarkStart w:id="42" w:name="subsec:bridge"/>
+    <w:bookmarkStart w:id="43" w:name="subsec:bridge"/>
     <w:p>
       <w:pPr>
         <w:pStyle w:val="Heading2"/>
@@ -14765,6 +14765,8 @@
         <w:t xml:space="preserve">It holds under the value-attainment hypothesis (Assumption 1).</w:t>
       </w:r>
     </w:p>
+    <w:bookmarkEnd w:id="40"/>
+    <w:bookmarkStart w:id="41" w:name="rem:capsrole"/>
     <w:p>
       <w:pPr>
         <w:pStyle w:val="FirstParagraph"/>
@@ -14774,41 +14776,38 @@
           <w:i/>
           <w:iCs/>
         </w:rPr>
+        <w:t xml:space="preserve">Remark 3</w:t>
+      </w:r>
+      <w:r>
+        <w:t xml:space="preserve"> </w:t>
+      </w:r>
+      <w:r>
+        <w:t xml:space="preserve">(What the caps buy, and what they do not).</w:t>
+      </w:r>
+      <w:r>
+        <w:t xml:space="preserve"> </w:t>
+      </w:r>
+      <w:r>
+        <w:t xml:space="preserve"> </w:t>
+      </w:r>
+      <w:r>
         <w:t xml:space="preserve">Neither hypothesis of</w:t>
       </w:r>
       <w:r>
-        <w:rPr>
-          <w:i/>
-          <w:iCs/>
-        </w:rPr>
-        <w:t xml:space="preserve"> </w:t>
-      </w:r>
-      <w:r>
-        <w:rPr>
-          <w:i/>
-          <w:iCs/>
-        </w:rPr>
+        <w:t xml:space="preserve"> </w:t>
+      </w:r>
+      <w:r>
         <w:t xml:space="preserve">(a)</w:t>
       </w:r>
       <w:r>
-        <w:rPr>
-          <w:i/>
-          <w:iCs/>
-        </w:rPr>
         <w:t xml:space="preserve">, separation or the caps, can be dropped</w:t>
       </w:r>
       <w:r>
-        <w:rPr>
-          <w:i/>
-          <w:iCs/>
-        </w:rPr>
-        <w:t xml:space="preserve"> </w:t>
-      </w:r>
-      <w:r>
-        <w:rPr>
-          <w:i/>
-          <w:i/>
-          <w:iCs/>
+        <w:t xml:space="preserve"> </w:t>
+      </w:r>
+      <w:r>
+        <w:rPr>
+          <w:i/>
           <w:iCs/>
         </w:rPr>
         <w:t xml:space="preserve">from this</w:t>
@@ -14816,47 +14815,27 @@
       <w:r>
         <w:rPr>
           <w:i/>
-          <w:i/>
-          <w:iCs/>
-          <w:iCs/>
-        </w:rPr>
-        <w:t xml:space="preserve"> </w:t>
-      </w:r>
-      <w:r>
-        <w:rPr>
-          <w:i/>
-          <w:i/>
-          <w:iCs/>
+          <w:iCs/>
+        </w:rPr>
+        <w:t xml:space="preserve"> </w:t>
+      </w:r>
+      <w:r>
+        <w:rPr>
+          <w:i/>
           <w:iCs/>
         </w:rPr>
         <w:t xml:space="preserve">criterion</w:t>
       </w:r>
       <w:r>
-        <w:rPr>
-          <w:i/>
-          <w:iCs/>
-        </w:rPr>
         <w:t xml:space="preserve">. They are not preconditions of structural incomparability as such: for the sources</w:t>
       </w:r>
       <w:r>
-        <w:rPr>
-          <w:i/>
-          <w:iCs/>
-        </w:rPr>
-        <w:t xml:space="preserve"> </w:t>
-      </w:r>
-      <w:r>
-        <w:rPr>
-          <w:i/>
-          <w:iCs/>
-        </w:rPr>
+        <w:t xml:space="preserve"> </w:t>
+      </w:r>
+      <w:r>
         <w:t xml:space="preserve">this paper measures, Lemma 1 already separates</w:t>
       </w:r>
       <w:r>
-        <w:rPr>
-          <w:i/>
-          <w:iCs/>
-        </w:rPr>
         <w:t xml:space="preserve"> </w:t>
       </w:r>
       <m:oMath>
@@ -14874,24 +14853,12 @@
         </m:sSub>
       </m:oMath>
       <w:r>
-        <w:rPr>
-          <w:i/>
-          <w:iCs/>
-        </w:rPr>
-        <w:t xml:space="preserve"> </w:t>
-      </w:r>
-      <w:r>
-        <w:rPr>
-          <w:i/>
-          <w:iCs/>
-        </w:rPr>
+        <w:t xml:space="preserve"> </w:t>
+      </w:r>
+      <w:r>
         <w:t xml:space="preserve">from</w:t>
       </w:r>
       <w:r>
-        <w:rPr>
-          <w:i/>
-          <w:iCs/>
-        </w:rPr>
         <w:t xml:space="preserve"> </w:t>
       </w:r>
       <m:oMath>
@@ -14909,110 +14876,52 @@
         </m:sSub>
       </m:oMath>
       <w:r>
-        <w:rPr>
-          <w:i/>
-          <w:iCs/>
-        </w:rPr>
-        <w:t xml:space="preserve"> </w:t>
-      </w:r>
-      <w:r>
-        <w:rPr>
-          <w:i/>
-          <w:iCs/>
-        </w:rPr>
+        <w:t xml:space="preserve"> </w:t>
+      </w:r>
+      <w:r>
         <w:t xml:space="preserve">by coordinate</w:t>
       </w:r>
       <w:r>
-        <w:rPr>
-          <w:i/>
-          <w:iCs/>
-        </w:rPr>
-        <w:t xml:space="preserve"> </w:t>
-      </w:r>
-      <w:r>
-        <w:rPr>
-          <w:i/>
-          <w:iCs/>
-        </w:rPr>
+        <w:t xml:space="preserve"> </w:t>
+      </w:r>
+      <w:r>
         <w:t xml:space="preserve">non-refinement, with no caps at all. Lemma 2</w:t>
       </w:r>
       <w:r>
-        <w:rPr>
-          <w:i/>
-          <w:iCs/>
-        </w:rPr>
         <w:t xml:space="preserve">(a)</w:t>
       </w:r>
       <w:r>
-        <w:rPr>
-          <w:i/>
-          <w:iCs/>
-        </w:rPr>
-        <w:t xml:space="preserve"> </w:t>
-      </w:r>
-      <w:r>
-        <w:rPr>
-          <w:i/>
-          <w:iCs/>
-        </w:rPr>
+        <w:t xml:space="preserve"> </w:t>
+      </w:r>
+      <w:r>
         <w:t xml:space="preserve">is a different route to</w:t>
       </w:r>
       <w:r>
-        <w:rPr>
-          <w:i/>
-          <w:iCs/>
-        </w:rPr>
-        <w:t xml:space="preserve"> </w:t>
-      </w:r>
-      <w:r>
-        <w:rPr>
-          <w:i/>
-          <w:iCs/>
-        </w:rPr>
+        <w:t xml:space="preserve"> </w:t>
+      </w:r>
+      <w:r>
         <w:t xml:space="preserve">the same conclusion</w:t>
       </w:r>
       <w:r>
-        <w:rPr>
-          <w:i/>
-          <w:iCs/>
-        </w:rPr>
-        <w:t xml:space="preserve"> </w:t>
-      </w:r>
-      <w:r>
-        <w:rPr>
-          <w:i/>
-          <w:i/>
-          <w:iCs/>
+        <w:t xml:space="preserve"> </w:t>
+      </w:r>
+      <w:r>
+        <w:rPr>
+          <w:i/>
           <w:iCs/>
         </w:rPr>
         <w:t xml:space="preserve">within the same projection setting</w:t>
       </w:r>
       <w:r>
-        <w:rPr>
-          <w:i/>
-          <w:iCs/>
-        </w:rPr>
         <w:t xml:space="preserve">: it argues from Bayes values rather</w:t>
       </w:r>
       <w:r>
-        <w:rPr>
-          <w:i/>
-          <w:iCs/>
-        </w:rPr>
-        <w:t xml:space="preserve"> </w:t>
-      </w:r>
-      <w:r>
-        <w:rPr>
-          <w:i/>
-          <w:iCs/>
-        </w:rPr>
+        <w:t xml:space="preserve"> </w:t>
+      </w:r>
+      <w:r>
         <w:t xml:space="preserve">than from</w:t>
       </w:r>
       <w:r>
-        <w:rPr>
-          <w:i/>
-          <w:iCs/>
-        </w:rPr>
         <w:t xml:space="preserve"> </w:t>
       </w:r>
       <m:oMath>
@@ -15021,31 +14930,15 @@
         </m:r>
       </m:oMath>
       <w:r>
-        <w:rPr>
-          <w:i/>
-          <w:iCs/>
-        </w:rPr>
         <w:t xml:space="preserve">-algebras, and the caps are what that argument costs. It is not a generalization</w:t>
       </w:r>
       <w:r>
-        <w:rPr>
-          <w:i/>
-          <w:iCs/>
-        </w:rPr>
-        <w:t xml:space="preserve"> </w:t>
-      </w:r>
-      <w:r>
-        <w:rPr>
-          <w:i/>
-          <w:iCs/>
-        </w:rPr>
+        <w:t xml:space="preserve"> </w:t>
+      </w:r>
+      <w:r>
         <w:t xml:space="preserve">to arbitrary sources; a criterion for those would be a separate statement we do not prove. What the caps do here is show why a</w:t>
       </w:r>
       <w:r>
-        <w:rPr>
-          <w:i/>
-          <w:iCs/>
-        </w:rPr>
         <w:t xml:space="preserve"> </w:t>
       </w:r>
       <m:oMath>
@@ -15084,24 +14977,12 @@
         </m:sSub>
       </m:oMath>
       <w:r>
-        <w:rPr>
-          <w:i/>
-          <w:iCs/>
-        </w:rPr>
-        <w:t xml:space="preserve"> </w:t>
-      </w:r>
-      <w:r>
-        <w:rPr>
-          <w:i/>
-          <w:iCs/>
-        </w:rPr>
+        <w:t xml:space="preserve"> </w:t>
+      </w:r>
+      <w:r>
         <w:t xml:space="preserve">crossover alone proves nothing:</w:t>
       </w:r>
       <w:r>
-        <w:rPr>
-          <w:i/>
-          <w:iCs/>
-        </w:rPr>
         <w:t xml:space="preserve"> </w:t>
       </w:r>
       <m:oMath>
@@ -15155,24 +15036,12 @@
         </m:r>
       </m:oMath>
       <w:r>
-        <w:rPr>
-          <w:i/>
-          <w:iCs/>
-        </w:rPr>
-        <w:t xml:space="preserve"> </w:t>
-      </w:r>
-      <w:r>
-        <w:rPr>
-          <w:i/>
-          <w:iCs/>
-        </w:rPr>
+        <w:t xml:space="preserve"> </w:t>
+      </w:r>
+      <w:r>
         <w:t xml:space="preserve">is</w:t>
       </w:r>
       <w:r>
-        <w:rPr>
-          <w:i/>
-          <w:iCs/>
-        </w:rPr>
         <w:t xml:space="preserve"> </w:t>
       </w:r>
       <m:oMath>
@@ -15206,10 +15075,6 @@
         </m:r>
       </m:oMath>
       <w:r>
-        <w:rPr>
-          <w:i/>
-          <w:iCs/>
-        </w:rPr>
         <w:t xml:space="preserve">-incomparable on the measured cells (</w:t>
       </w:r>
       <m:oMath>
@@ -15227,24 +15092,12 @@
         </m:sSub>
       </m:oMath>
       <w:r>
-        <w:rPr>
-          <w:i/>
-          <w:iCs/>
-        </w:rPr>
-        <w:t xml:space="preserve"> </w:t>
-      </w:r>
-      <w:r>
-        <w:rPr>
-          <w:i/>
-          <w:iCs/>
-        </w:rPr>
+        <w:t xml:space="preserve"> </w:t>
+      </w:r>
+      <w:r>
         <w:t xml:space="preserve">wins the API cells,</w:t>
       </w:r>
       <w:r>
-        <w:rPr>
-          <w:i/>
-          <w:iCs/>
-        </w:rPr>
         <w:t xml:space="preserve"> </w:t>
       </w:r>
       <m:oMath>
@@ -15268,54 +15121,28 @@
         </m:sSub>
       </m:oMath>
       <w:r>
-        <w:rPr>
-          <w:i/>
-          <w:iCs/>
-        </w:rPr>
-        <w:t xml:space="preserve"> </w:t>
-      </w:r>
-      <w:r>
-        <w:rPr>
-          <w:i/>
-          <w:iCs/>
-        </w:rPr>
+        <w:t xml:space="preserve"> </w:t>
+      </w:r>
+      <w:r>
         <w:t xml:space="preserve">the encoding cell) yet strictly Blackwell-</w:t>
       </w:r>
       <w:r>
         <w:rPr>
           <w:i/>
-          <w:i/>
-          <w:iCs/>
           <w:iCs/>
         </w:rPr>
         <w:t xml:space="preserve">comparable</w:t>
       </w:r>
       <w:r>
-        <w:rPr>
-          <w:i/>
-          <w:iCs/>
-        </w:rPr>
-        <w:t xml:space="preserve"> </w:t>
-      </w:r>
-      <w:r>
-        <w:rPr>
-          <w:i/>
-          <w:iCs/>
-        </w:rPr>
+        <w:t xml:space="preserve"> </w:t>
+      </w:r>
+      <w:r>
         <w:t xml:space="preserve">by construction</w:t>
       </w:r>
       <w:r>
-        <w:rPr>
-          <w:i/>
-          <w:iCs/>
-        </w:rPr>
-        <w:t xml:space="preserve"> </w:t>
-      </w:r>
-      <w:r>
-        <w:rPr>
-          <w:i/>
-          <w:iCs/>
-        </w:rPr>
+        <w:t xml:space="preserve"> </w:t>
+      </w:r>
+      <w:r>
         <w:t xml:space="preserve">(</w:t>
       </w:r>
       <m:oMath>
@@ -15366,31 +15193,15 @@
         </m:sSub>
       </m:oMath>
       <w:r>
-        <w:rPr>
-          <w:i/>
-          <w:iCs/>
-        </w:rPr>
         <w:t xml:space="preserve">, the superset revealing one further independent non-degenerate coordinate),</w:t>
       </w:r>
       <w:r>
-        <w:rPr>
-          <w:i/>
-          <w:iCs/>
-        </w:rPr>
-        <w:t xml:space="preserve"> </w:t>
-      </w:r>
-      <w:r>
-        <w:rPr>
-          <w:i/>
-          <w:iCs/>
-        </w:rPr>
+        <w:t xml:space="preserve"> </w:t>
+      </w:r>
+      <w:r>
         <w:t xml:space="preserve">precisely because the deprived-side premise fails there:</w:t>
       </w:r>
       <w:r>
-        <w:rPr>
-          <w:i/>
-          <w:iCs/>
-        </w:rPr>
         <w:t xml:space="preserve"> </w:t>
       </w:r>
       <m:oMath>
@@ -15414,24 +15225,12 @@
         </m:sSub>
       </m:oMath>
       <w:r>
-        <w:rPr>
-          <w:i/>
-          <w:iCs/>
-        </w:rPr>
-        <w:t xml:space="preserve"> </w:t>
-      </w:r>
-      <w:r>
-        <w:rPr>
-          <w:i/>
-          <w:iCs/>
-        </w:rPr>
+        <w:t xml:space="preserve"> </w:t>
+      </w:r>
+      <w:r>
         <w:t xml:space="preserve">contains</w:t>
       </w:r>
       <w:r>
-        <w:rPr>
-          <w:i/>
-          <w:iCs/>
-        </w:rPr>
         <w:t xml:space="preserve"> </w:t>
       </w:r>
       <m:oMath>
@@ -15449,31 +15248,15 @@
         </m:sSub>
       </m:oMath>
       <w:r>
-        <w:rPr>
-          <w:i/>
-          <w:iCs/>
-        </w:rPr>
         <w:t xml:space="preserve">’s coordinate, so</w:t>
       </w:r>
       <w:r>
-        <w:rPr>
-          <w:i/>
-          <w:iCs/>
-        </w:rPr>
-        <w:t xml:space="preserve"> </w:t>
-      </w:r>
-      <w:r>
-        <w:rPr>
-          <w:i/>
-          <w:iCs/>
-        </w:rPr>
+        <w:t xml:space="preserve"> </w:t>
+      </w:r>
+      <w:r>
         <w:t xml:space="preserve">the API-side cap is not small. A bare</w:t>
       </w:r>
       <w:r>
-        <w:rPr>
-          <w:i/>
-          <w:iCs/>
-        </w:rPr>
         <w:t xml:space="preserve"> </w:t>
       </w:r>
       <m:oMath>
@@ -15512,110 +15295,52 @@
         </m:sSub>
       </m:oMath>
       <w:r>
-        <w:rPr>
-          <w:i/>
-          <w:iCs/>
-        </w:rPr>
-        <w:t xml:space="preserve"> </w:t>
-      </w:r>
-      <w:r>
-        <w:rPr>
-          <w:i/>
-          <w:iCs/>
-        </w:rPr>
+        <w:t xml:space="preserve"> </w:t>
+      </w:r>
+      <w:r>
         <w:t xml:space="preserve">crossover, with neither</w:t>
       </w:r>
       <w:r>
-        <w:rPr>
-          <w:i/>
-          <w:iCs/>
-        </w:rPr>
-        <w:t xml:space="preserve"> </w:t>
-      </w:r>
-      <w:r>
-        <w:rPr>
-          <w:i/>
-          <w:iCs/>
-        </w:rPr>
+        <w:t xml:space="preserve"> </w:t>
+      </w:r>
+      <w:r>
         <w:t xml:space="preserve">premise verified, certifies nothing structural in</w:t>
       </w:r>
       <w:r>
-        <w:rPr>
-          <w:i/>
-          <w:iCs/>
-        </w:rPr>
-        <w:t xml:space="preserve"> </w:t>
-      </w:r>
-      <w:r>
-        <w:rPr>
-          <w:i/>
-          <w:i/>
-          <w:iCs/>
+        <w:t xml:space="preserve"> </w:t>
+      </w:r>
+      <w:r>
+        <w:rPr>
+          <w:i/>
           <w:iCs/>
         </w:rPr>
         <w:t xml:space="preserve">either</w:t>
       </w:r>
       <w:r>
-        <w:rPr>
-          <w:i/>
-          <w:iCs/>
-        </w:rPr>
-        <w:t xml:space="preserve"> </w:t>
-      </w:r>
-      <w:r>
-        <w:rPr>
-          <w:i/>
-          <w:iCs/>
-        </w:rPr>
+        <w:t xml:space="preserve"> </w:t>
+      </w:r>
+      <w:r>
         <w:t xml:space="preserve">direction. It is equally</w:t>
       </w:r>
       <w:r>
-        <w:rPr>
-          <w:i/>
-          <w:iCs/>
-        </w:rPr>
-        <w:t xml:space="preserve"> </w:t>
-      </w:r>
-      <w:r>
-        <w:rPr>
-          <w:i/>
-          <w:iCs/>
-        </w:rPr>
+        <w:t xml:space="preserve"> </w:t>
+      </w:r>
+      <w:r>
         <w:t xml:space="preserve">consistent with genuine incomparability under optimal play (two sources revealing independent</w:t>
       </w:r>
       <w:r>
-        <w:rPr>
-          <w:i/>
-          <w:iCs/>
-        </w:rPr>
-        <w:t xml:space="preserve"> </w:t>
-      </w:r>
-      <w:r>
-        <w:rPr>
-          <w:i/>
-          <w:iCs/>
-        </w:rPr>
+        <w:t xml:space="preserve"> </w:t>
+      </w:r>
+      <w:r>
         <w:t xml:space="preserve">coordinates cross even when each side plays optimally) and with a merely incoherent rule</w:t>
       </w:r>
       <w:r>
-        <w:rPr>
-          <w:i/>
-          <w:iCs/>
-        </w:rPr>
-        <w:t xml:space="preserve"> </w:t>
-      </w:r>
-      <w:r>
-        <w:rPr>
-          <w:i/>
-          <w:iCs/>
-        </w:rPr>
+        <w:t xml:space="preserve"> </w:t>
+      </w:r>
+      <w:r>
         <w:t xml:space="preserve">(Theorem 3). The two cases should not be run together.</w:t>
       </w:r>
       <w:r>
-        <w:rPr>
-          <w:i/>
-          <w:iCs/>
-        </w:rPr>
         <w:t xml:space="preserve"> </w:t>
       </w:r>
       <m:oMath>
@@ -15669,54 +15394,28 @@
         </m:r>
       </m:oMath>
       <w:r>
-        <w:rPr>
-          <w:i/>
-          <w:iCs/>
-        </w:rPr>
-        <w:t xml:space="preserve"> </w:t>
-      </w:r>
-      <w:r>
-        <w:rPr>
-          <w:i/>
-          <w:iCs/>
-        </w:rPr>
+        <w:t xml:space="preserve"> </w:t>
+      </w:r>
+      <w:r>
         <w:t xml:space="preserve">is a</w:t>
       </w:r>
       <w:r>
-        <w:rPr>
-          <w:i/>
-          <w:iCs/>
-        </w:rPr>
-        <w:t xml:space="preserve"> </w:t>
-      </w:r>
-      <w:r>
-        <w:rPr>
-          <w:i/>
-          <w:i/>
-          <w:iCs/>
+        <w:t xml:space="preserve"> </w:t>
+      </w:r>
+      <w:r>
+        <w:rPr>
+          <w:i/>
           <w:iCs/>
         </w:rPr>
         <w:t xml:space="preserve">strict comparability</w:t>
       </w:r>
       <w:r>
-        <w:rPr>
-          <w:i/>
-          <w:iCs/>
-        </w:rPr>
-        <w:t xml:space="preserve"> </w:t>
-      </w:r>
-      <w:r>
-        <w:rPr>
-          <w:i/>
-          <w:iCs/>
-        </w:rPr>
+        <w:t xml:space="preserve"> </w:t>
+      </w:r>
+      <w:r>
         <w:t xml:space="preserve">whose</w:t>
       </w:r>
       <w:r>
-        <w:rPr>
-          <w:i/>
-          <w:iCs/>
-        </w:rPr>
         <w:t xml:space="preserve"> </w:t>
       </w:r>
       <m:oMath>
@@ -15755,82 +15454,40 @@
         </m:sSub>
       </m:oMath>
       <w:r>
-        <w:rPr>
-          <w:i/>
-          <w:iCs/>
-        </w:rPr>
-        <w:t xml:space="preserve"> </w:t>
-      </w:r>
-      <w:r>
-        <w:rPr>
-          <w:i/>
-          <w:iCs/>
-        </w:rPr>
+        <w:t xml:space="preserve"> </w:t>
+      </w:r>
+      <w:r>
         <w:t xml:space="preserve">preferences nonetheless oppose; the distinct</w:t>
       </w:r>
       <w:r>
-        <w:rPr>
-          <w:i/>
-          <w:iCs/>
-        </w:rPr>
-        <w:t xml:space="preserve"> </w:t>
-      </w:r>
-      <w:r>
-        <w:rPr>
-          <w:i/>
-          <w:iCs/>
-        </w:rPr>
+        <w:t xml:space="preserve"> </w:t>
+      </w:r>
+      <w:r>
         <w:t xml:space="preserve">phenomenon of a rule preferring differently between two</w:t>
       </w:r>
       <w:r>
-        <w:rPr>
-          <w:i/>
-          <w:iCs/>
-        </w:rPr>
-        <w:t xml:space="preserve"> </w:t>
-      </w:r>
-      <w:r>
-        <w:rPr>
-          <w:i/>
-          <w:i/>
-          <w:iCs/>
+        <w:t xml:space="preserve"> </w:t>
+      </w:r>
+      <w:r>
+        <w:rPr>
+          <w:i/>
           <w:iCs/>
         </w:rPr>
         <w:t xml:space="preserve">equivalent</w:t>
       </w:r>
       <w:r>
-        <w:rPr>
-          <w:i/>
-          <w:iCs/>
-        </w:rPr>
-        <w:t xml:space="preserve"> </w:t>
-      </w:r>
-      <w:r>
-        <w:rPr>
-          <w:i/>
-          <w:iCs/>
-        </w:rPr>
+        <w:t xml:space="preserve"> </w:t>
+      </w:r>
+      <w:r>
         <w:t xml:space="preserve">experiments is</w:t>
       </w:r>
       <w:r>
-        <w:rPr>
-          <w:i/>
-          <w:iCs/>
-        </w:rPr>
-        <w:t xml:space="preserve"> </w:t>
-      </w:r>
-      <w:r>
-        <w:rPr>
-          <w:i/>
-          <w:iCs/>
-        </w:rPr>
+        <w:t xml:space="preserve"> </w:t>
+      </w:r>
+      <w:r>
         <w:t xml:space="preserve">illustrated by the padding pair</w:t>
       </w:r>
       <w:r>
-        <w:rPr>
-          <w:i/>
-          <w:iCs/>
-        </w:rPr>
         <w:t xml:space="preserve"> </w:t>
       </w:r>
       <m:oMath>
@@ -15893,951 +15550,63 @@
         </m:r>
       </m:oMath>
       <w:r>
-        <w:rPr>
-          <w:i/>
-          <w:iCs/>
-        </w:rPr>
         <w:t xml:space="preserve">, where the added block carries no</w:t>
       </w:r>
       <w:r>
-        <w:rPr>
-          <w:i/>
-          <w:iCs/>
-        </w:rPr>
-        <w:t xml:space="preserve"> </w:t>
-      </w:r>
-      <w:r>
-        <w:rPr>
-          <w:i/>
-          <w:iCs/>
-        </w:rPr>
+        <w:t xml:space="preserve"> </w:t>
+      </w:r>
+      <w:r>
         <w:t xml:space="preserve">coordinate any verifier reads (Remark 2). That a representation-sensitive decoder</w:t>
       </w:r>
       <w:r>
-        <w:rPr>
-          <w:i/>
-          <w:iCs/>
-        </w:rPr>
-        <w:t xml:space="preserve"> </w:t>
-      </w:r>
-      <w:r>
-        <w:rPr>
-          <w:i/>
-          <w:i/>
-          <w:iCs/>
+        <w:t xml:space="preserve"> </w:t>
+      </w:r>
+      <w:r>
+        <w:rPr>
+          <w:i/>
           <w:iCs/>
         </w:rPr>
         <w:t xml:space="preserve">can</w:t>
       </w:r>
       <w:r>
-        <w:rPr>
-          <w:i/>
-          <w:iCs/>
-        </w:rPr>
-        <w:t xml:space="preserve"> </w:t>
-      </w:r>
-      <w:r>
-        <w:rPr>
-          <w:i/>
-          <w:iCs/>
-        </w:rPr>
+        <w:t xml:space="preserve"> </w:t>
+      </w:r>
+      <w:r>
         <w:t xml:space="preserve">do this in general is a structural observation, not something our single measured</w:t>
       </w:r>
       <w:r>
-        <w:rPr>
-          <w:i/>
-          <w:iCs/>
-        </w:rPr>
-        <w:t xml:space="preserve"> </w:t>
-      </w:r>
-      <w:r>
-        <w:rPr>
-          <w:i/>
-          <w:iCs/>
-        </w:rPr>
+        <w:t xml:space="preserve"> </w:t>
+      </w:r>
+      <w:r>
         <w:t xml:space="preserve">difference certifies. Nor is the projection construction</w:t>
       </w:r>
       <w:r>
-        <w:rPr>
-          <w:i/>
-          <w:iCs/>
-        </w:rPr>
-        <w:t xml:space="preserve"> </w:t>
-      </w:r>
-      <w:r>
-        <w:rPr>
-          <w:i/>
-          <w:i/>
-          <w:iCs/>
+        <w:t xml:space="preserve"> </w:t>
+      </w:r>
+      <w:r>
+        <w:rPr>
+          <w:i/>
           <w:iCs/>
         </w:rPr>
         <w:t xml:space="preserve">necessary</w:t>
       </w:r>
       <w:r>
-        <w:rPr>
-          <w:i/>
-          <w:iCs/>
-        </w:rPr>
-        <w:t xml:space="preserve"> </w:t>
-      </w:r>
-      <w:r>
-        <w:rPr>
-          <w:i/>
-          <w:iCs/>
-        </w:rPr>
+        <w:t xml:space="preserve"> </w:t>
+      </w:r>
+      <w:r>
         <w:t xml:space="preserve">for</w:t>
       </w:r>
       <w:r>
-        <w:rPr>
-          <w:i/>
-          <w:iCs/>
-        </w:rPr>
-        <w:t xml:space="preserve"> </w:t>
-      </w:r>
-      <w:r>
-        <w:rPr>
-          <w:i/>
-          <w:iCs/>
-        </w:rPr>
+        <w:t xml:space="preserve"> </w:t>
+      </w:r>
+      <w:r>
         <w:t xml:space="preserve">incomparability: it is the cleanest sufficient condition we know, and the one our sources</w:t>
       </w:r>
       <w:r>
-        <w:rPr>
-          <w:i/>
-          <w:iCs/>
-        </w:rPr>
-        <w:t xml:space="preserve"> </w:t>
-      </w:r>
-      <w:r>
-        <w:rPr>
-          <w:i/>
-          <w:iCs/>
-        </w:rPr>
+        <w:t xml:space="preserve"> </w:t>
+      </w:r>
+      <w:r>
         <w:t xml:space="preserve">realize.</w:t>
-      </w:r>
-    </w:p>
-    <w:bookmarkEnd w:id="40"/>
-    <w:p>
-      <w:pPr>
-        <w:pStyle w:val="BodyText"/>
-      </w:pPr>
-      <w:r>
-        <w:t xml:space="preserve">Intuitively: a fixed-rule crossover proves structural incomparability only when each winning</w:t>
-      </w:r>
-      <w:r>
-        <w:t xml:space="preserve"> </w:t>
-      </w:r>
-      <w:r>
-        <w:t xml:space="preserve">source reveals a coordinate the losing source lacks; otherwise the crossover may</w:t>
-      </w:r>
-      <w:r>
-        <w:t xml:space="preserve"> </w:t>
-      </w:r>
-      <w:r>
-        <w:t xml:space="preserve">witness nothing more than the rule’s own incoherence.</w:t>
-      </w:r>
-    </w:p>
-    <w:bookmarkStart w:id="41" w:name="ass:attain"/>
-    <w:p>
-      <w:pPr>
-        <w:pStyle w:val="BodyText"/>
-      </w:pPr>
-      <w:r>
-        <w:rPr>
-          <w:b/>
-          <w:bCs/>
-        </w:rPr>
-        <w:t xml:space="preserve">Assumption 1</w:t>
-      </w:r>
-      <w:r>
-        <w:t xml:space="preserve"> </w:t>
-      </w:r>
-      <w:r>
-        <w:t xml:space="preserve">(Realized cross-advantage on the witnessing task pair).</w:t>
-      </w:r>
-      <w:r>
-        <w:t xml:space="preserve"> </w:t>
-      </w:r>
-      <w:r>
-        <w:t xml:space="preserve"> </w:t>
-      </w:r>
-      <w:r>
-        <w:t xml:space="preserve">Let</w:t>
-      </w:r>
-      <w:r>
-        <w:t xml:space="preserve"> </w:t>
-      </w:r>
-      <m:oMath>
-        <m:r>
-          <m:rPr>
-            <m:sty m:val="p"/>
-          </m:rPr>
-          <m:t>(</m:t>
-        </m:r>
-        <m:sSub>
-          <m:e>
-            <m:r>
-              <m:t>T</m:t>
-            </m:r>
-          </m:e>
-          <m:sub>
-            <m:r>
-              <m:t>a</m:t>
-            </m:r>
-          </m:sub>
-        </m:sSub>
-        <m:r>
-          <m:rPr>
-            <m:sty m:val="p"/>
-          </m:rPr>
-          <m:t>,</m:t>
-        </m:r>
-        <m:sSub>
-          <m:e>
-            <m:r>
-              <m:t>T</m:t>
-            </m:r>
-          </m:e>
-          <m:sub>
-            <m:r>
-              <m:t>b</m:t>
-            </m:r>
-          </m:sub>
-        </m:sSub>
-        <m:r>
-          <m:rPr>
-            <m:sty m:val="p"/>
-          </m:rPr>
-          <m:t>)</m:t>
-        </m:r>
-      </m:oMath>
-      <w:r>
-        <w:t xml:space="preserve"> </w:t>
-      </w:r>
-      <w:r>
-        <w:t xml:space="preserve">be an</w:t>
-      </w:r>
-      <w:r>
-        <w:t xml:space="preserve"> </w:t>
-      </w:r>
-      <w:r>
-        <w:rPr>
-          <w:i/>
-          <w:iCs/>
-        </w:rPr>
-        <w:t xml:space="preserve">ordered pair of named tasks</w:t>
-      </w:r>
-      <w:r>
-        <w:t xml:space="preserve">. Say</w:t>
-      </w:r>
-      <w:r>
-        <w:t xml:space="preserve"> </w:t>
-      </w:r>
-      <m:oMath>
-        <m:sSub>
-          <m:e>
-            <m:r>
-              <m:t>δ</m:t>
-            </m:r>
-          </m:e>
-          <m:sub>
-            <m:r>
-              <m:t>M</m:t>
-            </m:r>
-          </m:sub>
-        </m:sSub>
-      </m:oMath>
-      <w:r>
-        <w:t xml:space="preserve"> </w:t>
-      </w:r>
-      <w:r>
-        <w:rPr>
-          <w:i/>
-          <w:iCs/>
-        </w:rPr>
-        <w:t xml:space="preserve">attains value on</w:t>
-      </w:r>
-      <w:r>
-        <w:t xml:space="preserve"> </w:t>
-      </w:r>
-      <m:oMath>
-        <m:r>
-          <m:rPr>
-            <m:sty m:val="p"/>
-          </m:rPr>
-          <m:t>(</m:t>
-        </m:r>
-        <m:sSub>
-          <m:e>
-            <m:r>
-              <m:t>T</m:t>
-            </m:r>
-          </m:e>
-          <m:sub>
-            <m:r>
-              <m:t>a</m:t>
-            </m:r>
-          </m:sub>
-        </m:sSub>
-        <m:r>
-          <m:rPr>
-            <m:sty m:val="p"/>
-          </m:rPr>
-          <m:t>,</m:t>
-        </m:r>
-        <m:sSub>
-          <m:e>
-            <m:r>
-              <m:t>T</m:t>
-            </m:r>
-          </m:e>
-          <m:sub>
-            <m:r>
-              <m:t>b</m:t>
-            </m:r>
-          </m:sub>
-        </m:sSub>
-        <m:r>
-          <m:rPr>
-            <m:sty m:val="p"/>
-          </m:rPr>
-          <m:t>)</m:t>
-        </m:r>
-      </m:oMath>
-      <w:r>
-        <w:t xml:space="preserve"> </w:t>
-      </w:r>
-      <w:r>
-        <w:t xml:space="preserve">with margin</w:t>
-      </w:r>
-      <w:r>
-        <w:t xml:space="preserve"> </w:t>
-      </w:r>
-      <m:oMath>
-        <m:r>
-          <m:t>γ</m:t>
-        </m:r>
-        <m:r>
-          <m:rPr>
-            <m:sty m:val="p"/>
-          </m:rPr>
-          <m:t>&gt;</m:t>
-        </m:r>
-        <m:r>
-          <m:t>0</m:t>
-        </m:r>
-      </m:oMath>
-      <w:r>
-        <w:t xml:space="preserve"> </w:t>
-      </w:r>
-      <w:r>
-        <w:t xml:space="preserve">if</w:t>
-      </w:r>
-      <w:r>
-        <w:t xml:space="preserve"> </w:t>
-      </w:r>
-      <m:oMath>
-        <m:sSub>
-          <m:e>
-            <m:r>
-              <m:rPr>
-                <m:sty m:val="p"/>
-              </m:rPr>
-              <m:t>P</m:t>
-            </m:r>
-            <m:r>
-              <m:rPr>
-                <m:sty m:val="p"/>
-              </m:rPr>
-              <m:t>A</m:t>
-            </m:r>
-            <m:r>
-              <m:rPr>
-                <m:sty m:val="p"/>
-              </m:rPr>
-              <m:t>S</m:t>
-            </m:r>
-            <m:r>
-              <m:rPr>
-                <m:sty m:val="p"/>
-              </m:rPr>
-              <m:t>S</m:t>
-            </m:r>
-          </m:e>
-          <m:sub>
-            <m:r>
-              <m:t>M</m:t>
-            </m:r>
-          </m:sub>
-        </m:sSub>
-        <m:r>
-          <m:rPr>
-            <m:sty m:val="p"/>
-          </m:rPr>
-          <m:t>(</m:t>
-        </m:r>
-        <m:sSub>
-          <m:e>
-            <m:r>
-              <m:t>W</m:t>
-            </m:r>
-          </m:e>
-          <m:sub>
-            <m:r>
-              <m:t>1</m:t>
-            </m:r>
-          </m:sub>
-        </m:sSub>
-        <m:r>
-          <m:rPr>
-            <m:sty m:val="p"/>
-          </m:rPr>
-          <m:t>,</m:t>
-        </m:r>
-        <m:sSub>
-          <m:e>
-            <m:r>
-              <m:t>T</m:t>
-            </m:r>
-          </m:e>
-          <m:sub>
-            <m:r>
-              <m:t>a</m:t>
-            </m:r>
-          </m:sub>
-        </m:sSub>
-        <m:r>
-          <m:rPr>
-            <m:sty m:val="p"/>
-          </m:rPr>
-          <m:t>)</m:t>
-        </m:r>
-        <m:r>
-          <m:rPr>
-            <m:sty m:val="p"/>
-          </m:rPr>
-          <m:t>−</m:t>
-        </m:r>
-        <m:sSub>
-          <m:e>
-            <m:r>
-              <m:rPr>
-                <m:sty m:val="p"/>
-              </m:rPr>
-              <m:t>P</m:t>
-            </m:r>
-            <m:r>
-              <m:rPr>
-                <m:sty m:val="p"/>
-              </m:rPr>
-              <m:t>A</m:t>
-            </m:r>
-            <m:r>
-              <m:rPr>
-                <m:sty m:val="p"/>
-              </m:rPr>
-              <m:t>S</m:t>
-            </m:r>
-            <m:r>
-              <m:rPr>
-                <m:sty m:val="p"/>
-              </m:rPr>
-              <m:t>S</m:t>
-            </m:r>
-          </m:e>
-          <m:sub>
-            <m:r>
-              <m:t>M</m:t>
-            </m:r>
-          </m:sub>
-        </m:sSub>
-        <m:r>
-          <m:rPr>
-            <m:sty m:val="p"/>
-          </m:rPr>
-          <m:t>(</m:t>
-        </m:r>
-        <m:sSub>
-          <m:e>
-            <m:r>
-              <m:t>W</m:t>
-            </m:r>
-          </m:e>
-          <m:sub>
-            <m:r>
-              <m:t>2</m:t>
-            </m:r>
-          </m:sub>
-        </m:sSub>
-        <m:r>
-          <m:rPr>
-            <m:sty m:val="p"/>
-          </m:rPr>
-          <m:t>,</m:t>
-        </m:r>
-        <m:sSub>
-          <m:e>
-            <m:r>
-              <m:t>T</m:t>
-            </m:r>
-          </m:e>
-          <m:sub>
-            <m:r>
-              <m:t>a</m:t>
-            </m:r>
-          </m:sub>
-        </m:sSub>
-        <m:r>
-          <m:rPr>
-            <m:sty m:val="p"/>
-          </m:rPr>
-          <m:t>)</m:t>
-        </m:r>
-        <m:r>
-          <m:rPr>
-            <m:sty m:val="p"/>
-          </m:rPr>
-          <m:t>≥</m:t>
-        </m:r>
-        <m:r>
-          <m:t>γ</m:t>
-        </m:r>
-      </m:oMath>
-      <w:r>
-        <w:t xml:space="preserve"> </w:t>
-      </w:r>
-      <w:r>
-        <w:t xml:space="preserve">and</w:t>
-      </w:r>
-      <w:r>
-        <w:t xml:space="preserve"> </w:t>
-      </w:r>
-      <m:oMath>
-        <m:sSub>
-          <m:e>
-            <m:r>
-              <m:rPr>
-                <m:sty m:val="p"/>
-              </m:rPr>
-              <m:t>P</m:t>
-            </m:r>
-            <m:r>
-              <m:rPr>
-                <m:sty m:val="p"/>
-              </m:rPr>
-              <m:t>A</m:t>
-            </m:r>
-            <m:r>
-              <m:rPr>
-                <m:sty m:val="p"/>
-              </m:rPr>
-              <m:t>S</m:t>
-            </m:r>
-            <m:r>
-              <m:rPr>
-                <m:sty m:val="p"/>
-              </m:rPr>
-              <m:t>S</m:t>
-            </m:r>
-          </m:e>
-          <m:sub>
-            <m:r>
-              <m:t>M</m:t>
-            </m:r>
-          </m:sub>
-        </m:sSub>
-        <m:r>
-          <m:rPr>
-            <m:sty m:val="p"/>
-          </m:rPr>
-          <m:t>(</m:t>
-        </m:r>
-        <m:sSub>
-          <m:e>
-            <m:r>
-              <m:t>W</m:t>
-            </m:r>
-          </m:e>
-          <m:sub>
-            <m:r>
-              <m:t>2</m:t>
-            </m:r>
-          </m:sub>
-        </m:sSub>
-        <m:r>
-          <m:rPr>
-            <m:sty m:val="p"/>
-          </m:rPr>
-          <m:t>,</m:t>
-        </m:r>
-        <m:sSub>
-          <m:e>
-            <m:r>
-              <m:t>T</m:t>
-            </m:r>
-          </m:e>
-          <m:sub>
-            <m:r>
-              <m:t>b</m:t>
-            </m:r>
-          </m:sub>
-        </m:sSub>
-        <m:r>
-          <m:rPr>
-            <m:sty m:val="p"/>
-          </m:rPr>
-          <m:t>)</m:t>
-        </m:r>
-        <m:r>
-          <m:rPr>
-            <m:sty m:val="p"/>
-          </m:rPr>
-          <m:t>−</m:t>
-        </m:r>
-        <m:sSub>
-          <m:e>
-            <m:r>
-              <m:rPr>
-                <m:sty m:val="p"/>
-              </m:rPr>
-              <m:t>P</m:t>
-            </m:r>
-            <m:r>
-              <m:rPr>
-                <m:sty m:val="p"/>
-              </m:rPr>
-              <m:t>A</m:t>
-            </m:r>
-            <m:r>
-              <m:rPr>
-                <m:sty m:val="p"/>
-              </m:rPr>
-              <m:t>S</m:t>
-            </m:r>
-            <m:r>
-              <m:rPr>
-                <m:sty m:val="p"/>
-              </m:rPr>
-              <m:t>S</m:t>
-            </m:r>
-          </m:e>
-          <m:sub>
-            <m:r>
-              <m:t>M</m:t>
-            </m:r>
-          </m:sub>
-        </m:sSub>
-        <m:r>
-          <m:rPr>
-            <m:sty m:val="p"/>
-          </m:rPr>
-          <m:t>(</m:t>
-        </m:r>
-        <m:sSub>
-          <m:e>
-            <m:r>
-              <m:t>W</m:t>
-            </m:r>
-          </m:e>
-          <m:sub>
-            <m:r>
-              <m:t>1</m:t>
-            </m:r>
-          </m:sub>
-        </m:sSub>
-        <m:r>
-          <m:rPr>
-            <m:sty m:val="p"/>
-          </m:rPr>
-          <m:t>,</m:t>
-        </m:r>
-        <m:sSub>
-          <m:e>
-            <m:r>
-              <m:t>T</m:t>
-            </m:r>
-          </m:e>
-          <m:sub>
-            <m:r>
-              <m:t>b</m:t>
-            </m:r>
-          </m:sub>
-        </m:sSub>
-        <m:r>
-          <m:rPr>
-            <m:sty m:val="p"/>
-          </m:rPr>
-          <m:t>)</m:t>
-        </m:r>
-        <m:r>
-          <m:rPr>
-            <m:sty m:val="p"/>
-          </m:rPr>
-          <m:t>≥</m:t>
-        </m:r>
-        <m:r>
-          <m:t>γ</m:t>
-        </m:r>
-      </m:oMath>
-      <w:r>
-        <w:t xml:space="preserve">; i.e. the fixed model actually exploits each</w:t>
-      </w:r>
-      <w:r>
-        <w:t xml:space="preserve"> </w:t>
-      </w:r>
-      <w:r>
-        <w:t xml:space="preserve">source’s private coordinate on the task that requires it. Despite the historical name we keep for</w:t>
-      </w:r>
-      <w:r>
-        <w:t xml:space="preserve"> </w:t>
-      </w:r>
-      <w:r>
-        <w:t xml:space="preserve">the label, the condition is a statement about</w:t>
-      </w:r>
-      <w:r>
-        <w:t xml:space="preserve"> </w:t>
-      </w:r>
-      <w:r>
-        <w:rPr>
-          <w:i/>
-          <w:iCs/>
-        </w:rPr>
-        <w:t xml:space="preserve">realized</w:t>
-      </w:r>
-      <w:r>
-        <w:t xml:space="preserve"> </w:t>
-      </w:r>
-      <w:r>
-        <w:t xml:space="preserve">pass rates only: it asserts nothing</w:t>
-      </w:r>
-      <w:r>
-        <w:t xml:space="preserve"> </w:t>
-      </w:r>
-      <w:r>
-        <w:t xml:space="preserve">about the supremum in (3) being attained, and no design can compel a model to satisfy</w:t>
-      </w:r>
-      <w:r>
-        <w:t xml:space="preserve"> </w:t>
-      </w:r>
-      <w:r>
-        <w:t xml:space="preserve">it. The hypothesis is always asserted of an</w:t>
-      </w:r>
-      <w:r>
-        <w:t xml:space="preserve"> </w:t>
-      </w:r>
-      <w:r>
-        <w:t xml:space="preserve">explicitly named pair: it does</w:t>
-      </w:r>
-      <w:r>
-        <w:t xml:space="preserve"> </w:t>
-      </w:r>
-      <w:r>
-        <w:rPr>
-          <w:i/>
-          <w:iCs/>
-        </w:rPr>
-        <w:t xml:space="preserve">not</w:t>
-      </w:r>
-      <w:r>
-        <w:t xml:space="preserve"> </w:t>
-      </w:r>
-      <w:r>
-        <w:t xml:space="preserve">assert that some such pair exists somewhere in</w:t>
-      </w:r>
-      <w:r>
-        <w:t xml:space="preserve"> </w:t>
-      </w:r>
-      <m:oMath>
-        <m:r>
-          <m:rPr>
-            <m:scr m:val="script"/>
-            <m:sty m:val="p"/>
-          </m:rPr>
-          <m:t>D</m:t>
-        </m:r>
-      </m:oMath>
-      <w:r>
-        <w:t xml:space="preserve">,</w:t>
-      </w:r>
-      <w:r>
-        <w:t xml:space="preserve"> </w:t>
-      </w:r>
-      <w:r>
-        <w:t xml:space="preserve">and attainment on one pair implies nothing about attainment on another. If</w:t>
-      </w:r>
-      <w:r>
-        <w:t xml:space="preserve"> </w:t>
-      </w:r>
-      <m:oMath>
-        <m:sSub>
-          <m:e>
-            <m:r>
-              <m:t>δ</m:t>
-            </m:r>
-          </m:e>
-          <m:sub>
-            <m:r>
-              <m:t>M</m:t>
-            </m:r>
-          </m:sub>
-        </m:sSub>
-      </m:oMath>
-      <w:r>
-        <w:t xml:space="preserve"> </w:t>
-      </w:r>
-      <w:r>
-        <w:t xml:space="preserve">attains</w:t>
-      </w:r>
-      <w:r>
-        <w:t xml:space="preserve"> </w:t>
-      </w:r>
-      <w:r>
-        <w:t xml:space="preserve">value on a pair with</w:t>
-      </w:r>
-      <w:r>
-        <w:t xml:space="preserve"> </w:t>
-      </w:r>
-      <m:oMath>
-        <m:r>
-          <m:rPr>
-            <m:sty m:val="p"/>
-          </m:rPr>
-          <m:t>{</m:t>
-        </m:r>
-        <m:sSub>
-          <m:e>
-            <m:r>
-              <m:t>T</m:t>
-            </m:r>
-          </m:e>
-          <m:sub>
-            <m:r>
-              <m:t>a</m:t>
-            </m:r>
-          </m:sub>
-        </m:sSub>
-        <m:r>
-          <m:rPr>
-            <m:sty m:val="p"/>
-          </m:rPr>
-          <m:t>,</m:t>
-        </m:r>
-        <m:sSub>
-          <m:e>
-            <m:r>
-              <m:t>T</m:t>
-            </m:r>
-          </m:e>
-          <m:sub>
-            <m:r>
-              <m:t>b</m:t>
-            </m:r>
-          </m:sub>
-        </m:sSub>
-        <m:r>
-          <m:rPr>
-            <m:sty m:val="p"/>
-          </m:rPr>
-          <m:t>}</m:t>
-        </m:r>
-        <m:r>
-          <m:rPr>
-            <m:sty m:val="p"/>
-          </m:rPr>
-          <m:t>⊆</m:t>
-        </m:r>
-        <m:r>
-          <m:rPr>
-            <m:scr m:val="script"/>
-            <m:sty m:val="p"/>
-          </m:rPr>
-          <m:t>D</m:t>
-        </m:r>
-      </m:oMath>
-      <w:r>
-        <w:t xml:space="preserve">, then</w:t>
-      </w:r>
-      <w:r>
-        <w:t xml:space="preserve"> </w:t>
-      </w:r>
-      <m:oMath>
-        <m:sSub>
-          <m:e>
-            <m:r>
-              <m:t>W</m:t>
-            </m:r>
-          </m:e>
-          <m:sub>
-            <m:r>
-              <m:t>1</m:t>
-            </m:r>
-          </m:sub>
-        </m:sSub>
-      </m:oMath>
-      <w:r>
-        <w:t xml:space="preserve"> </w:t>
-      </w:r>
-      <w:r>
-        <w:t xml:space="preserve">and</w:t>
-      </w:r>
-      <w:r>
-        <w:t xml:space="preserve"> </w:t>
-      </w:r>
-      <m:oMath>
-        <m:sSub>
-          <m:e>
-            <m:r>
-              <m:t>W</m:t>
-            </m:r>
-          </m:e>
-          <m:sub>
-            <m:r>
-              <m:t>2</m:t>
-            </m:r>
-          </m:sub>
-        </m:sSub>
-      </m:oMath>
-      <w:r>
-        <w:t xml:space="preserve"> </w:t>
-      </w:r>
-      <w:r>
-        <w:t xml:space="preserve">are</w:t>
-      </w:r>
-      <w:r>
-        <w:t xml:space="preserve"> </w:t>
-      </w:r>
-      <m:oMath>
-        <m:r>
-          <m:rPr>
-            <m:sty m:val="p"/>
-          </m:rPr>
-          <m:t>(</m:t>
-        </m:r>
-        <m:r>
-          <m:t>M</m:t>
-        </m:r>
-        <m:r>
-          <m:rPr>
-            <m:sty m:val="p"/>
-          </m:rPr>
-          <m:t>,</m:t>
-        </m:r>
-        <m:r>
-          <m:rPr>
-            <m:scr m:val="script"/>
-            <m:sty m:val="p"/>
-          </m:rPr>
-          <m:t>D</m:t>
-        </m:r>
-        <m:r>
-          <m:rPr>
-            <m:sty m:val="p"/>
-          </m:rPr>
-          <m:t>)</m:t>
-        </m:r>
-      </m:oMath>
-      <w:r>
-        <w:t xml:space="preserve">-incomparable.</w:t>
       </w:r>
     </w:p>
     <w:bookmarkEnd w:id="41"/>
@@ -16846,47 +15615,216 @@
         <w:pStyle w:val="BodyText"/>
       </w:pPr>
       <w:r>
-        <w:t xml:space="preserve">It is worth fixing what each formal object does, since they are easy to run together.</w:t>
-      </w:r>
-      <w:r>
-        <w:t xml:space="preserve"> </w:t>
-      </w:r>
-      <w:r>
-        <w:t xml:space="preserve">Lemma 1 establishes structural incomparability for the specified projection</w:t>
-      </w:r>
-      <w:r>
-        <w:t xml:space="preserve"> </w:t>
-      </w:r>
-      <w:r>
-        <w:t xml:space="preserve">sources, and needs no prior, no caps and no measurement. Lemma 2 gives a</w:t>
-      </w:r>
-      <w:r>
-        <w:t xml:space="preserve"> </w:t>
-      </w:r>
-      <w:r>
-        <w:rPr>
-          <w:i/>
-          <w:iCs/>
-        </w:rPr>
-        <w:t xml:space="preserve">conditional</w:t>
-      </w:r>
-      <w:r>
-        <w:t xml:space="preserve"> </w:t>
-      </w:r>
-      <w:r>
-        <w:t xml:space="preserve">Bayes-value separation criterion for a pair not handed to us that way, and</w:t>
-      </w:r>
-      <w:r>
-        <w:t xml:space="preserve"> </w:t>
-      </w:r>
-      <w:r>
-        <w:t xml:space="preserve">clarifies why a fixed-decoder crossover alone is insufficient; its guessing caps are assumptions,</w:t>
-      </w:r>
-      <w:r>
-        <w:t xml:space="preserve"> </w:t>
-      </w:r>
-      <w:r>
-        <w:t xml:space="preserve">never estimates recovered from the observed state-conditional</w:t>
+        <w:t xml:space="preserve">Intuitively: a fixed-rule crossover proves structural incomparability only when each winning</w:t>
+      </w:r>
+      <w:r>
+        <w:t xml:space="preserve"> </w:t>
+      </w:r>
+      <w:r>
+        <w:t xml:space="preserve">source reveals a coordinate the losing source lacks; otherwise the crossover may</w:t>
+      </w:r>
+      <w:r>
+        <w:t xml:space="preserve"> </w:t>
+      </w:r>
+      <w:r>
+        <w:t xml:space="preserve">witness nothing more than the rule’s own incoherence.</w:t>
+      </w:r>
+    </w:p>
+    <w:bookmarkStart w:id="42" w:name="ass:attain"/>
+    <w:p>
+      <w:pPr>
+        <w:pStyle w:val="BodyText"/>
+      </w:pPr>
+      <w:r>
+        <w:rPr>
+          <w:b/>
+          <w:bCs/>
+        </w:rPr>
+        <w:t xml:space="preserve">Assumption 1</w:t>
+      </w:r>
+      <w:r>
+        <w:t xml:space="preserve"> </w:t>
+      </w:r>
+      <w:r>
+        <w:t xml:space="preserve">(Realized cross-advantage on the witnessing task pair).</w:t>
+      </w:r>
+      <w:r>
+        <w:t xml:space="preserve"> </w:t>
+      </w:r>
+      <w:r>
+        <w:t xml:space="preserve"> </w:t>
+      </w:r>
+      <w:r>
+        <w:t xml:space="preserve">Let</w:t>
+      </w:r>
+      <w:r>
+        <w:t xml:space="preserve"> </w:t>
+      </w:r>
+      <m:oMath>
+        <m:r>
+          <m:rPr>
+            <m:sty m:val="p"/>
+          </m:rPr>
+          <m:t>(</m:t>
+        </m:r>
+        <m:sSub>
+          <m:e>
+            <m:r>
+              <m:t>T</m:t>
+            </m:r>
+          </m:e>
+          <m:sub>
+            <m:r>
+              <m:t>a</m:t>
+            </m:r>
+          </m:sub>
+        </m:sSub>
+        <m:r>
+          <m:rPr>
+            <m:sty m:val="p"/>
+          </m:rPr>
+          <m:t>,</m:t>
+        </m:r>
+        <m:sSub>
+          <m:e>
+            <m:r>
+              <m:t>T</m:t>
+            </m:r>
+          </m:e>
+          <m:sub>
+            <m:r>
+              <m:t>b</m:t>
+            </m:r>
+          </m:sub>
+        </m:sSub>
+        <m:r>
+          <m:rPr>
+            <m:sty m:val="p"/>
+          </m:rPr>
+          <m:t>)</m:t>
+        </m:r>
+      </m:oMath>
+      <w:r>
+        <w:t xml:space="preserve"> </w:t>
+      </w:r>
+      <w:r>
+        <w:t xml:space="preserve">be an</w:t>
+      </w:r>
+      <w:r>
+        <w:t xml:space="preserve"> </w:t>
+      </w:r>
+      <w:r>
+        <w:rPr>
+          <w:i/>
+          <w:iCs/>
+        </w:rPr>
+        <w:t xml:space="preserve">ordered pair of named tasks</w:t>
+      </w:r>
+      <w:r>
+        <w:t xml:space="preserve">. Say</w:t>
+      </w:r>
+      <w:r>
+        <w:t xml:space="preserve"> </w:t>
+      </w:r>
+      <m:oMath>
+        <m:sSub>
+          <m:e>
+            <m:r>
+              <m:t>δ</m:t>
+            </m:r>
+          </m:e>
+          <m:sub>
+            <m:r>
+              <m:t>M</m:t>
+            </m:r>
+          </m:sub>
+        </m:sSub>
+      </m:oMath>
+      <w:r>
+        <w:t xml:space="preserve"> </w:t>
+      </w:r>
+      <w:r>
+        <w:rPr>
+          <w:i/>
+          <w:iCs/>
+        </w:rPr>
+        <w:t xml:space="preserve">attains value on</w:t>
+      </w:r>
+      <w:r>
+        <w:t xml:space="preserve"> </w:t>
+      </w:r>
+      <m:oMath>
+        <m:r>
+          <m:rPr>
+            <m:sty m:val="p"/>
+          </m:rPr>
+          <m:t>(</m:t>
+        </m:r>
+        <m:sSub>
+          <m:e>
+            <m:r>
+              <m:t>T</m:t>
+            </m:r>
+          </m:e>
+          <m:sub>
+            <m:r>
+              <m:t>a</m:t>
+            </m:r>
+          </m:sub>
+        </m:sSub>
+        <m:r>
+          <m:rPr>
+            <m:sty m:val="p"/>
+          </m:rPr>
+          <m:t>,</m:t>
+        </m:r>
+        <m:sSub>
+          <m:e>
+            <m:r>
+              <m:t>T</m:t>
+            </m:r>
+          </m:e>
+          <m:sub>
+            <m:r>
+              <m:t>b</m:t>
+            </m:r>
+          </m:sub>
+        </m:sSub>
+        <m:r>
+          <m:rPr>
+            <m:sty m:val="p"/>
+          </m:rPr>
+          <m:t>)</m:t>
+        </m:r>
+      </m:oMath>
+      <w:r>
+        <w:t xml:space="preserve"> </w:t>
+      </w:r>
+      <w:r>
+        <w:t xml:space="preserve">with margin</w:t>
+      </w:r>
+      <w:r>
+        <w:t xml:space="preserve"> </w:t>
+      </w:r>
+      <m:oMath>
+        <m:r>
+          <m:t>γ</m:t>
+        </m:r>
+        <m:r>
+          <m:rPr>
+            <m:sty m:val="p"/>
+          </m:rPr>
+          <m:t>&gt;</m:t>
+        </m:r>
+        <m:r>
+          <m:t>0</m:t>
+        </m:r>
+      </m:oMath>
+      <w:r>
+        <w:t xml:space="preserve"> </w:t>
+      </w:r>
+      <w:r>
+        <w:t xml:space="preserve">if</w:t>
       </w:r>
       <w:r>
         <w:t xml:space="preserve"> </w:t>
@@ -16925,6 +15863,661 @@
             </m:r>
           </m:sub>
         </m:sSub>
+        <m:r>
+          <m:rPr>
+            <m:sty m:val="p"/>
+          </m:rPr>
+          <m:t>(</m:t>
+        </m:r>
+        <m:sSub>
+          <m:e>
+            <m:r>
+              <m:t>W</m:t>
+            </m:r>
+          </m:e>
+          <m:sub>
+            <m:r>
+              <m:t>1</m:t>
+            </m:r>
+          </m:sub>
+        </m:sSub>
+        <m:r>
+          <m:rPr>
+            <m:sty m:val="p"/>
+          </m:rPr>
+          <m:t>,</m:t>
+        </m:r>
+        <m:sSub>
+          <m:e>
+            <m:r>
+              <m:t>T</m:t>
+            </m:r>
+          </m:e>
+          <m:sub>
+            <m:r>
+              <m:t>a</m:t>
+            </m:r>
+          </m:sub>
+        </m:sSub>
+        <m:r>
+          <m:rPr>
+            <m:sty m:val="p"/>
+          </m:rPr>
+          <m:t>)</m:t>
+        </m:r>
+        <m:r>
+          <m:rPr>
+            <m:sty m:val="p"/>
+          </m:rPr>
+          <m:t>−</m:t>
+        </m:r>
+        <m:sSub>
+          <m:e>
+            <m:r>
+              <m:rPr>
+                <m:sty m:val="p"/>
+              </m:rPr>
+              <m:t>P</m:t>
+            </m:r>
+            <m:r>
+              <m:rPr>
+                <m:sty m:val="p"/>
+              </m:rPr>
+              <m:t>A</m:t>
+            </m:r>
+            <m:r>
+              <m:rPr>
+                <m:sty m:val="p"/>
+              </m:rPr>
+              <m:t>S</m:t>
+            </m:r>
+            <m:r>
+              <m:rPr>
+                <m:sty m:val="p"/>
+              </m:rPr>
+              <m:t>S</m:t>
+            </m:r>
+          </m:e>
+          <m:sub>
+            <m:r>
+              <m:t>M</m:t>
+            </m:r>
+          </m:sub>
+        </m:sSub>
+        <m:r>
+          <m:rPr>
+            <m:sty m:val="p"/>
+          </m:rPr>
+          <m:t>(</m:t>
+        </m:r>
+        <m:sSub>
+          <m:e>
+            <m:r>
+              <m:t>W</m:t>
+            </m:r>
+          </m:e>
+          <m:sub>
+            <m:r>
+              <m:t>2</m:t>
+            </m:r>
+          </m:sub>
+        </m:sSub>
+        <m:r>
+          <m:rPr>
+            <m:sty m:val="p"/>
+          </m:rPr>
+          <m:t>,</m:t>
+        </m:r>
+        <m:sSub>
+          <m:e>
+            <m:r>
+              <m:t>T</m:t>
+            </m:r>
+          </m:e>
+          <m:sub>
+            <m:r>
+              <m:t>a</m:t>
+            </m:r>
+          </m:sub>
+        </m:sSub>
+        <m:r>
+          <m:rPr>
+            <m:sty m:val="p"/>
+          </m:rPr>
+          <m:t>)</m:t>
+        </m:r>
+        <m:r>
+          <m:rPr>
+            <m:sty m:val="p"/>
+          </m:rPr>
+          <m:t>≥</m:t>
+        </m:r>
+        <m:r>
+          <m:t>γ</m:t>
+        </m:r>
+      </m:oMath>
+      <w:r>
+        <w:t xml:space="preserve"> </w:t>
+      </w:r>
+      <w:r>
+        <w:t xml:space="preserve">and</w:t>
+      </w:r>
+      <w:r>
+        <w:t xml:space="preserve"> </w:t>
+      </w:r>
+      <m:oMath>
+        <m:sSub>
+          <m:e>
+            <m:r>
+              <m:rPr>
+                <m:sty m:val="p"/>
+              </m:rPr>
+              <m:t>P</m:t>
+            </m:r>
+            <m:r>
+              <m:rPr>
+                <m:sty m:val="p"/>
+              </m:rPr>
+              <m:t>A</m:t>
+            </m:r>
+            <m:r>
+              <m:rPr>
+                <m:sty m:val="p"/>
+              </m:rPr>
+              <m:t>S</m:t>
+            </m:r>
+            <m:r>
+              <m:rPr>
+                <m:sty m:val="p"/>
+              </m:rPr>
+              <m:t>S</m:t>
+            </m:r>
+          </m:e>
+          <m:sub>
+            <m:r>
+              <m:t>M</m:t>
+            </m:r>
+          </m:sub>
+        </m:sSub>
+        <m:r>
+          <m:rPr>
+            <m:sty m:val="p"/>
+          </m:rPr>
+          <m:t>(</m:t>
+        </m:r>
+        <m:sSub>
+          <m:e>
+            <m:r>
+              <m:t>W</m:t>
+            </m:r>
+          </m:e>
+          <m:sub>
+            <m:r>
+              <m:t>2</m:t>
+            </m:r>
+          </m:sub>
+        </m:sSub>
+        <m:r>
+          <m:rPr>
+            <m:sty m:val="p"/>
+          </m:rPr>
+          <m:t>,</m:t>
+        </m:r>
+        <m:sSub>
+          <m:e>
+            <m:r>
+              <m:t>T</m:t>
+            </m:r>
+          </m:e>
+          <m:sub>
+            <m:r>
+              <m:t>b</m:t>
+            </m:r>
+          </m:sub>
+        </m:sSub>
+        <m:r>
+          <m:rPr>
+            <m:sty m:val="p"/>
+          </m:rPr>
+          <m:t>)</m:t>
+        </m:r>
+        <m:r>
+          <m:rPr>
+            <m:sty m:val="p"/>
+          </m:rPr>
+          <m:t>−</m:t>
+        </m:r>
+        <m:sSub>
+          <m:e>
+            <m:r>
+              <m:rPr>
+                <m:sty m:val="p"/>
+              </m:rPr>
+              <m:t>P</m:t>
+            </m:r>
+            <m:r>
+              <m:rPr>
+                <m:sty m:val="p"/>
+              </m:rPr>
+              <m:t>A</m:t>
+            </m:r>
+            <m:r>
+              <m:rPr>
+                <m:sty m:val="p"/>
+              </m:rPr>
+              <m:t>S</m:t>
+            </m:r>
+            <m:r>
+              <m:rPr>
+                <m:sty m:val="p"/>
+              </m:rPr>
+              <m:t>S</m:t>
+            </m:r>
+          </m:e>
+          <m:sub>
+            <m:r>
+              <m:t>M</m:t>
+            </m:r>
+          </m:sub>
+        </m:sSub>
+        <m:r>
+          <m:rPr>
+            <m:sty m:val="p"/>
+          </m:rPr>
+          <m:t>(</m:t>
+        </m:r>
+        <m:sSub>
+          <m:e>
+            <m:r>
+              <m:t>W</m:t>
+            </m:r>
+          </m:e>
+          <m:sub>
+            <m:r>
+              <m:t>1</m:t>
+            </m:r>
+          </m:sub>
+        </m:sSub>
+        <m:r>
+          <m:rPr>
+            <m:sty m:val="p"/>
+          </m:rPr>
+          <m:t>,</m:t>
+        </m:r>
+        <m:sSub>
+          <m:e>
+            <m:r>
+              <m:t>T</m:t>
+            </m:r>
+          </m:e>
+          <m:sub>
+            <m:r>
+              <m:t>b</m:t>
+            </m:r>
+          </m:sub>
+        </m:sSub>
+        <m:r>
+          <m:rPr>
+            <m:sty m:val="p"/>
+          </m:rPr>
+          <m:t>)</m:t>
+        </m:r>
+        <m:r>
+          <m:rPr>
+            <m:sty m:val="p"/>
+          </m:rPr>
+          <m:t>≥</m:t>
+        </m:r>
+        <m:r>
+          <m:t>γ</m:t>
+        </m:r>
+      </m:oMath>
+      <w:r>
+        <w:t xml:space="preserve">; i.e. the fixed model actually exploits each</w:t>
+      </w:r>
+      <w:r>
+        <w:t xml:space="preserve"> </w:t>
+      </w:r>
+      <w:r>
+        <w:t xml:space="preserve">source’s private coordinate on the task that requires it. Despite the historical name we keep for</w:t>
+      </w:r>
+      <w:r>
+        <w:t xml:space="preserve"> </w:t>
+      </w:r>
+      <w:r>
+        <w:t xml:space="preserve">the label, the condition is a statement about</w:t>
+      </w:r>
+      <w:r>
+        <w:t xml:space="preserve"> </w:t>
+      </w:r>
+      <w:r>
+        <w:rPr>
+          <w:i/>
+          <w:iCs/>
+        </w:rPr>
+        <w:t xml:space="preserve">realized</w:t>
+      </w:r>
+      <w:r>
+        <w:t xml:space="preserve"> </w:t>
+      </w:r>
+      <w:r>
+        <w:t xml:space="preserve">pass rates only: it asserts nothing</w:t>
+      </w:r>
+      <w:r>
+        <w:t xml:space="preserve"> </w:t>
+      </w:r>
+      <w:r>
+        <w:t xml:space="preserve">about the supremum in (3) being attained, and no design can compel a model to satisfy</w:t>
+      </w:r>
+      <w:r>
+        <w:t xml:space="preserve"> </w:t>
+      </w:r>
+      <w:r>
+        <w:t xml:space="preserve">it. The hypothesis is always asserted of an</w:t>
+      </w:r>
+      <w:r>
+        <w:t xml:space="preserve"> </w:t>
+      </w:r>
+      <w:r>
+        <w:t xml:space="preserve">explicitly named pair: it does</w:t>
+      </w:r>
+      <w:r>
+        <w:t xml:space="preserve"> </w:t>
+      </w:r>
+      <w:r>
+        <w:rPr>
+          <w:i/>
+          <w:iCs/>
+        </w:rPr>
+        <w:t xml:space="preserve">not</w:t>
+      </w:r>
+      <w:r>
+        <w:t xml:space="preserve"> </w:t>
+      </w:r>
+      <w:r>
+        <w:t xml:space="preserve">assert that some such pair exists somewhere in</w:t>
+      </w:r>
+      <w:r>
+        <w:t xml:space="preserve"> </w:t>
+      </w:r>
+      <m:oMath>
+        <m:r>
+          <m:rPr>
+            <m:scr m:val="script"/>
+            <m:sty m:val="p"/>
+          </m:rPr>
+          <m:t>D</m:t>
+        </m:r>
+      </m:oMath>
+      <w:r>
+        <w:t xml:space="preserve">,</w:t>
+      </w:r>
+      <w:r>
+        <w:t xml:space="preserve"> </w:t>
+      </w:r>
+      <w:r>
+        <w:t xml:space="preserve">and attainment on one pair implies nothing about attainment on another. If</w:t>
+      </w:r>
+      <w:r>
+        <w:t xml:space="preserve"> </w:t>
+      </w:r>
+      <m:oMath>
+        <m:sSub>
+          <m:e>
+            <m:r>
+              <m:t>δ</m:t>
+            </m:r>
+          </m:e>
+          <m:sub>
+            <m:r>
+              <m:t>M</m:t>
+            </m:r>
+          </m:sub>
+        </m:sSub>
+      </m:oMath>
+      <w:r>
+        <w:t xml:space="preserve"> </w:t>
+      </w:r>
+      <w:r>
+        <w:t xml:space="preserve">attains</w:t>
+      </w:r>
+      <w:r>
+        <w:t xml:space="preserve"> </w:t>
+      </w:r>
+      <w:r>
+        <w:t xml:space="preserve">value on a pair with</w:t>
+      </w:r>
+      <w:r>
+        <w:t xml:space="preserve"> </w:t>
+      </w:r>
+      <m:oMath>
+        <m:r>
+          <m:rPr>
+            <m:sty m:val="p"/>
+          </m:rPr>
+          <m:t>{</m:t>
+        </m:r>
+        <m:sSub>
+          <m:e>
+            <m:r>
+              <m:t>T</m:t>
+            </m:r>
+          </m:e>
+          <m:sub>
+            <m:r>
+              <m:t>a</m:t>
+            </m:r>
+          </m:sub>
+        </m:sSub>
+        <m:r>
+          <m:rPr>
+            <m:sty m:val="p"/>
+          </m:rPr>
+          <m:t>,</m:t>
+        </m:r>
+        <m:sSub>
+          <m:e>
+            <m:r>
+              <m:t>T</m:t>
+            </m:r>
+          </m:e>
+          <m:sub>
+            <m:r>
+              <m:t>b</m:t>
+            </m:r>
+          </m:sub>
+        </m:sSub>
+        <m:r>
+          <m:rPr>
+            <m:sty m:val="p"/>
+          </m:rPr>
+          <m:t>}</m:t>
+        </m:r>
+        <m:r>
+          <m:rPr>
+            <m:sty m:val="p"/>
+          </m:rPr>
+          <m:t>⊆</m:t>
+        </m:r>
+        <m:r>
+          <m:rPr>
+            <m:scr m:val="script"/>
+            <m:sty m:val="p"/>
+          </m:rPr>
+          <m:t>D</m:t>
+        </m:r>
+      </m:oMath>
+      <w:r>
+        <w:t xml:space="preserve">, then</w:t>
+      </w:r>
+      <w:r>
+        <w:t xml:space="preserve"> </w:t>
+      </w:r>
+      <m:oMath>
+        <m:sSub>
+          <m:e>
+            <m:r>
+              <m:t>W</m:t>
+            </m:r>
+          </m:e>
+          <m:sub>
+            <m:r>
+              <m:t>1</m:t>
+            </m:r>
+          </m:sub>
+        </m:sSub>
+      </m:oMath>
+      <w:r>
+        <w:t xml:space="preserve"> </w:t>
+      </w:r>
+      <w:r>
+        <w:t xml:space="preserve">and</w:t>
+      </w:r>
+      <w:r>
+        <w:t xml:space="preserve"> </w:t>
+      </w:r>
+      <m:oMath>
+        <m:sSub>
+          <m:e>
+            <m:r>
+              <m:t>W</m:t>
+            </m:r>
+          </m:e>
+          <m:sub>
+            <m:r>
+              <m:t>2</m:t>
+            </m:r>
+          </m:sub>
+        </m:sSub>
+      </m:oMath>
+      <w:r>
+        <w:t xml:space="preserve"> </w:t>
+      </w:r>
+      <w:r>
+        <w:t xml:space="preserve">are</w:t>
+      </w:r>
+      <w:r>
+        <w:t xml:space="preserve"> </w:t>
+      </w:r>
+      <m:oMath>
+        <m:r>
+          <m:rPr>
+            <m:sty m:val="p"/>
+          </m:rPr>
+          <m:t>(</m:t>
+        </m:r>
+        <m:r>
+          <m:t>M</m:t>
+        </m:r>
+        <m:r>
+          <m:rPr>
+            <m:sty m:val="p"/>
+          </m:rPr>
+          <m:t>,</m:t>
+        </m:r>
+        <m:r>
+          <m:rPr>
+            <m:scr m:val="script"/>
+            <m:sty m:val="p"/>
+          </m:rPr>
+          <m:t>D</m:t>
+        </m:r>
+        <m:r>
+          <m:rPr>
+            <m:sty m:val="p"/>
+          </m:rPr>
+          <m:t>)</m:t>
+        </m:r>
+      </m:oMath>
+      <w:r>
+        <w:t xml:space="preserve">-incomparable.</w:t>
+      </w:r>
+    </w:p>
+    <w:bookmarkEnd w:id="42"/>
+    <w:p>
+      <w:pPr>
+        <w:pStyle w:val="BodyText"/>
+      </w:pPr>
+      <w:r>
+        <w:t xml:space="preserve">It is worth fixing what each formal object does, since they are easy to run together.</w:t>
+      </w:r>
+      <w:r>
+        <w:t xml:space="preserve"> </w:t>
+      </w:r>
+      <w:r>
+        <w:t xml:space="preserve">Lemma 1 establishes structural incomparability for the specified projection</w:t>
+      </w:r>
+      <w:r>
+        <w:t xml:space="preserve"> </w:t>
+      </w:r>
+      <w:r>
+        <w:t xml:space="preserve">sources, and needs no prior, no caps and no measurement. Lemma 2 gives a</w:t>
+      </w:r>
+      <w:r>
+        <w:t xml:space="preserve"> </w:t>
+      </w:r>
+      <w:r>
+        <w:rPr>
+          <w:i/>
+          <w:iCs/>
+        </w:rPr>
+        <w:t xml:space="preserve">conditional</w:t>
+      </w:r>
+      <w:r>
+        <w:t xml:space="preserve"> </w:t>
+      </w:r>
+      <w:r>
+        <w:t xml:space="preserve">Bayes-value separation criterion for a pair not handed to us that way, and</w:t>
+      </w:r>
+      <w:r>
+        <w:t xml:space="preserve"> </w:t>
+      </w:r>
+      <w:r>
+        <w:t xml:space="preserve">clarifies why a fixed-decoder crossover alone is insufficient; its guessing caps are assumptions,</w:t>
+      </w:r>
+      <w:r>
+        <w:t xml:space="preserve"> </w:t>
+      </w:r>
+      <w:r>
+        <w:t xml:space="preserve">never estimates recovered from the observed state-conditional</w:t>
+      </w:r>
+      <w:r>
+        <w:t xml:space="preserve"> </w:t>
+      </w:r>
+      <m:oMath>
+        <m:sSub>
+          <m:e>
+            <m:r>
+              <m:rPr>
+                <m:sty m:val="p"/>
+              </m:rPr>
+              <m:t>P</m:t>
+            </m:r>
+            <m:r>
+              <m:rPr>
+                <m:sty m:val="p"/>
+              </m:rPr>
+              <m:t>A</m:t>
+            </m:r>
+            <m:r>
+              <m:rPr>
+                <m:sty m:val="p"/>
+              </m:rPr>
+              <m:t>S</m:t>
+            </m:r>
+            <m:r>
+              <m:rPr>
+                <m:sty m:val="p"/>
+              </m:rPr>
+              <m:t>S</m:t>
+            </m:r>
+          </m:e>
+          <m:sub>
+            <m:r>
+              <m:t>M</m:t>
+            </m:r>
+          </m:sub>
+        </m:sSub>
       </m:oMath>
       <w:r>
         <w:t xml:space="preserve"> </w:t>
@@ -17144,9 +16737,9 @@
         <w:t xml:space="preserve">an equivalence class.</w:t>
       </w:r>
     </w:p>
-    <w:bookmarkEnd w:id="42"/>
     <w:bookmarkEnd w:id="43"/>
-    <w:bookmarkStart w:id="53" w:name="sec:incomparability"/>
+    <w:bookmarkEnd w:id="44"/>
+    <w:bookmarkStart w:id="54" w:name="sec:incomparability"/>
     <w:p>
       <w:pPr>
         <w:pStyle w:val="Heading1"/>
@@ -17296,7 +16889,7 @@
         <w:t xml:space="preserve">score practitioners actually use); the two must not be conflated.</w:t>
       </w:r>
     </w:p>
-    <w:bookmarkStart w:id="48" w:name="query-independent-scores-the-theorem"/>
+    <w:bookmarkStart w:id="49" w:name="query-independent-scores-the-theorem"/>
     <w:p>
       <w:pPr>
         <w:pStyle w:val="Heading2"/>
@@ -17305,7 +16898,7 @@
         <w:t xml:space="preserve">Query-independent scores: the theorem</w:t>
       </w:r>
     </w:p>
-    <w:bookmarkStart w:id="44" w:name="thm:incomparable"/>
+    <w:bookmarkStart w:id="45" w:name="thm:incomparable"/>
     <w:p>
       <w:pPr>
         <w:pStyle w:val="FirstParagraph"/>
@@ -18369,8 +17962,8 @@
         <w:t xml:space="preserve">argument; the two conclusions concern their own witness pairs and do not transfer between them.</w:t>
       </w:r>
     </w:p>
-    <w:bookmarkEnd w:id="44"/>
-    <w:bookmarkStart w:id="45" w:name="rem:c2scope"/>
+    <w:bookmarkEnd w:id="45"/>
+    <w:bookmarkStart w:id="46" w:name="rem:c2scope"/>
     <w:p>
       <w:pPr>
         <w:pStyle w:val="BodyText"/>
@@ -18380,7 +17973,7 @@
           <w:i/>
           <w:iCs/>
         </w:rPr>
-        <w:t xml:space="preserve">Remark 3</w:t>
+        <w:t xml:space="preserve">Remark 4</w:t>
       </w:r>
       <w:r>
         <w:t xml:space="preserve"> </w:t>
@@ -18455,8 +18048,8 @@
         <w:t xml:space="preserve">victims of the theorem, not competitors (Proposition 1).</w:t>
       </w:r>
     </w:p>
-    <w:bookmarkEnd w:id="45"/>
-    <w:bookmarkStart w:id="46" w:name="prop:vinfo-monotone"/>
+    <w:bookmarkEnd w:id="46"/>
+    <w:bookmarkStart w:id="47" w:name="prop:vinfo-monotone"/>
     <w:p>
       <w:pPr>
         <w:pStyle w:val="BodyText"/>
@@ -18998,8 +18591,8 @@
         <w:t xml:space="preserve">but collapses it to one real number.</w:t>
       </w:r>
     </w:p>
-    <w:bookmarkEnd w:id="46"/>
-    <w:bookmarkStart w:id="47" w:name="rem:vinfo-scope"/>
+    <w:bookmarkEnd w:id="47"/>
+    <w:bookmarkStart w:id="48" w:name="rem:vinfo-scope"/>
     <w:p>
       <w:pPr>
         <w:pStyle w:val="BodyText"/>
@@ -19009,7 +18602,7 @@
           <w:i/>
           <w:iCs/>
         </w:rPr>
-        <w:t xml:space="preserve">Remark 4</w:t>
+        <w:t xml:space="preserve">Remark 5</w:t>
       </w:r>
       <w:r>
         <w:t xml:space="preserve"> </w:t>
@@ -19112,9 +18705,9 @@
         <w:t xml:space="preserve">only property this paper needs.</w:t>
       </w:r>
     </w:p>
-    <w:bookmarkEnd w:id="47"/>
     <w:bookmarkEnd w:id="48"/>
-    <w:bookmarkStart w:id="52" w:name="subsec:trap"/>
+    <w:bookmarkEnd w:id="49"/>
+    <w:bookmarkStart w:id="53" w:name="subsec:trap"/>
     <w:p>
       <w:pPr>
         <w:pStyle w:val="Heading2"/>
@@ -19232,7 +18825,7 @@
         <w:t xml:space="preserve">cover it. We make two precise statements instead.</w:t>
       </w:r>
     </w:p>
-    <w:bookmarkStart w:id="49" w:name="prop:trap-constrained"/>
+    <w:bookmarkStart w:id="50" w:name="prop:trap-constrained"/>
     <w:p>
       <w:pPr>
         <w:pStyle w:val="BodyText"/>
@@ -20882,8 +20475,8 @@
         <w:t xml:space="preserve">correctly on all tasks.</w:t>
       </w:r>
     </w:p>
-    <w:bookmarkEnd w:id="49"/>
-    <w:bookmarkStart w:id="50" w:name="rem:trapscope"/>
+    <w:bookmarkEnd w:id="50"/>
+    <w:bookmarkStart w:id="51" w:name="rem:trapscope"/>
     <w:p>
       <w:pPr>
         <w:pStyle w:val="BodyText"/>
@@ -20893,7 +20486,7 @@
           <w:i/>
           <w:iCs/>
         </w:rPr>
-        <w:t xml:space="preserve">Remark 5</w:t>
+        <w:t xml:space="preserve">Remark 6</w:t>
       </w:r>
       <w:r>
         <w:t xml:space="preserve"> </w:t>
@@ -21449,8 +21042,8 @@
         <w:t xml:space="preserve">into the constrained class on it (§7.4.2).</w:t>
       </w:r>
     </w:p>
-    <w:bookmarkEnd w:id="50"/>
-    <w:bookmarkStart w:id="51" w:name="rem:overlaponly"/>
+    <w:bookmarkEnd w:id="51"/>
+    <w:bookmarkStart w:id="52" w:name="rem:overlaponly"/>
     <w:p>
       <w:pPr>
         <w:pStyle w:val="BodyText"/>
@@ -21460,7 +21053,7 @@
           <w:i/>
           <w:iCs/>
         </w:rPr>
-        <w:t xml:space="preserve">Remark 6</w:t>
+        <w:t xml:space="preserve">Remark 7</w:t>
       </w:r>
       <w:r>
         <w:t xml:space="preserve"> </w:t>
@@ -21955,7 +21548,7 @@
         <w:t xml:space="preserve">rather than by this proposition.</w:t>
       </w:r>
     </w:p>
-    <w:bookmarkEnd w:id="51"/>
+    <w:bookmarkEnd w:id="52"/>
     <w:p>
       <w:pPr>
         <w:pStyle w:val="BodyText"/>
@@ -22044,7 +21637,7 @@
         <w:t xml:space="preserve"> </w:t>
       </w:r>
       <w:r>
-        <w:t xml:space="preserve">(Remark 5). Note also that it is a statement about</w:t>
+        <w:t xml:space="preserve">(Remark 6). Note also that it is a statement about</w:t>
       </w:r>
       <w:r>
         <w:t xml:space="preserve"> </w:t>
@@ -22574,9 +22167,9 @@
         <w:t xml:space="preserve">without implying that it must.</w:t>
       </w:r>
     </w:p>
-    <w:bookmarkEnd w:id="52"/>
     <w:bookmarkEnd w:id="53"/>
-    <w:bookmarkStart w:id="65" w:name="sec:estimator"/>
+    <w:bookmarkEnd w:id="54"/>
+    <w:bookmarkStart w:id="66" w:name="sec:estimator"/>
     <w:p>
       <w:pPr>
         <w:pStyle w:val="Heading1"/>
@@ -22611,7 +22204,7 @@
         <w:t xml:space="preserve">distribution-free verification that makes each comparison auditable on a live model.</w:t>
       </w:r>
     </w:p>
-    <w:bookmarkStart w:id="55" w:name="subsec:estimator-name"/>
+    <w:bookmarkStart w:id="56" w:name="subsec:estimator-name"/>
     <w:p>
       <w:pPr>
         <w:pStyle w:val="Heading2"/>
@@ -23565,7 +23158,7 @@
         <w:t xml:space="preserve">-incomparability.</w:t>
       </w:r>
     </w:p>
-    <w:bookmarkStart w:id="54" w:name="rem:notlecam"/>
+    <w:bookmarkStart w:id="55" w:name="rem:notlecam"/>
     <w:p>
       <w:pPr>
         <w:pStyle w:val="BodyText"/>
@@ -23575,7 +23168,7 @@
           <w:i/>
           <w:iCs/>
         </w:rPr>
-        <w:t xml:space="preserve">Remark 7</w:t>
+        <w:t xml:space="preserve">Remark 8</w:t>
       </w:r>
       <w:r>
         <w:t xml:space="preserve"> </w:t>
@@ -24029,9 +23622,9 @@
         <w:t xml:space="preserve">of Definition 5, the measurable shadow of Corollary 1.</w:t>
       </w:r>
     </w:p>
-    <w:bookmarkEnd w:id="54"/>
     <w:bookmarkEnd w:id="55"/>
-    <w:bookmarkStart w:id="58" w:name="subsec:certificate"/>
+    <w:bookmarkEnd w:id="56"/>
+    <w:bookmarkStart w:id="59" w:name="subsec:certificate"/>
     <w:p>
       <w:pPr>
         <w:pStyle w:val="Heading2"/>
@@ -24082,7 +23675,7 @@
         <w:t xml:space="preserve">valid.</w:t>
       </w:r>
     </w:p>
-    <w:bookmarkStart w:id="56" w:name="prop:certificate"/>
+    <w:bookmarkStart w:id="57" w:name="prop:certificate"/>
     <w:p>
       <w:pPr>
         <w:pStyle w:val="BodyText"/>
@@ -26455,7 +26048,7 @@
         <w:t xml:space="preserve">up to the equivalence margin.</w:t>
       </w:r>
     </w:p>
-    <w:bookmarkEnd w:id="56"/>
+    <w:bookmarkEnd w:id="57"/>
     <w:p>
       <w:pPr>
         <w:pStyle w:val="FirstParagraph"/>
@@ -26488,7 +26081,7 @@
         <w:t xml:space="preserve">guidance for black-box LLM evaluation (Appendix A).</w:t>
       </w:r>
     </w:p>
-    <w:bookmarkStart w:id="57" w:name="ass:iid"/>
+    <w:bookmarkStart w:id="58" w:name="ass:iid"/>
     <w:p>
       <w:pPr>
         <w:pStyle w:val="BodyText"/>
@@ -26663,9 +26256,9 @@
         <w:t xml:space="preserve">stark cells), Clopper–Pearson collapses and the verification is conservative.</w:t>
       </w:r>
     </w:p>
-    <w:bookmarkEnd w:id="57"/>
     <w:bookmarkEnd w:id="58"/>
-    <w:bookmarkStart w:id="61" w:name="subsec:interference"/>
+    <w:bookmarkEnd w:id="59"/>
+    <w:bookmarkStart w:id="62" w:name="subsec:interference"/>
     <w:p>
       <w:pPr>
         <w:pStyle w:val="Heading2"/>
@@ -27339,10 +26932,10 @@
         <w:t xml:space="preserve"> </w:t>
       </w:r>
       <w:r>
-        <w:t xml:space="preserve">interaction term only (Remark 8).</w:t>
+        <w:t xml:space="preserve">interaction term only (Remark 9).</w:t>
       </w:r>
     </w:p>
-    <w:bookmarkStart w:id="59" w:name="prop:interference"/>
+    <w:bookmarkStart w:id="60" w:name="prop:interference"/>
     <w:p>
       <w:pPr>
         <w:pStyle w:val="BodyText"/>
@@ -28771,8 +28364,8 @@
         <w:t xml:space="preserve">is genuinely private and hence on the incomparability reading (§3.3).</w:t>
       </w:r>
     </w:p>
-    <w:bookmarkEnd w:id="59"/>
-    <w:bookmarkStart w:id="60" w:name="rem:psinotharm"/>
+    <w:bookmarkEnd w:id="60"/>
+    <w:bookmarkStart w:id="61" w:name="rem:psinotharm"/>
     <w:p>
       <w:pPr>
         <w:pStyle w:val="FirstParagraph"/>
@@ -28782,7 +28375,7 @@
           <w:i/>
           <w:iCs/>
         </w:rPr>
-        <w:t xml:space="preserve">Remark 8</w:t>
+        <w:t xml:space="preserve">Remark 9</w:t>
       </w:r>
       <w:r>
         <w:t xml:space="preserve"> </w:t>
@@ -29456,9 +29049,9 @@
         <w:t xml:space="preserve">than four.</w:t>
       </w:r>
     </w:p>
-    <w:bookmarkEnd w:id="60"/>
     <w:bookmarkEnd w:id="61"/>
-    <w:bookmarkStart w:id="63" w:name="subsec:antimono"/>
+    <w:bookmarkEnd w:id="62"/>
+    <w:bookmarkStart w:id="64" w:name="subsec:antimono"/>
     <w:p>
       <w:pPr>
         <w:pStyle w:val="Heading2"/>
@@ -29584,7 +29177,7 @@
         <w:t xml:space="preserve">optimal-rule order (Theorem 1) and the realized rule diverge.</w:t>
       </w:r>
     </w:p>
-    <w:bookmarkStart w:id="62" w:name="thm:antimono"/>
+    <w:bookmarkStart w:id="63" w:name="thm:antimono"/>
     <w:p>
       <w:pPr>
         <w:pStyle w:val="BodyText"/>
@@ -31225,7 +30818,7 @@
         <w:t xml:space="preserve">.</w:t>
       </w:r>
     </w:p>
-    <w:bookmarkEnd w:id="62"/>
+    <w:bookmarkEnd w:id="63"/>
     <w:p>
       <w:pPr>
         <w:pStyle w:val="BodyText"/>
@@ -31316,8 +30909,8 @@
         <w:t xml:space="preserve">miss it by construction.</w:t>
       </w:r>
     </w:p>
-    <w:bookmarkEnd w:id="63"/>
-    <w:bookmarkStart w:id="64" w:name="subsec:fwer"/>
+    <w:bookmarkEnd w:id="64"/>
+    <w:bookmarkStart w:id="65" w:name="subsec:fwer"/>
     <w:p>
       <w:pPr>
         <w:pStyle w:val="Heading2"/>
@@ -31860,9 +31453,9 @@
         <w:t xml:space="preserve">is in Appendix A.</w:t>
       </w:r>
     </w:p>
-    <w:bookmarkEnd w:id="64"/>
     <w:bookmarkEnd w:id="65"/>
-    <w:bookmarkStart w:id="107" w:name="sec:experiments"/>
+    <w:bookmarkEnd w:id="66"/>
+    <w:bookmarkStart w:id="108" w:name="sec:experiments"/>
     <w:p>
       <w:pPr>
         <w:pStyle w:val="Heading1"/>
@@ -31937,7 +31530,7 @@
         <w:t xml:space="preserve">(§7.4), so the verification is auditable rather than asserted.</w:t>
       </w:r>
     </w:p>
-    <w:bookmarkStart w:id="68" w:name="sec:design"/>
+    <w:bookmarkStart w:id="69" w:name="sec:design"/>
     <w:p>
       <w:pPr>
         <w:pStyle w:val="Heading2"/>
@@ -32820,7 +32413,7 @@
         <w:t xml:space="preserve">first) as an order control.</w:t>
       </w:r>
     </w:p>
-    <w:bookmarkStart w:id="66" w:name="why-incomparable-garbling-argument."/>
+    <w:bookmarkStart w:id="67" w:name="why-incomparable-garbling-argument."/>
     <w:p>
       <w:pPr>
         <w:pStyle w:val="Heading4"/>
@@ -33072,8 +32665,8 @@
         <w:t xml:space="preserve">(Lemma 1).</w:t>
       </w:r>
     </w:p>
-    <w:bookmarkEnd w:id="66"/>
-    <w:bookmarkStart w:id="67" w:name="confound-defense-the-double-crossover."/>
+    <w:bookmarkEnd w:id="67"/>
+    <w:bookmarkStart w:id="68" w:name="confound-defense-the-double-crossover."/>
     <w:p>
       <w:pPr>
         <w:pStyle w:val="Heading4"/>
@@ -33305,9 +32898,9 @@
         <w:t xml:space="preserve">do not use those cells for claims that require a near-zero baseline.</w:t>
       </w:r>
     </w:p>
-    <w:bookmarkEnd w:id="67"/>
     <w:bookmarkEnd w:id="68"/>
-    <w:bookmarkStart w:id="71" w:name="sec:tasks"/>
+    <w:bookmarkEnd w:id="69"/>
+    <w:bookmarkStart w:id="72" w:name="sec:tasks"/>
     <w:p>
       <w:pPr>
         <w:pStyle w:val="Heading2"/>
@@ -33532,7 +33125,7 @@
         <w:t xml:space="preserve">, or the wrong exception type).</w:t>
       </w:r>
     </w:p>
-    <w:bookmarkStart w:id="69" w:name="verified-battery."/>
+    <w:bookmarkStart w:id="70" w:name="verified-battery."/>
     <w:p>
       <w:pPr>
         <w:pStyle w:val="Heading4"/>
@@ -33718,8 +33311,8 @@
         <w:t xml:space="preserve">deficiency surrogate accordingly (§7.4.1).</w:t>
       </w:r>
     </w:p>
-    <w:bookmarkEnd w:id="69"/>
-    <w:bookmarkStart w:id="70" w:name="the-relevance-trap."/>
+    <w:bookmarkEnd w:id="70"/>
+    <w:bookmarkStart w:id="71" w:name="the-relevance-trap."/>
     <w:p>
       <w:pPr>
         <w:pStyle w:val="Heading4"/>
@@ -34032,9 +33625,9 @@
         <w:t xml:space="preserve">claim for query-independent scalars.</w:t>
       </w:r>
     </w:p>
-    <w:bookmarkEnd w:id="70"/>
     <w:bookmarkEnd w:id="71"/>
-    <w:bookmarkStart w:id="83" w:name="sec:methodology"/>
+    <w:bookmarkEnd w:id="72"/>
+    <w:bookmarkStart w:id="84" w:name="sec:methodology"/>
     <w:p>
       <w:pPr>
         <w:pStyle w:val="Heading2"/>
@@ -34043,7 +33636,7 @@
         <w:t xml:space="preserve">Materials and Methods</w:t>
       </w:r>
     </w:p>
-    <w:bookmarkStart w:id="72" w:name="models-and-vendors."/>
+    <w:bookmarkStart w:id="73" w:name="models-and-vendors."/>
     <w:p>
       <w:pPr>
         <w:pStyle w:val="Heading4"/>
@@ -34084,8 +33677,8 @@
         <w:t xml:space="preserve">intervals, and raw run logs, is the complete empirical object.</w:t>
       </w:r>
     </w:p>
-    <w:bookmarkEnd w:id="72"/>
-    <w:bookmarkStart w:id="74" w:name="harness-and-arms."/>
+    <w:bookmarkEnd w:id="73"/>
+    <w:bookmarkStart w:id="75" w:name="harness-and-arms."/>
     <w:p>
       <w:pPr>
         <w:pStyle w:val="Heading4"/>
@@ -34113,7 +33706,7 @@
       <w:r>
         <w:t xml:space="preserve"> </w:t>
       </w:r>
-      <w:hyperlink r:id="rId73">
+      <w:hyperlink r:id="rId74">
         <w:r>
           <w:rPr>
             <w:rStyle w:val="Hyperlink"/>
@@ -34285,8 +33878,8 @@
         <w:t xml:space="preserve">completions per cell.</w:t>
       </w:r>
     </w:p>
-    <w:bookmarkEnd w:id="74"/>
-    <w:bookmarkStart w:id="75" w:name="one-turn-budget-two-transports."/>
+    <w:bookmarkEnd w:id="75"/>
+    <w:bookmarkStart w:id="76" w:name="one-turn-budget-two-transports."/>
     <w:p>
       <w:pPr>
         <w:pStyle w:val="Heading4"/>
@@ -34407,8 +34000,8 @@
         <w:t xml:space="preserve">held fixed and cancels.</w:t>
       </w:r>
     </w:p>
-    <w:bookmarkEnd w:id="75"/>
-    <w:bookmarkStart w:id="76" w:name="statistical-reporting."/>
+    <w:bookmarkEnd w:id="76"/>
+    <w:bookmarkStart w:id="77" w:name="statistical-reporting."/>
     <w:p>
       <w:pPr>
         <w:pStyle w:val="Heading4"/>
@@ -34591,8 +34184,8 @@
         <w:t xml:space="preserve">-values and fit no model to the data.</w:t>
       </w:r>
     </w:p>
-    <w:bookmarkEnd w:id="76"/>
-    <w:bookmarkStart w:id="77" w:name="reproducibility-artifacts."/>
+    <w:bookmarkEnd w:id="77"/>
+    <w:bookmarkStart w:id="78" w:name="reproducibility-artifacts."/>
     <w:p>
       <w:pPr>
         <w:pStyle w:val="Heading4"/>
@@ -34663,8 +34256,8 @@
         <w:t xml:space="preserve">outage policy, and the cells that were re-measured, with why.</w:t>
       </w:r>
     </w:p>
-    <w:bookmarkEnd w:id="77"/>
-    <w:bookmarkStart w:id="78" w:name="what-verified-means-in-plain-terms."/>
+    <w:bookmarkEnd w:id="78"/>
+    <w:bookmarkStart w:id="79" w:name="what-verified-means-in-plain-terms."/>
     <w:p>
       <w:pPr>
         <w:pStyle w:val="Heading4"/>
@@ -34895,8 +34488,8 @@
         <w:t xml:space="preserve">never used as evidence; the protocol reports its own insufficiency rather than hiding it.</w:t>
       </w:r>
     </w:p>
-    <w:bookmarkEnd w:id="78"/>
-    <w:bookmarkStart w:id="79" w:name="verification-parameters."/>
+    <w:bookmarkEnd w:id="79"/>
+    <w:bookmarkStart w:id="80" w:name="verification-parameters."/>
     <w:p>
       <w:pPr>
         <w:pStyle w:val="Heading4"/>
@@ -35383,7 +34976,7 @@
         <w:t xml:space="preserve"> </w:t>
       </w:r>
       <w:r>
-        <w:t xml:space="preserve">(Remark 8). We report each verification as marginally controlled at</w:t>
+        <w:t xml:space="preserve">(Remark 9). We report each verification as marginally controlled at</w:t>
       </w:r>
       <w:r>
         <w:t xml:space="preserve"> </w:t>
@@ -35692,8 +35285,8 @@
         <w:t xml:space="preserve">for the same margin.</w:t>
       </w:r>
     </w:p>
-    <w:bookmarkEnd w:id="79"/>
-    <w:bookmarkStart w:id="80" w:name="why-these-constants."/>
+    <w:bookmarkEnd w:id="80"/>
+    <w:bookmarkStart w:id="81" w:name="why-these-constants."/>
     <w:p>
       <w:pPr>
         <w:pStyle w:val="Heading4"/>
@@ -36036,8 +35629,8 @@
         <w:t xml:space="preserve">intervals on a one-sided bound, not a property of that effect.</w:t>
       </w:r>
     </w:p>
-    <w:bookmarkEnd w:id="80"/>
-    <w:bookmarkStart w:id="81" w:name="what-the-intervals-do-not-cover."/>
+    <w:bookmarkEnd w:id="81"/>
+    <w:bookmarkStart w:id="82" w:name="what-the-intervals-do-not-cover."/>
     <w:p>
       <w:pPr>
         <w:pStyle w:val="Heading4"/>
@@ -36322,8 +35915,8 @@
         <w:t xml:space="preserve">verdict survived it.</w:t>
       </w:r>
     </w:p>
-    <w:bookmarkEnd w:id="81"/>
-    <w:bookmarkStart w:id="82" w:name="sampling-regime."/>
+    <w:bookmarkEnd w:id="82"/>
+    <w:bookmarkStart w:id="83" w:name="sampling-regime."/>
     <w:p>
       <w:pPr>
         <w:pStyle w:val="Heading4"/>
@@ -36386,9 +35979,9 @@
         <w:t xml:space="preserve">policy, and retry policy in Appendix C.</w:t>
       </w:r>
     </w:p>
-    <w:bookmarkEnd w:id="82"/>
     <w:bookmarkEnd w:id="83"/>
-    <w:bookmarkStart w:id="95" w:name="sec:results"/>
+    <w:bookmarkEnd w:id="84"/>
+    <w:bookmarkStart w:id="96" w:name="sec:results"/>
     <w:p>
       <w:pPr>
         <w:pStyle w:val="Heading2"/>
@@ -36429,7 +36022,7 @@
         <w:t xml:space="preserve">underlying quantities.</w:t>
       </w:r>
     </w:p>
-    <w:bookmarkStart w:id="85" w:name="sec:results-incomp"/>
+    <w:bookmarkStart w:id="86" w:name="sec:results-incomp"/>
     <w:p>
       <w:pPr>
         <w:pStyle w:val="Heading3"/>
@@ -36441,6 +36034,18 @@
     <w:p>
       <w:pPr>
         <w:pStyle w:val="FirstParagraph"/>
+      </w:pPr>
+      <w:r>
+        <w:rPr>
+          <w:i/>
+          <w:iCs/>
+        </w:rPr>
+        <w:t xml:space="preserve">Question: do the two sources cross in realized pass rate, and does the crossing survive the multiplicity of choosing which cell carries it?</w:t>
+      </w:r>
+    </w:p>
+    <w:p>
+      <w:pPr>
+        <w:pStyle w:val="BodyText"/>
       </w:pPr>
       <w:r>
         <w:t xml:space="preserve">On every model the empirical deficiency is mutually positive,</w:t>
@@ -37025,7 +36630,7 @@
         <w:t xml:space="preserve">, far clear of zero.</w:t>
       </w:r>
     </w:p>
-    <w:bookmarkStart w:id="84" w:name="the-six-model-claim-made-jointly."/>
+    <w:bookmarkStart w:id="85" w:name="the-six-model-claim-made-jointly."/>
     <w:p>
       <w:pPr>
         <w:pStyle w:val="Heading4"/>
@@ -37612,9 +37217,9 @@
         <w:t xml:space="preserve">opposition replicated across six models.</w:t>
       </w:r>
     </w:p>
-    <w:bookmarkEnd w:id="84"/>
     <w:bookmarkEnd w:id="85"/>
-    <w:bookmarkStart w:id="87" w:name="sec:results-misrank"/>
+    <w:bookmarkEnd w:id="86"/>
+    <w:bookmarkStart w:id="88" w:name="sec:results-misrank"/>
     <w:p>
       <w:pPr>
         <w:pStyle w:val="Heading3"/>
@@ -37628,6 +37233,18 @@
         <w:pStyle w:val="FirstParagraph"/>
       </w:pPr>
       <w:r>
+        <w:rPr>
+          <w:i/>
+          <w:iCs/>
+        </w:rPr>
+        <w:t xml:space="preserve">Question: on a task whose vocabulary points the wrong way, which source do deployed relevance scorers put first, and does any of them recover the one that passes?</w:t>
+      </w:r>
+    </w:p>
+    <w:p>
+      <w:pPr>
+        <w:pStyle w:val="BodyText"/>
+      </w:pPr>
+      <w:r>
         <w:t xml:space="preserve">On the trap, query-conditioned lexical relevance ranks</w:t>
       </w:r>
       <w:r>
@@ -38162,7 +37779,7 @@
         <w:t xml:space="preserve">unguessable and that encoding knowledge is useless on this task.</w:t>
       </w:r>
     </w:p>
-    <w:bookmarkStart w:id="86" w:name="X92ef9457b97ee405b154a7eb0fa1aa3a6f2d684"/>
+    <w:bookmarkStart w:id="87" w:name="X92ef9457b97ee405b154a7eb0fa1aa3a6f2d684"/>
     <w:p>
       <w:pPr>
         <w:pStyle w:val="Heading4"/>
@@ -38615,7 +38232,7 @@
         <w:t xml:space="preserve"> </w:t>
       </w:r>
       <w:r>
-        <w:t xml:space="preserve">such cost (Remark 5). What the measurement does show is that the scorers</w:t>
+        <w:t xml:space="preserve">such cost (Remark 6). What the measurement does show is that the scorers</w:t>
       </w:r>
       <w:r>
         <w:t xml:space="preserve"> </w:t>
@@ -38624,9 +38241,9 @@
         <w:t xml:space="preserve">actually deployed here, which read text, pay that price.</w:t>
       </w:r>
     </w:p>
-    <w:bookmarkEnd w:id="86"/>
     <w:bookmarkEnd w:id="87"/>
-    <w:bookmarkStart w:id="93" w:name="sec:results-antimono"/>
+    <w:bookmarkEnd w:id="88"/>
+    <w:bookmarkStart w:id="94" w:name="sec:results-antimono"/>
     <w:p>
       <w:pPr>
         <w:pStyle w:val="Heading3"/>
@@ -38640,6 +38257,44 @@
         <w:pStyle w:val="FirstParagraph"/>
       </w:pPr>
       <w:r>
+        <w:rPr>
+          <w:i/>
+          <w:iCs/>
+        </w:rPr>
+        <w:t xml:space="preserve">Question: does adding a second correct source to a working prompt lower the pass rate, and is the drop larger than the margin</w:t>
+      </w:r>
+      <w:r>
+        <w:rPr>
+          <w:i/>
+          <w:iCs/>
+        </w:rPr>
+        <w:t xml:space="preserve"> </w:t>
+      </w:r>
+      <m:oMath>
+        <m:r>
+          <m:t>τ</m:t>
+        </m:r>
+      </m:oMath>
+      <w:r>
+        <w:rPr>
+          <w:i/>
+          <w:iCs/>
+        </w:rPr>
+        <w:t xml:space="preserve"> </w:t>
+      </w:r>
+      <w:r>
+        <w:rPr>
+          <w:i/>
+          <w:iCs/>
+        </w:rPr>
+        <w:t xml:space="preserve">we fixed in advance?</w:t>
+      </w:r>
+    </w:p>
+    <w:p>
+      <w:pPr>
+        <w:pStyle w:val="BodyText"/>
+      </w:pPr>
+      <w:r>
         <w:t xml:space="preserve">The superset</w:t>
       </w:r>
       <w:r>
@@ -39492,7 +39147,7 @@
         <w:t xml:space="preserve">.</w:t>
       </w:r>
     </w:p>
-    <w:bookmarkStart w:id="90" w:name="Xad950c9ad2efcae5ca328fe88a654bcb87f62fc"/>
+    <w:bookmarkStart w:id="91" w:name="Xad950c9ad2efcae5ca328fe88a654bcb87f62fc"/>
     <w:p>
       <w:pPr>
         <w:pStyle w:val="Heading4"/>
@@ -41268,7 +40923,7 @@
         <w:t xml:space="preserve">regardless.</w:t>
       </w:r>
     </w:p>
-    <w:bookmarkStart w:id="88" w:name="fig:hasse"/>
+    <w:bookmarkStart w:id="89" w:name="fig:hasse"/>
     <w:tbl>
       <w:tblPr>
         <w:tblStyle w:val="FigureTable"/>
@@ -41777,8 +41432,8 @@
         <w:t xml:space="preserve">.</w:t>
       </w:r>
     </w:p>
-    <w:bookmarkEnd w:id="88"/>
-    <w:bookmarkStart w:id="89" w:name="fig:forest"/>
+    <w:bookmarkEnd w:id="89"/>
+    <w:bookmarkStart w:id="90" w:name="fig:forest"/>
     <w:tbl>
       <w:tblPr>
         <w:tblStyle w:val="FigureTable"/>
@@ -42160,9 +41815,9 @@
         <w:t xml:space="preserve">Table 5, recomputed from the released per-cell counts.</w:t>
       </w:r>
     </w:p>
-    <w:bookmarkEnd w:id="89"/>
     <w:bookmarkEnd w:id="90"/>
-    <w:bookmarkStart w:id="91" w:name="what-the-position-controls-show."/>
+    <w:bookmarkEnd w:id="91"/>
+    <w:bookmarkStart w:id="92" w:name="what-the-position-controls-show."/>
     <w:p>
       <w:pPr>
         <w:pStyle w:val="Heading4"/>
@@ -42817,8 +42472,8 @@
         <w:t xml:space="preserve">of a positional explanation rather than the contribution of position to the size of the harm.</w:t>
       </w:r>
     </w:p>
-    <w:bookmarkEnd w:id="91"/>
-    <w:bookmarkStart w:id="92" w:name="robust-but-not-monotone-in-capability."/>
+    <w:bookmarkEnd w:id="92"/>
+    <w:bookmarkStart w:id="93" w:name="robust-but-not-monotone-in-capability."/>
     <w:p>
       <w:pPr>
         <w:pStyle w:val="Heading4"/>
@@ -43130,9 +42785,9 @@
         <w:t xml:space="preserve">rather than ordered. What survives is the negative claim, not the ranking that motivated it.</w:t>
       </w:r>
     </w:p>
-    <w:bookmarkEnd w:id="92"/>
     <w:bookmarkEnd w:id="93"/>
-    <w:bookmarkStart w:id="94" w:name="sec:results-moat"/>
+    <w:bookmarkEnd w:id="94"/>
+    <w:bookmarkStart w:id="95" w:name="sec:results-moat"/>
     <w:p>
       <w:pPr>
         <w:pStyle w:val="Heading3"/>
@@ -43146,6 +42801,18 @@
         <w:pStyle w:val="FirstParagraph"/>
       </w:pPr>
       <w:r>
+        <w:rPr>
+          <w:i/>
+          <w:iCs/>
+        </w:rPr>
+        <w:t xml:space="preserve">Question: how much of each private convention can a model supply on its own, and does that quantity order with capability?</w:t>
+      </w:r>
+    </w:p>
+    <w:p>
+      <w:pPr>
+        <w:pStyle w:val="BodyText"/>
+      </w:pPr>
+      <w:r>
         <w:t xml:space="preserve">The</w:t>
       </w:r>
       <w:r>
@@ -43590,9 +43257,9 @@
         <w:t xml:space="preserve">).</w:t>
       </w:r>
     </w:p>
-    <w:bookmarkEnd w:id="94"/>
     <w:bookmarkEnd w:id="95"/>
-    <w:bookmarkStart w:id="101" w:name="sec:results-generality"/>
+    <w:bookmarkEnd w:id="96"/>
+    <w:bookmarkStart w:id="102" w:name="sec:results-generality"/>
     <w:p>
       <w:pPr>
         <w:pStyle w:val="Heading2"/>
@@ -44439,7 +44106,7 @@
         <w:t xml:space="preserve">convention-to-task routing rather than in convention segmentation.</w:t>
       </w:r>
     </w:p>
-    <w:bookmarkStart w:id="97" w:name="sec:results-audit"/>
+    <w:bookmarkStart w:id="98" w:name="sec:results-audit"/>
     <w:p>
       <w:pPr>
         <w:pStyle w:val="Heading3"/>
@@ -44468,6 +44135,18 @@
         <w:pStyle w:val="FirstParagraph"/>
       </w:pPr>
       <w:r>
+        <w:rPr>
+          <w:i/>
+          <w:iCs/>
+        </w:rPr>
+        <w:t xml:space="preserve">Question: when a cell fails, what does the reply actually get wrong, and is the failure the mechanism this paper describes or an artifact of packaging?</w:t>
+      </w:r>
+    </w:p>
+    <w:p>
+      <w:pPr>
+        <w:pStyle w:val="BodyText"/>
+      </w:pPr>
+      <w:r>
         <w:t xml:space="preserve">One cell in Table A1 is anomalous: Haiku’s</w:t>
       </w:r>
       <w:r>
@@ -45319,7 +44998,7 @@
         <w:t xml:space="preserve">and are unaffected.</w:t>
       </w:r>
     </w:p>
-    <w:bookmarkStart w:id="96" w:name="packaging-is-not-the-confound."/>
+    <w:bookmarkStart w:id="97" w:name="packaging-is-not-the-confound."/>
     <w:p>
       <w:pPr>
         <w:pStyle w:val="Heading4"/>
@@ -45750,9 +45429,9 @@
         <w:t xml:space="preserve">) that is attributable to the described mechanism in every single draw.</w:t>
       </w:r>
     </w:p>
-    <w:bookmarkEnd w:id="96"/>
     <w:bookmarkEnd w:id="97"/>
-    <w:bookmarkStart w:id="100" w:name="sec:remeasure"/>
+    <w:bookmarkEnd w:id="98"/>
+    <w:bookmarkStart w:id="101" w:name="sec:remeasure"/>
     <w:p>
       <w:pPr>
         <w:pStyle w:val="Heading3"/>
@@ -46127,7 +45806,7 @@
         <w:t xml:space="preserve">.</w:t>
       </w:r>
     </w:p>
-    <w:bookmarkStart w:id="99" w:name="X6048aa77d89549cebd162582b87914a697e9c2a"/>
+    <w:bookmarkStart w:id="100" w:name="X6048aa77d89549cebd162582b87914a697e9c2a"/>
     <w:p>
       <w:pPr>
         <w:pStyle w:val="Heading4"/>
@@ -46750,7 +46429,7 @@
         <w:t xml:space="preserve">published cells were measured or whether the behaviour arrived with a model update.</w:t>
       </w:r>
     </w:p>
-    <w:bookmarkStart w:id="98" w:name="tab:remeasure"/>
+    <w:bookmarkStart w:id="99" w:name="tab:remeasure"/>
     <w:p>
       <w:pPr>
         <w:pStyle w:val="TableCaption"/>
@@ -48844,11 +48523,11 @@
         </w:tc>
       </w:tr>
     </w:tbl>
-    <w:bookmarkEnd w:id="98"/>
     <w:bookmarkEnd w:id="99"/>
     <w:bookmarkEnd w:id="100"/>
     <w:bookmarkEnd w:id="101"/>
-    <w:bookmarkStart w:id="106" w:name="sec:results-policies"/>
+    <w:bookmarkEnd w:id="102"/>
+    <w:bookmarkStart w:id="107" w:name="sec:results-policies"/>
     <w:p>
       <w:pPr>
         <w:pStyle w:val="Heading2"/>
@@ -49173,7 +48852,7 @@
         <w:t xml:space="preserve">the number below should not be read as a measured gain from a shipped selector.</w:t>
       </w:r>
     </w:p>
-    <w:bookmarkStart w:id="102" w:name="tab:policies"/>
+    <w:bookmarkStart w:id="103" w:name="tab:policies"/>
     <w:p>
       <w:pPr>
         <w:pStyle w:val="TableCaption"/>
@@ -50000,15 +49679,15 @@
         </w:tc>
       </w:tr>
     </w:tbl>
-    <w:bookmarkEnd w:id="102"/>
+    <w:bookmarkEnd w:id="103"/>
     <w:p>
       <w:pPr>
         <w:pStyle w:val="BodyText"/>
       </w:pPr>
-      <w:bookmarkStart w:id="103" w:name="tab:policies"/>
-      <w:bookmarkEnd w:id="103"/>
+      <w:bookmarkStart w:id="104" w:name="tab:policies"/>
+      <w:bookmarkEnd w:id="104"/>
     </w:p>
-    <w:bookmarkStart w:id="104" w:name="fig:policies"/>
+    <w:bookmarkStart w:id="105" w:name="fig:policies"/>
     <w:tbl>
       <w:tblPr>
         <w:tblStyle w:val="FigureTable"/>
@@ -50094,7 +49773,7 @@
         <w:t xml:space="preserve">advance and then evaluated.</w:t>
       </w:r>
     </w:p>
-    <w:bookmarkEnd w:id="104"/>
+    <w:bookmarkEnd w:id="105"/>
     <w:p>
       <w:pPr>
         <w:pStyle w:val="BodyText"/>
@@ -50358,7 +50037,7 @@
         <w:t xml:space="preserve">each of the two scalar policies measured here forfeits an entire cell class, and no single task-independent ranking keeps all four.</w:t>
       </w:r>
     </w:p>
-    <w:bookmarkStart w:id="105" w:name="what-follows-for-practice."/>
+    <w:bookmarkStart w:id="106" w:name="what-follows-for-practice."/>
     <w:p>
       <w:pPr>
         <w:pStyle w:val="Heading4"/>
@@ -50543,10 +50222,10 @@
         <w:t xml:space="preserve">harness.</w:t>
       </w:r>
     </w:p>
-    <w:bookmarkEnd w:id="105"/>
     <w:bookmarkEnd w:id="106"/>
     <w:bookmarkEnd w:id="107"/>
-    <w:bookmarkStart w:id="122" w:name="sec:discussion"/>
+    <w:bookmarkEnd w:id="108"/>
+    <w:bookmarkStart w:id="123" w:name="sec:discussion"/>
     <w:p>
       <w:pPr>
         <w:pStyle w:val="Heading1"/>
@@ -50687,7 +50366,7 @@
         <w:t xml:space="preserve">formalization is a model rather than a proof of the realized object.</w:t>
       </w:r>
     </w:p>
-    <w:bookmarkStart w:id="110" w:name="sec:disc-bridge"/>
+    <w:bookmarkStart w:id="111" w:name="sec:disc-bridge"/>
     <w:p>
       <w:pPr>
         <w:pStyle w:val="Heading2"/>
@@ -50700,10 +50379,10 @@
       <w:pPr>
         <w:pStyle w:val="FirstParagraph"/>
       </w:pPr>
-      <w:bookmarkStart w:id="108" w:name="sec:disc-deficiency"/>
-      <w:bookmarkEnd w:id="108"/>
-      <w:bookmarkStart w:id="109" w:name="sec:disc-certificate"/>
+      <w:bookmarkStart w:id="109" w:name="sec:disc-deficiency"/>
       <w:bookmarkEnd w:id="109"/>
+      <w:bookmarkStart w:id="110" w:name="sec:disc-certificate"/>
+      <w:bookmarkEnd w:id="110"/>
     </w:p>
     <w:p>
       <w:pPr>
@@ -50887,7 +50566,7 @@
         <w:t xml:space="preserve"> </w:t>
       </w:r>
       <w:r>
-        <w:t xml:space="preserve">(Remark 7). What is rigorous is the verification, which we regard as the most</w:t>
+        <w:t xml:space="preserve">(Remark 8). What is rigorous is the verification, which we regard as the most</w:t>
       </w:r>
       <w:r>
         <w:t xml:space="preserve"> </w:t>
@@ -50982,8 +50661,8 @@
         <w:t xml:space="preserve">a fixed adversarial battery, not a task distribution.</w:t>
       </w:r>
     </w:p>
-    <w:bookmarkEnd w:id="110"/>
-    <w:bookmarkStart w:id="111" w:name="sec:disc-antimono"/>
+    <w:bookmarkEnd w:id="111"/>
+    <w:bookmarkStart w:id="112" w:name="sec:disc-antimono"/>
     <w:p>
       <w:pPr>
         <w:pStyle w:val="Heading2"/>
@@ -51242,7 +50921,7 @@
         <w:t xml:space="preserve"> </w:t>
       </w:r>
       <w:r>
-        <w:t xml:space="preserve">Remark 8). We verify</w:t>
+        <w:t xml:space="preserve">Remark 9). We verify</w:t>
       </w:r>
       <w:r>
         <w:t xml:space="preserve"> </w:t>
@@ -51430,8 +51109,8 @@
         <w:t xml:space="preserve">across models even though each binary verdict stands on its own.</w:t>
       </w:r>
     </w:p>
-    <w:bookmarkEnd w:id="111"/>
-    <w:bookmarkStart w:id="112" w:name="sec:disc-mechanism"/>
+    <w:bookmarkEnd w:id="112"/>
+    <w:bookmarkStart w:id="113" w:name="sec:disc-mechanism"/>
     <w:p>
       <w:pPr>
         <w:pStyle w:val="Heading2"/>
@@ -52173,8 +51852,8 @@
         <w:t xml:space="preserve">contradicts.</w:t>
       </w:r>
     </w:p>
-    <w:bookmarkEnd w:id="112"/>
-    <w:bookmarkStart w:id="121" w:name="sec:limitations"/>
+    <w:bookmarkEnd w:id="113"/>
+    <w:bookmarkStart w:id="122" w:name="sec:limitations"/>
     <w:p>
       <w:pPr>
         <w:pStyle w:val="Heading2"/>
@@ -52191,7 +51870,7 @@
         <w:t xml:space="preserve">We collect the scope restrictions here; each is stated once and sized to its weight.</w:t>
       </w:r>
     </w:p>
-    <w:bookmarkStart w:id="113" w:name="from-diagnosis-to-selection."/>
+    <w:bookmarkStart w:id="114" w:name="from-diagnosis-to-selection."/>
     <w:p>
       <w:pPr>
         <w:pStyle w:val="Heading4"/>
@@ -52385,14 +52064,14 @@
         <w:t xml:space="preserve">scores, which is exactly what makes the selection safe under anti-monotonicity.</w:t>
       </w:r>
     </w:p>
-    <w:bookmarkEnd w:id="113"/>
-    <w:bookmarkStart w:id="114" w:name="source-pair-generality."/>
+    <w:bookmarkEnd w:id="114"/>
+    <w:bookmarkStart w:id="115" w:name="X06aeafce811b2d0b24b8bca3f3ed218e5984ef0"/>
     <w:p>
       <w:pPr>
         <w:pStyle w:val="Heading4"/>
       </w:pPr>
       <w:r>
-        <w:t xml:space="preserve">Source-pair generality.</w:t>
+        <w:t xml:space="preserve">Source-pair generality, and its regime dependence.</w:t>
       </w:r>
     </w:p>
     <w:p>
@@ -52400,13 +52079,336 @@
         <w:pStyle w:val="FirstParagraph"/>
       </w:pPr>
       <w:r>
-        <w:t xml:space="preserve">Incomparability and dominance hold for two hand-built pairs</w:t>
-      </w:r>
-      <w:r>
-        <w:t xml:space="preserve"> </w:t>
-      </w:r>
-      <w:r>
-        <w:t xml:space="preserve">in two domains; the cross-vendor record is single-pair. Pair-2 harm is verified at the margin</w:t>
+        <w:t xml:space="preserve">Incomparability and dominance hold</w:t>
+      </w:r>
+      <w:r>
+        <w:t xml:space="preserve"> </w:t>
+      </w:r>
+      <w:r>
+        <w:t xml:space="preserve">for two hand-built pairs in two domains, but not in the same measurement regime: the second pair</w:t>
+      </w:r>
+      <w:r>
+        <w:t xml:space="preserve"> </w:t>
+      </w:r>
+      <w:r>
+        <w:t xml:space="preserve">was measured agentically. Re-measured single-shot at</w:t>
+      </w:r>
+      <w:r>
+        <w:t xml:space="preserve"> </w:t>
+      </w:r>
+      <m:oMath>
+        <m:r>
+          <m:t>n</m:t>
+        </m:r>
+        <m:r>
+          <m:rPr>
+            <m:sty m:val="p"/>
+          </m:rPr>
+          <m:t>=</m:t>
+        </m:r>
+        <m:r>
+          <m:t>40</m:t>
+        </m:r>
+      </m:oMath>
+      <w:r>
+        <w:t xml:space="preserve">, the regime of the six-model record,</w:t>
+      </w:r>
+      <w:r>
+        <w:t xml:space="preserve"> </w:t>
+      </w:r>
+      <w:r>
+        <w:t xml:space="preserve">it does not reproduce.</w:t>
+      </w:r>
+      <w:r>
+        <w:t xml:space="preserve"> </w:t>
+      </w:r>
+      <m:oMath>
+        <m:sSub>
+          <m:e>
+            <m:r>
+              <m:t>V</m:t>
+            </m:r>
+          </m:e>
+          <m:sub>
+            <m:r>
+              <m:t>1</m:t>
+            </m:r>
+          </m:sub>
+        </m:sSub>
+      </m:oMath>
+      <w:r>
+        <w:t xml:space="preserve">’s ceiling falls from</w:t>
+      </w:r>
+      <w:r>
+        <w:t xml:space="preserve"> </w:t>
+      </w:r>
+      <m:oMath>
+        <m:r>
+          <m:t>80</m:t>
+        </m:r>
+        <m:r>
+          <m:rPr>
+            <m:sty m:val="p"/>
+          </m:rPr>
+          <m:t>%</m:t>
+        </m:r>
+      </m:oMath>
+      <w:r>
+        <w:t xml:space="preserve"> </w:t>
+      </w:r>
+      <w:r>
+        <w:t xml:space="preserve">to</w:t>
+      </w:r>
+      <w:r>
+        <w:t xml:space="preserve"> </w:t>
+      </w:r>
+      <m:oMath>
+        <m:r>
+          <m:t>25</m:t>
+        </m:r>
+        <m:r>
+          <m:rPr>
+            <m:sty m:val="p"/>
+          </m:rPr>
+          <m:t>%</m:t>
+        </m:r>
+      </m:oMath>
+      <w:r>
+        <w:t xml:space="preserve"> </w:t>
+      </w:r>
+      <w:r>
+        <w:t xml:space="preserve">on the contract cell and from</w:t>
+      </w:r>
+      <w:r>
+        <w:t xml:space="preserve"> </w:t>
+      </w:r>
+      <m:oMath>
+        <m:r>
+          <m:t>75</m:t>
+        </m:r>
+        <m:r>
+          <m:rPr>
+            <m:sty m:val="p"/>
+          </m:rPr>
+          <m:t>%</m:t>
+        </m:r>
+      </m:oMath>
+      <w:r>
+        <w:t xml:space="preserve"> </w:t>
+      </w:r>
+      <w:r>
+        <w:t xml:space="preserve">to</w:t>
+      </w:r>
+      <w:r>
+        <w:t xml:space="preserve"> </w:t>
+      </w:r>
+      <m:oMath>
+        <m:r>
+          <m:t>20</m:t>
+        </m:r>
+        <m:r>
+          <m:rPr>
+            <m:sty m:val="p"/>
+          </m:rPr>
+          <m:t>%</m:t>
+        </m:r>
+      </m:oMath>
+      <w:r>
+        <w:t xml:space="preserve"> </w:t>
+      </w:r>
+      <w:r>
+        <w:t xml:space="preserve">on the trap, the incomparability verification loses one direction</w:t>
+      </w:r>
+      <w:r>
+        <w:t xml:space="preserve"> </w:t>
+      </w:r>
+      <w:r>
+        <w:t xml:space="preserve">(</w:t>
+      </w:r>
+      <m:oMath>
+        <m:sSub>
+          <m:e>
+            <m:r>
+              <m:t>L</m:t>
+            </m:r>
+          </m:e>
+          <m:sub>
+            <m:r>
+              <m:rPr>
+                <m:scr m:val="script"/>
+                <m:sty m:val="p"/>
+              </m:rPr>
+              <m:t>D</m:t>
+            </m:r>
+          </m:sub>
+        </m:sSub>
+        <m:r>
+          <m:rPr>
+            <m:sty m:val="p"/>
+          </m:rPr>
+          <m:t>=</m:t>
+        </m:r>
+        <m:r>
+          <m:rPr>
+            <m:sty m:val="p"/>
+          </m:rPr>
+          <m:t>+</m:t>
+        </m:r>
+        <m:r>
+          <m:t>0.774</m:t>
+        </m:r>
+        <m:r>
+          <m:rPr>
+            <m:sty m:val="p"/>
+          </m:rPr>
+          <m:t>/</m:t>
+        </m:r>
+        <m:r>
+          <m:rPr>
+            <m:sty m:val="p"/>
+          </m:rPr>
+          <m:t>−</m:t>
+        </m:r>
+        <m:r>
+          <m:t>0.005</m:t>
+        </m:r>
+      </m:oMath>
+      <w:r>
+        <w:t xml:space="preserve">), and the superset</w:t>
+      </w:r>
+      <w:r>
+        <w:t xml:space="preserve"> </w:t>
+      </w:r>
+      <w:r>
+        <w:rPr>
+          <w:i/>
+          <w:iCs/>
+        </w:rPr>
+        <w:t xml:space="preserve">helps</w:t>
+      </w:r>
+      <w:r>
+        <w:t xml:space="preserve"> </w:t>
+      </w:r>
+      <w:r>
+        <w:t xml:space="preserve">rather than harms on the contract cell</w:t>
+      </w:r>
+      <w:r>
+        <w:t xml:space="preserve"> </w:t>
+      </w:r>
+      <w:r>
+        <w:t xml:space="preserve">(</w:t>
+      </w:r>
+      <m:oMath>
+        <m:r>
+          <m:t>25</m:t>
+        </m:r>
+        <m:r>
+          <m:rPr>
+            <m:sty m:val="p"/>
+          </m:rPr>
+          <m:t>%</m:t>
+        </m:r>
+        <m:r>
+          <m:rPr>
+            <m:sty m:val="p"/>
+          </m:rPr>
+          <m:t>→</m:t>
+        </m:r>
+        <m:r>
+          <m:t>55</m:t>
+        </m:r>
+        <m:r>
+          <m:rPr>
+            <m:sty m:val="p"/>
+          </m:rPr>
+          <m:t>%</m:t>
+        </m:r>
+      </m:oMath>
+      <w:r>
+        <w:t xml:space="preserve">,</w:t>
+      </w:r>
+      <w:r>
+        <w:t xml:space="preserve"> </w:t>
+      </w:r>
+      <m:oMath>
+        <m:sSub>
+          <m:e>
+            <m:r>
+              <m:rPr>
+                <m:sty m:val="p"/>
+              </m:rPr>
+              <m:t>Δ</m:t>
+            </m:r>
+          </m:e>
+          <m:sub>
+            <m:r>
+              <m:t>T</m:t>
+            </m:r>
+          </m:sub>
+        </m:sSub>
+        <m:r>
+          <m:rPr>
+            <m:sty m:val="p"/>
+          </m:rPr>
+          <m:t>=</m:t>
+        </m:r>
+        <m:r>
+          <m:rPr>
+            <m:sty m:val="p"/>
+          </m:rPr>
+          <m:t>+</m:t>
+        </m:r>
+        <m:r>
+          <m:t>0.30</m:t>
+        </m:r>
+      </m:oMath>
+      <w:r>
+        <w:t xml:space="preserve">). Without the agentic retries the model does not reliably satisfy</w:t>
+      </w:r>
+      <w:r>
+        <w:t xml:space="preserve"> </w:t>
+      </w:r>
+      <w:r>
+        <w:t xml:space="preserve">the</w:t>
+      </w:r>
+      <w:r>
+        <w:t xml:space="preserve"> </w:t>
+      </w:r>
+      <w:r>
+        <w:rPr>
+          <w:rStyle w:val="VerbatimChar"/>
+        </w:rPr>
+        <w:t xml:space="preserve">cache.put</w:t>
+      </w:r>
+      <w:r>
+        <w:t xml:space="preserve"> </w:t>
+      </w:r>
+      <w:r>
+        <w:t xml:space="preserve">contract at all, so the pair stops exhibiting the structure it was built</w:t>
+      </w:r>
+      <w:r>
+        <w:t xml:space="preserve"> </w:t>
+      </w:r>
+      <w:r>
+        <w:t xml:space="preserve">to exhibit. We report this rather than select the regime that works: second-domain generality is</w:t>
+      </w:r>
+      <w:r>
+        <w:t xml:space="preserve"> </w:t>
+      </w:r>
+      <w:r>
+        <w:t xml:space="preserve">established under the agentic harness only, and the single-shot evidence for both phenomena is</w:t>
+      </w:r>
+      <w:r>
+        <w:t xml:space="preserve"> </w:t>
+      </w:r>
+      <w:r>
+        <w:t xml:space="preserve">the six-model record on the first pair. The cross-vendor record is single-pair. Pair-2 harm, in</w:t>
+      </w:r>
+      <w:r>
+        <w:t xml:space="preserve"> </w:t>
+      </w:r>
+      <w:r>
+        <w:t xml:space="preserve">the agentic regime, is verified at the margin</w:t>
       </w:r>
       <w:r>
         <w:t xml:space="preserve"> </w:t>
@@ -52506,8 +52508,8 @@
         <w:t xml:space="preserve">steps.</w:t>
       </w:r>
     </w:p>
-    <w:bookmarkEnd w:id="114"/>
-    <w:bookmarkStart w:id="115" w:name="Xd344a6caba248cd0f3c9915a6f9f7c4f85f22da"/>
+    <w:bookmarkEnd w:id="115"/>
+    <w:bookmarkStart w:id="116" w:name="Xd344a6caba248cd0f3c9915a6f9f7c4f85f22da"/>
     <w:p>
       <w:pPr>
         <w:pStyle w:val="Heading4"/>
@@ -52616,8 +52618,8 @@
         <w:t xml:space="preserve">comparison.</w:t>
       </w:r>
     </w:p>
-    <w:bookmarkEnd w:id="115"/>
-    <w:bookmarkStart w:id="116" w:name="the-model-is-an-idealization-twice."/>
+    <w:bookmarkEnd w:id="116"/>
+    <w:bookmarkStart w:id="117" w:name="the-model-is-an-idealization-twice."/>
     <w:p>
       <w:pPr>
         <w:pStyle w:val="Heading4"/>
@@ -52719,8 +52721,8 @@
         <w:t xml:space="preserve">exactly by our hand-built pairs.</w:t>
       </w:r>
     </w:p>
-    <w:bookmarkEnd w:id="116"/>
-    <w:bookmarkStart w:id="117" w:name="Xa5c98a333d19887eef537b0cbe9525006be4a57"/>
+    <w:bookmarkEnd w:id="117"/>
+    <w:bookmarkStart w:id="118" w:name="Xa5c98a333d19887eef537b0cbe9525006be4a57"/>
     <w:p>
       <w:pPr>
         <w:pStyle w:val="Heading4"/>
@@ -52829,8 +52831,8 @@
         <w:t xml:space="preserve">pairs would be circular.</w:t>
       </w:r>
     </w:p>
-    <w:bookmarkEnd w:id="117"/>
-    <w:bookmarkStart w:id="118" w:name="scope-of-the-behavioural-controls."/>
+    <w:bookmarkEnd w:id="118"/>
+    <w:bookmarkStart w:id="119" w:name="scope-of-the-behavioural-controls."/>
     <w:p>
       <w:pPr>
         <w:pStyle w:val="Heading4"/>
@@ -53037,8 +53039,8 @@
         <w:t xml:space="preserve">of these across the roster remain untested.</w:t>
       </w:r>
     </w:p>
-    <w:bookmarkEnd w:id="118"/>
-    <w:bookmarkStart w:id="119" w:name="sampling-and-verification-regime."/>
+    <w:bookmarkEnd w:id="119"/>
+    <w:bookmarkStart w:id="120" w:name="sampling-and-verification-regime."/>
     <w:p>
       <w:pPr>
         <w:pStyle w:val="Heading4"/>
@@ -53121,8 +53123,8 @@
         <w:t xml:space="preserve">§8.1.</w:t>
       </w:r>
     </w:p>
-    <w:bookmarkEnd w:id="119"/>
-    <w:bookmarkStart w:id="120" w:name="ranker-spectrum-and-synergy."/>
+    <w:bookmarkEnd w:id="120"/>
+    <w:bookmarkStart w:id="121" w:name="ranker-spectrum-and-synergy."/>
     <w:p>
       <w:pPr>
         <w:pStyle w:val="Heading4"/>
@@ -53220,10 +53222,10 @@
         <w:t xml:space="preserve">beyond its parts; we make no claim about it.</w:t>
       </w:r>
     </w:p>
-    <w:bookmarkEnd w:id="120"/>
     <w:bookmarkEnd w:id="121"/>
     <w:bookmarkEnd w:id="122"/>
-    <w:bookmarkStart w:id="123" w:name="sec:conclusion"/>
+    <w:bookmarkEnd w:id="123"/>
+    <w:bookmarkStart w:id="124" w:name="sec:conclusion"/>
     <w:p>
       <w:pPr>
         <w:pStyle w:val="Heading1"/>
@@ -53237,32 +53239,249 @@
         <w:pStyle w:val="FirstParagraph"/>
       </w:pPr>
       <w:r>
-        <w:t xml:space="preserve">Bringing Blackwell and Le Cam to inference-time context is not ours to claim: concurrent work</w:t>
-      </w:r>
-      <w:r>
-        <w:t xml:space="preserve"> </w:t>
-      </w:r>
-      <w:r>
-        <w:t xml:space="preserve">reached the same apparatus from the admission side (§2.3). What we add</w:t>
-      </w:r>
-      <w:r>
-        <w:t xml:space="preserve"> </w:t>
-      </w:r>
-      <w:r>
-        <w:t xml:space="preserve">follows from taking</w:t>
-      </w:r>
-      <w:r>
-        <w:t xml:space="preserve"> </w:t>
-      </w:r>
-      <w:r>
-        <w:rPr>
-          <w:i/>
-          <w:iCs/>
-        </w:rPr>
-        <w:t xml:space="preserve">incomparability</w:t>
-      </w:r>
-      <w:r>
-        <w:t xml:space="preserve">, not deficiency-minimization, as the object.</w:t>
+        <w:t xml:space="preserve">Context selection is a partial-order problem, not a scalar one. When two sources are incomparable,</w:t>
+      </w:r>
+      <w:r>
+        <w:t xml:space="preserve"> </w:t>
+      </w:r>
+      <w:r>
+        <w:t xml:space="preserve">no single per-source score ranks them correctly for all tasks</w:t>
+      </w:r>
+      <w:r>
+        <w:t xml:space="preserve"> </w:t>
+      </w:r>
+      <w:r>
+        <w:t xml:space="preserve">(Theorem 2), which gives the field’s</w:t>
+      </w:r>
+      <w:r>
+        <w:t xml:space="preserve"> </w:t>
+      </w:r>
+      <w:r>
+        <w:t xml:space="preserve">“relevance does not transfer”</w:t>
+      </w:r>
+      <w:r>
+        <w:t xml:space="preserve"> </w:t>
+      </w:r>
+      <w:r>
+        <w:t xml:space="preserve">folklore</w:t>
+      </w:r>
+      <w:r>
+        <w:t xml:space="preserve"> </w:t>
+      </w:r>
+      <w:r>
+        <w:t xml:space="preserve">a formal boundary. Making that testable is what this paper does: a value-deficiency surrogate and</w:t>
+      </w:r>
+      <w:r>
+        <w:t xml:space="preserve"> </w:t>
+      </w:r>
+      <w:r>
+        <w:t xml:space="preserve">a finite-sample verification turn the order into something one can measure on a live model. On</w:t>
+      </w:r>
+      <w:r>
+        <w:t xml:space="preserve"> </w:t>
+      </w:r>
+      <w:r>
+        <w:t xml:space="preserve">six models across four vendors we verify at</w:t>
+      </w:r>
+      <w:r>
+        <w:t xml:space="preserve"> </w:t>
+      </w:r>
+      <m:oMath>
+        <m:r>
+          <m:rPr>
+            <m:sty m:val="p"/>
+          </m:rPr>
+          <m:t>≥</m:t>
+        </m:r>
+        <m:r>
+          <m:t>90</m:t>
+        </m:r>
+        <m:r>
+          <m:rPr>
+            <m:sty m:val="p"/>
+          </m:rPr>
+          <m:t>%</m:t>
+        </m:r>
+      </m:oMath>
+      <w:r>
+        <w:t xml:space="preserve"> </w:t>
+      </w:r>
+      <w:r>
+        <w:t xml:space="preserve">that two private sources cross in realized</w:t>
+      </w:r>
+      <w:r>
+        <w:t xml:space="preserve"> </w:t>
+      </w:r>
+      <w:r>
+        <w:t xml:space="preserve">pass rate; on each of them a deployed relevance score ranks the pair the wrong way on a designed</w:t>
+      </w:r>
+      <w:r>
+        <w:t xml:space="preserve"> </w:t>
+      </w:r>
+      <w:r>
+        <w:t xml:space="preserve">trap; and on eleven of twelve cells adding a strictly larger source lowers the pass rate, as far</w:t>
+      </w:r>
+      <w:r>
+        <w:t xml:space="preserve"> </w:t>
+      </w:r>
+      <w:r>
+        <w:t xml:space="preserve">as</w:t>
+      </w:r>
+      <w:r>
+        <w:t xml:space="preserve"> </w:t>
+      </w:r>
+      <m:oMath>
+        <m:r>
+          <m:t>100</m:t>
+        </m:r>
+        <m:r>
+          <m:rPr>
+            <m:sty m:val="p"/>
+          </m:rPr>
+          <m:t>%</m:t>
+        </m:r>
+        <m:r>
+          <m:rPr>
+            <m:sty m:val="p"/>
+          </m:rPr>
+          <m:t>→</m:t>
+        </m:r>
+        <m:r>
+          <m:t>0</m:t>
+        </m:r>
+        <m:r>
+          <m:rPr>
+            <m:sty m:val="p"/>
+          </m:rPr>
+          <m:t>%</m:t>
+        </m:r>
+      </m:oMath>
+      <w:r>
+        <w:t xml:space="preserve">, which no</w:t>
+      </w:r>
+      <w:r>
+        <w:t xml:space="preserve"> </w:t>
+      </w:r>
+      <w:r>
+        <w:t xml:space="preserve">“more-is-better”</w:t>
+      </w:r>
+      <w:r>
+        <w:t xml:space="preserve"> </w:t>
+      </w:r>
+      <w:r>
+        <w:t xml:space="preserve">scalar predicts. How much a private source is worth</w:t>
+      </w:r>
+      <w:r>
+        <w:t xml:space="preserve"> </w:t>
+      </w:r>
+      <w:r>
+        <w:t xml:space="preserve">depends on the model: guessability runs from</w:t>
+      </w:r>
+      <w:r>
+        <w:t xml:space="preserve"> </w:t>
+      </w:r>
+      <m:oMath>
+        <m:r>
+          <m:t>0</m:t>
+        </m:r>
+        <m:r>
+          <m:rPr>
+            <m:sty m:val="p"/>
+          </m:rPr>
+          <m:t>%</m:t>
+        </m:r>
+      </m:oMath>
+      <w:r>
+        <w:t xml:space="preserve"> </w:t>
+      </w:r>
+      <w:r>
+        <w:t xml:space="preserve">to</w:t>
+      </w:r>
+      <w:r>
+        <w:t xml:space="preserve"> </w:t>
+      </w:r>
+      <m:oMath>
+        <m:r>
+          <m:t>75</m:t>
+        </m:r>
+        <m:r>
+          <m:rPr>
+            <m:sty m:val="p"/>
+          </m:rPr>
+          <m:t>%</m:t>
+        </m:r>
+      </m:oMath>
+      <w:r>
+        <w:t xml:space="preserve"> </w:t>
+      </w:r>
+      <w:r>
+        <w:t xml:space="preserve">and is not ordered by capability,</w:t>
+      </w:r>
+      <w:r>
+        <w:t xml:space="preserve"> </w:t>
+      </w:r>
+      <w:r>
+        <w:t xml:space="preserve">with the three Anthropic models alone spanning</w:t>
+      </w:r>
+      <w:r>
+        <w:t xml:space="preserve"> </w:t>
+      </w:r>
+      <m:oMath>
+        <m:r>
+          <m:t>0</m:t>
+        </m:r>
+        <m:r>
+          <m:rPr>
+            <m:sty m:val="p"/>
+          </m:rPr>
+          <m:t>%</m:t>
+        </m:r>
+      </m:oMath>
+      <w:r>
+        <w:t xml:space="preserve">,</w:t>
+      </w:r>
+      <w:r>
+        <w:t xml:space="preserve"> </w:t>
+      </w:r>
+      <m:oMath>
+        <m:r>
+          <m:t>2</m:t>
+        </m:r>
+        <m:r>
+          <m:rPr>
+            <m:sty m:val="p"/>
+          </m:rPr>
+          <m:t>%</m:t>
+        </m:r>
+      </m:oMath>
+      <w:r>
+        <w:t xml:space="preserve"> </w:t>
+      </w:r>
+      <w:r>
+        <w:t xml:space="preserve">and</w:t>
+      </w:r>
+      <w:r>
+        <w:t xml:space="preserve"> </w:t>
+      </w:r>
+      <m:oMath>
+        <m:r>
+          <m:t>40</m:t>
+        </m:r>
+        <m:r>
+          <m:rPr>
+            <m:sty m:val="p"/>
+          </m:rPr>
+          <m:t>%</m:t>
+        </m:r>
+      </m:oMath>
+      <w:r>
+        <w:t xml:space="preserve">, so it is not a vendor</w:t>
+      </w:r>
+      <w:r>
+        <w:t xml:space="preserve"> </w:t>
+      </w:r>
+      <w:r>
+        <w:t xml:space="preserve">effect either. What it does track these runs cannot identify.</w:t>
       </w:r>
     </w:p>
     <w:p>
@@ -53270,283 +53489,41 @@
         <w:pStyle w:val="BodyText"/>
       </w:pPr>
       <w:r>
-        <w:t xml:space="preserve">Context selection is, at bottom, a partial-order problem, not a scalar one. When two sources are</w:t>
-      </w:r>
-      <w:r>
-        <w:t xml:space="preserve"> </w:t>
-      </w:r>
-      <w:r>
-        <w:t xml:space="preserve">incomparable, no single per-source score, relevance or utility, can rank them correctly for all</w:t>
-      </w:r>
-      <w:r>
-        <w:t xml:space="preserve"> </w:t>
-      </w:r>
-      <w:r>
-        <w:t xml:space="preserve">tasks (Theorem 2),</w:t>
-      </w:r>
-      <w:r>
-        <w:t xml:space="preserve"> </w:t>
-      </w:r>
-      <w:r>
-        <w:t xml:space="preserve">which explains the field’s</w:t>
-      </w:r>
-      <w:r>
-        <w:t xml:space="preserve"> </w:t>
-      </w:r>
-      <w:r>
-        <w:t xml:space="preserve">“relevance does not transfer”</w:t>
-      </w:r>
-      <w:r>
-        <w:t xml:space="preserve"> </w:t>
-      </w:r>
-      <w:r>
-        <w:t xml:space="preserve">folklore and gives utility-centric</w:t>
-      </w:r>
-      <w:r>
-        <w:t xml:space="preserve"> </w:t>
-      </w:r>
-      <w:r>
-        <w:t xml:space="preserve">retrieval its formal boundary. We made the order measurable</w:t>
-      </w:r>
-      <w:r>
-        <w:t xml:space="preserve"> </w:t>
-      </w:r>
-      <w:r>
-        <w:t xml:space="preserve">with a value-deficiency surrogate</w:t>
-      </w:r>
-      <w:r>
-        <w:t xml:space="preserve"> </w:t>
-      </w:r>
-      <m:oMath>
-        <m:sSub>
-          <m:e>
-            <m:acc>
-              <m:accPr>
-                <m:chr m:val="̂"/>
-              </m:accPr>
-              <m:e>
-                <m:r>
-                  <m:t>δ</m:t>
-                </m:r>
-              </m:e>
-            </m:acc>
-          </m:e>
-          <m:sub>
-            <m:r>
-              <m:rPr>
-                <m:scr m:val="script"/>
-                <m:sty m:val="p"/>
-              </m:rPr>
-              <m:t>D</m:t>
-            </m:r>
-          </m:sub>
-        </m:sSub>
-      </m:oMath>
-      <w:r>
-        <w:t xml:space="preserve"> </w:t>
-      </w:r>
-      <w:r>
-        <w:t xml:space="preserve">and a distribution-free verification, and we ran</w:t>
-      </w:r>
-      <w:r>
-        <w:t xml:space="preserve"> </w:t>
-      </w:r>
-      <w:r>
-        <w:t xml:space="preserve">the theory on six models across four vendors. On every model we verify (</w:t>
-      </w:r>
-      <m:oMath>
-        <m:r>
-          <m:rPr>
-            <m:sty m:val="p"/>
-          </m:rPr>
-          <m:t>≥</m:t>
-        </m:r>
-        <m:r>
-          <m:t>90</m:t>
-        </m:r>
-        <m:r>
-          <m:rPr>
-            <m:sty m:val="p"/>
-          </m:rPr>
-          <m:t>%</m:t>
-        </m:r>
-      </m:oMath>
-      <w:r>
-        <w:t xml:space="preserve">) that two</w:t>
-      </w:r>
-      <w:r>
-        <w:t xml:space="preserve"> </w:t>
-      </w:r>
-      <w:r>
-        <w:t xml:space="preserve">private sources are incomparable; on every model a real relevance score ranks them the wrong way;</w:t>
-      </w:r>
-      <w:r>
-        <w:t xml:space="preserve"> </w:t>
-      </w:r>
-      <w:r>
-        <w:t xml:space="preserve">and on all six we verify that adding a strictly larger source sharply lowers the pass rate (as</w:t>
-      </w:r>
-      <w:r>
-        <w:t xml:space="preserve"> </w:t>
-      </w:r>
-      <w:r>
-        <w:t xml:space="preserve">deep as</w:t>
-      </w:r>
-      <w:r>
-        <w:t xml:space="preserve"> </w:t>
-      </w:r>
-      <m:oMath>
-        <m:r>
-          <m:t>100</m:t>
-        </m:r>
-        <m:r>
-          <m:rPr>
-            <m:sty m:val="p"/>
-          </m:rPr>
-          <m:t>%</m:t>
-        </m:r>
-        <m:r>
-          <m:rPr>
-            <m:sty m:val="p"/>
-          </m:rPr>
-          <m:t>→</m:t>
-        </m:r>
-        <m:r>
-          <m:t>0</m:t>
-        </m:r>
-        <m:r>
-          <m:rPr>
-            <m:sty m:val="p"/>
-          </m:rPr>
-          <m:t>%</m:t>
-        </m:r>
-      </m:oMath>
-      <w:r>
-        <w:t xml:space="preserve">), which no</w:t>
-      </w:r>
-      <w:r>
-        <w:t xml:space="preserve"> </w:t>
-      </w:r>
-      <w:r>
-        <w:t xml:space="preserve">“more-is-better”</w:t>
-      </w:r>
-      <w:r>
-        <w:t xml:space="preserve"> </w:t>
-      </w:r>
-      <w:r>
-        <w:t xml:space="preserve">scalar can predict. How much a private source</w:t>
-      </w:r>
-      <w:r>
-        <w:t xml:space="preserve"> </w:t>
-      </w:r>
-      <w:r>
-        <w:t xml:space="preserve">is worth turns out to depend on the model: guessability runs from</w:t>
-      </w:r>
-      <w:r>
-        <w:t xml:space="preserve"> </w:t>
-      </w:r>
-      <m:oMath>
-        <m:r>
-          <m:t>0</m:t>
-        </m:r>
-        <m:r>
-          <m:rPr>
-            <m:sty m:val="p"/>
-          </m:rPr>
-          <m:t>%</m:t>
-        </m:r>
-      </m:oMath>
-      <w:r>
-        <w:t xml:space="preserve"> </w:t>
-      </w:r>
-      <w:r>
-        <w:t xml:space="preserve">to</w:t>
-      </w:r>
-      <w:r>
-        <w:t xml:space="preserve"> </w:t>
-      </w:r>
-      <m:oMath>
-        <m:r>
-          <m:t>75</m:t>
-        </m:r>
-        <m:r>
-          <m:rPr>
-            <m:sty m:val="p"/>
-          </m:rPr>
-          <m:t>%</m:t>
-        </m:r>
-      </m:oMath>
-      <w:r>
-        <w:t xml:space="preserve"> </w:t>
-      </w:r>
-      <w:r>
-        <w:t xml:space="preserve">across vendors</w:t>
-      </w:r>
-      <w:r>
-        <w:t xml:space="preserve"> </w:t>
-      </w:r>
-      <w:r>
-        <w:t xml:space="preserve">and is not ordered by capability; the three Anthropic models alone span</w:t>
-      </w:r>
-      <w:r>
-        <w:t xml:space="preserve"> </w:t>
-      </w:r>
-      <m:oMath>
-        <m:r>
-          <m:t>0</m:t>
-        </m:r>
-        <m:r>
-          <m:rPr>
-            <m:sty m:val="p"/>
-          </m:rPr>
-          <m:t>%</m:t>
-        </m:r>
-      </m:oMath>
-      <w:r>
-        <w:t xml:space="preserve">,</w:t>
-      </w:r>
-      <w:r>
-        <w:t xml:space="preserve"> </w:t>
-      </w:r>
-      <m:oMath>
-        <m:r>
-          <m:t>2</m:t>
-        </m:r>
-        <m:r>
-          <m:rPr>
-            <m:sty m:val="p"/>
-          </m:rPr>
-          <m:t>%</m:t>
-        </m:r>
-      </m:oMath>
-      <w:r>
-        <w:t xml:space="preserve"> </w:t>
-      </w:r>
-      <w:r>
-        <w:t xml:space="preserve">and</w:t>
-      </w:r>
-      <w:r>
-        <w:t xml:space="preserve"> </w:t>
-      </w:r>
-      <m:oMath>
-        <m:r>
-          <m:t>40</m:t>
-        </m:r>
-        <m:r>
-          <m:rPr>
-            <m:sty m:val="p"/>
-          </m:rPr>
-          <m:t>%</m:t>
-        </m:r>
-      </m:oMath>
-      <w:r>
-        <w:t xml:space="preserve">, so</w:t>
-      </w:r>
-      <w:r>
-        <w:t xml:space="preserve"> </w:t>
-      </w:r>
-      <w:r>
-        <w:t xml:space="preserve">it is not a vendor effect either, and what it does track these runs cannot identify.</w:t>
+        <w:t xml:space="preserve">Bringing Blackwell and Le Cam to inference-time context is not ours to claim; concurrent work</w:t>
+      </w:r>
+      <w:r>
+        <w:t xml:space="preserve"> </w:t>
+      </w:r>
+      <w:r>
+        <w:t xml:space="preserve">reached the same apparatus from the admission side (§2.3). What follows</w:t>
+      </w:r>
+      <w:r>
+        <w:t xml:space="preserve"> </w:t>
+      </w:r>
+      <w:r>
+        <w:t xml:space="preserve">from taking</w:t>
+      </w:r>
+      <w:r>
+        <w:t xml:space="preserve"> </w:t>
+      </w:r>
+      <w:r>
+        <w:rPr>
+          <w:i/>
+          <w:iCs/>
+        </w:rPr>
+        <w:t xml:space="preserve">incomparability</w:t>
+      </w:r>
+      <w:r>
+        <w:t xml:space="preserve"> </w:t>
+      </w:r>
+      <w:r>
+        <w:t xml:space="preserve">rather than deficiency-minimization as the object is the</w:t>
+      </w:r>
+      <w:r>
+        <w:t xml:space="preserve"> </w:t>
+      </w:r>
+      <w:r>
+        <w:t xml:space="preserve">impossibility, and the instrument that tests it.</w:t>
       </w:r>
     </w:p>
     <w:p>
@@ -53588,19 +53565,13 @@
         <w:t xml:space="preserve"> </w:t>
       </w:r>
       <w:r>
-        <w:t xml:space="preserve">regret-gap surrogate, not a Le Cam deficiency; the verification, which we regard as the most robust</w:t>
-      </w:r>
-      <w:r>
-        <w:t xml:space="preserve"> </w:t>
-      </w:r>
-      <w:r>
-        <w:t xml:space="preserve">contribution, is correct and survives that re-labeling. All six models are run the same way</w:t>
-      </w:r>
-      <w:r>
-        <w:t xml:space="preserve"> </w:t>
-      </w:r>
-      <w:r>
-        <w:t xml:space="preserve">(single-shot,</w:t>
+        <w:t xml:space="preserve">regret-gap surrogate, not a Le Cam deficiency, and the verification is correct under that</w:t>
+      </w:r>
+      <w:r>
+        <w:t xml:space="preserve"> </w:t>
+      </w:r>
+      <w:r>
+        <w:t xml:space="preserve">re-labeling. All six models get one completion per attempt at</w:t>
       </w:r>
       <w:r>
         <w:t xml:space="preserve"> </w:t>
@@ -53620,25 +53591,31 @@
         </m:r>
       </m:oMath>
       <w:r>
-        <w:t xml:space="preserve">), and the evidence spans two hand-built source pairs in two domains plus a</w:t>
-      </w:r>
-      <w:r>
-        <w:t xml:space="preserve"> </w:t>
-      </w:r>
-      <w:r>
-        <w:t xml:space="preserve">character-matched padding control that attributes the anti-monotonicity collapse to signal content</w:t>
-      </w:r>
-      <w:r>
-        <w:t xml:space="preserve"> </w:t>
-      </w:r>
-      <w:r>
-        <w:t xml:space="preserve">rather than added tokens; the cross-vendor record remains single-pair, cross-vendor magnitudes are</w:t>
-      </w:r>
-      <w:r>
-        <w:t xml:space="preserve"> </w:t>
-      </w:r>
-      <w:r>
-        <w:t xml:space="preserve">only suggestive, and synergy is untested. The practical reading is modest and actionable:</w:t>
+        <w:t xml:space="preserve">, though not over the same</w:t>
+      </w:r>
+      <w:r>
+        <w:t xml:space="preserve"> </w:t>
+      </w:r>
+      <w:r>
+        <w:t xml:space="preserve">transport (§7.3), so cross-vendor magnitudes are read as (model, transport)</w:t>
+      </w:r>
+      <w:r>
+        <w:t xml:space="preserve"> </w:t>
+      </w:r>
+      <w:r>
+        <w:t xml:space="preserve">pairs rather than as properties of the models; the verified claims are within-model contrasts,</w:t>
+      </w:r>
+      <w:r>
+        <w:t xml:space="preserve"> </w:t>
+      </w:r>
+      <w:r>
+        <w:t xml:space="preserve">where the transport is held fixed. The cross-vendor record is single-pair, and synergy is</w:t>
+      </w:r>
+      <w:r>
+        <w:t xml:space="preserve"> </w:t>
+      </w:r>
+      <w:r>
+        <w:t xml:space="preserve">untested. The practical reading is modest and actionable:</w:t>
       </w:r>
       <w:r>
         <w:t xml:space="preserve"> </w:t>
@@ -53706,7 +53683,7 @@
         <w:t xml:space="preserve"> </w:t>
       </w:r>
       <w:r>
-        <w:t xml:space="preserve">(Remark 5). The measured spectrum</w:t>
+        <w:t xml:space="preserve">(Remark 6). The measured spectrum</w:t>
       </w:r>
       <w:r>
         <w:t xml:space="preserve"> </w:t>
@@ -53742,23 +53719,29 @@
         <w:t xml:space="preserve"> </w:t>
       </w:r>
       <w:r>
-        <w:t xml:space="preserve">reading content suffices to measure it on this battery. The remaining</w:t>
-      </w:r>
-      <w:r>
-        <w:t xml:space="preserve"> </w:t>
-      </w:r>
-      <w:r>
-        <w:t xml:space="preserve">strengthenings, a vendor-general strong mis-rank, larger reranker checkpoints, and a third</w:t>
-      </w:r>
-      <w:r>
-        <w:t xml:space="preserve"> </w:t>
-      </w:r>
-      <w:r>
-        <w:t xml:space="preserve">domain, are the natural next steps, and the experimental record indicates each is cheap to run.</w:t>
+        <w:t xml:space="preserve">reading content suffices to measure it on this battery. The decisive next test is prevalence:</w:t>
+      </w:r>
+      <w:r>
+        <w:t xml:space="preserve"> </w:t>
+      </w:r>
+      <w:r>
+        <w:t xml:space="preserve">draw source pairs from a natural corpus rather than building them, run the same verification</w:t>
+      </w:r>
+      <w:r>
+        <w:t xml:space="preserve"> </w:t>
+      </w:r>
+      <w:r>
+        <w:t xml:space="preserve">unchanged, and report how often a deployed retrieval stream produces a pair that verifies</w:t>
+      </w:r>
+      <w:r>
+        <w:t xml:space="preserve"> </w:t>
+      </w:r>
+      <w:r>
+        <w:t xml:space="preserve">incomparable (§8.4).</w:t>
       </w:r>
     </w:p>
-    <w:bookmarkEnd w:id="123"/>
-    <w:bookmarkStart w:id="124" w:name="author-contributions"/>
+    <w:bookmarkEnd w:id="124"/>
+    <w:bookmarkStart w:id="125" w:name="author-contributions"/>
     <w:p>
       <w:pPr>
         <w:pStyle w:val="Heading1"/>
@@ -53799,8 +53782,8 @@
         <w:t xml:space="preserve">administration, V.L. All authors have read and agreed to the published version of the manuscript.</w:t>
       </w:r>
     </w:p>
-    <w:bookmarkEnd w:id="124"/>
-    <w:bookmarkStart w:id="125" w:name="funding"/>
+    <w:bookmarkEnd w:id="125"/>
+    <w:bookmarkStart w:id="126" w:name="funding"/>
     <w:p>
       <w:pPr>
         <w:pStyle w:val="Heading1"/>
@@ -53823,8 +53806,8 @@
         <w:t xml:space="preserve">Appendix C were borne by the authors.</w:t>
       </w:r>
     </w:p>
-    <w:bookmarkEnd w:id="125"/>
-    <w:bookmarkStart w:id="126" w:name="institutional-review-board-statement"/>
+    <w:bookmarkEnd w:id="126"/>
+    <w:bookmarkStart w:id="127" w:name="institutional-review-board-statement"/>
     <w:p>
       <w:pPr>
         <w:pStyle w:val="Heading1"/>
@@ -53847,8 +53830,8 @@
         <w:t xml:space="preserve">automated queries to commercial language-model endpoints, graded by executable verifiers.</w:t>
       </w:r>
     </w:p>
-    <w:bookmarkEnd w:id="126"/>
-    <w:bookmarkStart w:id="127" w:name="informed-consent-statement"/>
+    <w:bookmarkEnd w:id="127"/>
+    <w:bookmarkStart w:id="128" w:name="informed-consent-statement"/>
     <w:p>
       <w:pPr>
         <w:pStyle w:val="Heading1"/>
@@ -53865,8 +53848,8 @@
         <w:t xml:space="preserve">Not applicable.</w:t>
       </w:r>
     </w:p>
-    <w:bookmarkEnd w:id="127"/>
-    <w:bookmarkStart w:id="128" w:name="data-availability-statement"/>
+    <w:bookmarkEnd w:id="128"/>
+    <w:bookmarkStart w:id="129" w:name="data-availability-statement"/>
     <w:p>
       <w:pPr>
         <w:pStyle w:val="Heading1"/>
@@ -53885,7 +53868,7 @@
       <w:r>
         <w:t xml:space="preserve"> </w:t>
       </w:r>
-      <w:hyperlink r:id="rId73">
+      <w:hyperlink r:id="rId74">
         <w:r>
           <w:rPr>
             <w:rStyle w:val="Hyperlink"/>
@@ -53998,8 +53981,8 @@
         <w:t xml:space="preserve">data were withheld; every reported figure is computed from those files by the released scripts.</w:t>
       </w:r>
     </w:p>
-    <w:bookmarkEnd w:id="128"/>
-    <w:bookmarkStart w:id="129" w:name="acknowledgments"/>
+    <w:bookmarkEnd w:id="129"/>
+    <w:bookmarkStart w:id="130" w:name="acknowledgments"/>
     <w:p>
       <w:pPr>
         <w:pStyle w:val="Heading1"/>
@@ -54060,8 +54043,8 @@
         <w:t xml:space="preserve">responsibility for the study design, results, interpretations, and manuscript.</w:t>
       </w:r>
     </w:p>
-    <w:bookmarkEnd w:id="129"/>
-    <w:bookmarkStart w:id="130" w:name="X662c2d66dd1eda3268d2087202c966cd73b2601"/>
+    <w:bookmarkEnd w:id="130"/>
+    <w:bookmarkStart w:id="131" w:name="X662c2d66dd1eda3268d2087202c966cd73b2601"/>
     <w:p>
       <w:pPr>
         <w:pStyle w:val="Heading1"/>
@@ -54179,8 +54162,8 @@
         <w:t xml:space="preserve">which retain raw completions.</w:t>
       </w:r>
     </w:p>
-    <w:bookmarkEnd w:id="130"/>
-    <w:bookmarkStart w:id="131" w:name="conflicts-of-interest"/>
+    <w:bookmarkEnd w:id="131"/>
+    <w:bookmarkStart w:id="132" w:name="conflicts-of-interest"/>
     <w:p>
       <w:pPr>
         <w:pStyle w:val="Heading1"/>
@@ -54197,8 +54180,8 @@
         <w:t xml:space="preserve">The authors declare no conflict of interest.</w:t>
       </w:r>
     </w:p>
-    <w:bookmarkEnd w:id="131"/>
-    <w:bookmarkStart w:id="132" w:name="abbreviations"/>
+    <w:bookmarkEnd w:id="132"/>
+    <w:bookmarkStart w:id="133" w:name="abbreviations"/>
     <w:p>
       <w:pPr>
         <w:pStyle w:val="Heading1"/>
@@ -54486,8 +54469,8 @@
         </w:tc>
       </w:tr>
     </w:tbl>
-    <w:bookmarkEnd w:id="132"/>
-    <w:bookmarkStart w:id="144" w:name="app:proofs"/>
+    <w:bookmarkEnd w:id="133"/>
+    <w:bookmarkStart w:id="145" w:name="app:proofs"/>
     <w:p>
       <w:pPr>
         <w:pStyle w:val="Heading1"/>
@@ -54496,7 +54479,7 @@
         <w:t xml:space="preserve">Deferred proofs and technical material</w:t>
       </w:r>
     </w:p>
-    <w:bookmarkStart w:id="133" w:name="proof-of-lemma-1"/>
+    <w:bookmarkStart w:id="134" w:name="proof-of-lemma-1"/>
     <w:p>
       <w:pPr>
         <w:pStyle w:val="Heading2"/>
@@ -55134,8 +55117,8 @@
         <w:t xml:space="preserve">applied in both directions. ◻</w:t>
       </w:r>
     </w:p>
-    <w:bookmarkEnd w:id="133"/>
-    <w:bookmarkStart w:id="134" w:name="proof-of-lemma-2"/>
+    <w:bookmarkEnd w:id="134"/>
+    <w:bookmarkStart w:id="135" w:name="proof-of-lemma-2"/>
     <w:p>
       <w:pPr>
         <w:pStyle w:val="Heading2"/>
@@ -56724,8 +56707,8 @@
         <w:t xml:space="preserve">value obeys. ◻</w:t>
       </w:r>
     </w:p>
-    <w:bookmarkEnd w:id="134"/>
-    <w:bookmarkStart w:id="135" w:name="proof-of-theorem-2"/>
+    <w:bookmarkEnd w:id="135"/>
+    <w:bookmarkStart w:id="136" w:name="proof-of-theorem-2"/>
     <w:p>
       <w:pPr>
         <w:pStyle w:val="Heading2"/>
@@ -57541,8 +57524,8 @@
         <w:t xml:space="preserve">. ◻</w:t>
       </w:r>
     </w:p>
-    <w:bookmarkEnd w:id="135"/>
-    <w:bookmarkStart w:id="136" w:name="proof-of-proposition-2"/>
+    <w:bookmarkEnd w:id="136"/>
+    <w:bookmarkStart w:id="137" w:name="proof-of-proposition-2"/>
     <w:p>
       <w:pPr>
         <w:pStyle w:val="Heading2"/>
@@ -58079,8 +58062,8 @@
         <w:t xml:space="preserve">and overlap being the only feature read, without which no strict inequality follows. ◻</w:t>
       </w:r>
     </w:p>
-    <w:bookmarkEnd w:id="136"/>
-    <w:bookmarkStart w:id="137" w:name="proof-of-proposition-1"/>
+    <w:bookmarkEnd w:id="137"/>
+    <w:bookmarkStart w:id="138" w:name="proof-of-proposition-1"/>
     <w:p>
       <w:pPr>
         <w:pStyle w:val="Heading2"/>
@@ -58432,8 +58415,8 @@
         <w:t xml:space="preserve">for all tasks. ◻</w:t>
       </w:r>
     </w:p>
-    <w:bookmarkEnd w:id="137"/>
-    <w:bookmarkStart w:id="138" w:name="proof-of-proposition-3"/>
+    <w:bookmarkEnd w:id="138"/>
+    <w:bookmarkStart w:id="139" w:name="proof-of-proposition-3"/>
     <w:p>
       <w:pPr>
         <w:pStyle w:val="Heading2"/>
@@ -59623,8 +59606,8 @@
         <w:t xml:space="preserve">without a further Bonferroni factor. ◻</w:t>
       </w:r>
     </w:p>
-    <w:bookmarkEnd w:id="138"/>
-    <w:bookmarkStart w:id="139" w:name="proof-of-proposition-4"/>
+    <w:bookmarkEnd w:id="139"/>
+    <w:bookmarkStart w:id="140" w:name="proof-of-proposition-4"/>
     <w:p>
       <w:pPr>
         <w:pStyle w:val="Heading2"/>
@@ -61006,8 +60989,8 @@
         <w:t xml:space="preserve">simultaneous coverage. ◻</w:t>
       </w:r>
     </w:p>
-    <w:bookmarkEnd w:id="139"/>
-    <w:bookmarkStart w:id="140" w:name="proof-of-theorem-3"/>
+    <w:bookmarkEnd w:id="140"/>
+    <w:bookmarkStart w:id="141" w:name="proof-of-theorem-3"/>
     <w:p>
       <w:pPr>
         <w:pStyle w:val="Heading2"/>
@@ -61935,8 +61918,8 @@
         <w:t xml:space="preserve">the realized reversal. ◻</w:t>
       </w:r>
     </w:p>
-    <w:bookmarkEnd w:id="140"/>
-    <w:bookmarkStart w:id="142" w:name="relation-to-llm-evaluation-statistics"/>
+    <w:bookmarkEnd w:id="141"/>
+    <w:bookmarkStart w:id="143" w:name="relation-to-llm-evaluation-statistics"/>
     <w:p>
       <w:pPr>
         <w:pStyle w:val="Heading2"/>
@@ -61945,7 +61928,7 @@
         <w:t xml:space="preserve">Relation to LLM-evaluation statistics</w:t>
       </w:r>
     </w:p>
-    <w:bookmarkStart w:id="141" w:name="rem:evalstats"/>
+    <w:bookmarkStart w:id="142" w:name="rem:evalstats"/>
     <w:p>
       <w:pPr>
         <w:pStyle w:val="FirstParagraph"/>
@@ -61955,7 +61938,7 @@
           <w:i/>
           <w:iCs/>
         </w:rPr>
-        <w:t xml:space="preserve">Remark 9</w:t>
+        <w:t xml:space="preserve">Remark 10</w:t>
       </w:r>
       <w:r>
         <w:t xml:space="preserve"> </w:t>
@@ -62082,9 +62065,9 @@
         <w:t xml:space="preserve">precisely what the exact Clopper–Pearson construction provides.</w:t>
       </w:r>
     </w:p>
-    <w:bookmarkEnd w:id="141"/>
     <w:bookmarkEnd w:id="142"/>
-    <w:bookmarkStart w:id="143" w:name="subsec:power"/>
+    <w:bookmarkEnd w:id="143"/>
+    <w:bookmarkStart w:id="144" w:name="subsec:power"/>
     <w:p>
       <w:pPr>
         <w:pStyle w:val="Heading2"/>
@@ -62589,9 +62572,9 @@
         <w:t xml:space="preserve">.</w:t>
       </w:r>
     </w:p>
-    <w:bookmarkEnd w:id="143"/>
     <w:bookmarkEnd w:id="144"/>
-    <w:bookmarkStart w:id="150" w:name="app:record"/>
+    <w:bookmarkEnd w:id="145"/>
+    <w:bookmarkStart w:id="151" w:name="app:record"/>
     <w:p>
       <w:pPr>
         <w:pStyle w:val="Heading1"/>
@@ -62600,7 +62583,7 @@
         <w:t xml:space="preserve">Extended experimental record</w:t>
       </w:r>
     </w:p>
-    <w:bookmarkStart w:id="149" w:name="generality-and-controls-full-protocols"/>
+    <w:bookmarkStart w:id="150" w:name="generality-and-controls-full-protocols"/>
     <w:p>
       <w:pPr>
         <w:pStyle w:val="Heading2"/>
@@ -62623,7 +62606,7 @@
         <w:t xml:space="preserve">confound, and whether the anti-monotonicity collapse is curable by cheap prompting.</w:t>
       </w:r>
     </w:p>
-    <w:bookmarkStart w:id="145" w:name="Xfd2ce319a26faa67e0eadf0fee657d728019446"/>
+    <w:bookmarkStart w:id="146" w:name="Xfd2ce319a26faa67e0eadf0fee657d728019446"/>
     <w:p>
       <w:pPr>
         <w:pStyle w:val="Heading4"/>
@@ -63589,8 +63572,8 @@
         <w:t xml:space="preserve">, not a second mis-rank.</w:t>
       </w:r>
     </w:p>
-    <w:bookmarkEnd w:id="145"/>
-    <w:bookmarkStart w:id="146" w:name="a-character-matched-padding-control."/>
+    <w:bookmarkEnd w:id="146"/>
+    <w:bookmarkStart w:id="147" w:name="a-character-matched-padding-control."/>
     <w:p>
       <w:pPr>
         <w:pStyle w:val="Heading4"/>
@@ -64325,8 +64308,8 @@
         <w:t xml:space="preserve">untested middle case.</w:t>
       </w:r>
     </w:p>
-    <w:bookmarkEnd w:id="146"/>
-    <w:bookmarkStart w:id="147" w:name="Xd508a319e40f775fe4906e106ed6a92e07fd05b"/>
+    <w:bookmarkEnd w:id="147"/>
+    <w:bookmarkStart w:id="148" w:name="Xd508a319e40f775fe4906e106ed6a92e07fd05b"/>
     <w:p>
       <w:pPr>
         <w:pStyle w:val="Heading4"/>
@@ -64976,8 +64959,8 @@
         <w:t xml:space="preserve">the superset, survives the ablation intact.</w:t>
       </w:r>
     </w:p>
-    <w:bookmarkEnd w:id="147"/>
-    <w:bookmarkStart w:id="148" w:name="Xbb3bf0e6ff780408889ccfec61f731a5b2072ac"/>
+    <w:bookmarkEnd w:id="148"/>
+    <w:bookmarkStart w:id="149" w:name="Xbb3bf0e6ff780408889ccfec61f731a5b2072ac"/>
     <w:p>
       <w:pPr>
         <w:pStyle w:val="Heading4"/>
@@ -65691,10 +65674,10 @@
         <w:t xml:space="preserve">with the structure arm scored in a separate run.</w:t>
       </w:r>
     </w:p>
-    <w:bookmarkEnd w:id="148"/>
     <w:bookmarkEnd w:id="149"/>
     <w:bookmarkEnd w:id="150"/>
-    <w:bookmarkStart w:id="290" w:name="app:repro"/>
+    <w:bookmarkEnd w:id="151"/>
+    <w:bookmarkStart w:id="291" w:name="app:repro"/>
     <w:p>
       <w:pPr>
         <w:pStyle w:val="Heading1"/>
@@ -65725,7 +65708,7 @@
       <w:r>
         <w:t xml:space="preserve"> </w:t>
       </w:r>
-      <w:hyperlink r:id="rId73">
+      <w:hyperlink r:id="rId74">
         <w:r>
           <w:rPr>
             <w:rStyle w:val="Hyperlink"/>
@@ -65894,7 +65877,7 @@
         <w:t xml:space="preserve">endpoint, and all API keys are read from the environment (never written to a file).</w:t>
       </w:r>
     </w:p>
-    <w:bookmarkStart w:id="151" w:name="protocol."/>
+    <w:bookmarkStart w:id="152" w:name="protocol."/>
     <w:p>
       <w:pPr>
         <w:pStyle w:val="Heading4"/>
@@ -66270,8 +66253,8 @@
         <w:t xml:space="preserve">.</w:t>
       </w:r>
     </w:p>
-    <w:bookmarkEnd w:id="151"/>
-    <w:bookmarkStart w:id="152" w:name="decoding-seeding-and-retries."/>
+    <w:bookmarkEnd w:id="152"/>
+    <w:bookmarkStart w:id="153" w:name="decoding-seeding-and-retries."/>
     <w:p>
       <w:pPr>
         <w:pStyle w:val="Heading4"/>
@@ -67103,8 +67086,8 @@
         <w:t xml:space="preserve">is the number of real draws throughout. The GPT-5.5 rows of Table 6 come from that run.</w:t>
       </w:r>
     </w:p>
-    <w:bookmarkEnd w:id="152"/>
-    <w:bookmarkStart w:id="153" w:name="artifacts."/>
+    <w:bookmarkEnd w:id="153"/>
+    <w:bookmarkStart w:id="154" w:name="artifacts."/>
     <w:p>
       <w:pPr>
         <w:pStyle w:val="Heading4"/>
@@ -67126,7 +67109,7 @@
       <w:r>
         <w:t xml:space="preserve">(</w:t>
       </w:r>
-      <w:hyperlink r:id="rId73">
+      <w:hyperlink r:id="rId74">
         <w:r>
           <w:rPr>
             <w:rStyle w:val="Hyperlink"/>
@@ -67608,8 +67591,8 @@
         <w:t xml:space="preserve">.</w:t>
       </w:r>
     </w:p>
-    <w:bookmarkEnd w:id="153"/>
-    <w:bookmarkStart w:id="289" w:name="compute-and-cost."/>
+    <w:bookmarkEnd w:id="154"/>
+    <w:bookmarkStart w:id="290" w:name="compute-and-cost."/>
     <w:p>
       <w:pPr>
         <w:pStyle w:val="Heading4"/>
@@ -67656,8 +67639,8 @@
         <w:t xml:space="preserve">on open weights at zero API cost.</w:t>
       </w:r>
     </w:p>
-    <w:bookmarkStart w:id="288" w:name="refs"/>
-    <w:bookmarkStart w:id="155" w:name="ref-akdemir2025"/>
+    <w:bookmarkStart w:id="289" w:name="refs"/>
+    <w:bookmarkStart w:id="156" w:name="ref-akdemir2025"/>
     <w:p>
       <w:pPr>
         <w:pStyle w:val="Bibliography"/>
@@ -67696,7 +67679,7 @@
       <w:r>
         <w:t xml:space="preserve"> </w:t>
       </w:r>
-      <w:hyperlink r:id="rId154">
+      <w:hyperlink r:id="rId155">
         <w:r>
           <w:rPr>
             <w:rStyle w:val="Hyperlink"/>
@@ -67708,8 +67691,8 @@
         <w:t xml:space="preserve">.</w:t>
       </w:r>
     </w:p>
-    <w:bookmarkEnd w:id="155"/>
-    <w:bookmarkStart w:id="157" w:name="ref-alpila2026"/>
+    <w:bookmarkEnd w:id="156"/>
+    <w:bookmarkStart w:id="158" w:name="ref-alpila2026"/>
     <w:p>
       <w:pPr>
         <w:pStyle w:val="Bibliography"/>
@@ -67782,7 +67765,7 @@
       <w:r>
         <w:t xml:space="preserve"> </w:t>
       </w:r>
-      <w:hyperlink r:id="rId156">
+      <w:hyperlink r:id="rId157">
         <w:r>
           <w:rPr>
             <w:rStyle w:val="Hyperlink"/>
@@ -67794,8 +67777,8 @@
         <w:t xml:space="preserve">.</w:t>
       </w:r>
     </w:p>
-    <w:bookmarkEnd w:id="157"/>
-    <w:bookmarkStart w:id="159" w:name="ref-alpila2026essay"/>
+    <w:bookmarkEnd w:id="158"/>
+    <w:bookmarkStart w:id="160" w:name="ref-alpila2026essay"/>
     <w:p>
       <w:pPr>
         <w:pStyle w:val="Bibliography"/>
@@ -67819,7 +67802,7 @@
       <w:r>
         <w:t xml:space="preserve"> </w:t>
       </w:r>
-      <w:hyperlink r:id="rId158">
+      <w:hyperlink r:id="rId159">
         <w:r>
           <w:rPr>
             <w:rStyle w:val="Hyperlink"/>
@@ -67831,8 +67814,8 @@
         <w:t xml:space="preserve">.</w:t>
       </w:r>
     </w:p>
-    <w:bookmarkEnd w:id="159"/>
-    <w:bookmarkStart w:id="161" w:name="ref-alpila2026lmrecall"/>
+    <w:bookmarkEnd w:id="160"/>
+    <w:bookmarkStart w:id="162" w:name="ref-alpila2026lmrecall"/>
     <w:p>
       <w:pPr>
         <w:pStyle w:val="Bibliography"/>
@@ -67877,7 +67860,7 @@
       <w:r>
         <w:t xml:space="preserve"> </w:t>
       </w:r>
-      <w:hyperlink r:id="rId160">
+      <w:hyperlink r:id="rId161">
         <w:r>
           <w:rPr>
             <w:rStyle w:val="Hyperlink"/>
@@ -67889,8 +67872,8 @@
         <w:t xml:space="preserve">.</w:t>
       </w:r>
     </w:p>
-    <w:bookmarkEnd w:id="161"/>
-    <w:bookmarkStart w:id="162" w:name="ref-auer2016pareto"/>
+    <w:bookmarkEnd w:id="162"/>
+    <w:bookmarkStart w:id="163" w:name="ref-auer2016pareto"/>
     <w:p>
       <w:pPr>
         <w:pStyle w:val="Bibliography"/>
@@ -67918,8 +67901,8 @@
         <w:t xml:space="preserve">, PMLR, vol. 51: 939–47.</w:t>
       </w:r>
     </w:p>
-    <w:bookmarkEnd w:id="162"/>
-    <w:bookmarkStart w:id="164" w:name="ref-bertschinger2014nolattice"/>
+    <w:bookmarkEnd w:id="163"/>
+    <w:bookmarkStart w:id="165" w:name="ref-bertschinger2014nolattice"/>
     <w:p>
       <w:pPr>
         <w:pStyle w:val="Bibliography"/>
@@ -67961,7 +67944,7 @@
       <w:r>
         <w:t xml:space="preserve"> </w:t>
       </w:r>
-      <w:hyperlink r:id="rId163">
+      <w:hyperlink r:id="rId164">
         <w:r>
           <w:rPr>
             <w:rStyle w:val="Hyperlink"/>
@@ -67973,8 +67956,8 @@
         <w:t xml:space="preserve">.</w:t>
       </w:r>
     </w:p>
-    <w:bookmarkEnd w:id="164"/>
-    <w:bookmarkStart w:id="166" w:name="ref-blackwell1953"/>
+    <w:bookmarkEnd w:id="165"/>
+    <w:bookmarkStart w:id="167" w:name="ref-blackwell1953"/>
     <w:p>
       <w:pPr>
         <w:pStyle w:val="Bibliography"/>
@@ -68007,7 +67990,7 @@
       <w:r>
         <w:t xml:space="preserve"> </w:t>
       </w:r>
-      <w:hyperlink r:id="rId165">
+      <w:hyperlink r:id="rId166">
         <w:r>
           <w:rPr>
             <w:rStyle w:val="Hyperlink"/>
@@ -68019,8 +68002,8 @@
         <w:t xml:space="preserve">.</w:t>
       </w:r>
     </w:p>
-    <w:bookmarkEnd w:id="166"/>
-    <w:bookmarkStart w:id="167" w:name="ref-bonferroni1936"/>
+    <w:bookmarkEnd w:id="167"/>
+    <w:bookmarkStart w:id="168" w:name="ref-bonferroni1936"/>
     <w:p>
       <w:pPr>
         <w:pStyle w:val="Bibliography"/>
@@ -68051,8 +68034,8 @@
         <w:t xml:space="preserve">8: 3–62.</w:t>
       </w:r>
     </w:p>
-    <w:bookmarkEnd w:id="167"/>
-    <w:bookmarkStart w:id="169" w:name="ref-bowyer2025clt"/>
+    <w:bookmarkEnd w:id="168"/>
+    <w:bookmarkStart w:id="170" w:name="ref-bowyer2025clt"/>
     <w:p>
       <w:pPr>
         <w:pStyle w:val="Bibliography"/>
@@ -68106,7 +68089,7 @@
       <w:r>
         <w:t xml:space="preserve"> </w:t>
       </w:r>
-      <w:hyperlink r:id="rId168">
+      <w:hyperlink r:id="rId169">
         <w:r>
           <w:rPr>
             <w:rStyle w:val="Hyperlink"/>
@@ -68118,8 +68101,8 @@
         <w:t xml:space="preserve">.</w:t>
       </w:r>
     </w:p>
-    <w:bookmarkEnd w:id="169"/>
-    <w:bookmarkStart w:id="171" w:name="ref-bradley2024garbling"/>
+    <w:bookmarkEnd w:id="170"/>
+    <w:bookmarkStart w:id="172" w:name="ref-bradley2024garbling"/>
     <w:p>
       <w:pPr>
         <w:pStyle w:val="Bibliography"/>
@@ -68161,7 +68144,7 @@
       <w:r>
         <w:t xml:space="preserve"> </w:t>
       </w:r>
-      <w:hyperlink r:id="rId170">
+      <w:hyperlink r:id="rId171">
         <w:r>
           <w:rPr>
             <w:rStyle w:val="Hyperlink"/>
@@ -68173,8 +68156,8 @@
         <w:t xml:space="preserve">.</w:t>
       </w:r>
     </w:p>
-    <w:bookmarkEnd w:id="171"/>
-    <w:bookmarkStart w:id="173" w:name="ref-carbonell1998"/>
+    <w:bookmarkEnd w:id="172"/>
+    <w:bookmarkStart w:id="174" w:name="ref-carbonell1998"/>
     <w:p>
       <w:pPr>
         <w:pStyle w:val="Bibliography"/>
@@ -68213,7 +68196,7 @@
       <w:r>
         <w:t xml:space="preserve"> </w:t>
       </w:r>
-      <w:hyperlink r:id="rId172">
+      <w:hyperlink r:id="rId173">
         <w:r>
           <w:rPr>
             <w:rStyle w:val="Hyperlink"/>
@@ -68225,8 +68208,8 @@
         <w:t xml:space="preserve">.</w:t>
       </w:r>
     </w:p>
-    <w:bookmarkEnd w:id="173"/>
-    <w:bookmarkStart w:id="175" w:name="ref-chakraborty2026conformal"/>
+    <w:bookmarkEnd w:id="174"/>
+    <w:bookmarkStart w:id="176" w:name="ref-chakraborty2026conformal"/>
     <w:p>
       <w:pPr>
         <w:pStyle w:val="Bibliography"/>
@@ -68265,7 +68248,7 @@
       <w:r>
         <w:t xml:space="preserve"> </w:t>
       </w:r>
-      <w:hyperlink r:id="rId174">
+      <w:hyperlink r:id="rId175">
         <w:r>
           <w:rPr>
             <w:rStyle w:val="Hyperlink"/>
@@ -68277,8 +68260,8 @@
         <w:t xml:space="preserve">.</w:t>
       </w:r>
     </w:p>
-    <w:bookmarkEnd w:id="175"/>
-    <w:bookmarkStart w:id="177" w:name="ref-conformalip2025"/>
+    <w:bookmarkEnd w:id="176"/>
+    <w:bookmarkStart w:id="178" w:name="ref-conformalip2025"/>
     <w:p>
       <w:pPr>
         <w:pStyle w:val="Bibliography"/>
@@ -68308,7 +68291,7 @@
       <w:r>
         <w:t xml:space="preserve"> </w:t>
       </w:r>
-      <w:hyperlink r:id="rId176">
+      <w:hyperlink r:id="rId177">
         <w:r>
           <w:rPr>
             <w:rStyle w:val="Hyperlink"/>
@@ -68320,8 +68303,8 @@
         <w:t xml:space="preserve">.</w:t>
       </w:r>
     </w:p>
-    <w:bookmarkEnd w:id="177"/>
-    <w:bookmarkStart w:id="179" w:name="ref-chen2026deepera"/>
+    <w:bookmarkEnd w:id="178"/>
+    <w:bookmarkStart w:id="180" w:name="ref-chen2026deepera"/>
     <w:p>
       <w:pPr>
         <w:pStyle w:val="Bibliography"/>
@@ -68357,7 +68340,7 @@
       <w:r>
         <w:t xml:space="preserve"> </w:t>
       </w:r>
-      <w:hyperlink r:id="rId178">
+      <w:hyperlink r:id="rId179">
         <w:r>
           <w:rPr>
             <w:rStyle w:val="Hyperlink"/>
@@ -68369,8 +68352,8 @@
         <w:t xml:space="preserve">.</w:t>
       </w:r>
     </w:p>
-    <w:bookmarkEnd w:id="179"/>
-    <w:bookmarkStart w:id="181" w:name="ref-bedllm2026"/>
+    <w:bookmarkEnd w:id="180"/>
+    <w:bookmarkStart w:id="182" w:name="ref-bedllm2026"/>
     <w:p>
       <w:pPr>
         <w:pStyle w:val="Bibliography"/>
@@ -68418,7 +68401,7 @@
       <w:r>
         <w:t xml:space="preserve"> </w:t>
       </w:r>
-      <w:hyperlink r:id="rId180">
+      <w:hyperlink r:id="rId181">
         <w:r>
           <w:rPr>
             <w:rStyle w:val="Hyperlink"/>
@@ -68430,8 +68413,8 @@
         <w:t xml:space="preserve">.</w:t>
       </w:r>
     </w:p>
-    <w:bookmarkEnd w:id="181"/>
-    <w:bookmarkStart w:id="183" w:name="ref-clopperpearson1934"/>
+    <w:bookmarkEnd w:id="182"/>
+    <w:bookmarkStart w:id="184" w:name="ref-clopperpearson1934"/>
     <w:p>
       <w:pPr>
         <w:pStyle w:val="Bibliography"/>
@@ -68464,7 +68447,7 @@
       <w:r>
         <w:t xml:space="preserve"> </w:t>
       </w:r>
-      <w:hyperlink r:id="rId182">
+      <w:hyperlink r:id="rId183">
         <w:r>
           <w:rPr>
             <w:rStyle w:val="Hyperlink"/>
@@ -68476,8 +68459,8 @@
         <w:t xml:space="preserve">.</w:t>
       </w:r>
     </w:p>
-    <w:bookmarkEnd w:id="183"/>
-    <w:bookmarkStart w:id="185" w:name="ref-cuconasu2024noise"/>
+    <w:bookmarkEnd w:id="184"/>
+    <w:bookmarkStart w:id="186" w:name="ref-cuconasu2024noise"/>
     <w:p>
       <w:pPr>
         <w:pStyle w:val="Bibliography"/>
@@ -68519,7 +68502,7 @@
       <w:r>
         <w:t xml:space="preserve"> </w:t>
       </w:r>
-      <w:hyperlink r:id="rId184">
+      <w:hyperlink r:id="rId185">
         <w:r>
           <w:rPr>
             <w:rStyle w:val="Hyperlink"/>
@@ -68531,8 +68514,8 @@
         <w:t xml:space="preserve">.</w:t>
       </w:r>
     </w:p>
-    <w:bookmarkEnd w:id="185"/>
-    <w:bookmarkStart w:id="187" w:name="ref-dai2025seper"/>
+    <w:bookmarkEnd w:id="186"/>
+    <w:bookmarkStart w:id="188" w:name="ref-dai2025seper"/>
     <w:p>
       <w:pPr>
         <w:pStyle w:val="Bibliography"/>
@@ -68568,7 +68551,7 @@
       <w:r>
         <w:t xml:space="preserve"> </w:t>
       </w:r>
-      <w:hyperlink r:id="rId186">
+      <w:hyperlink r:id="rId187">
         <w:r>
           <w:rPr>
             <w:rStyle w:val="Hyperlink"/>
@@ -68580,8 +68563,8 @@
         <w:t xml:space="preserve">.</w:t>
       </w:r>
     </w:p>
-    <w:bookmarkEnd w:id="187"/>
-    <w:bookmarkStart w:id="189" w:name="ref-dong2013lessismore"/>
+    <w:bookmarkEnd w:id="188"/>
+    <w:bookmarkStart w:id="190" w:name="ref-dong2013lessismore"/>
     <w:p>
       <w:pPr>
         <w:pStyle w:val="Bibliography"/>
@@ -68614,7 +68597,7 @@
       <w:r>
         <w:t xml:space="preserve"> </w:t>
       </w:r>
-      <w:hyperlink r:id="rId188">
+      <w:hyperlink r:id="rId189">
         <w:r>
           <w:rPr>
             <w:rStyle w:val="Hyperlink"/>
@@ -68626,8 +68609,8 @@
         <w:t xml:space="preserve">.</w:t>
       </w:r>
     </w:p>
-    <w:bookmarkEnd w:id="189"/>
-    <w:bookmarkStart w:id="191" w:name="ref-contexthurts2025"/>
+    <w:bookmarkEnd w:id="190"/>
+    <w:bookmarkStart w:id="192" w:name="ref-contexthurts2025"/>
     <w:p>
       <w:pPr>
         <w:pStyle w:val="Bibliography"/>
@@ -68669,7 +68652,7 @@
       <w:r>
         <w:t xml:space="preserve"> </w:t>
       </w:r>
-      <w:hyperlink r:id="rId190">
+      <w:hyperlink r:id="rId191">
         <w:r>
           <w:rPr>
             <w:rStyle w:val="Hyperlink"/>
@@ -68681,8 +68664,8 @@
         <w:t xml:space="preserve">.</w:t>
       </w:r>
     </w:p>
-    <w:bookmarkEnd w:id="191"/>
-    <w:bookmarkStart w:id="193" w:name="ref-dvoretzky1956"/>
+    <w:bookmarkEnd w:id="192"/>
+    <w:bookmarkStart w:id="194" w:name="ref-dvoretzky1956"/>
     <w:p>
       <w:pPr>
         <w:pStyle w:val="Bibliography"/>
@@ -68715,7 +68698,7 @@
       <w:r>
         <w:t xml:space="preserve"> </w:t>
       </w:r>
-      <w:hyperlink r:id="rId192">
+      <w:hyperlink r:id="rId193">
         <w:r>
           <w:rPr>
             <w:rStyle w:val="Hyperlink"/>
@@ -68727,8 +68710,8 @@
         <w:t xml:space="preserve">.</w:t>
       </w:r>
     </w:p>
-    <w:bookmarkEnd w:id="193"/>
-    <w:bookmarkStart w:id="194" w:name="ref-ethayarajh2022"/>
+    <w:bookmarkEnd w:id="194"/>
+    <w:bookmarkStart w:id="195" w:name="ref-ethayarajh2022"/>
     <w:p>
       <w:pPr>
         <w:pStyle w:val="Bibliography"/>
@@ -68771,8 +68754,8 @@
         <w:t xml:space="preserve">, PMLR, vol. 162: 5988–6008.</w:t>
       </w:r>
     </w:p>
-    <w:bookmarkEnd w:id="194"/>
-    <w:bookmarkStart w:id="196" w:name="ref-rank4gen2026"/>
+    <w:bookmarkEnd w:id="195"/>
+    <w:bookmarkStart w:id="197" w:name="ref-rank4gen2026"/>
     <w:p>
       <w:pPr>
         <w:pStyle w:val="Bibliography"/>
@@ -68817,7 +68800,7 @@
       <w:r>
         <w:t xml:space="preserve"> </w:t>
       </w:r>
-      <w:hyperlink r:id="rId195">
+      <w:hyperlink r:id="rId196">
         <w:r>
           <w:rPr>
             <w:rStyle w:val="Hyperlink"/>
@@ -68829,8 +68812,8 @@
         <w:t xml:space="preserve">.</w:t>
       </w:r>
     </w:p>
-    <w:bookmarkEnd w:id="196"/>
-    <w:bookmarkStart w:id="198" w:name="ref-fosse2025"/>
+    <w:bookmarkEnd w:id="197"/>
+    <w:bookmarkStart w:id="199" w:name="ref-fosse2025"/>
     <w:p>
       <w:pPr>
         <w:pStyle w:val="Bibliography"/>
@@ -68860,7 +68843,7 @@
       <w:r>
         <w:t xml:space="preserve"> </w:t>
       </w:r>
-      <w:hyperlink r:id="rId197">
+      <w:hyperlink r:id="rId198">
         <w:r>
           <w:rPr>
             <w:rStyle w:val="Hyperlink"/>
@@ -68872,8 +68855,8 @@
         <w:t xml:space="preserve">.</w:t>
       </w:r>
     </w:p>
-    <w:bookmarkEnd w:id="198"/>
-    <w:bookmarkStart w:id="200" w:name="ref-frohmann2026orderconsistent"/>
+    <w:bookmarkEnd w:id="199"/>
+    <w:bookmarkStart w:id="201" w:name="ref-frohmann2026orderconsistent"/>
     <w:p>
       <w:pPr>
         <w:pStyle w:val="Bibliography"/>
@@ -68915,7 +68898,7 @@
       <w:r>
         <w:t xml:space="preserve"> </w:t>
       </w:r>
-      <w:hyperlink r:id="rId199">
+      <w:hyperlink r:id="rId200">
         <w:r>
           <w:rPr>
             <w:rStyle w:val="Hyperlink"/>
@@ -68927,8 +68910,8 @@
         <w:t xml:space="preserve">.</w:t>
       </w:r>
     </w:p>
-    <w:bookmarkEnd w:id="200"/>
-    <w:bookmarkStart w:id="202" w:name="ref-fuhr2008"/>
+    <w:bookmarkEnd w:id="201"/>
+    <w:bookmarkStart w:id="203" w:name="ref-fuhr2008"/>
     <w:p>
       <w:pPr>
         <w:pStyle w:val="Bibliography"/>
@@ -68961,7 +68944,7 @@
       <w:r>
         <w:t xml:space="preserve"> </w:t>
       </w:r>
-      <w:hyperlink r:id="rId201">
+      <w:hyperlink r:id="rId202">
         <w:r>
           <w:rPr>
             <w:rStyle w:val="Hyperlink"/>
@@ -68973,8 +68956,8 @@
         <w:t xml:space="preserve">.</w:t>
       </w:r>
     </w:p>
-    <w:bookmarkEnd w:id="202"/>
-    <w:bookmarkStart w:id="204" w:name="ref-gao2024modelequality"/>
+    <w:bookmarkEnd w:id="203"/>
+    <w:bookmarkStart w:id="205" w:name="ref-gao2024modelequality"/>
     <w:p>
       <w:pPr>
         <w:pStyle w:val="Bibliography"/>
@@ -69016,7 +68999,7 @@
       <w:r>
         <w:t xml:space="preserve"> </w:t>
       </w:r>
-      <w:hyperlink r:id="rId203">
+      <w:hyperlink r:id="rId204">
         <w:r>
           <w:rPr>
             <w:rStyle w:val="Hyperlink"/>
@@ -69028,8 +69011,8 @@
         <w:t xml:space="preserve">.</w:t>
       </w:r>
     </w:p>
-    <w:bookmarkEnd w:id="204"/>
-    <w:bookmarkStart w:id="206" w:name="ref-pacms2026"/>
+    <w:bookmarkEnd w:id="205"/>
+    <w:bookmarkStart w:id="207" w:name="ref-pacms2026"/>
     <w:p>
       <w:pPr>
         <w:pStyle w:val="Bibliography"/>
@@ -69077,7 +69060,7 @@
       <w:r>
         <w:t xml:space="preserve"> </w:t>
       </w:r>
-      <w:hyperlink r:id="rId205">
+      <w:hyperlink r:id="rId206">
         <w:r>
           <w:rPr>
             <w:rStyle w:val="Hyperlink"/>
@@ -69089,8 +69072,8 @@
         <w:t xml:space="preserve">.</w:t>
       </w:r>
     </w:p>
-    <w:bookmarkEnd w:id="206"/>
-    <w:bookmarkStart w:id="208" w:name="ref-giannetti2026interference"/>
+    <w:bookmarkEnd w:id="207"/>
+    <w:bookmarkStart w:id="209" w:name="ref-giannetti2026interference"/>
     <w:p>
       <w:pPr>
         <w:pStyle w:val="Bibliography"/>
@@ -69132,7 +69115,7 @@
       <w:r>
         <w:t xml:space="preserve"> </w:t>
       </w:r>
-      <w:hyperlink r:id="rId207">
+      <w:hyperlink r:id="rId208">
         <w:r>
           <w:rPr>
             <w:rStyle w:val="Hyperlink"/>
@@ -69144,8 +69127,8 @@
         <w:t xml:space="preserve">.</w:t>
       </w:r>
     </w:p>
-    <w:bookmarkEnd w:id="208"/>
-    <w:bookmarkStart w:id="210" w:name="ref-hagstrom2025druid"/>
+    <w:bookmarkEnd w:id="209"/>
+    <w:bookmarkStart w:id="211" w:name="ref-hagstrom2025druid"/>
     <w:p>
       <w:pPr>
         <w:pStyle w:val="Bibliography"/>
@@ -69175,7 +69158,7 @@
       <w:r>
         <w:t xml:space="preserve"> </w:t>
       </w:r>
-      <w:hyperlink r:id="rId209">
+      <w:hyperlink r:id="rId210">
         <w:r>
           <w:rPr>
             <w:rStyle w:val="Hyperlink"/>
@@ -69187,8 +69170,8 @@
         <w:t xml:space="preserve">.</w:t>
       </w:r>
     </w:p>
-    <w:bookmarkEnd w:id="210"/>
-    <w:bookmarkStart w:id="212" w:name="ref-hagstrom2025lexical"/>
+    <w:bookmarkEnd w:id="211"/>
+    <w:bookmarkStart w:id="213" w:name="ref-hagstrom2025lexical"/>
     <w:p>
       <w:pPr>
         <w:pStyle w:val="Bibliography"/>
@@ -69221,7 +69204,7 @@
       <w:r>
         <w:t xml:space="preserve"> </w:t>
       </w:r>
-      <w:hyperlink r:id="rId211">
+      <w:hyperlink r:id="rId212">
         <w:r>
           <w:rPr>
             <w:rStyle w:val="Hyperlink"/>
@@ -69233,8 +69216,8 @@
         <w:t xml:space="preserve">.</w:t>
       </w:r>
     </w:p>
-    <w:bookmarkEnd w:id="212"/>
-    <w:bookmarkStart w:id="214" w:name="ref-halevy2023learnings"/>
+    <w:bookmarkEnd w:id="213"/>
+    <w:bookmarkStart w:id="215" w:name="ref-halevy2023learnings"/>
     <w:p>
       <w:pPr>
         <w:pStyle w:val="Bibliography"/>
@@ -69264,7 +69247,7 @@
       <w:r>
         <w:t xml:space="preserve"> </w:t>
       </w:r>
-      <w:hyperlink r:id="rId213">
+      <w:hyperlink r:id="rId214">
         <w:r>
           <w:rPr>
             <w:rStyle w:val="Hyperlink"/>
@@ -69276,8 +69259,8 @@
         <w:t xml:space="preserve">.</w:t>
       </w:r>
     </w:p>
-    <w:bookmarkEnd w:id="214"/>
-    <w:bookmarkStart w:id="216" w:name="ref-hong2025contextrot"/>
+    <w:bookmarkEnd w:id="215"/>
+    <w:bookmarkStart w:id="217" w:name="ref-hong2025contextrot"/>
     <w:p>
       <w:pPr>
         <w:pStyle w:val="Bibliography"/>
@@ -69329,7 +69312,7 @@
       <w:r>
         <w:t xml:space="preserve"> </w:t>
       </w:r>
-      <w:hyperlink r:id="rId215">
+      <w:hyperlink r:id="rId216">
         <w:r>
           <w:rPr>
             <w:rStyle w:val="Hyperlink"/>
@@ -69341,8 +69324,8 @@
         <w:t xml:space="preserve">.</w:t>
       </w:r>
     </w:p>
-    <w:bookmarkEnd w:id="216"/>
-    <w:bookmarkStart w:id="218" w:name="ref-huang2025gammacover"/>
+    <w:bookmarkEnd w:id="217"/>
+    <w:bookmarkStart w:id="219" w:name="ref-huang2025gammacover"/>
     <w:p>
       <w:pPr>
         <w:pStyle w:val="Bibliography"/>
@@ -69383,7 +69366,7 @@
       <w:r>
         <w:t xml:space="preserve"> </w:t>
       </w:r>
-      <w:hyperlink r:id="rId217">
+      <w:hyperlink r:id="rId218">
         <w:r>
           <w:rPr>
             <w:rStyle w:val="Hyperlink"/>
@@ -69395,8 +69378,8 @@
         <w:t xml:space="preserve">.</w:t>
       </w:r>
     </w:p>
-    <w:bookmarkEnd w:id="218"/>
-    <w:bookmarkStart w:id="220" w:name="ref-jain2025contextualutility"/>
+    <w:bookmarkEnd w:id="219"/>
+    <w:bookmarkStart w:id="221" w:name="ref-jain2025contextualutility"/>
     <w:p>
       <w:pPr>
         <w:pStyle w:val="Bibliography"/>
@@ -69426,7 +69409,7 @@
       <w:r>
         <w:t xml:space="preserve"> </w:t>
       </w:r>
-      <w:hyperlink r:id="rId219">
+      <w:hyperlink r:id="rId220">
         <w:r>
           <w:rPr>
             <w:rStyle w:val="Hyperlink"/>
@@ -69438,8 +69421,8 @@
         <w:t xml:space="preserve">.</w:t>
       </w:r>
     </w:p>
-    <w:bookmarkEnd w:id="220"/>
-    <w:bookmarkStart w:id="222" w:name="ref-optiset2026"/>
+    <w:bookmarkEnd w:id="221"/>
+    <w:bookmarkStart w:id="223" w:name="ref-optiset2026"/>
     <w:p>
       <w:pPr>
         <w:pStyle w:val="Bibliography"/>
@@ -69475,7 +69458,7 @@
       <w:r>
         <w:t xml:space="preserve"> </w:t>
       </w:r>
-      <w:hyperlink r:id="rId221">
+      <w:hyperlink r:id="rId222">
         <w:r>
           <w:rPr>
             <w:rStyle w:val="Hyperlink"/>
@@ -69487,8 +69470,8 @@
         <w:t xml:space="preserve">.</w:t>
       </w:r>
     </w:p>
-    <w:bookmarkEnd w:id="222"/>
-    <w:bookmarkStart w:id="224" w:name="ref-jin2024longrag"/>
+    <w:bookmarkEnd w:id="223"/>
+    <w:bookmarkStart w:id="225" w:name="ref-jin2024longrag"/>
     <w:p>
       <w:pPr>
         <w:pStyle w:val="Bibliography"/>
@@ -69548,7 +69531,7 @@
       <w:r>
         <w:t xml:space="preserve"> </w:t>
       </w:r>
-      <w:hyperlink r:id="rId223">
+      <w:hyperlink r:id="rId224">
         <w:r>
           <w:rPr>
             <w:rStyle w:val="Hyperlink"/>
@@ -69560,8 +69543,8 @@
         <w:t xml:space="preserve">.</w:t>
       </w:r>
     </w:p>
-    <w:bookmarkEnd w:id="224"/>
-    <w:bookmarkStart w:id="226" w:name="ref-sufficientcontext2024"/>
+    <w:bookmarkEnd w:id="225"/>
+    <w:bookmarkStart w:id="227" w:name="ref-sufficientcontext2024"/>
     <w:p>
       <w:pPr>
         <w:pStyle w:val="Bibliography"/>
@@ -69591,7 +69574,7 @@
       <w:r>
         <w:t xml:space="preserve"> </w:t>
       </w:r>
-      <w:hyperlink r:id="rId225">
+      <w:hyperlink r:id="rId226">
         <w:r>
           <w:rPr>
             <w:rStyle w:val="Hyperlink"/>
@@ -69603,8 +69586,8 @@
         <w:t xml:space="preserve">.</w:t>
       </w:r>
     </w:p>
-    <w:bookmarkEnd w:id="226"/>
-    <w:bookmarkStart w:id="228" w:name="ref-khan2025blackwell"/>
+    <w:bookmarkEnd w:id="227"/>
+    <w:bookmarkStart w:id="229" w:name="ref-khan2025blackwell"/>
     <w:p>
       <w:pPr>
         <w:pStyle w:val="Bibliography"/>
@@ -69646,7 +69629,7 @@
       <w:r>
         <w:t xml:space="preserve"> </w:t>
       </w:r>
-      <w:hyperlink r:id="rId227">
+      <w:hyperlink r:id="rId228">
         <w:r>
           <w:rPr>
             <w:rStyle w:val="Hyperlink"/>
@@ -69658,8 +69641,8 @@
         <w:t xml:space="preserve">.</w:t>
       </w:r>
     </w:p>
-    <w:bookmarkEnd w:id="228"/>
-    <w:bookmarkStart w:id="230" w:name="ref-lecam1964"/>
+    <w:bookmarkEnd w:id="229"/>
+    <w:bookmarkStart w:id="231" w:name="ref-lecam1964"/>
     <w:p>
       <w:pPr>
         <w:pStyle w:val="Bibliography"/>
@@ -69692,7 +69675,7 @@
       <w:r>
         <w:t xml:space="preserve"> </w:t>
       </w:r>
-      <w:hyperlink r:id="rId229">
+      <w:hyperlink r:id="rId230">
         <w:r>
           <w:rPr>
             <w:rStyle w:val="Hyperlink"/>
@@ -69704,8 +69687,8 @@
         <w:t xml:space="preserve">.</w:t>
       </w:r>
     </w:p>
-    <w:bookmarkEnd w:id="230"/>
-    <w:bookmarkStart w:id="232" w:name="ref-lecam1986"/>
+    <w:bookmarkEnd w:id="231"/>
+    <w:bookmarkStart w:id="233" w:name="ref-lecam1986"/>
     <w:p>
       <w:pPr>
         <w:pStyle w:val="Bibliography"/>
@@ -69729,7 +69712,7 @@
       <w:r>
         <w:t xml:space="preserve"> </w:t>
       </w:r>
-      <w:hyperlink r:id="rId231">
+      <w:hyperlink r:id="rId232">
         <w:r>
           <w:rPr>
             <w:rStyle w:val="Hyperlink"/>
@@ -69741,8 +69724,8 @@
         <w:t xml:space="preserve">.</w:t>
       </w:r>
     </w:p>
-    <w:bookmarkEnd w:id="232"/>
-    <w:bookmarkStart w:id="234" w:name="ref-relevanceutility2025"/>
+    <w:bookmarkEnd w:id="233"/>
+    <w:bookmarkStart w:id="235" w:name="ref-relevanceutility2025"/>
     <w:p>
       <w:pPr>
         <w:pStyle w:val="Bibliography"/>
@@ -69784,7 +69767,7 @@
       <w:r>
         <w:t xml:space="preserve"> </w:t>
       </w:r>
-      <w:hyperlink r:id="rId233">
+      <w:hyperlink r:id="rId234">
         <w:r>
           <w:rPr>
             <w:rStyle w:val="Hyperlink"/>
@@ -69796,8 +69779,8 @@
         <w:t xml:space="preserve">.</w:t>
       </w:r>
     </w:p>
-    <w:bookmarkEnd w:id="234"/>
-    <w:bookmarkStart w:id="236" w:name="ref-levy2025moredocs"/>
+    <w:bookmarkEnd w:id="235"/>
+    <w:bookmarkStart w:id="237" w:name="ref-levy2025moredocs"/>
     <w:p>
       <w:pPr>
         <w:pStyle w:val="Bibliography"/>
@@ -69836,7 +69819,7 @@
       <w:r>
         <w:t xml:space="preserve"> </w:t>
       </w:r>
-      <w:hyperlink r:id="rId235">
+      <w:hyperlink r:id="rId236">
         <w:r>
           <w:rPr>
             <w:rStyle w:val="Hyperlink"/>
@@ -69848,8 +69831,8 @@
         <w:t xml:space="preserve">.</w:t>
       </w:r>
     </w:p>
-    <w:bookmarkEnd w:id="236"/>
-    <w:bookmarkStart w:id="238" w:name="ref-longcontextdegrade2026"/>
+    <w:bookmarkEnd w:id="237"/>
+    <w:bookmarkStart w:id="239" w:name="ref-longcontextdegrade2026"/>
     <w:p>
       <w:pPr>
         <w:pStyle w:val="Bibliography"/>
@@ -69891,7 +69874,7 @@
       <w:r>
         <w:t xml:space="preserve"> </w:t>
       </w:r>
-      <w:hyperlink r:id="rId237">
+      <w:hyperlink r:id="rId238">
         <w:r>
           <w:rPr>
             <w:rStyle w:val="Hyperlink"/>
@@ -69903,8 +69886,8 @@
         <w:t xml:space="preserve">.</w:t>
       </w:r>
     </w:p>
-    <w:bookmarkEnd w:id="238"/>
-    <w:bookmarkStart w:id="240" w:name="ref-liu2024lost"/>
+    <w:bookmarkEnd w:id="239"/>
+    <w:bookmarkStart w:id="241" w:name="ref-liu2024lost"/>
     <w:p>
       <w:pPr>
         <w:pStyle w:val="Bibliography"/>
@@ -69937,7 +69920,7 @@
       <w:r>
         <w:t xml:space="preserve"> </w:t>
       </w:r>
-      <w:hyperlink r:id="rId239">
+      <w:hyperlink r:id="rId240">
         <w:r>
           <w:rPr>
             <w:rStyle w:val="Hyperlink"/>
@@ -69949,8 +69932,8 @@
         <w:t xml:space="preserve">.</w:t>
       </w:r>
     </w:p>
-    <w:bookmarkEnd w:id="240"/>
-    <w:bookmarkStart w:id="242" w:name="ref-miller2024errorbars"/>
+    <w:bookmarkEnd w:id="241"/>
+    <w:bookmarkStart w:id="243" w:name="ref-miller2024errorbars"/>
     <w:p>
       <w:pPr>
         <w:pStyle w:val="Bibliography"/>
@@ -69980,7 +69963,7 @@
       <w:r>
         <w:t xml:space="preserve"> </w:t>
       </w:r>
-      <w:hyperlink r:id="rId241">
+      <w:hyperlink r:id="rId242">
         <w:r>
           <w:rPr>
             <w:rStyle w:val="Hyperlink"/>
@@ -69992,8 +69975,8 @@
         <w:t xml:space="preserve">.</w:t>
       </w:r>
     </w:p>
-    <w:bookmarkEnd w:id="242"/>
-    <w:bookmarkStart w:id="244" w:name="ref-nematov2025shapley"/>
+    <w:bookmarkEnd w:id="243"/>
+    <w:bookmarkStart w:id="245" w:name="ref-nematov2025shapley"/>
     <w:p>
       <w:pPr>
         <w:pStyle w:val="Bibliography"/>
@@ -70023,7 +70006,7 @@
       <w:r>
         <w:t xml:space="preserve"> </w:t>
       </w:r>
-      <w:hyperlink r:id="rId243">
+      <w:hyperlink r:id="rId244">
         <w:r>
           <w:rPr>
             <w:rStyle w:val="Hyperlink"/>
@@ -70035,8 +70018,8 @@
         <w:t xml:space="preserve">.</w:t>
       </w:r>
     </w:p>
-    <w:bookmarkEnd w:id="244"/>
-    <w:bookmarkStart w:id="246" w:name="ref-blackwellrep2026"/>
+    <w:bookmarkEnd w:id="245"/>
+    <w:bookmarkStart w:id="247" w:name="ref-blackwellrep2026"/>
     <w:p>
       <w:pPr>
         <w:pStyle w:val="Bibliography"/>
@@ -70066,7 +70049,7 @@
       <w:r>
         <w:t xml:space="preserve"> </w:t>
       </w:r>
-      <w:hyperlink r:id="rId245">
+      <w:hyperlink r:id="rId246">
         <w:r>
           <w:rPr>
             <w:rStyle w:val="Hyperlink"/>
@@ -70078,8 +70061,8 @@
         <w:t xml:space="preserve">.</w:t>
       </w:r>
     </w:p>
-    <w:bookmarkEnd w:id="246"/>
-    <w:bookmarkStart w:id="248" w:name="ref-sureRAG2026"/>
+    <w:bookmarkEnd w:id="247"/>
+    <w:bookmarkStart w:id="249" w:name="ref-sureRAG2026"/>
     <w:p>
       <w:pPr>
         <w:pStyle w:val="Bibliography"/>
@@ -70115,7 +70098,7 @@
       <w:r>
         <w:t xml:space="preserve"> </w:t>
       </w:r>
-      <w:hyperlink r:id="rId247">
+      <w:hyperlink r:id="rId248">
         <w:r>
           <w:rPr>
             <w:rStyle w:val="Hyperlink"/>
@@ -70127,8 +70110,8 @@
         <w:t xml:space="preserve">.</w:t>
       </w:r>
     </w:p>
-    <w:bookmarkEnd w:id="248"/>
-    <w:bookmarkStart w:id="250" w:name="ref-robertson1977"/>
+    <w:bookmarkEnd w:id="249"/>
+    <w:bookmarkStart w:id="251" w:name="ref-robertson1977"/>
     <w:p>
       <w:pPr>
         <w:pStyle w:val="Bibliography"/>
@@ -70170,7 +70153,7 @@
       <w:r>
         <w:t xml:space="preserve"> </w:t>
       </w:r>
-      <w:hyperlink r:id="rId249">
+      <w:hyperlink r:id="rId250">
         <w:r>
           <w:rPr>
             <w:rStyle w:val="Hyperlink"/>
@@ -70182,8 +70165,8 @@
         <w:t xml:space="preserve">.</w:t>
       </w:r>
     </w:p>
-    <w:bookmarkEnd w:id="250"/>
-    <w:bookmarkStart w:id="252" w:name="ref-vanrooyen2014"/>
+    <w:bookmarkEnd w:id="251"/>
+    <w:bookmarkStart w:id="253" w:name="ref-vanrooyen2014"/>
     <w:p>
       <w:pPr>
         <w:pStyle w:val="Bibliography"/>
@@ -70231,7 +70214,7 @@
       <w:r>
         <w:t xml:space="preserve"> </w:t>
       </w:r>
-      <w:hyperlink r:id="rId251">
+      <w:hyperlink r:id="rId252">
         <w:r>
           <w:rPr>
             <w:rStyle w:val="Hyperlink"/>
@@ -70243,8 +70226,8 @@
         <w:t xml:space="preserve">.</w:t>
       </w:r>
     </w:p>
-    <w:bookmarkEnd w:id="252"/>
-    <w:bookmarkStart w:id="254" w:name="ref-shi2023distracted"/>
+    <w:bookmarkEnd w:id="253"/>
+    <w:bookmarkStart w:id="255" w:name="ref-shi2023distracted"/>
     <w:p>
       <w:pPr>
         <w:pStyle w:val="Bibliography"/>
@@ -70274,7 +70257,7 @@
       <w:r>
         <w:t xml:space="preserve"> </w:t>
       </w:r>
-      <w:hyperlink r:id="rId253">
+      <w:hyperlink r:id="rId254">
         <w:r>
           <w:rPr>
             <w:rStyle w:val="Hyperlink"/>
@@ -70286,8 +70269,8 @@
         <w:t xml:space="preserve">.</w:t>
       </w:r>
     </w:p>
-    <w:bookmarkEnd w:id="254"/>
-    <w:bookmarkStart w:id="256" w:name="ref-sun2023rankgpt"/>
+    <w:bookmarkEnd w:id="255"/>
+    <w:bookmarkStart w:id="257" w:name="ref-sun2023rankgpt"/>
     <w:p>
       <w:pPr>
         <w:pStyle w:val="Bibliography"/>
@@ -70341,7 +70324,7 @@
       <w:r>
         <w:t xml:space="preserve"> </w:t>
       </w:r>
-      <w:hyperlink r:id="rId255">
+      <w:hyperlink r:id="rId256">
         <w:r>
           <w:rPr>
             <w:rStyle w:val="Hyperlink"/>
@@ -70353,8 +70336,8 @@
         <w:t xml:space="preserve">.</w:t>
       </w:r>
     </w:p>
-    <w:bookmarkEnd w:id="256"/>
-    <w:bookmarkStart w:id="258" w:name="ref-torgersen1991"/>
+    <w:bookmarkEnd w:id="257"/>
+    <w:bookmarkStart w:id="259" w:name="ref-torgersen1991"/>
     <w:p>
       <w:pPr>
         <w:pStyle w:val="Bibliography"/>
@@ -70378,7 +70361,7 @@
       <w:r>
         <w:t xml:space="preserve"> </w:t>
       </w:r>
-      <w:hyperlink r:id="rId257">
+      <w:hyperlink r:id="rId258">
         <w:r>
           <w:rPr>
             <w:rStyle w:val="Hyperlink"/>
@@ -70390,8 +70373,8 @@
         <w:t xml:space="preserve">.</w:t>
       </w:r>
     </w:p>
-    <w:bookmarkEnd w:id="258"/>
-    <w:bookmarkStart w:id="260" w:name="ref-inficl2024"/>
+    <w:bookmarkEnd w:id="259"/>
+    <w:bookmarkStart w:id="261" w:name="ref-inficl2024"/>
     <w:p>
       <w:pPr>
         <w:pStyle w:val="Bibliography"/>
@@ -70421,7 +70404,7 @@
       <w:r>
         <w:t xml:space="preserve"> </w:t>
       </w:r>
-      <w:hyperlink r:id="rId259">
+      <w:hyperlink r:id="rId260">
         <w:r>
           <w:rPr>
             <w:rStyle w:val="Hyperlink"/>
@@ -70433,8 +70416,8 @@
         <w:t xml:space="preserve">.</w:t>
       </w:r>
     </w:p>
-    <w:bookmarkEnd w:id="260"/>
-    <w:bookmarkStart w:id="262" w:name="ref-wang2026whencontext"/>
+    <w:bookmarkEnd w:id="261"/>
+    <w:bookmarkStart w:id="263" w:name="ref-wang2026whencontext"/>
     <w:p>
       <w:pPr>
         <w:pStyle w:val="Bibliography"/>
@@ -70464,7 +70447,7 @@
       <w:r>
         <w:t xml:space="preserve"> </w:t>
       </w:r>
-      <w:hyperlink r:id="rId261">
+      <w:hyperlink r:id="rId262">
         <w:r>
           <w:rPr>
             <w:rStyle w:val="Hyperlink"/>
@@ -70476,8 +70459,8 @@
         <w:t xml:space="preserve">.</w:t>
       </w:r>
     </w:p>
-    <w:bookmarkEnd w:id="262"/>
-    <w:bookmarkStart w:id="264" w:name="ref-wang2009portfolio"/>
+    <w:bookmarkEnd w:id="263"/>
+    <w:bookmarkStart w:id="265" w:name="ref-wang2009portfolio"/>
     <w:p>
       <w:pPr>
         <w:pStyle w:val="Bibliography"/>
@@ -70507,7 +70490,7 @@
       <w:r>
         <w:t xml:space="preserve"> </w:t>
       </w:r>
-      <w:hyperlink r:id="rId263">
+      <w:hyperlink r:id="rId264">
         <w:r>
           <w:rPr>
             <w:rStyle w:val="Hyperlink"/>
@@ -70519,8 +70502,8 @@
         <w:t xml:space="preserve">.</w:t>
       </w:r>
     </w:p>
-    <w:bookmarkEnd w:id="264"/>
-    <w:bookmarkStart w:id="266" w:name="ref-demoshapley2024"/>
+    <w:bookmarkEnd w:id="265"/>
+    <w:bookmarkStart w:id="267" w:name="ref-demoshapley2024"/>
     <w:p>
       <w:pPr>
         <w:pStyle w:val="Bibliography"/>
@@ -70556,7 +70539,7 @@
       <w:r>
         <w:t xml:space="preserve"> </w:t>
       </w:r>
-      <w:hyperlink r:id="rId265">
+      <w:hyperlink r:id="rId266">
         <w:r>
           <w:rPr>
             <w:rStyle w:val="Hyperlink"/>
@@ -70568,8 +70551,8 @@
         <w:t xml:space="preserve">.</w:t>
       </w:r>
     </w:p>
-    <w:bookmarkEnd w:id="266"/>
-    <w:bookmarkStart w:id="268" w:name="ref-xu2024knowledgeconflicts"/>
+    <w:bookmarkEnd w:id="267"/>
+    <w:bookmarkStart w:id="269" w:name="ref-xu2024knowledgeconflicts"/>
     <w:p>
       <w:pPr>
         <w:pStyle w:val="Bibliography"/>
@@ -70608,7 +70591,7 @@
       <w:r>
         <w:t xml:space="preserve"> </w:t>
       </w:r>
-      <w:hyperlink r:id="rId267">
+      <w:hyperlink r:id="rId268">
         <w:r>
           <w:rPr>
             <w:rStyle w:val="Hyperlink"/>
@@ -70620,8 +70603,8 @@
         <w:t xml:space="preserve">.</w:t>
       </w:r>
     </w:p>
-    <w:bookmarkEnd w:id="268"/>
-    <w:bookmarkStart w:id="270" w:name="ref-ye2023ceil"/>
+    <w:bookmarkEnd w:id="269"/>
+    <w:bookmarkStart w:id="271" w:name="ref-ye2023ceil"/>
     <w:p>
       <w:pPr>
         <w:pStyle w:val="Bibliography"/>
@@ -70651,7 +70634,7 @@
       <w:r>
         <w:t xml:space="preserve"> </w:t>
       </w:r>
-      <w:hyperlink r:id="rId269">
+      <w:hyperlink r:id="rId270">
         <w:r>
           <w:rPr>
             <w:rStyle w:val="Hyperlink"/>
@@ -70663,8 +70646,8 @@
         <w:t xml:space="preserve">.</w:t>
       </w:r>
     </w:p>
-    <w:bookmarkEnd w:id="270"/>
-    <w:bookmarkStart w:id="272" w:name="ref-rankrag2024"/>
+    <w:bookmarkEnd w:id="271"/>
+    <w:bookmarkStart w:id="273" w:name="ref-rankrag2024"/>
     <w:p>
       <w:pPr>
         <w:pStyle w:val="Bibliography"/>
@@ -70709,7 +70692,7 @@
       <w:r>
         <w:t xml:space="preserve"> </w:t>
       </w:r>
-      <w:hyperlink r:id="rId271">
+      <w:hyperlink r:id="rId272">
         <w:r>
           <w:rPr>
             <w:rStyle w:val="Hyperlink"/>
@@ -70721,8 +70704,8 @@
         <w:t xml:space="preserve">.</w:t>
       </w:r>
     </w:p>
-    <w:bookmarkEnd w:id="272"/>
-    <w:bookmarkStart w:id="274" w:name="ref-cale2025"/>
+    <w:bookmarkEnd w:id="273"/>
+    <w:bookmarkStart w:id="275" w:name="ref-cale2025"/>
     <w:p>
       <w:pPr>
         <w:pStyle w:val="Bibliography"/>
@@ -70773,7 +70756,7 @@
       <w:r>
         <w:t xml:space="preserve"> </w:t>
       </w:r>
-      <w:hyperlink r:id="rId273">
+      <w:hyperlink r:id="rId274">
         <w:r>
           <w:rPr>
             <w:rStyle w:val="Hyperlink"/>
@@ -70785,8 +70768,8 @@
         <w:t xml:space="preserve">.</w:t>
       </w:r>
     </w:p>
-    <w:bookmarkEnd w:id="274"/>
-    <w:bookmarkStart w:id="276" w:name="ref-zhang2025llmutility"/>
+    <w:bookmarkEnd w:id="275"/>
+    <w:bookmarkStart w:id="277" w:name="ref-zhang2025llmutility"/>
     <w:p>
       <w:pPr>
         <w:pStyle w:val="Bibliography"/>
@@ -70822,7 +70805,7 @@
       <w:r>
         <w:t xml:space="preserve"> </w:t>
       </w:r>
-      <w:hyperlink r:id="rId275">
+      <w:hyperlink r:id="rId276">
         <w:r>
           <w:rPr>
             <w:rStyle w:val="Hyperlink"/>
@@ -70834,8 +70817,8 @@
         <w:t xml:space="preserve">.</w:t>
       </w:r>
     </w:p>
-    <w:bookmarkEnd w:id="276"/>
-    <w:bookmarkStart w:id="278" w:name="ref-zhang2026utility"/>
+    <w:bookmarkEnd w:id="277"/>
+    <w:bookmarkStart w:id="279" w:name="ref-zhang2026utility"/>
     <w:p>
       <w:pPr>
         <w:pStyle w:val="Bibliography"/>
@@ -70877,7 +70860,7 @@
       <w:r>
         <w:t xml:space="preserve"> </w:t>
       </w:r>
-      <w:hyperlink r:id="rId277">
+      <w:hyperlink r:id="rId278">
         <w:r>
           <w:rPr>
             <w:rStyle w:val="Hyperlink"/>
@@ -70889,8 +70872,8 @@
         <w:t xml:space="preserve">.</w:t>
       </w:r>
     </w:p>
-    <w:bookmarkEnd w:id="278"/>
-    <w:bookmarkStart w:id="280" w:name="ref-zhang2026blackwellagents"/>
+    <w:bookmarkEnd w:id="279"/>
+    <w:bookmarkStart w:id="281" w:name="ref-zhang2026blackwellagents"/>
     <w:p>
       <w:pPr>
         <w:pStyle w:val="Bibliography"/>
@@ -70929,7 +70912,7 @@
       <w:r>
         <w:t xml:space="preserve"> </w:t>
       </w:r>
-      <w:hyperlink r:id="rId279">
+      <w:hyperlink r:id="rId280">
         <w:r>
           <w:rPr>
             <w:rStyle w:val="Hyperlink"/>
@@ -70941,8 +70924,8 @@
         <w:t xml:space="preserve">.</w:t>
       </w:r>
     </w:p>
-    <w:bookmarkEnd w:id="280"/>
-    <w:bookmarkStart w:id="281" w:name="ref-paretoprompts2025"/>
+    <w:bookmarkEnd w:id="281"/>
+    <w:bookmarkStart w:id="282" w:name="ref-paretoprompts2025"/>
     <w:p>
       <w:pPr>
         <w:pStyle w:val="Bibliography"/>
@@ -70970,8 +70953,8 @@
         <w:t xml:space="preserve">.</w:t>
       </w:r>
     </w:p>
-    <w:bookmarkEnd w:id="281"/>
-    <w:bookmarkStart w:id="283" w:name="ref-zheng2024pmi"/>
+    <w:bookmarkEnd w:id="282"/>
+    <w:bookmarkStart w:id="284" w:name="ref-zheng2024pmi"/>
     <w:p>
       <w:pPr>
         <w:pStyle w:val="Bibliography"/>
@@ -71001,7 +70984,7 @@
       <w:r>
         <w:t xml:space="preserve"> </w:t>
       </w:r>
-      <w:hyperlink r:id="rId282">
+      <w:hyperlink r:id="rId283">
         <w:r>
           <w:rPr>
             <w:rStyle w:val="Hyperlink"/>
@@ -71013,8 +70996,8 @@
         <w:t xml:space="preserve">.</w:t>
       </w:r>
     </w:p>
-    <w:bookmarkEnd w:id="283"/>
-    <w:bookmarkStart w:id="285" w:name="ref-skylinerag2026"/>
+    <w:bookmarkEnd w:id="284"/>
+    <w:bookmarkStart w:id="286" w:name="ref-skylinerag2026"/>
     <w:p>
       <w:pPr>
         <w:pStyle w:val="Bibliography"/>
@@ -71071,7 +71054,7 @@
       <w:r>
         <w:t xml:space="preserve"> </w:t>
       </w:r>
-      <w:hyperlink r:id="rId284">
+      <w:hyperlink r:id="rId285">
         <w:r>
           <w:rPr>
             <w:rStyle w:val="Hyperlink"/>
@@ -71083,8 +71066,8 @@
         <w:t xml:space="preserve">.</w:t>
       </w:r>
     </w:p>
-    <w:bookmarkEnd w:id="285"/>
-    <w:bookmarkStart w:id="287" w:name="ref-zuccon2010qprp"/>
+    <w:bookmarkEnd w:id="286"/>
+    <w:bookmarkStart w:id="288" w:name="ref-zuccon2010qprp"/>
     <w:p>
       <w:pPr>
         <w:pStyle w:val="Bibliography"/>
@@ -71114,7 +71097,7 @@
       <w:r>
         <w:t xml:space="preserve"> </w:t>
       </w:r>
-      <w:hyperlink r:id="rId286">
+      <w:hyperlink r:id="rId287">
         <w:r>
           <w:rPr>
             <w:rStyle w:val="Hyperlink"/>
@@ -71126,10 +71109,10 @@
         <w:t xml:space="preserve">.</w:t>
       </w:r>
     </w:p>
-    <w:bookmarkEnd w:id="287"/>
     <w:bookmarkEnd w:id="288"/>
     <w:bookmarkEnd w:id="289"/>
     <w:bookmarkEnd w:id="290"/>
+    <w:bookmarkEnd w:id="291"/>
     <w:sectPr>
       <w:footnotePr>
         <w:numRestart w:val="eachSect"/>

--- a/paper/blackwell-paper-MAKE.docx
+++ b/paper/blackwell-paper-MAKE.docx
@@ -527,13 +527,7 @@
         <w:t xml:space="preserve"> </w:t>
       </w:r>
       <w:r>
-        <w:t xml:space="preserve">neither note can be reconstructed from the other. This everyday situation is the entire paper in</w:t>
-      </w:r>
-      <w:r>
-        <w:t xml:space="preserve"> </w:t>
-      </w:r>
-      <w:r>
-        <w:t xml:space="preserve">miniature. It has a precise name, the two notes are</w:t>
+        <w:t xml:space="preserve">neither note can be reconstructed from the other. The two notes are</w:t>
       </w:r>
       <w:r>
         <w:t xml:space="preserve"> </w:t>
@@ -549,71 +543,31 @@
         <w:t xml:space="preserve"> </w:t>
       </w:r>
       <w:r>
-        <w:t xml:space="preserve">in the sense of Blackwell’s</w:t>
-      </w:r>
-      <w:r>
-        <w:t xml:space="preserve"> </w:t>
-      </w:r>
-      <w:r>
-        <w:t xml:space="preserve">comparison of experiments </w:t>
+        <w:t xml:space="preserve">in the</w:t>
+      </w:r>
+      <w:r>
+        <w:t xml:space="preserve"> </w:t>
+      </w:r>
+      <w:r>
+        <w:t xml:space="preserve">sense of Blackwell’s comparison of experiments </w:t>
       </w:r>
       <w:r>
         <w:t xml:space="preserve">(Blackwell 1953)</w:t>
       </w:r>
       <w:r>
-        <w:t xml:space="preserve">, and a precise consequence: no single relevance</w:t>
-      </w:r>
-      <w:r>
-        <w:t xml:space="preserve"> </w:t>
-      </w:r>
-      <w:r>
-        <w:t xml:space="preserve">score can rank the two notes so that the ranking is right for every task, because a score must crown</w:t>
-      </w:r>
-      <w:r>
-        <w:t xml:space="preserve"> </w:t>
-      </w:r>
-      <w:r>
-        <w:t xml:space="preserve">one winner and here neither note wins outright. The body makes this exact, gives a statistical test</w:t>
-      </w:r>
-      <w:r>
-        <w:t xml:space="preserve"> </w:t>
-      </w:r>
-      <w:r>
-        <w:t xml:space="preserve">that</w:t>
-      </w:r>
-      <w:r>
-        <w:t xml:space="preserve"> </w:t>
-      </w:r>
-      <w:r>
-        <w:rPr>
-          <w:i/>
-          <w:iCs/>
-        </w:rPr>
-        <w:t xml:space="preserve">verifies</w:t>
-      </w:r>
-      <w:r>
-        <w:t xml:space="preserve"> </w:t>
-      </w:r>
-      <w:r>
-        <w:t xml:space="preserve">it from ordinary pass/fail runs on a live model, and finds that six production</w:t>
-      </w:r>
-      <w:r>
-        <w:t xml:space="preserve"> </w:t>
-      </w:r>
-      <w:r>
-        <w:t xml:space="preserve">language models across four vendors all exhibit it. A reader who keeps these two notes in mind can</w:t>
-      </w:r>
-      <w:r>
-        <w:t xml:space="preserve"> </w:t>
-      </w:r>
-      <w:r>
-        <w:t xml:space="preserve">read every symbol below as a statement about the first note versus the second (in the body they are</w:t>
-      </w:r>
-      <w:r>
-        <w:t xml:space="preserve"> </w:t>
-      </w:r>
-      <w:r>
-        <w:t xml:space="preserve">the sources</w:t>
+        <w:t xml:space="preserve">, and the consequence is</w:t>
+      </w:r>
+      <w:r>
+        <w:t xml:space="preserve"> </w:t>
+      </w:r>
+      <w:r>
+        <w:t xml:space="preserve">immediate: no single relevance score ranks them correctly for every task, because a score must</w:t>
+      </w:r>
+      <w:r>
+        <w:t xml:space="preserve"> </w:t>
+      </w:r>
+      <w:r>
+        <w:t xml:space="preserve">crown one winner and here neither wins outright. In the body these are the sources</w:t>
       </w:r>
       <w:r>
         <w:t xml:space="preserve"> </w:t>
@@ -656,7 +610,7 @@
         </m:sSub>
       </m:oMath>
       <w:r>
-        <w:t xml:space="preserve">).</w:t>
+        <w:t xml:space="preserve">.</w:t>
       </w:r>
     </w:p>
     <w:p>
@@ -747,19 +701,19 @@
         <w:t xml:space="preserve"> </w:t>
       </w:r>
       <w:r>
-        <w:t xml:space="preserve">candidates. The scalar is convenient: it sorts, thresholds, and composes. We</w:t>
-      </w:r>
-      <w:r>
-        <w:t xml:space="preserve"> </w:t>
-      </w:r>
-      <w:r>
-        <w:t xml:space="preserve">argue it is also the wrong abstraction, and that a classical apparatus from</w:t>
-      </w:r>
-      <w:r>
-        <w:t xml:space="preserve"> </w:t>
-      </w:r>
-      <w:r>
-        <w:t xml:space="preserve">statistical decision theory says precisely why.</w:t>
+        <w:t xml:space="preserve">candidates. The scalar is convenient: it sorts, thresholds, and composes. This paper asks what a</w:t>
+      </w:r>
+      <w:r>
+        <w:t xml:space="preserve"> </w:t>
+      </w:r>
+      <w:r>
+        <w:t xml:space="preserve">task-independent scalar ranking can and cannot represent, and answers it with a classical</w:t>
+      </w:r>
+      <w:r>
+        <w:t xml:space="preserve"> </w:t>
+      </w:r>
+      <w:r>
+        <w:t xml:space="preserve">apparatus from statistical decision theory.</w:t>
       </w:r>
     </w:p>
     <w:bookmarkStart w:id="9" w:name="what-is-and-is-not-new."/>
@@ -782,29 +736,380 @@
         <w:t xml:space="preserve"> </w:t>
       </w:r>
       <w:r>
-        <w:t xml:space="preserve">Le Cam’s deficiency. Several of the</w:t>
-      </w:r>
-      <w:r>
-        <w:t xml:space="preserve"> </w:t>
-      </w:r>
-      <w:r>
-        <w:rPr>
-          <w:i/>
-          <w:iCs/>
-        </w:rPr>
-        <w:t xml:space="preserve">phenomena</w:t>
-      </w:r>
-      <w:r>
-        <w:t xml:space="preserve"> </w:t>
-      </w:r>
-      <w:r>
-        <w:t xml:space="preserve">are also known, each in its own literature,</w:t>
-      </w:r>
-      <w:r>
-        <w:t xml:space="preserve"> </w:t>
-      </w:r>
-      <w:r>
-        <w:t xml:space="preserve">and we say so up front. Each of the following is established elsewhere:</w:t>
+        <w:t xml:space="preserve">Le Cam’s deficiency. So are several of the phenomena, each in its own literature: that utility</w:t>
+      </w:r>
+      <w:r>
+        <w:t xml:space="preserve"> </w:t>
+      </w:r>
+      <w:r>
+        <w:t xml:space="preserve">rather than topical relevance is the right target </w:t>
+      </w:r>
+      <w:r>
+        <w:t xml:space="preserve">(H. Zhang et al. 2026)</w:t>
+      </w:r>
+      <w:r>
+        <w:t xml:space="preserve"> </w:t>
+      </w:r>
+      <w:r>
+        <w:t xml:space="preserve">and is</w:t>
+      </w:r>
+      <w:r>
+        <w:t xml:space="preserve"> </w:t>
+      </w:r>
+      <w:r>
+        <w:t xml:space="preserve">model-dependent </w:t>
+      </w:r>
+      <w:r>
+        <w:t xml:space="preserve">(Zhang et al. 2025)</w:t>
+      </w:r>
+      <w:r>
+        <w:t xml:space="preserve">; that adding sources can lower accuracy while coverage</w:t>
+      </w:r>
+      <w:r>
+        <w:t xml:space="preserve"> </w:t>
+      </w:r>
+      <w:r>
+        <w:t xml:space="preserve">saturates </w:t>
+      </w:r>
+      <w:r>
+        <w:t xml:space="preserve">(Dong et al. 2012)</w:t>
+      </w:r>
+      <w:r>
+        <w:t xml:space="preserve">; that rerankers are steered by lexical</w:t>
+      </w:r>
+      <w:r>
+        <w:t xml:space="preserve"> </w:t>
+      </w:r>
+      <w:r>
+        <w:t xml:space="preserve">similarity </w:t>
+      </w:r>
+      <w:r>
+        <w:t xml:space="preserve">(Hagström, Nie, et al. 2025)</w:t>
+      </w:r>
+      <w:r>
+        <w:t xml:space="preserve">; that keeping a non-dominated set is already an operator</w:t>
+      </w:r>
+      <w:r>
+        <w:t xml:space="preserve"> </w:t>
+      </w:r>
+      <w:r>
+        <w:t xml:space="preserve">over heuristic scores </w:t>
+      </w:r>
+      <w:r>
+        <w:t xml:space="preserve">(Zhu et al. 2026)</w:t>
+      </w:r>
+      <w:r>
+        <w:t xml:space="preserve">; and that the Blackwell and Le Cam apparatus was</w:t>
+      </w:r>
+      <w:r>
+        <w:t xml:space="preserve"> </w:t>
+      </w:r>
+      <w:r>
+        <w:t xml:space="preserve">brought to inference-time context selection concurrently with this work, over which we claim no</w:t>
+      </w:r>
+      <w:r>
+        <w:t xml:space="preserve"> </w:t>
+      </w:r>
+      <w:r>
+        <w:t xml:space="preserve">priority </w:t>
+      </w:r>
+      <w:r>
+        <w:t xml:space="preserve">(Alpila 2026a)</w:t>
+      </w:r>
+      <w:r>
+        <w:t xml:space="preserve">. §2 treats each in turn. The gap is that none of them</w:t>
+      </w:r>
+      <w:r>
+        <w:t xml:space="preserve"> </w:t>
+      </w:r>
+      <w:r>
+        <w:t xml:space="preserve">gives the order itself an object or a test: cross-task non-transfer is described as a nuisance</w:t>
+      </w:r>
+      <w:r>
+        <w:t xml:space="preserve"> </w:t>
+      </w:r>
+      <w:r>
+        <w:t xml:space="preserve">rather than read as a partial order, and no finite-sample procedure decides on a live model</w:t>
+      </w:r>
+      <w:r>
+        <w:t xml:space="preserve"> </w:t>
+      </w:r>
+      <w:r>
+        <w:t xml:space="preserve">whether two particular sources are incomparable. That is what C1–C3 below supply.</w:t>
+      </w:r>
+    </w:p>
+    <w:p>
+      <w:pPr>
+        <w:pStyle w:val="BodyText"/>
+      </w:pPr>
+      <w:r>
+        <w:t xml:space="preserve">One gap needs care. Blackwell’s theorem is about the</w:t>
+      </w:r>
+      <w:r>
+        <w:t xml:space="preserve"> </w:t>
+      </w:r>
+      <w:r>
+        <w:rPr>
+          <w:i/>
+          <w:iCs/>
+        </w:rPr>
+        <w:t xml:space="preserve">best possible</w:t>
+      </w:r>
+      <w:r>
+        <w:t xml:space="preserve"> </w:t>
+      </w:r>
+      <w:r>
+        <w:t xml:space="preserve">use</w:t>
+      </w:r>
+      <w:r>
+        <w:t xml:space="preserve"> </w:t>
+      </w:r>
+      <w:r>
+        <w:t xml:space="preserve">of a source, but every number we measure comes from one fixed model:</w:t>
+      </w:r>
+      <w:r>
+        <w:t xml:space="preserve"> </w:t>
+      </w:r>
+      <m:oMath>
+        <m:sSub>
+          <m:e>
+            <m:r>
+              <m:rPr>
+                <m:sty m:val="p"/>
+              </m:rPr>
+              <m:t>P</m:t>
+            </m:r>
+            <m:r>
+              <m:rPr>
+                <m:sty m:val="p"/>
+              </m:rPr>
+              <m:t>A</m:t>
+            </m:r>
+            <m:r>
+              <m:rPr>
+                <m:sty m:val="p"/>
+              </m:rPr>
+              <m:t>S</m:t>
+            </m:r>
+            <m:r>
+              <m:rPr>
+                <m:sty m:val="p"/>
+              </m:rPr>
+              <m:t>S</m:t>
+            </m:r>
+          </m:e>
+          <m:sub>
+            <m:r>
+              <m:t>M</m:t>
+            </m:r>
+          </m:sub>
+        </m:sSub>
+        <m:r>
+          <m:rPr>
+            <m:sty m:val="p"/>
+          </m:rPr>
+          <m:t>(</m:t>
+        </m:r>
+        <m:r>
+          <m:t>W</m:t>
+        </m:r>
+        <m:r>
+          <m:rPr>
+            <m:sty m:val="p"/>
+          </m:rPr>
+          <m:t>,</m:t>
+        </m:r>
+        <m:r>
+          <m:t>T</m:t>
+        </m:r>
+        <m:r>
+          <m:rPr>
+            <m:sty m:val="p"/>
+          </m:rPr>
+          <m:t>)</m:t>
+        </m:r>
+        <m:r>
+          <m:rPr>
+            <m:sty m:val="p"/>
+          </m:rPr>
+          <m:t>=</m:t>
+        </m:r>
+        <m:r>
+          <m:rPr>
+            <m:scr m:val="double-struck"/>
+            <m:sty m:val="p"/>
+          </m:rPr>
+          <m:t>E</m:t>
+        </m:r>
+        <m:r>
+          <m:rPr>
+            <m:sty m:val="p"/>
+          </m:rPr>
+          <m:t>[</m:t>
+        </m:r>
+        <m:sSub>
+          <m:e>
+            <m:r>
+              <m:t>v</m:t>
+            </m:r>
+          </m:e>
+          <m:sub>
+            <m:r>
+              <m:t>T</m:t>
+            </m:r>
+          </m:sub>
+        </m:sSub>
+        <m:r>
+          <m:rPr>
+            <m:sty m:val="p"/>
+          </m:rPr>
+          <m:t>(</m:t>
+        </m:r>
+        <m:sSub>
+          <m:e>
+            <m:r>
+              <m:t>δ</m:t>
+            </m:r>
+          </m:e>
+          <m:sub>
+            <m:r>
+              <m:t>M</m:t>
+            </m:r>
+          </m:sub>
+        </m:sSub>
+        <m:r>
+          <m:rPr>
+            <m:sty m:val="p"/>
+          </m:rPr>
+          <m:t>(</m:t>
+        </m:r>
+        <m:r>
+          <m:t>T</m:t>
+        </m:r>
+        <m:r>
+          <m:rPr>
+            <m:sty m:val="p"/>
+          </m:rPr>
+          <m:t>,</m:t>
+        </m:r>
+        <m:r>
+          <m:t>w</m:t>
+        </m:r>
+        <m:r>
+          <m:rPr>
+            <m:sty m:val="p"/>
+          </m:rPr>
+          <m:t>)</m:t>
+        </m:r>
+        <m:r>
+          <m:rPr>
+            <m:sty m:val="p"/>
+          </m:rPr>
+          <m:t>)</m:t>
+        </m:r>
+        <m:r>
+          <m:rPr>
+            <m:sty m:val="p"/>
+          </m:rPr>
+          <m:t>]</m:t>
+        </m:r>
+      </m:oMath>
+      <w:r>
+        <w:t xml:space="preserve">, the pass rate of a single rule</w:t>
+      </w:r>
+      <w:r>
+        <w:t xml:space="preserve"> </w:t>
+      </w:r>
+      <m:oMath>
+        <m:sSub>
+          <m:e>
+            <m:r>
+              <m:t>δ</m:t>
+            </m:r>
+          </m:e>
+          <m:sub>
+            <m:r>
+              <m:t>M</m:t>
+            </m:r>
+          </m:sub>
+        </m:sSub>
+      </m:oMath>
+      <w:r>
+        <w:t xml:space="preserve"> </w:t>
+      </w:r>
+      <w:r>
+        <w:t xml:space="preserve">that is not optimal. So</w:t>
+      </w:r>
+      <w:r>
+        <w:t xml:space="preserve"> </w:t>
+      </w:r>
+      <w:r>
+        <w:t xml:space="preserve">we state the order twice, once for the ideal user and once for the fixed model, and prove a one-way</w:t>
+      </w:r>
+      <w:r>
+        <w:t xml:space="preserve"> </w:t>
+      </w:r>
+      <w:r>
+        <w:t xml:space="preserve">bridge from what we measure to what the theorem is about (§4); and we call our</w:t>
+      </w:r>
+      <w:r>
+        <w:t xml:space="preserve"> </w:t>
+      </w:r>
+      <w:r>
+        <w:t xml:space="preserve">estimator a</w:t>
+      </w:r>
+      <w:r>
+        <w:t xml:space="preserve"> </w:t>
+      </w:r>
+      <w:r>
+        <w:rPr>
+          <w:i/>
+          <w:iCs/>
+        </w:rPr>
+        <w:t xml:space="preserve">value-deficiency surrogate</w:t>
+      </w:r>
+      <w:r>
+        <w:t xml:space="preserve">, not a Le Cam deficiency (§6).</w:t>
+      </w:r>
+    </w:p>
+    <w:bookmarkEnd w:id="9"/>
+    <w:bookmarkStart w:id="10" w:name="contributions."/>
+    <w:p>
+      <w:pPr>
+        <w:pStyle w:val="Heading4"/>
+      </w:pPr>
+      <w:r>
+        <w:t xml:space="preserve">Contributions.</w:t>
+      </w:r>
+    </w:p>
+    <w:p>
+      <w:pPr>
+        <w:pStyle w:val="FirstParagraph"/>
+      </w:pPr>
+      <w:r>
+        <w:t xml:space="preserve">The paper makes one claim, that the order over context sources is</w:t>
+      </w:r>
+      <w:r>
+        <w:t xml:space="preserve"> </w:t>
+      </w:r>
+      <w:r>
+        <w:rPr>
+          <w:i/>
+          <w:iCs/>
+        </w:rPr>
+        <w:t xml:space="preserve">partial</w:t>
+      </w:r>
+      <w:r>
+        <w:t xml:space="preserve"> </w:t>
+      </w:r>
+      <w:r>
+        <w:t xml:space="preserve">rather than total, and contributes the three pieces that claim needs: what follows</w:t>
+      </w:r>
+      <w:r>
+        <w:t xml:space="preserve"> </w:t>
+      </w:r>
+      <w:r>
+        <w:t xml:space="preserve">from it, the instrument that makes it testable, and the evidence that it holds.</w:t>
       </w:r>
     </w:p>
     <w:p>
@@ -815,19 +1120,161 @@
         </w:numPr>
       </w:pPr>
       <w:r>
-        <w:t xml:space="preserve">topical relevance is the wrong target and downstream utility the right</w:t>
-      </w:r>
-      <w:r>
-        <w:t xml:space="preserve"> </w:t>
-      </w:r>
-      <w:r>
-        <w:t xml:space="preserve">one </w:t>
-      </w:r>
-      <w:r>
-        <w:t xml:space="preserve">(H. Zhang et al. 2026)</w:t>
-      </w:r>
-      <w:r>
-        <w:t xml:space="preserve">;</w:t>
+        <w:rPr>
+          <w:b/>
+          <w:bCs/>
+        </w:rPr>
+        <w:t xml:space="preserve">Theory: the order is partial, and no single per-source score survives it</w:t>
+      </w:r>
+      <w:r>
+        <w:t xml:space="preserve"> </w:t>
+      </w:r>
+      <w:r>
+        <w:t xml:space="preserve">(§4, §5). We formalize context sources as statistical</w:t>
+      </w:r>
+      <w:r>
+        <w:t xml:space="preserve"> </w:t>
+      </w:r>
+      <w:r>
+        <w:t xml:space="preserve">experiments on the task’s latent requirement, instantiate the Blackwell garbling order with its</w:t>
+      </w:r>
+      <w:r>
+        <w:t xml:space="preserve"> </w:t>
+      </w:r>
+      <w:r>
+        <w:t xml:space="preserve">for-all-tasks dominance guarantee via the Blackwell–Sherman–Stein theorem, define the</w:t>
+      </w:r>
+      <w:r>
+        <w:t xml:space="preserve"> </w:t>
+      </w:r>
+      <m:oMath>
+        <m:sSub>
+          <m:e>
+            <m:r>
+              <m:t>δ</m:t>
+            </m:r>
+          </m:e>
+          <m:sub>
+            <m:r>
+              <m:t>M</m:t>
+            </m:r>
+          </m:sub>
+        </m:sSub>
+      </m:oMath>
+      <w:r>
+        <w:t xml:space="preserve">-restricted order the experiments probe, and prove a one-way bridging lemma between</w:t>
+      </w:r>
+      <w:r>
+        <w:t xml:space="preserve"> </w:t>
+      </w:r>
+      <w:r>
+        <w:t xml:space="preserve">them. Bringing this apparatus to inference-time context is not by itself ours: concurrent work</w:t>
+      </w:r>
+      <w:r>
+        <w:t xml:space="preserve"> </w:t>
+      </w:r>
+      <w:r>
+        <w:t xml:space="preserve">reaches the same classical objects from the admission side (§2.3). What</w:t>
+      </w:r>
+      <w:r>
+        <w:t xml:space="preserve"> </w:t>
+      </w:r>
+      <w:r>
+        <w:t xml:space="preserve">is ours is the consequence of taking</w:t>
+      </w:r>
+      <w:r>
+        <w:t xml:space="preserve"> </w:t>
+      </w:r>
+      <w:r>
+        <w:rPr>
+          <w:i/>
+          <w:iCs/>
+        </w:rPr>
+        <w:t xml:space="preserve">incomparability</w:t>
+      </w:r>
+      <w:r>
+        <w:t xml:space="preserve"> </w:t>
+      </w:r>
+      <w:r>
+        <w:t xml:space="preserve">rather than deficiency-minimization</w:t>
+      </w:r>
+      <w:r>
+        <w:t xml:space="preserve"> </w:t>
+      </w:r>
+      <w:r>
+        <w:t xml:space="preserve">as the object. Blackwell-incomparable sources cannot be ranked by</w:t>
+      </w:r>
+      <w:r>
+        <w:t xml:space="preserve"> </w:t>
+      </w:r>
+      <w:r>
+        <w:rPr>
+          <w:i/>
+          <w:iCs/>
+        </w:rPr>
+        <w:t xml:space="preserve">any</w:t>
+      </w:r>
+      <w:r>
+        <w:t xml:space="preserve"> </w:t>
+      </w:r>
+      <w:r>
+        <w:t xml:space="preserve">single per-source</w:t>
+      </w:r>
+      <w:r>
+        <w:t xml:space="preserve"> </w:t>
+      </w:r>
+      <w:r>
+        <w:t xml:space="preserve">score</w:t>
+      </w:r>
+      <w:r>
+        <w:t xml:space="preserve"> </w:t>
+      </w:r>
+      <m:oMath>
+        <m:r>
+          <m:t>φ</m:t>
+        </m:r>
+        <m:r>
+          <m:rPr>
+            <m:sty m:val="p"/>
+          </m:rPr>
+          <m:t>(</m:t>
+        </m:r>
+        <m:r>
+          <m:t>W</m:t>
+        </m:r>
+        <m:r>
+          <m:rPr>
+            <m:sty m:val="p"/>
+          </m:rPr>
+          <m:t>)</m:t>
+        </m:r>
+      </m:oMath>
+      <w:r>
+        <w:t xml:space="preserve">, relevance or utility, for all tasks (Theorem 2), with</w:t>
+      </w:r>
+      <w:r>
+        <w:t xml:space="preserve"> </w:t>
+      </w:r>
+      <w:r>
+        <w:t xml:space="preserve">the query-conditioned topical case isolated separately (Proposition 2);</w:t>
+      </w:r>
+      <w:r>
+        <w:t xml:space="preserve"> </w:t>
+      </w:r>
+      <w:r>
+        <w:t xml:space="preserve">Information retrieval has long argued that no single fixed document</w:t>
+      </w:r>
+      <w:r>
+        <w:t xml:space="preserve"> </w:t>
+      </w:r>
+      <w:r>
+        <w:t xml:space="preserve">score is optimal once documents interact (§2.1); we derive the impossibility as</w:t>
+      </w:r>
+      <w:r>
+        <w:t xml:space="preserve"> </w:t>
+      </w:r>
+      <w:r>
+        <w:t xml:space="preserve">a theorem in the Blackwell frame and name the exact structural condition under which it bites.</w:t>
       </w:r>
     </w:p>
     <w:p>
@@ -835,652 +1282,6 @@
         <w:numPr>
           <w:ilvl w:val="0"/>
           <w:numId w:val="1001"/>
-        </w:numPr>
-      </w:pPr>
-      <w:r>
-        <w:t xml:space="preserve">the same passage is worth different amounts to different</w:t>
-      </w:r>
-      <w:r>
-        <w:t xml:space="preserve"> </w:t>
-      </w:r>
-      <w:r>
-        <w:t xml:space="preserve">models </w:t>
-      </w:r>
-      <w:r>
-        <w:t xml:space="preserve">(Zhang et al. 2025)</w:t>
-      </w:r>
-      <w:r>
-        <w:t xml:space="preserve">;</w:t>
-      </w:r>
-    </w:p>
-    <w:p>
-      <w:pPr>
-        <w:numPr>
-          <w:ilvl w:val="0"/>
-          <w:numId w:val="1001"/>
-        </w:numPr>
-      </w:pPr>
-      <w:r>
-        <w:t xml:space="preserve">adding sources can lower accuracy while coverage saturates, shown for data integration over</w:t>
-      </w:r>
-      <w:r>
-        <w:t xml:space="preserve"> </w:t>
-      </w:r>
-      <w:r>
-        <w:t xml:space="preserve">a decade ago </w:t>
-      </w:r>
-      <w:r>
-        <w:t xml:space="preserve">(Dong et al. 2012)</w:t>
-      </w:r>
-      <w:r>
-        <w:t xml:space="preserve">;</w:t>
-      </w:r>
-    </w:p>
-    <w:p>
-      <w:pPr>
-        <w:numPr>
-          <w:ilvl w:val="0"/>
-          <w:numId w:val="1001"/>
-        </w:numPr>
-      </w:pPr>
-      <w:r>
-        <w:t xml:space="preserve">rerankers are steered by lexical similarity in the wild </w:t>
-      </w:r>
-      <w:r>
-        <w:t xml:space="preserve">(Hagström, Nie, et al. 2025)</w:t>
-      </w:r>
-      <w:r>
-        <w:t xml:space="preserve">;</w:t>
-      </w:r>
-    </w:p>
-    <w:p>
-      <w:pPr>
-        <w:numPr>
-          <w:ilvl w:val="0"/>
-          <w:numId w:val="1001"/>
-        </w:numPr>
-      </w:pPr>
-      <w:r>
-        <w:t xml:space="preserve">keeping a non-dominated set rather than a top-</w:t>
-      </w:r>
-      <m:oMath>
-        <m:r>
-          <m:t>k</m:t>
-        </m:r>
-      </m:oMath>
-      <w:r>
-        <w:t xml:space="preserve"> </w:t>
-      </w:r>
-      <w:r>
-        <w:t xml:space="preserve">prefix already exists as an operator over</w:t>
-      </w:r>
-      <w:r>
-        <w:t xml:space="preserve"> </w:t>
-      </w:r>
-      <w:r>
-        <w:t xml:space="preserve">heuristic scores </w:t>
-      </w:r>
-      <w:r>
-        <w:t xml:space="preserve">(Zhu et al. 2026)</w:t>
-      </w:r>
-      <w:r>
-        <w:t xml:space="preserve">;</w:t>
-      </w:r>
-    </w:p>
-    <w:p>
-      <w:pPr>
-        <w:numPr>
-          <w:ilvl w:val="0"/>
-          <w:numId w:val="1001"/>
-        </w:numPr>
-      </w:pPr>
-      <w:r>
-        <w:t xml:space="preserve">the Blackwell and Le Cam apparatus was brought to inference-time context selection against a</w:t>
-      </w:r>
-      <w:r>
-        <w:t xml:space="preserve"> </w:t>
-      </w:r>
-      <w:r>
-        <w:t xml:space="preserve">frozen decoder concurrently with this work, and we claim no priority over</w:t>
-      </w:r>
-      <w:r>
-        <w:t xml:space="preserve"> </w:t>
-      </w:r>
-      <w:r>
-        <w:t xml:space="preserve">it </w:t>
-      </w:r>
-      <w:r>
-        <w:t xml:space="preserve">(Alpila 2026a)</w:t>
-      </w:r>
-      <w:r>
-        <w:t xml:space="preserve">.</w:t>
-      </w:r>
-    </w:p>
-    <w:p>
-      <w:pPr>
-        <w:pStyle w:val="FirstParagraph"/>
-      </w:pPr>
-      <w:r>
-        <w:t xml:space="preserve">What is new is the</w:t>
-      </w:r>
-      <w:r>
-        <w:t xml:space="preserve"> </w:t>
-      </w:r>
-      <w:r>
-        <w:rPr>
-          <w:i/>
-          <w:iCs/>
-        </w:rPr>
-        <w:t xml:space="preserve">form</w:t>
-      </w:r>
-      <w:r>
-        <w:t xml:space="preserve"> </w:t>
-      </w:r>
-      <w:r>
-        <w:t xml:space="preserve">that ties them together:</w:t>
-      </w:r>
-    </w:p>
-    <w:p>
-      <w:pPr>
-        <w:numPr>
-          <w:ilvl w:val="0"/>
-          <w:numId w:val="1002"/>
-        </w:numPr>
-      </w:pPr>
-      <w:r>
-        <w:t xml:space="preserve">reading cross-task non-transfer as a partial order over context sources;</w:t>
-      </w:r>
-    </w:p>
-    <w:p>
-      <w:pPr>
-        <w:numPr>
-          <w:ilvl w:val="0"/>
-          <w:numId w:val="1002"/>
-        </w:numPr>
-      </w:pPr>
-      <w:r>
-        <w:t xml:space="preserve">proving that no single per-source score, relevance or utility, can be faithful to that order</w:t>
-      </w:r>
-      <w:r>
-        <w:t xml:space="preserve"> </w:t>
-      </w:r>
-      <w:r>
-        <w:t xml:space="preserve">across tasks once two sources are incomparable. Utility re-measured per task by running the</w:t>
-      </w:r>
-      <w:r>
-        <w:t xml:space="preserve"> </w:t>
-      </w:r>
-      <w:r>
-        <w:t xml:space="preserve">model is therefore not a shortcut around the theorem but the probe it calls for;</w:t>
-      </w:r>
-    </w:p>
-    <w:p>
-      <w:pPr>
-        <w:numPr>
-          <w:ilvl w:val="0"/>
-          <w:numId w:val="1002"/>
-        </w:numPr>
-      </w:pPr>
-      <w:r>
-        <w:t xml:space="preserve">giving a finite-sample test that verifies incomparability and superset harm on a live model,</w:t>
-      </w:r>
-      <w:r>
-        <w:t xml:space="preserve"> </w:t>
-      </w:r>
-      <w:r>
-        <w:t xml:space="preserve">with both sources held correct, the length and position confounds controlled, and the effect of</w:t>
-      </w:r>
-      <w:r>
-        <w:t xml:space="preserve"> </w:t>
-      </w:r>
-      <w:r>
-        <w:t xml:space="preserve">an explicit routing instruction measured rather than assumed away (§2).</w:t>
-      </w:r>
-    </w:p>
-    <w:p>
-      <w:pPr>
-        <w:pStyle w:val="FirstParagraph"/>
-      </w:pPr>
-      <w:r>
-        <w:t xml:space="preserve">One gap needs care. Blackwell’s theorem is about the</w:t>
-      </w:r>
-      <w:r>
-        <w:t xml:space="preserve"> </w:t>
-      </w:r>
-      <w:r>
-        <w:rPr>
-          <w:i/>
-          <w:iCs/>
-        </w:rPr>
-        <w:t xml:space="preserve">best possible</w:t>
-      </w:r>
-      <w:r>
-        <w:t xml:space="preserve"> </w:t>
-      </w:r>
-      <w:r>
-        <w:t xml:space="preserve">use</w:t>
-      </w:r>
-      <w:r>
-        <w:t xml:space="preserve"> </w:t>
-      </w:r>
-      <w:r>
-        <w:t xml:space="preserve">of a source, but every number we measure comes from one fixed model:</w:t>
-      </w:r>
-      <w:r>
-        <w:t xml:space="preserve"> </w:t>
-      </w:r>
-      <m:oMath>
-        <m:sSub>
-          <m:e>
-            <m:r>
-              <m:rPr>
-                <m:sty m:val="p"/>
-              </m:rPr>
-              <m:t>P</m:t>
-            </m:r>
-            <m:r>
-              <m:rPr>
-                <m:sty m:val="p"/>
-              </m:rPr>
-              <m:t>A</m:t>
-            </m:r>
-            <m:r>
-              <m:rPr>
-                <m:sty m:val="p"/>
-              </m:rPr>
-              <m:t>S</m:t>
-            </m:r>
-            <m:r>
-              <m:rPr>
-                <m:sty m:val="p"/>
-              </m:rPr>
-              <m:t>S</m:t>
-            </m:r>
-          </m:e>
-          <m:sub>
-            <m:r>
-              <m:t>M</m:t>
-            </m:r>
-          </m:sub>
-        </m:sSub>
-        <m:r>
-          <m:rPr>
-            <m:sty m:val="p"/>
-          </m:rPr>
-          <m:t>(</m:t>
-        </m:r>
-        <m:r>
-          <m:t>W</m:t>
-        </m:r>
-        <m:r>
-          <m:rPr>
-            <m:sty m:val="p"/>
-          </m:rPr>
-          <m:t>,</m:t>
-        </m:r>
-        <m:r>
-          <m:t>T</m:t>
-        </m:r>
-        <m:r>
-          <m:rPr>
-            <m:sty m:val="p"/>
-          </m:rPr>
-          <m:t>)</m:t>
-        </m:r>
-        <m:r>
-          <m:rPr>
-            <m:sty m:val="p"/>
-          </m:rPr>
-          <m:t>=</m:t>
-        </m:r>
-        <m:r>
-          <m:rPr>
-            <m:scr m:val="double-struck"/>
-            <m:sty m:val="p"/>
-          </m:rPr>
-          <m:t>E</m:t>
-        </m:r>
-        <m:r>
-          <m:rPr>
-            <m:sty m:val="p"/>
-          </m:rPr>
-          <m:t>[</m:t>
-        </m:r>
-        <m:sSub>
-          <m:e>
-            <m:r>
-              <m:t>v</m:t>
-            </m:r>
-          </m:e>
-          <m:sub>
-            <m:r>
-              <m:t>T</m:t>
-            </m:r>
-          </m:sub>
-        </m:sSub>
-        <m:r>
-          <m:rPr>
-            <m:sty m:val="p"/>
-          </m:rPr>
-          <m:t>(</m:t>
-        </m:r>
-        <m:sSub>
-          <m:e>
-            <m:r>
-              <m:t>δ</m:t>
-            </m:r>
-          </m:e>
-          <m:sub>
-            <m:r>
-              <m:t>M</m:t>
-            </m:r>
-          </m:sub>
-        </m:sSub>
-        <m:r>
-          <m:rPr>
-            <m:sty m:val="p"/>
-          </m:rPr>
-          <m:t>(</m:t>
-        </m:r>
-        <m:r>
-          <m:t>T</m:t>
-        </m:r>
-        <m:r>
-          <m:rPr>
-            <m:sty m:val="p"/>
-          </m:rPr>
-          <m:t>,</m:t>
-        </m:r>
-        <m:r>
-          <m:t>w</m:t>
-        </m:r>
-        <m:r>
-          <m:rPr>
-            <m:sty m:val="p"/>
-          </m:rPr>
-          <m:t>)</m:t>
-        </m:r>
-        <m:r>
-          <m:rPr>
-            <m:sty m:val="p"/>
-          </m:rPr>
-          <m:t>)</m:t>
-        </m:r>
-        <m:r>
-          <m:rPr>
-            <m:sty m:val="p"/>
-          </m:rPr>
-          <m:t>]</m:t>
-        </m:r>
-      </m:oMath>
-      <w:r>
-        <w:t xml:space="preserve">, the pass rate of a single rule</w:t>
-      </w:r>
-      <w:r>
-        <w:t xml:space="preserve"> </w:t>
-      </w:r>
-      <m:oMath>
-        <m:sSub>
-          <m:e>
-            <m:r>
-              <m:t>δ</m:t>
-            </m:r>
-          </m:e>
-          <m:sub>
-            <m:r>
-              <m:t>M</m:t>
-            </m:r>
-          </m:sub>
-        </m:sSub>
-      </m:oMath>
-      <w:r>
-        <w:t xml:space="preserve"> </w:t>
-      </w:r>
-      <w:r>
-        <w:t xml:space="preserve">that is not optimal. So</w:t>
-      </w:r>
-      <w:r>
-        <w:t xml:space="preserve"> </w:t>
-      </w:r>
-      <w:r>
-        <w:t xml:space="preserve">we state the order twice, once for the ideal user and once for the fixed model, and prove a one-way</w:t>
-      </w:r>
-      <w:r>
-        <w:t xml:space="preserve"> </w:t>
-      </w:r>
-      <w:r>
-        <w:t xml:space="preserve">bridge from what we measure to what the theorem is about (§4); and we call our</w:t>
-      </w:r>
-      <w:r>
-        <w:t xml:space="preserve"> </w:t>
-      </w:r>
-      <w:r>
-        <w:t xml:space="preserve">estimator a</w:t>
-      </w:r>
-      <w:r>
-        <w:t xml:space="preserve"> </w:t>
-      </w:r>
-      <w:r>
-        <w:rPr>
-          <w:i/>
-          <w:iCs/>
-        </w:rPr>
-        <w:t xml:space="preserve">value-deficiency surrogate</w:t>
-      </w:r>
-      <w:r>
-        <w:t xml:space="preserve">, not a Le Cam deficiency (§6).</w:t>
-      </w:r>
-    </w:p>
-    <w:bookmarkEnd w:id="9"/>
-    <w:bookmarkStart w:id="10" w:name="contributions."/>
-    <w:p>
-      <w:pPr>
-        <w:pStyle w:val="Heading4"/>
-      </w:pPr>
-      <w:r>
-        <w:t xml:space="preserve">Contributions.</w:t>
-      </w:r>
-    </w:p>
-    <w:p>
-      <w:pPr>
-        <w:pStyle w:val="FirstParagraph"/>
-      </w:pPr>
-      <w:r>
-        <w:t xml:space="preserve">The paper makes one claim, that the order over context sources is</w:t>
-      </w:r>
-      <w:r>
-        <w:t xml:space="preserve"> </w:t>
-      </w:r>
-      <w:r>
-        <w:rPr>
-          <w:i/>
-          <w:iCs/>
-        </w:rPr>
-        <w:t xml:space="preserve">partial</w:t>
-      </w:r>
-      <w:r>
-        <w:t xml:space="preserve"> </w:t>
-      </w:r>
-      <w:r>
-        <w:t xml:space="preserve">rather than total, and contributes the three pieces that claim needs: what follows</w:t>
-      </w:r>
-      <w:r>
-        <w:t xml:space="preserve"> </w:t>
-      </w:r>
-      <w:r>
-        <w:t xml:space="preserve">from it, the instrument that makes it testable, and the evidence that it holds.</w:t>
-      </w:r>
-    </w:p>
-    <w:p>
-      <w:pPr>
-        <w:numPr>
-          <w:ilvl w:val="0"/>
-          <w:numId w:val="1003"/>
-        </w:numPr>
-      </w:pPr>
-      <w:r>
-        <w:rPr>
-          <w:b/>
-          <w:bCs/>
-        </w:rPr>
-        <w:t xml:space="preserve">Theory: the order is partial, and no single per-source score survives it</w:t>
-      </w:r>
-      <w:r>
-        <w:t xml:space="preserve"> </w:t>
-      </w:r>
-      <w:r>
-        <w:t xml:space="preserve">(§4, §5). We formalize context sources as statistical</w:t>
-      </w:r>
-      <w:r>
-        <w:t xml:space="preserve"> </w:t>
-      </w:r>
-      <w:r>
-        <w:t xml:space="preserve">experiments on the task’s latent requirement, instantiate the Blackwell garbling order with its</w:t>
-      </w:r>
-      <w:r>
-        <w:t xml:space="preserve"> </w:t>
-      </w:r>
-      <w:r>
-        <w:t xml:space="preserve">for-all-tasks dominance guarantee via the Blackwell–Sherman–Stein theorem, define the</w:t>
-      </w:r>
-      <w:r>
-        <w:t xml:space="preserve"> </w:t>
-      </w:r>
-      <m:oMath>
-        <m:sSub>
-          <m:e>
-            <m:r>
-              <m:t>δ</m:t>
-            </m:r>
-          </m:e>
-          <m:sub>
-            <m:r>
-              <m:t>M</m:t>
-            </m:r>
-          </m:sub>
-        </m:sSub>
-      </m:oMath>
-      <w:r>
-        <w:t xml:space="preserve">-restricted order the experiments probe, and prove a one-way bridging lemma between</w:t>
-      </w:r>
-      <w:r>
-        <w:t xml:space="preserve"> </w:t>
-      </w:r>
-      <w:r>
-        <w:t xml:space="preserve">them. Bringing this apparatus to inference-time context is not by itself ours: concurrent work</w:t>
-      </w:r>
-      <w:r>
-        <w:t xml:space="preserve"> </w:t>
-      </w:r>
-      <w:r>
-        <w:t xml:space="preserve">reaches the same classical objects from the admission side (§2.3). What</w:t>
-      </w:r>
-      <w:r>
-        <w:t xml:space="preserve"> </w:t>
-      </w:r>
-      <w:r>
-        <w:t xml:space="preserve">is ours is the consequence of taking</w:t>
-      </w:r>
-      <w:r>
-        <w:t xml:space="preserve"> </w:t>
-      </w:r>
-      <w:r>
-        <w:rPr>
-          <w:i/>
-          <w:iCs/>
-        </w:rPr>
-        <w:t xml:space="preserve">incomparability</w:t>
-      </w:r>
-      <w:r>
-        <w:t xml:space="preserve"> </w:t>
-      </w:r>
-      <w:r>
-        <w:t xml:space="preserve">rather than deficiency-minimization</w:t>
-      </w:r>
-      <w:r>
-        <w:t xml:space="preserve"> </w:t>
-      </w:r>
-      <w:r>
-        <w:t xml:space="preserve">as the object. Blackwell-incomparable sources cannot be ranked by</w:t>
-      </w:r>
-      <w:r>
-        <w:t xml:space="preserve"> </w:t>
-      </w:r>
-      <w:r>
-        <w:rPr>
-          <w:i/>
-          <w:iCs/>
-        </w:rPr>
-        <w:t xml:space="preserve">any</w:t>
-      </w:r>
-      <w:r>
-        <w:t xml:space="preserve"> </w:t>
-      </w:r>
-      <w:r>
-        <w:t xml:space="preserve">single per-source</w:t>
-      </w:r>
-      <w:r>
-        <w:t xml:space="preserve"> </w:t>
-      </w:r>
-      <w:r>
-        <w:t xml:space="preserve">score</w:t>
-      </w:r>
-      <w:r>
-        <w:t xml:space="preserve"> </w:t>
-      </w:r>
-      <m:oMath>
-        <m:r>
-          <m:t>φ</m:t>
-        </m:r>
-        <m:r>
-          <m:rPr>
-            <m:sty m:val="p"/>
-          </m:rPr>
-          <m:t>(</m:t>
-        </m:r>
-        <m:r>
-          <m:t>W</m:t>
-        </m:r>
-        <m:r>
-          <m:rPr>
-            <m:sty m:val="p"/>
-          </m:rPr>
-          <m:t>)</m:t>
-        </m:r>
-      </m:oMath>
-      <w:r>
-        <w:t xml:space="preserve">, relevance or utility, for all tasks (Theorem 2), with</w:t>
-      </w:r>
-      <w:r>
-        <w:t xml:space="preserve"> </w:t>
-      </w:r>
-      <w:r>
-        <w:t xml:space="preserve">the query-conditioned topical case isolated separately (Proposition 2);</w:t>
-      </w:r>
-      <w:r>
-        <w:t xml:space="preserve"> </w:t>
-      </w:r>
-      <w:r>
-        <w:t xml:space="preserve">Information retrieval has long argued that no single fixed document</w:t>
-      </w:r>
-      <w:r>
-        <w:t xml:space="preserve"> </w:t>
-      </w:r>
-      <w:r>
-        <w:t xml:space="preserve">score is optimal once documents interact (§2.1); we derive the impossibility as</w:t>
-      </w:r>
-      <w:r>
-        <w:t xml:space="preserve"> </w:t>
-      </w:r>
-      <w:r>
-        <w:t xml:space="preserve">a theorem in the Blackwell frame and name the exact structural condition under which it bites.</w:t>
-      </w:r>
-    </w:p>
-    <w:p>
-      <w:pPr>
-        <w:numPr>
-          <w:ilvl w:val="0"/>
-          <w:numId w:val="1003"/>
         </w:numPr>
       </w:pPr>
       <w:r>
@@ -1997,7 +1798,7 @@
       <w:pPr>
         <w:numPr>
           <w:ilvl w:val="0"/>
-          <w:numId w:val="1003"/>
+          <w:numId w:val="1001"/>
         </w:numPr>
       </w:pPr>
       <w:r>
@@ -2085,49 +1886,37 @@
         <w:t xml:space="preserve"> </w:t>
       </w:r>
       <w:r>
-        <w:t xml:space="preserve">wants the measured result first can go straight to §7. The rest is arranged</w:t>
-      </w:r>
-      <w:r>
-        <w:t xml:space="preserve"> </w:t>
-      </w:r>
-      <w:r>
-        <w:t xml:space="preserve">as follows. §2 places the contribution against prior work;</w:t>
-      </w:r>
-      <w:r>
-        <w:t xml:space="preserve"> </w:t>
-      </w:r>
-      <w:r>
-        <w:t xml:space="preserve">§§4–5 build the order and prove the two impossibility</w:t>
-      </w:r>
-      <w:r>
-        <w:t xml:space="preserve"> </w:t>
-      </w:r>
-      <w:r>
-        <w:t xml:space="preserve">results; §6 defines the verification and its confidence accounting;</w:t>
-      </w:r>
-      <w:r>
-        <w:t xml:space="preserve"> </w:t>
-      </w:r>
-      <w:r>
-        <w:t xml:space="preserve">§7 reports the six-model measurement and the controls;</w:t>
-      </w:r>
-      <w:r>
-        <w:t xml:space="preserve"> </w:t>
-      </w:r>
-      <w:r>
-        <w:t xml:space="preserve">§8 discusses scope and §9 concludes. Every proof is in</w:t>
-      </w:r>
-      <w:r>
-        <w:t xml:space="preserve"> </w:t>
-      </w:r>
-      <w:r>
-        <w:t xml:space="preserve">Appendix A, the extended per-cell record in Appendix B, and the</w:t>
-      </w:r>
-      <w:r>
-        <w:t xml:space="preserve"> </w:t>
-      </w:r>
-      <w:r>
-        <w:t xml:space="preserve">protocol in Appendix E.</w:t>
+        <w:t xml:space="preserve">wants the measured result first can go straight to §7. Otherwise the order is</w:t>
+      </w:r>
+      <w:r>
+        <w:t xml:space="preserve"> </w:t>
+      </w:r>
+      <w:r>
+        <w:t xml:space="preserve">prior work (§2), the partial order and the two impossibility results</w:t>
+      </w:r>
+      <w:r>
+        <w:t xml:space="preserve"> </w:t>
+      </w:r>
+      <w:r>
+        <w:t xml:space="preserve">(§§4–5), the verification</w:t>
+      </w:r>
+      <w:r>
+        <w:t xml:space="preserve"> </w:t>
+      </w:r>
+      <w:r>
+        <w:t xml:space="preserve">(§6), the six-model measurement (§7), scope and</w:t>
+      </w:r>
+      <w:r>
+        <w:t xml:space="preserve"> </w:t>
+      </w:r>
+      <w:r>
+        <w:t xml:space="preserve">conclusions (§§8–9), with proofs, the per-cell record,</w:t>
+      </w:r>
+      <w:r>
+        <w:t xml:space="preserve"> </w:t>
+      </w:r>
+      <w:r>
+        <w:t xml:space="preserve">the diagnostics and the protocol in Appendices A–E.</w:t>
       </w:r>
     </w:p>
     <w:bookmarkStart w:id="11" w:name="tab:glossary"/>
@@ -5781,7 +5570,7 @@
       <w:pPr>
         <w:numPr>
           <w:ilvl w:val="0"/>
-          <w:numId w:val="1004"/>
+          <w:numId w:val="1002"/>
         </w:numPr>
       </w:pPr>
       <w:r>
@@ -6342,7 +6131,7 @@
       <w:pPr>
         <w:numPr>
           <w:ilvl w:val="0"/>
-          <w:numId w:val="1004"/>
+          <w:numId w:val="1002"/>
         </w:numPr>
       </w:pPr>
       <w:r>
@@ -10075,7 +9864,7 @@
       <w:pPr>
         <w:numPr>
           <w:ilvl w:val="0"/>
-          <w:numId w:val="1005"/>
+          <w:numId w:val="1003"/>
         </w:numPr>
       </w:pPr>
       <m:oMath>
@@ -10138,7 +9927,7 @@
       <w:pPr>
         <w:numPr>
           <w:ilvl w:val="0"/>
-          <w:numId w:val="1005"/>
+          <w:numId w:val="1003"/>
         </w:numPr>
       </w:pPr>
       <w:r>
@@ -11946,7 +11735,7 @@
       <w:pPr>
         <w:numPr>
           <w:ilvl w:val="0"/>
-          <w:numId w:val="1006"/>
+          <w:numId w:val="1004"/>
         </w:numPr>
       </w:pPr>
       <m:oMath>
@@ -12082,7 +11871,7 @@
       <w:pPr>
         <w:numPr>
           <w:ilvl w:val="0"/>
-          <w:numId w:val="1006"/>
+          <w:numId w:val="1004"/>
         </w:numPr>
       </w:pPr>
       <w:r>
@@ -13460,7 +13249,7 @@
       <w:pPr>
         <w:numPr>
           <w:ilvl w:val="0"/>
-          <w:numId w:val="1007"/>
+          <w:numId w:val="1005"/>
         </w:numPr>
       </w:pPr>
       <w:r>
@@ -14607,7 +14396,7 @@
       <w:pPr>
         <w:numPr>
           <w:ilvl w:val="0"/>
-          <w:numId w:val="1007"/>
+          <w:numId w:val="1005"/>
         </w:numPr>
       </w:pPr>
       <w:r>
@@ -46011,53 +45800,43 @@
         <w:pStyle w:val="FirstParagraph"/>
       </w:pPr>
       <w:r>
-        <w:t xml:space="preserve">Five statements survive the caveats above and can be acted</w:t>
-      </w:r>
-      <w:r>
-        <w:t xml:space="preserve"> </w:t>
-      </w:r>
-      <w:r>
-        <w:t xml:space="preserve">on directly. (i) One number per source is structurally lossy: when two sources each carry a</w:t>
-      </w:r>
-      <w:r>
-        <w:t xml:space="preserve"> </w:t>
-      </w:r>
-      <w:r>
-        <w:t xml:space="preserve">decisive fact, any single task-independent ranking drops one of them</w:t>
-      </w:r>
-      <w:r>
-        <w:t xml:space="preserve"> </w:t>
-      </w:r>
-      <w:r>
-        <w:t xml:space="preserve">(Theorem 2). A threshold that instead</w:t>
-      </w:r>
-      <w:r>
-        <w:t xml:space="preserve"> </w:t>
-      </w:r>
-      <w:r>
-        <w:rPr>
-          <w:i/>
-          <w:iCs/>
-        </w:rPr>
-        <w:t xml:space="preserve">concatenates</w:t>
-      </w:r>
-      <w:r>
-        <w:t xml:space="preserve"> </w:t>
-      </w:r>
-      <w:r>
-        <w:t xml:space="preserve">both is not</w:t>
-      </w:r>
-      <w:r>
-        <w:t xml:space="preserve"> </w:t>
-      </w:r>
-      <w:r>
-        <w:t xml:space="preserve">forbidden by the theorem, but on this pair it is the worst of the four policies measured</w:t>
-      </w:r>
-      <w:r>
-        <w:t xml:space="preserve"> </w:t>
-      </w:r>
-      <w:r>
-        <w:t xml:space="preserve">(Table 5). (ii) Do not cache a source’s</w:t>
+        <w:t xml:space="preserve">Four statements survive the caveats above.</w:t>
+      </w:r>
+      <w:r>
+        <w:t xml:space="preserve"> </w:t>
+      </w:r>
+      <w:r>
+        <w:t xml:space="preserve">(i) One number per source is structurally lossy: when two sources each carry a decisive fact, any</w:t>
+      </w:r>
+      <w:r>
+        <w:t xml:space="preserve"> </w:t>
+      </w:r>
+      <w:r>
+        <w:t xml:space="preserve">single task-independent ranking drops one of them (Theorem 2). Keep both and</w:t>
+      </w:r>
+      <w:r>
+        <w:t xml:space="preserve"> </w:t>
+      </w:r>
+      <w:r>
+        <w:t xml:space="preserve">route by task instead; that is what makes the per-cell maximum reachable, though it does not by</w:t>
+      </w:r>
+      <w:r>
+        <w:t xml:space="preserve"> </w:t>
+      </w:r>
+      <w:r>
+        <w:t xml:space="preserve">itself route correctly on a new task. Concatenating them is not forbidden by the theorem, but on</w:t>
+      </w:r>
+      <w:r>
+        <w:t xml:space="preserve"> </w:t>
+      </w:r>
+      <w:r>
+        <w:t xml:space="preserve">this pair it is the worst of the four policies measured (Table 5).</w:t>
+      </w:r>
+      <w:r>
+        <w:t xml:space="preserve"> </w:t>
+      </w:r>
+      <w:r>
+        <w:t xml:space="preserve">(ii) Do not cache a source’s</w:t>
       </w:r>
       <w:r>
         <w:t xml:space="preserve"> </w:t>
@@ -46073,25 +45852,19 @@
         <w:t xml:space="preserve"> </w:t>
       </w:r>
       <w:r>
-        <w:t xml:space="preserve">across task families;</w:t>
-      </w:r>
-      <w:r>
-        <w:t xml:space="preserve"> </w:t>
-      </w:r>
-      <w:r>
-        <w:t xml:space="preserve">cache retrieval representations instead, because the value is model- and task-relative</w:t>
-      </w:r>
-      <w:r>
-        <w:t xml:space="preserve"> </w:t>
-      </w:r>
-      <w:r>
-        <w:t xml:space="preserve">(§7.4.4). (iii) Adding correct, on-topic text to a working prompt can break it, by</w:t>
-      </w:r>
-      <w:r>
-        <w:t xml:space="preserve"> </w:t>
-      </w:r>
-      <w:r>
-        <w:t xml:space="preserve">as much as</w:t>
+        <w:t xml:space="preserve">across task families; cache retrieval representations</w:t>
+      </w:r>
+      <w:r>
+        <w:t xml:space="preserve"> </w:t>
+      </w:r>
+      <w:r>
+        <w:t xml:space="preserve">instead, because the value is model- and task-relative (§7.4.4).</w:t>
+      </w:r>
+      <w:r>
+        <w:t xml:space="preserve"> </w:t>
+      </w:r>
+      <w:r>
+        <w:t xml:space="preserve">(iii) Adding correct, on-topic text to a working prompt can break it, by as much as</w:t>
       </w:r>
       <w:r>
         <w:t xml:space="preserve"> </w:t>
@@ -46123,63 +45896,31 @@
         </m:r>
       </m:oMath>
       <w:r>
-        <w:t xml:space="preserve">, so a regression after enlarging the context is a candidate</w:t>
-      </w:r>
-      <w:r>
-        <w:t xml:space="preserve"> </w:t>
-      </w:r>
-      <w:r>
-        <w:t xml:space="preserve">anti-monotonicity collapse before it is a model failure (§7.4.3).</w:t>
-      </w:r>
-      <w:r>
-        <w:t xml:space="preserve"> </w:t>
-      </w:r>
-      <w:r>
-        <w:t xml:space="preserve">(iv) When two candidates win on different tasks, keep both and route by task rather than forcing a</w:t>
-      </w:r>
-      <w:r>
-        <w:t xml:space="preserve"> </w:t>
-      </w:r>
-      <w:r>
-        <w:t xml:space="preserve">global top-</w:t>
-      </w:r>
-      <m:oMath>
-        <m:r>
-          <m:t>1</m:t>
-        </m:r>
-      </m:oMath>
-      <w:r>
-        <w:t xml:space="preserve">. Keeping both is what makes the per-cell maximum reachable; it does not by itself</w:t>
-      </w:r>
-      <w:r>
-        <w:t xml:space="preserve"> </w:t>
-      </w:r>
-      <w:r>
-        <w:t xml:space="preserve">route correctly on a new task, and concatenating the two instead is the worst policy measured</w:t>
-      </w:r>
-      <w:r>
-        <w:t xml:space="preserve"> </w:t>
-      </w:r>
-      <w:r>
-        <w:t xml:space="preserve">(Table 5). (v) A cheap topical ranker fails exactly where the surface lexicon</w:t>
-      </w:r>
-      <w:r>
-        <w:t xml:space="preserve"> </w:t>
-      </w:r>
-      <w:r>
-        <w:t xml:space="preserve">points at the wrong source, which is where a listwise reader earns its cost</w:t>
-      </w:r>
-      <w:r>
-        <w:t xml:space="preserve"> </w:t>
-      </w:r>
-      <w:r>
-        <w:t xml:space="preserve">(Proposition 2). Each is measurable on any stack with the released</w:t>
-      </w:r>
-      <w:r>
-        <w:t xml:space="preserve"> </w:t>
-      </w:r>
-      <w:r>
-        <w:t xml:space="preserve">harness.</w:t>
+        <w:t xml:space="preserve">, so a regression after enlarging the context is a candidate anti-monotonicity</w:t>
+      </w:r>
+      <w:r>
+        <w:t xml:space="preserve"> </w:t>
+      </w:r>
+      <w:r>
+        <w:t xml:space="preserve">collapse before it is a model failure (§7.4.3).</w:t>
+      </w:r>
+      <w:r>
+        <w:t xml:space="preserve"> </w:t>
+      </w:r>
+      <w:r>
+        <w:t xml:space="preserve">(iv) A cheap topical ranker fails exactly where the surface lexicon points at the wrong source,</w:t>
+      </w:r>
+      <w:r>
+        <w:t xml:space="preserve"> </w:t>
+      </w:r>
+      <w:r>
+        <w:t xml:space="preserve">which is where a listwise reader earns its cost (Proposition 2).</w:t>
+      </w:r>
+      <w:r>
+        <w:t xml:space="preserve"> </w:t>
+      </w:r>
+      <w:r>
+        <w:t xml:space="preserve">Each is measurable on any stack with the released harness.</w:t>
       </w:r>
     </w:p>
     <w:bookmarkEnd w:id="101"/>
@@ -46199,131 +45940,40 @@
         <w:pStyle w:val="FirstParagraph"/>
       </w:pPr>
       <w:r>
-        <w:t xml:space="preserve">With the evidence in hand, we step back to what it licenses. Our results recast a piece of</w:t>
-      </w:r>
-      <w:r>
-        <w:t xml:space="preserve"> </w:t>
-      </w:r>
-      <w:r>
-        <w:t xml:space="preserve">practitioner folklore,</w:t>
-      </w:r>
-      <w:r>
-        <w:t xml:space="preserve"> </w:t>
-      </w:r>
-      <w:r>
-        <w:t xml:space="preserve">“relevance does not transfer across</w:t>
-      </w:r>
-      <w:r>
-        <w:t xml:space="preserve"> </w:t>
-      </w:r>
-      <w:r>
-        <w:t xml:space="preserve">tasks”</w:t>
-      </w:r>
-      <w:r>
-        <w:t xml:space="preserve">, as a structural fact about context sources. When two sources are Blackwell-incomparable, the</w:t>
-      </w:r>
-      <w:r>
-        <w:t xml:space="preserve"> </w:t>
-      </w:r>
-      <w:r>
-        <w:t xml:space="preserve">order over them is partial, and any scalar score, by imposing a total order, must mis-rank</w:t>
-      </w:r>
-      <w:r>
-        <w:t xml:space="preserve"> </w:t>
-      </w:r>
-      <w:r>
-        <w:t xml:space="preserve">them on some task. The empirical program does not merely illustrate this; it instantiates a single</w:t>
-      </w:r>
-      <w:r>
-        <w:t xml:space="preserve"> </w:t>
-      </w:r>
-      <w:r>
-        <w:t xml:space="preserve">hand-built incomparable pair (a private API-call contract</w:t>
-      </w:r>
-      <w:r>
-        <w:t xml:space="preserve"> </w:t>
-      </w:r>
-      <m:oMath>
-        <m:sSub>
-          <m:e>
-            <m:r>
-              <m:t>W</m:t>
-            </m:r>
-          </m:e>
-          <m:sub>
-            <m:r>
-              <m:t>1</m:t>
-            </m:r>
-          </m:sub>
-        </m:sSub>
-      </m:oMath>
-      <w:r>
-        <w:t xml:space="preserve"> </w:t>
-      </w:r>
-      <w:r>
-        <w:t xml:space="preserve">versus a private wire-encoding</w:t>
-      </w:r>
-      <w:r>
-        <w:t xml:space="preserve"> </w:t>
-      </w:r>
-      <w:r>
-        <w:t xml:space="preserve">invariant</w:t>
-      </w:r>
-      <w:r>
-        <w:t xml:space="preserve"> </w:t>
-      </w:r>
-      <m:oMath>
-        <m:sSub>
-          <m:e>
-            <m:r>
-              <m:t>W</m:t>
-            </m:r>
-          </m:e>
-          <m:sub>
-            <m:r>
-              <m:t>2</m:t>
-            </m:r>
-          </m:sub>
-        </m:sSub>
-      </m:oMath>
-      <w:r>
-        <w:t xml:space="preserve"> </w:t>
-      </w:r>
-      <w:r>
-        <w:t xml:space="preserve">on the same</w:t>
-      </w:r>
-      <w:r>
-        <w:t xml:space="preserve"> </w:t>
-      </w:r>
-      <w:r>
-        <w:rPr>
-          <w:rStyle w:val="VerbatimChar"/>
-        </w:rPr>
-        <w:t xml:space="preserve">ledger</w:t>
-      </w:r>
-      <w:r>
-        <w:t xml:space="preserve"> </w:t>
-      </w:r>
-      <w:r>
-        <w:t xml:space="preserve">module) and shows that the resulting double crossover, the</w:t>
-      </w:r>
-      <w:r>
-        <w:t xml:space="preserve"> </w:t>
-      </w:r>
-      <w:r>
-        <w:t xml:space="preserve">relevance mis-rank, and an anti-monotonicity collapse all reproduce across six models and four</w:t>
-      </w:r>
-      <w:r>
-        <w:t xml:space="preserve"> </w:t>
-      </w:r>
-      <w:r>
-        <w:t xml:space="preserve">vendors. We discuss what the evidence does and does not license, and where the</w:t>
-      </w:r>
-      <w:r>
-        <w:t xml:space="preserve"> </w:t>
-      </w:r>
-      <w:r>
-        <w:t xml:space="preserve">formalization is a model rather than a proof of the realized object.</w:t>
+        <w:t xml:space="preserve">The results recast a piece of practitioner folklore,</w:t>
+      </w:r>
+      <w:r>
+        <w:t xml:space="preserve"> </w:t>
+      </w:r>
+      <w:r>
+        <w:t xml:space="preserve">“relevance does not transfer across tasks”</w:t>
+      </w:r>
+      <w:r>
+        <w:t xml:space="preserve">,</w:t>
+      </w:r>
+      <w:r>
+        <w:t xml:space="preserve"> </w:t>
+      </w:r>
+      <w:r>
+        <w:t xml:space="preserve">as a structural fact: when two sources are Blackwell-incomparable the order over them is partial,</w:t>
+      </w:r>
+      <w:r>
+        <w:t xml:space="preserve"> </w:t>
+      </w:r>
+      <w:r>
+        <w:t xml:space="preserve">and any scalar score, by imposing a total order, must mis-rank them on some task. What follows</w:t>
+      </w:r>
+      <w:r>
+        <w:t xml:space="preserve"> </w:t>
+      </w:r>
+      <w:r>
+        <w:t xml:space="preserve">concerns what that evidence does and does not license, and where the formalization is a model of</w:t>
+      </w:r>
+      <w:r>
+        <w:t xml:space="preserve"> </w:t>
+      </w:r>
+      <w:r>
+        <w:t xml:space="preserve">the realized object rather than a proof about it.</w:t>
       </w:r>
     </w:p>
     <w:bookmarkStart w:id="106" w:name="sec:disc-bridge"/>
@@ -71879,109 +71529,6 @@
       </w:pPr>
     </w:lvl>
   </w:abstractNum>
-  <w:abstractNum w:abstractNumId="991">
-    <w:nsid w:val="0000A991"/>
-    <w:multiLevelType w:val="multilevel"/>
-    <w:lvl w:ilvl="0">
-      <w:numFmt w:val="bullet"/>
-      <w:lvlText w:val=""/>
-      <w:lvlJc w:val="left"/>
-      <w:pPr>
-        <w:ind w:left="720" w:hanging="360"/>
-      </w:pPr>
-      <w:rPr>
-        <w:rFonts w:ascii="Symbol" w:hAnsi="Symbol" w:cs="Symbol" w:hint="default"/>
-      </w:rPr>
-    </w:lvl>
-    <w:lvl w:ilvl="1">
-      <w:numFmt w:val="bullet"/>
-      <w:lvlText w:val="o"/>
-      <w:lvlJc w:val="left"/>
-      <w:pPr>
-        <w:ind w:left="1440" w:hanging="360"/>
-      </w:pPr>
-      <w:rPr>
-        <w:rFonts w:ascii="Courier New" w:hAnsi="Courier New" w:cs="Courier New" w:hint="default"/>
-      </w:rPr>
-    </w:lvl>
-    <w:lvl w:ilvl="2">
-      <w:numFmt w:val="bullet"/>
-      <w:lvlText w:val=""/>
-      <w:lvlJc w:val="left"/>
-      <w:pPr>
-        <w:ind w:left="2160" w:hanging="360"/>
-      </w:pPr>
-      <w:rPr>
-        <w:rFonts w:ascii="Wingdings" w:hAnsi="Wingdings" w:cs="Wingdings" w:hint="default"/>
-      </w:rPr>
-    </w:lvl>
-    <w:lvl w:ilvl="3">
-      <w:numFmt w:val="bullet"/>
-      <w:lvlText w:val=""/>
-      <w:lvlJc w:val="left"/>
-      <w:pPr>
-        <w:ind w:left="2880" w:hanging="360"/>
-      </w:pPr>
-      <w:rPr>
-        <w:rFonts w:ascii="Symbol" w:hAnsi="Symbol" w:cs="Symbol" w:hint="default"/>
-      </w:rPr>
-    </w:lvl>
-    <w:lvl w:ilvl="4">
-      <w:numFmt w:val="bullet"/>
-      <w:lvlText w:val="o"/>
-      <w:lvlJc w:val="left"/>
-      <w:pPr>
-        <w:ind w:left="3600" w:hanging="360"/>
-      </w:pPr>
-      <w:rPr>
-        <w:rFonts w:ascii="Courier New" w:hAnsi="Courier New" w:cs="Courier New" w:hint="default"/>
-      </w:rPr>
-    </w:lvl>
-    <w:lvl w:ilvl="5">
-      <w:numFmt w:val="bullet"/>
-      <w:lvlText w:val=""/>
-      <w:lvlJc w:val="left"/>
-      <w:pPr>
-        <w:ind w:left="4320" w:hanging="360"/>
-      </w:pPr>
-      <w:rPr>
-        <w:rFonts w:ascii="Wingdings" w:hAnsi="Wingdings" w:cs="Wingdings" w:hint="default"/>
-      </w:rPr>
-    </w:lvl>
-    <w:lvl w:ilvl="6">
-      <w:numFmt w:val="bullet"/>
-      <w:lvlText w:val=""/>
-      <w:lvlJc w:val="left"/>
-      <w:pPr>
-        <w:ind w:left="5040" w:hanging="360"/>
-      </w:pPr>
-      <w:rPr>
-        <w:rFonts w:ascii="Symbol" w:hAnsi="Symbol" w:cs="Symbol" w:hint="default"/>
-      </w:rPr>
-    </w:lvl>
-    <w:lvl w:ilvl="7">
-      <w:numFmt w:val="bullet"/>
-      <w:lvlText w:val="o"/>
-      <w:lvlJc w:val="left"/>
-      <w:pPr>
-        <w:ind w:left="5760" w:hanging="360"/>
-      </w:pPr>
-      <w:rPr>
-        <w:rFonts w:ascii="Courier New" w:hAnsi="Courier New" w:cs="Courier New" w:hint="default"/>
-      </w:rPr>
-    </w:lvl>
-    <w:lvl w:ilvl="8">
-      <w:numFmt w:val="bullet"/>
-      <w:lvlText w:val=""/>
-      <w:lvlJc w:val="left"/>
-      <w:pPr>
-        <w:ind w:left="6480" w:hanging="360"/>
-      </w:pPr>
-      <w:rPr>
-        <w:rFonts w:ascii="Wingdings" w:hAnsi="Wingdings" w:cs="Wingdings" w:hint="default"/>
-      </w:rPr>
-    </w:lvl>
-  </w:abstractNum>
   <w:abstractNum w:abstractNumId="99201">
     <w:nsid w:val="00A99201"/>
     <w:multiLevelType w:val="multilevel"/>
@@ -72071,10 +71618,64 @@
     <w:abstractNumId w:val="990"/>
   </w:num>
   <w:num w:numId="1001">
-    <w:abstractNumId w:val="991"/>
+    <w:abstractNumId w:val="99201"/>
+    <w:lvlOverride w:ilvl="0">
+      <w:startOverride w:val="1"/>
+    </w:lvlOverride>
+    <w:lvlOverride w:ilvl="1">
+      <w:startOverride w:val="1"/>
+    </w:lvlOverride>
+    <w:lvlOverride w:ilvl="2">
+      <w:startOverride w:val="1"/>
+    </w:lvlOverride>
+    <w:lvlOverride w:ilvl="3">
+      <w:startOverride w:val="1"/>
+    </w:lvlOverride>
+    <w:lvlOverride w:ilvl="4">
+      <w:startOverride w:val="1"/>
+    </w:lvlOverride>
+    <w:lvlOverride w:ilvl="5">
+      <w:startOverride w:val="1"/>
+    </w:lvlOverride>
+    <w:lvlOverride w:ilvl="6">
+      <w:startOverride w:val="1"/>
+    </w:lvlOverride>
+    <w:lvlOverride w:ilvl="7">
+      <w:startOverride w:val="1"/>
+    </w:lvlOverride>
+    <w:lvlOverride w:ilvl="8">
+      <w:startOverride w:val="1"/>
+    </w:lvlOverride>
   </w:num>
   <w:num w:numId="1002">
-    <w:abstractNumId w:val="991"/>
+    <w:abstractNumId w:val="99201"/>
+    <w:lvlOverride w:ilvl="0">
+      <w:startOverride w:val="1"/>
+    </w:lvlOverride>
+    <w:lvlOverride w:ilvl="1">
+      <w:startOverride w:val="1"/>
+    </w:lvlOverride>
+    <w:lvlOverride w:ilvl="2">
+      <w:startOverride w:val="1"/>
+    </w:lvlOverride>
+    <w:lvlOverride w:ilvl="3">
+      <w:startOverride w:val="1"/>
+    </w:lvlOverride>
+    <w:lvlOverride w:ilvl="4">
+      <w:startOverride w:val="1"/>
+    </w:lvlOverride>
+    <w:lvlOverride w:ilvl="5">
+      <w:startOverride w:val="1"/>
+    </w:lvlOverride>
+    <w:lvlOverride w:ilvl="6">
+      <w:startOverride w:val="1"/>
+    </w:lvlOverride>
+    <w:lvlOverride w:ilvl="7">
+      <w:startOverride w:val="1"/>
+    </w:lvlOverride>
+    <w:lvlOverride w:ilvl="8">
+      <w:startOverride w:val="1"/>
+    </w:lvlOverride>
   </w:num>
   <w:num w:numId="1003">
     <w:abstractNumId w:val="99201"/>
@@ -72137,66 +71738,6 @@
     </w:lvlOverride>
   </w:num>
   <w:num w:numId="1005">
-    <w:abstractNumId w:val="99201"/>
-    <w:lvlOverride w:ilvl="0">
-      <w:startOverride w:val="1"/>
-    </w:lvlOverride>
-    <w:lvlOverride w:ilvl="1">
-      <w:startOverride w:val="1"/>
-    </w:lvlOverride>
-    <w:lvlOverride w:ilvl="2">
-      <w:startOverride w:val="1"/>
-    </w:lvlOverride>
-    <w:lvlOverride w:ilvl="3">
-      <w:startOverride w:val="1"/>
-    </w:lvlOverride>
-    <w:lvlOverride w:ilvl="4">
-      <w:startOverride w:val="1"/>
-    </w:lvlOverride>
-    <w:lvlOverride w:ilvl="5">
-      <w:startOverride w:val="1"/>
-    </w:lvlOverride>
-    <w:lvlOverride w:ilvl="6">
-      <w:startOverride w:val="1"/>
-    </w:lvlOverride>
-    <w:lvlOverride w:ilvl="7">
-      <w:startOverride w:val="1"/>
-    </w:lvlOverride>
-    <w:lvlOverride w:ilvl="8">
-      <w:startOverride w:val="1"/>
-    </w:lvlOverride>
-  </w:num>
-  <w:num w:numId="1006">
-    <w:abstractNumId w:val="99201"/>
-    <w:lvlOverride w:ilvl="0">
-      <w:startOverride w:val="1"/>
-    </w:lvlOverride>
-    <w:lvlOverride w:ilvl="1">
-      <w:startOverride w:val="1"/>
-    </w:lvlOverride>
-    <w:lvlOverride w:ilvl="2">
-      <w:startOverride w:val="1"/>
-    </w:lvlOverride>
-    <w:lvlOverride w:ilvl="3">
-      <w:startOverride w:val="1"/>
-    </w:lvlOverride>
-    <w:lvlOverride w:ilvl="4">
-      <w:startOverride w:val="1"/>
-    </w:lvlOverride>
-    <w:lvlOverride w:ilvl="5">
-      <w:startOverride w:val="1"/>
-    </w:lvlOverride>
-    <w:lvlOverride w:ilvl="6">
-      <w:startOverride w:val="1"/>
-    </w:lvlOverride>
-    <w:lvlOverride w:ilvl="7">
-      <w:startOverride w:val="1"/>
-    </w:lvlOverride>
-    <w:lvlOverride w:ilvl="8">
-      <w:startOverride w:val="1"/>
-    </w:lvlOverride>
-  </w:num>
-  <w:num w:numId="1007">
     <w:abstractNumId w:val="99201"/>
     <w:lvlOverride w:ilvl="0">
       <w:startOverride w:val="1"/>

--- a/paper/blackwell-paper-MAKE.docx
+++ b/paper/blackwell-paper-MAKE.docx
@@ -8900,7 +8900,7 @@
       </w:r>
       <m:oMath>
         <m:r>
-          <m:t>75</m:t>
+          <m:t>100</m:t>
         </m:r>
         <m:r>
           <m:rPr>
@@ -36739,36 +36739,88 @@
         <w:t xml:space="preserve">api_argorder</w:t>
       </w:r>
       <w:r>
-        <w:t xml:space="preserve"> </w:t>
-      </w:r>
-      <w:r>
-        <w:t xml:space="preserve">(</w:t>
+        <w:t xml:space="preserve">, where</w:t>
+      </w:r>
+      <w:r>
+        <w:t xml:space="preserve"> </w:t>
+      </w:r>
+      <m:oMath>
+        <m:sSub>
+          <m:e>
+            <m:r>
+              <m:t>W</m:t>
+            </m:r>
+          </m:e>
+          <m:sub>
+            <m:r>
+              <m:t>1</m:t>
+            </m:r>
+          </m:sub>
+        </m:sSub>
+      </m:oMath>
+      <w:r>
+        <w:t xml:space="preserve"> </w:t>
+      </w:r>
+      <w:r>
+        <w:t xml:space="preserve">passes</w:t>
+      </w:r>
+      <w:r>
+        <w:t xml:space="preserve"> </w:t>
+      </w:r>
+      <m:oMath>
+        <m:r>
+          <m:t>32</m:t>
+        </m:r>
+        <m:r>
+          <m:rPr>
+            <m:sty m:val="p"/>
+          </m:rPr>
+          <m:t>/</m:t>
+        </m:r>
+        <m:r>
+          <m:t>40</m:t>
+        </m:r>
+      </m:oMath>
+      <w:r>
+        <w:t xml:space="preserve"> </w:t>
+      </w:r>
+      <w:r>
+        <w:t xml:space="preserve">and</w:t>
+      </w:r>
+      <w:r>
+        <w:t xml:space="preserve"> </w:t>
+      </w:r>
+      <m:oMath>
+        <m:sSub>
+          <m:e>
+            <m:r>
+              <m:t>W</m:t>
+            </m:r>
+          </m:e>
+          <m:sub>
+            <m:r>
+              <m:t>2</m:t>
+            </m:r>
+          </m:sub>
+        </m:sSub>
+      </m:oMath>
+      <w:r>
+        <w:t xml:space="preserve"> </w:t>
+      </w:r>
+      <w:r>
+        <w:t xml:space="preserve">none, and</w:t>
+      </w:r>
+      <w:r>
+        <w:t xml:space="preserve"> </w:t>
       </w:r>
       <w:r>
         <w:rPr>
           <w:rStyle w:val="VerbatimChar"/>
         </w:rPr>
-        <w:t xml:space="preserve">none</w:t>
-      </w:r>
-      <w:r>
-        <w:t xml:space="preserve"> </w:t>
-      </w:r>
-      <m:oMath>
-        <m:r>
-          <m:t>2</m:t>
-        </m:r>
-        <m:r>
-          <m:rPr>
-            <m:sty m:val="p"/>
-          </m:rPr>
-          <m:t>%</m:t>
-        </m:r>
-      </m:oMath>
-      <w:r>
-        <w:t xml:space="preserve"> </w:t>
-      </w:r>
-      <w:r>
-        <w:t xml:space="preserve">/</w:t>
+        <w:t xml:space="preserve">enc_amount</w:t>
+      </w:r>
+      <w:r>
+        <w:t xml:space="preserve">, where</w:t>
       </w:r>
       <w:r>
         <w:t xml:space="preserve"> </w:t>
@@ -36782,6 +36834,52 @@
           </m:e>
           <m:sub>
             <m:r>
+              <m:t>2</m:t>
+            </m:r>
+          </m:sub>
+        </m:sSub>
+      </m:oMath>
+      <w:r>
+        <w:t xml:space="preserve"> </w:t>
+      </w:r>
+      <w:r>
+        <w:t xml:space="preserve">passes</w:t>
+      </w:r>
+      <w:r>
+        <w:t xml:space="preserve"> </w:t>
+      </w:r>
+      <m:oMath>
+        <m:r>
+          <m:t>22</m:t>
+        </m:r>
+        <m:r>
+          <m:rPr>
+            <m:sty m:val="p"/>
+          </m:rPr>
+          <m:t>/</m:t>
+        </m:r>
+        <m:r>
+          <m:t>40</m:t>
+        </m:r>
+      </m:oMath>
+      <w:r>
+        <w:t xml:space="preserve"> </w:t>
+      </w:r>
+      <w:r>
+        <w:t xml:space="preserve">and</w:t>
+      </w:r>
+      <w:r>
+        <w:t xml:space="preserve"> </w:t>
+      </w:r>
+      <m:oMath>
+        <m:sSub>
+          <m:e>
+            <m:r>
+              <m:t>W</m:t>
+            </m:r>
+          </m:e>
+          <m:sub>
+            <m:r>
               <m:t>1</m:t>
             </m:r>
           </m:sub>
@@ -36790,168 +36888,8 @@
       <w:r>
         <w:t xml:space="preserve"> </w:t>
       </w:r>
-      <m:oMath>
-        <m:r>
-          <m:t>100</m:t>
-        </m:r>
-        <m:r>
-          <m:rPr>
-            <m:sty m:val="p"/>
-          </m:rPr>
-          <m:t>%</m:t>
-        </m:r>
-      </m:oMath>
-      <w:r>
-        <w:t xml:space="preserve"> </w:t>
-      </w:r>
-      <w:r>
-        <w:t xml:space="preserve">/</w:t>
-      </w:r>
-      <w:r>
-        <w:t xml:space="preserve"> </w:t>
-      </w:r>
-      <m:oMath>
-        <m:sSub>
-          <m:e>
-            <m:r>
-              <m:t>W</m:t>
-            </m:r>
-          </m:e>
-          <m:sub>
-            <m:r>
-              <m:t>2</m:t>
-            </m:r>
-          </m:sub>
-        </m:sSub>
-      </m:oMath>
-      <w:r>
-        <w:t xml:space="preserve"> </w:t>
-      </w:r>
-      <m:oMath>
-        <m:r>
-          <m:t>0</m:t>
-        </m:r>
-        <m:r>
-          <m:rPr>
-            <m:sty m:val="p"/>
-          </m:rPr>
-          <m:t>%</m:t>
-        </m:r>
-      </m:oMath>
-      <w:r>
-        <w:t xml:space="preserve">) and</w:t>
-      </w:r>
-      <w:r>
-        <w:t xml:space="preserve"> </w:t>
-      </w:r>
-      <w:r>
-        <w:rPr>
-          <w:rStyle w:val="VerbatimChar"/>
-        </w:rPr>
-        <w:t xml:space="preserve">enc_amount</w:t>
-      </w:r>
-      <w:r>
-        <w:t xml:space="preserve"> </w:t>
-      </w:r>
-      <w:r>
-        <w:t xml:space="preserve">(</w:t>
-      </w:r>
-      <w:r>
-        <w:rPr>
-          <w:rStyle w:val="VerbatimChar"/>
-        </w:rPr>
-        <w:t xml:space="preserve">none</w:t>
-      </w:r>
-      <w:r>
-        <w:t xml:space="preserve"> </w:t>
-      </w:r>
-      <m:oMath>
-        <m:r>
-          <m:t>0</m:t>
-        </m:r>
-        <m:r>
-          <m:rPr>
-            <m:sty m:val="p"/>
-          </m:rPr>
-          <m:t>%</m:t>
-        </m:r>
-      </m:oMath>
-      <w:r>
-        <w:t xml:space="preserve"> </w:t>
-      </w:r>
-      <w:r>
-        <w:t xml:space="preserve">/</w:t>
-      </w:r>
-      <w:r>
-        <w:t xml:space="preserve"> </w:t>
-      </w:r>
-      <m:oMath>
-        <m:sSub>
-          <m:e>
-            <m:r>
-              <m:t>W</m:t>
-            </m:r>
-          </m:e>
-          <m:sub>
-            <m:r>
-              <m:t>1</m:t>
-            </m:r>
-          </m:sub>
-        </m:sSub>
-      </m:oMath>
-      <w:r>
-        <w:t xml:space="preserve"> </w:t>
-      </w:r>
-      <m:oMath>
-        <m:r>
-          <m:t>0</m:t>
-        </m:r>
-        <m:r>
-          <m:rPr>
-            <m:sty m:val="p"/>
-          </m:rPr>
-          <m:t>%</m:t>
-        </m:r>
-      </m:oMath>
-      <w:r>
-        <w:t xml:space="preserve"> </w:t>
-      </w:r>
-      <w:r>
-        <w:t xml:space="preserve">/</w:t>
-      </w:r>
-      <w:r>
-        <w:t xml:space="preserve"> </w:t>
-      </w:r>
-      <m:oMath>
-        <m:sSub>
-          <m:e>
-            <m:r>
-              <m:t>W</m:t>
-            </m:r>
-          </m:e>
-          <m:sub>
-            <m:r>
-              <m:t>2</m:t>
-            </m:r>
-          </m:sub>
-        </m:sSub>
-      </m:oMath>
-      <w:r>
-        <w:t xml:space="preserve"> </w:t>
-      </w:r>
-      <m:oMath>
-        <m:r>
-          <m:t>100</m:t>
-        </m:r>
-        <m:r>
-          <m:rPr>
-            <m:sty m:val="p"/>
-          </m:rPr>
-          <m:t>%</m:t>
-        </m:r>
-      </m:oMath>
-      <w:r>
-        <w:t xml:space="preserve">), giving</w:t>
+      <w:r>
+        <w:t xml:space="preserve">none, giving</w:t>
       </w:r>
       <w:r>
         <w:t xml:space="preserve"> </w:t>
@@ -36986,26 +36924,32 @@
           <m:t>+</m:t>
         </m:r>
         <m:r>
+          <m:t>0.226</m:t>
+        </m:r>
+        <m:r>
+          <m:rPr>
+            <m:sty m:val="p"/>
+          </m:rPr>
+          <m:t>/</m:t>
+        </m:r>
+        <m:r>
+          <m:rPr>
+            <m:sty m:val="p"/>
+          </m:rPr>
+          <m:t>+</m:t>
+        </m:r>
+        <m:r>
           <m:t>0.762</m:t>
         </m:r>
-        <m:r>
-          <m:rPr>
-            <m:sty m:val="p"/>
-          </m:rPr>
-          <m:t>/</m:t>
-        </m:r>
-        <m:r>
-          <m:rPr>
-            <m:sty m:val="p"/>
-          </m:rPr>
-          <m:t>+</m:t>
-        </m:r>
-        <m:r>
-          <m:t>0.762</m:t>
-        </m:r>
-      </m:oMath>
-      <w:r>
-        <w:t xml:space="preserve">, far clear of zero.</w:t>
+      </m:oMath>
+      <w:r>
+        <w:t xml:space="preserve">. The first direction is the narrower one because</w:t>
+      </w:r>
+      <w:r>
+        <w:t xml:space="preserve"> </w:t>
+      </w:r>
+      <w:r>
+        <w:t xml:space="preserve">neither carrying arm is at ceiling on this model.</w:t>
       </w:r>
     </w:p>
     <w:bookmarkStart w:id="82" w:name="the-six-model-claim-made-jointly."/>
@@ -37246,7 +37190,7 @@
         <w:t xml:space="preserve"> </w:t>
       </w:r>
       <w:r>
-        <w:t xml:space="preserve">binding at DeepSeek-V4-Pro’s</w:t>
+        <w:t xml:space="preserve">binding at Haiku’s</w:t>
       </w:r>
       <w:r>
         <w:t xml:space="preserve"> </w:t>
@@ -37323,7 +37267,7 @@
           <m:t>+</m:t>
         </m:r>
         <m:r>
-          <m:t>0.263</m:t>
+          <m:t>0.146</m:t>
         </m:r>
       </m:oMath>
       <w:r>
@@ -37951,7 +37895,7 @@
       </w:r>
       <m:oMath>
         <m:r>
-          <m:t>92</m:t>
+          <m:t>95</m:t>
         </m:r>
         <m:r>
           <m:rPr>
@@ -39426,19 +39370,19 @@
         </m:r>
       </m:oMath>
       <w:r>
-        <w:t xml:space="preserve">, one</w:t>
-      </w:r>
-      <w:r>
-        <w:t xml:space="preserve"> </w:t>
-      </w:r>
-      <w:r>
-        <w:t xml:space="preserve">of the two cells the joint budget drops; all twelve also survive a Bonferroni correction across</w:t>
-      </w:r>
-      <w:r>
-        <w:t xml:space="preserve"> </w:t>
-      </w:r>
-      <w:r>
-        <w:t xml:space="preserve">the two cells within each model. Haiku’s shallowest collapse is on</w:t>
+        <w:t xml:space="preserve">, the</w:t>
+      </w:r>
+      <w:r>
+        <w:t xml:space="preserve"> </w:t>
+      </w:r>
+      <w:r>
+        <w:t xml:space="preserve">one cell the joint budget drops; all twelve also survive a Bonferroni correction across the two</w:t>
+      </w:r>
+      <w:r>
+        <w:t xml:space="preserve"> </w:t>
+      </w:r>
+      <w:r>
+        <w:t xml:space="preserve">cells within each model. Haiku’s shallowest collapse is on</w:t>
       </w:r>
       <w:r>
         <w:t xml:space="preserve"> </w:t>
@@ -39457,7 +39401,7 @@
       </w:r>
       <m:oMath>
         <m:r>
-          <m:t>98</m:t>
+          <m:t>80</m:t>
         </m:r>
         <m:r>
           <m:rPr>
@@ -39472,7 +39416,7 @@
           <m:t>→</m:t>
         </m:r>
         <m:r>
-          <m:t>5</m:t>
+          <m:t>0</m:t>
         </m:r>
         <m:r>
           <m:rPr>
@@ -39482,7 +39426,13 @@
         </m:r>
       </m:oMath>
       <w:r>
-        <w:t xml:space="preserve">. In the superseded command-line record that same cell was depressed on the</w:t>
+        <w:t xml:space="preserve">,</w:t>
+      </w:r>
+      <w:r>
+        <w:t xml:space="preserve"> </w:t>
+      </w:r>
+      <w:r>
+        <w:t xml:space="preserve">shallow only because its</w:t>
       </w:r>
       <w:r>
         <w:t xml:space="preserve"> </w:t>
@@ -39505,28 +39455,7 @@
         <w:t xml:space="preserve"> </w:t>
       </w:r>
       <w:r>
-        <w:t xml:space="preserve">side instead, by an omitted</w:t>
-      </w:r>
-      <w:r>
-        <w:t xml:space="preserve"> </w:t>
-      </w:r>
-      <w:r>
-        <w:rPr>
-          <w:rStyle w:val="VerbatimChar"/>
-        </w:rPr>
-        <w:t xml:space="preserve">import ledger</w:t>
-      </w:r>
-      <w:r>
-        <w:t xml:space="preserve"> </w:t>
-      </w:r>
-      <w:r>
-        <w:t xml:space="preserve">line rather than by the contract</w:t>
-      </w:r>
-      <w:r>
-        <w:t xml:space="preserve"> </w:t>
-      </w:r>
-      <w:r>
-        <w:t xml:space="preserve">(see Section 7.4.5). This is a verified empirical</w:t>
+        <w:t xml:space="preserve">arm is not at ceiling. This is a verified empirical</w:t>
       </w:r>
       <w:r>
         <w:t xml:space="preserve"> </w:t>
@@ -40553,7 +40482,7 @@
         <w:rPr>
           <w:rStyle w:val="VerbatimChar"/>
         </w:rPr>
-        <w:t xml:space="preserve">api_argorder</w:t>
+        <w:t xml:space="preserve">api_post_ok</w:t>
       </w:r>
       <w:r>
         <w:t xml:space="preserve">, shows that</w:t>
@@ -42162,7 +42091,45 @@
         <w:t xml:space="preserve"> </w:t>
       </w:r>
       <w:r>
-        <w:t xml:space="preserve">last in both, and leaves</w:t>
+        <w:t xml:space="preserve">last in both, and leaves the padded arm at ceiling</w:t>
+      </w:r>
+      <w:r>
+        <w:t xml:space="preserve"> </w:t>
+      </w:r>
+      <w:r>
+        <w:t xml:space="preserve">on</w:t>
+      </w:r>
+      <w:r>
+        <w:t xml:space="preserve"> </w:t>
+      </w:r>
+      <w:r>
+        <w:rPr>
+          <w:rStyle w:val="VerbatimChar"/>
+        </w:rPr>
+        <w:t xml:space="preserve">api_argorder</w:t>
+      </w:r>
+      <w:r>
+        <w:t xml:space="preserve"> </w:t>
+      </w:r>
+      <w:r>
+        <w:t xml:space="preserve">(</w:t>
+      </w:r>
+      <m:oMath>
+        <m:r>
+          <m:t>40</m:t>
+        </m:r>
+        <m:r>
+          <m:rPr>
+            <m:sty m:val="p"/>
+          </m:rPr>
+          <m:t>/</m:t>
+        </m:r>
+        <m:r>
+          <m:t>40</m:t>
+        </m:r>
+      </m:oMath>
+      <w:r>
+        <w:t xml:space="preserve">, against</w:t>
       </w:r>
       <w:r>
         <w:t xml:space="preserve"> </w:t>
@@ -42185,19 +42152,33 @@
         <w:t xml:space="preserve"> </w:t>
       </w:r>
       <w:r>
-        <w:t xml:space="preserve">at ceiling on</w:t>
-      </w:r>
-      <w:r>
-        <w:t xml:space="preserve"> </w:t>
-      </w:r>
-      <w:r>
-        <w:rPr>
-          <w:rStyle w:val="VerbatimChar"/>
-        </w:rPr>
-        <w:t xml:space="preserve">api_argorder</w:t>
-      </w:r>
-      <w:r>
-        <w:t xml:space="preserve">: changing only that slot’s content turns a harmless arm harmful. The</w:t>
+        <w:t xml:space="preserve">alone’s</w:t>
+      </w:r>
+      <w:r>
+        <w:t xml:space="preserve"> </w:t>
+      </w:r>
+      <m:oMath>
+        <m:r>
+          <m:t>31</m:t>
+        </m:r>
+        <m:r>
+          <m:rPr>
+            <m:sty m:val="p"/>
+          </m:rPr>
+          <m:t>/</m:t>
+        </m:r>
+        <m:r>
+          <m:t>40</m:t>
+        </m:r>
+      </m:oMath>
+      <w:r>
+        <w:t xml:space="preserve">): changing only that slot’s</w:t>
+      </w:r>
+      <w:r>
+        <w:t xml:space="preserve"> </w:t>
+      </w:r>
+      <w:r>
+        <w:t xml:space="preserve">content turns a harmless arm harmful. The</w:t>
       </w:r>
       <w:r>
         <w:t xml:space="preserve"> </w:t>
@@ -42475,13 +42456,16 @@
       </w:r>
       <m:oMath>
         <m:r>
-          <m:t>98</m:t>
-        </m:r>
-        <m:r>
-          <m:rPr>
-            <m:sty m:val="p"/>
-          </m:rPr>
-          <m:t>%</m:t>
+          <m:t>39</m:t>
+        </m:r>
+        <m:r>
+          <m:rPr>
+            <m:sty m:val="p"/>
+          </m:rPr>
+          <m:t>/</m:t>
+        </m:r>
+        <m:r>
+          <m:t>40</m:t>
         </m:r>
       </m:oMath>
       <w:r>
@@ -42501,7 +42485,10 @@
           <m:rPr>
             <m:sty m:val="p"/>
           </m:rPr>
-          <m:t>%</m:t>
+          <m:t>/</m:t>
+        </m:r>
+        <m:r>
+          <m:t>40</m:t>
         </m:r>
       </m:oMath>
       <w:r>
@@ -42530,13 +42517,16 @@
       </w:r>
       <m:oMath>
         <m:r>
-          <m:t>78</m:t>
-        </m:r>
-        <m:r>
-          <m:rPr>
-            <m:sty m:val="p"/>
-          </m:rPr>
-          <m:t>%</m:t>
+          <m:t>31</m:t>
+        </m:r>
+        <m:r>
+          <m:rPr>
+            <m:sty m:val="p"/>
+          </m:rPr>
+          <m:t>/</m:t>
+        </m:r>
+        <m:r>
+          <m:t>40</m:t>
         </m:r>
       </m:oMath>
       <w:r>
@@ -42556,7 +42546,10 @@
           <m:rPr>
             <m:sty m:val="p"/>
           </m:rPr>
-          <m:t>%</m:t>
+          <m:t>/</m:t>
+        </m:r>
+        <m:r>
+          <m:t>40</m:t>
         </m:r>
       </m:oMath>
       <w:r>
@@ -42608,7 +42601,7 @@
           <m:t>−</m:t>
         </m:r>
         <m:r>
-          <m:t>0.57</m:t>
+          <m:t>0.56</m:t>
         </m:r>
       </m:oMath>
       <w:r>
@@ -42627,7 +42620,13 @@
         <w:t xml:space="preserve"> </w:t>
       </w:r>
       <w:r>
-        <w:t xml:space="preserve">the collapse. On one model and in this configuration, the controls constrain positional and</w:t>
+        <w:t xml:space="preserve">constrains a positional account of the collapse without ruling one out for configurations we did</w:t>
+      </w:r>
+      <w:r>
+        <w:t xml:space="preserve"> </w:t>
+      </w:r>
+      <w:r>
+        <w:t xml:space="preserve">not test. On one model and in this configuration, the controls constrain positional and</w:t>
       </w:r>
       <w:r>
         <w:t xml:space="preserve"> </w:t>
@@ -43320,27 +43319,28 @@
         <w:t xml:space="preserve"> </w:t>
       </w:r>
       <w:r>
-        <w:t xml:space="preserve">is not by capability either: Sonnet guesses least (</w:t>
-      </w:r>
-      <m:oMath>
-        <m:r>
-          <m:t>0</m:t>
-        </m:r>
-        <m:r>
-          <m:rPr>
-            <m:sty m:val="p"/>
-          </m:rPr>
-          <m:t>%</m:t>
-        </m:r>
-      </m:oMath>
-      <w:r>
-        <w:t xml:space="preserve">) while the stronger Opus guesses more</w:t>
-      </w:r>
-      <w:r>
-        <w:t xml:space="preserve"> </w:t>
-      </w:r>
-      <w:r>
-        <w:t xml:space="preserve">(</w:t>
+        <w:t xml:space="preserve">is not by capability either: Sonnet guesses none of</w:t>
+      </w:r>
+      <w:r>
+        <w:t xml:space="preserve"> </w:t>
+      </w:r>
+      <w:r>
+        <w:rPr>
+          <w:rStyle w:val="VerbatimChar"/>
+        </w:rPr>
+        <w:t xml:space="preserve">api_argorder</w:t>
+      </w:r>
+      <w:r>
+        <w:t xml:space="preserve"> </w:t>
+      </w:r>
+      <w:r>
+        <w:t xml:space="preserve">while Opus solves all</w:t>
+      </w:r>
+      <w:r>
+        <w:t xml:space="preserve"> </w:t>
+      </w:r>
+      <w:r>
+        <w:t xml:space="preserve">of it (</w:t>
       </w:r>
       <m:oMath>
         <m:r>
@@ -43350,11 +43350,20 @@
           <m:rPr>
             <m:sty m:val="p"/>
           </m:rPr>
-          <m:t>%</m:t>
-        </m:r>
-      </m:oMath>
-      <w:r>
-        <w:t xml:space="preserve">). The verified per-model claims rest on cells unguessable</w:t>
+          <m:t>/</m:t>
+        </m:r>
+        <m:r>
+          <m:t>40</m:t>
+        </m:r>
+      </m:oMath>
+      <w:r>
+        <w:t xml:space="preserve">) with no context at all, which is an observed ceiling on that cell and not</w:t>
+      </w:r>
+      <w:r>
+        <w:t xml:space="preserve"> </w:t>
+      </w:r>
+      <w:r>
+        <w:t xml:space="preserve">evidence about what either model was trained on. The verified per-model claims rest on cells unguessable</w:t>
       </w:r>
       <w:r>
         <w:t xml:space="preserve"> </w:t>
@@ -43452,27 +43461,27 @@
         <w:pStyle w:val="FirstParagraph"/>
       </w:pPr>
       <w:r>
-        <w:t xml:space="preserve">Every draw behind the interference table was kept,</w:t>
-      </w:r>
-      <w:r>
-        <w:t xml:space="preserve"> </w:t>
-      </w:r>
-      <m:oMath>
-        <m:r>
-          <m:t>80</m:t>
-        </m:r>
-      </m:oMath>
-      <w:r>
-        <w:t xml:space="preserve"> </w:t>
-      </w:r>
-      <w:r>
-        <w:t xml:space="preserve">completions per arm and cell on Haiku,</w:t>
-      </w:r>
-      <w:r>
-        <w:t xml:space="preserve"> </w:t>
-      </w:r>
-      <w:r>
-        <w:t xml:space="preserve">and read directly (Appendix C). Three things follow, and one does not.</w:t>
+        <w:t xml:space="preserve">Every draw behind the interference table was kept and read directly,</w:t>
+      </w:r>
+      <w:r>
+        <w:t xml:space="preserve"> </w:t>
+      </w:r>
+      <m:oMath>
+        <m:r>
+          <m:t>40</m:t>
+        </m:r>
+      </m:oMath>
+      <w:r>
+        <w:t xml:space="preserve"> </w:t>
+      </w:r>
+      <w:r>
+        <w:t xml:space="preserve">completions per arm and</w:t>
+      </w:r>
+      <w:r>
+        <w:t xml:space="preserve"> </w:t>
+      </w:r>
+      <w:r>
+        <w:t xml:space="preserve">cell (Appendix C). Three things follow, and one does not.</w:t>
       </w:r>
       <w:r>
         <w:t xml:space="preserve"> </w:t>
@@ -43506,20 +43515,14 @@
         <w:t xml:space="preserve"> </w:t>
       </w:r>
       <w:r>
-        <w:t xml:space="preserve">line that a command-line record of this cell was</w:t>
-      </w:r>
-      <w:r>
-        <w:t xml:space="preserve"> </w:t>
-      </w:r>
-      <w:r>
-        <w:t xml:space="preserve">missing about half the time is present in</w:t>
-      </w:r>
-      <w:r>
-        <w:t xml:space="preserve"> </w:t>
-      </w:r>
-      <m:oMath>
-        <m:r>
-          <m:t>80</m:t>
+        <w:t xml:space="preserve">line the task needs is present in</w:t>
+      </w:r>
+      <w:r>
+        <w:t xml:space="preserve"> </w:t>
+      </w:r>
+      <m:oMath>
+        <m:r>
+          <m:t>239</m:t>
         </m:r>
         <m:r>
           <m:rPr>
@@ -43528,7 +43531,7 @@
           <m:t>/</m:t>
         </m:r>
         <m:r>
-          <m:t>80</m:t>
+          <m:t>240</m:t>
         </m:r>
       </m:oMath>
       <w:r>
@@ -43540,6 +43543,35 @@
       <w:r>
         <w:t xml:space="preserve"> </w:t>
       </w:r>
+      <w:r>
+        <w:t xml:space="preserve">superset replies and</w:t>
+      </w:r>
+      <w:r>
+        <w:t xml:space="preserve"> </w:t>
+      </w:r>
+      <m:oMath>
+        <m:r>
+          <m:t>233</m:t>
+        </m:r>
+        <m:r>
+          <m:rPr>
+            <m:sty m:val="p"/>
+          </m:rPr>
+          <m:t>/</m:t>
+        </m:r>
+        <m:r>
+          <m:t>240</m:t>
+        </m:r>
+      </m:oMath>
+      <w:r>
+        <w:t xml:space="preserve"> </w:t>
+      </w:r>
+      <w:r>
+        <w:t xml:space="preserve">of the</w:t>
+      </w:r>
+      <w:r>
+        <w:t xml:space="preserve"> </w:t>
+      </w:r>
       <m:oMath>
         <m:sSub>
           <m:e>
@@ -43558,36 +43590,13 @@
         <w:t xml:space="preserve"> </w:t>
       </w:r>
       <w:r>
-        <w:t xml:space="preserve">replies and</w:t>
-      </w:r>
-      <w:r>
-        <w:t xml:space="preserve"> </w:t>
-      </w:r>
-      <m:oMath>
-        <m:r>
-          <m:t>78</m:t>
-        </m:r>
-        <m:r>
-          <m:rPr>
-            <m:sty m:val="p"/>
-          </m:rPr>
-          <m:t>/</m:t>
-        </m:r>
-        <m:r>
-          <m:t>80</m:t>
-        </m:r>
-      </m:oMath>
-      <w:r>
-        <w:t xml:space="preserve"> </w:t>
-      </w:r>
-      <w:r>
-        <w:t xml:space="preserve">of the</w:t>
-      </w:r>
-      <w:r>
-        <w:t xml:space="preserve"> </w:t>
-      </w:r>
-      <w:r>
-        <w:t xml:space="preserve">superset replies, so neither an empty extraction nor a missing import accounts for the collapse</w:t>
+        <w:t xml:space="preserve">replies, the absences concentrated in the arm that</w:t>
+      </w:r>
+      <w:r>
+        <w:t xml:space="preserve"> </w:t>
+      </w:r>
+      <w:r>
+        <w:t xml:space="preserve">passes, so neither an empty extraction nor a missing import accounts for the collapse</w:t>
       </w:r>
       <w:r>
         <w:t xml:space="preserve"> </w:t>
@@ -43606,14 +43615,14 @@
         <w:t xml:space="preserve">The harmful arm is verbose</w:t>
       </w:r>
       <w:r>
-        <w:t xml:space="preserve">: mean reply length runs</w:t>
-      </w:r>
-      <w:r>
-        <w:t xml:space="preserve"> </w:t>
-      </w:r>
-      <m:oMath>
-        <m:r>
-          <m:t>139</m:t>
+        <w:t xml:space="preserve">: on Haiku the mean reply runs</w:t>
+      </w:r>
+      <w:r>
+        <w:t xml:space="preserve"> </w:t>
+      </w:r>
+      <m:oMath>
+        <m:r>
+          <m:t>105</m:t>
         </m:r>
       </m:oMath>
       <w:r>
@@ -43627,7 +43636,7 @@
       </w:r>
       <m:oMath>
         <m:r>
-          <m:t>509</m:t>
+          <m:t>477</m:t>
         </m:r>
       </m:oMath>
       <w:r>
@@ -43656,7 +43665,7 @@
       </w:r>
       <m:oMath>
         <m:r>
-          <m:t>466</m:t>
+          <m:t>459</m:t>
         </m:r>
       </m:oMath>
       <w:r>
@@ -43670,7 +43679,7 @@
       </w:r>
       <m:oMath>
         <m:r>
-          <m:t>713</m:t>
+          <m:t>633</m:t>
         </m:r>
       </m:oMath>
       <w:r>
@@ -43689,13 +43698,13 @@
         <w:t xml:space="preserve">api_argorder</w:t>
       </w:r>
       <w:r>
-        <w:t xml:space="preserve">, the same inflation</w:t>
-      </w:r>
-      <w:r>
-        <w:t xml:space="preserve"> </w:t>
-      </w:r>
-      <w:r>
-        <w:t xml:space="preserve">reported in Section 8.3.</w:t>
+        <w:t xml:space="preserve">, the same</w:t>
+      </w:r>
+      <w:r>
+        <w:t xml:space="preserve"> </w:t>
+      </w:r>
+      <w:r>
+        <w:t xml:space="preserve">inflation reported in Section 8.3.</w:t>
       </w:r>
       <w:r>
         <w:t xml:space="preserve"> </w:t>
@@ -43708,27 +43717,27 @@
         <w:t xml:space="preserve">No reply declined the task</w:t>
       </w:r>
       <w:r>
-        <w:t xml:space="preserve">: refusal language</w:t>
-      </w:r>
-      <w:r>
-        <w:t xml:space="preserve"> </w:t>
-      </w:r>
-      <w:r>
-        <w:t xml:space="preserve">appears in none of the</w:t>
-      </w:r>
-      <w:r>
-        <w:t xml:space="preserve"> </w:t>
-      </w:r>
-      <m:oMath>
-        <m:r>
-          <m:t>320</m:t>
-        </m:r>
-      </m:oMath>
-      <w:r>
-        <w:t xml:space="preserve"> </w:t>
-      </w:r>
-      <w:r>
-        <w:t xml:space="preserve">retained Haiku completions.</w:t>
+        <w:t xml:space="preserve">:</w:t>
+      </w:r>
+      <w:r>
+        <w:t xml:space="preserve"> </w:t>
+      </w:r>
+      <w:r>
+        <w:t xml:space="preserve">refusal language appears in none of the</w:t>
+      </w:r>
+      <w:r>
+        <w:t xml:space="preserve"> </w:t>
+      </w:r>
+      <m:oMath>
+        <m:r>
+          <m:t>480</m:t>
+        </m:r>
+      </m:oMath>
+      <w:r>
+        <w:t xml:space="preserve"> </w:t>
+      </w:r>
+      <w:r>
+        <w:t xml:space="preserve">retained completions, on any model.</w:t>
       </w:r>
     </w:p>
     <w:p>
@@ -43752,13 +43761,7 @@
         <w:t xml:space="preserve"> </w:t>
       </w:r>
       <w:r>
-        <w:t xml:space="preserve">establish is the mechanism. A strict test for the</w:t>
-      </w:r>
-      <w:r>
-        <w:t xml:space="preserve"> </w:t>
-      </w:r>
-      <w:r>
-        <w:t xml:space="preserve">failure mode an earlier command-line record showed, the superset reply applying</w:t>
+        <w:t xml:space="preserve">establish is the mechanism. A textual flag for</w:t>
       </w:r>
       <w:r>
         <w:t xml:space="preserve"> </w:t>
@@ -43784,7 +43787,42 @@
         <w:t xml:space="preserve"> </w:t>
       </w:r>
       <w:r>
-        <w:t xml:space="preserve">encoding to a plain-cents amount, fires on</w:t>
+        <w:t xml:space="preserve">encoding appearing in the reply, stated as a rule in Appendix C.1, separates the arms</w:t>
+      </w:r>
+      <w:r>
+        <w:t xml:space="preserve"> </w:t>
+      </w:r>
+      <w:r>
+        <w:t xml:space="preserve">completely: it fires on</w:t>
+      </w:r>
+      <w:r>
+        <w:t xml:space="preserve"> </w:t>
+      </w:r>
+      <m:oMath>
+        <m:r>
+          <m:t>240</m:t>
+        </m:r>
+        <m:r>
+          <m:rPr>
+            <m:sty m:val="p"/>
+          </m:rPr>
+          <m:t>/</m:t>
+        </m:r>
+        <m:r>
+          <m:t>240</m:t>
+        </m:r>
+      </m:oMath>
+      <w:r>
+        <w:t xml:space="preserve"> </w:t>
+      </w:r>
+      <w:r>
+        <w:t xml:space="preserve">of the superset replies across the three models and both</w:t>
+      </w:r>
+      <w:r>
+        <w:t xml:space="preserve"> </w:t>
+      </w:r>
+      <w:r>
+        <w:t xml:space="preserve">collapse cells, and on</w:t>
       </w:r>
       <w:r>
         <w:t xml:space="preserve"> </w:t>
@@ -43800,21 +43838,44 @@
           <m:t>/</m:t>
         </m:r>
         <m:r>
-          <m:t>80</m:t>
-        </m:r>
-      </m:oMath>
-      <w:r>
-        <w:t xml:space="preserve"> </w:t>
-      </w:r>
-      <w:r>
-        <w:t xml:space="preserve">and</w:t>
-      </w:r>
-      <w:r>
-        <w:t xml:space="preserve"> </w:t>
-      </w:r>
-      <m:oMath>
-        <m:r>
-          <m:t>1</m:t>
+          <m:t>240</m:t>
+        </m:r>
+      </m:oMath>
+      <w:r>
+        <w:t xml:space="preserve"> </w:t>
+      </w:r>
+      <w:r>
+        <w:t xml:space="preserve">of the</w:t>
+      </w:r>
+      <w:r>
+        <w:t xml:space="preserve"> </w:t>
+      </w:r>
+      <m:oMath>
+        <m:sSub>
+          <m:e>
+            <m:r>
+              <m:t>W</m:t>
+            </m:r>
+          </m:e>
+          <m:sub>
+            <m:r>
+              <m:t>1</m:t>
+            </m:r>
+          </m:sub>
+        </m:sSub>
+      </m:oMath>
+      <w:r>
+        <w:t xml:space="preserve"> </w:t>
+      </w:r>
+      <w:r>
+        <w:t xml:space="preserve">replies. It also fires on</w:t>
+      </w:r>
+      <w:r>
+        <w:t xml:space="preserve"> </w:t>
+      </w:r>
+      <m:oMath>
+        <m:r>
+          <m:t>238</m:t>
         </m:r>
         <m:r>
           <m:rPr>
@@ -43823,32 +43884,61 @@
           <m:t>/</m:t>
         </m:r>
         <m:r>
-          <m:t>80</m:t>
-        </m:r>
-      </m:oMath>
-      <w:r>
-        <w:t xml:space="preserve"> </w:t>
-      </w:r>
-      <w:r>
-        <w:t xml:space="preserve">of the failing superset replies</w:t>
-      </w:r>
-      <w:r>
-        <w:t xml:space="preserve"> </w:t>
-      </w:r>
-      <w:r>
-        <w:t xml:space="preserve">here. So on this record the packaging explanations are excluded and the collapse is not attributed</w:t>
-      </w:r>
-      <w:r>
-        <w:t xml:space="preserve"> </w:t>
-      </w:r>
-      <w:r>
-        <w:t xml:space="preserve">to any internal cause; Theorem 3 constrains any rule whose PASS falls under a</w:t>
-      </w:r>
-      <w:r>
-        <w:t xml:space="preserve"> </w:t>
-      </w:r>
-      <w:r>
-        <w:t xml:space="preserve">strict superset, whatever that cause turns out to be.</w:t>
+          <m:t>240</m:t>
+        </m:r>
+      </m:oMath>
+      <w:r>
+        <w:t xml:space="preserve"> </w:t>
+      </w:r>
+      <w:r>
+        <w:t xml:space="preserve">of the</w:t>
+      </w:r>
+      <w:r>
+        <w:t xml:space="preserve"> </w:t>
+      </w:r>
+      <m:oMath>
+        <m:sSub>
+          <m:e>
+            <m:r>
+              <m:t>W</m:t>
+            </m:r>
+          </m:e>
+          <m:sub>
+            <m:r>
+              <m:t>2</m:t>
+            </m:r>
+          </m:sub>
+        </m:sSub>
+      </m:oMath>
+      <w:r>
+        <w:t xml:space="preserve"> </w:t>
+      </w:r>
+      <w:r>
+        <w:t xml:space="preserve">replies in those cells, where that encoding is the contract and the reply passes, so what it</w:t>
+      </w:r>
+      <w:r>
+        <w:t xml:space="preserve"> </w:t>
+      </w:r>
+      <w:r>
+        <w:t xml:space="preserve">reports is the encoding being present and not that its presence caused the failure. On this</w:t>
+      </w:r>
+      <w:r>
+        <w:t xml:space="preserve"> </w:t>
+      </w:r>
+      <w:r>
+        <w:t xml:space="preserve">record the packaging explanations are excluded and the collapse is not attributed to any internal</w:t>
+      </w:r>
+      <w:r>
+        <w:t xml:space="preserve"> </w:t>
+      </w:r>
+      <w:r>
+        <w:t xml:space="preserve">cause; Theorem 3 constrains any rule whose PASS falls under a strict superset,</w:t>
+      </w:r>
+      <w:r>
+        <w:t xml:space="preserve"> </w:t>
+      </w:r>
+      <w:r>
+        <w:t xml:space="preserve">whatever that cause turns out to be.</w:t>
       </w:r>
     </w:p>
     <w:bookmarkEnd w:id="91"/>
@@ -43990,43 +44080,23 @@
         <w:t xml:space="preserve"> </w:t>
       </w:r>
       <w:r>
-        <w:t xml:space="preserve">record. The superset harms there too but mildly, taking</w:t>
-      </w:r>
-      <w:r>
-        <w:t xml:space="preserve"> </w:t>
-      </w:r>
-      <m:oMath>
-        <m:sSub>
-          <m:e>
-            <m:r>
-              <m:t>V</m:t>
-            </m:r>
-          </m:e>
-          <m:sub>
-            <m:r>
-              <m:t>1</m:t>
-            </m:r>
-          </m:sub>
-        </m:sSub>
-      </m:oMath>
-      <w:r>
-        <w:t xml:space="preserve"> </w:t>
-      </w:r>
-      <w:r>
-        <w:t xml:space="preserve">from</w:t>
-      </w:r>
-      <w:r>
-        <w:t xml:space="preserve"> </w:t>
-      </w:r>
-      <m:oMath>
-        <m:r>
-          <m:t>72</m:t>
-        </m:r>
-        <m:r>
-          <m:rPr>
-            <m:sty m:val="p"/>
-          </m:rPr>
-          <m:t>%</m:t>
+        <w:t xml:space="preserve">record. The superset also collapses the contract cell,</w:t>
+      </w:r>
+      <w:r>
+        <w:t xml:space="preserve"> </w:t>
+      </w:r>
+      <m:oMath>
+        <m:r>
+          <m:t>35</m:t>
+        </m:r>
+        <m:r>
+          <m:rPr>
+            <m:sty m:val="p"/>
+          </m:rPr>
+          <m:t>/</m:t>
+        </m:r>
+        <m:r>
+          <m:t>40</m:t>
         </m:r>
       </m:oMath>
       <w:r>
@@ -44040,55 +44110,92 @@
       </w:r>
       <m:oMath>
         <m:r>
-          <m:t>65</m:t>
-        </m:r>
-        <m:r>
-          <m:rPr>
-            <m:sty m:val="p"/>
-          </m:rPr>
-          <m:t>%</m:t>
-        </m:r>
-      </m:oMath>
-      <w:r>
-        <w:t xml:space="preserve"> </w:t>
-      </w:r>
-      <w:r>
-        <w:t xml:space="preserve">on the trap</w:t>
-      </w:r>
-      <w:r>
-        <w:t xml:space="preserve"> </w:t>
-      </w:r>
-      <w:r>
-        <w:t xml:space="preserve">cell, far short of the</w:t>
-      </w:r>
-      <w:r>
-        <w:t xml:space="preserve"> </w:t>
-      </w:r>
-      <m:oMath>
-        <m:r>
-          <m:t>τ</m:t>
-        </m:r>
-        <m:r>
-          <m:rPr>
-            <m:sty m:val="p"/>
-          </m:rPr>
-          <m:t>=</m:t>
-        </m:r>
-        <m:r>
-          <m:t>0.30</m:t>
-        </m:r>
-      </m:oMath>
-      <w:r>
-        <w:t xml:space="preserve"> </w:t>
-      </w:r>
-      <w:r>
-        <w:t xml:space="preserve">margin, so the second domain carries the crossover rather than</w:t>
-      </w:r>
-      <w:r>
-        <w:t xml:space="preserve"> </w:t>
-      </w:r>
-      <w:r>
-        <w:t xml:space="preserve">a second verified collapse (Section 8.4).</w:t>
+          <m:t>0</m:t>
+        </m:r>
+        <m:r>
+          <m:rPr>
+            <m:sty m:val="p"/>
+          </m:rPr>
+          <m:t>/</m:t>
+        </m:r>
+        <m:r>
+          <m:t>40</m:t>
+        </m:r>
+      </m:oMath>
+      <w:r>
+        <w:t xml:space="preserve">, at an upper bound of</w:t>
+      </w:r>
+      <w:r>
+        <w:t xml:space="preserve"> </w:t>
+      </w:r>
+      <m:oMath>
+        <m:r>
+          <m:rPr>
+            <m:sty m:val="p"/>
+          </m:rPr>
+          <m:t>−</m:t>
+        </m:r>
+        <m:r>
+          <m:t>0.62</m:t>
+        </m:r>
+      </m:oMath>
+      <w:r>
+        <w:t xml:space="preserve"> </w:t>
+      </w:r>
+      <w:r>
+        <w:t xml:space="preserve">once the budget is spread over the pair’s three contrasts, so the second domain carries a</w:t>
+      </w:r>
+      <w:r>
+        <w:t xml:space="preserve"> </w:t>
+      </w:r>
+      <w:r>
+        <w:t xml:space="preserve">verified collapse of its own; on the trap cell the effect is mild and unverified,</w:t>
+      </w:r>
+      <w:r>
+        <w:t xml:space="preserve"> </w:t>
+      </w:r>
+      <m:oMath>
+        <m:r>
+          <m:t>29</m:t>
+        </m:r>
+        <m:r>
+          <m:rPr>
+            <m:sty m:val="p"/>
+          </m:rPr>
+          <m:t>/</m:t>
+        </m:r>
+        <m:r>
+          <m:t>40</m:t>
+        </m:r>
+      </m:oMath>
+      <w:r>
+        <w:t xml:space="preserve"> </w:t>
+      </w:r>
+      <w:r>
+        <w:t xml:space="preserve">to</w:t>
+      </w:r>
+      <w:r>
+        <w:t xml:space="preserve"> </w:t>
+      </w:r>
+      <m:oMath>
+        <m:r>
+          <m:t>26</m:t>
+        </m:r>
+        <m:r>
+          <m:rPr>
+            <m:sty m:val="p"/>
+          </m:rPr>
+          <m:t>/</m:t>
+        </m:r>
+        <m:r>
+          <m:t>40</m:t>
+        </m:r>
+      </m:oMath>
+      <w:r>
+        <w:t xml:space="preserve"> </w:t>
+      </w:r>
+      <w:r>
+        <w:t xml:space="preserve">(Section 8.4).</w:t>
       </w:r>
       <w:r>
         <w:t xml:space="preserve"> </w:t>
@@ -44115,7 +44222,24 @@
         <w:t xml:space="preserve">padding</w:t>
       </w:r>
       <w:r>
-        <w:t xml:space="preserve">: filler character-matched to</w:t>
+        <w:t xml:space="preserve">: an equally long filler arm stays at ceiling on both collapse cells (</w:t>
+      </w:r>
+      <m:oMath>
+        <m:r>
+          <m:t>40</m:t>
+        </m:r>
+        <m:r>
+          <m:rPr>
+            <m:sty m:val="p"/>
+          </m:rPr>
+          <m:t>/</m:t>
+        </m:r>
+        <m:r>
+          <m:t>40</m:t>
+        </m:r>
+      </m:oMath>
+      <w:r>
+        <w:t xml:space="preserve">, against</w:t>
       </w:r>
       <w:r>
         <w:t xml:space="preserve"> </w:t>
@@ -44141,10 +44265,30 @@
         </m:sSub>
       </m:oMath>
       <w:r>
-        <w:t xml:space="preserve"> </w:t>
-      </w:r>
-      <w:r>
-        <w:t xml:space="preserve">leaves</w:t>
+        <w:t xml:space="preserve">’s</w:t>
+      </w:r>
+      <w:r>
+        <w:t xml:space="preserve"> </w:t>
+      </w:r>
+      <m:oMath>
+        <m:r>
+          <m:t>0</m:t>
+        </m:r>
+        <m:r>
+          <m:rPr>
+            <m:sty m:val="p"/>
+          </m:rPr>
+          <m:t>/</m:t>
+        </m:r>
+        <m:r>
+          <m:t>40</m:t>
+        </m:r>
+      </m:oMath>
+      <w:r>
+        <w:t xml:space="preserve"> </w:t>
+      </w:r>
+      <w:r>
+        <w:t xml:space="preserve">and</w:t>
       </w:r>
       <w:r>
         <w:t xml:space="preserve"> </w:t>
@@ -44167,73 +44311,56 @@
         <w:t xml:space="preserve"> </w:t>
       </w:r>
       <w:r>
-        <w:t xml:space="preserve">at ceiling on both collapse cells</w:t>
-      </w:r>
-      <w:r>
-        <w:t xml:space="preserve"> </w:t>
-      </w:r>
-      <w:r>
-        <w:t xml:space="preserve">(</w:t>
-      </w:r>
-      <m:oMath>
-        <m:r>
-          <m:t>100</m:t>
-        </m:r>
-        <m:r>
-          <m:rPr>
-            <m:sty m:val="p"/>
-          </m:rPr>
-          <m:t>%</m:t>
-        </m:r>
-      </m:oMath>
-      <w:r>
-        <w:t xml:space="preserve"> </w:t>
-      </w:r>
-      <w:r>
-        <w:t xml:space="preserve">against</w:t>
-      </w:r>
-      <w:r>
-        <w:t xml:space="preserve"> </w:t>
-      </w:r>
-      <m:oMath>
-        <m:sSub>
-          <m:e>
-            <m:r>
-              <m:t>W</m:t>
-            </m:r>
-          </m:e>
-          <m:sub>
-            <m:r>
-              <m:t>1</m:t>
-            </m:r>
-            <m:r>
-              <m:rPr>
-                <m:sty m:val="p"/>
-              </m:rPr>
-              <m:t>+</m:t>
-            </m:r>
-          </m:sub>
-        </m:sSub>
-      </m:oMath>
-      <w:r>
-        <w:t xml:space="preserve">’s</w:t>
-      </w:r>
-      <w:r>
-        <w:t xml:space="preserve"> </w:t>
-      </w:r>
-      <m:oMath>
-        <m:r>
-          <m:t>0</m:t>
-        </m:r>
-        <m:r>
-          <m:rPr>
-            <m:sty m:val="p"/>
-          </m:rPr>
-          <m:t>%</m:t>
-        </m:r>
-      </m:oMath>
-      <w:r>
-        <w:t xml:space="preserve">), which constrains the gross-length explanation on this model.</w:t>
+        <w:t xml:space="preserve">alone’s</w:t>
+      </w:r>
+      <w:r>
+        <w:t xml:space="preserve"> </w:t>
+      </w:r>
+      <m:oMath>
+        <m:r>
+          <m:t>39</m:t>
+        </m:r>
+        <m:r>
+          <m:rPr>
+            <m:sty m:val="p"/>
+          </m:rPr>
+          <m:t>/</m:t>
+        </m:r>
+        <m:r>
+          <m:t>40</m:t>
+        </m:r>
+      </m:oMath>
+      <w:r>
+        <w:t xml:space="preserve"> </w:t>
+      </w:r>
+      <w:r>
+        <w:t xml:space="preserve">and</w:t>
+      </w:r>
+      <w:r>
+        <w:t xml:space="preserve"> </w:t>
+      </w:r>
+      <m:oMath>
+        <m:r>
+          <m:t>31</m:t>
+        </m:r>
+        <m:r>
+          <m:rPr>
+            <m:sty m:val="p"/>
+          </m:rPr>
+          <m:t>/</m:t>
+        </m:r>
+        <m:r>
+          <m:t>40</m:t>
+        </m:r>
+      </m:oMath>
+      <w:r>
+        <w:t xml:space="preserve">), which constrains the gross-length</w:t>
+      </w:r>
+      <w:r>
+        <w:t xml:space="preserve"> </w:t>
+      </w:r>
+      <w:r>
+        <w:t xml:space="preserve">explanation on this model.</w:t>
       </w:r>
       <w:r>
         <w:t xml:space="preserve"> </w:t>
@@ -44438,64 +44565,140 @@
         <w:t xml:space="preserve"> </w:t>
       </w:r>
       <w:r>
-        <w:t xml:space="preserve">knowledge. The mitigation hierarchy, raw superset</w:t>
-      </w:r>
-      <w:r>
-        <w:t xml:space="preserve"> </w:t>
-      </w:r>
-      <m:oMath>
-        <m:r>
-          <m:rPr>
-            <m:sty m:val="p"/>
-          </m:rPr>
-          <m:t>&lt;</m:t>
-        </m:r>
-      </m:oMath>
-      <w:r>
-        <w:t xml:space="preserve"> </w:t>
-      </w:r>
-      <w:r>
-        <w:t xml:space="preserve">structure</w:t>
-      </w:r>
-      <w:r>
-        <w:t xml:space="preserve"> </w:t>
-      </w:r>
-      <m:oMath>
-        <m:r>
-          <m:rPr>
-            <m:sty m:val="p"/>
-          </m:rPr>
-          <m:t>&lt;</m:t>
-        </m:r>
-      </m:oMath>
-      <w:r>
-        <w:t xml:space="preserve"> </w:t>
-      </w:r>
-      <w:r>
-        <w:t xml:space="preserve">routing</w:t>
-      </w:r>
-      <w:r>
-        <w:t xml:space="preserve"> </w:t>
-      </w:r>
-      <m:oMath>
-        <m:r>
-          <m:rPr>
-            <m:sty m:val="p"/>
-          </m:rPr>
-          <m:t>&lt;</m:t>
-        </m:r>
-      </m:oMath>
-      <w:r>
-        <w:t xml:space="preserve"> </w:t>
-      </w:r>
-      <w:r>
-        <w:t xml:space="preserve">dropping the dominated signal, is itself a finding: it locates the failure in</w:t>
-      </w:r>
-      <w:r>
-        <w:t xml:space="preserve"> </w:t>
-      </w:r>
-      <w:r>
-        <w:t xml:space="preserve">convention-to-task routing rather than in convention segmentation.</w:t>
+        <w:t xml:space="preserve">knowledge. What the four arms show is a two-way contrast rather than a graded hierarchy:</w:t>
+      </w:r>
+      <w:r>
+        <w:t xml:space="preserve"> </w:t>
+      </w:r>
+      <w:r>
+        <w:t xml:space="preserve">segmentation recovers nothing at all, while routing recovers most of the collapse and, on</w:t>
+      </w:r>
+      <w:r>
+        <w:t xml:space="preserve"> </w:t>
+      </w:r>
+      <w:r>
+        <w:rPr>
+          <w:rStyle w:val="VerbatimChar"/>
+        </w:rPr>
+        <w:t xml:space="preserve">api_argorder</w:t>
+      </w:r>
+      <w:r>
+        <w:t xml:space="preserve">, matches or exceeds what</w:t>
+      </w:r>
+      <w:r>
+        <w:t xml:space="preserve"> </w:t>
+      </w:r>
+      <m:oMath>
+        <m:sSub>
+          <m:e>
+            <m:r>
+              <m:t>W</m:t>
+            </m:r>
+          </m:e>
+          <m:sub>
+            <m:r>
+              <m:t>1</m:t>
+            </m:r>
+          </m:sub>
+        </m:sSub>
+      </m:oMath>
+      <w:r>
+        <w:t xml:space="preserve"> </w:t>
+      </w:r>
+      <w:r>
+        <w:t xml:space="preserve">alone achieves in this control (</w:t>
+      </w:r>
+      <m:oMath>
+        <m:r>
+          <m:t>39</m:t>
+        </m:r>
+        <m:r>
+          <m:rPr>
+            <m:sty m:val="p"/>
+          </m:rPr>
+          <m:t>/</m:t>
+        </m:r>
+        <m:r>
+          <m:t>40</m:t>
+        </m:r>
+      </m:oMath>
+      <w:r>
+        <w:t xml:space="preserve"> </w:t>
+      </w:r>
+      <w:r>
+        <w:t xml:space="preserve">against</w:t>
+      </w:r>
+      <w:r>
+        <w:t xml:space="preserve"> </w:t>
+      </w:r>
+      <m:oMath>
+        <m:r>
+          <m:t>31</m:t>
+        </m:r>
+        <m:r>
+          <m:rPr>
+            <m:sty m:val="p"/>
+          </m:rPr>
+          <m:t>/</m:t>
+        </m:r>
+        <m:r>
+          <m:t>40</m:t>
+        </m:r>
+      </m:oMath>
+      <w:r>
+        <w:t xml:space="preserve">, lower bound</w:t>
+      </w:r>
+      <w:r>
+        <w:t xml:space="preserve"> </w:t>
+      </w:r>
+      <m:oMath>
+        <m:r>
+          <m:rPr>
+            <m:sty m:val="p"/>
+          </m:rPr>
+          <m:t>+</m:t>
+        </m:r>
+        <m:r>
+          <m:t>0.009</m:t>
+        </m:r>
+      </m:oMath>
+      <w:r>
+        <w:t xml:space="preserve">). Read as a mechanism this points at convention-to-task</w:t>
+      </w:r>
+      <w:r>
+        <w:t xml:space="preserve"> </w:t>
+      </w:r>
+      <w:r>
+        <w:t xml:space="preserve">routing rather than convention segmentation, but it is one model at</w:t>
+      </w:r>
+      <w:r>
+        <w:t xml:space="preserve"> </w:t>
+      </w:r>
+      <m:oMath>
+        <m:r>
+          <m:t>n</m:t>
+        </m:r>
+        <m:r>
+          <m:rPr>
+            <m:sty m:val="p"/>
+          </m:rPr>
+          <m:t>=</m:t>
+        </m:r>
+        <m:r>
+          <m:t>40</m:t>
+        </m:r>
+      </m:oMath>
+      <w:r>
+        <w:t xml:space="preserve"> </w:t>
+      </w:r>
+      <w:r>
+        <w:t xml:space="preserve">and the reading is an</w:t>
+      </w:r>
+      <w:r>
+        <w:t xml:space="preserve"> </w:t>
+      </w:r>
+      <w:r>
+        <w:t xml:space="preserve">interpretation of the contrasts, not a verified claim.</w:t>
       </w:r>
     </w:p>
     <w:bookmarkEnd w:id="93"/>
@@ -44826,7 +45029,7 @@
       </w:r>
       <m:oMath>
         <m:r>
-          <m:t>95.10</m:t>
+          <m:t>93.0</m:t>
         </m:r>
         <m:r>
           <m:rPr>
@@ -44846,7 +45049,7 @@
       </w:r>
       <m:oMath>
         <m:r>
-          <m:t>71.72</m:t>
+          <m:t>71.5</m:t>
         </m:r>
         <m:r>
           <m:rPr>
@@ -44866,7 +45069,7 @@
       </w:r>
       <m:oMath>
         <m:r>
-          <m:t>70.52</m:t>
+          <m:t>68.3</m:t>
         </m:r>
         <m:r>
           <m:rPr>
@@ -44886,7 +45089,7 @@
       </w:r>
       <m:oMath>
         <m:r>
-          <m:t>46.56</m:t>
+          <m:t>47.9</m:t>
         </m:r>
         <m:r>
           <m:rPr>
@@ -45062,7 +45265,33 @@
         </m:r>
       </m:oMath>
       <w:r>
-        <w:t xml:space="preserve">, because</w:t>
+        <w:t xml:space="preserve">, almost all of it from the</w:t>
+      </w:r>
+      <w:r>
+        <w:t xml:space="preserve"> </w:t>
+      </w:r>
+      <w:r>
+        <w:t xml:space="preserve">encoding cell, where the pair’s best is</w:t>
+      </w:r>
+      <w:r>
+        <w:t xml:space="preserve"> </w:t>
+      </w:r>
+      <m:oMath>
+        <m:r>
+          <m:t>55</m:t>
+        </m:r>
+        <m:r>
+          <m:rPr>
+            <m:sty m:val="p"/>
+          </m:rPr>
+          <m:t>%</m:t>
+        </m:r>
+      </m:oMath>
+      <w:r>
+        <w:t xml:space="preserve"> </w:t>
+      </w:r>
+      <w:r>
+        <w:t xml:space="preserve">while</w:t>
       </w:r>
       <w:r>
         <w:t xml:space="preserve"> </w:t>
@@ -45091,30 +45320,52 @@
         <w:t xml:space="preserve"> </w:t>
       </w:r>
       <w:r>
-        <w:t xml:space="preserve">edges</w:t>
-      </w:r>
-      <w:r>
-        <w:t xml:space="preserve"> </w:t>
-      </w:r>
-      <m:oMath>
-        <m:sSub>
-          <m:e>
-            <m:r>
-              <m:t>W</m:t>
-            </m:r>
-          </m:e>
-          <m:sub>
-            <m:r>
-              <m:t>1</m:t>
-            </m:r>
-          </m:sub>
-        </m:sSub>
-      </m:oMath>
-      <w:r>
-        <w:t xml:space="preserve"> </w:t>
-      </w:r>
-      <w:r>
-        <w:t xml:space="preserve">on the trap cell.</w:t>
+        <w:t xml:space="preserve">reaches</w:t>
+      </w:r>
+      <w:r>
+        <w:t xml:space="preserve"> </w:t>
+      </w:r>
+      <m:oMath>
+        <m:r>
+          <m:t>100</m:t>
+        </m:r>
+        <m:r>
+          <m:rPr>
+            <m:sty m:val="p"/>
+          </m:rPr>
+          <m:t>%</m:t>
+        </m:r>
+      </m:oMath>
+      <w:r>
+        <w:t xml:space="preserve">, worth</w:t>
+      </w:r>
+      <w:r>
+        <w:t xml:space="preserve"> </w:t>
+      </w:r>
+      <m:oMath>
+        <m:r>
+          <m:t>11.25</m:t>
+        </m:r>
+      </m:oMath>
+      <w:r>
+        <w:t xml:space="preserve"> </w:t>
+      </w:r>
+      <w:r>
+        <w:t xml:space="preserve">points of the four-cell mean against</w:t>
+      </w:r>
+      <w:r>
+        <w:t xml:space="preserve"> </w:t>
+      </w:r>
+      <m:oMath>
+        <m:r>
+          <m:t>1.25</m:t>
+        </m:r>
+      </m:oMath>
+      <w:r>
+        <w:t xml:space="preserve"> </w:t>
+      </w:r>
+      <w:r>
+        <w:t xml:space="preserve">from the trap cell.</w:t>
       </w:r>
     </w:p>
     <w:tbl>
@@ -45122,7 +45373,7 @@
         <w:tblStyle w:val="Table"/>
         <w:tblW w:type="auto" w:w="0"/>
         <w:tblLook w:firstRow="1" w:lastRow="0" w:firstColumn="0" w:lastColumn="0" w:noHBand="0" w:noVBand="0" w:val="0020"/>
-        <w:tblCaption w:val="Mean PASS (%) over the four verified cells under four selection policies, per model, computed from the per-cell PASS counts behind Table A1 (averaging the rounded percentages instead would shift a column by up to 0.4). The last column is the per-cell maximum of W_1 and W_2 read off the test outcomes: an empirical oracle over the pair, not a router fixed in advance and then evaluated, and not a confidence bound on any policy’s population quality. It is also not a ceiling over all selection policies, since it excludes W_{1+} as a candidate: admitting it raises the Haiku oracle from 82.5 to 95.0, because W_{1+} edges W_1 on the trap cell."/>
+        <w:tblCaption w:val="Mean PASS (%) over the four verified cells under four selection policies, per model, computed from the per-cell PASS counts behind Table A1 (averaging the rounded percentages instead would shift a column by up to 0.4). The last column is the per-cell maximum of W_1 and W_2 read off the test outcomes: an empirical oracle over the pair, not a router fixed in advance and then evaluated, and not a confidence bound on any policy’s population quality. It is also not a ceiling over all selection policies, since it excludes W_{1+} as a candidate: admitting it raises the Haiku oracle from 82.5 to 95.0, almost all of it from the encoding cell, where the pair’s best is 55\% while W_{1+} reaches 100\%, worth 11.25 points of the four-cell mean against 1.25 from the trap cell."/>
       </w:tblPr>
       <w:tblGrid>
         <w:gridCol w:w="1584"/>
@@ -45851,7 +46102,27 @@
         <w:t xml:space="preserve"> </w:t>
       </w:r>
       <w:r>
-        <w:t xml:space="preserve">yet land within about one point of the same aggregate: the cap is the policy</w:t>
+        <w:t xml:space="preserve">yet differ by only</w:t>
+      </w:r>
+      <w:r>
+        <w:t xml:space="preserve"> </w:t>
+      </w:r>
+      <m:oMath>
+        <m:r>
+          <m:t>3.1</m:t>
+        </m:r>
+      </m:oMath>
+      <w:r>
+        <w:t xml:space="preserve"> </w:t>
+      </w:r>
+      <w:r>
+        <w:t xml:space="preserve">points on average, and not at all on three of the six models: the cap</w:t>
+      </w:r>
+      <w:r>
+        <w:t xml:space="preserve"> </w:t>
+      </w:r>
+      <w:r>
+        <w:t xml:space="preserve">is the policy</w:t>
       </w:r>
       <w:r>
         <w:t xml:space="preserve"> </w:t>
@@ -45961,7 +46232,7 @@
         <w:t xml:space="preserve"> </w:t>
       </w:r>
       <w:r>
-        <w:t xml:space="preserve">the shortfall on</w:t>
+        <w:t xml:space="preserve">the largest single shortfall is on</w:t>
       </w:r>
       <w:r>
         <w:t xml:space="preserve"> </w:t>
@@ -45970,19 +46241,36 @@
         <w:rPr>
           <w:rStyle w:val="VerbatimChar"/>
         </w:rPr>
-        <w:t xml:space="preserve">api_post_ok</w:t>
-      </w:r>
-      <w:r>
-        <w:t xml:space="preserve"> </w:t>
-      </w:r>
-      <w:r>
-        <w:t xml:space="preserve">is not even that, since the retained completions</w:t>
-      </w:r>
-      <w:r>
-        <w:t xml:space="preserve"> </w:t>
-      </w:r>
-      <w:r>
-        <w:t xml:space="preserve">(see Section 7.4.5) finds the deficit lying in an omitted</w:t>
+        <w:t xml:space="preserve">api_argorder</w:t>
+      </w:r>
+      <w:r>
+        <w:t xml:space="preserve"> </w:t>
+      </w:r>
+      <w:r>
+        <w:t xml:space="preserve">(</w:t>
+      </w:r>
+      <m:oMath>
+        <m:r>
+          <m:t>32</m:t>
+        </m:r>
+        <m:r>
+          <m:rPr>
+            <m:sty m:val="p"/>
+          </m:rPr>
+          <m:t>/</m:t>
+        </m:r>
+        <m:r>
+          <m:t>40</m:t>
+        </m:r>
+      </m:oMath>
+      <w:r>
+        <w:t xml:space="preserve">), and it is not even that:</w:t>
+      </w:r>
+      <w:r>
+        <w:t xml:space="preserve"> </w:t>
+      </w:r>
+      <w:r>
+        <w:t xml:space="preserve">the retained completions (see Section 7.4.5) show the</w:t>
       </w:r>
       <w:r>
         <w:t xml:space="preserve"> </w:t>
@@ -45991,36 +46279,27 @@
         <w:rPr>
           <w:rStyle w:val="VerbatimChar"/>
         </w:rPr>
-        <w:t xml:space="preserve">import</w:t>
-      </w:r>
-      <w:r>
-        <w:t xml:space="preserve"> </w:t>
-      </w:r>
-      <w:r>
-        <w:t xml:space="preserve">line, with</w:t>
-      </w:r>
-      <w:r>
-        <w:t xml:space="preserve"> </w:t>
-      </w:r>
-      <m:oMath>
-        <m:sSub>
-          <m:e>
-            <m:r>
-              <m:t>W</m:t>
-            </m:r>
-          </m:e>
-          <m:sub>
-            <m:r>
-              <m:t>1</m:t>
-            </m:r>
-          </m:sub>
-        </m:sSub>
-      </m:oMath>
-      <w:r>
-        <w:t xml:space="preserve"> </w:t>
-      </w:r>
-      <w:r>
-        <w:t xml:space="preserve">scoring</w:t>
+        <w:t xml:space="preserve">import ledger</w:t>
+      </w:r>
+      <w:r>
+        <w:t xml:space="preserve"> </w:t>
+      </w:r>
+      <w:r>
+        <w:t xml:space="preserve">line the task needs missing from</w:t>
+      </w:r>
+      <w:r>
+        <w:t xml:space="preserve"> </w:t>
+      </w:r>
+      <m:oMath>
+        <m:r>
+          <m:t>7</m:t>
+        </m:r>
+      </m:oMath>
+      <w:r>
+        <w:t xml:space="preserve"> </w:t>
+      </w:r>
+      <w:r>
+        <w:t xml:space="preserve">of that arm’s</w:t>
       </w:r>
       <w:r>
         <w:t xml:space="preserve"> </w:t>
@@ -46029,21 +46308,18 @@
         <m:r>
           <m:t>40</m:t>
         </m:r>
-        <m:r>
-          <m:rPr>
-            <m:sty m:val="p"/>
-          </m:rPr>
-          <m:t>/</m:t>
-        </m:r>
-        <m:r>
-          <m:t>40</m:t>
-        </m:r>
-      </m:oMath>
-      <w:r>
-        <w:t xml:space="preserve"> </w:t>
-      </w:r>
-      <w:r>
-        <w:t xml:space="preserve">once it is neutralized. The four cells were built to exhibit the phenomenon, so</w:t>
+      </m:oMath>
+      <w:r>
+        <w:t xml:space="preserve"> </w:t>
+      </w:r>
+      <w:r>
+        <w:t xml:space="preserve">replies, a packaging effect rather than a</w:t>
+      </w:r>
+      <w:r>
+        <w:t xml:space="preserve"> </w:t>
+      </w:r>
+      <w:r>
+        <w:t xml:space="preserve">selection error. The four cells were built to exhibit the phenomenon, so</w:t>
       </w:r>
       <w:r>
         <w:t xml:space="preserve"> </w:t>
@@ -47094,7 +47370,7 @@
         <w:pStyle w:val="FirstParagraph"/>
       </w:pPr>
       <w:r>
-        <w:t xml:space="preserve">On every collapse cell for which we have token telemetry, the harmful arm inflates output between</w:t>
+        <w:t xml:space="preserve">On both collapse cells of all six models the harmful arm inflates output, between</w:t>
       </w:r>
       <w:r>
         <w:t xml:space="preserve"> </w:t>
@@ -47107,7 +47383,7 @@
           <m:t>+</m:t>
         </m:r>
         <m:r>
-          <m:t>93</m:t>
+          <m:t>54</m:t>
         </m:r>
         <m:r>
           <m:rPr>
@@ -47133,7 +47409,7 @@
           <m:t>+</m:t>
         </m:r>
         <m:r>
-          <m:t>520</m:t>
+          <m:t>321</m:t>
         </m:r>
         <m:r>
           <m:rPr>
@@ -47143,13 +47419,10 @@
         </m:r>
       </m:oMath>
       <w:r>
-        <w:t xml:space="preserve">; the re-measured Opus superset arm carries no token record, so it is outside</w:t>
-      </w:r>
-      <w:r>
-        <w:t xml:space="preserve"> </w:t>
-      </w:r>
-      <w:r>
-        <w:t xml:space="preserve">this comparison (see Appendix C). On the still-passing encoding cell the same</w:t>
+        <w:t xml:space="preserve"> </w:t>
+      </w:r>
+      <w:r>
+        <w:t xml:space="preserve">(see Appendix C). On the still-passing encoding cell the same</w:t>
       </w:r>
       <w:r>
         <w:t xml:space="preserve"> </w:t>
@@ -47194,7 +47467,7 @@
           <m:t>+</m:t>
         </m:r>
         <m:r>
-          <m:t>114</m:t>
+          <m:t>41</m:t>
         </m:r>
         <m:r>
           <m:rPr>
@@ -47607,13 +47880,178 @@
         <w:t xml:space="preserve"> </w:t>
       </w:r>
       <w:r>
-        <w:t xml:space="preserve">one. The superset harms there too, though</w:t>
-      </w:r>
-      <w:r>
-        <w:t xml:space="preserve"> </w:t>
-      </w:r>
-      <w:r>
-        <w:t xml:space="preserve">mildly: on the trap cell it takes</w:t>
+        <w:t xml:space="preserve">one, and the superset carries a verified</w:t>
+      </w:r>
+      <w:r>
+        <w:t xml:space="preserve"> </w:t>
+      </w:r>
+      <w:r>
+        <w:t xml:space="preserve">collapse there too: it takes the contract cell from</w:t>
+      </w:r>
+      <w:r>
+        <w:t xml:space="preserve"> </w:t>
+      </w:r>
+      <m:oMath>
+        <m:r>
+          <m:t>35</m:t>
+        </m:r>
+        <m:r>
+          <m:rPr>
+            <m:sty m:val="p"/>
+          </m:rPr>
+          <m:t>/</m:t>
+        </m:r>
+        <m:r>
+          <m:t>40</m:t>
+        </m:r>
+      </m:oMath>
+      <w:r>
+        <w:t xml:space="preserve"> </w:t>
+      </w:r>
+      <w:r>
+        <w:t xml:space="preserve">to</w:t>
+      </w:r>
+      <w:r>
+        <w:t xml:space="preserve"> </w:t>
+      </w:r>
+      <m:oMath>
+        <m:r>
+          <m:t>0</m:t>
+        </m:r>
+        <m:r>
+          <m:rPr>
+            <m:sty m:val="p"/>
+          </m:rPr>
+          <m:t>/</m:t>
+        </m:r>
+        <m:r>
+          <m:t>40</m:t>
+        </m:r>
+      </m:oMath>
+      <w:r>
+        <w:t xml:space="preserve">, upper bound</w:t>
+      </w:r>
+      <w:r>
+        <w:t xml:space="preserve"> </w:t>
+      </w:r>
+      <m:oMath>
+        <m:r>
+          <m:rPr>
+            <m:sty m:val="p"/>
+          </m:rPr>
+          <m:t>−</m:t>
+        </m:r>
+        <m:r>
+          <m:t>0.62</m:t>
+        </m:r>
+      </m:oMath>
+      <w:r>
+        <w:t xml:space="preserve"> </w:t>
+      </w:r>
+      <w:r>
+        <w:t xml:space="preserve">with</w:t>
+      </w:r>
+      <w:r>
+        <w:t xml:space="preserve"> </w:t>
+      </w:r>
+      <w:r>
+        <w:t xml:space="preserve">the budget spread over the pair’s three contrasts. The other two cells do not collapse; the trap</w:t>
+      </w:r>
+      <w:r>
+        <w:t xml:space="preserve"> </w:t>
+      </w:r>
+      <w:r>
+        <w:t xml:space="preserve">cell moves only</w:t>
+      </w:r>
+      <w:r>
+        <w:t xml:space="preserve"> </w:t>
+      </w:r>
+      <m:oMath>
+        <m:r>
+          <m:t>29</m:t>
+        </m:r>
+        <m:r>
+          <m:rPr>
+            <m:sty m:val="p"/>
+          </m:rPr>
+          <m:t>/</m:t>
+        </m:r>
+        <m:r>
+          <m:t>40</m:t>
+        </m:r>
+      </m:oMath>
+      <w:r>
+        <w:t xml:space="preserve"> </w:t>
+      </w:r>
+      <w:r>
+        <w:t xml:space="preserve">to</w:t>
+      </w:r>
+      <w:r>
+        <w:t xml:space="preserve"> </w:t>
+      </w:r>
+      <m:oMath>
+        <m:r>
+          <m:t>26</m:t>
+        </m:r>
+        <m:r>
+          <m:rPr>
+            <m:sty m:val="p"/>
+          </m:rPr>
+          <m:t>/</m:t>
+        </m:r>
+        <m:r>
+          <m:t>40</m:t>
+        </m:r>
+      </m:oMath>
+      <w:r>
+        <w:t xml:space="preserve">, nowhere near the</w:t>
+      </w:r>
+      <w:r>
+        <w:t xml:space="preserve"> </w:t>
+      </w:r>
+      <m:oMath>
+        <m:r>
+          <m:t>τ</m:t>
+        </m:r>
+        <m:r>
+          <m:rPr>
+            <m:sty m:val="p"/>
+          </m:rPr>
+          <m:t>=</m:t>
+        </m:r>
+        <m:r>
+          <m:t>0.30</m:t>
+        </m:r>
+      </m:oMath>
+      <w:r>
+        <w:t xml:space="preserve"> </w:t>
+      </w:r>
+      <w:r>
+        <w:t xml:space="preserve">margin. An earlier command-line</w:t>
+      </w:r>
+      <w:r>
+        <w:t xml:space="preserve"> </w:t>
+      </w:r>
+      <w:r>
+        <w:t xml:space="preserve">measurement of this pair behaved differently enough that we reported it as regime-dependent; that</w:t>
+      </w:r>
+      <w:r>
+        <w:t xml:space="preserve"> </w:t>
+      </w:r>
+      <w:r>
+        <w:t xml:space="preserve">caveat concerned a transport the record no longer uses. Two gaps remain. The cross-vendor record</w:t>
+      </w:r>
+      <w:r>
+        <w:t xml:space="preserve"> </w:t>
+      </w:r>
+      <w:r>
+        <w:t xml:space="preserve">is still single-pair: five of the six models were never run on it. And the pair did not reproduce</w:t>
+      </w:r>
+      <w:r>
+        <w:t xml:space="preserve"> </w:t>
+      </w:r>
+      <w:r>
+        <w:t xml:space="preserve">the relevance-trap effect at all, its prompt not being lexically</w:t>
       </w:r>
       <w:r>
         <w:t xml:space="preserve"> </w:t>
@@ -47627,140 +48065,19 @@
           </m:e>
           <m:sub>
             <m:r>
-              <m:t>1</m:t>
-            </m:r>
-          </m:sub>
-        </m:sSub>
-      </m:oMath>
-      <w:r>
-        <w:t xml:space="preserve"> </w:t>
-      </w:r>
-      <w:r>
-        <w:t xml:space="preserve">from</w:t>
-      </w:r>
-      <w:r>
-        <w:t xml:space="preserve"> </w:t>
-      </w:r>
-      <m:oMath>
-        <m:r>
-          <m:t>72</m:t>
-        </m:r>
-        <m:r>
-          <m:rPr>
-            <m:sty m:val="p"/>
-          </m:rPr>
-          <m:t>%</m:t>
-        </m:r>
-      </m:oMath>
-      <w:r>
-        <w:t xml:space="preserve"> </w:t>
-      </w:r>
-      <w:r>
-        <w:t xml:space="preserve">to</w:t>
-      </w:r>
-      <w:r>
-        <w:t xml:space="preserve"> </w:t>
-      </w:r>
-      <m:oMath>
-        <m:r>
-          <m:t>65</m:t>
-        </m:r>
-        <m:r>
-          <m:rPr>
-            <m:sty m:val="p"/>
-          </m:rPr>
-          <m:t>%</m:t>
-        </m:r>
-      </m:oMath>
-      <w:r>
-        <w:t xml:space="preserve">, far short of the</w:t>
-      </w:r>
-      <w:r>
-        <w:t xml:space="preserve"> </w:t>
-      </w:r>
-      <m:oMath>
-        <m:r>
-          <m:t>τ</m:t>
-        </m:r>
-        <m:r>
-          <m:rPr>
-            <m:sty m:val="p"/>
-          </m:rPr>
-          <m:t>=</m:t>
-        </m:r>
-        <m:r>
-          <m:t>0.30</m:t>
-        </m:r>
-      </m:oMath>
-      <w:r>
-        <w:t xml:space="preserve"> </w:t>
-      </w:r>
-      <w:r>
-        <w:t xml:space="preserve">margin, so what the second domain establishes is the crossover, not a second verified collapse.</w:t>
-      </w:r>
-      <w:r>
-        <w:t xml:space="preserve"> </w:t>
-      </w:r>
-      <w:r>
-        <w:t xml:space="preserve">An earlier command-line measurement of this pair behaved differently enough that we reported it</w:t>
-      </w:r>
-      <w:r>
-        <w:t xml:space="preserve"> </w:t>
-      </w:r>
-      <w:r>
-        <w:t xml:space="preserve">as regime-dependent; that caveat concerned a transport the record no longer uses. The</w:t>
-      </w:r>
-      <w:r>
-        <w:t xml:space="preserve"> </w:t>
-      </w:r>
-      <w:r>
-        <w:t xml:space="preserve">cross-vendor record is still single-pair: five of the six models were never run on it. The</w:t>
-      </w:r>
-      <w:r>
-        <w:t xml:space="preserve"> </w:t>
-      </w:r>
-      <w:r>
-        <w:t xml:space="preserve">superset harms that pair only mildly, well short of the</w:t>
-      </w:r>
-      <w:r>
-        <w:t xml:space="preserve"> </w:t>
-      </w:r>
-      <m:oMath>
-        <m:r>
-          <m:t>τ</m:t>
-        </m:r>
-      </m:oMath>
-      <w:r>
-        <w:t xml:space="preserve"> </w:t>
-      </w:r>
-      <w:r>
-        <w:t xml:space="preserve">margin, and the pair did not</w:t>
-      </w:r>
-      <w:r>
-        <w:t xml:space="preserve"> </w:t>
-      </w:r>
-      <w:r>
-        <w:t xml:space="preserve">reproduce the relevance-trap effect at all, its prompt not being lexically</w:t>
-      </w:r>
-      <w:r>
-        <w:t xml:space="preserve"> </w:t>
-      </w:r>
-      <m:oMath>
-        <m:sSub>
-          <m:e>
-            <m:r>
-              <m:t>V</m:t>
-            </m:r>
-          </m:e>
-          <m:sub>
-            <m:r>
               <m:t>2</m:t>
             </m:r>
           </m:sub>
         </m:sSub>
       </m:oMath>
       <w:r>
-        <w:t xml:space="preserve">-leaning. A third</w:t>
+        <w:t xml:space="preserve">-leaning, so the strong</w:t>
+      </w:r>
+      <w:r>
+        <w:t xml:space="preserve"> </w:t>
+      </w:r>
+      <w:r>
+        <w:t xml:space="preserve">mis-rank is still a one-pair result. A third</w:t>
       </w:r>
       <w:r>
         <w:t xml:space="preserve"> </w:t>
@@ -48046,39 +48363,456 @@
         <w:t xml:space="preserve"> </w:t>
       </w:r>
       <w:r>
-        <w:t xml:space="preserve">harmful, with the sampling frame stated. That fraction is a lower bound on prevalence at the</w:t>
-      </w:r>
-      <w:r>
-        <w:t xml:space="preserve"> </w:t>
-      </w:r>
-      <w:r>
-        <w:t xml:space="preserve">stated</w:t>
-      </w:r>
-      <w:r>
-        <w:t xml:space="preserve"> </w:t>
-      </w:r>
-      <m:oMath>
-        <m:r>
-          <m:t>n</m:t>
-        </m:r>
-      </m:oMath>
-      <w:r>
-        <w:t xml:space="preserve"> </w:t>
-      </w:r>
-      <w:r>
-        <w:t xml:space="preserve">and thresholds, not prevalence itself. We name it as the open</w:t>
-      </w:r>
-      <w:r>
-        <w:t xml:space="preserve"> </w:t>
-      </w:r>
-      <w:r>
-        <w:t xml:space="preserve">question rather than approximate it here, because a prevalence figure computed from hand-built</w:t>
-      </w:r>
-      <w:r>
-        <w:t xml:space="preserve"> </w:t>
-      </w:r>
-      <w:r>
-        <w:t xml:space="preserve">pairs would be circular.</w:t>
+        <w:t xml:space="preserve">harmful, with the sampling frame stated. That fraction converts into a lower bound on prevalence</w:t>
+      </w:r>
+      <w:r>
+        <w:t xml:space="preserve"> </w:t>
+      </w:r>
+      <w:r>
+        <w:t xml:space="preserve">without a union bound over pairs. Write</w:t>
+      </w:r>
+      <w:r>
+        <w:t xml:space="preserve"> </w:t>
+      </w:r>
+      <m:oMath>
+        <m:r>
+          <m:t>π</m:t>
+        </m:r>
+      </m:oMath>
+      <w:r>
+        <w:t xml:space="preserve"> </w:t>
+      </w:r>
+      <w:r>
+        <w:t xml:space="preserve">for the probability that a drawn pair is</w:t>
+      </w:r>
+      <w:r>
+        <w:t xml:space="preserve"> </w:t>
+      </w:r>
+      <w:r>
+        <w:t xml:space="preserve">incomparable and</w:t>
+      </w:r>
+      <w:r>
+        <w:t xml:space="preserve"> </w:t>
+      </w:r>
+      <m:oMath>
+        <m:r>
+          <m:t>V</m:t>
+        </m:r>
+      </m:oMath>
+      <w:r>
+        <w:t xml:space="preserve"> </w:t>
+      </w:r>
+      <w:r>
+        <w:t xml:space="preserve">for the event that the procedure verifies it. The procedure is one-sided at</w:t>
+      </w:r>
+      <w:r>
+        <w:t xml:space="preserve"> </w:t>
+      </w:r>
+      <w:r>
+        <w:t xml:space="preserve">level</w:t>
+      </w:r>
+      <w:r>
+        <w:t xml:space="preserve"> </w:t>
+      </w:r>
+      <m:oMath>
+        <m:r>
+          <m:t>η</m:t>
+        </m:r>
+      </m:oMath>
+      <w:r>
+        <w:t xml:space="preserve">, so</w:t>
+      </w:r>
+      <w:r>
+        <w:t xml:space="preserve"> </w:t>
+      </w:r>
+      <m:oMath>
+        <m:r>
+          <m:rPr>
+            <m:sty m:val="p"/>
+          </m:rPr>
+          <m:t>Pr</m:t>
+        </m:r>
+        <m:r>
+          <m:rPr>
+            <m:sty m:val="p"/>
+          </m:rPr>
+          <m:t>[</m:t>
+        </m:r>
+        <m:r>
+          <m:t>V</m:t>
+        </m:r>
+        <m:r>
+          <m:rPr>
+            <m:sty m:val="p"/>
+          </m:rPr>
+          <m:t>∣</m:t>
+        </m:r>
+        <m:r>
+          <m:rPr>
+            <m:nor/>
+            <m:sty m:val="p"/>
+          </m:rPr>
+          <m:t>not incomparable</m:t>
+        </m:r>
+        <m:r>
+          <m:rPr>
+            <m:sty m:val="p"/>
+          </m:rPr>
+          <m:t>]</m:t>
+        </m:r>
+        <m:r>
+          <m:rPr>
+            <m:sty m:val="p"/>
+          </m:rPr>
+          <m:t>≤</m:t>
+        </m:r>
+        <m:r>
+          <m:t>η</m:t>
+        </m:r>
+      </m:oMath>
+      <w:r>
+        <w:t xml:space="preserve"> </w:t>
+      </w:r>
+      <w:r>
+        <w:t xml:space="preserve">and therefore</w:t>
+      </w:r>
+      <w:r>
+        <w:t xml:space="preserve"> </w:t>
+      </w:r>
+      <m:oMath>
+        <m:r>
+          <m:rPr>
+            <m:sty m:val="p"/>
+          </m:rPr>
+          <m:t>Pr</m:t>
+        </m:r>
+        <m:r>
+          <m:rPr>
+            <m:sty m:val="p"/>
+          </m:rPr>
+          <m:t>[</m:t>
+        </m:r>
+        <m:r>
+          <m:t>V</m:t>
+        </m:r>
+        <m:r>
+          <m:rPr>
+            <m:sty m:val="p"/>
+          </m:rPr>
+          <m:t>]</m:t>
+        </m:r>
+        <m:r>
+          <m:rPr>
+            <m:sty m:val="p"/>
+          </m:rPr>
+          <m:t>≤</m:t>
+        </m:r>
+        <m:r>
+          <m:t>π</m:t>
+        </m:r>
+        <m:r>
+          <m:rPr>
+            <m:sty m:val="p"/>
+          </m:rPr>
+          <m:t>+</m:t>
+        </m:r>
+        <m:r>
+          <m:rPr>
+            <m:sty m:val="p"/>
+          </m:rPr>
+          <m:t>(</m:t>
+        </m:r>
+        <m:r>
+          <m:t>1</m:t>
+        </m:r>
+        <m:r>
+          <m:rPr>
+            <m:sty m:val="p"/>
+          </m:rPr>
+          <m:t>−</m:t>
+        </m:r>
+        <m:r>
+          <m:t>π</m:t>
+        </m:r>
+        <m:r>
+          <m:rPr>
+            <m:sty m:val="p"/>
+          </m:rPr>
+          <m:t>)</m:t>
+        </m:r>
+        <m:r>
+          <m:t>η</m:t>
+        </m:r>
+      </m:oMath>
+      <w:r>
+        <w:t xml:space="preserve">, which rearranges to</w:t>
+      </w:r>
+      <w:r>
+        <w:t xml:space="preserve"> </w:t>
+      </w:r>
+      <m:oMath>
+        <m:r>
+          <m:t>π</m:t>
+        </m:r>
+        <m:r>
+          <m:rPr>
+            <m:sty m:val="p"/>
+          </m:rPr>
+          <m:t>≥</m:t>
+        </m:r>
+        <m:r>
+          <m:rPr>
+            <m:sty m:val="p"/>
+          </m:rPr>
+          <m:t>(</m:t>
+        </m:r>
+        <m:r>
+          <m:rPr>
+            <m:sty m:val="p"/>
+          </m:rPr>
+          <m:t>Pr</m:t>
+        </m:r>
+        <m:r>
+          <m:rPr>
+            <m:sty m:val="p"/>
+          </m:rPr>
+          <m:t>[</m:t>
+        </m:r>
+        <m:r>
+          <m:t>V</m:t>
+        </m:r>
+        <m:r>
+          <m:rPr>
+            <m:sty m:val="p"/>
+          </m:rPr>
+          <m:t>]</m:t>
+        </m:r>
+        <m:r>
+          <m:rPr>
+            <m:sty m:val="p"/>
+          </m:rPr>
+          <m:t>−</m:t>
+        </m:r>
+        <m:r>
+          <m:t>η</m:t>
+        </m:r>
+        <m:r>
+          <m:rPr>
+            <m:sty m:val="p"/>
+          </m:rPr>
+          <m:t>)</m:t>
+        </m:r>
+        <m:r>
+          <m:rPr>
+            <m:sty m:val="p"/>
+          </m:rPr>
+          <m:t>/</m:t>
+        </m:r>
+        <m:r>
+          <m:rPr>
+            <m:sty m:val="p"/>
+          </m:rPr>
+          <m:t>(</m:t>
+        </m:r>
+        <m:r>
+          <m:t>1</m:t>
+        </m:r>
+        <m:r>
+          <m:rPr>
+            <m:sty m:val="p"/>
+          </m:rPr>
+          <m:t>−</m:t>
+        </m:r>
+        <m:r>
+          <m:t>η</m:t>
+        </m:r>
+        <m:r>
+          <m:rPr>
+            <m:sty m:val="p"/>
+          </m:rPr>
+          <m:t>)</m:t>
+        </m:r>
+      </m:oMath>
+      <w:r>
+        <w:t xml:space="preserve">. Replacing</w:t>
+      </w:r>
+      <w:r>
+        <w:t xml:space="preserve"> </w:t>
+      </w:r>
+      <m:oMath>
+        <m:r>
+          <m:rPr>
+            <m:sty m:val="p"/>
+          </m:rPr>
+          <m:t>Pr</m:t>
+        </m:r>
+        <m:r>
+          <m:rPr>
+            <m:sty m:val="p"/>
+          </m:rPr>
+          <m:t>[</m:t>
+        </m:r>
+        <m:r>
+          <m:t>V</m:t>
+        </m:r>
+        <m:r>
+          <m:rPr>
+            <m:sty m:val="p"/>
+          </m:rPr>
+          <m:t>]</m:t>
+        </m:r>
+      </m:oMath>
+      <w:r>
+        <w:t xml:space="preserve"> </w:t>
+      </w:r>
+      <w:r>
+        <w:t xml:space="preserve">by an exact Clopper–Pearson lower bound</w:t>
+      </w:r>
+      <w:r>
+        <w:t xml:space="preserve"> </w:t>
+      </w:r>
+      <m:oMath>
+        <m:bar>
+          <m:barPr>
+            <m:pos m:val="bot"/>
+          </m:barPr>
+          <m:e>
+            <m:r>
+              <m:t>p</m:t>
+            </m:r>
+          </m:e>
+        </m:bar>
+      </m:oMath>
+      <w:r>
+        <w:t xml:space="preserve"> </w:t>
+      </w:r>
+      <w:r>
+        <w:t xml:space="preserve">on the verified fraction over</w:t>
+      </w:r>
+      <w:r>
+        <w:t xml:space="preserve"> </w:t>
+      </w:r>
+      <w:r>
+        <w:t xml:space="preserve">the sampled pairs gives</w:t>
+      </w:r>
+      <w:r>
+        <w:t xml:space="preserve"> </w:t>
+      </w:r>
+      <m:oMath>
+        <m:r>
+          <m:t>π</m:t>
+        </m:r>
+        <m:r>
+          <m:rPr>
+            <m:sty m:val="p"/>
+          </m:rPr>
+          <m:t>≥</m:t>
+        </m:r>
+        <m:r>
+          <m:rPr>
+            <m:sty m:val="p"/>
+          </m:rPr>
+          <m:t>(</m:t>
+        </m:r>
+        <m:bar>
+          <m:barPr>
+            <m:pos m:val="bot"/>
+          </m:barPr>
+          <m:e>
+            <m:r>
+              <m:t>p</m:t>
+            </m:r>
+          </m:e>
+        </m:bar>
+        <m:r>
+          <m:rPr>
+            <m:sty m:val="p"/>
+          </m:rPr>
+          <m:t>−</m:t>
+        </m:r>
+        <m:r>
+          <m:t>η</m:t>
+        </m:r>
+        <m:r>
+          <m:rPr>
+            <m:sty m:val="p"/>
+          </m:rPr>
+          <m:t>)</m:t>
+        </m:r>
+        <m:r>
+          <m:rPr>
+            <m:sty m:val="p"/>
+          </m:rPr>
+          <m:t>/</m:t>
+        </m:r>
+        <m:r>
+          <m:rPr>
+            <m:sty m:val="p"/>
+          </m:rPr>
+          <m:t>(</m:t>
+        </m:r>
+        <m:r>
+          <m:t>1</m:t>
+        </m:r>
+        <m:r>
+          <m:rPr>
+            <m:sty m:val="p"/>
+          </m:rPr>
+          <m:t>−</m:t>
+        </m:r>
+        <m:r>
+          <m:t>η</m:t>
+        </m:r>
+        <m:r>
+          <m:rPr>
+            <m:sty m:val="p"/>
+          </m:rPr>
+          <m:t>)</m:t>
+        </m:r>
+      </m:oMath>
+      <w:r>
+        <w:t xml:space="preserve"> </w:t>
+      </w:r>
+      <w:r>
+        <w:t xml:space="preserve">at confidence</w:t>
+      </w:r>
+      <w:r>
+        <w:t xml:space="preserve"> </w:t>
+      </w:r>
+      <m:oMath>
+        <m:r>
+          <m:t>1</m:t>
+        </m:r>
+        <m:r>
+          <m:rPr>
+            <m:sty m:val="p"/>
+          </m:rPr>
+          <m:t>−</m:t>
+        </m:r>
+        <m:r>
+          <m:t>α</m:t>
+        </m:r>
+      </m:oMath>
+      <w:r>
+        <w:t xml:space="preserve">: the</w:t>
+      </w:r>
+      <w:r>
+        <w:t xml:space="preserve"> </w:t>
+      </w:r>
+      <w:r>
+        <w:t xml:space="preserve">correction applies to one marginal probability, not once per pair. We name prevalence as the open</w:t>
+      </w:r>
+      <w:r>
+        <w:t xml:space="preserve"> </w:t>
+      </w:r>
+      <w:r>
+        <w:t xml:space="preserve">question rather than approximate it here, because a figure computed from hand-built pairs would be</w:t>
+      </w:r>
+      <w:r>
+        <w:t xml:space="preserve"> </w:t>
+      </w:r>
+      <w:r>
+        <w:t xml:space="preserve">circular.</w:t>
       </w:r>
     </w:p>
     <w:bookmarkEnd w:id="109"/>
@@ -48292,29 +49026,14 @@
         <w:t xml:space="preserve"> </w:t>
       </w:r>
       <w:r>
-        <w:t xml:space="preserve">mechanism, since reversing the two blocks moves the</w:t>
-      </w:r>
-      <w:r>
-        <w:t xml:space="preserve"> </w:t>
-      </w:r>
-      <w:r>
-        <w:rPr>
-          <w:rStyle w:val="VerbatimChar"/>
-        </w:rPr>
-        <w:t xml:space="preserve">api_post_ok</w:t>
-      </w:r>
-      <w:r>
-        <w:t xml:space="preserve"> </w:t>
-      </w:r>
-      <w:r>
-        <w:t xml:space="preserve">superset from</w:t>
-      </w:r>
-      <w:r>
-        <w:t xml:space="preserve"> </w:t>
-      </w:r>
-      <m:oMath>
-        <m:r>
-          <m:t>10</m:t>
+        <w:t xml:space="preserve">mechanism. Reversing the two blocks leaves both cells at</w:t>
+      </w:r>
+      <w:r>
+        <w:t xml:space="preserve"> </w:t>
+      </w:r>
+      <m:oMath>
+        <m:r>
+          <m:t>0</m:t>
         </m:r>
         <m:r>
           <m:rPr>
@@ -48327,30 +49046,19 @@
         </m:r>
       </m:oMath>
       <w:r>
-        <w:t xml:space="preserve"> </w:t>
-      </w:r>
-      <w:r>
-        <w:t xml:space="preserve">to</w:t>
-      </w:r>
-      <w:r>
-        <w:t xml:space="preserve"> </w:t>
-      </w:r>
-      <m:oMath>
-        <m:r>
-          <m:t>0</m:t>
-        </m:r>
-        <m:r>
-          <m:rPr>
-            <m:sty m:val="p"/>
-          </m:rPr>
-          <m:t>/</m:t>
-        </m:r>
-        <m:r>
-          <m:t>40</m:t>
-        </m:r>
-      </m:oMath>
-      <w:r>
-        <w:t xml:space="preserve">, so order still bears on the size of the observed harm. The mechanism and</w:t>
+        <w:t xml:space="preserve">, so on this record order changes</w:t>
+      </w:r>
+      <w:r>
+        <w:t xml:space="preserve"> </w:t>
+      </w:r>
+      <w:r>
+        <w:t xml:space="preserve">neither the sign nor the size of the harm, which constrains a positional account without ruling</w:t>
+      </w:r>
+      <w:r>
+        <w:t xml:space="preserve"> </w:t>
+      </w:r>
+      <w:r>
+        <w:t xml:space="preserve">one out for configurations we did not test. The mechanism and</w:t>
       </w:r>
       <w:r>
         <w:t xml:space="preserve"> </w:t>
@@ -48774,7 +49482,7 @@
       </w:r>
       <m:oMath>
         <m:r>
-          <m:t>75</m:t>
+          <m:t>100</m:t>
         </m:r>
         <m:r>
           <m:rPr>
@@ -48787,7 +49495,13 @@
         <w:t xml:space="preserve"> </w:t>
       </w:r>
       <w:r>
-        <w:t xml:space="preserve">across the six models, and what it tracks these runs cannot identify. Bringing Blackwell and Le Cam to inference-time context is not ours to claim; concurrent</w:t>
+        <w:t xml:space="preserve">across the six models, one of which solves the task with no context at all, and</w:t>
+      </w:r>
+      <w:r>
+        <w:t xml:space="preserve"> </w:t>
+      </w:r>
+      <w:r>
+        <w:t xml:space="preserve">what it tracks these runs cannot identify. Bringing Blackwell and Le Cam to inference-time context is not ours to claim; concurrent</w:t>
       </w:r>
       <w:r>
         <w:t xml:space="preserve"> </w:t>
@@ -49194,7 +49908,25 @@
         <w:t xml:space="preserve"> </w:t>
       </w:r>
       <w:r>
-        <w:t xml:space="preserve">LaTeX formatting. The authors inspected code changes, executed the experiments, verified</w:t>
+        <w:t xml:space="preserve">LaTeX formatting. OpenAI’s Codex was used separately to audit the manuscript against the</w:t>
+      </w:r>
+      <w:r>
+        <w:t xml:space="preserve"> </w:t>
+      </w:r>
+      <w:r>
+        <w:t xml:space="preserve">released records; several errors it found, including a diagnostic rule that under-reported what</w:t>
+      </w:r>
+      <w:r>
+        <w:t xml:space="preserve"> </w:t>
+      </w:r>
+      <w:r>
+        <w:t xml:space="preserve">it was testing for, are corrected in this version, and each correction was checked by re-running</w:t>
+      </w:r>
+      <w:r>
+        <w:t xml:space="preserve"> </w:t>
+      </w:r>
+      <w:r>
+        <w:t xml:space="preserve">the released scripts. The authors inspected code changes, executed the experiments, verified</w:t>
       </w:r>
       <w:r>
         <w:t xml:space="preserve"> </w:t>
@@ -58376,13 +59108,16 @@
       </w:r>
       <m:oMath>
         <m:r>
-          <m:t>72</m:t>
-        </m:r>
-        <m:r>
-          <m:rPr>
-            <m:sty m:val="p"/>
-          </m:rPr>
-          <m:t>%</m:t>
+          <m:t>29</m:t>
+        </m:r>
+        <m:r>
+          <m:rPr>
+            <m:sty m:val="p"/>
+          </m:rPr>
+          <m:t>/</m:t>
+        </m:r>
+        <m:r>
+          <m:t>40</m:t>
         </m:r>
       </m:oMath>
       <w:r>
@@ -58396,13 +59131,16 @@
       </w:r>
       <m:oMath>
         <m:r>
-          <m:t>65</m:t>
-        </m:r>
-        <m:r>
-          <m:rPr>
-            <m:sty m:val="p"/>
-          </m:rPr>
-          <m:t>%</m:t>
+          <m:t>26</m:t>
+        </m:r>
+        <m:r>
+          <m:rPr>
+            <m:sty m:val="p"/>
+          </m:rPr>
+          <m:t>/</m:t>
+        </m:r>
+        <m:r>
+          <m:t>40</m:t>
         </m:r>
       </m:oMath>
       <w:r>
@@ -58735,30 +59473,51 @@
           <m:rPr>
             <m:sty m:val="p"/>
           </m:rPr>
-          <m:t>%</m:t>
-        </m:r>
-      </m:oMath>
-      <w:r>
-        <w:t xml:space="preserve">). Anti-monotonicity reproduces in direction</w:t>
-      </w:r>
-      <w:r>
-        <w:t xml:space="preserve"> </w:t>
-      </w:r>
-      <w:r>
-        <w:t xml:space="preserve">only: the superset takes the trap cell from</w:t>
-      </w:r>
-      <w:r>
-        <w:t xml:space="preserve"> </w:t>
-      </w:r>
-      <m:oMath>
-        <m:r>
-          <m:t>72</m:t>
-        </m:r>
-        <m:r>
-          <m:rPr>
-            <m:sty m:val="p"/>
-          </m:rPr>
-          <m:t>%</m:t>
+          <m:t>/</m:t>
+        </m:r>
+        <m:r>
+          <m:t>40</m:t>
+        </m:r>
+      </m:oMath>
+      <w:r>
+        <w:t xml:space="preserve">). Anti-monotonicity reproduces as a verified</w:t>
+      </w:r>
+      <w:r>
+        <w:t xml:space="preserve"> </w:t>
+      </w:r>
+      <w:r>
+        <w:t xml:space="preserve">collapse on the contract cell: the superset takes</w:t>
+      </w:r>
+      <w:r>
+        <w:t xml:space="preserve"> </w:t>
+      </w:r>
+      <w:r>
+        <w:rPr>
+          <w:rStyle w:val="VerbatimChar"/>
+        </w:rPr>
+        <w:t xml:space="preserve">cache_put_ok</w:t>
+      </w:r>
+      <w:r>
+        <w:t xml:space="preserve"> </w:t>
+      </w:r>
+      <w:r>
+        <w:t xml:space="preserve">from</w:t>
+      </w:r>
+      <w:r>
+        <w:t xml:space="preserve"> </w:t>
+      </w:r>
+      <m:oMath>
+        <m:r>
+          <m:t>35</m:t>
+        </m:r>
+        <m:r>
+          <m:rPr>
+            <m:sty m:val="p"/>
+          </m:rPr>
+          <m:t>/</m:t>
+        </m:r>
+        <m:r>
+          <m:t>40</m:t>
         </m:r>
       </m:oMath>
       <w:r>
@@ -58772,23 +59531,87 @@
       </w:r>
       <m:oMath>
         <m:r>
-          <m:t>65</m:t>
-        </m:r>
-        <m:r>
-          <m:rPr>
-            <m:sty m:val="p"/>
-          </m:rPr>
-          <m:t>%</m:t>
-        </m:r>
-      </m:oMath>
-      <w:r>
-        <w:t xml:space="preserve">, which does not approach the margin</w:t>
-      </w:r>
-      <w:r>
-        <w:t xml:space="preserve"> </w:t>
-      </w:r>
-      <w:r>
-        <w:t xml:space="preserve">does not clear the margin</w:t>
+          <m:t>0</m:t>
+        </m:r>
+        <m:r>
+          <m:rPr>
+            <m:sty m:val="p"/>
+          </m:rPr>
+          <m:t>/</m:t>
+        </m:r>
+        <m:r>
+          <m:t>40</m:t>
+        </m:r>
+      </m:oMath>
+      <w:r>
+        <w:t xml:space="preserve">,</w:t>
+      </w:r>
+      <w:r>
+        <w:t xml:space="preserve"> </w:t>
+      </w:r>
+      <m:oMath>
+        <m:sSub>
+          <m:e>
+            <m:r>
+              <m:rPr>
+                <m:sty m:val="p"/>
+              </m:rPr>
+              <m:t>Δ</m:t>
+            </m:r>
+          </m:e>
+          <m:sub>
+            <m:r>
+              <m:t>T</m:t>
+            </m:r>
+          </m:sub>
+        </m:sSub>
+        <m:r>
+          <m:rPr>
+            <m:sty m:val="p"/>
+          </m:rPr>
+          <m:t>=</m:t>
+        </m:r>
+        <m:r>
+          <m:rPr>
+            <m:sty m:val="p"/>
+          </m:rPr>
+          <m:t>−</m:t>
+        </m:r>
+        <m:r>
+          <m:t>0.87</m:t>
+        </m:r>
+      </m:oMath>
+      <w:r>
+        <w:t xml:space="preserve"> </w:t>
+      </w:r>
+      <w:r>
+        <w:t xml:space="preserve">with an upper bound of</w:t>
+      </w:r>
+      <w:r>
+        <w:t xml:space="preserve"> </w:t>
+      </w:r>
+      <m:oMath>
+        <m:r>
+          <m:rPr>
+            <m:sty m:val="p"/>
+          </m:rPr>
+          <m:t>−</m:t>
+        </m:r>
+        <m:r>
+          <m:t>0.62</m:t>
+        </m:r>
+      </m:oMath>
+      <w:r>
+        <w:t xml:space="preserve"> </w:t>
+      </w:r>
+      <w:r>
+        <w:t xml:space="preserve">once the budget is spread over the pair’s three</w:t>
+      </w:r>
+      <w:r>
+        <w:t xml:space="preserve"> </w:t>
+      </w:r>
+      <w:r>
+        <w:t xml:space="preserve">contrasts, clearing the margin</w:t>
       </w:r>
       <w:r>
         <w:t xml:space="preserve"> </w:t>
@@ -58811,81 +59634,119 @@
         <w:t xml:space="preserve"> </w:t>
       </w:r>
       <w:r>
-        <w:t xml:space="preserve">fixed for the whole programme. The binding constraint is the</w:t>
-      </w:r>
-      <w:r>
-        <w:t xml:space="preserve"> </w:t>
-      </w:r>
-      <m:oMath>
-        <m:sSub>
-          <m:e>
-            <m:r>
-              <m:t>V</m:t>
-            </m:r>
-          </m:e>
-          <m:sub>
-            <m:r>
-              <m:t>1</m:t>
-            </m:r>
-          </m:sub>
-        </m:sSub>
-      </m:oMath>
-      <w:r>
-        <w:t xml:space="preserve"> </w:t>
-      </w:r>
-      <w:r>
-        <w:t xml:space="preserve">ceiling itself</w:t>
-      </w:r>
-      <w:r>
-        <w:t xml:space="preserve"> </w:t>
-      </w:r>
-      <w:r>
-        <w:t xml:space="preserve">(</w:t>
-      </w:r>
-      <m:oMath>
-        <m:r>
-          <m:t>80</m:t>
-        </m:r>
-        <m:r>
-          <m:rPr>
-            <m:sty m:val="p"/>
-          </m:rPr>
-          <m:t>%</m:t>
-        </m:r>
-      </m:oMath>
-      <w:r>
-        <w:t xml:space="preserve">, versus pair-1’s</w:t>
-      </w:r>
-      <w:r>
-        <w:t xml:space="preserve"> </w:t>
-      </w:r>
-      <m:oMath>
-        <m:r>
-          <m:rPr>
-            <m:sty m:val="p"/>
-          </m:rPr>
-          <m:t>∼</m:t>
-        </m:r>
-        <m:r>
-          <m:t>100</m:t>
-        </m:r>
-        <m:r>
-          <m:rPr>
-            <m:sty m:val="p"/>
-          </m:rPr>
-          <m:t>%</m:t>
-        </m:r>
-      </m:oMath>
-      <w:r>
-        <w:t xml:space="preserve">), so the margin is met with little to spare; at</w:t>
-      </w:r>
-      <w:r>
-        <w:t xml:space="preserve"> </w:t>
-      </w:r>
-      <m:oMath>
-        <m:r>
-          <m:t>n</m:t>
-        </m:r>
+        <w:t xml:space="preserve">fixed for the whole programme. The other two cells do</w:t>
+      </w:r>
+      <w:r>
+        <w:t xml:space="preserve"> </w:t>
+      </w:r>
+      <w:r>
+        <w:t xml:space="preserve">not: the superset lifts key-normalization from</w:t>
+      </w:r>
+      <w:r>
+        <w:t xml:space="preserve"> </w:t>
+      </w:r>
+      <m:oMath>
+        <m:r>
+          <m:t>0</m:t>
+        </m:r>
+        <m:r>
+          <m:rPr>
+            <m:sty m:val="p"/>
+          </m:rPr>
+          <m:t>/</m:t>
+        </m:r>
+        <m:r>
+          <m:t>40</m:t>
+        </m:r>
+      </m:oMath>
+      <w:r>
+        <w:t xml:space="preserve"> </w:t>
+      </w:r>
+      <w:r>
+        <w:t xml:space="preserve">to</w:t>
+      </w:r>
+      <w:r>
+        <w:t xml:space="preserve"> </w:t>
+      </w:r>
+      <m:oMath>
+        <m:r>
+          <m:t>40</m:t>
+        </m:r>
+        <m:r>
+          <m:rPr>
+            <m:sty m:val="p"/>
+          </m:rPr>
+          <m:t>/</m:t>
+        </m:r>
+        <m:r>
+          <m:t>40</m:t>
+        </m:r>
+      </m:oMath>
+      <w:r>
+        <w:t xml:space="preserve">, and on the trap cell it moves</w:t>
+      </w:r>
+      <w:r>
+        <w:t xml:space="preserve"> </w:t>
+      </w:r>
+      <m:oMath>
+        <m:r>
+          <m:t>29</m:t>
+        </m:r>
+        <m:r>
+          <m:rPr>
+            <m:sty m:val="p"/>
+          </m:rPr>
+          <m:t>/</m:t>
+        </m:r>
+        <m:r>
+          <m:t>40</m:t>
+        </m:r>
+      </m:oMath>
+      <w:r>
+        <w:t xml:space="preserve"> </w:t>
+      </w:r>
+      <w:r>
+        <w:t xml:space="preserve">to</w:t>
+      </w:r>
+      <w:r>
+        <w:t xml:space="preserve"> </w:t>
+      </w:r>
+      <m:oMath>
+        <m:r>
+          <m:t>26</m:t>
+        </m:r>
+        <m:r>
+          <m:rPr>
+            <m:sty m:val="p"/>
+          </m:rPr>
+          <m:t>/</m:t>
+        </m:r>
+        <m:r>
+          <m:t>40</m:t>
+        </m:r>
+      </m:oMath>
+      <w:r>
+        <w:t xml:space="preserve">,</w:t>
+      </w:r>
+      <w:r>
+        <w:t xml:space="preserve"> </w:t>
+      </w:r>
+      <m:oMath>
+        <m:sSub>
+          <m:e>
+            <m:r>
+              <m:rPr>
+                <m:sty m:val="p"/>
+              </m:rPr>
+              <m:t>Δ</m:t>
+            </m:r>
+          </m:e>
+          <m:sub>
+            <m:r>
+              <m:t>T</m:t>
+            </m:r>
+          </m:sub>
+        </m:sSub>
         <m:r>
           <m:rPr>
             <m:sty m:val="p"/>
@@ -58893,104 +59754,73 @@
           <m:t>=</m:t>
         </m:r>
         <m:r>
-          <m:t>40</m:t>
-        </m:r>
-      </m:oMath>
-      <w:r>
-        <w:t xml:space="preserve"> </w:t>
-      </w:r>
-      <w:r>
-        <w:t xml:space="preserve">the</w:t>
-      </w:r>
-      <w:r>
-        <w:t xml:space="preserve"> </w:t>
-      </w:r>
-      <w:r>
-        <w:t xml:space="preserve">same collapse gives</w:t>
-      </w:r>
-      <w:r>
-        <w:t xml:space="preserve"> </w:t>
-      </w:r>
-      <m:oMath>
-        <m:r>
           <m:rPr>
             <m:sty m:val="p"/>
           </m:rPr>
           <m:t>−</m:t>
         </m:r>
         <m:r>
-          <m:t>0.25</m:t>
-        </m:r>
-      </m:oMath>
-      <w:r>
-        <w:t xml:space="preserve"> </w:t>
-      </w:r>
-      <w:r>
-        <w:t xml:space="preserve">and does not clear, which is why the cell was re-run at</w:t>
-      </w:r>
-      <w:r>
-        <w:t xml:space="preserve"> </w:t>
-      </w:r>
-      <m:oMath>
-        <m:r>
-          <m:t>n</m:t>
-        </m:r>
-        <m:r>
-          <m:rPr>
-            <m:sty m:val="p"/>
-          </m:rPr>
-          <m:t>=</m:t>
-        </m:r>
-        <m:r>
-          <m:t>80</m:t>
-        </m:r>
-      </m:oMath>
-      <w:r>
-        <w:t xml:space="preserve">. The</w:t>
-      </w:r>
-      <w:r>
-        <w:t xml:space="preserve"> </w:t>
-      </w:r>
-      <m:oMath>
-        <m:r>
-          <m:t>n</m:t>
-        </m:r>
-        <m:r>
-          <m:rPr>
-            <m:sty m:val="p"/>
-          </m:rPr>
-          <m:t>=</m:t>
-        </m:r>
-        <m:r>
-          <m:t>80</m:t>
-        </m:r>
-      </m:oMath>
-      <w:r>
-        <w:t xml:space="preserve"> </w:t>
-      </w:r>
-      <w:r>
-        <w:t xml:space="preserve">re-run covers the</w:t>
-      </w:r>
-      <w:r>
-        <w:t xml:space="preserve"> </w:t>
-      </w:r>
-      <w:r>
-        <w:rPr>
-          <w:rStyle w:val="VerbatimChar"/>
-        </w:rPr>
-        <w:t xml:space="preserve">cache_put_ok</w:t>
-      </w:r>
-      <w:r>
-        <w:t xml:space="preserve"> </w:t>
-      </w:r>
-      <w:r>
-        <w:t xml:space="preserve">cell alone, so its dominance control</w:t>
-      </w:r>
-      <w:r>
-        <w:t xml:space="preserve"> </w:t>
-      </w:r>
-      <w:r>
-        <w:t xml:space="preserve">(</w:t>
+          <m:t>0.07</m:t>
+        </m:r>
+      </m:oMath>
+      <w:r>
+        <w:t xml:space="preserve"> </w:t>
+      </w:r>
+      <w:r>
+        <w:t xml:space="preserve">with bounds</w:t>
+      </w:r>
+      <w:r>
+        <w:t xml:space="preserve"> </w:t>
+      </w:r>
+      <m:oMath>
+        <m:r>
+          <m:rPr>
+            <m:sty m:val="p"/>
+          </m:rPr>
+          <m:t>[</m:t>
+        </m:r>
+        <m:r>
+          <m:rPr>
+            <m:sty m:val="p"/>
+          </m:rPr>
+          <m:t>−</m:t>
+        </m:r>
+        <m:r>
+          <m:t>0.32</m:t>
+        </m:r>
+        <m:r>
+          <m:rPr>
+            <m:sty m:val="p"/>
+          </m:rPr>
+          <m:t>,</m:t>
+        </m:r>
+        <m:r>
+          <m:rPr>
+            <m:sty m:val="p"/>
+          </m:rPr>
+          <m:t>+</m:t>
+        </m:r>
+        <m:r>
+          <m:t>0.18</m:t>
+        </m:r>
+        <m:r>
+          <m:rPr>
+            <m:sty m:val="p"/>
+          </m:rPr>
+          <m:t>]</m:t>
+        </m:r>
+      </m:oMath>
+      <w:r>
+        <w:t xml:space="preserve">, nowhere near the margin. The</w:t>
+      </w:r>
+      <w:r>
+        <w:t xml:space="preserve"> </w:t>
+      </w:r>
+      <w:r>
+        <w:t xml:space="preserve">dominance control on the same run returns</w:t>
+      </w:r>
+      <w:r>
+        <w:t xml:space="preserve"> </w:t>
       </w:r>
       <m:oMath>
         <m:sSub>
@@ -59013,30 +59843,147 @@
           <m:rPr>
             <m:sty m:val="p"/>
           </m:rPr>
+          <m:t>(</m:t>
+        </m:r>
+        <m:sSub>
+          <m:e>
+            <m:r>
+              <m:t>W</m:t>
+            </m:r>
+          </m:e>
+          <m:sub>
+            <m:r>
+              <m:t>1</m:t>
+            </m:r>
+            <m:r>
+              <m:rPr>
+                <m:sty m:val="p"/>
+              </m:rPr>
+              <m:t>+</m:t>
+            </m:r>
+          </m:sub>
+        </m:sSub>
+        <m:r>
+          <m:rPr>
+            <m:sty m:val="p"/>
+          </m:rPr>
+          <m:t>,</m:t>
+        </m:r>
+        <m:sSub>
+          <m:e>
+            <m:r>
+              <m:t>W</m:t>
+            </m:r>
+          </m:e>
+          <m:sub>
+            <m:r>
+              <m:t>2</m:t>
+            </m:r>
+          </m:sub>
+        </m:sSub>
+        <m:r>
+          <m:rPr>
+            <m:sty m:val="p"/>
+          </m:rPr>
+          <m:t>)</m:t>
+        </m:r>
+        <m:r>
+          <m:rPr>
+            <m:sty m:val="p"/>
+          </m:rPr>
           <m:t>=</m:t>
         </m:r>
         <m:r>
-          <m:t>0.000</m:t>
-        </m:r>
-      </m:oMath>
-      <w:r>
-        <w:t xml:space="preserve"> </w:t>
-      </w:r>
-      <w:r>
-        <w:t xml:space="preserve">with a verified strict win) is a statement about that cell rather than about</w:t>
-      </w:r>
-      <w:r>
-        <w:t xml:space="preserve"> </w:t>
-      </w:r>
-      <w:r>
-        <w:t xml:space="preserve">the three-cell battery; the battery-wide control remains the</w:t>
-      </w:r>
-      <w:r>
-        <w:t xml:space="preserve"> </w:t>
-      </w:r>
-      <m:oMath>
-        <m:r>
-          <m:t>n</m:t>
+          <m:t>0.113</m:t>
+        </m:r>
+      </m:oMath>
+      <w:r>
+        <w:t xml:space="preserve">, inside the</w:t>
+      </w:r>
+      <w:r>
+        <w:t xml:space="preserve"> </w:t>
+      </w:r>
+      <m:oMath>
+        <m:r>
+          <m:t>0.15</m:t>
+        </m:r>
+      </m:oMath>
+      <w:r>
+        <w:t xml:space="preserve"> </w:t>
+      </w:r>
+      <w:r>
+        <w:t xml:space="preserve">tolerance, with a strict win the other way (</w:t>
+      </w:r>
+      <m:oMath>
+        <m:r>
+          <m:t>0.65</m:t>
+        </m:r>
+      </m:oMath>
+      <w:r>
+        <w:t xml:space="preserve">), so it covers the three-cell battery rather</w:t>
+      </w:r>
+      <w:r>
+        <w:t xml:space="preserve"> </w:t>
+      </w:r>
+      <w:r>
+        <w:t xml:space="preserve">than a single cell. The relevance trap for this pair was a null, its prompt vocabulary leaning</w:t>
+      </w:r>
+      <w:r>
+        <w:t xml:space="preserve"> </w:t>
+      </w:r>
+      <w:r>
+        <w:t xml:space="preserve">toward</w:t>
+      </w:r>
+      <w:r>
+        <w:t xml:space="preserve"> </w:t>
+      </w:r>
+      <m:oMath>
+        <m:sSub>
+          <m:e>
+            <m:r>
+              <m:t>V</m:t>
+            </m:r>
+          </m:e>
+          <m:sub>
+            <m:r>
+              <m:t>1</m:t>
+            </m:r>
+          </m:sub>
+        </m:sSub>
+      </m:oMath>
+      <w:r>
+        <w:t xml:space="preserve"> </w:t>
+      </w:r>
+      <w:r>
+        <w:t xml:space="preserve">(</w:t>
+      </w:r>
+      <m:oMath>
+        <m:r>
+          <m:t>φ</m:t>
+        </m:r>
+        <m:r>
+          <m:rPr>
+            <m:sty m:val="p"/>
+          </m:rPr>
+          <m:t>(</m:t>
+        </m:r>
+        <m:sSub>
+          <m:e>
+            <m:r>
+              <m:t>V</m:t>
+            </m:r>
+          </m:e>
+          <m:sub>
+            <m:r>
+              <m:t>1</m:t>
+            </m:r>
+          </m:sub>
+        </m:sSub>
+        <m:r>
+          <m:rPr>
+            <m:sty m:val="p"/>
+          </m:rPr>
+          <m:t>)</m:t>
         </m:r>
         <m:r>
           <m:rPr>
@@ -59045,25 +59992,23 @@
           <m:t>=</m:t>
         </m:r>
         <m:r>
-          <m:t>40</m:t>
-        </m:r>
-      </m:oMath>
-      <w:r>
-        <w:t xml:space="preserve"> </w:t>
-      </w:r>
-      <w:r>
-        <w:t xml:space="preserve">one. The relevance trap for this pair was a</w:t>
-      </w:r>
-      <w:r>
-        <w:t xml:space="preserve"> </w:t>
-      </w:r>
-      <w:r>
-        <w:t xml:space="preserve">null, its prompt vocabulary leaned toward</w:t>
-      </w:r>
-      <w:r>
-        <w:t xml:space="preserve"> </w:t>
-      </w:r>
-      <m:oMath>
+          <m:t>0.53</m:t>
+        </m:r>
+        <m:r>
+          <m:rPr>
+            <m:sty m:val="p"/>
+          </m:rPr>
+          <m:t>&gt;</m:t>
+        </m:r>
+        <m:r>
+          <m:t>φ</m:t>
+        </m:r>
+        <m:r>
+          <m:rPr>
+            <m:sty m:val="p"/>
+          </m:rPr>
+          <m:t>(</m:t>
+        </m:r>
         <m:sSub>
           <m:e>
             <m:r>
@@ -59072,36 +60017,7 @@
           </m:e>
           <m:sub>
             <m:r>
-              <m:t>1</m:t>
-            </m:r>
-          </m:sub>
-        </m:sSub>
-      </m:oMath>
-      <w:r>
-        <w:t xml:space="preserve"> </w:t>
-      </w:r>
-      <w:r>
-        <w:t xml:space="preserve">(</w:t>
-      </w:r>
-      <m:oMath>
-        <m:r>
-          <m:t>φ</m:t>
-        </m:r>
-        <m:r>
-          <m:rPr>
-            <m:sty m:val="p"/>
-          </m:rPr>
-          <m:t>(</m:t>
-        </m:r>
-        <m:sSub>
-          <m:e>
-            <m:r>
-              <m:t>V</m:t>
-            </m:r>
-          </m:e>
-          <m:sub>
-            <m:r>
-              <m:t>1</m:t>
+              <m:t>2</m:t>
             </m:r>
           </m:sub>
         </m:sSub>
@@ -59118,59 +60034,11 @@
           <m:t>=</m:t>
         </m:r>
         <m:r>
-          <m:t>0.39</m:t>
-        </m:r>
-        <m:r>
-          <m:rPr>
-            <m:sty m:val="p"/>
-          </m:rPr>
-          <m:t>&gt;</m:t>
-        </m:r>
-        <m:r>
-          <m:t>φ</m:t>
-        </m:r>
-        <m:r>
-          <m:rPr>
-            <m:sty m:val="p"/>
-          </m:rPr>
-          <m:t>(</m:t>
-        </m:r>
-        <m:sSub>
-          <m:e>
-            <m:r>
-              <m:t>V</m:t>
-            </m:r>
-          </m:e>
-          <m:sub>
-            <m:r>
-              <m:t>2</m:t>
-            </m:r>
-          </m:sub>
-        </m:sSub>
-        <m:r>
-          <m:rPr>
-            <m:sty m:val="p"/>
-          </m:rPr>
-          <m:t>)</m:t>
-        </m:r>
-        <m:r>
-          <m:rPr>
-            <m:sty m:val="p"/>
-          </m:rPr>
-          <m:t>=</m:t>
-        </m:r>
-        <m:r>
-          <m:t>0.25</m:t>
-        </m:r>
-      </m:oMath>
-      <w:r>
-        <w:t xml:space="preserve">), so</w:t>
-      </w:r>
-      <w:r>
-        <w:t xml:space="preserve"> </w:t>
-      </w:r>
-      <w:r>
-        <w:t xml:space="preserve">relevance</w:t>
+          <m:t>0.33</m:t>
+        </m:r>
+      </m:oMath>
+      <w:r>
+        <w:t xml:space="preserve">), so relevance</w:t>
       </w:r>
       <w:r>
         <w:t xml:space="preserve"> </w:t>
@@ -59186,40 +60054,32 @@
         <w:t xml:space="preserve"> </w:t>
       </w:r>
       <w:r>
-        <w:t xml:space="preserve">with PASS, so the strong mis-rank remains a pair-1 result. The contribution of</w:t>
-      </w:r>
-      <w:r>
-        <w:t xml:space="preserve"> </w:t>
-      </w:r>
-      <w:r>
-        <w:t xml:space="preserve">the second pair is therefore</w:t>
-      </w:r>
-      <w:r>
-        <w:t xml:space="preserve"> </w:t>
-      </w:r>
-      <w:r>
-        <w:rPr>
-          <w:i/>
-          <w:iCs/>
-        </w:rPr>
-        <w:t xml:space="preserve">generality of the incomparability and dominance results to a new</w:t>
-      </w:r>
-      <w:r>
-        <w:rPr>
-          <w:i/>
-          <w:iCs/>
-        </w:rPr>
-        <w:t xml:space="preserve"> </w:t>
-      </w:r>
-      <w:r>
-        <w:rPr>
-          <w:i/>
-          <w:iCs/>
-        </w:rPr>
-        <w:t xml:space="preserve">domain</w:t>
-      </w:r>
-      <w:r>
-        <w:t xml:space="preserve">, not a second mis-rank.</w:t>
+        <w:t xml:space="preserve">with PASS and</w:t>
+      </w:r>
+      <w:r>
+        <w:t xml:space="preserve"> </w:t>
+      </w:r>
+      <w:r>
+        <w:t xml:space="preserve">the strong mis-rank remains a pair-1 result. The contribution of the second pair is therefore</w:t>
+      </w:r>
+      <w:r>
+        <w:t xml:space="preserve"> </w:t>
+      </w:r>
+      <w:r>
+        <w:rPr>
+          <w:i/>
+          <w:iCs/>
+        </w:rPr>
+        <w:t xml:space="preserve">generality of the incomparability, dominance and collapse results to a new domain</w:t>
+      </w:r>
+      <w:r>
+        <w:t xml:space="preserve">, not a</w:t>
+      </w:r>
+      <w:r>
+        <w:t xml:space="preserve"> </w:t>
+      </w:r>
+      <w:r>
+        <w:t xml:space="preserve">second mis-rank.</w:t>
       </w:r>
     </w:p>
     <w:bookmarkEnd w:id="137"/>
@@ -59566,13 +60426,16 @@
       </w:r>
       <m:oMath>
         <m:r>
-          <m:t>98</m:t>
-        </m:r>
-        <m:r>
-          <m:rPr>
-            <m:sty m:val="p"/>
-          </m:rPr>
-          <m:t>%</m:t>
+          <m:t>31</m:t>
+        </m:r>
+        <m:r>
+          <m:rPr>
+            <m:sty m:val="p"/>
+          </m:rPr>
+          <m:t>/</m:t>
+        </m:r>
+        <m:r>
+          <m:t>40</m:t>
         </m:r>
       </m:oMath>
       <w:r>
@@ -59615,13 +60478,16 @@
       </w:r>
       <m:oMath>
         <m:r>
-          <m:t>100</m:t>
-        </m:r>
-        <m:r>
-          <m:rPr>
-            <m:sty m:val="p"/>
-          </m:rPr>
-          <m:t>%</m:t>
+          <m:t>40</m:t>
+        </m:r>
+        <m:r>
+          <m:rPr>
+            <m:sty m:val="p"/>
+          </m:rPr>
+          <m:t>/</m:t>
+        </m:r>
+        <m:r>
+          <m:t>40</m:t>
         </m:r>
       </m:oMath>
       <w:r>
@@ -59655,13 +60521,16 @@
       </w:r>
       <m:oMath>
         <m:r>
-          <m:t>10</m:t>
-        </m:r>
-        <m:r>
-          <m:rPr>
-            <m:sty m:val="p"/>
-          </m:rPr>
-          <m:t>%</m:t>
+          <m:t>0</m:t>
+        </m:r>
+        <m:r>
+          <m:rPr>
+            <m:sty m:val="p"/>
+          </m:rPr>
+          <m:t>/</m:t>
+        </m:r>
+        <m:r>
+          <m:t>40</m:t>
         </m:r>
       </m:oMath>
       <w:r>
@@ -59701,13 +60570,16 @@
       </w:r>
       <m:oMath>
         <m:r>
-          <m:t>50</m:t>
-        </m:r>
-        <m:r>
-          <m:rPr>
-            <m:sty m:val="p"/>
-          </m:rPr>
-          <m:t>%</m:t>
+          <m:t>39</m:t>
+        </m:r>
+        <m:r>
+          <m:rPr>
+            <m:sty m:val="p"/>
+          </m:rPr>
+          <m:t>/</m:t>
+        </m:r>
+        <m:r>
+          <m:t>40</m:t>
         </m:r>
       </m:oMath>
       <w:r>
@@ -59750,13 +60622,16 @@
       </w:r>
       <m:oMath>
         <m:r>
-          <m:t>65</m:t>
-        </m:r>
-        <m:r>
-          <m:rPr>
-            <m:sty m:val="p"/>
-          </m:rPr>
-          <m:t>%</m:t>
+          <m:t>40</m:t>
+        </m:r>
+        <m:r>
+          <m:rPr>
+            <m:sty m:val="p"/>
+          </m:rPr>
+          <m:t>/</m:t>
+        </m:r>
+        <m:r>
+          <m:t>40</m:t>
         </m:r>
       </m:oMath>
       <w:r>
@@ -59790,26 +60665,43 @@
       </w:r>
       <m:oMath>
         <m:r>
-          <m:t>10</m:t>
-        </m:r>
-        <m:r>
-          <m:rPr>
-            <m:sty m:val="p"/>
-          </m:rPr>
-          <m:t>%</m:t>
-        </m:r>
-      </m:oMath>
-      <w:r>
-        <w:t xml:space="preserve">; and the same-run interference verification clears on</w:t>
-      </w:r>
-      <w:r>
-        <w:t xml:space="preserve"> </w:t>
-      </w:r>
-      <w:r>
-        <w:rPr>
-          <w:rStyle w:val="VerbatimChar"/>
-        </w:rPr>
-        <w:t xml:space="preserve">api_argorder</w:t>
+          <m:t>0</m:t>
+        </m:r>
+        <m:r>
+          <m:rPr>
+            <m:sty m:val="p"/>
+          </m:rPr>
+          <m:t>/</m:t>
+        </m:r>
+        <m:r>
+          <m:t>40</m:t>
+        </m:r>
+      </m:oMath>
+      <w:r>
+        <w:t xml:space="preserve">. The padded arm is never below</w:t>
+      </w:r>
+      <w:r>
+        <w:t xml:space="preserve"> </w:t>
+      </w:r>
+      <m:oMath>
+        <m:sSub>
+          <m:e>
+            <m:r>
+              <m:t>W</m:t>
+            </m:r>
+          </m:e>
+          <m:sub>
+            <m:r>
+              <m:t>1</m:t>
+            </m:r>
+          </m:sub>
+        </m:sSub>
+      </m:oMath>
+      <w:r>
+        <w:t xml:space="preserve"> </w:t>
+      </w:r>
+      <w:r>
+        <w:t xml:space="preserve">alone</w:t>
       </w:r>
       <w:r>
         <w:t xml:space="preserve"> </w:t>
@@ -59843,10 +60735,156 @@
           <m:rPr>
             <m:sty m:val="p"/>
           </m:rPr>
+          <m:t>+</m:t>
+        </m:r>
+        <m:r>
+          <m:t>0.22</m:t>
+        </m:r>
+      </m:oMath>
+      <w:r>
+        <w:t xml:space="preserve">, bounds</w:t>
+      </w:r>
+      <w:r>
+        <w:t xml:space="preserve"> </w:t>
+      </w:r>
+      <m:oMath>
+        <m:r>
+          <m:rPr>
+            <m:sty m:val="p"/>
+          </m:rPr>
+          <m:t>[</m:t>
+        </m:r>
+        <m:r>
+          <m:rPr>
+            <m:sty m:val="p"/>
+          </m:rPr>
+          <m:t>+</m:t>
+        </m:r>
+        <m:r>
+          <m:t>0.05</m:t>
+        </m:r>
+        <m:r>
+          <m:rPr>
+            <m:sty m:val="p"/>
+          </m:rPr>
+          <m:t>,</m:t>
+        </m:r>
+        <m:r>
+          <m:rPr>
+            <m:sty m:val="p"/>
+          </m:rPr>
+          <m:t>+</m:t>
+        </m:r>
+        <m:r>
+          <m:t>0.35</m:t>
+        </m:r>
+        <m:r>
+          <m:rPr>
+            <m:sty m:val="p"/>
+          </m:rPr>
+          <m:t>]</m:t>
+        </m:r>
+      </m:oMath>
+      <w:r>
+        <w:t xml:space="preserve">, and</w:t>
+      </w:r>
+      <w:r>
+        <w:t xml:space="preserve"> </w:t>
+      </w:r>
+      <m:oMath>
+        <m:r>
+          <m:rPr>
+            <m:sty m:val="p"/>
+          </m:rPr>
+          <m:t>+</m:t>
+        </m:r>
+        <m:r>
+          <m:t>0.02</m:t>
+        </m:r>
+      </m:oMath>
+      <w:r>
+        <w:t xml:space="preserve">,</w:t>
+      </w:r>
+      <w:r>
+        <w:t xml:space="preserve"> </w:t>
+      </w:r>
+      <m:oMath>
+        <m:r>
+          <m:rPr>
+            <m:sty m:val="p"/>
+          </m:rPr>
+          <m:t>[</m:t>
+        </m:r>
+        <m:r>
+          <m:rPr>
+            <m:sty m:val="p"/>
+          </m:rPr>
           <m:t>−</m:t>
         </m:r>
         <m:r>
-          <m:t>0.88</m:t>
+          <m:t>0.07</m:t>
+        </m:r>
+        <m:r>
+          <m:rPr>
+            <m:sty m:val="p"/>
+          </m:rPr>
+          <m:t>,</m:t>
+        </m:r>
+        <m:r>
+          <m:rPr>
+            <m:sty m:val="p"/>
+          </m:rPr>
+          <m:t>+</m:t>
+        </m:r>
+        <m:r>
+          <m:t>0.11</m:t>
+        </m:r>
+        <m:r>
+          <m:rPr>
+            <m:sty m:val="p"/>
+          </m:rPr>
+          <m:t>]</m:t>
+        </m:r>
+      </m:oMath>
+      <w:r>
+        <w:t xml:space="preserve">), while the same-run harm</w:t>
+      </w:r>
+      <w:r>
+        <w:t xml:space="preserve"> </w:t>
+      </w:r>
+      <w:r>
+        <w:t xml:space="preserve">verification clears on both cells against the superset (</w:t>
+      </w:r>
+      <m:oMath>
+        <m:sSub>
+          <m:e>
+            <m:r>
+              <m:rPr>
+                <m:sty m:val="p"/>
+              </m:rPr>
+              <m:t>Δ</m:t>
+            </m:r>
+          </m:e>
+          <m:sub>
+            <m:r>
+              <m:t>T</m:t>
+            </m:r>
+          </m:sub>
+        </m:sSub>
+        <m:r>
+          <m:rPr>
+            <m:sty m:val="p"/>
+          </m:rPr>
+          <m:t>=</m:t>
+        </m:r>
+        <m:r>
+          <m:rPr>
+            <m:sty m:val="p"/>
+          </m:rPr>
+          <m:t>−</m:t>
+        </m:r>
+        <m:r>
+          <m:t>0.77</m:t>
         </m:r>
       </m:oMath>
       <w:r>
@@ -59863,7 +60901,47 @@
           <m:t>−</m:t>
         </m:r>
         <m:r>
-          <m:t>0.67</m:t>
+          <m:t>0.56</m:t>
+        </m:r>
+      </m:oMath>
+      <w:r>
+        <w:t xml:space="preserve">;</w:t>
+      </w:r>
+      <w:r>
+        <w:t xml:space="preserve"> </w:t>
+      </w:r>
+      <w:r>
+        <w:t xml:space="preserve">and</w:t>
+      </w:r>
+      <w:r>
+        <w:t xml:space="preserve"> </w:t>
+      </w:r>
+      <m:oMath>
+        <m:r>
+          <m:rPr>
+            <m:sty m:val="p"/>
+          </m:rPr>
+          <m:t>−</m:t>
+        </m:r>
+        <m:r>
+          <m:t>0.97</m:t>
+        </m:r>
+      </m:oMath>
+      <w:r>
+        <w:t xml:space="preserve">, upper bound</w:t>
+      </w:r>
+      <w:r>
+        <w:t xml:space="preserve"> </w:t>
+      </w:r>
+      <m:oMath>
+        <m:r>
+          <m:rPr>
+            <m:sty m:val="p"/>
+          </m:rPr>
+          <m:t>−</m:t>
+        </m:r>
+        <m:r>
+          <m:t>0.81</m:t>
         </m:r>
       </m:oMath>
       <w:r>
@@ -60150,13 +61228,16 @@
       </w:r>
       <m:oMath>
         <m:r>
-          <m:t>2</m:t>
-        </m:r>
-        <m:r>
-          <m:rPr>
-            <m:sty m:val="p"/>
-          </m:rPr>
-          <m:t>%</m:t>
+          <m:t>0</m:t>
+        </m:r>
+        <m:r>
+          <m:rPr>
+            <m:sty m:val="p"/>
+          </m:rPr>
+          <m:t>/</m:t>
+        </m:r>
+        <m:r>
+          <m:t>40</m:t>
         </m:r>
         <m:r>
           <m:rPr>
@@ -60165,57 +61246,20 @@
           <m:t>→</m:t>
         </m:r>
         <m:r>
-          <m:t>80</m:t>
-        </m:r>
-        <m:r>
-          <m:rPr>
-            <m:sty m:val="p"/>
-          </m:rPr>
-          <m:t>%</m:t>
-        </m:r>
-      </m:oMath>
-      <w:r>
-        <w:t xml:space="preserve"> </w:t>
-      </w:r>
-      <w:r>
-        <w:t xml:space="preserve">(</w:t>
-      </w:r>
-      <m:oMath>
-        <m:sSub>
-          <m:e>
-            <m:r>
-              <m:t>W</m:t>
-            </m:r>
-          </m:e>
-          <m:sub>
-            <m:r>
-              <m:t>1</m:t>
-            </m:r>
-          </m:sub>
-        </m:sSub>
-      </m:oMath>
-      <w:r>
-        <w:t xml:space="preserve"> </w:t>
-      </w:r>
-      <w:r>
-        <w:t xml:space="preserve">alone:</w:t>
-      </w:r>
-      <w:r>
-        <w:t xml:space="preserve"> </w:t>
-      </w:r>
-      <m:oMath>
-        <m:r>
-          <m:t>100</m:t>
-        </m:r>
-        <m:r>
-          <m:rPr>
-            <m:sty m:val="p"/>
-          </m:rPr>
-          <m:t>%</m:t>
-        </m:r>
-      </m:oMath>
-      <w:r>
-        <w:t xml:space="preserve">), and on</w:t>
+          <m:t>39</m:t>
+        </m:r>
+        <m:r>
+          <m:rPr>
+            <m:sty m:val="p"/>
+          </m:rPr>
+          <m:t>/</m:t>
+        </m:r>
+        <m:r>
+          <m:t>40</m:t>
+        </m:r>
+      </m:oMath>
+      <w:r>
+        <w:t xml:space="preserve">, and on</w:t>
       </w:r>
       <w:r>
         <w:t xml:space="preserve"> </w:t>
@@ -60234,13 +61278,16 @@
       </w:r>
       <m:oMath>
         <m:r>
-          <m:t>22</m:t>
-        </m:r>
-        <m:r>
-          <m:rPr>
-            <m:sty m:val="p"/>
-          </m:rPr>
-          <m:t>%</m:t>
+          <m:t>0</m:t>
+        </m:r>
+        <m:r>
+          <m:rPr>
+            <m:sty m:val="p"/>
+          </m:rPr>
+          <m:t>/</m:t>
+        </m:r>
+        <m:r>
+          <m:t>40</m:t>
         </m:r>
         <m:r>
           <m:rPr>
@@ -60249,57 +61296,26 @@
           <m:t>→</m:t>
         </m:r>
         <m:r>
-          <m:t>68</m:t>
-        </m:r>
-        <m:r>
-          <m:rPr>
-            <m:sty m:val="p"/>
-          </m:rPr>
-          <m:t>%</m:t>
-        </m:r>
-      </m:oMath>
-      <w:r>
-        <w:t xml:space="preserve"> </w:t>
-      </w:r>
-      <w:r>
-        <w:t xml:space="preserve">(</w:t>
-      </w:r>
-      <m:oMath>
-        <m:sSub>
-          <m:e>
-            <m:r>
-              <m:t>W</m:t>
-            </m:r>
-          </m:e>
-          <m:sub>
-            <m:r>
-              <m:t>1</m:t>
-            </m:r>
-          </m:sub>
-        </m:sSub>
-      </m:oMath>
-      <w:r>
-        <w:t xml:space="preserve"> </w:t>
-      </w:r>
-      <w:r>
-        <w:t xml:space="preserve">alone:</w:t>
-      </w:r>
-      <w:r>
-        <w:t xml:space="preserve"> </w:t>
-      </w:r>
-      <m:oMath>
-        <m:r>
-          <m:t>50</m:t>
-        </m:r>
-        <m:r>
-          <m:rPr>
-            <m:sty m:val="p"/>
-          </m:rPr>
-          <m:t>%</m:t>
-        </m:r>
-      </m:oMath>
-      <w:r>
-        <w:t xml:space="preserve">); both recoveries over</w:t>
+          <m:t>33</m:t>
+        </m:r>
+        <m:r>
+          <m:rPr>
+            <m:sty m:val="p"/>
+          </m:rPr>
+          <m:t>/</m:t>
+        </m:r>
+        <m:r>
+          <m:t>40</m:t>
+        </m:r>
+      </m:oMath>
+      <w:r>
+        <w:t xml:space="preserve">; both</w:t>
+      </w:r>
+      <w:r>
+        <w:t xml:space="preserve"> </w:t>
+      </w:r>
+      <w:r>
+        <w:t xml:space="preserve">recoveries over</w:t>
       </w:r>
       <w:r>
         <w:t xml:space="preserve"> </w:t>
@@ -60328,13 +61344,7 @@
         <w:t xml:space="preserve"> </w:t>
       </w:r>
       <w:r>
-        <w:t xml:space="preserve">are large (non-overlapping</w:t>
-      </w:r>
-      <w:r>
-        <w:t xml:space="preserve"> </w:t>
-      </w:r>
-      <w:r>
-        <w:t xml:space="preserve">exact</w:t>
+        <w:t xml:space="preserve">are large, with non-overlapping exact</w:t>
       </w:r>
       <w:r>
         <w:t xml:space="preserve"> </w:t>
@@ -60354,7 +61364,7 @@
         <w:t xml:space="preserve"> </w:t>
       </w:r>
       <w:r>
-        <w:t xml:space="preserve">intervals), while on the carrying cell the instructed superset still sits below</w:t>
+        <w:t xml:space="preserve">intervals. Against</w:t>
       </w:r>
       <w:r>
         <w:t xml:space="preserve"> </w:t>
@@ -60377,44 +61387,62 @@
         <w:t xml:space="preserve"> </w:t>
       </w:r>
       <w:r>
-        <w:t xml:space="preserve">alone (</w:t>
-      </w:r>
-      <m:oMath>
-        <m:r>
-          <m:t>80</m:t>
-        </m:r>
-        <m:r>
-          <m:rPr>
-            <m:sty m:val="p"/>
-          </m:rPr>
-          <m:t>%</m:t>
-        </m:r>
-      </m:oMath>
-      <w:r>
-        <w:t xml:space="preserve"> </w:t>
-      </w:r>
-      <w:r>
-        <w:t xml:space="preserve">vs. </w:t>
-      </w:r>
-      <m:oMath>
-        <m:r>
-          <m:t>100</m:t>
-        </m:r>
-        <m:r>
-          <m:rPr>
-            <m:sty m:val="p"/>
-          </m:rPr>
-          <m:t>%</m:t>
-        </m:r>
-      </m:oMath>
-      <w:r>
-        <w:t xml:space="preserve">). That residual gap is verified negative by the same two-arm contrast</w:t>
-      </w:r>
-      <w:r>
-        <w:t xml:space="preserve"> </w:t>
-      </w:r>
-      <w:r>
-        <w:t xml:space="preserve">used throughout,</w:t>
+        <w:t xml:space="preserve">alone the instructed superset lands on either side depending on the cell: below it on</w:t>
+      </w:r>
+      <w:r>
+        <w:t xml:space="preserve"> </w:t>
+      </w:r>
+      <w:r>
+        <w:rPr>
+          <w:rStyle w:val="VerbatimChar"/>
+        </w:rPr>
+        <w:t xml:space="preserve">api_post_ok</w:t>
+      </w:r>
+      <w:r>
+        <w:t xml:space="preserve"> </w:t>
+      </w:r>
+      <w:r>
+        <w:t xml:space="preserve">(</w:t>
+      </w:r>
+      <m:oMath>
+        <m:r>
+          <m:t>33</m:t>
+        </m:r>
+        <m:r>
+          <m:rPr>
+            <m:sty m:val="p"/>
+          </m:rPr>
+          <m:t>/</m:t>
+        </m:r>
+        <m:r>
+          <m:t>40</m:t>
+        </m:r>
+      </m:oMath>
+      <w:r>
+        <w:t xml:space="preserve"> </w:t>
+      </w:r>
+      <w:r>
+        <w:t xml:space="preserve">against</w:t>
+      </w:r>
+      <w:r>
+        <w:t xml:space="preserve"> </w:t>
+      </w:r>
+      <m:oMath>
+        <m:r>
+          <m:t>39</m:t>
+        </m:r>
+        <m:r>
+          <m:rPr>
+            <m:sty m:val="p"/>
+          </m:rPr>
+          <m:t>/</m:t>
+        </m:r>
+        <m:r>
+          <m:t>40</m:t>
+        </m:r>
+      </m:oMath>
+      <w:r>
+        <w:t xml:space="preserve">,</w:t>
       </w:r>
       <w:r>
         <w:t xml:space="preserve"> </w:t>
@@ -60448,57 +61476,233 @@
           <m:t>−</m:t>
         </m:r>
         <m:r>
+          <m:t>0.15</m:t>
+        </m:r>
+      </m:oMath>
+      <w:r>
+        <w:t xml:space="preserve">, bounds</w:t>
+      </w:r>
+      <w:r>
+        <w:t xml:space="preserve"> </w:t>
+      </w:r>
+      <m:oMath>
+        <m:r>
+          <m:rPr>
+            <m:sty m:val="p"/>
+          </m:rPr>
+          <m:t>[</m:t>
+        </m:r>
+        <m:r>
+          <m:rPr>
+            <m:sty m:val="p"/>
+          </m:rPr>
+          <m:t>−</m:t>
+        </m:r>
+        <m:r>
+          <m:t>0.30</m:t>
+        </m:r>
+        <m:r>
+          <m:rPr>
+            <m:sty m:val="p"/>
+          </m:rPr>
+          <m:t>,</m:t>
+        </m:r>
+        <m:r>
+          <m:rPr>
+            <m:sty m:val="p"/>
+          </m:rPr>
+          <m:t>+</m:t>
+        </m:r>
+        <m:r>
+          <m:t>0.02</m:t>
+        </m:r>
+        <m:r>
+          <m:rPr>
+            <m:sty m:val="p"/>
+          </m:rPr>
+          <m:t>]</m:t>
+        </m:r>
+      </m:oMath>
+      <w:r>
+        <w:t xml:space="preserve">, so not</w:t>
+      </w:r>
+      <w:r>
+        <w:t xml:space="preserve"> </w:t>
+      </w:r>
+      <w:r>
+        <w:t xml:space="preserve">verified at the margin) and above it on</w:t>
+      </w:r>
+      <w:r>
+        <w:t xml:space="preserve"> </w:t>
+      </w:r>
+      <w:r>
+        <w:rPr>
+          <w:rStyle w:val="VerbatimChar"/>
+        </w:rPr>
+        <w:t xml:space="preserve">api_argorder</w:t>
+      </w:r>
+      <w:r>
+        <w:t xml:space="preserve"> </w:t>
+      </w:r>
+      <w:r>
+        <w:t xml:space="preserve">(</w:t>
+      </w:r>
+      <m:oMath>
+        <m:r>
+          <m:t>39</m:t>
+        </m:r>
+        <m:r>
+          <m:rPr>
+            <m:sty m:val="p"/>
+          </m:rPr>
+          <m:t>/</m:t>
+        </m:r>
+        <m:r>
+          <m:t>40</m:t>
+        </m:r>
+      </m:oMath>
+      <w:r>
+        <w:t xml:space="preserve"> </w:t>
+      </w:r>
+      <w:r>
+        <w:t xml:space="preserve">against</w:t>
+      </w:r>
+      <w:r>
+        <w:t xml:space="preserve"> </w:t>
+      </w:r>
+      <m:oMath>
+        <m:r>
+          <m:t>31</m:t>
+        </m:r>
+        <m:r>
+          <m:rPr>
+            <m:sty m:val="p"/>
+          </m:rPr>
+          <m:t>/</m:t>
+        </m:r>
+        <m:r>
+          <m:t>40</m:t>
+        </m:r>
+      </m:oMath>
+      <w:r>
+        <w:t xml:space="preserve">,</w:t>
+      </w:r>
+      <w:r>
+        <w:t xml:space="preserve"> </w:t>
+      </w:r>
+      <m:oMath>
+        <m:sSub>
+          <m:e>
+            <m:r>
+              <m:rPr>
+                <m:sty m:val="p"/>
+              </m:rPr>
+              <m:t>Δ</m:t>
+            </m:r>
+          </m:e>
+          <m:sub>
+            <m:r>
+              <m:t>T</m:t>
+            </m:r>
+          </m:sub>
+        </m:sSub>
+        <m:r>
+          <m:rPr>
+            <m:sty m:val="p"/>
+          </m:rPr>
+          <m:t>=</m:t>
+        </m:r>
+        <m:r>
+          <m:rPr>
+            <m:sty m:val="p"/>
+          </m:rPr>
+          <m:t>+</m:t>
+        </m:r>
+        <m:r>
           <m:t>0.20</m:t>
         </m:r>
       </m:oMath>
       <w:r>
-        <w:t xml:space="preserve"> </w:t>
-      </w:r>
-      <w:r>
-        <w:t xml:space="preserve">with upper bound</w:t>
-      </w:r>
-      <w:r>
-        <w:t xml:space="preserve"> </w:t>
-      </w:r>
-      <m:oMath>
-        <m:r>
-          <m:rPr>
-            <m:sty m:val="p"/>
-          </m:rPr>
-          <m:t>−</m:t>
-        </m:r>
-        <m:r>
-          <m:t>0.03</m:t>
-        </m:r>
-      </m:oMath>
-      <w:r>
-        <w:t xml:space="preserve">, but it falls far short of the harm</w:t>
-      </w:r>
-      <w:r>
-        <w:t xml:space="preserve"> </w:t>
-      </w:r>
-      <w:r>
-        <w:t xml:space="preserve">margin</w:t>
-      </w:r>
-      <w:r>
-        <w:t xml:space="preserve"> </w:t>
-      </w:r>
-      <m:oMath>
-        <m:r>
-          <m:t>τ</m:t>
-        </m:r>
-        <m:r>
-          <m:rPr>
-            <m:sty m:val="p"/>
-          </m:rPr>
-          <m:t>=</m:t>
-        </m:r>
-        <m:r>
-          <m:t>0.30</m:t>
-        </m:r>
-      </m:oMath>
-      <w:r>
-        <w:t xml:space="preserve">: the instruction removes the collapse without closing the gap. We pre-commit to the two readings jointly. First, the harm is substantially mediated by</w:t>
+        <w:t xml:space="preserve">, bounds</w:t>
+      </w:r>
+      <w:r>
+        <w:t xml:space="preserve"> </w:t>
+      </w:r>
+      <m:oMath>
+        <m:r>
+          <m:rPr>
+            <m:sty m:val="p"/>
+          </m:rPr>
+          <m:t>[</m:t>
+        </m:r>
+        <m:r>
+          <m:rPr>
+            <m:sty m:val="p"/>
+          </m:rPr>
+          <m:t>+</m:t>
+        </m:r>
+        <m:r>
+          <m:t>0.009</m:t>
+        </m:r>
+        <m:r>
+          <m:rPr>
+            <m:sty m:val="p"/>
+          </m:rPr>
+          <m:t>,</m:t>
+        </m:r>
+        <m:r>
+          <m:rPr>
+            <m:sty m:val="p"/>
+          </m:rPr>
+          <m:t>+</m:t>
+        </m:r>
+        <m:r>
+          <m:t>0.35</m:t>
+        </m:r>
+        <m:r>
+          <m:rPr>
+            <m:sty m:val="p"/>
+          </m:rPr>
+          <m:t>]</m:t>
+        </m:r>
+      </m:oMath>
+      <w:r>
+        <w:t xml:space="preserve">, a lower bound that clears zero by very little). The</w:t>
+      </w:r>
+      <w:r>
+        <w:t xml:space="preserve"> </w:t>
+      </w:r>
+      <w:r>
+        <w:t xml:space="preserve">instruction removes the collapse; whether it also closes the gap to</w:t>
+      </w:r>
+      <w:r>
+        <w:t xml:space="preserve"> </w:t>
+      </w:r>
+      <m:oMath>
+        <m:sSub>
+          <m:e>
+            <m:r>
+              <m:t>W</m:t>
+            </m:r>
+          </m:e>
+          <m:sub>
+            <m:r>
+              <m:t>1</m:t>
+            </m:r>
+          </m:sub>
+        </m:sSub>
+      </m:oMath>
+      <w:r>
+        <w:t xml:space="preserve"> </w:t>
+      </w:r>
+      <w:r>
+        <w:t xml:space="preserve">alone is cell-dependent</w:t>
+      </w:r>
+      <w:r>
+        <w:t xml:space="preserve"> </w:t>
+      </w:r>
+      <w:r>
+        <w:t xml:space="preserve">on this record. We pre-commit to the two readings jointly. First, the harm is substantially mediated by</w:t>
       </w:r>
       <w:r>
         <w:t xml:space="preserve"> </w:t>
@@ -60597,35 +61801,76 @@
         <w:t xml:space="preserve"> </w:t>
       </w:r>
       <w:r>
-        <w:t xml:space="preserve">Theorem 3 concerns the base rule and is unaffected, and even under the</w:t>
-      </w:r>
-      <w:r>
-        <w:t xml:space="preserve"> </w:t>
-      </w:r>
-      <w:r>
-        <w:t xml:space="preserve">instructed rule, keeping the dominated signal is at best equal and directionally worse than</w:t>
-      </w:r>
-      <w:r>
-        <w:t xml:space="preserve"> </w:t>
-      </w:r>
-      <w:r>
-        <w:t xml:space="preserve">dropping it, so the selection-level conclusion, keep the non-dominated set rather than forcing</w:t>
-      </w:r>
-      <w:r>
-        <w:t xml:space="preserve"> </w:t>
-      </w:r>
-      <w:r>
-        <w:t xml:space="preserve">the superset, survives the ablation intact.</w:t>
+        <w:t xml:space="preserve">Theorem 3 concerns the base rule and is unaffected. What the ablation does not</w:t>
+      </w:r>
+      <w:r>
+        <w:t xml:space="preserve"> </w:t>
+      </w:r>
+      <w:r>
+        <w:t xml:space="preserve">settle is the selection-level question under the instructed rule: the instructed superset sits</w:t>
+      </w:r>
+      <w:r>
+        <w:t xml:space="preserve"> </w:t>
+      </w:r>
+      <w:r>
+        <w:t xml:space="preserve">below</w:t>
+      </w:r>
+      <w:r>
+        <w:t xml:space="preserve"> </w:t>
+      </w:r>
+      <m:oMath>
+        <m:sSub>
+          <m:e>
+            <m:r>
+              <m:t>W</m:t>
+            </m:r>
+          </m:e>
+          <m:sub>
+            <m:r>
+              <m:t>1</m:t>
+            </m:r>
+          </m:sub>
+        </m:sSub>
+      </m:oMath>
+      <w:r>
+        <w:t xml:space="preserve"> </w:t>
+      </w:r>
+      <w:r>
+        <w:t xml:space="preserve">alone on one cell and above it on the other, so on this record keeping the dominated</w:t>
+      </w:r>
+      <w:r>
+        <w:t xml:space="preserve"> </w:t>
+      </w:r>
+      <w:r>
+        <w:t xml:space="preserve">signal is neither uniformly worse nor uniformly better than dropping it once routing knowledge is</w:t>
+      </w:r>
+      <w:r>
+        <w:t xml:space="preserve"> </w:t>
+      </w:r>
+      <w:r>
+        <w:t xml:space="preserve">supplied. What the record does support is narrower: without that knowledge, forcing the superset</w:t>
+      </w:r>
+      <w:r>
+        <w:t xml:space="preserve"> </w:t>
+      </w:r>
+      <w:r>
+        <w:t xml:space="preserve">is verified harmful, and supplying it requires the coordinate structure the partial order</w:t>
+      </w:r>
+      <w:r>
+        <w:t xml:space="preserve"> </w:t>
+      </w:r>
+      <w:r>
+        <w:t xml:space="preserve">formalizes.</w:t>
       </w:r>
     </w:p>
     <w:bookmarkEnd w:id="139"/>
-    <w:bookmarkStart w:id="140" w:name="Xbb3bf0e6ff780408889ccfec61f731a5b2072ac"/>
+    <w:bookmarkStart w:id="140" w:name="Xbf74051c231d8f5334cdbb8a3972387ec2ab08e"/>
     <w:p>
       <w:pPr>
         <w:pStyle w:val="Heading4"/>
       </w:pPr>
       <w:r>
-        <w:t xml:space="preserve">A structured-context ablation: labeled XML segmentation mitigates only weakly.</w:t>
+        <w:t xml:space="preserve">A structured-context ablation: labeled XML segmentation does not mitigate.</w:t>
       </w:r>
     </w:p>
     <w:p>
@@ -60799,34 +62044,8 @@
       <w:r>
         <w:t xml:space="preserve"> </w:t>
       </w:r>
-      <w:r>
-        <w:rPr>
-          <w:rStyle w:val="VerbatimChar"/>
-        </w:rPr>
-        <w:t xml:space="preserve">api_argorder</w:t>
-      </w:r>
-      <w:r>
-        <w:t xml:space="preserve"> </w:t>
-      </w:r>
-      <m:oMath>
-        <m:r>
-          <m:t>0</m:t>
-        </m:r>
-        <m:r>
-          <m:rPr>
-            <m:sty m:val="p"/>
-          </m:rPr>
-          <m:t>%</m:t>
-        </m:r>
-      </m:oMath>
-      <w:r>
-        <w:t xml:space="preserve"> </w:t>
-      </w:r>
-      <w:r>
-        <w:t xml:space="preserve">(vs. </w:t>
-      </w:r>
-      <m:oMath>
-        <m:sSub>
+      <m:oMath>
+        <m:sSubSup>
           <m:e>
             <m:r>
               <m:t>W</m:t>
@@ -60843,357 +62062,6 @@
               <m:t>+</m:t>
             </m:r>
           </m:sub>
-        </m:sSub>
-      </m:oMath>
-      <w:r>
-        <w:t xml:space="preserve"> </w:t>
-      </w:r>
-      <m:oMath>
-        <m:r>
-          <m:t>0</m:t>
-        </m:r>
-        <m:r>
-          <m:rPr>
-            <m:sty m:val="p"/>
-          </m:rPr>
-          <m:t>%</m:t>
-        </m:r>
-      </m:oMath>
-      <w:r>
-        <w:t xml:space="preserve">,</w:t>
-      </w:r>
-      <w:r>
-        <w:t xml:space="preserve"> </w:t>
-      </w:r>
-      <m:oMath>
-        <m:sSubSup>
-          <m:e>
-            <m:r>
-              <m:t>W</m:t>
-            </m:r>
-          </m:e>
-          <m:sub>
-            <m:r>
-              <m:t>1</m:t>
-            </m:r>
-            <m:r>
-              <m:rPr>
-                <m:sty m:val="p"/>
-              </m:rPr>
-              <m:t>+</m:t>
-            </m:r>
-          </m:sub>
-          <m:sup>
-            <m:r>
-              <m:rPr>
-                <m:sty m:val="p"/>
-              </m:rPr>
-              <m:t>i</m:t>
-            </m:r>
-            <m:r>
-              <m:rPr>
-                <m:sty m:val="p"/>
-              </m:rPr>
-              <m:t>n</m:t>
-            </m:r>
-            <m:r>
-              <m:rPr>
-                <m:sty m:val="p"/>
-              </m:rPr>
-              <m:t>s</m:t>
-            </m:r>
-            <m:r>
-              <m:rPr>
-                <m:sty m:val="p"/>
-              </m:rPr>
-              <m:t>t</m:t>
-            </m:r>
-            <m:r>
-              <m:rPr>
-                <m:sty m:val="p"/>
-              </m:rPr>
-              <m:t>r</m:t>
-            </m:r>
-          </m:sup>
-        </m:sSubSup>
-      </m:oMath>
-      <w:r>
-        <w:t xml:space="preserve"> </w:t>
-      </w:r>
-      <m:oMath>
-        <m:r>
-          <m:t>80</m:t>
-        </m:r>
-        <m:r>
-          <m:rPr>
-            <m:sty m:val="p"/>
-          </m:rPr>
-          <m:t>%</m:t>
-        </m:r>
-      </m:oMath>
-      <w:r>
-        <w:t xml:space="preserve">,</w:t>
-      </w:r>
-      <w:r>
-        <w:t xml:space="preserve"> </w:t>
-      </w:r>
-      <m:oMath>
-        <m:sSub>
-          <m:e>
-            <m:r>
-              <m:t>W</m:t>
-            </m:r>
-          </m:e>
-          <m:sub>
-            <m:r>
-              <m:t>1</m:t>
-            </m:r>
-          </m:sub>
-        </m:sSub>
-      </m:oMath>
-      <w:r>
-        <w:t xml:space="preserve"> </w:t>
-      </w:r>
-      <m:oMath>
-        <m:r>
-          <m:t>100</m:t>
-        </m:r>
-        <m:r>
-          <m:rPr>
-            <m:sty m:val="p"/>
-          </m:rPr>
-          <m:t>%</m:t>
-        </m:r>
-      </m:oMath>
-      <w:r>
-        <w:t xml:space="preserve">) and</w:t>
-      </w:r>
-      <w:r>
-        <w:t xml:space="preserve"> </w:t>
-      </w:r>
-      <w:r>
-        <w:rPr>
-          <w:rStyle w:val="VerbatimChar"/>
-        </w:rPr>
-        <w:t xml:space="preserve">api_post_ok</w:t>
-      </w:r>
-      <w:r>
-        <w:t xml:space="preserve"> </w:t>
-      </w:r>
-      <m:oMath>
-        <m:r>
-          <m:t>25</m:t>
-        </m:r>
-        <m:r>
-          <m:rPr>
-            <m:sty m:val="p"/>
-          </m:rPr>
-          <m:t>%</m:t>
-        </m:r>
-      </m:oMath>
-      <w:r>
-        <w:t xml:space="preserve"> </w:t>
-      </w:r>
-      <w:r>
-        <w:t xml:space="preserve">(vs. </w:t>
-      </w:r>
-      <m:oMath>
-        <m:r>
-          <m:t>12</m:t>
-        </m:r>
-        <m:r>
-          <m:rPr>
-            <m:sty m:val="p"/>
-          </m:rPr>
-          <m:t>%</m:t>
-        </m:r>
-      </m:oMath>
-      <w:r>
-        <w:t xml:space="preserve">,</w:t>
-      </w:r>
-      <w:r>
-        <w:t xml:space="preserve"> </w:t>
-      </w:r>
-      <m:oMath>
-        <m:r>
-          <m:t>68</m:t>
-        </m:r>
-        <m:r>
-          <m:rPr>
-            <m:sty m:val="p"/>
-          </m:rPr>
-          <m:t>%</m:t>
-        </m:r>
-      </m:oMath>
-      <w:r>
-        <w:t xml:space="preserve">,</w:t>
-      </w:r>
-      <w:r>
-        <w:t xml:space="preserve"> </w:t>
-      </w:r>
-      <m:oMath>
-        <m:r>
-          <m:t>57</m:t>
-        </m:r>
-        <m:r>
-          <m:rPr>
-            <m:sty m:val="p"/>
-          </m:rPr>
-          <m:t>%</m:t>
-        </m:r>
-      </m:oMath>
-      <w:r>
-        <w:t xml:space="preserve">). The structure-only mitigation is separated from the raw superset on the carrying</w:t>
-      </w:r>
-      <w:r>
-        <w:t xml:space="preserve"> </w:t>
-      </w:r>
-      <w:r>
-        <w:t xml:space="preserve">cell (exact</w:t>
-      </w:r>
-      <w:r>
-        <w:t xml:space="preserve"> </w:t>
-      </w:r>
-      <m:oMath>
-        <m:r>
-          <m:t>95</m:t>
-        </m:r>
-        <m:r>
-          <m:rPr>
-            <m:sty m:val="p"/>
-          </m:rPr>
-          <m:t>%</m:t>
-        </m:r>
-      </m:oMath>
-      <w:r>
-        <w:t xml:space="preserve"> </w:t>
-      </w:r>
-      <w:r>
-        <w:t xml:space="preserve">intervals</w:t>
-      </w:r>
-      <w:r>
-        <w:t xml:space="preserve"> </w:t>
-      </w:r>
-      <m:oMath>
-        <m:r>
-          <m:rPr>
-            <m:sty m:val="p"/>
-          </m:rPr>
-          <m:t>[</m:t>
-        </m:r>
-        <m:r>
-          <m:t>0.293</m:t>
-        </m:r>
-        <m:r>
-          <m:rPr>
-            <m:sty m:val="p"/>
-          </m:rPr>
-          <m:t>,</m:t>
-        </m:r>
-        <m:r>
-          <m:t>0.615</m:t>
-        </m:r>
-        <m:r>
-          <m:rPr>
-            <m:sty m:val="p"/>
-          </m:rPr>
-          <m:t>]</m:t>
-        </m:r>
-      </m:oMath>
-      <w:r>
-        <w:t xml:space="preserve"> </w:t>
-      </w:r>
-      <w:r>
-        <w:t xml:space="preserve">vs. </w:t>
-      </w:r>
-      <m:oMath>
-        <m:r>
-          <m:rPr>
-            <m:sty m:val="p"/>
-          </m:rPr>
-          <m:t>[</m:t>
-        </m:r>
-        <m:r>
-          <m:t>0.001</m:t>
-        </m:r>
-        <m:r>
-          <m:rPr>
-            <m:sty m:val="p"/>
-          </m:rPr>
-          <m:t>,</m:t>
-        </m:r>
-        <m:r>
-          <m:t>0.132</m:t>
-        </m:r>
-        <m:r>
-          <m:rPr>
-            <m:sty m:val="p"/>
-          </m:rPr>
-          <m:t>]</m:t>
-        </m:r>
-      </m:oMath>
-      <w:r>
-        <w:t xml:space="preserve">) but remains far below</w:t>
-      </w:r>
-      <w:r>
-        <w:t xml:space="preserve"> </w:t>
-      </w:r>
-      <m:oMath>
-        <m:sSub>
-          <m:e>
-            <m:r>
-              <m:t>W</m:t>
-            </m:r>
-          </m:e>
-          <m:sub>
-            <m:r>
-              <m:t>1</m:t>
-            </m:r>
-          </m:sub>
-        </m:sSub>
-      </m:oMath>
-      <w:r>
-        <w:t xml:space="preserve"> </w:t>
-      </w:r>
-      <w:r>
-        <w:t xml:space="preserve">alone; on</w:t>
-      </w:r>
-      <w:r>
-        <w:t xml:space="preserve"> </w:t>
-      </w:r>
-      <w:r>
-        <w:rPr>
-          <w:rStyle w:val="VerbatimChar"/>
-        </w:rPr>
-        <w:t xml:space="preserve">api_post_ok</w:t>
-      </w:r>
-      <w:r>
-        <w:t xml:space="preserve"> </w:t>
-      </w:r>
-      <w:r>
-        <w:t xml:space="preserve">it is not separated from the raw superset. Protocol note: the</w:t>
-      </w:r>
-      <w:r>
-        <w:t xml:space="preserve"> </w:t>
-      </w:r>
-      <m:oMath>
-        <m:sSubSup>
-          <m:e>
-            <m:r>
-              <m:t>W</m:t>
-            </m:r>
-          </m:e>
-          <m:sub>
-            <m:r>
-              <m:t>1</m:t>
-            </m:r>
-            <m:r>
-              <m:rPr>
-                <m:sty m:val="p"/>
-              </m:rPr>
-              <m:t>+</m:t>
-            </m:r>
-          </m:sub>
           <m:sup>
             <m:r>
               <m:rPr>
@@ -61220,88 +62088,336 @@
         <w:t xml:space="preserve"> </w:t>
       </w:r>
       <w:r>
-        <w:t xml:space="preserve">arm was measured in a clean arm-only re-run (its arm in the first run was</w:t>
-      </w:r>
-      <w:r>
-        <w:t xml:space="preserve"> </w:t>
-      </w:r>
-      <w:r>
-        <w:t xml:space="preserve">invalidated by a transport-failure window and scored no completions; the re-run had zero</w:t>
-      </w:r>
-      <w:r>
-        <w:t xml:space="preserve"> </w:t>
-      </w:r>
-      <w:r>
-        <w:t xml:space="preserve">transport errors), so its comparison against same-day baseline arms is across runs rather than</w:t>
-      </w:r>
-      <w:r>
-        <w:t xml:space="preserve"> </w:t>
-      </w:r>
-      <w:r>
-        <w:t xml:space="preserve">within one run. The resulting mitigation hierarchy, raw superset</w:t>
-      </w:r>
-      <w:r>
-        <w:t xml:space="preserve"> </w:t>
-      </w:r>
-      <m:oMath>
-        <m:r>
-          <m:rPr>
-            <m:sty m:val="p"/>
-          </m:rPr>
-          <m:t>&lt;</m:t>
-        </m:r>
-      </m:oMath>
-      <w:r>
-        <w:t xml:space="preserve"> </w:t>
-      </w:r>
-      <w:r>
-        <w:t xml:space="preserve">structure</w:t>
-      </w:r>
-      <w:r>
-        <w:t xml:space="preserve"> </w:t>
-      </w:r>
-      <m:oMath>
-        <m:r>
-          <m:rPr>
-            <m:sty m:val="p"/>
-          </m:rPr>
-          <m:t>&lt;</m:t>
-        </m:r>
-      </m:oMath>
-      <w:r>
-        <w:t xml:space="preserve"> </w:t>
-      </w:r>
-      <w:r>
-        <w:t xml:space="preserve">routing</w:t>
-      </w:r>
-      <w:r>
-        <w:t xml:space="preserve"> </w:t>
-      </w:r>
-      <m:oMath>
-        <m:r>
-          <m:rPr>
-            <m:sty m:val="p"/>
-          </m:rPr>
-          <m:t>&lt;</m:t>
-        </m:r>
-      </m:oMath>
-      <w:r>
-        <w:t xml:space="preserve"> </w:t>
-      </w:r>
-      <w:r>
-        <w:t xml:space="preserve">dropping the</w:t>
-      </w:r>
-      <w:r>
-        <w:t xml:space="preserve"> </w:t>
-      </w:r>
-      <w:r>
-        <w:t xml:space="preserve">dominated signal, is consistent with the operative variable being convention-to-task routing</w:t>
-      </w:r>
-      <w:r>
-        <w:t xml:space="preserve"> </w:t>
-      </w:r>
-      <w:r>
-        <w:t xml:space="preserve">rather than segmentation alone; as in Section 8.3 this localization is an</w:t>
+        <w:t xml:space="preserve">scores</w:t>
+      </w:r>
+      <w:r>
+        <w:t xml:space="preserve"> </w:t>
+      </w:r>
+      <m:oMath>
+        <m:r>
+          <m:t>0</m:t>
+        </m:r>
+        <m:r>
+          <m:rPr>
+            <m:sty m:val="p"/>
+          </m:rPr>
+          <m:t>/</m:t>
+        </m:r>
+        <m:r>
+          <m:t>40</m:t>
+        </m:r>
+      </m:oMath>
+      <w:r>
+        <w:t xml:space="preserve"> </w:t>
+      </w:r>
+      <w:r>
+        <w:t xml:space="preserve">on both collapse cells, exactly the raw superset’s result,</w:t>
+      </w:r>
+      <w:r>
+        <w:t xml:space="preserve"> </w:t>
+      </w:r>
+      <w:r>
+        <w:t xml:space="preserve">so labelled segmentation without a routing statement is not separated from the superset anywhere</w:t>
+      </w:r>
+      <w:r>
+        <w:t xml:space="preserve"> </w:t>
+      </w:r>
+      <w:r>
+        <w:t xml:space="preserve">(both</w:t>
+      </w:r>
+      <w:r>
+        <w:t xml:space="preserve"> </w:t>
+      </w:r>
+      <m:oMath>
+        <m:r>
+          <m:t>95</m:t>
+        </m:r>
+        <m:r>
+          <m:rPr>
+            <m:sty m:val="p"/>
+          </m:rPr>
+          <m:t>%</m:t>
+        </m:r>
+      </m:oMath>
+      <w:r>
+        <w:t xml:space="preserve"> </w:t>
+      </w:r>
+      <w:r>
+        <w:t xml:space="preserve">intervals</w:t>
+      </w:r>
+      <w:r>
+        <w:t xml:space="preserve"> </w:t>
+      </w:r>
+      <m:oMath>
+        <m:r>
+          <m:rPr>
+            <m:sty m:val="p"/>
+          </m:rPr>
+          <m:t>[</m:t>
+        </m:r>
+        <m:r>
+          <m:t>0.000</m:t>
+        </m:r>
+        <m:r>
+          <m:rPr>
+            <m:sty m:val="p"/>
+          </m:rPr>
+          <m:t>,</m:t>
+        </m:r>
+        <m:r>
+          <m:t>0.088</m:t>
+        </m:r>
+        <m:r>
+          <m:rPr>
+            <m:sty m:val="p"/>
+          </m:rPr>
+          <m:t>]</m:t>
+        </m:r>
+      </m:oMath>
+      <w:r>
+        <w:t xml:space="preserve">). The routing note is separated from both on both cells:</w:t>
+      </w:r>
+      <w:r>
+        <w:t xml:space="preserve"> </w:t>
+      </w:r>
+      <m:oMath>
+        <m:r>
+          <m:t>33</m:t>
+        </m:r>
+        <m:r>
+          <m:rPr>
+            <m:sty m:val="p"/>
+          </m:rPr>
+          <m:t>/</m:t>
+        </m:r>
+        <m:r>
+          <m:t>40</m:t>
+        </m:r>
+      </m:oMath>
+      <w:r>
+        <w:t xml:space="preserve"> </w:t>
+      </w:r>
+      <w:r>
+        <w:t xml:space="preserve">on</w:t>
+      </w:r>
+      <w:r>
+        <w:t xml:space="preserve"> </w:t>
+      </w:r>
+      <w:r>
+        <w:rPr>
+          <w:rStyle w:val="VerbatimChar"/>
+        </w:rPr>
+        <w:t xml:space="preserve">api_post_ok</w:t>
+      </w:r>
+      <w:r>
+        <w:t xml:space="preserve"> </w:t>
+      </w:r>
+      <w:r>
+        <w:t xml:space="preserve">(</w:t>
+      </w:r>
+      <m:oMath>
+        <m:r>
+          <m:rPr>
+            <m:sty m:val="p"/>
+          </m:rPr>
+          <m:t>[</m:t>
+        </m:r>
+        <m:r>
+          <m:t>0.672</m:t>
+        </m:r>
+        <m:r>
+          <m:rPr>
+            <m:sty m:val="p"/>
+          </m:rPr>
+          <m:t>,</m:t>
+        </m:r>
+        <m:r>
+          <m:t>0.927</m:t>
+        </m:r>
+        <m:r>
+          <m:rPr>
+            <m:sty m:val="p"/>
+          </m:rPr>
+          <m:t>]</m:t>
+        </m:r>
+      </m:oMath>
+      <w:r>
+        <w:t xml:space="preserve">) and</w:t>
+      </w:r>
+      <w:r>
+        <w:t xml:space="preserve"> </w:t>
+      </w:r>
+      <m:oMath>
+        <m:r>
+          <m:t>39</m:t>
+        </m:r>
+        <m:r>
+          <m:rPr>
+            <m:sty m:val="p"/>
+          </m:rPr>
+          <m:t>/</m:t>
+        </m:r>
+        <m:r>
+          <m:t>40</m:t>
+        </m:r>
+      </m:oMath>
+      <w:r>
+        <w:t xml:space="preserve"> </w:t>
+      </w:r>
+      <w:r>
+        <w:t xml:space="preserve">on</w:t>
+      </w:r>
+      <w:r>
+        <w:t xml:space="preserve"> </w:t>
+      </w:r>
+      <w:r>
+        <w:rPr>
+          <w:rStyle w:val="VerbatimChar"/>
+        </w:rPr>
+        <w:t xml:space="preserve">api_argorder</w:t>
+      </w:r>
+      <w:r>
+        <w:t xml:space="preserve"> </w:t>
+      </w:r>
+      <w:r>
+        <w:t xml:space="preserve">(</w:t>
+      </w:r>
+      <m:oMath>
+        <m:r>
+          <m:rPr>
+            <m:sty m:val="p"/>
+          </m:rPr>
+          <m:t>[</m:t>
+        </m:r>
+        <m:r>
+          <m:t>0.868</m:t>
+        </m:r>
+        <m:r>
+          <m:rPr>
+            <m:sty m:val="p"/>
+          </m:rPr>
+          <m:t>,</m:t>
+        </m:r>
+        <m:r>
+          <m:t>0.999</m:t>
+        </m:r>
+        <m:r>
+          <m:rPr>
+            <m:sty m:val="p"/>
+          </m:rPr>
+          <m:t>]</m:t>
+        </m:r>
+      </m:oMath>
+      <w:r>
+        <w:t xml:space="preserve">). On</w:t>
+      </w:r>
+      <w:r>
+        <w:t xml:space="preserve"> </w:t>
+      </w:r>
+      <w:r>
+        <w:rPr>
+          <w:rStyle w:val="VerbatimChar"/>
+        </w:rPr>
+        <w:t xml:space="preserve">api_argorder</w:t>
+      </w:r>
+      <w:r>
+        <w:t xml:space="preserve"> </w:t>
+      </w:r>
+      <w:r>
+        <w:t xml:space="preserve">the routing arm also exceeds this control’s own</w:t>
+      </w:r>
+      <w:r>
+        <w:t xml:space="preserve"> </w:t>
+      </w:r>
+      <m:oMath>
+        <m:sSub>
+          <m:e>
+            <m:r>
+              <m:t>W</m:t>
+            </m:r>
+          </m:e>
+          <m:sub>
+            <m:r>
+              <m:t>1</m:t>
+            </m:r>
+          </m:sub>
+        </m:sSub>
+      </m:oMath>
+      <w:r>
+        <w:t xml:space="preserve"> </w:t>
+      </w:r>
+      <w:r>
+        <w:t xml:space="preserve">baseline of</w:t>
+      </w:r>
+      <w:r>
+        <w:t xml:space="preserve"> </w:t>
+      </w:r>
+      <m:oMath>
+        <m:r>
+          <m:t>31</m:t>
+        </m:r>
+        <m:r>
+          <m:rPr>
+            <m:sty m:val="p"/>
+          </m:rPr>
+          <m:t>/</m:t>
+        </m:r>
+        <m:r>
+          <m:t>40</m:t>
+        </m:r>
+      </m:oMath>
+      <w:r>
+        <w:t xml:space="preserve"> </w:t>
+      </w:r>
+      <w:r>
+        <w:t xml:space="preserve">(</w:t>
+      </w:r>
+      <m:oMath>
+        <m:r>
+          <m:rPr>
+            <m:sty m:val="p"/>
+          </m:rPr>
+          <m:t>[</m:t>
+        </m:r>
+        <m:r>
+          <m:t>0.615</m:t>
+        </m:r>
+        <m:r>
+          <m:rPr>
+            <m:sty m:val="p"/>
+          </m:rPr>
+          <m:t>,</m:t>
+        </m:r>
+        <m:r>
+          <m:t>0.892</m:t>
+        </m:r>
+        <m:r>
+          <m:rPr>
+            <m:sty m:val="p"/>
+          </m:rPr>
+          <m:t>]</m:t>
+        </m:r>
+      </m:oMath>
+      <w:r>
+        <w:t xml:space="preserve">), so the ordering is not a graded ladder from</w:t>
+      </w:r>
+      <w:r>
+        <w:t xml:space="preserve"> </w:t>
+      </w:r>
+      <w:r>
+        <w:t xml:space="preserve">superset to dropping the dominated signal; what the arms separate is segmentation, which changes</w:t>
+      </w:r>
+      <w:r>
+        <w:t xml:space="preserve"> </w:t>
+      </w:r>
+      <w:r>
+        <w:t xml:space="preserve">nothing, from routing knowledge, which changes almost everything. As in</w:t>
+      </w:r>
+      <w:r>
+        <w:t xml:space="preserve"> </w:t>
+      </w:r>
+      <w:r>
+        <w:t xml:space="preserve">Section 8.3 this localization is an</w:t>
       </w:r>
       <w:r>
         <w:t xml:space="preserve"> </w:t>
@@ -61490,19 +62606,31 @@
         <w:t xml:space="preserve"> </w:t>
       </w:r>
       <w:r>
+        <w:t xml:space="preserve">“wire”</w:t>
+      </w:r>
+      <w:r>
+        <w:t xml:space="preserve"> </w:t>
+      </w:r>
+      <w:r>
+        <w:t xml:space="preserve">counts replies matching</w:t>
+      </w:r>
+      <w:r>
+        <w:t xml:space="preserve"> </w:t>
+      </w:r>
+      <w:r>
+        <w:t xml:space="preserve">the encoding rule below;</w:t>
+      </w:r>
+      <w:r>
+        <w:t xml:space="preserve"> </w:t>
+      </w:r>
+      <w:r>
         <w:t xml:space="preserve">“empty”</w:t>
       </w:r>
       <w:r>
         <w:t xml:space="preserve"> </w:t>
       </w:r>
       <w:r>
-        <w:t xml:space="preserve">counts replies from</w:t>
-      </w:r>
-      <w:r>
-        <w:t xml:space="preserve"> </w:t>
-      </w:r>
-      <w:r>
-        <w:t xml:space="preserve">which no code block could be extracted;</w:t>
+        <w:t xml:space="preserve">counts replies from which no code block could be extracted;</w:t>
       </w:r>
       <w:r>
         <w:t xml:space="preserve"> </w:t>
@@ -61514,13 +62642,25 @@
         <w:t xml:space="preserve"> </w:t>
       </w:r>
       <w:r>
-        <w:t xml:space="preserve">counts replies declining the task. Mean</w:t>
-      </w:r>
-      <w:r>
-        <w:t xml:space="preserve"> </w:t>
-      </w:r>
-      <w:r>
-        <w:t xml:space="preserve">length is in characters of the raw reply.</w:t>
+        <w:t xml:space="preserve">counts replies declining the task. Mean length is in characters of the extracted</w:t>
+      </w:r>
+      <w:r>
+        <w:t xml:space="preserve"> </w:t>
+      </w:r>
+      <w:r>
+        <w:t xml:space="preserve">code. Every column is reproduced by</w:t>
+      </w:r>
+      <w:r>
+        <w:t xml:space="preserve"> </w:t>
+      </w:r>
+      <w:r>
+        <w:rPr>
+          <w:rStyle w:val="VerbatimChar"/>
+        </w:rPr>
+        <w:t xml:space="preserve">harness/diag/retained_text_checks.py</w:t>
+      </w:r>
+      <w:r>
+        <w:t xml:space="preserve">.</w:t>
       </w:r>
     </w:p>
     <w:tbl>
@@ -61528,15 +62668,16 @@
         <w:tblStyle w:val="Table"/>
         <w:tblW w:type="auto" w:w="0"/>
         <w:tblLook w:firstRow="1" w:lastRow="0" w:firstColumn="0" w:lastColumn="0" w:noHBand="0" w:noVBand="0" w:val="0020"/>
-        <w:tblCaption w:val="Retained completions on the two collapse cells, n=40 per arm. “Import” counts replies carrying the import ledger line the task needs; “empty” counts replies from which no code block could be extracted; “refusal” counts replies declining the task. Mean length is in characters of the raw reply."/>
+        <w:tblCaption w:val="Retained completions on the two collapse cells, n=40 per arm. “Import” counts replies carrying the import ledger line the task needs; “wire” counts replies matching the encoding rule below; “empty” counts replies from which no code block could be extracted; “refusal” counts replies declining the task. Mean length is in characters of the extracted code. Every column is reproduced by harness/diag/retained_text_checks.py."/>
       </w:tblPr>
       <w:tblGrid>
-        <w:gridCol w:w="1320"/>
-        <w:gridCol w:w="1320"/>
-        <w:gridCol w:w="1320"/>
-        <w:gridCol w:w="1320"/>
-        <w:gridCol w:w="1320"/>
-        <w:gridCol w:w="1320"/>
+        <w:gridCol w:w="1131"/>
+        <w:gridCol w:w="1131"/>
+        <w:gridCol w:w="1131"/>
+        <w:gridCol w:w="1131"/>
+        <w:gridCol w:w="1131"/>
+        <w:gridCol w:w="1131"/>
+        <w:gridCol w:w="1131"/>
       </w:tblGrid>
       <w:tr>
         <w:trPr>
@@ -61599,6 +62740,18 @@
             </w:pPr>
             <w:r>
               <w:t xml:space="preserve">Import</w:t>
+            </w:r>
+          </w:p>
+        </w:tc>
+        <w:tc>
+          <w:tcPr/>
+          <w:p>
+            <w:pPr>
+              <w:pStyle w:val="Compact"/>
+              <w:jc w:val="center"/>
+            </w:pPr>
+            <w:r>
+              <w:t xml:space="preserve">Wire</w:t>
             </w:r>
           </w:p>
         </w:tc>
@@ -61696,6 +62849,32 @@
             <m:oMath>
               <m:r>
                 <m:t>40</m:t>
+              </m:r>
+              <m:r>
+                <m:rPr>
+                  <m:sty m:val="p"/>
+                </m:rPr>
+                <m:t>/</m:t>
+              </m:r>
+              <m:r>
+                <m:t>40</m:t>
+              </m:r>
+            </m:oMath>
+            <w:r>
+              <w:t xml:space="preserve">​</w:t>
+            </w:r>
+          </w:p>
+        </w:tc>
+        <w:tc>
+          <w:tcPr/>
+          <w:p>
+            <w:pPr>
+              <w:pStyle w:val="Compact"/>
+              <w:jc w:val="center"/>
+            </w:pPr>
+            <m:oMath>
+              <m:r>
+                <m:t>0</m:t>
               </m:r>
               <m:r>
                 <m:rPr>
@@ -61842,6 +63021,32 @@
             </w:pPr>
             <m:oMath>
               <m:r>
+                <m:t>40</m:t>
+              </m:r>
+              <m:r>
+                <m:rPr>
+                  <m:sty m:val="p"/>
+                </m:rPr>
+                <m:t>/</m:t>
+              </m:r>
+              <m:r>
+                <m:t>40</m:t>
+              </m:r>
+            </m:oMath>
+            <w:r>
+              <w:t xml:space="preserve">​</w:t>
+            </w:r>
+          </w:p>
+        </w:tc>
+        <w:tc>
+          <w:tcPr/>
+          <w:p>
+            <w:pPr>
+              <w:pStyle w:val="Compact"/>
+              <w:jc w:val="center"/>
+            </w:pPr>
+            <m:oMath>
+              <m:r>
                 <m:t>0</m:t>
               </m:r>
             </m:oMath>
@@ -61921,7 +63126,7 @@
             </w:pPr>
             <m:oMath>
               <m:r>
-                <m:t>466</m:t>
+                <m:t>459</m:t>
               </m:r>
             </m:oMath>
             <w:r>
@@ -61939,6 +63144,32 @@
             <m:oMath>
               <m:r>
                 <m:t>33</m:t>
+              </m:r>
+              <m:r>
+                <m:rPr>
+                  <m:sty m:val="p"/>
+                </m:rPr>
+                <m:t>/</m:t>
+              </m:r>
+              <m:r>
+                <m:t>40</m:t>
+              </m:r>
+            </m:oMath>
+            <w:r>
+              <w:t xml:space="preserve">​</w:t>
+            </w:r>
+          </w:p>
+        </w:tc>
+        <w:tc>
+          <w:tcPr/>
+          <w:p>
+            <w:pPr>
+              <w:pStyle w:val="Compact"/>
+              <w:jc w:val="center"/>
+            </w:pPr>
+            <m:oMath>
+              <m:r>
+                <m:t>0</m:t>
               </m:r>
               <m:r>
                 <m:rPr>
@@ -62042,7 +63273,33 @@
             </w:pPr>
             <m:oMath>
               <m:r>
-                <m:t>642</m:t>
+                <m:t>633</m:t>
+              </m:r>
+            </m:oMath>
+            <w:r>
+              <w:t xml:space="preserve">​</w:t>
+            </w:r>
+          </w:p>
+        </w:tc>
+        <w:tc>
+          <w:tcPr/>
+          <w:p>
+            <w:pPr>
+              <w:pStyle w:val="Compact"/>
+              <w:jc w:val="center"/>
+            </w:pPr>
+            <m:oMath>
+              <m:r>
+                <m:t>40</m:t>
+              </m:r>
+              <m:r>
+                <m:rPr>
+                  <m:sty m:val="p"/>
+                </m:rPr>
+                <m:t>/</m:t>
+              </m:r>
+              <m:r>
+                <m:t>40</m:t>
               </m:r>
             </m:oMath>
             <w:r>
@@ -62168,7 +63425,7 @@
             </w:pPr>
             <m:oMath>
               <m:r>
-                <m:t>93</m:t>
+                <m:t>94</m:t>
               </m:r>
             </m:oMath>
             <w:r>
@@ -62186,6 +63443,32 @@
             <m:oMath>
               <m:r>
                 <m:t>40</m:t>
+              </m:r>
+              <m:r>
+                <m:rPr>
+                  <m:sty m:val="p"/>
+                </m:rPr>
+                <m:t>/</m:t>
+              </m:r>
+              <m:r>
+                <m:t>40</m:t>
+              </m:r>
+            </m:oMath>
+            <w:r>
+              <w:t xml:space="preserve">​</w:t>
+            </w:r>
+          </w:p>
+        </w:tc>
+        <w:tc>
+          <w:tcPr/>
+          <w:p>
+            <w:pPr>
+              <w:pStyle w:val="Compact"/>
+              <w:jc w:val="center"/>
+            </w:pPr>
+            <m:oMath>
+              <m:r>
+                <m:t>0</m:t>
               </m:r>
               <m:r>
                 <m:rPr>
@@ -62289,7 +63572,33 @@
             </w:pPr>
             <m:oMath>
               <m:r>
-                <m:t>381</m:t>
+                <m:t>383</m:t>
+              </m:r>
+            </m:oMath>
+            <w:r>
+              <w:t xml:space="preserve">​</w:t>
+            </w:r>
+          </w:p>
+        </w:tc>
+        <w:tc>
+          <w:tcPr/>
+          <w:p>
+            <w:pPr>
+              <w:pStyle w:val="Compact"/>
+              <w:jc w:val="center"/>
+            </w:pPr>
+            <m:oMath>
+              <m:r>
+                <m:t>40</m:t>
+              </m:r>
+              <m:r>
+                <m:rPr>
+                  <m:sty m:val="p"/>
+                </m:rPr>
+                <m:t>/</m:t>
+              </m:r>
+              <m:r>
+                <m:t>40</m:t>
               </m:r>
             </m:oMath>
             <w:r>
@@ -62411,7 +63720,7 @@
             </w:pPr>
             <m:oMath>
               <m:r>
-                <m:t>178</m:t>
+                <m:t>180</m:t>
               </m:r>
             </m:oMath>
             <w:r>
@@ -62429,6 +63738,32 @@
             <m:oMath>
               <m:r>
                 <m:t>40</m:t>
+              </m:r>
+              <m:r>
+                <m:rPr>
+                  <m:sty m:val="p"/>
+                </m:rPr>
+                <m:t>/</m:t>
+              </m:r>
+              <m:r>
+                <m:t>40</m:t>
+              </m:r>
+            </m:oMath>
+            <w:r>
+              <w:t xml:space="preserve">​</w:t>
+            </w:r>
+          </w:p>
+        </w:tc>
+        <w:tc>
+          <w:tcPr/>
+          <w:p>
+            <w:pPr>
+              <w:pStyle w:val="Compact"/>
+              <w:jc w:val="center"/>
+            </w:pPr>
+            <m:oMath>
+              <m:r>
+                <m:t>0</m:t>
               </m:r>
               <m:r>
                 <m:rPr>
@@ -62532,7 +63867,33 @@
             </w:pPr>
             <m:oMath>
               <m:r>
-                <m:t>251</m:t>
+                <m:t>253</m:t>
+              </m:r>
+            </m:oMath>
+            <w:r>
+              <w:t xml:space="preserve">​</w:t>
+            </w:r>
+          </w:p>
+        </w:tc>
+        <w:tc>
+          <w:tcPr/>
+          <w:p>
+            <w:pPr>
+              <w:pStyle w:val="Compact"/>
+              <w:jc w:val="center"/>
+            </w:pPr>
+            <m:oMath>
+              <m:r>
+                <m:t>40</m:t>
+              </m:r>
+              <m:r>
+                <m:rPr>
+                  <m:sty m:val="p"/>
+                </m:rPr>
+                <m:t>/</m:t>
+              </m:r>
+              <m:r>
+                <m:t>40</m:t>
               </m:r>
             </m:oMath>
             <w:r>
@@ -62658,7 +64019,7 @@
             </w:pPr>
             <m:oMath>
               <m:r>
-                <m:t>92</m:t>
+                <m:t>93</m:t>
               </m:r>
             </m:oMath>
             <w:r>
@@ -62676,6 +64037,32 @@
             <m:oMath>
               <m:r>
                 <m:t>40</m:t>
+              </m:r>
+              <m:r>
+                <m:rPr>
+                  <m:sty m:val="p"/>
+                </m:rPr>
+                <m:t>/</m:t>
+              </m:r>
+              <m:r>
+                <m:t>40</m:t>
+              </m:r>
+            </m:oMath>
+            <w:r>
+              <w:t xml:space="preserve">​</w:t>
+            </w:r>
+          </w:p>
+        </w:tc>
+        <w:tc>
+          <w:tcPr/>
+          <w:p>
+            <w:pPr>
+              <w:pStyle w:val="Compact"/>
+              <w:jc w:val="center"/>
+            </w:pPr>
+            <m:oMath>
+              <m:r>
+                <m:t>0</m:t>
               </m:r>
               <m:r>
                 <m:rPr>
@@ -62779,7 +64166,33 @@
             </w:pPr>
             <m:oMath>
               <m:r>
-                <m:t>285</m:t>
+                <m:t>286</m:t>
+              </m:r>
+            </m:oMath>
+            <w:r>
+              <w:t xml:space="preserve">​</w:t>
+            </w:r>
+          </w:p>
+        </w:tc>
+        <w:tc>
+          <w:tcPr/>
+          <w:p>
+            <w:pPr>
+              <w:pStyle w:val="Compact"/>
+              <w:jc w:val="center"/>
+            </w:pPr>
+            <m:oMath>
+              <m:r>
+                <m:t>40</m:t>
+              </m:r>
+              <m:r>
+                <m:rPr>
+                  <m:sty m:val="p"/>
+                </m:rPr>
+                <m:t>/</m:t>
+              </m:r>
+              <m:r>
+                <m:t>40</m:t>
               </m:r>
             </m:oMath>
             <w:r>
@@ -62901,7 +64314,7 @@
             </w:pPr>
             <m:oMath>
               <m:r>
-                <m:t>102</m:t>
+                <m:t>100</m:t>
               </m:r>
             </m:oMath>
             <w:r>
@@ -62919,6 +64332,32 @@
             <m:oMath>
               <m:r>
                 <m:t>40</m:t>
+              </m:r>
+              <m:r>
+                <m:rPr>
+                  <m:sty m:val="p"/>
+                </m:rPr>
+                <m:t>/</m:t>
+              </m:r>
+              <m:r>
+                <m:t>40</m:t>
+              </m:r>
+            </m:oMath>
+            <w:r>
+              <w:t xml:space="preserve">​</w:t>
+            </w:r>
+          </w:p>
+        </w:tc>
+        <w:tc>
+          <w:tcPr/>
+          <w:p>
+            <w:pPr>
+              <w:pStyle w:val="Compact"/>
+              <w:jc w:val="center"/>
+            </w:pPr>
+            <m:oMath>
+              <m:r>
+                <m:t>0</m:t>
               </m:r>
               <m:r>
                 <m:rPr>
@@ -63022,7 +64461,33 @@
             </w:pPr>
             <m:oMath>
               <m:r>
-                <m:t>250</m:t>
+                <m:t>252</m:t>
+              </m:r>
+            </m:oMath>
+            <w:r>
+              <w:t xml:space="preserve">​</w:t>
+            </w:r>
+          </w:p>
+        </w:tc>
+        <w:tc>
+          <w:tcPr/>
+          <w:p>
+            <w:pPr>
+              <w:pStyle w:val="Compact"/>
+              <w:jc w:val="center"/>
+            </w:pPr>
+            <m:oMath>
+              <m:r>
+                <m:t>40</m:t>
+              </m:r>
+              <m:r>
+                <m:rPr>
+                  <m:sty m:val="p"/>
+                </m:rPr>
+                <m:t>/</m:t>
+              </m:r>
+              <m:r>
+                <m:t>40</m:t>
               </m:r>
             </m:oMath>
             <w:r>
@@ -63235,31 +64700,23 @@
         <w:t xml:space="preserve"> </w:t>
       </w:r>
       <w:r>
-        <w:t xml:space="preserve">passes, so its omissions cannot explain the superset’s failures.</w:t>
-      </w:r>
-      <w:r>
-        <w:t xml:space="preserve"> </w:t>
-      </w:r>
-      <w:r>
-        <w:rPr>
-          <w:i/>
-          <w:iCs/>
-        </w:rPr>
-        <w:t xml:space="preserve">The harmful arm inflates</w:t>
-      </w:r>
-      <w:r>
-        <w:rPr>
-          <w:i/>
-          <w:iCs/>
-        </w:rPr>
-        <w:t xml:space="preserve"> </w:t>
-      </w:r>
-      <w:r>
-        <w:rPr>
-          <w:i/>
-          <w:iCs/>
-        </w:rPr>
-        <w:t xml:space="preserve">output on every model</w:t>
+        <w:t xml:space="preserve">passes, so those omissions depress the comparison arm and understate the harm rather than</w:t>
+      </w:r>
+      <w:r>
+        <w:t xml:space="preserve"> </w:t>
+      </w:r>
+      <w:r>
+        <w:t xml:space="preserve">producing it.</w:t>
+      </w:r>
+      <w:r>
+        <w:t xml:space="preserve"> </w:t>
+      </w:r>
+      <w:r>
+        <w:rPr>
+          <w:i/>
+          <w:iCs/>
+        </w:rPr>
+        <w:t xml:space="preserve">The harmful arm inflates output on every model</w:t>
       </w:r>
       <w:r>
         <w:t xml:space="preserve">:</w:t>
@@ -63292,7 +64749,7 @@
       </w:r>
       <m:oMath>
         <m:r>
-          <m:t>466</m:t>
+          <m:t>459</m:t>
         </m:r>
         <m:r>
           <m:rPr>
@@ -63301,7 +64758,7 @@
           <m:t>→</m:t>
         </m:r>
         <m:r>
-          <m:t>642</m:t>
+          <m:t>633</m:t>
         </m:r>
       </m:oMath>
       <w:r>
@@ -63315,6 +64772,52 @@
       </w:r>
       <m:oMath>
         <m:r>
+          <m:t>94</m:t>
+        </m:r>
+        <m:r>
+          <m:rPr>
+            <m:sty m:val="p"/>
+          </m:rPr>
+          <m:t>→</m:t>
+        </m:r>
+        <m:r>
+          <m:t>383</m:t>
+        </m:r>
+      </m:oMath>
+      <w:r>
+        <w:t xml:space="preserve"> </w:t>
+      </w:r>
+      <w:r>
+        <w:t xml:space="preserve">and</w:t>
+      </w:r>
+      <w:r>
+        <w:t xml:space="preserve"> </w:t>
+      </w:r>
+      <m:oMath>
+        <m:r>
+          <m:t>180</m:t>
+        </m:r>
+        <m:r>
+          <m:rPr>
+            <m:sty m:val="p"/>
+          </m:rPr>
+          <m:t>→</m:t>
+        </m:r>
+        <m:r>
+          <m:t>253</m:t>
+        </m:r>
+      </m:oMath>
+      <w:r>
+        <w:t xml:space="preserve"> </w:t>
+      </w:r>
+      <w:r>
+        <w:t xml:space="preserve">on Sonnet,</w:t>
+      </w:r>
+      <w:r>
+        <w:t xml:space="preserve"> </w:t>
+      </w:r>
+      <m:oMath>
+        <m:r>
           <m:t>93</m:t>
         </m:r>
         <m:r>
@@ -63324,7 +64827,7 @@
           <m:t>→</m:t>
         </m:r>
         <m:r>
-          <m:t>381</m:t>
+          <m:t>286</m:t>
         </m:r>
       </m:oMath>
       <w:r>
@@ -63338,7 +64841,7 @@
       </w:r>
       <m:oMath>
         <m:r>
-          <m:t>178</m:t>
+          <m:t>100</m:t>
         </m:r>
         <m:r>
           <m:rPr>
@@ -63347,53 +64850,7 @@
           <m:t>→</m:t>
         </m:r>
         <m:r>
-          <m:t>251</m:t>
-        </m:r>
-      </m:oMath>
-      <w:r>
-        <w:t xml:space="preserve"> </w:t>
-      </w:r>
-      <w:r>
-        <w:t xml:space="preserve">on Sonnet,</w:t>
-      </w:r>
-      <w:r>
-        <w:t xml:space="preserve"> </w:t>
-      </w:r>
-      <m:oMath>
-        <m:r>
-          <m:t>92</m:t>
-        </m:r>
-        <m:r>
-          <m:rPr>
-            <m:sty m:val="p"/>
-          </m:rPr>
-          <m:t>→</m:t>
-        </m:r>
-        <m:r>
-          <m:t>285</m:t>
-        </m:r>
-      </m:oMath>
-      <w:r>
-        <w:t xml:space="preserve"> </w:t>
-      </w:r>
-      <w:r>
-        <w:t xml:space="preserve">and</w:t>
-      </w:r>
-      <w:r>
-        <w:t xml:space="preserve"> </w:t>
-      </w:r>
-      <m:oMath>
-        <m:r>
-          <m:t>102</m:t>
-        </m:r>
-        <m:r>
-          <m:rPr>
-            <m:sty m:val="p"/>
-          </m:rPr>
-          <m:t>→</m:t>
-        </m:r>
-        <m:r>
-          <m:t>250</m:t>
+          <m:t>252</m:t>
         </m:r>
       </m:oMath>
       <w:r>
@@ -63413,13 +64870,7 @@
         <w:t xml:space="preserve">No model declined</w:t>
       </w:r>
       <w:r>
-        <w:t xml:space="preserve">: refusal</w:t>
-      </w:r>
-      <w:r>
-        <w:t xml:space="preserve"> </w:t>
-      </w:r>
-      <w:r>
-        <w:t xml:space="preserve">language appears in none of the</w:t>
+        <w:t xml:space="preserve">: refusal language appears in none of the</w:t>
       </w:r>
       <w:r>
         <w:t xml:space="preserve"> </w:t>
@@ -63433,13 +64884,13 @@
         <w:t xml:space="preserve"> </w:t>
       </w:r>
       <w:r>
-        <w:t xml:space="preserve">draws, so the refusal behaviour an earlier command-line</w:t>
-      </w:r>
-      <w:r>
-        <w:t xml:space="preserve"> </w:t>
-      </w:r>
-      <w:r>
-        <w:t xml:space="preserve">record showed for Sonnet is not present here.</w:t>
+        <w:t xml:space="preserve">draws, so the refusal behaviour an earlier command-line record showed for Sonnet is not present</w:t>
+      </w:r>
+      <w:r>
+        <w:t xml:space="preserve"> </w:t>
+      </w:r>
+      <w:r>
+        <w:t xml:space="preserve">here.</w:t>
       </w:r>
     </w:p>
     <w:p>
@@ -63447,7 +64898,32 @@
         <w:pStyle w:val="BodyText"/>
       </w:pPr>
       <w:r>
-        <w:t xml:space="preserve">What is withheld is the mechanism. A strict test for the superset reply applying</w:t>
+        <w:t xml:space="preserve">The wire column applies one regular expression to the extracted code, the rule the released audit</w:t>
+      </w:r>
+      <w:r>
+        <w:t xml:space="preserve"> </w:t>
+      </w:r>
+      <w:r>
+        <w:t xml:space="preserve">code uses:</w:t>
+      </w:r>
+    </w:p>
+    <w:p>
+      <w:pPr>
+        <w:pStyle w:val="SourceCode"/>
+      </w:pPr>
+      <w:r>
+        <w:rPr>
+          <w:rStyle w:val="VerbatimChar"/>
+        </w:rPr>
+        <w:t xml:space="preserve">re.search(r"#\{|f\"\{sign\}|check\s*=|% 10", code)</w:t>
+      </w:r>
+    </w:p>
+    <w:p>
+      <w:pPr>
+        <w:pStyle w:val="FirstParagraph"/>
+      </w:pPr>
+      <w:r>
+        <w:t xml:space="preserve">It matches the reply constructing</w:t>
       </w:r>
       <w:r>
         <w:t xml:space="preserve"> </w:t>
@@ -63467,13 +64943,50 @@
         </m:sSub>
       </m:oMath>
       <w:r>
-        <w:t xml:space="preserve">’s wire</w:t>
-      </w:r>
-      <w:r>
-        <w:t xml:space="preserve"> </w:t>
-      </w:r>
-      <w:r>
-        <w:t xml:space="preserve">encoding to a plain-cents amount fires on</w:t>
+        <w:t xml:space="preserve">’s check-digit amount, whether as a literal or through an</w:t>
+      </w:r>
+      <w:r>
+        <w:t xml:space="preserve"> </w:t>
+      </w:r>
+      <w:r>
+        <w:t xml:space="preserve">f-string, and it is quoted here because an earlier version of the same check looked only for a</w:t>
+      </w:r>
+      <w:r>
+        <w:t xml:space="preserve"> </w:t>
+      </w:r>
+      <w:r>
+        <w:t xml:space="preserve">quoted literal and therefore reported zero on replies that plainly carry the encoding.</w:t>
+      </w:r>
+    </w:p>
+    <w:p>
+      <w:pPr>
+        <w:pStyle w:val="BodyText"/>
+      </w:pPr>
+      <w:r>
+        <w:t xml:space="preserve">What is withheld is the mechanism. The flag separates the arms completely,</w:t>
+      </w:r>
+      <w:r>
+        <w:t xml:space="preserve"> </w:t>
+      </w:r>
+      <m:oMath>
+        <m:r>
+          <m:t>240</m:t>
+        </m:r>
+        <m:r>
+          <m:rPr>
+            <m:sty m:val="p"/>
+          </m:rPr>
+          <m:t>/</m:t>
+        </m:r>
+        <m:r>
+          <m:t>240</m:t>
+        </m:r>
+      </m:oMath>
+      <w:r>
+        <w:t xml:space="preserve"> </w:t>
+      </w:r>
+      <w:r>
+        <w:t xml:space="preserve">against</w:t>
       </w:r>
       <w:r>
         <w:t xml:space="preserve"> </w:t>
@@ -63489,21 +65002,21 @@
           <m:t>/</m:t>
         </m:r>
         <m:r>
-          <m:t>80</m:t>
-        </m:r>
-      </m:oMath>
-      <w:r>
-        <w:t xml:space="preserve"> </w:t>
-      </w:r>
-      <w:r>
-        <w:t xml:space="preserve">and</w:t>
-      </w:r>
-      <w:r>
-        <w:t xml:space="preserve"> </w:t>
-      </w:r>
-      <m:oMath>
-        <m:r>
-          <m:t>1</m:t>
+          <m:t>240</m:t>
+        </m:r>
+      </m:oMath>
+      <w:r>
+        <w:t xml:space="preserve"> </w:t>
+      </w:r>
+      <w:r>
+        <w:t xml:space="preserve">over the three models and both cells, but it also fires on</w:t>
+      </w:r>
+      <w:r>
+        <w:t xml:space="preserve"> </w:t>
+      </w:r>
+      <m:oMath>
+        <m:r>
+          <m:t>238</m:t>
         </m:r>
         <m:r>
           <m:rPr>
@@ -63512,20 +65025,78 @@
           <m:t>/</m:t>
         </m:r>
         <m:r>
-          <m:t>80</m:t>
-        </m:r>
-      </m:oMath>
-      <w:r>
-        <w:t xml:space="preserve"> </w:t>
-      </w:r>
-      <w:r>
-        <w:t xml:space="preserve">of Haiku’s failing superset replies,</w:t>
-      </w:r>
-      <w:r>
-        <w:t xml:space="preserve"> </w:t>
-      </w:r>
-      <w:r>
-        <w:t xml:space="preserve">so this record excludes the packaging explanations without establishing what replaces them.</w:t>
+          <m:t>240</m:t>
+        </m:r>
+      </m:oMath>
+      <w:r>
+        <w:t xml:space="preserve"> </w:t>
+      </w:r>
+      <w:r>
+        <w:t xml:space="preserve">of the</w:t>
+      </w:r>
+      <w:r>
+        <w:t xml:space="preserve"> </w:t>
+      </w:r>
+      <m:oMath>
+        <m:sSub>
+          <m:e>
+            <m:r>
+              <m:t>W</m:t>
+            </m:r>
+          </m:e>
+          <m:sub>
+            <m:r>
+              <m:t>2</m:t>
+            </m:r>
+          </m:sub>
+        </m:sSub>
+      </m:oMath>
+      <w:r>
+        <w:t xml:space="preserve"> </w:t>
+      </w:r>
+      <w:r>
+        <w:t xml:space="preserve">replies</w:t>
+      </w:r>
+      <w:r>
+        <w:t xml:space="preserve"> </w:t>
+      </w:r>
+      <w:r>
+        <w:t xml:space="preserve">in those cells, where the encoding is the contract and the reply passes, and on</w:t>
+      </w:r>
+      <w:r>
+        <w:t xml:space="preserve"> </w:t>
+      </w:r>
+      <m:oMath>
+        <m:r>
+          <m:t>31</m:t>
+        </m:r>
+        <m:r>
+          <m:rPr>
+            <m:sty m:val="p"/>
+          </m:rPr>
+          <m:t>/</m:t>
+        </m:r>
+        <m:r>
+          <m:t>240</m:t>
+        </m:r>
+      </m:oMath>
+      <w:r>
+        <w:t xml:space="preserve"> </w:t>
+      </w:r>
+      <w:r>
+        <w:t xml:space="preserve">of the</w:t>
+      </w:r>
+      <w:r>
+        <w:t xml:space="preserve"> </w:t>
+      </w:r>
+      <w:r>
+        <w:t xml:space="preserve">no-context replies. What it reports is that the encoding is present, not that its presence caused</w:t>
+      </w:r>
+      <w:r>
+        <w:t xml:space="preserve"> </w:t>
+      </w:r>
+      <w:r>
+        <w:t xml:space="preserve">the failure, and it says nothing about what the model represented internally.</w:t>
       </w:r>
       <w:r>
         <w:t xml:space="preserve"> </w:t>
@@ -63555,7 +65126,7 @@
         <w:pStyle w:val="FirstParagraph"/>
       </w:pPr>
       <w:r>
-        <w:t xml:space="preserve">Every collapse is accompanied by output-token inflation on the harmful arm. On the two API</w:t>
+        <w:t xml:space="preserve">Every collapse is accompanied by output-token inflation on the harmful arm. Across the twelve API</w:t>
       </w:r>
       <w:r>
         <w:t xml:space="preserve"> </w:t>
@@ -63603,6 +65174,257 @@
           <m:t>+</m:t>
         </m:r>
         <m:r>
+          <m:t>54</m:t>
+        </m:r>
+        <m:r>
+          <m:rPr>
+            <m:sty m:val="p"/>
+          </m:rPr>
+          <m:t>%</m:t>
+        </m:r>
+      </m:oMath>
+      <w:r>
+        <w:t xml:space="preserve"> </w:t>
+      </w:r>
+      <w:r>
+        <w:t xml:space="preserve">and</w:t>
+      </w:r>
+      <w:r>
+        <w:t xml:space="preserve"> </w:t>
+      </w:r>
+      <m:oMath>
+        <m:r>
+          <m:rPr>
+            <m:sty m:val="p"/>
+          </m:rPr>
+          <m:t>+</m:t>
+        </m:r>
+        <m:r>
+          <m:t>321</m:t>
+        </m:r>
+        <m:r>
+          <m:rPr>
+            <m:sty m:val="p"/>
+          </m:rPr>
+          <m:t>%</m:t>
+        </m:r>
+      </m:oMath>
+      <w:r>
+        <w:t xml:space="preserve"> </w:t>
+      </w:r>
+      <w:r>
+        <w:t xml:space="preserve">more output tokens than</w:t>
+      </w:r>
+      <w:r>
+        <w:t xml:space="preserve"> </w:t>
+      </w:r>
+      <m:oMath>
+        <m:sSub>
+          <m:e>
+            <m:r>
+              <m:t>W</m:t>
+            </m:r>
+          </m:e>
+          <m:sub>
+            <m:r>
+              <m:t>1</m:t>
+            </m:r>
+          </m:sub>
+        </m:sSub>
+      </m:oMath>
+      <w:r>
+        <w:t xml:space="preserve"> </w:t>
+      </w:r>
+      <w:r>
+        <w:t xml:space="preserve">(Haiku</w:t>
+      </w:r>
+      <w:r>
+        <w:t xml:space="preserve"> </w:t>
+      </w:r>
+      <m:oMath>
+        <m:r>
+          <m:rPr>
+            <m:sty m:val="p"/>
+          </m:rPr>
+          <m:t>+</m:t>
+        </m:r>
+        <m:r>
+          <m:t>321</m:t>
+        </m:r>
+        <m:r>
+          <m:rPr>
+            <m:sty m:val="p"/>
+          </m:rPr>
+          <m:t>%</m:t>
+        </m:r>
+        <m:r>
+          <m:rPr>
+            <m:sty m:val="p"/>
+          </m:rPr>
+          <m:t>/</m:t>
+        </m:r>
+        <m:r>
+          <m:rPr>
+            <m:sty m:val="p"/>
+          </m:rPr>
+          <m:t>+</m:t>
+        </m:r>
+        <m:r>
+          <m:t>55</m:t>
+        </m:r>
+        <m:r>
+          <m:rPr>
+            <m:sty m:val="p"/>
+          </m:rPr>
+          <m:t>%</m:t>
+        </m:r>
+      </m:oMath>
+      <w:r>
+        <w:t xml:space="preserve">; Sonnet</w:t>
+      </w:r>
+      <w:r>
+        <w:t xml:space="preserve"> </w:t>
+      </w:r>
+      <m:oMath>
+        <m:r>
+          <m:rPr>
+            <m:sty m:val="p"/>
+          </m:rPr>
+          <m:t>+</m:t>
+        </m:r>
+        <m:r>
+          <m:t>283</m:t>
+        </m:r>
+        <m:r>
+          <m:rPr>
+            <m:sty m:val="p"/>
+          </m:rPr>
+          <m:t>%</m:t>
+        </m:r>
+        <m:r>
+          <m:rPr>
+            <m:sty m:val="p"/>
+          </m:rPr>
+          <m:t>/</m:t>
+        </m:r>
+        <m:r>
+          <m:rPr>
+            <m:sty m:val="p"/>
+          </m:rPr>
+          <m:t>+</m:t>
+        </m:r>
+        <m:r>
+          <m:t>54</m:t>
+        </m:r>
+        <m:r>
+          <m:rPr>
+            <m:sty m:val="p"/>
+          </m:rPr>
+          <m:t>%</m:t>
+        </m:r>
+      </m:oMath>
+      <w:r>
+        <w:t xml:space="preserve">; Opus</w:t>
+      </w:r>
+      <w:r>
+        <w:t xml:space="preserve"> </w:t>
+      </w:r>
+      <m:oMath>
+        <m:r>
+          <m:rPr>
+            <m:sty m:val="p"/>
+          </m:rPr>
+          <m:t>+</m:t>
+        </m:r>
+        <m:r>
+          <m:t>229</m:t>
+        </m:r>
+        <m:r>
+          <m:rPr>
+            <m:sty m:val="p"/>
+          </m:rPr>
+          <m:t>%</m:t>
+        </m:r>
+        <m:r>
+          <m:rPr>
+            <m:sty m:val="p"/>
+          </m:rPr>
+          <m:t>/</m:t>
+        </m:r>
+        <m:r>
+          <m:rPr>
+            <m:sty m:val="p"/>
+          </m:rPr>
+          <m:t>+</m:t>
+        </m:r>
+        <m:r>
+          <m:t>164</m:t>
+        </m:r>
+        <m:r>
+          <m:rPr>
+            <m:sty m:val="p"/>
+          </m:rPr>
+          <m:t>%</m:t>
+        </m:r>
+      </m:oMath>
+      <w:r>
+        <w:t xml:space="preserve">; GPT-5.5</w:t>
+      </w:r>
+      <w:r>
+        <w:t xml:space="preserve"> </w:t>
+      </w:r>
+      <m:oMath>
+        <m:r>
+          <m:rPr>
+            <m:sty m:val="p"/>
+          </m:rPr>
+          <m:t>+</m:t>
+        </m:r>
+        <m:r>
+          <m:t>281</m:t>
+        </m:r>
+        <m:r>
+          <m:rPr>
+            <m:sty m:val="p"/>
+          </m:rPr>
+          <m:t>%</m:t>
+        </m:r>
+        <m:r>
+          <m:rPr>
+            <m:sty m:val="p"/>
+          </m:rPr>
+          <m:t>/</m:t>
+        </m:r>
+        <m:r>
+          <m:rPr>
+            <m:sty m:val="p"/>
+          </m:rPr>
+          <m:t>+</m:t>
+        </m:r>
+        <m:r>
+          <m:t>274</m:t>
+        </m:r>
+        <m:r>
+          <m:rPr>
+            <m:sty m:val="p"/>
+          </m:rPr>
+          <m:t>%</m:t>
+        </m:r>
+      </m:oMath>
+      <w:r>
+        <w:t xml:space="preserve">; DeepSeek</w:t>
+      </w:r>
+      <w:r>
+        <w:t xml:space="preserve"> </w:t>
+      </w:r>
+      <m:oMath>
+        <m:r>
+          <m:rPr>
+            <m:sty m:val="p"/>
+          </m:rPr>
+          <m:t>+</m:t>
+        </m:r>
+        <m:r>
           <m:t>93</m:t>
         </m:r>
         <m:r>
@@ -63611,17 +65433,12 @@
           </m:rPr>
           <m:t>%</m:t>
         </m:r>
-      </m:oMath>
-      <w:r>
-        <w:t xml:space="preserve"> </w:t>
-      </w:r>
-      <w:r>
-        <w:t xml:space="preserve">and</w:t>
-      </w:r>
-      <w:r>
-        <w:t xml:space="preserve"> </w:t>
-      </w:r>
-      <m:oMath>
+        <m:r>
+          <m:rPr>
+            <m:sty m:val="p"/>
+          </m:rPr>
+          <m:t>/</m:t>
+        </m:r>
         <m:r>
           <m:rPr>
             <m:sty m:val="p"/>
@@ -63629,7 +65446,7 @@
           <m:t>+</m:t>
         </m:r>
         <m:r>
-          <m:t>520</m:t>
+          <m:t>166</m:t>
         </m:r>
         <m:r>
           <m:rPr>
@@ -63639,33 +65456,7 @@
         </m:r>
       </m:oMath>
       <w:r>
-        <w:t xml:space="preserve"> </w:t>
-      </w:r>
-      <w:r>
-        <w:t xml:space="preserve">more output tokens than</w:t>
-      </w:r>
-      <w:r>
-        <w:t xml:space="preserve"> </w:t>
-      </w:r>
-      <m:oMath>
-        <m:sSub>
-          <m:e>
-            <m:r>
-              <m:t>W</m:t>
-            </m:r>
-          </m:e>
-          <m:sub>
-            <m:r>
-              <m:t>1</m:t>
-            </m:r>
-          </m:sub>
-        </m:sSub>
-      </m:oMath>
-      <w:r>
-        <w:t xml:space="preserve"> </w:t>
-      </w:r>
-      <w:r>
-        <w:t xml:space="preserve">(Haiku</w:t>
+        <w:t xml:space="preserve">; Kimi</w:t>
       </w:r>
       <w:r>
         <w:t xml:space="preserve"> </w:t>
@@ -63678,7 +65469,7 @@
           <m:t>+</m:t>
         </m:r>
         <m:r>
-          <m:t>115</m:t>
+          <m:t>203</m:t>
         </m:r>
         <m:r>
           <m:rPr>
@@ -63699,7 +65490,7 @@
           <m:t>+</m:t>
         </m:r>
         <m:r>
-          <m:t>163</m:t>
+          <m:t>249</m:t>
         </m:r>
         <m:r>
           <m:rPr>
@@ -63709,7 +65500,100 @@
         </m:r>
       </m:oMath>
       <w:r>
-        <w:t xml:space="preserve">; Sonnet</w:t>
+        <w:t xml:space="preserve">, given as</w:t>
+      </w:r>
+      <w:r>
+        <w:t xml:space="preserve"> </w:t>
+      </w:r>
+      <w:r>
+        <w:rPr>
+          <w:rStyle w:val="VerbatimChar"/>
+        </w:rPr>
+        <w:t xml:space="preserve">api_post_ok</w:t>
+      </w:r>
+      <w:r>
+        <w:t xml:space="preserve">/</w:t>
+      </w:r>
+      <w:r>
+        <w:rPr>
+          <w:rStyle w:val="VerbatimChar"/>
+        </w:rPr>
+        <w:t xml:space="preserve">api_argorder</w:t>
+      </w:r>
+      <w:r>
+        <w:t xml:space="preserve">).</w:t>
+      </w:r>
+      <w:r>
+        <w:t xml:space="preserve"> </w:t>
+      </w:r>
+      <w:r>
+        <w:t xml:space="preserve">One might read this as</w:t>
+      </w:r>
+      <w:r>
+        <w:t xml:space="preserve"> </w:t>
+      </w:r>
+      <w:r>
+        <w:t xml:space="preserve">“verbose thrashing”</w:t>
+      </w:r>
+      <w:r>
+        <w:t xml:space="preserve"> </w:t>
+      </w:r>
+      <w:r>
+        <w:t xml:space="preserve">causing the failure, but the relationship is</w:t>
+      </w:r>
+      <w:r>
+        <w:t xml:space="preserve"> </w:t>
+      </w:r>
+      <w:r>
+        <w:t xml:space="preserve">correlational and uncontrolled: on the</w:t>
+      </w:r>
+      <w:r>
+        <w:t xml:space="preserve"> </w:t>
+      </w:r>
+      <w:r>
+        <w:rPr>
+          <w:i/>
+          <w:iCs/>
+        </w:rPr>
+        <w:t xml:space="preserve">still-passing</w:t>
+      </w:r>
+      <w:r>
+        <w:t xml:space="preserve"> </w:t>
+      </w:r>
+      <w:r>
+        <w:t xml:space="preserve">encoding cell the same superset arm</w:t>
+      </w:r>
+      <w:r>
+        <w:t xml:space="preserve"> </w:t>
+      </w:r>
+      <w:r>
+        <w:t xml:space="preserve">ranges from</w:t>
+      </w:r>
+      <w:r>
+        <w:t xml:space="preserve"> </w:t>
+      </w:r>
+      <m:oMath>
+        <m:r>
+          <m:rPr>
+            <m:sty m:val="p"/>
+          </m:rPr>
+          <m:t>−</m:t>
+        </m:r>
+        <m:r>
+          <m:t>73</m:t>
+        </m:r>
+        <m:r>
+          <m:rPr>
+            <m:sty m:val="p"/>
+          </m:rPr>
+          <m:t>%</m:t>
+        </m:r>
+      </m:oMath>
+      <w:r>
+        <w:t xml:space="preserve"> </w:t>
+      </w:r>
+      <w:r>
+        <w:t xml:space="preserve">to</w:t>
       </w:r>
       <w:r>
         <w:t xml:space="preserve"> </w:t>
@@ -63722,7 +65606,7 @@
           <m:t>+</m:t>
         </m:r>
         <m:r>
-          <m:t>520</m:t>
+          <m:t>41</m:t>
         </m:r>
         <m:r>
           <m:rPr>
@@ -63730,283 +65614,18 @@
           </m:rPr>
           <m:t>%</m:t>
         </m:r>
-        <m:r>
-          <m:rPr>
-            <m:sty m:val="p"/>
-          </m:rPr>
-          <m:t>/</m:t>
-        </m:r>
-        <m:r>
-          <m:rPr>
-            <m:sty m:val="p"/>
-          </m:rPr>
-          <m:t>+</m:t>
-        </m:r>
-        <m:r>
-          <m:t>473</m:t>
-        </m:r>
-        <m:r>
-          <m:rPr>
-            <m:sty m:val="p"/>
-          </m:rPr>
-          <m:t>%</m:t>
-        </m:r>
-      </m:oMath>
-      <w:r>
-        <w:t xml:space="preserve">; GPT-5.5</w:t>
-      </w:r>
-      <w:r>
-        <w:t xml:space="preserve"> </w:t>
-      </w:r>
-      <m:oMath>
-        <m:r>
-          <m:rPr>
-            <m:sty m:val="p"/>
-          </m:rPr>
-          <m:t>+</m:t>
-        </m:r>
-        <m:r>
-          <m:t>281</m:t>
-        </m:r>
-        <m:r>
-          <m:rPr>
-            <m:sty m:val="p"/>
-          </m:rPr>
-          <m:t>%</m:t>
-        </m:r>
-        <m:r>
-          <m:rPr>
-            <m:sty m:val="p"/>
-          </m:rPr>
-          <m:t>/</m:t>
-        </m:r>
-        <m:r>
-          <m:rPr>
-            <m:sty m:val="p"/>
-          </m:rPr>
-          <m:t>+</m:t>
-        </m:r>
-        <m:r>
-          <m:t>274</m:t>
-        </m:r>
-        <m:r>
-          <m:rPr>
-            <m:sty m:val="p"/>
-          </m:rPr>
-          <m:t>%</m:t>
-        </m:r>
-      </m:oMath>
-      <w:r>
-        <w:t xml:space="preserve">; DeepSeek</w:t>
-      </w:r>
-      <w:r>
-        <w:t xml:space="preserve"> </w:t>
-      </w:r>
-      <m:oMath>
-        <m:r>
-          <m:rPr>
-            <m:sty m:val="p"/>
-          </m:rPr>
-          <m:t>+</m:t>
-        </m:r>
-        <m:r>
-          <m:t>93</m:t>
-        </m:r>
-        <m:r>
-          <m:rPr>
-            <m:sty m:val="p"/>
-          </m:rPr>
-          <m:t>%</m:t>
-        </m:r>
-        <m:r>
-          <m:rPr>
-            <m:sty m:val="p"/>
-          </m:rPr>
-          <m:t>/</m:t>
-        </m:r>
-        <m:r>
-          <m:rPr>
-            <m:sty m:val="p"/>
-          </m:rPr>
-          <m:t>+</m:t>
-        </m:r>
-        <m:r>
-          <m:t>166</m:t>
-        </m:r>
-        <m:r>
-          <m:rPr>
-            <m:sty m:val="p"/>
-          </m:rPr>
-          <m:t>%</m:t>
-        </m:r>
-      </m:oMath>
-      <w:r>
-        <w:t xml:space="preserve">; Kimi</w:t>
-      </w:r>
-      <w:r>
-        <w:t xml:space="preserve"> </w:t>
-      </w:r>
-      <m:oMath>
-        <m:r>
-          <m:rPr>
-            <m:sty m:val="p"/>
-          </m:rPr>
-          <m:t>+</m:t>
-        </m:r>
-        <m:r>
-          <m:t>203</m:t>
-        </m:r>
-        <m:r>
-          <m:rPr>
-            <m:sty m:val="p"/>
-          </m:rPr>
-          <m:t>%</m:t>
-        </m:r>
-        <m:r>
-          <m:rPr>
-            <m:sty m:val="p"/>
-          </m:rPr>
-          <m:t>/</m:t>
-        </m:r>
-        <m:r>
-          <m:rPr>
-            <m:sty m:val="p"/>
-          </m:rPr>
-          <m:t>+</m:t>
-        </m:r>
-        <m:r>
-          <m:t>249</m:t>
-        </m:r>
-        <m:r>
-          <m:rPr>
-            <m:sty m:val="p"/>
-          </m:rPr>
-          <m:t>%</m:t>
-        </m:r>
-      </m:oMath>
-      <w:r>
-        <w:t xml:space="preserve">; the re-measured Opus</w:t>
-      </w:r>
-      <w:r>
-        <w:t xml:space="preserve"> </w:t>
-      </w:r>
-      <m:oMath>
-        <m:sSub>
-          <m:e>
-            <m:r>
-              <m:t>W</m:t>
-            </m:r>
-          </m:e>
-          <m:sub>
-            <m:r>
-              <m:t>1</m:t>
-            </m:r>
-            <m:r>
-              <m:rPr>
-                <m:sty m:val="p"/>
-              </m:rPr>
-              <m:t>+</m:t>
-            </m:r>
-          </m:sub>
-        </m:sSub>
-      </m:oMath>
-      <w:r>
-        <w:t xml:space="preserve"> </w:t>
-      </w:r>
-      <w:r>
-        <w:t xml:space="preserve">arm carries no token record). One might read this</w:t>
-      </w:r>
-      <w:r>
-        <w:t xml:space="preserve"> </w:t>
-      </w:r>
-      <w:r>
-        <w:t xml:space="preserve">as</w:t>
-      </w:r>
-      <w:r>
-        <w:t xml:space="preserve"> </w:t>
-      </w:r>
-      <w:r>
-        <w:t xml:space="preserve">“verbose thrashing”</w:t>
-      </w:r>
-      <w:r>
-        <w:t xml:space="preserve"> </w:t>
-      </w:r>
-      <w:r>
-        <w:t xml:space="preserve">causing the failure, but the relationship is correlational and</w:t>
-      </w:r>
-      <w:r>
-        <w:t xml:space="preserve"> </w:t>
-      </w:r>
-      <w:r>
-        <w:t xml:space="preserve">uncontrolled: on the</w:t>
-      </w:r>
-      <w:r>
-        <w:t xml:space="preserve"> </w:t>
-      </w:r>
-      <w:r>
-        <w:rPr>
-          <w:i/>
-          <w:iCs/>
-        </w:rPr>
-        <w:t xml:space="preserve">still-passing</w:t>
-      </w:r>
-      <w:r>
-        <w:t xml:space="preserve"> </w:t>
-      </w:r>
-      <w:r>
-        <w:t xml:space="preserve">encoding cell the same superset arm ranges from</w:t>
-      </w:r>
-      <w:r>
-        <w:t xml:space="preserve"> </w:t>
-      </w:r>
-      <m:oMath>
-        <m:r>
-          <m:rPr>
-            <m:sty m:val="p"/>
-          </m:rPr>
-          <m:t>−</m:t>
-        </m:r>
-        <m:r>
-          <m:t>73</m:t>
-        </m:r>
-        <m:r>
-          <m:rPr>
-            <m:sty m:val="p"/>
-          </m:rPr>
-          <m:t>%</m:t>
-        </m:r>
-      </m:oMath>
-      <w:r>
-        <w:t xml:space="preserve"> </w:t>
-      </w:r>
-      <w:r>
-        <w:t xml:space="preserve">to</w:t>
-      </w:r>
-      <w:r>
-        <w:t xml:space="preserve"> </w:t>
-      </w:r>
-      <m:oMath>
-        <m:r>
-          <m:rPr>
-            <m:sty m:val="p"/>
-          </m:rPr>
-          <m:t>+</m:t>
-        </m:r>
-        <m:r>
-          <m:t>114</m:t>
-        </m:r>
-        <m:r>
-          <m:rPr>
-            <m:sty m:val="p"/>
-          </m:rPr>
-          <m:t>%</m:t>
-        </m:r>
-      </m:oMath>
-      <w:r>
-        <w:t xml:space="preserve"> </w:t>
-      </w:r>
-      <w:r>
-        <w:t xml:space="preserve">across the same models, with no consistent direction, which undercuts a clean</w:t>
+      </m:oMath>
+      <w:r>
+        <w:t xml:space="preserve"> </w:t>
+      </w:r>
+      <w:r>
+        <w:t xml:space="preserve">across the same models, with no consistent direction, which</w:t>
+      </w:r>
+      <w:r>
+        <w:t xml:space="preserve"> </w:t>
+      </w:r>
+      <w:r>
+        <w:t xml:space="preserve">undercuts a clean</w:t>
       </w:r>
       <w:r>
         <w:t xml:space="preserve"> </w:t>
@@ -64044,13 +65663,7 @@
         <w:t xml:space="preserve"> </w:t>
       </w:r>
       <w:r>
-        <w:t xml:space="preserve">them, and no draw on any model declined the task. The mechanism discussion below</w:t>
-      </w:r>
-      <w:r>
-        <w:t xml:space="preserve"> </w:t>
-      </w:r>
-      <w:r>
-        <w:t xml:space="preserve">therefore describes nine cells, not all eleven.</w:t>
+        <w:t xml:space="preserve">them, and no draw on any model declined the task.</w:t>
       </w:r>
     </w:p>
     <w:p>
@@ -64110,23 +65723,20 @@
         <w:t xml:space="preserve"> </w:t>
       </w:r>
       <w:r>
-        <w:t xml:space="preserve">That the one-line routing note recovers most of the collapse while labeled XML segmentation of the</w:t>
-      </w:r>
-      <w:r>
-        <w:t xml:space="preserve"> </w:t>
-      </w:r>
-      <w:r>
-        <w:t xml:space="preserve">same content recovers only a minority (</w:t>
-      </w:r>
-      <m:oMath>
-        <m:r>
-          <m:t>2</m:t>
-        </m:r>
-        <m:r>
-          <m:rPr>
-            <m:sty m:val="p"/>
-          </m:rPr>
-          <m:t>%</m:t>
+        <w:t xml:space="preserve">That the one-line routing note recovers most of the collapse (</w:t>
+      </w:r>
+      <m:oMath>
+        <m:r>
+          <m:t>0</m:t>
+        </m:r>
+        <m:r>
+          <m:rPr>
+            <m:sty m:val="p"/>
+          </m:rPr>
+          <m:t>/</m:t>
+        </m:r>
+        <m:r>
+          <m:t>40</m:t>
         </m:r>
         <m:r>
           <m:rPr>
@@ -64135,25 +65745,40 @@
           <m:t>→</m:t>
         </m:r>
         <m:r>
-          <m:t>45</m:t>
-        </m:r>
-        <m:r>
-          <m:rPr>
-            <m:sty m:val="p"/>
-          </m:rPr>
-          <m:t>%</m:t>
-        </m:r>
-      </m:oMath>
-      <w:r>
-        <w:t xml:space="preserve"> </w:t>
-      </w:r>
-      <w:r>
-        <w:t xml:space="preserve">against</w:t>
-      </w:r>
-      <w:r>
-        <w:t xml:space="preserve"> </w:t>
-      </w:r>
-      <m:oMath>
+          <m:t>33</m:t>
+        </m:r>
+        <m:r>
+          <m:rPr>
+            <m:sty m:val="p"/>
+          </m:rPr>
+          <m:t>/</m:t>
+        </m:r>
+        <m:r>
+          <m:t>40</m:t>
+        </m:r>
+      </m:oMath>
+      <w:r>
+        <w:t xml:space="preserve"> </w:t>
+      </w:r>
+      <w:r>
+        <w:t xml:space="preserve">and</w:t>
+      </w:r>
+      <w:r>
+        <w:t xml:space="preserve"> </w:t>
+      </w:r>
+      <m:oMath>
+        <m:r>
+          <m:t>0</m:t>
+        </m:r>
+        <m:r>
+          <m:rPr>
+            <m:sty m:val="p"/>
+          </m:rPr>
+          <m:t>/</m:t>
+        </m:r>
+        <m:r>
+          <m:t>40</m:t>
+        </m:r>
         <m:r>
           <m:rPr>
             <m:sty m:val="p"/>
@@ -64161,29 +65786,58 @@
           <m:t>→</m:t>
         </m:r>
         <m:r>
-          <m:t>80</m:t>
-        </m:r>
-        <m:r>
-          <m:rPr>
-            <m:sty m:val="p"/>
-          </m:rPr>
-          <m:t>%</m:t>
-        </m:r>
-      </m:oMath>
-      <w:r>
-        <w:t xml:space="preserve">) locates the operative</w:t>
-      </w:r>
-      <w:r>
-        <w:t xml:space="preserve"> </w:t>
-      </w:r>
-      <w:r>
-        <w:t xml:space="preserve">variable in convention-to-task routing rather than formatting; this is an interpretation, not a</w:t>
-      </w:r>
-      <w:r>
-        <w:t xml:space="preserve"> </w:t>
-      </w:r>
-      <w:r>
-        <w:t xml:space="preserve">finding, and every verified claim is independent of it. An activation-level account is out of reach</w:t>
+          <m:t>39</m:t>
+        </m:r>
+        <m:r>
+          <m:rPr>
+            <m:sty m:val="p"/>
+          </m:rPr>
+          <m:t>/</m:t>
+        </m:r>
+        <m:r>
+          <m:t>40</m:t>
+        </m:r>
+      </m:oMath>
+      <w:r>
+        <w:t xml:space="preserve">)</w:t>
+      </w:r>
+      <w:r>
+        <w:t xml:space="preserve"> </w:t>
+      </w:r>
+      <w:r>
+        <w:t xml:space="preserve">while labeled XML segmentation of the same content recovers none of it (</w:t>
+      </w:r>
+      <m:oMath>
+        <m:r>
+          <m:t>0</m:t>
+        </m:r>
+        <m:r>
+          <m:rPr>
+            <m:sty m:val="p"/>
+          </m:rPr>
+          <m:t>/</m:t>
+        </m:r>
+        <m:r>
+          <m:t>40</m:t>
+        </m:r>
+      </m:oMath>
+      <w:r>
+        <w:t xml:space="preserve"> </w:t>
+      </w:r>
+      <w:r>
+        <w:t xml:space="preserve">on both cells)</w:t>
+      </w:r>
+      <w:r>
+        <w:t xml:space="preserve"> </w:t>
+      </w:r>
+      <w:r>
+        <w:t xml:space="preserve">locates the operative variable in convention-to-task routing rather than formatting; this is an</w:t>
+      </w:r>
+      <w:r>
+        <w:t xml:space="preserve"> </w:t>
+      </w:r>
+      <w:r>
+        <w:t xml:space="preserve">interpretation, not a finding, and every verified claim is independent of it. An activation-level account is out of reach</w:t>
       </w:r>
       <w:r>
         <w:t xml:space="preserve"> </w:t>
@@ -64983,19 +66637,31 @@
         <w:pStyle w:val="BodyText"/>
       </w:pPr>
       <w:r>
-        <w:t xml:space="preserve">Four arm-only re-measurements were originally produced by ad-hoc scripts that were not kept, so</w:t>
-      </w:r>
-      <w:r>
-        <w:t xml:space="preserve"> </w:t>
-      </w:r>
-      <w:r>
-        <w:t xml:space="preserve">their regime could be asserted but not recovered from a run log. All four have since been</w:t>
-      </w:r>
-      <w:r>
-        <w:t xml:space="preserve"> </w:t>
-      </w:r>
-      <w:r>
-        <w:t xml:space="preserve">re-measured with</w:t>
+        <w:t xml:space="preserve">The following concerns the command-line record that the HTTP runs replaced; no table in this</w:t>
+      </w:r>
+      <w:r>
+        <w:t xml:space="preserve"> </w:t>
+      </w:r>
+      <w:r>
+        <w:t xml:space="preserve">version is computed from those files, and the one re-measurement still in use is the GPT-5.5 trap</w:t>
+      </w:r>
+      <w:r>
+        <w:t xml:space="preserve"> </w:t>
+      </w:r>
+      <w:r>
+        <w:t xml:space="preserve">cell described below. Four arm-only re-measurements were originally produced by ad-hoc scripts</w:t>
+      </w:r>
+      <w:r>
+        <w:t xml:space="preserve"> </w:t>
+      </w:r>
+      <w:r>
+        <w:t xml:space="preserve">that were not kept, so their regime could be asserted but not recovered from a run log. All four</w:t>
+      </w:r>
+      <w:r>
+        <w:t xml:space="preserve"> </w:t>
+      </w:r>
+      <w:r>
+        <w:t xml:space="preserve">were re-measured with</w:t>
       </w:r>
       <w:r>
         <w:t xml:space="preserve"> </w:t>
@@ -65022,13 +66688,7 @@
         <w:t xml:space="preserve"> </w:t>
       </w:r>
       <w:r>
-        <w:t xml:space="preserve">the</w:t>
-      </w:r>
-      <w:r>
-        <w:t xml:space="preserve"> </w:t>
-      </w:r>
-      <w:r>
-        <w:t xml:space="preserve">six-model tables are built from and writes a log recording the regime. Three reproduced their</w:t>
+        <w:t xml:space="preserve">the six-model tables are built from and writes a log recording the regime. Three reproduced their</w:t>
       </w:r>
       <w:r>
         <w:t xml:space="preserve"> </w:t>
@@ -65253,13 +66913,13 @@
         <w:t xml:space="preserve">api_argorder</w:t>
       </w:r>
       <w:r>
-        <w:t xml:space="preserve">. This manuscript reports the</w:t>
-      </w:r>
-      <w:r>
-        <w:t xml:space="preserve"> </w:t>
-      </w:r>
-      <w:r>
-        <w:t xml:space="preserve">re-measurements throughout, so every run cited here has a log naming its regime;</w:t>
+        <w:t xml:space="preserve">. Every run cited here has a log</w:t>
+      </w:r>
+      <w:r>
+        <w:t xml:space="preserve"> </w:t>
+      </w:r>
+      <w:r>
+        <w:t xml:space="preserve">naming its regime;</w:t>
       </w:r>
       <w:r>
         <w:t xml:space="preserve"> </w:t>
@@ -65604,6 +67264,136 @@
       </w:r>
       <w:r>
         <w:t xml:space="preserve">is the number of real draws throughout.</w:t>
+      </w:r>
+    </w:p>
+    <w:p>
+      <w:pPr>
+        <w:pStyle w:val="BodyText"/>
+      </w:pPr>
+      <w:r>
+        <w:t xml:space="preserve">One cell is sourced separately. The base GPT-5.5 run logged an HTTP</w:t>
+      </w:r>
+      <w:r>
+        <w:t xml:space="preserve"> </w:t>
+      </w:r>
+      <m:oMath>
+        <m:r>
+          <m:t>500</m:t>
+        </m:r>
+      </m:oMath>
+      <w:r>
+        <w:t xml:space="preserve"> </w:t>
+      </w:r>
+      <w:r>
+        <w:t xml:space="preserve">on</w:t>
+      </w:r>
+      <w:r>
+        <w:t xml:space="preserve"> </w:t>
+      </w:r>
+      <w:r>
+        <w:rPr>
+          <w:rStyle w:val="VerbatimChar"/>
+        </w:rPr>
+        <w:t xml:space="preserve">W2</w:t>
+      </w:r>
+      <w:r>
+        <w:t xml:space="preserve">/</w:t>
+      </w:r>
+      <w:r>
+        <w:rPr>
+          <w:rStyle w:val="VerbatimChar"/>
+        </w:rPr>
+        <w:t xml:space="preserve">trap_store_wire</w:t>
+      </w:r>
+      <w:r>
+        <w:t xml:space="preserve">, so the published figure for that cell is taken from a</w:t>
+      </w:r>
+      <w:r>
+        <w:t xml:space="preserve"> </w:t>
+      </w:r>
+      <w:r>
+        <w:t xml:space="preserve">retained re-measurement with zero transport errors</w:t>
+      </w:r>
+      <w:r>
+        <w:t xml:space="preserve"> </w:t>
+      </w:r>
+      <w:r>
+        <w:t xml:space="preserve">(</w:t>
+      </w:r>
+      <w:r>
+        <w:rPr>
+          <w:rStyle w:val="VerbatimChar"/>
+        </w:rPr>
+        <w:t xml:space="preserve">audit/audit_gpt55_trap_store_wire_*</w:t>
+      </w:r>
+      <w:r>
+        <w:t xml:space="preserve">), which returns the same</w:t>
+      </w:r>
+      <w:r>
+        <w:t xml:space="preserve"> </w:t>
+      </w:r>
+      <m:oMath>
+        <m:r>
+          <m:t>40</m:t>
+        </m:r>
+        <m:r>
+          <m:rPr>
+            <m:sty m:val="p"/>
+          </m:rPr>
+          <m:t>/</m:t>
+        </m:r>
+        <m:r>
+          <m:t>40</m:t>
+        </m:r>
+      </m:oMath>
+      <w:r>
+        <w:t xml:space="preserve"> </w:t>
+      </w:r>
+      <w:r>
+        <w:t xml:space="preserve">and</w:t>
+      </w:r>
+      <w:r>
+        <w:t xml:space="preserve"> </w:t>
+      </w:r>
+      <m:oMath>
+        <m:r>
+          <m:t>0</m:t>
+        </m:r>
+        <m:r>
+          <m:rPr>
+            <m:sty m:val="p"/>
+          </m:rPr>
+          <m:t>/</m:t>
+        </m:r>
+        <m:r>
+          <m:t>40</m:t>
+        </m:r>
+      </m:oMath>
+      <w:r>
+        <w:t xml:space="preserve"> </w:t>
+      </w:r>
+      <w:r>
+        <w:t xml:space="preserve">from</w:t>
+      </w:r>
+      <w:r>
+        <w:t xml:space="preserve"> </w:t>
+      </w:r>
+      <m:oMath>
+        <m:r>
+          <m:t>80</m:t>
+        </m:r>
+      </m:oMath>
+      <w:r>
+        <w:t xml:space="preserve"> </w:t>
+      </w:r>
+      <w:r>
+        <w:t xml:space="preserve">recorded replies. The reported percentages are unchanged; what changes is which run</w:t>
+      </w:r>
+      <w:r>
+        <w:t xml:space="preserve"> </w:t>
+      </w:r>
+      <w:r>
+        <w:t xml:space="preserve">they are read from.</w:t>
       </w:r>
     </w:p>
     <w:bookmarkEnd w:id="148"/>

--- a/paper/blackwell-paper-MAKE.docx
+++ b/paper/blackwell-paper-MAKE.docx
@@ -10998,14 +10998,72 @@
         </m:sSub>
       </m:oMath>
       <w:r>
-        <w:t xml:space="preserve">, and the two score</w:t>
-      </w:r>
-      <w:r>
-        <w:t xml:space="preserve"> </w:t>
-      </w:r>
-      <m:oMath>
-        <m:r>
-          <m:t>65</m:t>
+        <w:t xml:space="preserve">, yet the two do not score alike:</w:t>
+      </w:r>
+      <w:r>
+        <w:t xml:space="preserve"> </w:t>
+      </w:r>
+      <m:oMath>
+        <m:r>
+          <m:t>40</m:t>
+        </m:r>
+        <m:r>
+          <m:rPr>
+            <m:sty m:val="p"/>
+          </m:rPr>
+          <m:t>/</m:t>
+        </m:r>
+        <m:r>
+          <m:t>40</m:t>
+        </m:r>
+      </m:oMath>
+      <w:r>
+        <w:t xml:space="preserve"> </w:t>
+      </w:r>
+      <w:r>
+        <w:t xml:space="preserve">against</w:t>
+      </w:r>
+      <w:r>
+        <w:t xml:space="preserve"> </w:t>
+      </w:r>
+      <m:oMath>
+        <m:r>
+          <m:t>31</m:t>
+        </m:r>
+        <m:r>
+          <m:rPr>
+            <m:sty m:val="p"/>
+          </m:rPr>
+          <m:t>/</m:t>
+        </m:r>
+        <m:r>
+          <m:t>40</m:t>
+        </m:r>
+      </m:oMath>
+      <w:r>
+        <w:t xml:space="preserve"> </w:t>
+      </w:r>
+      <w:r>
+        <w:t xml:space="preserve">on</w:t>
+      </w:r>
+      <w:r>
+        <w:t xml:space="preserve"> </w:t>
+      </w:r>
+      <w:r>
+        <w:rPr>
+          <w:rStyle w:val="VerbatimChar"/>
+        </w:rPr>
+        <w:t xml:space="preserve">api_argorder</w:t>
+      </w:r>
+      <w:r>
+        <w:t xml:space="preserve">, a difference whose two-sided</w:t>
+      </w:r>
+      <w:r>
+        <w:t xml:space="preserve"> </w:t>
+      </w:r>
+      <m:oMath>
+        <m:r>
+          <m:t>90</m:t>
         </m:r>
         <m:r>
           <m:rPr>
@@ -11018,6 +11076,82 @@
         <w:t xml:space="preserve"> </w:t>
       </w:r>
       <w:r>
+        <w:t xml:space="preserve">interval</w:t>
+      </w:r>
+      <w:r>
+        <w:t xml:space="preserve"> </w:t>
+      </w:r>
+      <m:oMath>
+        <m:r>
+          <m:rPr>
+            <m:sty m:val="p"/>
+          </m:rPr>
+          <m:t>[</m:t>
+        </m:r>
+        <m:r>
+          <m:rPr>
+            <m:sty m:val="p"/>
+          </m:rPr>
+          <m:t>+</m:t>
+        </m:r>
+        <m:r>
+          <m:t>0.0203</m:t>
+        </m:r>
+        <m:r>
+          <m:rPr>
+            <m:sty m:val="p"/>
+          </m:rPr>
+          <m:t>,</m:t>
+        </m:r>
+        <m:r>
+          <m:rPr>
+            <m:sty m:val="p"/>
+          </m:rPr>
+          <m:t>+</m:t>
+        </m:r>
+        <m:r>
+          <m:t>0.3845</m:t>
+        </m:r>
+        <m:r>
+          <m:rPr>
+            <m:sty m:val="p"/>
+          </m:rPr>
+          <m:t>]</m:t>
+        </m:r>
+      </m:oMath>
+      <w:r>
+        <w:t xml:space="preserve"> </w:t>
+      </w:r>
+      <w:r>
+        <w:t xml:space="preserve">excludes</w:t>
+      </w:r>
+      <w:r>
+        <w:t xml:space="preserve"> </w:t>
+      </w:r>
+      <w:r>
+        <w:t xml:space="preserve">zero, and</w:t>
+      </w:r>
+      <w:r>
+        <w:t xml:space="preserve"> </w:t>
+      </w:r>
+      <m:oMath>
+        <m:r>
+          <m:t>40</m:t>
+        </m:r>
+        <m:r>
+          <m:rPr>
+            <m:sty m:val="p"/>
+          </m:rPr>
+          <m:t>/</m:t>
+        </m:r>
+        <m:r>
+          <m:t>40</m:t>
+        </m:r>
+      </m:oMath>
+      <w:r>
+        <w:t xml:space="preserve"> </w:t>
+      </w:r>
+      <w:r>
         <w:t xml:space="preserve">against</w:t>
       </w:r>
       <w:r>
@@ -11025,13 +11159,16 @@
       </w:r>
       <m:oMath>
         <m:r>
-          <m:t>50</m:t>
-        </m:r>
-        <m:r>
-          <m:rPr>
-            <m:sty m:val="p"/>
-          </m:rPr>
-          <m:t>%</m:t>
+          <m:t>39</m:t>
+        </m:r>
+        <m:r>
+          <m:rPr>
+            <m:sty m:val="p"/>
+          </m:rPr>
+          <m:t>/</m:t>
+        </m:r>
+        <m:r>
+          <m:t>40</m:t>
         </m:r>
       </m:oMath>
       <w:r>
@@ -11050,129 +11187,13 @@
         <w:t xml:space="preserve">api_post_ok</w:t>
       </w:r>
       <w:r>
-        <w:t xml:space="preserve">. That gap is a point estimate, not a verified separation: at</w:t>
-      </w:r>
-      <w:r>
-        <w:t xml:space="preserve"> </w:t>
-      </w:r>
-      <m:oMath>
-        <m:r>
-          <m:t>n</m:t>
-        </m:r>
-        <m:r>
-          <m:rPr>
-            <m:sty m:val="p"/>
-          </m:rPr>
-          <m:t>=</m:t>
-        </m:r>
-        <m:r>
-          <m:t>40</m:t>
-        </m:r>
-      </m:oMath>
-      <w:r>
-        <w:t xml:space="preserve"> </w:t>
-      </w:r>
-      <w:r>
-        <w:t xml:space="preserve">the</w:t>
-      </w:r>
-      <w:r>
-        <w:t xml:space="preserve"> </w:t>
-      </w:r>
-      <w:r>
-        <w:t xml:space="preserve">exact</w:t>
-      </w:r>
-      <w:r>
-        <w:t xml:space="preserve"> </w:t>
-      </w:r>
-      <m:oMath>
-        <m:r>
-          <m:t>95</m:t>
-        </m:r>
-        <m:r>
-          <m:rPr>
-            <m:sty m:val="p"/>
-          </m:rPr>
-          <m:t>%</m:t>
-        </m:r>
-      </m:oMath>
-      <w:r>
-        <w:t xml:space="preserve"> </w:t>
-      </w:r>
-      <w:r>
-        <w:t xml:space="preserve">intervals,</w:t>
-      </w:r>
-      <w:r>
-        <w:t xml:space="preserve"> </w:t>
-      </w:r>
-      <m:oMath>
-        <m:r>
-          <m:rPr>
-            <m:sty m:val="p"/>
-          </m:rPr>
-          <m:t>[</m:t>
-        </m:r>
-        <m:r>
-          <m:t>0.48</m:t>
-        </m:r>
-        <m:r>
-          <m:rPr>
-            <m:sty m:val="p"/>
-          </m:rPr>
-          <m:t>,</m:t>
-        </m:r>
-        <m:r>
-          <m:t>0.79</m:t>
-        </m:r>
-        <m:r>
-          <m:rPr>
-            <m:sty m:val="p"/>
-          </m:rPr>
-          <m:t>]</m:t>
-        </m:r>
-      </m:oMath>
-      <w:r>
-        <w:t xml:space="preserve"> </w:t>
-      </w:r>
-      <w:r>
-        <w:t xml:space="preserve">and</w:t>
-      </w:r>
-      <w:r>
-        <w:t xml:space="preserve"> </w:t>
-      </w:r>
-      <m:oMath>
-        <m:r>
-          <m:rPr>
-            <m:sty m:val="p"/>
-          </m:rPr>
-          <m:t>[</m:t>
-        </m:r>
-        <m:r>
-          <m:t>0.34</m:t>
-        </m:r>
-        <m:r>
-          <m:rPr>
-            <m:sty m:val="p"/>
-          </m:rPr>
-          <m:t>,</m:t>
-        </m:r>
-        <m:r>
-          <m:t>0.66</m:t>
-        </m:r>
-        <m:r>
-          <m:rPr>
-            <m:sty m:val="p"/>
-          </m:rPr>
-          <m:t>]</m:t>
-        </m:r>
-      </m:oMath>
-      <w:r>
-        <w:t xml:space="preserve">, overlap. The pair illustrates the</w:t>
-      </w:r>
-      <w:r>
-        <w:t xml:space="preserve"> </w:t>
-      </w:r>
-      <w:r>
-        <w:t xml:space="preserve">possibility rather than certifying an instance of it. Either way the</w:t>
+        <w:t xml:space="preserve">, where it does not. One cell therefore</w:t>
+      </w:r>
+      <w:r>
+        <w:t xml:space="preserve"> </w:t>
+      </w:r>
+      <w:r>
+        <w:t xml:space="preserve">certifies an instance and the other only illustrates the possibility. Either way the</w:t>
       </w:r>
       <w:r>
         <w:t xml:space="preserve"> </w:t>
@@ -35291,7 +35312,7 @@
           <m:t> </m:t>
         </m:r>
         <m:r>
-          <m:t>0.128</m:t>
+          <m:t>0.1281</m:t>
         </m:r>
         <m:r>
           <m:rPr>
@@ -35340,7 +35361,7 @@
           <m:t>[</m:t>
         </m:r>
         <m:r>
-          <m:t>0.872</m:t>
+          <m:t>0.8719</m:t>
         </m:r>
         <m:r>
           <m:rPr>
@@ -35759,13 +35780,13 @@
         <w:t xml:space="preserve"> </w:t>
       </w:r>
       <w:r>
-        <w:t xml:space="preserve">(Table 4) and the</w:t>
-      </w:r>
-      <w:r>
-        <w:t xml:space="preserve"> </w:t>
-      </w:r>
-      <w:r>
-        <w:t xml:space="preserve">character-matched padding control at</w:t>
+        <w:t xml:space="preserve">(Table 4), and</w:t>
+      </w:r>
+      <w:r>
+        <w:t xml:space="preserve"> </w:t>
+      </w:r>
+      <w:r>
+        <w:t xml:space="preserve">the superset falls below the character-matched padding arm at</w:t>
       </w:r>
       <w:r>
         <w:t xml:space="preserve"> </w:t>
@@ -35778,11 +35799,20 @@
           <m:t>−</m:t>
         </m:r>
         <m:r>
-          <m:t>0.67</m:t>
-        </m:r>
-      </m:oMath>
-      <w:r>
-        <w:t xml:space="preserve">. What shows the choice is not load-bearing is that</w:t>
+          <m:t>0.85</m:t>
+        </m:r>
+      </m:oMath>
+      <w:r>
+        <w:t xml:space="preserve"> </w:t>
+      </w:r>
+      <w:r>
+        <w:t xml:space="preserve">on both control cells. What</w:t>
+      </w:r>
+      <w:r>
+        <w:t xml:space="preserve"> </w:t>
+      </w:r>
+      <w:r>
+        <w:t xml:space="preserve">shows the choice is not load-bearing is that</w:t>
       </w:r>
       <w:r>
         <w:t xml:space="preserve"> </w:t>
@@ -35857,7 +35887,7 @@
           <m:t>−</m:t>
         </m:r>
         <m:r>
-          <m:t>0.385</m:t>
+          <m:t>0.384</m:t>
         </m:r>
       </m:oMath>
       <w:r>
@@ -35877,7 +35907,7 @@
           <m:t>−</m:t>
         </m:r>
         <m:r>
-          <m:t>0.541</m:t>
+          <m:t>0.540</m:t>
         </m:r>
       </m:oMath>
       <w:r>
@@ -36216,13 +36246,19 @@
         <w:pStyle w:val="FirstParagraph"/>
       </w:pPr>
       <w:r>
-        <w:t xml:space="preserve">Four re-measured arms or cells sit in grids whose other arms come from earlier runs</w:t>
-      </w:r>
-      <w:r>
-        <w:t xml:space="preserve"> </w:t>
-      </w:r>
-      <w:r>
-        <w:t xml:space="preserve">(Appendix D): the Opus</w:t>
+        <w:t xml:space="preserve">Every cell of the six-model grid is read from that model’s own complete run, so each harm contrast</w:t>
+      </w:r>
+      <w:r>
+        <w:t xml:space="preserve"> </w:t>
+      </w:r>
+      <w:r>
+        <w:t xml:space="preserve">compares two arms collected in one window; the same holds for the four behavioural controls, which</w:t>
+      </w:r>
+      <w:r>
+        <w:t xml:space="preserve"> </w:t>
+      </w:r>
+      <w:r>
+        <w:t xml:space="preserve">share a single run, and for the second source pair. One substitution remains: the GPT-5.5</w:t>
       </w:r>
       <w:r>
         <w:t xml:space="preserve"> </w:t>
@@ -36236,41 +36272,6 @@
           </m:e>
           <m:sub>
             <m:r>
-              <m:t>1</m:t>
-            </m:r>
-            <m:r>
-              <m:rPr>
-                <m:sty m:val="p"/>
-              </m:rPr>
-              <m:t>+</m:t>
-            </m:r>
-          </m:sub>
-        </m:sSub>
-      </m:oMath>
-      <w:r>
-        <w:t xml:space="preserve"> </w:t>
-      </w:r>
-      <w:r>
-        <w:t xml:space="preserve">arm, carrying both Opus rows of</w:t>
-      </w:r>
-      <w:r>
-        <w:t xml:space="preserve"> </w:t>
-      </w:r>
-      <w:r>
-        <w:t xml:space="preserve">Table 4; the Opus</w:t>
-      </w:r>
-      <w:r>
-        <w:t xml:space="preserve"> </w:t>
-      </w:r>
-      <m:oMath>
-        <m:sSub>
-          <m:e>
-            <m:r>
-              <m:t>W</m:t>
-            </m:r>
-          </m:e>
-          <m:sub>
-            <m:r>
               <m:t>2</m:t>
             </m:r>
           </m:sub>
@@ -36289,69 +36290,31 @@
         <w:t xml:space="preserve"> </w:t>
       </w:r>
       <w:r>
-        <w:t xml:space="preserve">and Haiku</w:t>
-      </w:r>
-      <w:r>
-        <w:t xml:space="preserve"> </w:t>
-      </w:r>
-      <m:oMath>
-        <m:sSub>
-          <m:e>
-            <m:r>
-              <m:t>W</m:t>
-            </m:r>
-          </m:e>
-          <m:sub>
-            <m:r>
-              <m:t>1</m:t>
-            </m:r>
-          </m:sub>
-        </m:sSub>
-      </m:oMath>
-      <w:r>
-        <w:t xml:space="preserve">/</w:t>
-      </w:r>
-      <w:r>
-        <w:rPr>
-          <w:rStyle w:val="VerbatimChar"/>
-        </w:rPr>
-        <w:t xml:space="preserve">enc_amount</w:t>
-      </w:r>
-      <w:r>
-        <w:t xml:space="preserve"> </w:t>
-      </w:r>
-      <w:r>
-        <w:t xml:space="preserve">cells, the latter carrying one of Haiku’s two incomparability directions;</w:t>
-      </w:r>
-      <w:r>
-        <w:t xml:space="preserve"> </w:t>
-      </w:r>
-      <w:r>
-        <w:t xml:space="preserve">and the structured-context arm of Appendix B. Those contrasts are across runs: a</w:t>
-      </w:r>
-      <w:r>
-        <w:t xml:space="preserve"> </w:t>
-      </w:r>
-      <w:r>
-        <w:t xml:space="preserve">shared model name and transport do not establish a shared decoder, and their intervals price</w:t>
-      </w:r>
-      <w:r>
-        <w:t xml:space="preserve"> </w:t>
-      </w:r>
-      <w:r>
-        <w:t xml:space="preserve">sampling error within an arm, not the gap between windows. The six-model record is itself</w:t>
-      </w:r>
-      <w:r>
-        <w:t xml:space="preserve"> </w:t>
-      </w:r>
-      <w:r>
-        <w:t xml:space="preserve">contemporaneous and retained (Appendix C.1), so the harm contrasts are read within</w:t>
-      </w:r>
-      <w:r>
-        <w:t xml:space="preserve"> </w:t>
-      </w:r>
-      <w:r>
-        <w:t xml:space="preserve">one window;</w:t>
+        <w:t xml:space="preserve">cell is taken from a retained re-measurement because the base run</w:t>
+      </w:r>
+      <w:r>
+        <w:t xml:space="preserve"> </w:t>
+      </w:r>
+      <w:r>
+        <w:t xml:space="preserve">logged an HTTP 500 there, so that one contrast is across windows and a shared model name and</w:t>
+      </w:r>
+      <w:r>
+        <w:t xml:space="preserve"> </w:t>
+      </w:r>
+      <w:r>
+        <w:t xml:space="preserve">transport do not establish a shared decoder (Appendix D). Raw completions were</w:t>
+      </w:r>
+      <w:r>
+        <w:t xml:space="preserve"> </w:t>
+      </w:r>
+      <w:r>
+        <w:t xml:space="preserve">retained for three of the six models (Appendix C.1); for the other three the record is</w:t>
+      </w:r>
+      <w:r>
+        <w:t xml:space="preserve"> </w:t>
+      </w:r>
+      <w:r>
+        <w:t xml:space="preserve">aggregate-only.</w:t>
       </w:r>
       <w:r>
         <w:t xml:space="preserve"> </w:t>
@@ -36727,169 +36690,7 @@
         <w:t xml:space="preserve"> </w:t>
       </w:r>
       <w:r>
-        <w:t xml:space="preserve">the carrying cells are</w:t>
-      </w:r>
-      <w:r>
-        <w:t xml:space="preserve"> </w:t>
-      </w:r>
-      <w:r>
-        <w:rPr>
-          <w:rStyle w:val="VerbatimChar"/>
-        </w:rPr>
-        <w:t xml:space="preserve">api_argorder</w:t>
-      </w:r>
-      <w:r>
-        <w:t xml:space="preserve">, where</w:t>
-      </w:r>
-      <w:r>
-        <w:t xml:space="preserve"> </w:t>
-      </w:r>
-      <m:oMath>
-        <m:sSub>
-          <m:e>
-            <m:r>
-              <m:t>W</m:t>
-            </m:r>
-          </m:e>
-          <m:sub>
-            <m:r>
-              <m:t>1</m:t>
-            </m:r>
-          </m:sub>
-        </m:sSub>
-      </m:oMath>
-      <w:r>
-        <w:t xml:space="preserve"> </w:t>
-      </w:r>
-      <w:r>
-        <w:t xml:space="preserve">passes</w:t>
-      </w:r>
-      <w:r>
-        <w:t xml:space="preserve"> </w:t>
-      </w:r>
-      <m:oMath>
-        <m:r>
-          <m:t>32</m:t>
-        </m:r>
-        <m:r>
-          <m:rPr>
-            <m:sty m:val="p"/>
-          </m:rPr>
-          <m:t>/</m:t>
-        </m:r>
-        <m:r>
-          <m:t>40</m:t>
-        </m:r>
-      </m:oMath>
-      <w:r>
-        <w:t xml:space="preserve"> </w:t>
-      </w:r>
-      <w:r>
-        <w:t xml:space="preserve">and</w:t>
-      </w:r>
-      <w:r>
-        <w:t xml:space="preserve"> </w:t>
-      </w:r>
-      <m:oMath>
-        <m:sSub>
-          <m:e>
-            <m:r>
-              <m:t>W</m:t>
-            </m:r>
-          </m:e>
-          <m:sub>
-            <m:r>
-              <m:t>2</m:t>
-            </m:r>
-          </m:sub>
-        </m:sSub>
-      </m:oMath>
-      <w:r>
-        <w:t xml:space="preserve"> </w:t>
-      </w:r>
-      <w:r>
-        <w:t xml:space="preserve">none, and</w:t>
-      </w:r>
-      <w:r>
-        <w:t xml:space="preserve"> </w:t>
-      </w:r>
-      <w:r>
-        <w:rPr>
-          <w:rStyle w:val="VerbatimChar"/>
-        </w:rPr>
-        <w:t xml:space="preserve">enc_amount</w:t>
-      </w:r>
-      <w:r>
-        <w:t xml:space="preserve">, where</w:t>
-      </w:r>
-      <w:r>
-        <w:t xml:space="preserve"> </w:t>
-      </w:r>
-      <m:oMath>
-        <m:sSub>
-          <m:e>
-            <m:r>
-              <m:t>W</m:t>
-            </m:r>
-          </m:e>
-          <m:sub>
-            <m:r>
-              <m:t>2</m:t>
-            </m:r>
-          </m:sub>
-        </m:sSub>
-      </m:oMath>
-      <w:r>
-        <w:t xml:space="preserve"> </w:t>
-      </w:r>
-      <w:r>
-        <w:t xml:space="preserve">passes</w:t>
-      </w:r>
-      <w:r>
-        <w:t xml:space="preserve"> </w:t>
-      </w:r>
-      <m:oMath>
-        <m:r>
-          <m:t>22</m:t>
-        </m:r>
-        <m:r>
-          <m:rPr>
-            <m:sty m:val="p"/>
-          </m:rPr>
-          <m:t>/</m:t>
-        </m:r>
-        <m:r>
-          <m:t>40</m:t>
-        </m:r>
-      </m:oMath>
-      <w:r>
-        <w:t xml:space="preserve"> </w:t>
-      </w:r>
-      <w:r>
-        <w:t xml:space="preserve">and</w:t>
-      </w:r>
-      <w:r>
-        <w:t xml:space="preserve"> </w:t>
-      </w:r>
-      <m:oMath>
-        <m:sSub>
-          <m:e>
-            <m:r>
-              <m:t>W</m:t>
-            </m:r>
-          </m:e>
-          <m:sub>
-            <m:r>
-              <m:t>1</m:t>
-            </m:r>
-          </m:sub>
-        </m:sSub>
-      </m:oMath>
-      <w:r>
-        <w:t xml:space="preserve"> </w:t>
-      </w:r>
-      <w:r>
-        <w:t xml:space="preserve">none, giving</w:t>
+        <w:t xml:space="preserve">the two directions are attained by different cells:</w:t>
       </w:r>
       <w:r>
         <w:t xml:space="preserve"> </w:t>
@@ -36915,6 +36716,48 @@
           <m:rPr>
             <m:sty m:val="p"/>
           </m:rPr>
+          <m:t>(</m:t>
+        </m:r>
+        <m:sSub>
+          <m:e>
+            <m:r>
+              <m:t>W</m:t>
+            </m:r>
+          </m:e>
+          <m:sub>
+            <m:r>
+              <m:t>2</m:t>
+            </m:r>
+          </m:sub>
+        </m:sSub>
+        <m:r>
+          <m:rPr>
+            <m:sty m:val="p"/>
+          </m:rPr>
+          <m:t>,</m:t>
+        </m:r>
+        <m:sSub>
+          <m:e>
+            <m:r>
+              <m:t>W</m:t>
+            </m:r>
+          </m:e>
+          <m:sub>
+            <m:r>
+              <m:t>1</m:t>
+            </m:r>
+          </m:sub>
+        </m:sSub>
+        <m:r>
+          <m:rPr>
+            <m:sty m:val="p"/>
+          </m:rPr>
+          <m:t>)</m:t>
+        </m:r>
+        <m:r>
+          <m:rPr>
+            <m:sty m:val="p"/>
+          </m:rPr>
           <m:t>=</m:t>
         </m:r>
         <m:r>
@@ -36924,8 +36767,228 @@
           <m:t>+</m:t>
         </m:r>
         <m:r>
+          <m:t>0.762</m:t>
+        </m:r>
+      </m:oMath>
+      <w:r>
+        <w:t xml:space="preserve"> </w:t>
+      </w:r>
+      <w:r>
+        <w:t xml:space="preserve">by</w:t>
+      </w:r>
+      <w:r>
+        <w:t xml:space="preserve"> </w:t>
+      </w:r>
+      <w:r>
+        <w:rPr>
+          <w:rStyle w:val="VerbatimChar"/>
+        </w:rPr>
+        <w:t xml:space="preserve">api_post_ok</w:t>
+      </w:r>
+      <w:r>
+        <w:t xml:space="preserve">, where</w:t>
+      </w:r>
+      <w:r>
+        <w:t xml:space="preserve"> </w:t>
+      </w:r>
+      <m:oMath>
+        <m:sSub>
+          <m:e>
+            <m:r>
+              <m:t>W</m:t>
+            </m:r>
+          </m:e>
+          <m:sub>
+            <m:r>
+              <m:t>1</m:t>
+            </m:r>
+          </m:sub>
+        </m:sSub>
+      </m:oMath>
+      <w:r>
+        <w:t xml:space="preserve"> </w:t>
+      </w:r>
+      <w:r>
+        <w:t xml:space="preserve">passes</w:t>
+      </w:r>
+      <w:r>
+        <w:t xml:space="preserve"> </w:t>
+      </w:r>
+      <m:oMath>
+        <m:r>
+          <m:t>40</m:t>
+        </m:r>
+        <m:r>
+          <m:rPr>
+            <m:sty m:val="p"/>
+          </m:rPr>
+          <m:t>/</m:t>
+        </m:r>
+        <m:r>
+          <m:t>40</m:t>
+        </m:r>
+      </m:oMath>
+      <w:r>
+        <w:t xml:space="preserve"> </w:t>
+      </w:r>
+      <w:r>
+        <w:t xml:space="preserve">and</w:t>
+      </w:r>
+      <w:r>
+        <w:t xml:space="preserve"> </w:t>
+      </w:r>
+      <m:oMath>
+        <m:sSub>
+          <m:e>
+            <m:r>
+              <m:t>W</m:t>
+            </m:r>
+          </m:e>
+          <m:sub>
+            <m:r>
+              <m:t>2</m:t>
+            </m:r>
+          </m:sub>
+        </m:sSub>
+      </m:oMath>
+      <w:r>
+        <w:t xml:space="preserve"> </w:t>
+      </w:r>
+      <w:r>
+        <w:t xml:space="preserve">none,</w:t>
+      </w:r>
+      <w:r>
+        <w:t xml:space="preserve"> </w:t>
+      </w:r>
+      <w:r>
+        <w:t xml:space="preserve">and</w:t>
+      </w:r>
+      <w:r>
+        <w:t xml:space="preserve"> </w:t>
+      </w:r>
+      <m:oMath>
+        <m:sSub>
+          <m:e>
+            <m:r>
+              <m:t>L</m:t>
+            </m:r>
+          </m:e>
+          <m:sub>
+            <m:r>
+              <m:rPr>
+                <m:scr m:val="script"/>
+                <m:sty m:val="p"/>
+              </m:rPr>
+              <m:t>D</m:t>
+            </m:r>
+          </m:sub>
+        </m:sSub>
+        <m:r>
+          <m:rPr>
+            <m:sty m:val="p"/>
+          </m:rPr>
+          <m:t>(</m:t>
+        </m:r>
+        <m:sSub>
+          <m:e>
+            <m:r>
+              <m:t>W</m:t>
+            </m:r>
+          </m:e>
+          <m:sub>
+            <m:r>
+              <m:t>1</m:t>
+            </m:r>
+          </m:sub>
+        </m:sSub>
+        <m:r>
+          <m:rPr>
+            <m:sty m:val="p"/>
+          </m:rPr>
+          <m:t>,</m:t>
+        </m:r>
+        <m:sSub>
+          <m:e>
+            <m:r>
+              <m:t>W</m:t>
+            </m:r>
+          </m:e>
+          <m:sub>
+            <m:r>
+              <m:t>2</m:t>
+            </m:r>
+          </m:sub>
+        </m:sSub>
+        <m:r>
+          <m:rPr>
+            <m:sty m:val="p"/>
+          </m:rPr>
+          <m:t>)</m:t>
+        </m:r>
+        <m:r>
+          <m:rPr>
+            <m:sty m:val="p"/>
+          </m:rPr>
+          <m:t>=</m:t>
+        </m:r>
+        <m:r>
+          <m:rPr>
+            <m:sty m:val="p"/>
+          </m:rPr>
+          <m:t>+</m:t>
+        </m:r>
+        <m:r>
           <m:t>0.226</m:t>
         </m:r>
+      </m:oMath>
+      <w:r>
+        <w:t xml:space="preserve"> </w:t>
+      </w:r>
+      <w:r>
+        <w:t xml:space="preserve">by</w:t>
+      </w:r>
+      <w:r>
+        <w:t xml:space="preserve"> </w:t>
+      </w:r>
+      <w:r>
+        <w:rPr>
+          <w:rStyle w:val="VerbatimChar"/>
+        </w:rPr>
+        <w:t xml:space="preserve">enc_amount</w:t>
+      </w:r>
+      <w:r>
+        <w:t xml:space="preserve">, where</w:t>
+      </w:r>
+      <w:r>
+        <w:t xml:space="preserve"> </w:t>
+      </w:r>
+      <m:oMath>
+        <m:sSub>
+          <m:e>
+            <m:r>
+              <m:t>W</m:t>
+            </m:r>
+          </m:e>
+          <m:sub>
+            <m:r>
+              <m:t>2</m:t>
+            </m:r>
+          </m:sub>
+        </m:sSub>
+      </m:oMath>
+      <w:r>
+        <w:t xml:space="preserve"> </w:t>
+      </w:r>
+      <w:r>
+        <w:t xml:space="preserve">passes</w:t>
+      </w:r>
+      <w:r>
+        <w:t xml:space="preserve"> </w:t>
+      </w:r>
+      <m:oMath>
+        <m:r>
+          <m:t>22</m:t>
+        </m:r>
         <m:r>
           <m:rPr>
             <m:sty m:val="p"/>
@@ -36933,23 +36996,83 @@
           <m:t>/</m:t>
         </m:r>
         <m:r>
-          <m:rPr>
-            <m:sty m:val="p"/>
-          </m:rPr>
-          <m:t>+</m:t>
-        </m:r>
-        <m:r>
-          <m:t>0.762</m:t>
-        </m:r>
-      </m:oMath>
-      <w:r>
-        <w:t xml:space="preserve">. The first direction is the narrower one because</w:t>
-      </w:r>
-      <w:r>
-        <w:t xml:space="preserve"> </w:t>
-      </w:r>
-      <w:r>
-        <w:t xml:space="preserve">neither carrying arm is at ceiling on this model.</w:t>
+          <m:t>40</m:t>
+        </m:r>
+      </m:oMath>
+      <w:r>
+        <w:t xml:space="preserve"> </w:t>
+      </w:r>
+      <w:r>
+        <w:t xml:space="preserve">and</w:t>
+      </w:r>
+      <w:r>
+        <w:t xml:space="preserve"> </w:t>
+      </w:r>
+      <m:oMath>
+        <m:sSub>
+          <m:e>
+            <m:r>
+              <m:t>W</m:t>
+            </m:r>
+          </m:e>
+          <m:sub>
+            <m:r>
+              <m:t>1</m:t>
+            </m:r>
+          </m:sub>
+        </m:sSub>
+      </m:oMath>
+      <w:r>
+        <w:t xml:space="preserve"> </w:t>
+      </w:r>
+      <w:r>
+        <w:t xml:space="preserve">none. The encoding contrast is the binding direction, narrower because</w:t>
+      </w:r>
+      <w:r>
+        <w:t xml:space="preserve"> </w:t>
+      </w:r>
+      <m:oMath>
+        <m:sSub>
+          <m:e>
+            <m:r>
+              <m:t>W</m:t>
+            </m:r>
+          </m:e>
+          <m:sub>
+            <m:r>
+              <m:t>2</m:t>
+            </m:r>
+          </m:sub>
+        </m:sSub>
+      </m:oMath>
+      <w:r>
+        <w:t xml:space="preserve"> </w:t>
+      </w:r>
+      <w:r>
+        <w:t xml:space="preserve">reaches only</w:t>
+      </w:r>
+      <w:r>
+        <w:t xml:space="preserve"> </w:t>
+      </w:r>
+      <m:oMath>
+        <m:r>
+          <m:t>22</m:t>
+        </m:r>
+        <m:r>
+          <m:rPr>
+            <m:sty m:val="p"/>
+          </m:rPr>
+          <m:t>/</m:t>
+        </m:r>
+        <m:r>
+          <m:t>40</m:t>
+        </m:r>
+      </m:oMath>
+      <w:r>
+        <w:t xml:space="preserve"> </w:t>
+      </w:r>
+      <w:r>
+        <w:t xml:space="preserve">there.</w:t>
       </w:r>
     </w:p>
     <w:bookmarkStart w:id="82" w:name="the-six-model-claim-made-jointly."/>
@@ -43461,7 +43584,7 @@
         <w:pStyle w:val="FirstParagraph"/>
       </w:pPr>
       <w:r>
-        <w:t xml:space="preserve">Every draw behind the interference table was kept and read directly,</w:t>
+        <w:t xml:space="preserve">Raw completions were retained for the three Anthropic models’ rows of the interference table,</w:t>
       </w:r>
       <w:r>
         <w:t xml:space="preserve"> </w:t>
@@ -43475,32 +43598,91 @@
         <w:t xml:space="preserve"> </w:t>
       </w:r>
       <w:r>
-        <w:t xml:space="preserve">completions per arm and</w:t>
-      </w:r>
-      <w:r>
-        <w:t xml:space="preserve"> </w:t>
-      </w:r>
-      <w:r>
-        <w:t xml:space="preserve">cell (Appendix C). Three things follow, and one does not.</w:t>
-      </w:r>
-      <w:r>
-        <w:t xml:space="preserve"> </w:t>
-      </w:r>
-      <w:r>
-        <w:rPr>
-          <w:i/>
-          <w:iCs/>
-        </w:rPr>
-        <w:t xml:space="preserve">Packaging is not the explanation</w:t>
-      </w:r>
-      <w:r>
-        <w:t xml:space="preserve">: the extractor returned a non-empty code block on every</w:t>
-      </w:r>
-      <w:r>
-        <w:t xml:space="preserve"> </w:t>
-      </w:r>
-      <w:r>
-        <w:t xml:space="preserve">retained draw, and the</w:t>
+        <w:t xml:space="preserve">per arm and cell; the other three models’ rows are aggregate-only, so what follows is read</w:t>
+      </w:r>
+      <w:r>
+        <w:t xml:space="preserve"> </w:t>
+      </w:r>
+      <w:r>
+        <w:t xml:space="preserve">off half the table (Appendix C). Three text screens bear on the collapse, and all</w:t>
+      </w:r>
+      <w:r>
+        <w:t xml:space="preserve"> </w:t>
+      </w:r>
+      <w:r>
+        <w:t xml:space="preserve">three come back negative on the</w:t>
+      </w:r>
+      <w:r>
+        <w:t xml:space="preserve"> </w:t>
+      </w:r>
+      <m:oMath>
+        <m:r>
+          <m:t>480</m:t>
+        </m:r>
+      </m:oMath>
+      <w:r>
+        <w:t xml:space="preserve"> </w:t>
+      </w:r>
+      <w:r>
+        <w:t xml:space="preserve">replies of the</w:t>
+      </w:r>
+      <w:r>
+        <w:t xml:space="preserve"> </w:t>
+      </w:r>
+      <m:oMath>
+        <m:sSub>
+          <m:e>
+            <m:r>
+              <m:t>W</m:t>
+            </m:r>
+          </m:e>
+          <m:sub>
+            <m:r>
+              <m:t>1</m:t>
+            </m:r>
+          </m:sub>
+        </m:sSub>
+      </m:oMath>
+      <w:r>
+        <w:t xml:space="preserve"> </w:t>
+      </w:r>
+      <w:r>
+        <w:t xml:space="preserve">and</w:t>
+      </w:r>
+      <w:r>
+        <w:t xml:space="preserve"> </w:t>
+      </w:r>
+      <m:oMath>
+        <m:sSub>
+          <m:e>
+            <m:r>
+              <m:t>W</m:t>
+            </m:r>
+          </m:e>
+          <m:sub>
+            <m:r>
+              <m:t>1</m:t>
+            </m:r>
+            <m:r>
+              <m:rPr>
+                <m:sty m:val="p"/>
+              </m:rPr>
+              <m:t>+</m:t>
+            </m:r>
+          </m:sub>
+        </m:sSub>
+      </m:oMath>
+      <w:r>
+        <w:t xml:space="preserve"> </w:t>
+      </w:r>
+      <w:r>
+        <w:t xml:space="preserve">arms there. The extractor</w:t>
+      </w:r>
+      <w:r>
+        <w:t xml:space="preserve"> </w:t>
+      </w:r>
+      <w:r>
+        <w:t xml:space="preserve">returned a non-empty code block on every one of them; the</w:t>
       </w:r>
       <w:r>
         <w:t xml:space="preserve"> </w:t>
@@ -43515,7 +43697,13 @@
         <w:t xml:space="preserve"> </w:t>
       </w:r>
       <w:r>
-        <w:t xml:space="preserve">line the task needs is present in</w:t>
+        <w:t xml:space="preserve">line the task</w:t>
+      </w:r>
+      <w:r>
+        <w:t xml:space="preserve"> </w:t>
+      </w:r>
+      <w:r>
+        <w:t xml:space="preserve">needs is present in</w:t>
       </w:r>
       <w:r>
         <w:t xml:space="preserve"> </w:t>
@@ -43538,40 +43726,34 @@
         <w:t xml:space="preserve"> </w:t>
       </w:r>
       <w:r>
+        <w:t xml:space="preserve">of the superset replies and</w:t>
+      </w:r>
+      <w:r>
+        <w:t xml:space="preserve"> </w:t>
+      </w:r>
+      <m:oMath>
+        <m:r>
+          <m:t>233</m:t>
+        </m:r>
+        <m:r>
+          <m:rPr>
+            <m:sty m:val="p"/>
+          </m:rPr>
+          <m:t>/</m:t>
+        </m:r>
+        <m:r>
+          <m:t>240</m:t>
+        </m:r>
+      </m:oMath>
+      <w:r>
+        <w:t xml:space="preserve"> </w:t>
+      </w:r>
+      <w:r>
         <w:t xml:space="preserve">of the</w:t>
       </w:r>
       <w:r>
         <w:t xml:space="preserve"> </w:t>
       </w:r>
-      <w:r>
-        <w:t xml:space="preserve">superset replies and</w:t>
-      </w:r>
-      <w:r>
-        <w:t xml:space="preserve"> </w:t>
-      </w:r>
-      <m:oMath>
-        <m:r>
-          <m:t>233</m:t>
-        </m:r>
-        <m:r>
-          <m:rPr>
-            <m:sty m:val="p"/>
-          </m:rPr>
-          <m:t>/</m:t>
-        </m:r>
-        <m:r>
-          <m:t>240</m:t>
-        </m:r>
-      </m:oMath>
-      <w:r>
-        <w:t xml:space="preserve"> </w:t>
-      </w:r>
-      <w:r>
-        <w:t xml:space="preserve">of the</w:t>
-      </w:r>
-      <w:r>
-        <w:t xml:space="preserve"> </w:t>
-      </w:r>
       <m:oMath>
         <m:sSub>
           <m:e>
@@ -43590,19 +43772,31 @@
         <w:t xml:space="preserve"> </w:t>
       </w:r>
       <w:r>
-        <w:t xml:space="preserve">replies, the absences concentrated in the arm that</w:t>
-      </w:r>
-      <w:r>
-        <w:t xml:space="preserve"> </w:t>
-      </w:r>
-      <w:r>
-        <w:t xml:space="preserve">passes, so neither an empty extraction nor a missing import accounts for the collapse</w:t>
-      </w:r>
-      <w:r>
-        <w:t xml:space="preserve"> </w:t>
-      </w:r>
-      <w:r>
-        <w:t xml:space="preserve">here.</w:t>
+        <w:t xml:space="preserve">replies, the</w:t>
+      </w:r>
+      <w:r>
+        <w:t xml:space="preserve"> </w:t>
+      </w:r>
+      <w:r>
+        <w:t xml:space="preserve">absences concentrated in the arm that passes; and a refusal screen over an explicit phrase list</w:t>
+      </w:r>
+      <w:r>
+        <w:t xml:space="preserve"> </w:t>
+      </w:r>
+      <w:r>
+        <w:t xml:space="preserve">matches none. Each screen excludes what it tests—an empty extraction, a missing import, refusal</w:t>
+      </w:r>
+      <w:r>
+        <w:t xml:space="preserve"> </w:t>
+      </w:r>
+      <w:r>
+        <w:t xml:space="preserve">language—rather than every packaging or declining behaviour, and none was run on the three</w:t>
+      </w:r>
+      <w:r>
+        <w:t xml:space="preserve"> </w:t>
+      </w:r>
+      <w:r>
+        <w:t xml:space="preserve">models whose draws were not retained.</w:t>
       </w:r>
       <w:r>
         <w:t xml:space="preserve"> </w:t>
@@ -43698,46 +43892,7 @@
         <w:t xml:space="preserve">api_argorder</w:t>
       </w:r>
       <w:r>
-        <w:t xml:space="preserve">, the same</w:t>
-      </w:r>
-      <w:r>
-        <w:t xml:space="preserve"> </w:t>
-      </w:r>
-      <w:r>
-        <w:t xml:space="preserve">inflation reported in Section 8.3.</w:t>
-      </w:r>
-      <w:r>
-        <w:t xml:space="preserve"> </w:t>
-      </w:r>
-      <w:r>
-        <w:rPr>
-          <w:i/>
-          <w:iCs/>
-        </w:rPr>
-        <w:t xml:space="preserve">No reply declined the task</w:t>
-      </w:r>
-      <w:r>
-        <w:t xml:space="preserve">:</w:t>
-      </w:r>
-      <w:r>
-        <w:t xml:space="preserve"> </w:t>
-      </w:r>
-      <w:r>
-        <w:t xml:space="preserve">refusal language appears in none of the</w:t>
-      </w:r>
-      <w:r>
-        <w:t xml:space="preserve"> </w:t>
-      </w:r>
-      <m:oMath>
-        <m:r>
-          <m:t>480</m:t>
-        </m:r>
-      </m:oMath>
-      <w:r>
-        <w:t xml:space="preserve"> </w:t>
-      </w:r>
-      <w:r>
-        <w:t xml:space="preserve">retained completions, on any model.</w:t>
+        <w:t xml:space="preserve">, the same inflation reported in Section 8.3.</w:t>
       </w:r>
     </w:p>
     <w:p>
@@ -43787,13 +43942,7 @@
         <w:t xml:space="preserve"> </w:t>
       </w:r>
       <w:r>
-        <w:t xml:space="preserve">encoding appearing in the reply, stated as a rule in Appendix C.1, separates the arms</w:t>
-      </w:r>
-      <w:r>
-        <w:t xml:space="preserve"> </w:t>
-      </w:r>
-      <w:r>
-        <w:t xml:space="preserve">completely: it fires on</w:t>
+        <w:t xml:space="preserve">encoding appearing in the reply, stated as a rule in Appendix C.1, fires on</w:t>
       </w:r>
       <w:r>
         <w:t xml:space="preserve"> </w:t>
@@ -43816,13 +43965,7 @@
         <w:t xml:space="preserve"> </w:t>
       </w:r>
       <w:r>
-        <w:t xml:space="preserve">of the superset replies across the three models and both</w:t>
-      </w:r>
-      <w:r>
-        <w:t xml:space="preserve"> </w:t>
-      </w:r>
-      <w:r>
-        <w:t xml:space="preserve">collapse cells, and on</w:t>
+        <w:t xml:space="preserve">of the superset replies across the three models and both collapse cells and on</w:t>
       </w:r>
       <w:r>
         <w:t xml:space="preserve"> </w:t>
@@ -43914,31 +44057,31 @@
         <w:t xml:space="preserve"> </w:t>
       </w:r>
       <w:r>
-        <w:t xml:space="preserve">replies in those cells, where that encoding is the contract and the reply passes, so what it</w:t>
-      </w:r>
-      <w:r>
-        <w:t xml:space="preserve"> </w:t>
-      </w:r>
-      <w:r>
-        <w:t xml:space="preserve">reports is the encoding being present and not that its presence caused the failure. On this</w:t>
-      </w:r>
-      <w:r>
-        <w:t xml:space="preserve"> </w:t>
-      </w:r>
-      <w:r>
-        <w:t xml:space="preserve">record the packaging explanations are excluded and the collapse is not attributed to any internal</w:t>
-      </w:r>
-      <w:r>
-        <w:t xml:space="preserve"> </w:t>
-      </w:r>
-      <w:r>
-        <w:t xml:space="preserve">cause; Theorem 3 constrains any rule whose PASS falls under a strict superset,</w:t>
-      </w:r>
-      <w:r>
-        <w:t xml:space="preserve"> </w:t>
-      </w:r>
-      <w:r>
-        <w:t xml:space="preserve">whatever that cause turns out to be.</w:t>
+        <w:t xml:space="preserve">replies in those cells, every one of which</w:t>
+      </w:r>
+      <w:r>
+        <w:t xml:space="preserve"> </w:t>
+      </w:r>
+      <w:r>
+        <w:t xml:space="preserve">fails the API verifier, so it is not a test of correctness. These counts describe an output</w:t>
+      </w:r>
+      <w:r>
+        <w:t xml:space="preserve"> </w:t>
+      </w:r>
+      <w:r>
+        <w:t xml:space="preserve">pattern associated with the source condition; they do not identify an internal cause.</w:t>
+      </w:r>
+      <w:r>
+        <w:t xml:space="preserve"> </w:t>
+      </w:r>
+      <w:r>
+        <w:t xml:space="preserve">Theorem 3 constrains any rule whose PASS falls under a strict superset, whatever</w:t>
+      </w:r>
+      <w:r>
+        <w:t xml:space="preserve"> </w:t>
+      </w:r>
+      <w:r>
+        <w:t xml:space="preserve">that cause turns out to be.</w:t>
       </w:r>
     </w:p>
     <w:bookmarkEnd w:id="91"/>
@@ -44646,7 +44789,27 @@
         </m:r>
       </m:oMath>
       <w:r>
-        <w:t xml:space="preserve">, lower bound</w:t>
+        <w:t xml:space="preserve">; the one-sided</w:t>
+      </w:r>
+      <w:r>
+        <w:t xml:space="preserve"> </w:t>
+      </w:r>
+      <m:oMath>
+        <m:r>
+          <m:t>90</m:t>
+        </m:r>
+        <m:r>
+          <m:rPr>
+            <m:sty m:val="p"/>
+          </m:rPr>
+          <m:t>%</m:t>
+        </m:r>
+      </m:oMath>
+      <w:r>
+        <w:t xml:space="preserve"> </w:t>
+      </w:r>
+      <w:r>
+        <w:t xml:space="preserve">lower bound is</w:t>
       </w:r>
       <w:r>
         <w:t xml:space="preserve"> </w:t>
@@ -44659,11 +44822,37 @@
           <m:t>+</m:t>
         </m:r>
         <m:r>
-          <m:t>0.009</m:t>
-        </m:r>
-      </m:oMath>
-      <w:r>
-        <w:t xml:space="preserve">). Read as a mechanism this points at convention-to-task</w:t>
+          <m:t>0.0095</m:t>
+        </m:r>
+      </m:oMath>
+      <w:r>
+        <w:t xml:space="preserve">, while a two-sided</w:t>
+      </w:r>
+      <w:r>
+        <w:t xml:space="preserve"> </w:t>
+      </w:r>
+      <m:oMath>
+        <m:r>
+          <m:t>90</m:t>
+        </m:r>
+        <m:r>
+          <m:rPr>
+            <m:sty m:val="p"/>
+          </m:rPr>
+          <m:t>%</m:t>
+        </m:r>
+      </m:oMath>
+      <w:r>
+        <w:t xml:space="preserve"> </w:t>
+      </w:r>
+      <w:r>
+        <w:t xml:space="preserve">interval</w:t>
+      </w:r>
+      <w:r>
+        <w:t xml:space="preserve"> </w:t>
+      </w:r>
+      <w:r>
+        <w:t xml:space="preserve">contains zero). Read as a mechanism this points at convention-to-task</w:t>
       </w:r>
       <w:r>
         <w:t xml:space="preserve"> </w:t>
@@ -46226,13 +46415,19 @@
         <w:t xml:space="preserve"> </w:t>
       </w:r>
       <w:r>
-        <w:t xml:space="preserve">band) it is the model’s own limit; for Haiku</w:t>
-      </w:r>
-      <w:r>
-        <w:t xml:space="preserve"> </w:t>
-      </w:r>
-      <w:r>
-        <w:t xml:space="preserve">the largest single shortfall is on</w:t>
+        <w:t xml:space="preserve">band) it is residual failure under the</w:t>
+      </w:r>
+      <w:r>
+        <w:t xml:space="preserve"> </w:t>
+      </w:r>
+      <w:r>
+        <w:t xml:space="preserve">prompts and decoder we tested, which is not a bound on what the model can do. For Haiku the</w:t>
+      </w:r>
+      <w:r>
+        <w:t xml:space="preserve"> </w:t>
+      </w:r>
+      <w:r>
+        <w:t xml:space="preserve">largest remaining shortfall is on</w:t>
       </w:r>
       <w:r>
         <w:t xml:space="preserve"> </w:t>
@@ -46241,6 +46436,38 @@
         <w:rPr>
           <w:rStyle w:val="VerbatimChar"/>
         </w:rPr>
+        <w:t xml:space="preserve">enc_amount</w:t>
+      </w:r>
+      <w:r>
+        <w:t xml:space="preserve"> </w:t>
+      </w:r>
+      <w:r>
+        <w:t xml:space="preserve">(</w:t>
+      </w:r>
+      <m:oMath>
+        <m:r>
+          <m:t>22</m:t>
+        </m:r>
+        <m:r>
+          <m:rPr>
+            <m:sty m:val="p"/>
+          </m:rPr>
+          <m:t>/</m:t>
+        </m:r>
+        <m:r>
+          <m:t>40</m:t>
+        </m:r>
+      </m:oMath>
+      <w:r>
+        <w:t xml:space="preserve">), and on</w:t>
+      </w:r>
+      <w:r>
+        <w:t xml:space="preserve"> </w:t>
+      </w:r>
+      <w:r>
+        <w:rPr>
+          <w:rStyle w:val="VerbatimChar"/>
+        </w:rPr>
         <w:t xml:space="preserve">api_argorder</w:t>
       </w:r>
       <w:r>
@@ -46264,13 +46491,7 @@
         </m:r>
       </m:oMath>
       <w:r>
-        <w:t xml:space="preserve">), and it is not even that:</w:t>
-      </w:r>
-      <w:r>
-        <w:t xml:space="preserve"> </w:t>
-      </w:r>
-      <w:r>
-        <w:t xml:space="preserve">the retained completions (see Section 7.4.5) show the</w:t>
+        <w:t xml:space="preserve">) the retained completions (see Section 7.4.5) show the</w:t>
       </w:r>
       <w:r>
         <w:t xml:space="preserve"> </w:t>
@@ -46313,13 +46534,13 @@
         <w:t xml:space="preserve"> </w:t>
       </w:r>
       <w:r>
-        <w:t xml:space="preserve">replies, a packaging effect rather than a</w:t>
-      </w:r>
-      <w:r>
-        <w:t xml:space="preserve"> </w:t>
-      </w:r>
-      <w:r>
-        <w:t xml:space="preserve">selection error. The four cells were built to exhibit the phenomenon, so</w:t>
+        <w:t xml:space="preserve">replies, a</w:t>
+      </w:r>
+      <w:r>
+        <w:t xml:space="preserve"> </w:t>
+      </w:r>
+      <w:r>
+        <w:t xml:space="preserve">packaging effect rather than a selection error. The four cells were built to exhibit the phenomenon, so</w:t>
       </w:r>
       <w:r>
         <w:t xml:space="preserve"> </w:t>
@@ -47202,20 +47423,23 @@
         <w:t xml:space="preserve"> </w:t>
       </w:r>
       <w:r>
-        <w:t xml:space="preserve">models (Table 4), with collapses as stark as</w:t>
-      </w:r>
-      <w:r>
-        <w:t xml:space="preserve"> </w:t>
-      </w:r>
-      <m:oMath>
-        <m:r>
-          <m:t>100</m:t>
-        </m:r>
-        <m:r>
-          <m:rPr>
-            <m:sty m:val="p"/>
-          </m:rPr>
-          <m:t>%</m:t>
+        <w:t xml:space="preserve">models (Table 4); nine of the twelve cells are a stark</w:t>
+      </w:r>
+      <w:r>
+        <w:t xml:space="preserve"> </w:t>
+      </w:r>
+      <m:oMath>
+        <m:r>
+          <m:t>40</m:t>
+        </m:r>
+        <m:r>
+          <m:rPr>
+            <m:sty m:val="p"/>
+          </m:rPr>
+          <m:t>/</m:t>
+        </m:r>
+        <m:r>
+          <m:t>40</m:t>
         </m:r>
         <m:r>
           <m:rPr>
@@ -47230,7 +47454,10 @@
           <m:rPr>
             <m:sty m:val="p"/>
           </m:rPr>
-          <m:t>%</m:t>
+          <m:t>/</m:t>
+        </m:r>
+        <m:r>
+          <m:t>40</m:t>
         </m:r>
       </m:oMath>
       <w:r>
@@ -47254,7 +47481,19 @@
         </m:r>
       </m:oMath>
       <w:r>
-        <w:t xml:space="preserve">) on Sonnet, GPT-5.5 and Kimi. This is a verified empirical falsification of</w:t>
+        <w:t xml:space="preserve">), on both API cells of Sonnet, Opus, GPT-5.5 and Kimi and on Haiku’s</w:t>
+      </w:r>
+      <w:r>
+        <w:t xml:space="preserve"> </w:t>
+      </w:r>
+      <w:r>
+        <w:rPr>
+          <w:rStyle w:val="VerbatimChar"/>
+        </w:rPr>
+        <w:t xml:space="preserve">api_post_ok</w:t>
+      </w:r>
+      <w:r>
+        <w:t xml:space="preserve">. This is a verified empirical falsification of</w:t>
       </w:r>
       <w:r>
         <w:t xml:space="preserve"> </w:t>
@@ -48383,13 +48622,13 @@
         <w:t xml:space="preserve"> </w:t>
       </w:r>
       <w:r>
-        <w:t xml:space="preserve">for the probability that a drawn pair is</w:t>
-      </w:r>
-      <w:r>
-        <w:t xml:space="preserve"> </w:t>
-      </w:r>
-      <w:r>
-        <w:t xml:space="preserve">incomparable and</w:t>
+        <w:t xml:space="preserve">for the probability that a drawn pair has the</w:t>
+      </w:r>
+      <w:r>
+        <w:t xml:space="preserve"> </w:t>
+      </w:r>
+      <w:r>
+        <w:t xml:space="preserve">property and</w:t>
       </w:r>
       <w:r>
         <w:t xml:space="preserve"> </w:t>
@@ -48403,13 +48642,7 @@
         <w:t xml:space="preserve"> </w:t>
       </w:r>
       <w:r>
-        <w:t xml:space="preserve">for the event that the procedure verifies it. The procedure is one-sided at</w:t>
-      </w:r>
-      <w:r>
-        <w:t xml:space="preserve"> </w:t>
-      </w:r>
-      <w:r>
-        <w:t xml:space="preserve">level</w:t>
+        <w:t xml:space="preserve">for the event that the procedure verifies it. The procedure is one-sided at level</w:t>
       </w:r>
       <w:r>
         <w:t xml:space="preserve"> </w:t>
@@ -48452,7 +48685,10 @@
             <m:nor/>
             <m:sty m:val="p"/>
           </m:rPr>
-          <m:t>not incomparable</m:t>
+          <m:t>not </m:t>
+        </m:r>
+        <m:r>
+          <m:t>I</m:t>
         </m:r>
         <m:r>
           <m:rPr>
@@ -48545,7 +48781,13 @@
         </m:r>
       </m:oMath>
       <w:r>
-        <w:t xml:space="preserve">, which rearranges to</w:t>
+        <w:t xml:space="preserve">,</w:t>
+      </w:r>
+      <w:r>
+        <w:t xml:space="preserve"> </w:t>
+      </w:r>
+      <w:r>
+        <w:t xml:space="preserve">which rearranges to</w:t>
       </w:r>
       <w:r>
         <w:t xml:space="preserve"> </w:t>
@@ -48666,7 +48908,13 @@
         <w:t xml:space="preserve"> </w:t>
       </w:r>
       <w:r>
-        <w:t xml:space="preserve">by an exact Clopper–Pearson lower bound</w:t>
+        <w:t xml:space="preserve">by an exact</w:t>
+      </w:r>
+      <w:r>
+        <w:t xml:space="preserve"> </w:t>
+      </w:r>
+      <w:r>
+        <w:t xml:space="preserve">Clopper–Pearson lower bound</w:t>
       </w:r>
       <w:r>
         <w:t xml:space="preserve"> </w:t>
@@ -48687,13 +48935,7 @@
         <w:t xml:space="preserve"> </w:t>
       </w:r>
       <w:r>
-        <w:t xml:space="preserve">on the verified fraction over</w:t>
-      </w:r>
-      <w:r>
-        <w:t xml:space="preserve"> </w:t>
-      </w:r>
-      <w:r>
-        <w:t xml:space="preserve">the sampled pairs gives</w:t>
+        <w:t xml:space="preserve">on the verified fraction over the sampled pairs gives</w:t>
       </w:r>
       <w:r>
         <w:t xml:space="preserve"> </w:t>
@@ -48707,6 +48949,30 @@
             <m:sty m:val="p"/>
           </m:rPr>
           <m:t>≥</m:t>
+        </m:r>
+        <m:r>
+          <m:rPr>
+            <m:sty m:val="p"/>
+          </m:rPr>
+          <m:t>max</m:t>
+        </m:r>
+        <m:r>
+          <m:rPr>
+            <m:sty m:val="p"/>
+          </m:rPr>
+          <m:t>{</m:t>
+        </m:r>
+        <m:r>
+          <m:t>0</m:t>
+        </m:r>
+        <m:r>
+          <m:rPr>
+            <m:sty m:val="p"/>
+          </m:rPr>
+          <m:t>,</m:t>
+        </m:r>
+        <m:r>
+          <m:t> </m:t>
         </m:r>
         <m:r>
           <m:rPr>
@@ -48769,6 +49035,12 @@
           </m:rPr>
           <m:t>)</m:t>
         </m:r>
+        <m:r>
+          <m:rPr>
+            <m:sty m:val="p"/>
+          </m:rPr>
+          <m:t>}</m:t>
+        </m:r>
       </m:oMath>
       <w:r>
         <w:t xml:space="preserve"> </w:t>
@@ -48794,25 +49066,136 @@
         </m:r>
       </m:oMath>
       <w:r>
-        <w:t xml:space="preserve">: the</w:t>
-      </w:r>
-      <w:r>
-        <w:t xml:space="preserve"> </w:t>
-      </w:r>
-      <w:r>
-        <w:t xml:space="preserve">correction applies to one marginal probability, not once per pair. We name prevalence as the open</w:t>
-      </w:r>
-      <w:r>
-        <w:t xml:space="preserve"> </w:t>
-      </w:r>
-      <w:r>
-        <w:t xml:space="preserve">question rather than approximate it here, because a figure computed from hand-built pairs would be</w:t>
-      </w:r>
-      <w:r>
-        <w:t xml:space="preserve"> </w:t>
-      </w:r>
-      <w:r>
-        <w:t xml:space="preserve">circular.</w:t>
+        <w:t xml:space="preserve">: the correction</w:t>
+      </w:r>
+      <w:r>
+        <w:t xml:space="preserve"> </w:t>
+      </w:r>
+      <w:r>
+        <w:t xml:space="preserve">applies to one marginal probability, not once per pair, because nothing here asserts that each</w:t>
+      </w:r>
+      <w:r>
+        <w:t xml:space="preserve"> </w:t>
+      </w:r>
+      <w:r>
+        <w:t xml:space="preserve">individual verified pair is a true positive. Three conditions bind. The pairs and the procedure’s</w:t>
+      </w:r>
+      <w:r>
+        <w:t xml:space="preserve"> </w:t>
+      </w:r>
+      <w:r>
+        <w:t xml:space="preserve">outcomes must be i.i.d. draws from the stated frame, which sharing documents across pairs or</w:t>
+      </w:r>
+      <w:r>
+        <w:t xml:space="preserve"> </w:t>
+      </w:r>
+      <w:r>
+        <w:t xml:space="preserve">selecting them adaptively would break. The property</w:t>
+      </w:r>
+      <w:r>
+        <w:t xml:space="preserve"> </w:t>
+      </w:r>
+      <m:oMath>
+        <m:r>
+          <m:t>I</m:t>
+        </m:r>
+      </m:oMath>
+      <w:r>
+        <w:t xml:space="preserve"> </w:t>
+      </w:r>
+      <w:r>
+        <w:t xml:space="preserve">is whatever the certificate actually</w:t>
+      </w:r>
+      <w:r>
+        <w:t xml:space="preserve"> </w:t>
+      </w:r>
+      <w:r>
+        <w:t xml:space="preserve">verifies—PASS-incomparability for a named model on a named task battery, not unconditional</w:t>
+      </w:r>
+      <w:r>
+        <w:t xml:space="preserve"> </w:t>
+      </w:r>
+      <w:r>
+        <w:t xml:space="preserve">Blackwell incomparability of the underlying sources. And a joint claim,</w:t>
+      </w:r>
+      <w:r>
+        <w:t xml:space="preserve"> </w:t>
+      </w:r>
+      <w:r>
+        <w:t xml:space="preserve">“incomparable</w:t>
+      </w:r>
+      <w:r>
+        <w:t xml:space="preserve"> </w:t>
+      </w:r>
+      <w:r>
+        <w:rPr>
+          <w:i/>
+          <w:iCs/>
+        </w:rPr>
+        <w:t xml:space="preserve">and</w:t>
+      </w:r>
+      <w:r>
+        <w:t xml:space="preserve"> </w:t>
+      </w:r>
+      <w:r>
+        <w:t xml:space="preserve">harmful,”</w:t>
+      </w:r>
+      <w:r>
+        <w:t xml:space="preserve"> </w:t>
+      </w:r>
+      <w:r>
+        <w:t xml:space="preserve">needs</w:t>
+      </w:r>
+      <w:r>
+        <w:t xml:space="preserve"> </w:t>
+      </w:r>
+      <m:oMath>
+        <m:r>
+          <m:t>I</m:t>
+        </m:r>
+      </m:oMath>
+      <w:r>
+        <w:t xml:space="preserve">,</w:t>
+      </w:r>
+      <w:r>
+        <w:t xml:space="preserve"> </w:t>
+      </w:r>
+      <m:oMath>
+        <m:r>
+          <m:t>V</m:t>
+        </m:r>
+      </m:oMath>
+      <w:r>
+        <w:t xml:space="preserve"> </w:t>
+      </w:r>
+      <w:r>
+        <w:t xml:space="preserve">and the one-sided error</w:t>
+      </w:r>
+      <w:r>
+        <w:t xml:space="preserve"> </w:t>
+      </w:r>
+      <m:oMath>
+        <m:r>
+          <m:t>η</m:t>
+        </m:r>
+      </m:oMath>
+      <w:r>
+        <w:t xml:space="preserve"> </w:t>
+      </w:r>
+      <w:r>
+        <w:t xml:space="preserve">redefined for that conjunction</w:t>
+      </w:r>
+      <w:r>
+        <w:t xml:space="preserve"> </w:t>
+      </w:r>
+      <w:r>
+        <w:t xml:space="preserve">rather than reusing these. We name prevalence as the open question rather than approximate it</w:t>
+      </w:r>
+      <w:r>
+        <w:t xml:space="preserve"> </w:t>
+      </w:r>
+      <w:r>
+        <w:t xml:space="preserve">here, because a figure computed from hand-built pairs would be circular.</w:t>
       </w:r>
     </w:p>
     <w:bookmarkEnd w:id="109"/>
@@ -49088,13 +49471,13 @@
         <w:t xml:space="preserve"> </w:t>
       </w:r>
       <w:r>
-        <w:t xml:space="preserve">does any of these across the roster. The order control has been run, but on one model, over the</w:t>
-      </w:r>
-      <w:r>
-        <w:t xml:space="preserve"> </w:t>
-      </w:r>
-      <w:r>
-        <w:t xml:space="preserve">command-line interface, and on the two collapse cells only</w:t>
+        <w:t xml:space="preserve">does any of these across the roster. The order control has been run over the same API path as the</w:t>
+      </w:r>
+      <w:r>
+        <w:t xml:space="preserve"> </w:t>
+      </w:r>
+      <w:r>
+        <w:t xml:space="preserve">rest of the controls, but on one model and on the two collapse cells only</w:t>
       </w:r>
       <w:r>
         <w:t xml:space="preserve"> </w:t>
@@ -49361,36 +49744,64 @@
         <w:pStyle w:val="FirstParagraph"/>
       </w:pPr>
       <w:r>
-        <w:t xml:space="preserve">Context selection is a partial-order problem, not a scalar one. When two sources are incomparable,</w:t>
-      </w:r>
-      <w:r>
-        <w:t xml:space="preserve"> </w:t>
-      </w:r>
-      <w:r>
-        <w:t xml:space="preserve">no single per-source score ranks them correctly for all tasks (Theorem 2), and</w:t>
-      </w:r>
-      <w:r>
-        <w:t xml:space="preserve"> </w:t>
-      </w:r>
-      <w:r>
-        <w:t xml:space="preserve">a value-deficiency surrogate with finite-sample bounds makes that order measurable on a live model.</w:t>
-      </w:r>
-      <w:r>
-        <w:t xml:space="preserve"> </w:t>
-      </w:r>
-      <w:r>
-        <w:t xml:space="preserve">On six models across four vendors we verify at</w:t>
-      </w:r>
-      <w:r>
-        <w:t xml:space="preserve"> </w:t>
-      </w:r>
-      <m:oMath>
-        <m:r>
-          <m:rPr>
-            <m:sty m:val="p"/>
-          </m:rPr>
-          <m:t>≥</m:t>
-        </m:r>
+        <w:t xml:space="preserve">Context selection is a partial-order problem, not a scalar one. Blackwell’s comparison of</w:t>
+      </w:r>
+      <w:r>
+        <w:t xml:space="preserve"> </w:t>
+      </w:r>
+      <w:r>
+        <w:t xml:space="preserve">experiments identifies a structural limitation of task-independent context rankings: when two</w:t>
+      </w:r>
+      <w:r>
+        <w:t xml:space="preserve"> </w:t>
+      </w:r>
+      <w:r>
+        <w:t xml:space="preserve">sources are incomparable, no one per-source score fixed across tasks ranks them correctly for every</w:t>
+      </w:r>
+      <w:r>
+        <w:t xml:space="preserve"> </w:t>
+      </w:r>
+      <w:r>
+        <w:t xml:space="preserve">decision problem (Theorem 2). For</w:t>
+      </w:r>
+      <w:r>
+        <w:t xml:space="preserve"> </w:t>
+      </w:r>
+      <w:r>
+        <w:rPr>
+          <w:i/>
+          <w:iCs/>
+        </w:rPr>
+        <w:t xml:space="preserve">fixed</w:t>
+      </w:r>
+      <w:r>
+        <w:t xml:space="preserve"> </w:t>
+      </w:r>
+      <w:r>
+        <w:t xml:space="preserve">model rules we measure a</w:t>
+      </w:r>
+      <w:r>
+        <w:t xml:space="preserve"> </w:t>
+      </w:r>
+      <w:r>
+        <w:t xml:space="preserve">separate, task-restricted PASS relation with finite-sample bounds, tied to the classical order only</w:t>
+      </w:r>
+      <w:r>
+        <w:t xml:space="preserve"> </w:t>
+      </w:r>
+      <w:r>
+        <w:t xml:space="preserve">through the conditional bridge of Lemma 2. On six models across four vendors both</w:t>
+      </w:r>
+      <w:r>
+        <w:t xml:space="preserve"> </w:t>
+      </w:r>
+      <w:r>
+        <w:t xml:space="preserve">directions of PASS-incomparability stay positive under a joint</w:t>
+      </w:r>
+      <w:r>
+        <w:t xml:space="preserve"> </w:t>
+      </w:r>
+      <m:oMath>
         <m:r>
           <m:t>90</m:t>
         </m:r>
@@ -49405,32 +49816,46 @@
         <w:t xml:space="preserve"> </w:t>
       </w:r>
       <w:r>
-        <w:t xml:space="preserve">that two private sources cross in</w:t>
-      </w:r>
-      <w:r>
-        <w:t xml:space="preserve"> </w:t>
-      </w:r>
-      <w:r>
-        <w:t xml:space="preserve">realized pass rate; on each of them a deployed relevance score ranks the pair the wrong way on a</w:t>
-      </w:r>
-      <w:r>
-        <w:t xml:space="preserve"> </w:t>
-      </w:r>
-      <w:r>
-        <w:t xml:space="preserve">designed trap; and on all twelve cells adding a strictly larger source lowers the pass rate,</w:t>
-      </w:r>
-      <w:r>
-        <w:t xml:space="preserve"> </w:t>
-      </w:r>
-      <w:r>
-        <w:t xml:space="preserve">as far as</w:t>
-      </w:r>
-      <w:r>
-        <w:t xml:space="preserve"> </w:t>
-      </w:r>
-      <m:oMath>
-        <m:r>
-          <m:t>100</m:t>
+        <w:t xml:space="preserve">guarantee; on each of them a</w:t>
+      </w:r>
+      <w:r>
+        <w:t xml:space="preserve"> </w:t>
+      </w:r>
+      <w:r>
+        <w:t xml:space="preserve">deployed relevance score ranks the pair the wrong way on a designed trap; and adding a strictly</w:t>
+      </w:r>
+      <w:r>
+        <w:t xml:space="preserve"> </w:t>
+      </w:r>
+      <w:r>
+        <w:t xml:space="preserve">larger source lowers PASS on all twelve tested API contrasts, eleven of which meet the</w:t>
+      </w:r>
+      <w:r>
+        <w:t xml:space="preserve"> </w:t>
+      </w:r>
+      <m:oMath>
+        <m:r>
+          <m:t>0.30</m:t>
+        </m:r>
+      </m:oMath>
+      <w:r>
+        <w:t xml:space="preserve"> </w:t>
+      </w:r>
+      <w:r>
+        <w:t xml:space="preserve">harm</w:t>
+      </w:r>
+      <w:r>
+        <w:t xml:space="preserve"> </w:t>
+      </w:r>
+      <w:r>
+        <w:t xml:space="preserve">margin under joint</w:t>
+      </w:r>
+      <w:r>
+        <w:t xml:space="preserve"> </w:t>
+      </w:r>
+      <m:oMath>
+        <m:r>
+          <m:t>90</m:t>
         </m:r>
         <m:r>
           <m:rPr>
@@ -49438,24 +49863,12 @@
           </m:rPr>
           <m:t>%</m:t>
         </m:r>
-        <m:r>
-          <m:rPr>
-            <m:sty m:val="p"/>
-          </m:rPr>
-          <m:t>→</m:t>
-        </m:r>
-        <m:r>
-          <m:t>0</m:t>
-        </m:r>
-        <m:r>
-          <m:rPr>
-            <m:sty m:val="p"/>
-          </m:rPr>
-          <m:t>%</m:t>
-        </m:r>
-      </m:oMath>
-      <w:r>
-        <w:t xml:space="preserve">. What a private source is worth is model-relative: guessability runs from</w:t>
+      </m:oMath>
+      <w:r>
+        <w:t xml:space="preserve"> </w:t>
+      </w:r>
+      <w:r>
+        <w:t xml:space="preserve">control, with every model retaining at least one verified contrast. What a private source is worth is model-relative: guessability runs from</w:t>
       </w:r>
       <w:r>
         <w:t xml:space="preserve"> </w:t>
@@ -49543,13 +49956,25 @@
         <w:pStyle w:val="BodyText"/>
       </w:pPr>
       <w:r>
-        <w:t xml:space="preserve">The scope is narrow and stated exactly. The theorems concern the idealized Bayes-optimal user; the</w:t>
-      </w:r>
-      <w:r>
-        <w:t xml:space="preserve"> </w:t>
-      </w:r>
-      <w:r>
-        <w:t xml:space="preserve">measured crossover and collapse are properties of a</w:t>
+        <w:t xml:space="preserve">The scope is narrow and stated exactly. Theorem 2 and</w:t>
+      </w:r>
+      <w:r>
+        <w:t xml:space="preserve"> </w:t>
+      </w:r>
+      <w:r>
+        <w:t xml:space="preserve">Lemma 2 concern the idealized Bayes-optimal user, while</w:t>
+      </w:r>
+      <w:r>
+        <w:t xml:space="preserve"> </w:t>
+      </w:r>
+      <w:r>
+        <w:t xml:space="preserve">Theorem 3 concerns the fixed rule a model realizes and invokes no such user at</w:t>
+      </w:r>
+      <w:r>
+        <w:t xml:space="preserve"> </w:t>
+      </w:r>
+      <w:r>
+        <w:t xml:space="preserve">all; the measured crossover and collapse are properties of those</w:t>
       </w:r>
       <w:r>
         <w:t xml:space="preserve"> </w:t>
@@ -49565,7 +49990,13 @@
         <w:t xml:space="preserve"> </w:t>
       </w:r>
       <w:r>
-        <w:t xml:space="preserve">model; the two sources’</w:t>
+        <w:t xml:space="preserve">rules; the two</w:t>
+      </w:r>
+      <w:r>
+        <w:t xml:space="preserve"> </w:t>
+      </w:r>
+      <w:r>
+        <w:t xml:space="preserve">sources’</w:t>
       </w:r>
       <w:r>
         <w:t xml:space="preserve"> </w:t>
@@ -49625,7 +50056,19 @@
         <w:t xml:space="preserve"> </w:t>
       </w:r>
       <w:r>
-        <w:t xml:space="preserve">(Remark 6). The decisive next test is prevalence: draw source pairs from a</w:t>
+        <w:t xml:space="preserve">(Remark 6). The behavioural controls constrain block-order and gross-length</w:t>
+      </w:r>
+      <w:r>
+        <w:t xml:space="preserve"> </w:t>
+      </w:r>
+      <w:r>
+        <w:t xml:space="preserve">explanations on one model; they do not establish an internal mechanism. The decisive next test is</w:t>
+      </w:r>
+      <w:r>
+        <w:t xml:space="preserve"> </w:t>
+      </w:r>
+      <w:r>
+        <w:t xml:space="preserve">prevalence: draw source pairs from a</w:t>
       </w:r>
       <w:r>
         <w:t xml:space="preserve"> </w:t>
@@ -50012,25 +50455,19 @@
         <w:t xml:space="preserve"> </w:t>
       </w:r>
       <w:r>
-        <w:t xml:space="preserve">the assistance described in</w:t>
-      </w:r>
-      <w:r>
-        <w:t xml:space="preserve"> </w:t>
-      </w:r>
-      <w:r>
-        <w:t xml:space="preserve">the Acknowledgments. No result, table or figure was produced by a language model acting as an</w:t>
-      </w:r>
-      <w:r>
-        <w:t xml:space="preserve"> </w:t>
-      </w:r>
-      <w:r>
-        <w:t xml:space="preserve">author or an analyst: every reported quantity is computed by the released scripts from the</w:t>
-      </w:r>
-      <w:r>
-        <w:t xml:space="preserve"> </w:t>
-      </w:r>
-      <w:r>
-        <w:t xml:space="preserve">released records, which</w:t>
+        <w:t xml:space="preserve">generative-AI tools assisted</w:t>
+      </w:r>
+      <w:r>
+        <w:t xml:space="preserve"> </w:t>
+      </w:r>
+      <w:r>
+        <w:t xml:space="preserve">with the tasks disclosed in the Acknowledgments, analysis and interpretation among them. Every</w:t>
+      </w:r>
+      <w:r>
+        <w:t xml:space="preserve"> </w:t>
+      </w:r>
+      <w:r>
+        <w:t xml:space="preserve">numerical result was computed by the released scripts from the released records, which</w:t>
       </w:r>
       <w:r>
         <w:t xml:space="preserve"> </w:t>
@@ -50045,13 +50482,13 @@
         <w:t xml:space="preserve"> </w:t>
       </w:r>
       <w:r>
-        <w:t xml:space="preserve">pins by SHA-256 and maps to the table or</w:t>
-      </w:r>
-      <w:r>
-        <w:t xml:space="preserve"> </w:t>
-      </w:r>
-      <w:r>
-        <w:t xml:space="preserve">figure that uses it. The Data Availability Statement says which records are aggregate-only and</w:t>
+        <w:t xml:space="preserve">pins by SHA-256 and maps to the table or figure that uses it, and was</w:t>
+      </w:r>
+      <w:r>
+        <w:t xml:space="preserve"> </w:t>
+      </w:r>
+      <w:r>
+        <w:t xml:space="preserve">checked by the authors, who retain responsibility for the analysis and the conclusions. The Data Availability Statement says which records are aggregate-only and</w:t>
       </w:r>
       <w:r>
         <w:t xml:space="preserve"> </w:t>
@@ -59046,26 +59483,159 @@
         <w:t xml:space="preserve"> </w:t>
       </w:r>
       <w:r>
-        <w:t xml:space="preserve">after both intervals are paid for, so a mild collapse from a non-endpoint arm can be verified in</w:t>
-      </w:r>
-      <w:r>
-        <w:t xml:space="preserve"> </w:t>
-      </w:r>
-      <w:r>
-        <w:t xml:space="preserve">sign without clearing</w:t>
-      </w:r>
-      <w:r>
-        <w:t xml:space="preserve"> </w:t>
-      </w:r>
-      <m:oMath>
-        <m:r>
-          <m:t>τ</m:t>
-        </m:r>
-        <m:r>
-          <m:rPr>
-            <m:sty m:val="p"/>
-          </m:rPr>
-          <m:t>=</m:t>
+        <w:t xml:space="preserve">after both intervals are paid for, and a negative point estimate need not verify either the sign</w:t>
+      </w:r>
+      <w:r>
+        <w:t xml:space="preserve"> </w:t>
+      </w:r>
+      <w:r>
+        <w:t xml:space="preserve">of the harm or the margin. On the second source pair’s trap cell PASS moves from</w:t>
+      </w:r>
+      <w:r>
+        <w:t xml:space="preserve"> </w:t>
+      </w:r>
+      <m:oMath>
+        <m:r>
+          <m:t>29</m:t>
+        </m:r>
+        <m:r>
+          <m:rPr>
+            <m:sty m:val="p"/>
+          </m:rPr>
+          <m:t>/</m:t>
+        </m:r>
+        <m:r>
+          <m:t>40</m:t>
+        </m:r>
+      </m:oMath>
+      <w:r>
+        <w:t xml:space="preserve"> </w:t>
+      </w:r>
+      <w:r>
+        <w:t xml:space="preserve">to</w:t>
+      </w:r>
+      <w:r>
+        <w:t xml:space="preserve"> </w:t>
+      </w:r>
+      <m:oMath>
+        <m:r>
+          <m:t>26</m:t>
+        </m:r>
+        <m:r>
+          <m:rPr>
+            <m:sty m:val="p"/>
+          </m:rPr>
+          <m:t>/</m:t>
+        </m:r>
+        <m:r>
+          <m:t>40</m:t>
+        </m:r>
+      </m:oMath>
+      <w:r>
+        <w:t xml:space="preserve">, but the one-sided</w:t>
+      </w:r>
+      <w:r>
+        <w:t xml:space="preserve"> </w:t>
+      </w:r>
+      <m:oMath>
+        <m:r>
+          <m:t>90</m:t>
+        </m:r>
+        <m:r>
+          <m:rPr>
+            <m:sty m:val="p"/>
+          </m:rPr>
+          <m:t>%</m:t>
+        </m:r>
+      </m:oMath>
+      <w:r>
+        <w:t xml:space="preserve"> </w:t>
+      </w:r>
+      <w:r>
+        <w:t xml:space="preserve">upper bound on the difference is</w:t>
+      </w:r>
+      <w:r>
+        <w:t xml:space="preserve"> </w:t>
+      </w:r>
+      <m:oMath>
+        <m:r>
+          <m:rPr>
+            <m:sty m:val="p"/>
+          </m:rPr>
+          <m:t>+</m:t>
+        </m:r>
+        <m:r>
+          <m:t>0.188345</m:t>
+        </m:r>
+      </m:oMath>
+      <w:r>
+        <w:t xml:space="preserve">: neither</w:t>
+      </w:r>
+      <w:r>
+        <w:t xml:space="preserve"> </w:t>
+      </w:r>
+      <m:oMath>
+        <m:sSub>
+          <m:e>
+            <m:r>
+              <m:rPr>
+                <m:sty m:val="p"/>
+              </m:rPr>
+              <m:t>Δ</m:t>
+            </m:r>
+          </m:e>
+          <m:sub>
+            <m:r>
+              <m:t>T</m:t>
+            </m:r>
+          </m:sub>
+        </m:sSub>
+        <m:r>
+          <m:rPr>
+            <m:sty m:val="p"/>
+          </m:rPr>
+          <m:t>&lt;</m:t>
+        </m:r>
+        <m:r>
+          <m:t>0</m:t>
+        </m:r>
+      </m:oMath>
+      <w:r>
+        <w:t xml:space="preserve"> </w:t>
+      </w:r>
+      <w:r>
+        <w:t xml:space="preserve">nor</w:t>
+      </w:r>
+      <w:r>
+        <w:t xml:space="preserve"> </w:t>
+      </w:r>
+      <m:oMath>
+        <m:sSub>
+          <m:e>
+            <m:r>
+              <m:rPr>
+                <m:sty m:val="p"/>
+              </m:rPr>
+              <m:t>Δ</m:t>
+            </m:r>
+          </m:e>
+          <m:sub>
+            <m:r>
+              <m:t>T</m:t>
+            </m:r>
+          </m:sub>
+        </m:sSub>
+        <m:r>
+          <m:rPr>
+            <m:sty m:val="p"/>
+          </m:rPr>
+          <m:t>≤</m:t>
+        </m:r>
+        <m:r>
+          <m:rPr>
+            <m:sty m:val="p"/>
+          </m:rPr>
+          <m:t>−</m:t>
         </m:r>
         <m:r>
           <m:t>0.30</m:t>
@@ -59075,76 +59645,7 @@
         <w:t xml:space="preserve"> </w:t>
       </w:r>
       <w:r>
-        <w:t xml:space="preserve">at</w:t>
-      </w:r>
-      <w:r>
-        <w:t xml:space="preserve"> </w:t>
-      </w:r>
-      <m:oMath>
-        <m:r>
-          <m:t>n</m:t>
-        </m:r>
-        <m:r>
-          <m:rPr>
-            <m:sty m:val="p"/>
-          </m:rPr>
-          <m:t>=</m:t>
-        </m:r>
-        <m:r>
-          <m:t>40</m:t>
-        </m:r>
-      </m:oMath>
-      <w:r>
-        <w:t xml:space="preserve">: the second source pair, whose superset takes the trap</w:t>
-      </w:r>
-      <w:r>
-        <w:t xml:space="preserve"> </w:t>
-      </w:r>
-      <w:r>
-        <w:t xml:space="preserve">cell from</w:t>
-      </w:r>
-      <w:r>
-        <w:t xml:space="preserve"> </w:t>
-      </w:r>
-      <m:oMath>
-        <m:r>
-          <m:t>29</m:t>
-        </m:r>
-        <m:r>
-          <m:rPr>
-            <m:sty m:val="p"/>
-          </m:rPr>
-          <m:t>/</m:t>
-        </m:r>
-        <m:r>
-          <m:t>40</m:t>
-        </m:r>
-      </m:oMath>
-      <w:r>
-        <w:t xml:space="preserve"> </w:t>
-      </w:r>
-      <w:r>
-        <w:t xml:space="preserve">to</w:t>
-      </w:r>
-      <w:r>
-        <w:t xml:space="preserve"> </w:t>
-      </w:r>
-      <m:oMath>
-        <m:r>
-          <m:t>26</m:t>
-        </m:r>
-        <m:r>
-          <m:rPr>
-            <m:sty m:val="p"/>
-          </m:rPr>
-          <m:t>/</m:t>
-        </m:r>
-        <m:r>
-          <m:t>40</m:t>
-        </m:r>
-      </m:oMath>
-      <w:r>
-        <w:t xml:space="preserve">, is such a case.</w:t>
+        <w:t xml:space="preserve">is verified by that contrast.</w:t>
       </w:r>
     </w:p>
     <w:bookmarkEnd w:id="135"/>
@@ -59181,6 +59682,124 @@
         <w:t xml:space="preserve">confound, and whether the anti-monotonicity collapse is curable by cheap prompting.</w:t>
       </w:r>
     </w:p>
+    <w:p>
+      <w:pPr>
+        <w:pStyle w:val="BodyText"/>
+      </w:pPr>
+      <w:r>
+        <w:rPr>
+          <w:i/>
+          <w:iCs/>
+        </w:rPr>
+        <w:t xml:space="preserve">How the bounds below are to be read.</w:t>
+      </w:r>
+      <w:r>
+        <w:t xml:space="preserve"> </w:t>
+      </w:r>
+      <w:r>
+        <w:t xml:space="preserve">A bound on a two-arm difference is assembled from the</w:t>
+      </w:r>
+      <w:r>
+        <w:t xml:space="preserve"> </w:t>
+      </w:r>
+      <w:r>
+        <w:t xml:space="preserve">two proportions’ exact intervals. Each endpoint quoted here is a</w:t>
+      </w:r>
+      <w:r>
+        <w:t xml:space="preserve"> </w:t>
+      </w:r>
+      <w:r>
+        <w:rPr>
+          <w:i/>
+          <w:iCs/>
+        </w:rPr>
+        <w:t xml:space="preserve">separate one-sided</w:t>
+      </w:r>
+      <w:r>
+        <w:t xml:space="preserve"> </w:t>
+      </w:r>
+      <m:oMath>
+        <m:r>
+          <m:t>90</m:t>
+        </m:r>
+        <m:r>
+          <m:rPr>
+            <m:sty m:val="p"/>
+          </m:rPr>
+          <m:t>%</m:t>
+        </m:r>
+      </m:oMath>
+      <w:r>
+        <w:t xml:space="preserve"> </w:t>
+      </w:r>
+      <w:r>
+        <w:t xml:space="preserve">bound, which is the form Proposition 4 uses and the form in which each harm</w:t>
+      </w:r>
+      <w:r>
+        <w:t xml:space="preserve"> </w:t>
+      </w:r>
+      <w:r>
+        <w:t xml:space="preserve">claim is made; the two endpoints together carry only</w:t>
+      </w:r>
+      <w:r>
+        <w:t xml:space="preserve"> </w:t>
+      </w:r>
+      <m:oMath>
+        <m:r>
+          <m:t>80</m:t>
+        </m:r>
+        <m:r>
+          <m:rPr>
+            <m:sty m:val="p"/>
+          </m:rPr>
+          <m:t>%</m:t>
+        </m:r>
+      </m:oMath>
+      <w:r>
+        <w:t xml:space="preserve"> </w:t>
+      </w:r>
+      <w:r>
+        <w:t xml:space="preserve">joint coverage, so where a two-sided</w:t>
+      </w:r>
+      <w:r>
+        <w:t xml:space="preserve"> </w:t>
+      </w:r>
+      <w:r>
+        <w:t xml:space="preserve">statement is wanted we assemble it from individual</w:t>
+      </w:r>
+      <w:r>
+        <w:t xml:space="preserve"> </w:t>
+      </w:r>
+      <m:oMath>
+        <m:r>
+          <m:t>95</m:t>
+        </m:r>
+        <m:r>
+          <m:rPr>
+            <m:sty m:val="p"/>
+          </m:rPr>
+          <m:t>%</m:t>
+        </m:r>
+      </m:oMath>
+      <w:r>
+        <w:t xml:space="preserve"> </w:t>
+      </w:r>
+      <w:r>
+        <w:t xml:space="preserve">Clopper–Pearson regions and say so.</w:t>
+      </w:r>
+      <w:r>
+        <w:t xml:space="preserve"> </w:t>
+      </w:r>
+      <w:r>
+        <w:t xml:space="preserve">Endpoints are printed rather than rounded, because rounding the non-claimed end of an interval</w:t>
+      </w:r>
+      <w:r>
+        <w:t xml:space="preserve"> </w:t>
+      </w:r>
+      <w:r>
+        <w:t xml:space="preserve">inward strengthens it.</w:t>
+      </w:r>
+    </w:p>
     <w:bookmarkStart w:id="137" w:name="Xfd2ce319a26faa67e0eadf0fee657d728019446"/>
     <w:p>
       <w:pPr>
@@ -59760,25 +60379,36 @@
           <m:t>−</m:t>
         </m:r>
         <m:r>
-          <m:t>0.07</m:t>
-        </m:r>
-      </m:oMath>
-      <w:r>
-        <w:t xml:space="preserve"> </w:t>
-      </w:r>
-      <w:r>
-        <w:t xml:space="preserve">with bounds</w:t>
-      </w:r>
-      <w:r>
-        <w:t xml:space="preserve"> </w:t>
-      </w:r>
-      <m:oMath>
-        <m:r>
-          <m:rPr>
-            <m:sty m:val="p"/>
-          </m:rPr>
-          <m:t>[</m:t>
-        </m:r>
+          <m:t>0.075</m:t>
+        </m:r>
+      </m:oMath>
+      <w:r>
+        <w:t xml:space="preserve">, one-sided</w:t>
+      </w:r>
+      <w:r>
+        <w:t xml:space="preserve"> </w:t>
+      </w:r>
+      <m:oMath>
+        <m:r>
+          <m:t>90</m:t>
+        </m:r>
+        <m:r>
+          <m:rPr>
+            <m:sty m:val="p"/>
+          </m:rPr>
+          <m:t>%</m:t>
+        </m:r>
+      </m:oMath>
+      <w:r>
+        <w:t xml:space="preserve"> </w:t>
+      </w:r>
+      <w:r>
+        <w:t xml:space="preserve">bounds</w:t>
+      </w:r>
+      <w:r>
+        <w:t xml:space="preserve"> </w:t>
+      </w:r>
+      <m:oMath>
         <m:r>
           <m:rPr>
             <m:sty m:val="p"/>
@@ -59786,14 +60416,19 @@
           <m:t>−</m:t>
         </m:r>
         <m:r>
-          <m:t>0.32</m:t>
-        </m:r>
-        <m:r>
-          <m:rPr>
-            <m:sty m:val="p"/>
-          </m:rPr>
-          <m:t>,</m:t>
-        </m:r>
+          <m:t>0.3294</m:t>
+        </m:r>
+      </m:oMath>
+      <w:r>
+        <w:t xml:space="preserve"> </w:t>
+      </w:r>
+      <w:r>
+        <w:t xml:space="preserve">and</w:t>
+      </w:r>
+      <w:r>
+        <w:t xml:space="preserve"> </w:t>
+      </w:r>
+      <m:oMath>
         <m:r>
           <m:rPr>
             <m:sty m:val="p"/>
@@ -59801,17 +60436,17 @@
           <m:t>+</m:t>
         </m:r>
         <m:r>
-          <m:t>0.18</m:t>
-        </m:r>
-        <m:r>
-          <m:rPr>
-            <m:sty m:val="p"/>
-          </m:rPr>
-          <m:t>]</m:t>
-        </m:r>
-      </m:oMath>
-      <w:r>
-        <w:t xml:space="preserve">, nowhere near the margin. The</w:t>
+          <m:t>0.1883</m:t>
+        </m:r>
+      </m:oMath>
+      <w:r>
+        <w:t xml:space="preserve">. The upper</w:t>
+      </w:r>
+      <w:r>
+        <w:t xml:space="preserve"> </w:t>
+      </w:r>
+      <w:r>
+        <w:t xml:space="preserve">bound is positive, so this contrast verifies neither the sign of the harm nor the margin. The</w:t>
       </w:r>
       <w:r>
         <w:t xml:space="preserve"> </w:t>
@@ -59958,9 +60593,33 @@
         <w:t xml:space="preserve">(</w:t>
       </w:r>
       <m:oMath>
-        <m:r>
-          <m:t>φ</m:t>
-        </m:r>
+        <m:sSub>
+          <m:e>
+            <m:r>
+              <m:t>φ</m:t>
+            </m:r>
+          </m:e>
+          <m:sub>
+            <m:r>
+              <m:rPr>
+                <m:sty m:val="p"/>
+              </m:rPr>
+              <m:t>l</m:t>
+            </m:r>
+            <m:r>
+              <m:rPr>
+                <m:sty m:val="p"/>
+              </m:rPr>
+              <m:t>e</m:t>
+            </m:r>
+            <m:r>
+              <m:rPr>
+                <m:sty m:val="p"/>
+              </m:rPr>
+              <m:t>x</m:t>
+            </m:r>
+          </m:sub>
+        </m:sSub>
         <m:r>
           <m:rPr>
             <m:sty m:val="p"/>
@@ -59992,7 +60651,7 @@
           <m:t>=</m:t>
         </m:r>
         <m:r>
-          <m:t>0.53</m:t>
+          <m:t>0.39</m:t>
         </m:r>
         <m:r>
           <m:rPr>
@@ -60000,9 +60659,33 @@
           </m:rPr>
           <m:t>&gt;</m:t>
         </m:r>
-        <m:r>
-          <m:t>φ</m:t>
-        </m:r>
+        <m:sSub>
+          <m:e>
+            <m:r>
+              <m:t>φ</m:t>
+            </m:r>
+          </m:e>
+          <m:sub>
+            <m:r>
+              <m:rPr>
+                <m:sty m:val="p"/>
+              </m:rPr>
+              <m:t>l</m:t>
+            </m:r>
+            <m:r>
+              <m:rPr>
+                <m:sty m:val="p"/>
+              </m:rPr>
+              <m:t>e</m:t>
+            </m:r>
+            <m:r>
+              <m:rPr>
+                <m:sty m:val="p"/>
+              </m:rPr>
+              <m:t>x</m:t>
+            </m:r>
+          </m:sub>
+        </m:sSub>
         <m:r>
           <m:rPr>
             <m:sty m:val="p"/>
@@ -60034,11 +60717,20 @@
           <m:t>=</m:t>
         </m:r>
         <m:r>
-          <m:t>0.33</m:t>
-        </m:r>
-      </m:oMath>
-      <w:r>
-        <w:t xml:space="preserve">), so relevance</w:t>
+          <m:t>0.25</m:t>
+        </m:r>
+      </m:oMath>
+      <w:r>
+        <w:t xml:space="preserve"> </w:t>
+      </w:r>
+      <w:r>
+        <w:t xml:space="preserve">on the trap</w:t>
+      </w:r>
+      <w:r>
+        <w:t xml:space="preserve"> </w:t>
+      </w:r>
+      <w:r>
+        <w:t xml:space="preserve">prompt), so relevance</w:t>
       </w:r>
       <w:r>
         <w:t xml:space="preserve"> </w:t>
@@ -60678,7 +61370,7 @@
         </m:r>
       </m:oMath>
       <w:r>
-        <w:t xml:space="preserve">. The padded arm is never below</w:t>
+        <w:t xml:space="preserve">. The padded arm is never verified below</w:t>
       </w:r>
       <w:r>
         <w:t xml:space="preserve"> </w:t>
@@ -60701,13 +61393,25 @@
         <w:t xml:space="preserve"> </w:t>
       </w:r>
       <w:r>
-        <w:t xml:space="preserve">alone</w:t>
-      </w:r>
-      <w:r>
-        <w:t xml:space="preserve"> </w:t>
-      </w:r>
-      <w:r>
-        <w:t xml:space="preserve">(</w:t>
+        <w:t xml:space="preserve">alone:</w:t>
+      </w:r>
+      <w:r>
+        <w:t xml:space="preserve"> </w:t>
+      </w:r>
+      <w:r>
+        <w:t xml:space="preserve">on</w:t>
+      </w:r>
+      <w:r>
+        <w:t xml:space="preserve"> </w:t>
+      </w:r>
+      <w:r>
+        <w:rPr>
+          <w:rStyle w:val="VerbatimChar"/>
+        </w:rPr>
+        <w:t xml:space="preserve">api_argorder</w:t>
+      </w:r>
+      <w:r>
+        <w:t xml:space="preserve"> </w:t>
       </w:r>
       <m:oMath>
         <m:sSub>
@@ -60738,11 +61442,34 @@
           <m:t>+</m:t>
         </m:r>
         <m:r>
-          <m:t>0.22</m:t>
-        </m:r>
-      </m:oMath>
-      <w:r>
-        <w:t xml:space="preserve">, bounds</w:t>
+          <m:t>0.225</m:t>
+        </m:r>
+      </m:oMath>
+      <w:r>
+        <w:t xml:space="preserve"> </w:t>
+      </w:r>
+      <w:r>
+        <w:t xml:space="preserve">with a two-sided</w:t>
+      </w:r>
+      <w:r>
+        <w:t xml:space="preserve"> </w:t>
+      </w:r>
+      <m:oMath>
+        <m:r>
+          <m:t>90</m:t>
+        </m:r>
+        <m:r>
+          <m:rPr>
+            <m:sty m:val="p"/>
+          </m:rPr>
+          <m:t>%</m:t>
+        </m:r>
+      </m:oMath>
+      <w:r>
+        <w:t xml:space="preserve"> </w:t>
+      </w:r>
+      <w:r>
+        <w:t xml:space="preserve">interval of</w:t>
       </w:r>
       <w:r>
         <w:t xml:space="preserve"> </w:t>
@@ -60761,7 +61488,7 @@
           <m:t>+</m:t>
         </m:r>
         <m:r>
-          <m:t>0.05</m:t>
+          <m:t>0.0203</m:t>
         </m:r>
         <m:r>
           <m:rPr>
@@ -60776,7 +61503,7 @@
           <m:t>+</m:t>
         </m:r>
         <m:r>
-          <m:t>0.35</m:t>
+          <m:t>0.3845</m:t>
         </m:r>
         <m:r>
           <m:rPr>
@@ -60786,74 +61513,19 @@
         </m:r>
       </m:oMath>
       <w:r>
-        <w:t xml:space="preserve">, and</w:t>
-      </w:r>
-      <w:r>
-        <w:t xml:space="preserve"> </w:t>
-      </w:r>
-      <m:oMath>
-        <m:r>
-          <m:rPr>
-            <m:sty m:val="p"/>
-          </m:rPr>
-          <m:t>+</m:t>
-        </m:r>
-        <m:r>
-          <m:t>0.02</m:t>
-        </m:r>
-      </m:oMath>
-      <w:r>
-        <w:t xml:space="preserve">,</w:t>
-      </w:r>
-      <w:r>
-        <w:t xml:space="preserve"> </w:t>
-      </w:r>
-      <m:oMath>
-        <m:r>
-          <m:rPr>
-            <m:sty m:val="p"/>
-          </m:rPr>
-          <m:t>[</m:t>
-        </m:r>
-        <m:r>
-          <m:rPr>
-            <m:sty m:val="p"/>
-          </m:rPr>
-          <m:t>−</m:t>
-        </m:r>
-        <m:r>
-          <m:t>0.07</m:t>
-        </m:r>
-        <m:r>
-          <m:rPr>
-            <m:sty m:val="p"/>
-          </m:rPr>
-          <m:t>,</m:t>
-        </m:r>
-        <m:r>
-          <m:rPr>
-            <m:sty m:val="p"/>
-          </m:rPr>
-          <m:t>+</m:t>
-        </m:r>
-        <m:r>
-          <m:t>0.11</m:t>
-        </m:r>
-        <m:r>
-          <m:rPr>
-            <m:sty m:val="p"/>
-          </m:rPr>
-          <m:t>]</m:t>
-        </m:r>
-      </m:oMath>
-      <w:r>
-        <w:t xml:space="preserve">), while the same-run harm</w:t>
-      </w:r>
-      <w:r>
-        <w:t xml:space="preserve"> </w:t>
-      </w:r>
-      <w:r>
-        <w:t xml:space="preserve">verification clears on both cells against the superset (</w:t>
+        <w:t xml:space="preserve">, clear of zero, and on</w:t>
+      </w:r>
+      <w:r>
+        <w:t xml:space="preserve"> </w:t>
+      </w:r>
+      <w:r>
+        <w:rPr>
+          <w:rStyle w:val="VerbatimChar"/>
+        </w:rPr>
+        <w:t xml:space="preserve">api_post_ok</w:t>
+      </w:r>
+      <w:r>
+        <w:t xml:space="preserve"> </w:t>
       </w:r>
       <m:oMath>
         <m:sSub>
@@ -60881,10 +61553,158 @@
           <m:rPr>
             <m:sty m:val="p"/>
           </m:rPr>
+          <m:t>+</m:t>
+        </m:r>
+        <m:r>
+          <m:t>0.025</m:t>
+        </m:r>
+      </m:oMath>
+      <w:r>
+        <w:t xml:space="preserve"> </w:t>
+      </w:r>
+      <w:r>
+        <w:t xml:space="preserve">with</w:t>
+      </w:r>
+      <w:r>
+        <w:t xml:space="preserve"> </w:t>
+      </w:r>
+      <m:oMath>
+        <m:r>
+          <m:rPr>
+            <m:sty m:val="p"/>
+          </m:rPr>
+          <m:t>[</m:t>
+        </m:r>
+        <m:r>
+          <m:rPr>
+            <m:sty m:val="p"/>
+          </m:rPr>
           <m:t>−</m:t>
         </m:r>
         <m:r>
-          <m:t>0.77</m:t>
+          <m:t>0.0875</m:t>
+        </m:r>
+        <m:r>
+          <m:rPr>
+            <m:sty m:val="p"/>
+          </m:rPr>
+          <m:t>,</m:t>
+        </m:r>
+        <m:r>
+          <m:rPr>
+            <m:sty m:val="p"/>
+          </m:rPr>
+          <m:t>+</m:t>
+        </m:r>
+        <m:r>
+          <m:t>0.1316</m:t>
+        </m:r>
+        <m:r>
+          <m:rPr>
+            <m:sty m:val="p"/>
+          </m:rPr>
+          <m:t>]</m:t>
+        </m:r>
+      </m:oMath>
+      <w:r>
+        <w:t xml:space="preserve">, consistent with no difference. Against the superset the same-run harm</w:t>
+      </w:r>
+      <w:r>
+        <w:t xml:space="preserve"> </w:t>
+      </w:r>
+      <w:r>
+        <w:t xml:space="preserve">verification clears on both cells (</w:t>
+      </w:r>
+      <m:oMath>
+        <m:sSub>
+          <m:e>
+            <m:r>
+              <m:rPr>
+                <m:sty m:val="p"/>
+              </m:rPr>
+              <m:t>Δ</m:t>
+            </m:r>
+          </m:e>
+          <m:sub>
+            <m:r>
+              <m:t>T</m:t>
+            </m:r>
+          </m:sub>
+        </m:sSub>
+        <m:r>
+          <m:rPr>
+            <m:sty m:val="p"/>
+          </m:rPr>
+          <m:t>=</m:t>
+        </m:r>
+        <m:r>
+          <m:rPr>
+            <m:sty m:val="p"/>
+          </m:rPr>
+          <m:t>−</m:t>
+        </m:r>
+        <m:r>
+          <m:t>0.775</m:t>
+        </m:r>
+      </m:oMath>
+      <w:r>
+        <w:t xml:space="preserve">, one-sided</w:t>
+      </w:r>
+      <w:r>
+        <w:t xml:space="preserve"> </w:t>
+      </w:r>
+      <m:oMath>
+        <m:r>
+          <m:t>90</m:t>
+        </m:r>
+        <m:r>
+          <m:rPr>
+            <m:sty m:val="p"/>
+          </m:rPr>
+          <m:t>%</m:t>
+        </m:r>
+      </m:oMath>
+      <w:r>
+        <w:t xml:space="preserve"> </w:t>
+      </w:r>
+      <w:r>
+        <w:t xml:space="preserve">upper bound</w:t>
+      </w:r>
+      <w:r>
+        <w:t xml:space="preserve"> </w:t>
+      </w:r>
+      <m:oMath>
+        <m:r>
+          <m:rPr>
+            <m:sty m:val="p"/>
+          </m:rPr>
+          <m:t>−</m:t>
+        </m:r>
+        <m:r>
+          <m:t>0.5681</m:t>
+        </m:r>
+      </m:oMath>
+      <w:r>
+        <w:t xml:space="preserve">;</w:t>
+      </w:r>
+      <w:r>
+        <w:t xml:space="preserve"> </w:t>
+      </w:r>
+      <w:r>
+        <w:t xml:space="preserve">and</w:t>
+      </w:r>
+      <w:r>
+        <w:t xml:space="preserve"> </w:t>
+      </w:r>
+      <m:oMath>
+        <m:r>
+          <m:rPr>
+            <m:sty m:val="p"/>
+          </m:rPr>
+          <m:t>−</m:t>
+        </m:r>
+        <m:r>
+          <m:t>0.975</m:t>
         </m:r>
       </m:oMath>
       <w:r>
@@ -60901,47 +61721,7 @@
           <m:t>−</m:t>
         </m:r>
         <m:r>
-          <m:t>0.56</m:t>
-        </m:r>
-      </m:oMath>
-      <w:r>
-        <w:t xml:space="preserve">;</w:t>
-      </w:r>
-      <w:r>
-        <w:t xml:space="preserve"> </w:t>
-      </w:r>
-      <w:r>
-        <w:t xml:space="preserve">and</w:t>
-      </w:r>
-      <w:r>
-        <w:t xml:space="preserve"> </w:t>
-      </w:r>
-      <m:oMath>
-        <m:r>
-          <m:rPr>
-            <m:sty m:val="p"/>
-          </m:rPr>
-          <m:t>−</m:t>
-        </m:r>
-        <m:r>
-          <m:t>0.97</m:t>
-        </m:r>
-      </m:oMath>
-      <w:r>
-        <w:t xml:space="preserve">, upper bound</w:t>
-      </w:r>
-      <w:r>
-        <w:t xml:space="preserve"> </w:t>
-      </w:r>
-      <m:oMath>
-        <m:r>
-          <m:rPr>
-            <m:sty m:val="p"/>
-          </m:rPr>
-          <m:t>−</m:t>
-        </m:r>
-        <m:r>
-          <m:t>0.81</m:t>
+          <m:t>0.8147</m:t>
         </m:r>
       </m:oMath>
       <w:r>
@@ -61364,7 +62144,13 @@
         <w:t xml:space="preserve"> </w:t>
       </w:r>
       <w:r>
-        <w:t xml:space="preserve">intervals. Against</w:t>
+        <w:t xml:space="preserve">intervals on the two</w:t>
+      </w:r>
+      <w:r>
+        <w:t xml:space="preserve"> </w:t>
+      </w:r>
+      <w:r>
+        <w:t xml:space="preserve">proportions. Against</w:t>
       </w:r>
       <w:r>
         <w:t xml:space="preserve"> </w:t>
@@ -61387,7 +62173,7 @@
         <w:t xml:space="preserve"> </w:t>
       </w:r>
       <w:r>
-        <w:t xml:space="preserve">alone the instructed superset lands on either side depending on the cell: below it on</w:t>
+        <w:t xml:space="preserve">alone the picture is cell-dependent and much weaker. On</w:t>
       </w:r>
       <w:r>
         <w:t xml:space="preserve"> </w:t>
@@ -61396,17 +62182,20 @@
         <w:rPr>
           <w:rStyle w:val="VerbatimChar"/>
         </w:rPr>
-        <w:t xml:space="preserve">api_post_ok</w:t>
-      </w:r>
-      <w:r>
-        <w:t xml:space="preserve"> </w:t>
-      </w:r>
-      <w:r>
-        <w:t xml:space="preserve">(</w:t>
-      </w:r>
-      <m:oMath>
-        <m:r>
-          <m:t>33</m:t>
+        <w:t xml:space="preserve">api_argorder</w:t>
+      </w:r>
+      <w:r>
+        <w:t xml:space="preserve"> </w:t>
+      </w:r>
+      <w:r>
+        <w:t xml:space="preserve">the instructed superset scores</w:t>
+      </w:r>
+      <w:r>
+        <w:t xml:space="preserve"> </w:t>
+      </w:r>
+      <m:oMath>
+        <m:r>
+          <m:t>39</m:t>
         </m:r>
         <m:r>
           <m:rPr>
@@ -61429,7 +62218,7 @@
       </w:r>
       <m:oMath>
         <m:r>
-          <m:t>39</m:t>
+          <m:t>31</m:t>
         </m:r>
         <m:r>
           <m:rPr>
@@ -61473,33 +62262,122 @@
           <m:rPr>
             <m:sty m:val="p"/>
           </m:rPr>
+          <m:t>+</m:t>
+        </m:r>
+        <m:r>
+          <m:t>0.200</m:t>
+        </m:r>
+      </m:oMath>
+      <w:r>
+        <w:t xml:space="preserve">, with a one-sided</w:t>
+      </w:r>
+      <w:r>
+        <w:t xml:space="preserve"> </w:t>
+      </w:r>
+      <m:oMath>
+        <m:r>
+          <m:t>90</m:t>
+        </m:r>
+        <m:r>
+          <m:rPr>
+            <m:sty m:val="p"/>
+          </m:rPr>
+          <m:t>%</m:t>
+        </m:r>
+      </m:oMath>
+      <w:r>
+        <w:t xml:space="preserve"> </w:t>
+      </w:r>
+      <w:r>
+        <w:t xml:space="preserve">lower bound of</w:t>
+      </w:r>
+      <w:r>
+        <w:t xml:space="preserve"> </w:t>
+      </w:r>
+      <m:oMath>
+        <m:r>
+          <m:rPr>
+            <m:sty m:val="p"/>
+          </m:rPr>
+          <m:t>+</m:t>
+        </m:r>
+        <m:r>
+          <m:t>0.0095</m:t>
+        </m:r>
+      </m:oMath>
+      <w:r>
+        <w:t xml:space="preserve">; that separate one-sided</w:t>
+      </w:r>
+      <w:r>
+        <w:t xml:space="preserve"> </w:t>
+      </w:r>
+      <w:r>
+        <w:t xml:space="preserve">statement clears zero, but the two-sided</w:t>
+      </w:r>
+      <w:r>
+        <w:t xml:space="preserve"> </w:t>
+      </w:r>
+      <m:oMath>
+        <m:r>
+          <m:t>90</m:t>
+        </m:r>
+        <m:r>
+          <m:rPr>
+            <m:sty m:val="p"/>
+          </m:rPr>
+          <m:t>%</m:t>
+        </m:r>
+      </m:oMath>
+      <w:r>
+        <w:t xml:space="preserve"> </w:t>
+      </w:r>
+      <w:r>
+        <w:t xml:space="preserve">interval assembled from individual</w:t>
+      </w:r>
+      <w:r>
+        <w:t xml:space="preserve"> </w:t>
+      </w:r>
+      <m:oMath>
+        <m:r>
+          <m:t>95</m:t>
+        </m:r>
+        <m:r>
+          <m:rPr>
+            <m:sty m:val="p"/>
+          </m:rPr>
+          <m:t>%</m:t>
+        </m:r>
+      </m:oMath>
+      <w:r>
+        <w:t xml:space="preserve"> </w:t>
+      </w:r>
+      <w:r>
+        <w:t xml:space="preserve">regions</w:t>
+      </w:r>
+      <w:r>
+        <w:t xml:space="preserve"> </w:t>
+      </w:r>
+      <w:r>
+        <w:t xml:space="preserve">is</w:t>
+      </w:r>
+      <w:r>
+        <w:t xml:space="preserve"> </w:t>
+      </w:r>
+      <m:oMath>
+        <m:r>
+          <m:rPr>
+            <m:sty m:val="p"/>
+          </m:rPr>
+          <m:t>[</m:t>
+        </m:r>
+        <m:r>
+          <m:rPr>
+            <m:sty m:val="p"/>
+          </m:rPr>
           <m:t>−</m:t>
         </m:r>
         <m:r>
-          <m:t>0.15</m:t>
-        </m:r>
-      </m:oMath>
-      <w:r>
-        <w:t xml:space="preserve">, bounds</w:t>
-      </w:r>
-      <w:r>
-        <w:t xml:space="preserve"> </w:t>
-      </w:r>
-      <m:oMath>
-        <m:r>
-          <m:rPr>
-            <m:sty m:val="p"/>
-          </m:rPr>
-          <m:t>[</m:t>
-        </m:r>
-        <m:r>
-          <m:rPr>
-            <m:sty m:val="p"/>
-          </m:rPr>
-          <m:t>−</m:t>
-        </m:r>
-        <m:r>
-          <m:t>0.30</m:t>
+          <m:t>0.0232</m:t>
         </m:r>
         <m:r>
           <m:rPr>
@@ -61514,7 +62392,7 @@
           <m:t>+</m:t>
         </m:r>
         <m:r>
-          <m:t>0.02</m:t>
+          <m:t>0.3839</m:t>
         </m:r>
         <m:r>
           <m:rPr>
@@ -61524,13 +62402,10 @@
         </m:r>
       </m:oMath>
       <w:r>
-        <w:t xml:space="preserve">, so not</w:t>
-      </w:r>
-      <w:r>
-        <w:t xml:space="preserve"> </w:t>
-      </w:r>
-      <w:r>
-        <w:t xml:space="preserve">verified at the margin) and above it on</w:t>
+        <w:t xml:space="preserve"> </w:t>
+      </w:r>
+      <w:r>
+        <w:t xml:space="preserve">and does not. On</w:t>
       </w:r>
       <w:r>
         <w:t xml:space="preserve"> </w:t>
@@ -61539,40 +62414,43 @@
         <w:rPr>
           <w:rStyle w:val="VerbatimChar"/>
         </w:rPr>
-        <w:t xml:space="preserve">api_argorder</w:t>
-      </w:r>
-      <w:r>
-        <w:t xml:space="preserve"> </w:t>
-      </w:r>
-      <w:r>
-        <w:t xml:space="preserve">(</w:t>
+        <w:t xml:space="preserve">api_post_ok</w:t>
+      </w:r>
+      <w:r>
+        <w:t xml:space="preserve"> </w:t>
+      </w:r>
+      <w:r>
+        <w:t xml:space="preserve">it scores</w:t>
+      </w:r>
+      <w:r>
+        <w:t xml:space="preserve"> </w:t>
+      </w:r>
+      <m:oMath>
+        <m:r>
+          <m:t>33</m:t>
+        </m:r>
+        <m:r>
+          <m:rPr>
+            <m:sty m:val="p"/>
+          </m:rPr>
+          <m:t>/</m:t>
+        </m:r>
+        <m:r>
+          <m:t>40</m:t>
+        </m:r>
+      </m:oMath>
+      <w:r>
+        <w:t xml:space="preserve"> </w:t>
+      </w:r>
+      <w:r>
+        <w:t xml:space="preserve">against</w:t>
+      </w:r>
+      <w:r>
+        <w:t xml:space="preserve"> </w:t>
       </w:r>
       <m:oMath>
         <m:r>
           <m:t>39</m:t>
-        </m:r>
-        <m:r>
-          <m:rPr>
-            <m:sty m:val="p"/>
-          </m:rPr>
-          <m:t>/</m:t>
-        </m:r>
-        <m:r>
-          <m:t>40</m:t>
-        </m:r>
-      </m:oMath>
-      <w:r>
-        <w:t xml:space="preserve"> </w:t>
-      </w:r>
-      <w:r>
-        <w:t xml:space="preserve">against</w:t>
-      </w:r>
-      <w:r>
-        <w:t xml:space="preserve"> </w:t>
-      </w:r>
-      <m:oMath>
-        <m:r>
-          <m:t>31</m:t>
         </m:r>
         <m:r>
           <m:rPr>
@@ -61616,64 +62494,57 @@
           <m:rPr>
             <m:sty m:val="p"/>
           </m:rPr>
+          <m:t>−</m:t>
+        </m:r>
+        <m:r>
+          <m:t>0.150</m:t>
+        </m:r>
+      </m:oMath>
+      <w:r>
+        <w:t xml:space="preserve">, one-sided bounds</w:t>
+      </w:r>
+      <w:r>
+        <w:t xml:space="preserve"> </w:t>
+      </w:r>
+      <m:oMath>
+        <m:r>
+          <m:rPr>
+            <m:sty m:val="p"/>
+          </m:rPr>
+          <m:t>−</m:t>
+        </m:r>
+        <m:r>
+          <m:t>0.3024</m:t>
+        </m:r>
+      </m:oMath>
+      <w:r>
+        <w:t xml:space="preserve"> </w:t>
+      </w:r>
+      <w:r>
+        <w:t xml:space="preserve">and</w:t>
+      </w:r>
+      <w:r>
+        <w:t xml:space="preserve"> </w:t>
+      </w:r>
+      <m:oMath>
+        <m:r>
+          <m:rPr>
+            <m:sty m:val="p"/>
+          </m:rPr>
           <m:t>+</m:t>
         </m:r>
         <m:r>
-          <m:t>0.20</m:t>
-        </m:r>
-      </m:oMath>
-      <w:r>
-        <w:t xml:space="preserve">, bounds</w:t>
-      </w:r>
-      <w:r>
-        <w:t xml:space="preserve"> </w:t>
-      </w:r>
-      <m:oMath>
-        <m:r>
-          <m:rPr>
-            <m:sty m:val="p"/>
-          </m:rPr>
-          <m:t>[</m:t>
-        </m:r>
-        <m:r>
-          <m:rPr>
-            <m:sty m:val="p"/>
-          </m:rPr>
-          <m:t>+</m:t>
-        </m:r>
-        <m:r>
-          <m:t>0.009</m:t>
-        </m:r>
-        <m:r>
-          <m:rPr>
-            <m:sty m:val="p"/>
-          </m:rPr>
-          <m:t>,</m:t>
-        </m:r>
-        <m:r>
-          <m:rPr>
-            <m:sty m:val="p"/>
-          </m:rPr>
-          <m:t>+</m:t>
-        </m:r>
-        <m:r>
-          <m:t>0.35</m:t>
-        </m:r>
-        <m:r>
-          <m:rPr>
-            <m:sty m:val="p"/>
-          </m:rPr>
-          <m:t>]</m:t>
-        </m:r>
-      </m:oMath>
-      <w:r>
-        <w:t xml:space="preserve">, a lower bound that clears zero by very little). The</w:t>
-      </w:r>
-      <w:r>
-        <w:t xml:space="preserve"> </w:t>
-      </w:r>
-      <w:r>
-        <w:t xml:space="preserve">instruction removes the collapse; whether it also closes the gap to</w:t>
+          <m:t>0.0281</m:t>
+        </m:r>
+      </m:oMath>
+      <w:r>
+        <w:t xml:space="preserve">, so neither superiority nor</w:t>
+      </w:r>
+      <w:r>
+        <w:t xml:space="preserve"> </w:t>
+      </w:r>
+      <w:r>
+        <w:t xml:space="preserve">inferiority to</w:t>
       </w:r>
       <w:r>
         <w:t xml:space="preserve"> </w:t>
@@ -61696,13 +62567,36 @@
         <w:t xml:space="preserve"> </w:t>
       </w:r>
       <w:r>
-        <w:t xml:space="preserve">alone is cell-dependent</w:t>
-      </w:r>
-      <w:r>
-        <w:t xml:space="preserve"> </w:t>
-      </w:r>
-      <w:r>
-        <w:t xml:space="preserve">on this record. We pre-commit to the two readings jointly. First, the harm is substantially mediated by</w:t>
+        <w:t xml:space="preserve">is verified. The record shows that the instruction removes the collapse; it</w:t>
+      </w:r>
+      <w:r>
+        <w:t xml:space="preserve"> </w:t>
+      </w:r>
+      <w:r>
+        <w:t xml:space="preserve">does not show whether the instructed superset matches</w:t>
+      </w:r>
+      <w:r>
+        <w:t xml:space="preserve"> </w:t>
+      </w:r>
+      <m:oMath>
+        <m:sSub>
+          <m:e>
+            <m:r>
+              <m:t>W</m:t>
+            </m:r>
+          </m:e>
+          <m:sub>
+            <m:r>
+              <m:t>1</m:t>
+            </m:r>
+          </m:sub>
+        </m:sSub>
+      </m:oMath>
+      <w:r>
+        <w:t xml:space="preserve"> </w:t>
+      </w:r>
+      <w:r>
+        <w:t xml:space="preserve">alone. We pre-commit to the two readings jointly. First, the harm is substantially mediated by</w:t>
       </w:r>
       <w:r>
         <w:t xml:space="preserve"> </w:t>
@@ -62443,10 +63337,7 @@
         </m:r>
       </m:oMath>
       <w:r>
-        <w:t xml:space="preserve"> </w:t>
-      </w:r>
-      <w:r>
-        <w:t xml:space="preserve">with the structure arm scored in a separate run.</w:t>
+        <w:t xml:space="preserve">, with the structure arm and the baselines it is compared against measured in one run.</w:t>
       </w:r>
     </w:p>
     <w:bookmarkEnd w:id="140"/>
@@ -62495,13 +63386,19 @@
         <w:pStyle w:val="FirstParagraph"/>
       </w:pPr>
       <w:r>
-        <w:t xml:space="preserve">Every draw behind the interference table was kept. This appendix reads them. The table below</w:t>
-      </w:r>
-      <w:r>
-        <w:t xml:space="preserve"> </w:t>
-      </w:r>
-      <w:r>
-        <w:t xml:space="preserve">covers the two collapse cells of the three Anthropic models,</w:t>
+        <w:t xml:space="preserve">Raw completions were kept for the three Anthropic models’ rows of the interference table; the</w:t>
+      </w:r>
+      <w:r>
+        <w:t xml:space="preserve"> </w:t>
+      </w:r>
+      <w:r>
+        <w:t xml:space="preserve">other three models’ rows are aggregate-only. This appendix reads what was kept. The table below</w:t>
+      </w:r>
+      <w:r>
+        <w:t xml:space="preserve"> </w:t>
+      </w:r>
+      <w:r>
+        <w:t xml:space="preserve">covers the two collapse cells of those three models,</w:t>
       </w:r>
       <w:r>
         <w:t xml:space="preserve"> </w:t>
@@ -62529,13 +63426,13 @@
         <w:t xml:space="preserve"> </w:t>
       </w:r>
       <w:r>
-        <w:t xml:space="preserve">in total; the same retention is in place for the behavioural controls and the second</w:t>
-      </w:r>
-      <w:r>
-        <w:t xml:space="preserve"> </w:t>
-      </w:r>
-      <w:r>
-        <w:t xml:space="preserve">source pair.</w:t>
+        <w:t xml:space="preserve">in</w:t>
+      </w:r>
+      <w:r>
+        <w:t xml:space="preserve"> </w:t>
+      </w:r>
+      <w:r>
+        <w:t xml:space="preserve">total; the same retention is in place for the behavioural controls and the second source pair.</w:t>
       </w:r>
     </w:p>
     <w:bookmarkStart w:id="143" w:name="tab:retained"/>
@@ -64557,26 +65454,26 @@
         <w:pStyle w:val="BodyText"/>
       </w:pPr>
       <w:r>
-        <w:t xml:space="preserve">Three readings follow and one is withheld.</w:t>
-      </w:r>
-      <w:r>
-        <w:t xml:space="preserve"> </w:t>
-      </w:r>
-      <w:r>
-        <w:rPr>
-          <w:i/>
-          <w:iCs/>
-        </w:rPr>
-        <w:t xml:space="preserve">Packaging is excluded</w:t>
-      </w:r>
-      <w:r>
-        <w:t xml:space="preserve">: no draw produced an</w:t>
-      </w:r>
-      <w:r>
-        <w:t xml:space="preserve"> </w:t>
-      </w:r>
-      <w:r>
-        <w:t xml:space="preserve">empty extraction, and the</w:t>
+        <w:t xml:space="preserve">Three screens follow and one thing is withheld.</w:t>
+      </w:r>
+      <w:r>
+        <w:t xml:space="preserve"> </w:t>
+      </w:r>
+      <w:r>
+        <w:rPr>
+          <w:i/>
+          <w:iCs/>
+        </w:rPr>
+        <w:t xml:space="preserve">The packaging screens come back negative</w:t>
+      </w:r>
+      <w:r>
+        <w:t xml:space="preserve">:</w:t>
+      </w:r>
+      <w:r>
+        <w:t xml:space="preserve"> </w:t>
+      </w:r>
+      <w:r>
+        <w:t xml:space="preserve">no draw produced an empty extraction, and the</w:t>
       </w:r>
       <w:r>
         <w:t xml:space="preserve"> </w:t>
@@ -64633,13 +65530,7 @@
         <w:t xml:space="preserve"> </w:t>
       </w:r>
       <w:r>
-        <w:t xml:space="preserve">replies</w:t>
-      </w:r>
-      <w:r>
-        <w:t xml:space="preserve"> </w:t>
-      </w:r>
-      <w:r>
-        <w:t xml:space="preserve">everywhere except Haiku’s</w:t>
+        <w:t xml:space="preserve">replies everywhere except Haiku’s</w:t>
       </w:r>
       <w:r>
         <w:t xml:space="preserve"> </w:t>
@@ -64694,19 +65585,25 @@
         </m:r>
       </m:oMath>
       <w:r>
-        <w:t xml:space="preserve">), which is the arm that</w:t>
-      </w:r>
-      <w:r>
-        <w:t xml:space="preserve"> </w:t>
-      </w:r>
-      <w:r>
-        <w:t xml:space="preserve">passes, so those omissions depress the comparison arm and understate the harm rather than</w:t>
-      </w:r>
-      <w:r>
-        <w:t xml:space="preserve"> </w:t>
-      </w:r>
-      <w:r>
-        <w:t xml:space="preserve">producing it.</w:t>
+        <w:t xml:space="preserve">), which is the</w:t>
+      </w:r>
+      <w:r>
+        <w:t xml:space="preserve"> </w:t>
+      </w:r>
+      <w:r>
+        <w:t xml:space="preserve">arm that passes, so those omissions depress the comparison arm and understate the harm rather than</w:t>
+      </w:r>
+      <w:r>
+        <w:t xml:space="preserve"> </w:t>
+      </w:r>
+      <w:r>
+        <w:t xml:space="preserve">producing it. What this excludes is an empty extraction and a missing import, not every packaging</w:t>
+      </w:r>
+      <w:r>
+        <w:t xml:space="preserve"> </w:t>
+      </w:r>
+      <w:r>
+        <w:t xml:space="preserve">explanation.</w:t>
       </w:r>
       <w:r>
         <w:t xml:space="preserve"> </w:t>
@@ -64867,10 +65764,16 @@
           <w:i/>
           <w:iCs/>
         </w:rPr>
-        <w:t xml:space="preserve">No model declined</w:t>
-      </w:r>
-      <w:r>
-        <w:t xml:space="preserve">: refusal language appears in none of the</w:t>
+        <w:t xml:space="preserve">The refusal screen comes back negative</w:t>
+      </w:r>
+      <w:r>
+        <w:t xml:space="preserve">: the phrase list below matches</w:t>
+      </w:r>
+      <w:r>
+        <w:t xml:space="preserve"> </w:t>
+      </w:r>
+      <w:r>
+        <w:t xml:space="preserve">none of the</w:t>
       </w:r>
       <w:r>
         <w:t xml:space="preserve"> </w:t>
@@ -64884,13 +65787,19 @@
         <w:t xml:space="preserve"> </w:t>
       </w:r>
       <w:r>
-        <w:t xml:space="preserve">draws, so the refusal behaviour an earlier command-line record showed for Sonnet is not present</w:t>
-      </w:r>
-      <w:r>
-        <w:t xml:space="preserve"> </w:t>
-      </w:r>
-      <w:r>
-        <w:t xml:space="preserve">here.</w:t>
+        <w:t xml:space="preserve">draws, so the refusal behaviour an earlier command-line record showed for Sonnet</w:t>
+      </w:r>
+      <w:r>
+        <w:t xml:space="preserve"> </w:t>
+      </w:r>
+      <w:r>
+        <w:t xml:space="preserve">is not present here. Being a phrase list, it bounds explicit refusal language rather than every</w:t>
+      </w:r>
+      <w:r>
+        <w:t xml:space="preserve"> </w:t>
+      </w:r>
+      <w:r>
+        <w:t xml:space="preserve">way a reply could decline.</w:t>
       </w:r>
     </w:p>
     <w:p>
@@ -64898,13 +65807,13 @@
         <w:pStyle w:val="BodyText"/>
       </w:pPr>
       <w:r>
-        <w:t xml:space="preserve">The wire column applies one regular expression to the extracted code, the rule the released audit</w:t>
-      </w:r>
-      <w:r>
-        <w:t xml:space="preserve"> </w:t>
-      </w:r>
-      <w:r>
-        <w:t xml:space="preserve">code uses:</w:t>
+        <w:t xml:space="preserve">The wire and refusal columns are two regular expressions, the first applied to the extracted code</w:t>
+      </w:r>
+      <w:r>
+        <w:t xml:space="preserve"> </w:t>
+      </w:r>
+      <w:r>
+        <w:t xml:space="preserve">and the second to the prose outside the code fences:</w:t>
       </w:r>
     </w:p>
     <w:p>
@@ -64915,7 +65824,34 @@
         <w:rPr>
           <w:rStyle w:val="VerbatimChar"/>
         </w:rPr>
-        <w:t xml:space="preserve">re.search(r"#\{|f\"\{sign\}|check\s*=|% 10", code)</w:t>
+        <w:t xml:space="preserve">wire     re.search(r"#\{|f\"\{sign\}|check\s*=|% 10", code)</w:t>
+      </w:r>
+      <w:r>
+        <w:br/>
+      </w:r>
+      <w:r>
+        <w:rPr>
+          <w:rStyle w:val="VerbatimChar"/>
+        </w:rPr>
+        <w:t xml:space="preserve">refusal  re.search(r"\bI can(?:no|')t\b|\bI won't\b|\bI'm (?:not able|unable)\b"</w:t>
+      </w:r>
+      <w:r>
+        <w:br/>
+      </w:r>
+      <w:r>
+        <w:rPr>
+          <w:rStyle w:val="VerbatimChar"/>
+        </w:rPr>
+        <w:t xml:space="preserve">                   r"|\bunable to (?:help|assist|comply)\b|\bI must decline\b",</w:t>
+      </w:r>
+      <w:r>
+        <w:br/>
+      </w:r>
+      <w:r>
+        <w:rPr>
+          <w:rStyle w:val="VerbatimChar"/>
+        </w:rPr>
+        <w:t xml:space="preserve">                   prose, re.I)</w:t>
       </w:r>
     </w:p>
     <w:p>
@@ -64963,7 +65899,7 @@
         <w:pStyle w:val="BodyText"/>
       </w:pPr>
       <w:r>
-        <w:t xml:space="preserve">What is withheld is the mechanism. The flag separates the arms completely,</w:t>
+        <w:t xml:space="preserve">What is withheld is the mechanism. The flag separates the arms completely on the two API cells,</w:t>
       </w:r>
       <w:r>
         <w:t xml:space="preserve"> </w:t>
@@ -65009,7 +65945,13 @@
         <w:t xml:space="preserve"> </w:t>
       </w:r>
       <w:r>
-        <w:t xml:space="preserve">over the three models and both cells, but it also fires on</w:t>
+        <w:t xml:space="preserve">over the three models. It is not a correctness test: on those same</w:t>
+      </w:r>
+      <w:r>
+        <w:t xml:space="preserve"> </w:t>
+      </w:r>
+      <w:r>
+        <w:t xml:space="preserve">cells it fires on</w:t>
       </w:r>
       <w:r>
         <w:t xml:space="preserve"> </w:t>
@@ -65055,13 +65997,13 @@
         <w:t xml:space="preserve"> </w:t>
       </w:r>
       <w:r>
-        <w:t xml:space="preserve">replies</w:t>
-      </w:r>
-      <w:r>
-        <w:t xml:space="preserve"> </w:t>
-      </w:r>
-      <w:r>
-        <w:t xml:space="preserve">in those cells, where the encoding is the contract and the reply passes, and on</w:t>
+        <w:t xml:space="preserve">replies, every one of which fails the API verifier, and</w:t>
+      </w:r>
+      <w:r>
+        <w:t xml:space="preserve"> </w:t>
+      </w:r>
+      <w:r>
+        <w:t xml:space="preserve">on</w:t>
       </w:r>
       <w:r>
         <w:t xml:space="preserve"> </w:t>
@@ -65084,31 +66026,128 @@
         <w:t xml:space="preserve"> </w:t>
       </w:r>
       <w:r>
+        <w:t xml:space="preserve">of the no-context replies. On</w:t>
+      </w:r>
+      <w:r>
+        <w:t xml:space="preserve"> </w:t>
+      </w:r>
+      <w:r>
+        <w:rPr>
+          <w:rStyle w:val="VerbatimChar"/>
+        </w:rPr>
+        <w:t xml:space="preserve">enc_amount</w:t>
+      </w:r>
+      <w:r>
+        <w:t xml:space="preserve">—a different population, in which</w:t>
+      </w:r>
+      <w:r>
+        <w:t xml:space="preserve"> </w:t>
+      </w:r>
+      <w:r>
+        <w:t xml:space="preserve">applying the encoding</w:t>
+      </w:r>
+      <w:r>
+        <w:t xml:space="preserve"> </w:t>
+      </w:r>
+      <w:r>
+        <w:rPr>
+          <w:i/>
+          <w:iCs/>
+        </w:rPr>
+        <w:t xml:space="preserve">is</w:t>
+      </w:r>
+      <w:r>
+        <w:t xml:space="preserve"> </w:t>
+      </w:r>
+      <w:r>
+        <w:t xml:space="preserve">the contract—it fires on</w:t>
+      </w:r>
+      <w:r>
+        <w:t xml:space="preserve"> </w:t>
+      </w:r>
+      <m:oMath>
+        <m:r>
+          <m:t>109</m:t>
+        </m:r>
+        <m:r>
+          <m:rPr>
+            <m:sty m:val="p"/>
+          </m:rPr>
+          <m:t>/</m:t>
+        </m:r>
+        <m:r>
+          <m:t>120</m:t>
+        </m:r>
+      </m:oMath>
+      <w:r>
+        <w:t xml:space="preserve"> </w:t>
+      </w:r>
+      <w:r>
         <w:t xml:space="preserve">of the</w:t>
       </w:r>
       <w:r>
         <w:t xml:space="preserve"> </w:t>
       </w:r>
-      <w:r>
-        <w:t xml:space="preserve">no-context replies. What it reports is that the encoding is present, not that its presence caused</w:t>
-      </w:r>
-      <w:r>
-        <w:t xml:space="preserve"> </w:t>
-      </w:r>
-      <w:r>
-        <w:t xml:space="preserve">the failure, and it says nothing about what the model represented internally.</w:t>
-      </w:r>
-      <w:r>
-        <w:t xml:space="preserve"> </w:t>
-      </w:r>
-      <w:r>
-        <w:t xml:space="preserve">Theorem 3 does not depend on the answer: it constrains any rule whose PASS falls</w:t>
-      </w:r>
-      <w:r>
-        <w:t xml:space="preserve"> </w:t>
-      </w:r>
-      <w:r>
-        <w:t xml:space="preserve">under a strict superset, whatever the internal cause.</w:t>
+      <m:oMath>
+        <m:sSub>
+          <m:e>
+            <m:r>
+              <m:t>W</m:t>
+            </m:r>
+          </m:e>
+          <m:sub>
+            <m:r>
+              <m:t>2</m:t>
+            </m:r>
+          </m:sub>
+        </m:sSub>
+      </m:oMath>
+      <w:r>
+        <w:t xml:space="preserve"> </w:t>
+      </w:r>
+      <w:r>
+        <w:t xml:space="preserve">replies while</w:t>
+      </w:r>
+      <w:r>
+        <w:t xml:space="preserve"> </w:t>
+      </w:r>
+      <m:oMath>
+        <m:r>
+          <m:t>102</m:t>
+        </m:r>
+        <m:r>
+          <m:rPr>
+            <m:sty m:val="p"/>
+          </m:rPr>
+          <m:t>/</m:t>
+        </m:r>
+        <m:r>
+          <m:t>120</m:t>
+        </m:r>
+      </m:oMath>
+      <w:r>
+        <w:t xml:space="preserve"> </w:t>
+      </w:r>
+      <w:r>
+        <w:t xml:space="preserve">of them pass. What the flag reports is an output pattern tied to the source condition;</w:t>
+      </w:r>
+      <w:r>
+        <w:t xml:space="preserve"> </w:t>
+      </w:r>
+      <w:r>
+        <w:t xml:space="preserve">it does not identify an internal cause and says nothing about what the model represented</w:t>
+      </w:r>
+      <w:r>
+        <w:t xml:space="preserve"> </w:t>
+      </w:r>
+      <w:r>
+        <w:t xml:space="preserve">internally. Theorem 3 does not depend on the answer: it constrains any rule whose</w:t>
+      </w:r>
+      <w:r>
+        <w:t xml:space="preserve"> </w:t>
+      </w:r>
+      <w:r>
+        <w:t xml:space="preserve">PASS falls under a strict superset, whatever the internal cause.</w:t>
       </w:r>
     </w:p>
     <w:bookmarkEnd w:id="144"/>
@@ -65657,13 +66696,39 @@
         <w:t xml:space="preserve"> </w:t>
       </w:r>
       <w:r>
-        <w:t xml:space="preserve">(Appendix C.1) exclude the packaging explanations but do not identify what replaces</w:t>
-      </w:r>
-      <w:r>
-        <w:t xml:space="preserve"> </w:t>
-      </w:r>
-      <w:r>
-        <w:t xml:space="preserve">them, and no draw on any model declined the task.</w:t>
+        <w:t xml:space="preserve">(Appendix C.1) rule out the packaging faults the screens test but do not identify what</w:t>
+      </w:r>
+      <w:r>
+        <w:t xml:space="preserve"> </w:t>
+      </w:r>
+      <w:r>
+        <w:t xml:space="preserve">replaces them, and no draw in the</w:t>
+      </w:r>
+      <w:r>
+        <w:t xml:space="preserve"> </w:t>
+      </w:r>
+      <m:oMath>
+        <m:r>
+          <m:t>480</m:t>
+        </m:r>
+      </m:oMath>
+      <w:r>
+        <w:t xml:space="preserve"> </w:t>
+      </w:r>
+      <w:r>
+        <w:t xml:space="preserve">replies of the two collapse cells declined the task. That</w:t>
+      </w:r>
+      <w:r>
+        <w:t xml:space="preserve"> </w:t>
+      </w:r>
+      <w:r>
+        <w:t xml:space="preserve">screen was never run on the three models whose draws were not retained, and elsewhere in the</w:t>
+      </w:r>
+      <w:r>
+        <w:t xml:space="preserve"> </w:t>
+      </w:r>
+      <w:r>
+        <w:t xml:space="preserve">retained set it is not empty: it matches seven no-context Opus draws.</w:t>
       </w:r>
     </w:p>
     <w:p>
@@ -66617,19 +67682,28 @@
         <w:t xml:space="preserve"> </w:t>
       </w:r>
       <w:r>
-        <w:t xml:space="preserve">marker. The one exception is the raw-failure audit of</w:t>
-      </w:r>
-      <w:r>
-        <w:t xml:space="preserve"> </w:t>
-      </w:r>
-      <w:r>
-        <w:t xml:space="preserve">Section 7.4.5, which explains an anomaly of the superseded command-line record</w:t>
-      </w:r>
-      <w:r>
-        <w:t xml:space="preserve"> </w:t>
-      </w:r>
-      <w:r>
-        <w:t xml:space="preserve">and therefore cannot be re-measured: it is what that record was.</w:t>
+        <w:t xml:space="preserve">marker, the raw-failure audit of</w:t>
+      </w:r>
+      <w:r>
+        <w:t xml:space="preserve"> </w:t>
+      </w:r>
+      <w:r>
+        <w:t xml:space="preserve">Section 7.4.5 included: it reads the completions retained by those API runs</w:t>
+      </w:r>
+      <w:r>
+        <w:t xml:space="preserve"> </w:t>
+      </w:r>
+      <w:r>
+        <w:t xml:space="preserve">(</w:t>
+      </w:r>
+      <w:r>
+        <w:rPr>
+          <w:rStyle w:val="VerbatimChar"/>
+        </w:rPr>
+        <w:t xml:space="preserve">results/retain_api/</w:t>
+      </w:r>
+      <w:r>
+        <w:t xml:space="preserve">), not the record they replaced.</w:t>
       </w:r>
     </w:p>
     <w:p>
@@ -67463,13 +68537,51 @@
         <w:t xml:space="preserve"> </w:t>
       </w:r>
       <w:r>
-        <w:t xml:space="preserve">model runs, each a complete file</w:t>
-      </w:r>
-      <w:r>
-        <w:t xml:space="preserve"> </w:t>
-      </w:r>
-      <w:r>
-        <w:t xml:space="preserve">with no per-arm override (</w:t>
+        <w:t xml:space="preserve">model runs, each a complete file and</w:t>
+      </w:r>
+      <w:r>
+        <w:t xml:space="preserve"> </w:t>
+      </w:r>
+      <w:r>
+        <w:t xml:space="preserve">each read whole except for the GPT-5.5</w:t>
+      </w:r>
+      <w:r>
+        <w:t xml:space="preserve"> </w:t>
+      </w:r>
+      <m:oMath>
+        <m:sSub>
+          <m:e>
+            <m:r>
+              <m:t>W</m:t>
+            </m:r>
+          </m:e>
+          <m:sub>
+            <m:r>
+              <m:t>2</m:t>
+            </m:r>
+          </m:sub>
+        </m:sSub>
+      </m:oMath>
+      <w:r>
+        <w:t xml:space="preserve">/</w:t>
+      </w:r>
+      <w:r>
+        <w:rPr>
+          <w:rStyle w:val="VerbatimChar"/>
+        </w:rPr>
+        <w:t xml:space="preserve">trap_store_wire</w:t>
+      </w:r>
+      <w:r>
+        <w:t xml:space="preserve"> </w:t>
+      </w:r>
+      <w:r>
+        <w:t xml:space="preserve">cell described above</w:t>
+      </w:r>
+      <w:r>
+        <w:t xml:space="preserve"> </w:t>
+      </w:r>
+      <w:r>
+        <w:t xml:space="preserve">(</w:t>
       </w:r>
       <w:r>
         <w:rPr>
@@ -67822,14 +68934,14 @@
         <w:pStyle w:val="FirstParagraph"/>
       </w:pPr>
       <w:r>
-        <w:t xml:space="preserve">The reported record is roughly</w:t>
-      </w:r>
-      <w:r>
-        <w:t xml:space="preserve"> </w:t>
-      </w:r>
-      <m:oMath>
-        <m:r>
-          <m:t>8</m:t>
+        <w:t xml:space="preserve">The analysed record is</w:t>
+      </w:r>
+      <w:r>
+        <w:t xml:space="preserve"> </w:t>
+      </w:r>
+      <m:oMath>
+        <m:r>
+          <m:t>5</m:t>
         </m:r>
         <m:r>
           <m:rPr>
@@ -67838,7 +68950,7 @@
           <m:t>,</m:t>
         </m:r>
         <m:r>
-          <m:t>000</m:t>
+          <m:t>260</m:t>
         </m:r>
       </m:oMath>
       <w:r>
@@ -67852,6 +68964,32 @@
       </w:r>
       <m:oMath>
         <m:r>
+          <m:t>3</m:t>
+        </m:r>
+        <m:r>
+          <m:rPr>
+            <m:sty m:val="p"/>
+          </m:rPr>
+          <m:t>,</m:t>
+        </m:r>
+        <m:r>
+          <m:t>840</m:t>
+        </m:r>
+      </m:oMath>
+      <w:r>
+        <w:t xml:space="preserve"> </w:t>
+      </w:r>
+      <w:r>
+        <w:t xml:space="preserve">across the</w:t>
+      </w:r>
+      <w:r>
+        <w:t xml:space="preserve"> </w:t>
+      </w:r>
+      <w:r>
+        <w:t xml:space="preserve">six-model grid (</w:t>
+      </w:r>
+      <m:oMath>
+        <m:r>
           <m:t>640</m:t>
         </m:r>
       </m:oMath>
@@ -67859,13 +68997,7 @@
         <w:t xml:space="preserve"> </w:t>
       </w:r>
       <w:r>
-        <w:t xml:space="preserve">per</w:t>
-      </w:r>
-      <w:r>
-        <w:t xml:space="preserve"> </w:t>
-      </w:r>
-      <w:r>
-        <w:t xml:space="preserve">model across the six-model grid,</w:t>
+        <w:t xml:space="preserve">per model),</w:t>
       </w:r>
       <w:r>
         <w:t xml:space="preserve"> </w:t>
@@ -67879,13 +69011,47 @@
         <w:t xml:space="preserve"> </w:t>
       </w:r>
       <w:r>
-        <w:t xml:space="preserve">for the behavioural controls, and the second pair and</w:t>
-      </w:r>
-      <w:r>
-        <w:t xml:space="preserve"> </w:t>
-      </w:r>
-      <w:r>
-        <w:t xml:space="preserve">reranker probe on top. We do not report a spend figure: the HTTP endpoints used here return no</w:t>
+        <w:t xml:space="preserve">for the behavioural controls,</w:t>
+      </w:r>
+      <w:r>
+        <w:t xml:space="preserve"> </w:t>
+      </w:r>
+      <m:oMath>
+        <m:r>
+          <m:t>480</m:t>
+        </m:r>
+      </m:oMath>
+      <w:r>
+        <w:t xml:space="preserve"> </w:t>
+      </w:r>
+      <w:r>
+        <w:t xml:space="preserve">for the second source</w:t>
+      </w:r>
+      <w:r>
+        <w:t xml:space="preserve"> </w:t>
+      </w:r>
+      <w:r>
+        <w:t xml:space="preserve">pair and</w:t>
+      </w:r>
+      <w:r>
+        <w:t xml:space="preserve"> </w:t>
+      </w:r>
+      <m:oMath>
+        <m:r>
+          <m:t>300</m:t>
+        </m:r>
+      </m:oMath>
+      <w:r>
+        <w:t xml:space="preserve"> </w:t>
+      </w:r>
+      <w:r>
+        <w:t xml:space="preserve">reranker judgments. The repository holds a good deal more—superseded</w:t>
+      </w:r>
+      <w:r>
+        <w:t xml:space="preserve"> </w:t>
+      </w:r>
+      <w:r>
+        <w:t xml:space="preserve">command-line runs, arm-only re-measurements and diagnostics—none of which is analysed here. We do not report a spend figure: the HTTP endpoints used here return no</w:t>
       </w:r>
       <w:r>
         <w:t xml:space="preserve"> </w:t>

--- a/paper/blackwell-paper-MAKE.docx
+++ b/paper/blackwell-paper-MAKE.docx
@@ -11095,7 +11095,7 @@
           <m:t>+</m:t>
         </m:r>
         <m:r>
-          <m:t>0.0203</m:t>
+          <m:t>0.0202</m:t>
         </m:r>
         <m:r>
           <m:rPr>
@@ -11110,7 +11110,7 @@
           <m:t>+</m:t>
         </m:r>
         <m:r>
-          <m:t>0.3845</m:t>
+          <m:t>0.3846</m:t>
         </m:r>
         <m:r>
           <m:rPr>
@@ -36258,7 +36258,7 @@
         <w:t xml:space="preserve"> </w:t>
       </w:r>
       <w:r>
-        <w:t xml:space="preserve">share a single run, and for the second source pair. One substitution remains: the GPT-5.5</w:t>
+        <w:t xml:space="preserve">share a single run, and for the second source pair. One substitution remains: both the</w:t>
       </w:r>
       <w:r>
         <w:t xml:space="preserve"> </w:t>
@@ -36272,13 +36272,48 @@
           </m:e>
           <m:sub>
             <m:r>
+              <m:t>1</m:t>
+            </m:r>
+          </m:sub>
+        </m:sSub>
+      </m:oMath>
+      <w:r>
+        <w:t xml:space="preserve"> </w:t>
+      </w:r>
+      <w:r>
+        <w:t xml:space="preserve">and</w:t>
+      </w:r>
+      <w:r>
+        <w:t xml:space="preserve"> </w:t>
+      </w:r>
+      <w:r>
+        <w:t xml:space="preserve">the</w:t>
+      </w:r>
+      <w:r>
+        <w:t xml:space="preserve"> </w:t>
+      </w:r>
+      <m:oMath>
+        <m:sSub>
+          <m:e>
+            <m:r>
+              <m:t>W</m:t>
+            </m:r>
+          </m:e>
+          <m:sub>
+            <m:r>
               <m:t>2</m:t>
             </m:r>
           </m:sub>
         </m:sSub>
       </m:oMath>
       <w:r>
-        <w:t xml:space="preserve">/</w:t>
+        <w:t xml:space="preserve"> </w:t>
+      </w:r>
+      <w:r>
+        <w:t xml:space="preserve">conditions of GPT-5.5’s</w:t>
+      </w:r>
+      <w:r>
+        <w:t xml:space="preserve"> </w:t>
       </w:r>
       <w:r>
         <w:rPr>
@@ -36290,19 +36325,74 @@
         <w:t xml:space="preserve"> </w:t>
       </w:r>
       <w:r>
-        <w:t xml:space="preserve">cell is taken from a retained re-measurement because the base run</w:t>
-      </w:r>
-      <w:r>
-        <w:t xml:space="preserve"> </w:t>
-      </w:r>
-      <w:r>
-        <w:t xml:space="preserve">logged an HTTP 500 there, so that one contrast is across windows and a shared model name and</w:t>
-      </w:r>
-      <w:r>
-        <w:t xml:space="preserve"> </w:t>
-      </w:r>
-      <w:r>
-        <w:t xml:space="preserve">transport do not establish a shared decoder (Appendix D). Raw completions were</w:t>
+        <w:t xml:space="preserve">task are taken from the retained,</w:t>
+      </w:r>
+      <w:r>
+        <w:t xml:space="preserve"> </w:t>
+      </w:r>
+      <w:r>
+        <w:t xml:space="preserve">transport-clean re-measurement, at</w:t>
+      </w:r>
+      <w:r>
+        <w:t xml:space="preserve"> </w:t>
+      </w:r>
+      <m:oMath>
+        <m:r>
+          <m:t>40</m:t>
+        </m:r>
+        <m:r>
+          <m:rPr>
+            <m:sty m:val="p"/>
+          </m:rPr>
+          <m:t>/</m:t>
+        </m:r>
+        <m:r>
+          <m:t>40</m:t>
+        </m:r>
+      </m:oMath>
+      <w:r>
+        <w:t xml:space="preserve"> </w:t>
+      </w:r>
+      <w:r>
+        <w:t xml:space="preserve">and</w:t>
+      </w:r>
+      <w:r>
+        <w:t xml:space="preserve"> </w:t>
+      </w:r>
+      <m:oMath>
+        <m:r>
+          <m:t>0</m:t>
+        </m:r>
+        <m:r>
+          <m:rPr>
+            <m:sty m:val="p"/>
+          </m:rPr>
+          <m:t>/</m:t>
+        </m:r>
+        <m:r>
+          <m:t>40</m:t>
+        </m:r>
+      </m:oMath>
+      <w:r>
+        <w:t xml:space="preserve">, because the base run logged an HTTP 500</w:t>
+      </w:r>
+      <w:r>
+        <w:t xml:space="preserve"> </w:t>
+      </w:r>
+      <w:r>
+        <w:t xml:space="preserve">there. Those two therefore share a window with each other; what crosses windows is that task</w:t>
+      </w:r>
+      <w:r>
+        <w:t xml:space="preserve"> </w:t>
+      </w:r>
+      <w:r>
+        <w:t xml:space="preserve">against GPT-5.5’s other cells, where a shared model name and transport do not establish a shared</w:t>
+      </w:r>
+      <w:r>
+        <w:t xml:space="preserve"> </w:t>
+      </w:r>
+      <w:r>
+        <w:t xml:space="preserve">decoder (Appendix D). Raw completions were</w:t>
       </w:r>
       <w:r>
         <w:t xml:space="preserve"> </w:t>
@@ -43436,13 +43526,13 @@
         <w:t xml:space="preserve">(Zhang et al. 2025)</w:t>
       </w:r>
       <w:r>
-        <w:t xml:space="preserve">; what the spectrum adds is the verified per-model floor. Within Anthropic the ordering</w:t>
-      </w:r>
-      <w:r>
-        <w:t xml:space="preserve"> </w:t>
-      </w:r>
-      <w:r>
-        <w:t xml:space="preserve">is not by capability either: Sonnet guesses none of</w:t>
+        <w:t xml:space="preserve">; what the spectrum adds is the verified per-model floor. Within</w:t>
+      </w:r>
+      <w:r>
+        <w:t xml:space="preserve"> </w:t>
+      </w:r>
+      <w:r>
+        <w:t xml:space="preserve">Anthropic, no-context PASS on</w:t>
       </w:r>
       <w:r>
         <w:t xml:space="preserve"> </w:t>
@@ -43457,18 +43547,38 @@
         <w:t xml:space="preserve"> </w:t>
       </w:r>
       <w:r>
-        <w:t xml:space="preserve">while Opus solves all</w:t>
-      </w:r>
-      <w:r>
-        <w:t xml:space="preserve"> </w:t>
-      </w:r>
-      <w:r>
-        <w:t xml:space="preserve">of it (</w:t>
-      </w:r>
-      <m:oMath>
+        <w:t xml:space="preserve">runs from</w:t>
+      </w:r>
+      <w:r>
+        <w:t xml:space="preserve"> </w:t>
+      </w:r>
+      <m:oMath>
+        <m:r>
+          <m:t>0</m:t>
+        </m:r>
+        <m:r>
+          <m:rPr>
+            <m:sty m:val="p"/>
+          </m:rPr>
+          <m:t>/</m:t>
+        </m:r>
         <m:r>
           <m:t>40</m:t>
         </m:r>
+      </m:oMath>
+      <w:r>
+        <w:t xml:space="preserve"> </w:t>
+      </w:r>
+      <w:r>
+        <w:t xml:space="preserve">for Haiku and Sonnet to</w:t>
+      </w:r>
+      <w:r>
+        <w:t xml:space="preserve"> </w:t>
+      </w:r>
+      <m:oMath>
+        <m:r>
+          <m:t>40</m:t>
+        </m:r>
         <m:r>
           <m:rPr>
             <m:sty m:val="p"/>
@@ -43480,13 +43590,16 @@
         </m:r>
       </m:oMath>
       <w:r>
-        <w:t xml:space="preserve">) with no context at all, which is an observed ceiling on that cell and not</w:t>
-      </w:r>
-      <w:r>
-        <w:t xml:space="preserve"> </w:t>
-      </w:r>
-      <w:r>
-        <w:t xml:space="preserve">evidence about what either model was trained on. The verified per-model claims rest on cells unguessable</w:t>
+        <w:t xml:space="preserve"> </w:t>
+      </w:r>
+      <w:r>
+        <w:t xml:space="preserve">for Opus. These observations do not identify how guessability relates to general model</w:t>
+      </w:r>
+      <w:r>
+        <w:t xml:space="preserve"> </w:t>
+      </w:r>
+      <w:r>
+        <w:t xml:space="preserve">capability or to training data; no independent capability scale is measured here. The verified per-model claims rest on cells unguessable</w:t>
       </w:r>
       <w:r>
         <w:t xml:space="preserve"> </w:t>
@@ -43604,13 +43717,7 @@
         <w:t xml:space="preserve"> </w:t>
       </w:r>
       <w:r>
-        <w:t xml:space="preserve">off half the table (Appendix C). Three text screens bear on the collapse, and all</w:t>
-      </w:r>
-      <w:r>
-        <w:t xml:space="preserve"> </w:t>
-      </w:r>
-      <w:r>
-        <w:t xml:space="preserve">three come back negative on the</w:t>
+        <w:t xml:space="preserve">off half the table (Appendix C). Three text screens bear on the collapse, over the</w:t>
       </w:r>
       <w:r>
         <w:t xml:space="preserve"> </w:t>
@@ -43676,48 +43783,18 @@
         <w:t xml:space="preserve"> </w:t>
       </w:r>
       <w:r>
-        <w:t xml:space="preserve">arms there. The extractor</w:t>
-      </w:r>
-      <w:r>
-        <w:t xml:space="preserve"> </w:t>
-      </w:r>
-      <w:r>
-        <w:t xml:space="preserve">returned a non-empty code block on every one of them; the</w:t>
-      </w:r>
-      <w:r>
-        <w:t xml:space="preserve"> </w:t>
-      </w:r>
-      <w:r>
-        <w:rPr>
-          <w:rStyle w:val="VerbatimChar"/>
-        </w:rPr>
-        <w:t xml:space="preserve">import ledger</w:t>
-      </w:r>
-      <w:r>
-        <w:t xml:space="preserve"> </w:t>
-      </w:r>
-      <w:r>
-        <w:t xml:space="preserve">line the task</w:t>
-      </w:r>
-      <w:r>
-        <w:t xml:space="preserve"> </w:t>
-      </w:r>
-      <w:r>
-        <w:t xml:space="preserve">needs is present in</w:t>
-      </w:r>
-      <w:r>
-        <w:t xml:space="preserve"> </w:t>
-      </w:r>
-      <m:oMath>
-        <m:r>
-          <m:t>239</m:t>
-        </m:r>
-        <m:r>
-          <m:rPr>
-            <m:sty m:val="p"/>
-          </m:rPr>
-          <m:t>/</m:t>
-        </m:r>
+        <w:t xml:space="preserve">arms there. The empty-extraction and explicit-refusal</w:t>
+      </w:r>
+      <w:r>
+        <w:t xml:space="preserve"> </w:t>
+      </w:r>
+      <w:r>
+        <w:t xml:space="preserve">screens return no matches at all. The import screen detects one omission among the</w:t>
+      </w:r>
+      <w:r>
+        <w:t xml:space="preserve"> </w:t>
+      </w:r>
+      <m:oMath>
         <m:r>
           <m:t>240</m:t>
         </m:r>
@@ -43726,21 +43803,18 @@
         <w:t xml:space="preserve"> </w:t>
       </w:r>
       <w:r>
-        <w:t xml:space="preserve">of the superset replies and</w:t>
-      </w:r>
-      <w:r>
-        <w:t xml:space="preserve"> </w:t>
-      </w:r>
-      <m:oMath>
-        <m:r>
-          <m:t>233</m:t>
-        </m:r>
-        <m:r>
-          <m:rPr>
-            <m:sty m:val="p"/>
-          </m:rPr>
-          <m:t>/</m:t>
-        </m:r>
+        <w:t xml:space="preserve">superset</w:t>
+      </w:r>
+      <w:r>
+        <w:t xml:space="preserve"> </w:t>
+      </w:r>
+      <w:r>
+        <w:t xml:space="preserve">replies and seven among the</w:t>
+      </w:r>
+      <w:r>
+        <w:t xml:space="preserve"> </w:t>
+      </w:r>
+      <m:oMath>
         <m:r>
           <m:t>240</m:t>
         </m:r>
@@ -43748,12 +43822,6 @@
       <w:r>
         <w:t xml:space="preserve"> </w:t>
       </w:r>
-      <w:r>
-        <w:t xml:space="preserve">of the</w:t>
-      </w:r>
-      <w:r>
-        <w:t xml:space="preserve"> </w:t>
-      </w:r>
       <m:oMath>
         <m:sSub>
           <m:e>
@@ -43772,31 +43840,25 @@
         <w:t xml:space="preserve"> </w:t>
       </w:r>
       <w:r>
-        <w:t xml:space="preserve">replies, the</w:t>
-      </w:r>
-      <w:r>
-        <w:t xml:space="preserve"> </w:t>
-      </w:r>
-      <w:r>
-        <w:t xml:space="preserve">absences concentrated in the arm that passes; and a refusal screen over an explicit phrase list</w:t>
-      </w:r>
-      <w:r>
-        <w:t xml:space="preserve"> </w:t>
-      </w:r>
-      <w:r>
-        <w:t xml:space="preserve">matches none. Each screen excludes what it tests—an empty extraction, a missing import, refusal</w:t>
-      </w:r>
-      <w:r>
-        <w:t xml:space="preserve"> </w:t>
-      </w:r>
-      <w:r>
-        <w:t xml:space="preserve">language—rather than every packaging or declining behaviour, and none was run on the three</w:t>
-      </w:r>
-      <w:r>
-        <w:t xml:space="preserve"> </w:t>
-      </w:r>
-      <w:r>
-        <w:t xml:space="preserve">models whose draws were not retained.</w:t>
+        <w:t xml:space="preserve">replies, the latter concentrated in the arm that passes,</w:t>
+      </w:r>
+      <w:r>
+        <w:t xml:space="preserve"> </w:t>
+      </w:r>
+      <w:r>
+        <w:t xml:space="preserve">so those omissions cannot explain the superset arm’s collapse. Each screen bears only on what it</w:t>
+      </w:r>
+      <w:r>
+        <w:t xml:space="preserve"> </w:t>
+      </w:r>
+      <w:r>
+        <w:t xml:space="preserve">tests—an empty extraction, a missing import, refusal language—rather than on every packaging</w:t>
+      </w:r>
+      <w:r>
+        <w:t xml:space="preserve"> </w:t>
+      </w:r>
+      <w:r>
+        <w:t xml:space="preserve">or declining behaviour, and none was run on the three models whose draws were not retained.</w:t>
       </w:r>
       <w:r>
         <w:t xml:space="preserve"> </w:t>
@@ -49084,13 +49146,13 @@
         <w:t xml:space="preserve"> </w:t>
       </w:r>
       <w:r>
-        <w:t xml:space="preserve">outcomes must be i.i.d. draws from the stated frame, which sharing documents across pairs or</w:t>
-      </w:r>
-      <w:r>
-        <w:t xml:space="preserve"> </w:t>
-      </w:r>
-      <w:r>
-        <w:t xml:space="preserve">selecting them adaptively would break. The property</w:t>
+        <w:t xml:space="preserve">outcomes must be i.i.d. draws from the stated frame; adaptive selection breaks that, and</w:t>
+      </w:r>
+      <w:r>
+        <w:t xml:space="preserve"> </w:t>
+      </w:r>
+      <w:r>
+        <w:t xml:space="preserve">sharing documents across pairs may introduce dependence. The property</w:t>
       </w:r>
       <w:r>
         <w:t xml:space="preserve"> </w:t>
@@ -50369,19 +50431,31 @@
         <w:t xml:space="preserve"> </w:t>
       </w:r>
       <w:r>
-        <w:t xml:space="preserve">the released scripts. The authors inspected code changes, executed the experiments, verified</w:t>
-      </w:r>
-      <w:r>
-        <w:t xml:space="preserve"> </w:t>
-      </w:r>
-      <w:r>
-        <w:t xml:space="preserve">outputs against frozen manifests and source files, checked cited sources, and take full</w:t>
-      </w:r>
-      <w:r>
-        <w:t xml:space="preserve"> </w:t>
-      </w:r>
-      <w:r>
-        <w:t xml:space="preserve">responsibility for the study design, results, interpretations, and manuscript.</w:t>
+        <w:t xml:space="preserve">the released scripts. The work spans many sessions and the assistant version in use was not</w:t>
+      </w:r>
+      <w:r>
+        <w:t xml:space="preserve"> </w:t>
+      </w:r>
+      <w:r>
+        <w:t xml:space="preserve">logged throughout, so we identify the tools by family rather than assert version strings we did</w:t>
+      </w:r>
+      <w:r>
+        <w:t xml:space="preserve"> </w:t>
+      </w:r>
+      <w:r>
+        <w:t xml:space="preserve">not record. The authors inspected code changes, executed the experiments, verified outputs</w:t>
+      </w:r>
+      <w:r>
+        <w:t xml:space="preserve"> </w:t>
+      </w:r>
+      <w:r>
+        <w:t xml:space="preserve">against frozen manifests and source files, checked cited sources, and take full responsibility</w:t>
+      </w:r>
+      <w:r>
+        <w:t xml:space="preserve"> </w:t>
+      </w:r>
+      <w:r>
+        <w:t xml:space="preserve">for the study design, results, interpretations, and manuscript.</w:t>
       </w:r>
     </w:p>
     <w:bookmarkEnd w:id="121"/>
@@ -59739,7 +59813,7 @@
         <w:t xml:space="preserve"> </w:t>
       </w:r>
       <w:r>
-        <w:t xml:space="preserve">claim is made; the two endpoints together carry only</w:t>
+        <w:t xml:space="preserve">claim is made; the two endpoints together carry a guaranteed joint coverage of at least</w:t>
       </w:r>
       <w:r>
         <w:t xml:space="preserve"> </w:t>
@@ -59759,13 +59833,13 @@
         <w:t xml:space="preserve"> </w:t>
       </w:r>
       <w:r>
-        <w:t xml:space="preserve">joint coverage, so where a two-sided</w:t>
-      </w:r>
-      <w:r>
-        <w:t xml:space="preserve"> </w:t>
-      </w:r>
-      <w:r>
-        <w:t xml:space="preserve">statement is wanted we assemble it from individual</w:t>
+        <w:t xml:space="preserve">under this union-bound argument, so where a two-sided statement is wanted we assemble it from</w:t>
+      </w:r>
+      <w:r>
+        <w:t xml:space="preserve"> </w:t>
+      </w:r>
+      <w:r>
+        <w:t xml:space="preserve">individual</w:t>
       </w:r>
       <w:r>
         <w:t xml:space="preserve"> </w:t>
@@ -59785,19 +59859,13 @@
         <w:t xml:space="preserve"> </w:t>
       </w:r>
       <w:r>
-        <w:t xml:space="preserve">Clopper–Pearson regions and say so.</w:t>
-      </w:r>
-      <w:r>
-        <w:t xml:space="preserve"> </w:t>
-      </w:r>
-      <w:r>
-        <w:t xml:space="preserve">Endpoints are printed rather than rounded, because rounding the non-claimed end of an interval</w:t>
-      </w:r>
-      <w:r>
-        <w:t xml:space="preserve"> </w:t>
-      </w:r>
-      <w:r>
-        <w:t xml:space="preserve">inward strengthens it.</w:t>
+        <w:t xml:space="preserve">Clopper–Pearson regions and say so. Decisions use unrounded endpoints;</w:t>
+      </w:r>
+      <w:r>
+        <w:t xml:space="preserve"> </w:t>
+      </w:r>
+      <w:r>
+        <w:t xml:space="preserve">displayed confidence bounds are rounded outward, lower bounds downward and upper bounds upward.</w:t>
       </w:r>
     </w:p>
     <w:bookmarkStart w:id="137" w:name="Xfd2ce319a26faa67e0eadf0fee657d728019446"/>
@@ -60416,7 +60484,7 @@
           <m:t>−</m:t>
         </m:r>
         <m:r>
-          <m:t>0.3294</m:t>
+          <m:t>0.3295</m:t>
         </m:r>
       </m:oMath>
       <w:r>
@@ -60436,7 +60504,7 @@
           <m:t>+</m:t>
         </m:r>
         <m:r>
-          <m:t>0.1883</m:t>
+          <m:t>0.1884</m:t>
         </m:r>
       </m:oMath>
       <w:r>
@@ -61488,7 +61556,7 @@
           <m:t>+</m:t>
         </m:r>
         <m:r>
-          <m:t>0.0203</m:t>
+          <m:t>0.0202</m:t>
         </m:r>
         <m:r>
           <m:rPr>
@@ -61503,7 +61571,7 @@
           <m:t>+</m:t>
         </m:r>
         <m:r>
-          <m:t>0.3845</m:t>
+          <m:t>0.3846</m:t>
         </m:r>
         <m:r>
           <m:rPr>
@@ -61681,7 +61749,7 @@
           <m:t>−</m:t>
         </m:r>
         <m:r>
-          <m:t>0.5681</m:t>
+          <m:t>0.5680</m:t>
         </m:r>
       </m:oMath>
       <w:r>
@@ -61721,7 +61789,7 @@
           <m:t>−</m:t>
         </m:r>
         <m:r>
-          <m:t>0.8147</m:t>
+          <m:t>0.8146</m:t>
         </m:r>
       </m:oMath>
       <w:r>
@@ -62514,7 +62582,7 @@
           <m:t>−</m:t>
         </m:r>
         <m:r>
-          <m:t>0.3024</m:t>
+          <m:t>0.3025</m:t>
         </m:r>
       </m:oMath>
       <w:r>
@@ -65464,16 +65532,16 @@
           <w:i/>
           <w:iCs/>
         </w:rPr>
-        <w:t xml:space="preserve">The packaging screens come back negative</w:t>
-      </w:r>
-      <w:r>
-        <w:t xml:space="preserve">:</w:t>
-      </w:r>
-      <w:r>
-        <w:t xml:space="preserve"> </w:t>
-      </w:r>
-      <w:r>
-        <w:t xml:space="preserve">no draw produced an empty extraction, and the</w:t>
+        <w:t xml:space="preserve">The packaging screens</w:t>
+      </w:r>
+      <w:r>
+        <w:t xml:space="preserve">: no draw produced an</w:t>
+      </w:r>
+      <w:r>
+        <w:t xml:space="preserve"> </w:t>
+      </w:r>
+      <w:r>
+        <w:t xml:space="preserve">empty extraction, and the</w:t>
       </w:r>
       <w:r>
         <w:t xml:space="preserve"> </w:t>
@@ -65530,7 +65598,13 @@
         <w:t xml:space="preserve"> </w:t>
       </w:r>
       <w:r>
-        <w:t xml:space="preserve">replies everywhere except Haiku’s</w:t>
+        <w:t xml:space="preserve">replies</w:t>
+      </w:r>
+      <w:r>
+        <w:t xml:space="preserve"> </w:t>
+      </w:r>
+      <w:r>
+        <w:t xml:space="preserve">everywhere except Haiku’s</w:t>
       </w:r>
       <w:r>
         <w:t xml:space="preserve"> </w:t>
@@ -65585,19 +65659,19 @@
         </m:r>
       </m:oMath>
       <w:r>
-        <w:t xml:space="preserve">), which is the</w:t>
-      </w:r>
-      <w:r>
-        <w:t xml:space="preserve"> </w:t>
-      </w:r>
-      <w:r>
-        <w:t xml:space="preserve">arm that passes, so those omissions depress the comparison arm and understate the harm rather than</w:t>
-      </w:r>
-      <w:r>
-        <w:t xml:space="preserve"> </w:t>
-      </w:r>
-      <w:r>
-        <w:t xml:space="preserve">producing it. What this excludes is an empty extraction and a missing import, not every packaging</w:t>
+        <w:t xml:space="preserve">), which is the arm that</w:t>
+      </w:r>
+      <w:r>
+        <w:t xml:space="preserve"> </w:t>
+      </w:r>
+      <w:r>
+        <w:t xml:space="preserve">passes, so those omissions depress the comparison arm and understate the harm rather than producing</w:t>
+      </w:r>
+      <w:r>
+        <w:t xml:space="preserve"> </w:t>
+      </w:r>
+      <w:r>
+        <w:t xml:space="preserve">it. What this bears on is an empty extraction and a missing import, not every packaging</w:t>
       </w:r>
       <w:r>
         <w:t xml:space="preserve"> </w:t>
@@ -68380,13 +68454,72 @@
         <w:t xml:space="preserve">trap_store_wire</w:t>
       </w:r>
       <w:r>
-        <w:t xml:space="preserve">, so the published figure for that cell is taken from a</w:t>
-      </w:r>
-      <w:r>
-        <w:t xml:space="preserve"> </w:t>
-      </w:r>
-      <w:r>
-        <w:t xml:space="preserve">retained re-measurement with zero transport errors</w:t>
+        <w:t xml:space="preserve">, so</w:t>
+      </w:r>
+      <w:r>
+        <w:t xml:space="preserve"> </w:t>
+      </w:r>
+      <w:r>
+        <w:rPr>
+          <w:i/>
+          <w:iCs/>
+        </w:rPr>
+        <w:t xml:space="preserve">both</w:t>
+      </w:r>
+      <w:r>
+        <w:t xml:space="preserve"> </w:t>
+      </w:r>
+      <w:r>
+        <w:t xml:space="preserve">conditions of that task,</w:t>
+      </w:r>
+      <w:r>
+        <w:t xml:space="preserve"> </w:t>
+      </w:r>
+      <m:oMath>
+        <m:sSub>
+          <m:e>
+            <m:r>
+              <m:t>W</m:t>
+            </m:r>
+          </m:e>
+          <m:sub>
+            <m:r>
+              <m:t>1</m:t>
+            </m:r>
+          </m:sub>
+        </m:sSub>
+      </m:oMath>
+      <w:r>
+        <w:t xml:space="preserve"> </w:t>
+      </w:r>
+      <w:r>
+        <w:t xml:space="preserve">and</w:t>
+      </w:r>
+      <w:r>
+        <w:t xml:space="preserve"> </w:t>
+      </w:r>
+      <m:oMath>
+        <m:sSub>
+          <m:e>
+            <m:r>
+              <m:t>W</m:t>
+            </m:r>
+          </m:e>
+          <m:sub>
+            <m:r>
+              <m:t>2</m:t>
+            </m:r>
+          </m:sub>
+        </m:sSub>
+      </m:oMath>
+      <w:r>
+        <w:t xml:space="preserve">,</w:t>
+      </w:r>
+      <w:r>
+        <w:t xml:space="preserve"> </w:t>
+      </w:r>
+      <w:r>
+        <w:t xml:space="preserve">are read from the retained re-measurement with zero transport errors</w:t>
       </w:r>
       <w:r>
         <w:t xml:space="preserve"> </w:t>
@@ -68401,7 +68534,7 @@
         <w:t xml:space="preserve">audit/audit_gpt55_trap_store_wire_*</w:t>
       </w:r>
       <w:r>
-        <w:t xml:space="preserve">), which returns the same</w:t>
+        <w:t xml:space="preserve">), which returns</w:t>
       </w:r>
       <w:r>
         <w:t xml:space="preserve"> </w:t>
@@ -68461,13 +68594,19 @@
         <w:t xml:space="preserve"> </w:t>
       </w:r>
       <w:r>
-        <w:t xml:space="preserve">recorded replies. The reported percentages are unchanged; what changes is which run</w:t>
-      </w:r>
-      <w:r>
-        <w:t xml:space="preserve"> </w:t>
-      </w:r>
-      <w:r>
-        <w:t xml:space="preserve">they are read from.</w:t>
+        <w:t xml:space="preserve">recorded replies. The two conditions therefore share a measurement window; comparisons involving</w:t>
+      </w:r>
+      <w:r>
+        <w:t xml:space="preserve"> </w:t>
+      </w:r>
+      <w:r>
+        <w:t xml:space="preserve">GPT-5.5’s other tasks remain subject to the between-window stationarity assumption. The reported</w:t>
+      </w:r>
+      <w:r>
+        <w:t xml:space="preserve"> </w:t>
+      </w:r>
+      <w:r>
+        <w:t xml:space="preserve">percentages are unchanged; what changes is which run they are read from.</w:t>
       </w:r>
     </w:p>
     <w:bookmarkEnd w:id="148"/>

--- a/paper/blackwell-paper-MAKE.docx
+++ b/paper/blackwell-paper-MAKE.docx
@@ -68682,7 +68682,7 @@
         <w:t xml:space="preserve"> </w:t>
       </w:r>
       <w:r>
-        <w:t xml:space="preserve">each read whole except for the GPT-5.5</w:t>
+        <w:t xml:space="preserve">each read whole except for the</w:t>
       </w:r>
       <w:r>
         <w:t xml:space="preserve"> </w:t>
@@ -68696,13 +68696,42 @@
           </m:e>
           <m:sub>
             <m:r>
+              <m:t>1</m:t>
+            </m:r>
+          </m:sub>
+        </m:sSub>
+      </m:oMath>
+      <w:r>
+        <w:t xml:space="preserve"> </w:t>
+      </w:r>
+      <w:r>
+        <w:t xml:space="preserve">and</w:t>
+      </w:r>
+      <w:r>
+        <w:t xml:space="preserve"> </w:t>
+      </w:r>
+      <m:oMath>
+        <m:sSub>
+          <m:e>
+            <m:r>
+              <m:t>W</m:t>
+            </m:r>
+          </m:e>
+          <m:sub>
+            <m:r>
               <m:t>2</m:t>
             </m:r>
           </m:sub>
         </m:sSub>
       </m:oMath>
       <w:r>
-        <w:t xml:space="preserve">/</w:t>
+        <w:t xml:space="preserve"> </w:t>
+      </w:r>
+      <w:r>
+        <w:t xml:space="preserve">conditions of GPT-5.5’s</w:t>
+      </w:r>
+      <w:r>
+        <w:t xml:space="preserve"> </w:t>
       </w:r>
       <w:r>
         <w:rPr>
@@ -68714,7 +68743,7 @@
         <w:t xml:space="preserve"> </w:t>
       </w:r>
       <w:r>
-        <w:t xml:space="preserve">cell described above</w:t>
+        <w:t xml:space="preserve">task described above</w:t>
       </w:r>
       <w:r>
         <w:t xml:space="preserve"> </w:t>

--- a/paper/blackwell-paper-MAKE.docx
+++ b/paper/blackwell-paper-MAKE.docx
@@ -267,164 +267,85 @@
         <w:pStyle w:val="Abstract"/>
       </w:pPr>
       <w:r>
-        <w:t xml:space="preserve">Prompt context is usually chosen by scoring each source with one number and keeping the top few.</w:t>
-      </w:r>
-      <w:r>
-        <w:t xml:space="preserve"> </w:t>
-      </w:r>
-      <w:r>
-        <w:t xml:space="preserve">We study the limits of task-independent scalar rankings for context</w:t>
-      </w:r>
-      <w:r>
-        <w:t xml:space="preserve"> </w:t>
-      </w:r>
-      <w:r>
-        <w:t xml:space="preserve">sources. Two sources can be</w:t>
-      </w:r>
-      <w:r>
-        <w:t xml:space="preserve"> </w:t>
-      </w:r>
-      <w:r>
-        <w:rPr>
-          <w:i/>
-          <w:iCs/>
-        </w:rPr>
-        <w:t xml:space="preserve">incomparable</w:t>
-      </w:r>
-      <w:r>
-        <w:t xml:space="preserve"> </w:t>
-      </w:r>
-      <w:r>
-        <w:t xml:space="preserve">in Blackwell’s sense; we prove that when they</w:t>
-      </w:r>
-      <w:r>
-        <w:t xml:space="preserve"> </w:t>
-      </w:r>
-      <w:r>
-        <w:t xml:space="preserve">are, no single per-source score ranks them correctly for every task. That concerns the ideal user</w:t>
-      </w:r>
-      <w:r>
-        <w:t xml:space="preserve"> </w:t>
-      </w:r>
-      <w:r>
-        <w:t xml:space="preserve">of a source; what a fixed model does with one is separate, and we measure it. Running each source</w:t>
-      </w:r>
-      <w:r>
-        <w:t xml:space="preserve"> </w:t>
-      </w:r>
-      <w:r>
-        <w:t xml:space="preserve">through a battery of pass/fail tasks and comparing pass rates with exact confidence intervals, on</w:t>
-      </w:r>
-      <w:r>
-        <w:t xml:space="preserve"> </w:t>
-      </w:r>
-      <w:r>
-        <w:t xml:space="preserve">six models from four vendors we verify at</w:t>
-      </w:r>
-      <w:r>
-        <w:t xml:space="preserve"> </w:t>
-      </w:r>
-      <m:oMath>
-        <m:r>
-          <m:rPr>
-            <m:sty m:val="p"/>
-          </m:rPr>
-          <m:t>≥</m:t>
-        </m:r>
-        <m:r>
-          <m:t>90</m:t>
-        </m:r>
-        <m:r>
-          <m:rPr>
-            <m:sty m:val="p"/>
-          </m:rPr>
-          <m:t>%</m:t>
-        </m:r>
-      </m:oMath>
-      <w:r>
-        <w:t xml:space="preserve"> </w:t>
-      </w:r>
-      <w:r>
-        <w:t xml:space="preserve">in both directions that two hand-built</w:t>
-      </w:r>
-      <w:r>
-        <w:t xml:space="preserve"> </w:t>
-      </w:r>
-      <w:r>
-        <w:t xml:space="preserve">sources cross in realized pass rate. On a designed trap a lexical</w:t>
-      </w:r>
-      <w:r>
-        <w:t xml:space="preserve"> </w:t>
-      </w:r>
-      <w:r>
-        <w:t xml:space="preserve">score, two dense retrievers and a cross-encoder prefer the wrong source, while a listwise LLM</w:t>
-      </w:r>
-      <w:r>
-        <w:t xml:space="preserve"> </w:t>
-      </w:r>
-      <w:r>
-        <w:t xml:space="preserve">reranker reading the deciding detail does not. A strict superset of a sufficient source also</w:t>
-      </w:r>
-      <w:r>
-        <w:t xml:space="preserve"> </w:t>
-      </w:r>
-      <w:r>
-        <w:t xml:space="preserve">lowers pass rates, verifiably on all twelve cells and as far as</w:t>
-      </w:r>
-      <w:r>
-        <w:t xml:space="preserve"> </w:t>
-      </w:r>
-      <m:oMath>
-        <m:r>
-          <m:t>100</m:t>
-        </m:r>
-        <m:r>
-          <m:rPr>
-            <m:sty m:val="p"/>
-          </m:rPr>
-          <m:t>%</m:t>
-        </m:r>
-      </m:oMath>
-      <w:r>
-        <w:t xml:space="preserve"> </w:t>
-      </w:r>
-      <w:r>
-        <w:t xml:space="preserve">to</w:t>
-      </w:r>
-      <w:r>
-        <w:t xml:space="preserve"> </w:t>
-      </w:r>
-      <m:oMath>
-        <m:r>
-          <m:t>0</m:t>
-        </m:r>
-        <m:r>
-          <m:rPr>
-            <m:sty m:val="p"/>
-          </m:rPr>
-          <m:t>%</m:t>
-        </m:r>
-      </m:oMath>
-      <w:r>
-        <w:t xml:space="preserve">; a</w:t>
-      </w:r>
-      <w:r>
-        <w:t xml:space="preserve"> </w:t>
-      </w:r>
-      <w:r>
-        <w:t xml:space="preserve">character-matched padding arm and a reversed-order arm leave that collapse unexplained. Results</w:t>
-      </w:r>
-      <w:r>
-        <w:t xml:space="preserve"> </w:t>
-      </w:r>
-      <w:r>
-        <w:t xml:space="preserve">hold for the evaluated snapshots, prompts and decoders on a hand-built battery; scaling the</w:t>
-      </w:r>
-      <w:r>
-        <w:t xml:space="preserve"> </w:t>
-      </w:r>
-      <w:r>
-        <w:t xml:space="preserve">implied rule to large corpora remains open.</w:t>
+        <w:t xml:space="preserve">Context selection for large language models (LLMs) commonly relies on scalar relevance scores. We</w:t>
+      </w:r>
+      <w:r>
+        <w:t xml:space="preserve"> </w:t>
+      </w:r>
+      <w:r>
+        <w:t xml:space="preserve">examine rankings that assign each source a score fixed across tasks. Using Blackwell’s comparison</w:t>
+      </w:r>
+      <w:r>
+        <w:t xml:space="preserve"> </w:t>
+      </w:r>
+      <w:r>
+        <w:t xml:space="preserve">of experiments, we show that incomparable sources cannot be ranked correctly by such a score</w:t>
+      </w:r>
+      <w:r>
+        <w:t xml:space="preserve"> </w:t>
+      </w:r>
+      <w:r>
+        <w:t xml:space="preserve">across all decision problems. We distinguish this structural statement from fixed-model behavior,</w:t>
+      </w:r>
+      <w:r>
+        <w:t xml:space="preserve"> </w:t>
+      </w:r>
+      <w:r>
+        <w:t xml:space="preserve">measured using executable verifiers, exact binomial confidence bounds, and multiplicity</w:t>
+      </w:r>
+      <w:r>
+        <w:t xml:space="preserve"> </w:t>
+      </w:r>
+      <w:r>
+        <w:t xml:space="preserve">correction. We evaluate four coding tasks with 40 completions per condition. Across six models</w:t>
+      </w:r>
+      <w:r>
+        <w:t xml:space="preserve"> </w:t>
+      </w:r>
+      <w:r>
+        <w:t xml:space="preserve">from four vendors, two constructed sources exhibit crossing pass rates under a joint 90%</w:t>
+      </w:r>
+      <w:r>
+        <w:t xml:space="preserve"> </w:t>
+      </w:r>
+      <w:r>
+        <w:t xml:space="preserve">guarantee. On a designed relevance trap, a lexical score, two dense retrievers, and a</w:t>
+      </w:r>
+      <w:r>
+        <w:t xml:space="preserve"> </w:t>
+      </w:r>
+      <w:r>
+        <w:t xml:space="preserve">cross-encoder prefer the less useful source, whereas a listwise LLM reranker selects correctly.</w:t>
+      </w:r>
+      <w:r>
+        <w:t xml:space="preserve"> </w:t>
+      </w:r>
+      <w:r>
+        <w:t xml:space="preserve">Adding a second correct source produces observed collapses from 100% to 0%; eleven of twelve</w:t>
+      </w:r>
+      <w:r>
+        <w:t xml:space="preserve"> </w:t>
+      </w:r>
+      <w:r>
+        <w:t xml:space="preserve">tested contrasts exceed a 30-percentage-point harm margin under joint 90% confidence control. On</w:t>
+      </w:r>
+      <w:r>
+        <w:t xml:space="preserve"> </w:t>
+      </w:r>
+      <w:r>
+        <w:t xml:space="preserve">one model, reversal and character-matched padding constrain positional and gross-length</w:t>
+      </w:r>
+      <w:r>
+        <w:t xml:space="preserve"> </w:t>
+      </w:r>
+      <w:r>
+        <w:t xml:space="preserve">explanations. These findings establish existence on constructed coding tasks; prevalence in</w:t>
+      </w:r>
+      <w:r>
+        <w:t xml:space="preserve"> </w:t>
+      </w:r>
+      <w:r>
+        <w:t xml:space="preserve">natural corpora and scalable context selection remain open.</w:t>
       </w:r>
     </w:p>
     <w:p>
@@ -457,7 +378,7 @@
         <w:t xml:space="preserve">distribution-free verification; anti-monotonicity; prompt engineering</w:t>
       </w:r>
     </w:p>
-    <w:bookmarkStart w:id="14" w:name="sec:intro"/>
+    <w:bookmarkStart w:id="13" w:name="sec:intro"/>
     <w:p>
       <w:pPr>
         <w:pStyle w:val="Heading1"/>
@@ -716,128 +637,6 @@
         <w:t xml:space="preserve">apparatus from statistical decision theory.</w:t>
       </w:r>
     </w:p>
-    <w:bookmarkStart w:id="9" w:name="what-is-and-is-not-new."/>
-    <w:p>
-      <w:pPr>
-        <w:pStyle w:val="Heading4"/>
-      </w:pPr>
-      <w:r>
-        <w:t xml:space="preserve">What is and is not new.</w:t>
-      </w:r>
-    </w:p>
-    <w:p>
-      <w:pPr>
-        <w:pStyle w:val="FirstParagraph"/>
-      </w:pPr>
-      <w:r>
-        <w:t xml:space="preserve">The mathematics is classical: the garbling order, the Blackwell–Sherman–Stein equivalence,</w:t>
-      </w:r>
-      <w:r>
-        <w:t xml:space="preserve"> </w:t>
-      </w:r>
-      <w:r>
-        <w:t xml:space="preserve">Le Cam’s deficiency. So are several of the phenomena, each in its own literature: that utility</w:t>
-      </w:r>
-      <w:r>
-        <w:t xml:space="preserve"> </w:t>
-      </w:r>
-      <w:r>
-        <w:t xml:space="preserve">rather than topical relevance is the right target </w:t>
-      </w:r>
-      <w:r>
-        <w:t xml:space="preserve">(H. Zhang et al. 2026)</w:t>
-      </w:r>
-      <w:r>
-        <w:t xml:space="preserve"> </w:t>
-      </w:r>
-      <w:r>
-        <w:t xml:space="preserve">and is</w:t>
-      </w:r>
-      <w:r>
-        <w:t xml:space="preserve"> </w:t>
-      </w:r>
-      <w:r>
-        <w:t xml:space="preserve">model-dependent </w:t>
-      </w:r>
-      <w:r>
-        <w:t xml:space="preserve">(Zhang et al. 2025)</w:t>
-      </w:r>
-      <w:r>
-        <w:t xml:space="preserve">; that adding sources can lower accuracy while coverage</w:t>
-      </w:r>
-      <w:r>
-        <w:t xml:space="preserve"> </w:t>
-      </w:r>
-      <w:r>
-        <w:t xml:space="preserve">saturates </w:t>
-      </w:r>
-      <w:r>
-        <w:t xml:space="preserve">(Dong et al. 2012)</w:t>
-      </w:r>
-      <w:r>
-        <w:t xml:space="preserve">; that rerankers are steered by lexical</w:t>
-      </w:r>
-      <w:r>
-        <w:t xml:space="preserve"> </w:t>
-      </w:r>
-      <w:r>
-        <w:t xml:space="preserve">similarity </w:t>
-      </w:r>
-      <w:r>
-        <w:t xml:space="preserve">(Hagström, Nie, et al. 2025)</w:t>
-      </w:r>
-      <w:r>
-        <w:t xml:space="preserve">; that keeping a non-dominated set is already an operator</w:t>
-      </w:r>
-      <w:r>
-        <w:t xml:space="preserve"> </w:t>
-      </w:r>
-      <w:r>
-        <w:t xml:space="preserve">over heuristic scores </w:t>
-      </w:r>
-      <w:r>
-        <w:t xml:space="preserve">(Zhu et al. 2026)</w:t>
-      </w:r>
-      <w:r>
-        <w:t xml:space="preserve">; and that the Blackwell and Le Cam apparatus was</w:t>
-      </w:r>
-      <w:r>
-        <w:t xml:space="preserve"> </w:t>
-      </w:r>
-      <w:r>
-        <w:t xml:space="preserve">brought to inference-time context selection concurrently with this work, over which we claim no</w:t>
-      </w:r>
-      <w:r>
-        <w:t xml:space="preserve"> </w:t>
-      </w:r>
-      <w:r>
-        <w:t xml:space="preserve">priority </w:t>
-      </w:r>
-      <w:r>
-        <w:t xml:space="preserve">(Alpila 2026a)</w:t>
-      </w:r>
-      <w:r>
-        <w:t xml:space="preserve">. Section 2 treats each in turn. The gap is that none of them</w:t>
-      </w:r>
-      <w:r>
-        <w:t xml:space="preserve"> </w:t>
-      </w:r>
-      <w:r>
-        <w:t xml:space="preserve">gives the order itself an object or a test: cross-task non-transfer is described as a nuisance</w:t>
-      </w:r>
-      <w:r>
-        <w:t xml:space="preserve"> </w:t>
-      </w:r>
-      <w:r>
-        <w:t xml:space="preserve">rather than read as a partial order, and no finite-sample procedure decides on a live model</w:t>
-      </w:r>
-      <w:r>
-        <w:t xml:space="preserve"> </w:t>
-      </w:r>
-      <w:r>
-        <w:t xml:space="preserve">whether two particular sources are incomparable. That is what C1–C3 below supply.</w:t>
-      </w:r>
-    </w:p>
     <w:p>
       <w:pPr>
         <w:pStyle w:val="BodyText"/>
@@ -1072,8 +871,7 @@
         <w:t xml:space="preserve">, not a Le Cam deficiency (see Section 6).</w:t>
       </w:r>
     </w:p>
-    <w:bookmarkEnd w:id="9"/>
-    <w:bookmarkStart w:id="10" w:name="contributions."/>
+    <w:bookmarkStart w:id="9" w:name="contributions."/>
     <w:p>
       <w:pPr>
         <w:pStyle w:val="Heading4"/>
@@ -1887,8 +1685,8 @@
         <w:t xml:space="preserve">Section 8.4.</w:t>
       </w:r>
     </w:p>
-    <w:bookmarkEnd w:id="10"/>
-    <w:bookmarkStart w:id="13" w:name="Xb6701dcf12d16d79f6bf2e7b4dc1d334ba13c75"/>
+    <w:bookmarkEnd w:id="9"/>
+    <w:bookmarkStart w:id="12" w:name="Xb6701dcf12d16d79f6bf2e7b4dc1d334ba13c75"/>
     <w:p>
       <w:pPr>
         <w:pStyle w:val="Heading4"/>
@@ -1941,7 +1739,7 @@
         <w:t xml:space="preserve">the diagnostics and the protocol in Appendices A–D.</w:t>
       </w:r>
     </w:p>
-    <w:bookmarkStart w:id="11" w:name="tab:glossary"/>
+    <w:bookmarkStart w:id="10" w:name="tab:glossary"/>
     <w:p>
       <w:pPr>
         <w:pStyle w:val="TableCaption"/>
@@ -2564,17 +2362,17 @@
         </w:tc>
       </w:tr>
     </w:tbl>
-    <w:bookmarkEnd w:id="11"/>
+    <w:bookmarkEnd w:id="10"/>
     <w:p>
       <w:pPr>
         <w:pStyle w:val="BodyText"/>
       </w:pPr>
-      <w:bookmarkStart w:id="12" w:name="tab:glossary"/>
-      <w:bookmarkEnd w:id="12"/>
+      <w:bookmarkStart w:id="11" w:name="tab:glossary"/>
+      <w:bookmarkEnd w:id="11"/>
     </w:p>
+    <w:bookmarkEnd w:id="12"/>
     <w:bookmarkEnd w:id="13"/>
-    <w:bookmarkEnd w:id="14"/>
-    <w:bookmarkStart w:id="22" w:name="sec:related"/>
+    <w:bookmarkStart w:id="21" w:name="sec:related"/>
     <w:p>
       <w:pPr>
         <w:pStyle w:val="Heading1"/>
@@ -2583,7 +2381,7 @@
         <w:t xml:space="preserve">Related Work</w:t>
       </w:r>
     </w:p>
-    <w:bookmarkStart w:id="16" w:name="sec:related-scalar"/>
+    <w:bookmarkStart w:id="15" w:name="sec:related-scalar"/>
     <w:p>
       <w:pPr>
         <w:pStyle w:val="Heading2"/>
@@ -2596,8 +2394,8 @@
       <w:pPr>
         <w:pStyle w:val="FirstParagraph"/>
       </w:pPr>
-      <w:bookmarkStart w:id="15" w:name="sec:related-ir"/>
-      <w:bookmarkEnd w:id="15"/>
+      <w:bookmarkStart w:id="14" w:name="sec:related-ir"/>
+      <w:bookmarkEnd w:id="14"/>
     </w:p>
     <w:p>
       <w:pPr>
@@ -3240,8 +3038,8 @@
         <w:t xml:space="preserve">instance on six production models.</w:t>
       </w:r>
     </w:p>
-    <w:bookmarkEnd w:id="16"/>
-    <w:bookmarkStart w:id="17" w:name="sec:related-taskdep"/>
+    <w:bookmarkEnd w:id="15"/>
+    <w:bookmarkStart w:id="16" w:name="sec:related-taskdep"/>
     <w:p>
       <w:pPr>
         <w:pStyle w:val="Heading2"/>
@@ -3801,8 +3599,8 @@
         <w:t xml:space="preserve">.</w:t>
       </w:r>
     </w:p>
-    <w:bookmarkEnd w:id="17"/>
-    <w:bookmarkStart w:id="20" w:name="sec:related-deficiency"/>
+    <w:bookmarkEnd w:id="16"/>
+    <w:bookmarkStart w:id="19" w:name="sec:related-deficiency"/>
     <w:p>
       <w:pPr>
         <w:pStyle w:val="Heading2"/>
@@ -3815,10 +3613,10 @@
       <w:pPr>
         <w:pStyle w:val="FirstParagraph"/>
       </w:pPr>
-      <w:bookmarkStart w:id="18" w:name="sec:related-llmrep"/>
+      <w:bookmarkStart w:id="17" w:name="sec:related-llmrep"/>
+      <w:bookmarkEnd w:id="17"/>
+      <w:bookmarkStart w:id="18" w:name="sec:related-foundations"/>
       <w:bookmarkEnd w:id="18"/>
-      <w:bookmarkStart w:id="19" w:name="sec:related-foundations"/>
-      <w:bookmarkEnd w:id="19"/>
     </w:p>
     <w:p>
       <w:pPr>
@@ -4263,8 +4061,8 @@
         <w:t xml:space="preserve">is given, so the two orders are taken over different objects and neither implies the other.</w:t>
       </w:r>
     </w:p>
-    <w:bookmarkEnd w:id="20"/>
-    <w:bookmarkStart w:id="21" w:name="sec:related-designspace"/>
+    <w:bookmarkEnd w:id="19"/>
+    <w:bookmarkStart w:id="20" w:name="sec:related-designspace"/>
     <w:p>
       <w:pPr>
         <w:pStyle w:val="Heading2"/>
@@ -4403,9 +4201,9 @@
         <w:t xml:space="preserve">built on the set.</w:t>
       </w:r>
     </w:p>
+    <w:bookmarkEnd w:id="20"/>
     <w:bookmarkEnd w:id="21"/>
-    <w:bookmarkEnd w:id="22"/>
-    <w:bookmarkStart w:id="30" w:name="sec:formalization"/>
+    <w:bookmarkStart w:id="29" w:name="sec:formalization"/>
     <w:p>
       <w:pPr>
         <w:pStyle w:val="Heading1"/>
@@ -4482,7 +4280,7 @@
         <w:t xml:space="preserve">rule, which every empirical quantity in this paper measures.</w:t>
       </w:r>
     </w:p>
-    <w:bookmarkStart w:id="26" w:name="X73e69b8a1a604fddcc6e5ed9b89d5c624a51ec4"/>
+    <w:bookmarkStart w:id="25" w:name="X73e69b8a1a604fddcc6e5ed9b89d5c624a51ec4"/>
     <w:p>
       <w:pPr>
         <w:pStyle w:val="Heading2"/>
@@ -4856,7 +4654,7 @@
         <w:t xml:space="preserve">for fixed-string sources (Section 3.2, Lemma 1).</w:t>
       </w:r>
     </w:p>
-    <w:bookmarkStart w:id="23" w:name="def:source"/>
+    <w:bookmarkStart w:id="22" w:name="def:source"/>
     <w:p>
       <w:pPr>
         <w:pStyle w:val="BodyText"/>
@@ -5107,8 +4905,8 @@
         <w:t xml:space="preserve">.</w:t>
       </w:r>
     </w:p>
-    <w:bookmarkEnd w:id="23"/>
-    <w:bookmarkStart w:id="24" w:name="def:decision"/>
+    <w:bookmarkEnd w:id="22"/>
+    <w:bookmarkStart w:id="23" w:name="def:decision"/>
     <w:p>
       <w:pPr>
         <w:pStyle w:val="BodyText"/>
@@ -6291,8 +6089,8 @@
         </m:oMath>
       </m:oMathPara>
     </w:p>
-    <w:bookmarkEnd w:id="24"/>
-    <w:bookmarkStart w:id="25" w:name="rem:measures"/>
+    <w:bookmarkEnd w:id="23"/>
+    <w:bookmarkStart w:id="24" w:name="rem:measures"/>
     <w:p>
       <w:pPr>
         <w:pStyle w:val="FirstParagraph"/>
@@ -7195,7 +6993,7 @@
         <w:t xml:space="preserve">estimate a guessing cap.</w:t>
       </w:r>
     </w:p>
-    <w:bookmarkEnd w:id="25"/>
+    <w:bookmarkEnd w:id="24"/>
     <w:p>
       <w:pPr>
         <w:pStyle w:val="BodyText"/>
@@ -7318,8 +7116,8 @@
         <w:t xml:space="preserve">registers and prove an explicit bridge between them (Lemma 2).</w:t>
       </w:r>
     </w:p>
-    <w:bookmarkEnd w:id="26"/>
-    <w:bookmarkStart w:id="28" w:name="subsec:sources"/>
+    <w:bookmarkEnd w:id="25"/>
+    <w:bookmarkStart w:id="27" w:name="subsec:sources"/>
     <w:p>
       <w:pPr>
         <w:pStyle w:val="Heading2"/>
@@ -7495,7 +7293,7 @@
         <w:t xml:space="preserve"> (1).</w:t>
       </w:r>
     </w:p>
-    <w:bookmarkStart w:id="27" w:name="def:projection"/>
+    <w:bookmarkStart w:id="26" w:name="def:projection"/>
     <w:p>
       <w:pPr>
         <w:pStyle w:val="BodyText"/>
@@ -8275,7 +8073,7 @@
         <w:t xml:space="preserve">).</w:t>
       </w:r>
     </w:p>
-    <w:bookmarkEnd w:id="27"/>
+    <w:bookmarkEnd w:id="26"/>
     <w:p>
       <w:pPr>
         <w:pStyle w:val="BodyText"/>
@@ -8419,8 +8217,8 @@
         <w:t xml:space="preserve">.</w:t>
       </w:r>
     </w:p>
-    <w:bookmarkEnd w:id="28"/>
-    <w:bookmarkStart w:id="29" w:name="subsec:theta"/>
+    <w:bookmarkEnd w:id="27"/>
+    <w:bookmarkStart w:id="28" w:name="subsec:theta"/>
     <w:p>
       <w:pPr>
         <w:pStyle w:val="Heading2"/>
@@ -8939,9 +8737,9 @@
         <w:t xml:space="preserve">it except where the model-relativity is the point.</w:t>
       </w:r>
     </w:p>
+    <w:bookmarkEnd w:id="28"/>
     <w:bookmarkEnd w:id="29"/>
-    <w:bookmarkEnd w:id="30"/>
-    <w:bookmarkStart w:id="43" w:name="sec:order"/>
+    <w:bookmarkStart w:id="42" w:name="sec:order"/>
     <w:p>
       <w:pPr>
         <w:pStyle w:val="Heading1"/>
@@ -8970,7 +8768,7 @@
         <w:t xml:space="preserve">its two registers.</w:t>
       </w:r>
     </w:p>
-    <w:bookmarkStart w:id="35" w:name="the-order-and-its-two-registers"/>
+    <w:bookmarkStart w:id="34" w:name="the-order-and-its-two-registers"/>
     <w:p>
       <w:pPr>
         <w:pStyle w:val="Heading2"/>
@@ -8979,7 +8777,7 @@
         <w:t xml:space="preserve">The order and its two registers</w:t>
       </w:r>
     </w:p>
-    <w:bookmarkStart w:id="31" w:name="def:blackwell"/>
+    <w:bookmarkStart w:id="30" w:name="def:blackwell"/>
     <w:p>
       <w:pPr>
         <w:pStyle w:val="FirstParagraph"/>
@@ -9322,8 +9120,8 @@
         <w:t xml:space="preserve">.</w:t>
       </w:r>
     </w:p>
-    <w:bookmarkEnd w:id="31"/>
-    <w:bookmarkStart w:id="32" w:name="thm:blackwell"/>
+    <w:bookmarkEnd w:id="30"/>
+    <w:bookmarkStart w:id="31" w:name="thm:blackwell"/>
     <w:p>
       <w:pPr>
         <w:pStyle w:val="BodyText"/>
@@ -9988,7 +9786,7 @@
         <w:t xml:space="preserve">.</w:t>
       </w:r>
     </w:p>
-    <w:bookmarkEnd w:id="32"/>
+    <w:bookmarkEnd w:id="31"/>
     <w:p>
       <w:pPr>
         <w:pStyle w:val="BodyText"/>
@@ -10288,7 +10086,7 @@
         <w:t xml:space="preserve">a scope limit of our presentation, not a property of the theorem.</w:t>
       </w:r>
     </w:p>
-    <w:bookmarkStart w:id="33" w:name="cor:c1"/>
+    <w:bookmarkStart w:id="32" w:name="cor:c1"/>
     <w:p>
       <w:pPr>
         <w:pStyle w:val="BodyText"/>
@@ -10563,8 +10361,8 @@
         <w:t xml:space="preserve">-usable information) provides.</w:t>
       </w:r>
     </w:p>
-    <w:bookmarkEnd w:id="33"/>
-    <w:bookmarkStart w:id="34" w:name="rem:partial"/>
+    <w:bookmarkEnd w:id="32"/>
+    <w:bookmarkStart w:id="33" w:name="rem:partial"/>
     <w:p>
       <w:pPr>
         <w:pStyle w:val="BodyText"/>
@@ -11216,9 +11014,9 @@
         <w:t xml:space="preserve">-restricted order of Section 4.3 is not read on the quotient.</w:t>
       </w:r>
     </w:p>
+    <w:bookmarkEnd w:id="33"/>
     <w:bookmarkEnd w:id="34"/>
-    <w:bookmarkEnd w:id="35"/>
-    <w:bookmarkStart w:id="37" w:name="Xcf9dd7f06cc6d4592db8258d08ec9b7ef4b608b"/>
+    <w:bookmarkStart w:id="36" w:name="Xcf9dd7f06cc6d4592db8258d08ec9b7ef4b608b"/>
     <w:p>
       <w:pPr>
         <w:pStyle w:val="Heading2"/>
@@ -11269,7 +11067,7 @@
         <w:t xml:space="preserve">purely structural argument rather than by an empirical divergence.</w:t>
       </w:r>
     </w:p>
-    <w:bookmarkStart w:id="36" w:name="lem:noref"/>
+    <w:bookmarkStart w:id="35" w:name="lem:noref"/>
     <w:p>
       <w:pPr>
         <w:pStyle w:val="BodyText"/>
@@ -11824,7 +11622,7 @@
         <w:t xml:space="preserve">other hides.</w:t>
       </w:r>
     </w:p>
-    <w:bookmarkEnd w:id="36"/>
+    <w:bookmarkEnd w:id="35"/>
     <w:p>
       <w:pPr>
         <w:pStyle w:val="FirstParagraph"/>
@@ -12112,8 +11910,8 @@
         <w:t xml:space="preserve">, dominates both).</w:t>
       </w:r>
     </w:p>
-    <w:bookmarkEnd w:id="37"/>
-    <w:bookmarkStart w:id="42" w:name="subsec:bridge"/>
+    <w:bookmarkEnd w:id="36"/>
+    <w:bookmarkStart w:id="41" w:name="subsec:bridge"/>
     <w:p>
       <w:pPr>
         <w:pStyle w:val="Heading2"/>
@@ -12271,7 +12069,7 @@
         <w:t xml:space="preserve">-restricted order.</w:t>
       </w:r>
     </w:p>
-    <w:bookmarkStart w:id="38" w:name="def:dmorder"/>
+    <w:bookmarkStart w:id="37" w:name="def:dmorder"/>
     <w:p>
       <w:pPr>
         <w:pStyle w:val="BodyText"/>
@@ -12824,7 +12622,7 @@
         <w:t xml:space="preserve">.</w:t>
       </w:r>
     </w:p>
-    <w:bookmarkEnd w:id="38"/>
+    <w:bookmarkEnd w:id="37"/>
     <w:p>
       <w:pPr>
         <w:pStyle w:val="BodyText"/>
@@ -12918,7 +12716,7 @@
         <w:t xml:space="preserve">dominance statement, not a scalar.</w:t>
       </w:r>
     </w:p>
-    <w:bookmarkStart w:id="39" w:name="lem:bridge"/>
+    <w:bookmarkStart w:id="38" w:name="lem:bridge"/>
     <w:p>
       <w:pPr>
         <w:pStyle w:val="BodyText"/>
@@ -14563,8 +14361,8 @@
         <w:t xml:space="preserve">It holds under the value-attainment hypothesis (Assumption 1).</w:t>
       </w:r>
     </w:p>
-    <w:bookmarkEnd w:id="39"/>
-    <w:bookmarkStart w:id="40" w:name="rem:capsrole"/>
+    <w:bookmarkEnd w:id="38"/>
+    <w:bookmarkStart w:id="39" w:name="rem:capsrole"/>
     <w:p>
       <w:pPr>
         <w:pStyle w:val="FirstParagraph"/>
@@ -15407,8 +15205,8 @@
         <w:t xml:space="preserve">realize.</w:t>
       </w:r>
     </w:p>
-    <w:bookmarkEnd w:id="40"/>
-    <w:bookmarkStart w:id="41" w:name="ass:attain"/>
+    <w:bookmarkEnd w:id="39"/>
+    <w:bookmarkStart w:id="40" w:name="ass:attain"/>
     <w:p>
       <w:pPr>
         <w:pStyle w:val="BodyText"/>
@@ -16211,7 +16009,7 @@
         <w:t xml:space="preserve">-incomparable.</w:t>
       </w:r>
     </w:p>
-    <w:bookmarkEnd w:id="41"/>
+    <w:bookmarkEnd w:id="40"/>
     <w:p>
       <w:pPr>
         <w:pStyle w:val="BodyText"/>
@@ -16310,9 +16108,9 @@
         <w:t xml:space="preserve">experiments assess directly.</w:t>
       </w:r>
     </w:p>
+    <w:bookmarkEnd w:id="41"/>
     <w:bookmarkEnd w:id="42"/>
-    <w:bookmarkEnd w:id="43"/>
-    <w:bookmarkStart w:id="53" w:name="sec:incomparability"/>
+    <w:bookmarkStart w:id="52" w:name="sec:incomparability"/>
     <w:p>
       <w:pPr>
         <w:pStyle w:val="Heading1"/>
@@ -16456,7 +16254,7 @@
         <w:t xml:space="preserve">actually use; the two must not be conflated.</w:t>
       </w:r>
     </w:p>
-    <w:bookmarkStart w:id="48" w:name="query-independent-scores-the-theorem"/>
+    <w:bookmarkStart w:id="47" w:name="query-independent-scores-the-theorem"/>
     <w:p>
       <w:pPr>
         <w:pStyle w:val="Heading2"/>
@@ -16465,7 +16263,7 @@
         <w:t xml:space="preserve">Query-independent scores: the theorem</w:t>
       </w:r>
     </w:p>
-    <w:bookmarkStart w:id="44" w:name="thm:incomparable"/>
+    <w:bookmarkStart w:id="43" w:name="thm:incomparable"/>
     <w:p>
       <w:pPr>
         <w:pStyle w:val="FirstParagraph"/>
@@ -17791,8 +17589,8 @@
         <w:t xml:space="preserve">argument; the two conclusions concern their own witness pairs and do not transfer between them.</w:t>
       </w:r>
     </w:p>
-    <w:bookmarkEnd w:id="44"/>
-    <w:bookmarkStart w:id="45" w:name="rem:c2scope"/>
+    <w:bookmarkEnd w:id="43"/>
+    <w:bookmarkStart w:id="44" w:name="rem:c2scope"/>
     <w:p>
       <w:pPr>
         <w:pStyle w:val="BodyText"/>
@@ -17877,8 +17675,8 @@
         <w:t xml:space="preserve">victims of the theorem, not competitors (Proposition 1).</w:t>
       </w:r>
     </w:p>
-    <w:bookmarkEnd w:id="45"/>
-    <w:bookmarkStart w:id="46" w:name="prop:vinfo-monotone"/>
+    <w:bookmarkEnd w:id="44"/>
+    <w:bookmarkStart w:id="45" w:name="prop:vinfo-monotone"/>
     <w:p>
       <w:pPr>
         <w:pStyle w:val="BodyText"/>
@@ -18420,8 +18218,8 @@
         <w:t xml:space="preserve">but collapses it to one real number.</w:t>
       </w:r>
     </w:p>
-    <w:bookmarkEnd w:id="46"/>
-    <w:bookmarkStart w:id="47" w:name="rem:vinfo-scope"/>
+    <w:bookmarkEnd w:id="45"/>
+    <w:bookmarkStart w:id="46" w:name="rem:vinfo-scope"/>
     <w:p>
       <w:pPr>
         <w:pStyle w:val="BodyText"/>
@@ -18534,9 +18332,9 @@
         <w:t xml:space="preserve">only property this paper needs.</w:t>
       </w:r>
     </w:p>
+    <w:bookmarkEnd w:id="46"/>
     <w:bookmarkEnd w:id="47"/>
-    <w:bookmarkEnd w:id="48"/>
-    <w:bookmarkStart w:id="52" w:name="subsec:trap"/>
+    <w:bookmarkStart w:id="51" w:name="subsec:trap"/>
     <w:p>
       <w:pPr>
         <w:pStyle w:val="Heading2"/>
@@ -18654,7 +18452,7 @@
         <w:t xml:space="preserve">precise statements instead.</w:t>
       </w:r>
     </w:p>
-    <w:bookmarkStart w:id="49" w:name="prop:trap-constrained"/>
+    <w:bookmarkStart w:id="48" w:name="prop:trap-constrained"/>
     <w:p>
       <w:pPr>
         <w:pStyle w:val="BodyText"/>
@@ -20304,8 +20102,8 @@
         <w:t xml:space="preserve">correctly on all tasks.</w:t>
       </w:r>
     </w:p>
-    <w:bookmarkEnd w:id="49"/>
-    <w:bookmarkStart w:id="50" w:name="rem:trapscope"/>
+    <w:bookmarkEnd w:id="48"/>
+    <w:bookmarkStart w:id="49" w:name="rem:trapscope"/>
     <w:p>
       <w:pPr>
         <w:pStyle w:val="BodyText"/>
@@ -20956,8 +20754,8 @@
         <w:t xml:space="preserve">by construction.</w:t>
       </w:r>
     </w:p>
-    <w:bookmarkEnd w:id="50"/>
-    <w:bookmarkStart w:id="51" w:name="rem:overlaponly"/>
+    <w:bookmarkEnd w:id="49"/>
+    <w:bookmarkStart w:id="50" w:name="rem:overlaponly"/>
     <w:p>
       <w:pPr>
         <w:pStyle w:val="BodyText"/>
@@ -21462,7 +21260,7 @@
         <w:t xml:space="preserve">rather than by this proposition.</w:t>
       </w:r>
     </w:p>
-    <w:bookmarkEnd w:id="51"/>
+    <w:bookmarkEnd w:id="50"/>
     <w:p>
       <w:pPr>
         <w:pStyle w:val="BodyText"/>
@@ -21681,9 +21479,9 @@
         <w:t xml:space="preserve">Proposition 2 permits rather than predicts.</w:t>
       </w:r>
     </w:p>
+    <w:bookmarkEnd w:id="51"/>
     <w:bookmarkEnd w:id="52"/>
-    <w:bookmarkEnd w:id="53"/>
-    <w:bookmarkStart w:id="65" w:name="sec:estimator"/>
+    <w:bookmarkStart w:id="64" w:name="sec:estimator"/>
     <w:p>
       <w:pPr>
         <w:pStyle w:val="Heading1"/>
@@ -21718,7 +21516,7 @@
         <w:t xml:space="preserve">distribution-free verification that makes each comparison auditable on a live model.</w:t>
       </w:r>
     </w:p>
-    <w:bookmarkStart w:id="55" w:name="subsec:estimator-name"/>
+    <w:bookmarkStart w:id="54" w:name="subsec:estimator-name"/>
     <w:p>
       <w:pPr>
         <w:pStyle w:val="Heading2"/>
@@ -22979,7 +22777,7 @@
         <w:t xml:space="preserve">rests.</w:t>
       </w:r>
     </w:p>
-    <w:bookmarkStart w:id="54" w:name="rem:notlecam"/>
+    <w:bookmarkStart w:id="53" w:name="rem:notlecam"/>
     <w:p>
       <w:pPr>
         <w:pStyle w:val="BodyText"/>
@@ -24120,9 +23918,9 @@
         <w:t xml:space="preserve">of Definition 5, the measurable shadow of Corollary 1.</w:t>
       </w:r>
     </w:p>
+    <w:bookmarkEnd w:id="53"/>
     <w:bookmarkEnd w:id="54"/>
-    <w:bookmarkEnd w:id="55"/>
-    <w:bookmarkStart w:id="58" w:name="subsec:certificate"/>
+    <w:bookmarkStart w:id="57" w:name="subsec:certificate"/>
     <w:p>
       <w:pPr>
         <w:pStyle w:val="Heading2"/>
@@ -24173,7 +23971,7 @@
         <w:t xml:space="preserve">valid.</w:t>
       </w:r>
     </w:p>
-    <w:bookmarkStart w:id="56" w:name="prop:certificate"/>
+    <w:bookmarkStart w:id="55" w:name="prop:certificate"/>
     <w:p>
       <w:pPr>
         <w:pStyle w:val="BodyText"/>
@@ -26598,7 +26396,7 @@
         <w:t xml:space="preserve">up to the equivalence margin.</w:t>
       </w:r>
     </w:p>
-    <w:bookmarkEnd w:id="56"/>
+    <w:bookmarkEnd w:id="55"/>
     <w:p>
       <w:pPr>
         <w:pStyle w:val="FirstParagraph"/>
@@ -26631,7 +26429,7 @@
         <w:t xml:space="preserve">guidance for black-box LLM evaluation (Appendix A).</w:t>
       </w:r>
     </w:p>
-    <w:bookmarkStart w:id="57" w:name="ass:iid"/>
+    <w:bookmarkStart w:id="56" w:name="ass:iid"/>
     <w:p>
       <w:pPr>
         <w:pStyle w:val="BodyText"/>
@@ -26819,9 +26617,9 @@
         <w:t xml:space="preserve">nonzero width, so the verification stays conservative rather than degenerate.</w:t>
       </w:r>
     </w:p>
+    <w:bookmarkEnd w:id="56"/>
     <w:bookmarkEnd w:id="57"/>
-    <w:bookmarkEnd w:id="58"/>
-    <w:bookmarkStart w:id="61" w:name="subsec:interference"/>
+    <w:bookmarkStart w:id="60" w:name="subsec:interference"/>
     <w:p>
       <w:pPr>
         <w:pStyle w:val="Heading2"/>
@@ -27498,7 +27296,7 @@
         <w:t xml:space="preserve">interaction term only (Remark 9).</w:t>
       </w:r>
     </w:p>
-    <w:bookmarkStart w:id="59" w:name="prop:interference"/>
+    <w:bookmarkStart w:id="58" w:name="prop:interference"/>
     <w:p>
       <w:pPr>
         <w:pStyle w:val="BodyText"/>
@@ -28927,8 +28725,8 @@
         <w:t xml:space="preserve">is genuinely private and hence on the incomparability reading (see Section 3.3).</w:t>
       </w:r>
     </w:p>
-    <w:bookmarkEnd w:id="59"/>
-    <w:bookmarkStart w:id="60" w:name="rem:psinotharm"/>
+    <w:bookmarkEnd w:id="58"/>
+    <w:bookmarkStart w:id="59" w:name="rem:psinotharm"/>
     <w:p>
       <w:pPr>
         <w:pStyle w:val="FirstParagraph"/>
@@ -29612,9 +29410,9 @@
         <w:t xml:space="preserve">than four.</w:t>
       </w:r>
     </w:p>
+    <w:bookmarkEnd w:id="59"/>
     <w:bookmarkEnd w:id="60"/>
-    <w:bookmarkEnd w:id="61"/>
-    <w:bookmarkStart w:id="63" w:name="subsec:antimono"/>
+    <w:bookmarkStart w:id="62" w:name="subsec:antimono"/>
     <w:p>
       <w:pPr>
         <w:pStyle w:val="Heading2"/>
@@ -29740,7 +29538,7 @@
         <w:t xml:space="preserve">optimal-rule order (Theorem 1) and the realized rule diverge.</w:t>
       </w:r>
     </w:p>
-    <w:bookmarkStart w:id="62" w:name="thm:antimono"/>
+    <w:bookmarkStart w:id="61" w:name="thm:antimono"/>
     <w:p>
       <w:pPr>
         <w:pStyle w:val="BodyText"/>
@@ -31381,7 +31179,7 @@
         <w:t xml:space="preserve">.</w:t>
       </w:r>
     </w:p>
-    <w:bookmarkEnd w:id="62"/>
+    <w:bookmarkEnd w:id="61"/>
     <w:p>
       <w:pPr>
         <w:pStyle w:val="BodyText"/>
@@ -31472,8 +31270,8 @@
         <w:t xml:space="preserve">miss it by construction.</w:t>
       </w:r>
     </w:p>
-    <w:bookmarkEnd w:id="63"/>
-    <w:bookmarkStart w:id="64" w:name="subsec:fwer"/>
+    <w:bookmarkEnd w:id="62"/>
+    <w:bookmarkStart w:id="63" w:name="subsec:fwer"/>
     <w:p>
       <w:pPr>
         <w:pStyle w:val="Heading2"/>
@@ -32016,8 +31814,8 @@
         <w:t xml:space="preserve">is in Appendix A.</w:t>
       </w:r>
     </w:p>
+    <w:bookmarkEnd w:id="63"/>
     <w:bookmarkEnd w:id="64"/>
-    <w:bookmarkEnd w:id="65"/>
     <w:bookmarkStart w:id="99" w:name="sec:experiments"/>
     <w:p>
       <w:pPr>
@@ -32093,7 +31891,7 @@
         <w:t xml:space="preserve">(see Section 7.4), so the verification is auditable rather than asserted.</w:t>
       </w:r>
     </w:p>
-    <w:bookmarkStart w:id="68" w:name="sec:design"/>
+    <w:bookmarkStart w:id="67" w:name="sec:design"/>
     <w:p>
       <w:pPr>
         <w:pStyle w:val="Heading2"/>
@@ -32976,7 +32774,7 @@
         <w:t xml:space="preserve">first) as an order control.</w:t>
       </w:r>
     </w:p>
-    <w:bookmarkStart w:id="66" w:name="why-incomparable-garbling-argument."/>
+    <w:bookmarkStart w:id="65" w:name="why-incomparable-garbling-argument."/>
     <w:p>
       <w:pPr>
         <w:pStyle w:val="Heading4"/>
@@ -33228,8 +33026,8 @@
         <w:t xml:space="preserve">(Lemma 1).</w:t>
       </w:r>
     </w:p>
-    <w:bookmarkEnd w:id="66"/>
-    <w:bookmarkStart w:id="67" w:name="confound-defense-the-double-crossover."/>
+    <w:bookmarkEnd w:id="65"/>
+    <w:bookmarkStart w:id="66" w:name="confound-defense-the-double-crossover."/>
     <w:p>
       <w:pPr>
         <w:pStyle w:val="Heading4"/>
@@ -33461,9 +33259,9 @@
         <w:t xml:space="preserve">do not use those cells for claims that require a near-zero baseline.</w:t>
       </w:r>
     </w:p>
+    <w:bookmarkEnd w:id="66"/>
     <w:bookmarkEnd w:id="67"/>
-    <w:bookmarkEnd w:id="68"/>
-    <w:bookmarkStart w:id="71" w:name="sec:tasks"/>
+    <w:bookmarkStart w:id="70" w:name="sec:tasks"/>
     <w:p>
       <w:pPr>
         <w:pStyle w:val="Heading2"/>
@@ -33688,7 +33486,7 @@
         <w:t xml:space="preserve">, or the wrong exception type).</w:t>
       </w:r>
     </w:p>
-    <w:bookmarkStart w:id="69" w:name="verified-battery."/>
+    <w:bookmarkStart w:id="68" w:name="verified-battery."/>
     <w:p>
       <w:pPr>
         <w:pStyle w:val="Heading4"/>
@@ -33874,8 +33672,8 @@
         <w:t xml:space="preserve">deficiency surrogate accordingly (see Section 7.4.1).</w:t>
       </w:r>
     </w:p>
-    <w:bookmarkEnd w:id="69"/>
-    <w:bookmarkStart w:id="70" w:name="the-relevance-trap."/>
+    <w:bookmarkEnd w:id="68"/>
+    <w:bookmarkStart w:id="69" w:name="the-relevance-trap."/>
     <w:p>
       <w:pPr>
         <w:pStyle w:val="Heading4"/>
@@ -34188,8 +33986,8 @@
         <w:t xml:space="preserve">claim for query-independent scalars.</w:t>
       </w:r>
     </w:p>
+    <w:bookmarkEnd w:id="69"/>
     <w:bookmarkEnd w:id="70"/>
-    <w:bookmarkEnd w:id="71"/>
     <w:bookmarkStart w:id="81" w:name="sec:methodology"/>
     <w:p>
       <w:pPr>
@@ -34199,7 +33997,7 @@
         <w:t xml:space="preserve">Materials and Methods</w:t>
       </w:r>
     </w:p>
-    <w:bookmarkStart w:id="72" w:name="models-and-vendors."/>
+    <w:bookmarkStart w:id="71" w:name="models-and-vendors."/>
     <w:p>
       <w:pPr>
         <w:pStyle w:val="Heading4"/>
@@ -34240,8 +34038,8 @@
         <w:t xml:space="preserve">intervals, and raw run logs, is the complete empirical object.</w:t>
       </w:r>
     </w:p>
-    <w:bookmarkEnd w:id="72"/>
-    <w:bookmarkStart w:id="74" w:name="harness-and-arms."/>
+    <w:bookmarkEnd w:id="71"/>
+    <w:bookmarkStart w:id="73" w:name="harness-and-arms."/>
     <w:p>
       <w:pPr>
         <w:pStyle w:val="Heading4"/>
@@ -34269,7 +34067,7 @@
       <w:r>
         <w:t xml:space="preserve"> </w:t>
       </w:r>
-      <w:hyperlink r:id="rId73">
+      <w:hyperlink r:id="rId72">
         <w:r>
           <w:rPr>
             <w:rStyle w:val="Hyperlink"/>
@@ -34441,8 +34239,8 @@
         <w:t xml:space="preserve">completions per cell.</w:t>
       </w:r>
     </w:p>
-    <w:bookmarkEnd w:id="74"/>
-    <w:bookmarkStart w:id="75" w:name="one-turn-budget-one-transport."/>
+    <w:bookmarkEnd w:id="73"/>
+    <w:bookmarkStart w:id="74" w:name="one-turn-budget-one-transport."/>
     <w:p>
       <w:pPr>
         <w:pStyle w:val="Heading4"/>
@@ -34529,8 +34327,8 @@
         <w:t xml:space="preserve">held fixed and cancels.</w:t>
       </w:r>
     </w:p>
-    <w:bookmarkEnd w:id="75"/>
-    <w:bookmarkStart w:id="76" w:name="statistical-reporting."/>
+    <w:bookmarkEnd w:id="74"/>
+    <w:bookmarkStart w:id="75" w:name="statistical-reporting."/>
     <w:p>
       <w:pPr>
         <w:pStyle w:val="Heading4"/>
@@ -35480,8 +35278,8 @@
         <w:t xml:space="preserve">-values and fit no model to the data.</w:t>
       </w:r>
     </w:p>
-    <w:bookmarkEnd w:id="76"/>
-    <w:bookmarkStart w:id="77" w:name="reproducibility-artifacts."/>
+    <w:bookmarkEnd w:id="75"/>
+    <w:bookmarkStart w:id="76" w:name="reproducibility-artifacts."/>
     <w:p>
       <w:pPr>
         <w:pStyle w:val="Heading4"/>
@@ -35564,8 +35362,8 @@
         <w:t xml:space="preserve">retry and outage policy, and the cells that were re-measured, with why.</w:t>
       </w:r>
     </w:p>
-    <w:bookmarkEnd w:id="77"/>
-    <w:bookmarkStart w:id="78" w:name="why-these-constants."/>
+    <w:bookmarkEnd w:id="76"/>
+    <w:bookmarkStart w:id="77" w:name="why-these-constants."/>
     <w:p>
       <w:pPr>
         <w:pStyle w:val="Heading4"/>
@@ -35928,8 +35726,8 @@
         <w:t xml:space="preserve">rises.</w:t>
       </w:r>
     </w:p>
-    <w:bookmarkEnd w:id="78"/>
-    <w:bookmarkStart w:id="79" w:name="what-the-intervals-do-not-cover."/>
+    <w:bookmarkEnd w:id="77"/>
+    <w:bookmarkStart w:id="78" w:name="what-the-intervals-do-not-cover."/>
     <w:p>
       <w:pPr>
         <w:pStyle w:val="Heading4"/>
@@ -36231,8 +36029,8 @@
         <w:t xml:space="preserve">it.</w:t>
       </w:r>
     </w:p>
-    <w:bookmarkEnd w:id="79"/>
-    <w:bookmarkStart w:id="80" w:name="provenance."/>
+    <w:bookmarkEnd w:id="78"/>
+    <w:bookmarkStart w:id="79" w:name="provenance."/>
     <w:p>
       <w:pPr>
         <w:pStyle w:val="Heading4"/>
@@ -36420,6 +36218,113 @@
       </w:r>
       <w:r>
         <w:t xml:space="preserve">gives the run, and so the window, behind each number.</w:t>
+      </w:r>
+    </w:p>
+    <w:bookmarkEnd w:id="79"/>
+    <w:bookmarkStart w:id="80" w:name="use-of-generative-ai-in-this-study."/>
+    <w:p>
+      <w:pPr>
+        <w:pStyle w:val="Heading4"/>
+      </w:pPr>
+      <w:r>
+        <w:t xml:space="preserve">Use of generative AI in this study.</w:t>
+      </w:r>
+    </w:p>
+    <w:p>
+      <w:pPr>
+        <w:pStyle w:val="FirstParagraph"/>
+      </w:pPr>
+      <w:r>
+        <w:t xml:space="preserve">Language models enter this work in two roles that</w:t>
+      </w:r>
+      <w:r>
+        <w:t xml:space="preserve"> </w:t>
+      </w:r>
+      <w:r>
+        <w:t xml:space="preserve">must not be confused.</w:t>
+      </w:r>
+      <w:r>
+        <w:t xml:space="preserve"> </w:t>
+      </w:r>
+      <w:r>
+        <w:rPr>
+          <w:i/>
+          <w:iCs/>
+        </w:rPr>
+        <w:t xml:space="preserve">As the object of study</w:t>
+      </w:r>
+      <w:r>
+        <w:t xml:space="preserve">, they produce the completions whose pass rates</w:t>
+      </w:r>
+      <w:r>
+        <w:t xml:space="preserve"> </w:t>
+      </w:r>
+      <w:r>
+        <w:t xml:space="preserve">are the measured quantities, through the interfaces described above.</w:t>
+      </w:r>
+      <w:r>
+        <w:t xml:space="preserve"> </w:t>
+      </w:r>
+      <w:r>
+        <w:rPr>
+          <w:i/>
+          <w:iCs/>
+        </w:rPr>
+        <w:t xml:space="preserve">As a tool</w:t>
+      </w:r>
+      <w:r>
+        <w:t xml:space="preserve">, they</w:t>
+      </w:r>
+      <w:r>
+        <w:t xml:space="preserve"> </w:t>
+      </w:r>
+      <w:r>
+        <w:t xml:space="preserve">assisted the authors with code scaffolding, implementation, experimental-plan review, consistency</w:t>
+      </w:r>
+      <w:r>
+        <w:t xml:space="preserve"> </w:t>
+      </w:r>
+      <w:r>
+        <w:t xml:space="preserve">and artifact audits, analysis and interpretation, manuscript organization and LaTeX formatting,</w:t>
+      </w:r>
+      <w:r>
+        <w:t xml:space="preserve"> </w:t>
+      </w:r>
+      <w:r>
+        <w:t xml:space="preserve">and with an independent audit of the manuscript against the released records. No quantity reported</w:t>
+      </w:r>
+      <w:r>
+        <w:t xml:space="preserve"> </w:t>
+      </w:r>
+      <w:r>
+        <w:t xml:space="preserve">here was produced by a language model: every number is computed by the released scripts from the</w:t>
+      </w:r>
+      <w:r>
+        <w:t xml:space="preserve"> </w:t>
+      </w:r>
+      <w:r>
+        <w:t xml:space="preserve">released records, which</w:t>
+      </w:r>
+      <w:r>
+        <w:t xml:space="preserve"> </w:t>
+      </w:r>
+      <w:r>
+        <w:rPr>
+          <w:rStyle w:val="VerbatimChar"/>
+        </w:rPr>
+        <w:t xml:space="preserve">results/MANIFEST.md</w:t>
+      </w:r>
+      <w:r>
+        <w:t xml:space="preserve"> </w:t>
+      </w:r>
+      <w:r>
+        <w:t xml:space="preserve">pins by SHA-256. The Acknowledgments name the</w:t>
+      </w:r>
+      <w:r>
+        <w:t xml:space="preserve"> </w:t>
+      </w:r>
+      <w:r>
+        <w:t xml:space="preserve">tools.</w:t>
       </w:r>
     </w:p>
     <w:bookmarkEnd w:id="80"/>
@@ -50273,7 +50178,7 @@
       <w:r>
         <w:t xml:space="preserve"> </w:t>
       </w:r>
-      <w:hyperlink r:id="rId73">
+      <w:hyperlink r:id="rId72">
         <w:r>
           <w:rPr>
             <w:rStyle w:val="Hyperlink"/>
@@ -50401,71 +50306,83 @@
         <w:pStyle w:val="FirstParagraph"/>
       </w:pPr>
       <w:r>
-        <w:t xml:space="preserve">Anthropic’s Claude models were used for code scaffolding, experimental-plan review,</w:t>
-      </w:r>
-      <w:r>
-        <w:t xml:space="preserve"> </w:t>
-      </w:r>
-      <w:r>
-        <w:t xml:space="preserve">implementation assistance, consistency and artifact audits, manuscript organization, and</w:t>
-      </w:r>
-      <w:r>
-        <w:t xml:space="preserve"> </w:t>
-      </w:r>
-      <w:r>
-        <w:t xml:space="preserve">LaTeX formatting. OpenAI’s Codex was used separately to audit the manuscript against the</w:t>
-      </w:r>
-      <w:r>
-        <w:t xml:space="preserve"> </w:t>
-      </w:r>
-      <w:r>
-        <w:t xml:space="preserve">released records; several errors it found, including a diagnostic rule that under-reported what</w:t>
-      </w:r>
-      <w:r>
-        <w:t xml:space="preserve"> </w:t>
-      </w:r>
-      <w:r>
-        <w:t xml:space="preserve">it was testing for, are corrected in this version, and each correction was checked by re-running</w:t>
-      </w:r>
-      <w:r>
-        <w:t xml:space="preserve"> </w:t>
-      </w:r>
-      <w:r>
-        <w:t xml:space="preserve">the released scripts. The work spans many sessions and the assistant version in use was not</w:t>
-      </w:r>
-      <w:r>
-        <w:t xml:space="preserve"> </w:t>
-      </w:r>
-      <w:r>
-        <w:t xml:space="preserve">logged throughout, so we identify the tools by family rather than assert version strings we did</w:t>
-      </w:r>
-      <w:r>
-        <w:t xml:space="preserve"> </w:t>
-      </w:r>
-      <w:r>
-        <w:t xml:space="preserve">not record. The authors inspected code changes, executed the experiments, verified outputs</w:t>
-      </w:r>
-      <w:r>
-        <w:t xml:space="preserve"> </w:t>
-      </w:r>
-      <w:r>
-        <w:t xml:space="preserve">against frozen manifests and source files, checked cited sources, and take full responsibility</w:t>
-      </w:r>
-      <w:r>
-        <w:t xml:space="preserve"> </w:t>
-      </w:r>
-      <w:r>
-        <w:t xml:space="preserve">for the study design, results, interpretations, and manuscript.</w:t>
+        <w:t xml:space="preserve">During the preparation of this manuscript and the study it reports, the authors used Anthropic’s</w:t>
+      </w:r>
+      <w:r>
+        <w:t xml:space="preserve"> </w:t>
+      </w:r>
+      <w:r>
+        <w:t xml:space="preserve">Claude models, through the Claude Code interface, and OpenAI’s Codex, for the purposes of code</w:t>
+      </w:r>
+      <w:r>
+        <w:t xml:space="preserve"> </w:t>
+      </w:r>
+      <w:r>
+        <w:t xml:space="preserve">scaffolding, experimental-plan review, implementation assistance, consistency and artifact audits,</w:t>
+      </w:r>
+      <w:r>
+        <w:t xml:space="preserve"> </w:t>
+      </w:r>
+      <w:r>
+        <w:t xml:space="preserve">analysis and interpretation, manuscript organization, LaTeX formatting, and an independent audit</w:t>
+      </w:r>
+      <w:r>
+        <w:t xml:space="preserve"> </w:t>
+      </w:r>
+      <w:r>
+        <w:t xml:space="preserve">of the manuscript against the released measurement records. The authors have reviewed and edited</w:t>
+      </w:r>
+      <w:r>
+        <w:t xml:space="preserve"> </w:t>
+      </w:r>
+      <w:r>
+        <w:t xml:space="preserve">the output and take full responsibility for the content of this publication. The work spans many</w:t>
+      </w:r>
+      <w:r>
+        <w:t xml:space="preserve"> </w:t>
+      </w:r>
+      <w:r>
+        <w:t xml:space="preserve">sessions and the assistant version in use was not logged throughout, so we identify the tools by</w:t>
+      </w:r>
+      <w:r>
+        <w:t xml:space="preserve"> </w:t>
+      </w:r>
+      <w:r>
+        <w:t xml:space="preserve">family rather than assert version strings we did not record. Several errors found by the</w:t>
+      </w:r>
+      <w:r>
+        <w:t xml:space="preserve"> </w:t>
+      </w:r>
+      <w:r>
+        <w:t xml:space="preserve">independent audit, including a diagnostic rule that under-reported what it was testing for, are</w:t>
+      </w:r>
+      <w:r>
+        <w:t xml:space="preserve"> </w:t>
+      </w:r>
+      <w:r>
+        <w:t xml:space="preserve">corrected in this version, and each correction was checked by re-running the released scripts. The</w:t>
+      </w:r>
+      <w:r>
+        <w:t xml:space="preserve"> </w:t>
+      </w:r>
+      <w:r>
+        <w:t xml:space="preserve">authors inspected code changes, executed the experiments, verified outputs against frozen</w:t>
+      </w:r>
+      <w:r>
+        <w:t xml:space="preserve"> </w:t>
+      </w:r>
+      <w:r>
+        <w:t xml:space="preserve">manifests and source files, and checked cited sources.</w:t>
       </w:r>
     </w:p>
     <w:bookmarkEnd w:id="121"/>
-    <w:bookmarkStart w:id="122" w:name="X662c2d66dd1eda3268d2087202c966cd73b2601"/>
+    <w:bookmarkStart w:id="122" w:name="conflicts-of-interest"/>
     <w:p>
       <w:pPr>
         <w:pStyle w:val="Heading1"/>
       </w:pPr>
       <w:r>
-        <w:t xml:space="preserve">Use of Generative Artificial Intelligence</w:t>
+        <w:t xml:space="preserve">Conflicts of Interest</w:t>
       </w:r>
     </w:p>
     <w:p>
@@ -50473,124 +50390,11 @@
         <w:pStyle w:val="FirstParagraph"/>
       </w:pPr>
       <w:r>
-        <w:t xml:space="preserve">Language models appear in this work in two distinct roles, and we separate them because only one</w:t>
-      </w:r>
-      <w:r>
-        <w:t xml:space="preserve"> </w:t>
-      </w:r>
-      <w:r>
-        <w:t xml:space="preserve">bears on the results.</w:t>
-      </w:r>
-      <w:r>
-        <w:t xml:space="preserve"> </w:t>
-      </w:r>
-      <w:r>
-        <w:rPr>
-          <w:i/>
-          <w:iCs/>
-        </w:rPr>
-        <w:t xml:space="preserve">As the object of study:</w:t>
-      </w:r>
-      <w:r>
-        <w:t xml:space="preserve"> </w:t>
-      </w:r>
-      <w:r>
-        <w:t xml:space="preserve">the measured quantities are pass rates of</w:t>
-      </w:r>
-      <w:r>
-        <w:t xml:space="preserve"> </w:t>
-      </w:r>
-      <w:r>
-        <w:t xml:space="preserve">commercial language models, obtained through the interfaces described in</w:t>
-      </w:r>
-      <w:r>
-        <w:t xml:space="preserve"> </w:t>
-      </w:r>
-      <w:r>
-        <w:t xml:space="preserve">Section 7.3; everything else we report, the confidence bounds, the ranker scores, the</w:t>
-      </w:r>
-      <w:r>
-        <w:t xml:space="preserve"> </w:t>
-      </w:r>
-      <w:r>
-        <w:t xml:space="preserve">token and cost figures, is computed from those runs.</w:t>
-      </w:r>
-      <w:r>
-        <w:t xml:space="preserve"> </w:t>
-      </w:r>
-      <w:r>
-        <w:rPr>
-          <w:i/>
-          <w:iCs/>
-        </w:rPr>
-        <w:t xml:space="preserve">As a tool:</w:t>
-      </w:r>
-      <w:r>
-        <w:t xml:space="preserve"> </w:t>
-      </w:r>
-      <w:r>
-        <w:t xml:space="preserve">generative-AI tools assisted</w:t>
-      </w:r>
-      <w:r>
-        <w:t xml:space="preserve"> </w:t>
-      </w:r>
-      <w:r>
-        <w:t xml:space="preserve">with the tasks disclosed in the Acknowledgments, analysis and interpretation among them. Every</w:t>
-      </w:r>
-      <w:r>
-        <w:t xml:space="preserve"> </w:t>
-      </w:r>
-      <w:r>
-        <w:t xml:space="preserve">numerical result was computed by the released scripts from the released records, which</w:t>
-      </w:r>
-      <w:r>
-        <w:t xml:space="preserve"> </w:t>
-      </w:r>
-      <w:r>
-        <w:rPr>
-          <w:rStyle w:val="VerbatimChar"/>
-        </w:rPr>
-        <w:t xml:space="preserve">results/MANIFEST.md</w:t>
-      </w:r>
-      <w:r>
-        <w:t xml:space="preserve"> </w:t>
-      </w:r>
-      <w:r>
-        <w:t xml:space="preserve">pins by SHA-256 and maps to the table or figure that uses it, and was</w:t>
-      </w:r>
-      <w:r>
-        <w:t xml:space="preserve"> </w:t>
-      </w:r>
-      <w:r>
-        <w:t xml:space="preserve">checked by the authors, who retain responsibility for the analysis and the conclusions. The Data Availability Statement says which records are aggregate-only and</w:t>
-      </w:r>
-      <w:r>
-        <w:t xml:space="preserve"> </w:t>
-      </w:r>
-      <w:r>
-        <w:t xml:space="preserve">which retain raw completions.</w:t>
+        <w:t xml:space="preserve">The authors declare no conflict of interest.</w:t>
       </w:r>
     </w:p>
     <w:bookmarkEnd w:id="122"/>
-    <w:bookmarkStart w:id="123" w:name="conflicts-of-interest"/>
-    <w:p>
-      <w:pPr>
-        <w:pStyle w:val="Heading1"/>
-      </w:pPr>
-      <w:r>
-        <w:t xml:space="preserve">Conflicts of Interest</w:t>
-      </w:r>
-    </w:p>
-    <w:p>
-      <w:pPr>
-        <w:pStyle w:val="FirstParagraph"/>
-      </w:pPr>
-      <w:r>
-        <w:t xml:space="preserve">The authors declare no conflict of interest.</w:t>
-      </w:r>
-    </w:p>
-    <w:bookmarkEnd w:id="123"/>
-    <w:bookmarkStart w:id="124" w:name="abbreviations"/>
+    <w:bookmarkStart w:id="123" w:name="abbreviations"/>
     <w:p>
       <w:pPr>
         <w:pStyle w:val="Heading1"/>
@@ -50878,8 +50682,8 @@
         </w:tc>
       </w:tr>
     </w:tbl>
-    <w:bookmarkEnd w:id="124"/>
-    <w:bookmarkStart w:id="136" w:name="app:proofs"/>
+    <w:bookmarkEnd w:id="123"/>
+    <w:bookmarkStart w:id="135" w:name="app:proofs"/>
     <w:p>
       <w:pPr>
         <w:pStyle w:val="Heading1"/>
@@ -50888,7 +50692,7 @@
         <w:t xml:space="preserve">Deferred proofs and technical material</w:t>
       </w:r>
     </w:p>
-    <w:bookmarkStart w:id="125" w:name="proof-of-lemma-1"/>
+    <w:bookmarkStart w:id="124" w:name="proof-of-lemma-1"/>
     <w:p>
       <w:pPr>
         <w:pStyle w:val="Heading2"/>
@@ -51526,8 +51330,8 @@
         <w:t xml:space="preserve">applied in both directions. ◻</w:t>
       </w:r>
     </w:p>
-    <w:bookmarkEnd w:id="125"/>
-    <w:bookmarkStart w:id="126" w:name="proof-of-lemma-2"/>
+    <w:bookmarkEnd w:id="124"/>
+    <w:bookmarkStart w:id="125" w:name="proof-of-lemma-2"/>
     <w:p>
       <w:pPr>
         <w:pStyle w:val="Heading2"/>
@@ -53696,8 +53500,8 @@
         <w:t xml:space="preserve">phenomenon, not by itself such a witness. ◻</w:t>
       </w:r>
     </w:p>
-    <w:bookmarkEnd w:id="126"/>
-    <w:bookmarkStart w:id="127" w:name="proof-of-theorem-2"/>
+    <w:bookmarkEnd w:id="125"/>
+    <w:bookmarkStart w:id="126" w:name="proof-of-theorem-2"/>
     <w:p>
       <w:pPr>
         <w:pStyle w:val="Heading2"/>
@@ -54614,8 +54418,8 @@
         <w:t xml:space="preserve">. ◻</w:t>
       </w:r>
     </w:p>
-    <w:bookmarkEnd w:id="127"/>
-    <w:bookmarkStart w:id="128" w:name="proof-of-proposition-2"/>
+    <w:bookmarkEnd w:id="126"/>
+    <w:bookmarkStart w:id="127" w:name="proof-of-proposition-2"/>
     <w:p>
       <w:pPr>
         <w:pStyle w:val="Heading2"/>
@@ -55152,8 +54956,8 @@
         <w:t xml:space="preserve">and overlap being the only feature read, without which no strict inequality follows. ◻</w:t>
       </w:r>
     </w:p>
-    <w:bookmarkEnd w:id="128"/>
-    <w:bookmarkStart w:id="129" w:name="proof-of-proposition-1"/>
+    <w:bookmarkEnd w:id="127"/>
+    <w:bookmarkStart w:id="128" w:name="proof-of-proposition-1"/>
     <w:p>
       <w:pPr>
         <w:pStyle w:val="Heading2"/>
@@ -55505,8 +55309,8 @@
         <w:t xml:space="preserve">Blackwell-incomparable pair faithfully on all tasks. ◻</w:t>
       </w:r>
     </w:p>
-    <w:bookmarkEnd w:id="129"/>
-    <w:bookmarkStart w:id="130" w:name="proof-of-proposition-3"/>
+    <w:bookmarkEnd w:id="128"/>
+    <w:bookmarkStart w:id="129" w:name="proof-of-proposition-3"/>
     <w:p>
       <w:pPr>
         <w:pStyle w:val="Heading2"/>
@@ -56698,8 +56502,8 @@
         <w:t xml:space="preserve">without a further Bonferroni factor. ◻</w:t>
       </w:r>
     </w:p>
-    <w:bookmarkEnd w:id="130"/>
-    <w:bookmarkStart w:id="131" w:name="proof-of-proposition-4"/>
+    <w:bookmarkEnd w:id="129"/>
+    <w:bookmarkStart w:id="130" w:name="proof-of-proposition-4"/>
     <w:p>
       <w:pPr>
         <w:pStyle w:val="Heading2"/>
@@ -58081,8 +57885,8 @@
         <w:t xml:space="preserve">simultaneous coverage. ◻</w:t>
       </w:r>
     </w:p>
-    <w:bookmarkEnd w:id="131"/>
-    <w:bookmarkStart w:id="132" w:name="proof-of-theorem-3"/>
+    <w:bookmarkEnd w:id="130"/>
+    <w:bookmarkStart w:id="131" w:name="proof-of-theorem-3"/>
     <w:p>
       <w:pPr>
         <w:pStyle w:val="Heading2"/>
@@ -59010,8 +58814,8 @@
         <w:t xml:space="preserve">the realized reversal. ◻</w:t>
       </w:r>
     </w:p>
-    <w:bookmarkEnd w:id="132"/>
-    <w:bookmarkStart w:id="134" w:name="relation-to-llm-evaluation-statistics"/>
+    <w:bookmarkEnd w:id="131"/>
+    <w:bookmarkStart w:id="133" w:name="relation-to-llm-evaluation-statistics"/>
     <w:p>
       <w:pPr>
         <w:pStyle w:val="Heading2"/>
@@ -59020,7 +58824,7 @@
         <w:t xml:space="preserve">Relation to LLM-evaluation statistics</w:t>
       </w:r>
     </w:p>
-    <w:bookmarkStart w:id="133" w:name="rem:evalstats"/>
+    <w:bookmarkStart w:id="132" w:name="rem:evalstats"/>
     <w:p>
       <w:pPr>
         <w:pStyle w:val="FirstParagraph"/>
@@ -59157,9 +58961,9 @@
         <w:t xml:space="preserve">precisely what the exact Clopper–Pearson construction provides.</w:t>
       </w:r>
     </w:p>
+    <w:bookmarkEnd w:id="132"/>
     <w:bookmarkEnd w:id="133"/>
-    <w:bookmarkEnd w:id="134"/>
-    <w:bookmarkStart w:id="135" w:name="subsec:power"/>
+    <w:bookmarkStart w:id="134" w:name="subsec:power"/>
     <w:p>
       <w:pPr>
         <w:pStyle w:val="Heading2"/>
@@ -59722,9 +59526,9 @@
         <w:t xml:space="preserve">is verified by that contrast.</w:t>
       </w:r>
     </w:p>
+    <w:bookmarkEnd w:id="134"/>
     <w:bookmarkEnd w:id="135"/>
-    <w:bookmarkEnd w:id="136"/>
-    <w:bookmarkStart w:id="142" w:name="app:record"/>
+    <w:bookmarkStart w:id="141" w:name="app:record"/>
     <w:p>
       <w:pPr>
         <w:pStyle w:val="Heading1"/>
@@ -59733,7 +59537,7 @@
         <w:t xml:space="preserve">Extended experimental record</w:t>
       </w:r>
     </w:p>
-    <w:bookmarkStart w:id="141" w:name="generality-and-controls-full-protocols"/>
+    <w:bookmarkStart w:id="140" w:name="generality-and-controls-full-protocols"/>
     <w:p>
       <w:pPr>
         <w:pStyle w:val="Heading2"/>
@@ -59868,7 +59672,7 @@
         <w:t xml:space="preserve">displayed confidence bounds are rounded outward, lower bounds downward and upper bounds upward.</w:t>
       </w:r>
     </w:p>
-    <w:bookmarkStart w:id="137" w:name="Xfd2ce319a26faa67e0eadf0fee657d728019446"/>
+    <w:bookmarkStart w:id="136" w:name="Xfd2ce319a26faa67e0eadf0fee657d728019446"/>
     <w:p>
       <w:pPr>
         <w:pStyle w:val="Heading4"/>
@@ -60842,8 +60646,8 @@
         <w:t xml:space="preserve">second mis-rank.</w:t>
       </w:r>
     </w:p>
-    <w:bookmarkEnd w:id="137"/>
-    <w:bookmarkStart w:id="138" w:name="a-character-matched-padding-control."/>
+    <w:bookmarkEnd w:id="136"/>
+    <w:bookmarkStart w:id="137" w:name="a-character-matched-padding-control."/>
     <w:p>
       <w:pPr>
         <w:pStyle w:val="Heading4"/>
@@ -61899,8 +61703,8 @@
         <w:t xml:space="preserve">untested middle case.</w:t>
       </w:r>
     </w:p>
-    <w:bookmarkEnd w:id="138"/>
-    <w:bookmarkStart w:id="139" w:name="Xd508a319e40f775fe4906e106ed6a92e07fd05b"/>
+    <w:bookmarkEnd w:id="137"/>
+    <w:bookmarkStart w:id="138" w:name="Xd508a319e40f775fe4906e106ed6a92e07fd05b"/>
     <w:p>
       <w:pPr>
         <w:pStyle w:val="Heading4"/>
@@ -62825,8 +62629,8 @@
         <w:t xml:space="preserve">formalizes.</w:t>
       </w:r>
     </w:p>
-    <w:bookmarkEnd w:id="139"/>
-    <w:bookmarkStart w:id="140" w:name="Xbf74051c231d8f5334cdbb8a3972387ec2ab08e"/>
+    <w:bookmarkEnd w:id="138"/>
+    <w:bookmarkStart w:id="139" w:name="Xbf74051c231d8f5334cdbb8a3972387ec2ab08e"/>
     <w:p>
       <w:pPr>
         <w:pStyle w:val="Heading4"/>
@@ -63408,10 +63212,10 @@
         <w:t xml:space="preserve">, with the structure arm and the baselines it is compared against measured in one run.</w:t>
       </w:r>
     </w:p>
+    <w:bookmarkEnd w:id="139"/>
     <w:bookmarkEnd w:id="140"/>
     <w:bookmarkEnd w:id="141"/>
-    <w:bookmarkEnd w:id="142"/>
-    <w:bookmarkStart w:id="146" w:name="app:diag"/>
+    <w:bookmarkStart w:id="145" w:name="app:diag"/>
     <w:p>
       <w:pPr>
         <w:pStyle w:val="Heading1"/>
@@ -63440,7 +63244,7 @@
         <w:t xml:space="preserve">results; it is the evidence for what the failing replies contain.</w:t>
       </w:r>
     </w:p>
-    <w:bookmarkStart w:id="144" w:name="app:audit"/>
+    <w:bookmarkStart w:id="143" w:name="app:audit"/>
     <w:p>
       <w:pPr>
         <w:pStyle w:val="Heading2"/>
@@ -63503,7 +63307,7 @@
         <w:t xml:space="preserve">total; the same retention is in place for the behavioural controls and the second source pair.</w:t>
       </w:r>
     </w:p>
-    <w:bookmarkStart w:id="143" w:name="tab:retained"/>
+    <w:bookmarkStart w:id="142" w:name="tab:retained"/>
     <w:p>
       <w:pPr>
         <w:pStyle w:val="TableCaption"/>
@@ -65516,7 +65320,7 @@
         </w:tc>
       </w:tr>
     </w:tbl>
-    <w:bookmarkEnd w:id="143"/>
+    <w:bookmarkEnd w:id="142"/>
     <w:p>
       <w:pPr>
         <w:pStyle w:val="BodyText"/>
@@ -66224,8 +66028,8 @@
         <w:t xml:space="preserve">PASS falls under a strict superset, whatever the internal cause.</w:t>
       </w:r>
     </w:p>
-    <w:bookmarkEnd w:id="144"/>
-    <w:bookmarkStart w:id="145" w:name="app:tokens"/>
+    <w:bookmarkEnd w:id="143"/>
+    <w:bookmarkStart w:id="144" w:name="app:tokens"/>
     <w:p>
       <w:pPr>
         <w:pStyle w:val="Heading2"/>
@@ -67076,9 +66880,9 @@
         <w:t xml:space="preserve">contradicts.</w:t>
       </w:r>
     </w:p>
+    <w:bookmarkEnd w:id="144"/>
     <w:bookmarkEnd w:id="145"/>
-    <w:bookmarkEnd w:id="146"/>
-    <w:bookmarkStart w:id="292" w:name="app:repro"/>
+    <w:bookmarkStart w:id="291" w:name="app:repro"/>
     <w:p>
       <w:pPr>
         <w:pStyle w:val="Heading1"/>
@@ -67109,7 +66913,7 @@
       <w:r>
         <w:t xml:space="preserve"> </w:t>
       </w:r>
-      <w:hyperlink r:id="rId73">
+      <w:hyperlink r:id="rId72">
         <w:r>
           <w:rPr>
             <w:rStyle w:val="Hyperlink"/>
@@ -67269,7 +67073,7 @@
         <w:t xml:space="preserve">endpoint, and all API keys are read from the environment (never written to a file).</w:t>
       </w:r>
     </w:p>
-    <w:bookmarkStart w:id="147" w:name="protocol."/>
+    <w:bookmarkStart w:id="146" w:name="protocol."/>
     <w:p>
       <w:pPr>
         <w:pStyle w:val="Heading4"/>
@@ -67651,8 +67455,8 @@
         <w:t xml:space="preserve">.</w:t>
       </w:r>
     </w:p>
-    <w:bookmarkEnd w:id="147"/>
-    <w:bookmarkStart w:id="148" w:name="decoding-seeding-and-retries."/>
+    <w:bookmarkEnd w:id="146"/>
+    <w:bookmarkStart w:id="147" w:name="decoding-seeding-and-retries."/>
     <w:p>
       <w:pPr>
         <w:pStyle w:val="Heading4"/>
@@ -68609,8 +68413,8 @@
         <w:t xml:space="preserve">percentages are unchanged; what changes is which run they are read from.</w:t>
       </w:r>
     </w:p>
-    <w:bookmarkEnd w:id="148"/>
-    <w:bookmarkStart w:id="149" w:name="artifacts."/>
+    <w:bookmarkEnd w:id="147"/>
+    <w:bookmarkStart w:id="148" w:name="artifacts."/>
     <w:p>
       <w:pPr>
         <w:pStyle w:val="Heading4"/>
@@ -68632,7 +68436,7 @@
       <w:r>
         <w:t xml:space="preserve">(</w:t>
       </w:r>
-      <w:hyperlink r:id="rId73">
+      <w:hyperlink r:id="rId72">
         <w:r>
           <w:rPr>
             <w:rStyle w:val="Hyperlink"/>
@@ -69087,8 +68891,8 @@
         <w:t xml:space="preserve">.</w:t>
       </w:r>
     </w:p>
-    <w:bookmarkEnd w:id="149"/>
-    <w:bookmarkStart w:id="291" w:name="compute-and-cost."/>
+    <w:bookmarkEnd w:id="148"/>
+    <w:bookmarkStart w:id="290" w:name="compute-and-cost."/>
     <w:p>
       <w:pPr>
         <w:pStyle w:val="Heading4"/>
@@ -69234,8 +69038,8 @@
         <w:t xml:space="preserve">on open weights at zero API cost.</w:t>
       </w:r>
     </w:p>
-    <w:bookmarkStart w:id="290" w:name="refs"/>
-    <w:bookmarkStart w:id="151" w:name="ref-akdemir2025"/>
+    <w:bookmarkStart w:id="289" w:name="refs"/>
+    <w:bookmarkStart w:id="150" w:name="ref-akdemir2025"/>
     <w:p>
       <w:pPr>
         <w:pStyle w:val="Bibliography"/>
@@ -69274,7 +69078,7 @@
       <w:r>
         <w:t xml:space="preserve"> </w:t>
       </w:r>
-      <w:hyperlink r:id="rId150">
+      <w:hyperlink r:id="rId149">
         <w:r>
           <w:rPr>
             <w:rStyle w:val="Hyperlink"/>
@@ -69286,8 +69090,8 @@
         <w:t xml:space="preserve">.</w:t>
       </w:r>
     </w:p>
-    <w:bookmarkEnd w:id="151"/>
-    <w:bookmarkStart w:id="153" w:name="ref-alpila2026"/>
+    <w:bookmarkEnd w:id="150"/>
+    <w:bookmarkStart w:id="152" w:name="ref-alpila2026"/>
     <w:p>
       <w:pPr>
         <w:pStyle w:val="Bibliography"/>
@@ -69360,7 +69164,7 @@
       <w:r>
         <w:t xml:space="preserve"> </w:t>
       </w:r>
-      <w:hyperlink r:id="rId152">
+      <w:hyperlink r:id="rId151">
         <w:r>
           <w:rPr>
             <w:rStyle w:val="Hyperlink"/>
@@ -69372,8 +69176,8 @@
         <w:t xml:space="preserve">.</w:t>
       </w:r>
     </w:p>
-    <w:bookmarkEnd w:id="153"/>
-    <w:bookmarkStart w:id="155" w:name="ref-alpila2026essay"/>
+    <w:bookmarkEnd w:id="152"/>
+    <w:bookmarkStart w:id="154" w:name="ref-alpila2026essay"/>
     <w:p>
       <w:pPr>
         <w:pStyle w:val="Bibliography"/>
@@ -69397,7 +69201,7 @@
       <w:r>
         <w:t xml:space="preserve"> </w:t>
       </w:r>
-      <w:hyperlink r:id="rId154">
+      <w:hyperlink r:id="rId153">
         <w:r>
           <w:rPr>
             <w:rStyle w:val="Hyperlink"/>
@@ -69409,8 +69213,8 @@
         <w:t xml:space="preserve">.</w:t>
       </w:r>
     </w:p>
-    <w:bookmarkEnd w:id="155"/>
-    <w:bookmarkStart w:id="157" w:name="ref-alpila2026lmrecall"/>
+    <w:bookmarkEnd w:id="154"/>
+    <w:bookmarkStart w:id="156" w:name="ref-alpila2026lmrecall"/>
     <w:p>
       <w:pPr>
         <w:pStyle w:val="Bibliography"/>
@@ -69455,7 +69259,7 @@
       <w:r>
         <w:t xml:space="preserve"> </w:t>
       </w:r>
-      <w:hyperlink r:id="rId156">
+      <w:hyperlink r:id="rId155">
         <w:r>
           <w:rPr>
             <w:rStyle w:val="Hyperlink"/>
@@ -69467,8 +69271,8 @@
         <w:t xml:space="preserve">.</w:t>
       </w:r>
     </w:p>
-    <w:bookmarkEnd w:id="157"/>
-    <w:bookmarkStart w:id="158" w:name="ref-auer2016pareto"/>
+    <w:bookmarkEnd w:id="156"/>
+    <w:bookmarkStart w:id="157" w:name="ref-auer2016pareto"/>
     <w:p>
       <w:pPr>
         <w:pStyle w:val="Bibliography"/>
@@ -69496,8 +69300,8 @@
         <w:t xml:space="preserve">, PMLR, vol. 51: 939–47.</w:t>
       </w:r>
     </w:p>
-    <w:bookmarkEnd w:id="158"/>
-    <w:bookmarkStart w:id="160" w:name="ref-bertschinger2014nolattice"/>
+    <w:bookmarkEnd w:id="157"/>
+    <w:bookmarkStart w:id="159" w:name="ref-bertschinger2014nolattice"/>
     <w:p>
       <w:pPr>
         <w:pStyle w:val="Bibliography"/>
@@ -69539,7 +69343,7 @@
       <w:r>
         <w:t xml:space="preserve"> </w:t>
       </w:r>
-      <w:hyperlink r:id="rId159">
+      <w:hyperlink r:id="rId158">
         <w:r>
           <w:rPr>
             <w:rStyle w:val="Hyperlink"/>
@@ -69551,8 +69355,8 @@
         <w:t xml:space="preserve">.</w:t>
       </w:r>
     </w:p>
-    <w:bookmarkEnd w:id="160"/>
-    <w:bookmarkStart w:id="162" w:name="ref-blackwell1953"/>
+    <w:bookmarkEnd w:id="159"/>
+    <w:bookmarkStart w:id="161" w:name="ref-blackwell1953"/>
     <w:p>
       <w:pPr>
         <w:pStyle w:val="Bibliography"/>
@@ -69585,7 +69389,7 @@
       <w:r>
         <w:t xml:space="preserve"> </w:t>
       </w:r>
-      <w:hyperlink r:id="rId161">
+      <w:hyperlink r:id="rId160">
         <w:r>
           <w:rPr>
             <w:rStyle w:val="Hyperlink"/>
@@ -69597,8 +69401,8 @@
         <w:t xml:space="preserve">.</w:t>
       </w:r>
     </w:p>
-    <w:bookmarkEnd w:id="162"/>
-    <w:bookmarkStart w:id="163" w:name="ref-bonferroni1936"/>
+    <w:bookmarkEnd w:id="161"/>
+    <w:bookmarkStart w:id="162" w:name="ref-bonferroni1936"/>
     <w:p>
       <w:pPr>
         <w:pStyle w:val="Bibliography"/>
@@ -69629,8 +69433,8 @@
         <w:t xml:space="preserve">8: 3–62.</w:t>
       </w:r>
     </w:p>
-    <w:bookmarkEnd w:id="163"/>
-    <w:bookmarkStart w:id="165" w:name="ref-bowyer2025clt"/>
+    <w:bookmarkEnd w:id="162"/>
+    <w:bookmarkStart w:id="164" w:name="ref-bowyer2025clt"/>
     <w:p>
       <w:pPr>
         <w:pStyle w:val="Bibliography"/>
@@ -69684,7 +69488,7 @@
       <w:r>
         <w:t xml:space="preserve"> </w:t>
       </w:r>
-      <w:hyperlink r:id="rId164">
+      <w:hyperlink r:id="rId163">
         <w:r>
           <w:rPr>
             <w:rStyle w:val="Hyperlink"/>
@@ -69696,8 +69500,8 @@
         <w:t xml:space="preserve">.</w:t>
       </w:r>
     </w:p>
-    <w:bookmarkEnd w:id="165"/>
-    <w:bookmarkStart w:id="167" w:name="ref-bradley2024garbling"/>
+    <w:bookmarkEnd w:id="164"/>
+    <w:bookmarkStart w:id="166" w:name="ref-bradley2024garbling"/>
     <w:p>
       <w:pPr>
         <w:pStyle w:val="Bibliography"/>
@@ -69739,7 +69543,7 @@
       <w:r>
         <w:t xml:space="preserve"> </w:t>
       </w:r>
-      <w:hyperlink r:id="rId166">
+      <w:hyperlink r:id="rId165">
         <w:r>
           <w:rPr>
             <w:rStyle w:val="Hyperlink"/>
@@ -69751,8 +69555,8 @@
         <w:t xml:space="preserve">.</w:t>
       </w:r>
     </w:p>
-    <w:bookmarkEnd w:id="167"/>
-    <w:bookmarkStart w:id="169" w:name="ref-carbonell1998"/>
+    <w:bookmarkEnd w:id="166"/>
+    <w:bookmarkStart w:id="168" w:name="ref-carbonell1998"/>
     <w:p>
       <w:pPr>
         <w:pStyle w:val="Bibliography"/>
@@ -69791,7 +69595,7 @@
       <w:r>
         <w:t xml:space="preserve"> </w:t>
       </w:r>
-      <w:hyperlink r:id="rId168">
+      <w:hyperlink r:id="rId167">
         <w:r>
           <w:rPr>
             <w:rStyle w:val="Hyperlink"/>
@@ -69803,8 +69607,8 @@
         <w:t xml:space="preserve">.</w:t>
       </w:r>
     </w:p>
-    <w:bookmarkEnd w:id="169"/>
-    <w:bookmarkStart w:id="171" w:name="ref-chakraborty2026conformal"/>
+    <w:bookmarkEnd w:id="168"/>
+    <w:bookmarkStart w:id="170" w:name="ref-chakraborty2026conformal"/>
     <w:p>
       <w:pPr>
         <w:pStyle w:val="Bibliography"/>
@@ -69843,7 +69647,7 @@
       <w:r>
         <w:t xml:space="preserve"> </w:t>
       </w:r>
-      <w:hyperlink r:id="rId170">
+      <w:hyperlink r:id="rId169">
         <w:r>
           <w:rPr>
             <w:rStyle w:val="Hyperlink"/>
@@ -69855,8 +69659,8 @@
         <w:t xml:space="preserve">.</w:t>
       </w:r>
     </w:p>
-    <w:bookmarkEnd w:id="171"/>
-    <w:bookmarkStart w:id="173" w:name="ref-conformalip2025"/>
+    <w:bookmarkEnd w:id="170"/>
+    <w:bookmarkStart w:id="172" w:name="ref-conformalip2025"/>
     <w:p>
       <w:pPr>
         <w:pStyle w:val="Bibliography"/>
@@ -69886,7 +69690,7 @@
       <w:r>
         <w:t xml:space="preserve"> </w:t>
       </w:r>
-      <w:hyperlink r:id="rId172">
+      <w:hyperlink r:id="rId171">
         <w:r>
           <w:rPr>
             <w:rStyle w:val="Hyperlink"/>
@@ -69898,8 +69702,8 @@
         <w:t xml:space="preserve">.</w:t>
       </w:r>
     </w:p>
-    <w:bookmarkEnd w:id="173"/>
-    <w:bookmarkStart w:id="175" w:name="ref-chen2026deepera"/>
+    <w:bookmarkEnd w:id="172"/>
+    <w:bookmarkStart w:id="174" w:name="ref-chen2026deepera"/>
     <w:p>
       <w:pPr>
         <w:pStyle w:val="Bibliography"/>
@@ -69935,7 +69739,7 @@
       <w:r>
         <w:t xml:space="preserve"> </w:t>
       </w:r>
-      <w:hyperlink r:id="rId174">
+      <w:hyperlink r:id="rId173">
         <w:r>
           <w:rPr>
             <w:rStyle w:val="Hyperlink"/>
@@ -69947,8 +69751,8 @@
         <w:t xml:space="preserve">.</w:t>
       </w:r>
     </w:p>
-    <w:bookmarkEnd w:id="175"/>
-    <w:bookmarkStart w:id="177" w:name="ref-bedllm2026"/>
+    <w:bookmarkEnd w:id="174"/>
+    <w:bookmarkStart w:id="176" w:name="ref-bedllm2026"/>
     <w:p>
       <w:pPr>
         <w:pStyle w:val="Bibliography"/>
@@ -69996,7 +69800,7 @@
       <w:r>
         <w:t xml:space="preserve"> </w:t>
       </w:r>
-      <w:hyperlink r:id="rId176">
+      <w:hyperlink r:id="rId175">
         <w:r>
           <w:rPr>
             <w:rStyle w:val="Hyperlink"/>
@@ -70008,8 +69812,8 @@
         <w:t xml:space="preserve">.</w:t>
       </w:r>
     </w:p>
-    <w:bookmarkEnd w:id="177"/>
-    <w:bookmarkStart w:id="179" w:name="ref-clopperpearson1934"/>
+    <w:bookmarkEnd w:id="176"/>
+    <w:bookmarkStart w:id="178" w:name="ref-clopperpearson1934"/>
     <w:p>
       <w:pPr>
         <w:pStyle w:val="Bibliography"/>
@@ -70042,7 +69846,7 @@
       <w:r>
         <w:t xml:space="preserve"> </w:t>
       </w:r>
-      <w:hyperlink r:id="rId178">
+      <w:hyperlink r:id="rId177">
         <w:r>
           <w:rPr>
             <w:rStyle w:val="Hyperlink"/>
@@ -70054,8 +69858,8 @@
         <w:t xml:space="preserve">.</w:t>
       </w:r>
     </w:p>
-    <w:bookmarkEnd w:id="179"/>
-    <w:bookmarkStart w:id="181" w:name="ref-cuconasu2024noise"/>
+    <w:bookmarkEnd w:id="178"/>
+    <w:bookmarkStart w:id="180" w:name="ref-cuconasu2024noise"/>
     <w:p>
       <w:pPr>
         <w:pStyle w:val="Bibliography"/>
@@ -70097,7 +69901,7 @@
       <w:r>
         <w:t xml:space="preserve"> </w:t>
       </w:r>
-      <w:hyperlink r:id="rId180">
+      <w:hyperlink r:id="rId179">
         <w:r>
           <w:rPr>
             <w:rStyle w:val="Hyperlink"/>
@@ -70109,8 +69913,8 @@
         <w:t xml:space="preserve">.</w:t>
       </w:r>
     </w:p>
-    <w:bookmarkEnd w:id="181"/>
-    <w:bookmarkStart w:id="183" w:name="ref-dai2025seper"/>
+    <w:bookmarkEnd w:id="180"/>
+    <w:bookmarkStart w:id="182" w:name="ref-dai2025seper"/>
     <w:p>
       <w:pPr>
         <w:pStyle w:val="Bibliography"/>
@@ -70146,7 +69950,7 @@
       <w:r>
         <w:t xml:space="preserve"> </w:t>
       </w:r>
-      <w:hyperlink r:id="rId182">
+      <w:hyperlink r:id="rId181">
         <w:r>
           <w:rPr>
             <w:rStyle w:val="Hyperlink"/>
@@ -70158,8 +69962,8 @@
         <w:t xml:space="preserve">.</w:t>
       </w:r>
     </w:p>
-    <w:bookmarkEnd w:id="183"/>
-    <w:bookmarkStart w:id="185" w:name="ref-dong2013lessismore"/>
+    <w:bookmarkEnd w:id="182"/>
+    <w:bookmarkStart w:id="184" w:name="ref-dong2013lessismore"/>
     <w:p>
       <w:pPr>
         <w:pStyle w:val="Bibliography"/>
@@ -70192,7 +69996,7 @@
       <w:r>
         <w:t xml:space="preserve"> </w:t>
       </w:r>
-      <w:hyperlink r:id="rId184">
+      <w:hyperlink r:id="rId183">
         <w:r>
           <w:rPr>
             <w:rStyle w:val="Hyperlink"/>
@@ -70204,8 +70008,8 @@
         <w:t xml:space="preserve">.</w:t>
       </w:r>
     </w:p>
-    <w:bookmarkEnd w:id="185"/>
-    <w:bookmarkStart w:id="187" w:name="ref-contexthurts2025"/>
+    <w:bookmarkEnd w:id="184"/>
+    <w:bookmarkStart w:id="186" w:name="ref-contexthurts2025"/>
     <w:p>
       <w:pPr>
         <w:pStyle w:val="Bibliography"/>
@@ -70247,7 +70051,7 @@
       <w:r>
         <w:t xml:space="preserve"> </w:t>
       </w:r>
-      <w:hyperlink r:id="rId186">
+      <w:hyperlink r:id="rId185">
         <w:r>
           <w:rPr>
             <w:rStyle w:val="Hyperlink"/>
@@ -70259,8 +70063,8 @@
         <w:t xml:space="preserve">.</w:t>
       </w:r>
     </w:p>
-    <w:bookmarkEnd w:id="187"/>
-    <w:bookmarkStart w:id="189" w:name="ref-dvoretzky1956"/>
+    <w:bookmarkEnd w:id="186"/>
+    <w:bookmarkStart w:id="188" w:name="ref-dvoretzky1956"/>
     <w:p>
       <w:pPr>
         <w:pStyle w:val="Bibliography"/>
@@ -70293,7 +70097,7 @@
       <w:r>
         <w:t xml:space="preserve"> </w:t>
       </w:r>
-      <w:hyperlink r:id="rId188">
+      <w:hyperlink r:id="rId187">
         <w:r>
           <w:rPr>
             <w:rStyle w:val="Hyperlink"/>
@@ -70305,8 +70109,8 @@
         <w:t xml:space="preserve">.</w:t>
       </w:r>
     </w:p>
-    <w:bookmarkEnd w:id="189"/>
-    <w:bookmarkStart w:id="190" w:name="ref-ethayarajh2022"/>
+    <w:bookmarkEnd w:id="188"/>
+    <w:bookmarkStart w:id="189" w:name="ref-ethayarajh2022"/>
     <w:p>
       <w:pPr>
         <w:pStyle w:val="Bibliography"/>
@@ -70349,8 +70153,8 @@
         <w:t xml:space="preserve">, PMLR, vol. 162: 5988–6008.</w:t>
       </w:r>
     </w:p>
-    <w:bookmarkEnd w:id="190"/>
-    <w:bookmarkStart w:id="192" w:name="ref-rank4gen2026"/>
+    <w:bookmarkEnd w:id="189"/>
+    <w:bookmarkStart w:id="191" w:name="ref-rank4gen2026"/>
     <w:p>
       <w:pPr>
         <w:pStyle w:val="Bibliography"/>
@@ -70395,7 +70199,7 @@
       <w:r>
         <w:t xml:space="preserve"> </w:t>
       </w:r>
-      <w:hyperlink r:id="rId191">
+      <w:hyperlink r:id="rId190">
         <w:r>
           <w:rPr>
             <w:rStyle w:val="Hyperlink"/>
@@ -70407,8 +70211,8 @@
         <w:t xml:space="preserve">.</w:t>
       </w:r>
     </w:p>
-    <w:bookmarkEnd w:id="192"/>
-    <w:bookmarkStart w:id="194" w:name="ref-fosse2025"/>
+    <w:bookmarkEnd w:id="191"/>
+    <w:bookmarkStart w:id="193" w:name="ref-fosse2025"/>
     <w:p>
       <w:pPr>
         <w:pStyle w:val="Bibliography"/>
@@ -70438,7 +70242,7 @@
       <w:r>
         <w:t xml:space="preserve"> </w:t>
       </w:r>
-      <w:hyperlink r:id="rId193">
+      <w:hyperlink r:id="rId192">
         <w:r>
           <w:rPr>
             <w:rStyle w:val="Hyperlink"/>
@@ -70450,8 +70254,8 @@
         <w:t xml:space="preserve">.</w:t>
       </w:r>
     </w:p>
-    <w:bookmarkEnd w:id="194"/>
-    <w:bookmarkStart w:id="196" w:name="ref-frohmann2026orderconsistent"/>
+    <w:bookmarkEnd w:id="193"/>
+    <w:bookmarkStart w:id="195" w:name="ref-frohmann2026orderconsistent"/>
     <w:p>
       <w:pPr>
         <w:pStyle w:val="Bibliography"/>
@@ -70493,7 +70297,7 @@
       <w:r>
         <w:t xml:space="preserve"> </w:t>
       </w:r>
-      <w:hyperlink r:id="rId195">
+      <w:hyperlink r:id="rId194">
         <w:r>
           <w:rPr>
             <w:rStyle w:val="Hyperlink"/>
@@ -70505,8 +70309,8 @@
         <w:t xml:space="preserve">.</w:t>
       </w:r>
     </w:p>
-    <w:bookmarkEnd w:id="196"/>
-    <w:bookmarkStart w:id="198" w:name="ref-fuhr2008"/>
+    <w:bookmarkEnd w:id="195"/>
+    <w:bookmarkStart w:id="197" w:name="ref-fuhr2008"/>
     <w:p>
       <w:pPr>
         <w:pStyle w:val="Bibliography"/>
@@ -70539,7 +70343,7 @@
       <w:r>
         <w:t xml:space="preserve"> </w:t>
       </w:r>
-      <w:hyperlink r:id="rId197">
+      <w:hyperlink r:id="rId196">
         <w:r>
           <w:rPr>
             <w:rStyle w:val="Hyperlink"/>
@@ -70551,8 +70355,8 @@
         <w:t xml:space="preserve">.</w:t>
       </w:r>
     </w:p>
-    <w:bookmarkEnd w:id="198"/>
-    <w:bookmarkStart w:id="200" w:name="ref-gao2024modelequality"/>
+    <w:bookmarkEnd w:id="197"/>
+    <w:bookmarkStart w:id="199" w:name="ref-gao2024modelequality"/>
     <w:p>
       <w:pPr>
         <w:pStyle w:val="Bibliography"/>
@@ -70594,7 +70398,7 @@
       <w:r>
         <w:t xml:space="preserve"> </w:t>
       </w:r>
-      <w:hyperlink r:id="rId199">
+      <w:hyperlink r:id="rId198">
         <w:r>
           <w:rPr>
             <w:rStyle w:val="Hyperlink"/>
@@ -70606,8 +70410,8 @@
         <w:t xml:space="preserve">.</w:t>
       </w:r>
     </w:p>
-    <w:bookmarkEnd w:id="200"/>
-    <w:bookmarkStart w:id="202" w:name="ref-pacms2026"/>
+    <w:bookmarkEnd w:id="199"/>
+    <w:bookmarkStart w:id="201" w:name="ref-pacms2026"/>
     <w:p>
       <w:pPr>
         <w:pStyle w:val="Bibliography"/>
@@ -70655,7 +70459,7 @@
       <w:r>
         <w:t xml:space="preserve"> </w:t>
       </w:r>
-      <w:hyperlink r:id="rId201">
+      <w:hyperlink r:id="rId200">
         <w:r>
           <w:rPr>
             <w:rStyle w:val="Hyperlink"/>
@@ -70667,8 +70471,8 @@
         <w:t xml:space="preserve">.</w:t>
       </w:r>
     </w:p>
-    <w:bookmarkEnd w:id="202"/>
-    <w:bookmarkStart w:id="204" w:name="ref-giannetti2026interference"/>
+    <w:bookmarkEnd w:id="201"/>
+    <w:bookmarkStart w:id="203" w:name="ref-giannetti2026interference"/>
     <w:p>
       <w:pPr>
         <w:pStyle w:val="Bibliography"/>
@@ -70710,7 +70514,7 @@
       <w:r>
         <w:t xml:space="preserve"> </w:t>
       </w:r>
-      <w:hyperlink r:id="rId203">
+      <w:hyperlink r:id="rId202">
         <w:r>
           <w:rPr>
             <w:rStyle w:val="Hyperlink"/>
@@ -70722,8 +70526,8 @@
         <w:t xml:space="preserve">.</w:t>
       </w:r>
     </w:p>
-    <w:bookmarkEnd w:id="204"/>
-    <w:bookmarkStart w:id="206" w:name="ref-guu2020realm"/>
+    <w:bookmarkEnd w:id="203"/>
+    <w:bookmarkStart w:id="205" w:name="ref-guu2020realm"/>
     <w:p>
       <w:pPr>
         <w:pStyle w:val="Bibliography"/>
@@ -70759,7 +70563,7 @@
       <w:r>
         <w:t xml:space="preserve"> </w:t>
       </w:r>
-      <w:hyperlink r:id="rId205">
+      <w:hyperlink r:id="rId204">
         <w:r>
           <w:rPr>
             <w:rStyle w:val="Hyperlink"/>
@@ -70771,8 +70575,8 @@
         <w:t xml:space="preserve">.</w:t>
       </w:r>
     </w:p>
-    <w:bookmarkEnd w:id="206"/>
-    <w:bookmarkStart w:id="208" w:name="ref-hagstrom2025druid"/>
+    <w:bookmarkEnd w:id="205"/>
+    <w:bookmarkStart w:id="207" w:name="ref-hagstrom2025druid"/>
     <w:p>
       <w:pPr>
         <w:pStyle w:val="Bibliography"/>
@@ -70802,7 +70606,7 @@
       <w:r>
         <w:t xml:space="preserve"> </w:t>
       </w:r>
-      <w:hyperlink r:id="rId207">
+      <w:hyperlink r:id="rId206">
         <w:r>
           <w:rPr>
             <w:rStyle w:val="Hyperlink"/>
@@ -70814,8 +70618,8 @@
         <w:t xml:space="preserve">.</w:t>
       </w:r>
     </w:p>
-    <w:bookmarkEnd w:id="208"/>
-    <w:bookmarkStart w:id="210" w:name="ref-hagstrom2025lexical"/>
+    <w:bookmarkEnd w:id="207"/>
+    <w:bookmarkStart w:id="209" w:name="ref-hagstrom2025lexical"/>
     <w:p>
       <w:pPr>
         <w:pStyle w:val="Bibliography"/>
@@ -70848,7 +70652,7 @@
       <w:r>
         <w:t xml:space="preserve"> </w:t>
       </w:r>
-      <w:hyperlink r:id="rId209">
+      <w:hyperlink r:id="rId208">
         <w:r>
           <w:rPr>
             <w:rStyle w:val="Hyperlink"/>
@@ -70860,8 +70664,8 @@
         <w:t xml:space="preserve">.</w:t>
       </w:r>
     </w:p>
-    <w:bookmarkEnd w:id="210"/>
-    <w:bookmarkStart w:id="212" w:name="ref-halevy2023learnings"/>
+    <w:bookmarkEnd w:id="209"/>
+    <w:bookmarkStart w:id="211" w:name="ref-halevy2023learnings"/>
     <w:p>
       <w:pPr>
         <w:pStyle w:val="Bibliography"/>
@@ -70891,7 +70695,7 @@
       <w:r>
         <w:t xml:space="preserve"> </w:t>
       </w:r>
-      <w:hyperlink r:id="rId211">
+      <w:hyperlink r:id="rId210">
         <w:r>
           <w:rPr>
             <w:rStyle w:val="Hyperlink"/>
@@ -70903,8 +70707,8 @@
         <w:t xml:space="preserve">.</w:t>
       </w:r>
     </w:p>
-    <w:bookmarkEnd w:id="212"/>
-    <w:bookmarkStart w:id="214" w:name="ref-hong2025contextrot"/>
+    <w:bookmarkEnd w:id="211"/>
+    <w:bookmarkStart w:id="213" w:name="ref-hong2025contextrot"/>
     <w:p>
       <w:pPr>
         <w:pStyle w:val="Bibliography"/>
@@ -70956,7 +70760,7 @@
       <w:r>
         <w:t xml:space="preserve"> </w:t>
       </w:r>
-      <w:hyperlink r:id="rId213">
+      <w:hyperlink r:id="rId212">
         <w:r>
           <w:rPr>
             <w:rStyle w:val="Hyperlink"/>
@@ -70968,8 +70772,8 @@
         <w:t xml:space="preserve">.</w:t>
       </w:r>
     </w:p>
-    <w:bookmarkEnd w:id="214"/>
-    <w:bookmarkStart w:id="216" w:name="ref-huang2025gammacover"/>
+    <w:bookmarkEnd w:id="213"/>
+    <w:bookmarkStart w:id="215" w:name="ref-huang2025gammacover"/>
     <w:p>
       <w:pPr>
         <w:pStyle w:val="Bibliography"/>
@@ -71010,7 +70814,7 @@
       <w:r>
         <w:t xml:space="preserve"> </w:t>
       </w:r>
-      <w:hyperlink r:id="rId215">
+      <w:hyperlink r:id="rId214">
         <w:r>
           <w:rPr>
             <w:rStyle w:val="Hyperlink"/>
@@ -71022,8 +70826,8 @@
         <w:t xml:space="preserve">.</w:t>
       </w:r>
     </w:p>
-    <w:bookmarkEnd w:id="216"/>
-    <w:bookmarkStart w:id="218" w:name="ref-jain2025contextualutility"/>
+    <w:bookmarkEnd w:id="215"/>
+    <w:bookmarkStart w:id="217" w:name="ref-jain2025contextualutility"/>
     <w:p>
       <w:pPr>
         <w:pStyle w:val="Bibliography"/>
@@ -71053,7 +70857,7 @@
       <w:r>
         <w:t xml:space="preserve"> </w:t>
       </w:r>
-      <w:hyperlink r:id="rId217">
+      <w:hyperlink r:id="rId216">
         <w:r>
           <w:rPr>
             <w:rStyle w:val="Hyperlink"/>
@@ -71065,8 +70869,8 @@
         <w:t xml:space="preserve">.</w:t>
       </w:r>
     </w:p>
-    <w:bookmarkEnd w:id="218"/>
-    <w:bookmarkStart w:id="220" w:name="ref-optiset2026"/>
+    <w:bookmarkEnd w:id="217"/>
+    <w:bookmarkStart w:id="219" w:name="ref-optiset2026"/>
     <w:p>
       <w:pPr>
         <w:pStyle w:val="Bibliography"/>
@@ -71102,7 +70906,7 @@
       <w:r>
         <w:t xml:space="preserve"> </w:t>
       </w:r>
-      <w:hyperlink r:id="rId219">
+      <w:hyperlink r:id="rId218">
         <w:r>
           <w:rPr>
             <w:rStyle w:val="Hyperlink"/>
@@ -71114,8 +70918,8 @@
         <w:t xml:space="preserve">.</w:t>
       </w:r>
     </w:p>
-    <w:bookmarkEnd w:id="220"/>
-    <w:bookmarkStart w:id="222" w:name="ref-jin2024longrag"/>
+    <w:bookmarkEnd w:id="219"/>
+    <w:bookmarkStart w:id="221" w:name="ref-jin2024longrag"/>
     <w:p>
       <w:pPr>
         <w:pStyle w:val="Bibliography"/>
@@ -71175,7 +70979,7 @@
       <w:r>
         <w:t xml:space="preserve"> </w:t>
       </w:r>
-      <w:hyperlink r:id="rId221">
+      <w:hyperlink r:id="rId220">
         <w:r>
           <w:rPr>
             <w:rStyle w:val="Hyperlink"/>
@@ -71187,8 +70991,8 @@
         <w:t xml:space="preserve">.</w:t>
       </w:r>
     </w:p>
-    <w:bookmarkEnd w:id="222"/>
-    <w:bookmarkStart w:id="224" w:name="ref-sufficientcontext2024"/>
+    <w:bookmarkEnd w:id="221"/>
+    <w:bookmarkStart w:id="223" w:name="ref-sufficientcontext2024"/>
     <w:p>
       <w:pPr>
         <w:pStyle w:val="Bibliography"/>
@@ -71218,7 +71022,7 @@
       <w:r>
         <w:t xml:space="preserve"> </w:t>
       </w:r>
-      <w:hyperlink r:id="rId223">
+      <w:hyperlink r:id="rId222">
         <w:r>
           <w:rPr>
             <w:rStyle w:val="Hyperlink"/>
@@ -71230,8 +71034,8 @@
         <w:t xml:space="preserve">.</w:t>
       </w:r>
     </w:p>
-    <w:bookmarkEnd w:id="224"/>
-    <w:bookmarkStart w:id="226" w:name="ref-khan2025blackwell"/>
+    <w:bookmarkEnd w:id="223"/>
+    <w:bookmarkStart w:id="225" w:name="ref-khan2025blackwell"/>
     <w:p>
       <w:pPr>
         <w:pStyle w:val="Bibliography"/>
@@ -71273,7 +71077,7 @@
       <w:r>
         <w:t xml:space="preserve"> </w:t>
       </w:r>
-      <w:hyperlink r:id="rId225">
+      <w:hyperlink r:id="rId224">
         <w:r>
           <w:rPr>
             <w:rStyle w:val="Hyperlink"/>
@@ -71285,8 +71089,8 @@
         <w:t xml:space="preserve">.</w:t>
       </w:r>
     </w:p>
-    <w:bookmarkEnd w:id="226"/>
-    <w:bookmarkStart w:id="228" w:name="ref-khattab2020colbert"/>
+    <w:bookmarkEnd w:id="225"/>
+    <w:bookmarkStart w:id="227" w:name="ref-khattab2020colbert"/>
     <w:p>
       <w:pPr>
         <w:pStyle w:val="Bibliography"/>
@@ -71331,7 +71135,7 @@
       <w:r>
         <w:t xml:space="preserve"> </w:t>
       </w:r>
-      <w:hyperlink r:id="rId227">
+      <w:hyperlink r:id="rId226">
         <w:r>
           <w:rPr>
             <w:rStyle w:val="Hyperlink"/>
@@ -71343,8 +71147,8 @@
         <w:t xml:space="preserve">.</w:t>
       </w:r>
     </w:p>
-    <w:bookmarkEnd w:id="228"/>
-    <w:bookmarkStart w:id="230" w:name="ref-lecam1964"/>
+    <w:bookmarkEnd w:id="227"/>
+    <w:bookmarkStart w:id="229" w:name="ref-lecam1964"/>
     <w:p>
       <w:pPr>
         <w:pStyle w:val="Bibliography"/>
@@ -71377,7 +71181,7 @@
       <w:r>
         <w:t xml:space="preserve"> </w:t>
       </w:r>
-      <w:hyperlink r:id="rId229">
+      <w:hyperlink r:id="rId228">
         <w:r>
           <w:rPr>
             <w:rStyle w:val="Hyperlink"/>
@@ -71389,8 +71193,8 @@
         <w:t xml:space="preserve">.</w:t>
       </w:r>
     </w:p>
-    <w:bookmarkEnd w:id="230"/>
-    <w:bookmarkStart w:id="232" w:name="ref-lecam1986"/>
+    <w:bookmarkEnd w:id="229"/>
+    <w:bookmarkStart w:id="231" w:name="ref-lecam1986"/>
     <w:p>
       <w:pPr>
         <w:pStyle w:val="Bibliography"/>
@@ -71414,7 +71218,7 @@
       <w:r>
         <w:t xml:space="preserve"> </w:t>
       </w:r>
-      <w:hyperlink r:id="rId231">
+      <w:hyperlink r:id="rId230">
         <w:r>
           <w:rPr>
             <w:rStyle w:val="Hyperlink"/>
@@ -71426,8 +71230,8 @@
         <w:t xml:space="preserve">.</w:t>
       </w:r>
     </w:p>
-    <w:bookmarkEnd w:id="232"/>
-    <w:bookmarkStart w:id="234" w:name="ref-relevanceutility2025"/>
+    <w:bookmarkEnd w:id="231"/>
+    <w:bookmarkStart w:id="233" w:name="ref-relevanceutility2025"/>
     <w:p>
       <w:pPr>
         <w:pStyle w:val="Bibliography"/>
@@ -71469,7 +71273,7 @@
       <w:r>
         <w:t xml:space="preserve"> </w:t>
       </w:r>
-      <w:hyperlink r:id="rId233">
+      <w:hyperlink r:id="rId232">
         <w:r>
           <w:rPr>
             <w:rStyle w:val="Hyperlink"/>
@@ -71481,8 +71285,8 @@
         <w:t xml:space="preserve">.</w:t>
       </w:r>
     </w:p>
-    <w:bookmarkEnd w:id="234"/>
-    <w:bookmarkStart w:id="236" w:name="ref-levy2025moredocs"/>
+    <w:bookmarkEnd w:id="233"/>
+    <w:bookmarkStart w:id="235" w:name="ref-levy2025moredocs"/>
     <w:p>
       <w:pPr>
         <w:pStyle w:val="Bibliography"/>
@@ -71521,7 +71325,7 @@
       <w:r>
         <w:t xml:space="preserve"> </w:t>
       </w:r>
-      <w:hyperlink r:id="rId235">
+      <w:hyperlink r:id="rId234">
         <w:r>
           <w:rPr>
             <w:rStyle w:val="Hyperlink"/>
@@ -71533,8 +71337,8 @@
         <w:t xml:space="preserve">.</w:t>
       </w:r>
     </w:p>
-    <w:bookmarkEnd w:id="236"/>
-    <w:bookmarkStart w:id="238" w:name="ref-longcontextdegrade2026"/>
+    <w:bookmarkEnd w:id="235"/>
+    <w:bookmarkStart w:id="237" w:name="ref-longcontextdegrade2026"/>
     <w:p>
       <w:pPr>
         <w:pStyle w:val="Bibliography"/>
@@ -71576,7 +71380,7 @@
       <w:r>
         <w:t xml:space="preserve"> </w:t>
       </w:r>
-      <w:hyperlink r:id="rId237">
+      <w:hyperlink r:id="rId236">
         <w:r>
           <w:rPr>
             <w:rStyle w:val="Hyperlink"/>
@@ -71588,8 +71392,8 @@
         <w:t xml:space="preserve">.</w:t>
       </w:r>
     </w:p>
-    <w:bookmarkEnd w:id="238"/>
-    <w:bookmarkStart w:id="240" w:name="ref-liu2024lost"/>
+    <w:bookmarkEnd w:id="237"/>
+    <w:bookmarkStart w:id="239" w:name="ref-liu2024lost"/>
     <w:p>
       <w:pPr>
         <w:pStyle w:val="Bibliography"/>
@@ -71622,7 +71426,7 @@
       <w:r>
         <w:t xml:space="preserve"> </w:t>
       </w:r>
-      <w:hyperlink r:id="rId239">
+      <w:hyperlink r:id="rId238">
         <w:r>
           <w:rPr>
             <w:rStyle w:val="Hyperlink"/>
@@ -71634,8 +71438,8 @@
         <w:t xml:space="preserve">.</w:t>
       </w:r>
     </w:p>
-    <w:bookmarkEnd w:id="240"/>
-    <w:bookmarkStart w:id="242" w:name="ref-miller2024errorbars"/>
+    <w:bookmarkEnd w:id="239"/>
+    <w:bookmarkStart w:id="241" w:name="ref-miller2024errorbars"/>
     <w:p>
       <w:pPr>
         <w:pStyle w:val="Bibliography"/>
@@ -71665,7 +71469,7 @@
       <w:r>
         <w:t xml:space="preserve"> </w:t>
       </w:r>
-      <w:hyperlink r:id="rId241">
+      <w:hyperlink r:id="rId240">
         <w:r>
           <w:rPr>
             <w:rStyle w:val="Hyperlink"/>
@@ -71677,8 +71481,8 @@
         <w:t xml:space="preserve">.</w:t>
       </w:r>
     </w:p>
-    <w:bookmarkEnd w:id="242"/>
-    <w:bookmarkStart w:id="244" w:name="ref-nematov2025shapley"/>
+    <w:bookmarkEnd w:id="241"/>
+    <w:bookmarkStart w:id="243" w:name="ref-nematov2025shapley"/>
     <w:p>
       <w:pPr>
         <w:pStyle w:val="Bibliography"/>
@@ -71708,7 +71512,7 @@
       <w:r>
         <w:t xml:space="preserve"> </w:t>
       </w:r>
-      <w:hyperlink r:id="rId243">
+      <w:hyperlink r:id="rId242">
         <w:r>
           <w:rPr>
             <w:rStyle w:val="Hyperlink"/>
@@ -71720,8 +71524,8 @@
         <w:t xml:space="preserve">.</w:t>
       </w:r>
     </w:p>
-    <w:bookmarkEnd w:id="244"/>
-    <w:bookmarkStart w:id="246" w:name="ref-blackwellrep2026"/>
+    <w:bookmarkEnd w:id="243"/>
+    <w:bookmarkStart w:id="245" w:name="ref-blackwellrep2026"/>
     <w:p>
       <w:pPr>
         <w:pStyle w:val="Bibliography"/>
@@ -71751,7 +71555,7 @@
       <w:r>
         <w:t xml:space="preserve"> </w:t>
       </w:r>
-      <w:hyperlink r:id="rId245">
+      <w:hyperlink r:id="rId244">
         <w:r>
           <w:rPr>
             <w:rStyle w:val="Hyperlink"/>
@@ -71763,8 +71567,8 @@
         <w:t xml:space="preserve">.</w:t>
       </w:r>
     </w:p>
-    <w:bookmarkEnd w:id="246"/>
-    <w:bookmarkStart w:id="248" w:name="ref-sureRAG2026"/>
+    <w:bookmarkEnd w:id="245"/>
+    <w:bookmarkStart w:id="247" w:name="ref-sureRAG2026"/>
     <w:p>
       <w:pPr>
         <w:pStyle w:val="Bibliography"/>
@@ -71800,7 +71604,7 @@
       <w:r>
         <w:t xml:space="preserve"> </w:t>
       </w:r>
-      <w:hyperlink r:id="rId247">
+      <w:hyperlink r:id="rId246">
         <w:r>
           <w:rPr>
             <w:rStyle w:val="Hyperlink"/>
@@ -71812,8 +71616,8 @@
         <w:t xml:space="preserve">.</w:t>
       </w:r>
     </w:p>
-    <w:bookmarkEnd w:id="248"/>
-    <w:bookmarkStart w:id="250" w:name="ref-robertson1977"/>
+    <w:bookmarkEnd w:id="247"/>
+    <w:bookmarkStart w:id="249" w:name="ref-robertson1977"/>
     <w:p>
       <w:pPr>
         <w:pStyle w:val="Bibliography"/>
@@ -71855,7 +71659,7 @@
       <w:r>
         <w:t xml:space="preserve"> </w:t>
       </w:r>
-      <w:hyperlink r:id="rId249">
+      <w:hyperlink r:id="rId248">
         <w:r>
           <w:rPr>
             <w:rStyle w:val="Hyperlink"/>
@@ -71867,8 +71671,8 @@
         <w:t xml:space="preserve">.</w:t>
       </w:r>
     </w:p>
-    <w:bookmarkEnd w:id="250"/>
-    <w:bookmarkStart w:id="252" w:name="ref-vanrooyen2014"/>
+    <w:bookmarkEnd w:id="249"/>
+    <w:bookmarkStart w:id="251" w:name="ref-vanrooyen2014"/>
     <w:p>
       <w:pPr>
         <w:pStyle w:val="Bibliography"/>
@@ -71916,7 +71720,7 @@
       <w:r>
         <w:t xml:space="preserve"> </w:t>
       </w:r>
-      <w:hyperlink r:id="rId251">
+      <w:hyperlink r:id="rId250">
         <w:r>
           <w:rPr>
             <w:rStyle w:val="Hyperlink"/>
@@ -71928,8 +71732,8 @@
         <w:t xml:space="preserve">.</w:t>
       </w:r>
     </w:p>
-    <w:bookmarkEnd w:id="252"/>
-    <w:bookmarkStart w:id="254" w:name="ref-shi2023distracted"/>
+    <w:bookmarkEnd w:id="251"/>
+    <w:bookmarkStart w:id="253" w:name="ref-shi2023distracted"/>
     <w:p>
       <w:pPr>
         <w:pStyle w:val="Bibliography"/>
@@ -71959,7 +71763,7 @@
       <w:r>
         <w:t xml:space="preserve"> </w:t>
       </w:r>
-      <w:hyperlink r:id="rId253">
+      <w:hyperlink r:id="rId252">
         <w:r>
           <w:rPr>
             <w:rStyle w:val="Hyperlink"/>
@@ -71971,8 +71775,8 @@
         <w:t xml:space="preserve">.</w:t>
       </w:r>
     </w:p>
-    <w:bookmarkEnd w:id="254"/>
-    <w:bookmarkStart w:id="256" w:name="ref-shi2023replug"/>
+    <w:bookmarkEnd w:id="253"/>
+    <w:bookmarkStart w:id="255" w:name="ref-shi2023replug"/>
     <w:p>
       <w:pPr>
         <w:pStyle w:val="Bibliography"/>
@@ -72008,7 +71812,7 @@
       <w:r>
         <w:t xml:space="preserve"> </w:t>
       </w:r>
-      <w:hyperlink r:id="rId255">
+      <w:hyperlink r:id="rId254">
         <w:r>
           <w:rPr>
             <w:rStyle w:val="Hyperlink"/>
@@ -72020,8 +71824,8 @@
         <w:t xml:space="preserve">.</w:t>
       </w:r>
     </w:p>
-    <w:bookmarkEnd w:id="256"/>
-    <w:bookmarkStart w:id="258" w:name="ref-sun2023rankgpt"/>
+    <w:bookmarkEnd w:id="255"/>
+    <w:bookmarkStart w:id="257" w:name="ref-sun2023rankgpt"/>
     <w:p>
       <w:pPr>
         <w:pStyle w:val="Bibliography"/>
@@ -72075,7 +71879,7 @@
       <w:r>
         <w:t xml:space="preserve"> </w:t>
       </w:r>
-      <w:hyperlink r:id="rId257">
+      <w:hyperlink r:id="rId256">
         <w:r>
           <w:rPr>
             <w:rStyle w:val="Hyperlink"/>
@@ -72087,8 +71891,8 @@
         <w:t xml:space="preserve">.</w:t>
       </w:r>
     </w:p>
-    <w:bookmarkEnd w:id="258"/>
-    <w:bookmarkStart w:id="260" w:name="ref-torgersen1991"/>
+    <w:bookmarkEnd w:id="257"/>
+    <w:bookmarkStart w:id="259" w:name="ref-torgersen1991"/>
     <w:p>
       <w:pPr>
         <w:pStyle w:val="Bibliography"/>
@@ -72112,7 +71916,7 @@
       <w:r>
         <w:t xml:space="preserve"> </w:t>
       </w:r>
-      <w:hyperlink r:id="rId259">
+      <w:hyperlink r:id="rId258">
         <w:r>
           <w:rPr>
             <w:rStyle w:val="Hyperlink"/>
@@ -72124,8 +71928,8 @@
         <w:t xml:space="preserve">.</w:t>
       </w:r>
     </w:p>
-    <w:bookmarkEnd w:id="260"/>
-    <w:bookmarkStart w:id="262" w:name="ref-inficl2024"/>
+    <w:bookmarkEnd w:id="259"/>
+    <w:bookmarkStart w:id="261" w:name="ref-inficl2024"/>
     <w:p>
       <w:pPr>
         <w:pStyle w:val="Bibliography"/>
@@ -72155,7 +71959,7 @@
       <w:r>
         <w:t xml:space="preserve"> </w:t>
       </w:r>
-      <w:hyperlink r:id="rId261">
+      <w:hyperlink r:id="rId260">
         <w:r>
           <w:rPr>
             <w:rStyle w:val="Hyperlink"/>
@@ -72167,8 +71971,8 @@
         <w:t xml:space="preserve">.</w:t>
       </w:r>
     </w:p>
-    <w:bookmarkEnd w:id="262"/>
-    <w:bookmarkStart w:id="264" w:name="ref-wang2026whencontext"/>
+    <w:bookmarkEnd w:id="261"/>
+    <w:bookmarkStart w:id="263" w:name="ref-wang2026whencontext"/>
     <w:p>
       <w:pPr>
         <w:pStyle w:val="Bibliography"/>
@@ -72198,7 +72002,7 @@
       <w:r>
         <w:t xml:space="preserve"> </w:t>
       </w:r>
-      <w:hyperlink r:id="rId263">
+      <w:hyperlink r:id="rId262">
         <w:r>
           <w:rPr>
             <w:rStyle w:val="Hyperlink"/>
@@ -72210,8 +72014,8 @@
         <w:t xml:space="preserve">.</w:t>
       </w:r>
     </w:p>
-    <w:bookmarkEnd w:id="264"/>
-    <w:bookmarkStart w:id="266" w:name="ref-wang2009portfolio"/>
+    <w:bookmarkEnd w:id="263"/>
+    <w:bookmarkStart w:id="265" w:name="ref-wang2009portfolio"/>
     <w:p>
       <w:pPr>
         <w:pStyle w:val="Bibliography"/>
@@ -72241,7 +72045,7 @@
       <w:r>
         <w:t xml:space="preserve"> </w:t>
       </w:r>
-      <w:hyperlink r:id="rId265">
+      <w:hyperlink r:id="rId264">
         <w:r>
           <w:rPr>
             <w:rStyle w:val="Hyperlink"/>
@@ -72253,8 +72057,8 @@
         <w:t xml:space="preserve">.</w:t>
       </w:r>
     </w:p>
-    <w:bookmarkEnd w:id="266"/>
-    <w:bookmarkStart w:id="268" w:name="ref-demoshapley2024"/>
+    <w:bookmarkEnd w:id="265"/>
+    <w:bookmarkStart w:id="267" w:name="ref-demoshapley2024"/>
     <w:p>
       <w:pPr>
         <w:pStyle w:val="Bibliography"/>
@@ -72290,7 +72094,7 @@
       <w:r>
         <w:t xml:space="preserve"> </w:t>
       </w:r>
-      <w:hyperlink r:id="rId267">
+      <w:hyperlink r:id="rId266">
         <w:r>
           <w:rPr>
             <w:rStyle w:val="Hyperlink"/>
@@ -72302,8 +72106,8 @@
         <w:t xml:space="preserve">.</w:t>
       </w:r>
     </w:p>
-    <w:bookmarkEnd w:id="268"/>
-    <w:bookmarkStart w:id="270" w:name="ref-xu2024knowledgeconflicts"/>
+    <w:bookmarkEnd w:id="267"/>
+    <w:bookmarkStart w:id="269" w:name="ref-xu2024knowledgeconflicts"/>
     <w:p>
       <w:pPr>
         <w:pStyle w:val="Bibliography"/>
@@ -72342,7 +72146,7 @@
       <w:r>
         <w:t xml:space="preserve"> </w:t>
       </w:r>
-      <w:hyperlink r:id="rId269">
+      <w:hyperlink r:id="rId268">
         <w:r>
           <w:rPr>
             <w:rStyle w:val="Hyperlink"/>
@@ -72354,8 +72158,8 @@
         <w:t xml:space="preserve">.</w:t>
       </w:r>
     </w:p>
-    <w:bookmarkEnd w:id="270"/>
-    <w:bookmarkStart w:id="272" w:name="ref-ye2023ceil"/>
+    <w:bookmarkEnd w:id="269"/>
+    <w:bookmarkStart w:id="271" w:name="ref-ye2023ceil"/>
     <w:p>
       <w:pPr>
         <w:pStyle w:val="Bibliography"/>
@@ -72385,7 +72189,7 @@
       <w:r>
         <w:t xml:space="preserve"> </w:t>
       </w:r>
-      <w:hyperlink r:id="rId271">
+      <w:hyperlink r:id="rId270">
         <w:r>
           <w:rPr>
             <w:rStyle w:val="Hyperlink"/>
@@ -72397,8 +72201,8 @@
         <w:t xml:space="preserve">.</w:t>
       </w:r>
     </w:p>
-    <w:bookmarkEnd w:id="272"/>
-    <w:bookmarkStart w:id="274" w:name="ref-rankrag2024"/>
+    <w:bookmarkEnd w:id="271"/>
+    <w:bookmarkStart w:id="273" w:name="ref-rankrag2024"/>
     <w:p>
       <w:pPr>
         <w:pStyle w:val="Bibliography"/>
@@ -72443,7 +72247,7 @@
       <w:r>
         <w:t xml:space="preserve"> </w:t>
       </w:r>
-      <w:hyperlink r:id="rId273">
+      <w:hyperlink r:id="rId272">
         <w:r>
           <w:rPr>
             <w:rStyle w:val="Hyperlink"/>
@@ -72455,8 +72259,8 @@
         <w:t xml:space="preserve">.</w:t>
       </w:r>
     </w:p>
-    <w:bookmarkEnd w:id="274"/>
-    <w:bookmarkStart w:id="276" w:name="ref-cale2025"/>
+    <w:bookmarkEnd w:id="273"/>
+    <w:bookmarkStart w:id="275" w:name="ref-cale2025"/>
     <w:p>
       <w:pPr>
         <w:pStyle w:val="Bibliography"/>
@@ -72507,7 +72311,7 @@
       <w:r>
         <w:t xml:space="preserve"> </w:t>
       </w:r>
-      <w:hyperlink r:id="rId275">
+      <w:hyperlink r:id="rId274">
         <w:r>
           <w:rPr>
             <w:rStyle w:val="Hyperlink"/>
@@ -72519,8 +72323,8 @@
         <w:t xml:space="preserve">.</w:t>
       </w:r>
     </w:p>
-    <w:bookmarkEnd w:id="276"/>
-    <w:bookmarkStart w:id="278" w:name="ref-zhang2025llmutility"/>
+    <w:bookmarkEnd w:id="275"/>
+    <w:bookmarkStart w:id="277" w:name="ref-zhang2025llmutility"/>
     <w:p>
       <w:pPr>
         <w:pStyle w:val="Bibliography"/>
@@ -72556,7 +72360,7 @@
       <w:r>
         <w:t xml:space="preserve"> </w:t>
       </w:r>
-      <w:hyperlink r:id="rId277">
+      <w:hyperlink r:id="rId276">
         <w:r>
           <w:rPr>
             <w:rStyle w:val="Hyperlink"/>
@@ -72568,8 +72372,8 @@
         <w:t xml:space="preserve">.</w:t>
       </w:r>
     </w:p>
-    <w:bookmarkEnd w:id="278"/>
-    <w:bookmarkStart w:id="280" w:name="ref-zhang2026utility"/>
+    <w:bookmarkEnd w:id="277"/>
+    <w:bookmarkStart w:id="279" w:name="ref-zhang2026utility"/>
     <w:p>
       <w:pPr>
         <w:pStyle w:val="Bibliography"/>
@@ -72611,7 +72415,7 @@
       <w:r>
         <w:t xml:space="preserve"> </w:t>
       </w:r>
-      <w:hyperlink r:id="rId279">
+      <w:hyperlink r:id="rId278">
         <w:r>
           <w:rPr>
             <w:rStyle w:val="Hyperlink"/>
@@ -72623,8 +72427,8 @@
         <w:t xml:space="preserve">.</w:t>
       </w:r>
     </w:p>
-    <w:bookmarkEnd w:id="280"/>
-    <w:bookmarkStart w:id="282" w:name="ref-zhang2026blackwellagents"/>
+    <w:bookmarkEnd w:id="279"/>
+    <w:bookmarkStart w:id="281" w:name="ref-zhang2026blackwellagents"/>
     <w:p>
       <w:pPr>
         <w:pStyle w:val="Bibliography"/>
@@ -72663,7 +72467,7 @@
       <w:r>
         <w:t xml:space="preserve"> </w:t>
       </w:r>
-      <w:hyperlink r:id="rId281">
+      <w:hyperlink r:id="rId280">
         <w:r>
           <w:rPr>
             <w:rStyle w:val="Hyperlink"/>
@@ -72675,8 +72479,8 @@
         <w:t xml:space="preserve">.</w:t>
       </w:r>
     </w:p>
-    <w:bookmarkEnd w:id="282"/>
-    <w:bookmarkStart w:id="283" w:name="ref-paretoprompts2025"/>
+    <w:bookmarkEnd w:id="281"/>
+    <w:bookmarkStart w:id="282" w:name="ref-paretoprompts2025"/>
     <w:p>
       <w:pPr>
         <w:pStyle w:val="Bibliography"/>
@@ -72704,8 +72508,8 @@
         <w:t xml:space="preserve">.</w:t>
       </w:r>
     </w:p>
-    <w:bookmarkEnd w:id="283"/>
-    <w:bookmarkStart w:id="285" w:name="ref-zheng2024pmi"/>
+    <w:bookmarkEnd w:id="282"/>
+    <w:bookmarkStart w:id="284" w:name="ref-zheng2024pmi"/>
     <w:p>
       <w:pPr>
         <w:pStyle w:val="Bibliography"/>
@@ -72735,7 +72539,7 @@
       <w:r>
         <w:t xml:space="preserve"> </w:t>
       </w:r>
-      <w:hyperlink r:id="rId284">
+      <w:hyperlink r:id="rId283">
         <w:r>
           <w:rPr>
             <w:rStyle w:val="Hyperlink"/>
@@ -72747,8 +72551,8 @@
         <w:t xml:space="preserve">.</w:t>
       </w:r>
     </w:p>
-    <w:bookmarkEnd w:id="285"/>
-    <w:bookmarkStart w:id="287" w:name="ref-skylinerag2026"/>
+    <w:bookmarkEnd w:id="284"/>
+    <w:bookmarkStart w:id="286" w:name="ref-skylinerag2026"/>
     <w:p>
       <w:pPr>
         <w:pStyle w:val="Bibliography"/>
@@ -72805,7 +72609,7 @@
       <w:r>
         <w:t xml:space="preserve"> </w:t>
       </w:r>
-      <w:hyperlink r:id="rId286">
+      <w:hyperlink r:id="rId285">
         <w:r>
           <w:rPr>
             <w:rStyle w:val="Hyperlink"/>
@@ -72817,8 +72621,8 @@
         <w:t xml:space="preserve">.</w:t>
       </w:r>
     </w:p>
-    <w:bookmarkEnd w:id="287"/>
-    <w:bookmarkStart w:id="289" w:name="ref-zuccon2010qprp"/>
+    <w:bookmarkEnd w:id="286"/>
+    <w:bookmarkStart w:id="288" w:name="ref-zuccon2010qprp"/>
     <w:p>
       <w:pPr>
         <w:pStyle w:val="Bibliography"/>
@@ -72848,7 +72652,7 @@
       <w:r>
         <w:t xml:space="preserve"> </w:t>
       </w:r>
-      <w:hyperlink r:id="rId288">
+      <w:hyperlink r:id="rId287">
         <w:r>
           <w:rPr>
             <w:rStyle w:val="Hyperlink"/>
@@ -72860,10 +72664,10 @@
         <w:t xml:space="preserve">.</w:t>
       </w:r>
     </w:p>
+    <w:bookmarkEnd w:id="288"/>
     <w:bookmarkEnd w:id="289"/>
     <w:bookmarkEnd w:id="290"/>
     <w:bookmarkEnd w:id="291"/>
-    <w:bookmarkEnd w:id="292"/>
     <w:sectPr>
       <w:footnotePr>
         <w:numRestart w:val="eachSect"/>

--- a/paper/blackwell-paper-MAKE.docx
+++ b/paper/blackwell-paper-MAKE.docx
@@ -8734,7 +8734,7 @@
         <w:t xml:space="preserve"> </w:t>
       </w:r>
       <w:r>
-        <w:t xml:space="preserve">it except where the model-relativity is the point.</w:t>
+        <w:t xml:space="preserve">it except where the dependence on the model matters.</w:t>
       </w:r>
     </w:p>
     <w:bookmarkEnd w:id="28"/>
@@ -31816,7 +31816,7 @@
     </w:p>
     <w:bookmarkEnd w:id="63"/>
     <w:bookmarkEnd w:id="64"/>
-    <w:bookmarkStart w:id="99" w:name="sec:experiments"/>
+    <w:bookmarkStart w:id="100" w:name="sec:experiments"/>
     <w:p>
       <w:pPr>
         <w:pStyle w:val="Heading1"/>
@@ -36291,19 +36291,19 @@
         <w:t xml:space="preserve"> </w:t>
       </w:r>
       <w:r>
-        <w:t xml:space="preserve">and with an independent audit of the manuscript against the released records. No quantity reported</w:t>
-      </w:r>
-      <w:r>
-        <w:t xml:space="preserve"> </w:t>
-      </w:r>
-      <w:r>
-        <w:t xml:space="preserve">here was produced by a language model: every number is computed by the released scripts from the</w:t>
-      </w:r>
-      <w:r>
-        <w:t xml:space="preserve"> </w:t>
-      </w:r>
-      <w:r>
-        <w:t xml:space="preserve">released records, which</w:t>
+        <w:t xml:space="preserve">with drafting and revising the manuscript, and with additional Codex-assisted consistency checks</w:t>
+      </w:r>
+      <w:r>
+        <w:t xml:space="preserve"> </w:t>
+      </w:r>
+      <w:r>
+        <w:t xml:space="preserve">of the manuscript against the released records. Reported estimates and confidence bounds were</w:t>
+      </w:r>
+      <w:r>
+        <w:t xml:space="preserve"> </w:t>
+      </w:r>
+      <w:r>
+        <w:t xml:space="preserve">calculated by the released scripts from recorded model responses, which</w:t>
       </w:r>
       <w:r>
         <w:t xml:space="preserve"> </w:t>
@@ -36318,18 +36318,12 @@
         <w:t xml:space="preserve"> </w:t>
       </w:r>
       <w:r>
-        <w:t xml:space="preserve">pins by SHA-256. The Acknowledgments name the</w:t>
-      </w:r>
-      <w:r>
-        <w:t xml:space="preserve"> </w:t>
-      </w:r>
-      <w:r>
-        <w:t xml:space="preserve">tools.</w:t>
+        <w:t xml:space="preserve">pins by SHA-256. The Acknowledgments name the tools.</w:t>
       </w:r>
     </w:p>
     <w:bookmarkEnd w:id="80"/>
     <w:bookmarkEnd w:id="81"/>
-    <w:bookmarkStart w:id="92" w:name="sec:results"/>
+    <w:bookmarkStart w:id="93" w:name="sec:results"/>
     <w:p>
       <w:pPr>
         <w:pStyle w:val="Heading2"/>
@@ -38344,19 +38338,13 @@
         <w:pStyle w:val="BodyText"/>
       </w:pPr>
       <w:r>
-        <w:t xml:space="preserve">The ranker spectrum is the point here: dense retrievers and a cross-encoder fall for the trap</w:t>
-      </w:r>
-      <w:r>
-        <w:t xml:space="preserve"> </w:t>
-      </w:r>
-      <w:r>
-        <w:t xml:space="preserve">while a listwise reranker escapes it. To test whether the mis-rank extends beyond bag-of-words,</w:t>
-      </w:r>
-      <w:r>
-        <w:t xml:space="preserve"> </w:t>
-      </w:r>
-      <w:r>
-        <w:t xml:space="preserve">we scored</w:t>
+        <w:t xml:space="preserve">The tested rankers produced different source preferences on the relevance trap. To test whether</w:t>
+      </w:r>
+      <w:r>
+        <w:t xml:space="preserve"> </w:t>
+      </w:r>
+      <w:r>
+        <w:t xml:space="preserve">the mis-rank extends beyond bag-of-words, we scored</w:t>
       </w:r>
       <w:r>
         <w:t xml:space="preserve"> </w:t>
@@ -38909,7 +38897,7 @@
       </w:r>
     </w:p>
     <w:bookmarkEnd w:id="84"/>
-    <w:bookmarkStart w:id="89" w:name="sec:results-antimono"/>
+    <w:bookmarkStart w:id="90" w:name="sec:results-antimono"/>
     <w:p>
       <w:pPr>
         <w:pStyle w:val="Heading3"/>
@@ -43049,24 +43037,23 @@
         <w:t xml:space="preserve"> </w:t>
       </w:r>
       <w:r>
-        <w:t xml:space="preserve">cells, so there is no residual spread to order. What survives is the negative claim, not the</w:t>
-      </w:r>
-      <w:r>
-        <w:t xml:space="preserve"> </w:t>
-      </w:r>
-      <w:r>
-        <w:t xml:space="preserve">ranking that motivated it.</w:t>
+        <w:t xml:space="preserve">cells, so there is no residual spread to order. The claim we make is the negative one: the harm</w:t>
+      </w:r>
+      <w:r>
+        <w:t xml:space="preserve"> </w:t>
+      </w:r>
+      <w:r>
+        <w:t xml:space="preserve">is robust across the ladder, and these data do not order it by capability.</w:t>
       </w:r>
     </w:p>
     <w:bookmarkEnd w:id="88"/>
-    <w:bookmarkEnd w:id="89"/>
-    <w:bookmarkStart w:id="90" w:name="sec:results-moat"/>
+    <w:bookmarkStart w:id="89" w:name="X285c48c8127db4fd298c4c578e64a27baff62cf"/>
     <w:p>
       <w:pPr>
-        <w:pStyle w:val="Heading3"/>
+        <w:pStyle w:val="Heading4"/>
       </w:pPr>
       <w:r>
-        <w:t xml:space="preserve">The model-relative value of private context</w:t>
+        <w:t xml:space="preserve">The same addition helps and harms within one model.</w:t>
       </w:r>
     </w:p>
     <w:p>
@@ -43074,25 +43061,59 @@
         <w:pStyle w:val="FirstParagraph"/>
       </w:pPr>
       <w:r>
-        <w:t xml:space="preserve">The</w:t>
-      </w:r>
-      <w:r>
-        <w:t xml:space="preserve"> </w:t>
-      </w:r>
-      <w:r>
-        <w:t xml:space="preserve">“private”</w:t>
-      </w:r>
-      <w:r>
-        <w:t xml:space="preserve"> </w:t>
-      </w:r>
-      <w:r>
-        <w:t xml:space="preserve">conventions are genuinely unguessable for some vendors and partially known to others,</w:t>
-      </w:r>
-      <w:r>
-        <w:t xml:space="preserve"> </w:t>
-      </w:r>
-      <w:r>
-        <w:t xml:space="preserve">and this varies continuously. The</w:t>
+        <w:t xml:space="preserve">Haiku shows both effects of</w:t>
+      </w:r>
+      <w:r>
+        <w:t xml:space="preserve"> </w:t>
+      </w:r>
+      <w:r>
+        <w:t xml:space="preserve">appending</w:t>
+      </w:r>
+      <w:r>
+        <w:t xml:space="preserve"> </w:t>
+      </w:r>
+      <m:oMath>
+        <m:sSub>
+          <m:e>
+            <m:r>
+              <m:t>W</m:t>
+            </m:r>
+          </m:e>
+          <m:sub>
+            <m:r>
+              <m:t>2</m:t>
+            </m:r>
+          </m:sub>
+        </m:sSub>
+      </m:oMath>
+      <w:r>
+        <w:t xml:space="preserve"> </w:t>
+      </w:r>
+      <w:r>
+        <w:t xml:space="preserve">to</w:t>
+      </w:r>
+      <w:r>
+        <w:t xml:space="preserve"> </w:t>
+      </w:r>
+      <m:oMath>
+        <m:sSub>
+          <m:e>
+            <m:r>
+              <m:t>W</m:t>
+            </m:r>
+          </m:e>
+          <m:sub>
+            <m:r>
+              <m:t>1</m:t>
+            </m:r>
+          </m:sub>
+        </m:sSub>
+      </m:oMath>
+      <w:r>
+        <w:t xml:space="preserve"> </w:t>
+      </w:r>
+      <w:r>
+        <w:t xml:space="preserve">at once. On</w:t>
       </w:r>
       <w:r>
         <w:t xml:space="preserve"> </w:t>
@@ -43101,10 +43122,122 @@
         <w:rPr>
           <w:rStyle w:val="VerbatimChar"/>
         </w:rPr>
-        <w:t xml:space="preserve">none</w:t>
-      </w:r>
-      <w:r>
-        <w:t xml:space="preserve">-arm baseline on</w:t>
+        <w:t xml:space="preserve">enc_amount</w:t>
+      </w:r>
+      <w:r>
+        <w:t xml:space="preserve"> </w:t>
+      </w:r>
+      <w:r>
+        <w:t xml:space="preserve">the superset scores</w:t>
+      </w:r>
+      <w:r>
+        <w:t xml:space="preserve"> </w:t>
+      </w:r>
+      <m:oMath>
+        <m:r>
+          <m:t>40</m:t>
+        </m:r>
+        <m:r>
+          <m:rPr>
+            <m:sty m:val="p"/>
+          </m:rPr>
+          <m:t>/</m:t>
+        </m:r>
+        <m:r>
+          <m:t>40</m:t>
+        </m:r>
+      </m:oMath>
+      <w:r>
+        <w:t xml:space="preserve">, above</w:t>
+      </w:r>
+      <w:r>
+        <w:t xml:space="preserve"> </w:t>
+      </w:r>
+      <w:r>
+        <w:t xml:space="preserve">either source alone (</w:t>
+      </w:r>
+      <m:oMath>
+        <m:sSub>
+          <m:e>
+            <m:r>
+              <m:t>W</m:t>
+            </m:r>
+          </m:e>
+          <m:sub>
+            <m:r>
+              <m:t>2</m:t>
+            </m:r>
+          </m:sub>
+        </m:sSub>
+      </m:oMath>
+      <w:r>
+        <w:t xml:space="preserve"> </w:t>
+      </w:r>
+      <m:oMath>
+        <m:r>
+          <m:t>22</m:t>
+        </m:r>
+        <m:r>
+          <m:rPr>
+            <m:sty m:val="p"/>
+          </m:rPr>
+          <m:t>/</m:t>
+        </m:r>
+        <m:r>
+          <m:t>40</m:t>
+        </m:r>
+      </m:oMath>
+      <w:r>
+        <w:t xml:space="preserve">,</w:t>
+      </w:r>
+      <w:r>
+        <w:t xml:space="preserve"> </w:t>
+      </w:r>
+      <m:oMath>
+        <m:sSub>
+          <m:e>
+            <m:r>
+              <m:t>W</m:t>
+            </m:r>
+          </m:e>
+          <m:sub>
+            <m:r>
+              <m:t>1</m:t>
+            </m:r>
+          </m:sub>
+        </m:sSub>
+      </m:oMath>
+      <w:r>
+        <w:t xml:space="preserve"> </w:t>
+      </w:r>
+      <m:oMath>
+        <m:r>
+          <m:t>0</m:t>
+        </m:r>
+        <m:r>
+          <m:rPr>
+            <m:sty m:val="p"/>
+          </m:rPr>
+          <m:t>/</m:t>
+        </m:r>
+        <m:r>
+          <m:t>40</m:t>
+        </m:r>
+      </m:oMath>
+      <w:r>
+        <w:t xml:space="preserve">): the added encoding block supplies the</w:t>
+      </w:r>
+      <w:r>
+        <w:t xml:space="preserve"> </w:t>
+      </w:r>
+      <w:r>
+        <w:t xml:space="preserve">decisive fact and the contract block does not get in the way. On the same model and the same</w:t>
+      </w:r>
+      <w:r>
+        <w:t xml:space="preserve"> </w:t>
+      </w:r>
+      <w:r>
+        <w:t xml:space="preserve">run, the identical addition takes</w:t>
       </w:r>
       <w:r>
         <w:t xml:space="preserve"> </w:t>
@@ -43113,19 +43246,97 @@
         <w:rPr>
           <w:rStyle w:val="VerbatimChar"/>
         </w:rPr>
+        <w:t xml:space="preserve">api_post_ok</w:t>
+      </w:r>
+      <w:r>
+        <w:t xml:space="preserve"> </w:t>
+      </w:r>
+      <w:r>
+        <w:t xml:space="preserve">from</w:t>
+      </w:r>
+      <w:r>
+        <w:t xml:space="preserve"> </w:t>
+      </w:r>
+      <m:oMath>
+        <m:r>
+          <m:t>40</m:t>
+        </m:r>
+        <m:r>
+          <m:rPr>
+            <m:sty m:val="p"/>
+          </m:rPr>
+          <m:t>/</m:t>
+        </m:r>
+        <m:r>
+          <m:t>40</m:t>
+        </m:r>
+      </m:oMath>
+      <w:r>
+        <w:t xml:space="preserve"> </w:t>
+      </w:r>
+      <w:r>
+        <w:t xml:space="preserve">to</w:t>
+      </w:r>
+      <w:r>
+        <w:t xml:space="preserve"> </w:t>
+      </w:r>
+      <m:oMath>
+        <m:r>
+          <m:t>0</m:t>
+        </m:r>
+        <m:r>
+          <m:rPr>
+            <m:sty m:val="p"/>
+          </m:rPr>
+          <m:t>/</m:t>
+        </m:r>
+        <m:r>
+          <m:t>40</m:t>
+        </m:r>
+      </m:oMath>
+      <w:r>
+        <w:t xml:space="preserve"> </w:t>
+      </w:r>
+      <w:r>
+        <w:t xml:space="preserve">and</w:t>
+      </w:r>
+      <w:r>
+        <w:t xml:space="preserve"> </w:t>
+      </w:r>
+      <w:r>
+        <w:rPr>
+          <w:rStyle w:val="VerbatimChar"/>
+        </w:rPr>
         <w:t xml:space="preserve">api_argorder</w:t>
       </w:r>
       <w:r>
         <w:t xml:space="preserve"> </w:t>
       </w:r>
       <w:r>
-        <w:t xml:space="preserve">forms a clean</w:t>
-      </w:r>
-      <w:r>
-        <w:t xml:space="preserve"> </w:t>
-      </w:r>
-      <w:r>
-        <w:t xml:space="preserve">spectrum: Sonnet and Haiku</w:t>
+        <w:t xml:space="preserve">from</w:t>
+      </w:r>
+      <w:r>
+        <w:t xml:space="preserve"> </w:t>
+      </w:r>
+      <m:oMath>
+        <m:r>
+          <m:t>32</m:t>
+        </m:r>
+        <m:r>
+          <m:rPr>
+            <m:sty m:val="p"/>
+          </m:rPr>
+          <m:t>/</m:t>
+        </m:r>
+        <m:r>
+          <m:t>40</m:t>
+        </m:r>
+      </m:oMath>
+      <w:r>
+        <w:t xml:space="preserve"> </w:t>
+      </w:r>
+      <w:r>
+        <w:t xml:space="preserve">to</w:t>
       </w:r>
       <w:r>
         <w:t xml:space="preserve"> </w:t>
@@ -43138,463 +43349,90 @@
           <m:rPr>
             <m:sty m:val="p"/>
           </m:rPr>
-          <m:t>%</m:t>
-        </m:r>
-      </m:oMath>
-      <w:r>
-        <w:t xml:space="preserve">, DeepSeek</w:t>
-      </w:r>
-      <w:r>
-        <w:t xml:space="preserve"> </w:t>
-      </w:r>
-      <m:oMath>
-        <m:r>
-          <m:t>2</m:t>
-        </m:r>
-        <m:r>
-          <m:rPr>
-            <m:sty m:val="p"/>
-          </m:rPr>
-          <m:t>%</m:t>
-        </m:r>
-      </m:oMath>
-      <w:r>
-        <w:t xml:space="preserve">, Kimi</w:t>
-      </w:r>
-      <w:r>
-        <w:t xml:space="preserve"> </w:t>
-      </w:r>
-      <m:oMath>
-        <m:r>
-          <m:t>45</m:t>
-        </m:r>
-        <m:r>
-          <m:rPr>
-            <m:sty m:val="p"/>
-          </m:rPr>
-          <m:t>%</m:t>
-        </m:r>
-      </m:oMath>
-      <w:r>
-        <w:t xml:space="preserve">, GPT-5.5</w:t>
-      </w:r>
-      <w:r>
-        <w:t xml:space="preserve"> </w:t>
-      </w:r>
-      <m:oMath>
-        <m:r>
-          <m:t>75</m:t>
-        </m:r>
-        <m:r>
-          <m:rPr>
-            <m:sty m:val="p"/>
-          </m:rPr>
-          <m:t>%</m:t>
-        </m:r>
-      </m:oMath>
-      <w:r>
-        <w:t xml:space="preserve">. Opus is</w:t>
-      </w:r>
-      <w:r>
-        <w:t xml:space="preserve"> </w:t>
-      </w:r>
-      <w:r>
-        <w:t xml:space="preserve">excluded from this comparison: it solves</w:t>
-      </w:r>
-      <w:r>
-        <w:t xml:space="preserve"> </w:t>
-      </w:r>
-      <w:r>
-        <w:rPr>
-          <w:rStyle w:val="VerbatimChar"/>
-        </w:rPr>
-        <w:t xml:space="preserve">api_argorder</w:t>
-      </w:r>
-      <w:r>
-        <w:t xml:space="preserve"> </w:t>
-      </w:r>
-      <w:r>
-        <w:t xml:space="preserve">unaided in</w:t>
-      </w:r>
-      <w:r>
-        <w:t xml:space="preserve"> </w:t>
-      </w:r>
-      <m:oMath>
+          <m:t>/</m:t>
+        </m:r>
         <m:r>
           <m:t>40</m:t>
         </m:r>
-        <m:r>
-          <m:rPr>
-            <m:sty m:val="p"/>
-          </m:rPr>
-          <m:t>/</m:t>
-        </m:r>
-        <m:r>
-          <m:t>40</m:t>
-        </m:r>
-      </m:oMath>
-      <w:r>
-        <w:t xml:space="preserve"> </w:t>
-      </w:r>
-      <w:r>
-        <w:t xml:space="preserve">draws, so</w:t>
-      </w:r>
-      <w:r>
-        <w:t xml:space="preserve"> </w:t>
-      </w:r>
-      <w:r>
-        <w:t xml:space="preserve">for that model the cell measures no value of private context at all</w:t>
-      </w:r>
-      <w:r>
-        <w:t xml:space="preserve"> </w:t>
-      </w:r>
-      <w:r>
-        <w:t xml:space="preserve">(Table 2). So the value of the private context, the</w:t>
-      </w:r>
-      <w:r>
-        <w:t xml:space="preserve"> </w:t>
-      </w:r>
-      <w:r>
-        <w:t xml:space="preserve">model-relative guessability</w:t>
-      </w:r>
-      <w:r>
-        <w:t xml:space="preserve"> </w:t>
-      </w:r>
-      <m:oMath>
-        <m:sSub>
-          <m:e>
+      </m:oMath>
+      <w:r>
+        <w:t xml:space="preserve">. So the operation</w:t>
+      </w:r>
+      <w:r>
+        <w:t xml:space="preserve"> </w:t>
+      </w:r>
+      <w:r>
+        <w:t xml:space="preserve">“add a second correct source”</w:t>
+      </w:r>
+      <w:r>
+        <w:t xml:space="preserve"> </w:t>
+      </w:r>
+      <w:r>
+        <w:t xml:space="preserve">has no fixed sign even within one model: which way it goes depends on the task, which is the</w:t>
+      </w:r>
+      <w:r>
+        <w:t xml:space="preserve"> </w:t>
+      </w:r>
+      <w:r>
+        <w:t xml:space="preserve">partial order showing up in a single row of Table A1. It also explains why the</w:t>
+      </w:r>
+      <w:r>
+        <w:t xml:space="preserve"> </w:t>
+      </w:r>
+      <w:r>
+        <w:t xml:space="preserve">policy comparison of Section 7.6 excludes</w:t>
+      </w:r>
+      <w:r>
+        <w:t xml:space="preserve"> </w:t>
+      </w:r>
+      <m:oMath>
+        <m:sSub>
+          <m:e>
+            <m:r>
+              <m:t>W</m:t>
+            </m:r>
+          </m:e>
+          <m:sub>
+            <m:r>
+              <m:t>1</m:t>
+            </m:r>
             <m:r>
               <m:rPr>
                 <m:sty m:val="p"/>
               </m:rPr>
-              <m:t>P</m:t>
-            </m:r>
-            <m:r>
-              <m:rPr>
-                <m:sty m:val="p"/>
-              </m:rPr>
-              <m:t>A</m:t>
-            </m:r>
-            <m:r>
-              <m:rPr>
-                <m:sty m:val="p"/>
-              </m:rPr>
-              <m:t>S</m:t>
-            </m:r>
-            <m:r>
-              <m:rPr>
-                <m:sty m:val="p"/>
-              </m:rPr>
-              <m:t>S</m:t>
-            </m:r>
-          </m:e>
-          <m:sub>
-            <m:r>
-              <m:t>M</m:t>
-            </m:r>
-          </m:sub>
-        </m:sSub>
-        <m:r>
-          <m:rPr>
-            <m:sty m:val="p"/>
-          </m:rPr>
-          <m:t>(</m:t>
-        </m:r>
-        <m:r>
-          <m:rPr>
-            <m:nor/>
-            <m:scr m:val="monospace"/>
-            <m:sty m:val="p"/>
-          </m:rPr>
-          <m:t>none</m:t>
-        </m:r>
-        <m:r>
-          <m:rPr>
-            <m:sty m:val="p"/>
-          </m:rPr>
-          <m:t>,</m:t>
-        </m:r>
-        <m:r>
-          <m:t>T</m:t>
-        </m:r>
-        <m:r>
-          <m:rPr>
-            <m:sty m:val="p"/>
-          </m:rPr>
-          <m:t>)</m:t>
-        </m:r>
-      </m:oMath>
-      <w:r>
-        <w:t xml:space="preserve"> </w:t>
-      </w:r>
-      <w:r>
-        <w:t xml:space="preserve">of Section 3.3, varies continuously across</w:t>
-      </w:r>
-      <w:r>
-        <w:t xml:space="preserve"> </w:t>
-      </w:r>
-      <w:r>
-        <w:t xml:space="preserve">models, and it is not ordered by capability. What it does track we cannot identify from these</w:t>
-      </w:r>
-      <w:r>
-        <w:t xml:space="preserve"> </w:t>
-      </w:r>
-      <w:r>
-        <w:t xml:space="preserve">runs. DeepSeek, a different vendor,</w:t>
-      </w:r>
-      <w:r>
-        <w:t xml:space="preserve"> </w:t>
-      </w:r>
-      <w:r>
-        <w:t xml:space="preserve">has a tight prior like the smaller Claude models, while GPT-5.5’s prior already holds much of the</w:t>
-      </w:r>
-      <w:r>
-        <w:t xml:space="preserve"> </w:t>
-      </w:r>
-      <w:r>
-        <w:t xml:space="preserve">convention (</w:t>
-      </w:r>
-      <w:r>
-        <w:rPr>
-          <w:rStyle w:val="VerbatimChar"/>
-        </w:rPr>
-        <w:t xml:space="preserve">api_argorder</w:t>
-      </w:r>
-      <w:r>
-        <w:t xml:space="preserve"> </w:t>
-      </w:r>
-      <m:oMath>
-        <m:r>
-          <m:t>75</m:t>
-        </m:r>
-        <m:r>
-          <m:rPr>
-            <m:sty m:val="p"/>
-          </m:rPr>
-          <m:t>%</m:t>
-        </m:r>
-      </m:oMath>
-      <w:r>
-        <w:t xml:space="preserve">,</w:t>
-      </w:r>
-      <w:r>
-        <w:t xml:space="preserve"> </w:t>
-      </w:r>
-      <w:r>
-        <w:rPr>
-          <w:rStyle w:val="VerbatimChar"/>
-        </w:rPr>
-        <w:t xml:space="preserve">enc_amount</w:t>
-      </w:r>
-      <w:r>
-        <w:t xml:space="preserve"> </w:t>
-      </w:r>
-      <m:oMath>
-        <m:r>
-          <m:t>55</m:t>
-        </m:r>
-        <m:r>
-          <m:rPr>
-            <m:sty m:val="p"/>
-          </m:rPr>
-          <m:t>%</m:t>
-        </m:r>
-      </m:oMath>
-      <w:r>
-        <w:t xml:space="preserve">), so a</w:t>
-      </w:r>
-      <w:r>
-        <w:t xml:space="preserve"> </w:t>
-      </w:r>
-      <w:r>
-        <w:t xml:space="preserve">“stronger-model-knows-more”</w:t>
-      </w:r>
-      <w:r>
-        <w:t xml:space="preserve"> </w:t>
-      </w:r>
-      <w:r>
-        <w:t xml:space="preserve">account does not fit. Utility-centric retrieval reaches the same</w:t>
-      </w:r>
-      <w:r>
-        <w:t xml:space="preserve"> </w:t>
-      </w:r>
-      <w:r>
-        <w:t xml:space="preserve">conclusion from the other side, the same passage carrying different utility for different</w:t>
-      </w:r>
-      <w:r>
-        <w:t xml:space="preserve"> </w:t>
-      </w:r>
-      <w:r>
-        <w:t xml:space="preserve">models </w:t>
-      </w:r>
-      <w:r>
-        <w:t xml:space="preserve">(Zhang et al. 2025)</w:t>
-      </w:r>
-      <w:r>
-        <w:t xml:space="preserve">; what the spectrum adds is the verified per-model floor. Within</w:t>
-      </w:r>
-      <w:r>
-        <w:t xml:space="preserve"> </w:t>
-      </w:r>
-      <w:r>
-        <w:t xml:space="preserve">Anthropic, no-context PASS on</w:t>
-      </w:r>
-      <w:r>
-        <w:t xml:space="preserve"> </w:t>
-      </w:r>
-      <w:r>
-        <w:rPr>
-          <w:rStyle w:val="VerbatimChar"/>
-        </w:rPr>
-        <w:t xml:space="preserve">api_argorder</w:t>
-      </w:r>
-      <w:r>
-        <w:t xml:space="preserve"> </w:t>
-      </w:r>
-      <w:r>
-        <w:t xml:space="preserve">runs from</w:t>
-      </w:r>
-      <w:r>
-        <w:t xml:space="preserve"> </w:t>
-      </w:r>
-      <m:oMath>
-        <m:r>
-          <m:t>0</m:t>
-        </m:r>
-        <m:r>
-          <m:rPr>
-            <m:sty m:val="p"/>
-          </m:rPr>
-          <m:t>/</m:t>
-        </m:r>
-        <m:r>
-          <m:t>40</m:t>
-        </m:r>
-      </m:oMath>
-      <w:r>
-        <w:t xml:space="preserve"> </w:t>
-      </w:r>
-      <w:r>
-        <w:t xml:space="preserve">for Haiku and Sonnet to</w:t>
-      </w:r>
-      <w:r>
-        <w:t xml:space="preserve"> </w:t>
-      </w:r>
-      <m:oMath>
-        <m:r>
-          <m:t>40</m:t>
-        </m:r>
-        <m:r>
-          <m:rPr>
-            <m:sty m:val="p"/>
-          </m:rPr>
-          <m:t>/</m:t>
-        </m:r>
-        <m:r>
-          <m:t>40</m:t>
-        </m:r>
-      </m:oMath>
-      <w:r>
-        <w:t xml:space="preserve"> </w:t>
-      </w:r>
-      <w:r>
-        <w:t xml:space="preserve">for Opus. These observations do not identify how guessability relates to general model</w:t>
-      </w:r>
-      <w:r>
-        <w:t xml:space="preserve"> </w:t>
-      </w:r>
-      <w:r>
-        <w:t xml:space="preserve">capability or to training data; no independent capability scale is measured here. The verified per-model claims rest on cells unguessable</w:t>
-      </w:r>
-      <w:r>
-        <w:t xml:space="preserve"> </w:t>
-      </w:r>
-      <w:r>
-        <w:rPr>
-          <w:i/>
-          <w:iCs/>
-        </w:rPr>
-        <w:t xml:space="preserve">for the model under test</w:t>
-      </w:r>
-      <w:r>
-        <w:t xml:space="preserve"> </w:t>
-      </w:r>
-      <w:r>
-        <w:t xml:space="preserve">(e.g. GPT-5.5</w:t>
-      </w:r>
-      <w:r>
-        <w:t xml:space="preserve"> </w:t>
-      </w:r>
-      <w:r>
-        <w:rPr>
-          <w:rStyle w:val="VerbatimChar"/>
-        </w:rPr>
-        <w:t xml:space="preserve">api_post_ok</w:t>
-      </w:r>
-      <w:r>
-        <w:t xml:space="preserve"> </w:t>
-      </w:r>
-      <w:r>
-        <w:rPr>
-          <w:rStyle w:val="VerbatimChar"/>
-        </w:rPr>
-        <w:t xml:space="preserve">none</w:t>
-      </w:r>
-      <w:r>
-        <w:t xml:space="preserve"> </w:t>
-      </w:r>
-      <m:oMath>
-        <m:r>
-          <m:rPr>
-            <m:sty m:val="p"/>
-          </m:rPr>
-          <m:t>=</m:t>
-        </m:r>
-        <m:r>
-          <m:t>5</m:t>
-        </m:r>
-        <m:r>
-          <m:rPr>
-            <m:sty m:val="p"/>
-          </m:rPr>
-          <m:t>%</m:t>
-        </m:r>
-      </m:oMath>
-      <w:r>
-        <w:t xml:space="preserve">, trap</w:t>
-      </w:r>
-      <w:r>
-        <w:t xml:space="preserve"> </w:t>
-      </w:r>
-      <m:oMath>
-        <m:r>
-          <m:rPr>
-            <m:sty m:val="p"/>
-          </m:rPr>
-          <m:t>=</m:t>
-        </m:r>
-        <m:r>
-          <m:t>0</m:t>
-        </m:r>
-        <m:r>
-          <m:rPr>
-            <m:sty m:val="p"/>
-          </m:rPr>
-          <m:t>%</m:t>
-        </m:r>
-      </m:oMath>
-      <w:r>
-        <w:t xml:space="preserve">).</w:t>
+              <m:t>+</m:t>
+            </m:r>
+          </m:sub>
+        </m:sSub>
+      </m:oMath>
+      <w:r>
+        <w:t xml:space="preserve"> </w:t>
+      </w:r>
+      <w:r>
+        <w:t xml:space="preserve">from the oracle</w:t>
+      </w:r>
+      <w:r>
+        <w:t xml:space="preserve"> </w:t>
+      </w:r>
+      <w:r>
+        <w:t xml:space="preserve">column—a policy allowed to use it would collect the encoding gain and the API collapse</w:t>
+      </w:r>
+      <w:r>
+        <w:t xml:space="preserve"> </w:t>
+      </w:r>
+      <w:r>
+        <w:t xml:space="preserve">together.</w:t>
       </w:r>
     </w:p>
+    <w:bookmarkEnd w:id="89"/>
     <w:bookmarkEnd w:id="90"/>
-    <w:bookmarkStart w:id="91" w:name="sec:results-audit"/>
+    <w:bookmarkStart w:id="91" w:name="sec:results-moat"/>
     <w:p>
       <w:pPr>
         <w:pStyle w:val="Heading3"/>
       </w:pPr>
       <w:r>
-        <w:t xml:space="preserve">What the failing replies contain</w:t>
+        <w:t xml:space="preserve">The model-relative value of private context</w:t>
       </w:r>
     </w:p>
     <w:p>
@@ -43602,6 +43440,534 @@
         <w:pStyle w:val="FirstParagraph"/>
       </w:pPr>
       <w:r>
+        <w:t xml:space="preserve">The</w:t>
+      </w:r>
+      <w:r>
+        <w:t xml:space="preserve"> </w:t>
+      </w:r>
+      <w:r>
+        <w:t xml:space="preserve">“private”</w:t>
+      </w:r>
+      <w:r>
+        <w:t xml:space="preserve"> </w:t>
+      </w:r>
+      <w:r>
+        <w:t xml:space="preserve">conventions are genuinely unguessable for some vendors and partially known to others,</w:t>
+      </w:r>
+      <w:r>
+        <w:t xml:space="preserve"> </w:t>
+      </w:r>
+      <w:r>
+        <w:t xml:space="preserve">and this varies continuously. The</w:t>
+      </w:r>
+      <w:r>
+        <w:t xml:space="preserve"> </w:t>
+      </w:r>
+      <w:r>
+        <w:rPr>
+          <w:rStyle w:val="VerbatimChar"/>
+        </w:rPr>
+        <w:t xml:space="preserve">none</w:t>
+      </w:r>
+      <w:r>
+        <w:t xml:space="preserve">-arm baseline on</w:t>
+      </w:r>
+      <w:r>
+        <w:t xml:space="preserve"> </w:t>
+      </w:r>
+      <w:r>
+        <w:rPr>
+          <w:rStyle w:val="VerbatimChar"/>
+        </w:rPr>
+        <w:t xml:space="preserve">api_argorder</w:t>
+      </w:r>
+      <w:r>
+        <w:t xml:space="preserve"> </w:t>
+      </w:r>
+      <w:r>
+        <w:t xml:space="preserve">forms a clean</w:t>
+      </w:r>
+      <w:r>
+        <w:t xml:space="preserve"> </w:t>
+      </w:r>
+      <w:r>
+        <w:t xml:space="preserve">spectrum: Sonnet and Haiku</w:t>
+      </w:r>
+      <w:r>
+        <w:t xml:space="preserve"> </w:t>
+      </w:r>
+      <m:oMath>
+        <m:r>
+          <m:t>0</m:t>
+        </m:r>
+        <m:r>
+          <m:rPr>
+            <m:sty m:val="p"/>
+          </m:rPr>
+          <m:t>%</m:t>
+        </m:r>
+      </m:oMath>
+      <w:r>
+        <w:t xml:space="preserve">, DeepSeek</w:t>
+      </w:r>
+      <w:r>
+        <w:t xml:space="preserve"> </w:t>
+      </w:r>
+      <m:oMath>
+        <m:r>
+          <m:t>2</m:t>
+        </m:r>
+        <m:r>
+          <m:rPr>
+            <m:sty m:val="p"/>
+          </m:rPr>
+          <m:t>%</m:t>
+        </m:r>
+      </m:oMath>
+      <w:r>
+        <w:t xml:space="preserve">, Kimi</w:t>
+      </w:r>
+      <w:r>
+        <w:t xml:space="preserve"> </w:t>
+      </w:r>
+      <m:oMath>
+        <m:r>
+          <m:t>45</m:t>
+        </m:r>
+        <m:r>
+          <m:rPr>
+            <m:sty m:val="p"/>
+          </m:rPr>
+          <m:t>%</m:t>
+        </m:r>
+      </m:oMath>
+      <w:r>
+        <w:t xml:space="preserve">, GPT-5.5</w:t>
+      </w:r>
+      <w:r>
+        <w:t xml:space="preserve"> </w:t>
+      </w:r>
+      <m:oMath>
+        <m:r>
+          <m:t>75</m:t>
+        </m:r>
+        <m:r>
+          <m:rPr>
+            <m:sty m:val="p"/>
+          </m:rPr>
+          <m:t>%</m:t>
+        </m:r>
+      </m:oMath>
+      <w:r>
+        <w:t xml:space="preserve">. Opus is</w:t>
+      </w:r>
+      <w:r>
+        <w:t xml:space="preserve"> </w:t>
+      </w:r>
+      <w:r>
+        <w:t xml:space="preserve">excluded from this comparison: it solves</w:t>
+      </w:r>
+      <w:r>
+        <w:t xml:space="preserve"> </w:t>
+      </w:r>
+      <w:r>
+        <w:rPr>
+          <w:rStyle w:val="VerbatimChar"/>
+        </w:rPr>
+        <w:t xml:space="preserve">api_argorder</w:t>
+      </w:r>
+      <w:r>
+        <w:t xml:space="preserve"> </w:t>
+      </w:r>
+      <w:r>
+        <w:t xml:space="preserve">unaided in</w:t>
+      </w:r>
+      <w:r>
+        <w:t xml:space="preserve"> </w:t>
+      </w:r>
+      <m:oMath>
+        <m:r>
+          <m:t>40</m:t>
+        </m:r>
+        <m:r>
+          <m:rPr>
+            <m:sty m:val="p"/>
+          </m:rPr>
+          <m:t>/</m:t>
+        </m:r>
+        <m:r>
+          <m:t>40</m:t>
+        </m:r>
+      </m:oMath>
+      <w:r>
+        <w:t xml:space="preserve"> </w:t>
+      </w:r>
+      <w:r>
+        <w:t xml:space="preserve">draws, so</w:t>
+      </w:r>
+      <w:r>
+        <w:t xml:space="preserve"> </w:t>
+      </w:r>
+      <w:r>
+        <w:t xml:space="preserve">for that model the cell measures no value of private context at all</w:t>
+      </w:r>
+      <w:r>
+        <w:t xml:space="preserve"> </w:t>
+      </w:r>
+      <w:r>
+        <w:t xml:space="preserve">(Table 2). So the value of the private context, the</w:t>
+      </w:r>
+      <w:r>
+        <w:t xml:space="preserve"> </w:t>
+      </w:r>
+      <w:r>
+        <w:t xml:space="preserve">model-relative guessability</w:t>
+      </w:r>
+      <w:r>
+        <w:t xml:space="preserve"> </w:t>
+      </w:r>
+      <m:oMath>
+        <m:sSub>
+          <m:e>
+            <m:r>
+              <m:rPr>
+                <m:sty m:val="p"/>
+              </m:rPr>
+              <m:t>P</m:t>
+            </m:r>
+            <m:r>
+              <m:rPr>
+                <m:sty m:val="p"/>
+              </m:rPr>
+              <m:t>A</m:t>
+            </m:r>
+            <m:r>
+              <m:rPr>
+                <m:sty m:val="p"/>
+              </m:rPr>
+              <m:t>S</m:t>
+            </m:r>
+            <m:r>
+              <m:rPr>
+                <m:sty m:val="p"/>
+              </m:rPr>
+              <m:t>S</m:t>
+            </m:r>
+          </m:e>
+          <m:sub>
+            <m:r>
+              <m:t>M</m:t>
+            </m:r>
+          </m:sub>
+        </m:sSub>
+        <m:r>
+          <m:rPr>
+            <m:sty m:val="p"/>
+          </m:rPr>
+          <m:t>(</m:t>
+        </m:r>
+        <m:r>
+          <m:rPr>
+            <m:nor/>
+            <m:scr m:val="monospace"/>
+            <m:sty m:val="p"/>
+          </m:rPr>
+          <m:t>none</m:t>
+        </m:r>
+        <m:r>
+          <m:rPr>
+            <m:sty m:val="p"/>
+          </m:rPr>
+          <m:t>,</m:t>
+        </m:r>
+        <m:r>
+          <m:t>T</m:t>
+        </m:r>
+        <m:r>
+          <m:rPr>
+            <m:sty m:val="p"/>
+          </m:rPr>
+          <m:t>)</m:t>
+        </m:r>
+      </m:oMath>
+      <w:r>
+        <w:t xml:space="preserve"> </w:t>
+      </w:r>
+      <w:r>
+        <w:t xml:space="preserve">of Section 3.3, varies continuously across</w:t>
+      </w:r>
+      <w:r>
+        <w:t xml:space="preserve"> </w:t>
+      </w:r>
+      <w:r>
+        <w:t xml:space="preserve">models, and it is not ordered by capability. What it does track we cannot identify from these</w:t>
+      </w:r>
+      <w:r>
+        <w:t xml:space="preserve"> </w:t>
+      </w:r>
+      <w:r>
+        <w:t xml:space="preserve">runs. DeepSeek, a different vendor,</w:t>
+      </w:r>
+      <w:r>
+        <w:t xml:space="preserve"> </w:t>
+      </w:r>
+      <w:r>
+        <w:t xml:space="preserve">has a tight prior like the smaller Claude models, while GPT-5.5’s prior already holds much of the</w:t>
+      </w:r>
+      <w:r>
+        <w:t xml:space="preserve"> </w:t>
+      </w:r>
+      <w:r>
+        <w:t xml:space="preserve">convention (</w:t>
+      </w:r>
+      <w:r>
+        <w:rPr>
+          <w:rStyle w:val="VerbatimChar"/>
+        </w:rPr>
+        <w:t xml:space="preserve">api_argorder</w:t>
+      </w:r>
+      <w:r>
+        <w:t xml:space="preserve"> </w:t>
+      </w:r>
+      <m:oMath>
+        <m:r>
+          <m:t>75</m:t>
+        </m:r>
+        <m:r>
+          <m:rPr>
+            <m:sty m:val="p"/>
+          </m:rPr>
+          <m:t>%</m:t>
+        </m:r>
+      </m:oMath>
+      <w:r>
+        <w:t xml:space="preserve">,</w:t>
+      </w:r>
+      <w:r>
+        <w:t xml:space="preserve"> </w:t>
+      </w:r>
+      <w:r>
+        <w:rPr>
+          <w:rStyle w:val="VerbatimChar"/>
+        </w:rPr>
+        <w:t xml:space="preserve">enc_amount</w:t>
+      </w:r>
+      <w:r>
+        <w:t xml:space="preserve"> </w:t>
+      </w:r>
+      <m:oMath>
+        <m:r>
+          <m:t>55</m:t>
+        </m:r>
+        <m:r>
+          <m:rPr>
+            <m:sty m:val="p"/>
+          </m:rPr>
+          <m:t>%</m:t>
+        </m:r>
+      </m:oMath>
+      <w:r>
+        <w:t xml:space="preserve">), so a</w:t>
+      </w:r>
+      <w:r>
+        <w:t xml:space="preserve"> </w:t>
+      </w:r>
+      <w:r>
+        <w:t xml:space="preserve">“stronger-model-knows-more”</w:t>
+      </w:r>
+      <w:r>
+        <w:t xml:space="preserve"> </w:t>
+      </w:r>
+      <w:r>
+        <w:t xml:space="preserve">account does not fit. Utility-centric retrieval reaches the same</w:t>
+      </w:r>
+      <w:r>
+        <w:t xml:space="preserve"> </w:t>
+      </w:r>
+      <w:r>
+        <w:t xml:space="preserve">conclusion from the other side, the same passage carrying different utility for different</w:t>
+      </w:r>
+      <w:r>
+        <w:t xml:space="preserve"> </w:t>
+      </w:r>
+      <w:r>
+        <w:t xml:space="preserve">models </w:t>
+      </w:r>
+      <w:r>
+        <w:t xml:space="preserve">(Zhang et al. 2025)</w:t>
+      </w:r>
+      <w:r>
+        <w:t xml:space="preserve">; what the spectrum adds is the verified per-model floor. Within</w:t>
+      </w:r>
+      <w:r>
+        <w:t xml:space="preserve"> </w:t>
+      </w:r>
+      <w:r>
+        <w:t xml:space="preserve">Anthropic, no-context PASS on</w:t>
+      </w:r>
+      <w:r>
+        <w:t xml:space="preserve"> </w:t>
+      </w:r>
+      <w:r>
+        <w:rPr>
+          <w:rStyle w:val="VerbatimChar"/>
+        </w:rPr>
+        <w:t xml:space="preserve">api_argorder</w:t>
+      </w:r>
+      <w:r>
+        <w:t xml:space="preserve"> </w:t>
+      </w:r>
+      <w:r>
+        <w:t xml:space="preserve">runs from</w:t>
+      </w:r>
+      <w:r>
+        <w:t xml:space="preserve"> </w:t>
+      </w:r>
+      <m:oMath>
+        <m:r>
+          <m:t>0</m:t>
+        </m:r>
+        <m:r>
+          <m:rPr>
+            <m:sty m:val="p"/>
+          </m:rPr>
+          <m:t>/</m:t>
+        </m:r>
+        <m:r>
+          <m:t>40</m:t>
+        </m:r>
+      </m:oMath>
+      <w:r>
+        <w:t xml:space="preserve"> </w:t>
+      </w:r>
+      <w:r>
+        <w:t xml:space="preserve">for Haiku and Sonnet to</w:t>
+      </w:r>
+      <w:r>
+        <w:t xml:space="preserve"> </w:t>
+      </w:r>
+      <m:oMath>
+        <m:r>
+          <m:t>40</m:t>
+        </m:r>
+        <m:r>
+          <m:rPr>
+            <m:sty m:val="p"/>
+          </m:rPr>
+          <m:t>/</m:t>
+        </m:r>
+        <m:r>
+          <m:t>40</m:t>
+        </m:r>
+      </m:oMath>
+      <w:r>
+        <w:t xml:space="preserve"> </w:t>
+      </w:r>
+      <w:r>
+        <w:t xml:space="preserve">for Opus. These observations do not identify how guessability relates to general model</w:t>
+      </w:r>
+      <w:r>
+        <w:t xml:space="preserve"> </w:t>
+      </w:r>
+      <w:r>
+        <w:t xml:space="preserve">capability or to training data; no independent capability scale is measured here. The verified per-model claims rest on cells unguessable</w:t>
+      </w:r>
+      <w:r>
+        <w:t xml:space="preserve"> </w:t>
+      </w:r>
+      <w:r>
+        <w:rPr>
+          <w:i/>
+          <w:iCs/>
+        </w:rPr>
+        <w:t xml:space="preserve">for the model under test</w:t>
+      </w:r>
+      <w:r>
+        <w:t xml:space="preserve"> </w:t>
+      </w:r>
+      <w:r>
+        <w:t xml:space="preserve">(e.g. GPT-5.5</w:t>
+      </w:r>
+      <w:r>
+        <w:t xml:space="preserve"> </w:t>
+      </w:r>
+      <w:r>
+        <w:rPr>
+          <w:rStyle w:val="VerbatimChar"/>
+        </w:rPr>
+        <w:t xml:space="preserve">api_post_ok</w:t>
+      </w:r>
+      <w:r>
+        <w:t xml:space="preserve"> </w:t>
+      </w:r>
+      <w:r>
+        <w:rPr>
+          <w:rStyle w:val="VerbatimChar"/>
+        </w:rPr>
+        <w:t xml:space="preserve">none</w:t>
+      </w:r>
+      <w:r>
+        <w:t xml:space="preserve"> </w:t>
+      </w:r>
+      <m:oMath>
+        <m:r>
+          <m:rPr>
+            <m:sty m:val="p"/>
+          </m:rPr>
+          <m:t>=</m:t>
+        </m:r>
+        <m:r>
+          <m:t>5</m:t>
+        </m:r>
+        <m:r>
+          <m:rPr>
+            <m:sty m:val="p"/>
+          </m:rPr>
+          <m:t>%</m:t>
+        </m:r>
+      </m:oMath>
+      <w:r>
+        <w:t xml:space="preserve">, trap</w:t>
+      </w:r>
+      <w:r>
+        <w:t xml:space="preserve"> </w:t>
+      </w:r>
+      <m:oMath>
+        <m:r>
+          <m:rPr>
+            <m:sty m:val="p"/>
+          </m:rPr>
+          <m:t>=</m:t>
+        </m:r>
+        <m:r>
+          <m:t>0</m:t>
+        </m:r>
+        <m:r>
+          <m:rPr>
+            <m:sty m:val="p"/>
+          </m:rPr>
+          <m:t>%</m:t>
+        </m:r>
+      </m:oMath>
+      <w:r>
+        <w:t xml:space="preserve">).</w:t>
+      </w:r>
+    </w:p>
+    <w:bookmarkEnd w:id="91"/>
+    <w:bookmarkStart w:id="92" w:name="sec:results-audit"/>
+    <w:p>
+      <w:pPr>
+        <w:pStyle w:val="Heading3"/>
+      </w:pPr>
+      <w:r>
+        <w:t xml:space="preserve">What the failing replies contain</w:t>
+      </w:r>
+    </w:p>
+    <w:p>
+      <w:pPr>
+        <w:pStyle w:val="FirstParagraph"/>
+      </w:pPr>
+      <w:r>
         <w:t xml:space="preserve">Raw completions were retained for the three Anthropic models’ rows of the interference table,</w:t>
       </w:r>
       <w:r>
@@ -43622,7 +43988,7 @@
         <w:t xml:space="preserve"> </w:t>
       </w:r>
       <w:r>
-        <w:t xml:space="preserve">off half the table (Appendix C). Three text screens bear on the collapse, over the</w:t>
+        <w:t xml:space="preserve">off half the table (Appendix C). We screened the</w:t>
       </w:r>
       <w:r>
         <w:t xml:space="preserve"> </w:t>
@@ -43636,7 +44002,7 @@
         <w:t xml:space="preserve"> </w:t>
       </w:r>
       <w:r>
-        <w:t xml:space="preserve">replies of the</w:t>
+        <w:t xml:space="preserve">retained responses of the</w:t>
       </w:r>
       <w:r>
         <w:t xml:space="preserve"> </w:t>
@@ -43688,13 +44054,13 @@
         <w:t xml:space="preserve"> </w:t>
       </w:r>
       <w:r>
-        <w:t xml:space="preserve">arms there. The empty-extraction and explicit-refusal</w:t>
-      </w:r>
-      <w:r>
-        <w:t xml:space="preserve"> </w:t>
-      </w:r>
-      <w:r>
-        <w:t xml:space="preserve">screens return no matches at all. The import screen detects one omission among the</w:t>
+        <w:t xml:space="preserve">arms there for extraction failures, missing imports, and explicit refusals.</w:t>
+      </w:r>
+      <w:r>
+        <w:t xml:space="preserve"> </w:t>
+      </w:r>
+      <w:r>
+        <w:t xml:space="preserve">The extraction and refusal screens return no matches at all. The import screen detects one omission among the</w:t>
       </w:r>
       <w:r>
         <w:t xml:space="preserve"> </w:t>
@@ -44051,9 +44417,9 @@
         <w:t xml:space="preserve">that cause turns out to be.</w:t>
       </w:r>
     </w:p>
-    <w:bookmarkEnd w:id="91"/>
     <w:bookmarkEnd w:id="92"/>
-    <w:bookmarkStart w:id="93" w:name="sec:results-generality"/>
+    <w:bookmarkEnd w:id="93"/>
+    <w:bookmarkStart w:id="94" w:name="sec:results-generality"/>
     <w:p>
       <w:pPr>
         <w:pStyle w:val="Heading2"/>
@@ -44857,8 +45223,8 @@
         <w:t xml:space="preserve">interpretation of the contrasts, not a verified claim.</w:t>
       </w:r>
     </w:p>
-    <w:bookmarkEnd w:id="93"/>
-    <w:bookmarkStart w:id="98" w:name="sec:results-policies"/>
+    <w:bookmarkEnd w:id="94"/>
+    <w:bookmarkStart w:id="99" w:name="sec:results-policies"/>
     <w:p>
       <w:pPr>
         <w:pStyle w:val="Heading2"/>
@@ -45261,7 +45627,7 @@
         <w:t xml:space="preserve">(concatenation).</w:t>
       </w:r>
     </w:p>
-    <w:bookmarkStart w:id="94" w:name="tab:policies"/>
+    <w:bookmarkStart w:id="95" w:name="tab:policies"/>
     <w:p>
       <w:pPr>
         <w:pStyle w:val="TableCaption"/>
@@ -45342,26 +45708,13 @@
         <w:t xml:space="preserve"> </w:t>
       </w:r>
       <w:r>
-        <w:rPr>
-          <w:i/>
-          <w:iCs/>
-        </w:rPr>
-        <w:t xml:space="preserve">read off the test outcomes</w:t>
-      </w:r>
-      <w:r>
-        <w:t xml:space="preserve">: an empirical oracle over the pair, not a</w:t>
-      </w:r>
-      <w:r>
-        <w:t xml:space="preserve"> </w:t>
-      </w:r>
-      <w:r>
-        <w:t xml:space="preserve">router fixed in advance and then evaluated, and not a confidence bound on any policy’s population</w:t>
-      </w:r>
-      <w:r>
-        <w:t xml:space="preserve"> </w:t>
-      </w:r>
-      <w:r>
-        <w:t xml:space="preserve">quality. It is also not a ceiling over all selection policies, since it excludes</w:t>
+        <w:t xml:space="preserve">read off the test outcomes, with the standing of that column set out in the</w:t>
+      </w:r>
+      <w:r>
+        <w:t xml:space="preserve"> </w:t>
+      </w:r>
+      <w:r>
+        <w:t xml:space="preserve">text. It is not a ceiling over all selection policies, since it excludes</w:t>
       </w:r>
       <w:r>
         <w:t xml:space="preserve"> </w:t>
@@ -45387,16 +45740,13 @@
         </m:sSub>
       </m:oMath>
       <w:r>
-        <w:t xml:space="preserve"> </w:t>
-      </w:r>
-      <w:r>
-        <w:t xml:space="preserve">as a</w:t>
-      </w:r>
-      <w:r>
-        <w:t xml:space="preserve"> </w:t>
-      </w:r>
-      <w:r>
-        <w:t xml:space="preserve">candidate: admitting it raises the Haiku oracle from</w:t>
+        <w:t xml:space="preserve">: admitting it</w:t>
+      </w:r>
+      <w:r>
+        <w:t xml:space="preserve"> </w:t>
+      </w:r>
+      <w:r>
+        <w:t xml:space="preserve">would raise the Haiku oracle from</w:t>
       </w:r>
       <w:r>
         <w:t xml:space="preserve"> </w:t>
@@ -45421,79 +45771,13 @@
         </m:r>
       </m:oMath>
       <w:r>
-        <w:t xml:space="preserve">, almost all of it from the</w:t>
-      </w:r>
-      <w:r>
-        <w:t xml:space="preserve"> </w:t>
-      </w:r>
-      <w:r>
-        <w:t xml:space="preserve">encoding cell, where the pair’s best is</w:t>
-      </w:r>
-      <w:r>
-        <w:t xml:space="preserve"> </w:t>
-      </w:r>
-      <m:oMath>
-        <m:r>
-          <m:t>55</m:t>
-        </m:r>
-        <m:r>
-          <m:rPr>
-            <m:sty m:val="p"/>
-          </m:rPr>
-          <m:t>%</m:t>
-        </m:r>
-      </m:oMath>
-      <w:r>
-        <w:t xml:space="preserve"> </w:t>
-      </w:r>
-      <w:r>
-        <w:t xml:space="preserve">while</w:t>
-      </w:r>
-      <w:r>
-        <w:t xml:space="preserve"> </w:t>
-      </w:r>
-      <m:oMath>
-        <m:sSub>
-          <m:e>
-            <m:r>
-              <m:t>W</m:t>
-            </m:r>
-          </m:e>
-          <m:sub>
-            <m:r>
-              <m:t>1</m:t>
-            </m:r>
-            <m:r>
-              <m:rPr>
-                <m:sty m:val="p"/>
-              </m:rPr>
-              <m:t>+</m:t>
-            </m:r>
-          </m:sub>
-        </m:sSub>
-      </m:oMath>
-      <w:r>
-        <w:t xml:space="preserve"> </w:t>
-      </w:r>
-      <w:r>
-        <w:t xml:space="preserve">reaches</w:t>
-      </w:r>
-      <w:r>
-        <w:t xml:space="preserve"> </w:t>
-      </w:r>
-      <m:oMath>
-        <m:r>
-          <m:t>100</m:t>
-        </m:r>
-        <m:r>
-          <m:rPr>
-            <m:sty m:val="p"/>
-          </m:rPr>
-          <m:t>%</m:t>
-        </m:r>
-      </m:oMath>
-      <w:r>
-        <w:t xml:space="preserve">, worth</w:t>
+        <w:t xml:space="preserve">, almost all of that from the encoding cell</w:t>
+      </w:r>
+      <w:r>
+        <w:t xml:space="preserve"> </w:t>
+      </w:r>
+      <w:r>
+        <w:t xml:space="preserve">(worth</w:t>
       </w:r>
       <w:r>
         <w:t xml:space="preserve"> </w:t>
@@ -45521,7 +45805,13 @@
         <w:t xml:space="preserve"> </w:t>
       </w:r>
       <w:r>
-        <w:t xml:space="preserve">from the trap cell.</w:t>
+        <w:t xml:space="preserve">from the trap cell), while importing</w:t>
+      </w:r>
+      <w:r>
+        <w:t xml:space="preserve"> </w:t>
+      </w:r>
+      <w:r>
+        <w:t xml:space="preserve">the API collapse the same arm causes.</w:t>
       </w:r>
     </w:p>
     <w:tbl>
@@ -45529,7 +45819,7 @@
         <w:tblStyle w:val="Table"/>
         <w:tblW w:type="auto" w:w="0"/>
         <w:tblLook w:firstRow="1" w:lastRow="0" w:firstColumn="0" w:lastColumn="0" w:noHBand="0" w:noVBand="0" w:val="0020"/>
-        <w:tblCaption w:val="Mean PASS (%) over the four verified cells under four selection policies, per model, computed from the per-cell PASS counts behind Table A1 (averaging the rounded percentages instead would shift a column by up to 0.4). The last column is the per-cell maximum of W_1 and W_2 read off the test outcomes: an empirical oracle over the pair, not a router fixed in advance and then evaluated, and not a confidence bound on any policy’s population quality. It is also not a ceiling over all selection policies, since it excludes W_{1+} as a candidate: admitting it raises the Haiku oracle from 82.5 to 95.0, almost all of it from the encoding cell, where the pair’s best is 55\% while W_{1+} reaches 100\%, worth 11.25 points of the four-cell mean against 1.25 from the trap cell."/>
+        <w:tblCaption w:val="Mean PASS (%) over the four verified cells under four selection policies, per model, computed from the per-cell PASS counts behind Table A1 (averaging the rounded percentages instead would shift a column by up to 0.4). The last column is the per-cell maximum of W_1 and W_2 read off the test outcomes, with the standing of that column set out in the text. It is not a ceiling over all selection policies, since it excludes W_{1+}: admitting it would raise the Haiku oracle from 82.5 to 95.0, almost all of that from the encoding cell (worth 11.25 points of the four-cell mean against 1.25 from the trap cell), while importing the API collapse the same arm causes."/>
       </w:tblPr>
       <w:tblGrid>
         <w:gridCol w:w="1584"/>
@@ -46136,15 +46426,15 @@
         </w:tc>
       </w:tr>
     </w:tbl>
-    <w:bookmarkEnd w:id="94"/>
+    <w:bookmarkEnd w:id="95"/>
     <w:p>
       <w:pPr>
         <w:pStyle w:val="BodyText"/>
       </w:pPr>
-      <w:bookmarkStart w:id="95" w:name="tab:policies"/>
-      <w:bookmarkEnd w:id="95"/>
+      <w:bookmarkStart w:id="96" w:name="tab:policies"/>
+      <w:bookmarkEnd w:id="96"/>
     </w:p>
-    <w:bookmarkStart w:id="96" w:name="fig:policies"/>
+    <w:bookmarkStart w:id="97" w:name="fig:policies"/>
     <w:tbl>
       <w:tblPr>
         <w:tblStyle w:val="FigureTable"/>
@@ -46221,22 +46511,28 @@
         <w:t xml:space="preserve"> </w:t>
       </w:r>
       <w:r>
-        <w:t xml:space="preserve">per-cell maximum off the test outcomes and is an oracle over the pair, not a router fixed in</w:t>
-      </w:r>
-      <w:r>
-        <w:t xml:space="preserve"> </w:t>
-      </w:r>
-      <w:r>
-        <w:t xml:space="preserve">advance and then evaluated.</w:t>
+        <w:t xml:space="preserve">per-cell maximum off the test outcomes; see Table 5 and the text for what that</w:t>
+      </w:r>
+      <w:r>
+        <w:t xml:space="preserve"> </w:t>
+      </w:r>
+      <w:r>
+        <w:t xml:space="preserve">column does and does not claim.</w:t>
       </w:r>
     </w:p>
-    <w:bookmarkEnd w:id="96"/>
+    <w:bookmarkEnd w:id="97"/>
     <w:p>
       <w:pPr>
         <w:pStyle w:val="BodyText"/>
       </w:pPr>
       <w:r>
-        <w:t xml:space="preserve">Three structural facts, not the magnitudes, are the point. First, the two scalar policies fail on</w:t>
+        <w:t xml:space="preserve">Table 5 shows three differences between the evaluated selection policies, and</w:t>
+      </w:r>
+      <w:r>
+        <w:t xml:space="preserve"> </w:t>
+      </w:r>
+      <w:r>
+        <w:t xml:space="preserve">these matter more than the magnitudes. First, the two scalar policies fail on</w:t>
       </w:r>
       <w:r>
         <w:t xml:space="preserve"> </w:t>
@@ -46516,7 +46812,7 @@
         <w:t xml:space="preserve">these magnitudes diagnose the failure structure rather than estimate production-traffic gains.</w:t>
       </w:r>
     </w:p>
-    <w:bookmarkStart w:id="97" w:name="what-follows-for-practice."/>
+    <w:bookmarkStart w:id="98" w:name="what-follows-for-practice."/>
     <w:p>
       <w:pPr>
         <w:pStyle w:val="Heading4"/>
@@ -46530,7 +46826,7 @@
         <w:pStyle w:val="FirstParagraph"/>
       </w:pPr>
       <w:r>
-        <w:t xml:space="preserve">Four statements survive the caveats above.</w:t>
+        <w:t xml:space="preserve">Four statements hold under the caveats above.</w:t>
       </w:r>
       <w:r>
         <w:t xml:space="preserve"> </w:t>
@@ -46548,13 +46844,13 @@
         <w:t xml:space="preserve"> </w:t>
       </w:r>
       <w:r>
-        <w:t xml:space="preserve">route by task instead; the per-cell maximum in Table 5 is headroom read off</w:t>
-      </w:r>
-      <w:r>
-        <w:t xml:space="preserve"> </w:t>
-      </w:r>
-      <w:r>
-        <w:t xml:space="preserve">the test outcomes, and no implementable router here captures it, on these tasks or new</w:t>
+        <w:t xml:space="preserve">route by task instead; the per-cell maximum in Table 5 is headroom, and no</w:t>
+      </w:r>
+      <w:r>
+        <w:t xml:space="preserve"> </w:t>
+      </w:r>
+      <w:r>
+        <w:t xml:space="preserve">implementable router here captures it, on these tasks or new</w:t>
       </w:r>
       <w:r>
         <w:t xml:space="preserve"> </w:t>
@@ -46665,10 +46961,10 @@
         <w:t xml:space="preserve">Each is measurable on any stack with the released harness.</w:t>
       </w:r>
     </w:p>
-    <w:bookmarkEnd w:id="97"/>
     <w:bookmarkEnd w:id="98"/>
     <w:bookmarkEnd w:id="99"/>
-    <w:bookmarkStart w:id="114" w:name="sec:discussion"/>
+    <w:bookmarkEnd w:id="100"/>
+    <w:bookmarkStart w:id="115" w:name="sec:discussion"/>
     <w:p>
       <w:pPr>
         <w:pStyle w:val="Heading1"/>
@@ -46724,7 +47020,7 @@
         <w:t xml:space="preserve">the realized object rather than a proof about it.</w:t>
       </w:r>
     </w:p>
-    <w:bookmarkStart w:id="102" w:name="sec:disc-bridge"/>
+    <w:bookmarkStart w:id="103" w:name="sec:disc-bridge"/>
     <w:p>
       <w:pPr>
         <w:pStyle w:val="Heading2"/>
@@ -46737,10 +47033,10 @@
       <w:pPr>
         <w:pStyle w:val="FirstParagraph"/>
       </w:pPr>
-      <w:bookmarkStart w:id="100" w:name="sec:disc-deficiency"/>
-      <w:bookmarkEnd w:id="100"/>
-      <w:bookmarkStart w:id="101" w:name="sec:disc-certificate"/>
+      <w:bookmarkStart w:id="101" w:name="sec:disc-deficiency"/>
       <w:bookmarkEnd w:id="101"/>
+      <w:bookmarkStart w:id="102" w:name="sec:disc-certificate"/>
+      <w:bookmarkEnd w:id="102"/>
     </w:p>
     <w:p>
       <w:pPr>
@@ -47083,8 +47379,8 @@
         <w:t xml:space="preserve">not a task distribution.</w:t>
       </w:r>
     </w:p>
-    <w:bookmarkEnd w:id="102"/>
-    <w:bookmarkStart w:id="103" w:name="sec:disc-antimono"/>
+    <w:bookmarkEnd w:id="103"/>
+    <w:bookmarkStart w:id="104" w:name="sec:disc-antimono"/>
     <w:p>
       <w:pPr>
         <w:pStyle w:val="Heading2"/>
@@ -47561,8 +47857,8 @@
         <w:t xml:space="preserve">since each is read within a single run.</w:t>
       </w:r>
     </w:p>
-    <w:bookmarkEnd w:id="103"/>
-    <w:bookmarkStart w:id="104" w:name="sec:disc-mechanism"/>
+    <w:bookmarkEnd w:id="104"/>
+    <w:bookmarkStart w:id="105" w:name="sec:disc-mechanism"/>
     <w:p>
       <w:pPr>
         <w:pStyle w:val="Heading2"/>
@@ -47707,8 +48003,8 @@
         <w:t xml:space="preserve">mechanism. Per-model figures are in Appendix C.</w:t>
       </w:r>
     </w:p>
-    <w:bookmarkEnd w:id="104"/>
-    <w:bookmarkStart w:id="113" w:name="sec:limitations"/>
+    <w:bookmarkEnd w:id="105"/>
+    <w:bookmarkStart w:id="114" w:name="sec:limitations"/>
     <w:p>
       <w:pPr>
         <w:pStyle w:val="Heading2"/>
@@ -47725,7 +48021,7 @@
         <w:t xml:space="preserve">We collect the scope restrictions here; each is stated once and sized to its weight.</w:t>
       </w:r>
     </w:p>
-    <w:bookmarkStart w:id="105" w:name="from-diagnosis-to-selection."/>
+    <w:bookmarkStart w:id="106" w:name="from-diagnosis-to-selection."/>
     <w:p>
       <w:pPr>
         <w:pStyle w:val="Heading4"/>
@@ -47975,8 +48271,8 @@
         <w:t xml:space="preserve">diagnostic.</w:t>
       </w:r>
     </w:p>
-    <w:bookmarkEnd w:id="105"/>
-    <w:bookmarkStart w:id="106" w:name="source-pair-generality."/>
+    <w:bookmarkEnd w:id="106"/>
+    <w:bookmarkStart w:id="107" w:name="source-pair-generality."/>
     <w:p>
       <w:pPr>
         <w:pStyle w:val="Heading4"/>
@@ -48292,8 +48588,8 @@
         <w:t xml:space="preserve">domain and a vendor-general strong mis-rank remain open next steps.</w:t>
       </w:r>
     </w:p>
-    <w:bookmarkEnd w:id="106"/>
-    <w:bookmarkStart w:id="107" w:name="Xd344a6caba248cd0f3c9915a6f9f7c4f85f22da"/>
+    <w:bookmarkEnd w:id="107"/>
+    <w:bookmarkStart w:id="108" w:name="Xd344a6caba248cd0f3c9915a6f9f7c4f85f22da"/>
     <w:p>
       <w:pPr>
         <w:pStyle w:val="Heading4"/>
@@ -48411,8 +48707,8 @@
         <w:t xml:space="preserve">comparison.</w:t>
       </w:r>
     </w:p>
-    <w:bookmarkEnd w:id="107"/>
-    <w:bookmarkStart w:id="108" w:name="the-construction-is-an-idealization."/>
+    <w:bookmarkEnd w:id="108"/>
+    <w:bookmarkStart w:id="109" w:name="the-construction-is-an-idealization."/>
     <w:p>
       <w:pPr>
         <w:pStyle w:val="Heading4"/>
@@ -48468,8 +48764,8 @@
         <w:t xml:space="preserve">for incomparability, realized exactly by our hand-built pairs and not claimed of arbitrary ones.</w:t>
       </w:r>
     </w:p>
-    <w:bookmarkEnd w:id="108"/>
-    <w:bookmarkStart w:id="109" w:name="Xa5c98a333d19887eef537b0cbe9525006be4a57"/>
+    <w:bookmarkEnd w:id="109"/>
+    <w:bookmarkStart w:id="110" w:name="Xa5c98a333d19887eef537b0cbe9525006be4a57"/>
     <w:p>
       <w:pPr>
         <w:pStyle w:val="Heading4"/>
@@ -49165,8 +49461,8 @@
         <w:t xml:space="preserve">here, because a figure computed from hand-built pairs would be circular.</w:t>
       </w:r>
     </w:p>
-    <w:bookmarkEnd w:id="109"/>
-    <w:bookmarkStart w:id="110" w:name="scope-of-the-behavioural-controls."/>
+    <w:bookmarkEnd w:id="110"/>
+    <w:bookmarkStart w:id="111" w:name="scope-of-the-behavioural-controls."/>
     <w:p>
       <w:pPr>
         <w:pStyle w:val="Heading4"/>
@@ -49453,8 +49749,8 @@
         <w:t xml:space="preserve">(see Section 7.4.3).</w:t>
       </w:r>
     </w:p>
-    <w:bookmarkEnd w:id="110"/>
-    <w:bookmarkStart w:id="111" w:name="sampling-and-verification-regime."/>
+    <w:bookmarkEnd w:id="111"/>
+    <w:bookmarkStart w:id="112" w:name="sampling-and-verification-regime."/>
     <w:p>
       <w:pPr>
         <w:pStyle w:val="Heading4"/>
@@ -49565,8 +49861,8 @@
         <w:t xml:space="preserve">Marginal-versus-joint control is discussed in Section 8.1.</w:t>
       </w:r>
     </w:p>
-    <w:bookmarkEnd w:id="111"/>
-    <w:bookmarkStart w:id="112" w:name="ranker-spectrum-and-synergy."/>
+    <w:bookmarkEnd w:id="112"/>
+    <w:bookmarkStart w:id="113" w:name="ranker-spectrum-and-synergy."/>
     <w:p>
       <w:pPr>
         <w:pStyle w:val="Heading4"/>
@@ -49694,10 +49990,10 @@
         <w:t xml:space="preserve">beyond its parts; we make no claim about it.</w:t>
       </w:r>
     </w:p>
-    <w:bookmarkEnd w:id="112"/>
     <w:bookmarkEnd w:id="113"/>
     <w:bookmarkEnd w:id="114"/>
-    <w:bookmarkStart w:id="115" w:name="sec:conclusion"/>
+    <w:bookmarkEnd w:id="115"/>
+    <w:bookmarkStart w:id="116" w:name="sec:conclusion"/>
     <w:p>
       <w:pPr>
         <w:pStyle w:val="Heading1"/>
@@ -50050,8 +50346,8 @@
         <w:t xml:space="preserve">a deployed retrieval stream produces a pair that verifies incomparable (see Section 8.4).</w:t>
       </w:r>
     </w:p>
-    <w:bookmarkEnd w:id="115"/>
-    <w:bookmarkStart w:id="116" w:name="author-contributions"/>
+    <w:bookmarkEnd w:id="116"/>
+    <w:bookmarkStart w:id="117" w:name="author-contributions"/>
     <w:p>
       <w:pPr>
         <w:pStyle w:val="Heading1"/>
@@ -50092,8 +50388,8 @@
         <w:t xml:space="preserve">administration, V.L. All authors have read and agreed to the published version of the manuscript.</w:t>
       </w:r>
     </w:p>
-    <w:bookmarkEnd w:id="116"/>
-    <w:bookmarkStart w:id="117" w:name="funding"/>
+    <w:bookmarkEnd w:id="117"/>
+    <w:bookmarkStart w:id="118" w:name="funding"/>
     <w:p>
       <w:pPr>
         <w:pStyle w:val="Heading1"/>
@@ -50116,8 +50412,8 @@
         <w:t xml:space="preserve">Appendix D were borne by the authors.</w:t>
       </w:r>
     </w:p>
-    <w:bookmarkEnd w:id="117"/>
-    <w:bookmarkStart w:id="118" w:name="institutional-review-board-statement"/>
+    <w:bookmarkEnd w:id="118"/>
+    <w:bookmarkStart w:id="119" w:name="institutional-review-board-statement"/>
     <w:p>
       <w:pPr>
         <w:pStyle w:val="Heading1"/>
@@ -50140,8 +50436,8 @@
         <w:t xml:space="preserve">automated queries to commercial language-model endpoints, graded by executable verifiers.</w:t>
       </w:r>
     </w:p>
-    <w:bookmarkEnd w:id="118"/>
-    <w:bookmarkStart w:id="119" w:name="informed-consent-statement"/>
+    <w:bookmarkEnd w:id="119"/>
+    <w:bookmarkStart w:id="120" w:name="informed-consent-statement"/>
     <w:p>
       <w:pPr>
         <w:pStyle w:val="Heading1"/>
@@ -50158,8 +50454,8 @@
         <w:t xml:space="preserve">Not applicable.</w:t>
       </w:r>
     </w:p>
-    <w:bookmarkEnd w:id="119"/>
-    <w:bookmarkStart w:id="120" w:name="data-availability-statement"/>
+    <w:bookmarkEnd w:id="120"/>
+    <w:bookmarkStart w:id="121" w:name="data-availability-statement"/>
     <w:p>
       <w:pPr>
         <w:pStyle w:val="Heading1"/>
@@ -50291,8 +50587,8 @@
         <w:t xml:space="preserve">data were withheld; every reported figure is computed from those files by the released scripts.</w:t>
       </w:r>
     </w:p>
-    <w:bookmarkEnd w:id="120"/>
-    <w:bookmarkStart w:id="121" w:name="acknowledgments"/>
+    <w:bookmarkEnd w:id="121"/>
+    <w:bookmarkStart w:id="122" w:name="acknowledgments"/>
     <w:p>
       <w:pPr>
         <w:pStyle w:val="Heading1"/>
@@ -50318,65 +50614,53 @@
         <w:t xml:space="preserve"> </w:t>
       </w:r>
       <w:r>
-        <w:t xml:space="preserve">scaffolding, experimental-plan review, implementation assistance, consistency and artifact audits,</w:t>
-      </w:r>
-      <w:r>
-        <w:t xml:space="preserve"> </w:t>
-      </w:r>
-      <w:r>
-        <w:t xml:space="preserve">analysis and interpretation, manuscript organization, LaTeX formatting, and an independent audit</w:t>
-      </w:r>
-      <w:r>
-        <w:t xml:space="preserve"> </w:t>
-      </w:r>
-      <w:r>
-        <w:t xml:space="preserve">of the manuscript against the released measurement records. The authors have reviewed and edited</w:t>
-      </w:r>
-      <w:r>
-        <w:t xml:space="preserve"> </w:t>
-      </w:r>
-      <w:r>
-        <w:t xml:space="preserve">the output and take full responsibility for the content of this publication. The work spans many</w:t>
-      </w:r>
-      <w:r>
-        <w:t xml:space="preserve"> </w:t>
-      </w:r>
-      <w:r>
-        <w:t xml:space="preserve">sessions and the assistant version in use was not logged throughout, so we identify the tools by</w:t>
-      </w:r>
-      <w:r>
-        <w:t xml:space="preserve"> </w:t>
-      </w:r>
-      <w:r>
-        <w:t xml:space="preserve">family rather than assert version strings we did not record. Several errors found by the</w:t>
-      </w:r>
-      <w:r>
-        <w:t xml:space="preserve"> </w:t>
-      </w:r>
-      <w:r>
-        <w:t xml:space="preserve">independent audit, including a diagnostic rule that under-reported what it was testing for, are</w:t>
-      </w:r>
-      <w:r>
-        <w:t xml:space="preserve"> </w:t>
-      </w:r>
-      <w:r>
-        <w:t xml:space="preserve">corrected in this version, and each correction was checked by re-running the released scripts. The</w:t>
-      </w:r>
-      <w:r>
-        <w:t xml:space="preserve"> </w:t>
-      </w:r>
-      <w:r>
-        <w:t xml:space="preserve">authors inspected code changes, executed the experiments, verified outputs against frozen</w:t>
-      </w:r>
-      <w:r>
-        <w:t xml:space="preserve"> </w:t>
-      </w:r>
-      <w:r>
-        <w:t xml:space="preserve">manifests and source files, and checked cited sources.</w:t>
+        <w:t xml:space="preserve">scaffolding, experimental-plan review, implementation assistance, analysis and interpretation,</w:t>
+      </w:r>
+      <w:r>
+        <w:t xml:space="preserve"> </w:t>
+      </w:r>
+      <w:r>
+        <w:t xml:space="preserve">drafting and revising the manuscript, LaTeX formatting, and additional Codex-assisted</w:t>
+      </w:r>
+      <w:r>
+        <w:t xml:space="preserve"> </w:t>
+      </w:r>
+      <w:r>
+        <w:t xml:space="preserve">consistency checks of the manuscript against the released measurement records. The authors have</w:t>
+      </w:r>
+      <w:r>
+        <w:t xml:space="preserve"> </w:t>
+      </w:r>
+      <w:r>
+        <w:t xml:space="preserve">reviewed and edited the output and take full responsibility for the content of this publication.</w:t>
+      </w:r>
+      <w:r>
+        <w:t xml:space="preserve"> </w:t>
+      </w:r>
+      <w:r>
+        <w:t xml:space="preserve">The work spans many sessions and the assistant version in use was not logged throughout, so we</w:t>
+      </w:r>
+      <w:r>
+        <w:t xml:space="preserve"> </w:t>
+      </w:r>
+      <w:r>
+        <w:t xml:space="preserve">identify the tools by family rather than assert version strings we did not record. The authors</w:t>
+      </w:r>
+      <w:r>
+        <w:t xml:space="preserve"> </w:t>
+      </w:r>
+      <w:r>
+        <w:t xml:space="preserve">inspected code changes, executed the experiments, verified outputs against frozen manifests and</w:t>
+      </w:r>
+      <w:r>
+        <w:t xml:space="preserve"> </w:t>
+      </w:r>
+      <w:r>
+        <w:t xml:space="preserve">source files, and checked cited sources.</w:t>
       </w:r>
     </w:p>
-    <w:bookmarkEnd w:id="121"/>
-    <w:bookmarkStart w:id="122" w:name="conflicts-of-interest"/>
+    <w:bookmarkEnd w:id="122"/>
+    <w:bookmarkStart w:id="123" w:name="conflicts-of-interest"/>
     <w:p>
       <w:pPr>
         <w:pStyle w:val="Heading1"/>
@@ -50393,8 +50677,8 @@
         <w:t xml:space="preserve">The authors declare no conflict of interest.</w:t>
       </w:r>
     </w:p>
-    <w:bookmarkEnd w:id="122"/>
-    <w:bookmarkStart w:id="123" w:name="abbreviations"/>
+    <w:bookmarkEnd w:id="123"/>
+    <w:bookmarkStart w:id="124" w:name="abbreviations"/>
     <w:p>
       <w:pPr>
         <w:pStyle w:val="Heading1"/>
@@ -50682,8 +50966,8 @@
         </w:tc>
       </w:tr>
     </w:tbl>
-    <w:bookmarkEnd w:id="123"/>
-    <w:bookmarkStart w:id="135" w:name="app:proofs"/>
+    <w:bookmarkEnd w:id="124"/>
+    <w:bookmarkStart w:id="136" w:name="app:proofs"/>
     <w:p>
       <w:pPr>
         <w:pStyle w:val="Heading1"/>
@@ -50692,7 +50976,7 @@
         <w:t xml:space="preserve">Deferred proofs and technical material</w:t>
       </w:r>
     </w:p>
-    <w:bookmarkStart w:id="124" w:name="proof-of-lemma-1"/>
+    <w:bookmarkStart w:id="125" w:name="proof-of-lemma-1"/>
     <w:p>
       <w:pPr>
         <w:pStyle w:val="Heading2"/>
@@ -51330,8 +51614,8 @@
         <w:t xml:space="preserve">applied in both directions. ◻</w:t>
       </w:r>
     </w:p>
-    <w:bookmarkEnd w:id="124"/>
-    <w:bookmarkStart w:id="125" w:name="proof-of-lemma-2"/>
+    <w:bookmarkEnd w:id="125"/>
+    <w:bookmarkStart w:id="126" w:name="proof-of-lemma-2"/>
     <w:p>
       <w:pPr>
         <w:pStyle w:val="Heading2"/>
@@ -53500,8 +53784,8 @@
         <w:t xml:space="preserve">phenomenon, not by itself such a witness. ◻</w:t>
       </w:r>
     </w:p>
-    <w:bookmarkEnd w:id="125"/>
-    <w:bookmarkStart w:id="126" w:name="proof-of-theorem-2"/>
+    <w:bookmarkEnd w:id="126"/>
+    <w:bookmarkStart w:id="127" w:name="proof-of-theorem-2"/>
     <w:p>
       <w:pPr>
         <w:pStyle w:val="Heading2"/>
@@ -54418,8 +54702,8 @@
         <w:t xml:space="preserve">. ◻</w:t>
       </w:r>
     </w:p>
-    <w:bookmarkEnd w:id="126"/>
-    <w:bookmarkStart w:id="127" w:name="proof-of-proposition-2"/>
+    <w:bookmarkEnd w:id="127"/>
+    <w:bookmarkStart w:id="128" w:name="proof-of-proposition-2"/>
     <w:p>
       <w:pPr>
         <w:pStyle w:val="Heading2"/>
@@ -54956,8 +55240,8 @@
         <w:t xml:space="preserve">and overlap being the only feature read, without which no strict inequality follows. ◻</w:t>
       </w:r>
     </w:p>
-    <w:bookmarkEnd w:id="127"/>
-    <w:bookmarkStart w:id="128" w:name="proof-of-proposition-1"/>
+    <w:bookmarkEnd w:id="128"/>
+    <w:bookmarkStart w:id="129" w:name="proof-of-proposition-1"/>
     <w:p>
       <w:pPr>
         <w:pStyle w:val="Heading2"/>
@@ -55309,8 +55593,8 @@
         <w:t xml:space="preserve">Blackwell-incomparable pair faithfully on all tasks. ◻</w:t>
       </w:r>
     </w:p>
-    <w:bookmarkEnd w:id="128"/>
-    <w:bookmarkStart w:id="129" w:name="proof-of-proposition-3"/>
+    <w:bookmarkEnd w:id="129"/>
+    <w:bookmarkStart w:id="130" w:name="proof-of-proposition-3"/>
     <w:p>
       <w:pPr>
         <w:pStyle w:val="Heading2"/>
@@ -56502,8 +56786,8 @@
         <w:t xml:space="preserve">without a further Bonferroni factor. ◻</w:t>
       </w:r>
     </w:p>
-    <w:bookmarkEnd w:id="129"/>
-    <w:bookmarkStart w:id="130" w:name="proof-of-proposition-4"/>
+    <w:bookmarkEnd w:id="130"/>
+    <w:bookmarkStart w:id="131" w:name="proof-of-proposition-4"/>
     <w:p>
       <w:pPr>
         <w:pStyle w:val="Heading2"/>
@@ -57885,8 +58169,8 @@
         <w:t xml:space="preserve">simultaneous coverage. ◻</w:t>
       </w:r>
     </w:p>
-    <w:bookmarkEnd w:id="130"/>
-    <w:bookmarkStart w:id="131" w:name="proof-of-theorem-3"/>
+    <w:bookmarkEnd w:id="131"/>
+    <w:bookmarkStart w:id="132" w:name="proof-of-theorem-3"/>
     <w:p>
       <w:pPr>
         <w:pStyle w:val="Heading2"/>
@@ -58814,8 +59098,8 @@
         <w:t xml:space="preserve">the realized reversal. ◻</w:t>
       </w:r>
     </w:p>
-    <w:bookmarkEnd w:id="131"/>
-    <w:bookmarkStart w:id="133" w:name="relation-to-llm-evaluation-statistics"/>
+    <w:bookmarkEnd w:id="132"/>
+    <w:bookmarkStart w:id="134" w:name="relation-to-llm-evaluation-statistics"/>
     <w:p>
       <w:pPr>
         <w:pStyle w:val="Heading2"/>
@@ -58824,7 +59108,7 @@
         <w:t xml:space="preserve">Relation to LLM-evaluation statistics</w:t>
       </w:r>
     </w:p>
-    <w:bookmarkStart w:id="132" w:name="rem:evalstats"/>
+    <w:bookmarkStart w:id="133" w:name="rem:evalstats"/>
     <w:p>
       <w:pPr>
         <w:pStyle w:val="FirstParagraph"/>
@@ -58961,9 +59245,9 @@
         <w:t xml:space="preserve">precisely what the exact Clopper–Pearson construction provides.</w:t>
       </w:r>
     </w:p>
-    <w:bookmarkEnd w:id="132"/>
     <w:bookmarkEnd w:id="133"/>
-    <w:bookmarkStart w:id="134" w:name="subsec:power"/>
+    <w:bookmarkEnd w:id="134"/>
+    <w:bookmarkStart w:id="135" w:name="subsec:power"/>
     <w:p>
       <w:pPr>
         <w:pStyle w:val="Heading2"/>
@@ -59526,9 +59810,9 @@
         <w:t xml:space="preserve">is verified by that contrast.</w:t>
       </w:r>
     </w:p>
-    <w:bookmarkEnd w:id="134"/>
     <w:bookmarkEnd w:id="135"/>
-    <w:bookmarkStart w:id="141" w:name="app:record"/>
+    <w:bookmarkEnd w:id="136"/>
+    <w:bookmarkStart w:id="142" w:name="app:record"/>
     <w:p>
       <w:pPr>
         <w:pStyle w:val="Heading1"/>
@@ -59537,7 +59821,7 @@
         <w:t xml:space="preserve">Extended experimental record</w:t>
       </w:r>
     </w:p>
-    <w:bookmarkStart w:id="140" w:name="generality-and-controls-full-protocols"/>
+    <w:bookmarkStart w:id="141" w:name="generality-and-controls-full-protocols"/>
     <w:p>
       <w:pPr>
         <w:pStyle w:val="Heading2"/>
@@ -59672,7 +59956,7 @@
         <w:t xml:space="preserve">displayed confidence bounds are rounded outward, lower bounds downward and upper bounds upward.</w:t>
       </w:r>
     </w:p>
-    <w:bookmarkStart w:id="136" w:name="Xfd2ce319a26faa67e0eadf0fee657d728019446"/>
+    <w:bookmarkStart w:id="137" w:name="Xfd2ce319a26faa67e0eadf0fee657d728019446"/>
     <w:p>
       <w:pPr>
         <w:pStyle w:val="Heading4"/>
@@ -60646,8 +60930,8 @@
         <w:t xml:space="preserve">second mis-rank.</w:t>
       </w:r>
     </w:p>
-    <w:bookmarkEnd w:id="136"/>
-    <w:bookmarkStart w:id="137" w:name="a-character-matched-padding-control."/>
+    <w:bookmarkEnd w:id="137"/>
+    <w:bookmarkStart w:id="138" w:name="a-character-matched-padding-control."/>
     <w:p>
       <w:pPr>
         <w:pStyle w:val="Heading4"/>
@@ -61703,8 +61987,8 @@
         <w:t xml:space="preserve">untested middle case.</w:t>
       </w:r>
     </w:p>
-    <w:bookmarkEnd w:id="137"/>
-    <w:bookmarkStart w:id="138" w:name="Xd508a319e40f775fe4906e106ed6a92e07fd05b"/>
+    <w:bookmarkEnd w:id="138"/>
+    <w:bookmarkStart w:id="139" w:name="Xd508a319e40f775fe4906e106ed6a92e07fd05b"/>
     <w:p>
       <w:pPr>
         <w:pStyle w:val="Heading4"/>
@@ -62614,23 +62898,17 @@
         <w:t xml:space="preserve"> </w:t>
       </w:r>
       <w:r>
-        <w:t xml:space="preserve">supplied. What the record does support is narrower: without that knowledge, forcing the superset</w:t>
-      </w:r>
-      <w:r>
-        <w:t xml:space="preserve"> </w:t>
-      </w:r>
-      <w:r>
-        <w:t xml:space="preserve">is verified harmful, and supplying it requires the coordinate structure the partial order</w:t>
-      </w:r>
-      <w:r>
-        <w:t xml:space="preserve"> </w:t>
-      </w:r>
-      <w:r>
-        <w:t xml:space="preserve">formalizes.</w:t>
+        <w:t xml:space="preserve">supplied. Without that knowledge, forcing the superset is verified harmful, and supplying it</w:t>
+      </w:r>
+      <w:r>
+        <w:t xml:space="preserve"> </w:t>
+      </w:r>
+      <w:r>
+        <w:t xml:space="preserve">requires the coordinate structure the partial order formalizes.</w:t>
       </w:r>
     </w:p>
-    <w:bookmarkEnd w:id="138"/>
-    <w:bookmarkStart w:id="139" w:name="Xbf74051c231d8f5334cdbb8a3972387ec2ab08e"/>
+    <w:bookmarkEnd w:id="139"/>
+    <w:bookmarkStart w:id="140" w:name="Xbf74051c231d8f5334cdbb8a3972387ec2ab08e"/>
     <w:p>
       <w:pPr>
         <w:pStyle w:val="Heading4"/>
@@ -63212,10 +63490,10 @@
         <w:t xml:space="preserve">, with the structure arm and the baselines it is compared against measured in one run.</w:t>
       </w:r>
     </w:p>
-    <w:bookmarkEnd w:id="139"/>
     <w:bookmarkEnd w:id="140"/>
     <w:bookmarkEnd w:id="141"/>
-    <w:bookmarkStart w:id="145" w:name="app:diag"/>
+    <w:bookmarkEnd w:id="142"/>
+    <w:bookmarkStart w:id="146" w:name="app:diag"/>
     <w:p>
       <w:pPr>
         <w:pStyle w:val="Heading1"/>
@@ -63244,7 +63522,7 @@
         <w:t xml:space="preserve">results; it is the evidence for what the failing replies contain.</w:t>
       </w:r>
     </w:p>
-    <w:bookmarkStart w:id="143" w:name="app:audit"/>
+    <w:bookmarkStart w:id="144" w:name="app:audit"/>
     <w:p>
       <w:pPr>
         <w:pStyle w:val="Heading2"/>
@@ -63307,7 +63585,7 @@
         <w:t xml:space="preserve">total; the same retention is in place for the behavioural controls and the second source pair.</w:t>
       </w:r>
     </w:p>
-    <w:bookmarkStart w:id="142" w:name="tab:retained"/>
+    <w:bookmarkStart w:id="143" w:name="tab:retained"/>
     <w:p>
       <w:pPr>
         <w:pStyle w:val="TableCaption"/>
@@ -65320,23 +65598,29 @@
         </w:tc>
       </w:tr>
     </w:tbl>
-    <w:bookmarkEnd w:id="142"/>
+    <w:bookmarkEnd w:id="143"/>
     <w:p>
       <w:pPr>
         <w:pStyle w:val="BodyText"/>
       </w:pPr>
       <w:r>
-        <w:t xml:space="preserve">Three screens follow and one thing is withheld.</w:t>
-      </w:r>
-      <w:r>
-        <w:t xml:space="preserve"> </w:t>
-      </w:r>
-      <w:r>
-        <w:rPr>
-          <w:i/>
-          <w:iCs/>
-        </w:rPr>
-        <w:t xml:space="preserve">The packaging screens</w:t>
+        <w:t xml:space="preserve">We screened the retained responses for extraction failures, missing imports, and explicit</w:t>
+      </w:r>
+      <w:r>
+        <w:t xml:space="preserve"> </w:t>
+      </w:r>
+      <w:r>
+        <w:t xml:space="preserve">refusals.</w:t>
+      </w:r>
+      <w:r>
+        <w:t xml:space="preserve"> </w:t>
+      </w:r>
+      <w:r>
+        <w:rPr>
+          <w:i/>
+          <w:iCs/>
+        </w:rPr>
+        <w:t xml:space="preserve">Extraction and imports</w:t>
       </w:r>
       <w:r>
         <w:t xml:space="preserve">: no draw produced an</w:t>
@@ -65777,7 +66061,7 @@
         <w:pStyle w:val="BodyText"/>
       </w:pPr>
       <w:r>
-        <w:t xml:space="preserve">What is withheld is the mechanism. The flag separates the arms completely on the two API cells,</w:t>
+        <w:t xml:space="preserve">The screens do not identify a mechanism. The flag separates the arms completely on the two API cells,</w:t>
       </w:r>
       <w:r>
         <w:t xml:space="preserve"> </w:t>
@@ -66028,8 +66312,8 @@
         <w:t xml:space="preserve">PASS falls under a strict superset, whatever the internal cause.</w:t>
       </w:r>
     </w:p>
-    <w:bookmarkEnd w:id="143"/>
-    <w:bookmarkStart w:id="144" w:name="app:tokens"/>
+    <w:bookmarkEnd w:id="144"/>
+    <w:bookmarkStart w:id="145" w:name="app:tokens"/>
     <w:p>
       <w:pPr>
         <w:pStyle w:val="Heading2"/>
@@ -66880,9 +67164,9 @@
         <w:t xml:space="preserve">contradicts.</w:t>
       </w:r>
     </w:p>
-    <w:bookmarkEnd w:id="144"/>
     <w:bookmarkEnd w:id="145"/>
-    <w:bookmarkStart w:id="291" w:name="app:repro"/>
+    <w:bookmarkEnd w:id="146"/>
+    <w:bookmarkStart w:id="292" w:name="app:repro"/>
     <w:p>
       <w:pPr>
         <w:pStyle w:val="Heading1"/>
@@ -67073,7 +67357,7 @@
         <w:t xml:space="preserve">endpoint, and all API keys are read from the environment (never written to a file).</w:t>
       </w:r>
     </w:p>
-    <w:bookmarkStart w:id="146" w:name="protocol."/>
+    <w:bookmarkStart w:id="147" w:name="protocol."/>
     <w:p>
       <w:pPr>
         <w:pStyle w:val="Heading4"/>
@@ -67455,8 +67739,8 @@
         <w:t xml:space="preserve">.</w:t>
       </w:r>
     </w:p>
-    <w:bookmarkEnd w:id="146"/>
-    <w:bookmarkStart w:id="147" w:name="decoding-seeding-and-retries."/>
+    <w:bookmarkEnd w:id="147"/>
+    <w:bookmarkStart w:id="148" w:name="decoding-seeding-and-retries."/>
     <w:p>
       <w:pPr>
         <w:pStyle w:val="Heading4"/>
@@ -68413,8 +68697,8 @@
         <w:t xml:space="preserve">percentages are unchanged; what changes is which run they are read from.</w:t>
       </w:r>
     </w:p>
-    <w:bookmarkEnd w:id="147"/>
-    <w:bookmarkStart w:id="148" w:name="artifacts."/>
+    <w:bookmarkEnd w:id="148"/>
+    <w:bookmarkStart w:id="149" w:name="artifacts."/>
     <w:p>
       <w:pPr>
         <w:pStyle w:val="Heading4"/>
@@ -68891,8 +69175,8 @@
         <w:t xml:space="preserve">.</w:t>
       </w:r>
     </w:p>
-    <w:bookmarkEnd w:id="148"/>
-    <w:bookmarkStart w:id="290" w:name="compute-and-cost."/>
+    <w:bookmarkEnd w:id="149"/>
+    <w:bookmarkStart w:id="291" w:name="compute-and-cost."/>
     <w:p>
       <w:pPr>
         <w:pStyle w:val="Heading4"/>
@@ -69038,8 +69322,8 @@
         <w:t xml:space="preserve">on open weights at zero API cost.</w:t>
       </w:r>
     </w:p>
-    <w:bookmarkStart w:id="289" w:name="refs"/>
-    <w:bookmarkStart w:id="150" w:name="ref-akdemir2025"/>
+    <w:bookmarkStart w:id="290" w:name="refs"/>
+    <w:bookmarkStart w:id="151" w:name="ref-akdemir2025"/>
     <w:p>
       <w:pPr>
         <w:pStyle w:val="Bibliography"/>
@@ -69078,7 +69362,7 @@
       <w:r>
         <w:t xml:space="preserve"> </w:t>
       </w:r>
-      <w:hyperlink r:id="rId149">
+      <w:hyperlink r:id="rId150">
         <w:r>
           <w:rPr>
             <w:rStyle w:val="Hyperlink"/>
@@ -69090,8 +69374,8 @@
         <w:t xml:space="preserve">.</w:t>
       </w:r>
     </w:p>
-    <w:bookmarkEnd w:id="150"/>
-    <w:bookmarkStart w:id="152" w:name="ref-alpila2026"/>
+    <w:bookmarkEnd w:id="151"/>
+    <w:bookmarkStart w:id="153" w:name="ref-alpila2026"/>
     <w:p>
       <w:pPr>
         <w:pStyle w:val="Bibliography"/>
@@ -69164,7 +69448,7 @@
       <w:r>
         <w:t xml:space="preserve"> </w:t>
       </w:r>
-      <w:hyperlink r:id="rId151">
+      <w:hyperlink r:id="rId152">
         <w:r>
           <w:rPr>
             <w:rStyle w:val="Hyperlink"/>
@@ -69176,8 +69460,8 @@
         <w:t xml:space="preserve">.</w:t>
       </w:r>
     </w:p>
-    <w:bookmarkEnd w:id="152"/>
-    <w:bookmarkStart w:id="154" w:name="ref-alpila2026essay"/>
+    <w:bookmarkEnd w:id="153"/>
+    <w:bookmarkStart w:id="155" w:name="ref-alpila2026essay"/>
     <w:p>
       <w:pPr>
         <w:pStyle w:val="Bibliography"/>
@@ -69201,7 +69485,7 @@
       <w:r>
         <w:t xml:space="preserve"> </w:t>
       </w:r>
-      <w:hyperlink r:id="rId153">
+      <w:hyperlink r:id="rId154">
         <w:r>
           <w:rPr>
             <w:rStyle w:val="Hyperlink"/>
@@ -69213,8 +69497,8 @@
         <w:t xml:space="preserve">.</w:t>
       </w:r>
     </w:p>
-    <w:bookmarkEnd w:id="154"/>
-    <w:bookmarkStart w:id="156" w:name="ref-alpila2026lmrecall"/>
+    <w:bookmarkEnd w:id="155"/>
+    <w:bookmarkStart w:id="157" w:name="ref-alpila2026lmrecall"/>
     <w:p>
       <w:pPr>
         <w:pStyle w:val="Bibliography"/>
@@ -69259,7 +69543,7 @@
       <w:r>
         <w:t xml:space="preserve"> </w:t>
       </w:r>
-      <w:hyperlink r:id="rId155">
+      <w:hyperlink r:id="rId156">
         <w:r>
           <w:rPr>
             <w:rStyle w:val="Hyperlink"/>
@@ -69271,8 +69555,8 @@
         <w:t xml:space="preserve">.</w:t>
       </w:r>
     </w:p>
-    <w:bookmarkEnd w:id="156"/>
-    <w:bookmarkStart w:id="157" w:name="ref-auer2016pareto"/>
+    <w:bookmarkEnd w:id="157"/>
+    <w:bookmarkStart w:id="158" w:name="ref-auer2016pareto"/>
     <w:p>
       <w:pPr>
         <w:pStyle w:val="Bibliography"/>
@@ -69300,8 +69584,8 @@
         <w:t xml:space="preserve">, PMLR, vol. 51: 939–47.</w:t>
       </w:r>
     </w:p>
-    <w:bookmarkEnd w:id="157"/>
-    <w:bookmarkStart w:id="159" w:name="ref-bertschinger2014nolattice"/>
+    <w:bookmarkEnd w:id="158"/>
+    <w:bookmarkStart w:id="160" w:name="ref-bertschinger2014nolattice"/>
     <w:p>
       <w:pPr>
         <w:pStyle w:val="Bibliography"/>
@@ -69343,7 +69627,7 @@
       <w:r>
         <w:t xml:space="preserve"> </w:t>
       </w:r>
-      <w:hyperlink r:id="rId158">
+      <w:hyperlink r:id="rId159">
         <w:r>
           <w:rPr>
             <w:rStyle w:val="Hyperlink"/>
@@ -69355,8 +69639,8 @@
         <w:t xml:space="preserve">.</w:t>
       </w:r>
     </w:p>
-    <w:bookmarkEnd w:id="159"/>
-    <w:bookmarkStart w:id="161" w:name="ref-blackwell1953"/>
+    <w:bookmarkEnd w:id="160"/>
+    <w:bookmarkStart w:id="162" w:name="ref-blackwell1953"/>
     <w:p>
       <w:pPr>
         <w:pStyle w:val="Bibliography"/>
@@ -69389,7 +69673,7 @@
       <w:r>
         <w:t xml:space="preserve"> </w:t>
       </w:r>
-      <w:hyperlink r:id="rId160">
+      <w:hyperlink r:id="rId161">
         <w:r>
           <w:rPr>
             <w:rStyle w:val="Hyperlink"/>
@@ -69401,8 +69685,8 @@
         <w:t xml:space="preserve">.</w:t>
       </w:r>
     </w:p>
-    <w:bookmarkEnd w:id="161"/>
-    <w:bookmarkStart w:id="162" w:name="ref-bonferroni1936"/>
+    <w:bookmarkEnd w:id="162"/>
+    <w:bookmarkStart w:id="163" w:name="ref-bonferroni1936"/>
     <w:p>
       <w:pPr>
         <w:pStyle w:val="Bibliography"/>
@@ -69433,8 +69717,8 @@
         <w:t xml:space="preserve">8: 3–62.</w:t>
       </w:r>
     </w:p>
-    <w:bookmarkEnd w:id="162"/>
-    <w:bookmarkStart w:id="164" w:name="ref-bowyer2025clt"/>
+    <w:bookmarkEnd w:id="163"/>
+    <w:bookmarkStart w:id="165" w:name="ref-bowyer2025clt"/>
     <w:p>
       <w:pPr>
         <w:pStyle w:val="Bibliography"/>
@@ -69488,7 +69772,7 @@
       <w:r>
         <w:t xml:space="preserve"> </w:t>
       </w:r>
-      <w:hyperlink r:id="rId163">
+      <w:hyperlink r:id="rId164">
         <w:r>
           <w:rPr>
             <w:rStyle w:val="Hyperlink"/>
@@ -69500,8 +69784,8 @@
         <w:t xml:space="preserve">.</w:t>
       </w:r>
     </w:p>
-    <w:bookmarkEnd w:id="164"/>
-    <w:bookmarkStart w:id="166" w:name="ref-bradley2024garbling"/>
+    <w:bookmarkEnd w:id="165"/>
+    <w:bookmarkStart w:id="167" w:name="ref-bradley2024garbling"/>
     <w:p>
       <w:pPr>
         <w:pStyle w:val="Bibliography"/>
@@ -69543,7 +69827,7 @@
       <w:r>
         <w:t xml:space="preserve"> </w:t>
       </w:r>
-      <w:hyperlink r:id="rId165">
+      <w:hyperlink r:id="rId166">
         <w:r>
           <w:rPr>
             <w:rStyle w:val="Hyperlink"/>
@@ -69555,8 +69839,8 @@
         <w:t xml:space="preserve">.</w:t>
       </w:r>
     </w:p>
-    <w:bookmarkEnd w:id="166"/>
-    <w:bookmarkStart w:id="168" w:name="ref-carbonell1998"/>
+    <w:bookmarkEnd w:id="167"/>
+    <w:bookmarkStart w:id="169" w:name="ref-carbonell1998"/>
     <w:p>
       <w:pPr>
         <w:pStyle w:val="Bibliography"/>
@@ -69595,7 +69879,7 @@
       <w:r>
         <w:t xml:space="preserve"> </w:t>
       </w:r>
-      <w:hyperlink r:id="rId167">
+      <w:hyperlink r:id="rId168">
         <w:r>
           <w:rPr>
             <w:rStyle w:val="Hyperlink"/>
@@ -69607,8 +69891,8 @@
         <w:t xml:space="preserve">.</w:t>
       </w:r>
     </w:p>
-    <w:bookmarkEnd w:id="168"/>
-    <w:bookmarkStart w:id="170" w:name="ref-chakraborty2026conformal"/>
+    <w:bookmarkEnd w:id="169"/>
+    <w:bookmarkStart w:id="171" w:name="ref-chakraborty2026conformal"/>
     <w:p>
       <w:pPr>
         <w:pStyle w:val="Bibliography"/>
@@ -69647,7 +69931,7 @@
       <w:r>
         <w:t xml:space="preserve"> </w:t>
       </w:r>
-      <w:hyperlink r:id="rId169">
+      <w:hyperlink r:id="rId170">
         <w:r>
           <w:rPr>
             <w:rStyle w:val="Hyperlink"/>
@@ -69659,8 +69943,8 @@
         <w:t xml:space="preserve">.</w:t>
       </w:r>
     </w:p>
-    <w:bookmarkEnd w:id="170"/>
-    <w:bookmarkStart w:id="172" w:name="ref-conformalip2025"/>
+    <w:bookmarkEnd w:id="171"/>
+    <w:bookmarkStart w:id="173" w:name="ref-conformalip2025"/>
     <w:p>
       <w:pPr>
         <w:pStyle w:val="Bibliography"/>
@@ -69690,7 +69974,7 @@
       <w:r>
         <w:t xml:space="preserve"> </w:t>
       </w:r>
-      <w:hyperlink r:id="rId171">
+      <w:hyperlink r:id="rId172">
         <w:r>
           <w:rPr>
             <w:rStyle w:val="Hyperlink"/>
@@ -69702,8 +69986,8 @@
         <w:t xml:space="preserve">.</w:t>
       </w:r>
     </w:p>
-    <w:bookmarkEnd w:id="172"/>
-    <w:bookmarkStart w:id="174" w:name="ref-chen2026deepera"/>
+    <w:bookmarkEnd w:id="173"/>
+    <w:bookmarkStart w:id="175" w:name="ref-chen2026deepera"/>
     <w:p>
       <w:pPr>
         <w:pStyle w:val="Bibliography"/>
@@ -69739,7 +70023,7 @@
       <w:r>
         <w:t xml:space="preserve"> </w:t>
       </w:r>
-      <w:hyperlink r:id="rId173">
+      <w:hyperlink r:id="rId174">
         <w:r>
           <w:rPr>
             <w:rStyle w:val="Hyperlink"/>
@@ -69751,8 +70035,8 @@
         <w:t xml:space="preserve">.</w:t>
       </w:r>
     </w:p>
-    <w:bookmarkEnd w:id="174"/>
-    <w:bookmarkStart w:id="176" w:name="ref-bedllm2026"/>
+    <w:bookmarkEnd w:id="175"/>
+    <w:bookmarkStart w:id="177" w:name="ref-bedllm2026"/>
     <w:p>
       <w:pPr>
         <w:pStyle w:val="Bibliography"/>
@@ -69800,7 +70084,7 @@
       <w:r>
         <w:t xml:space="preserve"> </w:t>
       </w:r>
-      <w:hyperlink r:id="rId175">
+      <w:hyperlink r:id="rId176">
         <w:r>
           <w:rPr>
             <w:rStyle w:val="Hyperlink"/>
@@ -69812,8 +70096,8 @@
         <w:t xml:space="preserve">.</w:t>
       </w:r>
     </w:p>
-    <w:bookmarkEnd w:id="176"/>
-    <w:bookmarkStart w:id="178" w:name="ref-clopperpearson1934"/>
+    <w:bookmarkEnd w:id="177"/>
+    <w:bookmarkStart w:id="179" w:name="ref-clopperpearson1934"/>
     <w:p>
       <w:pPr>
         <w:pStyle w:val="Bibliography"/>
@@ -69846,7 +70130,7 @@
       <w:r>
         <w:t xml:space="preserve"> </w:t>
       </w:r>
-      <w:hyperlink r:id="rId177">
+      <w:hyperlink r:id="rId178">
         <w:r>
           <w:rPr>
             <w:rStyle w:val="Hyperlink"/>
@@ -69858,8 +70142,8 @@
         <w:t xml:space="preserve">.</w:t>
       </w:r>
     </w:p>
-    <w:bookmarkEnd w:id="178"/>
-    <w:bookmarkStart w:id="180" w:name="ref-cuconasu2024noise"/>
+    <w:bookmarkEnd w:id="179"/>
+    <w:bookmarkStart w:id="181" w:name="ref-cuconasu2024noise"/>
     <w:p>
       <w:pPr>
         <w:pStyle w:val="Bibliography"/>
@@ -69901,7 +70185,7 @@
       <w:r>
         <w:t xml:space="preserve"> </w:t>
       </w:r>
-      <w:hyperlink r:id="rId179">
+      <w:hyperlink r:id="rId180">
         <w:r>
           <w:rPr>
             <w:rStyle w:val="Hyperlink"/>
@@ -69913,8 +70197,8 @@
         <w:t xml:space="preserve">.</w:t>
       </w:r>
     </w:p>
-    <w:bookmarkEnd w:id="180"/>
-    <w:bookmarkStart w:id="182" w:name="ref-dai2025seper"/>
+    <w:bookmarkEnd w:id="181"/>
+    <w:bookmarkStart w:id="183" w:name="ref-dai2025seper"/>
     <w:p>
       <w:pPr>
         <w:pStyle w:val="Bibliography"/>
@@ -69950,7 +70234,7 @@
       <w:r>
         <w:t xml:space="preserve"> </w:t>
       </w:r>
-      <w:hyperlink r:id="rId181">
+      <w:hyperlink r:id="rId182">
         <w:r>
           <w:rPr>
             <w:rStyle w:val="Hyperlink"/>
@@ -69962,8 +70246,8 @@
         <w:t xml:space="preserve">.</w:t>
       </w:r>
     </w:p>
-    <w:bookmarkEnd w:id="182"/>
-    <w:bookmarkStart w:id="184" w:name="ref-dong2013lessismore"/>
+    <w:bookmarkEnd w:id="183"/>
+    <w:bookmarkStart w:id="185" w:name="ref-dong2013lessismore"/>
     <w:p>
       <w:pPr>
         <w:pStyle w:val="Bibliography"/>
@@ -69996,7 +70280,7 @@
       <w:r>
         <w:t xml:space="preserve"> </w:t>
       </w:r>
-      <w:hyperlink r:id="rId183">
+      <w:hyperlink r:id="rId184">
         <w:r>
           <w:rPr>
             <w:rStyle w:val="Hyperlink"/>
@@ -70008,8 +70292,8 @@
         <w:t xml:space="preserve">.</w:t>
       </w:r>
     </w:p>
-    <w:bookmarkEnd w:id="184"/>
-    <w:bookmarkStart w:id="186" w:name="ref-contexthurts2025"/>
+    <w:bookmarkEnd w:id="185"/>
+    <w:bookmarkStart w:id="187" w:name="ref-contexthurts2025"/>
     <w:p>
       <w:pPr>
         <w:pStyle w:val="Bibliography"/>
@@ -70051,7 +70335,7 @@
       <w:r>
         <w:t xml:space="preserve"> </w:t>
       </w:r>
-      <w:hyperlink r:id="rId185">
+      <w:hyperlink r:id="rId186">
         <w:r>
           <w:rPr>
             <w:rStyle w:val="Hyperlink"/>
@@ -70063,8 +70347,8 @@
         <w:t xml:space="preserve">.</w:t>
       </w:r>
     </w:p>
-    <w:bookmarkEnd w:id="186"/>
-    <w:bookmarkStart w:id="188" w:name="ref-dvoretzky1956"/>
+    <w:bookmarkEnd w:id="187"/>
+    <w:bookmarkStart w:id="189" w:name="ref-dvoretzky1956"/>
     <w:p>
       <w:pPr>
         <w:pStyle w:val="Bibliography"/>
@@ -70097,7 +70381,7 @@
       <w:r>
         <w:t xml:space="preserve"> </w:t>
       </w:r>
-      <w:hyperlink r:id="rId187">
+      <w:hyperlink r:id="rId188">
         <w:r>
           <w:rPr>
             <w:rStyle w:val="Hyperlink"/>
@@ -70109,8 +70393,8 @@
         <w:t xml:space="preserve">.</w:t>
       </w:r>
     </w:p>
-    <w:bookmarkEnd w:id="188"/>
-    <w:bookmarkStart w:id="189" w:name="ref-ethayarajh2022"/>
+    <w:bookmarkEnd w:id="189"/>
+    <w:bookmarkStart w:id="190" w:name="ref-ethayarajh2022"/>
     <w:p>
       <w:pPr>
         <w:pStyle w:val="Bibliography"/>
@@ -70153,8 +70437,8 @@
         <w:t xml:space="preserve">, PMLR, vol. 162: 5988–6008.</w:t>
       </w:r>
     </w:p>
-    <w:bookmarkEnd w:id="189"/>
-    <w:bookmarkStart w:id="191" w:name="ref-rank4gen2026"/>
+    <w:bookmarkEnd w:id="190"/>
+    <w:bookmarkStart w:id="192" w:name="ref-rank4gen2026"/>
     <w:p>
       <w:pPr>
         <w:pStyle w:val="Bibliography"/>
@@ -70199,7 +70483,7 @@
       <w:r>
         <w:t xml:space="preserve"> </w:t>
       </w:r>
-      <w:hyperlink r:id="rId190">
+      <w:hyperlink r:id="rId191">
         <w:r>
           <w:rPr>
             <w:rStyle w:val="Hyperlink"/>
@@ -70211,8 +70495,8 @@
         <w:t xml:space="preserve">.</w:t>
       </w:r>
     </w:p>
-    <w:bookmarkEnd w:id="191"/>
-    <w:bookmarkStart w:id="193" w:name="ref-fosse2025"/>
+    <w:bookmarkEnd w:id="192"/>
+    <w:bookmarkStart w:id="194" w:name="ref-fosse2025"/>
     <w:p>
       <w:pPr>
         <w:pStyle w:val="Bibliography"/>
@@ -70242,7 +70526,7 @@
       <w:r>
         <w:t xml:space="preserve"> </w:t>
       </w:r>
-      <w:hyperlink r:id="rId192">
+      <w:hyperlink r:id="rId193">
         <w:r>
           <w:rPr>
             <w:rStyle w:val="Hyperlink"/>
@@ -70254,8 +70538,8 @@
         <w:t xml:space="preserve">.</w:t>
       </w:r>
     </w:p>
-    <w:bookmarkEnd w:id="193"/>
-    <w:bookmarkStart w:id="195" w:name="ref-frohmann2026orderconsistent"/>
+    <w:bookmarkEnd w:id="194"/>
+    <w:bookmarkStart w:id="196" w:name="ref-frohmann2026orderconsistent"/>
     <w:p>
       <w:pPr>
         <w:pStyle w:val="Bibliography"/>
@@ -70297,7 +70581,7 @@
       <w:r>
         <w:t xml:space="preserve"> </w:t>
       </w:r>
-      <w:hyperlink r:id="rId194">
+      <w:hyperlink r:id="rId195">
         <w:r>
           <w:rPr>
             <w:rStyle w:val="Hyperlink"/>
@@ -70309,8 +70593,8 @@
         <w:t xml:space="preserve">.</w:t>
       </w:r>
     </w:p>
-    <w:bookmarkEnd w:id="195"/>
-    <w:bookmarkStart w:id="197" w:name="ref-fuhr2008"/>
+    <w:bookmarkEnd w:id="196"/>
+    <w:bookmarkStart w:id="198" w:name="ref-fuhr2008"/>
     <w:p>
       <w:pPr>
         <w:pStyle w:val="Bibliography"/>
@@ -70343,7 +70627,7 @@
       <w:r>
         <w:t xml:space="preserve"> </w:t>
       </w:r>
-      <w:hyperlink r:id="rId196">
+      <w:hyperlink r:id="rId197">
         <w:r>
           <w:rPr>
             <w:rStyle w:val="Hyperlink"/>
@@ -70355,8 +70639,8 @@
         <w:t xml:space="preserve">.</w:t>
       </w:r>
     </w:p>
-    <w:bookmarkEnd w:id="197"/>
-    <w:bookmarkStart w:id="199" w:name="ref-gao2024modelequality"/>
+    <w:bookmarkEnd w:id="198"/>
+    <w:bookmarkStart w:id="200" w:name="ref-gao2024modelequality"/>
     <w:p>
       <w:pPr>
         <w:pStyle w:val="Bibliography"/>
@@ -70398,7 +70682,7 @@
       <w:r>
         <w:t xml:space="preserve"> </w:t>
       </w:r>
-      <w:hyperlink r:id="rId198">
+      <w:hyperlink r:id="rId199">
         <w:r>
           <w:rPr>
             <w:rStyle w:val="Hyperlink"/>
@@ -70410,8 +70694,8 @@
         <w:t xml:space="preserve">.</w:t>
       </w:r>
     </w:p>
-    <w:bookmarkEnd w:id="199"/>
-    <w:bookmarkStart w:id="201" w:name="ref-pacms2026"/>
+    <w:bookmarkEnd w:id="200"/>
+    <w:bookmarkStart w:id="202" w:name="ref-pacms2026"/>
     <w:p>
       <w:pPr>
         <w:pStyle w:val="Bibliography"/>
@@ -70459,7 +70743,7 @@
       <w:r>
         <w:t xml:space="preserve"> </w:t>
       </w:r>
-      <w:hyperlink r:id="rId200">
+      <w:hyperlink r:id="rId201">
         <w:r>
           <w:rPr>
             <w:rStyle w:val="Hyperlink"/>
@@ -70471,8 +70755,8 @@
         <w:t xml:space="preserve">.</w:t>
       </w:r>
     </w:p>
-    <w:bookmarkEnd w:id="201"/>
-    <w:bookmarkStart w:id="203" w:name="ref-giannetti2026interference"/>
+    <w:bookmarkEnd w:id="202"/>
+    <w:bookmarkStart w:id="204" w:name="ref-giannetti2026interference"/>
     <w:p>
       <w:pPr>
         <w:pStyle w:val="Bibliography"/>
@@ -70514,7 +70798,7 @@
       <w:r>
         <w:t xml:space="preserve"> </w:t>
       </w:r>
-      <w:hyperlink r:id="rId202">
+      <w:hyperlink r:id="rId203">
         <w:r>
           <w:rPr>
             <w:rStyle w:val="Hyperlink"/>
@@ -70526,8 +70810,8 @@
         <w:t xml:space="preserve">.</w:t>
       </w:r>
     </w:p>
-    <w:bookmarkEnd w:id="203"/>
-    <w:bookmarkStart w:id="205" w:name="ref-guu2020realm"/>
+    <w:bookmarkEnd w:id="204"/>
+    <w:bookmarkStart w:id="206" w:name="ref-guu2020realm"/>
     <w:p>
       <w:pPr>
         <w:pStyle w:val="Bibliography"/>
@@ -70563,7 +70847,7 @@
       <w:r>
         <w:t xml:space="preserve"> </w:t>
       </w:r>
-      <w:hyperlink r:id="rId204">
+      <w:hyperlink r:id="rId205">
         <w:r>
           <w:rPr>
             <w:rStyle w:val="Hyperlink"/>
@@ -70575,8 +70859,8 @@
         <w:t xml:space="preserve">.</w:t>
       </w:r>
     </w:p>
-    <w:bookmarkEnd w:id="205"/>
-    <w:bookmarkStart w:id="207" w:name="ref-hagstrom2025druid"/>
+    <w:bookmarkEnd w:id="206"/>
+    <w:bookmarkStart w:id="208" w:name="ref-hagstrom2025druid"/>
     <w:p>
       <w:pPr>
         <w:pStyle w:val="Bibliography"/>
@@ -70606,7 +70890,7 @@
       <w:r>
         <w:t xml:space="preserve"> </w:t>
       </w:r>
-      <w:hyperlink r:id="rId206">
+      <w:hyperlink r:id="rId207">
         <w:r>
           <w:rPr>
             <w:rStyle w:val="Hyperlink"/>
@@ -70618,8 +70902,8 @@
         <w:t xml:space="preserve">.</w:t>
       </w:r>
     </w:p>
-    <w:bookmarkEnd w:id="207"/>
-    <w:bookmarkStart w:id="209" w:name="ref-hagstrom2025lexical"/>
+    <w:bookmarkEnd w:id="208"/>
+    <w:bookmarkStart w:id="210" w:name="ref-hagstrom2025lexical"/>
     <w:p>
       <w:pPr>
         <w:pStyle w:val="Bibliography"/>
@@ -70652,7 +70936,7 @@
       <w:r>
         <w:t xml:space="preserve"> </w:t>
       </w:r>
-      <w:hyperlink r:id="rId208">
+      <w:hyperlink r:id="rId209">
         <w:r>
           <w:rPr>
             <w:rStyle w:val="Hyperlink"/>
@@ -70664,8 +70948,8 @@
         <w:t xml:space="preserve">.</w:t>
       </w:r>
     </w:p>
-    <w:bookmarkEnd w:id="209"/>
-    <w:bookmarkStart w:id="211" w:name="ref-halevy2023learnings"/>
+    <w:bookmarkEnd w:id="210"/>
+    <w:bookmarkStart w:id="212" w:name="ref-halevy2023learnings"/>
     <w:p>
       <w:pPr>
         <w:pStyle w:val="Bibliography"/>
@@ -70695,7 +70979,7 @@
       <w:r>
         <w:t xml:space="preserve"> </w:t>
       </w:r>
-      <w:hyperlink r:id="rId210">
+      <w:hyperlink r:id="rId211">
         <w:r>
           <w:rPr>
             <w:rStyle w:val="Hyperlink"/>
@@ -70707,8 +70991,8 @@
         <w:t xml:space="preserve">.</w:t>
       </w:r>
     </w:p>
-    <w:bookmarkEnd w:id="211"/>
-    <w:bookmarkStart w:id="213" w:name="ref-hong2025contextrot"/>
+    <w:bookmarkEnd w:id="212"/>
+    <w:bookmarkStart w:id="214" w:name="ref-hong2025contextrot"/>
     <w:p>
       <w:pPr>
         <w:pStyle w:val="Bibliography"/>
@@ -70760,7 +71044,7 @@
       <w:r>
         <w:t xml:space="preserve"> </w:t>
       </w:r>
-      <w:hyperlink r:id="rId212">
+      <w:hyperlink r:id="rId213">
         <w:r>
           <w:rPr>
             <w:rStyle w:val="Hyperlink"/>
@@ -70772,8 +71056,8 @@
         <w:t xml:space="preserve">.</w:t>
       </w:r>
     </w:p>
-    <w:bookmarkEnd w:id="213"/>
-    <w:bookmarkStart w:id="215" w:name="ref-huang2025gammacover"/>
+    <w:bookmarkEnd w:id="214"/>
+    <w:bookmarkStart w:id="216" w:name="ref-huang2025gammacover"/>
     <w:p>
       <w:pPr>
         <w:pStyle w:val="Bibliography"/>
@@ -70814,7 +71098,7 @@
       <w:r>
         <w:t xml:space="preserve"> </w:t>
       </w:r>
-      <w:hyperlink r:id="rId214">
+      <w:hyperlink r:id="rId215">
         <w:r>
           <w:rPr>
             <w:rStyle w:val="Hyperlink"/>
@@ -70826,8 +71110,8 @@
         <w:t xml:space="preserve">.</w:t>
       </w:r>
     </w:p>
-    <w:bookmarkEnd w:id="215"/>
-    <w:bookmarkStart w:id="217" w:name="ref-jain2025contextualutility"/>
+    <w:bookmarkEnd w:id="216"/>
+    <w:bookmarkStart w:id="218" w:name="ref-jain2025contextualutility"/>
     <w:p>
       <w:pPr>
         <w:pStyle w:val="Bibliography"/>
@@ -70857,7 +71141,7 @@
       <w:r>
         <w:t xml:space="preserve"> </w:t>
       </w:r>
-      <w:hyperlink r:id="rId216">
+      <w:hyperlink r:id="rId217">
         <w:r>
           <w:rPr>
             <w:rStyle w:val="Hyperlink"/>
@@ -70869,8 +71153,8 @@
         <w:t xml:space="preserve">.</w:t>
       </w:r>
     </w:p>
-    <w:bookmarkEnd w:id="217"/>
-    <w:bookmarkStart w:id="219" w:name="ref-optiset2026"/>
+    <w:bookmarkEnd w:id="218"/>
+    <w:bookmarkStart w:id="220" w:name="ref-optiset2026"/>
     <w:p>
       <w:pPr>
         <w:pStyle w:val="Bibliography"/>
@@ -70906,7 +71190,7 @@
       <w:r>
         <w:t xml:space="preserve"> </w:t>
       </w:r>
-      <w:hyperlink r:id="rId218">
+      <w:hyperlink r:id="rId219">
         <w:r>
           <w:rPr>
             <w:rStyle w:val="Hyperlink"/>
@@ -70918,8 +71202,8 @@
         <w:t xml:space="preserve">.</w:t>
       </w:r>
     </w:p>
-    <w:bookmarkEnd w:id="219"/>
-    <w:bookmarkStart w:id="221" w:name="ref-jin2024longrag"/>
+    <w:bookmarkEnd w:id="220"/>
+    <w:bookmarkStart w:id="222" w:name="ref-jin2024longrag"/>
     <w:p>
       <w:pPr>
         <w:pStyle w:val="Bibliography"/>
@@ -70979,7 +71263,7 @@
       <w:r>
         <w:t xml:space="preserve"> </w:t>
       </w:r>
-      <w:hyperlink r:id="rId220">
+      <w:hyperlink r:id="rId221">
         <w:r>
           <w:rPr>
             <w:rStyle w:val="Hyperlink"/>
@@ -70991,8 +71275,8 @@
         <w:t xml:space="preserve">.</w:t>
       </w:r>
     </w:p>
-    <w:bookmarkEnd w:id="221"/>
-    <w:bookmarkStart w:id="223" w:name="ref-sufficientcontext2024"/>
+    <w:bookmarkEnd w:id="222"/>
+    <w:bookmarkStart w:id="224" w:name="ref-sufficientcontext2024"/>
     <w:p>
       <w:pPr>
         <w:pStyle w:val="Bibliography"/>
@@ -71022,7 +71306,7 @@
       <w:r>
         <w:t xml:space="preserve"> </w:t>
       </w:r>
-      <w:hyperlink r:id="rId222">
+      <w:hyperlink r:id="rId223">
         <w:r>
           <w:rPr>
             <w:rStyle w:val="Hyperlink"/>
@@ -71034,8 +71318,8 @@
         <w:t xml:space="preserve">.</w:t>
       </w:r>
     </w:p>
-    <w:bookmarkEnd w:id="223"/>
-    <w:bookmarkStart w:id="225" w:name="ref-khan2025blackwell"/>
+    <w:bookmarkEnd w:id="224"/>
+    <w:bookmarkStart w:id="226" w:name="ref-khan2025blackwell"/>
     <w:p>
       <w:pPr>
         <w:pStyle w:val="Bibliography"/>
@@ -71077,7 +71361,7 @@
       <w:r>
         <w:t xml:space="preserve"> </w:t>
       </w:r>
-      <w:hyperlink r:id="rId224">
+      <w:hyperlink r:id="rId225">
         <w:r>
           <w:rPr>
             <w:rStyle w:val="Hyperlink"/>
@@ -71089,8 +71373,8 @@
         <w:t xml:space="preserve">.</w:t>
       </w:r>
     </w:p>
-    <w:bookmarkEnd w:id="225"/>
-    <w:bookmarkStart w:id="227" w:name="ref-khattab2020colbert"/>
+    <w:bookmarkEnd w:id="226"/>
+    <w:bookmarkStart w:id="228" w:name="ref-khattab2020colbert"/>
     <w:p>
       <w:pPr>
         <w:pStyle w:val="Bibliography"/>
@@ -71135,7 +71419,7 @@
       <w:r>
         <w:t xml:space="preserve"> </w:t>
       </w:r>
-      <w:hyperlink r:id="rId226">
+      <w:hyperlink r:id="rId227">
         <w:r>
           <w:rPr>
             <w:rStyle w:val="Hyperlink"/>
@@ -71147,8 +71431,8 @@
         <w:t xml:space="preserve">.</w:t>
       </w:r>
     </w:p>
-    <w:bookmarkEnd w:id="227"/>
-    <w:bookmarkStart w:id="229" w:name="ref-lecam1964"/>
+    <w:bookmarkEnd w:id="228"/>
+    <w:bookmarkStart w:id="230" w:name="ref-lecam1964"/>
     <w:p>
       <w:pPr>
         <w:pStyle w:val="Bibliography"/>
@@ -71181,7 +71465,7 @@
       <w:r>
         <w:t xml:space="preserve"> </w:t>
       </w:r>
-      <w:hyperlink r:id="rId228">
+      <w:hyperlink r:id="rId229">
         <w:r>
           <w:rPr>
             <w:rStyle w:val="Hyperlink"/>
@@ -71193,8 +71477,8 @@
         <w:t xml:space="preserve">.</w:t>
       </w:r>
     </w:p>
-    <w:bookmarkEnd w:id="229"/>
-    <w:bookmarkStart w:id="231" w:name="ref-lecam1986"/>
+    <w:bookmarkEnd w:id="230"/>
+    <w:bookmarkStart w:id="232" w:name="ref-lecam1986"/>
     <w:p>
       <w:pPr>
         <w:pStyle w:val="Bibliography"/>
@@ -71218,7 +71502,7 @@
       <w:r>
         <w:t xml:space="preserve"> </w:t>
       </w:r>
-      <w:hyperlink r:id="rId230">
+      <w:hyperlink r:id="rId231">
         <w:r>
           <w:rPr>
             <w:rStyle w:val="Hyperlink"/>
@@ -71230,8 +71514,8 @@
         <w:t xml:space="preserve">.</w:t>
       </w:r>
     </w:p>
-    <w:bookmarkEnd w:id="231"/>
-    <w:bookmarkStart w:id="233" w:name="ref-relevanceutility2025"/>
+    <w:bookmarkEnd w:id="232"/>
+    <w:bookmarkStart w:id="234" w:name="ref-relevanceutility2025"/>
     <w:p>
       <w:pPr>
         <w:pStyle w:val="Bibliography"/>
@@ -71273,7 +71557,7 @@
       <w:r>
         <w:t xml:space="preserve"> </w:t>
       </w:r>
-      <w:hyperlink r:id="rId232">
+      <w:hyperlink r:id="rId233">
         <w:r>
           <w:rPr>
             <w:rStyle w:val="Hyperlink"/>
@@ -71285,8 +71569,8 @@
         <w:t xml:space="preserve">.</w:t>
       </w:r>
     </w:p>
-    <w:bookmarkEnd w:id="233"/>
-    <w:bookmarkStart w:id="235" w:name="ref-levy2025moredocs"/>
+    <w:bookmarkEnd w:id="234"/>
+    <w:bookmarkStart w:id="236" w:name="ref-levy2025moredocs"/>
     <w:p>
       <w:pPr>
         <w:pStyle w:val="Bibliography"/>
@@ -71325,7 +71609,7 @@
       <w:r>
         <w:t xml:space="preserve"> </w:t>
       </w:r>
-      <w:hyperlink r:id="rId234">
+      <w:hyperlink r:id="rId235">
         <w:r>
           <w:rPr>
             <w:rStyle w:val="Hyperlink"/>
@@ -71337,8 +71621,8 @@
         <w:t xml:space="preserve">.</w:t>
       </w:r>
     </w:p>
-    <w:bookmarkEnd w:id="235"/>
-    <w:bookmarkStart w:id="237" w:name="ref-longcontextdegrade2026"/>
+    <w:bookmarkEnd w:id="236"/>
+    <w:bookmarkStart w:id="238" w:name="ref-longcontextdegrade2026"/>
     <w:p>
       <w:pPr>
         <w:pStyle w:val="Bibliography"/>
@@ -71380,7 +71664,7 @@
       <w:r>
         <w:t xml:space="preserve"> </w:t>
       </w:r>
-      <w:hyperlink r:id="rId236">
+      <w:hyperlink r:id="rId237">
         <w:r>
           <w:rPr>
             <w:rStyle w:val="Hyperlink"/>
@@ -71392,8 +71676,8 @@
         <w:t xml:space="preserve">.</w:t>
       </w:r>
     </w:p>
-    <w:bookmarkEnd w:id="237"/>
-    <w:bookmarkStart w:id="239" w:name="ref-liu2024lost"/>
+    <w:bookmarkEnd w:id="238"/>
+    <w:bookmarkStart w:id="240" w:name="ref-liu2024lost"/>
     <w:p>
       <w:pPr>
         <w:pStyle w:val="Bibliography"/>
@@ -71426,7 +71710,7 @@
       <w:r>
         <w:t xml:space="preserve"> </w:t>
       </w:r>
-      <w:hyperlink r:id="rId238">
+      <w:hyperlink r:id="rId239">
         <w:r>
           <w:rPr>
             <w:rStyle w:val="Hyperlink"/>
@@ -71438,8 +71722,8 @@
         <w:t xml:space="preserve">.</w:t>
       </w:r>
     </w:p>
-    <w:bookmarkEnd w:id="239"/>
-    <w:bookmarkStart w:id="241" w:name="ref-miller2024errorbars"/>
+    <w:bookmarkEnd w:id="240"/>
+    <w:bookmarkStart w:id="242" w:name="ref-miller2024errorbars"/>
     <w:p>
       <w:pPr>
         <w:pStyle w:val="Bibliography"/>
@@ -71469,7 +71753,7 @@
       <w:r>
         <w:t xml:space="preserve"> </w:t>
       </w:r>
-      <w:hyperlink r:id="rId240">
+      <w:hyperlink r:id="rId241">
         <w:r>
           <w:rPr>
             <w:rStyle w:val="Hyperlink"/>
@@ -71481,8 +71765,8 @@
         <w:t xml:space="preserve">.</w:t>
       </w:r>
     </w:p>
-    <w:bookmarkEnd w:id="241"/>
-    <w:bookmarkStart w:id="243" w:name="ref-nematov2025shapley"/>
+    <w:bookmarkEnd w:id="242"/>
+    <w:bookmarkStart w:id="244" w:name="ref-nematov2025shapley"/>
     <w:p>
       <w:pPr>
         <w:pStyle w:val="Bibliography"/>
@@ -71512,7 +71796,7 @@
       <w:r>
         <w:t xml:space="preserve"> </w:t>
       </w:r>
-      <w:hyperlink r:id="rId242">
+      <w:hyperlink r:id="rId243">
         <w:r>
           <w:rPr>
             <w:rStyle w:val="Hyperlink"/>
@@ -71524,8 +71808,8 @@
         <w:t xml:space="preserve">.</w:t>
       </w:r>
     </w:p>
-    <w:bookmarkEnd w:id="243"/>
-    <w:bookmarkStart w:id="245" w:name="ref-blackwellrep2026"/>
+    <w:bookmarkEnd w:id="244"/>
+    <w:bookmarkStart w:id="246" w:name="ref-blackwellrep2026"/>
     <w:p>
       <w:pPr>
         <w:pStyle w:val="Bibliography"/>
@@ -71555,7 +71839,7 @@
       <w:r>
         <w:t xml:space="preserve"> </w:t>
       </w:r>
-      <w:hyperlink r:id="rId244">
+      <w:hyperlink r:id="rId245">
         <w:r>
           <w:rPr>
             <w:rStyle w:val="Hyperlink"/>
@@ -71567,8 +71851,8 @@
         <w:t xml:space="preserve">.</w:t>
       </w:r>
     </w:p>
-    <w:bookmarkEnd w:id="245"/>
-    <w:bookmarkStart w:id="247" w:name="ref-sureRAG2026"/>
+    <w:bookmarkEnd w:id="246"/>
+    <w:bookmarkStart w:id="248" w:name="ref-sureRAG2026"/>
     <w:p>
       <w:pPr>
         <w:pStyle w:val="Bibliography"/>
@@ -71604,7 +71888,7 @@
       <w:r>
         <w:t xml:space="preserve"> </w:t>
       </w:r>
-      <w:hyperlink r:id="rId246">
+      <w:hyperlink r:id="rId247">
         <w:r>
           <w:rPr>
             <w:rStyle w:val="Hyperlink"/>
@@ -71616,8 +71900,8 @@
         <w:t xml:space="preserve">.</w:t>
       </w:r>
     </w:p>
-    <w:bookmarkEnd w:id="247"/>
-    <w:bookmarkStart w:id="249" w:name="ref-robertson1977"/>
+    <w:bookmarkEnd w:id="248"/>
+    <w:bookmarkStart w:id="250" w:name="ref-robertson1977"/>
     <w:p>
       <w:pPr>
         <w:pStyle w:val="Bibliography"/>
@@ -71659,7 +71943,7 @@
       <w:r>
         <w:t xml:space="preserve"> </w:t>
       </w:r>
-      <w:hyperlink r:id="rId248">
+      <w:hyperlink r:id="rId249">
         <w:r>
           <w:rPr>
             <w:rStyle w:val="Hyperlink"/>
@@ -71671,8 +71955,8 @@
         <w:t xml:space="preserve">.</w:t>
       </w:r>
     </w:p>
-    <w:bookmarkEnd w:id="249"/>
-    <w:bookmarkStart w:id="251" w:name="ref-vanrooyen2014"/>
+    <w:bookmarkEnd w:id="250"/>
+    <w:bookmarkStart w:id="252" w:name="ref-vanrooyen2014"/>
     <w:p>
       <w:pPr>
         <w:pStyle w:val="Bibliography"/>
@@ -71720,7 +72004,7 @@
       <w:r>
         <w:t xml:space="preserve"> </w:t>
       </w:r>
-      <w:hyperlink r:id="rId250">
+      <w:hyperlink r:id="rId251">
         <w:r>
           <w:rPr>
             <w:rStyle w:val="Hyperlink"/>
@@ -71732,8 +72016,8 @@
         <w:t xml:space="preserve">.</w:t>
       </w:r>
     </w:p>
-    <w:bookmarkEnd w:id="251"/>
-    <w:bookmarkStart w:id="253" w:name="ref-shi2023distracted"/>
+    <w:bookmarkEnd w:id="252"/>
+    <w:bookmarkStart w:id="254" w:name="ref-shi2023distracted"/>
     <w:p>
       <w:pPr>
         <w:pStyle w:val="Bibliography"/>
@@ -71763,7 +72047,7 @@
       <w:r>
         <w:t xml:space="preserve"> </w:t>
       </w:r>
-      <w:hyperlink r:id="rId252">
+      <w:hyperlink r:id="rId253">
         <w:r>
           <w:rPr>
             <w:rStyle w:val="Hyperlink"/>
@@ -71775,8 +72059,8 @@
         <w:t xml:space="preserve">.</w:t>
       </w:r>
     </w:p>
-    <w:bookmarkEnd w:id="253"/>
-    <w:bookmarkStart w:id="255" w:name="ref-shi2023replug"/>
+    <w:bookmarkEnd w:id="254"/>
+    <w:bookmarkStart w:id="256" w:name="ref-shi2023replug"/>
     <w:p>
       <w:pPr>
         <w:pStyle w:val="Bibliography"/>
@@ -71812,7 +72096,7 @@
       <w:r>
         <w:t xml:space="preserve"> </w:t>
       </w:r>
-      <w:hyperlink r:id="rId254">
+      <w:hyperlink r:id="rId255">
         <w:r>
           <w:rPr>
             <w:rStyle w:val="Hyperlink"/>
@@ -71824,8 +72108,8 @@
         <w:t xml:space="preserve">.</w:t>
       </w:r>
     </w:p>
-    <w:bookmarkEnd w:id="255"/>
-    <w:bookmarkStart w:id="257" w:name="ref-sun2023rankgpt"/>
+    <w:bookmarkEnd w:id="256"/>
+    <w:bookmarkStart w:id="258" w:name="ref-sun2023rankgpt"/>
     <w:p>
       <w:pPr>
         <w:pStyle w:val="Bibliography"/>
@@ -71879,7 +72163,7 @@
       <w:r>
         <w:t xml:space="preserve"> </w:t>
       </w:r>
-      <w:hyperlink r:id="rId256">
+      <w:hyperlink r:id="rId257">
         <w:r>
           <w:rPr>
             <w:rStyle w:val="Hyperlink"/>
@@ -71891,8 +72175,8 @@
         <w:t xml:space="preserve">.</w:t>
       </w:r>
     </w:p>
-    <w:bookmarkEnd w:id="257"/>
-    <w:bookmarkStart w:id="259" w:name="ref-torgersen1991"/>
+    <w:bookmarkEnd w:id="258"/>
+    <w:bookmarkStart w:id="260" w:name="ref-torgersen1991"/>
     <w:p>
       <w:pPr>
         <w:pStyle w:val="Bibliography"/>
@@ -71916,7 +72200,7 @@
       <w:r>
         <w:t xml:space="preserve"> </w:t>
       </w:r>
-      <w:hyperlink r:id="rId258">
+      <w:hyperlink r:id="rId259">
         <w:r>
           <w:rPr>
             <w:rStyle w:val="Hyperlink"/>
@@ -71928,8 +72212,8 @@
         <w:t xml:space="preserve">.</w:t>
       </w:r>
     </w:p>
-    <w:bookmarkEnd w:id="259"/>
-    <w:bookmarkStart w:id="261" w:name="ref-inficl2024"/>
+    <w:bookmarkEnd w:id="260"/>
+    <w:bookmarkStart w:id="262" w:name="ref-inficl2024"/>
     <w:p>
       <w:pPr>
         <w:pStyle w:val="Bibliography"/>
@@ -71959,7 +72243,7 @@
       <w:r>
         <w:t xml:space="preserve"> </w:t>
       </w:r>
-      <w:hyperlink r:id="rId260">
+      <w:hyperlink r:id="rId261">
         <w:r>
           <w:rPr>
             <w:rStyle w:val="Hyperlink"/>
@@ -71971,8 +72255,8 @@
         <w:t xml:space="preserve">.</w:t>
       </w:r>
     </w:p>
-    <w:bookmarkEnd w:id="261"/>
-    <w:bookmarkStart w:id="263" w:name="ref-wang2026whencontext"/>
+    <w:bookmarkEnd w:id="262"/>
+    <w:bookmarkStart w:id="264" w:name="ref-wang2026whencontext"/>
     <w:p>
       <w:pPr>
         <w:pStyle w:val="Bibliography"/>
@@ -72002,7 +72286,7 @@
       <w:r>
         <w:t xml:space="preserve"> </w:t>
       </w:r>
-      <w:hyperlink r:id="rId262">
+      <w:hyperlink r:id="rId263">
         <w:r>
           <w:rPr>
             <w:rStyle w:val="Hyperlink"/>
@@ -72014,8 +72298,8 @@
         <w:t xml:space="preserve">.</w:t>
       </w:r>
     </w:p>
-    <w:bookmarkEnd w:id="263"/>
-    <w:bookmarkStart w:id="265" w:name="ref-wang2009portfolio"/>
+    <w:bookmarkEnd w:id="264"/>
+    <w:bookmarkStart w:id="266" w:name="ref-wang2009portfolio"/>
     <w:p>
       <w:pPr>
         <w:pStyle w:val="Bibliography"/>
@@ -72045,7 +72329,7 @@
       <w:r>
         <w:t xml:space="preserve"> </w:t>
       </w:r>
-      <w:hyperlink r:id="rId264">
+      <w:hyperlink r:id="rId265">
         <w:r>
           <w:rPr>
             <w:rStyle w:val="Hyperlink"/>
@@ -72057,8 +72341,8 @@
         <w:t xml:space="preserve">.</w:t>
       </w:r>
     </w:p>
-    <w:bookmarkEnd w:id="265"/>
-    <w:bookmarkStart w:id="267" w:name="ref-demoshapley2024"/>
+    <w:bookmarkEnd w:id="266"/>
+    <w:bookmarkStart w:id="268" w:name="ref-demoshapley2024"/>
     <w:p>
       <w:pPr>
         <w:pStyle w:val="Bibliography"/>
@@ -72094,7 +72378,7 @@
       <w:r>
         <w:t xml:space="preserve"> </w:t>
       </w:r>
-      <w:hyperlink r:id="rId266">
+      <w:hyperlink r:id="rId267">
         <w:r>
           <w:rPr>
             <w:rStyle w:val="Hyperlink"/>
@@ -72106,8 +72390,8 @@
         <w:t xml:space="preserve">.</w:t>
       </w:r>
     </w:p>
-    <w:bookmarkEnd w:id="267"/>
-    <w:bookmarkStart w:id="269" w:name="ref-xu2024knowledgeconflicts"/>
+    <w:bookmarkEnd w:id="268"/>
+    <w:bookmarkStart w:id="270" w:name="ref-xu2024knowledgeconflicts"/>
     <w:p>
       <w:pPr>
         <w:pStyle w:val="Bibliography"/>
@@ -72146,7 +72430,7 @@
       <w:r>
         <w:t xml:space="preserve"> </w:t>
       </w:r>
-      <w:hyperlink r:id="rId268">
+      <w:hyperlink r:id="rId269">
         <w:r>
           <w:rPr>
             <w:rStyle w:val="Hyperlink"/>
@@ -72158,8 +72442,8 @@
         <w:t xml:space="preserve">.</w:t>
       </w:r>
     </w:p>
-    <w:bookmarkEnd w:id="269"/>
-    <w:bookmarkStart w:id="271" w:name="ref-ye2023ceil"/>
+    <w:bookmarkEnd w:id="270"/>
+    <w:bookmarkStart w:id="272" w:name="ref-ye2023ceil"/>
     <w:p>
       <w:pPr>
         <w:pStyle w:val="Bibliography"/>
@@ -72189,7 +72473,7 @@
       <w:r>
         <w:t xml:space="preserve"> </w:t>
       </w:r>
-      <w:hyperlink r:id="rId270">
+      <w:hyperlink r:id="rId271">
         <w:r>
           <w:rPr>
             <w:rStyle w:val="Hyperlink"/>
@@ -72201,8 +72485,8 @@
         <w:t xml:space="preserve">.</w:t>
       </w:r>
     </w:p>
-    <w:bookmarkEnd w:id="271"/>
-    <w:bookmarkStart w:id="273" w:name="ref-rankrag2024"/>
+    <w:bookmarkEnd w:id="272"/>
+    <w:bookmarkStart w:id="274" w:name="ref-rankrag2024"/>
     <w:p>
       <w:pPr>
         <w:pStyle w:val="Bibliography"/>
@@ -72247,7 +72531,7 @@
       <w:r>
         <w:t xml:space="preserve"> </w:t>
       </w:r>
-      <w:hyperlink r:id="rId272">
+      <w:hyperlink r:id="rId273">
         <w:r>
           <w:rPr>
             <w:rStyle w:val="Hyperlink"/>
@@ -72259,8 +72543,8 @@
         <w:t xml:space="preserve">.</w:t>
       </w:r>
     </w:p>
-    <w:bookmarkEnd w:id="273"/>
-    <w:bookmarkStart w:id="275" w:name="ref-cale2025"/>
+    <w:bookmarkEnd w:id="274"/>
+    <w:bookmarkStart w:id="276" w:name="ref-cale2025"/>
     <w:p>
       <w:pPr>
         <w:pStyle w:val="Bibliography"/>
@@ -72311,7 +72595,7 @@
       <w:r>
         <w:t xml:space="preserve"> </w:t>
       </w:r>
-      <w:hyperlink r:id="rId274">
+      <w:hyperlink r:id="rId275">
         <w:r>
           <w:rPr>
             <w:rStyle w:val="Hyperlink"/>
@@ -72323,8 +72607,8 @@
         <w:t xml:space="preserve">.</w:t>
       </w:r>
     </w:p>
-    <w:bookmarkEnd w:id="275"/>
-    <w:bookmarkStart w:id="277" w:name="ref-zhang2025llmutility"/>
+    <w:bookmarkEnd w:id="276"/>
+    <w:bookmarkStart w:id="278" w:name="ref-zhang2025llmutility"/>
     <w:p>
       <w:pPr>
         <w:pStyle w:val="Bibliography"/>
@@ -72360,7 +72644,7 @@
       <w:r>
         <w:t xml:space="preserve"> </w:t>
       </w:r>
-      <w:hyperlink r:id="rId276">
+      <w:hyperlink r:id="rId277">
         <w:r>
           <w:rPr>
             <w:rStyle w:val="Hyperlink"/>
@@ -72372,8 +72656,8 @@
         <w:t xml:space="preserve">.</w:t>
       </w:r>
     </w:p>
-    <w:bookmarkEnd w:id="277"/>
-    <w:bookmarkStart w:id="279" w:name="ref-zhang2026utility"/>
+    <w:bookmarkEnd w:id="278"/>
+    <w:bookmarkStart w:id="280" w:name="ref-zhang2026utility"/>
     <w:p>
       <w:pPr>
         <w:pStyle w:val="Bibliography"/>
@@ -72415,7 +72699,7 @@
       <w:r>
         <w:t xml:space="preserve"> </w:t>
       </w:r>
-      <w:hyperlink r:id="rId278">
+      <w:hyperlink r:id="rId279">
         <w:r>
           <w:rPr>
             <w:rStyle w:val="Hyperlink"/>
@@ -72427,8 +72711,8 @@
         <w:t xml:space="preserve">.</w:t>
       </w:r>
     </w:p>
-    <w:bookmarkEnd w:id="279"/>
-    <w:bookmarkStart w:id="281" w:name="ref-zhang2026blackwellagents"/>
+    <w:bookmarkEnd w:id="280"/>
+    <w:bookmarkStart w:id="282" w:name="ref-zhang2026blackwellagents"/>
     <w:p>
       <w:pPr>
         <w:pStyle w:val="Bibliography"/>
@@ -72467,7 +72751,7 @@
       <w:r>
         <w:t xml:space="preserve"> </w:t>
       </w:r>
-      <w:hyperlink r:id="rId280">
+      <w:hyperlink r:id="rId281">
         <w:r>
           <w:rPr>
             <w:rStyle w:val="Hyperlink"/>
@@ -72479,8 +72763,8 @@
         <w:t xml:space="preserve">.</w:t>
       </w:r>
     </w:p>
-    <w:bookmarkEnd w:id="281"/>
-    <w:bookmarkStart w:id="282" w:name="ref-paretoprompts2025"/>
+    <w:bookmarkEnd w:id="282"/>
+    <w:bookmarkStart w:id="283" w:name="ref-paretoprompts2025"/>
     <w:p>
       <w:pPr>
         <w:pStyle w:val="Bibliography"/>
@@ -72508,8 +72792,8 @@
         <w:t xml:space="preserve">.</w:t>
       </w:r>
     </w:p>
-    <w:bookmarkEnd w:id="282"/>
-    <w:bookmarkStart w:id="284" w:name="ref-zheng2024pmi"/>
+    <w:bookmarkEnd w:id="283"/>
+    <w:bookmarkStart w:id="285" w:name="ref-zheng2024pmi"/>
     <w:p>
       <w:pPr>
         <w:pStyle w:val="Bibliography"/>
@@ -72539,7 +72823,7 @@
       <w:r>
         <w:t xml:space="preserve"> </w:t>
       </w:r>
-      <w:hyperlink r:id="rId283">
+      <w:hyperlink r:id="rId284">
         <w:r>
           <w:rPr>
             <w:rStyle w:val="Hyperlink"/>
@@ -72551,8 +72835,8 @@
         <w:t xml:space="preserve">.</w:t>
       </w:r>
     </w:p>
-    <w:bookmarkEnd w:id="284"/>
-    <w:bookmarkStart w:id="286" w:name="ref-skylinerag2026"/>
+    <w:bookmarkEnd w:id="285"/>
+    <w:bookmarkStart w:id="287" w:name="ref-skylinerag2026"/>
     <w:p>
       <w:pPr>
         <w:pStyle w:val="Bibliography"/>
@@ -72609,7 +72893,7 @@
       <w:r>
         <w:t xml:space="preserve"> </w:t>
       </w:r>
-      <w:hyperlink r:id="rId285">
+      <w:hyperlink r:id="rId286">
         <w:r>
           <w:rPr>
             <w:rStyle w:val="Hyperlink"/>
@@ -72621,8 +72905,8 @@
         <w:t xml:space="preserve">.</w:t>
       </w:r>
     </w:p>
-    <w:bookmarkEnd w:id="286"/>
-    <w:bookmarkStart w:id="288" w:name="ref-zuccon2010qprp"/>
+    <w:bookmarkEnd w:id="287"/>
+    <w:bookmarkStart w:id="289" w:name="ref-zuccon2010qprp"/>
     <w:p>
       <w:pPr>
         <w:pStyle w:val="Bibliography"/>
@@ -72652,7 +72936,7 @@
       <w:r>
         <w:t xml:space="preserve"> </w:t>
       </w:r>
-      <w:hyperlink r:id="rId287">
+      <w:hyperlink r:id="rId288">
         <w:r>
           <w:rPr>
             <w:rStyle w:val="Hyperlink"/>
@@ -72664,10 +72948,10 @@
         <w:t xml:space="preserve">.</w:t>
       </w:r>
     </w:p>
-    <w:bookmarkEnd w:id="288"/>
     <w:bookmarkEnd w:id="289"/>
     <w:bookmarkEnd w:id="290"/>
     <w:bookmarkEnd w:id="291"/>
+    <w:bookmarkEnd w:id="292"/>
     <w:sectPr>
       <w:footnotePr>
         <w:numRestart w:val="eachSect"/>

--- a/paper/blackwell-paper-MAKE.docx
+++ b/paper/blackwell-paper-MAKE.docx
@@ -570,20 +570,7 @@
         <w:t xml:space="preserve"> </w:t>
       </w:r>
       <w:r>
-        <w:t xml:space="preserve">operative tool is a</w:t>
-      </w:r>
-      <w:r>
-        <w:t xml:space="preserve"> </w:t>
-      </w:r>
-      <w:r>
-        <w:rPr>
-          <w:b/>
-          <w:bCs/>
-        </w:rPr>
-        <w:t xml:space="preserve">scalar score</w:t>
-      </w:r>
-      <w:r>
-        <w:t xml:space="preserve">, lexical or embedding relevance,</w:t>
+        <w:t xml:space="preserve">operative tool is a scalar score, lexical or embedding relevance,</w:t>
       </w:r>
       <w:r>
         <w:t xml:space="preserve"> </w:t>
@@ -25120,26 +25107,10 @@
       </w:r>
       <w:r>
         <w:rPr>
-          <w:b/>
-          <w:bCs/>
-          <w:i/>
-          <w:iCs/>
-        </w:rPr>
-        <w:t xml:space="preserve">verifies</w:t>
-      </w:r>
-      <w:r>
-        <w:rPr>
-          <w:i/>
-          <w:iCs/>
-        </w:rPr>
-        <w:t xml:space="preserve"> </w:t>
-      </w:r>
-      <w:r>
-        <w:rPr>
-          <w:i/>
-          <w:iCs/>
-        </w:rPr>
-        <w:t xml:space="preserve">the</w:t>
+          <w:i/>
+          <w:iCs/>
+        </w:rPr>
+        <w:t xml:space="preserve">verifies the</w:t>
       </w:r>
       <w:r>
         <w:rPr>

--- a/paper/blackwell-paper-MAKE.docx
+++ b/paper/blackwell-paper-MAKE.docx
@@ -50645,7 +50645,7 @@
         <w:pStyle w:val="FirstParagraph"/>
       </w:pPr>
       <w:r>
-        <w:t xml:space="preserve">The authors declare no conflict of interest.</w:t>
+        <w:t xml:space="preserve">The authors declare no conflicts of interest.</w:t>
       </w:r>
     </w:p>
     <w:bookmarkEnd w:id="123"/>
